--- a/data/outputs/v2/Physics/SS2.1_Properties_of_Waves/Physics_Properties_of_Waves_CBE_LessonSequence.docx
+++ b/data/outputs/v2/Physics/SS2.1_Properties_of_Waves/Physics_Properties_of_Waves_CBE_LessonSequence.docx
@@ -3880,7 +3880,7 @@
             <w:pPr>
               <w:spacing w:after="20" w:before="0"/>
             </w:pPr>
-            <w:hyperlink w:history="1" r:id="rIdzje27xrv29cmkeqrcqrn6">
+            <w:hyperlink w:history="1" r:id="rIdxmngsyrezkjiq5gz26_x4">
               <w:r>
                 <w:rPr>
                   <w:rFonts w:ascii="Arial" w:cs="Arial" w:eastAsia="Arial" w:hAnsi="Arial"/>
@@ -3889,7 +3889,7 @@
                   <w:szCs w:val="16"/>
                   <w:u w:val="single" w:color="2E75B6"/>
                 </w:rPr>
-                <w:t xml:space="preserve">Anatomy of a skeletal muscle cell</w:t>
+                <w:t xml:space="preserve">Properties of periodic waves</w:t>
               </w:r>
             </w:hyperlink>
           </w:p>
@@ -3913,7 +3913,7 @@
               <w:spacing w:after="10" w:before="0"/>
               <w:ind w:left="120"/>
             </w:pPr>
-            <w:hyperlink w:history="1" r:id="rIdp6q4e_0dtijupey_qebfj">
+            <w:hyperlink w:history="1" r:id="rIdw6zeb09gtet-qsqsclzvb">
               <w:r>
                 <w:rPr>
                   <w:rFonts w:ascii="Arial" w:cs="Arial" w:eastAsia="Arial" w:hAnsi="Arial"/>
@@ -3958,7 +3958,7 @@
             <w:pPr>
               <w:spacing w:after="20" w:before="0"/>
             </w:pPr>
-            <w:hyperlink w:history="1" r:id="rIdbc5cukddinnk0jgmaqbno">
+            <w:hyperlink w:history="1" r:id="rIddlgondbxncwgw8d_f8lhk">
               <w:r>
                 <w:rPr>
                   <w:rFonts w:ascii="Arial" w:cs="Arial" w:eastAsia="Arial" w:hAnsi="Arial"/>
@@ -3967,7 +3967,7 @@
                   <w:szCs w:val="16"/>
                   <w:u w:val="single" w:color="2E75B6"/>
                 </w:rPr>
-                <w:t xml:space="preserve">Properties of Electromagnetic Waves (Flexbook)</w:t>
+                <w:t xml:space="preserve">Doppler Effect (Flexbook)</w:t>
               </w:r>
             </w:hyperlink>
           </w:p>
@@ -3991,7 +3991,7 @@
               <w:spacing w:after="10" w:before="0"/>
               <w:ind w:left="120"/>
             </w:pPr>
-            <w:hyperlink w:history="1" r:id="rId7a30tasacxv-xbwqmrm0w">
+            <w:hyperlink w:history="1" r:id="rIdxf2tli7wvm55t7_3w5lc7">
               <w:r>
                 <w:rPr>
                   <w:rFonts w:ascii="Arial" w:cs="Arial" w:eastAsia="Arial" w:hAnsi="Arial"/>
@@ -4338,7 +4338,7 @@
             <w:pPr>
               <w:spacing w:after="20" w:before="0"/>
             </w:pPr>
-            <w:hyperlink w:history="1" r:id="rIdmkgqszhto0urdqz8dfhuo">
+            <w:hyperlink w:history="1" r:id="rIdrl46ow-iiaxntjchr2gqs">
               <w:r>
                 <w:rPr>
                   <w:rFonts w:ascii="Arial" w:cs="Arial" w:eastAsia="Arial" w:hAnsi="Arial"/>
@@ -4347,7 +4347,7 @@
                   <w:szCs w:val="16"/>
                   <w:u w:val="single" w:color="2E75B6"/>
                 </w:rPr>
-                <w:t xml:space="preserve">Anatomy of a skeletal muscle cell</w:t>
+                <w:t xml:space="preserve">Doppler effect formula for observed frequency</w:t>
               </w:r>
             </w:hyperlink>
           </w:p>
@@ -4371,7 +4371,7 @@
               <w:spacing w:after="10" w:before="0"/>
               <w:ind w:left="120"/>
             </w:pPr>
-            <w:hyperlink w:history="1" r:id="rIddrhz5ubos8vuf3bcff994">
+            <w:hyperlink w:history="1" r:id="rId_aujb55zngjviovsdf-bd">
               <w:r>
                 <w:rPr>
                   <w:rFonts w:ascii="Arial" w:cs="Arial" w:eastAsia="Arial" w:hAnsi="Arial"/>
@@ -4409,14 +4409,14 @@
                 <w:sz w:val="16"/>
                 <w:szCs w:val="16"/>
               </w:rPr>
-              <w:t xml:space="preserve">📖 HTML:</w:t>
+              <w:t xml:space="preserve">📖 EXERCISE:</w:t>
             </w:r>
           </w:p>
           <w:p>
             <w:pPr>
               <w:spacing w:after="20" w:before="0"/>
             </w:pPr>
-            <w:hyperlink w:history="1" r:id="rId5el3yflui9-gfv70wkvzy">
+            <w:hyperlink w:history="1" r:id="rIddx1vd1jus2yslma61kyhl">
               <w:r>
                 <w:rPr>
                   <w:rFonts w:ascii="Arial" w:cs="Arial" w:eastAsia="Arial" w:hAnsi="Arial"/>
@@ -4425,7 +4425,7 @@
                   <w:szCs w:val="16"/>
                   <w:u w:val="single" w:color="2E75B6"/>
                 </w:rPr>
-                <w:t xml:space="preserve">Properties of Electromagnetic Waves (Flexbook)</w:t>
+                <w:t xml:space="preserve">Doppler Effect Practice</w:t>
               </w:r>
             </w:hyperlink>
           </w:p>
@@ -4449,7 +4449,7 @@
               <w:spacing w:after="10" w:before="0"/>
               <w:ind w:left="120"/>
             </w:pPr>
-            <w:hyperlink w:history="1" r:id="rIdgk-oy0inf64el2l3zsof6">
+            <w:hyperlink w:history="1" r:id="rIdtqq5bwhkizc-n2a6pugun">
               <w:r>
                 <w:rPr>
                   <w:rFonts w:ascii="Arial" w:cs="Arial" w:eastAsia="Arial" w:hAnsi="Arial"/>
@@ -4796,7 +4796,7 @@
             <w:pPr>
               <w:spacing w:after="20" w:before="0"/>
             </w:pPr>
-            <w:hyperlink w:history="1" r:id="rIdihefhadtmdgogqeyaag1p">
+            <w:hyperlink w:history="1" r:id="rIdmknxr6ucf1tgmibbro4br">
               <w:r>
                 <w:rPr>
                   <w:rFonts w:ascii="Arial" w:cs="Arial" w:eastAsia="Arial" w:hAnsi="Arial"/>
@@ -4805,7 +4805,7 @@
                   <w:szCs w:val="16"/>
                   <w:u w:val="single" w:color="2E75B6"/>
                 </w:rPr>
-                <w:t xml:space="preserve">Anatomy of a skeletal muscle cell</w:t>
+                <w:t xml:space="preserve">Properties of periodic waves -dubbed(KY)</w:t>
               </w:r>
             </w:hyperlink>
           </w:p>
@@ -4821,7 +4821,7 @@
                 <w:sz w:val="14"/>
                 <w:szCs w:val="14"/>
               </w:rPr>
-              <w:t xml:space="preserve">Source: Khan Academy (English - US curriculum)</w:t>
+              <w:t xml:space="preserve">Source: Khan Academy (Kiswahili)</w:t>
             </w:r>
           </w:p>
           <w:p>
@@ -4829,7 +4829,7 @@
               <w:spacing w:after="10" w:before="0"/>
               <w:ind w:left="120"/>
             </w:pPr>
-            <w:hyperlink w:history="1" r:id="rIdpayxqt5ncnhjwfhvjiyfi">
+            <w:hyperlink w:history="1" r:id="rIdoueznh79nqkyifsxqrlrr">
               <w:r>
                 <w:rPr>
                   <w:rFonts w:ascii="Arial" w:cs="Arial" w:eastAsia="Arial" w:hAnsi="Arial"/>
@@ -4874,7 +4874,7 @@
             <w:pPr>
               <w:spacing w:after="20" w:before="0"/>
             </w:pPr>
-            <w:hyperlink w:history="1" r:id="rIdi8ev9e2frxj-lvc-byamx">
+            <w:hyperlink w:history="1" r:id="rIdbjymrusav9rnprwmtby8u">
               <w:r>
                 <w:rPr>
                   <w:rFonts w:ascii="Arial" w:cs="Arial" w:eastAsia="Arial" w:hAnsi="Arial"/>
@@ -4883,7 +4883,7 @@
                   <w:szCs w:val="16"/>
                   <w:u w:val="single" w:color="2E75B6"/>
                 </w:rPr>
-                <w:t xml:space="preserve">Properties of Electromagnetic Waves (Flexbook)</w:t>
+                <w:t xml:space="preserve">Radio Waves (Flexbook)</w:t>
               </w:r>
             </w:hyperlink>
           </w:p>
@@ -4907,7 +4907,7 @@
               <w:spacing w:after="10" w:before="0"/>
               <w:ind w:left="120"/>
             </w:pPr>
-            <w:hyperlink w:history="1" r:id="rIdewuogbrtbiosxwx3qdokw">
+            <w:hyperlink w:history="1" r:id="rIdv8a99dt1jov8p4c2dlzhk">
               <w:r>
                 <w:rPr>
                   <w:rFonts w:ascii="Arial" w:cs="Arial" w:eastAsia="Arial" w:hAnsi="Arial"/>
@@ -5254,7 +5254,7 @@
             <w:pPr>
               <w:spacing w:after="20" w:before="0"/>
             </w:pPr>
-            <w:hyperlink w:history="1" r:id="rIdpg8qlzvmyn0in1pmxbsg1">
+            <w:hyperlink w:history="1" r:id="rId6jxoqmknv3zgptlntq2_h">
               <w:r>
                 <w:rPr>
                   <w:rFonts w:ascii="Arial" w:cs="Arial" w:eastAsia="Arial" w:hAnsi="Arial"/>
@@ -5263,7 +5263,7 @@
                   <w:szCs w:val="16"/>
                   <w:u w:val="single" w:color="2E75B6"/>
                 </w:rPr>
-                <w:t xml:space="preserve">Anatomy of a skeletal muscle cell</w:t>
+                <w:t xml:space="preserve">Doppler effect formula for observed frequency -dubbed(KY)</w:t>
               </w:r>
             </w:hyperlink>
           </w:p>
@@ -5279,7 +5279,7 @@
                 <w:sz w:val="14"/>
                 <w:szCs w:val="14"/>
               </w:rPr>
-              <w:t xml:space="preserve">Source: Khan Academy (English - US curriculum)</w:t>
+              <w:t xml:space="preserve">Source: Khan Academy (Kiswahili)</w:t>
             </w:r>
           </w:p>
           <w:p>
@@ -5287,7 +5287,7 @@
               <w:spacing w:after="10" w:before="0"/>
               <w:ind w:left="120"/>
             </w:pPr>
-            <w:hyperlink w:history="1" r:id="rId31ak0dtxcvt9bjn1bxhoh">
+            <w:hyperlink w:history="1" r:id="rIdovrt73r8ujsk4fq-c-dcq">
               <w:r>
                 <w:rPr>
                   <w:rFonts w:ascii="Arial" w:cs="Arial" w:eastAsia="Arial" w:hAnsi="Arial"/>
@@ -5325,14 +5325,14 @@
                 <w:sz w:val="16"/>
                 <w:szCs w:val="16"/>
               </w:rPr>
-              <w:t xml:space="preserve">📖 HTML:</w:t>
+              <w:t xml:space="preserve">📖 EXERCISE:</w:t>
             </w:r>
           </w:p>
           <w:p>
             <w:pPr>
               <w:spacing w:after="20" w:before="0"/>
             </w:pPr>
-            <w:hyperlink w:history="1" r:id="rId56muvm5cihlbzzqs6b0kz">
+            <w:hyperlink w:history="1" r:id="rIdwojlgd3fmqcfdnc4hdecw">
               <w:r>
                 <w:rPr>
                   <w:rFonts w:ascii="Arial" w:cs="Arial" w:eastAsia="Arial" w:hAnsi="Arial"/>
@@ -5341,7 +5341,7 @@
                   <w:szCs w:val="16"/>
                   <w:u w:val="single" w:color="2E75B6"/>
                 </w:rPr>
-                <w:t xml:space="preserve">Properties of Electromagnetic Waves (Flexbook)</w:t>
+                <w:t xml:space="preserve">Radio Waves Practice</w:t>
               </w:r>
             </w:hyperlink>
           </w:p>
@@ -5365,7 +5365,7 @@
               <w:spacing w:after="10" w:before="0"/>
               <w:ind w:left="120"/>
             </w:pPr>
-            <w:hyperlink w:history="1" r:id="rId6nmztxdh0hcvbfhvrf6k3">
+            <w:hyperlink w:history="1" r:id="rIdmbdffuxhrizlakmjcklh3">
               <w:r>
                 <w:rPr>
                   <w:rFonts w:ascii="Arial" w:cs="Arial" w:eastAsia="Arial" w:hAnsi="Arial"/>
@@ -5750,7 +5750,7 @@
             <w:pPr>
               <w:spacing w:after="20" w:before="0"/>
             </w:pPr>
-            <w:hyperlink w:history="1" r:id="rIdxvbfraa-jbm1pgoyvuyfs">
+            <w:hyperlink w:history="1" r:id="rIdamkqt02lw0phgelenubms">
               <w:r>
                 <w:rPr>
                   <w:rFonts w:ascii="Arial" w:cs="Arial" w:eastAsia="Arial" w:hAnsi="Arial"/>
@@ -5759,7 +5759,7 @@
                   <w:szCs w:val="16"/>
                   <w:u w:val="single" w:color="2E75B6"/>
                 </w:rPr>
-                <w:t xml:space="preserve">Anatomy of a skeletal muscle cell</w:t>
+                <w:t xml:space="preserve">Doppler effect introduction</w:t>
               </w:r>
             </w:hyperlink>
           </w:p>
@@ -5783,7 +5783,7 @@
               <w:spacing w:after="10" w:before="0"/>
               <w:ind w:left="120"/>
             </w:pPr>
-            <w:hyperlink w:history="1" r:id="rIdbxxzedrjih_5jmqf4hgu9">
+            <w:hyperlink w:history="1" r:id="rIdd0dm7rl8a38yijpv9wouv">
               <w:r>
                 <w:rPr>
                   <w:rFonts w:ascii="Arial" w:cs="Arial" w:eastAsia="Arial" w:hAnsi="Arial"/>
@@ -5828,7 +5828,7 @@
             <w:pPr>
               <w:spacing w:after="20" w:before="0"/>
             </w:pPr>
-            <w:hyperlink w:history="1" r:id="rIdn45_l_2jmkgyltyg4m8nc">
+            <w:hyperlink w:history="1" r:id="rIdkr-5bc5aw0r3sc_y2k65j">
               <w:r>
                 <w:rPr>
                   <w:rFonts w:ascii="Arial" w:cs="Arial" w:eastAsia="Arial" w:hAnsi="Arial"/>
@@ -5837,7 +5837,7 @@
                   <w:szCs w:val="16"/>
                   <w:u w:val="single" w:color="2E75B6"/>
                 </w:rPr>
-                <w:t xml:space="preserve">Properties of Electromagnetic Waves (Flexbook)</w:t>
+                <w:t xml:space="preserve">Radio Waves</w:t>
               </w:r>
             </w:hyperlink>
           </w:p>
@@ -5853,7 +5853,7 @@
                 <w:sz w:val="14"/>
                 <w:szCs w:val="14"/>
               </w:rPr>
-              <w:t xml:space="preserve">Source: CK-12</w:t>
+              <w:t xml:space="preserve">Source: PhET</w:t>
             </w:r>
           </w:p>
           <w:p>
@@ -5861,7 +5861,7 @@
               <w:spacing w:after="10" w:before="0"/>
               <w:ind w:left="120"/>
             </w:pPr>
-            <w:hyperlink w:history="1" r:id="rIdwl8etlhb8iths_dmpjzs9">
+            <w:hyperlink w:history="1" r:id="rIdk1m_in6rqgtmy4uzxptwf">
               <w:r>
                 <w:rPr>
                   <w:rFonts w:ascii="Arial" w:cs="Arial" w:eastAsia="Arial" w:hAnsi="Arial"/>
@@ -7462,7 +7462,7 @@
             <w:pPr>
               <w:spacing w:after="20" w:before="0"/>
             </w:pPr>
-            <w:hyperlink w:history="1" r:id="rIda0w7z3pak4wtkxcelwegw">
+            <w:hyperlink w:history="1" r:id="rId3zdydxylhwcdwrmpbmcrs">
               <w:r>
                 <w:rPr>
                   <w:rFonts w:ascii="Arial" w:cs="Arial" w:eastAsia="Arial" w:hAnsi="Arial"/>
@@ -7471,7 +7471,7 @@
                   <w:szCs w:val="16"/>
                   <w:u w:val="single" w:color="2E75B6"/>
                 </w:rPr>
-                <w:t xml:space="preserve">Video: Wave on a String</w:t>
+                <w:t xml:space="preserve">Introduction to waves</w:t>
               </w:r>
             </w:hyperlink>
           </w:p>
@@ -7487,7 +7487,7 @@
                 <w:sz w:val="14"/>
                 <w:szCs w:val="14"/>
               </w:rPr>
-              <w:t xml:space="preserve">Source: PhET Interactive Simulations (English)</w:t>
+              <w:t xml:space="preserve">Source: Khan Academy (English - US curriculum)</w:t>
             </w:r>
           </w:p>
           <w:p>
@@ -7495,7 +7495,7 @@
               <w:spacing w:after="10" w:before="0"/>
               <w:ind w:left="120"/>
             </w:pPr>
-            <w:hyperlink w:history="1" r:id="rIdgvciav-ph6xuiqrnqmghj">
+            <w:hyperlink w:history="1" r:id="rId_-gk0aoxihfeixrtviaag">
               <w:r>
                 <w:rPr>
                   <w:rFonts w:ascii="Arial" w:cs="Arial" w:eastAsia="Arial" w:hAnsi="Arial"/>
@@ -7540,7 +7540,7 @@
             <w:pPr>
               <w:spacing w:after="20" w:before="0"/>
             </w:pPr>
-            <w:hyperlink w:history="1" r:id="rId1-uijhz1iyhfx_k8edfv6">
+            <w:hyperlink w:history="1" r:id="rIdrqmhyvxcrmaa8zpmkserd">
               <w:r>
                 <w:rPr>
                   <w:rFonts w:ascii="Arial" w:cs="Arial" w:eastAsia="Arial" w:hAnsi="Arial"/>
@@ -7549,7 +7549,7 @@
                   <w:szCs w:val="16"/>
                   <w:u w:val="single" w:color="2E75B6"/>
                 </w:rPr>
-                <w:t xml:space="preserve">Landforms from Wave Erosion and Deposition (Flexbook)</w:t>
+                <w:t xml:space="preserve">Transverse Wave (Flexbook)</w:t>
               </w:r>
             </w:hyperlink>
           </w:p>
@@ -7573,7 +7573,7 @@
               <w:spacing w:after="10" w:before="0"/>
               <w:ind w:left="120"/>
             </w:pPr>
-            <w:hyperlink w:history="1" r:id="rIdrs8hcjxz7ldxent2qgrgo">
+            <w:hyperlink w:history="1" r:id="rIdnecy-ct_fxvggdeay8-ss">
               <w:r>
                 <w:rPr>
                   <w:rFonts w:ascii="Arial" w:cs="Arial" w:eastAsia="Arial" w:hAnsi="Arial"/>
@@ -7768,7 +7768,7 @@
             <w:pPr>
               <w:spacing w:after="20" w:before="0"/>
             </w:pPr>
-            <w:hyperlink w:history="1" r:id="rIdh24mjgz108ngipdnwddfk">
+            <w:hyperlink w:history="1" r:id="rIdtegetiq9bzlyqmuj04mp3">
               <w:r>
                 <w:rPr>
                   <w:rFonts w:ascii="Arial" w:cs="Arial" w:eastAsia="Arial" w:hAnsi="Arial"/>
@@ -7777,7 +7777,7 @@
                   <w:szCs w:val="16"/>
                   <w:u w:val="single" w:color="2E75B6"/>
                 </w:rPr>
-                <w:t xml:space="preserve">Video: Wave on a String</w:t>
+                <w:t xml:space="preserve">Doppler effect: reflection off a moving object</w:t>
               </w:r>
             </w:hyperlink>
           </w:p>
@@ -7793,7 +7793,7 @@
                 <w:sz w:val="14"/>
                 <w:szCs w:val="14"/>
               </w:rPr>
-              <w:t xml:space="preserve">Source: PhET Interactive Simulations (English)</w:t>
+              <w:t xml:space="preserve">Source: Khan Academy (English - US curriculum)</w:t>
             </w:r>
           </w:p>
           <w:p>
@@ -7801,7 +7801,7 @@
               <w:spacing w:after="10" w:before="0"/>
               <w:ind w:left="120"/>
             </w:pPr>
-            <w:hyperlink w:history="1" r:id="rIdgcdbue12n37ptczqk30yg">
+            <w:hyperlink w:history="1" r:id="rId2yjgzm4_slqzzignxrobw">
               <w:r>
                 <w:rPr>
                   <w:rFonts w:ascii="Arial" w:cs="Arial" w:eastAsia="Arial" w:hAnsi="Arial"/>
@@ -7839,14 +7839,14 @@
                 <w:sz w:val="16"/>
                 <w:szCs w:val="16"/>
               </w:rPr>
-              <w:t xml:space="preserve">📖 HTML:</w:t>
+              <w:t xml:space="preserve">📖 EXERCISE:</w:t>
             </w:r>
           </w:p>
           <w:p>
             <w:pPr>
               <w:spacing w:after="20" w:before="0"/>
             </w:pPr>
-            <w:hyperlink w:history="1" r:id="rIdyai8tfhbiv_5in8x6un7y">
+            <w:hyperlink w:history="1" r:id="rIdqvaqa1c4hkc0udh9z79y2">
               <w:r>
                 <w:rPr>
                   <w:rFonts w:ascii="Arial" w:cs="Arial" w:eastAsia="Arial" w:hAnsi="Arial"/>
@@ -7855,7 +7855,7 @@
                   <w:szCs w:val="16"/>
                   <w:u w:val="single" w:color="2E75B6"/>
                 </w:rPr>
-                <w:t xml:space="preserve">Landforms from Wave Erosion and Deposition (Flexbook)</w:t>
+                <w:t xml:space="preserve">Transverse Wave Practice</w:t>
               </w:r>
             </w:hyperlink>
           </w:p>
@@ -7879,7 +7879,7 @@
               <w:spacing w:after="10" w:before="0"/>
               <w:ind w:left="120"/>
             </w:pPr>
-            <w:hyperlink w:history="1" r:id="rId4uwfy6slgkvuz8p5utcb6">
+            <w:hyperlink w:history="1" r:id="rIduvwi2h897-cvlzqx9nap6">
               <w:r>
                 <w:rPr>
                   <w:rFonts w:ascii="Arial" w:cs="Arial" w:eastAsia="Arial" w:hAnsi="Arial"/>
@@ -8074,7 +8074,7 @@
             <w:pPr>
               <w:spacing w:after="20" w:before="0"/>
             </w:pPr>
-            <w:hyperlink w:history="1" r:id="rIdimzeb0z52gug-de5hh9fh">
+            <w:hyperlink w:history="1" r:id="rIdymmsejz7n6ulbsudjzlwp">
               <w:r>
                 <w:rPr>
                   <w:rFonts w:ascii="Arial" w:cs="Arial" w:eastAsia="Arial" w:hAnsi="Arial"/>
@@ -8083,7 +8083,7 @@
                   <w:szCs w:val="16"/>
                   <w:u w:val="single" w:color="2E75B6"/>
                 </w:rPr>
-                <w:t xml:space="preserve">Video: Wave on a String</w:t>
+                <w:t xml:space="preserve">Introduction to waves</w:t>
               </w:r>
             </w:hyperlink>
           </w:p>
@@ -8099,7 +8099,7 @@
                 <w:sz w:val="14"/>
                 <w:szCs w:val="14"/>
               </w:rPr>
-              <w:t xml:space="preserve">Source: PhET Interactive Simulations (English)</w:t>
+              <w:t xml:space="preserve">Source: Khan Academy (English - US curriculum)</w:t>
             </w:r>
           </w:p>
           <w:p>
@@ -8107,7 +8107,7 @@
               <w:spacing w:after="10" w:before="0"/>
               <w:ind w:left="120"/>
             </w:pPr>
-            <w:hyperlink w:history="1" r:id="rIdvk9rxhfjc3ugtgevwvowr">
+            <w:hyperlink w:history="1" r:id="rId9lrffvocknatqlu-buh0a">
               <w:r>
                 <w:rPr>
                   <w:rFonts w:ascii="Arial" w:cs="Arial" w:eastAsia="Arial" w:hAnsi="Arial"/>
@@ -8152,7 +8152,7 @@
             <w:pPr>
               <w:spacing w:after="20" w:before="0"/>
             </w:pPr>
-            <w:hyperlink w:history="1" r:id="rId0nx87wdtapipghs7rqi1a">
+            <w:hyperlink w:history="1" r:id="rIdeikydxy_dby98bewhomx8">
               <w:r>
                 <w:rPr>
                   <w:rFonts w:ascii="Arial" w:cs="Arial" w:eastAsia="Arial" w:hAnsi="Arial"/>
@@ -8161,7 +8161,7 @@
                   <w:szCs w:val="16"/>
                   <w:u w:val="single" w:color="2E75B6"/>
                 </w:rPr>
-                <w:t xml:space="preserve">Landforms from Wave Erosion and Deposition (Flexbook)</w:t>
+                <w:t xml:space="preserve">Transverse Waves (Flexbook)</w:t>
               </w:r>
             </w:hyperlink>
           </w:p>
@@ -8185,7 +8185,7 @@
               <w:spacing w:after="10" w:before="0"/>
               <w:ind w:left="120"/>
             </w:pPr>
-            <w:hyperlink w:history="1" r:id="rIdlt5mm47hb9xshxhjunxgv">
+            <w:hyperlink w:history="1" r:id="rIdf9jdrhy2lldra597hlu58">
               <w:r>
                 <w:rPr>
                   <w:rFonts w:ascii="Arial" w:cs="Arial" w:eastAsia="Arial" w:hAnsi="Arial"/>
@@ -8380,7 +8380,7 @@
             <w:pPr>
               <w:spacing w:after="20" w:before="0"/>
             </w:pPr>
-            <w:hyperlink w:history="1" r:id="rIdt9_qgclaix-spaa1ztw-x">
+            <w:hyperlink w:history="1" r:id="rId3qdw_ndrdy3ea23rqvfon">
               <w:r>
                 <w:rPr>
                   <w:rFonts w:ascii="Arial" w:cs="Arial" w:eastAsia="Arial" w:hAnsi="Arial"/>
@@ -8389,7 +8389,7 @@
                   <w:szCs w:val="16"/>
                   <w:u w:val="single" w:color="2E75B6"/>
                 </w:rPr>
-                <w:t xml:space="preserve">Video: Wave on a String</w:t>
+                <w:t xml:space="preserve">Introduction to waves</w:t>
               </w:r>
             </w:hyperlink>
           </w:p>
@@ -8405,7 +8405,7 @@
                 <w:sz w:val="14"/>
                 <w:szCs w:val="14"/>
               </w:rPr>
-              <w:t xml:space="preserve">Source: PhET Interactive Simulations (English)</w:t>
+              <w:t xml:space="preserve">Source: Khan Academy (English - US curriculum)</w:t>
             </w:r>
           </w:p>
           <w:p>
@@ -8413,7 +8413,7 @@
               <w:spacing w:after="10" w:before="0"/>
               <w:ind w:left="120"/>
             </w:pPr>
-            <w:hyperlink w:history="1" r:id="rIdfarzp15hzs-_mvy6jbcxc">
+            <w:hyperlink w:history="1" r:id="rId7bmcpviyzvd8rf5ox5ggd">
               <w:r>
                 <w:rPr>
                   <w:rFonts w:ascii="Arial" w:cs="Arial" w:eastAsia="Arial" w:hAnsi="Arial"/>
@@ -8458,7 +8458,7 @@
             <w:pPr>
               <w:spacing w:after="20" w:before="0"/>
             </w:pPr>
-            <w:hyperlink w:history="1" r:id="rIdt_f8co58ktumjd9-z7-ld">
+            <w:hyperlink w:history="1" r:id="rIddmszww7mcwjx0skeh1gzc">
               <w:r>
                 <w:rPr>
                   <w:rFonts w:ascii="Arial" w:cs="Arial" w:eastAsia="Arial" w:hAnsi="Arial"/>
@@ -8467,7 +8467,7 @@
                   <w:szCs w:val="16"/>
                   <w:u w:val="single" w:color="2E75B6"/>
                 </w:rPr>
-                <w:t xml:space="preserve">Landforms from Wave Erosion and Deposition (Flexbook)</w:t>
+                <w:t xml:space="preserve">Transverse Wave (Flexbook)</w:t>
               </w:r>
             </w:hyperlink>
           </w:p>
@@ -8491,7 +8491,7 @@
               <w:spacing w:after="10" w:before="0"/>
               <w:ind w:left="120"/>
             </w:pPr>
-            <w:hyperlink w:history="1" r:id="rId2qvbojpicxmieusqv7jon">
+            <w:hyperlink w:history="1" r:id="rIdbzz5x88juc34d_8uivofp">
               <w:r>
                 <w:rPr>
                   <w:rFonts w:ascii="Arial" w:cs="Arial" w:eastAsia="Arial" w:hAnsi="Arial"/>
@@ -8686,7 +8686,7 @@
             <w:pPr>
               <w:spacing w:after="20" w:before="0"/>
             </w:pPr>
-            <w:hyperlink w:history="1" r:id="rIdvqhmdzfwzapydbny1szst">
+            <w:hyperlink w:history="1" r:id="rId2ouhlutssxmqg-az8b3v3">
               <w:r>
                 <w:rPr>
                   <w:rFonts w:ascii="Arial" w:cs="Arial" w:eastAsia="Arial" w:hAnsi="Arial"/>
@@ -8695,7 +8695,7 @@
                   <w:szCs w:val="16"/>
                   <w:u w:val="single" w:color="2E75B6"/>
                 </w:rPr>
-                <w:t xml:space="preserve">Video: Wave on a String</w:t>
+                <w:t xml:space="preserve">Introduction to waves</w:t>
               </w:r>
             </w:hyperlink>
           </w:p>
@@ -8711,7 +8711,7 @@
                 <w:sz w:val="14"/>
                 <w:szCs w:val="14"/>
               </w:rPr>
-              <w:t xml:space="preserve">Source: PhET Interactive Simulations (English)</w:t>
+              <w:t xml:space="preserve">Source: Khan Academy (English - US curriculum)</w:t>
             </w:r>
           </w:p>
           <w:p>
@@ -8719,7 +8719,7 @@
               <w:spacing w:after="10" w:before="0"/>
               <w:ind w:left="120"/>
             </w:pPr>
-            <w:hyperlink w:history="1" r:id="rIdphrd81adrmgbxmd26w3-p">
+            <w:hyperlink w:history="1" r:id="rIdxd48wrpai2n8yhinhhcls">
               <w:r>
                 <w:rPr>
                   <w:rFonts w:ascii="Arial" w:cs="Arial" w:eastAsia="Arial" w:hAnsi="Arial"/>
@@ -8764,7 +8764,7 @@
             <w:pPr>
               <w:spacing w:after="20" w:before="0"/>
             </w:pPr>
-            <w:hyperlink w:history="1" r:id="rId-8e-1ubsjkc-znn3udedo">
+            <w:hyperlink w:history="1" r:id="rIdpglhhyoj4zvh-exlvrnzf">
               <w:r>
                 <w:rPr>
                   <w:rFonts w:ascii="Arial" w:cs="Arial" w:eastAsia="Arial" w:hAnsi="Arial"/>
@@ -8773,7 +8773,7 @@
                   <w:szCs w:val="16"/>
                   <w:u w:val="single" w:color="2E75B6"/>
                 </w:rPr>
-                <w:t xml:space="preserve">Landforms from Wave Erosion and Deposition (Flexbook)</w:t>
+                <w:t xml:space="preserve">Transverse Wave (Flexbook)</w:t>
               </w:r>
             </w:hyperlink>
           </w:p>
@@ -8797,7 +8797,7 @@
               <w:spacing w:after="10" w:before="0"/>
               <w:ind w:left="120"/>
             </w:pPr>
-            <w:hyperlink w:history="1" r:id="rId4ddcrvm9xjt4be_-kgf4l">
+            <w:hyperlink w:history="1" r:id="rIdgtydqaeww0wftpc6opazo">
               <w:r>
                 <w:rPr>
                   <w:rFonts w:ascii="Arial" w:cs="Arial" w:eastAsia="Arial" w:hAnsi="Arial"/>
@@ -10379,7 +10379,7 @@
             <w:pPr>
               <w:spacing w:after="20" w:before="0"/>
             </w:pPr>
-            <w:hyperlink w:history="1" r:id="rId-dh-ykh-nzoykvyat0kwe">
+            <w:hyperlink w:history="1" r:id="rIdue8bjjxf_m4s-dutclvgg">
               <w:r>
                 <w:rPr>
                   <w:rFonts w:ascii="Arial" w:cs="Arial" w:eastAsia="Arial" w:hAnsi="Arial"/>
@@ -10388,7 +10388,7 @@
                   <w:szCs w:val="16"/>
                   <w:u w:val="single" w:color="2E75B6"/>
                 </w:rPr>
-                <w:t xml:space="preserve">Human activities that threaten biodiversity</w:t>
+                <w:t xml:space="preserve">Wave properties</w:t>
               </w:r>
             </w:hyperlink>
           </w:p>
@@ -10412,7 +10412,7 @@
               <w:spacing w:after="10" w:before="0"/>
               <w:ind w:left="120"/>
             </w:pPr>
-            <w:hyperlink w:history="1" r:id="rId3zowvp52ogf8wx2zg9tdc">
+            <w:hyperlink w:history="1" r:id="rIdetxc8z9fvb87s7w1zpnyi">
               <w:r>
                 <w:rPr>
                   <w:rFonts w:ascii="Arial" w:cs="Arial" w:eastAsia="Arial" w:hAnsi="Arial"/>
@@ -10457,7 +10457,7 @@
             <w:pPr>
               <w:spacing w:after="20" w:before="0"/>
             </w:pPr>
-            <w:hyperlink w:history="1" r:id="rIdza37uzboreep6a5gdiano">
+            <w:hyperlink w:history="1" r:id="rId8s7da8mtbixocqzbt0e9q">
               <w:r>
                 <w:rPr>
                   <w:rFonts w:ascii="Arial" w:cs="Arial" w:eastAsia="Arial" w:hAnsi="Arial"/>
@@ -10466,7 +10466,7 @@
                   <w:szCs w:val="16"/>
                   <w:u w:val="single" w:color="2E75B6"/>
                 </w:rPr>
-                <w:t xml:space="preserve">Landforms from Wave Erosion and Deposition (Flexbook)</w:t>
+                <w:t xml:space="preserve">Wave Speed (Flexbook)</w:t>
               </w:r>
             </w:hyperlink>
           </w:p>
@@ -10490,7 +10490,7 @@
               <w:spacing w:after="10" w:before="0"/>
               <w:ind w:left="120"/>
             </w:pPr>
-            <w:hyperlink w:history="1" r:id="rIdumopyfpbmwrczac8ejuie">
+            <w:hyperlink w:history="1" r:id="rIdu6cxstqwows740lohbzdg">
               <w:r>
                 <w:rPr>
                   <w:rFonts w:ascii="Arial" w:cs="Arial" w:eastAsia="Arial" w:hAnsi="Arial"/>
@@ -10685,7 +10685,7 @@
             <w:pPr>
               <w:spacing w:after="20" w:before="0"/>
             </w:pPr>
-            <w:hyperlink w:history="1" r:id="rIdqxja1hypt9lp9ecorm94v">
+            <w:hyperlink w:history="1" r:id="rIdyjjpc6mht5btlmegyz_kg">
               <w:r>
                 <w:rPr>
                   <w:rFonts w:ascii="Arial" w:cs="Arial" w:eastAsia="Arial" w:hAnsi="Arial"/>
@@ -10694,7 +10694,7 @@
                   <w:szCs w:val="16"/>
                   <w:u w:val="single" w:color="2E75B6"/>
                 </w:rPr>
-                <w:t xml:space="preserve">Human activities that threaten biodiversity</w:t>
+                <w:t xml:space="preserve">Properties of periodic waves</w:t>
               </w:r>
             </w:hyperlink>
           </w:p>
@@ -10718,7 +10718,7 @@
               <w:spacing w:after="10" w:before="0"/>
               <w:ind w:left="120"/>
             </w:pPr>
-            <w:hyperlink w:history="1" r:id="rIdcfwn_5leua3muwqjum3k1">
+            <w:hyperlink w:history="1" r:id="rIdno6d0sfnxioc_sa5iwxpk">
               <w:r>
                 <w:rPr>
                   <w:rFonts w:ascii="Arial" w:cs="Arial" w:eastAsia="Arial" w:hAnsi="Arial"/>
@@ -10756,14 +10756,14 @@
                 <w:sz w:val="16"/>
                 <w:szCs w:val="16"/>
               </w:rPr>
-              <w:t xml:space="preserve">📖 HTML:</w:t>
+              <w:t xml:space="preserve">📖 EXERCISE:</w:t>
             </w:r>
           </w:p>
           <w:p>
             <w:pPr>
               <w:spacing w:after="20" w:before="0"/>
             </w:pPr>
-            <w:hyperlink w:history="1" r:id="rIdofrhdcro_y3q1eycppiv3">
+            <w:hyperlink w:history="1" r:id="rIdycy1lheyhamnl9onmcnsw">
               <w:r>
                 <w:rPr>
                   <w:rFonts w:ascii="Arial" w:cs="Arial" w:eastAsia="Arial" w:hAnsi="Arial"/>
@@ -10772,7 +10772,7 @@
                   <w:szCs w:val="16"/>
                   <w:u w:val="single" w:color="2E75B6"/>
                 </w:rPr>
-                <w:t xml:space="preserve">Landforms from Wave Erosion and Deposition (Flexbook)</w:t>
+                <w:t xml:space="preserve">Wave Speed Practice</w:t>
               </w:r>
             </w:hyperlink>
           </w:p>
@@ -10796,7 +10796,7 @@
               <w:spacing w:after="10" w:before="0"/>
               <w:ind w:left="120"/>
             </w:pPr>
-            <w:hyperlink w:history="1" r:id="rIdr2t4sr6qiezzs34cfgomq">
+            <w:hyperlink w:history="1" r:id="rIdlqgjrfb1wppjfha_81apb">
               <w:r>
                 <w:rPr>
                   <w:rFonts w:ascii="Arial" w:cs="Arial" w:eastAsia="Arial" w:hAnsi="Arial"/>
@@ -10991,7 +10991,7 @@
             <w:pPr>
               <w:spacing w:after="20" w:before="0"/>
             </w:pPr>
-            <w:hyperlink w:history="1" r:id="rIdcdfgifuj366f9gowc5mzw">
+            <w:hyperlink w:history="1" r:id="rId-ptcuk7s2pmvjjiuazi2m">
               <w:r>
                 <w:rPr>
                   <w:rFonts w:ascii="Arial" w:cs="Arial" w:eastAsia="Arial" w:hAnsi="Arial"/>
@@ -11000,7 +11000,7 @@
                   <w:szCs w:val="16"/>
                   <w:u w:val="single" w:color="2E75B6"/>
                 </w:rPr>
-                <w:t xml:space="preserve">Human activities that threaten biodiversity</w:t>
+                <w:t xml:space="preserve">Properties of periodic waves -dubbed(KY)</w:t>
               </w:r>
             </w:hyperlink>
           </w:p>
@@ -11016,7 +11016,7 @@
                 <w:sz w:val="14"/>
                 <w:szCs w:val="14"/>
               </w:rPr>
-              <w:t xml:space="preserve">Source: Khan Academy (English - US curriculum)</w:t>
+              <w:t xml:space="preserve">Source: Khan Academy (Kiswahili)</w:t>
             </w:r>
           </w:p>
           <w:p>
@@ -11024,7 +11024,7 @@
               <w:spacing w:after="10" w:before="0"/>
               <w:ind w:left="120"/>
             </w:pPr>
-            <w:hyperlink w:history="1" r:id="rIdkfjuf9xilep2mirb1sdrf">
+            <w:hyperlink w:history="1" r:id="rIdivbrbre0p0uc0mk_wqfff">
               <w:r>
                 <w:rPr>
                   <w:rFonts w:ascii="Arial" w:cs="Arial" w:eastAsia="Arial" w:hAnsi="Arial"/>
@@ -11069,7 +11069,7 @@
             <w:pPr>
               <w:spacing w:after="20" w:before="0"/>
             </w:pPr>
-            <w:hyperlink w:history="1" r:id="rId6uhvrkknekr-rjc15g-3f">
+            <w:hyperlink w:history="1" r:id="rIdoghe7ayo_kyyqn_wbun1f">
               <w:r>
                 <w:rPr>
                   <w:rFonts w:ascii="Arial" w:cs="Arial" w:eastAsia="Arial" w:hAnsi="Arial"/>
@@ -11078,7 +11078,7 @@
                   <w:szCs w:val="16"/>
                   <w:u w:val="single" w:color="2E75B6"/>
                 </w:rPr>
-                <w:t xml:space="preserve">Landforms from Wave Erosion and Deposition (Flexbook)</w:t>
+                <w:t xml:space="preserve">Wave Equation (Flexbook)</w:t>
               </w:r>
             </w:hyperlink>
           </w:p>
@@ -11102,7 +11102,7 @@
               <w:spacing w:after="10" w:before="0"/>
               <w:ind w:left="120"/>
             </w:pPr>
-            <w:hyperlink w:history="1" r:id="rIdznxmc6ys82p-dkvcsji_n">
+            <w:hyperlink w:history="1" r:id="rId0yrwxcx2snhqi-3ahsy81">
               <w:r>
                 <w:rPr>
                   <w:rFonts w:ascii="Arial" w:cs="Arial" w:eastAsia="Arial" w:hAnsi="Arial"/>
@@ -11297,7 +11297,7 @@
             <w:pPr>
               <w:spacing w:after="20" w:before="0"/>
             </w:pPr>
-            <w:hyperlink w:history="1" r:id="rIdgiqlafx8bf_hu9w5jv7yi">
+            <w:hyperlink w:history="1" r:id="rIdkzubjip_q5zqwaaiclkmb">
               <w:r>
                 <w:rPr>
                   <w:rFonts w:ascii="Arial" w:cs="Arial" w:eastAsia="Arial" w:hAnsi="Arial"/>
@@ -11306,7 +11306,7 @@
                   <w:szCs w:val="16"/>
                   <w:u w:val="single" w:color="2E75B6"/>
                 </w:rPr>
-                <w:t xml:space="preserve">Human activities that threaten biodiversity</w:t>
+                <w:t xml:space="preserve">Electromagnetic waves and the electromagnetic spectrum</w:t>
               </w:r>
             </w:hyperlink>
           </w:p>
@@ -11330,7 +11330,7 @@
               <w:spacing w:after="10" w:before="0"/>
               <w:ind w:left="120"/>
             </w:pPr>
-            <w:hyperlink w:history="1" r:id="rIdqyx2wffsfwedtkg3ylu7f">
+            <w:hyperlink w:history="1" r:id="rId9amixaxqs2injsrr0onbt">
               <w:r>
                 <w:rPr>
                   <w:rFonts w:ascii="Arial" w:cs="Arial" w:eastAsia="Arial" w:hAnsi="Arial"/>
@@ -11368,14 +11368,14 @@
                 <w:sz w:val="16"/>
                 <w:szCs w:val="16"/>
               </w:rPr>
-              <w:t xml:space="preserve">📖 HTML:</w:t>
+              <w:t xml:space="preserve">📖 EXERCISE:</w:t>
             </w:r>
           </w:p>
           <w:p>
             <w:pPr>
               <w:spacing w:after="20" w:before="0"/>
             </w:pPr>
-            <w:hyperlink w:history="1" r:id="rId6y1ptjlmaf5pbwvmhi2yh">
+            <w:hyperlink w:history="1" r:id="rIdqjeeytc1kxmtkc7ge4emm">
               <w:r>
                 <w:rPr>
                   <w:rFonts w:ascii="Arial" w:cs="Arial" w:eastAsia="Arial" w:hAnsi="Arial"/>
@@ -11384,7 +11384,7 @@
                   <w:szCs w:val="16"/>
                   <w:u w:val="single" w:color="2E75B6"/>
                 </w:rPr>
-                <w:t xml:space="preserve">Landforms from Wave Erosion and Deposition (Flexbook)</w:t>
+                <w:t xml:space="preserve">Wave Equation Practice</w:t>
               </w:r>
             </w:hyperlink>
           </w:p>
@@ -11408,7 +11408,7 @@
               <w:spacing w:after="10" w:before="0"/>
               <w:ind w:left="120"/>
             </w:pPr>
-            <w:hyperlink w:history="1" r:id="rId8j95vu36a37wi7nygm5zz">
+            <w:hyperlink w:history="1" r:id="rIdskv0ibghshh0yrtiicd2z">
               <w:r>
                 <w:rPr>
                   <w:rFonts w:ascii="Arial" w:cs="Arial" w:eastAsia="Arial" w:hAnsi="Arial"/>
@@ -11603,7 +11603,7 @@
             <w:pPr>
               <w:spacing w:after="20" w:before="0"/>
             </w:pPr>
-            <w:hyperlink w:history="1" r:id="rIdxad4kyqhfsrdeafupxiud">
+            <w:hyperlink w:history="1" r:id="rIdzzy4jvlhzeje9wzl7z4fp">
               <w:r>
                 <w:rPr>
                   <w:rFonts w:ascii="Arial" w:cs="Arial" w:eastAsia="Arial" w:hAnsi="Arial"/>
@@ -11612,7 +11612,7 @@
                   <w:szCs w:val="16"/>
                   <w:u w:val="single" w:color="2E75B6"/>
                 </w:rPr>
-                <w:t xml:space="preserve">Human activities that threaten biodiversity</w:t>
+                <w:t xml:space="preserve">Introduction to light</w:t>
               </w:r>
             </w:hyperlink>
           </w:p>
@@ -11636,7 +11636,7 @@
               <w:spacing w:after="10" w:before="0"/>
               <w:ind w:left="120"/>
             </w:pPr>
-            <w:hyperlink w:history="1" r:id="rIdn_atsqwxelvvifuqrtg1u">
+            <w:hyperlink w:history="1" r:id="rIdlroml4deatvafo6-mrl9s">
               <w:r>
                 <w:rPr>
                   <w:rFonts w:ascii="Arial" w:cs="Arial" w:eastAsia="Arial" w:hAnsi="Arial"/>
@@ -11681,7 +11681,7 @@
             <w:pPr>
               <w:spacing w:after="20" w:before="0"/>
             </w:pPr>
-            <w:hyperlink w:history="1" r:id="rId2zhi5gtdzdoynmz4k1uhi">
+            <w:hyperlink w:history="1" r:id="rIdjimaojobpkidzjq-2kfva">
               <w:r>
                 <w:rPr>
                   <w:rFonts w:ascii="Arial" w:cs="Arial" w:eastAsia="Arial" w:hAnsi="Arial"/>
@@ -11690,7 +11690,7 @@
                   <w:szCs w:val="16"/>
                   <w:u w:val="single" w:color="2E75B6"/>
                 </w:rPr>
-                <w:t xml:space="preserve">Landforms from Wave Erosion and Deposition (Flexbook)</w:t>
+                <w:t xml:space="preserve">De Broglie Wave Equation (Flexbook)</w:t>
               </w:r>
             </w:hyperlink>
           </w:p>
@@ -11714,7 +11714,7 @@
               <w:spacing w:after="10" w:before="0"/>
               <w:ind w:left="120"/>
             </w:pPr>
-            <w:hyperlink w:history="1" r:id="rIdupbdrfojoy442ct2xlvv1">
+            <w:hyperlink w:history="1" r:id="rIdg0ber7ophpabkatx5k6nw">
               <w:r>
                 <w:rPr>
                   <w:rFonts w:ascii="Arial" w:cs="Arial" w:eastAsia="Arial" w:hAnsi="Arial"/>
@@ -13201,7 +13201,7 @@
             <w:pPr>
               <w:spacing w:after="20" w:before="0"/>
             </w:pPr>
-            <w:hyperlink w:history="1" r:id="rIdwulahmnyriifrpmmchqda">
+            <w:hyperlink w:history="1" r:id="rIdocmp_x1mq7uh9kdl_ndue">
               <w:r>
                 <w:rPr>
                   <w:rFonts w:ascii="Arial" w:cs="Arial" w:eastAsia="Arial" w:hAnsi="Arial"/>
@@ -13210,7 +13210,7 @@
                   <w:szCs w:val="16"/>
                   <w:u w:val="single" w:color="2E75B6"/>
                 </w:rPr>
-                <w:t xml:space="preserve">Video: Wave on a String</w:t>
+                <w:t xml:space="preserve">Properties of periodic waves</w:t>
               </w:r>
             </w:hyperlink>
           </w:p>
@@ -13226,7 +13226,7 @@
                 <w:sz w:val="14"/>
                 <w:szCs w:val="14"/>
               </w:rPr>
-              <w:t xml:space="preserve">Source: PhET Interactive Simulations (English)</w:t>
+              <w:t xml:space="preserve">Source: Khan Academy (English - US curriculum)</w:t>
             </w:r>
           </w:p>
           <w:p>
@@ -13234,7 +13234,7 @@
               <w:spacing w:after="10" w:before="0"/>
               <w:ind w:left="120"/>
             </w:pPr>
-            <w:hyperlink w:history="1" r:id="rIdlqastpqtkrpdsonr6txoc">
+            <w:hyperlink w:history="1" r:id="rIdghfaiqzqpixbu6tjweei9">
               <w:r>
                 <w:rPr>
                   <w:rFonts w:ascii="Arial" w:cs="Arial" w:eastAsia="Arial" w:hAnsi="Arial"/>
@@ -13279,7 +13279,7 @@
             <w:pPr>
               <w:spacing w:after="20" w:before="0"/>
             </w:pPr>
-            <w:hyperlink w:history="1" r:id="rIdin62kydfmtr7glscxhjqy">
+            <w:hyperlink w:history="1" r:id="rIdkpgmhhgvvrbu2kmihdbpk">
               <w:r>
                 <w:rPr>
                   <w:rFonts w:ascii="Arial" w:cs="Arial" w:eastAsia="Arial" w:hAnsi="Arial"/>
@@ -13312,7 +13312,7 @@
               <w:spacing w:after="10" w:before="0"/>
               <w:ind w:left="120"/>
             </w:pPr>
-            <w:hyperlink w:history="1" r:id="rIdyi3m1mrcxp2miwvva0a8v">
+            <w:hyperlink w:history="1" r:id="rIdnhoibrbutk4u8af586eje">
               <w:r>
                 <w:rPr>
                   <w:rFonts w:ascii="Arial" w:cs="Arial" w:eastAsia="Arial" w:hAnsi="Arial"/>
@@ -13507,7 +13507,7 @@
             <w:pPr>
               <w:spacing w:after="20" w:before="0"/>
             </w:pPr>
-            <w:hyperlink w:history="1" r:id="rIdr-uitisdomtp0bkbgdckv">
+            <w:hyperlink w:history="1" r:id="rIdgzzr5qbc3cudqfuzles1m">
               <w:r>
                 <w:rPr>
                   <w:rFonts w:ascii="Arial" w:cs="Arial" w:eastAsia="Arial" w:hAnsi="Arial"/>
@@ -13516,7 +13516,7 @@
                   <w:szCs w:val="16"/>
                   <w:u w:val="single" w:color="2E75B6"/>
                 </w:rPr>
-                <w:t xml:space="preserve">Video: Wave on a String</w:t>
+                <w:t xml:space="preserve">Properties of periodic waves -dubbed(KY)</w:t>
               </w:r>
             </w:hyperlink>
           </w:p>
@@ -13532,7 +13532,7 @@
                 <w:sz w:val="14"/>
                 <w:szCs w:val="14"/>
               </w:rPr>
-              <w:t xml:space="preserve">Source: PhET Interactive Simulations (English)</w:t>
+              <w:t xml:space="preserve">Source: Khan Academy (Kiswahili)</w:t>
             </w:r>
           </w:p>
           <w:p>
@@ -13540,7 +13540,7 @@
               <w:spacing w:after="10" w:before="0"/>
               <w:ind w:left="120"/>
             </w:pPr>
-            <w:hyperlink w:history="1" r:id="rId4r_q4lyjtxxfnvudqfdg_">
+            <w:hyperlink w:history="1" r:id="rIdpyspywttf3r5aqnaid2yr">
               <w:r>
                 <w:rPr>
                   <w:rFonts w:ascii="Arial" w:cs="Arial" w:eastAsia="Arial" w:hAnsi="Arial"/>
@@ -13578,14 +13578,14 @@
                 <w:sz w:val="16"/>
                 <w:szCs w:val="16"/>
               </w:rPr>
-              <w:t xml:space="preserve">📖 HTML:</w:t>
+              <w:t xml:space="preserve">📖 EXERCISE:</w:t>
             </w:r>
           </w:p>
           <w:p>
             <w:pPr>
               <w:spacing w:after="20" w:before="0"/>
             </w:pPr>
-            <w:hyperlink w:history="1" r:id="rIdtwe-jefhiqtehcr6k1x6s">
+            <w:hyperlink w:history="1" r:id="rIdbjc-djeibjrydkbdoao4c">
               <w:r>
                 <w:rPr>
                   <w:rFonts w:ascii="Arial" w:cs="Arial" w:eastAsia="Arial" w:hAnsi="Arial"/>
@@ -13594,7 +13594,7 @@
                   <w:szCs w:val="16"/>
                   <w:u w:val="single" w:color="2E75B6"/>
                 </w:rPr>
-                <w:t xml:space="preserve">Transverse Wave (Flexbook)</w:t>
+                <w:t xml:space="preserve">Transverse Wave Practice</w:t>
               </w:r>
             </w:hyperlink>
           </w:p>
@@ -13618,7 +13618,7 @@
               <w:spacing w:after="10" w:before="0"/>
               <w:ind w:left="120"/>
             </w:pPr>
-            <w:hyperlink w:history="1" r:id="rIdp6w__zwp1_e4w_g4epmwb">
+            <w:hyperlink w:history="1" r:id="rId8kbatlqpatpc3_h8fkiia">
               <w:r>
                 <w:rPr>
                   <w:rFonts w:ascii="Arial" w:cs="Arial" w:eastAsia="Arial" w:hAnsi="Arial"/>
@@ -13813,7 +13813,7 @@
             <w:pPr>
               <w:spacing w:after="20" w:before="0"/>
             </w:pPr>
-            <w:hyperlink w:history="1" r:id="rIddwzbr6xmetm8_z9dfbda5">
+            <w:hyperlink w:history="1" r:id="rIdwnbkg10hg2etsc5yqlhhp">
               <w:r>
                 <w:rPr>
                   <w:rFonts w:ascii="Arial" w:cs="Arial" w:eastAsia="Arial" w:hAnsi="Arial"/>
@@ -13822,7 +13822,7 @@
                   <w:szCs w:val="16"/>
                   <w:u w:val="single" w:color="2E75B6"/>
                 </w:rPr>
-                <w:t xml:space="preserve">Video: Wave on a String</w:t>
+                <w:t xml:space="preserve">Introduction to waves</w:t>
               </w:r>
             </w:hyperlink>
           </w:p>
@@ -13838,7 +13838,7 @@
                 <w:sz w:val="14"/>
                 <w:szCs w:val="14"/>
               </w:rPr>
-              <w:t xml:space="preserve">Source: PhET Interactive Simulations (English)</w:t>
+              <w:t xml:space="preserve">Source: Khan Academy (English - US curriculum)</w:t>
             </w:r>
           </w:p>
           <w:p>
@@ -13846,7 +13846,7 @@
               <w:spacing w:after="10" w:before="0"/>
               <w:ind w:left="120"/>
             </w:pPr>
-            <w:hyperlink w:history="1" r:id="rIdgcl_ectwli3bnk8z8vg7r">
+            <w:hyperlink w:history="1" r:id="rIds9c4w7kro7zkwuhclkydw">
               <w:r>
                 <w:rPr>
                   <w:rFonts w:ascii="Arial" w:cs="Arial" w:eastAsia="Arial" w:hAnsi="Arial"/>
@@ -13891,7 +13891,7 @@
             <w:pPr>
               <w:spacing w:after="20" w:before="0"/>
             </w:pPr>
-            <w:hyperlink w:history="1" r:id="rIdig-rdpmmtbcxkdr9_cqn0">
+            <w:hyperlink w:history="1" r:id="rId9hgplca2wvhzlb2mmlcgr">
               <w:r>
                 <w:rPr>
                   <w:rFonts w:ascii="Arial" w:cs="Arial" w:eastAsia="Arial" w:hAnsi="Arial"/>
@@ -13900,7 +13900,7 @@
                   <w:szCs w:val="16"/>
                   <w:u w:val="single" w:color="2E75B6"/>
                 </w:rPr>
-                <w:t xml:space="preserve">Transverse Wave (Flexbook)</w:t>
+                <w:t xml:space="preserve">Longitudinal Wave (Flexbook)</w:t>
               </w:r>
             </w:hyperlink>
           </w:p>
@@ -13924,7 +13924,7 @@
               <w:spacing w:after="10" w:before="0"/>
               <w:ind w:left="120"/>
             </w:pPr>
-            <w:hyperlink w:history="1" r:id="rIdiie6zkjdmtqxjsij5sino">
+            <w:hyperlink w:history="1" r:id="rIdcdavxy4iib6cqv5ofhygi">
               <w:r>
                 <w:rPr>
                   <w:rFonts w:ascii="Arial" w:cs="Arial" w:eastAsia="Arial" w:hAnsi="Arial"/>
@@ -14119,7 +14119,7 @@
             <w:pPr>
               <w:spacing w:after="20" w:before="0"/>
             </w:pPr>
-            <w:hyperlink w:history="1" r:id="rId4zjmgnjxikthlgcuki58w">
+            <w:hyperlink w:history="1" r:id="rIdcvc85syia3qdreuqec33d">
               <w:r>
                 <w:rPr>
                   <w:rFonts w:ascii="Arial" w:cs="Arial" w:eastAsia="Arial" w:hAnsi="Arial"/>
@@ -14128,7 +14128,7 @@
                   <w:szCs w:val="16"/>
                   <w:u w:val="single" w:color="2E75B6"/>
                 </w:rPr>
-                <w:t xml:space="preserve">Video: Wave on a String</w:t>
+                <w:t xml:space="preserve">Sound Properties: Amplitude, period, frequency, wavelength</w:t>
               </w:r>
             </w:hyperlink>
           </w:p>
@@ -14144,7 +14144,7 @@
                 <w:sz w:val="14"/>
                 <w:szCs w:val="14"/>
               </w:rPr>
-              <w:t xml:space="preserve">Source: PhET Interactive Simulations (English)</w:t>
+              <w:t xml:space="preserve">Source: Khan Academy (English - US curriculum)</w:t>
             </w:r>
           </w:p>
           <w:p>
@@ -14152,7 +14152,7 @@
               <w:spacing w:after="10" w:before="0"/>
               <w:ind w:left="120"/>
             </w:pPr>
-            <w:hyperlink w:history="1" r:id="rId83gtax9w49zueslliwdyr">
+            <w:hyperlink w:history="1" r:id="rId0jvstvdfcfl47ufqbdfir">
               <w:r>
                 <w:rPr>
                   <w:rFonts w:ascii="Arial" w:cs="Arial" w:eastAsia="Arial" w:hAnsi="Arial"/>
@@ -14190,14 +14190,14 @@
                 <w:sz w:val="16"/>
                 <w:szCs w:val="16"/>
               </w:rPr>
-              <w:t xml:space="preserve">📖 HTML:</w:t>
+              <w:t xml:space="preserve">📖 EXERCISE:</w:t>
             </w:r>
           </w:p>
           <w:p>
             <w:pPr>
               <w:spacing w:after="20" w:before="0"/>
             </w:pPr>
-            <w:hyperlink w:history="1" r:id="rIdectbtlz-8rrmll7q5kuha">
+            <w:hyperlink w:history="1" r:id="rId-ydr5heoysqswv0kwgjj7">
               <w:r>
                 <w:rPr>
                   <w:rFonts w:ascii="Arial" w:cs="Arial" w:eastAsia="Arial" w:hAnsi="Arial"/>
@@ -14206,7 +14206,7 @@
                   <w:szCs w:val="16"/>
                   <w:u w:val="single" w:color="2E75B6"/>
                 </w:rPr>
-                <w:t xml:space="preserve">Transverse Wave (Flexbook)</w:t>
+                <w:t xml:space="preserve">Longitudinal Wave Practice</w:t>
               </w:r>
             </w:hyperlink>
           </w:p>
@@ -14230,7 +14230,7 @@
               <w:spacing w:after="10" w:before="0"/>
               <w:ind w:left="120"/>
             </w:pPr>
-            <w:hyperlink w:history="1" r:id="rIde2tfanc3yvghex6j55tdc">
+            <w:hyperlink w:history="1" r:id="rIdpz2suztz_1pptfslwvklb">
               <w:r>
                 <w:rPr>
                   <w:rFonts w:ascii="Arial" w:cs="Arial" w:eastAsia="Arial" w:hAnsi="Arial"/>
@@ -14425,7 +14425,7 @@
             <w:pPr>
               <w:spacing w:after="20" w:before="0"/>
             </w:pPr>
-            <w:hyperlink w:history="1" r:id="rIdozmfkhqlu-k3liwxhghxc">
+            <w:hyperlink w:history="1" r:id="rIdzmyqf4aie-f9xq54ly6hl">
               <w:r>
                 <w:rPr>
                   <w:rFonts w:ascii="Arial" w:cs="Arial" w:eastAsia="Arial" w:hAnsi="Arial"/>
@@ -14434,7 +14434,7 @@
                   <w:szCs w:val="16"/>
                   <w:u w:val="single" w:color="2E75B6"/>
                 </w:rPr>
-                <w:t xml:space="preserve">Video: Wave on a String</w:t>
+                <w:t xml:space="preserve">Wave properties</w:t>
               </w:r>
             </w:hyperlink>
           </w:p>
@@ -14450,7 +14450,7 @@
                 <w:sz w:val="14"/>
                 <w:szCs w:val="14"/>
               </w:rPr>
-              <w:t xml:space="preserve">Source: PhET Interactive Simulations (English)</w:t>
+              <w:t xml:space="preserve">Source: Khan Academy (English - US curriculum)</w:t>
             </w:r>
           </w:p>
           <w:p>
@@ -14458,7 +14458,7 @@
               <w:spacing w:after="10" w:before="0"/>
               <w:ind w:left="120"/>
             </w:pPr>
-            <w:hyperlink w:history="1" r:id="rIdqe7bz8bfige6mqiiyq-zu">
+            <w:hyperlink w:history="1" r:id="rIdpc3llcph9fd-de9sdefrd">
               <w:r>
                 <w:rPr>
                   <w:rFonts w:ascii="Arial" w:cs="Arial" w:eastAsia="Arial" w:hAnsi="Arial"/>
@@ -14503,7 +14503,7 @@
             <w:pPr>
               <w:spacing w:after="20" w:before="0"/>
             </w:pPr>
-            <w:hyperlink w:history="1" r:id="rIdjqeipvfuamsiehbiks2oz">
+            <w:hyperlink w:history="1" r:id="rIdr_0wsjqt03xa2mi8kr899">
               <w:r>
                 <w:rPr>
                   <w:rFonts w:ascii="Arial" w:cs="Arial" w:eastAsia="Arial" w:hAnsi="Arial"/>
@@ -14512,7 +14512,7 @@
                   <w:szCs w:val="16"/>
                   <w:u w:val="single" w:color="2E75B6"/>
                 </w:rPr>
-                <w:t xml:space="preserve">Transverse Wave (Flexbook)</w:t>
+                <w:t xml:space="preserve">Wave on a String</w:t>
               </w:r>
             </w:hyperlink>
           </w:p>
@@ -14528,7 +14528,7 @@
                 <w:sz w:val="14"/>
                 <w:szCs w:val="14"/>
               </w:rPr>
-              <w:t xml:space="preserve">Source: CK-12</w:t>
+              <w:t xml:space="preserve">Source: PhET Interactive Simulations (English)</w:t>
             </w:r>
           </w:p>
           <w:p>
@@ -14536,7 +14536,7 @@
               <w:spacing w:after="10" w:before="0"/>
               <w:ind w:left="120"/>
             </w:pPr>
-            <w:hyperlink w:history="1" r:id="rIdubuzvvp2pyy5hyvxi9mk1">
+            <w:hyperlink w:history="1" r:id="rIdyncpjt-ey5teyyowei56c">
               <w:r>
                 <w:rPr>
                   <w:rFonts w:ascii="Arial" w:cs="Arial" w:eastAsia="Arial" w:hAnsi="Arial"/>
@@ -16023,7 +16023,7 @@
             <w:pPr>
               <w:spacing w:after="20" w:before="0"/>
             </w:pPr>
-            <w:hyperlink w:history="1" r:id="rIdjjx1yb1vmkivzhjo2xlu_">
+            <w:hyperlink w:history="1" r:id="rIdtwhkqdpa1tusrdou28ddt">
               <w:r>
                 <w:rPr>
                   <w:rFonts w:ascii="Arial" w:cs="Arial" w:eastAsia="Arial" w:hAnsi="Arial"/>
@@ -16032,7 +16032,7 @@
                   <w:szCs w:val="16"/>
                   <w:u w:val="single" w:color="2E75B6"/>
                 </w:rPr>
-                <w:t xml:space="preserve">Proof of the hyperbola foci formula</w:t>
+                <w:t xml:space="preserve">Doppler effect formula for observed frequency</w:t>
               </w:r>
             </w:hyperlink>
           </w:p>
@@ -16056,7 +16056,7 @@
               <w:spacing w:after="10" w:before="0"/>
               <w:ind w:left="120"/>
             </w:pPr>
-            <w:hyperlink w:history="1" r:id="rIdrrnmijyytwavz7bxm7tu-">
+            <w:hyperlink w:history="1" r:id="rId47jita1mufbvzeqexgwmz">
               <w:r>
                 <w:rPr>
                   <w:rFonts w:ascii="Arial" w:cs="Arial" w:eastAsia="Arial" w:hAnsi="Arial"/>
@@ -16101,7 +16101,7 @@
             <w:pPr>
               <w:spacing w:after="20" w:before="0"/>
             </w:pPr>
-            <w:hyperlink w:history="1" r:id="rIdcjtqlm8orz2dhzmwqr6iy">
+            <w:hyperlink w:history="1" r:id="rIdgey9kcg9cuzjhqmdmsaho">
               <w:r>
                 <w:rPr>
                   <w:rFonts w:ascii="Arial" w:cs="Arial" w:eastAsia="Arial" w:hAnsi="Arial"/>
@@ -16110,7 +16110,7 @@
                   <w:szCs w:val="16"/>
                   <w:u w:val="single" w:color="2E75B6"/>
                 </w:rPr>
-                <w:t xml:space="preserve">Landforms from Wave Erosion and Deposition (Flexbook)</w:t>
+                <w:t xml:space="preserve">Wave Equation (Flexbook)</w:t>
               </w:r>
             </w:hyperlink>
           </w:p>
@@ -16134,7 +16134,7 @@
               <w:spacing w:after="10" w:before="0"/>
               <w:ind w:left="120"/>
             </w:pPr>
-            <w:hyperlink w:history="1" r:id="rIdj5rb1i8mydum47dxtvo5c">
+            <w:hyperlink w:history="1" r:id="rId-niut2ttzk9hllv2vlvr0">
               <w:r>
                 <w:rPr>
                   <w:rFonts w:ascii="Arial" w:cs="Arial" w:eastAsia="Arial" w:hAnsi="Arial"/>
@@ -16329,7 +16329,7 @@
             <w:pPr>
               <w:spacing w:after="20" w:before="0"/>
             </w:pPr>
-            <w:hyperlink w:history="1" r:id="rIdraay28pnxt9hupajtgw01">
+            <w:hyperlink w:history="1" r:id="rIdzv2tnjk_bopc2kq-gjxqi">
               <w:r>
                 <w:rPr>
                   <w:rFonts w:ascii="Arial" w:cs="Arial" w:eastAsia="Arial" w:hAnsi="Arial"/>
@@ -16338,7 +16338,7 @@
                   <w:szCs w:val="16"/>
                   <w:u w:val="single" w:color="2E75B6"/>
                 </w:rPr>
-                <w:t xml:space="preserve">Proof of the hyperbola foci formula</w:t>
+                <w:t xml:space="preserve">Properties of periodic waves</w:t>
               </w:r>
             </w:hyperlink>
           </w:p>
@@ -16362,7 +16362,7 @@
               <w:spacing w:after="10" w:before="0"/>
               <w:ind w:left="120"/>
             </w:pPr>
-            <w:hyperlink w:history="1" r:id="rIdfhulaaamej4drnwpngs_h">
+            <w:hyperlink w:history="1" r:id="rIdjxgc_94k26upsehftkhim">
               <w:r>
                 <w:rPr>
                   <w:rFonts w:ascii="Arial" w:cs="Arial" w:eastAsia="Arial" w:hAnsi="Arial"/>
@@ -16400,14 +16400,14 @@
                 <w:sz w:val="16"/>
                 <w:szCs w:val="16"/>
               </w:rPr>
-              <w:t xml:space="preserve">📖 HTML:</w:t>
+              <w:t xml:space="preserve">📖 EXERCISE:</w:t>
             </w:r>
           </w:p>
           <w:p>
             <w:pPr>
               <w:spacing w:after="20" w:before="0"/>
             </w:pPr>
-            <w:hyperlink w:history="1" r:id="rIdy0l75cpvv6wlpakykqn9m">
+            <w:hyperlink w:history="1" r:id="rIdeaatqsg7boxjys7xzeugs">
               <w:r>
                 <w:rPr>
                   <w:rFonts w:ascii="Arial" w:cs="Arial" w:eastAsia="Arial" w:hAnsi="Arial"/>
@@ -16416,7 +16416,7 @@
                   <w:szCs w:val="16"/>
                   <w:u w:val="single" w:color="2E75B6"/>
                 </w:rPr>
-                <w:t xml:space="preserve">Landforms from Wave Erosion and Deposition (Flexbook)</w:t>
+                <w:t xml:space="preserve">Wave Equation Practice</w:t>
               </w:r>
             </w:hyperlink>
           </w:p>
@@ -16440,7 +16440,7 @@
               <w:spacing w:after="10" w:before="0"/>
               <w:ind w:left="120"/>
             </w:pPr>
-            <w:hyperlink w:history="1" r:id="rIdsrx04jm9yi9bmwkbabnkv">
+            <w:hyperlink w:history="1" r:id="rId3ebfv8c426uhwapbev77x">
               <w:r>
                 <w:rPr>
                   <w:rFonts w:ascii="Arial" w:cs="Arial" w:eastAsia="Arial" w:hAnsi="Arial"/>
@@ -16635,7 +16635,7 @@
             <w:pPr>
               <w:spacing w:after="20" w:before="0"/>
             </w:pPr>
-            <w:hyperlink w:history="1" r:id="rIdahq_s9g58zdb3p_pdxnjc">
+            <w:hyperlink w:history="1" r:id="rIdnmtjtavmo7zccqwervzgj">
               <w:r>
                 <w:rPr>
                   <w:rFonts w:ascii="Arial" w:cs="Arial" w:eastAsia="Arial" w:hAnsi="Arial"/>
@@ -16644,7 +16644,7 @@
                   <w:szCs w:val="16"/>
                   <w:u w:val="single" w:color="2E75B6"/>
                 </w:rPr>
-                <w:t xml:space="preserve">Proof of the hyperbola foci formula</w:t>
+                <w:t xml:space="preserve">Wave properties</w:t>
               </w:r>
             </w:hyperlink>
           </w:p>
@@ -16668,7 +16668,7 @@
               <w:spacing w:after="10" w:before="0"/>
               <w:ind w:left="120"/>
             </w:pPr>
-            <w:hyperlink w:history="1" r:id="rIdjt6m-o50bftvuzfsonp3h">
+            <w:hyperlink w:history="1" r:id="rId43zq4ja_jfu2ol8zqqhi-">
               <w:r>
                 <w:rPr>
                   <w:rFonts w:ascii="Arial" w:cs="Arial" w:eastAsia="Arial" w:hAnsi="Arial"/>
@@ -16713,7 +16713,7 @@
             <w:pPr>
               <w:spacing w:after="20" w:before="0"/>
             </w:pPr>
-            <w:hyperlink w:history="1" r:id="rId3bpb6tuszncvwb5gvkrk6">
+            <w:hyperlink w:history="1" r:id="rIddfez9pmemptrtjnh96uua">
               <w:r>
                 <w:rPr>
                   <w:rFonts w:ascii="Arial" w:cs="Arial" w:eastAsia="Arial" w:hAnsi="Arial"/>
@@ -16722,7 +16722,7 @@
                   <w:szCs w:val="16"/>
                   <w:u w:val="single" w:color="2E75B6"/>
                 </w:rPr>
-                <w:t xml:space="preserve">Landforms from Wave Erosion and Deposition (Flexbook)</w:t>
+                <w:t xml:space="preserve">Wave Speed (Flexbook)</w:t>
               </w:r>
             </w:hyperlink>
           </w:p>
@@ -16746,7 +16746,7 @@
               <w:spacing w:after="10" w:before="0"/>
               <w:ind w:left="120"/>
             </w:pPr>
-            <w:hyperlink w:history="1" r:id="rIdfa0befffiofenkjh7rbhx">
+            <w:hyperlink w:history="1" r:id="rIddzzrfjjsovrczap4svzfy">
               <w:r>
                 <w:rPr>
                   <w:rFonts w:ascii="Arial" w:cs="Arial" w:eastAsia="Arial" w:hAnsi="Arial"/>
@@ -16941,7 +16941,7 @@
             <w:pPr>
               <w:spacing w:after="20" w:before="0"/>
             </w:pPr>
-            <w:hyperlink w:history="1" r:id="rIdm9hp1l4qobtjf6fbn_l4w">
+            <w:hyperlink w:history="1" r:id="rId5kpbrcy_amnquu6qe7u0n">
               <w:r>
                 <w:rPr>
                   <w:rFonts w:ascii="Arial" w:cs="Arial" w:eastAsia="Arial" w:hAnsi="Arial"/>
@@ -16950,7 +16950,7 @@
                   <w:szCs w:val="16"/>
                   <w:u w:val="single" w:color="2E75B6"/>
                 </w:rPr>
-                <w:t xml:space="preserve">Proof of the hyperbola foci formula</w:t>
+                <w:t xml:space="preserve">Properties of periodic waves -dubbed(KY)</w:t>
               </w:r>
             </w:hyperlink>
           </w:p>
@@ -16966,7 +16966,7 @@
                 <w:sz w:val="14"/>
                 <w:szCs w:val="14"/>
               </w:rPr>
-              <w:t xml:space="preserve">Source: Khan Academy (English - US curriculum)</w:t>
+              <w:t xml:space="preserve">Source: Khan Academy (Kiswahili)</w:t>
             </w:r>
           </w:p>
           <w:p>
@@ -16974,7 +16974,7 @@
               <w:spacing w:after="10" w:before="0"/>
               <w:ind w:left="120"/>
             </w:pPr>
-            <w:hyperlink w:history="1" r:id="rIdkpt-vjybnbcygbwzc7gtd">
+            <w:hyperlink w:history="1" r:id="rIdhrqpva-2wrk9jsuvgf-qk">
               <w:r>
                 <w:rPr>
                   <w:rFonts w:ascii="Arial" w:cs="Arial" w:eastAsia="Arial" w:hAnsi="Arial"/>
@@ -17012,14 +17012,14 @@
                 <w:sz w:val="16"/>
                 <w:szCs w:val="16"/>
               </w:rPr>
-              <w:t xml:space="preserve">📖 HTML:</w:t>
+              <w:t xml:space="preserve">📖 EXERCISE:</w:t>
             </w:r>
           </w:p>
           <w:p>
             <w:pPr>
               <w:spacing w:after="20" w:before="0"/>
             </w:pPr>
-            <w:hyperlink w:history="1" r:id="rIdaqexkyjfpio2zlnhnameu">
+            <w:hyperlink w:history="1" r:id="rIdm76o72hbeflorgwhjonlf">
               <w:r>
                 <w:rPr>
                   <w:rFonts w:ascii="Arial" w:cs="Arial" w:eastAsia="Arial" w:hAnsi="Arial"/>
@@ -17028,7 +17028,7 @@
                   <w:szCs w:val="16"/>
                   <w:u w:val="single" w:color="2E75B6"/>
                 </w:rPr>
-                <w:t xml:space="preserve">Landforms from Wave Erosion and Deposition (Flexbook)</w:t>
+                <w:t xml:space="preserve">Wave Speed Practice</w:t>
               </w:r>
             </w:hyperlink>
           </w:p>
@@ -17052,7 +17052,7 @@
               <w:spacing w:after="10" w:before="0"/>
               <w:ind w:left="120"/>
             </w:pPr>
-            <w:hyperlink w:history="1" r:id="rIdslgazvst1450xt105lhwy">
+            <w:hyperlink w:history="1" r:id="rIdin_qt5wq8qymbcvdx4jf6">
               <w:r>
                 <w:rPr>
                   <w:rFonts w:ascii="Arial" w:cs="Arial" w:eastAsia="Arial" w:hAnsi="Arial"/>
@@ -17247,7 +17247,7 @@
             <w:pPr>
               <w:spacing w:after="20" w:before="0"/>
             </w:pPr>
-            <w:hyperlink w:history="1" r:id="rIdrfthljhql99p44zyebmux">
+            <w:hyperlink w:history="1" r:id="rIdfjnhrhl-ummhemytxq9fc">
               <w:r>
                 <w:rPr>
                   <w:rFonts w:ascii="Arial" w:cs="Arial" w:eastAsia="Arial" w:hAnsi="Arial"/>
@@ -17256,7 +17256,7 @@
                   <w:szCs w:val="16"/>
                   <w:u w:val="single" w:color="2E75B6"/>
                 </w:rPr>
-                <w:t xml:space="preserve">Proof of the hyperbola foci formula</w:t>
+                <w:t xml:space="preserve">Sound Properties: Amplitude, period, frequency, wavelength</w:t>
               </w:r>
             </w:hyperlink>
           </w:p>
@@ -17280,7 +17280,7 @@
               <w:spacing w:after="10" w:before="0"/>
               <w:ind w:left="120"/>
             </w:pPr>
-            <w:hyperlink w:history="1" r:id="rIdz-tiexvn4hvupijlx-eja">
+            <w:hyperlink w:history="1" r:id="rIdpvnw4jrztr_9hq1mhewk3">
               <w:r>
                 <w:rPr>
                   <w:rFonts w:ascii="Arial" w:cs="Arial" w:eastAsia="Arial" w:hAnsi="Arial"/>
@@ -17325,7 +17325,7 @@
             <w:pPr>
               <w:spacing w:after="20" w:before="0"/>
             </w:pPr>
-            <w:hyperlink w:history="1" r:id="rIdog0mtj53y4xcwsbex6p2q">
+            <w:hyperlink w:history="1" r:id="rIdkocwhz9n_hayh-p92ek2-">
               <w:r>
                 <w:rPr>
                   <w:rFonts w:ascii="Arial" w:cs="Arial" w:eastAsia="Arial" w:hAnsi="Arial"/>
@@ -17334,7 +17334,7 @@
                   <w:szCs w:val="16"/>
                   <w:u w:val="single" w:color="2E75B6"/>
                 </w:rPr>
-                <w:t xml:space="preserve">Landforms from Wave Erosion and Deposition (Flexbook)</w:t>
+                <w:t xml:space="preserve">De Broglie Wave Equation (Flexbook)</w:t>
               </w:r>
             </w:hyperlink>
           </w:p>
@@ -17358,7 +17358,7 @@
               <w:spacing w:after="10" w:before="0"/>
               <w:ind w:left="120"/>
             </w:pPr>
-            <w:hyperlink w:history="1" r:id="rIdoqpsw1jre4wo_gyq1iuix">
+            <w:hyperlink w:history="1" r:id="rIdv5eigtyfbot6xuey74omt">
               <w:r>
                 <w:rPr>
                   <w:rFonts w:ascii="Arial" w:cs="Arial" w:eastAsia="Arial" w:hAnsi="Arial"/>
@@ -18845,7 +18845,7 @@
             <w:pPr>
               <w:spacing w:after="20" w:before="0"/>
             </w:pPr>
-            <w:hyperlink w:history="1" r:id="rIddimkuaudnuhexlkb0auru">
+            <w:hyperlink w:history="1" r:id="rIdrvsxkg96icdxogu83jpue">
               <w:r>
                 <w:rPr>
                   <w:rFonts w:ascii="Arial" w:cs="Arial" w:eastAsia="Arial" w:hAnsi="Arial"/>
@@ -18854,7 +18854,7 @@
                   <w:szCs w:val="16"/>
                   <w:u w:val="single" w:color="2E75B6"/>
                 </w:rPr>
-                <w:t xml:space="preserve">Rational equation word problem</w:t>
+                <w:t xml:space="preserve">Properties of periodic waves</w:t>
               </w:r>
             </w:hyperlink>
           </w:p>
@@ -18878,7 +18878,7 @@
               <w:spacing w:after="10" w:before="0"/>
               <w:ind w:left="120"/>
             </w:pPr>
-            <w:hyperlink w:history="1" r:id="rIdt1zvnkbxex0snp7t5ar_1">
+            <w:hyperlink w:history="1" r:id="rIdxag2lmgnoe64y_p0ls0fe">
               <w:r>
                 <w:rPr>
                   <w:rFonts w:ascii="Arial" w:cs="Arial" w:eastAsia="Arial" w:hAnsi="Arial"/>
@@ -18923,7 +18923,7 @@
             <w:pPr>
               <w:spacing w:after="20" w:before="0"/>
             </w:pPr>
-            <w:hyperlink w:history="1" r:id="rId8qqsrm5ovsxe1otrszkae">
+            <w:hyperlink w:history="1" r:id="rIdbbdtfc8getolkuz7zriq0">
               <w:r>
                 <w:rPr>
                   <w:rFonts w:ascii="Arial" w:cs="Arial" w:eastAsia="Arial" w:hAnsi="Arial"/>
@@ -18932,7 +18932,7 @@
                   <w:szCs w:val="16"/>
                   <w:u w:val="single" w:color="2E75B6"/>
                 </w:rPr>
-                <w:t xml:space="preserve">Wavelength (Flexbook)</w:t>
+                <w:t xml:space="preserve">Wave Interference</w:t>
               </w:r>
             </w:hyperlink>
           </w:p>
@@ -18948,7 +18948,7 @@
                 <w:sz w:val="14"/>
                 <w:szCs w:val="14"/>
               </w:rPr>
-              <w:t xml:space="preserve">Source: CK-12</w:t>
+              <w:t xml:space="preserve">Source: PhET Interactive Simulations (English)</w:t>
             </w:r>
           </w:p>
           <w:p>
@@ -18956,7 +18956,7 @@
               <w:spacing w:after="10" w:before="0"/>
               <w:ind w:left="120"/>
             </w:pPr>
-            <w:hyperlink w:history="1" r:id="rIdu2njbfft9u9i26rjl-ctq">
+            <w:hyperlink w:history="1" r:id="rId1iy9crjaqffb5y1oh-2re">
               <w:r>
                 <w:rPr>
                   <w:rFonts w:ascii="Arial" w:cs="Arial" w:eastAsia="Arial" w:hAnsi="Arial"/>
@@ -19151,7 +19151,7 @@
             <w:pPr>
               <w:spacing w:after="20" w:before="0"/>
             </w:pPr>
-            <w:hyperlink w:history="1" r:id="rIddhocv2o9eeatuepyajj8g">
+            <w:hyperlink w:history="1" r:id="rId2hflln6uwq7t2ms46metg">
               <w:r>
                 <w:rPr>
                   <w:rFonts w:ascii="Arial" w:cs="Arial" w:eastAsia="Arial" w:hAnsi="Arial"/>
@@ -19160,7 +19160,7 @@
                   <w:szCs w:val="16"/>
                   <w:u w:val="single" w:color="2E75B6"/>
                 </w:rPr>
-                <w:t xml:space="preserve">Rational equation word problem</w:t>
+                <w:t xml:space="preserve">Properties of periodic waves -dubbed(KY)</w:t>
               </w:r>
             </w:hyperlink>
           </w:p>
@@ -19176,7 +19176,7 @@
                 <w:sz w:val="14"/>
                 <w:szCs w:val="14"/>
               </w:rPr>
-              <w:t xml:space="preserve">Source: Khan Academy (English - US curriculum)</w:t>
+              <w:t xml:space="preserve">Source: Khan Academy (Kiswahili)</w:t>
             </w:r>
           </w:p>
           <w:p>
@@ -19184,7 +19184,7 @@
               <w:spacing w:after="10" w:before="0"/>
               <w:ind w:left="120"/>
             </w:pPr>
-            <w:hyperlink w:history="1" r:id="rIdxsuep9hijryswkyeqru9o">
+            <w:hyperlink w:history="1" r:id="rIdu2y6az4gmyjriqr_i9re7">
               <w:r>
                 <w:rPr>
                   <w:rFonts w:ascii="Arial" w:cs="Arial" w:eastAsia="Arial" w:hAnsi="Arial"/>
@@ -19229,7 +19229,7 @@
             <w:pPr>
               <w:spacing w:after="20" w:before="0"/>
             </w:pPr>
-            <w:hyperlink w:history="1" r:id="rIdkzyk7lnqqfm65gt-q8snv">
+            <w:hyperlink w:history="1" r:id="rId9cfdfh6u0pwotevrw4pp3">
               <w:r>
                 <w:rPr>
                   <w:rFonts w:ascii="Arial" w:cs="Arial" w:eastAsia="Arial" w:hAnsi="Arial"/>
@@ -19238,7 +19238,7 @@
                   <w:szCs w:val="16"/>
                   <w:u w:val="single" w:color="2E75B6"/>
                 </w:rPr>
-                <w:t xml:space="preserve">Wavelength (Flexbook)</w:t>
+                <w:t xml:space="preserve">Wave Interference</w:t>
               </w:r>
             </w:hyperlink>
           </w:p>
@@ -19254,7 +19254,7 @@
                 <w:sz w:val="14"/>
                 <w:szCs w:val="14"/>
               </w:rPr>
-              <w:t xml:space="preserve">Source: CK-12</w:t>
+              <w:t xml:space="preserve">Source: PhET Interactive Simulations (English)</w:t>
             </w:r>
           </w:p>
           <w:p>
@@ -19262,7 +19262,7 @@
               <w:spacing w:after="10" w:before="0"/>
               <w:ind w:left="120"/>
             </w:pPr>
-            <w:hyperlink w:history="1" r:id="rIdrgiqi0kgz0cy2mg8s4st-">
+            <w:hyperlink w:history="1" r:id="rId_jhnivikyr9dxhkpkg_xf">
               <w:r>
                 <w:rPr>
                   <w:rFonts w:ascii="Arial" w:cs="Arial" w:eastAsia="Arial" w:hAnsi="Arial"/>
@@ -19457,7 +19457,7 @@
             <w:pPr>
               <w:spacing w:after="20" w:before="0"/>
             </w:pPr>
-            <w:hyperlink w:history="1" r:id="rIdmgps3k5qxrvdrpe6uatmo">
+            <w:hyperlink w:history="1" r:id="rId1ggkjxowzy8hhjvvjkbhw">
               <w:r>
                 <w:rPr>
                   <w:rFonts w:ascii="Arial" w:cs="Arial" w:eastAsia="Arial" w:hAnsi="Arial"/>
@@ -19466,7 +19466,7 @@
                   <w:szCs w:val="16"/>
                   <w:u w:val="single" w:color="2E75B6"/>
                 </w:rPr>
-                <w:t xml:space="preserve">Rational equation word problem</w:t>
+                <w:t xml:space="preserve">Reflection and Diffraction of Mechanical Waves Two-Dimensions - Overview</w:t>
               </w:r>
             </w:hyperlink>
           </w:p>
@@ -19482,7 +19482,7 @@
                 <w:sz w:val="14"/>
                 <w:szCs w:val="14"/>
               </w:rPr>
-              <w:t xml:space="preserve">Source: Khan Academy (English - US curriculum)</w:t>
+              <w:t xml:space="preserve">Source: CK-12</w:t>
             </w:r>
           </w:p>
           <w:p>
@@ -19490,7 +19490,7 @@
               <w:spacing w:after="10" w:before="0"/>
               <w:ind w:left="120"/>
             </w:pPr>
-            <w:hyperlink w:history="1" r:id="rIdosij69nepevcuwka7ajuq">
+            <w:hyperlink w:history="1" r:id="rIdkorxiyh7ia5im0obe9x-h">
               <w:r>
                 <w:rPr>
                   <w:rFonts w:ascii="Arial" w:cs="Arial" w:eastAsia="Arial" w:hAnsi="Arial"/>
@@ -19535,7 +19535,7 @@
             <w:pPr>
               <w:spacing w:after="20" w:before="0"/>
             </w:pPr>
-            <w:hyperlink w:history="1" r:id="rIdqb1uco5zwdayf_ezfgprq">
+            <w:hyperlink w:history="1" r:id="rIdq_knq2fdianbcz61066vx">
               <w:r>
                 <w:rPr>
                   <w:rFonts w:ascii="Arial" w:cs="Arial" w:eastAsia="Arial" w:hAnsi="Arial"/>
@@ -19544,7 +19544,7 @@
                   <w:szCs w:val="16"/>
                   <w:u w:val="single" w:color="2E75B6"/>
                 </w:rPr>
-                <w:t xml:space="preserve">Wavelength (Flexbook)</w:t>
+                <w:t xml:space="preserve">Wave Interference</w:t>
               </w:r>
             </w:hyperlink>
           </w:p>
@@ -19560,7 +19560,7 @@
                 <w:sz w:val="14"/>
                 <w:szCs w:val="14"/>
               </w:rPr>
-              <w:t xml:space="preserve">Source: CK-12</w:t>
+              <w:t xml:space="preserve">Source: PhET Interactive Simulations (English)</w:t>
             </w:r>
           </w:p>
           <w:p>
@@ -19568,7 +19568,7 @@
               <w:spacing w:after="10" w:before="0"/>
               <w:ind w:left="120"/>
             </w:pPr>
-            <w:hyperlink w:history="1" r:id="rIdtr6uqqxtthxyq1jpzrjof">
+            <w:hyperlink w:history="1" r:id="rIdt8lhguohpqla6opuyrycp">
               <w:r>
                 <w:rPr>
                   <w:rFonts w:ascii="Arial" w:cs="Arial" w:eastAsia="Arial" w:hAnsi="Arial"/>
@@ -19763,7 +19763,7 @@
             <w:pPr>
               <w:spacing w:after="20" w:before="0"/>
             </w:pPr>
-            <w:hyperlink w:history="1" r:id="rIdcahwit1hhaexaoajplkd8">
+            <w:hyperlink w:history="1" r:id="rIdf21p9citsb2wyn2moi6jg">
               <w:r>
                 <w:rPr>
                   <w:rFonts w:ascii="Arial" w:cs="Arial" w:eastAsia="Arial" w:hAnsi="Arial"/>
@@ -19772,7 +19772,7 @@
                   <w:szCs w:val="16"/>
                   <w:u w:val="single" w:color="2E75B6"/>
                 </w:rPr>
-                <w:t xml:space="preserve">Rational equation word problem</w:t>
+                <w:t xml:space="preserve">Wave properties</w:t>
               </w:r>
             </w:hyperlink>
           </w:p>
@@ -19796,7 +19796,7 @@
               <w:spacing w:after="10" w:before="0"/>
               <w:ind w:left="120"/>
             </w:pPr>
-            <w:hyperlink w:history="1" r:id="rIdk3g93fnicgjz58wx2hmvt">
+            <w:hyperlink w:history="1" r:id="rIdpqxgsnx-yksrj873otfry">
               <w:r>
                 <w:rPr>
                   <w:rFonts w:ascii="Arial" w:cs="Arial" w:eastAsia="Arial" w:hAnsi="Arial"/>
@@ -19841,7 +19841,7 @@
             <w:pPr>
               <w:spacing w:after="20" w:before="0"/>
             </w:pPr>
-            <w:hyperlink w:history="1" r:id="rIdnrv7opncein0buqzrg_pl">
+            <w:hyperlink w:history="1" r:id="rIdivmriwqsdp9sio6dhlwri">
               <w:r>
                 <w:rPr>
                   <w:rFonts w:ascii="Arial" w:cs="Arial" w:eastAsia="Arial" w:hAnsi="Arial"/>
@@ -19850,7 +19850,7 @@
                   <w:szCs w:val="16"/>
                   <w:u w:val="single" w:color="2E75B6"/>
                 </w:rPr>
-                <w:t xml:space="preserve">Wavelength (Flexbook)</w:t>
+                <w:t xml:space="preserve">Wave Interference</w:t>
               </w:r>
             </w:hyperlink>
           </w:p>
@@ -19866,7 +19866,7 @@
                 <w:sz w:val="14"/>
                 <w:szCs w:val="14"/>
               </w:rPr>
-              <w:t xml:space="preserve">Source: CK-12</w:t>
+              <w:t xml:space="preserve">Source: PhET Interactive Simulations (English)</w:t>
             </w:r>
           </w:p>
           <w:p>
@@ -19874,7 +19874,7 @@
               <w:spacing w:after="10" w:before="0"/>
               <w:ind w:left="120"/>
             </w:pPr>
-            <w:hyperlink w:history="1" r:id="rId6sj5o82jxg37vs0e8oxwl">
+            <w:hyperlink w:history="1" r:id="rIdouexivmzmzeailupd3lz5">
               <w:r>
                 <w:rPr>
                   <w:rFonts w:ascii="Arial" w:cs="Arial" w:eastAsia="Arial" w:hAnsi="Arial"/>
@@ -20069,7 +20069,7 @@
             <w:pPr>
               <w:spacing w:after="20" w:before="0"/>
             </w:pPr>
-            <w:hyperlink w:history="1" r:id="rIdwypnewosjagj0wcxoamze">
+            <w:hyperlink w:history="1" r:id="rId935fs3mqbsqwk3-knmdmw">
               <w:r>
                 <w:rPr>
                   <w:rFonts w:ascii="Arial" w:cs="Arial" w:eastAsia="Arial" w:hAnsi="Arial"/>
@@ -20078,7 +20078,7 @@
                   <w:szCs w:val="16"/>
                   <w:u w:val="single" w:color="2E75B6"/>
                 </w:rPr>
-                <w:t xml:space="preserve">Rational equation word problem</w:t>
+                <w:t xml:space="preserve">De Broglie Wavelength and Wave Particle Duality - Overview</w:t>
               </w:r>
             </w:hyperlink>
           </w:p>
@@ -20094,7 +20094,7 @@
                 <w:sz w:val="14"/>
                 <w:szCs w:val="14"/>
               </w:rPr>
-              <w:t xml:space="preserve">Source: Khan Academy (English - US curriculum)</w:t>
+              <w:t xml:space="preserve">Source: CK-12</w:t>
             </w:r>
           </w:p>
           <w:p>
@@ -20102,7 +20102,7 @@
               <w:spacing w:after="10" w:before="0"/>
               <w:ind w:left="120"/>
             </w:pPr>
-            <w:hyperlink w:history="1" r:id="rIdenby3t5stvwxnvyzny-i_">
+            <w:hyperlink w:history="1" r:id="rIdpmokb-cyhdg0eoof1hspr">
               <w:r>
                 <w:rPr>
                   <w:rFonts w:ascii="Arial" w:cs="Arial" w:eastAsia="Arial" w:hAnsi="Arial"/>
@@ -20147,7 +20147,7 @@
             <w:pPr>
               <w:spacing w:after="20" w:before="0"/>
             </w:pPr>
-            <w:hyperlink w:history="1" r:id="rIdclo8li_uebzx7wjfs-st-">
+            <w:hyperlink w:history="1" r:id="rIdhouvw2wynibpngdxqxmiu">
               <w:r>
                 <w:rPr>
                   <w:rFonts w:ascii="Arial" w:cs="Arial" w:eastAsia="Arial" w:hAnsi="Arial"/>
@@ -20156,7 +20156,7 @@
                   <w:szCs w:val="16"/>
                   <w:u w:val="single" w:color="2E75B6"/>
                 </w:rPr>
-                <w:t xml:space="preserve">Wavelength (Flexbook)</w:t>
+                <w:t xml:space="preserve">Wave Interference</w:t>
               </w:r>
             </w:hyperlink>
           </w:p>
@@ -20172,7 +20172,7 @@
                 <w:sz w:val="14"/>
                 <w:szCs w:val="14"/>
               </w:rPr>
-              <w:t xml:space="preserve">Source: CK-12</w:t>
+              <w:t xml:space="preserve">Source: PhET Interactive Simulations (English)</w:t>
             </w:r>
           </w:p>
           <w:p>
@@ -20180,7 +20180,7 @@
               <w:spacing w:after="10" w:before="0"/>
               <w:ind w:left="120"/>
             </w:pPr>
-            <w:hyperlink w:history="1" r:id="rId0_mkzstwzo8vgiyh-khtq">
+            <w:hyperlink w:history="1" r:id="rIdgrgbrx22nnvoxn-nvjms9">
               <w:r>
                 <w:rPr>
                   <w:rFonts w:ascii="Arial" w:cs="Arial" w:eastAsia="Arial" w:hAnsi="Arial"/>
@@ -21667,7 +21667,7 @@
             <w:pPr>
               <w:spacing w:after="20" w:before="0"/>
             </w:pPr>
-            <w:hyperlink w:history="1" r:id="rIdn2ycb6osrvldaelkjbtiu">
+            <w:hyperlink w:history="1" r:id="rIdsdskddlb4szjnncznfrii">
               <w:r>
                 <w:rPr>
                   <w:rFonts w:ascii="Arial" w:cs="Arial" w:eastAsia="Arial" w:hAnsi="Arial"/>
@@ -21676,7 +21676,7 @@
                   <w:szCs w:val="16"/>
                   <w:u w:val="single" w:color="2E75B6"/>
                 </w:rPr>
-                <w:t xml:space="preserve">Reflection and Interference of Mechanical Waves in One-Dimension - Example 1</w:t>
+                <w:t xml:space="preserve">Constructive and Destructive interference</w:t>
               </w:r>
             </w:hyperlink>
           </w:p>
@@ -21692,7 +21692,7 @@
                 <w:sz w:val="14"/>
                 <w:szCs w:val="14"/>
               </w:rPr>
-              <w:t xml:space="preserve">Source: CK-12</w:t>
+              <w:t xml:space="preserve">Source: Khan Academy (English - US curriculum)</w:t>
             </w:r>
           </w:p>
           <w:p>
@@ -21700,7 +21700,7 @@
               <w:spacing w:after="10" w:before="0"/>
               <w:ind w:left="120"/>
             </w:pPr>
-            <w:hyperlink w:history="1" r:id="rIdnp3ahvb7roigt4zjnyqsw">
+            <w:hyperlink w:history="1" r:id="rIdtgy6uh6rhwuuhyxb6bfwj">
               <w:r>
                 <w:rPr>
                   <w:rFonts w:ascii="Arial" w:cs="Arial" w:eastAsia="Arial" w:hAnsi="Arial"/>
@@ -21745,7 +21745,7 @@
             <w:pPr>
               <w:spacing w:after="20" w:before="0"/>
             </w:pPr>
-            <w:hyperlink w:history="1" r:id="rIdjm0kqzp9vbfuqujjqghsf">
+            <w:hyperlink w:history="1" r:id="rIdwc0wwwagq_qhdn_t3j_eg">
               <w:r>
                 <w:rPr>
                   <w:rFonts w:ascii="Arial" w:cs="Arial" w:eastAsia="Arial" w:hAnsi="Arial"/>
@@ -21754,7 +21754,7 @@
                   <w:szCs w:val="16"/>
                   <w:u w:val="single" w:color="2E75B6"/>
                 </w:rPr>
-                <w:t xml:space="preserve">Wave Interference (Flexbook)</w:t>
+                <w:t xml:space="preserve">Wave Interference</w:t>
               </w:r>
             </w:hyperlink>
           </w:p>
@@ -21770,7 +21770,7 @@
                 <w:sz w:val="14"/>
                 <w:szCs w:val="14"/>
               </w:rPr>
-              <w:t xml:space="preserve">Source: CK-12</w:t>
+              <w:t xml:space="preserve">Source: PhET Interactive Simulations (English)</w:t>
             </w:r>
           </w:p>
           <w:p>
@@ -21778,7 +21778,7 @@
               <w:spacing w:after="10" w:before="0"/>
               <w:ind w:left="120"/>
             </w:pPr>
-            <w:hyperlink w:history="1" r:id="rIdd3isco3aw2iq-0_w5zaq_">
+            <w:hyperlink w:history="1" r:id="rIdxhapc2owp0qso0jsnu2ne">
               <w:r>
                 <w:rPr>
                   <w:rFonts w:ascii="Arial" w:cs="Arial" w:eastAsia="Arial" w:hAnsi="Arial"/>
@@ -21973,7 +21973,7 @@
             <w:pPr>
               <w:spacing w:after="20" w:before="0"/>
             </w:pPr>
-            <w:hyperlink w:history="1" r:id="rIdbm584cqxgprirl60pqaex">
+            <w:hyperlink w:history="1" r:id="rIdw4mlt7i7eojl9qjbk85ia">
               <w:r>
                 <w:rPr>
                   <w:rFonts w:ascii="Arial" w:cs="Arial" w:eastAsia="Arial" w:hAnsi="Arial"/>
@@ -21982,7 +21982,7 @@
                   <w:szCs w:val="16"/>
                   <w:u w:val="single" w:color="2E75B6"/>
                 </w:rPr>
-                <w:t xml:space="preserve">Reflection and Interference of Mechanical Waves in One-Dimension - Example 1</w:t>
+                <w:t xml:space="preserve">Constructive and Destructive interference</w:t>
               </w:r>
             </w:hyperlink>
           </w:p>
@@ -21998,7 +21998,7 @@
                 <w:sz w:val="14"/>
                 <w:szCs w:val="14"/>
               </w:rPr>
-              <w:t xml:space="preserve">Source: CK-12</w:t>
+              <w:t xml:space="preserve">Source: Khan Academy (English - US curriculum)</w:t>
             </w:r>
           </w:p>
           <w:p>
@@ -22006,7 +22006,7 @@
               <w:spacing w:after="10" w:before="0"/>
               <w:ind w:left="120"/>
             </w:pPr>
-            <w:hyperlink w:history="1" r:id="rIdtsnz52pkhb7hyxummoaow">
+            <w:hyperlink w:history="1" r:id="rIdp_rzik3bffy4uyfexqoz1">
               <w:r>
                 <w:rPr>
                   <w:rFonts w:ascii="Arial" w:cs="Arial" w:eastAsia="Arial" w:hAnsi="Arial"/>
@@ -22051,7 +22051,7 @@
             <w:pPr>
               <w:spacing w:after="20" w:before="0"/>
             </w:pPr>
-            <w:hyperlink w:history="1" r:id="rIdctjl_63jraiaf7bl1trhs">
+            <w:hyperlink w:history="1" r:id="rIdoxjuwwpvcp6h6jppjxcgc">
               <w:r>
                 <w:rPr>
                   <w:rFonts w:ascii="Arial" w:cs="Arial" w:eastAsia="Arial" w:hAnsi="Arial"/>
@@ -22060,7 +22060,7 @@
                   <w:szCs w:val="16"/>
                   <w:u w:val="single" w:color="2E75B6"/>
                 </w:rPr>
-                <w:t xml:space="preserve">Wave Interference (Flexbook)</w:t>
+                <w:t xml:space="preserve">Wave Interference</w:t>
               </w:r>
             </w:hyperlink>
           </w:p>
@@ -22076,7 +22076,7 @@
                 <w:sz w:val="14"/>
                 <w:szCs w:val="14"/>
               </w:rPr>
-              <w:t xml:space="preserve">Source: CK-12</w:t>
+              <w:t xml:space="preserve">Source: PhET Interactive Simulations (English)</w:t>
             </w:r>
           </w:p>
           <w:p>
@@ -22084,7 +22084,7 @@
               <w:spacing w:after="10" w:before="0"/>
               <w:ind w:left="120"/>
             </w:pPr>
-            <w:hyperlink w:history="1" r:id="rIdkc1ew6mtn70mqrsmxxhid">
+            <w:hyperlink w:history="1" r:id="rIdbxjggfojyq0ihswhgyyyw">
               <w:r>
                 <w:rPr>
                   <w:rFonts w:ascii="Arial" w:cs="Arial" w:eastAsia="Arial" w:hAnsi="Arial"/>
@@ -22279,7 +22279,7 @@
             <w:pPr>
               <w:spacing w:after="20" w:before="0"/>
             </w:pPr>
-            <w:hyperlink w:history="1" r:id="rIdliphjtj2eokmmdeh_dbpx">
+            <w:hyperlink w:history="1" r:id="rIdswyinr7sthpb6cfro378c">
               <w:r>
                 <w:rPr>
                   <w:rFonts w:ascii="Arial" w:cs="Arial" w:eastAsia="Arial" w:hAnsi="Arial"/>
@@ -22288,7 +22288,7 @@
                   <w:szCs w:val="16"/>
                   <w:u w:val="single" w:color="2E75B6"/>
                 </w:rPr>
-                <w:t xml:space="preserve">Reflection and Interference of Mechanical Waves in One-Dimension - Example 1</w:t>
+                <w:t xml:space="preserve">Constructive and Destructive interference</w:t>
               </w:r>
             </w:hyperlink>
           </w:p>
@@ -22304,7 +22304,7 @@
                 <w:sz w:val="14"/>
                 <w:szCs w:val="14"/>
               </w:rPr>
-              <w:t xml:space="preserve">Source: CK-12</w:t>
+              <w:t xml:space="preserve">Source: Khan Academy (English - US curriculum)</w:t>
             </w:r>
           </w:p>
           <w:p>
@@ -22312,7 +22312,7 @@
               <w:spacing w:after="10" w:before="0"/>
               <w:ind w:left="120"/>
             </w:pPr>
-            <w:hyperlink w:history="1" r:id="rIdav7qf9r5vjf2ee6h-d_tx">
+            <w:hyperlink w:history="1" r:id="rIdl7xibgt-k94mz1-vna1gk">
               <w:r>
                 <w:rPr>
                   <w:rFonts w:ascii="Arial" w:cs="Arial" w:eastAsia="Arial" w:hAnsi="Arial"/>
@@ -22357,7 +22357,7 @@
             <w:pPr>
               <w:spacing w:after="20" w:before="0"/>
             </w:pPr>
-            <w:hyperlink w:history="1" r:id="rIdl15_twvnqm5-blqhpzgek">
+            <w:hyperlink w:history="1" r:id="rIdyjewm0fckzpack7m8w0ys">
               <w:r>
                 <w:rPr>
                   <w:rFonts w:ascii="Arial" w:cs="Arial" w:eastAsia="Arial" w:hAnsi="Arial"/>
@@ -22366,7 +22366,7 @@
                   <w:szCs w:val="16"/>
                   <w:u w:val="single" w:color="2E75B6"/>
                 </w:rPr>
-                <w:t xml:space="preserve">Wave Interference (Flexbook)</w:t>
+                <w:t xml:space="preserve">Wave Interference</w:t>
               </w:r>
             </w:hyperlink>
           </w:p>
@@ -22382,7 +22382,7 @@
                 <w:sz w:val="14"/>
                 <w:szCs w:val="14"/>
               </w:rPr>
-              <w:t xml:space="preserve">Source: CK-12</w:t>
+              <w:t xml:space="preserve">Source: PhET Interactive Simulations (English)</w:t>
             </w:r>
           </w:p>
           <w:p>
@@ -22390,7 +22390,7 @@
               <w:spacing w:after="10" w:before="0"/>
               <w:ind w:left="120"/>
             </w:pPr>
-            <w:hyperlink w:history="1" r:id="rId6mptn8lytuiepjivl5ab0">
+            <w:hyperlink w:history="1" r:id="rIdrjv4mq4mpicdemqyvhthd">
               <w:r>
                 <w:rPr>
                   <w:rFonts w:ascii="Arial" w:cs="Arial" w:eastAsia="Arial" w:hAnsi="Arial"/>
@@ -22585,7 +22585,7 @@
             <w:pPr>
               <w:spacing w:after="20" w:before="0"/>
             </w:pPr>
-            <w:hyperlink w:history="1" r:id="rId47m4a2no6p15ltelcbzdo">
+            <w:hyperlink w:history="1" r:id="rId70exc3wrtedkzjmcune6r">
               <w:r>
                 <w:rPr>
                   <w:rFonts w:ascii="Arial" w:cs="Arial" w:eastAsia="Arial" w:hAnsi="Arial"/>
@@ -22594,7 +22594,7 @@
                   <w:szCs w:val="16"/>
                   <w:u w:val="single" w:color="2E75B6"/>
                 </w:rPr>
-                <w:t xml:space="preserve">Reflection and Interference of Mechanical Waves in One-Dimension - Example 1</w:t>
+                <w:t xml:space="preserve">Constructive and Destructive interference</w:t>
               </w:r>
             </w:hyperlink>
           </w:p>
@@ -22610,7 +22610,7 @@
                 <w:sz w:val="14"/>
                 <w:szCs w:val="14"/>
               </w:rPr>
-              <w:t xml:space="preserve">Source: CK-12</w:t>
+              <w:t xml:space="preserve">Source: Khan Academy (English - US curriculum)</w:t>
             </w:r>
           </w:p>
           <w:p>
@@ -22618,7 +22618,7 @@
               <w:spacing w:after="10" w:before="0"/>
               <w:ind w:left="120"/>
             </w:pPr>
-            <w:hyperlink w:history="1" r:id="rId50uspnp-1efxmn0tv0vyk">
+            <w:hyperlink w:history="1" r:id="rId1j5-btqltniuriyzln6ux">
               <w:r>
                 <w:rPr>
                   <w:rFonts w:ascii="Arial" w:cs="Arial" w:eastAsia="Arial" w:hAnsi="Arial"/>
@@ -22663,7 +22663,7 @@
             <w:pPr>
               <w:spacing w:after="20" w:before="0"/>
             </w:pPr>
-            <w:hyperlink w:history="1" r:id="rId58bpxx0jzkwp8r8dpojs0">
+            <w:hyperlink w:history="1" r:id="rIdz25c2qzbiigssakvdljav">
               <w:r>
                 <w:rPr>
                   <w:rFonts w:ascii="Arial" w:cs="Arial" w:eastAsia="Arial" w:hAnsi="Arial"/>
@@ -22672,7 +22672,7 @@
                   <w:szCs w:val="16"/>
                   <w:u w:val="single" w:color="2E75B6"/>
                 </w:rPr>
-                <w:t xml:space="preserve">Wave Interference (Flexbook)</w:t>
+                <w:t xml:space="preserve">Wave Interference</w:t>
               </w:r>
             </w:hyperlink>
           </w:p>
@@ -22688,7 +22688,7 @@
                 <w:sz w:val="14"/>
                 <w:szCs w:val="14"/>
               </w:rPr>
-              <w:t xml:space="preserve">Source: CK-12</w:t>
+              <w:t xml:space="preserve">Source: PhET Interactive Simulations (English)</w:t>
             </w:r>
           </w:p>
           <w:p>
@@ -22696,7 +22696,7 @@
               <w:spacing w:after="10" w:before="0"/>
               <w:ind w:left="120"/>
             </w:pPr>
-            <w:hyperlink w:history="1" r:id="rIdjjwkg4olkppvz6vledxmt">
+            <w:hyperlink w:history="1" r:id="rId8jxtlmz6tbq30tlie6agk">
               <w:r>
                 <w:rPr>
                   <w:rFonts w:ascii="Arial" w:cs="Arial" w:eastAsia="Arial" w:hAnsi="Arial"/>
@@ -22891,7 +22891,7 @@
             <w:pPr>
               <w:spacing w:after="20" w:before="0"/>
             </w:pPr>
-            <w:hyperlink w:history="1" r:id="rIdmwksaewc-jkjxgc3yfw3f">
+            <w:hyperlink w:history="1" r:id="rId9focq_z-fuwjvnlpzp3y7">
               <w:r>
                 <w:rPr>
                   <w:rFonts w:ascii="Arial" w:cs="Arial" w:eastAsia="Arial" w:hAnsi="Arial"/>
@@ -22900,7 +22900,7 @@
                   <w:szCs w:val="16"/>
                   <w:u w:val="single" w:color="2E75B6"/>
                 </w:rPr>
-                <w:t xml:space="preserve">Reflection and Interference of Mechanical Waves in One-Dimension - Example 1</w:t>
+                <w:t xml:space="preserve">Constructive and Destructive interference</w:t>
               </w:r>
             </w:hyperlink>
           </w:p>
@@ -22916,7 +22916,7 @@
                 <w:sz w:val="14"/>
                 <w:szCs w:val="14"/>
               </w:rPr>
-              <w:t xml:space="preserve">Source: CK-12</w:t>
+              <w:t xml:space="preserve">Source: Khan Academy (English - US curriculum)</w:t>
             </w:r>
           </w:p>
           <w:p>
@@ -22924,7 +22924,7 @@
               <w:spacing w:after="10" w:before="0"/>
               <w:ind w:left="120"/>
             </w:pPr>
-            <w:hyperlink w:history="1" r:id="rIdy4sltradqqipauy0rafqo">
+            <w:hyperlink w:history="1" r:id="rIde1t948k8fgicfhxys9byn">
               <w:r>
                 <w:rPr>
                   <w:rFonts w:ascii="Arial" w:cs="Arial" w:eastAsia="Arial" w:hAnsi="Arial"/>
@@ -22969,7 +22969,7 @@
             <w:pPr>
               <w:spacing w:after="20" w:before="0"/>
             </w:pPr>
-            <w:hyperlink w:history="1" r:id="rIdf_2_vuh2rkfxsuss4uysk">
+            <w:hyperlink w:history="1" r:id="rIdmntgzjzqovjagc_nxa-it">
               <w:r>
                 <w:rPr>
                   <w:rFonts w:ascii="Arial" w:cs="Arial" w:eastAsia="Arial" w:hAnsi="Arial"/>
@@ -22978,7 +22978,7 @@
                   <w:szCs w:val="16"/>
                   <w:u w:val="single" w:color="2E75B6"/>
                 </w:rPr>
-                <w:t xml:space="preserve">Wave Interference (Flexbook)</w:t>
+                <w:t xml:space="preserve">Wave Interference</w:t>
               </w:r>
             </w:hyperlink>
           </w:p>
@@ -22994,7 +22994,7 @@
                 <w:sz w:val="14"/>
                 <w:szCs w:val="14"/>
               </w:rPr>
-              <w:t xml:space="preserve">Source: CK-12</w:t>
+              <w:t xml:space="preserve">Source: PhET Interactive Simulations (English)</w:t>
             </w:r>
           </w:p>
           <w:p>
@@ -23002,7 +23002,7 @@
               <w:spacing w:after="10" w:before="0"/>
               <w:ind w:left="120"/>
             </w:pPr>
-            <w:hyperlink w:history="1" r:id="rIdwlv_vm-rvqdi_4_dcvfco">
+            <w:hyperlink w:history="1" r:id="rIdcpgip-r_xzr7ixy3-zzrt">
               <w:r>
                 <w:rPr>
                   <w:rFonts w:ascii="Arial" w:cs="Arial" w:eastAsia="Arial" w:hAnsi="Arial"/>
@@ -24489,7 +24489,7 @@
             <w:pPr>
               <w:spacing w:after="20" w:before="0"/>
             </w:pPr>
-            <w:hyperlink w:history="1" r:id="rIdcxnfkvltrjqfeovfx93aw">
+            <w:hyperlink w:history="1" r:id="rId4ex3sstwzisbkhqdnrgf1">
               <w:r>
                 <w:rPr>
                   <w:rFonts w:ascii="Arial" w:cs="Arial" w:eastAsia="Arial" w:hAnsi="Arial"/>
@@ -24498,7 +24498,7 @@
                   <w:szCs w:val="16"/>
                   <w:u w:val="single" w:color="2E75B6"/>
                 </w:rPr>
-                <w:t xml:space="preserve">Video: Wave on a String</w:t>
+                <w:t xml:space="preserve">Standing waves on strings</w:t>
               </w:r>
             </w:hyperlink>
           </w:p>
@@ -24514,7 +24514,7 @@
                 <w:sz w:val="14"/>
                 <w:szCs w:val="14"/>
               </w:rPr>
-              <w:t xml:space="preserve">Source: PhET Interactive Simulations (English)</w:t>
+              <w:t xml:space="preserve">Source: Khan Academy (English - US curriculum)</w:t>
             </w:r>
           </w:p>
           <w:p>
@@ -24522,7 +24522,7 @@
               <w:spacing w:after="10" w:before="0"/>
               <w:ind w:left="120"/>
             </w:pPr>
-            <w:hyperlink w:history="1" r:id="rId4uwvx91yoqnko3b0_gzho">
+            <w:hyperlink w:history="1" r:id="rId5lmt0oshfzcfvx13s5m04">
               <w:r>
                 <w:rPr>
                   <w:rFonts w:ascii="Arial" w:cs="Arial" w:eastAsia="Arial" w:hAnsi="Arial"/>
@@ -24567,7 +24567,7 @@
             <w:pPr>
               <w:spacing w:after="20" w:before="0"/>
             </w:pPr>
-            <w:hyperlink w:history="1" r:id="rIdujl4nqsmaoa3xm_vlzzau">
+            <w:hyperlink w:history="1" r:id="rId0didzcvvyt-42fxatxi_u">
               <w:r>
                 <w:rPr>
                   <w:rFonts w:ascii="Arial" w:cs="Arial" w:eastAsia="Arial" w:hAnsi="Arial"/>
@@ -24600,7 +24600,7 @@
               <w:spacing w:after="10" w:before="0"/>
               <w:ind w:left="120"/>
             </w:pPr>
-            <w:hyperlink w:history="1" r:id="rIde42ig7utsmmppp4he1zk1">
+            <w:hyperlink w:history="1" r:id="rIdseosbfpmflcrnbipe3ncy">
               <w:r>
                 <w:rPr>
                   <w:rFonts w:ascii="Arial" w:cs="Arial" w:eastAsia="Arial" w:hAnsi="Arial"/>
@@ -24795,7 +24795,7 @@
             <w:pPr>
               <w:spacing w:after="20" w:before="0"/>
             </w:pPr>
-            <w:hyperlink w:history="1" r:id="rIdb_1eexurucixrzhhljt3l">
+            <w:hyperlink w:history="1" r:id="rIdm8hpsemth2hoi3--kmozq">
               <w:r>
                 <w:rPr>
                   <w:rFonts w:ascii="Arial" w:cs="Arial" w:eastAsia="Arial" w:hAnsi="Arial"/>
@@ -24804,7 +24804,7 @@
                   <w:szCs w:val="16"/>
                   <w:u w:val="single" w:color="2E75B6"/>
                 </w:rPr>
-                <w:t xml:space="preserve">Video: Wave on a String</w:t>
+                <w:t xml:space="preserve">Standing waves on strings</w:t>
               </w:r>
             </w:hyperlink>
           </w:p>
@@ -24820,7 +24820,7 @@
                 <w:sz w:val="14"/>
                 <w:szCs w:val="14"/>
               </w:rPr>
-              <w:t xml:space="preserve">Source: PhET Interactive Simulations (English)</w:t>
+              <w:t xml:space="preserve">Source: Khan Academy (English - US curriculum)</w:t>
             </w:r>
           </w:p>
           <w:p>
@@ -24828,7 +24828,7 @@
               <w:spacing w:after="10" w:before="0"/>
               <w:ind w:left="120"/>
             </w:pPr>
-            <w:hyperlink w:history="1" r:id="rIdf4wb3olwcmxx1bdkymql_">
+            <w:hyperlink w:history="1" r:id="rId4e3r8syto1maw72g49lbf">
               <w:r>
                 <w:rPr>
                   <w:rFonts w:ascii="Arial" w:cs="Arial" w:eastAsia="Arial" w:hAnsi="Arial"/>
@@ -24866,6 +24866,312 @@
                 <w:sz w:val="16"/>
                 <w:szCs w:val="16"/>
               </w:rPr>
+              <w:t xml:space="preserve">📖 EXERCISE:</w:t>
+            </w:r>
+          </w:p>
+          <w:p>
+            <w:pPr>
+              <w:spacing w:after="20" w:before="0"/>
+            </w:pPr>
+            <w:hyperlink w:history="1" r:id="rIdi4ur8i8o1evydrnxd3rwd">
+              <w:r>
+                <w:rPr>
+                  <w:rFonts w:ascii="Arial" w:cs="Arial" w:eastAsia="Arial" w:hAnsi="Arial"/>
+                  <w:color w:val="2E75B6"/>
+                  <w:sz w:val="16"/>
+                  <w:szCs w:val="16"/>
+                  <w:u w:val="single" w:color="2E75B6"/>
+                </w:rPr>
+                <w:t xml:space="preserve">Standing Waves Practice</w:t>
+              </w:r>
+            </w:hyperlink>
+          </w:p>
+          <w:p>
+            <w:pPr>
+              <w:spacing w:after="10" w:before="0"/>
+              <w:ind w:left="120"/>
+            </w:pPr>
+            <w:r>
+              <w:rPr>
+                <w:rFonts w:ascii="Arial" w:cs="Arial" w:eastAsia="Arial" w:hAnsi="Arial"/>
+                <w:color w:val="595959"/>
+                <w:sz w:val="14"/>
+                <w:szCs w:val="14"/>
+              </w:rPr>
+              <w:t xml:space="preserve">Source: CK-12</w:t>
+            </w:r>
+          </w:p>
+          <w:p>
+            <w:pPr>
+              <w:spacing w:after="10" w:before="0"/>
+              <w:ind w:left="120"/>
+            </w:pPr>
+            <w:hyperlink w:history="1" r:id="rIdthrjud-baiyutrkglf77n">
+              <w:r>
+                <w:rPr>
+                  <w:rFonts w:ascii="Arial" w:cs="Arial" w:eastAsia="Arial" w:hAnsi="Arial"/>
+                  <w:color w:val="595959"/>
+                  <w:sz w:val="14"/>
+                  <w:szCs w:val="14"/>
+                  <w:u w:val="single" w:color="595959"/>
+                </w:rPr>
+                <w:t xml:space="preserve">🔍 Search ARES for similar readings</w:t>
+              </w:r>
+            </w:hyperlink>
+          </w:p>
+        </w:tc>
+        <w:tc>
+          <w:tcPr>
+            <w:tcW w:type="dxa" w:w="3040"/>
+            <w:shd w:fill="FFFFFF" w:color="auto" w:val="clear"/>
+            <w:tcMar>
+              <w:top w:type="dxa" w:w="60"/>
+              <w:left w:type="dxa" w:w="120"/>
+              <w:bottom w:type="dxa" w:w="60"/>
+              <w:right w:type="dxa" w:w="120"/>
+            </w:tcMar>
+            <w:vAlign w:val="top"/>
+          </w:tcPr>
+          <w:p>
+            <w:pPr>
+              <w:spacing w:after="40" w:before="0"/>
+              <w:jc w:val="left"/>
+            </w:pPr>
+            <w:r>
+              <w:rPr>
+                <w:rFonts w:ascii="Arial" w:cs="Arial" w:eastAsia="Arial" w:hAnsi="Arial"/>
+                <w:b w:val="false"/>
+                <w:bCs w:val="false"/>
+                <w:i w:val="false"/>
+                <w:iCs w:val="false"/>
+                <w:color w:val="000000"/>
+                <w:sz w:val="18"/>
+                <w:szCs w:val="18"/>
+              </w:rPr>
+              <w:t xml:space="preserve">Students open PhET: Waves on a String on laptops or tablets (or observe the teacher projection if devices are 1-per-3 students). Settings: select Oscillate, set one end to Fixed End, damping to zero, tension to high. Step 1 (5 minutes): Students freely explore by slowly increasing frequency from 0 Hz upward and recording in a table what they see at each approximate frequency. They are told: note frequencies at which a clear, stable, repeating pattern appears — count and sketch the number of regions of large motion (antinodes) and the points that do not move (nodes). Step 2 (5 minutes): Students systematically record data for the 1st, 2nd, and 3rd clear stable patterns they find, filling in a structured table with columns: Harmonic number, Approx. frequency (Hz), Number of antinodes, Number of nodes, Sketch of pattern. Step 3 (2 minutes): Students measure (using the simulation ruler tool) the wavelength in each harmonic by noting the distance between successive nodes and doubling it, and record this against string length L shown in the simulation. They compare wavelength to string length for each harmonic and write a pattern statement: In harmonic 1, lambda equals _____ times L; in harmonic 2, lambda equals _____ times L; etc.</w:t>
+            </w:r>
+          </w:p>
+        </w:tc>
+        <w:tc>
+          <w:tcPr>
+            <w:tcW w:type="dxa" w:w="3040"/>
+            <w:shd w:fill="F2F2F2" w:color="auto" w:val="clear"/>
+            <w:tcMar>
+              <w:top w:type="dxa" w:w="60"/>
+              <w:left w:type="dxa" w:w="120"/>
+              <w:bottom w:type="dxa" w:w="60"/>
+              <w:right w:type="dxa" w:w="120"/>
+            </w:tcMar>
+            <w:vAlign w:val="top"/>
+          </w:tcPr>
+          <w:p>
+            <w:pPr>
+              <w:spacing w:after="40" w:before="0"/>
+              <w:jc w:val="left"/>
+            </w:pPr>
+            <w:r>
+              <w:rPr>
+                <w:rFonts w:ascii="Arial" w:cs="Arial" w:eastAsia="Arial" w:hAnsi="Arial"/>
+                <w:b w:val="false"/>
+                <w:bCs w:val="false"/>
+                <w:i w:val="false"/>
+                <w:iCs w:val="false"/>
+                <w:color w:val="000000"/>
+                <w:sz w:val="18"/>
+                <w:szCs w:val="18"/>
+              </w:rPr>
+              <w:t xml:space="preserve">Circulate continuously. At approximately the 4-minute mark, if groups have not yet found a stable pattern, prompt: Try frequencies between 1.5 Hz and 4 Hz and watch for a pattern where some parts of the string stop moving altogether. After most groups have found at least two harmonics, pause the class with a hand signal and ask one student to project their screen: Can you describe what you see at this frequency? Count the still points out loud with me. WAIT TIME: After asking the class to count nodes together, wait 4 seconds before confirming. If a student misidentifies a node as an antinode, say: Look at that point again — does it ever move, or is it always still? Let the simulation answer, not me. Prompt the wavelength measurement step by saying: Use the ruler tool — measure from one still point to the next still point. What is that distance compared to the full length of the string? Write a sentence.</w:t>
+            </w:r>
+          </w:p>
+        </w:tc>
+        <w:tc>
+          <w:tcPr>
+            <w:tcW w:type="dxa" w:w="3040"/>
+            <w:shd w:fill="FFFFFF" w:color="auto" w:val="clear"/>
+            <w:tcMar>
+              <w:top w:type="dxa" w:w="60"/>
+              <w:left w:type="dxa" w:w="120"/>
+              <w:bottom w:type="dxa" w:w="60"/>
+              <w:right w:type="dxa" w:w="120"/>
+            </w:tcMar>
+            <w:vAlign w:val="top"/>
+          </w:tcPr>
+          <w:p>
+            <w:pPr>
+              <w:spacing w:after="40" w:before="0"/>
+              <w:jc w:val="left"/>
+            </w:pPr>
+            <w:r>
+              <w:rPr>
+                <w:rFonts w:ascii="Arial" w:cs="Arial" w:eastAsia="Arial" w:hAnsi="Arial"/>
+                <w:b w:val="false"/>
+                <w:bCs w:val="false"/>
+                <w:i w:val="false"/>
+                <w:iCs w:val="false"/>
+                <w:color w:val="000000"/>
+                <w:sz w:val="18"/>
+                <w:szCs w:val="18"/>
+              </w:rPr>
+              <w:t xml:space="preserve">The structured data table scaffolds systematic observation and prevents random clicking. The pattern-statement task (lambda = _____ times L) bridges raw observation to algebraic generalisation, preparing students for the formal derivation in the Explain phase. Sketching each harmonic pattern creates visual memory anchors that will appear again in the model-building phase.</w:t>
+            </w:r>
+          </w:p>
+        </w:tc>
+        <w:tc>
+          <w:tcPr>
+            <w:tcW w:type="dxa" w:w="3040"/>
+            <w:shd w:fill="F2F2F2" w:color="auto" w:val="clear"/>
+            <w:tcMar>
+              <w:top w:type="dxa" w:w="60"/>
+              <w:left w:type="dxa" w:w="120"/>
+              <w:bottom w:type="dxa" w:w="60"/>
+              <w:right w:type="dxa" w:w="120"/>
+            </w:tcMar>
+            <w:vAlign w:val="top"/>
+          </w:tcPr>
+          <w:p>
+            <w:pPr>
+              <w:spacing w:after="40" w:before="0"/>
+              <w:jc w:val="left"/>
+            </w:pPr>
+            <w:r>
+              <w:rPr>
+                <w:rFonts w:ascii="Arial" w:cs="Arial" w:eastAsia="Arial" w:hAnsi="Arial"/>
+                <w:b w:val="false"/>
+                <w:bCs w:val="false"/>
+                <w:i w:val="false"/>
+                <w:iCs w:val="false"/>
+                <w:color w:val="000000"/>
+                <w:sz w:val="18"/>
+                <w:szCs w:val="18"/>
+              </w:rPr>
+              <w:t xml:space="preserve">Teacher checks tables during circulation. Target check: do students correctly record that the 1st harmonic has 1 antinode and 2 nodes, the 2nd harmonic has 2 antinodes and 3 nodes, the 3rd harmonic has 3 antinodes and 4 nodes? Students who record equal numbers of nodes and antinodes have a misconception to address during Explain. Teacher makes a mental note of two students to cold-call during the Explain phase.</w:t>
+            </w:r>
+          </w:p>
+        </w:tc>
+      </w:tr>
+      <w:tr>
+        <w:tc>
+          <w:tcPr>
+            <w:tcW w:type="dxa" w:w="1520"/>
+            <w:shd w:fill="E2EFDA" w:color="auto" w:val="clear"/>
+            <w:tcMar>
+              <w:top w:type="dxa" w:w="60"/>
+              <w:left w:type="dxa" w:w="120"/>
+              <w:bottom w:type="dxa" w:w="60"/>
+              <w:right w:type="dxa" w:w="120"/>
+            </w:tcMar>
+            <w:vAlign w:val="top"/>
+          </w:tcPr>
+          <w:p>
+            <w:pPr>
+              <w:spacing w:after="40" w:before="0"/>
+              <w:jc w:val="left"/>
+            </w:pPr>
+            <w:r>
+              <w:rPr>
+                <w:rFonts w:ascii="Arial" w:cs="Arial" w:eastAsia="Arial" w:hAnsi="Arial"/>
+                <w:b/>
+                <w:bCs/>
+                <w:i w:val="false"/>
+                <w:iCs w:val="false"/>
+                <w:color w:val="000000"/>
+                <w:sz w:val="18"/>
+                <w:szCs w:val="18"/>
+              </w:rPr>
+              <w:t xml:space="preserve">Explain Phase</w:t>
+            </w:r>
+          </w:p>
+          <w:p>
+            <w:pPr>
+              <w:spacing w:after="20" w:before="0"/>
+            </w:pPr>
+            <w:r>
+              <w:rPr>
+                <w:rFonts w:ascii="Arial" w:cs="Arial" w:eastAsia="Arial" w:hAnsi="Arial"/>
+                <w:b/>
+                <w:bCs/>
+                <w:color w:val="1F3864"/>
+                <w:sz w:val="16"/>
+                <w:szCs w:val="16"/>
+              </w:rPr>
+              <w:t xml:space="preserve">📹 VIDEO:</w:t>
+            </w:r>
+          </w:p>
+          <w:p>
+            <w:pPr>
+              <w:spacing w:after="20" w:before="0"/>
+            </w:pPr>
+            <w:hyperlink w:history="1" r:id="rIdwgvushqa-lftxfbgdx2oq">
+              <w:r>
+                <w:rPr>
+                  <w:rFonts w:ascii="Arial" w:cs="Arial" w:eastAsia="Arial" w:hAnsi="Arial"/>
+                  <w:color w:val="2E75B6"/>
+                  <w:sz w:val="16"/>
+                  <w:szCs w:val="16"/>
+                  <w:u w:val="single" w:color="2E75B6"/>
+                </w:rPr>
+                <w:t xml:space="preserve">Standing waves on strings</w:t>
+              </w:r>
+            </w:hyperlink>
+          </w:p>
+          <w:p>
+            <w:pPr>
+              <w:spacing w:after="10" w:before="0"/>
+              <w:ind w:left="120"/>
+            </w:pPr>
+            <w:r>
+              <w:rPr>
+                <w:rFonts w:ascii="Arial" w:cs="Arial" w:eastAsia="Arial" w:hAnsi="Arial"/>
+                <w:color w:val="595959"/>
+                <w:sz w:val="14"/>
+                <w:szCs w:val="14"/>
+              </w:rPr>
+              <w:t xml:space="preserve">Source: Khan Academy (English - US curriculum)</w:t>
+            </w:r>
+          </w:p>
+          <w:p>
+            <w:pPr>
+              <w:spacing w:after="10" w:before="0"/>
+              <w:ind w:left="120"/>
+            </w:pPr>
+            <w:hyperlink w:history="1" r:id="rIdwurodjjtw7qk3ls86tzoq">
+              <w:r>
+                <w:rPr>
+                  <w:rFonts w:ascii="Arial" w:cs="Arial" w:eastAsia="Arial" w:hAnsi="Arial"/>
+                  <w:color w:val="595959"/>
+                  <w:sz w:val="14"/>
+                  <w:szCs w:val="14"/>
+                  <w:u w:val="single" w:color="595959"/>
+                </w:rPr>
+                <w:t xml:space="preserve">🔍 Search ARES for similar videos</w:t>
+              </w:r>
+            </w:hyperlink>
+          </w:p>
+          <w:p>
+            <w:pPr>
+              <w:spacing w:after="40" w:before="0"/>
+            </w:pPr>
+            <w:r>
+              <w:rPr>
+                <w:sz w:val="14"/>
+                <w:szCs w:val="14"/>
+              </w:rPr>
+              <w:t xml:space="preserve"/>
+            </w:r>
+          </w:p>
+          <w:p>
+            <w:pPr>
+              <w:spacing w:after="20" w:before="0"/>
+            </w:pPr>
+            <w:r>
+              <w:rPr>
+                <w:rFonts w:ascii="Arial" w:cs="Arial" w:eastAsia="Arial" w:hAnsi="Arial"/>
+                <w:b/>
+                <w:bCs/>
+                <w:color w:val="1F3864"/>
+                <w:sz w:val="16"/>
+                <w:szCs w:val="16"/>
+              </w:rPr>
               <w:t xml:space="preserve">📖 HTML:</w:t>
             </w:r>
           </w:p>
@@ -24873,7 +25179,7 @@
             <w:pPr>
               <w:spacing w:after="20" w:before="0"/>
             </w:pPr>
-            <w:hyperlink w:history="1" r:id="rIdzdnnfykcxlwtz8fgqpuxa">
+            <w:hyperlink w:history="1" r:id="rIdorn76dfu9tcywevhszdee">
               <w:r>
                 <w:rPr>
                   <w:rFonts w:ascii="Arial" w:cs="Arial" w:eastAsia="Arial" w:hAnsi="Arial"/>
@@ -24906,7 +25212,7 @@
               <w:spacing w:after="10" w:before="0"/>
               <w:ind w:left="120"/>
             </w:pPr>
-            <w:hyperlink w:history="1" r:id="rIdxoe1_czlgt44nhxebo3vj">
+            <w:hyperlink w:history="1" r:id="rId6qfkhcm04bvpb2ah_lplg">
               <w:r>
                 <w:rPr>
                   <w:rFonts w:ascii="Arial" w:cs="Arial" w:eastAsia="Arial" w:hAnsi="Arial"/>
@@ -24948,7 +25254,7 @@
                 <w:sz w:val="18"/>
                 <w:szCs w:val="18"/>
               </w:rPr>
-              <w:t xml:space="preserve">Students open PhET: Waves on a String on laptops or tablets (or observe the teacher projection if devices are 1-per-3 students). Settings: select Oscillate, set one end to Fixed End, damping to zero, tension to high. Step 1 (5 minutes): Students freely explore by slowly increasing frequency from 0 Hz upward and recording in a table what they see at each approximate frequency. They are told: note frequencies at which a clear, stable, repeating pattern appears — count and sketch the number of regions of large motion (antinodes) and the points that do not move (nodes). Step 2 (5 minutes): Students systematically record data for the 1st, 2nd, and 3rd clear stable patterns they find, filling in a structured table with columns: Harmonic number, Approx. frequency (Hz), Number of antinodes, Number of nodes, Sketch of pattern. Step 3 (2 minutes): Students measure (using the simulation ruler tool) the wavelength in each harmonic by noting the distance between successive nodes and doubling it, and record this against string length L shown in the simulation. They compare wavelength to string length for each harmonic and write a pattern statement: In harmonic 1, lambda equals _____ times L; in harmonic 2, lambda equals _____ times L; etc.</w:t>
+              <w:t xml:space="preserve">The teacher projects a clean standing wave diagram showing a string of length L with the 1st, 2nd, and 3rd harmonics drawn side by side. Students label their own diagrams in their books as the teacher explains. Key explanation points covered: (1) Definition of a standing wave — formed by superposition of two waves of equal frequency and amplitude moving in opposite directions; unlike a travelling wave, a standing wave does not transfer energy along the string. (2) Nodes — points of permanent destructive interference, always zero displacement. (3) Antinodes — points of permanent constructive interference, maximum displacement. (4) Deriving the wavelength formula: for the nth harmonic, n half-wavelengths fit into the string length L, therefore L = n multiplied by lambda-n divided by 2, rearranging to give lambda-n = 2L divided by n. Students copy this derivation step by step. (5) Two worked problems in Kenyan contexts: Problem A — A guitar player at the Koroga Festival Festival tunes a string of length 0.65 m. What is the wavelength of the 1st, 2nd, and 3rd harmonics? (Answers: 1.30 m, 0.65 m, 0.43 m.) Problem B — A radio antenna designed to resonate at the FM frequency of Classic 105 (105.2 MHz) acts as a half-wave dipole. If the antenna is 1.4 m long, what frequency does it resonate at? (Students use v = f multiplied by lambda with lambda = 2 multiplied by 1.4 m = 2.8 m and v = 3 multiplied by 10 to the power 8 m/s; f = approximately 107 MHz — close to Classic 105, reinforcing the anchoring phenomenon connection.) Students solve Problem A individually (3 minutes), then Problem B in pairs (3 minutes). Two students write solutions on the board.</w:t>
             </w:r>
           </w:p>
         </w:tc>
@@ -24980,7 +25286,7 @@
                 <w:sz w:val="18"/>
                 <w:szCs w:val="18"/>
               </w:rPr>
-              <w:t xml:space="preserve">Circulate continuously. At approximately the 4-minute mark, if groups have not yet found a stable pattern, prompt: Try frequencies between 1.5 Hz and 4 Hz and watch for a pattern where some parts of the string stop moving altogether. After most groups have found at least two harmonics, pause the class with a hand signal and ask one student to project their screen: Can you describe what you see at this frequency? Count the still points out loud with me. WAIT TIME: After asking the class to count nodes together, wait 4 seconds before confirming. If a student misidentifies a node as an antinode, say: Look at that point again — does it ever move, or is it always still? Let the simulation answer, not me. Prompt the wavelength measurement step by saying: Use the ruler tool — measure from one still point to the next still point. What is that distance compared to the full length of the string? Write a sentence.</w:t>
+              <w:t xml:space="preserve">Begin the Explain phase by saying: Let us look at what your data is telling us. In every case where you saw a stable pattern, how many half-waves fitted into the string? Count with me on the diagram. Formalise the derivation on the board step by step, narrating: If n half-wavelengths fit into length L, then L equals n times lambda over 2. Rearranging — who can tell me what lambda equals? WAIT TIME: After posing the rearrangement question, wait 6 seconds. Accept a student answer. If incorrect, say: Let us rearrange together — multiply both sides by 2, then divide both sides by n. For Problem A, cold-call the student noted earlier for targeted support and say: Read out your working — tell us what L is and which harmonic you are calculating. For Problem B, make the explicit link to the anchoring phenomenon: Notice — an FM antenna is designed to be exactly half a wavelength long. That is a standing wave condition built into the hardware. This is one reason FM signals behave differently from AM signals in tunnels — their hardware and wavelengths are tuned to very different scales.</w:t>
             </w:r>
           </w:p>
         </w:tc>
@@ -25012,7 +25318,7 @@
                 <w:sz w:val="18"/>
                 <w:szCs w:val="18"/>
               </w:rPr>
-              <w:t xml:space="preserve">The structured data table scaffolds systematic observation and prevents random clicking. The pattern-statement task (lambda = _____ times L) bridges raw observation to algebraic generalisation, preparing students for the formal derivation in the Explain phase. Sketching each harmonic pattern creates visual memory anchors that will appear again in the model-building phase.</w:t>
+              <w:t xml:space="preserve">The side-by-side harmonic diagram and the step-by-step derivation connect the visual pattern from the simulation to the algebraic formula. Problem B deliberately links standing waves to the FM antenna, advancing the narrative toward the full resolution of the anchoring phenomenon in Lesson 10. This cross-lesson coherence reinforces that the unit is building one unified explanation, not isolated topics.</w:t>
             </w:r>
           </w:p>
         </w:tc>
@@ -25044,7 +25350,7 @@
                 <w:sz w:val="18"/>
                 <w:szCs w:val="18"/>
               </w:rPr>
-              <w:t xml:space="preserve">Teacher checks tables during circulation. Target check: do students correctly record that the 1st harmonic has 1 antinode and 2 nodes, the 2nd harmonic has 2 antinodes and 3 nodes, the 3rd harmonic has 3 antinodes and 4 nodes? Students who record equal numbers of nodes and antinodes have a misconception to address during Explain. Teacher makes a mental note of two students to cold-call during the Explain phase.</w:t>
+              <w:t xml:space="preserve">Board solutions for Problems A and B are checked publicly. Teacher asks the class: Thumbs up if the working on the board matches yours; thumbs sideways if you got a different number. If more than 4 thumbs are sideways, pause and rework the calculation with explicit unit-checking before moving on. Exit criterion for this phase: every student should have correct answers and derivation written in their exercise book before the DQB update.</w:t>
             </w:r>
           </w:p>
         </w:tc>
@@ -25053,32 +25359,32 @@
         <w:tc>
           <w:tcPr>
             <w:tcW w:type="dxa" w:w="1520"/>
-            <w:shd w:fill="E2EFDA" w:color="auto" w:val="clear"/>
-            <w:tcMar>
-              <w:top w:type="dxa" w:w="60"/>
-              <w:left w:type="dxa" w:w="120"/>
-              <w:bottom w:type="dxa" w:w="60"/>
-              <w:right w:type="dxa" w:w="120"/>
-            </w:tcMar>
-            <w:vAlign w:val="top"/>
-          </w:tcPr>
-          <w:p>
-            <w:pPr>
-              <w:spacing w:after="40" w:before="0"/>
-              <w:jc w:val="left"/>
-            </w:pPr>
-            <w:r>
-              <w:rPr>
-                <w:rFonts w:ascii="Arial" w:cs="Arial" w:eastAsia="Arial" w:hAnsi="Arial"/>
-                <w:b/>
-                <w:bCs/>
-                <w:i w:val="false"/>
-                <w:iCs w:val="false"/>
-                <w:color w:val="000000"/>
-                <w:sz w:val="18"/>
-                <w:szCs w:val="18"/>
-              </w:rPr>
-              <w:t xml:space="preserve">Explain Phase</w:t>
+            <w:shd w:fill="FCE4D6" w:color="auto" w:val="clear"/>
+            <w:tcMar>
+              <w:top w:type="dxa" w:w="60"/>
+              <w:left w:type="dxa" w:w="120"/>
+              <w:bottom w:type="dxa" w:w="60"/>
+              <w:right w:type="dxa" w:w="120"/>
+            </w:tcMar>
+            <w:vAlign w:val="top"/>
+          </w:tcPr>
+          <w:p>
+            <w:pPr>
+              <w:spacing w:after="40" w:before="0"/>
+              <w:jc w:val="left"/>
+            </w:pPr>
+            <w:r>
+              <w:rPr>
+                <w:rFonts w:ascii="Arial" w:cs="Arial" w:eastAsia="Arial" w:hAnsi="Arial"/>
+                <w:b/>
+                <w:bCs/>
+                <w:i w:val="false"/>
+                <w:iCs w:val="false"/>
+                <w:color w:val="000000"/>
+                <w:sz w:val="18"/>
+                <w:szCs w:val="18"/>
+              </w:rPr>
+              <w:t xml:space="preserve">Driving Question Board (DQB) Creation</w:t>
             </w:r>
           </w:p>
           <w:p>
@@ -25101,7 +25407,7 @@
             <w:pPr>
               <w:spacing w:after="20" w:before="0"/>
             </w:pPr>
-            <w:hyperlink w:history="1" r:id="rIdx0siknqgikysqoysrcn4a">
+            <w:hyperlink w:history="1" r:id="rIdc7gz7apcv3wldn3ul9_6h">
               <w:r>
                 <w:rPr>
                   <w:rFonts w:ascii="Arial" w:cs="Arial" w:eastAsia="Arial" w:hAnsi="Arial"/>
@@ -25110,7 +25416,7 @@
                   <w:szCs w:val="16"/>
                   <w:u w:val="single" w:color="2E75B6"/>
                 </w:rPr>
-                <w:t xml:space="preserve">Video: Wave on a String</w:t>
+                <w:t xml:space="preserve">Standing waves on strings</w:t>
               </w:r>
             </w:hyperlink>
           </w:p>
@@ -25126,7 +25432,7 @@
                 <w:sz w:val="14"/>
                 <w:szCs w:val="14"/>
               </w:rPr>
-              <w:t xml:space="preserve">Source: PhET Interactive Simulations (English)</w:t>
+              <w:t xml:space="preserve">Source: Khan Academy (English - US curriculum)</w:t>
             </w:r>
           </w:p>
           <w:p>
@@ -25134,7 +25440,7 @@
               <w:spacing w:after="10" w:before="0"/>
               <w:ind w:left="120"/>
             </w:pPr>
-            <w:hyperlink w:history="1" r:id="rIdlj5ordzmd7f71y7obn-s9">
+            <w:hyperlink w:history="1" r:id="rIduewhgkoevwgf_dndajscu">
               <w:r>
                 <w:rPr>
                   <w:rFonts w:ascii="Arial" w:cs="Arial" w:eastAsia="Arial" w:hAnsi="Arial"/>
@@ -25179,7 +25485,7 @@
             <w:pPr>
               <w:spacing w:after="20" w:before="0"/>
             </w:pPr>
-            <w:hyperlink w:history="1" r:id="rIddluri6nk5kyx_m5ekuvhw">
+            <w:hyperlink w:history="1" r:id="rIdiulgqsn-v5e5qyqpeb8mq">
               <w:r>
                 <w:rPr>
                   <w:rFonts w:ascii="Arial" w:cs="Arial" w:eastAsia="Arial" w:hAnsi="Arial"/>
@@ -25212,7 +25518,7 @@
               <w:spacing w:after="10" w:before="0"/>
               <w:ind w:left="120"/>
             </w:pPr>
-            <w:hyperlink w:history="1" r:id="rIdg4x0qkw3oeaokfh-bf_qf">
+            <w:hyperlink w:history="1" r:id="rIdm8eeihinvo15wwpevxjdv">
               <w:r>
                 <w:rPr>
                   <w:rFonts w:ascii="Arial" w:cs="Arial" w:eastAsia="Arial" w:hAnsi="Arial"/>
@@ -25254,7 +25560,7 @@
                 <w:sz w:val="18"/>
                 <w:szCs w:val="18"/>
               </w:rPr>
-              <w:t xml:space="preserve">The teacher projects a clean standing wave diagram showing a string of length L with the 1st, 2nd, and 3rd harmonics drawn side by side. Students label their own diagrams in their books as the teacher explains. Key explanation points covered: (1) Definition of a standing wave — formed by superposition of two waves of equal frequency and amplitude moving in opposite directions; unlike a travelling wave, a standing wave does not transfer energy along the string. (2) Nodes — points of permanent destructive interference, always zero displacement. (3) Antinodes — points of permanent constructive interference, maximum displacement. (4) Deriving the wavelength formula: for the nth harmonic, n half-wavelengths fit into the string length L, therefore L = n multiplied by lambda-n divided by 2, rearranging to give lambda-n = 2L divided by n. Students copy this derivation step by step. (5) Two worked problems in Kenyan contexts: Problem A — A guitar player at the Koroga Festival Festival tunes a string of length 0.65 m. What is the wavelength of the 1st, 2nd, and 3rd harmonics? (Answers: 1.30 m, 0.65 m, 0.43 m.) Problem B — A radio antenna designed to resonate at the FM frequency of Classic 105 (105.2 MHz) acts as a half-wave dipole. If the antenna is 1.4 m long, what frequency does it resonate at? (Students use v = f multiplied by lambda with lambda = 2 multiplied by 1.4 m = 2.8 m and v = 3 multiplied by 10 to the power 8 m/s; f = approximately 107 MHz — close to Classic 105, reinforcing the anchoring phenomenon connection.) Students solve Problem A individually (3 minutes), then Problem B in pairs (3 minutes). Two students write solutions on the board.</w:t>
+              <w:t xml:space="preserve">Students return to the class Driving Question Board displayed at the front. The teacher reads aloud the question placed on the DQB in Lesson 2: Why does the guitar string vibrate in sections rather than as one smooth wave? Students are asked to write a three-sentence answer on a sticky note using the sentence starters provided: A standing wave forms because... Nodes are the places where... This explains the guitar string because... Students post their sticky notes on the DQB next to the original question, physically marking it as answered with a green dot. The teacher then adds a new prompt card to the DQB in the In Progress column: If FM antenna length is tuned to a specific wavelength using standing wave principles, how does this connect to why FM fades in the Kabete tunnel but AM does not? Students briefly discuss in pairs whether they can yet fully answer this question, then agree as a class that it remains partially open — they have a new piece of the puzzle but the full answer will come in Lesson 10.</w:t>
             </w:r>
           </w:p>
         </w:tc>
@@ -25286,7 +25592,7 @@
                 <w:sz w:val="18"/>
                 <w:szCs w:val="18"/>
               </w:rPr>
-              <w:t xml:space="preserve">Begin the Explain phase by saying: Let us look at what your data is telling us. In every case where you saw a stable pattern, how many half-waves fitted into the string? Count with me on the diagram. Formalise the derivation on the board step by step, narrating: If n half-wavelengths fit into length L, then L equals n times lambda over 2. Rearranging — who can tell me what lambda equals? WAIT TIME: After posing the rearrangement question, wait 6 seconds. Accept a student answer. If incorrect, say: Let us rearrange together — multiply both sides by 2, then divide both sides by n. For Problem A, cold-call the student noted earlier for targeted support and say: Read out your working — tell us what L is and which harmonic you are calculating. For Problem B, make the explicit link to the anchoring phenomenon: Notice — an FM antenna is designed to be exactly half a wavelength long. That is a standing wave condition built into the hardware. This is one reason FM signals behave differently from AM signals in tunnels — their hardware and wavelengths are tuned to very different scales.</w:t>
+              <w:t xml:space="preserve">Guide the DQB update by saying: We now have enough evidence to close one question and open a new one. Point to the guitar-string question and say: I want three sentences — not one word answers. What causes a standing wave? What is a node? And how does this explain sections of vibration? After students post sticky notes, read one aloud and model how to evaluate it: This note says nodes form because of destructive interference — is that consistent with what we derived? Yes — let us give it a green dot. Then introduce the new prompt card and say: We now know FM antennas are tuned using half-wave standing wave conditions. Does that fully explain the tunnel mystery? Thumbs up if yes, thumbs sideways if no or partly. Accept both and say: Hold that question — Lessons 9 and 10 will close it. WAIT TIME: Before introducing the new DQB card, pause for 5 seconds after reading the existing guitar-string question to allow students to mentally rehearse their sticky note sentence.</w:t>
             </w:r>
           </w:p>
         </w:tc>
@@ -25318,7 +25624,7 @@
                 <w:sz w:val="18"/>
                 <w:szCs w:val="18"/>
               </w:rPr>
-              <w:t xml:space="preserve">The side-by-side harmonic diagram and the step-by-step derivation connect the visual pattern from the simulation to the algebraic formula. Problem B deliberately links standing waves to the FM antenna, advancing the narrative toward the full resolution of the anchoring phenomenon in Lesson 10. This cross-lesson coherence reinforces that the unit is building one unified explanation, not isolated topics.</w:t>
+              <w:t xml:space="preserve">The green-dot closure ritual gives students a visible sense of epistemic progress — a question that was genuinely open in Lesson 2 is now answered by their own evidence. The new prompt card maintains productive tension toward the anchoring phenomenon resolution, ensuring the DQB remains a living document rather than a static display.</w:t>
             </w:r>
           </w:p>
         </w:tc>
@@ -25350,7 +25656,7 @@
                 <w:sz w:val="18"/>
                 <w:szCs w:val="18"/>
               </w:rPr>
-              <w:t xml:space="preserve">Board solutions for Problems A and B are checked publicly. Teacher asks the class: Thumbs up if the working on the board matches yours; thumbs sideways if you got a different number. If more than 4 thumbs are sideways, pause and rework the calculation with explicit unit-checking before moving on. Exit criterion for this phase: every student should have correct answers and derivation written in their exercise book before the DQB update.</w:t>
+              <w:t xml:space="preserve">Teacher reads at least 6 sticky notes during or after posting. Look for: correct use of the word superposition, correct identification of destructive interference at nodes, and a clear link to the guitar string or another vibrating object. Sticky notes that mention only the word standing wave without explaining the cause indicate surface-level understanding and flag those students for additional questioning during Model Building.</w:t>
             </w:r>
           </w:p>
         </w:tc>
@@ -25359,32 +25665,32 @@
         <w:tc>
           <w:tcPr>
             <w:tcW w:type="dxa" w:w="1520"/>
-            <w:shd w:fill="FCE4D6" w:color="auto" w:val="clear"/>
-            <w:tcMar>
-              <w:top w:type="dxa" w:w="60"/>
-              <w:left w:type="dxa" w:w="120"/>
-              <w:bottom w:type="dxa" w:w="60"/>
-              <w:right w:type="dxa" w:w="120"/>
-            </w:tcMar>
-            <w:vAlign w:val="top"/>
-          </w:tcPr>
-          <w:p>
-            <w:pPr>
-              <w:spacing w:after="40" w:before="0"/>
-              <w:jc w:val="left"/>
-            </w:pPr>
-            <w:r>
-              <w:rPr>
-                <w:rFonts w:ascii="Arial" w:cs="Arial" w:eastAsia="Arial" w:hAnsi="Arial"/>
-                <w:b/>
-                <w:bCs/>
-                <w:i w:val="false"/>
-                <w:iCs w:val="false"/>
-                <w:color w:val="000000"/>
-                <w:sz w:val="18"/>
-                <w:szCs w:val="18"/>
-              </w:rPr>
-              <w:t xml:space="preserve">Driving Question Board (DQB) Creation</w:t>
+            <w:shd w:fill="D5E8F0" w:color="auto" w:val="clear"/>
+            <w:tcMar>
+              <w:top w:type="dxa" w:w="60"/>
+              <w:left w:type="dxa" w:w="120"/>
+              <w:bottom w:type="dxa" w:w="60"/>
+              <w:right w:type="dxa" w:w="120"/>
+            </w:tcMar>
+            <w:vAlign w:val="top"/>
+          </w:tcPr>
+          <w:p>
+            <w:pPr>
+              <w:spacing w:after="40" w:before="0"/>
+              <w:jc w:val="left"/>
+            </w:pPr>
+            <w:r>
+              <w:rPr>
+                <w:rFonts w:ascii="Arial" w:cs="Arial" w:eastAsia="Arial" w:hAnsi="Arial"/>
+                <w:b/>
+                <w:bCs/>
+                <w:i w:val="false"/>
+                <w:iCs w:val="false"/>
+                <w:color w:val="000000"/>
+                <w:sz w:val="18"/>
+                <w:szCs w:val="18"/>
+              </w:rPr>
+              <w:t xml:space="preserve">Model Building Phase</w:t>
             </w:r>
           </w:p>
           <w:p>
@@ -25407,7 +25713,7 @@
             <w:pPr>
               <w:spacing w:after="20" w:before="0"/>
             </w:pPr>
-            <w:hyperlink w:history="1" r:id="rIdjn6pzfbiqty1u7loc6tj3">
+            <w:hyperlink w:history="1" r:id="rIdrfomnojr_oju6gkuomfbf">
               <w:r>
                 <w:rPr>
                   <w:rFonts w:ascii="Arial" w:cs="Arial" w:eastAsia="Arial" w:hAnsi="Arial"/>
@@ -25416,7 +25722,7 @@
                   <w:szCs w:val="16"/>
                   <w:u w:val="single" w:color="2E75B6"/>
                 </w:rPr>
-                <w:t xml:space="preserve">Video: Wave on a String</w:t>
+                <w:t xml:space="preserve">Standing waves on strings</w:t>
               </w:r>
             </w:hyperlink>
           </w:p>
@@ -25432,7 +25738,7 @@
                 <w:sz w:val="14"/>
                 <w:szCs w:val="14"/>
               </w:rPr>
-              <w:t xml:space="preserve">Source: PhET Interactive Simulations (English)</w:t>
+              <w:t xml:space="preserve">Source: Khan Academy (English - US curriculum)</w:t>
             </w:r>
           </w:p>
           <w:p>
@@ -25440,7 +25746,7 @@
               <w:spacing w:after="10" w:before="0"/>
               <w:ind w:left="120"/>
             </w:pPr>
-            <w:hyperlink w:history="1" r:id="rId5rwbnw2k4-fofkx8dqvq5">
+            <w:hyperlink w:history="1" r:id="rIdoipzcswxdhpv8k3yrgpyn">
               <w:r>
                 <w:rPr>
                   <w:rFonts w:ascii="Arial" w:cs="Arial" w:eastAsia="Arial" w:hAnsi="Arial"/>
@@ -25485,7 +25791,7 @@
             <w:pPr>
               <w:spacing w:after="20" w:before="0"/>
             </w:pPr>
-            <w:hyperlink w:history="1" r:id="rIdg0up7cdmpwxzbzh-belgy">
+            <w:hyperlink w:history="1" r:id="rIdnp2wf2kbb5u-rdnu7j_bg">
               <w:r>
                 <w:rPr>
                   <w:rFonts w:ascii="Arial" w:cs="Arial" w:eastAsia="Arial" w:hAnsi="Arial"/>
@@ -25518,313 +25824,7 @@
               <w:spacing w:after="10" w:before="0"/>
               <w:ind w:left="120"/>
             </w:pPr>
-            <w:hyperlink w:history="1" r:id="rId96lactangso2qwgrg8hf9">
-              <w:r>
-                <w:rPr>
-                  <w:rFonts w:ascii="Arial" w:cs="Arial" w:eastAsia="Arial" w:hAnsi="Arial"/>
-                  <w:color w:val="595959"/>
-                  <w:sz w:val="14"/>
-                  <w:szCs w:val="14"/>
-                  <w:u w:val="single" w:color="595959"/>
-                </w:rPr>
-                <w:t xml:space="preserve">🔍 Search ARES for similar readings</w:t>
-              </w:r>
-            </w:hyperlink>
-          </w:p>
-        </w:tc>
-        <w:tc>
-          <w:tcPr>
-            <w:tcW w:type="dxa" w:w="3040"/>
-            <w:shd w:fill="FFFFFF" w:color="auto" w:val="clear"/>
-            <w:tcMar>
-              <w:top w:type="dxa" w:w="60"/>
-              <w:left w:type="dxa" w:w="120"/>
-              <w:bottom w:type="dxa" w:w="60"/>
-              <w:right w:type="dxa" w:w="120"/>
-            </w:tcMar>
-            <w:vAlign w:val="top"/>
-          </w:tcPr>
-          <w:p>
-            <w:pPr>
-              <w:spacing w:after="40" w:before="0"/>
-              <w:jc w:val="left"/>
-            </w:pPr>
-            <w:r>
-              <w:rPr>
-                <w:rFonts w:ascii="Arial" w:cs="Arial" w:eastAsia="Arial" w:hAnsi="Arial"/>
-                <w:b w:val="false"/>
-                <w:bCs w:val="false"/>
-                <w:i w:val="false"/>
-                <w:iCs w:val="false"/>
-                <w:color w:val="000000"/>
-                <w:sz w:val="18"/>
-                <w:szCs w:val="18"/>
-              </w:rPr>
-              <w:t xml:space="preserve">Students return to the class Driving Question Board displayed at the front. The teacher reads aloud the question placed on the DQB in Lesson 2: Why does the guitar string vibrate in sections rather than as one smooth wave? Students are asked to write a three-sentence answer on a sticky note using the sentence starters provided: A standing wave forms because... Nodes are the places where... This explains the guitar string because... Students post their sticky notes on the DQB next to the original question, physically marking it as answered with a green dot. The teacher then adds a new prompt card to the DQB in the In Progress column: If FM antenna length is tuned to a specific wavelength using standing wave principles, how does this connect to why FM fades in the Kabete tunnel but AM does not? Students briefly discuss in pairs whether they can yet fully answer this question, then agree as a class that it remains partially open — they have a new piece of the puzzle but the full answer will come in Lesson 10.</w:t>
-            </w:r>
-          </w:p>
-        </w:tc>
-        <w:tc>
-          <w:tcPr>
-            <w:tcW w:type="dxa" w:w="3040"/>
-            <w:shd w:fill="F2F2F2" w:color="auto" w:val="clear"/>
-            <w:tcMar>
-              <w:top w:type="dxa" w:w="60"/>
-              <w:left w:type="dxa" w:w="120"/>
-              <w:bottom w:type="dxa" w:w="60"/>
-              <w:right w:type="dxa" w:w="120"/>
-            </w:tcMar>
-            <w:vAlign w:val="top"/>
-          </w:tcPr>
-          <w:p>
-            <w:pPr>
-              <w:spacing w:after="40" w:before="0"/>
-              <w:jc w:val="left"/>
-            </w:pPr>
-            <w:r>
-              <w:rPr>
-                <w:rFonts w:ascii="Arial" w:cs="Arial" w:eastAsia="Arial" w:hAnsi="Arial"/>
-                <w:b w:val="false"/>
-                <w:bCs w:val="false"/>
-                <w:i w:val="false"/>
-                <w:iCs w:val="false"/>
-                <w:color w:val="000000"/>
-                <w:sz w:val="18"/>
-                <w:szCs w:val="18"/>
-              </w:rPr>
-              <w:t xml:space="preserve">Guide the DQB update by saying: We now have enough evidence to close one question and open a new one. Point to the guitar-string question and say: I want three sentences — not one word answers. What causes a standing wave? What is a node? And how does this explain sections of vibration? After students post sticky notes, read one aloud and model how to evaluate it: This note says nodes form because of destructive interference — is that consistent with what we derived? Yes — let us give it a green dot. Then introduce the new prompt card and say: We now know FM antennas are tuned using half-wave standing wave conditions. Does that fully explain the tunnel mystery? Thumbs up if yes, thumbs sideways if no or partly. Accept both and say: Hold that question — Lessons 9 and 10 will close it. WAIT TIME: Before introducing the new DQB card, pause for 5 seconds after reading the existing guitar-string question to allow students to mentally rehearse their sticky note sentence.</w:t>
-            </w:r>
-          </w:p>
-        </w:tc>
-        <w:tc>
-          <w:tcPr>
-            <w:tcW w:type="dxa" w:w="3040"/>
-            <w:shd w:fill="FFFFFF" w:color="auto" w:val="clear"/>
-            <w:tcMar>
-              <w:top w:type="dxa" w:w="60"/>
-              <w:left w:type="dxa" w:w="120"/>
-              <w:bottom w:type="dxa" w:w="60"/>
-              <w:right w:type="dxa" w:w="120"/>
-            </w:tcMar>
-            <w:vAlign w:val="top"/>
-          </w:tcPr>
-          <w:p>
-            <w:pPr>
-              <w:spacing w:after="40" w:before="0"/>
-              <w:jc w:val="left"/>
-            </w:pPr>
-            <w:r>
-              <w:rPr>
-                <w:rFonts w:ascii="Arial" w:cs="Arial" w:eastAsia="Arial" w:hAnsi="Arial"/>
-                <w:b w:val="false"/>
-                <w:bCs w:val="false"/>
-                <w:i w:val="false"/>
-                <w:iCs w:val="false"/>
-                <w:color w:val="000000"/>
-                <w:sz w:val="18"/>
-                <w:szCs w:val="18"/>
-              </w:rPr>
-              <w:t xml:space="preserve">The green-dot closure ritual gives students a visible sense of epistemic progress — a question that was genuinely open in Lesson 2 is now answered by their own evidence. The new prompt card maintains productive tension toward the anchoring phenomenon resolution, ensuring the DQB remains a living document rather than a static display.</w:t>
-            </w:r>
-          </w:p>
-        </w:tc>
-        <w:tc>
-          <w:tcPr>
-            <w:tcW w:type="dxa" w:w="3040"/>
-            <w:shd w:fill="F2F2F2" w:color="auto" w:val="clear"/>
-            <w:tcMar>
-              <w:top w:type="dxa" w:w="60"/>
-              <w:left w:type="dxa" w:w="120"/>
-              <w:bottom w:type="dxa" w:w="60"/>
-              <w:right w:type="dxa" w:w="120"/>
-            </w:tcMar>
-            <w:vAlign w:val="top"/>
-          </w:tcPr>
-          <w:p>
-            <w:pPr>
-              <w:spacing w:after="40" w:before="0"/>
-              <w:jc w:val="left"/>
-            </w:pPr>
-            <w:r>
-              <w:rPr>
-                <w:rFonts w:ascii="Arial" w:cs="Arial" w:eastAsia="Arial" w:hAnsi="Arial"/>
-                <w:b w:val="false"/>
-                <w:bCs w:val="false"/>
-                <w:i w:val="false"/>
-                <w:iCs w:val="false"/>
-                <w:color w:val="000000"/>
-                <w:sz w:val="18"/>
-                <w:szCs w:val="18"/>
-              </w:rPr>
-              <w:t xml:space="preserve">Teacher reads at least 6 sticky notes during or after posting. Look for: correct use of the word superposition, correct identification of destructive interference at nodes, and a clear link to the guitar string or another vibrating object. Sticky notes that mention only the word standing wave without explaining the cause indicate surface-level understanding and flag those students for additional questioning during Model Building.</w:t>
-            </w:r>
-          </w:p>
-        </w:tc>
-      </w:tr>
-      <w:tr>
-        <w:tc>
-          <w:tcPr>
-            <w:tcW w:type="dxa" w:w="1520"/>
-            <w:shd w:fill="D5E8F0" w:color="auto" w:val="clear"/>
-            <w:tcMar>
-              <w:top w:type="dxa" w:w="60"/>
-              <w:left w:type="dxa" w:w="120"/>
-              <w:bottom w:type="dxa" w:w="60"/>
-              <w:right w:type="dxa" w:w="120"/>
-            </w:tcMar>
-            <w:vAlign w:val="top"/>
-          </w:tcPr>
-          <w:p>
-            <w:pPr>
-              <w:spacing w:after="40" w:before="0"/>
-              <w:jc w:val="left"/>
-            </w:pPr>
-            <w:r>
-              <w:rPr>
-                <w:rFonts w:ascii="Arial" w:cs="Arial" w:eastAsia="Arial" w:hAnsi="Arial"/>
-                <w:b/>
-                <w:bCs/>
-                <w:i w:val="false"/>
-                <w:iCs w:val="false"/>
-                <w:color w:val="000000"/>
-                <w:sz w:val="18"/>
-                <w:szCs w:val="18"/>
-              </w:rPr>
-              <w:t xml:space="preserve">Model Building Phase</w:t>
-            </w:r>
-          </w:p>
-          <w:p>
-            <w:pPr>
-              <w:spacing w:after="20" w:before="0"/>
-            </w:pPr>
-            <w:r>
-              <w:rPr>
-                <w:rFonts w:ascii="Arial" w:cs="Arial" w:eastAsia="Arial" w:hAnsi="Arial"/>
-                <w:b/>
-                <w:bCs/>
-                <w:color w:val="1F3864"/>
-                <w:sz w:val="16"/>
-                <w:szCs w:val="16"/>
-              </w:rPr>
-              <w:t xml:space="preserve">📹 VIDEO:</w:t>
-            </w:r>
-          </w:p>
-          <w:p>
-            <w:pPr>
-              <w:spacing w:after="20" w:before="0"/>
-            </w:pPr>
-            <w:hyperlink w:history="1" r:id="rIdmqcmuhs5gl-jzrthk-nln">
-              <w:r>
-                <w:rPr>
-                  <w:rFonts w:ascii="Arial" w:cs="Arial" w:eastAsia="Arial" w:hAnsi="Arial"/>
-                  <w:color w:val="2E75B6"/>
-                  <w:sz w:val="16"/>
-                  <w:szCs w:val="16"/>
-                  <w:u w:val="single" w:color="2E75B6"/>
-                </w:rPr>
-                <w:t xml:space="preserve">Video: Wave on a String</w:t>
-              </w:r>
-            </w:hyperlink>
-          </w:p>
-          <w:p>
-            <w:pPr>
-              <w:spacing w:after="10" w:before="0"/>
-              <w:ind w:left="120"/>
-            </w:pPr>
-            <w:r>
-              <w:rPr>
-                <w:rFonts w:ascii="Arial" w:cs="Arial" w:eastAsia="Arial" w:hAnsi="Arial"/>
-                <w:color w:val="595959"/>
-                <w:sz w:val="14"/>
-                <w:szCs w:val="14"/>
-              </w:rPr>
-              <w:t xml:space="preserve">Source: PhET Interactive Simulations (English)</w:t>
-            </w:r>
-          </w:p>
-          <w:p>
-            <w:pPr>
-              <w:spacing w:after="10" w:before="0"/>
-              <w:ind w:left="120"/>
-            </w:pPr>
-            <w:hyperlink w:history="1" r:id="rIdegboaizmdq-x7z4zrsfpc">
-              <w:r>
-                <w:rPr>
-                  <w:rFonts w:ascii="Arial" w:cs="Arial" w:eastAsia="Arial" w:hAnsi="Arial"/>
-                  <w:color w:val="595959"/>
-                  <w:sz w:val="14"/>
-                  <w:szCs w:val="14"/>
-                  <w:u w:val="single" w:color="595959"/>
-                </w:rPr>
-                <w:t xml:space="preserve">🔍 Search ARES for similar videos</w:t>
-              </w:r>
-            </w:hyperlink>
-          </w:p>
-          <w:p>
-            <w:pPr>
-              <w:spacing w:after="40" w:before="0"/>
-            </w:pPr>
-            <w:r>
-              <w:rPr>
-                <w:sz w:val="14"/>
-                <w:szCs w:val="14"/>
-              </w:rPr>
-              <w:t xml:space="preserve"/>
-            </w:r>
-          </w:p>
-          <w:p>
-            <w:pPr>
-              <w:spacing w:after="20" w:before="0"/>
-            </w:pPr>
-            <w:r>
-              <w:rPr>
-                <w:rFonts w:ascii="Arial" w:cs="Arial" w:eastAsia="Arial" w:hAnsi="Arial"/>
-                <w:b/>
-                <w:bCs/>
-                <w:color w:val="1F3864"/>
-                <w:sz w:val="16"/>
-                <w:szCs w:val="16"/>
-              </w:rPr>
-              <w:t xml:space="preserve">📖 HTML:</w:t>
-            </w:r>
-          </w:p>
-          <w:p>
-            <w:pPr>
-              <w:spacing w:after="20" w:before="0"/>
-            </w:pPr>
-            <w:hyperlink w:history="1" r:id="rIdjwewkvczmzkcpt6jd-f8t">
-              <w:r>
-                <w:rPr>
-                  <w:rFonts w:ascii="Arial" w:cs="Arial" w:eastAsia="Arial" w:hAnsi="Arial"/>
-                  <w:color w:val="2E75B6"/>
-                  <w:sz w:val="16"/>
-                  <w:szCs w:val="16"/>
-                  <w:u w:val="single" w:color="2E75B6"/>
-                </w:rPr>
-                <w:t xml:space="preserve">Standing Waves (Flexbook)</w:t>
-              </w:r>
-            </w:hyperlink>
-          </w:p>
-          <w:p>
-            <w:pPr>
-              <w:spacing w:after="10" w:before="0"/>
-              <w:ind w:left="120"/>
-            </w:pPr>
-            <w:r>
-              <w:rPr>
-                <w:rFonts w:ascii="Arial" w:cs="Arial" w:eastAsia="Arial" w:hAnsi="Arial"/>
-                <w:color w:val="595959"/>
-                <w:sz w:val="14"/>
-                <w:szCs w:val="14"/>
-              </w:rPr>
-              <w:t xml:space="preserve">Source: CK-12</w:t>
-            </w:r>
-          </w:p>
-          <w:p>
-            <w:pPr>
-              <w:spacing w:after="10" w:before="0"/>
-              <w:ind w:left="120"/>
-            </w:pPr>
-            <w:hyperlink w:history="1" r:id="rIdjumm9fr-mcptq2pmaz970">
+            <w:hyperlink w:history="1" r:id="rId9xcnilascs-en7iisjbrw">
               <w:r>
                 <w:rPr>
                   <w:rFonts w:ascii="Arial" w:cs="Arial" w:eastAsia="Arial" w:hAnsi="Arial"/>
@@ -27311,7 +27311,7 @@
             <w:pPr>
               <w:spacing w:after="20" w:before="0"/>
             </w:pPr>
-            <w:hyperlink w:history="1" r:id="rIdcoqouizxdrdzhhqvxavip">
+            <w:hyperlink w:history="1" r:id="rIdt13hadyrdfilp0txsqlf2">
               <w:r>
                 <w:rPr>
                   <w:rFonts w:ascii="Arial" w:cs="Arial" w:eastAsia="Arial" w:hAnsi="Arial"/>
@@ -27320,7 +27320,7 @@
                   <w:szCs w:val="16"/>
                   <w:u w:val="single" w:color="2E75B6"/>
                 </w:rPr>
-                <w:t xml:space="preserve">Reflection and Interference of Mechanical Waves in One-Dimension - Example 1</w:t>
+                <w:t xml:space="preserve">Constructive and Destructive interference</w:t>
               </w:r>
             </w:hyperlink>
           </w:p>
@@ -27336,7 +27336,7 @@
                 <w:sz w:val="14"/>
                 <w:szCs w:val="14"/>
               </w:rPr>
-              <w:t xml:space="preserve">Source: CK-12</w:t>
+              <w:t xml:space="preserve">Source: Khan Academy (English - US curriculum)</w:t>
             </w:r>
           </w:p>
           <w:p>
@@ -27344,7 +27344,7 @@
               <w:spacing w:after="10" w:before="0"/>
               <w:ind w:left="120"/>
             </w:pPr>
-            <w:hyperlink w:history="1" r:id="rIdyncnbrujb4n37c8wenen2">
+            <w:hyperlink w:history="1" r:id="rIdia_zhpgq7q0_kh0v_s7wh">
               <w:r>
                 <w:rPr>
                   <w:rFonts w:ascii="Arial" w:cs="Arial" w:eastAsia="Arial" w:hAnsi="Arial"/>
@@ -27389,7 +27389,7 @@
             <w:pPr>
               <w:spacing w:after="20" w:before="0"/>
             </w:pPr>
-            <w:hyperlink w:history="1" r:id="rIddj3rpjjsnzdaqjzwpolrg">
+            <w:hyperlink w:history="1" r:id="rIdrfmdpxfnjhqltvbv6svig">
               <w:r>
                 <w:rPr>
                   <w:rFonts w:ascii="Arial" w:cs="Arial" w:eastAsia="Arial" w:hAnsi="Arial"/>
@@ -27398,7 +27398,7 @@
                   <w:szCs w:val="16"/>
                   <w:u w:val="single" w:color="2E75B6"/>
                 </w:rPr>
-                <w:t xml:space="preserve">Wave Interference (Flexbook)</w:t>
+                <w:t xml:space="preserve">Wave Interference</w:t>
               </w:r>
             </w:hyperlink>
           </w:p>
@@ -27414,7 +27414,7 @@
                 <w:sz w:val="14"/>
                 <w:szCs w:val="14"/>
               </w:rPr>
-              <w:t xml:space="preserve">Source: CK-12</w:t>
+              <w:t xml:space="preserve">Source: PhET Interactive Simulations (English)</w:t>
             </w:r>
           </w:p>
           <w:p>
@@ -27422,7 +27422,7 @@
               <w:spacing w:after="10" w:before="0"/>
               <w:ind w:left="120"/>
             </w:pPr>
-            <w:hyperlink w:history="1" r:id="rIdbjfoe_hcykkdbitegjrjc">
+            <w:hyperlink w:history="1" r:id="rIdg-vhpiyzn9bt7c93f9icd">
               <w:r>
                 <w:rPr>
                   <w:rFonts w:ascii="Arial" w:cs="Arial" w:eastAsia="Arial" w:hAnsi="Arial"/>
@@ -27617,7 +27617,7 @@
             <w:pPr>
               <w:spacing w:after="20" w:before="0"/>
             </w:pPr>
-            <w:hyperlink w:history="1" r:id="rIdzgamjflbverfvem0p69jf">
+            <w:hyperlink w:history="1" r:id="rIdl1_xrcmrnnpp5l1d5puju">
               <w:r>
                 <w:rPr>
                   <w:rFonts w:ascii="Arial" w:cs="Arial" w:eastAsia="Arial" w:hAnsi="Arial"/>
@@ -27626,7 +27626,7 @@
                   <w:szCs w:val="16"/>
                   <w:u w:val="single" w:color="2E75B6"/>
                 </w:rPr>
-                <w:t xml:space="preserve">Reflection and Interference of Mechanical Waves in One-Dimension - Example 1</w:t>
+                <w:t xml:space="preserve">Constructive and Destructive interference</w:t>
               </w:r>
             </w:hyperlink>
           </w:p>
@@ -27642,7 +27642,7 @@
                 <w:sz w:val="14"/>
                 <w:szCs w:val="14"/>
               </w:rPr>
-              <w:t xml:space="preserve">Source: CK-12</w:t>
+              <w:t xml:space="preserve">Source: Khan Academy (English - US curriculum)</w:t>
             </w:r>
           </w:p>
           <w:p>
@@ -27650,7 +27650,7 @@
               <w:spacing w:after="10" w:before="0"/>
               <w:ind w:left="120"/>
             </w:pPr>
-            <w:hyperlink w:history="1" r:id="rIdx5kxpuxgbhj3rqclpxqve">
+            <w:hyperlink w:history="1" r:id="rIdi464nnuyufifzhgkesoza">
               <w:r>
                 <w:rPr>
                   <w:rFonts w:ascii="Arial" w:cs="Arial" w:eastAsia="Arial" w:hAnsi="Arial"/>
@@ -27695,7 +27695,7 @@
             <w:pPr>
               <w:spacing w:after="20" w:before="0"/>
             </w:pPr>
-            <w:hyperlink w:history="1" r:id="rIdcxwyftvu2q1mjeokim_r-">
+            <w:hyperlink w:history="1" r:id="rIdmcc4nlmb3chqmi-zdavv8">
               <w:r>
                 <w:rPr>
                   <w:rFonts w:ascii="Arial" w:cs="Arial" w:eastAsia="Arial" w:hAnsi="Arial"/>
@@ -27704,7 +27704,7 @@
                   <w:szCs w:val="16"/>
                   <w:u w:val="single" w:color="2E75B6"/>
                 </w:rPr>
-                <w:t xml:space="preserve">Wave Interference (Flexbook)</w:t>
+                <w:t xml:space="preserve">Wave Interference</w:t>
               </w:r>
             </w:hyperlink>
           </w:p>
@@ -27720,7 +27720,7 @@
                 <w:sz w:val="14"/>
                 <w:szCs w:val="14"/>
               </w:rPr>
-              <w:t xml:space="preserve">Source: CK-12</w:t>
+              <w:t xml:space="preserve">Source: PhET Interactive Simulations (English)</w:t>
             </w:r>
           </w:p>
           <w:p>
@@ -27728,7 +27728,7 @@
               <w:spacing w:after="10" w:before="0"/>
               <w:ind w:left="120"/>
             </w:pPr>
-            <w:hyperlink w:history="1" r:id="rIdrh5h05eoidtsrxibzomjo">
+            <w:hyperlink w:history="1" r:id="rIdrpc3-ptbaeqxd8a51wg5t">
               <w:r>
                 <w:rPr>
                   <w:rFonts w:ascii="Arial" w:cs="Arial" w:eastAsia="Arial" w:hAnsi="Arial"/>
@@ -27923,7 +27923,7 @@
             <w:pPr>
               <w:spacing w:after="20" w:before="0"/>
             </w:pPr>
-            <w:hyperlink w:history="1" r:id="rIdc6irhhaz3ogmhzurs3eo-">
+            <w:hyperlink w:history="1" r:id="rId8-5dncg-attdk2wdgq9jy">
               <w:r>
                 <w:rPr>
                   <w:rFonts w:ascii="Arial" w:cs="Arial" w:eastAsia="Arial" w:hAnsi="Arial"/>
@@ -27932,7 +27932,7 @@
                   <w:szCs w:val="16"/>
                   <w:u w:val="single" w:color="2E75B6"/>
                 </w:rPr>
-                <w:t xml:space="preserve">Reflection and Interference of Mechanical Waves in One-Dimension - Example 1</w:t>
+                <w:t xml:space="preserve">Constructive and Destructive interference</w:t>
               </w:r>
             </w:hyperlink>
           </w:p>
@@ -27948,7 +27948,7 @@
                 <w:sz w:val="14"/>
                 <w:szCs w:val="14"/>
               </w:rPr>
-              <w:t xml:space="preserve">Source: CK-12</w:t>
+              <w:t xml:space="preserve">Source: Khan Academy (English - US curriculum)</w:t>
             </w:r>
           </w:p>
           <w:p>
@@ -27956,7 +27956,7 @@
               <w:spacing w:after="10" w:before="0"/>
               <w:ind w:left="120"/>
             </w:pPr>
-            <w:hyperlink w:history="1" r:id="rIdhhulsjqk_fnj9k-myoqq6">
+            <w:hyperlink w:history="1" r:id="rIdgnvyjoy-0atj8b_bydahr">
               <w:r>
                 <w:rPr>
                   <w:rFonts w:ascii="Arial" w:cs="Arial" w:eastAsia="Arial" w:hAnsi="Arial"/>
@@ -28001,7 +28001,7 @@
             <w:pPr>
               <w:spacing w:after="20" w:before="0"/>
             </w:pPr>
-            <w:hyperlink w:history="1" r:id="rId8cthgeqg7xes2inhmqt3q">
+            <w:hyperlink w:history="1" r:id="rIdp7gvghdkfim4w9ug0fzni">
               <w:r>
                 <w:rPr>
                   <w:rFonts w:ascii="Arial" w:cs="Arial" w:eastAsia="Arial" w:hAnsi="Arial"/>
@@ -28010,7 +28010,7 @@
                   <w:szCs w:val="16"/>
                   <w:u w:val="single" w:color="2E75B6"/>
                 </w:rPr>
-                <w:t xml:space="preserve">Wave Interference (Flexbook)</w:t>
+                <w:t xml:space="preserve">Wave Interference</w:t>
               </w:r>
             </w:hyperlink>
           </w:p>
@@ -28026,7 +28026,7 @@
                 <w:sz w:val="14"/>
                 <w:szCs w:val="14"/>
               </w:rPr>
-              <w:t xml:space="preserve">Source: CK-12</w:t>
+              <w:t xml:space="preserve">Source: PhET Interactive Simulations (English)</w:t>
             </w:r>
           </w:p>
           <w:p>
@@ -28034,7 +28034,7 @@
               <w:spacing w:after="10" w:before="0"/>
               <w:ind w:left="120"/>
             </w:pPr>
-            <w:hyperlink w:history="1" r:id="rIdi6rcemsjlvybukgntfnct">
+            <w:hyperlink w:history="1" r:id="rIdr4fcgtsugjktughjzof3i">
               <w:r>
                 <w:rPr>
                   <w:rFonts w:ascii="Arial" w:cs="Arial" w:eastAsia="Arial" w:hAnsi="Arial"/>
@@ -28229,7 +28229,7 @@
             <w:pPr>
               <w:spacing w:after="20" w:before="0"/>
             </w:pPr>
-            <w:hyperlink w:history="1" r:id="rIdbztwhg-gmt6wid5jekx9o">
+            <w:hyperlink w:history="1" r:id="rIdjf-8yaon0cdbu65qem3li">
               <w:r>
                 <w:rPr>
                   <w:rFonts w:ascii="Arial" w:cs="Arial" w:eastAsia="Arial" w:hAnsi="Arial"/>
@@ -28238,7 +28238,7 @@
                   <w:szCs w:val="16"/>
                   <w:u w:val="single" w:color="2E75B6"/>
                 </w:rPr>
-                <w:t xml:space="preserve">Reflection and Interference of Mechanical Waves in One-Dimension - Example 1</w:t>
+                <w:t xml:space="preserve">Constructive and Destructive interference</w:t>
               </w:r>
             </w:hyperlink>
           </w:p>
@@ -28254,7 +28254,7 @@
                 <w:sz w:val="14"/>
                 <w:szCs w:val="14"/>
               </w:rPr>
-              <w:t xml:space="preserve">Source: CK-12</w:t>
+              <w:t xml:space="preserve">Source: Khan Academy (English - US curriculum)</w:t>
             </w:r>
           </w:p>
           <w:p>
@@ -28262,7 +28262,7 @@
               <w:spacing w:after="10" w:before="0"/>
               <w:ind w:left="120"/>
             </w:pPr>
-            <w:hyperlink w:history="1" r:id="rIdnawwe8yb5nptqod1bcae_">
+            <w:hyperlink w:history="1" r:id="rIdcygdbcegnm-xghgd7flci">
               <w:r>
                 <w:rPr>
                   <w:rFonts w:ascii="Arial" w:cs="Arial" w:eastAsia="Arial" w:hAnsi="Arial"/>
@@ -28307,7 +28307,7 @@
             <w:pPr>
               <w:spacing w:after="20" w:before="0"/>
             </w:pPr>
-            <w:hyperlink w:history="1" r:id="rIdfqkqtl_u2go490efxyjyq">
+            <w:hyperlink w:history="1" r:id="rId9ea2eazoakgthtivfy-47">
               <w:r>
                 <w:rPr>
                   <w:rFonts w:ascii="Arial" w:cs="Arial" w:eastAsia="Arial" w:hAnsi="Arial"/>
@@ -28316,7 +28316,7 @@
                   <w:szCs w:val="16"/>
                   <w:u w:val="single" w:color="2E75B6"/>
                 </w:rPr>
-                <w:t xml:space="preserve">Wave Interference (Flexbook)</w:t>
+                <w:t xml:space="preserve">Wave Interference</w:t>
               </w:r>
             </w:hyperlink>
           </w:p>
@@ -28332,7 +28332,7 @@
                 <w:sz w:val="14"/>
                 <w:szCs w:val="14"/>
               </w:rPr>
-              <w:t xml:space="preserve">Source: CK-12</w:t>
+              <w:t xml:space="preserve">Source: PhET Interactive Simulations (English)</w:t>
             </w:r>
           </w:p>
           <w:p>
@@ -28340,7 +28340,7 @@
               <w:spacing w:after="10" w:before="0"/>
               <w:ind w:left="120"/>
             </w:pPr>
-            <w:hyperlink w:history="1" r:id="rId8nugfxrsizi2valv8khh4">
+            <w:hyperlink w:history="1" r:id="rIdtixxzrymwupevpp2lziv-">
               <w:r>
                 <w:rPr>
                   <w:rFonts w:ascii="Arial" w:cs="Arial" w:eastAsia="Arial" w:hAnsi="Arial"/>
@@ -28535,7 +28535,7 @@
             <w:pPr>
               <w:spacing w:after="20" w:before="0"/>
             </w:pPr>
-            <w:hyperlink w:history="1" r:id="rId3qskng2p-kmbb-c_ujxst">
+            <w:hyperlink w:history="1" r:id="rIdypvhh2ahqkjbgkqcavuav">
               <w:r>
                 <w:rPr>
                   <w:rFonts w:ascii="Arial" w:cs="Arial" w:eastAsia="Arial" w:hAnsi="Arial"/>
@@ -28544,7 +28544,7 @@
                   <w:szCs w:val="16"/>
                   <w:u w:val="single" w:color="2E75B6"/>
                 </w:rPr>
-                <w:t xml:space="preserve">Reflection and Interference of Mechanical Waves in One-Dimension - Example 1</w:t>
+                <w:t xml:space="preserve">Constructive and Destructive interference</w:t>
               </w:r>
             </w:hyperlink>
           </w:p>
@@ -28560,7 +28560,7 @@
                 <w:sz w:val="14"/>
                 <w:szCs w:val="14"/>
               </w:rPr>
-              <w:t xml:space="preserve">Source: CK-12</w:t>
+              <w:t xml:space="preserve">Source: Khan Academy (English - US curriculum)</w:t>
             </w:r>
           </w:p>
           <w:p>
@@ -28568,7 +28568,7 @@
               <w:spacing w:after="10" w:before="0"/>
               <w:ind w:left="120"/>
             </w:pPr>
-            <w:hyperlink w:history="1" r:id="rIdwxm5yv-cioh7ardymtzfp">
+            <w:hyperlink w:history="1" r:id="rIdmahe2in7pydwmy3f7tclf">
               <w:r>
                 <w:rPr>
                   <w:rFonts w:ascii="Arial" w:cs="Arial" w:eastAsia="Arial" w:hAnsi="Arial"/>
@@ -28613,7 +28613,7 @@
             <w:pPr>
               <w:spacing w:after="20" w:before="0"/>
             </w:pPr>
-            <w:hyperlink w:history="1" r:id="rIdg8j-33opf8w79zmmpg9xn">
+            <w:hyperlink w:history="1" r:id="rIda1s5ztuo4gzshrybcdntx">
               <w:r>
                 <w:rPr>
                   <w:rFonts w:ascii="Arial" w:cs="Arial" w:eastAsia="Arial" w:hAnsi="Arial"/>
@@ -28622,7 +28622,7 @@
                   <w:szCs w:val="16"/>
                   <w:u w:val="single" w:color="2E75B6"/>
                 </w:rPr>
-                <w:t xml:space="preserve">Wave Interference (Flexbook)</w:t>
+                <w:t xml:space="preserve">Wave Interference</w:t>
               </w:r>
             </w:hyperlink>
           </w:p>
@@ -28638,7 +28638,7 @@
                 <w:sz w:val="14"/>
                 <w:szCs w:val="14"/>
               </w:rPr>
-              <w:t xml:space="preserve">Source: CK-12</w:t>
+              <w:t xml:space="preserve">Source: PhET Interactive Simulations (English)</w:t>
             </w:r>
           </w:p>
           <w:p>
@@ -28646,7 +28646,7 @@
               <w:spacing w:after="10" w:before="0"/>
               <w:ind w:left="120"/>
             </w:pPr>
-            <w:hyperlink w:history="1" r:id="rId5fbmzcs5gwmcx0puwclgx">
+            <w:hyperlink w:history="1" r:id="rIdubqnepgmi4hn4albhnkcn">
               <w:r>
                 <w:rPr>
                   <w:rFonts w:ascii="Arial" w:cs="Arial" w:eastAsia="Arial" w:hAnsi="Arial"/>
@@ -30133,7 +30133,7 @@
             <w:pPr>
               <w:spacing w:after="20" w:before="0"/>
             </w:pPr>
-            <w:hyperlink w:history="1" r:id="rIddqej-xjealj_abdu_dpax">
+            <w:hyperlink w:history="1" r:id="rIdqecbfnaarb8m2c7iw277l">
               <w:r>
                 <w:rPr>
                   <w:rFonts w:ascii="Arial" w:cs="Arial" w:eastAsia="Arial" w:hAnsi="Arial"/>
@@ -30142,7 +30142,7 @@
                   <w:szCs w:val="16"/>
                   <w:u w:val="single" w:color="2E75B6"/>
                 </w:rPr>
-                <w:t xml:space="preserve">Video: Bending Light</w:t>
+                <w:t xml:space="preserve">Total internal reflection</w:t>
               </w:r>
             </w:hyperlink>
           </w:p>
@@ -30158,7 +30158,7 @@
                 <w:sz w:val="14"/>
                 <w:szCs w:val="14"/>
               </w:rPr>
-              <w:t xml:space="preserve">Source: PhET Interactive Simulations (English)</w:t>
+              <w:t xml:space="preserve">Source: Khan Academy (English - US curriculum)</w:t>
             </w:r>
           </w:p>
           <w:p>
@@ -30166,7 +30166,7 @@
               <w:spacing w:after="10" w:before="0"/>
               <w:ind w:left="120"/>
             </w:pPr>
-            <w:hyperlink w:history="1" r:id="rIdveiuzhbzy3defwq7inccp">
+            <w:hyperlink w:history="1" r:id="rIdrsfmyrxawq2qnuzyb_tex">
               <w:r>
                 <w:rPr>
                   <w:rFonts w:ascii="Arial" w:cs="Arial" w:eastAsia="Arial" w:hAnsi="Arial"/>
@@ -30211,7 +30211,7 @@
             <w:pPr>
               <w:spacing w:after="20" w:before="0"/>
             </w:pPr>
-            <w:hyperlink w:history="1" r:id="rIdwk8edyfa4we7-ffbnzuyz">
+            <w:hyperlink w:history="1" r:id="rIdx3rvsrken6n1wn4ja1ffu">
               <w:r>
                 <w:rPr>
                   <w:rFonts w:ascii="Arial" w:cs="Arial" w:eastAsia="Arial" w:hAnsi="Arial"/>
@@ -30220,7 +30220,7 @@
                   <w:szCs w:val="16"/>
                   <w:u w:val="single" w:color="2E75B6"/>
                 </w:rPr>
-                <w:t xml:space="preserve">Refraction: Light Entering Water (PLIX)</w:t>
+                <w:t xml:space="preserve">Bending Light</w:t>
               </w:r>
             </w:hyperlink>
           </w:p>
@@ -30236,7 +30236,7 @@
                 <w:sz w:val="14"/>
                 <w:szCs w:val="14"/>
               </w:rPr>
-              <w:t xml:space="preserve">Source: CK-12</w:t>
+              <w:t xml:space="preserve">Source: PhET Interactive Simulations (English)</w:t>
             </w:r>
           </w:p>
           <w:p>
@@ -30244,7 +30244,7 @@
               <w:spacing w:after="10" w:before="0"/>
               <w:ind w:left="120"/>
             </w:pPr>
-            <w:hyperlink w:history="1" r:id="rId0hito62cnrk4tfndwq0vo">
+            <w:hyperlink w:history="1" r:id="rIdk6xcaqspb5d-vcoancdfe">
               <w:r>
                 <w:rPr>
                   <w:rFonts w:ascii="Arial" w:cs="Arial" w:eastAsia="Arial" w:hAnsi="Arial"/>
@@ -30439,7 +30439,7 @@
             <w:pPr>
               <w:spacing w:after="20" w:before="0"/>
             </w:pPr>
-            <w:hyperlink w:history="1" r:id="rIddlwivuevvxmp_q-cijofa">
+            <w:hyperlink w:history="1" r:id="rIdudkcslv_1uqul618iw-ad">
               <w:r>
                 <w:rPr>
                   <w:rFonts w:ascii="Arial" w:cs="Arial" w:eastAsia="Arial" w:hAnsi="Arial"/>
@@ -30448,7 +30448,7 @@
                   <w:szCs w:val="16"/>
                   <w:u w:val="single" w:color="2E75B6"/>
                 </w:rPr>
-                <w:t xml:space="preserve">Video: Bending Light</w:t>
+                <w:t xml:space="preserve">Snell's law example 1</w:t>
               </w:r>
             </w:hyperlink>
           </w:p>
@@ -30464,7 +30464,7 @@
                 <w:sz w:val="14"/>
                 <w:szCs w:val="14"/>
               </w:rPr>
-              <w:t xml:space="preserve">Source: PhET Interactive Simulations (English)</w:t>
+              <w:t xml:space="preserve">Source: Khan Academy (English - US curriculum)</w:t>
             </w:r>
           </w:p>
           <w:p>
@@ -30472,7 +30472,7 @@
               <w:spacing w:after="10" w:before="0"/>
               <w:ind w:left="120"/>
             </w:pPr>
-            <w:hyperlink w:history="1" r:id="rIdrbyfnwukj-gpqvida8ex7">
+            <w:hyperlink w:history="1" r:id="rIdcobsqwnaul95kd6sj1gl-">
               <w:r>
                 <w:rPr>
                   <w:rFonts w:ascii="Arial" w:cs="Arial" w:eastAsia="Arial" w:hAnsi="Arial"/>
@@ -30517,7 +30517,7 @@
             <w:pPr>
               <w:spacing w:after="20" w:before="0"/>
             </w:pPr>
-            <w:hyperlink w:history="1" r:id="rId-jrf8zjizzmdb6tnxiuh-">
+            <w:hyperlink w:history="1" r:id="rIda9couaadtb3dz4f-9gplw">
               <w:r>
                 <w:rPr>
                   <w:rFonts w:ascii="Arial" w:cs="Arial" w:eastAsia="Arial" w:hAnsi="Arial"/>
@@ -30526,7 +30526,7 @@
                   <w:szCs w:val="16"/>
                   <w:u w:val="single" w:color="2E75B6"/>
                 </w:rPr>
-                <w:t xml:space="preserve">Refraction: Light Entering Water (PLIX)</w:t>
+                <w:t xml:space="preserve">Total Internal Reflection (Flexbook)</w:t>
               </w:r>
             </w:hyperlink>
           </w:p>
@@ -30550,7 +30550,7 @@
               <w:spacing w:after="10" w:before="0"/>
               <w:ind w:left="120"/>
             </w:pPr>
-            <w:hyperlink w:history="1" r:id="rId7945j6hj8vvgjeuef6v3t">
+            <w:hyperlink w:history="1" r:id="rIduqdtwb-mrd0ofay2avfv8">
               <w:r>
                 <w:rPr>
                   <w:rFonts w:ascii="Arial" w:cs="Arial" w:eastAsia="Arial" w:hAnsi="Arial"/>
@@ -30745,7 +30745,7 @@
             <w:pPr>
               <w:spacing w:after="20" w:before="0"/>
             </w:pPr>
-            <w:hyperlink w:history="1" r:id="rIdpelcpf9yhczibhydt5pcp">
+            <w:hyperlink w:history="1" r:id="rIdf_kh_5agtl2aphyja5a3f">
               <w:r>
                 <w:rPr>
                   <w:rFonts w:ascii="Arial" w:cs="Arial" w:eastAsia="Arial" w:hAnsi="Arial"/>
@@ -30754,7 +30754,7 @@
                   <w:szCs w:val="16"/>
                   <w:u w:val="single" w:color="2E75B6"/>
                 </w:rPr>
-                <w:t xml:space="preserve">Video: Bending Light</w:t>
+                <w:t xml:space="preserve">Snell's law example 2</w:t>
               </w:r>
             </w:hyperlink>
           </w:p>
@@ -30770,7 +30770,7 @@
                 <w:sz w:val="14"/>
                 <w:szCs w:val="14"/>
               </w:rPr>
-              <w:t xml:space="preserve">Source: PhET Interactive Simulations (English)</w:t>
+              <w:t xml:space="preserve">Source: Khan Academy (English - US curriculum)</w:t>
             </w:r>
           </w:p>
           <w:p>
@@ -30778,7 +30778,7 @@
               <w:spacing w:after="10" w:before="0"/>
               <w:ind w:left="120"/>
             </w:pPr>
-            <w:hyperlink w:history="1" r:id="rIdb9ttciegmf0cymvnlrx_l">
+            <w:hyperlink w:history="1" r:id="rIdch6n3srb-ygnvqy7hdfy-">
               <w:r>
                 <w:rPr>
                   <w:rFonts w:ascii="Arial" w:cs="Arial" w:eastAsia="Arial" w:hAnsi="Arial"/>
@@ -30816,14 +30816,14 @@
                 <w:sz w:val="16"/>
                 <w:szCs w:val="16"/>
               </w:rPr>
-              <w:t xml:space="preserve">📖 HTML:</w:t>
+              <w:t xml:space="preserve">📖 EXERCISE:</w:t>
             </w:r>
           </w:p>
           <w:p>
             <w:pPr>
               <w:spacing w:after="20" w:before="0"/>
             </w:pPr>
-            <w:hyperlink w:history="1" r:id="rIdglpo3qwvzp0emmxocxppg">
+            <w:hyperlink w:history="1" r:id="rIdpmwz2ehsx2w1ytilx9sie">
               <w:r>
                 <w:rPr>
                   <w:rFonts w:ascii="Arial" w:cs="Arial" w:eastAsia="Arial" w:hAnsi="Arial"/>
@@ -30832,7 +30832,7 @@
                   <w:szCs w:val="16"/>
                   <w:u w:val="single" w:color="2E75B6"/>
                 </w:rPr>
-                <w:t xml:space="preserve">Refraction: Light Entering Water (PLIX)</w:t>
+                <w:t xml:space="preserve">Total Internal Reflection Practice</w:t>
               </w:r>
             </w:hyperlink>
           </w:p>
@@ -30856,7 +30856,7 @@
               <w:spacing w:after="10" w:before="0"/>
               <w:ind w:left="120"/>
             </w:pPr>
-            <w:hyperlink w:history="1" r:id="rIdwttdtj5qoss_vv3hevc1f">
+            <w:hyperlink w:history="1" r:id="rId43gud9l_awiixfl1pl96f">
               <w:r>
                 <w:rPr>
                   <w:rFonts w:ascii="Arial" w:cs="Arial" w:eastAsia="Arial" w:hAnsi="Arial"/>
@@ -31051,7 +31051,7 @@
             <w:pPr>
               <w:spacing w:after="20" w:before="0"/>
             </w:pPr>
-            <w:hyperlink w:history="1" r:id="rId12ijbwrmxmrgzqyxmuqvv">
+            <w:hyperlink w:history="1" r:id="rIdb-seiatef1vxp0zhgthsu">
               <w:r>
                 <w:rPr>
                   <w:rFonts w:ascii="Arial" w:cs="Arial" w:eastAsia="Arial" w:hAnsi="Arial"/>
@@ -31060,7 +31060,7 @@
                   <w:szCs w:val="16"/>
                   <w:u w:val="single" w:color="2E75B6"/>
                 </w:rPr>
-                <w:t xml:space="preserve">Video: Bending Light</w:t>
+                <w:t xml:space="preserve">Refraction and Snell's law</w:t>
               </w:r>
             </w:hyperlink>
           </w:p>
@@ -31076,7 +31076,7 @@
                 <w:sz w:val="14"/>
                 <w:szCs w:val="14"/>
               </w:rPr>
-              <w:t xml:space="preserve">Source: PhET Interactive Simulations (English)</w:t>
+              <w:t xml:space="preserve">Source: Khan Academy (English - US curriculum)</w:t>
             </w:r>
           </w:p>
           <w:p>
@@ -31084,7 +31084,7 @@
               <w:spacing w:after="10" w:before="0"/>
               <w:ind w:left="120"/>
             </w:pPr>
-            <w:hyperlink w:history="1" r:id="rIdmsyhk1nkaechrnpaagncl">
+            <w:hyperlink w:history="1" r:id="rIdqbvxlqimcbk1hu-lt4tvv">
               <w:r>
                 <w:rPr>
                   <w:rFonts w:ascii="Arial" w:cs="Arial" w:eastAsia="Arial" w:hAnsi="Arial"/>
@@ -31129,7 +31129,7 @@
             <w:pPr>
               <w:spacing w:after="20" w:before="0"/>
             </w:pPr>
-            <w:hyperlink w:history="1" r:id="rIdmnowlp8sutf-xtwxuypp4">
+            <w:hyperlink w:history="1" r:id="rId07g9am20_gle3sschj5ia">
               <w:r>
                 <w:rPr>
                   <w:rFonts w:ascii="Arial" w:cs="Arial" w:eastAsia="Arial" w:hAnsi="Arial"/>
@@ -31138,7 +31138,7 @@
                   <w:szCs w:val="16"/>
                   <w:u w:val="single" w:color="2E75B6"/>
                 </w:rPr>
-                <w:t xml:space="preserve">Refraction: Light Entering Water (PLIX)</w:t>
+                <w:t xml:space="preserve">Total Internal Reflection (PLIX)</w:t>
               </w:r>
             </w:hyperlink>
           </w:p>
@@ -31162,7 +31162,7 @@
               <w:spacing w:after="10" w:before="0"/>
               <w:ind w:left="120"/>
             </w:pPr>
-            <w:hyperlink w:history="1" r:id="rIdnn4pfvacv0kfxpdkjqxiv">
+            <w:hyperlink w:history="1" r:id="rIdiha78rtvjbva6uz_f0-ny">
               <w:r>
                 <w:rPr>
                   <w:rFonts w:ascii="Arial" w:cs="Arial" w:eastAsia="Arial" w:hAnsi="Arial"/>
@@ -31357,7 +31357,7 @@
             <w:pPr>
               <w:spacing w:after="20" w:before="0"/>
             </w:pPr>
-            <w:hyperlink w:history="1" r:id="rIdn8ib3dk7fs2qerzzogl_g">
+            <w:hyperlink w:history="1" r:id="rIdst_rtthi0pvojffvtdfym">
               <w:r>
                 <w:rPr>
                   <w:rFonts w:ascii="Arial" w:cs="Arial" w:eastAsia="Arial" w:hAnsi="Arial"/>
@@ -31366,7 +31366,7 @@
                   <w:szCs w:val="16"/>
                   <w:u w:val="single" w:color="2E75B6"/>
                 </w:rPr>
-                <w:t xml:space="preserve">Video: Bending Light</w:t>
+                <w:t xml:space="preserve">Total internal reflection</w:t>
               </w:r>
             </w:hyperlink>
           </w:p>
@@ -31382,7 +31382,7 @@
                 <w:sz w:val="14"/>
                 <w:szCs w:val="14"/>
               </w:rPr>
-              <w:t xml:space="preserve">Source: PhET Interactive Simulations (English)</w:t>
+              <w:t xml:space="preserve">Source: Khan Academy (English - US curriculum)</w:t>
             </w:r>
           </w:p>
           <w:p>
@@ -31390,7 +31390,7 @@
               <w:spacing w:after="10" w:before="0"/>
               <w:ind w:left="120"/>
             </w:pPr>
-            <w:hyperlink w:history="1" r:id="rId1ky8u5scjg9xndyphnzlw">
+            <w:hyperlink w:history="1" r:id="rIdswijibwe3yvcli-i1uk__">
               <w:r>
                 <w:rPr>
                   <w:rFonts w:ascii="Arial" w:cs="Arial" w:eastAsia="Arial" w:hAnsi="Arial"/>
@@ -31435,7 +31435,7 @@
             <w:pPr>
               <w:spacing w:after="20" w:before="0"/>
             </w:pPr>
-            <w:hyperlink w:history="1" r:id="rIdcwkzuoysybpw004phttll">
+            <w:hyperlink w:history="1" r:id="rId9iejnnmeossguout3lja8">
               <w:r>
                 <w:rPr>
                   <w:rFonts w:ascii="Arial" w:cs="Arial" w:eastAsia="Arial" w:hAnsi="Arial"/>
@@ -31444,7 +31444,7 @@
                   <w:szCs w:val="16"/>
                   <w:u w:val="single" w:color="2E75B6"/>
                 </w:rPr>
-                <w:t xml:space="preserve">Refraction: Light Entering Water (PLIX)</w:t>
+                <w:t xml:space="preserve">Wave Speed (Flexbook)</w:t>
               </w:r>
             </w:hyperlink>
           </w:p>
@@ -31468,7 +31468,7 @@
               <w:spacing w:after="10" w:before="0"/>
               <w:ind w:left="120"/>
             </w:pPr>
-            <w:hyperlink w:history="1" r:id="rIddyfmwlhhi3qbs1nedmpcd">
+            <w:hyperlink w:history="1" r:id="rIdaptz3fit4pw755skcpcmi">
               <w:r>
                 <w:rPr>
                   <w:rFonts w:ascii="Arial" w:cs="Arial" w:eastAsia="Arial" w:hAnsi="Arial"/>
@@ -32955,7 +32955,7 @@
             <w:pPr>
               <w:spacing w:after="20" w:before="0"/>
             </w:pPr>
-            <w:hyperlink w:history="1" r:id="rIddrqnvxwgqijgseefyf9ni">
+            <w:hyperlink w:history="1" r:id="rIdm5bapgyp-nqqunznuvlqp">
               <w:r>
                 <w:rPr>
                   <w:rFonts w:ascii="Arial" w:cs="Arial" w:eastAsia="Arial" w:hAnsi="Arial"/>
@@ -32964,7 +32964,7 @@
                   <w:szCs w:val="16"/>
                   <w:u w:val="single" w:color="2E75B6"/>
                 </w:rPr>
-                <w:t xml:space="preserve">Net force</w:t>
+                <w:t xml:space="preserve">Standing waves on strings</w:t>
               </w:r>
             </w:hyperlink>
           </w:p>
@@ -32988,7 +32988,7 @@
               <w:spacing w:after="10" w:before="0"/>
               <w:ind w:left="120"/>
             </w:pPr>
-            <w:hyperlink w:history="1" r:id="rIdnyzvqgbdjnx1of57c1ipp">
+            <w:hyperlink w:history="1" r:id="rIdv50zhtlwdikv9-_nt5x5e">
               <w:r>
                 <w:rPr>
                   <w:rFonts w:ascii="Arial" w:cs="Arial" w:eastAsia="Arial" w:hAnsi="Arial"/>
@@ -33033,7 +33033,7 @@
             <w:pPr>
               <w:spacing w:after="20" w:before="0"/>
             </w:pPr>
-            <w:hyperlink w:history="1" r:id="rIdybpxrmqzk015pznb--7ch">
+            <w:hyperlink w:history="1" r:id="rIdke8trd2hkensrmrk9ill8">
               <w:r>
                 <w:rPr>
                   <w:rFonts w:ascii="Arial" w:cs="Arial" w:eastAsia="Arial" w:hAnsi="Arial"/>
@@ -33042,7 +33042,7 @@
                   <w:szCs w:val="16"/>
                   <w:u w:val="single" w:color="2E75B6"/>
                 </w:rPr>
-                <w:t xml:space="preserve">Seismic Waves (Flexbook)</w:t>
+                <w:t xml:space="preserve">Standing Waves (Flexbook)</w:t>
               </w:r>
             </w:hyperlink>
           </w:p>
@@ -33066,7 +33066,7 @@
               <w:spacing w:after="10" w:before="0"/>
               <w:ind w:left="120"/>
             </w:pPr>
-            <w:hyperlink w:history="1" r:id="rIdxjrgvqk_wdol0com_aymh">
+            <w:hyperlink w:history="1" r:id="rIdlkijxndqpyeh9dpwkr531">
               <w:r>
                 <w:rPr>
                   <w:rFonts w:ascii="Arial" w:cs="Arial" w:eastAsia="Arial" w:hAnsi="Arial"/>
@@ -33261,7 +33261,7 @@
             <w:pPr>
               <w:spacing w:after="20" w:before="0"/>
             </w:pPr>
-            <w:hyperlink w:history="1" r:id="rIdtx0gdnrigmvmngnb3j7gt">
+            <w:hyperlink w:history="1" r:id="rIdd5iynsp-ciaulrbxgyw7v">
               <w:r>
                 <w:rPr>
                   <w:rFonts w:ascii="Arial" w:cs="Arial" w:eastAsia="Arial" w:hAnsi="Arial"/>
@@ -33270,7 +33270,7 @@
                   <w:szCs w:val="16"/>
                   <w:u w:val="single" w:color="2E75B6"/>
                 </w:rPr>
-                <w:t xml:space="preserve">Net force</w:t>
+                <w:t xml:space="preserve">Standing waves on strings</w:t>
               </w:r>
             </w:hyperlink>
           </w:p>
@@ -33294,7 +33294,7 @@
               <w:spacing w:after="10" w:before="0"/>
               <w:ind w:left="120"/>
             </w:pPr>
-            <w:hyperlink w:history="1" r:id="rIdhkwoyddtunmnxmq9ukutp">
+            <w:hyperlink w:history="1" r:id="rIdtsjhhaxasuxyek1znmy_a">
               <w:r>
                 <w:rPr>
                   <w:rFonts w:ascii="Arial" w:cs="Arial" w:eastAsia="Arial" w:hAnsi="Arial"/>
@@ -33332,14 +33332,14 @@
                 <w:sz w:val="16"/>
                 <w:szCs w:val="16"/>
               </w:rPr>
-              <w:t xml:space="preserve">📖 HTML:</w:t>
+              <w:t xml:space="preserve">📖 EXERCISE:</w:t>
             </w:r>
           </w:p>
           <w:p>
             <w:pPr>
               <w:spacing w:after="20" w:before="0"/>
             </w:pPr>
-            <w:hyperlink w:history="1" r:id="rIdeveyyjiotfeclojebisym">
+            <w:hyperlink w:history="1" r:id="rIdlmqmtngr_cv4_-zchs3sm">
               <w:r>
                 <w:rPr>
                   <w:rFonts w:ascii="Arial" w:cs="Arial" w:eastAsia="Arial" w:hAnsi="Arial"/>
@@ -33348,7 +33348,7 @@
                   <w:szCs w:val="16"/>
                   <w:u w:val="single" w:color="2E75B6"/>
                 </w:rPr>
-                <w:t xml:space="preserve">Seismic Waves (Flexbook)</w:t>
+                <w:t xml:space="preserve">Standing Waves Practice</w:t>
               </w:r>
             </w:hyperlink>
           </w:p>
@@ -33372,7 +33372,7 @@
               <w:spacing w:after="10" w:before="0"/>
               <w:ind w:left="120"/>
             </w:pPr>
-            <w:hyperlink w:history="1" r:id="rIda2cu95_lg6uxjne6eadxo">
+            <w:hyperlink w:history="1" r:id="rIdbhjd907mi-5u4itdoi2ly">
               <w:r>
                 <w:rPr>
                   <w:rFonts w:ascii="Arial" w:cs="Arial" w:eastAsia="Arial" w:hAnsi="Arial"/>
@@ -33567,7 +33567,7 @@
             <w:pPr>
               <w:spacing w:after="20" w:before="0"/>
             </w:pPr>
-            <w:hyperlink w:history="1" r:id="rId2lnqbfpfpht1fxbhql6s3">
+            <w:hyperlink w:history="1" r:id="rId76demls5uhcnk2ehxydza">
               <w:r>
                 <w:rPr>
                   <w:rFonts w:ascii="Arial" w:cs="Arial" w:eastAsia="Arial" w:hAnsi="Arial"/>
@@ -33576,7 +33576,7 @@
                   <w:szCs w:val="16"/>
                   <w:u w:val="single" w:color="2E75B6"/>
                 </w:rPr>
-                <w:t xml:space="preserve">Net force</w:t>
+                <w:t xml:space="preserve">Standing waves on strings</w:t>
               </w:r>
             </w:hyperlink>
           </w:p>
@@ -33600,7 +33600,7 @@
               <w:spacing w:after="10" w:before="0"/>
               <w:ind w:left="120"/>
             </w:pPr>
-            <w:hyperlink w:history="1" r:id="rIdt0qoh3kwqbyf16hhl_9nz">
+            <w:hyperlink w:history="1" r:id="rIdaqqif6wd6ifmqqekh7r5r">
               <w:r>
                 <w:rPr>
                   <w:rFonts w:ascii="Arial" w:cs="Arial" w:eastAsia="Arial" w:hAnsi="Arial"/>
@@ -33645,7 +33645,7 @@
             <w:pPr>
               <w:spacing w:after="20" w:before="0"/>
             </w:pPr>
-            <w:hyperlink w:history="1" r:id="rId6h2pqgcfarg30kkwcfmsa">
+            <w:hyperlink w:history="1" r:id="rIdivqlmugtb4eaxxw7dmkhu">
               <w:r>
                 <w:rPr>
                   <w:rFonts w:ascii="Arial" w:cs="Arial" w:eastAsia="Arial" w:hAnsi="Arial"/>
@@ -33654,7 +33654,7 @@
                   <w:szCs w:val="16"/>
                   <w:u w:val="single" w:color="2E75B6"/>
                 </w:rPr>
-                <w:t xml:space="preserve">Seismic Waves (Flexbook)</w:t>
+                <w:t xml:space="preserve">Wave on a String</w:t>
               </w:r>
             </w:hyperlink>
           </w:p>
@@ -33670,7 +33670,7 @@
                 <w:sz w:val="14"/>
                 <w:szCs w:val="14"/>
               </w:rPr>
-              <w:t xml:space="preserve">Source: CK-12</w:t>
+              <w:t xml:space="preserve">Source: PhET Interactive Simulations (English)</w:t>
             </w:r>
           </w:p>
           <w:p>
@@ -33678,7 +33678,7 @@
               <w:spacing w:after="10" w:before="0"/>
               <w:ind w:left="120"/>
             </w:pPr>
-            <w:hyperlink w:history="1" r:id="rIdpbsjpafozogbmda-g7gku">
+            <w:hyperlink w:history="1" r:id="rIdl9xk9zppvciofmkayzjyb">
               <w:r>
                 <w:rPr>
                   <w:rFonts w:ascii="Arial" w:cs="Arial" w:eastAsia="Arial" w:hAnsi="Arial"/>
@@ -33873,7 +33873,7 @@
             <w:pPr>
               <w:spacing w:after="20" w:before="0"/>
             </w:pPr>
-            <w:hyperlink w:history="1" r:id="rId-wt84n9qyvxg14o2o25vs">
+            <w:hyperlink w:history="1" r:id="rIdtxqnka8yv1zwh2loszn1e">
               <w:r>
                 <w:rPr>
                   <w:rFonts w:ascii="Arial" w:cs="Arial" w:eastAsia="Arial" w:hAnsi="Arial"/>
@@ -33882,7 +33882,7 @@
                   <w:szCs w:val="16"/>
                   <w:u w:val="single" w:color="2E75B6"/>
                 </w:rPr>
-                <w:t xml:space="preserve">Net force</w:t>
+                <w:t xml:space="preserve">Standing waves on strings</w:t>
               </w:r>
             </w:hyperlink>
           </w:p>
@@ -33906,7 +33906,7 @@
               <w:spacing w:after="10" w:before="0"/>
               <w:ind w:left="120"/>
             </w:pPr>
-            <w:hyperlink w:history="1" r:id="rIdvpgavyhn5zk0ncojmmo6r">
+            <w:hyperlink w:history="1" r:id="rId2xvuax9oqef74rykk1av8">
               <w:r>
                 <w:rPr>
                   <w:rFonts w:ascii="Arial" w:cs="Arial" w:eastAsia="Arial" w:hAnsi="Arial"/>
@@ -33951,7 +33951,7 @@
             <w:pPr>
               <w:spacing w:after="20" w:before="0"/>
             </w:pPr>
-            <w:hyperlink w:history="1" r:id="rId63b2h1lhamla5o88tbj6q">
+            <w:hyperlink w:history="1" r:id="rIdh4dg4qthn-weo8s6sjsbx">
               <w:r>
                 <w:rPr>
                   <w:rFonts w:ascii="Arial" w:cs="Arial" w:eastAsia="Arial" w:hAnsi="Arial"/>
@@ -33960,7 +33960,7 @@
                   <w:szCs w:val="16"/>
                   <w:u w:val="single" w:color="2E75B6"/>
                 </w:rPr>
-                <w:t xml:space="preserve">Seismic Waves (Flexbook)</w:t>
+                <w:t xml:space="preserve">Standing Waves (Flexbook)</w:t>
               </w:r>
             </w:hyperlink>
           </w:p>
@@ -33984,7 +33984,7 @@
               <w:spacing w:after="10" w:before="0"/>
               <w:ind w:left="120"/>
             </w:pPr>
-            <w:hyperlink w:history="1" r:id="rId2lpgo8q5n_av_blev0sqp">
+            <w:hyperlink w:history="1" r:id="rIdg_sumiqnn8ncgotqwbwrn">
               <w:r>
                 <w:rPr>
                   <w:rFonts w:ascii="Arial" w:cs="Arial" w:eastAsia="Arial" w:hAnsi="Arial"/>
@@ -34179,7 +34179,7 @@
             <w:pPr>
               <w:spacing w:after="20" w:before="0"/>
             </w:pPr>
-            <w:hyperlink w:history="1" r:id="rIdafw04b4m0qe_mwirc2j0g">
+            <w:hyperlink w:history="1" r:id="rId9jydh5w9yytmjv6ngm7nd">
               <w:r>
                 <w:rPr>
                   <w:rFonts w:ascii="Arial" w:cs="Arial" w:eastAsia="Arial" w:hAnsi="Arial"/>
@@ -34188,7 +34188,7 @@
                   <w:szCs w:val="16"/>
                   <w:u w:val="single" w:color="2E75B6"/>
                 </w:rPr>
-                <w:t xml:space="preserve">Net force</w:t>
+                <w:t xml:space="preserve">Standing waves on strings</w:t>
               </w:r>
             </w:hyperlink>
           </w:p>
@@ -34212,7 +34212,7 @@
               <w:spacing w:after="10" w:before="0"/>
               <w:ind w:left="120"/>
             </w:pPr>
-            <w:hyperlink w:history="1" r:id="rIduynejhhur4_7fv10dyejz">
+            <w:hyperlink w:history="1" r:id="rIdemfo45fonm8dlbaygrar8">
               <w:r>
                 <w:rPr>
                   <w:rFonts w:ascii="Arial" w:cs="Arial" w:eastAsia="Arial" w:hAnsi="Arial"/>
@@ -34257,7 +34257,7 @@
             <w:pPr>
               <w:spacing w:after="20" w:before="0"/>
             </w:pPr>
-            <w:hyperlink w:history="1" r:id="rIdlqcwk3llkg05motrzy80v">
+            <w:hyperlink w:history="1" r:id="rIdrgo532twe8mhuva0eqt3k">
               <w:r>
                 <w:rPr>
                   <w:rFonts w:ascii="Arial" w:cs="Arial" w:eastAsia="Arial" w:hAnsi="Arial"/>
@@ -34266,7 +34266,7 @@
                   <w:szCs w:val="16"/>
                   <w:u w:val="single" w:color="2E75B6"/>
                 </w:rPr>
-                <w:t xml:space="preserve">Seismic Waves (Flexbook)</w:t>
+                <w:t xml:space="preserve">Standing Waves (Flexbook)</w:t>
               </w:r>
             </w:hyperlink>
           </w:p>
@@ -34290,7 +34290,7 @@
               <w:spacing w:after="10" w:before="0"/>
               <w:ind w:left="120"/>
             </w:pPr>
-            <w:hyperlink w:history="1" r:id="rIda6lbjq_7e5061bp7vhrkf">
+            <w:hyperlink w:history="1" r:id="rId9jofcfmshc9aqixq_1pv2">
               <w:r>
                 <w:rPr>
                   <w:rFonts w:ascii="Arial" w:cs="Arial" w:eastAsia="Arial" w:hAnsi="Arial"/>
@@ -35777,7 +35777,1231 @@
             <w:pPr>
               <w:spacing w:after="20" w:before="0"/>
             </w:pPr>
-            <w:hyperlink w:history="1" r:id="rIdpt9vb52zbjpj2wkevsm3b">
+            <w:hyperlink w:history="1" r:id="rIdpiynkeubuj11r_9txnswg">
+              <w:r>
+                <w:rPr>
+                  <w:rFonts w:ascii="Arial" w:cs="Arial" w:eastAsia="Arial" w:hAnsi="Arial"/>
+                  <w:color w:val="2E75B6"/>
+                  <w:sz w:val="16"/>
+                  <w:szCs w:val="16"/>
+                  <w:u w:val="single" w:color="2E75B6"/>
+                </w:rPr>
+                <w:t xml:space="preserve">Properties of periodic waves</w:t>
+              </w:r>
+            </w:hyperlink>
+          </w:p>
+          <w:p>
+            <w:pPr>
+              <w:spacing w:after="10" w:before="0"/>
+              <w:ind w:left="120"/>
+            </w:pPr>
+            <w:r>
+              <w:rPr>
+                <w:rFonts w:ascii="Arial" w:cs="Arial" w:eastAsia="Arial" w:hAnsi="Arial"/>
+                <w:color w:val="595959"/>
+                <w:sz w:val="14"/>
+                <w:szCs w:val="14"/>
+              </w:rPr>
+              <w:t xml:space="preserve">Source: Khan Academy (English - US curriculum)</w:t>
+            </w:r>
+          </w:p>
+          <w:p>
+            <w:pPr>
+              <w:spacing w:after="10" w:before="0"/>
+              <w:ind w:left="120"/>
+            </w:pPr>
+            <w:hyperlink w:history="1" r:id="rId0v38wjxk89vmomqd_bg1b">
+              <w:r>
+                <w:rPr>
+                  <w:rFonts w:ascii="Arial" w:cs="Arial" w:eastAsia="Arial" w:hAnsi="Arial"/>
+                  <w:color w:val="595959"/>
+                  <w:sz w:val="14"/>
+                  <w:szCs w:val="14"/>
+                  <w:u w:val="single" w:color="595959"/>
+                </w:rPr>
+                <w:t xml:space="preserve">🔍 Search ARES for similar videos</w:t>
+              </w:r>
+            </w:hyperlink>
+          </w:p>
+          <w:p>
+            <w:pPr>
+              <w:spacing w:after="40" w:before="0"/>
+            </w:pPr>
+            <w:r>
+              <w:rPr>
+                <w:sz w:val="14"/>
+                <w:szCs w:val="14"/>
+              </w:rPr>
+              <w:t xml:space="preserve"/>
+            </w:r>
+          </w:p>
+          <w:p>
+            <w:pPr>
+              <w:spacing w:after="20" w:before="0"/>
+            </w:pPr>
+            <w:r>
+              <w:rPr>
+                <w:rFonts w:ascii="Arial" w:cs="Arial" w:eastAsia="Arial" w:hAnsi="Arial"/>
+                <w:b/>
+                <w:bCs/>
+                <w:color w:val="1F3864"/>
+                <w:sz w:val="16"/>
+                <w:szCs w:val="16"/>
+              </w:rPr>
+              <w:t xml:space="preserve">📖 HTML:</w:t>
+            </w:r>
+          </w:p>
+          <w:p>
+            <w:pPr>
+              <w:spacing w:after="20" w:before="0"/>
+            </w:pPr>
+            <w:hyperlink w:history="1" r:id="rIdey6ch4jw8dwg3ont6rsaa">
+              <w:r>
+                <w:rPr>
+                  <w:rFonts w:ascii="Arial" w:cs="Arial" w:eastAsia="Arial" w:hAnsi="Arial"/>
+                  <w:color w:val="2E75B6"/>
+                  <w:sz w:val="16"/>
+                  <w:szCs w:val="16"/>
+                  <w:u w:val="single" w:color="2E75B6"/>
+                </w:rPr>
+                <w:t xml:space="preserve">Wave Interference</w:t>
+              </w:r>
+            </w:hyperlink>
+          </w:p>
+          <w:p>
+            <w:pPr>
+              <w:spacing w:after="10" w:before="0"/>
+              <w:ind w:left="120"/>
+            </w:pPr>
+            <w:r>
+              <w:rPr>
+                <w:rFonts w:ascii="Arial" w:cs="Arial" w:eastAsia="Arial" w:hAnsi="Arial"/>
+                <w:color w:val="595959"/>
+                <w:sz w:val="14"/>
+                <w:szCs w:val="14"/>
+              </w:rPr>
+              <w:t xml:space="preserve">Source: PhET Interactive Simulations (English)</w:t>
+            </w:r>
+          </w:p>
+          <w:p>
+            <w:pPr>
+              <w:spacing w:after="10" w:before="0"/>
+              <w:ind w:left="120"/>
+            </w:pPr>
+            <w:hyperlink w:history="1" r:id="rIdgtlluelbkxvczywt1x5z7">
+              <w:r>
+                <w:rPr>
+                  <w:rFonts w:ascii="Arial" w:cs="Arial" w:eastAsia="Arial" w:hAnsi="Arial"/>
+                  <w:color w:val="595959"/>
+                  <w:sz w:val="14"/>
+                  <w:szCs w:val="14"/>
+                  <w:u w:val="single" w:color="595959"/>
+                </w:rPr>
+                <w:t xml:space="preserve">🔍 Search ARES for similar readings</w:t>
+              </w:r>
+            </w:hyperlink>
+          </w:p>
+        </w:tc>
+        <w:tc>
+          <w:tcPr>
+            <w:tcW w:type="dxa" w:w="3040"/>
+            <w:shd w:fill="FFFFFF" w:color="auto" w:val="clear"/>
+            <w:tcMar>
+              <w:top w:type="dxa" w:w="60"/>
+              <w:left w:type="dxa" w:w="120"/>
+              <w:bottom w:type="dxa" w:w="60"/>
+              <w:right w:type="dxa" w:w="120"/>
+            </w:tcMar>
+            <w:vAlign w:val="top"/>
+          </w:tcPr>
+          <w:p>
+            <w:pPr>
+              <w:spacing w:after="40" w:before="0"/>
+              <w:jc w:val="left"/>
+            </w:pPr>
+            <w:r>
+              <w:rPr>
+                <w:rFonts w:ascii="Arial" w:cs="Arial" w:eastAsia="Arial" w:hAnsi="Arial"/>
+                <w:b w:val="false"/>
+                <w:bCs w:val="false"/>
+                <w:i w:val="false"/>
+                <w:iCs w:val="false"/>
+                <w:color w:val="000000"/>
+                <w:sz w:val="18"/>
+                <w:szCs w:val="18"/>
+              </w:rPr>
+              <w:t xml:space="preserve">Each student receives a half-sheet prompt: 'Without looking at your notes, write your BEST explanation right now for (a) why the matatu horn changes pitch as it passes on the Nakuru–Nairobi highway, and (b) why the FM signal fades in the Kabete tunnel but the AM signal survives. Use as many wave-property vocabulary words as you can.' Students write silently and individually for 6 minutes. They then share with a shoulder partner for 2 minutes, noting any vocabulary they forgot or used incorrectly. Pairs circle the ONE strongest idea they want to carry into the class discussion.</w:t>
+            </w:r>
+          </w:p>
+        </w:tc>
+        <w:tc>
+          <w:tcPr>
+            <w:tcW w:type="dxa" w:w="3040"/>
+            <w:shd w:fill="F2F2F2" w:color="auto" w:val="clear"/>
+            <w:tcMar>
+              <w:top w:type="dxa" w:w="60"/>
+              <w:left w:type="dxa" w:w="120"/>
+              <w:bottom w:type="dxa" w:w="60"/>
+              <w:right w:type="dxa" w:w="120"/>
+            </w:tcMar>
+            <w:vAlign w:val="top"/>
+          </w:tcPr>
+          <w:p>
+            <w:pPr>
+              <w:spacing w:after="40" w:before="0"/>
+              <w:jc w:val="left"/>
+            </w:pPr>
+            <w:r>
+              <w:rPr>
+                <w:rFonts w:ascii="Arial" w:cs="Arial" w:eastAsia="Arial" w:hAnsi="Arial"/>
+                <w:b w:val="false"/>
+                <w:bCs w:val="false"/>
+                <w:i w:val="false"/>
+                <w:iCs w:val="false"/>
+                <w:color w:val="000000"/>
+                <w:sz w:val="18"/>
+                <w:szCs w:val="18"/>
+              </w:rPr>
+              <w:t xml:space="preserve">Distribute the prompt slips face-down. Say: 'This is NOT a test — it is a snapshot of your thinking TODAY, which you will compare with Lesson 1 at the end of this lesson. Flip over and write.' Start a visible 6-minute timer. Circulate silently for the first 3 minutes — do NOT answer questions; if asked, say: 'Trust what you know.' At the 3-minute mark, quietly tap any student who has written fewer than two sentences and whisper: 'Give me one more idea.' After 6 minutes say: 'Turn to your shoulder partner — 2 minutes — identify the ONE strongest idea between you.' Cold-call 4 pairs (choose mixed-ability): 'Pair 3 — what was your strongest idea?' WAIT 12 seconds after each. Write the 4 ideas on the board under the heading 'WHERE WE ARE NOW'. Do not correct yet — annotate with a question mark next to anything incomplete.</w:t>
+            </w:r>
+          </w:p>
+        </w:tc>
+        <w:tc>
+          <w:tcPr>
+            <w:tcW w:type="dxa" w:w="3040"/>
+            <w:shd w:fill="FFFFFF" w:color="auto" w:val="clear"/>
+            <w:tcMar>
+              <w:top w:type="dxa" w:w="60"/>
+              <w:left w:type="dxa" w:w="120"/>
+              <w:bottom w:type="dxa" w:w="60"/>
+              <w:right w:type="dxa" w:w="120"/>
+            </w:tcMar>
+            <w:vAlign w:val="top"/>
+          </w:tcPr>
+          <w:p>
+            <w:pPr>
+              <w:spacing w:after="40" w:before="0"/>
+              <w:jc w:val="left"/>
+            </w:pPr>
+            <w:r>
+              <w:rPr>
+                <w:rFonts w:ascii="Arial" w:cs="Arial" w:eastAsia="Arial" w:hAnsi="Arial"/>
+                <w:b w:val="false"/>
+                <w:bCs w:val="false"/>
+                <w:i w:val="false"/>
+                <w:iCs w:val="false"/>
+                <w:color w:val="000000"/>
+                <w:sz w:val="18"/>
+                <w:szCs w:val="18"/>
+              </w:rPr>
+              <w:t xml:space="preserve">Strategy: SOLO WRITING + PAIR SHARE. This activates prior knowledge from all 11 previous lessons, surfaces residual misconceptions before closure, and gives students a personal benchmark against which to measure their growth at the end of the lesson. Writing before talking prevents the 'fast-talker effect' where confident students dominate.</w:t>
+            </w:r>
+          </w:p>
+        </w:tc>
+        <w:tc>
+          <w:tcPr>
+            <w:tcW w:type="dxa" w:w="3040"/>
+            <w:shd w:fill="F2F2F2" w:color="auto" w:val="clear"/>
+            <w:tcMar>
+              <w:top w:type="dxa" w:w="60"/>
+              <w:left w:type="dxa" w:w="120"/>
+              <w:bottom w:type="dxa" w:w="60"/>
+              <w:right w:type="dxa" w:w="120"/>
+            </w:tcMar>
+            <w:vAlign w:val="top"/>
+          </w:tcPr>
+          <w:p>
+            <w:pPr>
+              <w:spacing w:after="40" w:before="0"/>
+              <w:jc w:val="left"/>
+            </w:pPr>
+            <w:r>
+              <w:rPr>
+                <w:rFonts w:ascii="Arial" w:cs="Arial" w:eastAsia="Arial" w:hAnsi="Arial"/>
+                <w:b w:val="false"/>
+                <w:bCs w:val="false"/>
+                <w:i w:val="false"/>
+                <w:iCs w:val="false"/>
+                <w:color w:val="000000"/>
+                <w:sz w:val="18"/>
+                <w:szCs w:val="18"/>
+              </w:rPr>
+              <w:t xml:space="preserve">Observable indicator: Students spontaneously use at least three wave-property terms (e.g., diffraction, wavelength, Doppler effect, frequency) in their pre-final writing. Teacher scans slips during circulation — if fewer than 60% of students use three or more terms, the teacher inserts a 3-minute vocabulary rapid-fire ('shout out a wave property — go!') before proceeding. Collect slips; return at the end of the lesson.</w:t>
+            </w:r>
+          </w:p>
+        </w:tc>
+      </w:tr>
+      <w:tr>
+        <w:tc>
+          <w:tcPr>
+            <w:tcW w:type="dxa" w:w="1520"/>
+            <w:shd w:fill="D9EEF1" w:color="auto" w:val="clear"/>
+            <w:tcMar>
+              <w:top w:type="dxa" w:w="60"/>
+              <w:left w:type="dxa" w:w="120"/>
+              <w:bottom w:type="dxa" w:w="60"/>
+              <w:right w:type="dxa" w:w="120"/>
+            </w:tcMar>
+            <w:vAlign w:val="top"/>
+          </w:tcPr>
+          <w:p>
+            <w:pPr>
+              <w:spacing w:after="40" w:before="0"/>
+              <w:jc w:val="left"/>
+            </w:pPr>
+            <w:r>
+              <w:rPr>
+                <w:rFonts w:ascii="Arial" w:cs="Arial" w:eastAsia="Arial" w:hAnsi="Arial"/>
+                <w:b/>
+                <w:bCs/>
+                <w:i w:val="false"/>
+                <w:iCs w:val="false"/>
+                <w:color w:val="000000"/>
+                <w:sz w:val="18"/>
+                <w:szCs w:val="18"/>
+              </w:rPr>
+              <w:t xml:space="preserve">Observe Phase</w:t>
+            </w:r>
+          </w:p>
+          <w:p>
+            <w:pPr>
+              <w:spacing w:after="20" w:before="0"/>
+            </w:pPr>
+            <w:r>
+              <w:rPr>
+                <w:rFonts w:ascii="Arial" w:cs="Arial" w:eastAsia="Arial" w:hAnsi="Arial"/>
+                <w:b/>
+                <w:bCs/>
+                <w:color w:val="1F3864"/>
+                <w:sz w:val="16"/>
+                <w:szCs w:val="16"/>
+              </w:rPr>
+              <w:t xml:space="preserve">📹 VIDEO:</w:t>
+            </w:r>
+          </w:p>
+          <w:p>
+            <w:pPr>
+              <w:spacing w:after="20" w:before="0"/>
+            </w:pPr>
+            <w:hyperlink w:history="1" r:id="rId1ctu4rox7ta5xtlmtmeh0">
+              <w:r>
+                <w:rPr>
+                  <w:rFonts w:ascii="Arial" w:cs="Arial" w:eastAsia="Arial" w:hAnsi="Arial"/>
+                  <w:color w:val="2E75B6"/>
+                  <w:sz w:val="16"/>
+                  <w:szCs w:val="16"/>
+                  <w:u w:val="single" w:color="2E75B6"/>
+                </w:rPr>
+                <w:t xml:space="preserve">Properties of periodic waves -dubbed(KY)</w:t>
+              </w:r>
+            </w:hyperlink>
+          </w:p>
+          <w:p>
+            <w:pPr>
+              <w:spacing w:after="10" w:before="0"/>
+              <w:ind w:left="120"/>
+            </w:pPr>
+            <w:r>
+              <w:rPr>
+                <w:rFonts w:ascii="Arial" w:cs="Arial" w:eastAsia="Arial" w:hAnsi="Arial"/>
+                <w:color w:val="595959"/>
+                <w:sz w:val="14"/>
+                <w:szCs w:val="14"/>
+              </w:rPr>
+              <w:t xml:space="preserve">Source: Khan Academy (Kiswahili)</w:t>
+            </w:r>
+          </w:p>
+          <w:p>
+            <w:pPr>
+              <w:spacing w:after="10" w:before="0"/>
+              <w:ind w:left="120"/>
+            </w:pPr>
+            <w:hyperlink w:history="1" r:id="rIdmkdunvvsnp1if3id0rbnc">
+              <w:r>
+                <w:rPr>
+                  <w:rFonts w:ascii="Arial" w:cs="Arial" w:eastAsia="Arial" w:hAnsi="Arial"/>
+                  <w:color w:val="595959"/>
+                  <w:sz w:val="14"/>
+                  <w:szCs w:val="14"/>
+                  <w:u w:val="single" w:color="595959"/>
+                </w:rPr>
+                <w:t xml:space="preserve">🔍 Search ARES for similar videos</w:t>
+              </w:r>
+            </w:hyperlink>
+          </w:p>
+          <w:p>
+            <w:pPr>
+              <w:spacing w:after="40" w:before="0"/>
+            </w:pPr>
+            <w:r>
+              <w:rPr>
+                <w:sz w:val="14"/>
+                <w:szCs w:val="14"/>
+              </w:rPr>
+              <w:t xml:space="preserve"/>
+            </w:r>
+          </w:p>
+          <w:p>
+            <w:pPr>
+              <w:spacing w:after="20" w:before="0"/>
+            </w:pPr>
+            <w:r>
+              <w:rPr>
+                <w:rFonts w:ascii="Arial" w:cs="Arial" w:eastAsia="Arial" w:hAnsi="Arial"/>
+                <w:b/>
+                <w:bCs/>
+                <w:color w:val="1F3864"/>
+                <w:sz w:val="16"/>
+                <w:szCs w:val="16"/>
+              </w:rPr>
+              <w:t xml:space="preserve">📖 HTML:</w:t>
+            </w:r>
+          </w:p>
+          <w:p>
+            <w:pPr>
+              <w:spacing w:after="20" w:before="0"/>
+            </w:pPr>
+            <w:hyperlink w:history="1" r:id="rIdloa0lbxpzhno_74x6qnlg">
+              <w:r>
+                <w:rPr>
+                  <w:rFonts w:ascii="Arial" w:cs="Arial" w:eastAsia="Arial" w:hAnsi="Arial"/>
+                  <w:color w:val="2E75B6"/>
+                  <w:sz w:val="16"/>
+                  <w:szCs w:val="16"/>
+                  <w:u w:val="single" w:color="2E75B6"/>
+                </w:rPr>
+                <w:t xml:space="preserve">Wave Interference (Flexbook)</w:t>
+              </w:r>
+            </w:hyperlink>
+          </w:p>
+          <w:p>
+            <w:pPr>
+              <w:spacing w:after="10" w:before="0"/>
+              <w:ind w:left="120"/>
+            </w:pPr>
+            <w:r>
+              <w:rPr>
+                <w:rFonts w:ascii="Arial" w:cs="Arial" w:eastAsia="Arial" w:hAnsi="Arial"/>
+                <w:color w:val="595959"/>
+                <w:sz w:val="14"/>
+                <w:szCs w:val="14"/>
+              </w:rPr>
+              <w:t xml:space="preserve">Source: CK-12</w:t>
+            </w:r>
+          </w:p>
+          <w:p>
+            <w:pPr>
+              <w:spacing w:after="10" w:before="0"/>
+              <w:ind w:left="120"/>
+            </w:pPr>
+            <w:hyperlink w:history="1" r:id="rIdos3d7mnfmq6qvv08jzeby">
+              <w:r>
+                <w:rPr>
+                  <w:rFonts w:ascii="Arial" w:cs="Arial" w:eastAsia="Arial" w:hAnsi="Arial"/>
+                  <w:color w:val="595959"/>
+                  <w:sz w:val="14"/>
+                  <w:szCs w:val="14"/>
+                  <w:u w:val="single" w:color="595959"/>
+                </w:rPr>
+                <w:t xml:space="preserve">🔍 Search ARES for similar readings</w:t>
+              </w:r>
+            </w:hyperlink>
+          </w:p>
+        </w:tc>
+        <w:tc>
+          <w:tcPr>
+            <w:tcW w:type="dxa" w:w="3040"/>
+            <w:shd w:fill="FFFFFF" w:color="auto" w:val="clear"/>
+            <w:tcMar>
+              <w:top w:type="dxa" w:w="60"/>
+              <w:left w:type="dxa" w:w="120"/>
+              <w:bottom w:type="dxa" w:w="60"/>
+              <w:right w:type="dxa" w:w="120"/>
+            </w:tcMar>
+            <w:vAlign w:val="top"/>
+          </w:tcPr>
+          <w:p>
+            <w:pPr>
+              <w:spacing w:after="40" w:before="0"/>
+              <w:jc w:val="left"/>
+            </w:pPr>
+            <w:r>
+              <w:rPr>
+                <w:rFonts w:ascii="Arial" w:cs="Arial" w:eastAsia="Arial" w:hAnsi="Arial"/>
+                <w:b w:val="false"/>
+                <w:bCs w:val="false"/>
+                <w:i w:val="false"/>
+                <w:iCs w:val="false"/>
+                <w:color w:val="000000"/>
+                <w:sz w:val="18"/>
+                <w:szCs w:val="18"/>
+              </w:rPr>
+              <w:t xml:space="preserve">Students open PhET: Wave Interference on laptops or tablets, select 'Interference' mode, then switch to 'Single Slit'. They work in pairs. Using the teacher's guidance card, they set up TWO scenarios side by side: Scenario A — FM wave: frequency set to simulate 105 MHz (λ ≈ 2.85 m), slit width set to 10 m (approximate Kabete tunnel opening). Scenario B — AM wave: frequency set to simulate 567 kHz (λ ≈ 529 m), same 10 m slit width. Students sketch the wave pattern emerging from the slit in each case onto their observation sheet, labelling the spread angle. They answer three questions on the sheet: (1) Which wave spreads more — FM or AM? (2) What is the ratio of slit width to wavelength in each case, and what does that ratio predict about diffraction? (3) How does this simulation explain what the student heard on the bus entering the Kabete tunnel?</w:t>
+            </w:r>
+          </w:p>
+        </w:tc>
+        <w:tc>
+          <w:tcPr>
+            <w:tcW w:type="dxa" w:w="3040"/>
+            <w:shd w:fill="F2F2F2" w:color="auto" w:val="clear"/>
+            <w:tcMar>
+              <w:top w:type="dxa" w:w="60"/>
+              <w:left w:type="dxa" w:w="120"/>
+              <w:bottom w:type="dxa" w:w="60"/>
+              <w:right w:type="dxa" w:w="120"/>
+            </w:tcMar>
+            <w:vAlign w:val="top"/>
+          </w:tcPr>
+          <w:p>
+            <w:pPr>
+              <w:spacing w:after="40" w:before="0"/>
+              <w:jc w:val="left"/>
+            </w:pPr>
+            <w:r>
+              <w:rPr>
+                <w:rFonts w:ascii="Arial" w:cs="Arial" w:eastAsia="Arial" w:hAnsi="Arial"/>
+                <w:b w:val="false"/>
+                <w:bCs w:val="false"/>
+                <w:i w:val="false"/>
+                <w:iCs w:val="false"/>
+                <w:color w:val="000000"/>
+                <w:sz w:val="18"/>
+                <w:szCs w:val="18"/>
+              </w:rPr>
+              <w:t xml:space="preserve">Before opening PhET say: 'We are going to use our simulation one final time — not to learn something new, but to CONFIRM the explanation we are about to build. This is what real scientists do: they test their explanation against evidence before publishing.' Distribute the guidance card. Give 10 minutes of silent pair work. At the 5-minute mark circulate and prompt: 'Have you calculated the λ/slit ratio? What does a ratio much less than 1 mean about spreading?' At 10 minutes, cold-call 3 pairs to share their slit-ratio calculations on the board. Say: 'Class — do you agree with this calculation? WAIT — 12 seconds — anyone want to challenge or add?' After consensus, say: 'Write one sentence in your own words: FM does/does not diffract well through the Kabete tunnel because…' Give 2 minutes for writing. Then display a real satellite image of the Kabete underpass on the projector and say: 'The tunnel opening is roughly 10 m wide. FM wavelength is about 3 m. What does your simulation tell you will happen to Classic 105 inside?' Cold-call 2 students — WAIT 15 seconds each.</w:t>
+            </w:r>
+          </w:p>
+        </w:tc>
+        <w:tc>
+          <w:tcPr>
+            <w:tcW w:type="dxa" w:w="3040"/>
+            <w:shd w:fill="FFFFFF" w:color="auto" w:val="clear"/>
+            <w:tcMar>
+              <w:top w:type="dxa" w:w="60"/>
+              <w:left w:type="dxa" w:w="120"/>
+              <w:bottom w:type="dxa" w:w="60"/>
+              <w:right w:type="dxa" w:w="120"/>
+            </w:tcMar>
+            <w:vAlign w:val="top"/>
+          </w:tcPr>
+          <w:p>
+            <w:pPr>
+              <w:spacing w:after="40" w:before="0"/>
+              <w:jc w:val="left"/>
+            </w:pPr>
+            <w:r>
+              <w:rPr>
+                <w:rFonts w:ascii="Arial" w:cs="Arial" w:eastAsia="Arial" w:hAnsi="Arial"/>
+                <w:b w:val="false"/>
+                <w:bCs w:val="false"/>
+                <w:i w:val="false"/>
+                <w:iCs w:val="false"/>
+                <w:color w:val="000000"/>
+                <w:sz w:val="18"/>
+                <w:szCs w:val="18"/>
+              </w:rPr>
+              <w:t xml:space="preserve">Strategy: TARGETED RE-INQUIRY WITH SIMULATION. Rather than a new exploration, students use the simulation as a confirmatory tool — a hallmark of NGSS SEP 3 (Planning and Carrying Out Investigations) and SEP 6 (Constructing Explanations). The slit-width-to-wavelength ratio gives students a quantitative anchor that moves them from qualitative observation ('AM spreads more') to mechanistic explanation ('when λ &gt;&gt; slit width, significant diffraction occurs').</w:t>
+            </w:r>
+          </w:p>
+        </w:tc>
+        <w:tc>
+          <w:tcPr>
+            <w:tcW w:type="dxa" w:w="3040"/>
+            <w:shd w:fill="F2F2F2" w:color="auto" w:val="clear"/>
+            <w:tcMar>
+              <w:top w:type="dxa" w:w="60"/>
+              <w:left w:type="dxa" w:w="120"/>
+              <w:bottom w:type="dxa" w:w="60"/>
+              <w:right w:type="dxa" w:w="120"/>
+            </w:tcMar>
+            <w:vAlign w:val="top"/>
+          </w:tcPr>
+          <w:p>
+            <w:pPr>
+              <w:spacing w:after="40" w:before="0"/>
+              <w:jc w:val="left"/>
+            </w:pPr>
+            <w:r>
+              <w:rPr>
+                <w:rFonts w:ascii="Arial" w:cs="Arial" w:eastAsia="Arial" w:hAnsi="Arial"/>
+                <w:b w:val="false"/>
+                <w:bCs w:val="false"/>
+                <w:i w:val="false"/>
+                <w:iCs w:val="false"/>
+                <w:color w:val="000000"/>
+                <w:sz w:val="18"/>
+                <w:szCs w:val="18"/>
+              </w:rPr>
+              <w:t xml:space="preserve">Observable indicator: Each pair's observation sheet shows a correctly labelled diagram with the AM wave spreading widely and the FM wave passing through with minimal spreading, AND a written sentence that correctly links the λ/slit ratio to the degree of diffraction. Teacher collects 6 random sheets and checks within 2 minutes while the next activity begins.</w:t>
+            </w:r>
+          </w:p>
+        </w:tc>
+      </w:tr>
+      <w:tr>
+        <w:tc>
+          <w:tcPr>
+            <w:tcW w:type="dxa" w:w="1520"/>
+            <w:shd w:fill="E2EFDA" w:color="auto" w:val="clear"/>
+            <w:tcMar>
+              <w:top w:type="dxa" w:w="60"/>
+              <w:left w:type="dxa" w:w="120"/>
+              <w:bottom w:type="dxa" w:w="60"/>
+              <w:right w:type="dxa" w:w="120"/>
+            </w:tcMar>
+            <w:vAlign w:val="top"/>
+          </w:tcPr>
+          <w:p>
+            <w:pPr>
+              <w:spacing w:after="40" w:before="0"/>
+              <w:jc w:val="left"/>
+            </w:pPr>
+            <w:r>
+              <w:rPr>
+                <w:rFonts w:ascii="Arial" w:cs="Arial" w:eastAsia="Arial" w:hAnsi="Arial"/>
+                <w:b/>
+                <w:bCs/>
+                <w:i w:val="false"/>
+                <w:iCs w:val="false"/>
+                <w:color w:val="000000"/>
+                <w:sz w:val="18"/>
+                <w:szCs w:val="18"/>
+              </w:rPr>
+              <w:t xml:space="preserve">Explain Phase</w:t>
+            </w:r>
+          </w:p>
+          <w:p>
+            <w:pPr>
+              <w:spacing w:after="20" w:before="0"/>
+            </w:pPr>
+            <w:r>
+              <w:rPr>
+                <w:rFonts w:ascii="Arial" w:cs="Arial" w:eastAsia="Arial" w:hAnsi="Arial"/>
+                <w:b/>
+                <w:bCs/>
+                <w:color w:val="1F3864"/>
+                <w:sz w:val="16"/>
+                <w:szCs w:val="16"/>
+              </w:rPr>
+              <w:t xml:space="preserve">📹 VIDEO:</w:t>
+            </w:r>
+          </w:p>
+          <w:p>
+            <w:pPr>
+              <w:spacing w:after="20" w:before="0"/>
+            </w:pPr>
+            <w:hyperlink w:history="1" r:id="rIdqqzwkh9r57kty2n_nkimb">
+              <w:r>
+                <w:rPr>
+                  <w:rFonts w:ascii="Arial" w:cs="Arial" w:eastAsia="Arial" w:hAnsi="Arial"/>
+                  <w:color w:val="2E75B6"/>
+                  <w:sz w:val="16"/>
+                  <w:szCs w:val="16"/>
+                  <w:u w:val="single" w:color="2E75B6"/>
+                </w:rPr>
+                <w:t xml:space="preserve">Wave properties</w:t>
+              </w:r>
+            </w:hyperlink>
+          </w:p>
+          <w:p>
+            <w:pPr>
+              <w:spacing w:after="10" w:before="0"/>
+              <w:ind w:left="120"/>
+            </w:pPr>
+            <w:r>
+              <w:rPr>
+                <w:rFonts w:ascii="Arial" w:cs="Arial" w:eastAsia="Arial" w:hAnsi="Arial"/>
+                <w:color w:val="595959"/>
+                <w:sz w:val="14"/>
+                <w:szCs w:val="14"/>
+              </w:rPr>
+              <w:t xml:space="preserve">Source: Khan Academy (English - US curriculum)</w:t>
+            </w:r>
+          </w:p>
+          <w:p>
+            <w:pPr>
+              <w:spacing w:after="10" w:before="0"/>
+              <w:ind w:left="120"/>
+            </w:pPr>
+            <w:hyperlink w:history="1" r:id="rIdktjzj7nduzzciovimuiqh">
+              <w:r>
+                <w:rPr>
+                  <w:rFonts w:ascii="Arial" w:cs="Arial" w:eastAsia="Arial" w:hAnsi="Arial"/>
+                  <w:color w:val="595959"/>
+                  <w:sz w:val="14"/>
+                  <w:szCs w:val="14"/>
+                  <w:u w:val="single" w:color="595959"/>
+                </w:rPr>
+                <w:t xml:space="preserve">🔍 Search ARES for similar videos</w:t>
+              </w:r>
+            </w:hyperlink>
+          </w:p>
+          <w:p>
+            <w:pPr>
+              <w:spacing w:after="40" w:before="0"/>
+            </w:pPr>
+            <w:r>
+              <w:rPr>
+                <w:sz w:val="14"/>
+                <w:szCs w:val="14"/>
+              </w:rPr>
+              <w:t xml:space="preserve"/>
+            </w:r>
+          </w:p>
+          <w:p>
+            <w:pPr>
+              <w:spacing w:after="20" w:before="0"/>
+            </w:pPr>
+            <w:r>
+              <w:rPr>
+                <w:rFonts w:ascii="Arial" w:cs="Arial" w:eastAsia="Arial" w:hAnsi="Arial"/>
+                <w:b/>
+                <w:bCs/>
+                <w:color w:val="1F3864"/>
+                <w:sz w:val="16"/>
+                <w:szCs w:val="16"/>
+              </w:rPr>
+              <w:t xml:space="preserve">📖 EXERCISE:</w:t>
+            </w:r>
+          </w:p>
+          <w:p>
+            <w:pPr>
+              <w:spacing w:after="20" w:before="0"/>
+            </w:pPr>
+            <w:hyperlink w:history="1" r:id="rIdw1y3lzp2m-afpxdreb4e2">
+              <w:r>
+                <w:rPr>
+                  <w:rFonts w:ascii="Arial" w:cs="Arial" w:eastAsia="Arial" w:hAnsi="Arial"/>
+                  <w:color w:val="2E75B6"/>
+                  <w:sz w:val="16"/>
+                  <w:szCs w:val="16"/>
+                  <w:u w:val="single" w:color="2E75B6"/>
+                </w:rPr>
+                <w:t xml:space="preserve">Wave Interference Practice</w:t>
+              </w:r>
+            </w:hyperlink>
+          </w:p>
+          <w:p>
+            <w:pPr>
+              <w:spacing w:after="10" w:before="0"/>
+              <w:ind w:left="120"/>
+            </w:pPr>
+            <w:r>
+              <w:rPr>
+                <w:rFonts w:ascii="Arial" w:cs="Arial" w:eastAsia="Arial" w:hAnsi="Arial"/>
+                <w:color w:val="595959"/>
+                <w:sz w:val="14"/>
+                <w:szCs w:val="14"/>
+              </w:rPr>
+              <w:t xml:space="preserve">Source: CK-12</w:t>
+            </w:r>
+          </w:p>
+          <w:p>
+            <w:pPr>
+              <w:spacing w:after="10" w:before="0"/>
+              <w:ind w:left="120"/>
+            </w:pPr>
+            <w:hyperlink w:history="1" r:id="rIdne5vntvxmsjzdxih6wt12">
+              <w:r>
+                <w:rPr>
+                  <w:rFonts w:ascii="Arial" w:cs="Arial" w:eastAsia="Arial" w:hAnsi="Arial"/>
+                  <w:color w:val="595959"/>
+                  <w:sz w:val="14"/>
+                  <w:szCs w:val="14"/>
+                  <w:u w:val="single" w:color="595959"/>
+                </w:rPr>
+                <w:t xml:space="preserve">🔍 Search ARES for similar readings</w:t>
+              </w:r>
+            </w:hyperlink>
+          </w:p>
+        </w:tc>
+        <w:tc>
+          <w:tcPr>
+            <w:tcW w:type="dxa" w:w="3040"/>
+            <w:shd w:fill="FFFFFF" w:color="auto" w:val="clear"/>
+            <w:tcMar>
+              <w:top w:type="dxa" w:w="60"/>
+              <w:left w:type="dxa" w:w="120"/>
+              <w:bottom w:type="dxa" w:w="60"/>
+              <w:right w:type="dxa" w:w="120"/>
+            </w:tcMar>
+            <w:vAlign w:val="top"/>
+          </w:tcPr>
+          <w:p>
+            <w:pPr>
+              <w:spacing w:after="40" w:before="0"/>
+              <w:jc w:val="left"/>
+            </w:pPr>
+            <w:r>
+              <w:rPr>
+                <w:rFonts w:ascii="Arial" w:cs="Arial" w:eastAsia="Arial" w:hAnsi="Arial"/>
+                <w:b w:val="false"/>
+                <w:bCs w:val="false"/>
+                <w:i w:val="false"/>
+                <w:iCs w:val="false"/>
+                <w:color w:val="000000"/>
+                <w:sz w:val="18"/>
+                <w:szCs w:val="18"/>
+              </w:rPr>
+              <w:t xml:space="preserve">JIGSAW EXPERT ROUND (28–45 min): The class is pre-assigned into 6 home groups of ~5 students, each owning one wave property: Group 1 — Rectilinear Propagation &amp; Reflection; Group 2 — Refraction; Group 3 — Diffraction (FM vs AM in tunnel); Group 4 — Interference &amp; Resonance; Group 5 — The Doppler Effect (matatu horn mystery); Group 6 — Wave Energy, Amplitude &amp; Frequency. Each group has 8 minutes to prepare a 90-second 'Expert Slot': they must (a) state the property in one sentence, (b) show one piece of evidence from their lessons (sketch, data table, or PhET screenshot), and (c) explain EXPLICITLY how their property connects to either the matatu horn or the Kabete tunnel or both. Groups present in sequence (90 seconds each, strict). Audience members complete a listening frame: 'Property: ___ / Evidence given: ___ / Connection to phenomenon: ___'. COLLABORATIVE FINAL EXPLANATION (45–58 min): After all six slots, the teacher displays a blank 'Final Explanation Template' on the board with two columns: 'Mystery 1 — The Matatu Horn' and 'Mystery 2 — The Kabete Tunnel'. Working as a whole class in a structured Socratic discussion, students co-construct a 5–7 sentence scientific paragraph for each mystery, with the teacher scribing on the board. Students copy the final agreed text into their exercise books.</w:t>
+            </w:r>
+          </w:p>
+        </w:tc>
+        <w:tc>
+          <w:tcPr>
+            <w:tcW w:type="dxa" w:w="3040"/>
+            <w:shd w:fill="F2F2F2" w:color="auto" w:val="clear"/>
+            <w:tcMar>
+              <w:top w:type="dxa" w:w="60"/>
+              <w:left w:type="dxa" w:w="120"/>
+              <w:bottom w:type="dxa" w:w="60"/>
+              <w:right w:type="dxa" w:w="120"/>
+            </w:tcMar>
+            <w:vAlign w:val="top"/>
+          </w:tcPr>
+          <w:p>
+            <w:pPr>
+              <w:spacing w:after="40" w:before="0"/>
+              <w:jc w:val="left"/>
+            </w:pPr>
+            <w:r>
+              <w:rPr>
+                <w:rFonts w:ascii="Arial" w:cs="Arial" w:eastAsia="Arial" w:hAnsi="Arial"/>
+                <w:b w:val="false"/>
+                <w:bCs w:val="false"/>
+                <w:i w:val="false"/>
+                <w:iCs w:val="false"/>
+                <w:color w:val="000000"/>
+                <w:sz w:val="18"/>
+                <w:szCs w:val="18"/>
+              </w:rPr>
+              <w:t xml:space="preserve">JIGSAW SETUP (28 min mark): 'Each group — you have 8 minutes to prepare your Expert Slot. You must include a piece of EVIDENCE — a sketch, numbers, or a simulation result. No evidence, no slot. Go.' Circulate rapidly; at the 5-minute mark give a '3 minutes left' signal. During presentations, after each slot ask the audience: 'Thumbs up if you can write their connection to the phenomenon in your own words — WAIT 10 seconds.' Cold-call one audience member per slot: 'Rehema, in your own words, how does diffraction explain the tunnel mystery?' COLLABORATIVE EXPLANATION (45 min mark): Display the template. Say: 'We are now going to write the BEST scientific explanation this class can produce. I am the scribe — you are the scientists. Mystery 1 first: who can give me a CLAIM — one sentence that answers why the horn pitch changes?' WAIT 15 seconds. Accept first offer, write it, then say: 'Does anyone want to REFINE this claim — make it more precise?' Repeat for each sentence. For Mystery 2 say: 'Now explain the tunnel. Start with what property is doing the work.' If students omit wavelength values, probe: 'Can you make this more precise? What is the actual wavelength of FM vs AM?' After both paragraphs are complete, read both aloud and ask: 'Is there anything we CANNOT yet explain? Be honest.' Record any lingering uncertainties on the board — these will go on the DQB as STILL OPEN items.</w:t>
+            </w:r>
+          </w:p>
+        </w:tc>
+        <w:tc>
+          <w:tcPr>
+            <w:tcW w:type="dxa" w:w="3040"/>
+            <w:shd w:fill="FFFFFF" w:color="auto" w:val="clear"/>
+            <w:tcMar>
+              <w:top w:type="dxa" w:w="60"/>
+              <w:left w:type="dxa" w:w="120"/>
+              <w:bottom w:type="dxa" w:w="60"/>
+              <w:right w:type="dxa" w:w="120"/>
+            </w:tcMar>
+            <w:vAlign w:val="top"/>
+          </w:tcPr>
+          <w:p>
+            <w:pPr>
+              <w:spacing w:after="40" w:before="0"/>
+              <w:jc w:val="left"/>
+            </w:pPr>
+            <w:r>
+              <w:rPr>
+                <w:rFonts w:ascii="Arial" w:cs="Arial" w:eastAsia="Arial" w:hAnsi="Arial"/>
+                <w:b w:val="false"/>
+                <w:bCs w:val="false"/>
+                <w:i w:val="false"/>
+                <w:iCs w:val="false"/>
+                <w:color w:val="000000"/>
+                <w:sz w:val="18"/>
+                <w:szCs w:val="18"/>
+              </w:rPr>
+              <w:t xml:space="preserve">Strategy: JIGSAW + COLLABORATIVE SCIENTIFIC WRITING. The jigsaw ensures every student is accountable for deep understanding of at least one property (SEP 8: Obtaining, Evaluating, and Communicating Information). The collaborative scribing of the Final Explanation enacts the scientific practice of building shared knowledge — mirroring how Kenyan physicists at JKUAT or the Kenya Meteorological Department write consensus reports. Writing forces precision: students must translate 'waves spread out' into 'FM waves (λ ≈ 2.85 m) diffract minimally through the 10 m Kabete tunnel opening because λ &lt;&lt; slit width, so energy is not redirected into the shadow zone.'</w:t>
+            </w:r>
+          </w:p>
+        </w:tc>
+        <w:tc>
+          <w:tcPr>
+            <w:tcW w:type="dxa" w:w="3040"/>
+            <w:shd w:fill="F2F2F2" w:color="auto" w:val="clear"/>
+            <w:tcMar>
+              <w:top w:type="dxa" w:w="60"/>
+              <w:left w:type="dxa" w:w="120"/>
+              <w:bottom w:type="dxa" w:w="60"/>
+              <w:right w:type="dxa" w:w="120"/>
+            </w:tcMar>
+            <w:vAlign w:val="top"/>
+          </w:tcPr>
+          <w:p>
+            <w:pPr>
+              <w:spacing w:after="40" w:before="0"/>
+              <w:jc w:val="left"/>
+            </w:pPr>
+            <w:r>
+              <w:rPr>
+                <w:rFonts w:ascii="Arial" w:cs="Arial" w:eastAsia="Arial" w:hAnsi="Arial"/>
+                <w:b w:val="false"/>
+                <w:bCs w:val="false"/>
+                <w:i w:val="false"/>
+                <w:iCs w:val="false"/>
+                <w:color w:val="000000"/>
+                <w:sz w:val="18"/>
+                <w:szCs w:val="18"/>
+              </w:rPr>
+              <w:t xml:space="preserve">Observable indicator: The co-constructed Final Explanation paragraph for each mystery contains (1) the name of the relevant wave property, (2) a reference to wavelength or frequency with a value, (3) a causal connective ('because', 'therefore', 'this means that'), and (4) an explicit link to the phenomenon. Teacher reads both paragraphs aloud and the class votes (show of hands) on whether each criterion is met before the text is finalised.</w:t>
+            </w:r>
+          </w:p>
+        </w:tc>
+      </w:tr>
+      <w:tr>
+        <w:tc>
+          <w:tcPr>
+            <w:tcW w:type="dxa" w:w="1520"/>
+            <w:shd w:fill="FCE4D6" w:color="auto" w:val="clear"/>
+            <w:tcMar>
+              <w:top w:type="dxa" w:w="60"/>
+              <w:left w:type="dxa" w:w="120"/>
+              <w:bottom w:type="dxa" w:w="60"/>
+              <w:right w:type="dxa" w:w="120"/>
+            </w:tcMar>
+            <w:vAlign w:val="top"/>
+          </w:tcPr>
+          <w:p>
+            <w:pPr>
+              <w:spacing w:after="40" w:before="0"/>
+              <w:jc w:val="left"/>
+            </w:pPr>
+            <w:r>
+              <w:rPr>
+                <w:rFonts w:ascii="Arial" w:cs="Arial" w:eastAsia="Arial" w:hAnsi="Arial"/>
+                <w:b/>
+                <w:bCs/>
+                <w:i w:val="false"/>
+                <w:iCs w:val="false"/>
+                <w:color w:val="000000"/>
+                <w:sz w:val="18"/>
+                <w:szCs w:val="18"/>
+              </w:rPr>
+              <w:t xml:space="preserve">Driving Question Board (DQB) Creation</w:t>
+            </w:r>
+          </w:p>
+          <w:p>
+            <w:pPr>
+              <w:spacing w:after="20" w:before="0"/>
+            </w:pPr>
+            <w:r>
+              <w:rPr>
+                <w:rFonts w:ascii="Arial" w:cs="Arial" w:eastAsia="Arial" w:hAnsi="Arial"/>
+                <w:b/>
+                <w:bCs/>
+                <w:color w:val="1F3864"/>
+                <w:sz w:val="16"/>
+                <w:szCs w:val="16"/>
+              </w:rPr>
+              <w:t xml:space="preserve">📹 VIDEO:</w:t>
+            </w:r>
+          </w:p>
+          <w:p>
+            <w:pPr>
+              <w:spacing w:after="20" w:before="0"/>
+            </w:pPr>
+            <w:hyperlink w:history="1" r:id="rIdk5icr0ta2vpju1x5lnves">
+              <w:r>
+                <w:rPr>
+                  <w:rFonts w:ascii="Arial" w:cs="Arial" w:eastAsia="Arial" w:hAnsi="Arial"/>
+                  <w:color w:val="2E75B6"/>
+                  <w:sz w:val="16"/>
+                  <w:szCs w:val="16"/>
+                  <w:u w:val="single" w:color="2E75B6"/>
+                </w:rPr>
+                <w:t xml:space="preserve">Sound Properties: Amplitude, period, frequency, wavelength</w:t>
+              </w:r>
+            </w:hyperlink>
+          </w:p>
+          <w:p>
+            <w:pPr>
+              <w:spacing w:after="10" w:before="0"/>
+              <w:ind w:left="120"/>
+            </w:pPr>
+            <w:r>
+              <w:rPr>
+                <w:rFonts w:ascii="Arial" w:cs="Arial" w:eastAsia="Arial" w:hAnsi="Arial"/>
+                <w:color w:val="595959"/>
+                <w:sz w:val="14"/>
+                <w:szCs w:val="14"/>
+              </w:rPr>
+              <w:t xml:space="preserve">Source: Khan Academy (English - US curriculum)</w:t>
+            </w:r>
+          </w:p>
+          <w:p>
+            <w:pPr>
+              <w:spacing w:after="10" w:before="0"/>
+              <w:ind w:left="120"/>
+            </w:pPr>
+            <w:hyperlink w:history="1" r:id="rIdburzti13i6sngv2xansx0">
+              <w:r>
+                <w:rPr>
+                  <w:rFonts w:ascii="Arial" w:cs="Arial" w:eastAsia="Arial" w:hAnsi="Arial"/>
+                  <w:color w:val="595959"/>
+                  <w:sz w:val="14"/>
+                  <w:szCs w:val="14"/>
+                  <w:u w:val="single" w:color="595959"/>
+                </w:rPr>
+                <w:t xml:space="preserve">🔍 Search ARES for similar videos</w:t>
+              </w:r>
+            </w:hyperlink>
+          </w:p>
+          <w:p>
+            <w:pPr>
+              <w:spacing w:after="40" w:before="0"/>
+            </w:pPr>
+            <w:r>
+              <w:rPr>
+                <w:sz w:val="14"/>
+                <w:szCs w:val="14"/>
+              </w:rPr>
+              <w:t xml:space="preserve"/>
+            </w:r>
+          </w:p>
+          <w:p>
+            <w:pPr>
+              <w:spacing w:after="20" w:before="0"/>
+            </w:pPr>
+            <w:r>
+              <w:rPr>
+                <w:rFonts w:ascii="Arial" w:cs="Arial" w:eastAsia="Arial" w:hAnsi="Arial"/>
+                <w:b/>
+                <w:bCs/>
+                <w:color w:val="1F3864"/>
+                <w:sz w:val="16"/>
+                <w:szCs w:val="16"/>
+              </w:rPr>
+              <w:t xml:space="preserve">📖 HTML:</w:t>
+            </w:r>
+          </w:p>
+          <w:p>
+            <w:pPr>
+              <w:spacing w:after="20" w:before="0"/>
+            </w:pPr>
+            <w:hyperlink w:history="1" r:id="rId_-1rhmj7gwxypicyvwlm6">
+              <w:r>
+                <w:rPr>
+                  <w:rFonts w:ascii="Arial" w:cs="Arial" w:eastAsia="Arial" w:hAnsi="Arial"/>
+                  <w:color w:val="2E75B6"/>
+                  <w:sz w:val="16"/>
+                  <w:szCs w:val="16"/>
+                  <w:u w:val="single" w:color="2E75B6"/>
+                </w:rPr>
+                <w:t xml:space="preserve">Wave Interference</w:t>
+              </w:r>
+            </w:hyperlink>
+          </w:p>
+          <w:p>
+            <w:pPr>
+              <w:spacing w:after="10" w:before="0"/>
+              <w:ind w:left="120"/>
+            </w:pPr>
+            <w:r>
+              <w:rPr>
+                <w:rFonts w:ascii="Arial" w:cs="Arial" w:eastAsia="Arial" w:hAnsi="Arial"/>
+                <w:color w:val="595959"/>
+                <w:sz w:val="14"/>
+                <w:szCs w:val="14"/>
+              </w:rPr>
+              <w:t xml:space="preserve">Source: PhET Interactive Simulations (English)</w:t>
+            </w:r>
+          </w:p>
+          <w:p>
+            <w:pPr>
+              <w:spacing w:after="10" w:before="0"/>
+              <w:ind w:left="120"/>
+            </w:pPr>
+            <w:hyperlink w:history="1" r:id="rIdfaznbvvmjxvgamomauhpc">
+              <w:r>
+                <w:rPr>
+                  <w:rFonts w:ascii="Arial" w:cs="Arial" w:eastAsia="Arial" w:hAnsi="Arial"/>
+                  <w:color w:val="595959"/>
+                  <w:sz w:val="14"/>
+                  <w:szCs w:val="14"/>
+                  <w:u w:val="single" w:color="595959"/>
+                </w:rPr>
+                <w:t xml:space="preserve">🔍 Search ARES for similar readings</w:t>
+              </w:r>
+            </w:hyperlink>
+          </w:p>
+        </w:tc>
+        <w:tc>
+          <w:tcPr>
+            <w:tcW w:type="dxa" w:w="3040"/>
+            <w:shd w:fill="FFFFFF" w:color="auto" w:val="clear"/>
+            <w:tcMar>
+              <w:top w:type="dxa" w:w="60"/>
+              <w:left w:type="dxa" w:w="120"/>
+              <w:bottom w:type="dxa" w:w="60"/>
+              <w:right w:type="dxa" w:w="120"/>
+            </w:tcMar>
+            <w:vAlign w:val="top"/>
+          </w:tcPr>
+          <w:p>
+            <w:pPr>
+              <w:spacing w:after="40" w:before="0"/>
+              <w:jc w:val="left"/>
+            </w:pPr>
+            <w:r>
+              <w:rPr>
+                <w:rFonts w:ascii="Arial" w:cs="Arial" w:eastAsia="Arial" w:hAnsi="Arial"/>
+                <w:b w:val="false"/>
+                <w:bCs w:val="false"/>
+                <w:i w:val="false"/>
+                <w:iCs w:val="false"/>
+                <w:color w:val="000000"/>
+                <w:sz w:val="18"/>
+                <w:szCs w:val="18"/>
+              </w:rPr>
+              <w:t xml:space="preserve">The full Driving Question Board — which has been displayed at the front of the classroom since Lesson 1 and updated every lesson — is now reviewed for the final time. Each student receives three sticky-dot stickers: green (RESOLVED), amber (PARTIALLY RESOLVED), and red (STILL OPEN). Working in silence for 3 minutes, students individually place their dots on the DQB questions they believe match those categories. The teacher then facilitates a 5-minute whole-class tally and discussion: questions that are mostly green are read aloud and celebrated; questions that remain red or amber are acknowledged as genuine open scientific questions — some of which are studied in later strands (e.g., radio wave propagation in space connects to Sub-Strand 4.2 Space Physics). The driving question itself — 'Why does the matatu's horn change pitch as it passes, and why does the FM radio signal disappear inside the Kabete tunnel?' — is read aloud by a student volunteer, and the class agrees on a one-sentence spoken answer together.</w:t>
+            </w:r>
+          </w:p>
+        </w:tc>
+        <w:tc>
+          <w:tcPr>
+            <w:tcW w:type="dxa" w:w="3040"/>
+            <w:shd w:fill="F2F2F2" w:color="auto" w:val="clear"/>
+            <w:tcMar>
+              <w:top w:type="dxa" w:w="60"/>
+              <w:left w:type="dxa" w:w="120"/>
+              <w:bottom w:type="dxa" w:w="60"/>
+              <w:right w:type="dxa" w:w="120"/>
+            </w:tcMar>
+            <w:vAlign w:val="top"/>
+          </w:tcPr>
+          <w:p>
+            <w:pPr>
+              <w:spacing w:after="40" w:before="0"/>
+              <w:jc w:val="left"/>
+            </w:pPr>
+            <w:r>
+              <w:rPr>
+                <w:rFonts w:ascii="Arial" w:cs="Arial" w:eastAsia="Arial" w:hAnsi="Arial"/>
+                <w:b w:val="false"/>
+                <w:bCs w:val="false"/>
+                <w:i w:val="false"/>
+                <w:iCs w:val="false"/>
+                <w:color w:val="000000"/>
+                <w:sz w:val="18"/>
+                <w:szCs w:val="18"/>
+              </w:rPr>
+              <w:t xml:space="preserve">Distribute the three sticky dots to each student. Say: 'Three minutes of silence — read every question on the DQB and place your dots. Green = we can fully explain this now. Amber = we have a partial explanation. Red = still a genuine mystery.' WAIT the full 3 minutes without prompting. After dotting, stand at the DQB and point to the question with the most green dots: 'This one we clearly resolved — who can say the answer in one sentence?' Cold-call 2 students — WAIT 12 seconds each. Then point to the most prominent RED question: 'This one is still open — and that is not a failure. Real physicists have open questions too. In fact, some of these connect to what you will study in Strand 4.2 on Space Physics.' Finally, point to the driving question poster at the top of the board. Say: 'Omondi — please read our big question aloud.' After Omondi reads, say: 'Class — together — one sentence. What is the answer?' Facilitate the spoken consensus answer. Write it on the board in a box labelled 'OUR FINAL ANSWER'.</w:t>
+            </w:r>
+          </w:p>
+        </w:tc>
+        <w:tc>
+          <w:tcPr>
+            <w:tcW w:type="dxa" w:w="3040"/>
+            <w:shd w:fill="FFFFFF" w:color="auto" w:val="clear"/>
+            <w:tcMar>
+              <w:top w:type="dxa" w:w="60"/>
+              <w:left w:type="dxa" w:w="120"/>
+              <w:bottom w:type="dxa" w:w="60"/>
+              <w:right w:type="dxa" w:w="120"/>
+            </w:tcMar>
+            <w:vAlign w:val="top"/>
+          </w:tcPr>
+          <w:p>
+            <w:pPr>
+              <w:spacing w:after="40" w:before="0"/>
+              <w:jc w:val="left"/>
+            </w:pPr>
+            <w:r>
+              <w:rPr>
+                <w:rFonts w:ascii="Arial" w:cs="Arial" w:eastAsia="Arial" w:hAnsi="Arial"/>
+                <w:b w:val="false"/>
+                <w:bCs w:val="false"/>
+                <w:i w:val="false"/>
+                <w:iCs w:val="false"/>
+                <w:color w:val="000000"/>
+                <w:sz w:val="18"/>
+                <w:szCs w:val="18"/>
+              </w:rPr>
+              <w:t xml:space="preserve">Strategy: DRIVING QUESTION BOARD CLOSURE with TRAFFIC-LIGHT DOT VOTING. This strategy (adapted from NGSS Storyline design) makes the growth of class understanding visible and tangible. The physical act of placing dots on questions that were once mysterious and are now resolved gives students a concrete sense of intellectual progress — a powerful motivator for continued science engagement. Red dots on still-open questions model the iterative, never-fully-finished nature of scientific inquiry.</w:t>
+            </w:r>
+          </w:p>
+        </w:tc>
+        <w:tc>
+          <w:tcPr>
+            <w:tcW w:type="dxa" w:w="3040"/>
+            <w:shd w:fill="F2F2F2" w:color="auto" w:val="clear"/>
+            <w:tcMar>
+              <w:top w:type="dxa" w:w="60"/>
+              <w:left w:type="dxa" w:w="120"/>
+              <w:bottom w:type="dxa" w:w="60"/>
+              <w:right w:type="dxa" w:w="120"/>
+            </w:tcMar>
+            <w:vAlign w:val="top"/>
+          </w:tcPr>
+          <w:p>
+            <w:pPr>
+              <w:spacing w:after="40" w:before="0"/>
+              <w:jc w:val="left"/>
+            </w:pPr>
+            <w:r>
+              <w:rPr>
+                <w:rFonts w:ascii="Arial" w:cs="Arial" w:eastAsia="Arial" w:hAnsi="Arial"/>
+                <w:b w:val="false"/>
+                <w:bCs w:val="false"/>
+                <w:i w:val="false"/>
+                <w:iCs w:val="false"/>
+                <w:color w:val="000000"/>
+                <w:sz w:val="18"/>
+                <w:szCs w:val="18"/>
+              </w:rPr>
+              <w:t xml:space="preserve">Observable indicator: At least 80% of the DQB questions related to diffraction and the Doppler effect receive green dots from the majority of students. Any question receiving more than 40% red dots is flagged by the teacher for individual follow-up or re-teaching in a subsequent lesson. The spoken consensus answer to the driving question contains both 'diffraction' and 'Doppler effect' without teacher prompting.</w:t>
+            </w:r>
+          </w:p>
+        </w:tc>
+      </w:tr>
+      <w:tr>
+        <w:tc>
+          <w:tcPr>
+            <w:tcW w:type="dxa" w:w="1520"/>
+            <w:shd w:fill="D5E8F0" w:color="auto" w:val="clear"/>
+            <w:tcMar>
+              <w:top w:type="dxa" w:w="60"/>
+              <w:left w:type="dxa" w:w="120"/>
+              <w:bottom w:type="dxa" w:w="60"/>
+              <w:right w:type="dxa" w:w="120"/>
+            </w:tcMar>
+            <w:vAlign w:val="top"/>
+          </w:tcPr>
+          <w:p>
+            <w:pPr>
+              <w:spacing w:after="40" w:before="0"/>
+              <w:jc w:val="left"/>
+            </w:pPr>
+            <w:r>
+              <w:rPr>
+                <w:rFonts w:ascii="Arial" w:cs="Arial" w:eastAsia="Arial" w:hAnsi="Arial"/>
+                <w:b/>
+                <w:bCs/>
+                <w:i w:val="false"/>
+                <w:iCs w:val="false"/>
+                <w:color w:val="000000"/>
+                <w:sz w:val="18"/>
+                <w:szCs w:val="18"/>
+              </w:rPr>
+              <w:t xml:space="preserve">Model Building Phase</w:t>
+            </w:r>
+          </w:p>
+          <w:p>
+            <w:pPr>
+              <w:spacing w:after="20" w:before="0"/>
+            </w:pPr>
+            <w:r>
+              <w:rPr>
+                <w:rFonts w:ascii="Arial" w:cs="Arial" w:eastAsia="Arial" w:hAnsi="Arial"/>
+                <w:b/>
+                <w:bCs/>
+                <w:color w:val="1F3864"/>
+                <w:sz w:val="16"/>
+                <w:szCs w:val="16"/>
+              </w:rPr>
+              <w:t xml:space="preserve">📹 VIDEO:</w:t>
+            </w:r>
+          </w:p>
+          <w:p>
+            <w:pPr>
+              <w:spacing w:after="20" w:before="0"/>
+            </w:pPr>
+            <w:hyperlink w:history="1" r:id="rIdl7vr_lculs7nzaka0nt5v">
               <w:r>
                 <w:rPr>
                   <w:rFonts w:ascii="Arial" w:cs="Arial" w:eastAsia="Arial" w:hAnsi="Arial"/>
@@ -35810,7 +37034,7 @@
               <w:spacing w:after="10" w:before="0"/>
               <w:ind w:left="120"/>
             </w:pPr>
-            <w:hyperlink w:history="1" r:id="rIdeincmiqf93ndtfrvmc-ge">
+            <w:hyperlink w:history="1" r:id="rIdjaxksmcltvay6wtnqtm8n">
               <w:r>
                 <w:rPr>
                   <w:rFonts w:ascii="Arial" w:cs="Arial" w:eastAsia="Arial" w:hAnsi="Arial"/>
@@ -35855,7 +37079,7 @@
             <w:pPr>
               <w:spacing w:after="20" w:before="0"/>
             </w:pPr>
-            <w:hyperlink w:history="1" r:id="rId5xej-kfusp7yaylh4er47">
+            <w:hyperlink w:history="1" r:id="rIdardatke8ic0ikubhnsmjm">
               <w:r>
                 <w:rPr>
                   <w:rFonts w:ascii="Arial" w:cs="Arial" w:eastAsia="Arial" w:hAnsi="Arial"/>
@@ -35864,7 +37088,7 @@
                   <w:szCs w:val="16"/>
                   <w:u w:val="single" w:color="2E75B6"/>
                 </w:rPr>
-                <w:t xml:space="preserve">Landforms from Wave Erosion and Deposition (Flexbook)</w:t>
+                <w:t xml:space="preserve">Wave Interference</w:t>
               </w:r>
             </w:hyperlink>
           </w:p>
@@ -35880,7 +37104,7 @@
                 <w:sz w:val="14"/>
                 <w:szCs w:val="14"/>
               </w:rPr>
-              <w:t xml:space="preserve">Source: CK-12</w:t>
+              <w:t xml:space="preserve">Source: PhET Interactive Simulations (English)</w:t>
             </w:r>
           </w:p>
           <w:p>
@@ -35888,1231 +37112,7 @@
               <w:spacing w:after="10" w:before="0"/>
               <w:ind w:left="120"/>
             </w:pPr>
-            <w:hyperlink w:history="1" r:id="rIducg_fb6hoxfznsujt43ur">
-              <w:r>
-                <w:rPr>
-                  <w:rFonts w:ascii="Arial" w:cs="Arial" w:eastAsia="Arial" w:hAnsi="Arial"/>
-                  <w:color w:val="595959"/>
-                  <w:sz w:val="14"/>
-                  <w:szCs w:val="14"/>
-                  <w:u w:val="single" w:color="595959"/>
-                </w:rPr>
-                <w:t xml:space="preserve">🔍 Search ARES for similar readings</w:t>
-              </w:r>
-            </w:hyperlink>
-          </w:p>
-        </w:tc>
-        <w:tc>
-          <w:tcPr>
-            <w:tcW w:type="dxa" w:w="3040"/>
-            <w:shd w:fill="FFFFFF" w:color="auto" w:val="clear"/>
-            <w:tcMar>
-              <w:top w:type="dxa" w:w="60"/>
-              <w:left w:type="dxa" w:w="120"/>
-              <w:bottom w:type="dxa" w:w="60"/>
-              <w:right w:type="dxa" w:w="120"/>
-            </w:tcMar>
-            <w:vAlign w:val="top"/>
-          </w:tcPr>
-          <w:p>
-            <w:pPr>
-              <w:spacing w:after="40" w:before="0"/>
-              <w:jc w:val="left"/>
-            </w:pPr>
-            <w:r>
-              <w:rPr>
-                <w:rFonts w:ascii="Arial" w:cs="Arial" w:eastAsia="Arial" w:hAnsi="Arial"/>
-                <w:b w:val="false"/>
-                <w:bCs w:val="false"/>
-                <w:i w:val="false"/>
-                <w:iCs w:val="false"/>
-                <w:color w:val="000000"/>
-                <w:sz w:val="18"/>
-                <w:szCs w:val="18"/>
-              </w:rPr>
-              <w:t xml:space="preserve">Each student receives a half-sheet prompt: 'Without looking at your notes, write your BEST explanation right now for (a) why the matatu horn changes pitch as it passes on the Nakuru–Nairobi highway, and (b) why the FM signal fades in the Kabete tunnel but the AM signal survives. Use as many wave-property vocabulary words as you can.' Students write silently and individually for 6 minutes. They then share with a shoulder partner for 2 minutes, noting any vocabulary they forgot or used incorrectly. Pairs circle the ONE strongest idea they want to carry into the class discussion.</w:t>
-            </w:r>
-          </w:p>
-        </w:tc>
-        <w:tc>
-          <w:tcPr>
-            <w:tcW w:type="dxa" w:w="3040"/>
-            <w:shd w:fill="F2F2F2" w:color="auto" w:val="clear"/>
-            <w:tcMar>
-              <w:top w:type="dxa" w:w="60"/>
-              <w:left w:type="dxa" w:w="120"/>
-              <w:bottom w:type="dxa" w:w="60"/>
-              <w:right w:type="dxa" w:w="120"/>
-            </w:tcMar>
-            <w:vAlign w:val="top"/>
-          </w:tcPr>
-          <w:p>
-            <w:pPr>
-              <w:spacing w:after="40" w:before="0"/>
-              <w:jc w:val="left"/>
-            </w:pPr>
-            <w:r>
-              <w:rPr>
-                <w:rFonts w:ascii="Arial" w:cs="Arial" w:eastAsia="Arial" w:hAnsi="Arial"/>
-                <w:b w:val="false"/>
-                <w:bCs w:val="false"/>
-                <w:i w:val="false"/>
-                <w:iCs w:val="false"/>
-                <w:color w:val="000000"/>
-                <w:sz w:val="18"/>
-                <w:szCs w:val="18"/>
-              </w:rPr>
-              <w:t xml:space="preserve">Distribute the prompt slips face-down. Say: 'This is NOT a test — it is a snapshot of your thinking TODAY, which you will compare with Lesson 1 at the end of this lesson. Flip over and write.' Start a visible 6-minute timer. Circulate silently for the first 3 minutes — do NOT answer questions; if asked, say: 'Trust what you know.' At the 3-minute mark, quietly tap any student who has written fewer than two sentences and whisper: 'Give me one more idea.' After 6 minutes say: 'Turn to your shoulder partner — 2 minutes — identify the ONE strongest idea between you.' Cold-call 4 pairs (choose mixed-ability): 'Pair 3 — what was your strongest idea?' WAIT 12 seconds after each. Write the 4 ideas on the board under the heading 'WHERE WE ARE NOW'. Do not correct yet — annotate with a question mark next to anything incomplete.</w:t>
-            </w:r>
-          </w:p>
-        </w:tc>
-        <w:tc>
-          <w:tcPr>
-            <w:tcW w:type="dxa" w:w="3040"/>
-            <w:shd w:fill="FFFFFF" w:color="auto" w:val="clear"/>
-            <w:tcMar>
-              <w:top w:type="dxa" w:w="60"/>
-              <w:left w:type="dxa" w:w="120"/>
-              <w:bottom w:type="dxa" w:w="60"/>
-              <w:right w:type="dxa" w:w="120"/>
-            </w:tcMar>
-            <w:vAlign w:val="top"/>
-          </w:tcPr>
-          <w:p>
-            <w:pPr>
-              <w:spacing w:after="40" w:before="0"/>
-              <w:jc w:val="left"/>
-            </w:pPr>
-            <w:r>
-              <w:rPr>
-                <w:rFonts w:ascii="Arial" w:cs="Arial" w:eastAsia="Arial" w:hAnsi="Arial"/>
-                <w:b w:val="false"/>
-                <w:bCs w:val="false"/>
-                <w:i w:val="false"/>
-                <w:iCs w:val="false"/>
-                <w:color w:val="000000"/>
-                <w:sz w:val="18"/>
-                <w:szCs w:val="18"/>
-              </w:rPr>
-              <w:t xml:space="preserve">Strategy: SOLO WRITING + PAIR SHARE. This activates prior knowledge from all 11 previous lessons, surfaces residual misconceptions before closure, and gives students a personal benchmark against which to measure their growth at the end of the lesson. Writing before talking prevents the 'fast-talker effect' where confident students dominate.</w:t>
-            </w:r>
-          </w:p>
-        </w:tc>
-        <w:tc>
-          <w:tcPr>
-            <w:tcW w:type="dxa" w:w="3040"/>
-            <w:shd w:fill="F2F2F2" w:color="auto" w:val="clear"/>
-            <w:tcMar>
-              <w:top w:type="dxa" w:w="60"/>
-              <w:left w:type="dxa" w:w="120"/>
-              <w:bottom w:type="dxa" w:w="60"/>
-              <w:right w:type="dxa" w:w="120"/>
-            </w:tcMar>
-            <w:vAlign w:val="top"/>
-          </w:tcPr>
-          <w:p>
-            <w:pPr>
-              <w:spacing w:after="40" w:before="0"/>
-              <w:jc w:val="left"/>
-            </w:pPr>
-            <w:r>
-              <w:rPr>
-                <w:rFonts w:ascii="Arial" w:cs="Arial" w:eastAsia="Arial" w:hAnsi="Arial"/>
-                <w:b w:val="false"/>
-                <w:bCs w:val="false"/>
-                <w:i w:val="false"/>
-                <w:iCs w:val="false"/>
-                <w:color w:val="000000"/>
-                <w:sz w:val="18"/>
-                <w:szCs w:val="18"/>
-              </w:rPr>
-              <w:t xml:space="preserve">Observable indicator: Students spontaneously use at least three wave-property terms (e.g., diffraction, wavelength, Doppler effect, frequency) in their pre-final writing. Teacher scans slips during circulation — if fewer than 60% of students use three or more terms, the teacher inserts a 3-minute vocabulary rapid-fire ('shout out a wave property — go!') before proceeding. Collect slips; return at the end of the lesson.</w:t>
-            </w:r>
-          </w:p>
-        </w:tc>
-      </w:tr>
-      <w:tr>
-        <w:tc>
-          <w:tcPr>
-            <w:tcW w:type="dxa" w:w="1520"/>
-            <w:shd w:fill="D9EEF1" w:color="auto" w:val="clear"/>
-            <w:tcMar>
-              <w:top w:type="dxa" w:w="60"/>
-              <w:left w:type="dxa" w:w="120"/>
-              <w:bottom w:type="dxa" w:w="60"/>
-              <w:right w:type="dxa" w:w="120"/>
-            </w:tcMar>
-            <w:vAlign w:val="top"/>
-          </w:tcPr>
-          <w:p>
-            <w:pPr>
-              <w:spacing w:after="40" w:before="0"/>
-              <w:jc w:val="left"/>
-            </w:pPr>
-            <w:r>
-              <w:rPr>
-                <w:rFonts w:ascii="Arial" w:cs="Arial" w:eastAsia="Arial" w:hAnsi="Arial"/>
-                <w:b/>
-                <w:bCs/>
-                <w:i w:val="false"/>
-                <w:iCs w:val="false"/>
-                <w:color w:val="000000"/>
-                <w:sz w:val="18"/>
-                <w:szCs w:val="18"/>
-              </w:rPr>
-              <w:t xml:space="preserve">Observe Phase</w:t>
-            </w:r>
-          </w:p>
-          <w:p>
-            <w:pPr>
-              <w:spacing w:after="20" w:before="0"/>
-            </w:pPr>
-            <w:r>
-              <w:rPr>
-                <w:rFonts w:ascii="Arial" w:cs="Arial" w:eastAsia="Arial" w:hAnsi="Arial"/>
-                <w:b/>
-                <w:bCs/>
-                <w:color w:val="1F3864"/>
-                <w:sz w:val="16"/>
-                <w:szCs w:val="16"/>
-              </w:rPr>
-              <w:t xml:space="preserve">📹 VIDEO:</w:t>
-            </w:r>
-          </w:p>
-          <w:p>
-            <w:pPr>
-              <w:spacing w:after="20" w:before="0"/>
-            </w:pPr>
-            <w:hyperlink w:history="1" r:id="rIddezog-vlcer4r1zkto9ov">
-              <w:r>
-                <w:rPr>
-                  <w:rFonts w:ascii="Arial" w:cs="Arial" w:eastAsia="Arial" w:hAnsi="Arial"/>
-                  <w:color w:val="2E75B6"/>
-                  <w:sz w:val="16"/>
-                  <w:szCs w:val="16"/>
-                  <w:u w:val="single" w:color="2E75B6"/>
-                </w:rPr>
-                <w:t xml:space="preserve">Doppler effect introduction</w:t>
-              </w:r>
-            </w:hyperlink>
-          </w:p>
-          <w:p>
-            <w:pPr>
-              <w:spacing w:after="10" w:before="0"/>
-              <w:ind w:left="120"/>
-            </w:pPr>
-            <w:r>
-              <w:rPr>
-                <w:rFonts w:ascii="Arial" w:cs="Arial" w:eastAsia="Arial" w:hAnsi="Arial"/>
-                <w:color w:val="595959"/>
-                <w:sz w:val="14"/>
-                <w:szCs w:val="14"/>
-              </w:rPr>
-              <w:t xml:space="preserve">Source: Khan Academy (English - US curriculum)</w:t>
-            </w:r>
-          </w:p>
-          <w:p>
-            <w:pPr>
-              <w:spacing w:after="10" w:before="0"/>
-              <w:ind w:left="120"/>
-            </w:pPr>
-            <w:hyperlink w:history="1" r:id="rIdimia_yy-pdqu7y-ozhjob">
-              <w:r>
-                <w:rPr>
-                  <w:rFonts w:ascii="Arial" w:cs="Arial" w:eastAsia="Arial" w:hAnsi="Arial"/>
-                  <w:color w:val="595959"/>
-                  <w:sz w:val="14"/>
-                  <w:szCs w:val="14"/>
-                  <w:u w:val="single" w:color="595959"/>
-                </w:rPr>
-                <w:t xml:space="preserve">🔍 Search ARES for similar videos</w:t>
-              </w:r>
-            </w:hyperlink>
-          </w:p>
-          <w:p>
-            <w:pPr>
-              <w:spacing w:after="40" w:before="0"/>
-            </w:pPr>
-            <w:r>
-              <w:rPr>
-                <w:sz w:val="14"/>
-                <w:szCs w:val="14"/>
-              </w:rPr>
-              <w:t xml:space="preserve"/>
-            </w:r>
-          </w:p>
-          <w:p>
-            <w:pPr>
-              <w:spacing w:after="20" w:before="0"/>
-            </w:pPr>
-            <w:r>
-              <w:rPr>
-                <w:rFonts w:ascii="Arial" w:cs="Arial" w:eastAsia="Arial" w:hAnsi="Arial"/>
-                <w:b/>
-                <w:bCs/>
-                <w:color w:val="1F3864"/>
-                <w:sz w:val="16"/>
-                <w:szCs w:val="16"/>
-              </w:rPr>
-              <w:t xml:space="preserve">📖 HTML:</w:t>
-            </w:r>
-          </w:p>
-          <w:p>
-            <w:pPr>
-              <w:spacing w:after="20" w:before="0"/>
-            </w:pPr>
-            <w:hyperlink w:history="1" r:id="rId4mp31otwxs0wd88d07eas">
-              <w:r>
-                <w:rPr>
-                  <w:rFonts w:ascii="Arial" w:cs="Arial" w:eastAsia="Arial" w:hAnsi="Arial"/>
-                  <w:color w:val="2E75B6"/>
-                  <w:sz w:val="16"/>
-                  <w:szCs w:val="16"/>
-                  <w:u w:val="single" w:color="2E75B6"/>
-                </w:rPr>
-                <w:t xml:space="preserve">Landforms from Wave Erosion and Deposition (Flexbook)</w:t>
-              </w:r>
-            </w:hyperlink>
-          </w:p>
-          <w:p>
-            <w:pPr>
-              <w:spacing w:after="10" w:before="0"/>
-              <w:ind w:left="120"/>
-            </w:pPr>
-            <w:r>
-              <w:rPr>
-                <w:rFonts w:ascii="Arial" w:cs="Arial" w:eastAsia="Arial" w:hAnsi="Arial"/>
-                <w:color w:val="595959"/>
-                <w:sz w:val="14"/>
-                <w:szCs w:val="14"/>
-              </w:rPr>
-              <w:t xml:space="preserve">Source: CK-12</w:t>
-            </w:r>
-          </w:p>
-          <w:p>
-            <w:pPr>
-              <w:spacing w:after="10" w:before="0"/>
-              <w:ind w:left="120"/>
-            </w:pPr>
-            <w:hyperlink w:history="1" r:id="rIdlcbkewquobfak6uzybhbv">
-              <w:r>
-                <w:rPr>
-                  <w:rFonts w:ascii="Arial" w:cs="Arial" w:eastAsia="Arial" w:hAnsi="Arial"/>
-                  <w:color w:val="595959"/>
-                  <w:sz w:val="14"/>
-                  <w:szCs w:val="14"/>
-                  <w:u w:val="single" w:color="595959"/>
-                </w:rPr>
-                <w:t xml:space="preserve">🔍 Search ARES for similar readings</w:t>
-              </w:r>
-            </w:hyperlink>
-          </w:p>
-        </w:tc>
-        <w:tc>
-          <w:tcPr>
-            <w:tcW w:type="dxa" w:w="3040"/>
-            <w:shd w:fill="FFFFFF" w:color="auto" w:val="clear"/>
-            <w:tcMar>
-              <w:top w:type="dxa" w:w="60"/>
-              <w:left w:type="dxa" w:w="120"/>
-              <w:bottom w:type="dxa" w:w="60"/>
-              <w:right w:type="dxa" w:w="120"/>
-            </w:tcMar>
-            <w:vAlign w:val="top"/>
-          </w:tcPr>
-          <w:p>
-            <w:pPr>
-              <w:spacing w:after="40" w:before="0"/>
-              <w:jc w:val="left"/>
-            </w:pPr>
-            <w:r>
-              <w:rPr>
-                <w:rFonts w:ascii="Arial" w:cs="Arial" w:eastAsia="Arial" w:hAnsi="Arial"/>
-                <w:b w:val="false"/>
-                <w:bCs w:val="false"/>
-                <w:i w:val="false"/>
-                <w:iCs w:val="false"/>
-                <w:color w:val="000000"/>
-                <w:sz w:val="18"/>
-                <w:szCs w:val="18"/>
-              </w:rPr>
-              <w:t xml:space="preserve">Students open PhET: Wave Interference on laptops or tablets, select 'Interference' mode, then switch to 'Single Slit'. They work in pairs. Using the teacher's guidance card, they set up TWO scenarios side by side: Scenario A — FM wave: frequency set to simulate 105 MHz (λ ≈ 2.85 m), slit width set to 10 m (approximate Kabete tunnel opening). Scenario B — AM wave: frequency set to simulate 567 kHz (λ ≈ 529 m), same 10 m slit width. Students sketch the wave pattern emerging from the slit in each case onto their observation sheet, labelling the spread angle. They answer three questions on the sheet: (1) Which wave spreads more — FM or AM? (2) What is the ratio of slit width to wavelength in each case, and what does that ratio predict about diffraction? (3) How does this simulation explain what the student heard on the bus entering the Kabete tunnel?</w:t>
-            </w:r>
-          </w:p>
-        </w:tc>
-        <w:tc>
-          <w:tcPr>
-            <w:tcW w:type="dxa" w:w="3040"/>
-            <w:shd w:fill="F2F2F2" w:color="auto" w:val="clear"/>
-            <w:tcMar>
-              <w:top w:type="dxa" w:w="60"/>
-              <w:left w:type="dxa" w:w="120"/>
-              <w:bottom w:type="dxa" w:w="60"/>
-              <w:right w:type="dxa" w:w="120"/>
-            </w:tcMar>
-            <w:vAlign w:val="top"/>
-          </w:tcPr>
-          <w:p>
-            <w:pPr>
-              <w:spacing w:after="40" w:before="0"/>
-              <w:jc w:val="left"/>
-            </w:pPr>
-            <w:r>
-              <w:rPr>
-                <w:rFonts w:ascii="Arial" w:cs="Arial" w:eastAsia="Arial" w:hAnsi="Arial"/>
-                <w:b w:val="false"/>
-                <w:bCs w:val="false"/>
-                <w:i w:val="false"/>
-                <w:iCs w:val="false"/>
-                <w:color w:val="000000"/>
-                <w:sz w:val="18"/>
-                <w:szCs w:val="18"/>
-              </w:rPr>
-              <w:t xml:space="preserve">Before opening PhET say: 'We are going to use our simulation one final time — not to learn something new, but to CONFIRM the explanation we are about to build. This is what real scientists do: they test their explanation against evidence before publishing.' Distribute the guidance card. Give 10 minutes of silent pair work. At the 5-minute mark circulate and prompt: 'Have you calculated the λ/slit ratio? What does a ratio much less than 1 mean about spreading?' At 10 minutes, cold-call 3 pairs to share their slit-ratio calculations on the board. Say: 'Class — do you agree with this calculation? WAIT — 12 seconds — anyone want to challenge or add?' After consensus, say: 'Write one sentence in your own words: FM does/does not diffract well through the Kabete tunnel because…' Give 2 minutes for writing. Then display a real satellite image of the Kabete underpass on the projector and say: 'The tunnel opening is roughly 10 m wide. FM wavelength is about 3 m. What does your simulation tell you will happen to Classic 105 inside?' Cold-call 2 students — WAIT 15 seconds each.</w:t>
-            </w:r>
-          </w:p>
-        </w:tc>
-        <w:tc>
-          <w:tcPr>
-            <w:tcW w:type="dxa" w:w="3040"/>
-            <w:shd w:fill="FFFFFF" w:color="auto" w:val="clear"/>
-            <w:tcMar>
-              <w:top w:type="dxa" w:w="60"/>
-              <w:left w:type="dxa" w:w="120"/>
-              <w:bottom w:type="dxa" w:w="60"/>
-              <w:right w:type="dxa" w:w="120"/>
-            </w:tcMar>
-            <w:vAlign w:val="top"/>
-          </w:tcPr>
-          <w:p>
-            <w:pPr>
-              <w:spacing w:after="40" w:before="0"/>
-              <w:jc w:val="left"/>
-            </w:pPr>
-            <w:r>
-              <w:rPr>
-                <w:rFonts w:ascii="Arial" w:cs="Arial" w:eastAsia="Arial" w:hAnsi="Arial"/>
-                <w:b w:val="false"/>
-                <w:bCs w:val="false"/>
-                <w:i w:val="false"/>
-                <w:iCs w:val="false"/>
-                <w:color w:val="000000"/>
-                <w:sz w:val="18"/>
-                <w:szCs w:val="18"/>
-              </w:rPr>
-              <w:t xml:space="preserve">Strategy: TARGETED RE-INQUIRY WITH SIMULATION. Rather than a new exploration, students use the simulation as a confirmatory tool — a hallmark of NGSS SEP 3 (Planning and Carrying Out Investigations) and SEP 6 (Constructing Explanations). The slit-width-to-wavelength ratio gives students a quantitative anchor that moves them from qualitative observation ('AM spreads more') to mechanistic explanation ('when λ &gt;&gt; slit width, significant diffraction occurs').</w:t>
-            </w:r>
-          </w:p>
-        </w:tc>
-        <w:tc>
-          <w:tcPr>
-            <w:tcW w:type="dxa" w:w="3040"/>
-            <w:shd w:fill="F2F2F2" w:color="auto" w:val="clear"/>
-            <w:tcMar>
-              <w:top w:type="dxa" w:w="60"/>
-              <w:left w:type="dxa" w:w="120"/>
-              <w:bottom w:type="dxa" w:w="60"/>
-              <w:right w:type="dxa" w:w="120"/>
-            </w:tcMar>
-            <w:vAlign w:val="top"/>
-          </w:tcPr>
-          <w:p>
-            <w:pPr>
-              <w:spacing w:after="40" w:before="0"/>
-              <w:jc w:val="left"/>
-            </w:pPr>
-            <w:r>
-              <w:rPr>
-                <w:rFonts w:ascii="Arial" w:cs="Arial" w:eastAsia="Arial" w:hAnsi="Arial"/>
-                <w:b w:val="false"/>
-                <w:bCs w:val="false"/>
-                <w:i w:val="false"/>
-                <w:iCs w:val="false"/>
-                <w:color w:val="000000"/>
-                <w:sz w:val="18"/>
-                <w:szCs w:val="18"/>
-              </w:rPr>
-              <w:t xml:space="preserve">Observable indicator: Each pair's observation sheet shows a correctly labelled diagram with the AM wave spreading widely and the FM wave passing through with minimal spreading, AND a written sentence that correctly links the λ/slit ratio to the degree of diffraction. Teacher collects 6 random sheets and checks within 2 minutes while the next activity begins.</w:t>
-            </w:r>
-          </w:p>
-        </w:tc>
-      </w:tr>
-      <w:tr>
-        <w:tc>
-          <w:tcPr>
-            <w:tcW w:type="dxa" w:w="1520"/>
-            <w:shd w:fill="E2EFDA" w:color="auto" w:val="clear"/>
-            <w:tcMar>
-              <w:top w:type="dxa" w:w="60"/>
-              <w:left w:type="dxa" w:w="120"/>
-              <w:bottom w:type="dxa" w:w="60"/>
-              <w:right w:type="dxa" w:w="120"/>
-            </w:tcMar>
-            <w:vAlign w:val="top"/>
-          </w:tcPr>
-          <w:p>
-            <w:pPr>
-              <w:spacing w:after="40" w:before="0"/>
-              <w:jc w:val="left"/>
-            </w:pPr>
-            <w:r>
-              <w:rPr>
-                <w:rFonts w:ascii="Arial" w:cs="Arial" w:eastAsia="Arial" w:hAnsi="Arial"/>
-                <w:b/>
-                <w:bCs/>
-                <w:i w:val="false"/>
-                <w:iCs w:val="false"/>
-                <w:color w:val="000000"/>
-                <w:sz w:val="18"/>
-                <w:szCs w:val="18"/>
-              </w:rPr>
-              <w:t xml:space="preserve">Explain Phase</w:t>
-            </w:r>
-          </w:p>
-          <w:p>
-            <w:pPr>
-              <w:spacing w:after="20" w:before="0"/>
-            </w:pPr>
-            <w:r>
-              <w:rPr>
-                <w:rFonts w:ascii="Arial" w:cs="Arial" w:eastAsia="Arial" w:hAnsi="Arial"/>
-                <w:b/>
-                <w:bCs/>
-                <w:color w:val="1F3864"/>
-                <w:sz w:val="16"/>
-                <w:szCs w:val="16"/>
-              </w:rPr>
-              <w:t xml:space="preserve">📹 VIDEO:</w:t>
-            </w:r>
-          </w:p>
-          <w:p>
-            <w:pPr>
-              <w:spacing w:after="20" w:before="0"/>
-            </w:pPr>
-            <w:hyperlink w:history="1" r:id="rIdajpfrssx7pnhscuwnupzn">
-              <w:r>
-                <w:rPr>
-                  <w:rFonts w:ascii="Arial" w:cs="Arial" w:eastAsia="Arial" w:hAnsi="Arial"/>
-                  <w:color w:val="2E75B6"/>
-                  <w:sz w:val="16"/>
-                  <w:szCs w:val="16"/>
-                  <w:u w:val="single" w:color="2E75B6"/>
-                </w:rPr>
-                <w:t xml:space="preserve">Doppler effect introduction</w:t>
-              </w:r>
-            </w:hyperlink>
-          </w:p>
-          <w:p>
-            <w:pPr>
-              <w:spacing w:after="10" w:before="0"/>
-              <w:ind w:left="120"/>
-            </w:pPr>
-            <w:r>
-              <w:rPr>
-                <w:rFonts w:ascii="Arial" w:cs="Arial" w:eastAsia="Arial" w:hAnsi="Arial"/>
-                <w:color w:val="595959"/>
-                <w:sz w:val="14"/>
-                <w:szCs w:val="14"/>
-              </w:rPr>
-              <w:t xml:space="preserve">Source: Khan Academy (English - US curriculum)</w:t>
-            </w:r>
-          </w:p>
-          <w:p>
-            <w:pPr>
-              <w:spacing w:after="10" w:before="0"/>
-              <w:ind w:left="120"/>
-            </w:pPr>
-            <w:hyperlink w:history="1" r:id="rIdi2rltzak1bnbzuvgjau3y">
-              <w:r>
-                <w:rPr>
-                  <w:rFonts w:ascii="Arial" w:cs="Arial" w:eastAsia="Arial" w:hAnsi="Arial"/>
-                  <w:color w:val="595959"/>
-                  <w:sz w:val="14"/>
-                  <w:szCs w:val="14"/>
-                  <w:u w:val="single" w:color="595959"/>
-                </w:rPr>
-                <w:t xml:space="preserve">🔍 Search ARES for similar videos</w:t>
-              </w:r>
-            </w:hyperlink>
-          </w:p>
-          <w:p>
-            <w:pPr>
-              <w:spacing w:after="40" w:before="0"/>
-            </w:pPr>
-            <w:r>
-              <w:rPr>
-                <w:sz w:val="14"/>
-                <w:szCs w:val="14"/>
-              </w:rPr>
-              <w:t xml:space="preserve"/>
-            </w:r>
-          </w:p>
-          <w:p>
-            <w:pPr>
-              <w:spacing w:after="20" w:before="0"/>
-            </w:pPr>
-            <w:r>
-              <w:rPr>
-                <w:rFonts w:ascii="Arial" w:cs="Arial" w:eastAsia="Arial" w:hAnsi="Arial"/>
-                <w:b/>
-                <w:bCs/>
-                <w:color w:val="1F3864"/>
-                <w:sz w:val="16"/>
-                <w:szCs w:val="16"/>
-              </w:rPr>
-              <w:t xml:space="preserve">📖 HTML:</w:t>
-            </w:r>
-          </w:p>
-          <w:p>
-            <w:pPr>
-              <w:spacing w:after="20" w:before="0"/>
-            </w:pPr>
-            <w:hyperlink w:history="1" r:id="rIdemj38qwl8xxkzgxkdgp7f">
-              <w:r>
-                <w:rPr>
-                  <w:rFonts w:ascii="Arial" w:cs="Arial" w:eastAsia="Arial" w:hAnsi="Arial"/>
-                  <w:color w:val="2E75B6"/>
-                  <w:sz w:val="16"/>
-                  <w:szCs w:val="16"/>
-                  <w:u w:val="single" w:color="2E75B6"/>
-                </w:rPr>
-                <w:t xml:space="preserve">Landforms from Wave Erosion and Deposition (Flexbook)</w:t>
-              </w:r>
-            </w:hyperlink>
-          </w:p>
-          <w:p>
-            <w:pPr>
-              <w:spacing w:after="10" w:before="0"/>
-              <w:ind w:left="120"/>
-            </w:pPr>
-            <w:r>
-              <w:rPr>
-                <w:rFonts w:ascii="Arial" w:cs="Arial" w:eastAsia="Arial" w:hAnsi="Arial"/>
-                <w:color w:val="595959"/>
-                <w:sz w:val="14"/>
-                <w:szCs w:val="14"/>
-              </w:rPr>
-              <w:t xml:space="preserve">Source: CK-12</w:t>
-            </w:r>
-          </w:p>
-          <w:p>
-            <w:pPr>
-              <w:spacing w:after="10" w:before="0"/>
-              <w:ind w:left="120"/>
-            </w:pPr>
-            <w:hyperlink w:history="1" r:id="rIdck3nrzl-kyfwhfc5c1zao">
-              <w:r>
-                <w:rPr>
-                  <w:rFonts w:ascii="Arial" w:cs="Arial" w:eastAsia="Arial" w:hAnsi="Arial"/>
-                  <w:color w:val="595959"/>
-                  <w:sz w:val="14"/>
-                  <w:szCs w:val="14"/>
-                  <w:u w:val="single" w:color="595959"/>
-                </w:rPr>
-                <w:t xml:space="preserve">🔍 Search ARES for similar readings</w:t>
-              </w:r>
-            </w:hyperlink>
-          </w:p>
-        </w:tc>
-        <w:tc>
-          <w:tcPr>
-            <w:tcW w:type="dxa" w:w="3040"/>
-            <w:shd w:fill="FFFFFF" w:color="auto" w:val="clear"/>
-            <w:tcMar>
-              <w:top w:type="dxa" w:w="60"/>
-              <w:left w:type="dxa" w:w="120"/>
-              <w:bottom w:type="dxa" w:w="60"/>
-              <w:right w:type="dxa" w:w="120"/>
-            </w:tcMar>
-            <w:vAlign w:val="top"/>
-          </w:tcPr>
-          <w:p>
-            <w:pPr>
-              <w:spacing w:after="40" w:before="0"/>
-              <w:jc w:val="left"/>
-            </w:pPr>
-            <w:r>
-              <w:rPr>
-                <w:rFonts w:ascii="Arial" w:cs="Arial" w:eastAsia="Arial" w:hAnsi="Arial"/>
-                <w:b w:val="false"/>
-                <w:bCs w:val="false"/>
-                <w:i w:val="false"/>
-                <w:iCs w:val="false"/>
-                <w:color w:val="000000"/>
-                <w:sz w:val="18"/>
-                <w:szCs w:val="18"/>
-              </w:rPr>
-              <w:t xml:space="preserve">JIGSAW EXPERT ROUND (28–45 min): The class is pre-assigned into 6 home groups of ~5 students, each owning one wave property: Group 1 — Rectilinear Propagation &amp; Reflection; Group 2 — Refraction; Group 3 — Diffraction (FM vs AM in tunnel); Group 4 — Interference &amp; Resonance; Group 5 — The Doppler Effect (matatu horn mystery); Group 6 — Wave Energy, Amplitude &amp; Frequency. Each group has 8 minutes to prepare a 90-second 'Expert Slot': they must (a) state the property in one sentence, (b) show one piece of evidence from their lessons (sketch, data table, or PhET screenshot), and (c) explain EXPLICITLY how their property connects to either the matatu horn or the Kabete tunnel or both. Groups present in sequence (90 seconds each, strict). Audience members complete a listening frame: 'Property: ___ / Evidence given: ___ / Connection to phenomenon: ___'. COLLABORATIVE FINAL EXPLANATION (45–58 min): After all six slots, the teacher displays a blank 'Final Explanation Template' on the board with two columns: 'Mystery 1 — The Matatu Horn' and 'Mystery 2 — The Kabete Tunnel'. Working as a whole class in a structured Socratic discussion, students co-construct a 5–7 sentence scientific paragraph for each mystery, with the teacher scribing on the board. Students copy the final agreed text into their exercise books.</w:t>
-            </w:r>
-          </w:p>
-        </w:tc>
-        <w:tc>
-          <w:tcPr>
-            <w:tcW w:type="dxa" w:w="3040"/>
-            <w:shd w:fill="F2F2F2" w:color="auto" w:val="clear"/>
-            <w:tcMar>
-              <w:top w:type="dxa" w:w="60"/>
-              <w:left w:type="dxa" w:w="120"/>
-              <w:bottom w:type="dxa" w:w="60"/>
-              <w:right w:type="dxa" w:w="120"/>
-            </w:tcMar>
-            <w:vAlign w:val="top"/>
-          </w:tcPr>
-          <w:p>
-            <w:pPr>
-              <w:spacing w:after="40" w:before="0"/>
-              <w:jc w:val="left"/>
-            </w:pPr>
-            <w:r>
-              <w:rPr>
-                <w:rFonts w:ascii="Arial" w:cs="Arial" w:eastAsia="Arial" w:hAnsi="Arial"/>
-                <w:b w:val="false"/>
-                <w:bCs w:val="false"/>
-                <w:i w:val="false"/>
-                <w:iCs w:val="false"/>
-                <w:color w:val="000000"/>
-                <w:sz w:val="18"/>
-                <w:szCs w:val="18"/>
-              </w:rPr>
-              <w:t xml:space="preserve">JIGSAW SETUP (28 min mark): 'Each group — you have 8 minutes to prepare your Expert Slot. You must include a piece of EVIDENCE — a sketch, numbers, or a simulation result. No evidence, no slot. Go.' Circulate rapidly; at the 5-minute mark give a '3 minutes left' signal. During presentations, after each slot ask the audience: 'Thumbs up if you can write their connection to the phenomenon in your own words — WAIT 10 seconds.' Cold-call one audience member per slot: 'Rehema, in your own words, how does diffraction explain the tunnel mystery?' COLLABORATIVE EXPLANATION (45 min mark): Display the template. Say: 'We are now going to write the BEST scientific explanation this class can produce. I am the scribe — you are the scientists. Mystery 1 first: who can give me a CLAIM — one sentence that answers why the horn pitch changes?' WAIT 15 seconds. Accept first offer, write it, then say: 'Does anyone want to REFINE this claim — make it more precise?' Repeat for each sentence. For Mystery 2 say: 'Now explain the tunnel. Start with what property is doing the work.' If students omit wavelength values, probe: 'Can you make this more precise? What is the actual wavelength of FM vs AM?' After both paragraphs are complete, read both aloud and ask: 'Is there anything we CANNOT yet explain? Be honest.' Record any lingering uncertainties on the board — these will go on the DQB as STILL OPEN items.</w:t>
-            </w:r>
-          </w:p>
-        </w:tc>
-        <w:tc>
-          <w:tcPr>
-            <w:tcW w:type="dxa" w:w="3040"/>
-            <w:shd w:fill="FFFFFF" w:color="auto" w:val="clear"/>
-            <w:tcMar>
-              <w:top w:type="dxa" w:w="60"/>
-              <w:left w:type="dxa" w:w="120"/>
-              <w:bottom w:type="dxa" w:w="60"/>
-              <w:right w:type="dxa" w:w="120"/>
-            </w:tcMar>
-            <w:vAlign w:val="top"/>
-          </w:tcPr>
-          <w:p>
-            <w:pPr>
-              <w:spacing w:after="40" w:before="0"/>
-              <w:jc w:val="left"/>
-            </w:pPr>
-            <w:r>
-              <w:rPr>
-                <w:rFonts w:ascii="Arial" w:cs="Arial" w:eastAsia="Arial" w:hAnsi="Arial"/>
-                <w:b w:val="false"/>
-                <w:bCs w:val="false"/>
-                <w:i w:val="false"/>
-                <w:iCs w:val="false"/>
-                <w:color w:val="000000"/>
-                <w:sz w:val="18"/>
-                <w:szCs w:val="18"/>
-              </w:rPr>
-              <w:t xml:space="preserve">Strategy: JIGSAW + COLLABORATIVE SCIENTIFIC WRITING. The jigsaw ensures every student is accountable for deep understanding of at least one property (SEP 8: Obtaining, Evaluating, and Communicating Information). The collaborative scribing of the Final Explanation enacts the scientific practice of building shared knowledge — mirroring how Kenyan physicists at JKUAT or the Kenya Meteorological Department write consensus reports. Writing forces precision: students must translate 'waves spread out' into 'FM waves (λ ≈ 2.85 m) diffract minimally through the 10 m Kabete tunnel opening because λ &lt;&lt; slit width, so energy is not redirected into the shadow zone.'</w:t>
-            </w:r>
-          </w:p>
-        </w:tc>
-        <w:tc>
-          <w:tcPr>
-            <w:tcW w:type="dxa" w:w="3040"/>
-            <w:shd w:fill="F2F2F2" w:color="auto" w:val="clear"/>
-            <w:tcMar>
-              <w:top w:type="dxa" w:w="60"/>
-              <w:left w:type="dxa" w:w="120"/>
-              <w:bottom w:type="dxa" w:w="60"/>
-              <w:right w:type="dxa" w:w="120"/>
-            </w:tcMar>
-            <w:vAlign w:val="top"/>
-          </w:tcPr>
-          <w:p>
-            <w:pPr>
-              <w:spacing w:after="40" w:before="0"/>
-              <w:jc w:val="left"/>
-            </w:pPr>
-            <w:r>
-              <w:rPr>
-                <w:rFonts w:ascii="Arial" w:cs="Arial" w:eastAsia="Arial" w:hAnsi="Arial"/>
-                <w:b w:val="false"/>
-                <w:bCs w:val="false"/>
-                <w:i w:val="false"/>
-                <w:iCs w:val="false"/>
-                <w:color w:val="000000"/>
-                <w:sz w:val="18"/>
-                <w:szCs w:val="18"/>
-              </w:rPr>
-              <w:t xml:space="preserve">Observable indicator: The co-constructed Final Explanation paragraph for each mystery contains (1) the name of the relevant wave property, (2) a reference to wavelength or frequency with a value, (3) a causal connective ('because', 'therefore', 'this means that'), and (4) an explicit link to the phenomenon. Teacher reads both paragraphs aloud and the class votes (show of hands) on whether each criterion is met before the text is finalised.</w:t>
-            </w:r>
-          </w:p>
-        </w:tc>
-      </w:tr>
-      <w:tr>
-        <w:tc>
-          <w:tcPr>
-            <w:tcW w:type="dxa" w:w="1520"/>
-            <w:shd w:fill="FCE4D6" w:color="auto" w:val="clear"/>
-            <w:tcMar>
-              <w:top w:type="dxa" w:w="60"/>
-              <w:left w:type="dxa" w:w="120"/>
-              <w:bottom w:type="dxa" w:w="60"/>
-              <w:right w:type="dxa" w:w="120"/>
-            </w:tcMar>
-            <w:vAlign w:val="top"/>
-          </w:tcPr>
-          <w:p>
-            <w:pPr>
-              <w:spacing w:after="40" w:before="0"/>
-              <w:jc w:val="left"/>
-            </w:pPr>
-            <w:r>
-              <w:rPr>
-                <w:rFonts w:ascii="Arial" w:cs="Arial" w:eastAsia="Arial" w:hAnsi="Arial"/>
-                <w:b/>
-                <w:bCs/>
-                <w:i w:val="false"/>
-                <w:iCs w:val="false"/>
-                <w:color w:val="000000"/>
-                <w:sz w:val="18"/>
-                <w:szCs w:val="18"/>
-              </w:rPr>
-              <w:t xml:space="preserve">Driving Question Board (DQB) Creation</w:t>
-            </w:r>
-          </w:p>
-          <w:p>
-            <w:pPr>
-              <w:spacing w:after="20" w:before="0"/>
-            </w:pPr>
-            <w:r>
-              <w:rPr>
-                <w:rFonts w:ascii="Arial" w:cs="Arial" w:eastAsia="Arial" w:hAnsi="Arial"/>
-                <w:b/>
-                <w:bCs/>
-                <w:color w:val="1F3864"/>
-                <w:sz w:val="16"/>
-                <w:szCs w:val="16"/>
-              </w:rPr>
-              <w:t xml:space="preserve">📹 VIDEO:</w:t>
-            </w:r>
-          </w:p>
-          <w:p>
-            <w:pPr>
-              <w:spacing w:after="20" w:before="0"/>
-            </w:pPr>
-            <w:hyperlink w:history="1" r:id="rIdmoegfrwkd9s1g7x13gxux">
-              <w:r>
-                <w:rPr>
-                  <w:rFonts w:ascii="Arial" w:cs="Arial" w:eastAsia="Arial" w:hAnsi="Arial"/>
-                  <w:color w:val="2E75B6"/>
-                  <w:sz w:val="16"/>
-                  <w:szCs w:val="16"/>
-                  <w:u w:val="single" w:color="2E75B6"/>
-                </w:rPr>
-                <w:t xml:space="preserve">Doppler effect introduction</w:t>
-              </w:r>
-            </w:hyperlink>
-          </w:p>
-          <w:p>
-            <w:pPr>
-              <w:spacing w:after="10" w:before="0"/>
-              <w:ind w:left="120"/>
-            </w:pPr>
-            <w:r>
-              <w:rPr>
-                <w:rFonts w:ascii="Arial" w:cs="Arial" w:eastAsia="Arial" w:hAnsi="Arial"/>
-                <w:color w:val="595959"/>
-                <w:sz w:val="14"/>
-                <w:szCs w:val="14"/>
-              </w:rPr>
-              <w:t xml:space="preserve">Source: Khan Academy (English - US curriculum)</w:t>
-            </w:r>
-          </w:p>
-          <w:p>
-            <w:pPr>
-              <w:spacing w:after="10" w:before="0"/>
-              <w:ind w:left="120"/>
-            </w:pPr>
-            <w:hyperlink w:history="1" r:id="rId1plfmkicfcp5g7_evtviw">
-              <w:r>
-                <w:rPr>
-                  <w:rFonts w:ascii="Arial" w:cs="Arial" w:eastAsia="Arial" w:hAnsi="Arial"/>
-                  <w:color w:val="595959"/>
-                  <w:sz w:val="14"/>
-                  <w:szCs w:val="14"/>
-                  <w:u w:val="single" w:color="595959"/>
-                </w:rPr>
-                <w:t xml:space="preserve">🔍 Search ARES for similar videos</w:t>
-              </w:r>
-            </w:hyperlink>
-          </w:p>
-          <w:p>
-            <w:pPr>
-              <w:spacing w:after="40" w:before="0"/>
-            </w:pPr>
-            <w:r>
-              <w:rPr>
-                <w:sz w:val="14"/>
-                <w:szCs w:val="14"/>
-              </w:rPr>
-              <w:t xml:space="preserve"/>
-            </w:r>
-          </w:p>
-          <w:p>
-            <w:pPr>
-              <w:spacing w:after="20" w:before="0"/>
-            </w:pPr>
-            <w:r>
-              <w:rPr>
-                <w:rFonts w:ascii="Arial" w:cs="Arial" w:eastAsia="Arial" w:hAnsi="Arial"/>
-                <w:b/>
-                <w:bCs/>
-                <w:color w:val="1F3864"/>
-                <w:sz w:val="16"/>
-                <w:szCs w:val="16"/>
-              </w:rPr>
-              <w:t xml:space="preserve">📖 HTML:</w:t>
-            </w:r>
-          </w:p>
-          <w:p>
-            <w:pPr>
-              <w:spacing w:after="20" w:before="0"/>
-            </w:pPr>
-            <w:hyperlink w:history="1" r:id="rIdjbauxwguzrlvtpd1vmdy1">
-              <w:r>
-                <w:rPr>
-                  <w:rFonts w:ascii="Arial" w:cs="Arial" w:eastAsia="Arial" w:hAnsi="Arial"/>
-                  <w:color w:val="2E75B6"/>
-                  <w:sz w:val="16"/>
-                  <w:szCs w:val="16"/>
-                  <w:u w:val="single" w:color="2E75B6"/>
-                </w:rPr>
-                <w:t xml:space="preserve">Landforms from Wave Erosion and Deposition (Flexbook)</w:t>
-              </w:r>
-            </w:hyperlink>
-          </w:p>
-          <w:p>
-            <w:pPr>
-              <w:spacing w:after="10" w:before="0"/>
-              <w:ind w:left="120"/>
-            </w:pPr>
-            <w:r>
-              <w:rPr>
-                <w:rFonts w:ascii="Arial" w:cs="Arial" w:eastAsia="Arial" w:hAnsi="Arial"/>
-                <w:color w:val="595959"/>
-                <w:sz w:val="14"/>
-                <w:szCs w:val="14"/>
-              </w:rPr>
-              <w:t xml:space="preserve">Source: CK-12</w:t>
-            </w:r>
-          </w:p>
-          <w:p>
-            <w:pPr>
-              <w:spacing w:after="10" w:before="0"/>
-              <w:ind w:left="120"/>
-            </w:pPr>
-            <w:hyperlink w:history="1" r:id="rIdlm3amplxr1kixekmw5gps">
-              <w:r>
-                <w:rPr>
-                  <w:rFonts w:ascii="Arial" w:cs="Arial" w:eastAsia="Arial" w:hAnsi="Arial"/>
-                  <w:color w:val="595959"/>
-                  <w:sz w:val="14"/>
-                  <w:szCs w:val="14"/>
-                  <w:u w:val="single" w:color="595959"/>
-                </w:rPr>
-                <w:t xml:space="preserve">🔍 Search ARES for similar readings</w:t>
-              </w:r>
-            </w:hyperlink>
-          </w:p>
-        </w:tc>
-        <w:tc>
-          <w:tcPr>
-            <w:tcW w:type="dxa" w:w="3040"/>
-            <w:shd w:fill="FFFFFF" w:color="auto" w:val="clear"/>
-            <w:tcMar>
-              <w:top w:type="dxa" w:w="60"/>
-              <w:left w:type="dxa" w:w="120"/>
-              <w:bottom w:type="dxa" w:w="60"/>
-              <w:right w:type="dxa" w:w="120"/>
-            </w:tcMar>
-            <w:vAlign w:val="top"/>
-          </w:tcPr>
-          <w:p>
-            <w:pPr>
-              <w:spacing w:after="40" w:before="0"/>
-              <w:jc w:val="left"/>
-            </w:pPr>
-            <w:r>
-              <w:rPr>
-                <w:rFonts w:ascii="Arial" w:cs="Arial" w:eastAsia="Arial" w:hAnsi="Arial"/>
-                <w:b w:val="false"/>
-                <w:bCs w:val="false"/>
-                <w:i w:val="false"/>
-                <w:iCs w:val="false"/>
-                <w:color w:val="000000"/>
-                <w:sz w:val="18"/>
-                <w:szCs w:val="18"/>
-              </w:rPr>
-              <w:t xml:space="preserve">The full Driving Question Board — which has been displayed at the front of the classroom since Lesson 1 and updated every lesson — is now reviewed for the final time. Each student receives three sticky-dot stickers: green (RESOLVED), amber (PARTIALLY RESOLVED), and red (STILL OPEN). Working in silence for 3 minutes, students individually place their dots on the DQB questions they believe match those categories. The teacher then facilitates a 5-minute whole-class tally and discussion: questions that are mostly green are read aloud and celebrated; questions that remain red or amber are acknowledged as genuine open scientific questions — some of which are studied in later strands (e.g., radio wave propagation in space connects to Sub-Strand 4.2 Space Physics). The driving question itself — 'Why does the matatu's horn change pitch as it passes, and why does the FM radio signal disappear inside the Kabete tunnel?' — is read aloud by a student volunteer, and the class agrees on a one-sentence spoken answer together.</w:t>
-            </w:r>
-          </w:p>
-        </w:tc>
-        <w:tc>
-          <w:tcPr>
-            <w:tcW w:type="dxa" w:w="3040"/>
-            <w:shd w:fill="F2F2F2" w:color="auto" w:val="clear"/>
-            <w:tcMar>
-              <w:top w:type="dxa" w:w="60"/>
-              <w:left w:type="dxa" w:w="120"/>
-              <w:bottom w:type="dxa" w:w="60"/>
-              <w:right w:type="dxa" w:w="120"/>
-            </w:tcMar>
-            <w:vAlign w:val="top"/>
-          </w:tcPr>
-          <w:p>
-            <w:pPr>
-              <w:spacing w:after="40" w:before="0"/>
-              <w:jc w:val="left"/>
-            </w:pPr>
-            <w:r>
-              <w:rPr>
-                <w:rFonts w:ascii="Arial" w:cs="Arial" w:eastAsia="Arial" w:hAnsi="Arial"/>
-                <w:b w:val="false"/>
-                <w:bCs w:val="false"/>
-                <w:i w:val="false"/>
-                <w:iCs w:val="false"/>
-                <w:color w:val="000000"/>
-                <w:sz w:val="18"/>
-                <w:szCs w:val="18"/>
-              </w:rPr>
-              <w:t xml:space="preserve">Distribute the three sticky dots to each student. Say: 'Three minutes of silence — read every question on the DQB and place your dots. Green = we can fully explain this now. Amber = we have a partial explanation. Red = still a genuine mystery.' WAIT the full 3 minutes without prompting. After dotting, stand at the DQB and point to the question with the most green dots: 'This one we clearly resolved — who can say the answer in one sentence?' Cold-call 2 students — WAIT 12 seconds each. Then point to the most prominent RED question: 'This one is still open — and that is not a failure. Real physicists have open questions too. In fact, some of these connect to what you will study in Strand 4.2 on Space Physics.' Finally, point to the driving question poster at the top of the board. Say: 'Omondi — please read our big question aloud.' After Omondi reads, say: 'Class — together — one sentence. What is the answer?' Facilitate the spoken consensus answer. Write it on the board in a box labelled 'OUR FINAL ANSWER'.</w:t>
-            </w:r>
-          </w:p>
-        </w:tc>
-        <w:tc>
-          <w:tcPr>
-            <w:tcW w:type="dxa" w:w="3040"/>
-            <w:shd w:fill="FFFFFF" w:color="auto" w:val="clear"/>
-            <w:tcMar>
-              <w:top w:type="dxa" w:w="60"/>
-              <w:left w:type="dxa" w:w="120"/>
-              <w:bottom w:type="dxa" w:w="60"/>
-              <w:right w:type="dxa" w:w="120"/>
-            </w:tcMar>
-            <w:vAlign w:val="top"/>
-          </w:tcPr>
-          <w:p>
-            <w:pPr>
-              <w:spacing w:after="40" w:before="0"/>
-              <w:jc w:val="left"/>
-            </w:pPr>
-            <w:r>
-              <w:rPr>
-                <w:rFonts w:ascii="Arial" w:cs="Arial" w:eastAsia="Arial" w:hAnsi="Arial"/>
-                <w:b w:val="false"/>
-                <w:bCs w:val="false"/>
-                <w:i w:val="false"/>
-                <w:iCs w:val="false"/>
-                <w:color w:val="000000"/>
-                <w:sz w:val="18"/>
-                <w:szCs w:val="18"/>
-              </w:rPr>
-              <w:t xml:space="preserve">Strategy: DRIVING QUESTION BOARD CLOSURE with TRAFFIC-LIGHT DOT VOTING. This strategy (adapted from NGSS Storyline design) makes the growth of class understanding visible and tangible. The physical act of placing dots on questions that were once mysterious and are now resolved gives students a concrete sense of intellectual progress — a powerful motivator for continued science engagement. Red dots on still-open questions model the iterative, never-fully-finished nature of scientific inquiry.</w:t>
-            </w:r>
-          </w:p>
-        </w:tc>
-        <w:tc>
-          <w:tcPr>
-            <w:tcW w:type="dxa" w:w="3040"/>
-            <w:shd w:fill="F2F2F2" w:color="auto" w:val="clear"/>
-            <w:tcMar>
-              <w:top w:type="dxa" w:w="60"/>
-              <w:left w:type="dxa" w:w="120"/>
-              <w:bottom w:type="dxa" w:w="60"/>
-              <w:right w:type="dxa" w:w="120"/>
-            </w:tcMar>
-            <w:vAlign w:val="top"/>
-          </w:tcPr>
-          <w:p>
-            <w:pPr>
-              <w:spacing w:after="40" w:before="0"/>
-              <w:jc w:val="left"/>
-            </w:pPr>
-            <w:r>
-              <w:rPr>
-                <w:rFonts w:ascii="Arial" w:cs="Arial" w:eastAsia="Arial" w:hAnsi="Arial"/>
-                <w:b w:val="false"/>
-                <w:bCs w:val="false"/>
-                <w:i w:val="false"/>
-                <w:iCs w:val="false"/>
-                <w:color w:val="000000"/>
-                <w:sz w:val="18"/>
-                <w:szCs w:val="18"/>
-              </w:rPr>
-              <w:t xml:space="preserve">Observable indicator: At least 80% of the DQB questions related to diffraction and the Doppler effect receive green dots from the majority of students. Any question receiving more than 40% red dots is flagged by the teacher for individual follow-up or re-teaching in a subsequent lesson. The spoken consensus answer to the driving question contains both 'diffraction' and 'Doppler effect' without teacher prompting.</w:t>
-            </w:r>
-          </w:p>
-        </w:tc>
-      </w:tr>
-      <w:tr>
-        <w:tc>
-          <w:tcPr>
-            <w:tcW w:type="dxa" w:w="1520"/>
-            <w:shd w:fill="D5E8F0" w:color="auto" w:val="clear"/>
-            <w:tcMar>
-              <w:top w:type="dxa" w:w="60"/>
-              <w:left w:type="dxa" w:w="120"/>
-              <w:bottom w:type="dxa" w:w="60"/>
-              <w:right w:type="dxa" w:w="120"/>
-            </w:tcMar>
-            <w:vAlign w:val="top"/>
-          </w:tcPr>
-          <w:p>
-            <w:pPr>
-              <w:spacing w:after="40" w:before="0"/>
-              <w:jc w:val="left"/>
-            </w:pPr>
-            <w:r>
-              <w:rPr>
-                <w:rFonts w:ascii="Arial" w:cs="Arial" w:eastAsia="Arial" w:hAnsi="Arial"/>
-                <w:b/>
-                <w:bCs/>
-                <w:i w:val="false"/>
-                <w:iCs w:val="false"/>
-                <w:color w:val="000000"/>
-                <w:sz w:val="18"/>
-                <w:szCs w:val="18"/>
-              </w:rPr>
-              <w:t xml:space="preserve">Model Building Phase</w:t>
-            </w:r>
-          </w:p>
-          <w:p>
-            <w:pPr>
-              <w:spacing w:after="20" w:before="0"/>
-            </w:pPr>
-            <w:r>
-              <w:rPr>
-                <w:rFonts w:ascii="Arial" w:cs="Arial" w:eastAsia="Arial" w:hAnsi="Arial"/>
-                <w:b/>
-                <w:bCs/>
-                <w:color w:val="1F3864"/>
-                <w:sz w:val="16"/>
-                <w:szCs w:val="16"/>
-              </w:rPr>
-              <w:t xml:space="preserve">📹 VIDEO:</w:t>
-            </w:r>
-          </w:p>
-          <w:p>
-            <w:pPr>
-              <w:spacing w:after="20" w:before="0"/>
-            </w:pPr>
-            <w:hyperlink w:history="1" r:id="rIddpdraoh1yn6lnht01rhsk">
-              <w:r>
-                <w:rPr>
-                  <w:rFonts w:ascii="Arial" w:cs="Arial" w:eastAsia="Arial" w:hAnsi="Arial"/>
-                  <w:color w:val="2E75B6"/>
-                  <w:sz w:val="16"/>
-                  <w:szCs w:val="16"/>
-                  <w:u w:val="single" w:color="2E75B6"/>
-                </w:rPr>
-                <w:t xml:space="preserve">Doppler effect introduction</w:t>
-              </w:r>
-            </w:hyperlink>
-          </w:p>
-          <w:p>
-            <w:pPr>
-              <w:spacing w:after="10" w:before="0"/>
-              <w:ind w:left="120"/>
-            </w:pPr>
-            <w:r>
-              <w:rPr>
-                <w:rFonts w:ascii="Arial" w:cs="Arial" w:eastAsia="Arial" w:hAnsi="Arial"/>
-                <w:color w:val="595959"/>
-                <w:sz w:val="14"/>
-                <w:szCs w:val="14"/>
-              </w:rPr>
-              <w:t xml:space="preserve">Source: Khan Academy (English - US curriculum)</w:t>
-            </w:r>
-          </w:p>
-          <w:p>
-            <w:pPr>
-              <w:spacing w:after="10" w:before="0"/>
-              <w:ind w:left="120"/>
-            </w:pPr>
-            <w:hyperlink w:history="1" r:id="rIdiscd1e0deuxz84bzkc1k3">
-              <w:r>
-                <w:rPr>
-                  <w:rFonts w:ascii="Arial" w:cs="Arial" w:eastAsia="Arial" w:hAnsi="Arial"/>
-                  <w:color w:val="595959"/>
-                  <w:sz w:val="14"/>
-                  <w:szCs w:val="14"/>
-                  <w:u w:val="single" w:color="595959"/>
-                </w:rPr>
-                <w:t xml:space="preserve">🔍 Search ARES for similar videos</w:t>
-              </w:r>
-            </w:hyperlink>
-          </w:p>
-          <w:p>
-            <w:pPr>
-              <w:spacing w:after="40" w:before="0"/>
-            </w:pPr>
-            <w:r>
-              <w:rPr>
-                <w:sz w:val="14"/>
-                <w:szCs w:val="14"/>
-              </w:rPr>
-              <w:t xml:space="preserve"/>
-            </w:r>
-          </w:p>
-          <w:p>
-            <w:pPr>
-              <w:spacing w:after="20" w:before="0"/>
-            </w:pPr>
-            <w:r>
-              <w:rPr>
-                <w:rFonts w:ascii="Arial" w:cs="Arial" w:eastAsia="Arial" w:hAnsi="Arial"/>
-                <w:b/>
-                <w:bCs/>
-                <w:color w:val="1F3864"/>
-                <w:sz w:val="16"/>
-                <w:szCs w:val="16"/>
-              </w:rPr>
-              <w:t xml:space="preserve">📖 HTML:</w:t>
-            </w:r>
-          </w:p>
-          <w:p>
-            <w:pPr>
-              <w:spacing w:after="20" w:before="0"/>
-            </w:pPr>
-            <w:hyperlink w:history="1" r:id="rId4hetfnkqmhvydtwrusrer">
-              <w:r>
-                <w:rPr>
-                  <w:rFonts w:ascii="Arial" w:cs="Arial" w:eastAsia="Arial" w:hAnsi="Arial"/>
-                  <w:color w:val="2E75B6"/>
-                  <w:sz w:val="16"/>
-                  <w:szCs w:val="16"/>
-                  <w:u w:val="single" w:color="2E75B6"/>
-                </w:rPr>
-                <w:t xml:space="preserve">Landforms from Wave Erosion and Deposition (Flexbook)</w:t>
-              </w:r>
-            </w:hyperlink>
-          </w:p>
-          <w:p>
-            <w:pPr>
-              <w:spacing w:after="10" w:before="0"/>
-              <w:ind w:left="120"/>
-            </w:pPr>
-            <w:r>
-              <w:rPr>
-                <w:rFonts w:ascii="Arial" w:cs="Arial" w:eastAsia="Arial" w:hAnsi="Arial"/>
-                <w:color w:val="595959"/>
-                <w:sz w:val="14"/>
-                <w:szCs w:val="14"/>
-              </w:rPr>
-              <w:t xml:space="preserve">Source: CK-12</w:t>
-            </w:r>
-          </w:p>
-          <w:p>
-            <w:pPr>
-              <w:spacing w:after="10" w:before="0"/>
-              <w:ind w:left="120"/>
-            </w:pPr>
-            <w:hyperlink w:history="1" r:id="rIdal1wknih0p09s_4x_m4bc">
+            <w:hyperlink w:history="1" r:id="rIdpfvkgnf97knzla4aubk9b">
               <w:r>
                 <w:rPr>
                   <w:rFonts w:ascii="Arial" w:cs="Arial" w:eastAsia="Arial" w:hAnsi="Arial"/>

--- a/data/outputs/v2/Physics/SS2.1_Properties_of_Waves/Physics_Properties_of_Waves_CBE_LessonSequence.docx
+++ b/data/outputs/v2/Physics/SS2.1_Properties_of_Waves/Physics_Properties_of_Waves_CBE_LessonSequence.docx
@@ -42,6 +42,177 @@
     </w:p>
     <w:p>
       <w:pPr>
+        <w:spacing w:after="80" w:before="120"/>
+      </w:pPr>
+      <w:r>
+        <w:rPr>
+          <w:rFonts w:ascii="Arial" w:cs="Arial" w:eastAsia="Arial" w:hAnsi="Arial"/>
+          <w:b/>
+          <w:bCs/>
+          <w:color w:val="1F3864"/>
+          <w:sz w:val="20"/>
+          <w:szCs w:val="20"/>
+        </w:rPr>
+        <w:t xml:space="preserve">ATTRIBUTION AND LICENSING</w:t>
+      </w:r>
+    </w:p>
+    <w:p>
+      <w:pPr>
+        <w:spacing w:after="60" w:before="0"/>
+      </w:pPr>
+      <w:r>
+        <w:rPr>
+          <w:rFonts w:ascii="Arial" w:cs="Arial" w:eastAsia="Arial" w:hAnsi="Arial"/>
+          <w:b/>
+          <w:bCs/>
+          <w:sz w:val="17"/>
+          <w:szCs w:val="17"/>
+        </w:rPr>
+        <w:t xml:space="preserve">Curriculum Alignment: </w:t>
+      </w:r>
+      <w:r>
+        <w:rPr>
+          <w:rFonts w:ascii="Arial" w:cs="Arial" w:eastAsia="Arial" w:hAnsi="Arial"/>
+          <w:sz w:val="17"/>
+          <w:szCs w:val="17"/>
+        </w:rPr>
+        <w:t xml:space="preserve">Structured in pedagogical alignment with the competence-based curriculum format and learning outcomes established by the Kenya Institute of Curriculum Development (KICD). This material is independently developed and is not officially endorsed or published by KICD.</w:t>
+      </w:r>
+    </w:p>
+    <w:p>
+      <w:pPr>
+        <w:spacing w:after="60" w:before="0"/>
+      </w:pPr>
+      <w:r>
+        <w:rPr>
+          <w:rFonts w:ascii="Arial" w:cs="Arial" w:eastAsia="Arial" w:hAnsi="Arial"/>
+          <w:b/>
+          <w:bCs/>
+          <w:sz w:val="17"/>
+          <w:szCs w:val="17"/>
+        </w:rPr>
+        <w:t xml:space="preserve">Content &amp; Pedagogy: </w:t>
+      </w:r>
+      <w:r>
+        <w:rPr>
+          <w:rFonts w:ascii="Arial" w:cs="Arial" w:eastAsia="Arial" w:hAnsi="Arial"/>
+          <w:sz w:val="17"/>
+          <w:szCs w:val="17"/>
+        </w:rPr>
+        <w:t xml:space="preserve">Developed and adapted by the educator team at SeaVuria (registered 501(c)(3) in the United States and registered NGO in Kenya, No. 872-850A-BF11), who designed the pedagogical framework, lesson templates and exemplar lessons on which this material is based.</w:t>
+      </w:r>
+    </w:p>
+    <w:p>
+      <w:pPr>
+        <w:spacing w:after="60" w:before="0"/>
+      </w:pPr>
+      <w:r>
+        <w:rPr>
+          <w:rFonts w:ascii="Arial" w:cs="Arial" w:eastAsia="Arial" w:hAnsi="Arial"/>
+          <w:b/>
+          <w:bCs/>
+          <w:sz w:val="17"/>
+          <w:szCs w:val="17"/>
+        </w:rPr>
+        <w:t xml:space="preserve">Production &amp; Layout: </w:t>
+      </w:r>
+      <w:r>
+        <w:rPr>
+          <w:rFonts w:ascii="Arial" w:cs="Arial" w:eastAsia="Arial" w:hAnsi="Arial"/>
+          <w:sz w:val="17"/>
+          <w:szCs w:val="17"/>
+        </w:rPr>
+        <w:t xml:space="preserve">Educational design and curriculum sequencing by SeaVuria. Technical layout, structural formatting, and digital optimization/implementation executed in partnership with ARES Education (registered 501(c)(3) in the United States and Canada (as Afretech Aid) and registered NGO in Kenya), with lesson drafting and compilation assisted by AI (Claude, Anthropic).</w:t>
+      </w:r>
+    </w:p>
+    <w:p>
+      <w:pPr>
+        <w:pBdr>
+          <w:bottom w:val="single" w:color="1F3864" w:sz="6" w:space="6"/>
+        </w:pBdr>
+        <w:spacing w:after="60" w:before="0"/>
+      </w:pPr>
+      <w:r>
+        <w:rPr>
+          <w:rFonts w:ascii="Arial" w:cs="Arial" w:eastAsia="Arial" w:hAnsi="Arial"/>
+          <w:b/>
+          <w:bCs/>
+          <w:sz w:val="17"/>
+          <w:szCs w:val="17"/>
+        </w:rPr>
+        <w:t xml:space="preserve">Licensing &amp; Copyright: </w:t>
+      </w:r>
+      <w:r>
+        <w:rPr>
+          <w:rFonts w:ascii="Arial" w:cs="Arial" w:eastAsia="Arial" w:hAnsi="Arial"/>
+          <w:sz w:val="17"/>
+          <w:szCs w:val="17"/>
+        </w:rPr>
+        <w:t xml:space="preserve">© 2026 SeaVuria and ARES. This work is licensed under a </w:t>
+      </w:r>
+      <w:hyperlink w:history="1" r:id="rId7cn9sltxkvigwer9mlpc-">
+        <w:r>
+          <w:rPr>
+            <w:rFonts w:ascii="Arial" w:cs="Arial" w:eastAsia="Arial" w:hAnsi="Arial"/>
+            <w:color w:val="1F6B75"/>
+            <w:sz w:val="17"/>
+            <w:szCs w:val="17"/>
+            <w:u w:val="single" w:color="1F6B75"/>
+          </w:rPr>
+          <w:t xml:space="preserve">Creative Commons Attribution-NonCommercial 4.0 International License</w:t>
+        </w:r>
+      </w:hyperlink>
+      <w:r>
+        <w:rPr>
+          <w:rFonts w:ascii="Arial" w:cs="Arial" w:eastAsia="Arial" w:hAnsi="Arial"/>
+          <w:sz w:val="17"/>
+          <w:szCs w:val="17"/>
+        </w:rPr>
+        <w:t xml:space="preserve"> (</w:t>
+      </w:r>
+      <w:hyperlink w:history="1" r:id="rIdiopicmgigm6fpm4rocnhb">
+        <w:r>
+          <w:rPr>
+            <w:rFonts w:ascii="Arial" w:cs="Arial" w:eastAsia="Arial" w:hAnsi="Arial"/>
+            <w:color w:val="1F6B75"/>
+            <w:sz w:val="17"/>
+            <w:szCs w:val="17"/>
+            <w:u w:val="single" w:color="1F6B75"/>
+          </w:rPr>
+          <w:t xml:space="preserve">CC BY-NC 4.0</w:t>
+        </w:r>
+      </w:hyperlink>
+      <w:r>
+        <w:rPr>
+          <w:rFonts w:ascii="Arial" w:cs="Arial" w:eastAsia="Arial" w:hAnsi="Arial"/>
+          <w:sz w:val="17"/>
+          <w:szCs w:val="17"/>
+        </w:rPr>
+        <w:t xml:space="preserve">). To view a copy of this license, visit </w:t>
+      </w:r>
+      <w:hyperlink w:history="1" r:id="rIdqweqn-jctrgmibif5ymzy">
+        <w:r>
+          <w:rPr>
+            <w:rFonts w:ascii="Arial" w:cs="Arial" w:eastAsia="Arial" w:hAnsi="Arial"/>
+            <w:color w:val="1F6B75"/>
+            <w:sz w:val="17"/>
+            <w:szCs w:val="17"/>
+            <w:u w:val="single" w:color="1F6B75"/>
+          </w:rPr>
+          <w:t xml:space="preserve">https://creativecommons.org/licenses/by-nc/4.0/</w:t>
+        </w:r>
+      </w:hyperlink>
+      <w:r>
+        <w:rPr>
+          <w:rFonts w:ascii="Arial" w:cs="Arial" w:eastAsia="Arial" w:hAnsi="Arial"/>
+          <w:sz w:val="17"/>
+          <w:szCs w:val="17"/>
+        </w:rPr>
+        <w:t xml:space="preserve">. You are free to copy, redistribute, and adapt this material in any medium or format, provided appropriate credit is given and the material is not used for commercial purposes. KICD learning outcomes and curriculum designations reproduced here for alignment purposes remain the property of KICD and are not covered by this license. Linked external resources (e.g. CK-12, Khan Academy, PhET) are subject to their own licenses.</w:t>
+      </w:r>
+    </w:p>
+    <w:p>
+      <w:pPr>
         <w:spacing w:after="120"/>
       </w:pPr>
       <w:r>
@@ -3880,7 +4051,7 @@
             <w:pPr>
               <w:spacing w:after="20" w:before="0"/>
             </w:pPr>
-            <w:hyperlink w:history="1" r:id="rIdqb426hb4ud_q6fthzpxx4">
+            <w:hyperlink w:history="1" r:id="rIdsg4y_xhzxqqpshnphydwz">
               <w:r>
                 <w:rPr>
                   <w:rFonts w:ascii="Arial" w:cs="Arial" w:eastAsia="Arial" w:hAnsi="Arial"/>
@@ -3913,7 +4084,7 @@
               <w:spacing w:after="10" w:before="0"/>
               <w:ind w:left="120"/>
             </w:pPr>
-            <w:hyperlink w:history="1" r:id="rIdk682ju0m-cupu5gnkzmta">
+            <w:hyperlink w:history="1" r:id="rId_s3ylndk_wduolhediptf">
               <w:r>
                 <w:rPr>
                   <w:rFonts w:ascii="Arial" w:cs="Arial" w:eastAsia="Arial" w:hAnsi="Arial"/>
@@ -3958,7 +4129,7 @@
             <w:pPr>
               <w:spacing w:after="20" w:before="0"/>
             </w:pPr>
-            <w:hyperlink w:history="1" r:id="rIdplefqqvvgzzhggrrmxegz">
+            <w:hyperlink w:history="1" r:id="rIdglfgecs3qmvce30hcm37m">
               <w:r>
                 <w:rPr>
                   <w:rFonts w:ascii="Arial" w:cs="Arial" w:eastAsia="Arial" w:hAnsi="Arial"/>
@@ -3991,7 +4162,7 @@
               <w:spacing w:after="10" w:before="0"/>
               <w:ind w:left="120"/>
             </w:pPr>
-            <w:hyperlink w:history="1" r:id="rId6yvtjioxqj8o8khe_lkry">
+            <w:hyperlink w:history="1" r:id="rId6r8qz4mwehc7ms0chcpqw">
               <w:r>
                 <w:rPr>
                   <w:rFonts w:ascii="Arial" w:cs="Arial" w:eastAsia="Arial" w:hAnsi="Arial"/>
@@ -4338,7 +4509,7 @@
             <w:pPr>
               <w:spacing w:after="20" w:before="0"/>
             </w:pPr>
-            <w:hyperlink w:history="1" r:id="rIdeoyzrorsmasp-6qw0zrzl">
+            <w:hyperlink w:history="1" r:id="rIdtznyx_ad_wpgqrdhcbp5b">
               <w:r>
                 <w:rPr>
                   <w:rFonts w:ascii="Arial" w:cs="Arial" w:eastAsia="Arial" w:hAnsi="Arial"/>
@@ -4371,7 +4542,7 @@
               <w:spacing w:after="10" w:before="0"/>
               <w:ind w:left="120"/>
             </w:pPr>
-            <w:hyperlink w:history="1" r:id="rId2w5caeugsvckurkfmqvc6">
+            <w:hyperlink w:history="1" r:id="rIdrnbasvcxg0a40vmz_mify">
               <w:r>
                 <w:rPr>
                   <w:rFonts w:ascii="Arial" w:cs="Arial" w:eastAsia="Arial" w:hAnsi="Arial"/>
@@ -4416,7 +4587,7 @@
             <w:pPr>
               <w:spacing w:after="20" w:before="0"/>
             </w:pPr>
-            <w:hyperlink w:history="1" r:id="rId6itsk75vxesqowtburns3">
+            <w:hyperlink w:history="1" r:id="rIdl5982tjbthucckqy5q2iv">
               <w:r>
                 <w:rPr>
                   <w:rFonts w:ascii="Arial" w:cs="Arial" w:eastAsia="Arial" w:hAnsi="Arial"/>
@@ -4449,7 +4620,7 @@
               <w:spacing w:after="10" w:before="0"/>
               <w:ind w:left="120"/>
             </w:pPr>
-            <w:hyperlink w:history="1" r:id="rIdfhpvoitdgy8c2pe5wzz_q">
+            <w:hyperlink w:history="1" r:id="rIdv2mb6xmsxxwfd_xgnhaam">
               <w:r>
                 <w:rPr>
                   <w:rFonts w:ascii="Arial" w:cs="Arial" w:eastAsia="Arial" w:hAnsi="Arial"/>
@@ -4796,7 +4967,7 @@
             <w:pPr>
               <w:spacing w:after="20" w:before="0"/>
             </w:pPr>
-            <w:hyperlink w:history="1" r:id="rIdfair_ynmk42deo77w1pwa">
+            <w:hyperlink w:history="1" r:id="rIdp0zk8avn1jvqbfzln58e3">
               <w:r>
                 <w:rPr>
                   <w:rFonts w:ascii="Arial" w:cs="Arial" w:eastAsia="Arial" w:hAnsi="Arial"/>
@@ -4829,7 +5000,7 @@
               <w:spacing w:after="10" w:before="0"/>
               <w:ind w:left="120"/>
             </w:pPr>
-            <w:hyperlink w:history="1" r:id="rIdldzqtwqs_kt30g5nb1oku">
+            <w:hyperlink w:history="1" r:id="rIdwxceken5twf2rvh3rukd5">
               <w:r>
                 <w:rPr>
                   <w:rFonts w:ascii="Arial" w:cs="Arial" w:eastAsia="Arial" w:hAnsi="Arial"/>
@@ -4874,7 +5045,7 @@
             <w:pPr>
               <w:spacing w:after="20" w:before="0"/>
             </w:pPr>
-            <w:hyperlink w:history="1" r:id="rId3qvczvr4gaz8pxfonzcee">
+            <w:hyperlink w:history="1" r:id="rIdhwpu9_l1dqrswx5ijibu8">
               <w:r>
                 <w:rPr>
                   <w:rFonts w:ascii="Arial" w:cs="Arial" w:eastAsia="Arial" w:hAnsi="Arial"/>
@@ -4907,7 +5078,7 @@
               <w:spacing w:after="10" w:before="0"/>
               <w:ind w:left="120"/>
             </w:pPr>
-            <w:hyperlink w:history="1" r:id="rId_dxwa9xeeyaj7vyidp1rw">
+            <w:hyperlink w:history="1" r:id="rIdhzeyxufdiompcrdjsd7wc">
               <w:r>
                 <w:rPr>
                   <w:rFonts w:ascii="Arial" w:cs="Arial" w:eastAsia="Arial" w:hAnsi="Arial"/>
@@ -5254,7 +5425,7 @@
             <w:pPr>
               <w:spacing w:after="20" w:before="0"/>
             </w:pPr>
-            <w:hyperlink w:history="1" r:id="rIdks0e9rbyyyzdei65khlwh">
+            <w:hyperlink w:history="1" r:id="rIdglnsgy481owesdbnlwc_y">
               <w:r>
                 <w:rPr>
                   <w:rFonts w:ascii="Arial" w:cs="Arial" w:eastAsia="Arial" w:hAnsi="Arial"/>
@@ -5287,7 +5458,7 @@
               <w:spacing w:after="10" w:before="0"/>
               <w:ind w:left="120"/>
             </w:pPr>
-            <w:hyperlink w:history="1" r:id="rIdkl8wzrxzhcvhlf4zotwha">
+            <w:hyperlink w:history="1" r:id="rIdo7kmk76few9cxg-j6lqgl">
               <w:r>
                 <w:rPr>
                   <w:rFonts w:ascii="Arial" w:cs="Arial" w:eastAsia="Arial" w:hAnsi="Arial"/>
@@ -5332,7 +5503,7 @@
             <w:pPr>
               <w:spacing w:after="20" w:before="0"/>
             </w:pPr>
-            <w:hyperlink w:history="1" r:id="rIdp1un14texjcpjcgarmmtw">
+            <w:hyperlink w:history="1" r:id="rIdnd3gql1lqvuflmaf3u8z6">
               <w:r>
                 <w:rPr>
                   <w:rFonts w:ascii="Arial" w:cs="Arial" w:eastAsia="Arial" w:hAnsi="Arial"/>
@@ -5365,7 +5536,7 @@
               <w:spacing w:after="10" w:before="0"/>
               <w:ind w:left="120"/>
             </w:pPr>
-            <w:hyperlink w:history="1" r:id="rIdpjjlfv2uihgv8asywxmmp">
+            <w:hyperlink w:history="1" r:id="rIdfo4hbjtbgyvcp4nmwpnmn">
               <w:r>
                 <w:rPr>
                   <w:rFonts w:ascii="Arial" w:cs="Arial" w:eastAsia="Arial" w:hAnsi="Arial"/>
@@ -5750,7 +5921,7 @@
             <w:pPr>
               <w:spacing w:after="20" w:before="0"/>
             </w:pPr>
-            <w:hyperlink w:history="1" r:id="rIdkse12jv-wj_wrssie22_m">
+            <w:hyperlink w:history="1" r:id="rIdijixauwr-ihpfjnv9jbcr">
               <w:r>
                 <w:rPr>
                   <w:rFonts w:ascii="Arial" w:cs="Arial" w:eastAsia="Arial" w:hAnsi="Arial"/>
@@ -5783,7 +5954,7 @@
               <w:spacing w:after="10" w:before="0"/>
               <w:ind w:left="120"/>
             </w:pPr>
-            <w:hyperlink w:history="1" r:id="rIdjv7ccutuy1q9qw9fl6v2f">
+            <w:hyperlink w:history="1" r:id="rIdqombimi2-s0qexpinbhio">
               <w:r>
                 <w:rPr>
                   <w:rFonts w:ascii="Arial" w:cs="Arial" w:eastAsia="Arial" w:hAnsi="Arial"/>
@@ -5828,7 +5999,7 @@
             <w:pPr>
               <w:spacing w:after="20" w:before="0"/>
             </w:pPr>
-            <w:hyperlink w:history="1" r:id="rIdfrofipdus4ahcrff7vzhp">
+            <w:hyperlink w:history="1" r:id="rIdauhummznnrdgbeq92umyi">
               <w:r>
                 <w:rPr>
                   <w:rFonts w:ascii="Arial" w:cs="Arial" w:eastAsia="Arial" w:hAnsi="Arial"/>
@@ -5861,7 +6032,7 @@
               <w:spacing w:after="10" w:before="0"/>
               <w:ind w:left="120"/>
             </w:pPr>
-            <w:hyperlink w:history="1" r:id="rIdoaeyxevkowqqbtc8tbbnn">
+            <w:hyperlink w:history="1" r:id="rId8c4sga7nkmyeu80mw7fzq">
               <w:r>
                 <w:rPr>
                   <w:rFonts w:ascii="Arial" w:cs="Arial" w:eastAsia="Arial" w:hAnsi="Arial"/>
@@ -6471,6 +6642,65 @@
         </w:tc>
       </w:tr>
     </w:tbl>
+    <w:p>
+      <w:pPr>
+        <w:pBdr>
+          <w:top w:val="single" w:color="BBBBBB" w:sz="4" w:space="4"/>
+        </w:pBdr>
+        <w:spacing w:after="0" w:before="160"/>
+      </w:pPr>
+      <w:r>
+        <w:rPr>
+          <w:rFonts w:ascii="Arial" w:cs="Arial" w:eastAsia="Arial" w:hAnsi="Arial"/>
+          <w:color w:val="666666"/>
+          <w:sz w:val="14"/>
+          <w:szCs w:val="14"/>
+        </w:rPr>
+        <w:t xml:space="preserve">© 2026 SeaVuria and ARES. Aligned with KICD objectives. Developed by SeaVuria; technical implementation by ARES (with AI assistance from Claude). Licensed under </w:t>
+      </w:r>
+      <w:hyperlink w:history="1" r:id="rIdoup8q5mogjj4-ywtzxxjq">
+        <w:r>
+          <w:rPr>
+            <w:rFonts w:ascii="Arial" w:cs="Arial" w:eastAsia="Arial" w:hAnsi="Arial"/>
+            <w:color w:val="1F6B75"/>
+            <w:sz w:val="14"/>
+            <w:szCs w:val="14"/>
+            <w:u w:val="single" w:color="1F6B75"/>
+          </w:rPr>
+          <w:t xml:space="preserve">CC BY-NC 4.0</w:t>
+        </w:r>
+      </w:hyperlink>
+      <w:r>
+        <w:rPr>
+          <w:rFonts w:ascii="Arial" w:cs="Arial" w:eastAsia="Arial" w:hAnsi="Arial"/>
+          <w:color w:val="666666"/>
+          <w:sz w:val="14"/>
+          <w:szCs w:val="14"/>
+        </w:rPr>
+        <w:t xml:space="preserve"> (</w:t>
+      </w:r>
+      <w:hyperlink w:history="1" r:id="rId885pkkcpvsyjhqzizejwq">
+        <w:r>
+          <w:rPr>
+            <w:rFonts w:ascii="Arial" w:cs="Arial" w:eastAsia="Arial" w:hAnsi="Arial"/>
+            <w:color w:val="1F6B75"/>
+            <w:sz w:val="14"/>
+            <w:szCs w:val="14"/>
+            <w:u w:val="single" w:color="1F6B75"/>
+          </w:rPr>
+          <w:t xml:space="preserve">https://creativecommons.org/licenses/by-nc/4.0/</w:t>
+        </w:r>
+      </w:hyperlink>
+      <w:r>
+        <w:rPr>
+          <w:rFonts w:ascii="Arial" w:cs="Arial" w:eastAsia="Arial" w:hAnsi="Arial"/>
+          <w:color w:val="666666"/>
+          <w:sz w:val="14"/>
+          <w:szCs w:val="14"/>
+        </w:rPr>
+        <w:t xml:space="preserve">).</w:t>
+      </w:r>
+    </w:p>
     <w:p>
       <w:r>
         <w:br w:type="page"/>
@@ -7462,7 +7692,7 @@
             <w:pPr>
               <w:spacing w:after="20" w:before="0"/>
             </w:pPr>
-            <w:hyperlink w:history="1" r:id="rIdyogohyxj-rqh2dxfaj7gg">
+            <w:hyperlink w:history="1" r:id="rIdbrzz0pb_rdopmbnvyuusc">
               <w:r>
                 <w:rPr>
                   <w:rFonts w:ascii="Arial" w:cs="Arial" w:eastAsia="Arial" w:hAnsi="Arial"/>
@@ -7495,7 +7725,7 @@
               <w:spacing w:after="10" w:before="0"/>
               <w:ind w:left="120"/>
             </w:pPr>
-            <w:hyperlink w:history="1" r:id="rIdhblstke5d3tcwfr6zgif0">
+            <w:hyperlink w:history="1" r:id="rId4bflgbieaadntbbyzgeap">
               <w:r>
                 <w:rPr>
                   <w:rFonts w:ascii="Arial" w:cs="Arial" w:eastAsia="Arial" w:hAnsi="Arial"/>
@@ -7540,7 +7770,7 @@
             <w:pPr>
               <w:spacing w:after="20" w:before="0"/>
             </w:pPr>
-            <w:hyperlink w:history="1" r:id="rIdsp7zi78wfvecmsf9fv32l">
+            <w:hyperlink w:history="1" r:id="rIdotnysxezmqnjyxptsxzh9">
               <w:r>
                 <w:rPr>
                   <w:rFonts w:ascii="Arial" w:cs="Arial" w:eastAsia="Arial" w:hAnsi="Arial"/>
@@ -7573,7 +7803,7 @@
               <w:spacing w:after="10" w:before="0"/>
               <w:ind w:left="120"/>
             </w:pPr>
-            <w:hyperlink w:history="1" r:id="rIdmqnf9ixrhbpyvpyjyvjkz">
+            <w:hyperlink w:history="1" r:id="rIdbas6rssg8qbf9cg-qteri">
               <w:r>
                 <w:rPr>
                   <w:rFonts w:ascii="Arial" w:cs="Arial" w:eastAsia="Arial" w:hAnsi="Arial"/>
@@ -7768,7 +7998,7 @@
             <w:pPr>
               <w:spacing w:after="20" w:before="0"/>
             </w:pPr>
-            <w:hyperlink w:history="1" r:id="rIdvcb6uec6zhvdozhemdfzz">
+            <w:hyperlink w:history="1" r:id="rIdeslrbmcjsaedbytyjst0u">
               <w:r>
                 <w:rPr>
                   <w:rFonts w:ascii="Arial" w:cs="Arial" w:eastAsia="Arial" w:hAnsi="Arial"/>
@@ -7801,7 +8031,7 @@
               <w:spacing w:after="10" w:before="0"/>
               <w:ind w:left="120"/>
             </w:pPr>
-            <w:hyperlink w:history="1" r:id="rIdzohir9q5nqfttizpm0vie">
+            <w:hyperlink w:history="1" r:id="rIdmlcvyjwe32qyeuekznrs3">
               <w:r>
                 <w:rPr>
                   <w:rFonts w:ascii="Arial" w:cs="Arial" w:eastAsia="Arial" w:hAnsi="Arial"/>
@@ -7846,7 +8076,7 @@
             <w:pPr>
               <w:spacing w:after="20" w:before="0"/>
             </w:pPr>
-            <w:hyperlink w:history="1" r:id="rIdjfpmptcxacoyud-uooznv">
+            <w:hyperlink w:history="1" r:id="rIdq8ps0nei23ey0auu9khqz">
               <w:r>
                 <w:rPr>
                   <w:rFonts w:ascii="Arial" w:cs="Arial" w:eastAsia="Arial" w:hAnsi="Arial"/>
@@ -7879,7 +8109,7 @@
               <w:spacing w:after="10" w:before="0"/>
               <w:ind w:left="120"/>
             </w:pPr>
-            <w:hyperlink w:history="1" r:id="rIdydb7a8l47zl08l_qwxmjr">
+            <w:hyperlink w:history="1" r:id="rIduj5_m6ctebtpfrn3fhv8k">
               <w:r>
                 <w:rPr>
                   <w:rFonts w:ascii="Arial" w:cs="Arial" w:eastAsia="Arial" w:hAnsi="Arial"/>
@@ -8074,7 +8304,7 @@
             <w:pPr>
               <w:spacing w:after="20" w:before="0"/>
             </w:pPr>
-            <w:hyperlink w:history="1" r:id="rId_-2bm_mpeoafr8qoo3wkz">
+            <w:hyperlink w:history="1" r:id="rIdv-jwepp-mjyxkmgkp3aqm">
               <w:r>
                 <w:rPr>
                   <w:rFonts w:ascii="Arial" w:cs="Arial" w:eastAsia="Arial" w:hAnsi="Arial"/>
@@ -8107,7 +8337,7 @@
               <w:spacing w:after="10" w:before="0"/>
               <w:ind w:left="120"/>
             </w:pPr>
-            <w:hyperlink w:history="1" r:id="rIdiqn8zhq2jkjq3nekb9zbv">
+            <w:hyperlink w:history="1" r:id="rIdvvqdzjmfvdtf63tmcxjh3">
               <w:r>
                 <w:rPr>
                   <w:rFonts w:ascii="Arial" w:cs="Arial" w:eastAsia="Arial" w:hAnsi="Arial"/>
@@ -8152,7 +8382,7 @@
             <w:pPr>
               <w:spacing w:after="20" w:before="0"/>
             </w:pPr>
-            <w:hyperlink w:history="1" r:id="rIdjto1lrqkv6y8wjksc0tlb">
+            <w:hyperlink w:history="1" r:id="rIdrh90ndoymhsu8qkkpja9f">
               <w:r>
                 <w:rPr>
                   <w:rFonts w:ascii="Arial" w:cs="Arial" w:eastAsia="Arial" w:hAnsi="Arial"/>
@@ -8185,7 +8415,7 @@
               <w:spacing w:after="10" w:before="0"/>
               <w:ind w:left="120"/>
             </w:pPr>
-            <w:hyperlink w:history="1" r:id="rId4mk8psdoptksiv6eu9pro">
+            <w:hyperlink w:history="1" r:id="rIdjf5rfcg_fpv7nb3skrdbb">
               <w:r>
                 <w:rPr>
                   <w:rFonts w:ascii="Arial" w:cs="Arial" w:eastAsia="Arial" w:hAnsi="Arial"/>
@@ -8380,7 +8610,7 @@
             <w:pPr>
               <w:spacing w:after="20" w:before="0"/>
             </w:pPr>
-            <w:hyperlink w:history="1" r:id="rId-whhwhqsqyrgveiheumuh">
+            <w:hyperlink w:history="1" r:id="rIdfbt-lxi--xl14busqqlz9">
               <w:r>
                 <w:rPr>
                   <w:rFonts w:ascii="Arial" w:cs="Arial" w:eastAsia="Arial" w:hAnsi="Arial"/>
@@ -8413,7 +8643,7 @@
               <w:spacing w:after="10" w:before="0"/>
               <w:ind w:left="120"/>
             </w:pPr>
-            <w:hyperlink w:history="1" r:id="rIduc0wwcj7hpzrik90jorbc">
+            <w:hyperlink w:history="1" r:id="rIdvoakz_yjmtz5jpjaro7bt">
               <w:r>
                 <w:rPr>
                   <w:rFonts w:ascii="Arial" w:cs="Arial" w:eastAsia="Arial" w:hAnsi="Arial"/>
@@ -8458,7 +8688,7 @@
             <w:pPr>
               <w:spacing w:after="20" w:before="0"/>
             </w:pPr>
-            <w:hyperlink w:history="1" r:id="rId_kju3oqxjktez_fqcsmkc">
+            <w:hyperlink w:history="1" r:id="rId_g4cw9icnlh64dg3sf7mq">
               <w:r>
                 <w:rPr>
                   <w:rFonts w:ascii="Arial" w:cs="Arial" w:eastAsia="Arial" w:hAnsi="Arial"/>
@@ -8491,7 +8721,7 @@
               <w:spacing w:after="10" w:before="0"/>
               <w:ind w:left="120"/>
             </w:pPr>
-            <w:hyperlink w:history="1" r:id="rId3iyxq0g-2spxgp9db-vdr">
+            <w:hyperlink w:history="1" r:id="rIdw-ej5zc6phswux45wfb-f">
               <w:r>
                 <w:rPr>
                   <w:rFonts w:ascii="Arial" w:cs="Arial" w:eastAsia="Arial" w:hAnsi="Arial"/>
@@ -8686,7 +8916,7 @@
             <w:pPr>
               <w:spacing w:after="20" w:before="0"/>
             </w:pPr>
-            <w:hyperlink w:history="1" r:id="rIdsyc0bhyrb2cnq_l85bdid">
+            <w:hyperlink w:history="1" r:id="rIddngo0vp2s_ze9d79xcojq">
               <w:r>
                 <w:rPr>
                   <w:rFonts w:ascii="Arial" w:cs="Arial" w:eastAsia="Arial" w:hAnsi="Arial"/>
@@ -8719,7 +8949,7 @@
               <w:spacing w:after="10" w:before="0"/>
               <w:ind w:left="120"/>
             </w:pPr>
-            <w:hyperlink w:history="1" r:id="rIdrnb0ianuto1-5spjxjtoc">
+            <w:hyperlink w:history="1" r:id="rIdyaaqxx07m21ql7lxb1hvb">
               <w:r>
                 <w:rPr>
                   <w:rFonts w:ascii="Arial" w:cs="Arial" w:eastAsia="Arial" w:hAnsi="Arial"/>
@@ -8764,7 +8994,7 @@
             <w:pPr>
               <w:spacing w:after="20" w:before="0"/>
             </w:pPr>
-            <w:hyperlink w:history="1" r:id="rIdoxwqbvscegje9ooxzujti">
+            <w:hyperlink w:history="1" r:id="rIdrbnpjgie6srhisuyoiuqe">
               <w:r>
                 <w:rPr>
                   <w:rFonts w:ascii="Arial" w:cs="Arial" w:eastAsia="Arial" w:hAnsi="Arial"/>
@@ -8797,7 +9027,7 @@
               <w:spacing w:after="10" w:before="0"/>
               <w:ind w:left="120"/>
             </w:pPr>
-            <w:hyperlink w:history="1" r:id="rIdf6lrcpabtcje15bvxm4at">
+            <w:hyperlink w:history="1" r:id="rIdkx9_h5hg9snx_nmizhzst">
               <w:r>
                 <w:rPr>
                   <w:rFonts w:ascii="Arial" w:cs="Arial" w:eastAsia="Arial" w:hAnsi="Arial"/>
@@ -9388,6 +9618,65 @@
         </w:tc>
       </w:tr>
     </w:tbl>
+    <w:p>
+      <w:pPr>
+        <w:pBdr>
+          <w:top w:val="single" w:color="BBBBBB" w:sz="4" w:space="4"/>
+        </w:pBdr>
+        <w:spacing w:after="0" w:before="160"/>
+      </w:pPr>
+      <w:r>
+        <w:rPr>
+          <w:rFonts w:ascii="Arial" w:cs="Arial" w:eastAsia="Arial" w:hAnsi="Arial"/>
+          <w:color w:val="666666"/>
+          <w:sz w:val="14"/>
+          <w:szCs w:val="14"/>
+        </w:rPr>
+        <w:t xml:space="preserve">© 2026 SeaVuria and ARES. Aligned with KICD objectives. Developed by SeaVuria; technical implementation by ARES (with AI assistance from Claude). Licensed under </w:t>
+      </w:r>
+      <w:hyperlink w:history="1" r:id="rIdrbqgtzqfqlzwdo3hphwvm">
+        <w:r>
+          <w:rPr>
+            <w:rFonts w:ascii="Arial" w:cs="Arial" w:eastAsia="Arial" w:hAnsi="Arial"/>
+            <w:color w:val="1F6B75"/>
+            <w:sz w:val="14"/>
+            <w:szCs w:val="14"/>
+            <w:u w:val="single" w:color="1F6B75"/>
+          </w:rPr>
+          <w:t xml:space="preserve">CC BY-NC 4.0</w:t>
+        </w:r>
+      </w:hyperlink>
+      <w:r>
+        <w:rPr>
+          <w:rFonts w:ascii="Arial" w:cs="Arial" w:eastAsia="Arial" w:hAnsi="Arial"/>
+          <w:color w:val="666666"/>
+          <w:sz w:val="14"/>
+          <w:szCs w:val="14"/>
+        </w:rPr>
+        <w:t xml:space="preserve"> (</w:t>
+      </w:r>
+      <w:hyperlink w:history="1" r:id="rIdhtk9gezuacmnxnx9ewptv">
+        <w:r>
+          <w:rPr>
+            <w:rFonts w:ascii="Arial" w:cs="Arial" w:eastAsia="Arial" w:hAnsi="Arial"/>
+            <w:color w:val="1F6B75"/>
+            <w:sz w:val="14"/>
+            <w:szCs w:val="14"/>
+            <w:u w:val="single" w:color="1F6B75"/>
+          </w:rPr>
+          <w:t xml:space="preserve">https://creativecommons.org/licenses/by-nc/4.0/</w:t>
+        </w:r>
+      </w:hyperlink>
+      <w:r>
+        <w:rPr>
+          <w:rFonts w:ascii="Arial" w:cs="Arial" w:eastAsia="Arial" w:hAnsi="Arial"/>
+          <w:color w:val="666666"/>
+          <w:sz w:val="14"/>
+          <w:szCs w:val="14"/>
+        </w:rPr>
+        <w:t xml:space="preserve">).</w:t>
+      </w:r>
+    </w:p>
     <w:p>
       <w:r>
         <w:br w:type="page"/>
@@ -10379,7 +10668,7 @@
             <w:pPr>
               <w:spacing w:after="20" w:before="0"/>
             </w:pPr>
-            <w:hyperlink w:history="1" r:id="rIdc0e2yldxy4-fl78yvjaq0">
+            <w:hyperlink w:history="1" r:id="rIdukkis1sdkxifgotw4l1en">
               <w:r>
                 <w:rPr>
                   <w:rFonts w:ascii="Arial" w:cs="Arial" w:eastAsia="Arial" w:hAnsi="Arial"/>
@@ -10412,7 +10701,7 @@
               <w:spacing w:after="10" w:before="0"/>
               <w:ind w:left="120"/>
             </w:pPr>
-            <w:hyperlink w:history="1" r:id="rIdg1neydpu8uawzisbqsxxq">
+            <w:hyperlink w:history="1" r:id="rIdsfbs17shoa8z2smznfsrt">
               <w:r>
                 <w:rPr>
                   <w:rFonts w:ascii="Arial" w:cs="Arial" w:eastAsia="Arial" w:hAnsi="Arial"/>
@@ -10457,7 +10746,7 @@
             <w:pPr>
               <w:spacing w:after="20" w:before="0"/>
             </w:pPr>
-            <w:hyperlink w:history="1" r:id="rIdcaejzftoeq7jhrdb0k98h">
+            <w:hyperlink w:history="1" r:id="rIdzvj1j_acdlco2cb-yi5mm">
               <w:r>
                 <w:rPr>
                   <w:rFonts w:ascii="Arial" w:cs="Arial" w:eastAsia="Arial" w:hAnsi="Arial"/>
@@ -10490,7 +10779,7 @@
               <w:spacing w:after="10" w:before="0"/>
               <w:ind w:left="120"/>
             </w:pPr>
-            <w:hyperlink w:history="1" r:id="rIdlt0ft0el5thjpk2llnegv">
+            <w:hyperlink w:history="1" r:id="rId5t3irwgudevfa7i2stqwu">
               <w:r>
                 <w:rPr>
                   <w:rFonts w:ascii="Arial" w:cs="Arial" w:eastAsia="Arial" w:hAnsi="Arial"/>
@@ -10685,7 +10974,7 @@
             <w:pPr>
               <w:spacing w:after="20" w:before="0"/>
             </w:pPr>
-            <w:hyperlink w:history="1" r:id="rId87ol7db3egupuonbdc07r">
+            <w:hyperlink w:history="1" r:id="rIdmmde99ivqzeragrlojfz1">
               <w:r>
                 <w:rPr>
                   <w:rFonts w:ascii="Arial" w:cs="Arial" w:eastAsia="Arial" w:hAnsi="Arial"/>
@@ -10718,7 +11007,7 @@
               <w:spacing w:after="10" w:before="0"/>
               <w:ind w:left="120"/>
             </w:pPr>
-            <w:hyperlink w:history="1" r:id="rId6ko4tc6o5rvbnjnuezkkl">
+            <w:hyperlink w:history="1" r:id="rIdbzch-ghq-wusc5auc0i6z">
               <w:r>
                 <w:rPr>
                   <w:rFonts w:ascii="Arial" w:cs="Arial" w:eastAsia="Arial" w:hAnsi="Arial"/>
@@ -10763,7 +11052,7 @@
             <w:pPr>
               <w:spacing w:after="20" w:before="0"/>
             </w:pPr>
-            <w:hyperlink w:history="1" r:id="rIdfzxpifsup-0moi6ympdfe">
+            <w:hyperlink w:history="1" r:id="rIdno90vxziixjrovygpfmrt">
               <w:r>
                 <w:rPr>
                   <w:rFonts w:ascii="Arial" w:cs="Arial" w:eastAsia="Arial" w:hAnsi="Arial"/>
@@ -10796,7 +11085,7 @@
               <w:spacing w:after="10" w:before="0"/>
               <w:ind w:left="120"/>
             </w:pPr>
-            <w:hyperlink w:history="1" r:id="rIdwsj9eysrzyffq_god_suf">
+            <w:hyperlink w:history="1" r:id="rIdclxcbpm_rhvvmrqnbfwxo">
               <w:r>
                 <w:rPr>
                   <w:rFonts w:ascii="Arial" w:cs="Arial" w:eastAsia="Arial" w:hAnsi="Arial"/>
@@ -10991,7 +11280,7 @@
             <w:pPr>
               <w:spacing w:after="20" w:before="0"/>
             </w:pPr>
-            <w:hyperlink w:history="1" r:id="rIdk4bdslt03wku9f3vhzbuo">
+            <w:hyperlink w:history="1" r:id="rIdex81oguq4dtulbdwtelra">
               <w:r>
                 <w:rPr>
                   <w:rFonts w:ascii="Arial" w:cs="Arial" w:eastAsia="Arial" w:hAnsi="Arial"/>
@@ -11024,7 +11313,7 @@
               <w:spacing w:after="10" w:before="0"/>
               <w:ind w:left="120"/>
             </w:pPr>
-            <w:hyperlink w:history="1" r:id="rIdhy6ircj3gstobvisugz_b">
+            <w:hyperlink w:history="1" r:id="rIdxhtabbvkoia-75bgqbpkc">
               <w:r>
                 <w:rPr>
                   <w:rFonts w:ascii="Arial" w:cs="Arial" w:eastAsia="Arial" w:hAnsi="Arial"/>
@@ -11069,7 +11358,7 @@
             <w:pPr>
               <w:spacing w:after="20" w:before="0"/>
             </w:pPr>
-            <w:hyperlink w:history="1" r:id="rIdhpl6atmhrbirbluib42ii">
+            <w:hyperlink w:history="1" r:id="rId0jlppde2arrmhlypsi6es">
               <w:r>
                 <w:rPr>
                   <w:rFonts w:ascii="Arial" w:cs="Arial" w:eastAsia="Arial" w:hAnsi="Arial"/>
@@ -11102,7 +11391,7 @@
               <w:spacing w:after="10" w:before="0"/>
               <w:ind w:left="120"/>
             </w:pPr>
-            <w:hyperlink w:history="1" r:id="rId_m2qc45wuvf5b8-t1awfb">
+            <w:hyperlink w:history="1" r:id="rIdjr8vr2tsok72twhz7qsgn">
               <w:r>
                 <w:rPr>
                   <w:rFonts w:ascii="Arial" w:cs="Arial" w:eastAsia="Arial" w:hAnsi="Arial"/>
@@ -11297,7 +11586,7 @@
             <w:pPr>
               <w:spacing w:after="20" w:before="0"/>
             </w:pPr>
-            <w:hyperlink w:history="1" r:id="rIdfue3ofwgghzcepu3vgezm">
+            <w:hyperlink w:history="1" r:id="rIdbgxouuilatzsyqhfxkwhr">
               <w:r>
                 <w:rPr>
                   <w:rFonts w:ascii="Arial" w:cs="Arial" w:eastAsia="Arial" w:hAnsi="Arial"/>
@@ -11330,7 +11619,7 @@
               <w:spacing w:after="10" w:before="0"/>
               <w:ind w:left="120"/>
             </w:pPr>
-            <w:hyperlink w:history="1" r:id="rIdmu6wi50i5qiv3cudnnkkm">
+            <w:hyperlink w:history="1" r:id="rIdwimc0cb-ler8mpk5p8cch">
               <w:r>
                 <w:rPr>
                   <w:rFonts w:ascii="Arial" w:cs="Arial" w:eastAsia="Arial" w:hAnsi="Arial"/>
@@ -11375,7 +11664,7 @@
             <w:pPr>
               <w:spacing w:after="20" w:before="0"/>
             </w:pPr>
-            <w:hyperlink w:history="1" r:id="rIdag833uvdxz7slka_c3a2y">
+            <w:hyperlink w:history="1" r:id="rId1l3zvtc7qqx2nthypkz60">
               <w:r>
                 <w:rPr>
                   <w:rFonts w:ascii="Arial" w:cs="Arial" w:eastAsia="Arial" w:hAnsi="Arial"/>
@@ -11408,7 +11697,7 @@
               <w:spacing w:after="10" w:before="0"/>
               <w:ind w:left="120"/>
             </w:pPr>
-            <w:hyperlink w:history="1" r:id="rIdvkygh6zog91yk1u0duxp3">
+            <w:hyperlink w:history="1" r:id="rIddab7ibwmsizjfcgikrn8t">
               <w:r>
                 <w:rPr>
                   <w:rFonts w:ascii="Arial" w:cs="Arial" w:eastAsia="Arial" w:hAnsi="Arial"/>
@@ -11603,7 +11892,7 @@
             <w:pPr>
               <w:spacing w:after="20" w:before="0"/>
             </w:pPr>
-            <w:hyperlink w:history="1" r:id="rId24bf6sisbdlhkbixq074a">
+            <w:hyperlink w:history="1" r:id="rIdoj43diouh-_8sbsepbaof">
               <w:r>
                 <w:rPr>
                   <w:rFonts w:ascii="Arial" w:cs="Arial" w:eastAsia="Arial" w:hAnsi="Arial"/>
@@ -11636,7 +11925,7 @@
               <w:spacing w:after="10" w:before="0"/>
               <w:ind w:left="120"/>
             </w:pPr>
-            <w:hyperlink w:history="1" r:id="rIdownmb7yfnacvh8j0w4tke">
+            <w:hyperlink w:history="1" r:id="rIddlnudhkz9gmhltxa8wosd">
               <w:r>
                 <w:rPr>
                   <w:rFonts w:ascii="Arial" w:cs="Arial" w:eastAsia="Arial" w:hAnsi="Arial"/>
@@ -11681,7 +11970,7 @@
             <w:pPr>
               <w:spacing w:after="20" w:before="0"/>
             </w:pPr>
-            <w:hyperlink w:history="1" r:id="rIdxsu9ky0al04z_yll1pjnm">
+            <w:hyperlink w:history="1" r:id="rIdks104_jqcbiskqw-cqvr3">
               <w:r>
                 <w:rPr>
                   <w:rFonts w:ascii="Arial" w:cs="Arial" w:eastAsia="Arial" w:hAnsi="Arial"/>
@@ -11714,7 +12003,7 @@
               <w:spacing w:after="10" w:before="0"/>
               <w:ind w:left="120"/>
             </w:pPr>
-            <w:hyperlink w:history="1" r:id="rIdqowgolf6lk2qhez37wfeq">
+            <w:hyperlink w:history="1" r:id="rIdrszm_m_nmfmfohnnfq-iu">
               <w:r>
                 <w:rPr>
                   <w:rFonts w:ascii="Arial" w:cs="Arial" w:eastAsia="Arial" w:hAnsi="Arial"/>
@@ -12210,6 +12499,65 @@
         </w:tc>
       </w:tr>
     </w:tbl>
+    <w:p>
+      <w:pPr>
+        <w:pBdr>
+          <w:top w:val="single" w:color="BBBBBB" w:sz="4" w:space="4"/>
+        </w:pBdr>
+        <w:spacing w:after="0" w:before="160"/>
+      </w:pPr>
+      <w:r>
+        <w:rPr>
+          <w:rFonts w:ascii="Arial" w:cs="Arial" w:eastAsia="Arial" w:hAnsi="Arial"/>
+          <w:color w:val="666666"/>
+          <w:sz w:val="14"/>
+          <w:szCs w:val="14"/>
+        </w:rPr>
+        <w:t xml:space="preserve">© 2026 SeaVuria and ARES. Aligned with KICD objectives. Developed by SeaVuria; technical implementation by ARES (with AI assistance from Claude). Licensed under </w:t>
+      </w:r>
+      <w:hyperlink w:history="1" r:id="rIdqyuwy37gt_ymwemf4uk4r">
+        <w:r>
+          <w:rPr>
+            <w:rFonts w:ascii="Arial" w:cs="Arial" w:eastAsia="Arial" w:hAnsi="Arial"/>
+            <w:color w:val="1F6B75"/>
+            <w:sz w:val="14"/>
+            <w:szCs w:val="14"/>
+            <w:u w:val="single" w:color="1F6B75"/>
+          </w:rPr>
+          <w:t xml:space="preserve">CC BY-NC 4.0</w:t>
+        </w:r>
+      </w:hyperlink>
+      <w:r>
+        <w:rPr>
+          <w:rFonts w:ascii="Arial" w:cs="Arial" w:eastAsia="Arial" w:hAnsi="Arial"/>
+          <w:color w:val="666666"/>
+          <w:sz w:val="14"/>
+          <w:szCs w:val="14"/>
+        </w:rPr>
+        <w:t xml:space="preserve"> (</w:t>
+      </w:r>
+      <w:hyperlink w:history="1" r:id="rId_bocxixo6d_rk1fd5cenh">
+        <w:r>
+          <w:rPr>
+            <w:rFonts w:ascii="Arial" w:cs="Arial" w:eastAsia="Arial" w:hAnsi="Arial"/>
+            <w:color w:val="1F6B75"/>
+            <w:sz w:val="14"/>
+            <w:szCs w:val="14"/>
+            <w:u w:val="single" w:color="1F6B75"/>
+          </w:rPr>
+          <w:t xml:space="preserve">https://creativecommons.org/licenses/by-nc/4.0/</w:t>
+        </w:r>
+      </w:hyperlink>
+      <w:r>
+        <w:rPr>
+          <w:rFonts w:ascii="Arial" w:cs="Arial" w:eastAsia="Arial" w:hAnsi="Arial"/>
+          <w:color w:val="666666"/>
+          <w:sz w:val="14"/>
+          <w:szCs w:val="14"/>
+        </w:rPr>
+        <w:t xml:space="preserve">).</w:t>
+      </w:r>
+    </w:p>
     <w:p>
       <w:r>
         <w:br w:type="page"/>
@@ -13201,7 +13549,7 @@
             <w:pPr>
               <w:spacing w:after="20" w:before="0"/>
             </w:pPr>
-            <w:hyperlink w:history="1" r:id="rIdvboebivvonxdjkf5ekycy">
+            <w:hyperlink w:history="1" r:id="rIduwpqi3p3oqx6lwhk1l3nu">
               <w:r>
                 <w:rPr>
                   <w:rFonts w:ascii="Arial" w:cs="Arial" w:eastAsia="Arial" w:hAnsi="Arial"/>
@@ -13234,7 +13582,7 @@
               <w:spacing w:after="10" w:before="0"/>
               <w:ind w:left="120"/>
             </w:pPr>
-            <w:hyperlink w:history="1" r:id="rIdsxhz80j2eww0pv1i2xjwl">
+            <w:hyperlink w:history="1" r:id="rIdbzf9zze_cvaaew4lfr4h0">
               <w:r>
                 <w:rPr>
                   <w:rFonts w:ascii="Arial" w:cs="Arial" w:eastAsia="Arial" w:hAnsi="Arial"/>
@@ -13279,7 +13627,7 @@
             <w:pPr>
               <w:spacing w:after="20" w:before="0"/>
             </w:pPr>
-            <w:hyperlink w:history="1" r:id="rIdjhgzqxqnx4miuctu7bl1a">
+            <w:hyperlink w:history="1" r:id="rIdbh8pz1mkexgo62uqheccl">
               <w:r>
                 <w:rPr>
                   <w:rFonts w:ascii="Arial" w:cs="Arial" w:eastAsia="Arial" w:hAnsi="Arial"/>
@@ -13312,7 +13660,7 @@
               <w:spacing w:after="10" w:before="0"/>
               <w:ind w:left="120"/>
             </w:pPr>
-            <w:hyperlink w:history="1" r:id="rIdzbzpjtzbnqn08ojpcuerh">
+            <w:hyperlink w:history="1" r:id="rIduxzqhwrgq2xu269yhnwmg">
               <w:r>
                 <w:rPr>
                   <w:rFonts w:ascii="Arial" w:cs="Arial" w:eastAsia="Arial" w:hAnsi="Arial"/>
@@ -13507,7 +13855,7 @@
             <w:pPr>
               <w:spacing w:after="20" w:before="0"/>
             </w:pPr>
-            <w:hyperlink w:history="1" r:id="rIdvwv_40pobtgvagfajenlm">
+            <w:hyperlink w:history="1" r:id="rIdoqp9zt3wr_sul0n1xl4qv">
               <w:r>
                 <w:rPr>
                   <w:rFonts w:ascii="Arial" w:cs="Arial" w:eastAsia="Arial" w:hAnsi="Arial"/>
@@ -13540,7 +13888,7 @@
               <w:spacing w:after="10" w:before="0"/>
               <w:ind w:left="120"/>
             </w:pPr>
-            <w:hyperlink w:history="1" r:id="rId3fc1oo-vjnv_n8t61rdvo">
+            <w:hyperlink w:history="1" r:id="rIdymcldoubpuwmlcsc_-umh">
               <w:r>
                 <w:rPr>
                   <w:rFonts w:ascii="Arial" w:cs="Arial" w:eastAsia="Arial" w:hAnsi="Arial"/>
@@ -13585,7 +13933,7 @@
             <w:pPr>
               <w:spacing w:after="20" w:before="0"/>
             </w:pPr>
-            <w:hyperlink w:history="1" r:id="rIdmgsbunqhxihqgmso1b2kq">
+            <w:hyperlink w:history="1" r:id="rIdldrtpzeijpvvryxqjaw-3">
               <w:r>
                 <w:rPr>
                   <w:rFonts w:ascii="Arial" w:cs="Arial" w:eastAsia="Arial" w:hAnsi="Arial"/>
@@ -13618,7 +13966,7 @@
               <w:spacing w:after="10" w:before="0"/>
               <w:ind w:left="120"/>
             </w:pPr>
-            <w:hyperlink w:history="1" r:id="rIdvlapl5vl6a34-xm9o4erd">
+            <w:hyperlink w:history="1" r:id="rIdzklonsoikq3ejnctpmd7a">
               <w:r>
                 <w:rPr>
                   <w:rFonts w:ascii="Arial" w:cs="Arial" w:eastAsia="Arial" w:hAnsi="Arial"/>
@@ -13813,7 +14161,7 @@
             <w:pPr>
               <w:spacing w:after="20" w:before="0"/>
             </w:pPr>
-            <w:hyperlink w:history="1" r:id="rIdxrobx9etqkv0sqwqikqcp">
+            <w:hyperlink w:history="1" r:id="rIds4vyzo2f4lhonmk12jhyi">
               <w:r>
                 <w:rPr>
                   <w:rFonts w:ascii="Arial" w:cs="Arial" w:eastAsia="Arial" w:hAnsi="Arial"/>
@@ -13846,7 +14194,7 @@
               <w:spacing w:after="10" w:before="0"/>
               <w:ind w:left="120"/>
             </w:pPr>
-            <w:hyperlink w:history="1" r:id="rIdkdac4u3ifgi4urcvqp3ue">
+            <w:hyperlink w:history="1" r:id="rIdwd-s4bamwwzoetmgjiah3">
               <w:r>
                 <w:rPr>
                   <w:rFonts w:ascii="Arial" w:cs="Arial" w:eastAsia="Arial" w:hAnsi="Arial"/>
@@ -13891,7 +14239,7 @@
             <w:pPr>
               <w:spacing w:after="20" w:before="0"/>
             </w:pPr>
-            <w:hyperlink w:history="1" r:id="rIdfu5tm_zyuho4nvcwnxlgv">
+            <w:hyperlink w:history="1" r:id="rIdd8mlht5p9pv-ouecefada">
               <w:r>
                 <w:rPr>
                   <w:rFonts w:ascii="Arial" w:cs="Arial" w:eastAsia="Arial" w:hAnsi="Arial"/>
@@ -13924,7 +14272,7 @@
               <w:spacing w:after="10" w:before="0"/>
               <w:ind w:left="120"/>
             </w:pPr>
-            <w:hyperlink w:history="1" r:id="rIdnj8lktkbdy0sgz-kktfjv">
+            <w:hyperlink w:history="1" r:id="rId9pnug5g_u9h___2vbysc_">
               <w:r>
                 <w:rPr>
                   <w:rFonts w:ascii="Arial" w:cs="Arial" w:eastAsia="Arial" w:hAnsi="Arial"/>
@@ -14119,7 +14467,7 @@
             <w:pPr>
               <w:spacing w:after="20" w:before="0"/>
             </w:pPr>
-            <w:hyperlink w:history="1" r:id="rIdiedac_57yzlqxje8l8pid">
+            <w:hyperlink w:history="1" r:id="rIdolbtappa4wj7d-vqjqsot">
               <w:r>
                 <w:rPr>
                   <w:rFonts w:ascii="Arial" w:cs="Arial" w:eastAsia="Arial" w:hAnsi="Arial"/>
@@ -14152,7 +14500,7 @@
               <w:spacing w:after="10" w:before="0"/>
               <w:ind w:left="120"/>
             </w:pPr>
-            <w:hyperlink w:history="1" r:id="rIdm-pesaw06efq3mmmlw6uk">
+            <w:hyperlink w:history="1" r:id="rIdy3c3jq8aet99_r0xqathl">
               <w:r>
                 <w:rPr>
                   <w:rFonts w:ascii="Arial" w:cs="Arial" w:eastAsia="Arial" w:hAnsi="Arial"/>
@@ -14197,7 +14545,7 @@
             <w:pPr>
               <w:spacing w:after="20" w:before="0"/>
             </w:pPr>
-            <w:hyperlink w:history="1" r:id="rIdmczlnh0_v9kb6erfglx02">
+            <w:hyperlink w:history="1" r:id="rIdlbxr-hmbgpizit4vmikvh">
               <w:r>
                 <w:rPr>
                   <w:rFonts w:ascii="Arial" w:cs="Arial" w:eastAsia="Arial" w:hAnsi="Arial"/>
@@ -14230,7 +14578,7 @@
               <w:spacing w:after="10" w:before="0"/>
               <w:ind w:left="120"/>
             </w:pPr>
-            <w:hyperlink w:history="1" r:id="rIdes7eskzgtv5vqgi6rpkg2">
+            <w:hyperlink w:history="1" r:id="rIdjndyzg0kmgeq4-w3s6jhr">
               <w:r>
                 <w:rPr>
                   <w:rFonts w:ascii="Arial" w:cs="Arial" w:eastAsia="Arial" w:hAnsi="Arial"/>
@@ -14425,7 +14773,7 @@
             <w:pPr>
               <w:spacing w:after="20" w:before="0"/>
             </w:pPr>
-            <w:hyperlink w:history="1" r:id="rIdzapiafx0aoee2rfmxydr3">
+            <w:hyperlink w:history="1" r:id="rId0phdrjf7uiupbmc71v4qv">
               <w:r>
                 <w:rPr>
                   <w:rFonts w:ascii="Arial" w:cs="Arial" w:eastAsia="Arial" w:hAnsi="Arial"/>
@@ -14458,7 +14806,7 @@
               <w:spacing w:after="10" w:before="0"/>
               <w:ind w:left="120"/>
             </w:pPr>
-            <w:hyperlink w:history="1" r:id="rIdumaku8qbi4ajmcrwakrjk">
+            <w:hyperlink w:history="1" r:id="rIdqzsqtoan0uls2q6lvqz6h">
               <w:r>
                 <w:rPr>
                   <w:rFonts w:ascii="Arial" w:cs="Arial" w:eastAsia="Arial" w:hAnsi="Arial"/>
@@ -14503,7 +14851,7 @@
             <w:pPr>
               <w:spacing w:after="20" w:before="0"/>
             </w:pPr>
-            <w:hyperlink w:history="1" r:id="rId4k67fbnt6iw9bosfvu5vz">
+            <w:hyperlink w:history="1" r:id="rIdhanz_i4mgixitk-nqveox">
               <w:r>
                 <w:rPr>
                   <w:rFonts w:ascii="Arial" w:cs="Arial" w:eastAsia="Arial" w:hAnsi="Arial"/>
@@ -14536,7 +14884,7 @@
               <w:spacing w:after="10" w:before="0"/>
               <w:ind w:left="120"/>
             </w:pPr>
-            <w:hyperlink w:history="1" r:id="rIde4bmzx2c-bic5pj3j2nmm">
+            <w:hyperlink w:history="1" r:id="rId-ojr3uye2jqbksgsnjc90">
               <w:r>
                 <w:rPr>
                   <w:rFonts w:ascii="Arial" w:cs="Arial" w:eastAsia="Arial" w:hAnsi="Arial"/>
@@ -15032,6 +15380,65 @@
         </w:tc>
       </w:tr>
     </w:tbl>
+    <w:p>
+      <w:pPr>
+        <w:pBdr>
+          <w:top w:val="single" w:color="BBBBBB" w:sz="4" w:space="4"/>
+        </w:pBdr>
+        <w:spacing w:after="0" w:before="160"/>
+      </w:pPr>
+      <w:r>
+        <w:rPr>
+          <w:rFonts w:ascii="Arial" w:cs="Arial" w:eastAsia="Arial" w:hAnsi="Arial"/>
+          <w:color w:val="666666"/>
+          <w:sz w:val="14"/>
+          <w:szCs w:val="14"/>
+        </w:rPr>
+        <w:t xml:space="preserve">© 2026 SeaVuria and ARES. Aligned with KICD objectives. Developed by SeaVuria; technical implementation by ARES (with AI assistance from Claude). Licensed under </w:t>
+      </w:r>
+      <w:hyperlink w:history="1" r:id="rIdcc49j2vz66tbjhyoivpnw">
+        <w:r>
+          <w:rPr>
+            <w:rFonts w:ascii="Arial" w:cs="Arial" w:eastAsia="Arial" w:hAnsi="Arial"/>
+            <w:color w:val="1F6B75"/>
+            <w:sz w:val="14"/>
+            <w:szCs w:val="14"/>
+            <w:u w:val="single" w:color="1F6B75"/>
+          </w:rPr>
+          <w:t xml:space="preserve">CC BY-NC 4.0</w:t>
+        </w:r>
+      </w:hyperlink>
+      <w:r>
+        <w:rPr>
+          <w:rFonts w:ascii="Arial" w:cs="Arial" w:eastAsia="Arial" w:hAnsi="Arial"/>
+          <w:color w:val="666666"/>
+          <w:sz w:val="14"/>
+          <w:szCs w:val="14"/>
+        </w:rPr>
+        <w:t xml:space="preserve"> (</w:t>
+      </w:r>
+      <w:hyperlink w:history="1" r:id="rIddif5f84i5tsddb1hh-beg">
+        <w:r>
+          <w:rPr>
+            <w:rFonts w:ascii="Arial" w:cs="Arial" w:eastAsia="Arial" w:hAnsi="Arial"/>
+            <w:color w:val="1F6B75"/>
+            <w:sz w:val="14"/>
+            <w:szCs w:val="14"/>
+            <w:u w:val="single" w:color="1F6B75"/>
+          </w:rPr>
+          <w:t xml:space="preserve">https://creativecommons.org/licenses/by-nc/4.0/</w:t>
+        </w:r>
+      </w:hyperlink>
+      <w:r>
+        <w:rPr>
+          <w:rFonts w:ascii="Arial" w:cs="Arial" w:eastAsia="Arial" w:hAnsi="Arial"/>
+          <w:color w:val="666666"/>
+          <w:sz w:val="14"/>
+          <w:szCs w:val="14"/>
+        </w:rPr>
+        <w:t xml:space="preserve">).</w:t>
+      </w:r>
+    </w:p>
     <w:p>
       <w:r>
         <w:br w:type="page"/>
@@ -16023,7 +16430,7 @@
             <w:pPr>
               <w:spacing w:after="20" w:before="0"/>
             </w:pPr>
-            <w:hyperlink w:history="1" r:id="rIdjb2yvug4zolsofon_lohj">
+            <w:hyperlink w:history="1" r:id="rIdvehaxzpto7j2_xz9fllta">
               <w:r>
                 <w:rPr>
                   <w:rFonts w:ascii="Arial" w:cs="Arial" w:eastAsia="Arial" w:hAnsi="Arial"/>
@@ -16056,7 +16463,7 @@
               <w:spacing w:after="10" w:before="0"/>
               <w:ind w:left="120"/>
             </w:pPr>
-            <w:hyperlink w:history="1" r:id="rIdchmd1bjvz2s0sjxrlhdsl">
+            <w:hyperlink w:history="1" r:id="rId0i16r1gwk0_tqxa5qzoiq">
               <w:r>
                 <w:rPr>
                   <w:rFonts w:ascii="Arial" w:cs="Arial" w:eastAsia="Arial" w:hAnsi="Arial"/>
@@ -16101,7 +16508,7 @@
             <w:pPr>
               <w:spacing w:after="20" w:before="0"/>
             </w:pPr>
-            <w:hyperlink w:history="1" r:id="rIdibyjf2ayb5tg2k_znkmym">
+            <w:hyperlink w:history="1" r:id="rIdw_pcjlcc0yf8qetgcnxuo">
               <w:r>
                 <w:rPr>
                   <w:rFonts w:ascii="Arial" w:cs="Arial" w:eastAsia="Arial" w:hAnsi="Arial"/>
@@ -16134,7 +16541,7 @@
               <w:spacing w:after="10" w:before="0"/>
               <w:ind w:left="120"/>
             </w:pPr>
-            <w:hyperlink w:history="1" r:id="rIdzx0b5w3df99_36mp2rspi">
+            <w:hyperlink w:history="1" r:id="rIdmc4mlsza1ipghb-eachmq">
               <w:r>
                 <w:rPr>
                   <w:rFonts w:ascii="Arial" w:cs="Arial" w:eastAsia="Arial" w:hAnsi="Arial"/>
@@ -16329,7 +16736,7 @@
             <w:pPr>
               <w:spacing w:after="20" w:before="0"/>
             </w:pPr>
-            <w:hyperlink w:history="1" r:id="rIdvg4iwpwf4d0do0odnehhl">
+            <w:hyperlink w:history="1" r:id="rIdqt95hqf_d7w2laxbdeuld">
               <w:r>
                 <w:rPr>
                   <w:rFonts w:ascii="Arial" w:cs="Arial" w:eastAsia="Arial" w:hAnsi="Arial"/>
@@ -16362,7 +16769,7 @@
               <w:spacing w:after="10" w:before="0"/>
               <w:ind w:left="120"/>
             </w:pPr>
-            <w:hyperlink w:history="1" r:id="rId3p2ruqrvwzrhamb9z2j50">
+            <w:hyperlink w:history="1" r:id="rIdswu2lgp7knhwaxpsp0dkt">
               <w:r>
                 <w:rPr>
                   <w:rFonts w:ascii="Arial" w:cs="Arial" w:eastAsia="Arial" w:hAnsi="Arial"/>
@@ -16407,7 +16814,7 @@
             <w:pPr>
               <w:spacing w:after="20" w:before="0"/>
             </w:pPr>
-            <w:hyperlink w:history="1" r:id="rIdslt7exu61pedme3l_ihsg">
+            <w:hyperlink w:history="1" r:id="rIdjxxedt8doti0wxqyzuwqo">
               <w:r>
                 <w:rPr>
                   <w:rFonts w:ascii="Arial" w:cs="Arial" w:eastAsia="Arial" w:hAnsi="Arial"/>
@@ -16440,7 +16847,7 @@
               <w:spacing w:after="10" w:before="0"/>
               <w:ind w:left="120"/>
             </w:pPr>
-            <w:hyperlink w:history="1" r:id="rIdpfq_sgb7zpb4l9zvjd0bp">
+            <w:hyperlink w:history="1" r:id="rIdflcui_ewu9exccpzxrix-">
               <w:r>
                 <w:rPr>
                   <w:rFonts w:ascii="Arial" w:cs="Arial" w:eastAsia="Arial" w:hAnsi="Arial"/>
@@ -16635,7 +17042,7 @@
             <w:pPr>
               <w:spacing w:after="20" w:before="0"/>
             </w:pPr>
-            <w:hyperlink w:history="1" r:id="rIdpcwi4ywgi2dl64cshyb5p">
+            <w:hyperlink w:history="1" r:id="rId-qqgsststgo1wotjwpi3u">
               <w:r>
                 <w:rPr>
                   <w:rFonts w:ascii="Arial" w:cs="Arial" w:eastAsia="Arial" w:hAnsi="Arial"/>
@@ -16668,7 +17075,7 @@
               <w:spacing w:after="10" w:before="0"/>
               <w:ind w:left="120"/>
             </w:pPr>
-            <w:hyperlink w:history="1" r:id="rIdseuti2ng8fl6al3f3rlcg">
+            <w:hyperlink w:history="1" r:id="rIdl2ml9gya9o6-bln-spwow">
               <w:r>
                 <w:rPr>
                   <w:rFonts w:ascii="Arial" w:cs="Arial" w:eastAsia="Arial" w:hAnsi="Arial"/>
@@ -16713,7 +17120,7 @@
             <w:pPr>
               <w:spacing w:after="20" w:before="0"/>
             </w:pPr>
-            <w:hyperlink w:history="1" r:id="rIdn9xbdlojt2sfaqqdlsy3p">
+            <w:hyperlink w:history="1" r:id="rIdaf5frncqc8mxjoswyweok">
               <w:r>
                 <w:rPr>
                   <w:rFonts w:ascii="Arial" w:cs="Arial" w:eastAsia="Arial" w:hAnsi="Arial"/>
@@ -16746,7 +17153,7 @@
               <w:spacing w:after="10" w:before="0"/>
               <w:ind w:left="120"/>
             </w:pPr>
-            <w:hyperlink w:history="1" r:id="rIdej-8fxvfkpvngatdbkwmn">
+            <w:hyperlink w:history="1" r:id="rIdtuzinf5kwkg9pqkbhz80d">
               <w:r>
                 <w:rPr>
                   <w:rFonts w:ascii="Arial" w:cs="Arial" w:eastAsia="Arial" w:hAnsi="Arial"/>
@@ -16941,7 +17348,7 @@
             <w:pPr>
               <w:spacing w:after="20" w:before="0"/>
             </w:pPr>
-            <w:hyperlink w:history="1" r:id="rIdnyxpbhi2mhb1cmz8wsuum">
+            <w:hyperlink w:history="1" r:id="rIdi68nfzst0pgnudhr1omp9">
               <w:r>
                 <w:rPr>
                   <w:rFonts w:ascii="Arial" w:cs="Arial" w:eastAsia="Arial" w:hAnsi="Arial"/>
@@ -16974,7 +17381,7 @@
               <w:spacing w:after="10" w:before="0"/>
               <w:ind w:left="120"/>
             </w:pPr>
-            <w:hyperlink w:history="1" r:id="rIdjvz7onwoji2zf1332z27x">
+            <w:hyperlink w:history="1" r:id="rIdjwbh_xvm3gvbndeubst_c">
               <w:r>
                 <w:rPr>
                   <w:rFonts w:ascii="Arial" w:cs="Arial" w:eastAsia="Arial" w:hAnsi="Arial"/>
@@ -17019,7 +17426,7 @@
             <w:pPr>
               <w:spacing w:after="20" w:before="0"/>
             </w:pPr>
-            <w:hyperlink w:history="1" r:id="rIdla4d3y2qj4vxmezm3vfb7">
+            <w:hyperlink w:history="1" r:id="rIdfvkjhlj7b-gnleep2rqsg">
               <w:r>
                 <w:rPr>
                   <w:rFonts w:ascii="Arial" w:cs="Arial" w:eastAsia="Arial" w:hAnsi="Arial"/>
@@ -17052,7 +17459,7 @@
               <w:spacing w:after="10" w:before="0"/>
               <w:ind w:left="120"/>
             </w:pPr>
-            <w:hyperlink w:history="1" r:id="rIdebwu3gdrlz5yfacqdy1xd">
+            <w:hyperlink w:history="1" r:id="rIdcmzetsgohuf8kvkghi_oq">
               <w:r>
                 <w:rPr>
                   <w:rFonts w:ascii="Arial" w:cs="Arial" w:eastAsia="Arial" w:hAnsi="Arial"/>
@@ -17247,7 +17654,7 @@
             <w:pPr>
               <w:spacing w:after="20" w:before="0"/>
             </w:pPr>
-            <w:hyperlink w:history="1" r:id="rId6a8e2pqxfpzwfj76qjnag">
+            <w:hyperlink w:history="1" r:id="rIdqmjb1age8rn1mk3klao0k">
               <w:r>
                 <w:rPr>
                   <w:rFonts w:ascii="Arial" w:cs="Arial" w:eastAsia="Arial" w:hAnsi="Arial"/>
@@ -17280,7 +17687,7 @@
               <w:spacing w:after="10" w:before="0"/>
               <w:ind w:left="120"/>
             </w:pPr>
-            <w:hyperlink w:history="1" r:id="rIds-_1aqjcdqberbjyxortm">
+            <w:hyperlink w:history="1" r:id="rIditutyx0_cholkfkzkqplm">
               <w:r>
                 <w:rPr>
                   <w:rFonts w:ascii="Arial" w:cs="Arial" w:eastAsia="Arial" w:hAnsi="Arial"/>
@@ -17325,7 +17732,7 @@
             <w:pPr>
               <w:spacing w:after="20" w:before="0"/>
             </w:pPr>
-            <w:hyperlink w:history="1" r:id="rIdxkc4any3f_mmsizt_0w2k">
+            <w:hyperlink w:history="1" r:id="rIdf095h4rahnib9cjfx4ylx">
               <w:r>
                 <w:rPr>
                   <w:rFonts w:ascii="Arial" w:cs="Arial" w:eastAsia="Arial" w:hAnsi="Arial"/>
@@ -17358,7 +17765,7 @@
               <w:spacing w:after="10" w:before="0"/>
               <w:ind w:left="120"/>
             </w:pPr>
-            <w:hyperlink w:history="1" r:id="rIdzhttyvyqy1uosbse0kbkq">
+            <w:hyperlink w:history="1" r:id="rIdgflq3ctki8ntwr_fivrsu">
               <w:r>
                 <w:rPr>
                   <w:rFonts w:ascii="Arial" w:cs="Arial" w:eastAsia="Arial" w:hAnsi="Arial"/>
@@ -17854,6 +18261,65 @@
         </w:tc>
       </w:tr>
     </w:tbl>
+    <w:p>
+      <w:pPr>
+        <w:pBdr>
+          <w:top w:val="single" w:color="BBBBBB" w:sz="4" w:space="4"/>
+        </w:pBdr>
+        <w:spacing w:after="0" w:before="160"/>
+      </w:pPr>
+      <w:r>
+        <w:rPr>
+          <w:rFonts w:ascii="Arial" w:cs="Arial" w:eastAsia="Arial" w:hAnsi="Arial"/>
+          <w:color w:val="666666"/>
+          <w:sz w:val="14"/>
+          <w:szCs w:val="14"/>
+        </w:rPr>
+        <w:t xml:space="preserve">© 2026 SeaVuria and ARES. Aligned with KICD objectives. Developed by SeaVuria; technical implementation by ARES (with AI assistance from Claude). Licensed under </w:t>
+      </w:r>
+      <w:hyperlink w:history="1" r:id="rIdyt7_bemonvc-fhunitrss">
+        <w:r>
+          <w:rPr>
+            <w:rFonts w:ascii="Arial" w:cs="Arial" w:eastAsia="Arial" w:hAnsi="Arial"/>
+            <w:color w:val="1F6B75"/>
+            <w:sz w:val="14"/>
+            <w:szCs w:val="14"/>
+            <w:u w:val="single" w:color="1F6B75"/>
+          </w:rPr>
+          <w:t xml:space="preserve">CC BY-NC 4.0</w:t>
+        </w:r>
+      </w:hyperlink>
+      <w:r>
+        <w:rPr>
+          <w:rFonts w:ascii="Arial" w:cs="Arial" w:eastAsia="Arial" w:hAnsi="Arial"/>
+          <w:color w:val="666666"/>
+          <w:sz w:val="14"/>
+          <w:szCs w:val="14"/>
+        </w:rPr>
+        <w:t xml:space="preserve"> (</w:t>
+      </w:r>
+      <w:hyperlink w:history="1" r:id="rId7q-gr1u-89gvvqhhg2nur">
+        <w:r>
+          <w:rPr>
+            <w:rFonts w:ascii="Arial" w:cs="Arial" w:eastAsia="Arial" w:hAnsi="Arial"/>
+            <w:color w:val="1F6B75"/>
+            <w:sz w:val="14"/>
+            <w:szCs w:val="14"/>
+            <w:u w:val="single" w:color="1F6B75"/>
+          </w:rPr>
+          <w:t xml:space="preserve">https://creativecommons.org/licenses/by-nc/4.0/</w:t>
+        </w:r>
+      </w:hyperlink>
+      <w:r>
+        <w:rPr>
+          <w:rFonts w:ascii="Arial" w:cs="Arial" w:eastAsia="Arial" w:hAnsi="Arial"/>
+          <w:color w:val="666666"/>
+          <w:sz w:val="14"/>
+          <w:szCs w:val="14"/>
+        </w:rPr>
+        <w:t xml:space="preserve">).</w:t>
+      </w:r>
+    </w:p>
     <w:p>
       <w:r>
         <w:br w:type="page"/>
@@ -18845,7 +19311,7 @@
             <w:pPr>
               <w:spacing w:after="20" w:before="0"/>
             </w:pPr>
-            <w:hyperlink w:history="1" r:id="rIdhka9onaf8mijmxwko_pib">
+            <w:hyperlink w:history="1" r:id="rIdvrdkxtoz9ulp4g5xzkizw">
               <w:r>
                 <w:rPr>
                   <w:rFonts w:ascii="Arial" w:cs="Arial" w:eastAsia="Arial" w:hAnsi="Arial"/>
@@ -18878,7 +19344,7 @@
               <w:spacing w:after="10" w:before="0"/>
               <w:ind w:left="120"/>
             </w:pPr>
-            <w:hyperlink w:history="1" r:id="rIdwgeyvhbar542ue7o6r-fr">
+            <w:hyperlink w:history="1" r:id="rIdcucbpyglbshep0rkoddft">
               <w:r>
                 <w:rPr>
                   <w:rFonts w:ascii="Arial" w:cs="Arial" w:eastAsia="Arial" w:hAnsi="Arial"/>
@@ -18923,7 +19389,7 @@
             <w:pPr>
               <w:spacing w:after="20" w:before="0"/>
             </w:pPr>
-            <w:hyperlink w:history="1" r:id="rIdq5dtw7ws0qsmoz0uslqjb">
+            <w:hyperlink w:history="1" r:id="rIdfur5w_ztgk3bq4j_ddb04">
               <w:r>
                 <w:rPr>
                   <w:rFonts w:ascii="Arial" w:cs="Arial" w:eastAsia="Arial" w:hAnsi="Arial"/>
@@ -18956,7 +19422,7 @@
               <w:spacing w:after="10" w:before="0"/>
               <w:ind w:left="120"/>
             </w:pPr>
-            <w:hyperlink w:history="1" r:id="rIdkamzshsqsqstsxrugmwd_">
+            <w:hyperlink w:history="1" r:id="rIdw1uvkglshne0dqergyqrj">
               <w:r>
                 <w:rPr>
                   <w:rFonts w:ascii="Arial" w:cs="Arial" w:eastAsia="Arial" w:hAnsi="Arial"/>
@@ -19151,7 +19617,7 @@
             <w:pPr>
               <w:spacing w:after="20" w:before="0"/>
             </w:pPr>
-            <w:hyperlink w:history="1" r:id="rIdw2tb8sessexo_qtqtmxch">
+            <w:hyperlink w:history="1" r:id="rId1b0rmrfvxmnytgqzr0s_5">
               <w:r>
                 <w:rPr>
                   <w:rFonts w:ascii="Arial" w:cs="Arial" w:eastAsia="Arial" w:hAnsi="Arial"/>
@@ -19184,7 +19650,7 @@
               <w:spacing w:after="10" w:before="0"/>
               <w:ind w:left="120"/>
             </w:pPr>
-            <w:hyperlink w:history="1" r:id="rIdlqnepxppdkxdm5meod9ku">
+            <w:hyperlink w:history="1" r:id="rIdywpby_qtgbp2ylb0mcs84">
               <w:r>
                 <w:rPr>
                   <w:rFonts w:ascii="Arial" w:cs="Arial" w:eastAsia="Arial" w:hAnsi="Arial"/>
@@ -19229,7 +19695,7 @@
             <w:pPr>
               <w:spacing w:after="20" w:before="0"/>
             </w:pPr>
-            <w:hyperlink w:history="1" r:id="rIdiu3svjv7oqp9qulboajog">
+            <w:hyperlink w:history="1" r:id="rIdvpqozsagkryfyb_3do7yf">
               <w:r>
                 <w:rPr>
                   <w:rFonts w:ascii="Arial" w:cs="Arial" w:eastAsia="Arial" w:hAnsi="Arial"/>
@@ -19262,7 +19728,7 @@
               <w:spacing w:after="10" w:before="0"/>
               <w:ind w:left="120"/>
             </w:pPr>
-            <w:hyperlink w:history="1" r:id="rIdicid-btubr4rvek-xuwhf">
+            <w:hyperlink w:history="1" r:id="rIdox5k6x6vozmuzexvuriyc">
               <w:r>
                 <w:rPr>
                   <w:rFonts w:ascii="Arial" w:cs="Arial" w:eastAsia="Arial" w:hAnsi="Arial"/>
@@ -19457,7 +19923,7 @@
             <w:pPr>
               <w:spacing w:after="20" w:before="0"/>
             </w:pPr>
-            <w:hyperlink w:history="1" r:id="rIdc8hfeviisvjpmdfw8i04g">
+            <w:hyperlink w:history="1" r:id="rIdr57focx-tset19ctr6zsx">
               <w:r>
                 <w:rPr>
                   <w:rFonts w:ascii="Arial" w:cs="Arial" w:eastAsia="Arial" w:hAnsi="Arial"/>
@@ -19490,7 +19956,7 @@
               <w:spacing w:after="10" w:before="0"/>
               <w:ind w:left="120"/>
             </w:pPr>
-            <w:hyperlink w:history="1" r:id="rId1tp2kngl64wybtkyswmjk">
+            <w:hyperlink w:history="1" r:id="rIdknyiqxlwl4dsc9ahinpmz">
               <w:r>
                 <w:rPr>
                   <w:rFonts w:ascii="Arial" w:cs="Arial" w:eastAsia="Arial" w:hAnsi="Arial"/>
@@ -19535,7 +20001,7 @@
             <w:pPr>
               <w:spacing w:after="20" w:before="0"/>
             </w:pPr>
-            <w:hyperlink w:history="1" r:id="rIdtbwpz1kprqo82ghctpqwg">
+            <w:hyperlink w:history="1" r:id="rIdm45q9nroxwan4l8gb6fkx">
               <w:r>
                 <w:rPr>
                   <w:rFonts w:ascii="Arial" w:cs="Arial" w:eastAsia="Arial" w:hAnsi="Arial"/>
@@ -19568,7 +20034,7 @@
               <w:spacing w:after="10" w:before="0"/>
               <w:ind w:left="120"/>
             </w:pPr>
-            <w:hyperlink w:history="1" r:id="rIdyylnib2aybph0dz7fletb">
+            <w:hyperlink w:history="1" r:id="rId7xish6kwuddqlm559uufz">
               <w:r>
                 <w:rPr>
                   <w:rFonts w:ascii="Arial" w:cs="Arial" w:eastAsia="Arial" w:hAnsi="Arial"/>
@@ -19763,7 +20229,7 @@
             <w:pPr>
               <w:spacing w:after="20" w:before="0"/>
             </w:pPr>
-            <w:hyperlink w:history="1" r:id="rId9daq01z5kvihja6kphnbk">
+            <w:hyperlink w:history="1" r:id="rIdworevmpdypzgxtg7hwpyj">
               <w:r>
                 <w:rPr>
                   <w:rFonts w:ascii="Arial" w:cs="Arial" w:eastAsia="Arial" w:hAnsi="Arial"/>
@@ -19796,7 +20262,7 @@
               <w:spacing w:after="10" w:before="0"/>
               <w:ind w:left="120"/>
             </w:pPr>
-            <w:hyperlink w:history="1" r:id="rId2xytckwk0end7kzlzhdjk">
+            <w:hyperlink w:history="1" r:id="rId0zb6gfvg8nxtz6wqf1-2m">
               <w:r>
                 <w:rPr>
                   <w:rFonts w:ascii="Arial" w:cs="Arial" w:eastAsia="Arial" w:hAnsi="Arial"/>
@@ -19841,7 +20307,7 @@
             <w:pPr>
               <w:spacing w:after="20" w:before="0"/>
             </w:pPr>
-            <w:hyperlink w:history="1" r:id="rIdjzpgkk5wykbjrrxejjkn_">
+            <w:hyperlink w:history="1" r:id="rIdq18xmsv1g7onuhdniixox">
               <w:r>
                 <w:rPr>
                   <w:rFonts w:ascii="Arial" w:cs="Arial" w:eastAsia="Arial" w:hAnsi="Arial"/>
@@ -19874,7 +20340,7 @@
               <w:spacing w:after="10" w:before="0"/>
               <w:ind w:left="120"/>
             </w:pPr>
-            <w:hyperlink w:history="1" r:id="rIdk5zfdbufgl2qo_gddxuz_">
+            <w:hyperlink w:history="1" r:id="rId1hvcgjd-2kojgxlxw_g-s">
               <w:r>
                 <w:rPr>
                   <w:rFonts w:ascii="Arial" w:cs="Arial" w:eastAsia="Arial" w:hAnsi="Arial"/>
@@ -20069,7 +20535,7 @@
             <w:pPr>
               <w:spacing w:after="20" w:before="0"/>
             </w:pPr>
-            <w:hyperlink w:history="1" r:id="rId5sdtbbfphjoupb5qoepw5">
+            <w:hyperlink w:history="1" r:id="rIdq-wq84yagzhp4oh5v4wf3">
               <w:r>
                 <w:rPr>
                   <w:rFonts w:ascii="Arial" w:cs="Arial" w:eastAsia="Arial" w:hAnsi="Arial"/>
@@ -20102,7 +20568,7 @@
               <w:spacing w:after="10" w:before="0"/>
               <w:ind w:left="120"/>
             </w:pPr>
-            <w:hyperlink w:history="1" r:id="rId7uzqexo4itqrip-ymipwd">
+            <w:hyperlink w:history="1" r:id="rIdjuw1eniv4dpya-o1qwdog">
               <w:r>
                 <w:rPr>
                   <w:rFonts w:ascii="Arial" w:cs="Arial" w:eastAsia="Arial" w:hAnsi="Arial"/>
@@ -20147,7 +20613,7 @@
             <w:pPr>
               <w:spacing w:after="20" w:before="0"/>
             </w:pPr>
-            <w:hyperlink w:history="1" r:id="rIdsyqixm2-fwk0nev6_feog">
+            <w:hyperlink w:history="1" r:id="rId5y16chccygymwouznieqt">
               <w:r>
                 <w:rPr>
                   <w:rFonts w:ascii="Arial" w:cs="Arial" w:eastAsia="Arial" w:hAnsi="Arial"/>
@@ -20180,7 +20646,7 @@
               <w:spacing w:after="10" w:before="0"/>
               <w:ind w:left="120"/>
             </w:pPr>
-            <w:hyperlink w:history="1" r:id="rIdtzj70rdwklotikripwled">
+            <w:hyperlink w:history="1" r:id="rIdjgaawyuqt6xc67qyiuyww">
               <w:r>
                 <w:rPr>
                   <w:rFonts w:ascii="Arial" w:cs="Arial" w:eastAsia="Arial" w:hAnsi="Arial"/>
@@ -20676,6 +21142,65 @@
         </w:tc>
       </w:tr>
     </w:tbl>
+    <w:p>
+      <w:pPr>
+        <w:pBdr>
+          <w:top w:val="single" w:color="BBBBBB" w:sz="4" w:space="4"/>
+        </w:pBdr>
+        <w:spacing w:after="0" w:before="160"/>
+      </w:pPr>
+      <w:r>
+        <w:rPr>
+          <w:rFonts w:ascii="Arial" w:cs="Arial" w:eastAsia="Arial" w:hAnsi="Arial"/>
+          <w:color w:val="666666"/>
+          <w:sz w:val="14"/>
+          <w:szCs w:val="14"/>
+        </w:rPr>
+        <w:t xml:space="preserve">© 2026 SeaVuria and ARES. Aligned with KICD objectives. Developed by SeaVuria; technical implementation by ARES (with AI assistance from Claude). Licensed under </w:t>
+      </w:r>
+      <w:hyperlink w:history="1" r:id="rId7i9fgyxrba8xplog9zrmm">
+        <w:r>
+          <w:rPr>
+            <w:rFonts w:ascii="Arial" w:cs="Arial" w:eastAsia="Arial" w:hAnsi="Arial"/>
+            <w:color w:val="1F6B75"/>
+            <w:sz w:val="14"/>
+            <w:szCs w:val="14"/>
+            <w:u w:val="single" w:color="1F6B75"/>
+          </w:rPr>
+          <w:t xml:space="preserve">CC BY-NC 4.0</w:t>
+        </w:r>
+      </w:hyperlink>
+      <w:r>
+        <w:rPr>
+          <w:rFonts w:ascii="Arial" w:cs="Arial" w:eastAsia="Arial" w:hAnsi="Arial"/>
+          <w:color w:val="666666"/>
+          <w:sz w:val="14"/>
+          <w:szCs w:val="14"/>
+        </w:rPr>
+        <w:t xml:space="preserve"> (</w:t>
+      </w:r>
+      <w:hyperlink w:history="1" r:id="rId68rzdxy8leicy0axpy0rr">
+        <w:r>
+          <w:rPr>
+            <w:rFonts w:ascii="Arial" w:cs="Arial" w:eastAsia="Arial" w:hAnsi="Arial"/>
+            <w:color w:val="1F6B75"/>
+            <w:sz w:val="14"/>
+            <w:szCs w:val="14"/>
+            <w:u w:val="single" w:color="1F6B75"/>
+          </w:rPr>
+          <w:t xml:space="preserve">https://creativecommons.org/licenses/by-nc/4.0/</w:t>
+        </w:r>
+      </w:hyperlink>
+      <w:r>
+        <w:rPr>
+          <w:rFonts w:ascii="Arial" w:cs="Arial" w:eastAsia="Arial" w:hAnsi="Arial"/>
+          <w:color w:val="666666"/>
+          <w:sz w:val="14"/>
+          <w:szCs w:val="14"/>
+        </w:rPr>
+        <w:t xml:space="preserve">).</w:t>
+      </w:r>
+    </w:p>
     <w:p>
       <w:r>
         <w:br w:type="page"/>
@@ -21667,7 +22192,7 @@
             <w:pPr>
               <w:spacing w:after="20" w:before="0"/>
             </w:pPr>
-            <w:hyperlink w:history="1" r:id="rIdeo_tr3kxenj02gotwc7ur">
+            <w:hyperlink w:history="1" r:id="rIdxoivp_akphx94ohttizh9">
               <w:r>
                 <w:rPr>
                   <w:rFonts w:ascii="Arial" w:cs="Arial" w:eastAsia="Arial" w:hAnsi="Arial"/>
@@ -21700,7 +22225,7 @@
               <w:spacing w:after="10" w:before="0"/>
               <w:ind w:left="120"/>
             </w:pPr>
-            <w:hyperlink w:history="1" r:id="rId00zqbaylw8crenqjyhhaa">
+            <w:hyperlink w:history="1" r:id="rIdfrvfpnjxlb0b2b5z2azbt">
               <w:r>
                 <w:rPr>
                   <w:rFonts w:ascii="Arial" w:cs="Arial" w:eastAsia="Arial" w:hAnsi="Arial"/>
@@ -21745,7 +22270,7 @@
             <w:pPr>
               <w:spacing w:after="20" w:before="0"/>
             </w:pPr>
-            <w:hyperlink w:history="1" r:id="rId8hwsjgibwgiwnjrrm_gvo">
+            <w:hyperlink w:history="1" r:id="rIdzgkxgaq5cqn6qt7yjvcd2">
               <w:r>
                 <w:rPr>
                   <w:rFonts w:ascii="Arial" w:cs="Arial" w:eastAsia="Arial" w:hAnsi="Arial"/>
@@ -21778,7 +22303,7 @@
               <w:spacing w:after="10" w:before="0"/>
               <w:ind w:left="120"/>
             </w:pPr>
-            <w:hyperlink w:history="1" r:id="rIdubc0e756dck9prlzprz5d">
+            <w:hyperlink w:history="1" r:id="rIdcysivdow9resfg41zpvsh">
               <w:r>
                 <w:rPr>
                   <w:rFonts w:ascii="Arial" w:cs="Arial" w:eastAsia="Arial" w:hAnsi="Arial"/>
@@ -21973,7 +22498,7 @@
             <w:pPr>
               <w:spacing w:after="20" w:before="0"/>
             </w:pPr>
-            <w:hyperlink w:history="1" r:id="rIdidk4ui1y1orrqfdar8vcj">
+            <w:hyperlink w:history="1" r:id="rIdbltohzk-upblt4sgqijlx">
               <w:r>
                 <w:rPr>
                   <w:rFonts w:ascii="Arial" w:cs="Arial" w:eastAsia="Arial" w:hAnsi="Arial"/>
@@ -22006,7 +22531,7 @@
               <w:spacing w:after="10" w:before="0"/>
               <w:ind w:left="120"/>
             </w:pPr>
-            <w:hyperlink w:history="1" r:id="rIdrsigs2aa11lyqd8pw6san">
+            <w:hyperlink w:history="1" r:id="rIdgylql8i20niwhrfp7fxzq">
               <w:r>
                 <w:rPr>
                   <w:rFonts w:ascii="Arial" w:cs="Arial" w:eastAsia="Arial" w:hAnsi="Arial"/>
@@ -22051,7 +22576,7 @@
             <w:pPr>
               <w:spacing w:after="20" w:before="0"/>
             </w:pPr>
-            <w:hyperlink w:history="1" r:id="rId1bhmpgdeyb2jr23eycnnv">
+            <w:hyperlink w:history="1" r:id="rId2d39tthprp-jjqcjkqd00">
               <w:r>
                 <w:rPr>
                   <w:rFonts w:ascii="Arial" w:cs="Arial" w:eastAsia="Arial" w:hAnsi="Arial"/>
@@ -22084,7 +22609,7 @@
               <w:spacing w:after="10" w:before="0"/>
               <w:ind w:left="120"/>
             </w:pPr>
-            <w:hyperlink w:history="1" r:id="rIdoqyxxl3gwodjtxwiixnd2">
+            <w:hyperlink w:history="1" r:id="rIdewcslsr8ah51citn34u52">
               <w:r>
                 <w:rPr>
                   <w:rFonts w:ascii="Arial" w:cs="Arial" w:eastAsia="Arial" w:hAnsi="Arial"/>
@@ -22279,7 +22804,7 @@
             <w:pPr>
               <w:spacing w:after="20" w:before="0"/>
             </w:pPr>
-            <w:hyperlink w:history="1" r:id="rId_oq4uvblqdvatpa5ohtro">
+            <w:hyperlink w:history="1" r:id="rIdcenfipoj3ksh9kt17eyqc">
               <w:r>
                 <w:rPr>
                   <w:rFonts w:ascii="Arial" w:cs="Arial" w:eastAsia="Arial" w:hAnsi="Arial"/>
@@ -22312,7 +22837,7 @@
               <w:spacing w:after="10" w:before="0"/>
               <w:ind w:left="120"/>
             </w:pPr>
-            <w:hyperlink w:history="1" r:id="rIddl0wnkehxl_2nuy0x6ufb">
+            <w:hyperlink w:history="1" r:id="rIdblkig3s0hv4wvofersdhv">
               <w:r>
                 <w:rPr>
                   <w:rFonts w:ascii="Arial" w:cs="Arial" w:eastAsia="Arial" w:hAnsi="Arial"/>
@@ -22357,7 +22882,7 @@
             <w:pPr>
               <w:spacing w:after="20" w:before="0"/>
             </w:pPr>
-            <w:hyperlink w:history="1" r:id="rIdlp0499z6jeycqygilxl0l">
+            <w:hyperlink w:history="1" r:id="rIdpvlcgwb2hticspyoukdki">
               <w:r>
                 <w:rPr>
                   <w:rFonts w:ascii="Arial" w:cs="Arial" w:eastAsia="Arial" w:hAnsi="Arial"/>
@@ -22390,7 +22915,7 @@
               <w:spacing w:after="10" w:before="0"/>
               <w:ind w:left="120"/>
             </w:pPr>
-            <w:hyperlink w:history="1" r:id="rIdj9vlgi-stfhi3-3hh2wnt">
+            <w:hyperlink w:history="1" r:id="rIdhb9ndair99bcalfu-mxli">
               <w:r>
                 <w:rPr>
                   <w:rFonts w:ascii="Arial" w:cs="Arial" w:eastAsia="Arial" w:hAnsi="Arial"/>
@@ -22585,7 +23110,7 @@
             <w:pPr>
               <w:spacing w:after="20" w:before="0"/>
             </w:pPr>
-            <w:hyperlink w:history="1" r:id="rIduqpji2hicvh66ncnzqkph">
+            <w:hyperlink w:history="1" r:id="rIdmshmyn5qyfqvvpk4h26vz">
               <w:r>
                 <w:rPr>
                   <w:rFonts w:ascii="Arial" w:cs="Arial" w:eastAsia="Arial" w:hAnsi="Arial"/>
@@ -22618,7 +23143,7 @@
               <w:spacing w:after="10" w:before="0"/>
               <w:ind w:left="120"/>
             </w:pPr>
-            <w:hyperlink w:history="1" r:id="rId2aj4shfp_fe5gvfseqiio">
+            <w:hyperlink w:history="1" r:id="rIdqsdpzxxpel4wghex75n8s">
               <w:r>
                 <w:rPr>
                   <w:rFonts w:ascii="Arial" w:cs="Arial" w:eastAsia="Arial" w:hAnsi="Arial"/>
@@ -22663,7 +23188,7 @@
             <w:pPr>
               <w:spacing w:after="20" w:before="0"/>
             </w:pPr>
-            <w:hyperlink w:history="1" r:id="rIdb7xvemztvqan7zxungopo">
+            <w:hyperlink w:history="1" r:id="rIdloahfihnigar-secxjoi6">
               <w:r>
                 <w:rPr>
                   <w:rFonts w:ascii="Arial" w:cs="Arial" w:eastAsia="Arial" w:hAnsi="Arial"/>
@@ -22696,7 +23221,7 @@
               <w:spacing w:after="10" w:before="0"/>
               <w:ind w:left="120"/>
             </w:pPr>
-            <w:hyperlink w:history="1" r:id="rIddciheg8ev4zpyzam0t5m_">
+            <w:hyperlink w:history="1" r:id="rIdejgkddbw9sasx2rtrzoom">
               <w:r>
                 <w:rPr>
                   <w:rFonts w:ascii="Arial" w:cs="Arial" w:eastAsia="Arial" w:hAnsi="Arial"/>
@@ -22891,7 +23416,7 @@
             <w:pPr>
               <w:spacing w:after="20" w:before="0"/>
             </w:pPr>
-            <w:hyperlink w:history="1" r:id="rIdpbclzckmifju0jry5sgqb">
+            <w:hyperlink w:history="1" r:id="rIdxnu4bo6_9pinppxafe4yo">
               <w:r>
                 <w:rPr>
                   <w:rFonts w:ascii="Arial" w:cs="Arial" w:eastAsia="Arial" w:hAnsi="Arial"/>
@@ -22924,7 +23449,7 @@
               <w:spacing w:after="10" w:before="0"/>
               <w:ind w:left="120"/>
             </w:pPr>
-            <w:hyperlink w:history="1" r:id="rIdefl70eznrnxyblvcbe5u3">
+            <w:hyperlink w:history="1" r:id="rId1xjkmiazkb41w68rwkcua">
               <w:r>
                 <w:rPr>
                   <w:rFonts w:ascii="Arial" w:cs="Arial" w:eastAsia="Arial" w:hAnsi="Arial"/>
@@ -22969,7 +23494,7 @@
             <w:pPr>
               <w:spacing w:after="20" w:before="0"/>
             </w:pPr>
-            <w:hyperlink w:history="1" r:id="rIdfvaucyigian_akvffbyhb">
+            <w:hyperlink w:history="1" r:id="rIdyfnquxdo4w5qnaibr8nta">
               <w:r>
                 <w:rPr>
                   <w:rFonts w:ascii="Arial" w:cs="Arial" w:eastAsia="Arial" w:hAnsi="Arial"/>
@@ -23002,7 +23527,7 @@
               <w:spacing w:after="10" w:before="0"/>
               <w:ind w:left="120"/>
             </w:pPr>
-            <w:hyperlink w:history="1" r:id="rIdeps_h6zikinujhf9karbd">
+            <w:hyperlink w:history="1" r:id="rId_1y1cefnm9fbpzbgvobiq">
               <w:r>
                 <w:rPr>
                   <w:rFonts w:ascii="Arial" w:cs="Arial" w:eastAsia="Arial" w:hAnsi="Arial"/>
@@ -23498,6 +24023,65 @@
         </w:tc>
       </w:tr>
     </w:tbl>
+    <w:p>
+      <w:pPr>
+        <w:pBdr>
+          <w:top w:val="single" w:color="BBBBBB" w:sz="4" w:space="4"/>
+        </w:pBdr>
+        <w:spacing w:after="0" w:before="160"/>
+      </w:pPr>
+      <w:r>
+        <w:rPr>
+          <w:rFonts w:ascii="Arial" w:cs="Arial" w:eastAsia="Arial" w:hAnsi="Arial"/>
+          <w:color w:val="666666"/>
+          <w:sz w:val="14"/>
+          <w:szCs w:val="14"/>
+        </w:rPr>
+        <w:t xml:space="preserve">© 2026 SeaVuria and ARES. Aligned with KICD objectives. Developed by SeaVuria; technical implementation by ARES (with AI assistance from Claude). Licensed under </w:t>
+      </w:r>
+      <w:hyperlink w:history="1" r:id="rId_nk55uiqmt1yjqple14uj">
+        <w:r>
+          <w:rPr>
+            <w:rFonts w:ascii="Arial" w:cs="Arial" w:eastAsia="Arial" w:hAnsi="Arial"/>
+            <w:color w:val="1F6B75"/>
+            <w:sz w:val="14"/>
+            <w:szCs w:val="14"/>
+            <w:u w:val="single" w:color="1F6B75"/>
+          </w:rPr>
+          <w:t xml:space="preserve">CC BY-NC 4.0</w:t>
+        </w:r>
+      </w:hyperlink>
+      <w:r>
+        <w:rPr>
+          <w:rFonts w:ascii="Arial" w:cs="Arial" w:eastAsia="Arial" w:hAnsi="Arial"/>
+          <w:color w:val="666666"/>
+          <w:sz w:val="14"/>
+          <w:szCs w:val="14"/>
+        </w:rPr>
+        <w:t xml:space="preserve"> (</w:t>
+      </w:r>
+      <w:hyperlink w:history="1" r:id="rIdnw4xhkvfts9mevdlhgu_1">
+        <w:r>
+          <w:rPr>
+            <w:rFonts w:ascii="Arial" w:cs="Arial" w:eastAsia="Arial" w:hAnsi="Arial"/>
+            <w:color w:val="1F6B75"/>
+            <w:sz w:val="14"/>
+            <w:szCs w:val="14"/>
+            <w:u w:val="single" w:color="1F6B75"/>
+          </w:rPr>
+          <w:t xml:space="preserve">https://creativecommons.org/licenses/by-nc/4.0/</w:t>
+        </w:r>
+      </w:hyperlink>
+      <w:r>
+        <w:rPr>
+          <w:rFonts w:ascii="Arial" w:cs="Arial" w:eastAsia="Arial" w:hAnsi="Arial"/>
+          <w:color w:val="666666"/>
+          <w:sz w:val="14"/>
+          <w:szCs w:val="14"/>
+        </w:rPr>
+        <w:t xml:space="preserve">).</w:t>
+      </w:r>
+    </w:p>
     <w:p>
       <w:r>
         <w:br w:type="page"/>
@@ -24489,7 +25073,7 @@
             <w:pPr>
               <w:spacing w:after="20" w:before="0"/>
             </w:pPr>
-            <w:hyperlink w:history="1" r:id="rIdoy8qj7d2m83-ebcwrnbkq">
+            <w:hyperlink w:history="1" r:id="rIdb7wm1bp5lm1dkksgsrb-b">
               <w:r>
                 <w:rPr>
                   <w:rFonts w:ascii="Arial" w:cs="Arial" w:eastAsia="Arial" w:hAnsi="Arial"/>
@@ -24522,7 +25106,7 @@
               <w:spacing w:after="10" w:before="0"/>
               <w:ind w:left="120"/>
             </w:pPr>
-            <w:hyperlink w:history="1" r:id="rId2xatr1ouog1mueqcymjko">
+            <w:hyperlink w:history="1" r:id="rId388k8u_bm19xaihrrd4-q">
               <w:r>
                 <w:rPr>
                   <w:rFonts w:ascii="Arial" w:cs="Arial" w:eastAsia="Arial" w:hAnsi="Arial"/>
@@ -24567,7 +25151,7 @@
             <w:pPr>
               <w:spacing w:after="20" w:before="0"/>
             </w:pPr>
-            <w:hyperlink w:history="1" r:id="rIdzw6e-oyzvstuu7eahuahh">
+            <w:hyperlink w:history="1" r:id="rIdbrrmxxrvexeiom7bt2nzn">
               <w:r>
                 <w:rPr>
                   <w:rFonts w:ascii="Arial" w:cs="Arial" w:eastAsia="Arial" w:hAnsi="Arial"/>
@@ -24600,7 +25184,7 @@
               <w:spacing w:after="10" w:before="0"/>
               <w:ind w:left="120"/>
             </w:pPr>
-            <w:hyperlink w:history="1" r:id="rIdcfnbt15s2-rnqcs7drbjv">
+            <w:hyperlink w:history="1" r:id="rIdoukkp7ps9-saftrox5xvw">
               <w:r>
                 <w:rPr>
                   <w:rFonts w:ascii="Arial" w:cs="Arial" w:eastAsia="Arial" w:hAnsi="Arial"/>
@@ -24795,7 +25379,7 @@
             <w:pPr>
               <w:spacing w:after="20" w:before="0"/>
             </w:pPr>
-            <w:hyperlink w:history="1" r:id="rIdsnbp6mqmtww9aysxuknyu">
+            <w:hyperlink w:history="1" r:id="rIdebhihrugkmce16slqqitx">
               <w:r>
                 <w:rPr>
                   <w:rFonts w:ascii="Arial" w:cs="Arial" w:eastAsia="Arial" w:hAnsi="Arial"/>
@@ -24828,7 +25412,7 @@
               <w:spacing w:after="10" w:before="0"/>
               <w:ind w:left="120"/>
             </w:pPr>
-            <w:hyperlink w:history="1" r:id="rIde2i8voyvrrfuxiszi7u5c">
+            <w:hyperlink w:history="1" r:id="rIdaiwv4renvwti3cp8gnzty">
               <w:r>
                 <w:rPr>
                   <w:rFonts w:ascii="Arial" w:cs="Arial" w:eastAsia="Arial" w:hAnsi="Arial"/>
@@ -24873,7 +25457,7 @@
             <w:pPr>
               <w:spacing w:after="20" w:before="0"/>
             </w:pPr>
-            <w:hyperlink w:history="1" r:id="rIdblrallatlhxp0isp1oroq">
+            <w:hyperlink w:history="1" r:id="rIdoo5i2qy2naq-p3587x4mh">
               <w:r>
                 <w:rPr>
                   <w:rFonts w:ascii="Arial" w:cs="Arial" w:eastAsia="Arial" w:hAnsi="Arial"/>
@@ -24906,7 +25490,7 @@
               <w:spacing w:after="10" w:before="0"/>
               <w:ind w:left="120"/>
             </w:pPr>
-            <w:hyperlink w:history="1" r:id="rId45yys0rjjnurepioa_aye">
+            <w:hyperlink w:history="1" r:id="rIdv2elixuwlzy-itkly_2br">
               <w:r>
                 <w:rPr>
                   <w:rFonts w:ascii="Arial" w:cs="Arial" w:eastAsia="Arial" w:hAnsi="Arial"/>
@@ -25101,7 +25685,7 @@
             <w:pPr>
               <w:spacing w:after="20" w:before="0"/>
             </w:pPr>
-            <w:hyperlink w:history="1" r:id="rIdm-wm7shqaets1el6ujlqt">
+            <w:hyperlink w:history="1" r:id="rId7esteipkmtmv3vn3femaq">
               <w:r>
                 <w:rPr>
                   <w:rFonts w:ascii="Arial" w:cs="Arial" w:eastAsia="Arial" w:hAnsi="Arial"/>
@@ -25134,7 +25718,7 @@
               <w:spacing w:after="10" w:before="0"/>
               <w:ind w:left="120"/>
             </w:pPr>
-            <w:hyperlink w:history="1" r:id="rIdmyjk9xk-pw6pooskokhvy">
+            <w:hyperlink w:history="1" r:id="rIde2kqpzsgpmti9pcfcgv0k">
               <w:r>
                 <w:rPr>
                   <w:rFonts w:ascii="Arial" w:cs="Arial" w:eastAsia="Arial" w:hAnsi="Arial"/>
@@ -25179,7 +25763,7 @@
             <w:pPr>
               <w:spacing w:after="20" w:before="0"/>
             </w:pPr>
-            <w:hyperlink w:history="1" r:id="rId4ujluzqnbeoxdmypkdvth">
+            <w:hyperlink w:history="1" r:id="rIdrufxxakkqdtjvvjvwml6m">
               <w:r>
                 <w:rPr>
                   <w:rFonts w:ascii="Arial" w:cs="Arial" w:eastAsia="Arial" w:hAnsi="Arial"/>
@@ -25212,7 +25796,7 @@
               <w:spacing w:after="10" w:before="0"/>
               <w:ind w:left="120"/>
             </w:pPr>
-            <w:hyperlink w:history="1" r:id="rIdhvjdos850poimxbdzhcav">
+            <w:hyperlink w:history="1" r:id="rId_m7oa32fvvendfb_bnhlk">
               <w:r>
                 <w:rPr>
                   <w:rFonts w:ascii="Arial" w:cs="Arial" w:eastAsia="Arial" w:hAnsi="Arial"/>
@@ -25407,7 +25991,7 @@
             <w:pPr>
               <w:spacing w:after="20" w:before="0"/>
             </w:pPr>
-            <w:hyperlink w:history="1" r:id="rIdr-lws96nyiaxrlxntv7mv">
+            <w:hyperlink w:history="1" r:id="rId71sg3jlpr2rvoud2ebxw3">
               <w:r>
                 <w:rPr>
                   <w:rFonts w:ascii="Arial" w:cs="Arial" w:eastAsia="Arial" w:hAnsi="Arial"/>
@@ -25440,7 +26024,7 @@
               <w:spacing w:after="10" w:before="0"/>
               <w:ind w:left="120"/>
             </w:pPr>
-            <w:hyperlink w:history="1" r:id="rId-ls2yksc4uryer_locq7d">
+            <w:hyperlink w:history="1" r:id="rIdlhhe1wugt5pr3fdq5om7_">
               <w:r>
                 <w:rPr>
                   <w:rFonts w:ascii="Arial" w:cs="Arial" w:eastAsia="Arial" w:hAnsi="Arial"/>
@@ -25485,7 +26069,7 @@
             <w:pPr>
               <w:spacing w:after="20" w:before="0"/>
             </w:pPr>
-            <w:hyperlink w:history="1" r:id="rIdvwu1mztiypfltvz4uz_5z">
+            <w:hyperlink w:history="1" r:id="rIdvnmy3o7njpgqueia4sjr5">
               <w:r>
                 <w:rPr>
                   <w:rFonts w:ascii="Arial" w:cs="Arial" w:eastAsia="Arial" w:hAnsi="Arial"/>
@@ -25518,7 +26102,7 @@
               <w:spacing w:after="10" w:before="0"/>
               <w:ind w:left="120"/>
             </w:pPr>
-            <w:hyperlink w:history="1" r:id="rId_wx6a0mhcf-ak5nhrtcua">
+            <w:hyperlink w:history="1" r:id="rIdk1fr4oyfdnpecpocigl3y">
               <w:r>
                 <w:rPr>
                   <w:rFonts w:ascii="Arial" w:cs="Arial" w:eastAsia="Arial" w:hAnsi="Arial"/>
@@ -25713,7 +26297,7 @@
             <w:pPr>
               <w:spacing w:after="20" w:before="0"/>
             </w:pPr>
-            <w:hyperlink w:history="1" r:id="rIdw7ytptjdcrw7cid6e9ay6">
+            <w:hyperlink w:history="1" r:id="rIdnnjreo50hcendhl4pn--y">
               <w:r>
                 <w:rPr>
                   <w:rFonts w:ascii="Arial" w:cs="Arial" w:eastAsia="Arial" w:hAnsi="Arial"/>
@@ -25746,7 +26330,7 @@
               <w:spacing w:after="10" w:before="0"/>
               <w:ind w:left="120"/>
             </w:pPr>
-            <w:hyperlink w:history="1" r:id="rIdiivxt-57be_i5jzjxfndm">
+            <w:hyperlink w:history="1" r:id="rIdym1s7fk-9xhcpt-tt69qj">
               <w:r>
                 <w:rPr>
                   <w:rFonts w:ascii="Arial" w:cs="Arial" w:eastAsia="Arial" w:hAnsi="Arial"/>
@@ -25791,7 +26375,7 @@
             <w:pPr>
               <w:spacing w:after="20" w:before="0"/>
             </w:pPr>
-            <w:hyperlink w:history="1" r:id="rIdsal94js1o3a7mimt4g-bm">
+            <w:hyperlink w:history="1" r:id="rIdd43-pgkrzp5_v0jsauax7">
               <w:r>
                 <w:rPr>
                   <w:rFonts w:ascii="Arial" w:cs="Arial" w:eastAsia="Arial" w:hAnsi="Arial"/>
@@ -25824,7 +26408,7 @@
               <w:spacing w:after="10" w:before="0"/>
               <w:ind w:left="120"/>
             </w:pPr>
-            <w:hyperlink w:history="1" r:id="rId1dywn-hcxajg7l_y-vwl3">
+            <w:hyperlink w:history="1" r:id="rId7kvysfqk53xyq0bpgek9m">
               <w:r>
                 <w:rPr>
                   <w:rFonts w:ascii="Arial" w:cs="Arial" w:eastAsia="Arial" w:hAnsi="Arial"/>
@@ -26320,6 +26904,65 @@
         </w:tc>
       </w:tr>
     </w:tbl>
+    <w:p>
+      <w:pPr>
+        <w:pBdr>
+          <w:top w:val="single" w:color="BBBBBB" w:sz="4" w:space="4"/>
+        </w:pBdr>
+        <w:spacing w:after="0" w:before="160"/>
+      </w:pPr>
+      <w:r>
+        <w:rPr>
+          <w:rFonts w:ascii="Arial" w:cs="Arial" w:eastAsia="Arial" w:hAnsi="Arial"/>
+          <w:color w:val="666666"/>
+          <w:sz w:val="14"/>
+          <w:szCs w:val="14"/>
+        </w:rPr>
+        <w:t xml:space="preserve">© 2026 SeaVuria and ARES. Aligned with KICD objectives. Developed by SeaVuria; technical implementation by ARES (with AI assistance from Claude). Licensed under </w:t>
+      </w:r>
+      <w:hyperlink w:history="1" r:id="rIdhvhjkm5fdd700ik1q_zjf">
+        <w:r>
+          <w:rPr>
+            <w:rFonts w:ascii="Arial" w:cs="Arial" w:eastAsia="Arial" w:hAnsi="Arial"/>
+            <w:color w:val="1F6B75"/>
+            <w:sz w:val="14"/>
+            <w:szCs w:val="14"/>
+            <w:u w:val="single" w:color="1F6B75"/>
+          </w:rPr>
+          <w:t xml:space="preserve">CC BY-NC 4.0</w:t>
+        </w:r>
+      </w:hyperlink>
+      <w:r>
+        <w:rPr>
+          <w:rFonts w:ascii="Arial" w:cs="Arial" w:eastAsia="Arial" w:hAnsi="Arial"/>
+          <w:color w:val="666666"/>
+          <w:sz w:val="14"/>
+          <w:szCs w:val="14"/>
+        </w:rPr>
+        <w:t xml:space="preserve"> (</w:t>
+      </w:r>
+      <w:hyperlink w:history="1" r:id="rIdmy2si7a78tufip6g-or5k">
+        <w:r>
+          <w:rPr>
+            <w:rFonts w:ascii="Arial" w:cs="Arial" w:eastAsia="Arial" w:hAnsi="Arial"/>
+            <w:color w:val="1F6B75"/>
+            <w:sz w:val="14"/>
+            <w:szCs w:val="14"/>
+            <w:u w:val="single" w:color="1F6B75"/>
+          </w:rPr>
+          <w:t xml:space="preserve">https://creativecommons.org/licenses/by-nc/4.0/</w:t>
+        </w:r>
+      </w:hyperlink>
+      <w:r>
+        <w:rPr>
+          <w:rFonts w:ascii="Arial" w:cs="Arial" w:eastAsia="Arial" w:hAnsi="Arial"/>
+          <w:color w:val="666666"/>
+          <w:sz w:val="14"/>
+          <w:szCs w:val="14"/>
+        </w:rPr>
+        <w:t xml:space="preserve">).</w:t>
+      </w:r>
+    </w:p>
     <w:p>
       <w:r>
         <w:br w:type="page"/>
@@ -27311,7 +27954,7 @@
             <w:pPr>
               <w:spacing w:after="20" w:before="0"/>
             </w:pPr>
-            <w:hyperlink w:history="1" r:id="rIdjtg2bdw2gypejnpqxlmr6">
+            <w:hyperlink w:history="1" r:id="rIdnbq50jl9znrqehmwsjzte">
               <w:r>
                 <w:rPr>
                   <w:rFonts w:ascii="Arial" w:cs="Arial" w:eastAsia="Arial" w:hAnsi="Arial"/>
@@ -27344,7 +27987,7 @@
               <w:spacing w:after="10" w:before="0"/>
               <w:ind w:left="120"/>
             </w:pPr>
-            <w:hyperlink w:history="1" r:id="rIdqmhzatwljflgzhw-b2whq">
+            <w:hyperlink w:history="1" r:id="rIdrvmnka3quuq_-d37ex0wn">
               <w:r>
                 <w:rPr>
                   <w:rFonts w:ascii="Arial" w:cs="Arial" w:eastAsia="Arial" w:hAnsi="Arial"/>
@@ -27389,7 +28032,7 @@
             <w:pPr>
               <w:spacing w:after="20" w:before="0"/>
             </w:pPr>
-            <w:hyperlink w:history="1" r:id="rId1i7_e1nwkjr77rfgnuc1v">
+            <w:hyperlink w:history="1" r:id="rIdyzhe-zftkzn8tzlscbixe">
               <w:r>
                 <w:rPr>
                   <w:rFonts w:ascii="Arial" w:cs="Arial" w:eastAsia="Arial" w:hAnsi="Arial"/>
@@ -27422,7 +28065,7 @@
               <w:spacing w:after="10" w:before="0"/>
               <w:ind w:left="120"/>
             </w:pPr>
-            <w:hyperlink w:history="1" r:id="rIdth_pegl1u6wb-khzb_8l8">
+            <w:hyperlink w:history="1" r:id="rIdeaxsufqtyc4nrepiymjsy">
               <w:r>
                 <w:rPr>
                   <w:rFonts w:ascii="Arial" w:cs="Arial" w:eastAsia="Arial" w:hAnsi="Arial"/>
@@ -27617,7 +28260,7 @@
             <w:pPr>
               <w:spacing w:after="20" w:before="0"/>
             </w:pPr>
-            <w:hyperlink w:history="1" r:id="rIdkjidzlvdrhbgnmjacpun9">
+            <w:hyperlink w:history="1" r:id="rId2fl9ahlgww254xs8ixjdd">
               <w:r>
                 <w:rPr>
                   <w:rFonts w:ascii="Arial" w:cs="Arial" w:eastAsia="Arial" w:hAnsi="Arial"/>
@@ -27650,7 +28293,7 @@
               <w:spacing w:after="10" w:before="0"/>
               <w:ind w:left="120"/>
             </w:pPr>
-            <w:hyperlink w:history="1" r:id="rIdh2ubadzx4xrud4_h58yf2">
+            <w:hyperlink w:history="1" r:id="rIdvhd-i2erwpht_pbddyke9">
               <w:r>
                 <w:rPr>
                   <w:rFonts w:ascii="Arial" w:cs="Arial" w:eastAsia="Arial" w:hAnsi="Arial"/>
@@ -27695,7 +28338,7 @@
             <w:pPr>
               <w:spacing w:after="20" w:before="0"/>
             </w:pPr>
-            <w:hyperlink w:history="1" r:id="rIdoirwwbth_fc07vtrccxbr">
+            <w:hyperlink w:history="1" r:id="rId8qxyev-sdpc_ff8kpdvor">
               <w:r>
                 <w:rPr>
                   <w:rFonts w:ascii="Arial" w:cs="Arial" w:eastAsia="Arial" w:hAnsi="Arial"/>
@@ -27728,7 +28371,7 @@
               <w:spacing w:after="10" w:before="0"/>
               <w:ind w:left="120"/>
             </w:pPr>
-            <w:hyperlink w:history="1" r:id="rIdqdrkck47a-pjr12evvawp">
+            <w:hyperlink w:history="1" r:id="rIdn2-fhprr2dh7ualxs8zx3">
               <w:r>
                 <w:rPr>
                   <w:rFonts w:ascii="Arial" w:cs="Arial" w:eastAsia="Arial" w:hAnsi="Arial"/>
@@ -27923,7 +28566,7 @@
             <w:pPr>
               <w:spacing w:after="20" w:before="0"/>
             </w:pPr>
-            <w:hyperlink w:history="1" r:id="rIdzmj0tub5fq_sunr-c_pq7">
+            <w:hyperlink w:history="1" r:id="rIdhdk469k-85sei1tskpgfw">
               <w:r>
                 <w:rPr>
                   <w:rFonts w:ascii="Arial" w:cs="Arial" w:eastAsia="Arial" w:hAnsi="Arial"/>
@@ -27956,7 +28599,7 @@
               <w:spacing w:after="10" w:before="0"/>
               <w:ind w:left="120"/>
             </w:pPr>
-            <w:hyperlink w:history="1" r:id="rId2t2kh8bawidbtijsuojz2">
+            <w:hyperlink w:history="1" r:id="rIdj_5yrb6hr1wqoc9kzrx85">
               <w:r>
                 <w:rPr>
                   <w:rFonts w:ascii="Arial" w:cs="Arial" w:eastAsia="Arial" w:hAnsi="Arial"/>
@@ -28001,7 +28644,7 @@
             <w:pPr>
               <w:spacing w:after="20" w:before="0"/>
             </w:pPr>
-            <w:hyperlink w:history="1" r:id="rId75f_lg7bk4aaovnlcnmaz">
+            <w:hyperlink w:history="1" r:id="rIdonkigentared0f4lnr8z6">
               <w:r>
                 <w:rPr>
                   <w:rFonts w:ascii="Arial" w:cs="Arial" w:eastAsia="Arial" w:hAnsi="Arial"/>
@@ -28034,7 +28677,7 @@
               <w:spacing w:after="10" w:before="0"/>
               <w:ind w:left="120"/>
             </w:pPr>
-            <w:hyperlink w:history="1" r:id="rIdrmvjcza-7submjt-1wkg5">
+            <w:hyperlink w:history="1" r:id="rIdgkj3oc4fnv0uwujsbsoud">
               <w:r>
                 <w:rPr>
                   <w:rFonts w:ascii="Arial" w:cs="Arial" w:eastAsia="Arial" w:hAnsi="Arial"/>
@@ -28229,7 +28872,7 @@
             <w:pPr>
               <w:spacing w:after="20" w:before="0"/>
             </w:pPr>
-            <w:hyperlink w:history="1" r:id="rId6cpwesawoh7jekb5hvmgx">
+            <w:hyperlink w:history="1" r:id="rIdfu7jva_trg5cm4zgble0q">
               <w:r>
                 <w:rPr>
                   <w:rFonts w:ascii="Arial" w:cs="Arial" w:eastAsia="Arial" w:hAnsi="Arial"/>
@@ -28262,7 +28905,7 @@
               <w:spacing w:after="10" w:before="0"/>
               <w:ind w:left="120"/>
             </w:pPr>
-            <w:hyperlink w:history="1" r:id="rIdkj8qfaiqwohgkoo1c7kiz">
+            <w:hyperlink w:history="1" r:id="rIdsjsbglqtcahwmbpnkww9w">
               <w:r>
                 <w:rPr>
                   <w:rFonts w:ascii="Arial" w:cs="Arial" w:eastAsia="Arial" w:hAnsi="Arial"/>
@@ -28307,7 +28950,7 @@
             <w:pPr>
               <w:spacing w:after="20" w:before="0"/>
             </w:pPr>
-            <w:hyperlink w:history="1" r:id="rIdtwcmlqxsaaxsm0nu5turd">
+            <w:hyperlink w:history="1" r:id="rIdbi0i7t0usibjl8j7swvxx">
               <w:r>
                 <w:rPr>
                   <w:rFonts w:ascii="Arial" w:cs="Arial" w:eastAsia="Arial" w:hAnsi="Arial"/>
@@ -28340,7 +28983,7 @@
               <w:spacing w:after="10" w:before="0"/>
               <w:ind w:left="120"/>
             </w:pPr>
-            <w:hyperlink w:history="1" r:id="rIdavmacjj1g0fhn7isruo1z">
+            <w:hyperlink w:history="1" r:id="rId-xnoia9bnnazvtjmy-zxb">
               <w:r>
                 <w:rPr>
                   <w:rFonts w:ascii="Arial" w:cs="Arial" w:eastAsia="Arial" w:hAnsi="Arial"/>
@@ -28535,7 +29178,7 @@
             <w:pPr>
               <w:spacing w:after="20" w:before="0"/>
             </w:pPr>
-            <w:hyperlink w:history="1" r:id="rIdbo1tresoyln1cyrbinira">
+            <w:hyperlink w:history="1" r:id="rIdoiqmdptk7oz1veptkgrxk">
               <w:r>
                 <w:rPr>
                   <w:rFonts w:ascii="Arial" w:cs="Arial" w:eastAsia="Arial" w:hAnsi="Arial"/>
@@ -28568,7 +29211,7 @@
               <w:spacing w:after="10" w:before="0"/>
               <w:ind w:left="120"/>
             </w:pPr>
-            <w:hyperlink w:history="1" r:id="rIdi845oqkshylvujrldj1yr">
+            <w:hyperlink w:history="1" r:id="rId-kxg_vclepk2nwg91tyro">
               <w:r>
                 <w:rPr>
                   <w:rFonts w:ascii="Arial" w:cs="Arial" w:eastAsia="Arial" w:hAnsi="Arial"/>
@@ -28613,7 +29256,7 @@
             <w:pPr>
               <w:spacing w:after="20" w:before="0"/>
             </w:pPr>
-            <w:hyperlink w:history="1" r:id="rIdgi9zr-quphbu65dckfrc_">
+            <w:hyperlink w:history="1" r:id="rIdtg3nwczww4vrfvs-gd4wt">
               <w:r>
                 <w:rPr>
                   <w:rFonts w:ascii="Arial" w:cs="Arial" w:eastAsia="Arial" w:hAnsi="Arial"/>
@@ -28646,7 +29289,7 @@
               <w:spacing w:after="10" w:before="0"/>
               <w:ind w:left="120"/>
             </w:pPr>
-            <w:hyperlink w:history="1" r:id="rIdf3gdusc6goe8ex3ygkem8">
+            <w:hyperlink w:history="1" r:id="rIdy9ga4ongob8kdv4jtx10h">
               <w:r>
                 <w:rPr>
                   <w:rFonts w:ascii="Arial" w:cs="Arial" w:eastAsia="Arial" w:hAnsi="Arial"/>
@@ -29142,6 +29785,65 @@
         </w:tc>
       </w:tr>
     </w:tbl>
+    <w:p>
+      <w:pPr>
+        <w:pBdr>
+          <w:top w:val="single" w:color="BBBBBB" w:sz="4" w:space="4"/>
+        </w:pBdr>
+        <w:spacing w:after="0" w:before="160"/>
+      </w:pPr>
+      <w:r>
+        <w:rPr>
+          <w:rFonts w:ascii="Arial" w:cs="Arial" w:eastAsia="Arial" w:hAnsi="Arial"/>
+          <w:color w:val="666666"/>
+          <w:sz w:val="14"/>
+          <w:szCs w:val="14"/>
+        </w:rPr>
+        <w:t xml:space="preserve">© 2026 SeaVuria and ARES. Aligned with KICD objectives. Developed by SeaVuria; technical implementation by ARES (with AI assistance from Claude). Licensed under </w:t>
+      </w:r>
+      <w:hyperlink w:history="1" r:id="rIdmww6ivhlz5_cfr6-s-tvr">
+        <w:r>
+          <w:rPr>
+            <w:rFonts w:ascii="Arial" w:cs="Arial" w:eastAsia="Arial" w:hAnsi="Arial"/>
+            <w:color w:val="1F6B75"/>
+            <w:sz w:val="14"/>
+            <w:szCs w:val="14"/>
+            <w:u w:val="single" w:color="1F6B75"/>
+          </w:rPr>
+          <w:t xml:space="preserve">CC BY-NC 4.0</w:t>
+        </w:r>
+      </w:hyperlink>
+      <w:r>
+        <w:rPr>
+          <w:rFonts w:ascii="Arial" w:cs="Arial" w:eastAsia="Arial" w:hAnsi="Arial"/>
+          <w:color w:val="666666"/>
+          <w:sz w:val="14"/>
+          <w:szCs w:val="14"/>
+        </w:rPr>
+        <w:t xml:space="preserve"> (</w:t>
+      </w:r>
+      <w:hyperlink w:history="1" r:id="rIdxggn73wee0hgs5kakez1r">
+        <w:r>
+          <w:rPr>
+            <w:rFonts w:ascii="Arial" w:cs="Arial" w:eastAsia="Arial" w:hAnsi="Arial"/>
+            <w:color w:val="1F6B75"/>
+            <w:sz w:val="14"/>
+            <w:szCs w:val="14"/>
+            <w:u w:val="single" w:color="1F6B75"/>
+          </w:rPr>
+          <w:t xml:space="preserve">https://creativecommons.org/licenses/by-nc/4.0/</w:t>
+        </w:r>
+      </w:hyperlink>
+      <w:r>
+        <w:rPr>
+          <w:rFonts w:ascii="Arial" w:cs="Arial" w:eastAsia="Arial" w:hAnsi="Arial"/>
+          <w:color w:val="666666"/>
+          <w:sz w:val="14"/>
+          <w:szCs w:val="14"/>
+        </w:rPr>
+        <w:t xml:space="preserve">).</w:t>
+      </w:r>
+    </w:p>
     <w:p>
       <w:r>
         <w:br w:type="page"/>
@@ -30133,7 +30835,7 @@
             <w:pPr>
               <w:spacing w:after="20" w:before="0"/>
             </w:pPr>
-            <w:hyperlink w:history="1" r:id="rIdimuvrxcyykg6ykphqwzfs">
+            <w:hyperlink w:history="1" r:id="rIdohrepu7gdc3hkbsv2dp9f">
               <w:r>
                 <w:rPr>
                   <w:rFonts w:ascii="Arial" w:cs="Arial" w:eastAsia="Arial" w:hAnsi="Arial"/>
@@ -30166,7 +30868,7 @@
               <w:spacing w:after="10" w:before="0"/>
               <w:ind w:left="120"/>
             </w:pPr>
-            <w:hyperlink w:history="1" r:id="rIdhwlge71dmuo8rgpfuen7o">
+            <w:hyperlink w:history="1" r:id="rIdxe-epxg3zbdiobutcsvyp">
               <w:r>
                 <w:rPr>
                   <w:rFonts w:ascii="Arial" w:cs="Arial" w:eastAsia="Arial" w:hAnsi="Arial"/>
@@ -30211,7 +30913,7 @@
             <w:pPr>
               <w:spacing w:after="20" w:before="0"/>
             </w:pPr>
-            <w:hyperlink w:history="1" r:id="rIdajgv4x5vjvfjid4atbvpn">
+            <w:hyperlink w:history="1" r:id="rIdsjcffn5fecs9u988hblf_">
               <w:r>
                 <w:rPr>
                   <w:rFonts w:ascii="Arial" w:cs="Arial" w:eastAsia="Arial" w:hAnsi="Arial"/>
@@ -30244,7 +30946,7 @@
               <w:spacing w:after="10" w:before="0"/>
               <w:ind w:left="120"/>
             </w:pPr>
-            <w:hyperlink w:history="1" r:id="rIdwabgg4azpdx8mo1bmrsgl">
+            <w:hyperlink w:history="1" r:id="rIdftsahfp11wlebefjeitjb">
               <w:r>
                 <w:rPr>
                   <w:rFonts w:ascii="Arial" w:cs="Arial" w:eastAsia="Arial" w:hAnsi="Arial"/>
@@ -30439,7 +31141,7 @@
             <w:pPr>
               <w:spacing w:after="20" w:before="0"/>
             </w:pPr>
-            <w:hyperlink w:history="1" r:id="rIdypbmemkv7efzpxn-dezjb">
+            <w:hyperlink w:history="1" r:id="rIdnexbujlqxzexlz9nmzewk">
               <w:r>
                 <w:rPr>
                   <w:rFonts w:ascii="Arial" w:cs="Arial" w:eastAsia="Arial" w:hAnsi="Arial"/>
@@ -30472,7 +31174,7 @@
               <w:spacing w:after="10" w:before="0"/>
               <w:ind w:left="120"/>
             </w:pPr>
-            <w:hyperlink w:history="1" r:id="rId-bmsm4vn7qjlulbs9skyq">
+            <w:hyperlink w:history="1" r:id="rIdwrynopac5pr8jmr7rm9nz">
               <w:r>
                 <w:rPr>
                   <w:rFonts w:ascii="Arial" w:cs="Arial" w:eastAsia="Arial" w:hAnsi="Arial"/>
@@ -30517,7 +31219,7 @@
             <w:pPr>
               <w:spacing w:after="20" w:before="0"/>
             </w:pPr>
-            <w:hyperlink w:history="1" r:id="rIdxoxf7loj_z5qw_av2anfm">
+            <w:hyperlink w:history="1" r:id="rIdzsiquv44ru94nqgrikmyp">
               <w:r>
                 <w:rPr>
                   <w:rFonts w:ascii="Arial" w:cs="Arial" w:eastAsia="Arial" w:hAnsi="Arial"/>
@@ -30550,7 +31252,7 @@
               <w:spacing w:after="10" w:before="0"/>
               <w:ind w:left="120"/>
             </w:pPr>
-            <w:hyperlink w:history="1" r:id="rIdzbg83hn1vmeiknircii9l">
+            <w:hyperlink w:history="1" r:id="rId8rp8x7l_7_5fyuoywgt-y">
               <w:r>
                 <w:rPr>
                   <w:rFonts w:ascii="Arial" w:cs="Arial" w:eastAsia="Arial" w:hAnsi="Arial"/>
@@ -30745,7 +31447,7 @@
             <w:pPr>
               <w:spacing w:after="20" w:before="0"/>
             </w:pPr>
-            <w:hyperlink w:history="1" r:id="rIdvvwvf96y8mgl3n1vfnxpp">
+            <w:hyperlink w:history="1" r:id="rIdern0f3qq5tps1semj_1yv">
               <w:r>
                 <w:rPr>
                   <w:rFonts w:ascii="Arial" w:cs="Arial" w:eastAsia="Arial" w:hAnsi="Arial"/>
@@ -30778,7 +31480,7 @@
               <w:spacing w:after="10" w:before="0"/>
               <w:ind w:left="120"/>
             </w:pPr>
-            <w:hyperlink w:history="1" r:id="rId_postqc1lttcfcba57mcj">
+            <w:hyperlink w:history="1" r:id="rIdg-ca6coqyvxabrzbup7kc">
               <w:r>
                 <w:rPr>
                   <w:rFonts w:ascii="Arial" w:cs="Arial" w:eastAsia="Arial" w:hAnsi="Arial"/>
@@ -30823,7 +31525,7 @@
             <w:pPr>
               <w:spacing w:after="20" w:before="0"/>
             </w:pPr>
-            <w:hyperlink w:history="1" r:id="rIdblcp3n1nc656twf9j1ld6">
+            <w:hyperlink w:history="1" r:id="rIdyckvh5ws1tq8ej2dtlpnx">
               <w:r>
                 <w:rPr>
                   <w:rFonts w:ascii="Arial" w:cs="Arial" w:eastAsia="Arial" w:hAnsi="Arial"/>
@@ -30856,7 +31558,7 @@
               <w:spacing w:after="10" w:before="0"/>
               <w:ind w:left="120"/>
             </w:pPr>
-            <w:hyperlink w:history="1" r:id="rIdjyk0fy91spbnhtfs0isbc">
+            <w:hyperlink w:history="1" r:id="rIdtnzoafilt4o8aq6-1rtzn">
               <w:r>
                 <w:rPr>
                   <w:rFonts w:ascii="Arial" w:cs="Arial" w:eastAsia="Arial" w:hAnsi="Arial"/>
@@ -31051,7 +31753,7 @@
             <w:pPr>
               <w:spacing w:after="20" w:before="0"/>
             </w:pPr>
-            <w:hyperlink w:history="1" r:id="rIdb-2z0bt2-zmfvwbhjowxo">
+            <w:hyperlink w:history="1" r:id="rIdvas_ttoceyvl4-pmf0u9g">
               <w:r>
                 <w:rPr>
                   <w:rFonts w:ascii="Arial" w:cs="Arial" w:eastAsia="Arial" w:hAnsi="Arial"/>
@@ -31084,7 +31786,7 @@
               <w:spacing w:after="10" w:before="0"/>
               <w:ind w:left="120"/>
             </w:pPr>
-            <w:hyperlink w:history="1" r:id="rIdsdhzhp5zjugjyma0hx8ti">
+            <w:hyperlink w:history="1" r:id="rIdch8acbpjn-vyvkdxaw4vz">
               <w:r>
                 <w:rPr>
                   <w:rFonts w:ascii="Arial" w:cs="Arial" w:eastAsia="Arial" w:hAnsi="Arial"/>
@@ -31129,7 +31831,7 @@
             <w:pPr>
               <w:spacing w:after="20" w:before="0"/>
             </w:pPr>
-            <w:hyperlink w:history="1" r:id="rIdvxw0x5tecrkdawmwloiep">
+            <w:hyperlink w:history="1" r:id="rIdnmli1_2s_pjh9ddwn-86d">
               <w:r>
                 <w:rPr>
                   <w:rFonts w:ascii="Arial" w:cs="Arial" w:eastAsia="Arial" w:hAnsi="Arial"/>
@@ -31162,7 +31864,7 @@
               <w:spacing w:after="10" w:before="0"/>
               <w:ind w:left="120"/>
             </w:pPr>
-            <w:hyperlink w:history="1" r:id="rIddtsjfyjq-a2ji-mcauhog">
+            <w:hyperlink w:history="1" r:id="rIdwgteg04lw5kcxgwmdiebt">
               <w:r>
                 <w:rPr>
                   <w:rFonts w:ascii="Arial" w:cs="Arial" w:eastAsia="Arial" w:hAnsi="Arial"/>
@@ -31357,7 +32059,7 @@
             <w:pPr>
               <w:spacing w:after="20" w:before="0"/>
             </w:pPr>
-            <w:hyperlink w:history="1" r:id="rIdrjdt48kjliy9dpfflxmqc">
+            <w:hyperlink w:history="1" r:id="rIdgpgn1rzj5ro3xfb_xmu4_">
               <w:r>
                 <w:rPr>
                   <w:rFonts w:ascii="Arial" w:cs="Arial" w:eastAsia="Arial" w:hAnsi="Arial"/>
@@ -31390,7 +32092,7 @@
               <w:spacing w:after="10" w:before="0"/>
               <w:ind w:left="120"/>
             </w:pPr>
-            <w:hyperlink w:history="1" r:id="rId4etdnfol2rdbaaqwerym5">
+            <w:hyperlink w:history="1" r:id="rIdkgmaqzjjedq7a3qfoxxa7">
               <w:r>
                 <w:rPr>
                   <w:rFonts w:ascii="Arial" w:cs="Arial" w:eastAsia="Arial" w:hAnsi="Arial"/>
@@ -31435,7 +32137,7 @@
             <w:pPr>
               <w:spacing w:after="20" w:before="0"/>
             </w:pPr>
-            <w:hyperlink w:history="1" r:id="rIdi-dwnwyrsuc983u-rwtgx">
+            <w:hyperlink w:history="1" r:id="rIdny2cxzniwgzr1-x7ljrtr">
               <w:r>
                 <w:rPr>
                   <w:rFonts w:ascii="Arial" w:cs="Arial" w:eastAsia="Arial" w:hAnsi="Arial"/>
@@ -31468,7 +32170,7 @@
               <w:spacing w:after="10" w:before="0"/>
               <w:ind w:left="120"/>
             </w:pPr>
-            <w:hyperlink w:history="1" r:id="rId0mr5os_okdalrxithheao">
+            <w:hyperlink w:history="1" r:id="rId0zpdfxidqzxtzxltjnslk">
               <w:r>
                 <w:rPr>
                   <w:rFonts w:ascii="Arial" w:cs="Arial" w:eastAsia="Arial" w:hAnsi="Arial"/>
@@ -31964,6 +32666,65 @@
         </w:tc>
       </w:tr>
     </w:tbl>
+    <w:p>
+      <w:pPr>
+        <w:pBdr>
+          <w:top w:val="single" w:color="BBBBBB" w:sz="4" w:space="4"/>
+        </w:pBdr>
+        <w:spacing w:after="0" w:before="160"/>
+      </w:pPr>
+      <w:r>
+        <w:rPr>
+          <w:rFonts w:ascii="Arial" w:cs="Arial" w:eastAsia="Arial" w:hAnsi="Arial"/>
+          <w:color w:val="666666"/>
+          <w:sz w:val="14"/>
+          <w:szCs w:val="14"/>
+        </w:rPr>
+        <w:t xml:space="preserve">© 2026 SeaVuria and ARES. Aligned with KICD objectives. Developed by SeaVuria; technical implementation by ARES (with AI assistance from Claude). Licensed under </w:t>
+      </w:r>
+      <w:hyperlink w:history="1" r:id="rId0u-erj3iie_rffq49y4em">
+        <w:r>
+          <w:rPr>
+            <w:rFonts w:ascii="Arial" w:cs="Arial" w:eastAsia="Arial" w:hAnsi="Arial"/>
+            <w:color w:val="1F6B75"/>
+            <w:sz w:val="14"/>
+            <w:szCs w:val="14"/>
+            <w:u w:val="single" w:color="1F6B75"/>
+          </w:rPr>
+          <w:t xml:space="preserve">CC BY-NC 4.0</w:t>
+        </w:r>
+      </w:hyperlink>
+      <w:r>
+        <w:rPr>
+          <w:rFonts w:ascii="Arial" w:cs="Arial" w:eastAsia="Arial" w:hAnsi="Arial"/>
+          <w:color w:val="666666"/>
+          <w:sz w:val="14"/>
+          <w:szCs w:val="14"/>
+        </w:rPr>
+        <w:t xml:space="preserve"> (</w:t>
+      </w:r>
+      <w:hyperlink w:history="1" r:id="rIdmjfhaujurefjzt-vzzvxy">
+        <w:r>
+          <w:rPr>
+            <w:rFonts w:ascii="Arial" w:cs="Arial" w:eastAsia="Arial" w:hAnsi="Arial"/>
+            <w:color w:val="1F6B75"/>
+            <w:sz w:val="14"/>
+            <w:szCs w:val="14"/>
+            <w:u w:val="single" w:color="1F6B75"/>
+          </w:rPr>
+          <w:t xml:space="preserve">https://creativecommons.org/licenses/by-nc/4.0/</w:t>
+        </w:r>
+      </w:hyperlink>
+      <w:r>
+        <w:rPr>
+          <w:rFonts w:ascii="Arial" w:cs="Arial" w:eastAsia="Arial" w:hAnsi="Arial"/>
+          <w:color w:val="666666"/>
+          <w:sz w:val="14"/>
+          <w:szCs w:val="14"/>
+        </w:rPr>
+        <w:t xml:space="preserve">).</w:t>
+      </w:r>
+    </w:p>
     <w:p>
       <w:r>
         <w:br w:type="page"/>
@@ -32955,7 +33716,7 @@
             <w:pPr>
               <w:spacing w:after="20" w:before="0"/>
             </w:pPr>
-            <w:hyperlink w:history="1" r:id="rId8pjxq8fs4ylyhttcxoojz">
+            <w:hyperlink w:history="1" r:id="rIdab_xtfvjwynvgxiab9vjp">
               <w:r>
                 <w:rPr>
                   <w:rFonts w:ascii="Arial" w:cs="Arial" w:eastAsia="Arial" w:hAnsi="Arial"/>
@@ -32988,7 +33749,7 @@
               <w:spacing w:after="10" w:before="0"/>
               <w:ind w:left="120"/>
             </w:pPr>
-            <w:hyperlink w:history="1" r:id="rIdkeje2hezsoe34zenx146j">
+            <w:hyperlink w:history="1" r:id="rIdmini7skbwcjvjdydwhdff">
               <w:r>
                 <w:rPr>
                   <w:rFonts w:ascii="Arial" w:cs="Arial" w:eastAsia="Arial" w:hAnsi="Arial"/>
@@ -33033,7 +33794,7 @@
             <w:pPr>
               <w:spacing w:after="20" w:before="0"/>
             </w:pPr>
-            <w:hyperlink w:history="1" r:id="rIdfynn-t70zcn1wabyvxyuc">
+            <w:hyperlink w:history="1" r:id="rIdvnvnlubbpv71zlmdlegxm">
               <w:r>
                 <w:rPr>
                   <w:rFonts w:ascii="Arial" w:cs="Arial" w:eastAsia="Arial" w:hAnsi="Arial"/>
@@ -33066,7 +33827,7 @@
               <w:spacing w:after="10" w:before="0"/>
               <w:ind w:left="120"/>
             </w:pPr>
-            <w:hyperlink w:history="1" r:id="rIdpcltgno5xqbv-ximydcdk">
+            <w:hyperlink w:history="1" r:id="rIdqopz7yvxahwruho5d0lmw">
               <w:r>
                 <w:rPr>
                   <w:rFonts w:ascii="Arial" w:cs="Arial" w:eastAsia="Arial" w:hAnsi="Arial"/>
@@ -33261,7 +34022,7 @@
             <w:pPr>
               <w:spacing w:after="20" w:before="0"/>
             </w:pPr>
-            <w:hyperlink w:history="1" r:id="rIdn0pyzfs-h-ndjgutj-lfh">
+            <w:hyperlink w:history="1" r:id="rIdu-xs8sioz06cxoj2wxm7x">
               <w:r>
                 <w:rPr>
                   <w:rFonts w:ascii="Arial" w:cs="Arial" w:eastAsia="Arial" w:hAnsi="Arial"/>
@@ -33294,7 +34055,7 @@
               <w:spacing w:after="10" w:before="0"/>
               <w:ind w:left="120"/>
             </w:pPr>
-            <w:hyperlink w:history="1" r:id="rIdes3usfud38co2ixnkl8qi">
+            <w:hyperlink w:history="1" r:id="rIde1pilevutrsnhlv4dzepo">
               <w:r>
                 <w:rPr>
                   <w:rFonts w:ascii="Arial" w:cs="Arial" w:eastAsia="Arial" w:hAnsi="Arial"/>
@@ -33339,7 +34100,7 @@
             <w:pPr>
               <w:spacing w:after="20" w:before="0"/>
             </w:pPr>
-            <w:hyperlink w:history="1" r:id="rId1pr5bfysyah8v6c0yhc8h">
+            <w:hyperlink w:history="1" r:id="rIdprw_gxkaptiou-d5kxp6l">
               <w:r>
                 <w:rPr>
                   <w:rFonts w:ascii="Arial" w:cs="Arial" w:eastAsia="Arial" w:hAnsi="Arial"/>
@@ -33372,7 +34133,7 @@
               <w:spacing w:after="10" w:before="0"/>
               <w:ind w:left="120"/>
             </w:pPr>
-            <w:hyperlink w:history="1" r:id="rIdbygj5h8wi_ih04tijdr1o">
+            <w:hyperlink w:history="1" r:id="rId9uvxgmsacvpnfrhlj87_f">
               <w:r>
                 <w:rPr>
                   <w:rFonts w:ascii="Arial" w:cs="Arial" w:eastAsia="Arial" w:hAnsi="Arial"/>
@@ -33567,7 +34328,7 @@
             <w:pPr>
               <w:spacing w:after="20" w:before="0"/>
             </w:pPr>
-            <w:hyperlink w:history="1" r:id="rIdefrxmbkk_73o3qlrharam">
+            <w:hyperlink w:history="1" r:id="rIdipxa23cnif6eivzqw0nj-">
               <w:r>
                 <w:rPr>
                   <w:rFonts w:ascii="Arial" w:cs="Arial" w:eastAsia="Arial" w:hAnsi="Arial"/>
@@ -33600,7 +34361,7 @@
               <w:spacing w:after="10" w:before="0"/>
               <w:ind w:left="120"/>
             </w:pPr>
-            <w:hyperlink w:history="1" r:id="rIdxszbakjrfgwb02axwoaq4">
+            <w:hyperlink w:history="1" r:id="rIdqqz8i2r8il0aqn-vom0hk">
               <w:r>
                 <w:rPr>
                   <w:rFonts w:ascii="Arial" w:cs="Arial" w:eastAsia="Arial" w:hAnsi="Arial"/>
@@ -33645,7 +34406,7 @@
             <w:pPr>
               <w:spacing w:after="20" w:before="0"/>
             </w:pPr>
-            <w:hyperlink w:history="1" r:id="rIdtj26gh_57nly5l638a0l1">
+            <w:hyperlink w:history="1" r:id="rId9wnumiszfatdb2yqvti24">
               <w:r>
                 <w:rPr>
                   <w:rFonts w:ascii="Arial" w:cs="Arial" w:eastAsia="Arial" w:hAnsi="Arial"/>
@@ -33678,7 +34439,7 @@
               <w:spacing w:after="10" w:before="0"/>
               <w:ind w:left="120"/>
             </w:pPr>
-            <w:hyperlink w:history="1" r:id="rId781o3mst6rcy4rh0forjf">
+            <w:hyperlink w:history="1" r:id="rIdl06huo_s709isxiccifsj">
               <w:r>
                 <w:rPr>
                   <w:rFonts w:ascii="Arial" w:cs="Arial" w:eastAsia="Arial" w:hAnsi="Arial"/>
@@ -33873,7 +34634,7 @@
             <w:pPr>
               <w:spacing w:after="20" w:before="0"/>
             </w:pPr>
-            <w:hyperlink w:history="1" r:id="rIdntb0j8v98ldppheqbirzp">
+            <w:hyperlink w:history="1" r:id="rIdh3yhugps3fqobynfkgpqc">
               <w:r>
                 <w:rPr>
                   <w:rFonts w:ascii="Arial" w:cs="Arial" w:eastAsia="Arial" w:hAnsi="Arial"/>
@@ -33906,7 +34667,7 @@
               <w:spacing w:after="10" w:before="0"/>
               <w:ind w:left="120"/>
             </w:pPr>
-            <w:hyperlink w:history="1" r:id="rIdyrxps6c6kk2kcbkhxiilr">
+            <w:hyperlink w:history="1" r:id="rIdyp3dx9e1z9g8uwsdnebdv">
               <w:r>
                 <w:rPr>
                   <w:rFonts w:ascii="Arial" w:cs="Arial" w:eastAsia="Arial" w:hAnsi="Arial"/>
@@ -33951,7 +34712,7 @@
             <w:pPr>
               <w:spacing w:after="20" w:before="0"/>
             </w:pPr>
-            <w:hyperlink w:history="1" r:id="rIdjxzi-kdmla5pfmymvy73r">
+            <w:hyperlink w:history="1" r:id="rIdkqes3cu6ax8bse86tentf">
               <w:r>
                 <w:rPr>
                   <w:rFonts w:ascii="Arial" w:cs="Arial" w:eastAsia="Arial" w:hAnsi="Arial"/>
@@ -33984,7 +34745,7 @@
               <w:spacing w:after="10" w:before="0"/>
               <w:ind w:left="120"/>
             </w:pPr>
-            <w:hyperlink w:history="1" r:id="rId9pdh1wvezsjndewkpgdii">
+            <w:hyperlink w:history="1" r:id="rIdwekf9ajkl2x5jjykmohsb">
               <w:r>
                 <w:rPr>
                   <w:rFonts w:ascii="Arial" w:cs="Arial" w:eastAsia="Arial" w:hAnsi="Arial"/>
@@ -34179,7 +34940,7 @@
             <w:pPr>
               <w:spacing w:after="20" w:before="0"/>
             </w:pPr>
-            <w:hyperlink w:history="1" r:id="rIdfwtxnicz8relfjmbg5z3s">
+            <w:hyperlink w:history="1" r:id="rId2dww3g9cyhh3xbrhnimrt">
               <w:r>
                 <w:rPr>
                   <w:rFonts w:ascii="Arial" w:cs="Arial" w:eastAsia="Arial" w:hAnsi="Arial"/>
@@ -34212,7 +34973,7 @@
               <w:spacing w:after="10" w:before="0"/>
               <w:ind w:left="120"/>
             </w:pPr>
-            <w:hyperlink w:history="1" r:id="rId4efuyazzwdp1gh9cxzycb">
+            <w:hyperlink w:history="1" r:id="rIdaalzdseqrkreea4vpymdz">
               <w:r>
                 <w:rPr>
                   <w:rFonts w:ascii="Arial" w:cs="Arial" w:eastAsia="Arial" w:hAnsi="Arial"/>
@@ -34257,7 +35018,7 @@
             <w:pPr>
               <w:spacing w:after="20" w:before="0"/>
             </w:pPr>
-            <w:hyperlink w:history="1" r:id="rId48myqg7ajxg-2ohidz4yk">
+            <w:hyperlink w:history="1" r:id="rIdblh1xw2g3sdzll_nrzm7v">
               <w:r>
                 <w:rPr>
                   <w:rFonts w:ascii="Arial" w:cs="Arial" w:eastAsia="Arial" w:hAnsi="Arial"/>
@@ -34290,7 +35051,7 @@
               <w:spacing w:after="10" w:before="0"/>
               <w:ind w:left="120"/>
             </w:pPr>
-            <w:hyperlink w:history="1" r:id="rId1sjlj-l9q8n2vjr8bwpvf">
+            <w:hyperlink w:history="1" r:id="rIdfnvioya764vde5jhgelyb">
               <w:r>
                 <w:rPr>
                   <w:rFonts w:ascii="Arial" w:cs="Arial" w:eastAsia="Arial" w:hAnsi="Arial"/>
@@ -34786,6 +35547,65 @@
         </w:tc>
       </w:tr>
     </w:tbl>
+    <w:p>
+      <w:pPr>
+        <w:pBdr>
+          <w:top w:val="single" w:color="BBBBBB" w:sz="4" w:space="4"/>
+        </w:pBdr>
+        <w:spacing w:after="0" w:before="160"/>
+      </w:pPr>
+      <w:r>
+        <w:rPr>
+          <w:rFonts w:ascii="Arial" w:cs="Arial" w:eastAsia="Arial" w:hAnsi="Arial"/>
+          <w:color w:val="666666"/>
+          <w:sz w:val="14"/>
+          <w:szCs w:val="14"/>
+        </w:rPr>
+        <w:t xml:space="preserve">© 2026 SeaVuria and ARES. Aligned with KICD objectives. Developed by SeaVuria; technical implementation by ARES (with AI assistance from Claude). Licensed under </w:t>
+      </w:r>
+      <w:hyperlink w:history="1" r:id="rIdbxckpwqhglp66xq3gteny">
+        <w:r>
+          <w:rPr>
+            <w:rFonts w:ascii="Arial" w:cs="Arial" w:eastAsia="Arial" w:hAnsi="Arial"/>
+            <w:color w:val="1F6B75"/>
+            <w:sz w:val="14"/>
+            <w:szCs w:val="14"/>
+            <w:u w:val="single" w:color="1F6B75"/>
+          </w:rPr>
+          <w:t xml:space="preserve">CC BY-NC 4.0</w:t>
+        </w:r>
+      </w:hyperlink>
+      <w:r>
+        <w:rPr>
+          <w:rFonts w:ascii="Arial" w:cs="Arial" w:eastAsia="Arial" w:hAnsi="Arial"/>
+          <w:color w:val="666666"/>
+          <w:sz w:val="14"/>
+          <w:szCs w:val="14"/>
+        </w:rPr>
+        <w:t xml:space="preserve"> (</w:t>
+      </w:r>
+      <w:hyperlink w:history="1" r:id="rIdbk_ww70tz7cbymzzn3ymk">
+        <w:r>
+          <w:rPr>
+            <w:rFonts w:ascii="Arial" w:cs="Arial" w:eastAsia="Arial" w:hAnsi="Arial"/>
+            <w:color w:val="1F6B75"/>
+            <w:sz w:val="14"/>
+            <w:szCs w:val="14"/>
+            <w:u w:val="single" w:color="1F6B75"/>
+          </w:rPr>
+          <w:t xml:space="preserve">https://creativecommons.org/licenses/by-nc/4.0/</w:t>
+        </w:r>
+      </w:hyperlink>
+      <w:r>
+        <w:rPr>
+          <w:rFonts w:ascii="Arial" w:cs="Arial" w:eastAsia="Arial" w:hAnsi="Arial"/>
+          <w:color w:val="666666"/>
+          <w:sz w:val="14"/>
+          <w:szCs w:val="14"/>
+        </w:rPr>
+        <w:t xml:space="preserve">).</w:t>
+      </w:r>
+    </w:p>
     <w:p>
       <w:r>
         <w:br w:type="page"/>
@@ -35777,7 +36597,7 @@
             <w:pPr>
               <w:spacing w:after="20" w:before="0"/>
             </w:pPr>
-            <w:hyperlink w:history="1" r:id="rId340xq7upk6qw21jzfblu0">
+            <w:hyperlink w:history="1" r:id="rIdsdcj1eto9yaghgsff8yxy">
               <w:r>
                 <w:rPr>
                   <w:rFonts w:ascii="Arial" w:cs="Arial" w:eastAsia="Arial" w:hAnsi="Arial"/>
@@ -35810,7 +36630,7 @@
               <w:spacing w:after="10" w:before="0"/>
               <w:ind w:left="120"/>
             </w:pPr>
-            <w:hyperlink w:history="1" r:id="rIdsykmkobbd94rjq5vxpil2">
+            <w:hyperlink w:history="1" r:id="rIdgta6eut5m0x011cgkm4gm">
               <w:r>
                 <w:rPr>
                   <w:rFonts w:ascii="Arial" w:cs="Arial" w:eastAsia="Arial" w:hAnsi="Arial"/>
@@ -35855,7 +36675,7 @@
             <w:pPr>
               <w:spacing w:after="20" w:before="0"/>
             </w:pPr>
-            <w:hyperlink w:history="1" r:id="rIdqdpdjmpd2kgmkllzo91vr">
+            <w:hyperlink w:history="1" r:id="rIdldfbasacaxqhkb8hyqma3">
               <w:r>
                 <w:rPr>
                   <w:rFonts w:ascii="Arial" w:cs="Arial" w:eastAsia="Arial" w:hAnsi="Arial"/>
@@ -35888,7 +36708,7 @@
               <w:spacing w:after="10" w:before="0"/>
               <w:ind w:left="120"/>
             </w:pPr>
-            <w:hyperlink w:history="1" r:id="rId2bdbqi3dmxjgfuck0lp8p">
+            <w:hyperlink w:history="1" r:id="rIdvlozswgpq_zfthtaotm4q">
               <w:r>
                 <w:rPr>
                   <w:rFonts w:ascii="Arial" w:cs="Arial" w:eastAsia="Arial" w:hAnsi="Arial"/>
@@ -36083,7 +36903,7 @@
             <w:pPr>
               <w:spacing w:after="20" w:before="0"/>
             </w:pPr>
-            <w:hyperlink w:history="1" r:id="rIdb00ea4zjl8_kkmdppnjuu">
+            <w:hyperlink w:history="1" r:id="rId75j5ra3doy7n7d-oei_z5">
               <w:r>
                 <w:rPr>
                   <w:rFonts w:ascii="Arial" w:cs="Arial" w:eastAsia="Arial" w:hAnsi="Arial"/>
@@ -36116,7 +36936,7 @@
               <w:spacing w:after="10" w:before="0"/>
               <w:ind w:left="120"/>
             </w:pPr>
-            <w:hyperlink w:history="1" r:id="rIdofgveliopfdaefaz-6fps">
+            <w:hyperlink w:history="1" r:id="rIdmmfe-etlx4wkbj8jsjgl1">
               <w:r>
                 <w:rPr>
                   <w:rFonts w:ascii="Arial" w:cs="Arial" w:eastAsia="Arial" w:hAnsi="Arial"/>
@@ -36161,7 +36981,7 @@
             <w:pPr>
               <w:spacing w:after="20" w:before="0"/>
             </w:pPr>
-            <w:hyperlink w:history="1" r:id="rIdb9omdmmvt2umg6ix3ubz6">
+            <w:hyperlink w:history="1" r:id="rIdzetvue0p_h3mivsumuplk">
               <w:r>
                 <w:rPr>
                   <w:rFonts w:ascii="Arial" w:cs="Arial" w:eastAsia="Arial" w:hAnsi="Arial"/>
@@ -36194,7 +37014,7 @@
               <w:spacing w:after="10" w:before="0"/>
               <w:ind w:left="120"/>
             </w:pPr>
-            <w:hyperlink w:history="1" r:id="rIdkszdbox-ftzlhtfi3djqz">
+            <w:hyperlink w:history="1" r:id="rIdfsppp0ruzck9e43zzgvdo">
               <w:r>
                 <w:rPr>
                   <w:rFonts w:ascii="Arial" w:cs="Arial" w:eastAsia="Arial" w:hAnsi="Arial"/>
@@ -36389,7 +37209,7 @@
             <w:pPr>
               <w:spacing w:after="20" w:before="0"/>
             </w:pPr>
-            <w:hyperlink w:history="1" r:id="rIdg7px8cx467bmie21rqep6">
+            <w:hyperlink w:history="1" r:id="rIdb3ojyxmxjiyuglp5f5h_5">
               <w:r>
                 <w:rPr>
                   <w:rFonts w:ascii="Arial" w:cs="Arial" w:eastAsia="Arial" w:hAnsi="Arial"/>
@@ -36422,7 +37242,7 @@
               <w:spacing w:after="10" w:before="0"/>
               <w:ind w:left="120"/>
             </w:pPr>
-            <w:hyperlink w:history="1" r:id="rIdtmz8icg6xbckadogygrif">
+            <w:hyperlink w:history="1" r:id="rIdzd2jup8ld9wp_fz8oq1zg">
               <w:r>
                 <w:rPr>
                   <w:rFonts w:ascii="Arial" w:cs="Arial" w:eastAsia="Arial" w:hAnsi="Arial"/>
@@ -36467,7 +37287,7 @@
             <w:pPr>
               <w:spacing w:after="20" w:before="0"/>
             </w:pPr>
-            <w:hyperlink w:history="1" r:id="rIdq4sdvlk6pnepijd2oy7lj">
+            <w:hyperlink w:history="1" r:id="rIdey18zu7gibt8gpykfbvj3">
               <w:r>
                 <w:rPr>
                   <w:rFonts w:ascii="Arial" w:cs="Arial" w:eastAsia="Arial" w:hAnsi="Arial"/>
@@ -36500,7 +37320,7 @@
               <w:spacing w:after="10" w:before="0"/>
               <w:ind w:left="120"/>
             </w:pPr>
-            <w:hyperlink w:history="1" r:id="rIdhcu1-cvaquu_hkv-oltfp">
+            <w:hyperlink w:history="1" r:id="rIdohfy2pzhpwaodpftpyjwp">
               <w:r>
                 <w:rPr>
                   <w:rFonts w:ascii="Arial" w:cs="Arial" w:eastAsia="Arial" w:hAnsi="Arial"/>
@@ -36695,7 +37515,7 @@
             <w:pPr>
               <w:spacing w:after="20" w:before="0"/>
             </w:pPr>
-            <w:hyperlink w:history="1" r:id="rIdhx8cs4cag26_6tulsfrwa">
+            <w:hyperlink w:history="1" r:id="rIdo7irg9bid99gywy9btwfe">
               <w:r>
                 <w:rPr>
                   <w:rFonts w:ascii="Arial" w:cs="Arial" w:eastAsia="Arial" w:hAnsi="Arial"/>
@@ -36728,7 +37548,7 @@
               <w:spacing w:after="10" w:before="0"/>
               <w:ind w:left="120"/>
             </w:pPr>
-            <w:hyperlink w:history="1" r:id="rId0u2fhzwhufjohoy0fuexp">
+            <w:hyperlink w:history="1" r:id="rIdfhoxvegqpvo1frngam11k">
               <w:r>
                 <w:rPr>
                   <w:rFonts w:ascii="Arial" w:cs="Arial" w:eastAsia="Arial" w:hAnsi="Arial"/>
@@ -36773,7 +37593,7 @@
             <w:pPr>
               <w:spacing w:after="20" w:before="0"/>
             </w:pPr>
-            <w:hyperlink w:history="1" r:id="rIdshv4c7xkvrq1tofirswsh">
+            <w:hyperlink w:history="1" r:id="rId1nyjjdzux-9hictdvdtlg">
               <w:r>
                 <w:rPr>
                   <w:rFonts w:ascii="Arial" w:cs="Arial" w:eastAsia="Arial" w:hAnsi="Arial"/>
@@ -36806,7 +37626,7 @@
               <w:spacing w:after="10" w:before="0"/>
               <w:ind w:left="120"/>
             </w:pPr>
-            <w:hyperlink w:history="1" r:id="rIdqhdbisdcrd1i27jd-1y-b">
+            <w:hyperlink w:history="1" r:id="rIdtb6hfi79yfcdhhteey-ym">
               <w:r>
                 <w:rPr>
                   <w:rFonts w:ascii="Arial" w:cs="Arial" w:eastAsia="Arial" w:hAnsi="Arial"/>
@@ -37001,7 +37821,7 @@
             <w:pPr>
               <w:spacing w:after="20" w:before="0"/>
             </w:pPr>
-            <w:hyperlink w:history="1" r:id="rId9nap7mdyujgoe7gmzziqr">
+            <w:hyperlink w:history="1" r:id="rId2i_7sfzkx7jhojmtyfudc">
               <w:r>
                 <w:rPr>
                   <w:rFonts w:ascii="Arial" w:cs="Arial" w:eastAsia="Arial" w:hAnsi="Arial"/>
@@ -37034,7 +37854,7 @@
               <w:spacing w:after="10" w:before="0"/>
               <w:ind w:left="120"/>
             </w:pPr>
-            <w:hyperlink w:history="1" r:id="rIdmbyevjg3hkjdugibdwewo">
+            <w:hyperlink w:history="1" r:id="rIdef-qxgeuk16as2mvwmwcy">
               <w:r>
                 <w:rPr>
                   <w:rFonts w:ascii="Arial" w:cs="Arial" w:eastAsia="Arial" w:hAnsi="Arial"/>
@@ -37079,7 +37899,7 @@
             <w:pPr>
               <w:spacing w:after="20" w:before="0"/>
             </w:pPr>
-            <w:hyperlink w:history="1" r:id="rIdhhf-2qzyuxcvbqfguhrcy">
+            <w:hyperlink w:history="1" r:id="rIdqubx-vli8_nd0q-skab-t">
               <w:r>
                 <w:rPr>
                   <w:rFonts w:ascii="Arial" w:cs="Arial" w:eastAsia="Arial" w:hAnsi="Arial"/>
@@ -37112,7 +37932,7 @@
               <w:spacing w:after="10" w:before="0"/>
               <w:ind w:left="120"/>
             </w:pPr>
-            <w:hyperlink w:history="1" r:id="rIdf0iy4i6thlwxcpzxzchsx">
+            <w:hyperlink w:history="1" r:id="rIdozhuo6mbdn4rqqv3ibxst">
               <w:r>
                 <w:rPr>
                   <w:rFonts w:ascii="Arial" w:cs="Arial" w:eastAsia="Arial" w:hAnsi="Arial"/>
@@ -37836,6 +38656,65 @@
         </w:tc>
       </w:tr>
     </w:tbl>
+    <w:p>
+      <w:pPr>
+        <w:pBdr>
+          <w:top w:val="single" w:color="BBBBBB" w:sz="4" w:space="4"/>
+        </w:pBdr>
+        <w:spacing w:after="0" w:before="160"/>
+      </w:pPr>
+      <w:r>
+        <w:rPr>
+          <w:rFonts w:ascii="Arial" w:cs="Arial" w:eastAsia="Arial" w:hAnsi="Arial"/>
+          <w:color w:val="666666"/>
+          <w:sz w:val="14"/>
+          <w:szCs w:val="14"/>
+        </w:rPr>
+        <w:t xml:space="preserve">© 2026 SeaVuria and ARES. Aligned with KICD objectives. Developed by SeaVuria; technical implementation by ARES (with AI assistance from Claude). Licensed under </w:t>
+      </w:r>
+      <w:hyperlink w:history="1" r:id="rId48rh6mog-xgfpeicrybrk">
+        <w:r>
+          <w:rPr>
+            <w:rFonts w:ascii="Arial" w:cs="Arial" w:eastAsia="Arial" w:hAnsi="Arial"/>
+            <w:color w:val="1F6B75"/>
+            <w:sz w:val="14"/>
+            <w:szCs w:val="14"/>
+            <w:u w:val="single" w:color="1F6B75"/>
+          </w:rPr>
+          <w:t xml:space="preserve">CC BY-NC 4.0</w:t>
+        </w:r>
+      </w:hyperlink>
+      <w:r>
+        <w:rPr>
+          <w:rFonts w:ascii="Arial" w:cs="Arial" w:eastAsia="Arial" w:hAnsi="Arial"/>
+          <w:color w:val="666666"/>
+          <w:sz w:val="14"/>
+          <w:szCs w:val="14"/>
+        </w:rPr>
+        <w:t xml:space="preserve"> (</w:t>
+      </w:r>
+      <w:hyperlink w:history="1" r:id="rIdfpohqqny5sdjyrgwvupi2">
+        <w:r>
+          <w:rPr>
+            <w:rFonts w:ascii="Arial" w:cs="Arial" w:eastAsia="Arial" w:hAnsi="Arial"/>
+            <w:color w:val="1F6B75"/>
+            <w:sz w:val="14"/>
+            <w:szCs w:val="14"/>
+            <w:u w:val="single" w:color="1F6B75"/>
+          </w:rPr>
+          <w:t xml:space="preserve">https://creativecommons.org/licenses/by-nc/4.0/</w:t>
+        </w:r>
+      </w:hyperlink>
+      <w:r>
+        <w:rPr>
+          <w:rFonts w:ascii="Arial" w:cs="Arial" w:eastAsia="Arial" w:hAnsi="Arial"/>
+          <w:color w:val="666666"/>
+          <w:sz w:val="14"/>
+          <w:szCs w:val="14"/>
+        </w:rPr>
+        <w:t xml:space="preserve">).</w:t>
+      </w:r>
+    </w:p>
     <w:p>
       <w:r>
         <w:br w:type="page"/>

--- a/data/outputs/v2/Physics/SS2.1_Properties_of_Waves/Physics_Properties_of_Waves_CBE_LessonSequence.docx
+++ b/data/outputs/v2/Physics/SS2.1_Properties_of_Waves/Physics_Properties_of_Waves_CBE_LessonSequence.docx
@@ -150,7 +150,7 @@
         </w:rPr>
         <w:t xml:space="preserve">© 2026 SeaVuria and ARES. This work is licensed under a </w:t>
       </w:r>
-      <w:hyperlink w:history="1" r:id="rId7cn9sltxkvigwer9mlpc-">
+      <w:hyperlink w:history="1" r:id="rIdk0lxyqaq3_ey-seq-acmo">
         <w:r>
           <w:rPr>
             <w:rFonts w:ascii="Arial" w:cs="Arial" w:eastAsia="Arial" w:hAnsi="Arial"/>
@@ -170,7 +170,7 @@
         </w:rPr>
         <w:t xml:space="preserve"> (</w:t>
       </w:r>
-      <w:hyperlink w:history="1" r:id="rIdiopicmgigm6fpm4rocnhb">
+      <w:hyperlink w:history="1" r:id="rIdyprqstlxedobo9pmumihg">
         <w:r>
           <w:rPr>
             <w:rFonts w:ascii="Arial" w:cs="Arial" w:eastAsia="Arial" w:hAnsi="Arial"/>
@@ -190,7 +190,7 @@
         </w:rPr>
         <w:t xml:space="preserve">). To view a copy of this license, visit </w:t>
       </w:r>
-      <w:hyperlink w:history="1" r:id="rIdqweqn-jctrgmibif5ymzy">
+      <w:hyperlink w:history="1" r:id="rId-8chc-dbexrjvn8cz8rzz">
         <w:r>
           <w:rPr>
             <w:rFonts w:ascii="Arial" w:cs="Arial" w:eastAsia="Arial" w:hAnsi="Arial"/>
@@ -4051,7 +4051,7 @@
             <w:pPr>
               <w:spacing w:after="20" w:before="0"/>
             </w:pPr>
-            <w:hyperlink w:history="1" r:id="rIdsg4y_xhzxqqpshnphydwz">
+            <w:hyperlink w:history="1" r:id="rIdleuyphgt07sjhcg4n984h">
               <w:r>
                 <w:rPr>
                   <w:rFonts w:ascii="Arial" w:cs="Arial" w:eastAsia="Arial" w:hAnsi="Arial"/>
@@ -4084,7 +4084,7 @@
               <w:spacing w:after="10" w:before="0"/>
               <w:ind w:left="120"/>
             </w:pPr>
-            <w:hyperlink w:history="1" r:id="rId_s3ylndk_wduolhediptf">
+            <w:hyperlink w:history="1" r:id="rId-few9cviplqniucxzgv1u">
               <w:r>
                 <w:rPr>
                   <w:rFonts w:ascii="Arial" w:cs="Arial" w:eastAsia="Arial" w:hAnsi="Arial"/>
@@ -4129,7 +4129,7 @@
             <w:pPr>
               <w:spacing w:after="20" w:before="0"/>
             </w:pPr>
-            <w:hyperlink w:history="1" r:id="rIdglfgecs3qmvce30hcm37m">
+            <w:hyperlink w:history="1" r:id="rId4pvflhlhgbd4fph2pjjzv">
               <w:r>
                 <w:rPr>
                   <w:rFonts w:ascii="Arial" w:cs="Arial" w:eastAsia="Arial" w:hAnsi="Arial"/>
@@ -4162,7 +4162,7 @@
               <w:spacing w:after="10" w:before="0"/>
               <w:ind w:left="120"/>
             </w:pPr>
-            <w:hyperlink w:history="1" r:id="rId6r8qz4mwehc7ms0chcpqw">
+            <w:hyperlink w:history="1" r:id="rIdjvpqdnhixnrxey2zi7e4r">
               <w:r>
                 <w:rPr>
                   <w:rFonts w:ascii="Arial" w:cs="Arial" w:eastAsia="Arial" w:hAnsi="Arial"/>
@@ -4509,7 +4509,7 @@
             <w:pPr>
               <w:spacing w:after="20" w:before="0"/>
             </w:pPr>
-            <w:hyperlink w:history="1" r:id="rIdtznyx_ad_wpgqrdhcbp5b">
+            <w:hyperlink w:history="1" r:id="rIdw3lajbd9akdswsm6hp86z">
               <w:r>
                 <w:rPr>
                   <w:rFonts w:ascii="Arial" w:cs="Arial" w:eastAsia="Arial" w:hAnsi="Arial"/>
@@ -4542,7 +4542,7 @@
               <w:spacing w:after="10" w:before="0"/>
               <w:ind w:left="120"/>
             </w:pPr>
-            <w:hyperlink w:history="1" r:id="rIdrnbasvcxg0a40vmz_mify">
+            <w:hyperlink w:history="1" r:id="rIdjspdvwrpafzefjnise44b">
               <w:r>
                 <w:rPr>
                   <w:rFonts w:ascii="Arial" w:cs="Arial" w:eastAsia="Arial" w:hAnsi="Arial"/>
@@ -4587,7 +4587,7 @@
             <w:pPr>
               <w:spacing w:after="20" w:before="0"/>
             </w:pPr>
-            <w:hyperlink w:history="1" r:id="rIdl5982tjbthucckqy5q2iv">
+            <w:hyperlink w:history="1" r:id="rIdcihbf5j5pcmuch1turyg-">
               <w:r>
                 <w:rPr>
                   <w:rFonts w:ascii="Arial" w:cs="Arial" w:eastAsia="Arial" w:hAnsi="Arial"/>
@@ -4620,7 +4620,7 @@
               <w:spacing w:after="10" w:before="0"/>
               <w:ind w:left="120"/>
             </w:pPr>
-            <w:hyperlink w:history="1" r:id="rIdv2mb6xmsxxwfd_xgnhaam">
+            <w:hyperlink w:history="1" r:id="rIdfzqpovieburjodlo71m8o">
               <w:r>
                 <w:rPr>
                   <w:rFonts w:ascii="Arial" w:cs="Arial" w:eastAsia="Arial" w:hAnsi="Arial"/>
@@ -4967,7 +4967,7 @@
             <w:pPr>
               <w:spacing w:after="20" w:before="0"/>
             </w:pPr>
-            <w:hyperlink w:history="1" r:id="rIdp0zk8avn1jvqbfzln58e3">
+            <w:hyperlink w:history="1" r:id="rIdbqawesa-7vsb0lz58c8z7">
               <w:r>
                 <w:rPr>
                   <w:rFonts w:ascii="Arial" w:cs="Arial" w:eastAsia="Arial" w:hAnsi="Arial"/>
@@ -5000,7 +5000,7 @@
               <w:spacing w:after="10" w:before="0"/>
               <w:ind w:left="120"/>
             </w:pPr>
-            <w:hyperlink w:history="1" r:id="rIdwxceken5twf2rvh3rukd5">
+            <w:hyperlink w:history="1" r:id="rIdkp_fgdkmsbqgzjl6sqztj">
               <w:r>
                 <w:rPr>
                   <w:rFonts w:ascii="Arial" w:cs="Arial" w:eastAsia="Arial" w:hAnsi="Arial"/>
@@ -5045,7 +5045,7 @@
             <w:pPr>
               <w:spacing w:after="20" w:before="0"/>
             </w:pPr>
-            <w:hyperlink w:history="1" r:id="rIdhwpu9_l1dqrswx5ijibu8">
+            <w:hyperlink w:history="1" r:id="rId_ug1vbqadcohtj7b22px_">
               <w:r>
                 <w:rPr>
                   <w:rFonts w:ascii="Arial" w:cs="Arial" w:eastAsia="Arial" w:hAnsi="Arial"/>
@@ -5078,7 +5078,7 @@
               <w:spacing w:after="10" w:before="0"/>
               <w:ind w:left="120"/>
             </w:pPr>
-            <w:hyperlink w:history="1" r:id="rIdhzeyxufdiompcrdjsd7wc">
+            <w:hyperlink w:history="1" r:id="rIdhsky2remwpozwhum6lmce">
               <w:r>
                 <w:rPr>
                   <w:rFonts w:ascii="Arial" w:cs="Arial" w:eastAsia="Arial" w:hAnsi="Arial"/>
@@ -5425,7 +5425,7 @@
             <w:pPr>
               <w:spacing w:after="20" w:before="0"/>
             </w:pPr>
-            <w:hyperlink w:history="1" r:id="rIdglnsgy481owesdbnlwc_y">
+            <w:hyperlink w:history="1" r:id="rIdn6kz0-xcvq5kwm_-zel-m">
               <w:r>
                 <w:rPr>
                   <w:rFonts w:ascii="Arial" w:cs="Arial" w:eastAsia="Arial" w:hAnsi="Arial"/>
@@ -5458,7 +5458,7 @@
               <w:spacing w:after="10" w:before="0"/>
               <w:ind w:left="120"/>
             </w:pPr>
-            <w:hyperlink w:history="1" r:id="rIdo7kmk76few9cxg-j6lqgl">
+            <w:hyperlink w:history="1" r:id="rIdvcy5b9zfjuujpfmlqlw6m">
               <w:r>
                 <w:rPr>
                   <w:rFonts w:ascii="Arial" w:cs="Arial" w:eastAsia="Arial" w:hAnsi="Arial"/>
@@ -5503,7 +5503,7 @@
             <w:pPr>
               <w:spacing w:after="20" w:before="0"/>
             </w:pPr>
-            <w:hyperlink w:history="1" r:id="rIdnd3gql1lqvuflmaf3u8z6">
+            <w:hyperlink w:history="1" r:id="rIdmthrv0id2sn-emwlmxixg">
               <w:r>
                 <w:rPr>
                   <w:rFonts w:ascii="Arial" w:cs="Arial" w:eastAsia="Arial" w:hAnsi="Arial"/>
@@ -5536,7 +5536,7 @@
               <w:spacing w:after="10" w:before="0"/>
               <w:ind w:left="120"/>
             </w:pPr>
-            <w:hyperlink w:history="1" r:id="rIdfo4hbjtbgyvcp4nmwpnmn">
+            <w:hyperlink w:history="1" r:id="rIdvwxbz5qckswkyr6sqkmog">
               <w:r>
                 <w:rPr>
                   <w:rFonts w:ascii="Arial" w:cs="Arial" w:eastAsia="Arial" w:hAnsi="Arial"/>
@@ -5921,7 +5921,7 @@
             <w:pPr>
               <w:spacing w:after="20" w:before="0"/>
             </w:pPr>
-            <w:hyperlink w:history="1" r:id="rIdijixauwr-ihpfjnv9jbcr">
+            <w:hyperlink w:history="1" r:id="rIdqkwsg4uz6k4gfmaf-wcu1">
               <w:r>
                 <w:rPr>
                   <w:rFonts w:ascii="Arial" w:cs="Arial" w:eastAsia="Arial" w:hAnsi="Arial"/>
@@ -5954,7 +5954,7 @@
               <w:spacing w:after="10" w:before="0"/>
               <w:ind w:left="120"/>
             </w:pPr>
-            <w:hyperlink w:history="1" r:id="rIdqombimi2-s0qexpinbhio">
+            <w:hyperlink w:history="1" r:id="rIdtidhk4iturei8esq86ibr">
               <w:r>
                 <w:rPr>
                   <w:rFonts w:ascii="Arial" w:cs="Arial" w:eastAsia="Arial" w:hAnsi="Arial"/>
@@ -5999,7 +5999,7 @@
             <w:pPr>
               <w:spacing w:after="20" w:before="0"/>
             </w:pPr>
-            <w:hyperlink w:history="1" r:id="rIdauhummznnrdgbeq92umyi">
+            <w:hyperlink w:history="1" r:id="rId9yh873cukj0didzjk7xhl">
               <w:r>
                 <w:rPr>
                   <w:rFonts w:ascii="Arial" w:cs="Arial" w:eastAsia="Arial" w:hAnsi="Arial"/>
@@ -6032,7 +6032,7 @@
               <w:spacing w:after="10" w:before="0"/>
               <w:ind w:left="120"/>
             </w:pPr>
-            <w:hyperlink w:history="1" r:id="rId8c4sga7nkmyeu80mw7fzq">
+            <w:hyperlink w:history="1" r:id="rIdbsdtyflvjwakdrj_65h7u">
               <w:r>
                 <w:rPr>
                   <w:rFonts w:ascii="Arial" w:cs="Arial" w:eastAsia="Arial" w:hAnsi="Arial"/>
@@ -6658,7 +6658,7 @@
         </w:rPr>
         <w:t xml:space="preserve">© 2026 SeaVuria and ARES. Aligned with KICD objectives. Developed by SeaVuria; technical implementation by ARES (with AI assistance from Claude). Licensed under </w:t>
       </w:r>
-      <w:hyperlink w:history="1" r:id="rIdoup8q5mogjj4-ywtzxxjq">
+      <w:hyperlink w:history="1" r:id="rIdppzj6uine2xhr17bagu4r">
         <w:r>
           <w:rPr>
             <w:rFonts w:ascii="Arial" w:cs="Arial" w:eastAsia="Arial" w:hAnsi="Arial"/>
@@ -6679,7 +6679,7 @@
         </w:rPr>
         <w:t xml:space="preserve"> (</w:t>
       </w:r>
-      <w:hyperlink w:history="1" r:id="rId885pkkcpvsyjhqzizejwq">
+      <w:hyperlink w:history="1" r:id="rId3nejgzcnh0lmou2gudm6t">
         <w:r>
           <w:rPr>
             <w:rFonts w:ascii="Arial" w:cs="Arial" w:eastAsia="Arial" w:hAnsi="Arial"/>
@@ -7692,7 +7692,7 @@
             <w:pPr>
               <w:spacing w:after="20" w:before="0"/>
             </w:pPr>
-            <w:hyperlink w:history="1" r:id="rIdbrzz0pb_rdopmbnvyuusc">
+            <w:hyperlink w:history="1" r:id="rIdia0grinwn3heq_mywir_q">
               <w:r>
                 <w:rPr>
                   <w:rFonts w:ascii="Arial" w:cs="Arial" w:eastAsia="Arial" w:hAnsi="Arial"/>
@@ -7725,7 +7725,7 @@
               <w:spacing w:after="10" w:before="0"/>
               <w:ind w:left="120"/>
             </w:pPr>
-            <w:hyperlink w:history="1" r:id="rId4bflgbieaadntbbyzgeap">
+            <w:hyperlink w:history="1" r:id="rIdulq2bldnn11wivf7igcx9">
               <w:r>
                 <w:rPr>
                   <w:rFonts w:ascii="Arial" w:cs="Arial" w:eastAsia="Arial" w:hAnsi="Arial"/>
@@ -7770,7 +7770,7 @@
             <w:pPr>
               <w:spacing w:after="20" w:before="0"/>
             </w:pPr>
-            <w:hyperlink w:history="1" r:id="rIdotnysxezmqnjyxptsxzh9">
+            <w:hyperlink w:history="1" r:id="rIdzlrsri0niz8ohdxaeecbd">
               <w:r>
                 <w:rPr>
                   <w:rFonts w:ascii="Arial" w:cs="Arial" w:eastAsia="Arial" w:hAnsi="Arial"/>
@@ -7803,7 +7803,7 @@
               <w:spacing w:after="10" w:before="0"/>
               <w:ind w:left="120"/>
             </w:pPr>
-            <w:hyperlink w:history="1" r:id="rIdbas6rssg8qbf9cg-qteri">
+            <w:hyperlink w:history="1" r:id="rIdmvplc--wrq8deojxoyb71">
               <w:r>
                 <w:rPr>
                   <w:rFonts w:ascii="Arial" w:cs="Arial" w:eastAsia="Arial" w:hAnsi="Arial"/>
@@ -7998,7 +7998,7 @@
             <w:pPr>
               <w:spacing w:after="20" w:before="0"/>
             </w:pPr>
-            <w:hyperlink w:history="1" r:id="rIdeslrbmcjsaedbytyjst0u">
+            <w:hyperlink w:history="1" r:id="rId2dnsstji5n0sdilkhwnq8">
               <w:r>
                 <w:rPr>
                   <w:rFonts w:ascii="Arial" w:cs="Arial" w:eastAsia="Arial" w:hAnsi="Arial"/>
@@ -8031,7 +8031,7 @@
               <w:spacing w:after="10" w:before="0"/>
               <w:ind w:left="120"/>
             </w:pPr>
-            <w:hyperlink w:history="1" r:id="rIdmlcvyjwe32qyeuekznrs3">
+            <w:hyperlink w:history="1" r:id="rIdstmzdsz1vo3jowtrx78i-">
               <w:r>
                 <w:rPr>
                   <w:rFonts w:ascii="Arial" w:cs="Arial" w:eastAsia="Arial" w:hAnsi="Arial"/>
@@ -8076,7 +8076,7 @@
             <w:pPr>
               <w:spacing w:after="20" w:before="0"/>
             </w:pPr>
-            <w:hyperlink w:history="1" r:id="rIdq8ps0nei23ey0auu9khqz">
+            <w:hyperlink w:history="1" r:id="rIdmbm19fwhfkrb2ohzqrdf-">
               <w:r>
                 <w:rPr>
                   <w:rFonts w:ascii="Arial" w:cs="Arial" w:eastAsia="Arial" w:hAnsi="Arial"/>
@@ -8109,7 +8109,7 @@
               <w:spacing w:after="10" w:before="0"/>
               <w:ind w:left="120"/>
             </w:pPr>
-            <w:hyperlink w:history="1" r:id="rIduj5_m6ctebtpfrn3fhv8k">
+            <w:hyperlink w:history="1" r:id="rIdczubo2eagbxhhbrc_w7yi">
               <w:r>
                 <w:rPr>
                   <w:rFonts w:ascii="Arial" w:cs="Arial" w:eastAsia="Arial" w:hAnsi="Arial"/>
@@ -8304,7 +8304,7 @@
             <w:pPr>
               <w:spacing w:after="20" w:before="0"/>
             </w:pPr>
-            <w:hyperlink w:history="1" r:id="rIdv-jwepp-mjyxkmgkp3aqm">
+            <w:hyperlink w:history="1" r:id="rIdxxqpas27gt2awtkexsqyr">
               <w:r>
                 <w:rPr>
                   <w:rFonts w:ascii="Arial" w:cs="Arial" w:eastAsia="Arial" w:hAnsi="Arial"/>
@@ -8337,7 +8337,7 @@
               <w:spacing w:after="10" w:before="0"/>
               <w:ind w:left="120"/>
             </w:pPr>
-            <w:hyperlink w:history="1" r:id="rIdvvqdzjmfvdtf63tmcxjh3">
+            <w:hyperlink w:history="1" r:id="rIdod9ayo59_3sachhrlrph2">
               <w:r>
                 <w:rPr>
                   <w:rFonts w:ascii="Arial" w:cs="Arial" w:eastAsia="Arial" w:hAnsi="Arial"/>
@@ -8382,7 +8382,7 @@
             <w:pPr>
               <w:spacing w:after="20" w:before="0"/>
             </w:pPr>
-            <w:hyperlink w:history="1" r:id="rIdrh90ndoymhsu8qkkpja9f">
+            <w:hyperlink w:history="1" r:id="rId8_ojdhablkvdwm3su58p6">
               <w:r>
                 <w:rPr>
                   <w:rFonts w:ascii="Arial" w:cs="Arial" w:eastAsia="Arial" w:hAnsi="Arial"/>
@@ -8415,7 +8415,7 @@
               <w:spacing w:after="10" w:before="0"/>
               <w:ind w:left="120"/>
             </w:pPr>
-            <w:hyperlink w:history="1" r:id="rIdjf5rfcg_fpv7nb3skrdbb">
+            <w:hyperlink w:history="1" r:id="rIdpbw9zjawmr3d0nwuxhxkh">
               <w:r>
                 <w:rPr>
                   <w:rFonts w:ascii="Arial" w:cs="Arial" w:eastAsia="Arial" w:hAnsi="Arial"/>
@@ -8610,7 +8610,7 @@
             <w:pPr>
               <w:spacing w:after="20" w:before="0"/>
             </w:pPr>
-            <w:hyperlink w:history="1" r:id="rIdfbt-lxi--xl14busqqlz9">
+            <w:hyperlink w:history="1" r:id="rIdziyifi9y4wiwyvpkmc79l">
               <w:r>
                 <w:rPr>
                   <w:rFonts w:ascii="Arial" w:cs="Arial" w:eastAsia="Arial" w:hAnsi="Arial"/>
@@ -8643,7 +8643,7 @@
               <w:spacing w:after="10" w:before="0"/>
               <w:ind w:left="120"/>
             </w:pPr>
-            <w:hyperlink w:history="1" r:id="rIdvoakz_yjmtz5jpjaro7bt">
+            <w:hyperlink w:history="1" r:id="rId_heacbarakamh-umavc0d">
               <w:r>
                 <w:rPr>
                   <w:rFonts w:ascii="Arial" w:cs="Arial" w:eastAsia="Arial" w:hAnsi="Arial"/>
@@ -8688,7 +8688,7 @@
             <w:pPr>
               <w:spacing w:after="20" w:before="0"/>
             </w:pPr>
-            <w:hyperlink w:history="1" r:id="rId_g4cw9icnlh64dg3sf7mq">
+            <w:hyperlink w:history="1" r:id="rIdanm9vdnjydiqch-ebsnrx">
               <w:r>
                 <w:rPr>
                   <w:rFonts w:ascii="Arial" w:cs="Arial" w:eastAsia="Arial" w:hAnsi="Arial"/>
@@ -8721,7 +8721,7 @@
               <w:spacing w:after="10" w:before="0"/>
               <w:ind w:left="120"/>
             </w:pPr>
-            <w:hyperlink w:history="1" r:id="rIdw-ej5zc6phswux45wfb-f">
+            <w:hyperlink w:history="1" r:id="rIdklxcolwnaeoqst6jcttz2">
               <w:r>
                 <w:rPr>
                   <w:rFonts w:ascii="Arial" w:cs="Arial" w:eastAsia="Arial" w:hAnsi="Arial"/>
@@ -8916,7 +8916,7 @@
             <w:pPr>
               <w:spacing w:after="20" w:before="0"/>
             </w:pPr>
-            <w:hyperlink w:history="1" r:id="rIddngo0vp2s_ze9d79xcojq">
+            <w:hyperlink w:history="1" r:id="rIdgula6ylowfu27-avr9fz7">
               <w:r>
                 <w:rPr>
                   <w:rFonts w:ascii="Arial" w:cs="Arial" w:eastAsia="Arial" w:hAnsi="Arial"/>
@@ -8949,7 +8949,7 @@
               <w:spacing w:after="10" w:before="0"/>
               <w:ind w:left="120"/>
             </w:pPr>
-            <w:hyperlink w:history="1" r:id="rIdyaaqxx07m21ql7lxb1hvb">
+            <w:hyperlink w:history="1" r:id="rIdggu8zumzxovndvg-06r13">
               <w:r>
                 <w:rPr>
                   <w:rFonts w:ascii="Arial" w:cs="Arial" w:eastAsia="Arial" w:hAnsi="Arial"/>
@@ -8994,7 +8994,7 @@
             <w:pPr>
               <w:spacing w:after="20" w:before="0"/>
             </w:pPr>
-            <w:hyperlink w:history="1" r:id="rIdrbnpjgie6srhisuyoiuqe">
+            <w:hyperlink w:history="1" r:id="rId1-fghwyrnxfko3svk6esl">
               <w:r>
                 <w:rPr>
                   <w:rFonts w:ascii="Arial" w:cs="Arial" w:eastAsia="Arial" w:hAnsi="Arial"/>
@@ -9027,7 +9027,7 @@
               <w:spacing w:after="10" w:before="0"/>
               <w:ind w:left="120"/>
             </w:pPr>
-            <w:hyperlink w:history="1" r:id="rIdkx9_h5hg9snx_nmizhzst">
+            <w:hyperlink w:history="1" r:id="rIdkpnnuvr89ncr44tymhwdc">
               <w:r>
                 <w:rPr>
                   <w:rFonts w:ascii="Arial" w:cs="Arial" w:eastAsia="Arial" w:hAnsi="Arial"/>
@@ -9634,7 +9634,7 @@
         </w:rPr>
         <w:t xml:space="preserve">© 2026 SeaVuria and ARES. Aligned with KICD objectives. Developed by SeaVuria; technical implementation by ARES (with AI assistance from Claude). Licensed under </w:t>
       </w:r>
-      <w:hyperlink w:history="1" r:id="rIdrbqgtzqfqlzwdo3hphwvm">
+      <w:hyperlink w:history="1" r:id="rIdr0vzlzhdrdmal3nydhg37">
         <w:r>
           <w:rPr>
             <w:rFonts w:ascii="Arial" w:cs="Arial" w:eastAsia="Arial" w:hAnsi="Arial"/>
@@ -9655,7 +9655,7 @@
         </w:rPr>
         <w:t xml:space="preserve"> (</w:t>
       </w:r>
-      <w:hyperlink w:history="1" r:id="rIdhtk9gezuacmnxnx9ewptv">
+      <w:hyperlink w:history="1" r:id="rIduxoymfi4gziyiw_whxqtg">
         <w:r>
           <w:rPr>
             <w:rFonts w:ascii="Arial" w:cs="Arial" w:eastAsia="Arial" w:hAnsi="Arial"/>
@@ -10668,7 +10668,7 @@
             <w:pPr>
               <w:spacing w:after="20" w:before="0"/>
             </w:pPr>
-            <w:hyperlink w:history="1" r:id="rIdukkis1sdkxifgotw4l1en">
+            <w:hyperlink w:history="1" r:id="rId08ijqekf-2fchsh_2n7w9">
               <w:r>
                 <w:rPr>
                   <w:rFonts w:ascii="Arial" w:cs="Arial" w:eastAsia="Arial" w:hAnsi="Arial"/>
@@ -10701,7 +10701,7 @@
               <w:spacing w:after="10" w:before="0"/>
               <w:ind w:left="120"/>
             </w:pPr>
-            <w:hyperlink w:history="1" r:id="rIdsfbs17shoa8z2smznfsrt">
+            <w:hyperlink w:history="1" r:id="rIdpwlajjnvjcp5qfdh24hmd">
               <w:r>
                 <w:rPr>
                   <w:rFonts w:ascii="Arial" w:cs="Arial" w:eastAsia="Arial" w:hAnsi="Arial"/>
@@ -10746,7 +10746,7 @@
             <w:pPr>
               <w:spacing w:after="20" w:before="0"/>
             </w:pPr>
-            <w:hyperlink w:history="1" r:id="rIdzvj1j_acdlco2cb-yi5mm">
+            <w:hyperlink w:history="1" r:id="rIdg9gzns3uwc_kcqymaqv8r">
               <w:r>
                 <w:rPr>
                   <w:rFonts w:ascii="Arial" w:cs="Arial" w:eastAsia="Arial" w:hAnsi="Arial"/>
@@ -10779,7 +10779,7 @@
               <w:spacing w:after="10" w:before="0"/>
               <w:ind w:left="120"/>
             </w:pPr>
-            <w:hyperlink w:history="1" r:id="rId5t3irwgudevfa7i2stqwu">
+            <w:hyperlink w:history="1" r:id="rIde-teaxpw7lwj4-e34hlgf">
               <w:r>
                 <w:rPr>
                   <w:rFonts w:ascii="Arial" w:cs="Arial" w:eastAsia="Arial" w:hAnsi="Arial"/>
@@ -10974,7 +10974,7 @@
             <w:pPr>
               <w:spacing w:after="20" w:before="0"/>
             </w:pPr>
-            <w:hyperlink w:history="1" r:id="rIdmmde99ivqzeragrlojfz1">
+            <w:hyperlink w:history="1" r:id="rIdxmjlmew3aokazdyouhdqd">
               <w:r>
                 <w:rPr>
                   <w:rFonts w:ascii="Arial" w:cs="Arial" w:eastAsia="Arial" w:hAnsi="Arial"/>
@@ -11007,7 +11007,7 @@
               <w:spacing w:after="10" w:before="0"/>
               <w:ind w:left="120"/>
             </w:pPr>
-            <w:hyperlink w:history="1" r:id="rIdbzch-ghq-wusc5auc0i6z">
+            <w:hyperlink w:history="1" r:id="rIdjli9q92g1ehlcmukrw3kq">
               <w:r>
                 <w:rPr>
                   <w:rFonts w:ascii="Arial" w:cs="Arial" w:eastAsia="Arial" w:hAnsi="Arial"/>
@@ -11052,7 +11052,7 @@
             <w:pPr>
               <w:spacing w:after="20" w:before="0"/>
             </w:pPr>
-            <w:hyperlink w:history="1" r:id="rIdno90vxziixjrovygpfmrt">
+            <w:hyperlink w:history="1" r:id="rIdboufjrmb246wp3r9u9327">
               <w:r>
                 <w:rPr>
                   <w:rFonts w:ascii="Arial" w:cs="Arial" w:eastAsia="Arial" w:hAnsi="Arial"/>
@@ -11085,7 +11085,7 @@
               <w:spacing w:after="10" w:before="0"/>
               <w:ind w:left="120"/>
             </w:pPr>
-            <w:hyperlink w:history="1" r:id="rIdclxcbpm_rhvvmrqnbfwxo">
+            <w:hyperlink w:history="1" r:id="rIdlgbmuqzjkcq63pveizrfe">
               <w:r>
                 <w:rPr>
                   <w:rFonts w:ascii="Arial" w:cs="Arial" w:eastAsia="Arial" w:hAnsi="Arial"/>
@@ -11280,7 +11280,7 @@
             <w:pPr>
               <w:spacing w:after="20" w:before="0"/>
             </w:pPr>
-            <w:hyperlink w:history="1" r:id="rIdex81oguq4dtulbdwtelra">
+            <w:hyperlink w:history="1" r:id="rIdx_rki1iuzs0mx4-fsat2n">
               <w:r>
                 <w:rPr>
                   <w:rFonts w:ascii="Arial" w:cs="Arial" w:eastAsia="Arial" w:hAnsi="Arial"/>
@@ -11313,7 +11313,7 @@
               <w:spacing w:after="10" w:before="0"/>
               <w:ind w:left="120"/>
             </w:pPr>
-            <w:hyperlink w:history="1" r:id="rIdxhtabbvkoia-75bgqbpkc">
+            <w:hyperlink w:history="1" r:id="rIdao9jgi9vlp0lsdsuvrlzx">
               <w:r>
                 <w:rPr>
                   <w:rFonts w:ascii="Arial" w:cs="Arial" w:eastAsia="Arial" w:hAnsi="Arial"/>
@@ -11358,7 +11358,7 @@
             <w:pPr>
               <w:spacing w:after="20" w:before="0"/>
             </w:pPr>
-            <w:hyperlink w:history="1" r:id="rId0jlppde2arrmhlypsi6es">
+            <w:hyperlink w:history="1" r:id="rIdecipyaf3ucyr_mvogpzqk">
               <w:r>
                 <w:rPr>
                   <w:rFonts w:ascii="Arial" w:cs="Arial" w:eastAsia="Arial" w:hAnsi="Arial"/>
@@ -11391,7 +11391,7 @@
               <w:spacing w:after="10" w:before="0"/>
               <w:ind w:left="120"/>
             </w:pPr>
-            <w:hyperlink w:history="1" r:id="rIdjr8vr2tsok72twhz7qsgn">
+            <w:hyperlink w:history="1" r:id="rIdknf2wiuacz7r8uzfyvspr">
               <w:r>
                 <w:rPr>
                   <w:rFonts w:ascii="Arial" w:cs="Arial" w:eastAsia="Arial" w:hAnsi="Arial"/>
@@ -11586,7 +11586,7 @@
             <w:pPr>
               <w:spacing w:after="20" w:before="0"/>
             </w:pPr>
-            <w:hyperlink w:history="1" r:id="rIdbgxouuilatzsyqhfxkwhr">
+            <w:hyperlink w:history="1" r:id="rId3ewpvq4lrxheegshkz5bz">
               <w:r>
                 <w:rPr>
                   <w:rFonts w:ascii="Arial" w:cs="Arial" w:eastAsia="Arial" w:hAnsi="Arial"/>
@@ -11619,7 +11619,7 @@
               <w:spacing w:after="10" w:before="0"/>
               <w:ind w:left="120"/>
             </w:pPr>
-            <w:hyperlink w:history="1" r:id="rIdwimc0cb-ler8mpk5p8cch">
+            <w:hyperlink w:history="1" r:id="rId08o4khiitpw7dtuxggzpu">
               <w:r>
                 <w:rPr>
                   <w:rFonts w:ascii="Arial" w:cs="Arial" w:eastAsia="Arial" w:hAnsi="Arial"/>
@@ -11664,7 +11664,7 @@
             <w:pPr>
               <w:spacing w:after="20" w:before="0"/>
             </w:pPr>
-            <w:hyperlink w:history="1" r:id="rId1l3zvtc7qqx2nthypkz60">
+            <w:hyperlink w:history="1" r:id="rIdw-ji48xooimnac5rzn9ol">
               <w:r>
                 <w:rPr>
                   <w:rFonts w:ascii="Arial" w:cs="Arial" w:eastAsia="Arial" w:hAnsi="Arial"/>
@@ -11697,7 +11697,7 @@
               <w:spacing w:after="10" w:before="0"/>
               <w:ind w:left="120"/>
             </w:pPr>
-            <w:hyperlink w:history="1" r:id="rIddab7ibwmsizjfcgikrn8t">
+            <w:hyperlink w:history="1" r:id="rIdoyiobhvrtpxqutdm98qa2">
               <w:r>
                 <w:rPr>
                   <w:rFonts w:ascii="Arial" w:cs="Arial" w:eastAsia="Arial" w:hAnsi="Arial"/>
@@ -11892,7 +11892,7 @@
             <w:pPr>
               <w:spacing w:after="20" w:before="0"/>
             </w:pPr>
-            <w:hyperlink w:history="1" r:id="rIdoj43diouh-_8sbsepbaof">
+            <w:hyperlink w:history="1" r:id="rIdjyj250iajgkrbz8a7qsdr">
               <w:r>
                 <w:rPr>
                   <w:rFonts w:ascii="Arial" w:cs="Arial" w:eastAsia="Arial" w:hAnsi="Arial"/>
@@ -11925,7 +11925,7 @@
               <w:spacing w:after="10" w:before="0"/>
               <w:ind w:left="120"/>
             </w:pPr>
-            <w:hyperlink w:history="1" r:id="rIddlnudhkz9gmhltxa8wosd">
+            <w:hyperlink w:history="1" r:id="rIdvyuryazy0ta9kf7s8sce_">
               <w:r>
                 <w:rPr>
                   <w:rFonts w:ascii="Arial" w:cs="Arial" w:eastAsia="Arial" w:hAnsi="Arial"/>
@@ -11970,7 +11970,7 @@
             <w:pPr>
               <w:spacing w:after="20" w:before="0"/>
             </w:pPr>
-            <w:hyperlink w:history="1" r:id="rIdks104_jqcbiskqw-cqvr3">
+            <w:hyperlink w:history="1" r:id="rIdvxelw4xfozorqmcly6dyj">
               <w:r>
                 <w:rPr>
                   <w:rFonts w:ascii="Arial" w:cs="Arial" w:eastAsia="Arial" w:hAnsi="Arial"/>
@@ -12003,7 +12003,7 @@
               <w:spacing w:after="10" w:before="0"/>
               <w:ind w:left="120"/>
             </w:pPr>
-            <w:hyperlink w:history="1" r:id="rIdrszm_m_nmfmfohnnfq-iu">
+            <w:hyperlink w:history="1" r:id="rIdzbojtbvf-ebszcjxvzyzh">
               <w:r>
                 <w:rPr>
                   <w:rFonts w:ascii="Arial" w:cs="Arial" w:eastAsia="Arial" w:hAnsi="Arial"/>
@@ -12515,7 +12515,7 @@
         </w:rPr>
         <w:t xml:space="preserve">© 2026 SeaVuria and ARES. Aligned with KICD objectives. Developed by SeaVuria; technical implementation by ARES (with AI assistance from Claude). Licensed under </w:t>
       </w:r>
-      <w:hyperlink w:history="1" r:id="rIdqyuwy37gt_ymwemf4uk4r">
+      <w:hyperlink w:history="1" r:id="rIddjizfzox1vmgv1c6x4mq3">
         <w:r>
           <w:rPr>
             <w:rFonts w:ascii="Arial" w:cs="Arial" w:eastAsia="Arial" w:hAnsi="Arial"/>
@@ -12536,7 +12536,7 @@
         </w:rPr>
         <w:t xml:space="preserve"> (</w:t>
       </w:r>
-      <w:hyperlink w:history="1" r:id="rId_bocxixo6d_rk1fd5cenh">
+      <w:hyperlink w:history="1" r:id="rId-6_6gsd_mbejyc1fh9kve">
         <w:r>
           <w:rPr>
             <w:rFonts w:ascii="Arial" w:cs="Arial" w:eastAsia="Arial" w:hAnsi="Arial"/>
@@ -13549,7 +13549,7 @@
             <w:pPr>
               <w:spacing w:after="20" w:before="0"/>
             </w:pPr>
-            <w:hyperlink w:history="1" r:id="rIduwpqi3p3oqx6lwhk1l3nu">
+            <w:hyperlink w:history="1" r:id="rId0oiar6emf69g6xirlpeve">
               <w:r>
                 <w:rPr>
                   <w:rFonts w:ascii="Arial" w:cs="Arial" w:eastAsia="Arial" w:hAnsi="Arial"/>
@@ -13582,7 +13582,7 @@
               <w:spacing w:after="10" w:before="0"/>
               <w:ind w:left="120"/>
             </w:pPr>
-            <w:hyperlink w:history="1" r:id="rIdbzf9zze_cvaaew4lfr4h0">
+            <w:hyperlink w:history="1" r:id="rIdx2dtgcoajame5fwyo-s-d">
               <w:r>
                 <w:rPr>
                   <w:rFonts w:ascii="Arial" w:cs="Arial" w:eastAsia="Arial" w:hAnsi="Arial"/>
@@ -13627,7 +13627,7 @@
             <w:pPr>
               <w:spacing w:after="20" w:before="0"/>
             </w:pPr>
-            <w:hyperlink w:history="1" r:id="rIdbh8pz1mkexgo62uqheccl">
+            <w:hyperlink w:history="1" r:id="rIdgnurhpixbzsdld46b4169">
               <w:r>
                 <w:rPr>
                   <w:rFonts w:ascii="Arial" w:cs="Arial" w:eastAsia="Arial" w:hAnsi="Arial"/>
@@ -13660,7 +13660,7 @@
               <w:spacing w:after="10" w:before="0"/>
               <w:ind w:left="120"/>
             </w:pPr>
-            <w:hyperlink w:history="1" r:id="rIduxzqhwrgq2xu269yhnwmg">
+            <w:hyperlink w:history="1" r:id="rIds9e7uwqk6i4v0o3azmww3">
               <w:r>
                 <w:rPr>
                   <w:rFonts w:ascii="Arial" w:cs="Arial" w:eastAsia="Arial" w:hAnsi="Arial"/>
@@ -13855,7 +13855,7 @@
             <w:pPr>
               <w:spacing w:after="20" w:before="0"/>
             </w:pPr>
-            <w:hyperlink w:history="1" r:id="rIdoqp9zt3wr_sul0n1xl4qv">
+            <w:hyperlink w:history="1" r:id="rId1pl1hx4puxc-xat7_nc2-">
               <w:r>
                 <w:rPr>
                   <w:rFonts w:ascii="Arial" w:cs="Arial" w:eastAsia="Arial" w:hAnsi="Arial"/>
@@ -13888,7 +13888,7 @@
               <w:spacing w:after="10" w:before="0"/>
               <w:ind w:left="120"/>
             </w:pPr>
-            <w:hyperlink w:history="1" r:id="rIdymcldoubpuwmlcsc_-umh">
+            <w:hyperlink w:history="1" r:id="rIdrpdqgpsgogri1nfua6yzx">
               <w:r>
                 <w:rPr>
                   <w:rFonts w:ascii="Arial" w:cs="Arial" w:eastAsia="Arial" w:hAnsi="Arial"/>
@@ -13933,7 +13933,7 @@
             <w:pPr>
               <w:spacing w:after="20" w:before="0"/>
             </w:pPr>
-            <w:hyperlink w:history="1" r:id="rIdldrtpzeijpvvryxqjaw-3">
+            <w:hyperlink w:history="1" r:id="rIdodzmkvergvcf7qxa_ttff">
               <w:r>
                 <w:rPr>
                   <w:rFonts w:ascii="Arial" w:cs="Arial" w:eastAsia="Arial" w:hAnsi="Arial"/>
@@ -13966,7 +13966,7 @@
               <w:spacing w:after="10" w:before="0"/>
               <w:ind w:left="120"/>
             </w:pPr>
-            <w:hyperlink w:history="1" r:id="rIdzklonsoikq3ejnctpmd7a">
+            <w:hyperlink w:history="1" r:id="rIdqlt6f_bmrfvt5xjb6-d0b">
               <w:r>
                 <w:rPr>
                   <w:rFonts w:ascii="Arial" w:cs="Arial" w:eastAsia="Arial" w:hAnsi="Arial"/>
@@ -14161,7 +14161,7 @@
             <w:pPr>
               <w:spacing w:after="20" w:before="0"/>
             </w:pPr>
-            <w:hyperlink w:history="1" r:id="rIds4vyzo2f4lhonmk12jhyi">
+            <w:hyperlink w:history="1" r:id="rId0xrdmjzvtrkrsz7ihcxml">
               <w:r>
                 <w:rPr>
                   <w:rFonts w:ascii="Arial" w:cs="Arial" w:eastAsia="Arial" w:hAnsi="Arial"/>
@@ -14194,7 +14194,7 @@
               <w:spacing w:after="10" w:before="0"/>
               <w:ind w:left="120"/>
             </w:pPr>
-            <w:hyperlink w:history="1" r:id="rIdwd-s4bamwwzoetmgjiah3">
+            <w:hyperlink w:history="1" r:id="rIdedt8mqzchexedl2epd6g0">
               <w:r>
                 <w:rPr>
                   <w:rFonts w:ascii="Arial" w:cs="Arial" w:eastAsia="Arial" w:hAnsi="Arial"/>
@@ -14239,7 +14239,7 @@
             <w:pPr>
               <w:spacing w:after="20" w:before="0"/>
             </w:pPr>
-            <w:hyperlink w:history="1" r:id="rIdd8mlht5p9pv-ouecefada">
+            <w:hyperlink w:history="1" r:id="rIdsrarzfoblp3dtirhol8hn">
               <w:r>
                 <w:rPr>
                   <w:rFonts w:ascii="Arial" w:cs="Arial" w:eastAsia="Arial" w:hAnsi="Arial"/>
@@ -14272,7 +14272,7 @@
               <w:spacing w:after="10" w:before="0"/>
               <w:ind w:left="120"/>
             </w:pPr>
-            <w:hyperlink w:history="1" r:id="rId9pnug5g_u9h___2vbysc_">
+            <w:hyperlink w:history="1" r:id="rId2dv7sq-wko9h7vpdtv-x7">
               <w:r>
                 <w:rPr>
                   <w:rFonts w:ascii="Arial" w:cs="Arial" w:eastAsia="Arial" w:hAnsi="Arial"/>
@@ -14467,7 +14467,7 @@
             <w:pPr>
               <w:spacing w:after="20" w:before="0"/>
             </w:pPr>
-            <w:hyperlink w:history="1" r:id="rIdolbtappa4wj7d-vqjqsot">
+            <w:hyperlink w:history="1" r:id="rId3rbxld19tfkjrcw57lxni">
               <w:r>
                 <w:rPr>
                   <w:rFonts w:ascii="Arial" w:cs="Arial" w:eastAsia="Arial" w:hAnsi="Arial"/>
@@ -14500,7 +14500,7 @@
               <w:spacing w:after="10" w:before="0"/>
               <w:ind w:left="120"/>
             </w:pPr>
-            <w:hyperlink w:history="1" r:id="rIdy3c3jq8aet99_r0xqathl">
+            <w:hyperlink w:history="1" r:id="rIdxpbeyn35kyhafi01za9ia">
               <w:r>
                 <w:rPr>
                   <w:rFonts w:ascii="Arial" w:cs="Arial" w:eastAsia="Arial" w:hAnsi="Arial"/>
@@ -14545,7 +14545,7 @@
             <w:pPr>
               <w:spacing w:after="20" w:before="0"/>
             </w:pPr>
-            <w:hyperlink w:history="1" r:id="rIdlbxr-hmbgpizit4vmikvh">
+            <w:hyperlink w:history="1" r:id="rIdiz64rjz8rppghb6jleetz">
               <w:r>
                 <w:rPr>
                   <w:rFonts w:ascii="Arial" w:cs="Arial" w:eastAsia="Arial" w:hAnsi="Arial"/>
@@ -14578,7 +14578,7 @@
               <w:spacing w:after="10" w:before="0"/>
               <w:ind w:left="120"/>
             </w:pPr>
-            <w:hyperlink w:history="1" r:id="rIdjndyzg0kmgeq4-w3s6jhr">
+            <w:hyperlink w:history="1" r:id="rIdp-f1mzgwwdoxylwgqmurp">
               <w:r>
                 <w:rPr>
                   <w:rFonts w:ascii="Arial" w:cs="Arial" w:eastAsia="Arial" w:hAnsi="Arial"/>
@@ -14773,7 +14773,7 @@
             <w:pPr>
               <w:spacing w:after="20" w:before="0"/>
             </w:pPr>
-            <w:hyperlink w:history="1" r:id="rId0phdrjf7uiupbmc71v4qv">
+            <w:hyperlink w:history="1" r:id="rIdpiohcip8fq5xr15jxd7nx">
               <w:r>
                 <w:rPr>
                   <w:rFonts w:ascii="Arial" w:cs="Arial" w:eastAsia="Arial" w:hAnsi="Arial"/>
@@ -14806,7 +14806,7 @@
               <w:spacing w:after="10" w:before="0"/>
               <w:ind w:left="120"/>
             </w:pPr>
-            <w:hyperlink w:history="1" r:id="rIdqzsqtoan0uls2q6lvqz6h">
+            <w:hyperlink w:history="1" r:id="rId5blxka4by0ntd3hdknzdi">
               <w:r>
                 <w:rPr>
                   <w:rFonts w:ascii="Arial" w:cs="Arial" w:eastAsia="Arial" w:hAnsi="Arial"/>
@@ -14851,7 +14851,7 @@
             <w:pPr>
               <w:spacing w:after="20" w:before="0"/>
             </w:pPr>
-            <w:hyperlink w:history="1" r:id="rIdhanz_i4mgixitk-nqveox">
+            <w:hyperlink w:history="1" r:id="rIdsrsszpaeviyraqrqwadys">
               <w:r>
                 <w:rPr>
                   <w:rFonts w:ascii="Arial" w:cs="Arial" w:eastAsia="Arial" w:hAnsi="Arial"/>
@@ -14884,7 +14884,7 @@
               <w:spacing w:after="10" w:before="0"/>
               <w:ind w:left="120"/>
             </w:pPr>
-            <w:hyperlink w:history="1" r:id="rId-ojr3uye2jqbksgsnjc90">
+            <w:hyperlink w:history="1" r:id="rIdz8nsjmrt2hxesyyqqta4s">
               <w:r>
                 <w:rPr>
                   <w:rFonts w:ascii="Arial" w:cs="Arial" w:eastAsia="Arial" w:hAnsi="Arial"/>
@@ -15396,7 +15396,7 @@
         </w:rPr>
         <w:t xml:space="preserve">© 2026 SeaVuria and ARES. Aligned with KICD objectives. Developed by SeaVuria; technical implementation by ARES (with AI assistance from Claude). Licensed under </w:t>
       </w:r>
-      <w:hyperlink w:history="1" r:id="rIdcc49j2vz66tbjhyoivpnw">
+      <w:hyperlink w:history="1" r:id="rIdb11kxpw9b31z_uwdquw3i">
         <w:r>
           <w:rPr>
             <w:rFonts w:ascii="Arial" w:cs="Arial" w:eastAsia="Arial" w:hAnsi="Arial"/>
@@ -15417,7 +15417,7 @@
         </w:rPr>
         <w:t xml:space="preserve"> (</w:t>
       </w:r>
-      <w:hyperlink w:history="1" r:id="rIddif5f84i5tsddb1hh-beg">
+      <w:hyperlink w:history="1" r:id="rIdd71sviilczies57vnhezv">
         <w:r>
           <w:rPr>
             <w:rFonts w:ascii="Arial" w:cs="Arial" w:eastAsia="Arial" w:hAnsi="Arial"/>
@@ -16430,7 +16430,7 @@
             <w:pPr>
               <w:spacing w:after="20" w:before="0"/>
             </w:pPr>
-            <w:hyperlink w:history="1" r:id="rIdvehaxzpto7j2_xz9fllta">
+            <w:hyperlink w:history="1" r:id="rIdmolcv8obfazya42ptbb10">
               <w:r>
                 <w:rPr>
                   <w:rFonts w:ascii="Arial" w:cs="Arial" w:eastAsia="Arial" w:hAnsi="Arial"/>
@@ -16463,7 +16463,7 @@
               <w:spacing w:after="10" w:before="0"/>
               <w:ind w:left="120"/>
             </w:pPr>
-            <w:hyperlink w:history="1" r:id="rId0i16r1gwk0_tqxa5qzoiq">
+            <w:hyperlink w:history="1" r:id="rIdvryydon_upvbrziuwfkkz">
               <w:r>
                 <w:rPr>
                   <w:rFonts w:ascii="Arial" w:cs="Arial" w:eastAsia="Arial" w:hAnsi="Arial"/>
@@ -16508,7 +16508,7 @@
             <w:pPr>
               <w:spacing w:after="20" w:before="0"/>
             </w:pPr>
-            <w:hyperlink w:history="1" r:id="rIdw_pcjlcc0yf8qetgcnxuo">
+            <w:hyperlink w:history="1" r:id="rIdfrel2e-uqzu4tzqro0lcc">
               <w:r>
                 <w:rPr>
                   <w:rFonts w:ascii="Arial" w:cs="Arial" w:eastAsia="Arial" w:hAnsi="Arial"/>
@@ -16541,7 +16541,7 @@
               <w:spacing w:after="10" w:before="0"/>
               <w:ind w:left="120"/>
             </w:pPr>
-            <w:hyperlink w:history="1" r:id="rIdmc4mlsza1ipghb-eachmq">
+            <w:hyperlink w:history="1" r:id="rId8luz6y2jky1vdxzs-ky0l">
               <w:r>
                 <w:rPr>
                   <w:rFonts w:ascii="Arial" w:cs="Arial" w:eastAsia="Arial" w:hAnsi="Arial"/>
@@ -16736,7 +16736,7 @@
             <w:pPr>
               <w:spacing w:after="20" w:before="0"/>
             </w:pPr>
-            <w:hyperlink w:history="1" r:id="rIdqt95hqf_d7w2laxbdeuld">
+            <w:hyperlink w:history="1" r:id="rIdum6ytbyheb-reqr3h08il">
               <w:r>
                 <w:rPr>
                   <w:rFonts w:ascii="Arial" w:cs="Arial" w:eastAsia="Arial" w:hAnsi="Arial"/>
@@ -16769,7 +16769,7 @@
               <w:spacing w:after="10" w:before="0"/>
               <w:ind w:left="120"/>
             </w:pPr>
-            <w:hyperlink w:history="1" r:id="rIdswu2lgp7knhwaxpsp0dkt">
+            <w:hyperlink w:history="1" r:id="rId22dewwesh10nzxyzjqstj">
               <w:r>
                 <w:rPr>
                   <w:rFonts w:ascii="Arial" w:cs="Arial" w:eastAsia="Arial" w:hAnsi="Arial"/>
@@ -16814,7 +16814,7 @@
             <w:pPr>
               <w:spacing w:after="20" w:before="0"/>
             </w:pPr>
-            <w:hyperlink w:history="1" r:id="rIdjxxedt8doti0wxqyzuwqo">
+            <w:hyperlink w:history="1" r:id="rIdlqgusc1olp9bnrsk3t3tm">
               <w:r>
                 <w:rPr>
                   <w:rFonts w:ascii="Arial" w:cs="Arial" w:eastAsia="Arial" w:hAnsi="Arial"/>
@@ -16847,7 +16847,7 @@
               <w:spacing w:after="10" w:before="0"/>
               <w:ind w:left="120"/>
             </w:pPr>
-            <w:hyperlink w:history="1" r:id="rIdflcui_ewu9exccpzxrix-">
+            <w:hyperlink w:history="1" r:id="rIdagmfaat0aj-xhzgopu6mw">
               <w:r>
                 <w:rPr>
                   <w:rFonts w:ascii="Arial" w:cs="Arial" w:eastAsia="Arial" w:hAnsi="Arial"/>
@@ -17042,7 +17042,7 @@
             <w:pPr>
               <w:spacing w:after="20" w:before="0"/>
             </w:pPr>
-            <w:hyperlink w:history="1" r:id="rId-qqgsststgo1wotjwpi3u">
+            <w:hyperlink w:history="1" r:id="rIdhynpm58sxwz5zuu0anise">
               <w:r>
                 <w:rPr>
                   <w:rFonts w:ascii="Arial" w:cs="Arial" w:eastAsia="Arial" w:hAnsi="Arial"/>
@@ -17075,7 +17075,7 @@
               <w:spacing w:after="10" w:before="0"/>
               <w:ind w:left="120"/>
             </w:pPr>
-            <w:hyperlink w:history="1" r:id="rIdl2ml9gya9o6-bln-spwow">
+            <w:hyperlink w:history="1" r:id="rIdnkdk7wx0hej5lenfu5cox">
               <w:r>
                 <w:rPr>
                   <w:rFonts w:ascii="Arial" w:cs="Arial" w:eastAsia="Arial" w:hAnsi="Arial"/>
@@ -17120,7 +17120,7 @@
             <w:pPr>
               <w:spacing w:after="20" w:before="0"/>
             </w:pPr>
-            <w:hyperlink w:history="1" r:id="rIdaf5frncqc8mxjoswyweok">
+            <w:hyperlink w:history="1" r:id="rIdeq1ce7zbvnjg5rspohsjx">
               <w:r>
                 <w:rPr>
                   <w:rFonts w:ascii="Arial" w:cs="Arial" w:eastAsia="Arial" w:hAnsi="Arial"/>
@@ -17153,7 +17153,7 @@
               <w:spacing w:after="10" w:before="0"/>
               <w:ind w:left="120"/>
             </w:pPr>
-            <w:hyperlink w:history="1" r:id="rIdtuzinf5kwkg9pqkbhz80d">
+            <w:hyperlink w:history="1" r:id="rId0lt9mtsdoyehuj9rm2gh2">
               <w:r>
                 <w:rPr>
                   <w:rFonts w:ascii="Arial" w:cs="Arial" w:eastAsia="Arial" w:hAnsi="Arial"/>
@@ -17348,7 +17348,7 @@
             <w:pPr>
               <w:spacing w:after="20" w:before="0"/>
             </w:pPr>
-            <w:hyperlink w:history="1" r:id="rIdi68nfzst0pgnudhr1omp9">
+            <w:hyperlink w:history="1" r:id="rIdbywqwofbryepzoo1-s684">
               <w:r>
                 <w:rPr>
                   <w:rFonts w:ascii="Arial" w:cs="Arial" w:eastAsia="Arial" w:hAnsi="Arial"/>
@@ -17381,7 +17381,7 @@
               <w:spacing w:after="10" w:before="0"/>
               <w:ind w:left="120"/>
             </w:pPr>
-            <w:hyperlink w:history="1" r:id="rIdjwbh_xvm3gvbndeubst_c">
+            <w:hyperlink w:history="1" r:id="rIdfpjpvb1sb8yuqgb5j3pdg">
               <w:r>
                 <w:rPr>
                   <w:rFonts w:ascii="Arial" w:cs="Arial" w:eastAsia="Arial" w:hAnsi="Arial"/>
@@ -17426,7 +17426,7 @@
             <w:pPr>
               <w:spacing w:after="20" w:before="0"/>
             </w:pPr>
-            <w:hyperlink w:history="1" r:id="rIdfvkjhlj7b-gnleep2rqsg">
+            <w:hyperlink w:history="1" r:id="rId9xfn_zt6h91xsj33fpqrp">
               <w:r>
                 <w:rPr>
                   <w:rFonts w:ascii="Arial" w:cs="Arial" w:eastAsia="Arial" w:hAnsi="Arial"/>
@@ -17459,7 +17459,7 @@
               <w:spacing w:after="10" w:before="0"/>
               <w:ind w:left="120"/>
             </w:pPr>
-            <w:hyperlink w:history="1" r:id="rIdcmzetsgohuf8kvkghi_oq">
+            <w:hyperlink w:history="1" r:id="rIdmmosja5h3n2wj-4gvx1ru">
               <w:r>
                 <w:rPr>
                   <w:rFonts w:ascii="Arial" w:cs="Arial" w:eastAsia="Arial" w:hAnsi="Arial"/>
@@ -17654,7 +17654,7 @@
             <w:pPr>
               <w:spacing w:after="20" w:before="0"/>
             </w:pPr>
-            <w:hyperlink w:history="1" r:id="rIdqmjb1age8rn1mk3klao0k">
+            <w:hyperlink w:history="1" r:id="rIdgv0nmpvugdads0d7lfkmc">
               <w:r>
                 <w:rPr>
                   <w:rFonts w:ascii="Arial" w:cs="Arial" w:eastAsia="Arial" w:hAnsi="Arial"/>
@@ -17687,7 +17687,7 @@
               <w:spacing w:after="10" w:before="0"/>
               <w:ind w:left="120"/>
             </w:pPr>
-            <w:hyperlink w:history="1" r:id="rIditutyx0_cholkfkzkqplm">
+            <w:hyperlink w:history="1" r:id="rId7czdig9xtb9yrlhhez7xt">
               <w:r>
                 <w:rPr>
                   <w:rFonts w:ascii="Arial" w:cs="Arial" w:eastAsia="Arial" w:hAnsi="Arial"/>
@@ -17732,7 +17732,7 @@
             <w:pPr>
               <w:spacing w:after="20" w:before="0"/>
             </w:pPr>
-            <w:hyperlink w:history="1" r:id="rIdf095h4rahnib9cjfx4ylx">
+            <w:hyperlink w:history="1" r:id="rIdaxmdtbwuqt3qjmdquwejj">
               <w:r>
                 <w:rPr>
                   <w:rFonts w:ascii="Arial" w:cs="Arial" w:eastAsia="Arial" w:hAnsi="Arial"/>
@@ -17765,7 +17765,7 @@
               <w:spacing w:after="10" w:before="0"/>
               <w:ind w:left="120"/>
             </w:pPr>
-            <w:hyperlink w:history="1" r:id="rIdgflq3ctki8ntwr_fivrsu">
+            <w:hyperlink w:history="1" r:id="rIdtv4ru98jvyzpnygffwewc">
               <w:r>
                 <w:rPr>
                   <w:rFonts w:ascii="Arial" w:cs="Arial" w:eastAsia="Arial" w:hAnsi="Arial"/>
@@ -18277,7 +18277,7 @@
         </w:rPr>
         <w:t xml:space="preserve">© 2026 SeaVuria and ARES. Aligned with KICD objectives. Developed by SeaVuria; technical implementation by ARES (with AI assistance from Claude). Licensed under </w:t>
       </w:r>
-      <w:hyperlink w:history="1" r:id="rIdyt7_bemonvc-fhunitrss">
+      <w:hyperlink w:history="1" r:id="rIdb-dcxttblqmnrklo1ngy7">
         <w:r>
           <w:rPr>
             <w:rFonts w:ascii="Arial" w:cs="Arial" w:eastAsia="Arial" w:hAnsi="Arial"/>
@@ -18298,7 +18298,7 @@
         </w:rPr>
         <w:t xml:space="preserve"> (</w:t>
       </w:r>
-      <w:hyperlink w:history="1" r:id="rId7q-gr1u-89gvvqhhg2nur">
+      <w:hyperlink w:history="1" r:id="rIdr6jusd12bcb4yrzspkumn">
         <w:r>
           <w:rPr>
             <w:rFonts w:ascii="Arial" w:cs="Arial" w:eastAsia="Arial" w:hAnsi="Arial"/>
@@ -19311,7 +19311,7 @@
             <w:pPr>
               <w:spacing w:after="20" w:before="0"/>
             </w:pPr>
-            <w:hyperlink w:history="1" r:id="rIdvrdkxtoz9ulp4g5xzkizw">
+            <w:hyperlink w:history="1" r:id="rIdqecsw2jtpjswerkblxhyd">
               <w:r>
                 <w:rPr>
                   <w:rFonts w:ascii="Arial" w:cs="Arial" w:eastAsia="Arial" w:hAnsi="Arial"/>
@@ -19344,7 +19344,7 @@
               <w:spacing w:after="10" w:before="0"/>
               <w:ind w:left="120"/>
             </w:pPr>
-            <w:hyperlink w:history="1" r:id="rIdcucbpyglbshep0rkoddft">
+            <w:hyperlink w:history="1" r:id="rIdtagwvnuwe-cox0cfx_bvz">
               <w:r>
                 <w:rPr>
                   <w:rFonts w:ascii="Arial" w:cs="Arial" w:eastAsia="Arial" w:hAnsi="Arial"/>
@@ -19389,7 +19389,7 @@
             <w:pPr>
               <w:spacing w:after="20" w:before="0"/>
             </w:pPr>
-            <w:hyperlink w:history="1" r:id="rIdfur5w_ztgk3bq4j_ddb04">
+            <w:hyperlink w:history="1" r:id="rIdrchh-zsljwit1a__8j6mt">
               <w:r>
                 <w:rPr>
                   <w:rFonts w:ascii="Arial" w:cs="Arial" w:eastAsia="Arial" w:hAnsi="Arial"/>
@@ -19422,7 +19422,7 @@
               <w:spacing w:after="10" w:before="0"/>
               <w:ind w:left="120"/>
             </w:pPr>
-            <w:hyperlink w:history="1" r:id="rIdw1uvkglshne0dqergyqrj">
+            <w:hyperlink w:history="1" r:id="rId8nsh8xswzj_ty-r2bu8zx">
               <w:r>
                 <w:rPr>
                   <w:rFonts w:ascii="Arial" w:cs="Arial" w:eastAsia="Arial" w:hAnsi="Arial"/>
@@ -19617,7 +19617,7 @@
             <w:pPr>
               <w:spacing w:after="20" w:before="0"/>
             </w:pPr>
-            <w:hyperlink w:history="1" r:id="rId1b0rmrfvxmnytgqzr0s_5">
+            <w:hyperlink w:history="1" r:id="rId_-xx0dmgotlf3nfzxbcba">
               <w:r>
                 <w:rPr>
                   <w:rFonts w:ascii="Arial" w:cs="Arial" w:eastAsia="Arial" w:hAnsi="Arial"/>
@@ -19650,7 +19650,7 @@
               <w:spacing w:after="10" w:before="0"/>
               <w:ind w:left="120"/>
             </w:pPr>
-            <w:hyperlink w:history="1" r:id="rIdywpby_qtgbp2ylb0mcs84">
+            <w:hyperlink w:history="1" r:id="rIdhrdhizghxbzcgg64szfpx">
               <w:r>
                 <w:rPr>
                   <w:rFonts w:ascii="Arial" w:cs="Arial" w:eastAsia="Arial" w:hAnsi="Arial"/>
@@ -19695,7 +19695,7 @@
             <w:pPr>
               <w:spacing w:after="20" w:before="0"/>
             </w:pPr>
-            <w:hyperlink w:history="1" r:id="rIdvpqozsagkryfyb_3do7yf">
+            <w:hyperlink w:history="1" r:id="rIdrlzd7boylgnrvfqkzmp9o">
               <w:r>
                 <w:rPr>
                   <w:rFonts w:ascii="Arial" w:cs="Arial" w:eastAsia="Arial" w:hAnsi="Arial"/>
@@ -19728,7 +19728,7 @@
               <w:spacing w:after="10" w:before="0"/>
               <w:ind w:left="120"/>
             </w:pPr>
-            <w:hyperlink w:history="1" r:id="rIdox5k6x6vozmuzexvuriyc">
+            <w:hyperlink w:history="1" r:id="rIdn4cbbpbtujtpriiltdxqg">
               <w:r>
                 <w:rPr>
                   <w:rFonts w:ascii="Arial" w:cs="Arial" w:eastAsia="Arial" w:hAnsi="Arial"/>
@@ -19923,7 +19923,7 @@
             <w:pPr>
               <w:spacing w:after="20" w:before="0"/>
             </w:pPr>
-            <w:hyperlink w:history="1" r:id="rIdr57focx-tset19ctr6zsx">
+            <w:hyperlink w:history="1" r:id="rIdw_xfsmh7kxvtuiba2vexc">
               <w:r>
                 <w:rPr>
                   <w:rFonts w:ascii="Arial" w:cs="Arial" w:eastAsia="Arial" w:hAnsi="Arial"/>
@@ -19956,7 +19956,7 @@
               <w:spacing w:after="10" w:before="0"/>
               <w:ind w:left="120"/>
             </w:pPr>
-            <w:hyperlink w:history="1" r:id="rIdknyiqxlwl4dsc9ahinpmz">
+            <w:hyperlink w:history="1" r:id="rId7itzcinqupzu5rgsopdda">
               <w:r>
                 <w:rPr>
                   <w:rFonts w:ascii="Arial" w:cs="Arial" w:eastAsia="Arial" w:hAnsi="Arial"/>
@@ -20001,7 +20001,7 @@
             <w:pPr>
               <w:spacing w:after="20" w:before="0"/>
             </w:pPr>
-            <w:hyperlink w:history="1" r:id="rIdm45q9nroxwan4l8gb6fkx">
+            <w:hyperlink w:history="1" r:id="rIdyjz9z5dli8mo6-q-2age7">
               <w:r>
                 <w:rPr>
                   <w:rFonts w:ascii="Arial" w:cs="Arial" w:eastAsia="Arial" w:hAnsi="Arial"/>
@@ -20034,7 +20034,7 @@
               <w:spacing w:after="10" w:before="0"/>
               <w:ind w:left="120"/>
             </w:pPr>
-            <w:hyperlink w:history="1" r:id="rId7xish6kwuddqlm559uufz">
+            <w:hyperlink w:history="1" r:id="rIdqujnkdl2dgkvfg16iiqiq">
               <w:r>
                 <w:rPr>
                   <w:rFonts w:ascii="Arial" w:cs="Arial" w:eastAsia="Arial" w:hAnsi="Arial"/>
@@ -20229,7 +20229,7 @@
             <w:pPr>
               <w:spacing w:after="20" w:before="0"/>
             </w:pPr>
-            <w:hyperlink w:history="1" r:id="rIdworevmpdypzgxtg7hwpyj">
+            <w:hyperlink w:history="1" r:id="rIdn_jnhgg52esa7lnifi5de">
               <w:r>
                 <w:rPr>
                   <w:rFonts w:ascii="Arial" w:cs="Arial" w:eastAsia="Arial" w:hAnsi="Arial"/>
@@ -20262,7 +20262,7 @@
               <w:spacing w:after="10" w:before="0"/>
               <w:ind w:left="120"/>
             </w:pPr>
-            <w:hyperlink w:history="1" r:id="rId0zb6gfvg8nxtz6wqf1-2m">
+            <w:hyperlink w:history="1" r:id="rIdy8ezgprnb4mxkminsm-gi">
               <w:r>
                 <w:rPr>
                   <w:rFonts w:ascii="Arial" w:cs="Arial" w:eastAsia="Arial" w:hAnsi="Arial"/>
@@ -20307,7 +20307,7 @@
             <w:pPr>
               <w:spacing w:after="20" w:before="0"/>
             </w:pPr>
-            <w:hyperlink w:history="1" r:id="rIdq18xmsv1g7onuhdniixox">
+            <w:hyperlink w:history="1" r:id="rIdzr38uhaqqim7wywrf_fjl">
               <w:r>
                 <w:rPr>
                   <w:rFonts w:ascii="Arial" w:cs="Arial" w:eastAsia="Arial" w:hAnsi="Arial"/>
@@ -20340,7 +20340,7 @@
               <w:spacing w:after="10" w:before="0"/>
               <w:ind w:left="120"/>
             </w:pPr>
-            <w:hyperlink w:history="1" r:id="rId1hvcgjd-2kojgxlxw_g-s">
+            <w:hyperlink w:history="1" r:id="rIdalsrkodxypvqmaq0umsh-">
               <w:r>
                 <w:rPr>
                   <w:rFonts w:ascii="Arial" w:cs="Arial" w:eastAsia="Arial" w:hAnsi="Arial"/>
@@ -20535,7 +20535,7 @@
             <w:pPr>
               <w:spacing w:after="20" w:before="0"/>
             </w:pPr>
-            <w:hyperlink w:history="1" r:id="rIdq-wq84yagzhp4oh5v4wf3">
+            <w:hyperlink w:history="1" r:id="rIdh9vm9zkfnztqevs0-azq8">
               <w:r>
                 <w:rPr>
                   <w:rFonts w:ascii="Arial" w:cs="Arial" w:eastAsia="Arial" w:hAnsi="Arial"/>
@@ -20568,7 +20568,7 @@
               <w:spacing w:after="10" w:before="0"/>
               <w:ind w:left="120"/>
             </w:pPr>
-            <w:hyperlink w:history="1" r:id="rIdjuw1eniv4dpya-o1qwdog">
+            <w:hyperlink w:history="1" r:id="rIdpj2svtvoxmktujj8jgpq4">
               <w:r>
                 <w:rPr>
                   <w:rFonts w:ascii="Arial" w:cs="Arial" w:eastAsia="Arial" w:hAnsi="Arial"/>
@@ -20613,7 +20613,7 @@
             <w:pPr>
               <w:spacing w:after="20" w:before="0"/>
             </w:pPr>
-            <w:hyperlink w:history="1" r:id="rId5y16chccygymwouznieqt">
+            <w:hyperlink w:history="1" r:id="rIdutbkb0temewtr5yomn0-z">
               <w:r>
                 <w:rPr>
                   <w:rFonts w:ascii="Arial" w:cs="Arial" w:eastAsia="Arial" w:hAnsi="Arial"/>
@@ -20646,7 +20646,7 @@
               <w:spacing w:after="10" w:before="0"/>
               <w:ind w:left="120"/>
             </w:pPr>
-            <w:hyperlink w:history="1" r:id="rIdjgaawyuqt6xc67qyiuyww">
+            <w:hyperlink w:history="1" r:id="rIdobpwsujxxcycpqg6dbkgo">
               <w:r>
                 <w:rPr>
                   <w:rFonts w:ascii="Arial" w:cs="Arial" w:eastAsia="Arial" w:hAnsi="Arial"/>
@@ -21158,7 +21158,7 @@
         </w:rPr>
         <w:t xml:space="preserve">© 2026 SeaVuria and ARES. Aligned with KICD objectives. Developed by SeaVuria; technical implementation by ARES (with AI assistance from Claude). Licensed under </w:t>
       </w:r>
-      <w:hyperlink w:history="1" r:id="rId7i9fgyxrba8xplog9zrmm">
+      <w:hyperlink w:history="1" r:id="rIdxlwiwxoblu_ogiwwphopl">
         <w:r>
           <w:rPr>
             <w:rFonts w:ascii="Arial" w:cs="Arial" w:eastAsia="Arial" w:hAnsi="Arial"/>
@@ -21179,7 +21179,7 @@
         </w:rPr>
         <w:t xml:space="preserve"> (</w:t>
       </w:r>
-      <w:hyperlink w:history="1" r:id="rId68rzdxy8leicy0axpy0rr">
+      <w:hyperlink w:history="1" r:id="rIdgdm4ghbrqtlqcxkhmuqrr">
         <w:r>
           <w:rPr>
             <w:rFonts w:ascii="Arial" w:cs="Arial" w:eastAsia="Arial" w:hAnsi="Arial"/>
@@ -22192,7 +22192,7 @@
             <w:pPr>
               <w:spacing w:after="20" w:before="0"/>
             </w:pPr>
-            <w:hyperlink w:history="1" r:id="rIdxoivp_akphx94ohttizh9">
+            <w:hyperlink w:history="1" r:id="rIdsynrxelemuobpcoofblsz">
               <w:r>
                 <w:rPr>
                   <w:rFonts w:ascii="Arial" w:cs="Arial" w:eastAsia="Arial" w:hAnsi="Arial"/>
@@ -22225,7 +22225,7 @@
               <w:spacing w:after="10" w:before="0"/>
               <w:ind w:left="120"/>
             </w:pPr>
-            <w:hyperlink w:history="1" r:id="rIdfrvfpnjxlb0b2b5z2azbt">
+            <w:hyperlink w:history="1" r:id="rIdmxlni8l790uoxzuzchfqh">
               <w:r>
                 <w:rPr>
                   <w:rFonts w:ascii="Arial" w:cs="Arial" w:eastAsia="Arial" w:hAnsi="Arial"/>
@@ -22270,7 +22270,7 @@
             <w:pPr>
               <w:spacing w:after="20" w:before="0"/>
             </w:pPr>
-            <w:hyperlink w:history="1" r:id="rIdzgkxgaq5cqn6qt7yjvcd2">
+            <w:hyperlink w:history="1" r:id="rIdoxrwcvfefk_kgggk6_ubt">
               <w:r>
                 <w:rPr>
                   <w:rFonts w:ascii="Arial" w:cs="Arial" w:eastAsia="Arial" w:hAnsi="Arial"/>
@@ -22303,7 +22303,7 @@
               <w:spacing w:after="10" w:before="0"/>
               <w:ind w:left="120"/>
             </w:pPr>
-            <w:hyperlink w:history="1" r:id="rIdcysivdow9resfg41zpvsh">
+            <w:hyperlink w:history="1" r:id="rIduia_4r7welo_rgedauh2i">
               <w:r>
                 <w:rPr>
                   <w:rFonts w:ascii="Arial" w:cs="Arial" w:eastAsia="Arial" w:hAnsi="Arial"/>
@@ -22498,7 +22498,7 @@
             <w:pPr>
               <w:spacing w:after="20" w:before="0"/>
             </w:pPr>
-            <w:hyperlink w:history="1" r:id="rIdbltohzk-upblt4sgqijlx">
+            <w:hyperlink w:history="1" r:id="rIdjutubo0a4e11ytprpbdyu">
               <w:r>
                 <w:rPr>
                   <w:rFonts w:ascii="Arial" w:cs="Arial" w:eastAsia="Arial" w:hAnsi="Arial"/>
@@ -22531,7 +22531,7 @@
               <w:spacing w:after="10" w:before="0"/>
               <w:ind w:left="120"/>
             </w:pPr>
-            <w:hyperlink w:history="1" r:id="rIdgylql8i20niwhrfp7fxzq">
+            <w:hyperlink w:history="1" r:id="rIdtqeqhdt1rq1g0z61qwtw_">
               <w:r>
                 <w:rPr>
                   <w:rFonts w:ascii="Arial" w:cs="Arial" w:eastAsia="Arial" w:hAnsi="Arial"/>
@@ -22576,7 +22576,7 @@
             <w:pPr>
               <w:spacing w:after="20" w:before="0"/>
             </w:pPr>
-            <w:hyperlink w:history="1" r:id="rId2d39tthprp-jjqcjkqd00">
+            <w:hyperlink w:history="1" r:id="rIdvxziqmyqf5_pohunpg_q4">
               <w:r>
                 <w:rPr>
                   <w:rFonts w:ascii="Arial" w:cs="Arial" w:eastAsia="Arial" w:hAnsi="Arial"/>
@@ -22609,7 +22609,7 @@
               <w:spacing w:after="10" w:before="0"/>
               <w:ind w:left="120"/>
             </w:pPr>
-            <w:hyperlink w:history="1" r:id="rIdewcslsr8ah51citn34u52">
+            <w:hyperlink w:history="1" r:id="rIdiwlyrxdmhi06tjft8sdjh">
               <w:r>
                 <w:rPr>
                   <w:rFonts w:ascii="Arial" w:cs="Arial" w:eastAsia="Arial" w:hAnsi="Arial"/>
@@ -22804,7 +22804,7 @@
             <w:pPr>
               <w:spacing w:after="20" w:before="0"/>
             </w:pPr>
-            <w:hyperlink w:history="1" r:id="rIdcenfipoj3ksh9kt17eyqc">
+            <w:hyperlink w:history="1" r:id="rIds4bex994s-dwftzgqhhx_">
               <w:r>
                 <w:rPr>
                   <w:rFonts w:ascii="Arial" w:cs="Arial" w:eastAsia="Arial" w:hAnsi="Arial"/>
@@ -22837,7 +22837,7 @@
               <w:spacing w:after="10" w:before="0"/>
               <w:ind w:left="120"/>
             </w:pPr>
-            <w:hyperlink w:history="1" r:id="rIdblkig3s0hv4wvofersdhv">
+            <w:hyperlink w:history="1" r:id="rIdnhoubzy_asj1tjn81ne33">
               <w:r>
                 <w:rPr>
                   <w:rFonts w:ascii="Arial" w:cs="Arial" w:eastAsia="Arial" w:hAnsi="Arial"/>
@@ -22882,7 +22882,7 @@
             <w:pPr>
               <w:spacing w:after="20" w:before="0"/>
             </w:pPr>
-            <w:hyperlink w:history="1" r:id="rIdpvlcgwb2hticspyoukdki">
+            <w:hyperlink w:history="1" r:id="rIdos0vvnmczpar5-g5yhyca">
               <w:r>
                 <w:rPr>
                   <w:rFonts w:ascii="Arial" w:cs="Arial" w:eastAsia="Arial" w:hAnsi="Arial"/>
@@ -22915,7 +22915,7 @@
               <w:spacing w:after="10" w:before="0"/>
               <w:ind w:left="120"/>
             </w:pPr>
-            <w:hyperlink w:history="1" r:id="rIdhb9ndair99bcalfu-mxli">
+            <w:hyperlink w:history="1" r:id="rIdvma_4qbfiq_8g__sytj9f">
               <w:r>
                 <w:rPr>
                   <w:rFonts w:ascii="Arial" w:cs="Arial" w:eastAsia="Arial" w:hAnsi="Arial"/>
@@ -23110,7 +23110,7 @@
             <w:pPr>
               <w:spacing w:after="20" w:before="0"/>
             </w:pPr>
-            <w:hyperlink w:history="1" r:id="rIdmshmyn5qyfqvvpk4h26vz">
+            <w:hyperlink w:history="1" r:id="rIdolq1p00hf4mhwqfwh5ton">
               <w:r>
                 <w:rPr>
                   <w:rFonts w:ascii="Arial" w:cs="Arial" w:eastAsia="Arial" w:hAnsi="Arial"/>
@@ -23143,7 +23143,7 @@
               <w:spacing w:after="10" w:before="0"/>
               <w:ind w:left="120"/>
             </w:pPr>
-            <w:hyperlink w:history="1" r:id="rIdqsdpzxxpel4wghex75n8s">
+            <w:hyperlink w:history="1" r:id="rIdsslvyypplfxjb-gkpzfit">
               <w:r>
                 <w:rPr>
                   <w:rFonts w:ascii="Arial" w:cs="Arial" w:eastAsia="Arial" w:hAnsi="Arial"/>
@@ -23188,7 +23188,7 @@
             <w:pPr>
               <w:spacing w:after="20" w:before="0"/>
             </w:pPr>
-            <w:hyperlink w:history="1" r:id="rIdloahfihnigar-secxjoi6">
+            <w:hyperlink w:history="1" r:id="rIdqskl6opstrxi3g0weagrr">
               <w:r>
                 <w:rPr>
                   <w:rFonts w:ascii="Arial" w:cs="Arial" w:eastAsia="Arial" w:hAnsi="Arial"/>
@@ -23221,7 +23221,7 @@
               <w:spacing w:after="10" w:before="0"/>
               <w:ind w:left="120"/>
             </w:pPr>
-            <w:hyperlink w:history="1" r:id="rIdejgkddbw9sasx2rtrzoom">
+            <w:hyperlink w:history="1" r:id="rIdupshs6oorozcg5udxka_t">
               <w:r>
                 <w:rPr>
                   <w:rFonts w:ascii="Arial" w:cs="Arial" w:eastAsia="Arial" w:hAnsi="Arial"/>
@@ -23416,7 +23416,7 @@
             <w:pPr>
               <w:spacing w:after="20" w:before="0"/>
             </w:pPr>
-            <w:hyperlink w:history="1" r:id="rIdxnu4bo6_9pinppxafe4yo">
+            <w:hyperlink w:history="1" r:id="rId1drby56t-sja-ebw3wnv1">
               <w:r>
                 <w:rPr>
                   <w:rFonts w:ascii="Arial" w:cs="Arial" w:eastAsia="Arial" w:hAnsi="Arial"/>
@@ -23449,7 +23449,7 @@
               <w:spacing w:after="10" w:before="0"/>
               <w:ind w:left="120"/>
             </w:pPr>
-            <w:hyperlink w:history="1" r:id="rId1xjkmiazkb41w68rwkcua">
+            <w:hyperlink w:history="1" r:id="rIdxyhqy6otuxacrcygzesi4">
               <w:r>
                 <w:rPr>
                   <w:rFonts w:ascii="Arial" w:cs="Arial" w:eastAsia="Arial" w:hAnsi="Arial"/>
@@ -23494,7 +23494,7 @@
             <w:pPr>
               <w:spacing w:after="20" w:before="0"/>
             </w:pPr>
-            <w:hyperlink w:history="1" r:id="rIdyfnquxdo4w5qnaibr8nta">
+            <w:hyperlink w:history="1" r:id="rIdi9vdb_lujseb_aejqv0sm">
               <w:r>
                 <w:rPr>
                   <w:rFonts w:ascii="Arial" w:cs="Arial" w:eastAsia="Arial" w:hAnsi="Arial"/>
@@ -23527,7 +23527,7 @@
               <w:spacing w:after="10" w:before="0"/>
               <w:ind w:left="120"/>
             </w:pPr>
-            <w:hyperlink w:history="1" r:id="rId_1y1cefnm9fbpzbgvobiq">
+            <w:hyperlink w:history="1" r:id="rIdofhqqzoxt9fbqbpkumeqy">
               <w:r>
                 <w:rPr>
                   <w:rFonts w:ascii="Arial" w:cs="Arial" w:eastAsia="Arial" w:hAnsi="Arial"/>
@@ -24039,7 +24039,7 @@
         </w:rPr>
         <w:t xml:space="preserve">© 2026 SeaVuria and ARES. Aligned with KICD objectives. Developed by SeaVuria; technical implementation by ARES (with AI assistance from Claude). Licensed under </w:t>
       </w:r>
-      <w:hyperlink w:history="1" r:id="rId_nk55uiqmt1yjqple14uj">
+      <w:hyperlink w:history="1" r:id="rId6ng52k6f9gtf7z5x4up2_">
         <w:r>
           <w:rPr>
             <w:rFonts w:ascii="Arial" w:cs="Arial" w:eastAsia="Arial" w:hAnsi="Arial"/>
@@ -24060,7 +24060,7 @@
         </w:rPr>
         <w:t xml:space="preserve"> (</w:t>
       </w:r>
-      <w:hyperlink w:history="1" r:id="rIdnw4xhkvfts9mevdlhgu_1">
+      <w:hyperlink w:history="1" r:id="rId7eioipmwn0q5jhf3euxcw">
         <w:r>
           <w:rPr>
             <w:rFonts w:ascii="Arial" w:cs="Arial" w:eastAsia="Arial" w:hAnsi="Arial"/>
@@ -25073,7 +25073,7 @@
             <w:pPr>
               <w:spacing w:after="20" w:before="0"/>
             </w:pPr>
-            <w:hyperlink w:history="1" r:id="rIdb7wm1bp5lm1dkksgsrb-b">
+            <w:hyperlink w:history="1" r:id="rIdwzdqwm-zlxuqu_d_k3e_c">
               <w:r>
                 <w:rPr>
                   <w:rFonts w:ascii="Arial" w:cs="Arial" w:eastAsia="Arial" w:hAnsi="Arial"/>
@@ -25106,7 +25106,7 @@
               <w:spacing w:after="10" w:before="0"/>
               <w:ind w:left="120"/>
             </w:pPr>
-            <w:hyperlink w:history="1" r:id="rId388k8u_bm19xaihrrd4-q">
+            <w:hyperlink w:history="1" r:id="rIdmibuacd3x6nkn2h7jwepw">
               <w:r>
                 <w:rPr>
                   <w:rFonts w:ascii="Arial" w:cs="Arial" w:eastAsia="Arial" w:hAnsi="Arial"/>
@@ -25151,7 +25151,7 @@
             <w:pPr>
               <w:spacing w:after="20" w:before="0"/>
             </w:pPr>
-            <w:hyperlink w:history="1" r:id="rIdbrrmxxrvexeiom7bt2nzn">
+            <w:hyperlink w:history="1" r:id="rIdbb6lxs9ypb9iaiabla4fs">
               <w:r>
                 <w:rPr>
                   <w:rFonts w:ascii="Arial" w:cs="Arial" w:eastAsia="Arial" w:hAnsi="Arial"/>
@@ -25184,7 +25184,7 @@
               <w:spacing w:after="10" w:before="0"/>
               <w:ind w:left="120"/>
             </w:pPr>
-            <w:hyperlink w:history="1" r:id="rIdoukkp7ps9-saftrox5xvw">
+            <w:hyperlink w:history="1" r:id="rIdc8s9jpxjzc0picem4q2gw">
               <w:r>
                 <w:rPr>
                   <w:rFonts w:ascii="Arial" w:cs="Arial" w:eastAsia="Arial" w:hAnsi="Arial"/>
@@ -25379,7 +25379,7 @@
             <w:pPr>
               <w:spacing w:after="20" w:before="0"/>
             </w:pPr>
-            <w:hyperlink w:history="1" r:id="rIdebhihrugkmce16slqqitx">
+            <w:hyperlink w:history="1" r:id="rIdiigm7syta84_sxhvxibcl">
               <w:r>
                 <w:rPr>
                   <w:rFonts w:ascii="Arial" w:cs="Arial" w:eastAsia="Arial" w:hAnsi="Arial"/>
@@ -25412,7 +25412,7 @@
               <w:spacing w:after="10" w:before="0"/>
               <w:ind w:left="120"/>
             </w:pPr>
-            <w:hyperlink w:history="1" r:id="rIdaiwv4renvwti3cp8gnzty">
+            <w:hyperlink w:history="1" r:id="rId3iknvcjq7otvxvfq1kxii">
               <w:r>
                 <w:rPr>
                   <w:rFonts w:ascii="Arial" w:cs="Arial" w:eastAsia="Arial" w:hAnsi="Arial"/>
@@ -25457,7 +25457,7 @@
             <w:pPr>
               <w:spacing w:after="20" w:before="0"/>
             </w:pPr>
-            <w:hyperlink w:history="1" r:id="rIdoo5i2qy2naq-p3587x4mh">
+            <w:hyperlink w:history="1" r:id="rIdmhnmnq1bdcgdag3hbuj1s">
               <w:r>
                 <w:rPr>
                   <w:rFonts w:ascii="Arial" w:cs="Arial" w:eastAsia="Arial" w:hAnsi="Arial"/>
@@ -25490,7 +25490,7 @@
               <w:spacing w:after="10" w:before="0"/>
               <w:ind w:left="120"/>
             </w:pPr>
-            <w:hyperlink w:history="1" r:id="rIdv2elixuwlzy-itkly_2br">
+            <w:hyperlink w:history="1" r:id="rId40wzz9qgs_oez4djisynm">
               <w:r>
                 <w:rPr>
                   <w:rFonts w:ascii="Arial" w:cs="Arial" w:eastAsia="Arial" w:hAnsi="Arial"/>
@@ -25685,7 +25685,7 @@
             <w:pPr>
               <w:spacing w:after="20" w:before="0"/>
             </w:pPr>
-            <w:hyperlink w:history="1" r:id="rId7esteipkmtmv3vn3femaq">
+            <w:hyperlink w:history="1" r:id="rId0nhqa4qud9p_db4qk6upk">
               <w:r>
                 <w:rPr>
                   <w:rFonts w:ascii="Arial" w:cs="Arial" w:eastAsia="Arial" w:hAnsi="Arial"/>
@@ -25718,7 +25718,7 @@
               <w:spacing w:after="10" w:before="0"/>
               <w:ind w:left="120"/>
             </w:pPr>
-            <w:hyperlink w:history="1" r:id="rIde2kqpzsgpmti9pcfcgv0k">
+            <w:hyperlink w:history="1" r:id="rIdw3vxprcjf0f1saysud4hj">
               <w:r>
                 <w:rPr>
                   <w:rFonts w:ascii="Arial" w:cs="Arial" w:eastAsia="Arial" w:hAnsi="Arial"/>
@@ -25763,7 +25763,7 @@
             <w:pPr>
               <w:spacing w:after="20" w:before="0"/>
             </w:pPr>
-            <w:hyperlink w:history="1" r:id="rIdrufxxakkqdtjvvjvwml6m">
+            <w:hyperlink w:history="1" r:id="rIdmluapuaqdcr4jbrvu3klz">
               <w:r>
                 <w:rPr>
                   <w:rFonts w:ascii="Arial" w:cs="Arial" w:eastAsia="Arial" w:hAnsi="Arial"/>
@@ -25796,7 +25796,7 @@
               <w:spacing w:after="10" w:before="0"/>
               <w:ind w:left="120"/>
             </w:pPr>
-            <w:hyperlink w:history="1" r:id="rId_m7oa32fvvendfb_bnhlk">
+            <w:hyperlink w:history="1" r:id="rId-mcx9mno_xdgjklhjjjim">
               <w:r>
                 <w:rPr>
                   <w:rFonts w:ascii="Arial" w:cs="Arial" w:eastAsia="Arial" w:hAnsi="Arial"/>
@@ -25991,7 +25991,7 @@
             <w:pPr>
               <w:spacing w:after="20" w:before="0"/>
             </w:pPr>
-            <w:hyperlink w:history="1" r:id="rId71sg3jlpr2rvoud2ebxw3">
+            <w:hyperlink w:history="1" r:id="rIdnsll3whc6kjdi8nripjsf">
               <w:r>
                 <w:rPr>
                   <w:rFonts w:ascii="Arial" w:cs="Arial" w:eastAsia="Arial" w:hAnsi="Arial"/>
@@ -26024,7 +26024,7 @@
               <w:spacing w:after="10" w:before="0"/>
               <w:ind w:left="120"/>
             </w:pPr>
-            <w:hyperlink w:history="1" r:id="rIdlhhe1wugt5pr3fdq5om7_">
+            <w:hyperlink w:history="1" r:id="rIdyyypstux-p4lysmyw9xk4">
               <w:r>
                 <w:rPr>
                   <w:rFonts w:ascii="Arial" w:cs="Arial" w:eastAsia="Arial" w:hAnsi="Arial"/>
@@ -26069,7 +26069,7 @@
             <w:pPr>
               <w:spacing w:after="20" w:before="0"/>
             </w:pPr>
-            <w:hyperlink w:history="1" r:id="rIdvnmy3o7njpgqueia4sjr5">
+            <w:hyperlink w:history="1" r:id="rIdi2wlt74me_e8qbxepfedq">
               <w:r>
                 <w:rPr>
                   <w:rFonts w:ascii="Arial" w:cs="Arial" w:eastAsia="Arial" w:hAnsi="Arial"/>
@@ -26102,7 +26102,7 @@
               <w:spacing w:after="10" w:before="0"/>
               <w:ind w:left="120"/>
             </w:pPr>
-            <w:hyperlink w:history="1" r:id="rIdk1fr4oyfdnpecpocigl3y">
+            <w:hyperlink w:history="1" r:id="rIds83_qd69nrnk-czk5m8b6">
               <w:r>
                 <w:rPr>
                   <w:rFonts w:ascii="Arial" w:cs="Arial" w:eastAsia="Arial" w:hAnsi="Arial"/>
@@ -26297,7 +26297,7 @@
             <w:pPr>
               <w:spacing w:after="20" w:before="0"/>
             </w:pPr>
-            <w:hyperlink w:history="1" r:id="rIdnnjreo50hcendhl4pn--y">
+            <w:hyperlink w:history="1" r:id="rIdppntqlawoq4hwfgovhl-y">
               <w:r>
                 <w:rPr>
                   <w:rFonts w:ascii="Arial" w:cs="Arial" w:eastAsia="Arial" w:hAnsi="Arial"/>
@@ -26330,7 +26330,7 @@
               <w:spacing w:after="10" w:before="0"/>
               <w:ind w:left="120"/>
             </w:pPr>
-            <w:hyperlink w:history="1" r:id="rIdym1s7fk-9xhcpt-tt69qj">
+            <w:hyperlink w:history="1" r:id="rIdxhzl_4oylyhccxli2__rx">
               <w:r>
                 <w:rPr>
                   <w:rFonts w:ascii="Arial" w:cs="Arial" w:eastAsia="Arial" w:hAnsi="Arial"/>
@@ -26375,7 +26375,7 @@
             <w:pPr>
               <w:spacing w:after="20" w:before="0"/>
             </w:pPr>
-            <w:hyperlink w:history="1" r:id="rIdd43-pgkrzp5_v0jsauax7">
+            <w:hyperlink w:history="1" r:id="rIdg7amvspxfd2vs_vza541z">
               <w:r>
                 <w:rPr>
                   <w:rFonts w:ascii="Arial" w:cs="Arial" w:eastAsia="Arial" w:hAnsi="Arial"/>
@@ -26408,7 +26408,7 @@
               <w:spacing w:after="10" w:before="0"/>
               <w:ind w:left="120"/>
             </w:pPr>
-            <w:hyperlink w:history="1" r:id="rId7kvysfqk53xyq0bpgek9m">
+            <w:hyperlink w:history="1" r:id="rIdtltr8rz39flij04ybk4k-">
               <w:r>
                 <w:rPr>
                   <w:rFonts w:ascii="Arial" w:cs="Arial" w:eastAsia="Arial" w:hAnsi="Arial"/>
@@ -26920,7 +26920,7 @@
         </w:rPr>
         <w:t xml:space="preserve">© 2026 SeaVuria and ARES. Aligned with KICD objectives. Developed by SeaVuria; technical implementation by ARES (with AI assistance from Claude). Licensed under </w:t>
       </w:r>
-      <w:hyperlink w:history="1" r:id="rIdhvhjkm5fdd700ik1q_zjf">
+      <w:hyperlink w:history="1" r:id="rIdyrx4laqa6_bcyrlo1nvms">
         <w:r>
           <w:rPr>
             <w:rFonts w:ascii="Arial" w:cs="Arial" w:eastAsia="Arial" w:hAnsi="Arial"/>
@@ -26941,7 +26941,7 @@
         </w:rPr>
         <w:t xml:space="preserve"> (</w:t>
       </w:r>
-      <w:hyperlink w:history="1" r:id="rIdmy2si7a78tufip6g-or5k">
+      <w:hyperlink w:history="1" r:id="rId0ycumj2rdcb7q5hqmulri">
         <w:r>
           <w:rPr>
             <w:rFonts w:ascii="Arial" w:cs="Arial" w:eastAsia="Arial" w:hAnsi="Arial"/>
@@ -27954,7 +27954,7 @@
             <w:pPr>
               <w:spacing w:after="20" w:before="0"/>
             </w:pPr>
-            <w:hyperlink w:history="1" r:id="rIdnbq50jl9znrqehmwsjzte">
+            <w:hyperlink w:history="1" r:id="rId7a5wxnk3a29n7894uqheg">
               <w:r>
                 <w:rPr>
                   <w:rFonts w:ascii="Arial" w:cs="Arial" w:eastAsia="Arial" w:hAnsi="Arial"/>
@@ -27987,7 +27987,7 @@
               <w:spacing w:after="10" w:before="0"/>
               <w:ind w:left="120"/>
             </w:pPr>
-            <w:hyperlink w:history="1" r:id="rIdrvmnka3quuq_-d37ex0wn">
+            <w:hyperlink w:history="1" r:id="rId8vpk2xw1-icsrqvefipx2">
               <w:r>
                 <w:rPr>
                   <w:rFonts w:ascii="Arial" w:cs="Arial" w:eastAsia="Arial" w:hAnsi="Arial"/>
@@ -28032,7 +28032,7 @@
             <w:pPr>
               <w:spacing w:after="20" w:before="0"/>
             </w:pPr>
-            <w:hyperlink w:history="1" r:id="rIdyzhe-zftkzn8tzlscbixe">
+            <w:hyperlink w:history="1" r:id="rIdzui6hhjma1b9qjufwpc8t">
               <w:r>
                 <w:rPr>
                   <w:rFonts w:ascii="Arial" w:cs="Arial" w:eastAsia="Arial" w:hAnsi="Arial"/>
@@ -28065,7 +28065,7 @@
               <w:spacing w:after="10" w:before="0"/>
               <w:ind w:left="120"/>
             </w:pPr>
-            <w:hyperlink w:history="1" r:id="rIdeaxsufqtyc4nrepiymjsy">
+            <w:hyperlink w:history="1" r:id="rIdbpzvh09d8p5a9wulpszyh">
               <w:r>
                 <w:rPr>
                   <w:rFonts w:ascii="Arial" w:cs="Arial" w:eastAsia="Arial" w:hAnsi="Arial"/>
@@ -28260,7 +28260,7 @@
             <w:pPr>
               <w:spacing w:after="20" w:before="0"/>
             </w:pPr>
-            <w:hyperlink w:history="1" r:id="rId2fl9ahlgww254xs8ixjdd">
+            <w:hyperlink w:history="1" r:id="rId-qxu2qjlwgck8vvhwiry9">
               <w:r>
                 <w:rPr>
                   <w:rFonts w:ascii="Arial" w:cs="Arial" w:eastAsia="Arial" w:hAnsi="Arial"/>
@@ -28293,7 +28293,7 @@
               <w:spacing w:after="10" w:before="0"/>
               <w:ind w:left="120"/>
             </w:pPr>
-            <w:hyperlink w:history="1" r:id="rIdvhd-i2erwpht_pbddyke9">
+            <w:hyperlink w:history="1" r:id="rId_4ak1zhvipbtxdobtswg6">
               <w:r>
                 <w:rPr>
                   <w:rFonts w:ascii="Arial" w:cs="Arial" w:eastAsia="Arial" w:hAnsi="Arial"/>
@@ -28338,7 +28338,7 @@
             <w:pPr>
               <w:spacing w:after="20" w:before="0"/>
             </w:pPr>
-            <w:hyperlink w:history="1" r:id="rId8qxyev-sdpc_ff8kpdvor">
+            <w:hyperlink w:history="1" r:id="rId5ycwdmleof8kby07lpwep">
               <w:r>
                 <w:rPr>
                   <w:rFonts w:ascii="Arial" w:cs="Arial" w:eastAsia="Arial" w:hAnsi="Arial"/>
@@ -28371,7 +28371,7 @@
               <w:spacing w:after="10" w:before="0"/>
               <w:ind w:left="120"/>
             </w:pPr>
-            <w:hyperlink w:history="1" r:id="rIdn2-fhprr2dh7ualxs8zx3">
+            <w:hyperlink w:history="1" r:id="rIdjxoj9jv8jhisk2nr4jo_s">
               <w:r>
                 <w:rPr>
                   <w:rFonts w:ascii="Arial" w:cs="Arial" w:eastAsia="Arial" w:hAnsi="Arial"/>
@@ -28566,7 +28566,7 @@
             <w:pPr>
               <w:spacing w:after="20" w:before="0"/>
             </w:pPr>
-            <w:hyperlink w:history="1" r:id="rIdhdk469k-85sei1tskpgfw">
+            <w:hyperlink w:history="1" r:id="rIdrdz06lwsiee_uk0fc_08d">
               <w:r>
                 <w:rPr>
                   <w:rFonts w:ascii="Arial" w:cs="Arial" w:eastAsia="Arial" w:hAnsi="Arial"/>
@@ -28599,7 +28599,7 @@
               <w:spacing w:after="10" w:before="0"/>
               <w:ind w:left="120"/>
             </w:pPr>
-            <w:hyperlink w:history="1" r:id="rIdj_5yrb6hr1wqoc9kzrx85">
+            <w:hyperlink w:history="1" r:id="rIdb4kv2zhgeyubjyqjeqfc_">
               <w:r>
                 <w:rPr>
                   <w:rFonts w:ascii="Arial" w:cs="Arial" w:eastAsia="Arial" w:hAnsi="Arial"/>
@@ -28644,7 +28644,7 @@
             <w:pPr>
               <w:spacing w:after="20" w:before="0"/>
             </w:pPr>
-            <w:hyperlink w:history="1" r:id="rIdonkigentared0f4lnr8z6">
+            <w:hyperlink w:history="1" r:id="rIdkib5iaijwrecbigoetnjd">
               <w:r>
                 <w:rPr>
                   <w:rFonts w:ascii="Arial" w:cs="Arial" w:eastAsia="Arial" w:hAnsi="Arial"/>
@@ -28677,7 +28677,7 @@
               <w:spacing w:after="10" w:before="0"/>
               <w:ind w:left="120"/>
             </w:pPr>
-            <w:hyperlink w:history="1" r:id="rIdgkj3oc4fnv0uwujsbsoud">
+            <w:hyperlink w:history="1" r:id="rIdzs2-cyrvqal4he3ixaw9o">
               <w:r>
                 <w:rPr>
                   <w:rFonts w:ascii="Arial" w:cs="Arial" w:eastAsia="Arial" w:hAnsi="Arial"/>
@@ -28872,7 +28872,7 @@
             <w:pPr>
               <w:spacing w:after="20" w:before="0"/>
             </w:pPr>
-            <w:hyperlink w:history="1" r:id="rIdfu7jva_trg5cm4zgble0q">
+            <w:hyperlink w:history="1" r:id="rId68trlix84hkl-v1brekjb">
               <w:r>
                 <w:rPr>
                   <w:rFonts w:ascii="Arial" w:cs="Arial" w:eastAsia="Arial" w:hAnsi="Arial"/>
@@ -28905,7 +28905,7 @@
               <w:spacing w:after="10" w:before="0"/>
               <w:ind w:left="120"/>
             </w:pPr>
-            <w:hyperlink w:history="1" r:id="rIdsjsbglqtcahwmbpnkww9w">
+            <w:hyperlink w:history="1" r:id="rIdxo2lbsnipkqpszcfbb1fx">
               <w:r>
                 <w:rPr>
                   <w:rFonts w:ascii="Arial" w:cs="Arial" w:eastAsia="Arial" w:hAnsi="Arial"/>
@@ -28950,7 +28950,7 @@
             <w:pPr>
               <w:spacing w:after="20" w:before="0"/>
             </w:pPr>
-            <w:hyperlink w:history="1" r:id="rIdbi0i7t0usibjl8j7swvxx">
+            <w:hyperlink w:history="1" r:id="rIdyqqkznjgsm4zcdqqnnp5e">
               <w:r>
                 <w:rPr>
                   <w:rFonts w:ascii="Arial" w:cs="Arial" w:eastAsia="Arial" w:hAnsi="Arial"/>
@@ -28983,7 +28983,7 @@
               <w:spacing w:after="10" w:before="0"/>
               <w:ind w:left="120"/>
             </w:pPr>
-            <w:hyperlink w:history="1" r:id="rId-xnoia9bnnazvtjmy-zxb">
+            <w:hyperlink w:history="1" r:id="rIdqdehwyjuekmbmo2xmepyh">
               <w:r>
                 <w:rPr>
                   <w:rFonts w:ascii="Arial" w:cs="Arial" w:eastAsia="Arial" w:hAnsi="Arial"/>
@@ -29178,7 +29178,7 @@
             <w:pPr>
               <w:spacing w:after="20" w:before="0"/>
             </w:pPr>
-            <w:hyperlink w:history="1" r:id="rIdoiqmdptk7oz1veptkgrxk">
+            <w:hyperlink w:history="1" r:id="rIdjbe05rroitcj18w6xdigq">
               <w:r>
                 <w:rPr>
                   <w:rFonts w:ascii="Arial" w:cs="Arial" w:eastAsia="Arial" w:hAnsi="Arial"/>
@@ -29211,7 +29211,7 @@
               <w:spacing w:after="10" w:before="0"/>
               <w:ind w:left="120"/>
             </w:pPr>
-            <w:hyperlink w:history="1" r:id="rId-kxg_vclepk2nwg91tyro">
+            <w:hyperlink w:history="1" r:id="rIdj4prcwkzvpuinfm4dszdc">
               <w:r>
                 <w:rPr>
                   <w:rFonts w:ascii="Arial" w:cs="Arial" w:eastAsia="Arial" w:hAnsi="Arial"/>
@@ -29256,7 +29256,7 @@
             <w:pPr>
               <w:spacing w:after="20" w:before="0"/>
             </w:pPr>
-            <w:hyperlink w:history="1" r:id="rIdtg3nwczww4vrfvs-gd4wt">
+            <w:hyperlink w:history="1" r:id="rIdai7o_-rdk_mu6onezjgir">
               <w:r>
                 <w:rPr>
                   <w:rFonts w:ascii="Arial" w:cs="Arial" w:eastAsia="Arial" w:hAnsi="Arial"/>
@@ -29289,7 +29289,7 @@
               <w:spacing w:after="10" w:before="0"/>
               <w:ind w:left="120"/>
             </w:pPr>
-            <w:hyperlink w:history="1" r:id="rIdy9ga4ongob8kdv4jtx10h">
+            <w:hyperlink w:history="1" r:id="rIdjgd9h8its3gj9xpqeihby">
               <w:r>
                 <w:rPr>
                   <w:rFonts w:ascii="Arial" w:cs="Arial" w:eastAsia="Arial" w:hAnsi="Arial"/>
@@ -29801,7 +29801,7 @@
         </w:rPr>
         <w:t xml:space="preserve">© 2026 SeaVuria and ARES. Aligned with KICD objectives. Developed by SeaVuria; technical implementation by ARES (with AI assistance from Claude). Licensed under </w:t>
       </w:r>
-      <w:hyperlink w:history="1" r:id="rIdmww6ivhlz5_cfr6-s-tvr">
+      <w:hyperlink w:history="1" r:id="rId_hh7k6bdjiugprp78zrcf">
         <w:r>
           <w:rPr>
             <w:rFonts w:ascii="Arial" w:cs="Arial" w:eastAsia="Arial" w:hAnsi="Arial"/>
@@ -29822,7 +29822,7 @@
         </w:rPr>
         <w:t xml:space="preserve"> (</w:t>
       </w:r>
-      <w:hyperlink w:history="1" r:id="rIdxggn73wee0hgs5kakez1r">
+      <w:hyperlink w:history="1" r:id="rIdtaytpl-p9c2colbedtmzm">
         <w:r>
           <w:rPr>
             <w:rFonts w:ascii="Arial" w:cs="Arial" w:eastAsia="Arial" w:hAnsi="Arial"/>
@@ -30835,7 +30835,7 @@
             <w:pPr>
               <w:spacing w:after="20" w:before="0"/>
             </w:pPr>
-            <w:hyperlink w:history="1" r:id="rIdohrepu7gdc3hkbsv2dp9f">
+            <w:hyperlink w:history="1" r:id="rIdqrahmto3vemwbyxznyvnu">
               <w:r>
                 <w:rPr>
                   <w:rFonts w:ascii="Arial" w:cs="Arial" w:eastAsia="Arial" w:hAnsi="Arial"/>
@@ -30868,7 +30868,7 @@
               <w:spacing w:after="10" w:before="0"/>
               <w:ind w:left="120"/>
             </w:pPr>
-            <w:hyperlink w:history="1" r:id="rIdxe-epxg3zbdiobutcsvyp">
+            <w:hyperlink w:history="1" r:id="rIduk9nnaeqhwzzar1mdmu_q">
               <w:r>
                 <w:rPr>
                   <w:rFonts w:ascii="Arial" w:cs="Arial" w:eastAsia="Arial" w:hAnsi="Arial"/>
@@ -30913,7 +30913,7 @@
             <w:pPr>
               <w:spacing w:after="20" w:before="0"/>
             </w:pPr>
-            <w:hyperlink w:history="1" r:id="rIdsjcffn5fecs9u988hblf_">
+            <w:hyperlink w:history="1" r:id="rIdlb1l6k59fy2tn5xb5dejm">
               <w:r>
                 <w:rPr>
                   <w:rFonts w:ascii="Arial" w:cs="Arial" w:eastAsia="Arial" w:hAnsi="Arial"/>
@@ -30946,7 +30946,7 @@
               <w:spacing w:after="10" w:before="0"/>
               <w:ind w:left="120"/>
             </w:pPr>
-            <w:hyperlink w:history="1" r:id="rIdftsahfp11wlebefjeitjb">
+            <w:hyperlink w:history="1" r:id="rIdnqvem6h-mgotpflqwwrbg">
               <w:r>
                 <w:rPr>
                   <w:rFonts w:ascii="Arial" w:cs="Arial" w:eastAsia="Arial" w:hAnsi="Arial"/>
@@ -31141,7 +31141,7 @@
             <w:pPr>
               <w:spacing w:after="20" w:before="0"/>
             </w:pPr>
-            <w:hyperlink w:history="1" r:id="rIdnexbujlqxzexlz9nmzewk">
+            <w:hyperlink w:history="1" r:id="rIdm7ovpnqkebthi4tomi3ez">
               <w:r>
                 <w:rPr>
                   <w:rFonts w:ascii="Arial" w:cs="Arial" w:eastAsia="Arial" w:hAnsi="Arial"/>
@@ -31174,7 +31174,7 @@
               <w:spacing w:after="10" w:before="0"/>
               <w:ind w:left="120"/>
             </w:pPr>
-            <w:hyperlink w:history="1" r:id="rIdwrynopac5pr8jmr7rm9nz">
+            <w:hyperlink w:history="1" r:id="rIdzdb6qkxr3zzxixxgfllno">
               <w:r>
                 <w:rPr>
                   <w:rFonts w:ascii="Arial" w:cs="Arial" w:eastAsia="Arial" w:hAnsi="Arial"/>
@@ -31219,7 +31219,7 @@
             <w:pPr>
               <w:spacing w:after="20" w:before="0"/>
             </w:pPr>
-            <w:hyperlink w:history="1" r:id="rIdzsiquv44ru94nqgrikmyp">
+            <w:hyperlink w:history="1" r:id="rIdpeffelmgny3eiaj4vx0jo">
               <w:r>
                 <w:rPr>
                   <w:rFonts w:ascii="Arial" w:cs="Arial" w:eastAsia="Arial" w:hAnsi="Arial"/>
@@ -31252,7 +31252,7 @@
               <w:spacing w:after="10" w:before="0"/>
               <w:ind w:left="120"/>
             </w:pPr>
-            <w:hyperlink w:history="1" r:id="rId8rp8x7l_7_5fyuoywgt-y">
+            <w:hyperlink w:history="1" r:id="rIdvxwssgsczy0c3l63uait9">
               <w:r>
                 <w:rPr>
                   <w:rFonts w:ascii="Arial" w:cs="Arial" w:eastAsia="Arial" w:hAnsi="Arial"/>
@@ -31447,7 +31447,7 @@
             <w:pPr>
               <w:spacing w:after="20" w:before="0"/>
             </w:pPr>
-            <w:hyperlink w:history="1" r:id="rIdern0f3qq5tps1semj_1yv">
+            <w:hyperlink w:history="1" r:id="rIdmsf0cqdibrwxbzzksvifs">
               <w:r>
                 <w:rPr>
                   <w:rFonts w:ascii="Arial" w:cs="Arial" w:eastAsia="Arial" w:hAnsi="Arial"/>
@@ -31480,7 +31480,7 @@
               <w:spacing w:after="10" w:before="0"/>
               <w:ind w:left="120"/>
             </w:pPr>
-            <w:hyperlink w:history="1" r:id="rIdg-ca6coqyvxabrzbup7kc">
+            <w:hyperlink w:history="1" r:id="rId3uip-itgkeq_a4ewkktex">
               <w:r>
                 <w:rPr>
                   <w:rFonts w:ascii="Arial" w:cs="Arial" w:eastAsia="Arial" w:hAnsi="Arial"/>
@@ -31525,7 +31525,7 @@
             <w:pPr>
               <w:spacing w:after="20" w:before="0"/>
             </w:pPr>
-            <w:hyperlink w:history="1" r:id="rIdyckvh5ws1tq8ej2dtlpnx">
+            <w:hyperlink w:history="1" r:id="rIddrzzix-_ygaurcikxctkn">
               <w:r>
                 <w:rPr>
                   <w:rFonts w:ascii="Arial" w:cs="Arial" w:eastAsia="Arial" w:hAnsi="Arial"/>
@@ -31558,7 +31558,7 @@
               <w:spacing w:after="10" w:before="0"/>
               <w:ind w:left="120"/>
             </w:pPr>
-            <w:hyperlink w:history="1" r:id="rIdtnzoafilt4o8aq6-1rtzn">
+            <w:hyperlink w:history="1" r:id="rIdr7xeru91_f5vsasblge_r">
               <w:r>
                 <w:rPr>
                   <w:rFonts w:ascii="Arial" w:cs="Arial" w:eastAsia="Arial" w:hAnsi="Arial"/>
@@ -31753,7 +31753,7 @@
             <w:pPr>
               <w:spacing w:after="20" w:before="0"/>
             </w:pPr>
-            <w:hyperlink w:history="1" r:id="rIdvas_ttoceyvl4-pmf0u9g">
+            <w:hyperlink w:history="1" r:id="rIdqwvhhq4rqikqlewpkv2yj">
               <w:r>
                 <w:rPr>
                   <w:rFonts w:ascii="Arial" w:cs="Arial" w:eastAsia="Arial" w:hAnsi="Arial"/>
@@ -31786,7 +31786,7 @@
               <w:spacing w:after="10" w:before="0"/>
               <w:ind w:left="120"/>
             </w:pPr>
-            <w:hyperlink w:history="1" r:id="rIdch8acbpjn-vyvkdxaw4vz">
+            <w:hyperlink w:history="1" r:id="rIdt146-xctrryu95vnatulg">
               <w:r>
                 <w:rPr>
                   <w:rFonts w:ascii="Arial" w:cs="Arial" w:eastAsia="Arial" w:hAnsi="Arial"/>
@@ -31831,7 +31831,7 @@
             <w:pPr>
               <w:spacing w:after="20" w:before="0"/>
             </w:pPr>
-            <w:hyperlink w:history="1" r:id="rIdnmli1_2s_pjh9ddwn-86d">
+            <w:hyperlink w:history="1" r:id="rId41oe9o9vua0ri3idrhgw7">
               <w:r>
                 <w:rPr>
                   <w:rFonts w:ascii="Arial" w:cs="Arial" w:eastAsia="Arial" w:hAnsi="Arial"/>
@@ -31864,7 +31864,7 @@
               <w:spacing w:after="10" w:before="0"/>
               <w:ind w:left="120"/>
             </w:pPr>
-            <w:hyperlink w:history="1" r:id="rIdwgteg04lw5kcxgwmdiebt">
+            <w:hyperlink w:history="1" r:id="rIdyexrzzm-xxsp70wqoq0db">
               <w:r>
                 <w:rPr>
                   <w:rFonts w:ascii="Arial" w:cs="Arial" w:eastAsia="Arial" w:hAnsi="Arial"/>
@@ -32059,7 +32059,7 @@
             <w:pPr>
               <w:spacing w:after="20" w:before="0"/>
             </w:pPr>
-            <w:hyperlink w:history="1" r:id="rIdgpgn1rzj5ro3xfb_xmu4_">
+            <w:hyperlink w:history="1" r:id="rIdwtyl6puduo_gc61n-pax7">
               <w:r>
                 <w:rPr>
                   <w:rFonts w:ascii="Arial" w:cs="Arial" w:eastAsia="Arial" w:hAnsi="Arial"/>
@@ -32092,7 +32092,7 @@
               <w:spacing w:after="10" w:before="0"/>
               <w:ind w:left="120"/>
             </w:pPr>
-            <w:hyperlink w:history="1" r:id="rIdkgmaqzjjedq7a3qfoxxa7">
+            <w:hyperlink w:history="1" r:id="rIdvze6btb1vxu6pjyo0g_j_">
               <w:r>
                 <w:rPr>
                   <w:rFonts w:ascii="Arial" w:cs="Arial" w:eastAsia="Arial" w:hAnsi="Arial"/>
@@ -32137,7 +32137,7 @@
             <w:pPr>
               <w:spacing w:after="20" w:before="0"/>
             </w:pPr>
-            <w:hyperlink w:history="1" r:id="rIdny2cxzniwgzr1-x7ljrtr">
+            <w:hyperlink w:history="1" r:id="rId6kmwcw6m7_e8zf8qrl6wd">
               <w:r>
                 <w:rPr>
                   <w:rFonts w:ascii="Arial" w:cs="Arial" w:eastAsia="Arial" w:hAnsi="Arial"/>
@@ -32170,7 +32170,7 @@
               <w:spacing w:after="10" w:before="0"/>
               <w:ind w:left="120"/>
             </w:pPr>
-            <w:hyperlink w:history="1" r:id="rId0zpdfxidqzxtzxltjnslk">
+            <w:hyperlink w:history="1" r:id="rIdamtkkg7b3d2cutlydxxyw">
               <w:r>
                 <w:rPr>
                   <w:rFonts w:ascii="Arial" w:cs="Arial" w:eastAsia="Arial" w:hAnsi="Arial"/>
@@ -32682,7 +32682,7 @@
         </w:rPr>
         <w:t xml:space="preserve">© 2026 SeaVuria and ARES. Aligned with KICD objectives. Developed by SeaVuria; technical implementation by ARES (with AI assistance from Claude). Licensed under </w:t>
       </w:r>
-      <w:hyperlink w:history="1" r:id="rId0u-erj3iie_rffq49y4em">
+      <w:hyperlink w:history="1" r:id="rId5nlelacufrqaetsgrqqbp">
         <w:r>
           <w:rPr>
             <w:rFonts w:ascii="Arial" w:cs="Arial" w:eastAsia="Arial" w:hAnsi="Arial"/>
@@ -32703,7 +32703,7 @@
         </w:rPr>
         <w:t xml:space="preserve"> (</w:t>
       </w:r>
-      <w:hyperlink w:history="1" r:id="rIdmjfhaujurefjzt-vzzvxy">
+      <w:hyperlink w:history="1" r:id="rIdxtwa8vvsy8a15qvxfufi5">
         <w:r>
           <w:rPr>
             <w:rFonts w:ascii="Arial" w:cs="Arial" w:eastAsia="Arial" w:hAnsi="Arial"/>
@@ -33716,7 +33716,7 @@
             <w:pPr>
               <w:spacing w:after="20" w:before="0"/>
             </w:pPr>
-            <w:hyperlink w:history="1" r:id="rIdab_xtfvjwynvgxiab9vjp">
+            <w:hyperlink w:history="1" r:id="rIdx8rimk6bqrmefgmcczbi3">
               <w:r>
                 <w:rPr>
                   <w:rFonts w:ascii="Arial" w:cs="Arial" w:eastAsia="Arial" w:hAnsi="Arial"/>
@@ -33749,7 +33749,7 @@
               <w:spacing w:after="10" w:before="0"/>
               <w:ind w:left="120"/>
             </w:pPr>
-            <w:hyperlink w:history="1" r:id="rIdmini7skbwcjvjdydwhdff">
+            <w:hyperlink w:history="1" r:id="rIdzohzochfjcg5zx1scugrc">
               <w:r>
                 <w:rPr>
                   <w:rFonts w:ascii="Arial" w:cs="Arial" w:eastAsia="Arial" w:hAnsi="Arial"/>
@@ -33794,7 +33794,7 @@
             <w:pPr>
               <w:spacing w:after="20" w:before="0"/>
             </w:pPr>
-            <w:hyperlink w:history="1" r:id="rIdvnvnlubbpv71zlmdlegxm">
+            <w:hyperlink w:history="1" r:id="rId6lbyofc9_rotne31snrxz">
               <w:r>
                 <w:rPr>
                   <w:rFonts w:ascii="Arial" w:cs="Arial" w:eastAsia="Arial" w:hAnsi="Arial"/>
@@ -33827,7 +33827,7 @@
               <w:spacing w:after="10" w:before="0"/>
               <w:ind w:left="120"/>
             </w:pPr>
-            <w:hyperlink w:history="1" r:id="rIdqopz7yvxahwruho5d0lmw">
+            <w:hyperlink w:history="1" r:id="rIdrjv09_hahooz11fmh15yp">
               <w:r>
                 <w:rPr>
                   <w:rFonts w:ascii="Arial" w:cs="Arial" w:eastAsia="Arial" w:hAnsi="Arial"/>
@@ -34022,7 +34022,7 @@
             <w:pPr>
               <w:spacing w:after="20" w:before="0"/>
             </w:pPr>
-            <w:hyperlink w:history="1" r:id="rIdu-xs8sioz06cxoj2wxm7x">
+            <w:hyperlink w:history="1" r:id="rId0w0tnoajvirb1p42gy76r">
               <w:r>
                 <w:rPr>
                   <w:rFonts w:ascii="Arial" w:cs="Arial" w:eastAsia="Arial" w:hAnsi="Arial"/>
@@ -34055,7 +34055,7 @@
               <w:spacing w:after="10" w:before="0"/>
               <w:ind w:left="120"/>
             </w:pPr>
-            <w:hyperlink w:history="1" r:id="rIde1pilevutrsnhlv4dzepo">
+            <w:hyperlink w:history="1" r:id="rIdbldpt0ou6tcka3wwnhix2">
               <w:r>
                 <w:rPr>
                   <w:rFonts w:ascii="Arial" w:cs="Arial" w:eastAsia="Arial" w:hAnsi="Arial"/>
@@ -34100,7 +34100,7 @@
             <w:pPr>
               <w:spacing w:after="20" w:before="0"/>
             </w:pPr>
-            <w:hyperlink w:history="1" r:id="rIdprw_gxkaptiou-d5kxp6l">
+            <w:hyperlink w:history="1" r:id="rIdf9nawuyczw5jpbv0bcihv">
               <w:r>
                 <w:rPr>
                   <w:rFonts w:ascii="Arial" w:cs="Arial" w:eastAsia="Arial" w:hAnsi="Arial"/>
@@ -34133,7 +34133,7 @@
               <w:spacing w:after="10" w:before="0"/>
               <w:ind w:left="120"/>
             </w:pPr>
-            <w:hyperlink w:history="1" r:id="rId9uvxgmsacvpnfrhlj87_f">
+            <w:hyperlink w:history="1" r:id="rIdbiiotqnrfhp1ovwv32qzu">
               <w:r>
                 <w:rPr>
                   <w:rFonts w:ascii="Arial" w:cs="Arial" w:eastAsia="Arial" w:hAnsi="Arial"/>
@@ -34328,7 +34328,7 @@
             <w:pPr>
               <w:spacing w:after="20" w:before="0"/>
             </w:pPr>
-            <w:hyperlink w:history="1" r:id="rIdipxa23cnif6eivzqw0nj-">
+            <w:hyperlink w:history="1" r:id="rId2lkb1_0iammc84mg24ne4">
               <w:r>
                 <w:rPr>
                   <w:rFonts w:ascii="Arial" w:cs="Arial" w:eastAsia="Arial" w:hAnsi="Arial"/>
@@ -34361,7 +34361,7 @@
               <w:spacing w:after="10" w:before="0"/>
               <w:ind w:left="120"/>
             </w:pPr>
-            <w:hyperlink w:history="1" r:id="rIdqqz8i2r8il0aqn-vom0hk">
+            <w:hyperlink w:history="1" r:id="rIdiew7qnzznxoauqsnemg8h">
               <w:r>
                 <w:rPr>
                   <w:rFonts w:ascii="Arial" w:cs="Arial" w:eastAsia="Arial" w:hAnsi="Arial"/>
@@ -34406,7 +34406,7 @@
             <w:pPr>
               <w:spacing w:after="20" w:before="0"/>
             </w:pPr>
-            <w:hyperlink w:history="1" r:id="rId9wnumiszfatdb2yqvti24">
+            <w:hyperlink w:history="1" r:id="rIdy1k8pjzygdq1g8gcktsis">
               <w:r>
                 <w:rPr>
                   <w:rFonts w:ascii="Arial" w:cs="Arial" w:eastAsia="Arial" w:hAnsi="Arial"/>
@@ -34439,7 +34439,7 @@
               <w:spacing w:after="10" w:before="0"/>
               <w:ind w:left="120"/>
             </w:pPr>
-            <w:hyperlink w:history="1" r:id="rIdl06huo_s709isxiccifsj">
+            <w:hyperlink w:history="1" r:id="rIdehj0hpu-qpqrk0ie67r6i">
               <w:r>
                 <w:rPr>
                   <w:rFonts w:ascii="Arial" w:cs="Arial" w:eastAsia="Arial" w:hAnsi="Arial"/>
@@ -34634,7 +34634,7 @@
             <w:pPr>
               <w:spacing w:after="20" w:before="0"/>
             </w:pPr>
-            <w:hyperlink w:history="1" r:id="rIdh3yhugps3fqobynfkgpqc">
+            <w:hyperlink w:history="1" r:id="rIdywrjja8faid37up7x_u_q">
               <w:r>
                 <w:rPr>
                   <w:rFonts w:ascii="Arial" w:cs="Arial" w:eastAsia="Arial" w:hAnsi="Arial"/>
@@ -34667,7 +34667,7 @@
               <w:spacing w:after="10" w:before="0"/>
               <w:ind w:left="120"/>
             </w:pPr>
-            <w:hyperlink w:history="1" r:id="rIdyp3dx9e1z9g8uwsdnebdv">
+            <w:hyperlink w:history="1" r:id="rIdmeahlqpwzjga8ixd0y02k">
               <w:r>
                 <w:rPr>
                   <w:rFonts w:ascii="Arial" w:cs="Arial" w:eastAsia="Arial" w:hAnsi="Arial"/>
@@ -34712,7 +34712,7 @@
             <w:pPr>
               <w:spacing w:after="20" w:before="0"/>
             </w:pPr>
-            <w:hyperlink w:history="1" r:id="rIdkqes3cu6ax8bse86tentf">
+            <w:hyperlink w:history="1" r:id="rIdjdj5imegxognippwjlfxh">
               <w:r>
                 <w:rPr>
                   <w:rFonts w:ascii="Arial" w:cs="Arial" w:eastAsia="Arial" w:hAnsi="Arial"/>
@@ -34745,7 +34745,7 @@
               <w:spacing w:after="10" w:before="0"/>
               <w:ind w:left="120"/>
             </w:pPr>
-            <w:hyperlink w:history="1" r:id="rIdwekf9ajkl2x5jjykmohsb">
+            <w:hyperlink w:history="1" r:id="rIdiacylnyody4yjh95gt3r5">
               <w:r>
                 <w:rPr>
                   <w:rFonts w:ascii="Arial" w:cs="Arial" w:eastAsia="Arial" w:hAnsi="Arial"/>
@@ -34940,7 +34940,7 @@
             <w:pPr>
               <w:spacing w:after="20" w:before="0"/>
             </w:pPr>
-            <w:hyperlink w:history="1" r:id="rId2dww3g9cyhh3xbrhnimrt">
+            <w:hyperlink w:history="1" r:id="rIdbkfxbcgg0ddj188m0zokd">
               <w:r>
                 <w:rPr>
                   <w:rFonts w:ascii="Arial" w:cs="Arial" w:eastAsia="Arial" w:hAnsi="Arial"/>
@@ -34973,7 +34973,7 @@
               <w:spacing w:after="10" w:before="0"/>
               <w:ind w:left="120"/>
             </w:pPr>
-            <w:hyperlink w:history="1" r:id="rIdaalzdseqrkreea4vpymdz">
+            <w:hyperlink w:history="1" r:id="rIdvsxjlqgdiwe137sxdicsf">
               <w:r>
                 <w:rPr>
                   <w:rFonts w:ascii="Arial" w:cs="Arial" w:eastAsia="Arial" w:hAnsi="Arial"/>
@@ -35018,7 +35018,7 @@
             <w:pPr>
               <w:spacing w:after="20" w:before="0"/>
             </w:pPr>
-            <w:hyperlink w:history="1" r:id="rIdblh1xw2g3sdzll_nrzm7v">
+            <w:hyperlink w:history="1" r:id="rIdx3i52nvmic6jhi76_e7vc">
               <w:r>
                 <w:rPr>
                   <w:rFonts w:ascii="Arial" w:cs="Arial" w:eastAsia="Arial" w:hAnsi="Arial"/>
@@ -35051,7 +35051,7 @@
               <w:spacing w:after="10" w:before="0"/>
               <w:ind w:left="120"/>
             </w:pPr>
-            <w:hyperlink w:history="1" r:id="rIdfnvioya764vde5jhgelyb">
+            <w:hyperlink w:history="1" r:id="rIdzlu30wmvgptxkxnh0ddi8">
               <w:r>
                 <w:rPr>
                   <w:rFonts w:ascii="Arial" w:cs="Arial" w:eastAsia="Arial" w:hAnsi="Arial"/>
@@ -35563,7 +35563,7 @@
         </w:rPr>
         <w:t xml:space="preserve">© 2026 SeaVuria and ARES. Aligned with KICD objectives. Developed by SeaVuria; technical implementation by ARES (with AI assistance from Claude). Licensed under </w:t>
       </w:r>
-      <w:hyperlink w:history="1" r:id="rIdbxckpwqhglp66xq3gteny">
+      <w:hyperlink w:history="1" r:id="rId6vpes60zpmat8izorn78w">
         <w:r>
           <w:rPr>
             <w:rFonts w:ascii="Arial" w:cs="Arial" w:eastAsia="Arial" w:hAnsi="Arial"/>
@@ -35584,7 +35584,7 @@
         </w:rPr>
         <w:t xml:space="preserve"> (</w:t>
       </w:r>
-      <w:hyperlink w:history="1" r:id="rIdbk_ww70tz7cbymzzn3ymk">
+      <w:hyperlink w:history="1" r:id="rIdqllieat9c3rcco_43yrtu">
         <w:r>
           <w:rPr>
             <w:rFonts w:ascii="Arial" w:cs="Arial" w:eastAsia="Arial" w:hAnsi="Arial"/>
@@ -36597,7 +36597,7 @@
             <w:pPr>
               <w:spacing w:after="20" w:before="0"/>
             </w:pPr>
-            <w:hyperlink w:history="1" r:id="rIdsdcj1eto9yaghgsff8yxy">
+            <w:hyperlink w:history="1" r:id="rIdrhh0n5lfsvpip5fukrgdo">
               <w:r>
                 <w:rPr>
                   <w:rFonts w:ascii="Arial" w:cs="Arial" w:eastAsia="Arial" w:hAnsi="Arial"/>
@@ -36630,7 +36630,7 @@
               <w:spacing w:after="10" w:before="0"/>
               <w:ind w:left="120"/>
             </w:pPr>
-            <w:hyperlink w:history="1" r:id="rIdgta6eut5m0x011cgkm4gm">
+            <w:hyperlink w:history="1" r:id="rId3za79aldzlfjurdnnpw_p">
               <w:r>
                 <w:rPr>
                   <w:rFonts w:ascii="Arial" w:cs="Arial" w:eastAsia="Arial" w:hAnsi="Arial"/>
@@ -36675,7 +36675,7 @@
             <w:pPr>
               <w:spacing w:after="20" w:before="0"/>
             </w:pPr>
-            <w:hyperlink w:history="1" r:id="rIdldfbasacaxqhkb8hyqma3">
+            <w:hyperlink w:history="1" r:id="rIdhu_67lfi3ggoii6enjz_w">
               <w:r>
                 <w:rPr>
                   <w:rFonts w:ascii="Arial" w:cs="Arial" w:eastAsia="Arial" w:hAnsi="Arial"/>
@@ -36708,7 +36708,7 @@
               <w:spacing w:after="10" w:before="0"/>
               <w:ind w:left="120"/>
             </w:pPr>
-            <w:hyperlink w:history="1" r:id="rIdvlozswgpq_zfthtaotm4q">
+            <w:hyperlink w:history="1" r:id="rIdtlvejqwjhohfywzk4nlpr">
               <w:r>
                 <w:rPr>
                   <w:rFonts w:ascii="Arial" w:cs="Arial" w:eastAsia="Arial" w:hAnsi="Arial"/>
@@ -36903,7 +36903,7 @@
             <w:pPr>
               <w:spacing w:after="20" w:before="0"/>
             </w:pPr>
-            <w:hyperlink w:history="1" r:id="rId75j5ra3doy7n7d-oei_z5">
+            <w:hyperlink w:history="1" r:id="rIdl0lg2kd7pzdmcty0fw3-l">
               <w:r>
                 <w:rPr>
                   <w:rFonts w:ascii="Arial" w:cs="Arial" w:eastAsia="Arial" w:hAnsi="Arial"/>
@@ -36936,7 +36936,7 @@
               <w:spacing w:after="10" w:before="0"/>
               <w:ind w:left="120"/>
             </w:pPr>
-            <w:hyperlink w:history="1" r:id="rIdmmfe-etlx4wkbj8jsjgl1">
+            <w:hyperlink w:history="1" r:id="rIdefk5cepynbzzyxpxwtqkw">
               <w:r>
                 <w:rPr>
                   <w:rFonts w:ascii="Arial" w:cs="Arial" w:eastAsia="Arial" w:hAnsi="Arial"/>
@@ -36981,7 +36981,7 @@
             <w:pPr>
               <w:spacing w:after="20" w:before="0"/>
             </w:pPr>
-            <w:hyperlink w:history="1" r:id="rIdzetvue0p_h3mivsumuplk">
+            <w:hyperlink w:history="1" r:id="rId9xovx651tfjgjivozxtx5">
               <w:r>
                 <w:rPr>
                   <w:rFonts w:ascii="Arial" w:cs="Arial" w:eastAsia="Arial" w:hAnsi="Arial"/>
@@ -37014,7 +37014,7 @@
               <w:spacing w:after="10" w:before="0"/>
               <w:ind w:left="120"/>
             </w:pPr>
-            <w:hyperlink w:history="1" r:id="rIdfsppp0ruzck9e43zzgvdo">
+            <w:hyperlink w:history="1" r:id="rIdo2-tcy9pxlmgxdwzfjrgv">
               <w:r>
                 <w:rPr>
                   <w:rFonts w:ascii="Arial" w:cs="Arial" w:eastAsia="Arial" w:hAnsi="Arial"/>
@@ -37209,7 +37209,7 @@
             <w:pPr>
               <w:spacing w:after="20" w:before="0"/>
             </w:pPr>
-            <w:hyperlink w:history="1" r:id="rIdb3ojyxmxjiyuglp5f5h_5">
+            <w:hyperlink w:history="1" r:id="rIdpg-wosrbs8s72h_qess7r">
               <w:r>
                 <w:rPr>
                   <w:rFonts w:ascii="Arial" w:cs="Arial" w:eastAsia="Arial" w:hAnsi="Arial"/>
@@ -37242,7 +37242,7 @@
               <w:spacing w:after="10" w:before="0"/>
               <w:ind w:left="120"/>
             </w:pPr>
-            <w:hyperlink w:history="1" r:id="rIdzd2jup8ld9wp_fz8oq1zg">
+            <w:hyperlink w:history="1" r:id="rIdaiq3x_inu8dl7utirpty6">
               <w:r>
                 <w:rPr>
                   <w:rFonts w:ascii="Arial" w:cs="Arial" w:eastAsia="Arial" w:hAnsi="Arial"/>
@@ -37287,7 +37287,7 @@
             <w:pPr>
               <w:spacing w:after="20" w:before="0"/>
             </w:pPr>
-            <w:hyperlink w:history="1" r:id="rIdey18zu7gibt8gpykfbvj3">
+            <w:hyperlink w:history="1" r:id="rIddgwwbczme5rpnelkezd9n">
               <w:r>
                 <w:rPr>
                   <w:rFonts w:ascii="Arial" w:cs="Arial" w:eastAsia="Arial" w:hAnsi="Arial"/>
@@ -37320,7 +37320,7 @@
               <w:spacing w:after="10" w:before="0"/>
               <w:ind w:left="120"/>
             </w:pPr>
-            <w:hyperlink w:history="1" r:id="rIdohfy2pzhpwaodpftpyjwp">
+            <w:hyperlink w:history="1" r:id="rId5mrjpno_b1xvnj8c48vsq">
               <w:r>
                 <w:rPr>
                   <w:rFonts w:ascii="Arial" w:cs="Arial" w:eastAsia="Arial" w:hAnsi="Arial"/>
@@ -37515,7 +37515,7 @@
             <w:pPr>
               <w:spacing w:after="20" w:before="0"/>
             </w:pPr>
-            <w:hyperlink w:history="1" r:id="rIdo7irg9bid99gywy9btwfe">
+            <w:hyperlink w:history="1" r:id="rId6rh6vhyeqytnddh1kxcux">
               <w:r>
                 <w:rPr>
                   <w:rFonts w:ascii="Arial" w:cs="Arial" w:eastAsia="Arial" w:hAnsi="Arial"/>
@@ -37548,7 +37548,7 @@
               <w:spacing w:after="10" w:before="0"/>
               <w:ind w:left="120"/>
             </w:pPr>
-            <w:hyperlink w:history="1" r:id="rIdfhoxvegqpvo1frngam11k">
+            <w:hyperlink w:history="1" r:id="rId6sqi3goinx6_rtrkvpubq">
               <w:r>
                 <w:rPr>
                   <w:rFonts w:ascii="Arial" w:cs="Arial" w:eastAsia="Arial" w:hAnsi="Arial"/>
@@ -37593,7 +37593,7 @@
             <w:pPr>
               <w:spacing w:after="20" w:before="0"/>
             </w:pPr>
-            <w:hyperlink w:history="1" r:id="rId1nyjjdzux-9hictdvdtlg">
+            <w:hyperlink w:history="1" r:id="rIdkg0_nsuljw_l2ubhmmjr8">
               <w:r>
                 <w:rPr>
                   <w:rFonts w:ascii="Arial" w:cs="Arial" w:eastAsia="Arial" w:hAnsi="Arial"/>
@@ -37626,7 +37626,7 @@
               <w:spacing w:after="10" w:before="0"/>
               <w:ind w:left="120"/>
             </w:pPr>
-            <w:hyperlink w:history="1" r:id="rIdtb6hfi79yfcdhhteey-ym">
+            <w:hyperlink w:history="1" r:id="rIdypzxrsbif-fvrurqpbiii">
               <w:r>
                 <w:rPr>
                   <w:rFonts w:ascii="Arial" w:cs="Arial" w:eastAsia="Arial" w:hAnsi="Arial"/>
@@ -37821,7 +37821,7 @@
             <w:pPr>
               <w:spacing w:after="20" w:before="0"/>
             </w:pPr>
-            <w:hyperlink w:history="1" r:id="rId2i_7sfzkx7jhojmtyfudc">
+            <w:hyperlink w:history="1" r:id="rIdddtswn_tsfb6f7svefbo4">
               <w:r>
                 <w:rPr>
                   <w:rFonts w:ascii="Arial" w:cs="Arial" w:eastAsia="Arial" w:hAnsi="Arial"/>
@@ -37854,7 +37854,7 @@
               <w:spacing w:after="10" w:before="0"/>
               <w:ind w:left="120"/>
             </w:pPr>
-            <w:hyperlink w:history="1" r:id="rIdef-qxgeuk16as2mvwmwcy">
+            <w:hyperlink w:history="1" r:id="rIdtlz4_m8xaos-7j-6_x1se">
               <w:r>
                 <w:rPr>
                   <w:rFonts w:ascii="Arial" w:cs="Arial" w:eastAsia="Arial" w:hAnsi="Arial"/>
@@ -37899,7 +37899,7 @@
             <w:pPr>
               <w:spacing w:after="20" w:before="0"/>
             </w:pPr>
-            <w:hyperlink w:history="1" r:id="rIdqubx-vli8_nd0q-skab-t">
+            <w:hyperlink w:history="1" r:id="rIdxak3fqajjvvdndgabp-xo">
               <w:r>
                 <w:rPr>
                   <w:rFonts w:ascii="Arial" w:cs="Arial" w:eastAsia="Arial" w:hAnsi="Arial"/>
@@ -37932,7 +37932,7 @@
               <w:spacing w:after="10" w:before="0"/>
               <w:ind w:left="120"/>
             </w:pPr>
-            <w:hyperlink w:history="1" r:id="rIdozhuo6mbdn4rqqv3ibxst">
+            <w:hyperlink w:history="1" r:id="rId_p4rw0dxtfxk_eqk8gkpa">
               <w:r>
                 <w:rPr>
                   <w:rFonts w:ascii="Arial" w:cs="Arial" w:eastAsia="Arial" w:hAnsi="Arial"/>
@@ -38672,7 +38672,7 @@
         </w:rPr>
         <w:t xml:space="preserve">© 2026 SeaVuria and ARES. Aligned with KICD objectives. Developed by SeaVuria; technical implementation by ARES (with AI assistance from Claude). Licensed under </w:t>
       </w:r>
-      <w:hyperlink w:history="1" r:id="rId48rh6mog-xgfpeicrybrk">
+      <w:hyperlink w:history="1" r:id="rIdg3i1ad3kwphosbo4h12p1">
         <w:r>
           <w:rPr>
             <w:rFonts w:ascii="Arial" w:cs="Arial" w:eastAsia="Arial" w:hAnsi="Arial"/>
@@ -38693,7 +38693,7 @@
         </w:rPr>
         <w:t xml:space="preserve"> (</w:t>
       </w:r>
-      <w:hyperlink w:history="1" r:id="rIdfpohqqny5sdjyrgwvupi2">
+      <w:hyperlink w:history="1" r:id="rIdtjzyxeqy5ixr9gm_8jm2g">
         <w:r>
           <w:rPr>
             <w:rFonts w:ascii="Arial" w:cs="Arial" w:eastAsia="Arial" w:hAnsi="Arial"/>

--- a/data/outputs/v2/Physics/SS2.1_Properties_of_Waves/Physics_Properties_of_Waves_CBE_LessonSequence.docx
+++ b/data/outputs/v2/Physics/SS2.1_Properties_of_Waves/Physics_Properties_of_Waves_CBE_LessonSequence.docx
@@ -38,6 +38,2855 @@
           <w:szCs w:val="22"/>
         </w:rPr>
         <w:t xml:space="preserve">CBE Phenomenon-Driven Lesson Sequence — Sub-Strand 2.1 (12 Lessons)</w:t>
+      </w:r>
+    </w:p>
+    <w:p>
+      <w:pPr>
+        <w:spacing w:after="120"/>
+      </w:pPr>
+      <w:r>
+        <w:t xml:space="preserve"/>
+      </w:r>
+    </w:p>
+    <w:tbl>
+      <w:tblPr>
+        <w:tblW w:type="dxa" w:w="13680"/>
+        <w:tblBorders>
+          <w:top w:val="single" w:color="AAAAAA" w:sz="4"/>
+          <w:left w:val="single" w:color="AAAAAA" w:sz="4"/>
+          <w:bottom w:val="single" w:color="AAAAAA" w:sz="4"/>
+          <w:right w:val="single" w:color="AAAAAA" w:sz="4"/>
+          <w:insideH w:val="single" w:color="auto" w:sz="4"/>
+          <w:insideV w:val="single" w:color="auto" w:sz="4"/>
+        </w:tblBorders>
+        <w:tblLayout w:type="fixed"/>
+      </w:tblPr>
+      <w:tblGrid>
+        <w:gridCol w:w="3000"/>
+        <w:gridCol w:w="10680"/>
+      </w:tblGrid>
+      <w:tr>
+        <w:tc>
+          <w:tcPr>
+            <w:tcW w:type="dxa" w:w="13680"/>
+            <w:gridSpan w:val="2"/>
+            <w:shd w:fill="1F3864" w:color="auto" w:val="clear"/>
+            <w:tcMar>
+              <w:top w:type="dxa" w:w="60"/>
+              <w:left w:type="dxa" w:w="120"/>
+              <w:bottom w:type="dxa" w:w="60"/>
+              <w:right w:type="dxa" w:w="120"/>
+            </w:tcMar>
+            <w:vAlign w:val="top"/>
+          </w:tcPr>
+          <w:p>
+            <w:pPr>
+              <w:spacing w:after="40" w:before="0"/>
+              <w:jc w:val="center"/>
+            </w:pPr>
+            <w:r>
+              <w:rPr>
+                <w:rFonts w:ascii="Arial" w:cs="Arial" w:eastAsia="Arial" w:hAnsi="Arial"/>
+                <w:b/>
+                <w:bCs/>
+                <w:i w:val="false"/>
+                <w:iCs w:val="false"/>
+                <w:color w:val="FFFFFF"/>
+                <w:sz w:val="22"/>
+                <w:szCs w:val="22"/>
+              </w:rPr>
+              <w:t xml:space="preserve">SUB-STRAND OVERVIEW</w:t>
+            </w:r>
+          </w:p>
+        </w:tc>
+      </w:tr>
+      <w:tr>
+        <w:tc>
+          <w:tcPr>
+            <w:tcW w:type="dxa" w:w="3000"/>
+            <w:shd w:fill="D5E8F0" w:color="auto" w:val="clear"/>
+            <w:tcMar>
+              <w:top w:type="dxa" w:w="60"/>
+              <w:left w:type="dxa" w:w="120"/>
+              <w:bottom w:type="dxa" w:w="60"/>
+              <w:right w:type="dxa" w:w="120"/>
+            </w:tcMar>
+            <w:vAlign w:val="top"/>
+          </w:tcPr>
+          <w:p>
+            <w:pPr>
+              <w:spacing w:after="40" w:before="0"/>
+              <w:jc w:val="left"/>
+            </w:pPr>
+            <w:r>
+              <w:rPr>
+                <w:rFonts w:ascii="Arial" w:cs="Arial" w:eastAsia="Arial" w:hAnsi="Arial"/>
+                <w:b/>
+                <w:bCs/>
+                <w:i w:val="false"/>
+                <w:iCs w:val="false"/>
+                <w:color w:val="000000"/>
+                <w:sz w:val="18"/>
+                <w:szCs w:val="18"/>
+              </w:rPr>
+              <w:t xml:space="preserve">Grade Level</w:t>
+            </w:r>
+          </w:p>
+        </w:tc>
+        <w:tc>
+          <w:tcPr>
+            <w:tcW w:type="dxa" w:w="10680"/>
+            <w:shd w:fill="FFFFFF" w:color="auto" w:val="clear"/>
+            <w:tcMar>
+              <w:top w:type="dxa" w:w="60"/>
+              <w:left w:type="dxa" w:w="120"/>
+              <w:bottom w:type="dxa" w:w="60"/>
+              <w:right w:type="dxa" w:w="120"/>
+            </w:tcMar>
+            <w:vAlign w:val="top"/>
+          </w:tcPr>
+          <w:p>
+            <w:pPr>
+              <w:spacing w:after="40" w:before="0"/>
+              <w:jc w:val="left"/>
+            </w:pPr>
+            <w:r>
+              <w:rPr>
+                <w:rFonts w:ascii="Arial" w:cs="Arial" w:eastAsia="Arial" w:hAnsi="Arial"/>
+                <w:b w:val="false"/>
+                <w:bCs w:val="false"/>
+                <w:i w:val="false"/>
+                <w:iCs w:val="false"/>
+                <w:color w:val="000000"/>
+                <w:sz w:val="18"/>
+                <w:szCs w:val="18"/>
+              </w:rPr>
+              <w:t xml:space="preserve">10</w:t>
+            </w:r>
+          </w:p>
+        </w:tc>
+      </w:tr>
+      <w:tr>
+        <w:tc>
+          <w:tcPr>
+            <w:tcW w:type="dxa" w:w="3000"/>
+            <w:shd w:fill="D5E8F0" w:color="auto" w:val="clear"/>
+            <w:tcMar>
+              <w:top w:type="dxa" w:w="60"/>
+              <w:left w:type="dxa" w:w="120"/>
+              <w:bottom w:type="dxa" w:w="60"/>
+              <w:right w:type="dxa" w:w="120"/>
+            </w:tcMar>
+            <w:vAlign w:val="top"/>
+          </w:tcPr>
+          <w:p>
+            <w:pPr>
+              <w:spacing w:after="40" w:before="0"/>
+              <w:jc w:val="left"/>
+            </w:pPr>
+            <w:r>
+              <w:rPr>
+                <w:rFonts w:ascii="Arial" w:cs="Arial" w:eastAsia="Arial" w:hAnsi="Arial"/>
+                <w:b/>
+                <w:bCs/>
+                <w:i w:val="false"/>
+                <w:iCs w:val="false"/>
+                <w:color w:val="000000"/>
+                <w:sz w:val="18"/>
+                <w:szCs w:val="18"/>
+              </w:rPr>
+              <w:t xml:space="preserve">Subject</w:t>
+            </w:r>
+          </w:p>
+        </w:tc>
+        <w:tc>
+          <w:tcPr>
+            <w:tcW w:type="dxa" w:w="10680"/>
+            <w:shd w:fill="FFFFFF" w:color="auto" w:val="clear"/>
+            <w:tcMar>
+              <w:top w:type="dxa" w:w="60"/>
+              <w:left w:type="dxa" w:w="120"/>
+              <w:bottom w:type="dxa" w:w="60"/>
+              <w:right w:type="dxa" w:w="120"/>
+            </w:tcMar>
+            <w:vAlign w:val="top"/>
+          </w:tcPr>
+          <w:p>
+            <w:pPr>
+              <w:spacing w:after="40" w:before="0"/>
+              <w:jc w:val="left"/>
+            </w:pPr>
+            <w:r>
+              <w:rPr>
+                <w:rFonts w:ascii="Arial" w:cs="Arial" w:eastAsia="Arial" w:hAnsi="Arial"/>
+                <w:b w:val="false"/>
+                <w:bCs w:val="false"/>
+                <w:i w:val="false"/>
+                <w:iCs w:val="false"/>
+                <w:color w:val="000000"/>
+                <w:sz w:val="18"/>
+                <w:szCs w:val="18"/>
+              </w:rPr>
+              <w:t xml:space="preserve">Physics</w:t>
+            </w:r>
+          </w:p>
+        </w:tc>
+      </w:tr>
+      <w:tr>
+        <w:tc>
+          <w:tcPr>
+            <w:tcW w:type="dxa" w:w="3000"/>
+            <w:shd w:fill="D5E8F0" w:color="auto" w:val="clear"/>
+            <w:tcMar>
+              <w:top w:type="dxa" w:w="60"/>
+              <w:left w:type="dxa" w:w="120"/>
+              <w:bottom w:type="dxa" w:w="60"/>
+              <w:right w:type="dxa" w:w="120"/>
+            </w:tcMar>
+            <w:vAlign w:val="top"/>
+          </w:tcPr>
+          <w:p>
+            <w:pPr>
+              <w:spacing w:after="40" w:before="0"/>
+              <w:jc w:val="left"/>
+            </w:pPr>
+            <w:r>
+              <w:rPr>
+                <w:rFonts w:ascii="Arial" w:cs="Arial" w:eastAsia="Arial" w:hAnsi="Arial"/>
+                <w:b/>
+                <w:bCs/>
+                <w:i w:val="false"/>
+                <w:iCs w:val="false"/>
+                <w:color w:val="000000"/>
+                <w:sz w:val="18"/>
+                <w:szCs w:val="18"/>
+              </w:rPr>
+              <w:t xml:space="preserve">Strand</w:t>
+            </w:r>
+          </w:p>
+        </w:tc>
+        <w:tc>
+          <w:tcPr>
+            <w:tcW w:type="dxa" w:w="10680"/>
+            <w:shd w:fill="FFFFFF" w:color="auto" w:val="clear"/>
+            <w:tcMar>
+              <w:top w:type="dxa" w:w="60"/>
+              <w:left w:type="dxa" w:w="120"/>
+              <w:bottom w:type="dxa" w:w="60"/>
+              <w:right w:type="dxa" w:w="120"/>
+            </w:tcMar>
+            <w:vAlign w:val="top"/>
+          </w:tcPr>
+          <w:p>
+            <w:pPr>
+              <w:spacing w:after="40" w:before="0"/>
+              <w:jc w:val="left"/>
+            </w:pPr>
+            <w:r>
+              <w:rPr>
+                <w:rFonts w:ascii="Arial" w:cs="Arial" w:eastAsia="Arial" w:hAnsi="Arial"/>
+                <w:b w:val="false"/>
+                <w:bCs w:val="false"/>
+                <w:i w:val="false"/>
+                <w:iCs w:val="false"/>
+                <w:color w:val="000000"/>
+                <w:sz w:val="18"/>
+                <w:szCs w:val="18"/>
+              </w:rPr>
+              <w:t xml:space="preserve">Strand 2.0: Waves and the Electromagnetic Spectrum</w:t>
+            </w:r>
+          </w:p>
+        </w:tc>
+      </w:tr>
+      <w:tr>
+        <w:tc>
+          <w:tcPr>
+            <w:tcW w:type="dxa" w:w="3000"/>
+            <w:shd w:fill="D5E8F0" w:color="auto" w:val="clear"/>
+            <w:tcMar>
+              <w:top w:type="dxa" w:w="60"/>
+              <w:left w:type="dxa" w:w="120"/>
+              <w:bottom w:type="dxa" w:w="60"/>
+              <w:right w:type="dxa" w:w="120"/>
+            </w:tcMar>
+            <w:vAlign w:val="top"/>
+          </w:tcPr>
+          <w:p>
+            <w:pPr>
+              <w:spacing w:after="40" w:before="0"/>
+              <w:jc w:val="left"/>
+            </w:pPr>
+            <w:r>
+              <w:rPr>
+                <w:rFonts w:ascii="Arial" w:cs="Arial" w:eastAsia="Arial" w:hAnsi="Arial"/>
+                <w:b/>
+                <w:bCs/>
+                <w:i w:val="false"/>
+                <w:iCs w:val="false"/>
+                <w:color w:val="000000"/>
+                <w:sz w:val="18"/>
+                <w:szCs w:val="18"/>
+              </w:rPr>
+              <w:t xml:space="preserve">Sub-Strand</w:t>
+            </w:r>
+          </w:p>
+        </w:tc>
+        <w:tc>
+          <w:tcPr>
+            <w:tcW w:type="dxa" w:w="10680"/>
+            <w:shd w:fill="FFFFFF" w:color="auto" w:val="clear"/>
+            <w:tcMar>
+              <w:top w:type="dxa" w:w="60"/>
+              <w:left w:type="dxa" w:w="120"/>
+              <w:bottom w:type="dxa" w:w="60"/>
+              <w:right w:type="dxa" w:w="120"/>
+            </w:tcMar>
+            <w:vAlign w:val="top"/>
+          </w:tcPr>
+          <w:p>
+            <w:pPr>
+              <w:spacing w:after="40" w:before="0"/>
+              <w:jc w:val="left"/>
+            </w:pPr>
+            <w:r>
+              <w:rPr>
+                <w:rFonts w:ascii="Arial" w:cs="Arial" w:eastAsia="Arial" w:hAnsi="Arial"/>
+                <w:b w:val="false"/>
+                <w:bCs w:val="false"/>
+                <w:i w:val="false"/>
+                <w:iCs w:val="false"/>
+                <w:color w:val="000000"/>
+                <w:sz w:val="18"/>
+                <w:szCs w:val="18"/>
+              </w:rPr>
+              <w:t xml:space="preserve">Sub-Strand 2.1: Properties of Waves</w:t>
+            </w:r>
+          </w:p>
+        </w:tc>
+      </w:tr>
+      <w:tr>
+        <w:tc>
+          <w:tcPr>
+            <w:tcW w:type="dxa" w:w="3000"/>
+            <w:shd w:fill="D5E8F0" w:color="auto" w:val="clear"/>
+            <w:tcMar>
+              <w:top w:type="dxa" w:w="60"/>
+              <w:left w:type="dxa" w:w="120"/>
+              <w:bottom w:type="dxa" w:w="60"/>
+              <w:right w:type="dxa" w:w="120"/>
+            </w:tcMar>
+            <w:vAlign w:val="top"/>
+          </w:tcPr>
+          <w:p>
+            <w:pPr>
+              <w:spacing w:after="40" w:before="0"/>
+              <w:jc w:val="left"/>
+            </w:pPr>
+            <w:r>
+              <w:rPr>
+                <w:rFonts w:ascii="Arial" w:cs="Arial" w:eastAsia="Arial" w:hAnsi="Arial"/>
+                <w:b/>
+                <w:bCs/>
+                <w:i w:val="false"/>
+                <w:iCs w:val="false"/>
+                <w:color w:val="000000"/>
+                <w:sz w:val="18"/>
+                <w:szCs w:val="18"/>
+              </w:rPr>
+              <w:t xml:space="preserve">Total Duration</w:t>
+            </w:r>
+          </w:p>
+        </w:tc>
+        <w:tc>
+          <w:tcPr>
+            <w:tcW w:type="dxa" w:w="10680"/>
+            <w:shd w:fill="FFFFFF" w:color="auto" w:val="clear"/>
+            <w:tcMar>
+              <w:top w:type="dxa" w:w="60"/>
+              <w:left w:type="dxa" w:w="120"/>
+              <w:bottom w:type="dxa" w:w="60"/>
+              <w:right w:type="dxa" w:w="120"/>
+            </w:tcMar>
+            <w:vAlign w:val="top"/>
+          </w:tcPr>
+          <w:p>
+            <w:pPr>
+              <w:spacing w:after="40" w:before="0"/>
+              <w:jc w:val="left"/>
+            </w:pPr>
+            <w:r>
+              <w:rPr>
+                <w:rFonts w:ascii="Arial" w:cs="Arial" w:eastAsia="Arial" w:hAnsi="Arial"/>
+                <w:b w:val="false"/>
+                <w:bCs w:val="false"/>
+                <w:i w:val="false"/>
+                <w:iCs w:val="false"/>
+                <w:color w:val="000000"/>
+                <w:sz w:val="18"/>
+                <w:szCs w:val="18"/>
+              </w:rPr>
+              <w:t xml:space="preserve">12 lessons × 40 minutes = 480 minutes total</w:t>
+            </w:r>
+          </w:p>
+        </w:tc>
+      </w:tr>
+      <w:tr>
+        <w:tc>
+          <w:tcPr>
+            <w:tcW w:type="dxa" w:w="3000"/>
+            <w:shd w:fill="D5E8F0" w:color="auto" w:val="clear"/>
+            <w:tcMar>
+              <w:top w:type="dxa" w:w="60"/>
+              <w:left w:type="dxa" w:w="120"/>
+              <w:bottom w:type="dxa" w:w="60"/>
+              <w:right w:type="dxa" w:w="120"/>
+            </w:tcMar>
+            <w:vAlign w:val="top"/>
+          </w:tcPr>
+          <w:p>
+            <w:pPr>
+              <w:spacing w:after="40" w:before="0"/>
+              <w:jc w:val="left"/>
+            </w:pPr>
+            <w:r>
+              <w:rPr>
+                <w:rFonts w:ascii="Arial" w:cs="Arial" w:eastAsia="Arial" w:hAnsi="Arial"/>
+                <w:b/>
+                <w:bCs/>
+                <w:i w:val="false"/>
+                <w:iCs w:val="false"/>
+                <w:color w:val="000000"/>
+                <w:sz w:val="18"/>
+                <w:szCs w:val="18"/>
+              </w:rPr>
+              <w:t xml:space="preserve">Sub-Strand Content</w:t>
+            </w:r>
+          </w:p>
+        </w:tc>
+        <w:tc>
+          <w:tcPr>
+            <w:tcW w:type="dxa" w:w="10680"/>
+            <w:shd w:fill="FFFFFF" w:color="auto" w:val="clear"/>
+            <w:tcMar>
+              <w:top w:type="dxa" w:w="60"/>
+              <w:left w:type="dxa" w:w="120"/>
+              <w:bottom w:type="dxa" w:w="60"/>
+              <w:right w:type="dxa" w:w="120"/>
+            </w:tcMar>
+            <w:vAlign w:val="top"/>
+          </w:tcPr>
+          <w:p>
+            <w:pPr>
+              <w:spacing w:after="30" w:before="0"/>
+              <w:ind w:left="360" w:hanging="180"/>
+              <w:jc w:val="left"/>
+            </w:pPr>
+            <w:r>
+              <w:rPr>
+                <w:rFonts w:ascii="Arial" w:cs="Arial" w:eastAsia="Arial" w:hAnsi="Arial"/>
+                <w:b w:val="false"/>
+                <w:bCs w:val="false"/>
+                <w:i w:val="false"/>
+                <w:iCs w:val="false"/>
+                <w:color w:val="000000"/>
+                <w:sz w:val="18"/>
+                <w:szCs w:val="18"/>
+              </w:rPr>
+              <w:t xml:space="preserve">–  Nature of waves: transverse and longitudinal waves, mechanical and electromagnetic waves</w:t>
+            </w:r>
+          </w:p>
+          <w:p>
+            <w:pPr>
+              <w:spacing w:after="30" w:before="0"/>
+              <w:ind w:left="360" w:hanging="180"/>
+              <w:jc w:val="left"/>
+            </w:pPr>
+            <w:r>
+              <w:rPr>
+                <w:rFonts w:ascii="Arial" w:cs="Arial" w:eastAsia="Arial" w:hAnsi="Arial"/>
+                <w:b w:val="false"/>
+                <w:bCs w:val="false"/>
+                <w:i w:val="false"/>
+                <w:iCs w:val="false"/>
+                <w:color w:val="000000"/>
+                <w:sz w:val="18"/>
+                <w:szCs w:val="18"/>
+              </w:rPr>
+              <w:t xml:space="preserve">–  Wave properties: amplitude, wavelength, frequency, period, and wave speed</w:t>
+            </w:r>
+          </w:p>
+          <w:p>
+            <w:pPr>
+              <w:spacing w:after="30" w:before="0"/>
+              <w:ind w:left="360" w:hanging="180"/>
+              <w:jc w:val="left"/>
+            </w:pPr>
+            <w:r>
+              <w:rPr>
+                <w:rFonts w:ascii="Arial" w:cs="Arial" w:eastAsia="Arial" w:hAnsi="Arial"/>
+                <w:b w:val="false"/>
+                <w:bCs w:val="false"/>
+                <w:i w:val="false"/>
+                <w:iCs w:val="false"/>
+                <w:color w:val="000000"/>
+                <w:sz w:val="18"/>
+                <w:szCs w:val="18"/>
+              </w:rPr>
+              <w:t xml:space="preserve">–  The wave equation: v = fλ and its application to solve problems</w:t>
+            </w:r>
+          </w:p>
+          <w:p>
+            <w:pPr>
+              <w:spacing w:after="30" w:before="0"/>
+              <w:ind w:left="360" w:hanging="180"/>
+              <w:jc w:val="left"/>
+            </w:pPr>
+            <w:r>
+              <w:rPr>
+                <w:rFonts w:ascii="Arial" w:cs="Arial" w:eastAsia="Arial" w:hAnsi="Arial"/>
+                <w:b w:val="false"/>
+                <w:bCs w:val="false"/>
+                <w:i w:val="false"/>
+                <w:iCs w:val="false"/>
+                <w:color w:val="000000"/>
+                <w:sz w:val="18"/>
+                <w:szCs w:val="18"/>
+              </w:rPr>
+              <w:t xml:space="preserve">–  Rectilinear propagation of waves (light rays travelling in straight lines)</w:t>
+            </w:r>
+          </w:p>
+          <w:p>
+            <w:pPr>
+              <w:spacing w:after="30" w:before="0"/>
+              <w:ind w:left="360" w:hanging="180"/>
+              <w:jc w:val="left"/>
+            </w:pPr>
+            <w:r>
+              <w:rPr>
+                <w:rFonts w:ascii="Arial" w:cs="Arial" w:eastAsia="Arial" w:hAnsi="Arial"/>
+                <w:b w:val="false"/>
+                <w:bCs w:val="false"/>
+                <w:i w:val="false"/>
+                <w:iCs w:val="false"/>
+                <w:color w:val="000000"/>
+                <w:sz w:val="18"/>
+                <w:szCs w:val="18"/>
+              </w:rPr>
+              <w:t xml:space="preserve">–  Reflection of waves: laws of reflection, plane mirrors, curved reflectors</w:t>
+            </w:r>
+          </w:p>
+          <w:p>
+            <w:pPr>
+              <w:spacing w:after="30" w:before="0"/>
+              <w:ind w:left="360" w:hanging="180"/>
+              <w:jc w:val="left"/>
+            </w:pPr>
+            <w:r>
+              <w:rPr>
+                <w:rFonts w:ascii="Arial" w:cs="Arial" w:eastAsia="Arial" w:hAnsi="Arial"/>
+                <w:b w:val="false"/>
+                <w:bCs w:val="false"/>
+                <w:i w:val="false"/>
+                <w:iCs w:val="false"/>
+                <w:color w:val="000000"/>
+                <w:sz w:val="18"/>
+                <w:szCs w:val="18"/>
+              </w:rPr>
+              <w:t xml:space="preserve">–  Refraction of waves: Snell's Law, refractive index, critical angle, and total internal reflection</w:t>
+            </w:r>
+          </w:p>
+          <w:p>
+            <w:pPr>
+              <w:spacing w:after="30" w:before="0"/>
+              <w:ind w:left="360" w:hanging="180"/>
+              <w:jc w:val="left"/>
+            </w:pPr>
+            <w:r>
+              <w:rPr>
+                <w:rFonts w:ascii="Arial" w:cs="Arial" w:eastAsia="Arial" w:hAnsi="Arial"/>
+                <w:b w:val="false"/>
+                <w:bCs w:val="false"/>
+                <w:i w:val="false"/>
+                <w:iCs w:val="false"/>
+                <w:color w:val="000000"/>
+                <w:sz w:val="18"/>
+                <w:szCs w:val="18"/>
+              </w:rPr>
+              <w:t xml:space="preserve">–  Diffraction of waves: behaviour of waves passing through gaps and around obstacles</w:t>
+            </w:r>
+          </w:p>
+          <w:p>
+            <w:pPr>
+              <w:spacing w:after="30" w:before="0"/>
+              <w:ind w:left="360" w:hanging="180"/>
+              <w:jc w:val="left"/>
+            </w:pPr>
+            <w:r>
+              <w:rPr>
+                <w:rFonts w:ascii="Arial" w:cs="Arial" w:eastAsia="Arial" w:hAnsi="Arial"/>
+                <w:b w:val="false"/>
+                <w:bCs w:val="false"/>
+                <w:i w:val="false"/>
+                <w:iCs w:val="false"/>
+                <w:color w:val="000000"/>
+                <w:sz w:val="18"/>
+                <w:szCs w:val="18"/>
+              </w:rPr>
+              <w:t xml:space="preserve">–  Interference of waves: constructive and destructive interference, superposition principle</w:t>
+            </w:r>
+          </w:p>
+          <w:p>
+            <w:pPr>
+              <w:spacing w:after="30" w:before="0"/>
+              <w:ind w:left="360" w:hanging="180"/>
+              <w:jc w:val="left"/>
+            </w:pPr>
+            <w:r>
+              <w:rPr>
+                <w:rFonts w:ascii="Arial" w:cs="Arial" w:eastAsia="Arial" w:hAnsi="Arial"/>
+                <w:b w:val="false"/>
+                <w:bCs w:val="false"/>
+                <w:i w:val="false"/>
+                <w:iCs w:val="false"/>
+                <w:color w:val="000000"/>
+                <w:sz w:val="18"/>
+                <w:szCs w:val="18"/>
+              </w:rPr>
+              <w:t xml:space="preserve">–  Standing (stationary) waves: nodes, antinodes, harmonics on a string</w:t>
+            </w:r>
+          </w:p>
+          <w:p>
+            <w:pPr>
+              <w:spacing w:after="30" w:before="0"/>
+              <w:ind w:left="360" w:hanging="180"/>
+              <w:jc w:val="left"/>
+            </w:pPr>
+            <w:r>
+              <w:rPr>
+                <w:rFonts w:ascii="Arial" w:cs="Arial" w:eastAsia="Arial" w:hAnsi="Arial"/>
+                <w:b w:val="false"/>
+                <w:bCs w:val="false"/>
+                <w:i w:val="false"/>
+                <w:iCs w:val="false"/>
+                <w:color w:val="000000"/>
+                <w:sz w:val="18"/>
+                <w:szCs w:val="18"/>
+              </w:rPr>
+              <w:t xml:space="preserve">–  The Doppler Effect: change in observed frequency due to relative motion of source and observer</w:t>
+            </w:r>
+          </w:p>
+          <w:p>
+            <w:pPr>
+              <w:spacing w:after="30" w:before="0"/>
+              <w:ind w:left="360" w:hanging="180"/>
+              <w:jc w:val="left"/>
+            </w:pPr>
+            <w:r>
+              <w:rPr>
+                <w:rFonts w:ascii="Arial" w:cs="Arial" w:eastAsia="Arial" w:hAnsi="Arial"/>
+                <w:b w:val="false"/>
+                <w:bCs w:val="false"/>
+                <w:i w:val="false"/>
+                <w:iCs w:val="false"/>
+                <w:color w:val="000000"/>
+                <w:sz w:val="18"/>
+                <w:szCs w:val="18"/>
+              </w:rPr>
+              <w:t xml:space="preserve">–  Wave modulation: amplitude modulation (AM) and frequency modulation (FM) in communication</w:t>
+            </w:r>
+          </w:p>
+          <w:p>
+            <w:pPr>
+              <w:spacing w:after="30" w:before="0"/>
+              <w:ind w:left="360" w:hanging="180"/>
+              <w:jc w:val="left"/>
+            </w:pPr>
+            <w:r>
+              <w:rPr>
+                <w:rFonts w:ascii="Arial" w:cs="Arial" w:eastAsia="Arial" w:hAnsi="Arial"/>
+                <w:b w:val="false"/>
+                <w:bCs w:val="false"/>
+                <w:i w:val="false"/>
+                <w:iCs w:val="false"/>
+                <w:color w:val="000000"/>
+                <w:sz w:val="18"/>
+                <w:szCs w:val="18"/>
+              </w:rPr>
+              <w:t xml:space="preserve">–  Applications of wave properties: sonar, ultrasound imaging, radio broadcasting, fibre optics</w:t>
+            </w:r>
+          </w:p>
+        </w:tc>
+      </w:tr>
+      <w:tr>
+        <w:tc>
+          <w:tcPr>
+            <w:tcW w:type="dxa" w:w="3000"/>
+            <w:shd w:fill="D5E8F0" w:color="auto" w:val="clear"/>
+            <w:tcMar>
+              <w:top w:type="dxa" w:w="60"/>
+              <w:left w:type="dxa" w:w="120"/>
+              <w:bottom w:type="dxa" w:w="60"/>
+              <w:right w:type="dxa" w:w="120"/>
+            </w:tcMar>
+            <w:vAlign w:val="top"/>
+          </w:tcPr>
+          <w:p>
+            <w:pPr>
+              <w:spacing w:after="40" w:before="0"/>
+              <w:jc w:val="left"/>
+            </w:pPr>
+            <w:r>
+              <w:rPr>
+                <w:rFonts w:ascii="Arial" w:cs="Arial" w:eastAsia="Arial" w:hAnsi="Arial"/>
+                <w:b/>
+                <w:bCs/>
+                <w:i w:val="false"/>
+                <w:iCs w:val="false"/>
+                <w:color w:val="000000"/>
+                <w:sz w:val="18"/>
+                <w:szCs w:val="18"/>
+              </w:rPr>
+              <w:t xml:space="preserve">Learning Outcomes</w:t>
+            </w:r>
+          </w:p>
+        </w:tc>
+        <w:tc>
+          <w:tcPr>
+            <w:tcW w:type="dxa" w:w="10680"/>
+            <w:shd w:fill="FFFFFF" w:color="auto" w:val="clear"/>
+            <w:tcMar>
+              <w:top w:type="dxa" w:w="60"/>
+              <w:left w:type="dxa" w:w="120"/>
+              <w:bottom w:type="dxa" w:w="60"/>
+              <w:right w:type="dxa" w:w="120"/>
+            </w:tcMar>
+            <w:vAlign w:val="top"/>
+          </w:tcPr>
+          <w:p>
+            <w:pPr>
+              <w:spacing w:after="40" w:before="0"/>
+              <w:jc w:val="left"/>
+            </w:pPr>
+            <w:r>
+              <w:rPr>
+                <w:rFonts w:ascii="Arial" w:cs="Arial" w:eastAsia="Arial" w:hAnsi="Arial"/>
+                <w:b w:val="false"/>
+                <w:bCs w:val="false"/>
+                <w:i w:val="false"/>
+                <w:iCs w:val="false"/>
+                <w:color w:val="000000"/>
+                <w:sz w:val="18"/>
+                <w:szCs w:val="18"/>
+              </w:rPr>
+              <w:t xml:space="preserve">By the end of the sub-strand, the learner should be able to:</w:t>
+            </w:r>
+          </w:p>
+          <w:p>
+            <w:pPr>
+              <w:spacing w:after="40" w:before="0"/>
+              <w:jc w:val="left"/>
+            </w:pPr>
+            <w:r>
+              <w:rPr>
+                <w:rFonts w:ascii="Arial" w:cs="Arial" w:eastAsia="Arial" w:hAnsi="Arial"/>
+                <w:b w:val="false"/>
+                <w:bCs w:val="false"/>
+                <w:i w:val="false"/>
+                <w:iCs w:val="false"/>
+                <w:color w:val="000000"/>
+                <w:sz w:val="18"/>
+                <w:szCs w:val="18"/>
+              </w:rPr>
+              <w:t xml:space="preserve">a) distinguish between transverse and longitudinal waves and give examples of each from everyday Kenyan contexts,</w:t>
+            </w:r>
+          </w:p>
+          <w:p>
+            <w:pPr>
+              <w:spacing w:after="40" w:before="0"/>
+              <w:jc w:val="left"/>
+            </w:pPr>
+            <w:r>
+              <w:rPr>
+                <w:rFonts w:ascii="Arial" w:cs="Arial" w:eastAsia="Arial" w:hAnsi="Arial"/>
+                <w:b w:val="false"/>
+                <w:bCs w:val="false"/>
+                <w:i w:val="false"/>
+                <w:iCs w:val="false"/>
+                <w:color w:val="000000"/>
+                <w:sz w:val="18"/>
+                <w:szCs w:val="18"/>
+              </w:rPr>
+              <w:t xml:space="preserve">b) identify and describe wave properties — amplitude, wavelength, frequency, period, and speed — using diagrams and measurements,</w:t>
+            </w:r>
+          </w:p>
+          <w:p>
+            <w:pPr>
+              <w:spacing w:after="40" w:before="0"/>
+              <w:jc w:val="left"/>
+            </w:pPr>
+            <w:r>
+              <w:rPr>
+                <w:rFonts w:ascii="Arial" w:cs="Arial" w:eastAsia="Arial" w:hAnsi="Arial"/>
+                <w:b w:val="false"/>
+                <w:bCs w:val="false"/>
+                <w:i w:val="false"/>
+                <w:iCs w:val="false"/>
+                <w:color w:val="000000"/>
+                <w:sz w:val="18"/>
+                <w:szCs w:val="18"/>
+              </w:rPr>
+              <w:t xml:space="preserve">c) apply the wave equation v = fλ to solve quantitative problems involving wave speed, frequency, and wavelength,</w:t>
+            </w:r>
+          </w:p>
+          <w:p>
+            <w:pPr>
+              <w:spacing w:after="40" w:before="0"/>
+              <w:jc w:val="left"/>
+            </w:pPr>
+            <w:r>
+              <w:rPr>
+                <w:rFonts w:ascii="Arial" w:cs="Arial" w:eastAsia="Arial" w:hAnsi="Arial"/>
+                <w:b w:val="false"/>
+                <w:bCs w:val="false"/>
+                <w:i w:val="false"/>
+                <w:iCs w:val="false"/>
+                <w:color w:val="000000"/>
+                <w:sz w:val="18"/>
+                <w:szCs w:val="18"/>
+              </w:rPr>
+              <w:t xml:space="preserve">d) investigate and explain the phenomena of reflection, refraction, diffraction, and interference of waves with reference to experimental evidence,</w:t>
+            </w:r>
+          </w:p>
+          <w:p>
+            <w:pPr>
+              <w:spacing w:after="40" w:before="0"/>
+              <w:jc w:val="left"/>
+            </w:pPr>
+            <w:r>
+              <w:rPr>
+                <w:rFonts w:ascii="Arial" w:cs="Arial" w:eastAsia="Arial" w:hAnsi="Arial"/>
+                <w:b w:val="false"/>
+                <w:bCs w:val="false"/>
+                <w:i w:val="false"/>
+                <w:iCs w:val="false"/>
+                <w:color w:val="000000"/>
+                <w:sz w:val="18"/>
+                <w:szCs w:val="18"/>
+              </w:rPr>
+              <w:t xml:space="preserve">e) explain the formation of standing waves and identify nodes and antinodes on a vibrating string,</w:t>
+            </w:r>
+          </w:p>
+          <w:p>
+            <w:pPr>
+              <w:spacing w:after="40" w:before="0"/>
+              <w:jc w:val="left"/>
+            </w:pPr>
+            <w:r>
+              <w:rPr>
+                <w:rFonts w:ascii="Arial" w:cs="Arial" w:eastAsia="Arial" w:hAnsi="Arial"/>
+                <w:b w:val="false"/>
+                <w:bCs w:val="false"/>
+                <w:i w:val="false"/>
+                <w:iCs w:val="false"/>
+                <w:color w:val="000000"/>
+                <w:sz w:val="18"/>
+                <w:szCs w:val="18"/>
+              </w:rPr>
+              <w:t xml:space="preserve">f) describe the Doppler Effect and explain its application in medicine (ultrasound), meteorology, and traffic enforcement,</w:t>
+            </w:r>
+          </w:p>
+          <w:p>
+            <w:pPr>
+              <w:spacing w:after="40" w:before="0"/>
+              <w:jc w:val="left"/>
+            </w:pPr>
+            <w:r>
+              <w:rPr>
+                <w:rFonts w:ascii="Arial" w:cs="Arial" w:eastAsia="Arial" w:hAnsi="Arial"/>
+                <w:b w:val="false"/>
+                <w:bCs w:val="false"/>
+                <w:i w:val="false"/>
+                <w:iCs w:val="false"/>
+                <w:color w:val="000000"/>
+                <w:sz w:val="18"/>
+                <w:szCs w:val="18"/>
+              </w:rPr>
+              <w:t xml:space="preserve">g) explain the principles of AM and FM modulation and their role in radio communication in Kenya,</w:t>
+            </w:r>
+          </w:p>
+          <w:p>
+            <w:pPr>
+              <w:spacing w:after="40" w:before="0"/>
+              <w:jc w:val="left"/>
+            </w:pPr>
+            <w:r>
+              <w:rPr>
+                <w:rFonts w:ascii="Arial" w:cs="Arial" w:eastAsia="Arial" w:hAnsi="Arial"/>
+                <w:b w:val="false"/>
+                <w:bCs w:val="false"/>
+                <w:i w:val="false"/>
+                <w:iCs w:val="false"/>
+                <w:color w:val="000000"/>
+                <w:sz w:val="18"/>
+                <w:szCs w:val="18"/>
+              </w:rPr>
+              <w:t xml:space="preserve">h) evaluate real-world applications of wave properties including sonar, fibre optics, and ultrasound imaging,</w:t>
+            </w:r>
+          </w:p>
+          <w:p>
+            <w:pPr>
+              <w:spacing w:after="40" w:before="0"/>
+              <w:jc w:val="left"/>
+            </w:pPr>
+            <w:r>
+              <w:rPr>
+                <w:rFonts w:ascii="Arial" w:cs="Arial" w:eastAsia="Arial" w:hAnsi="Arial"/>
+                <w:b w:val="false"/>
+                <w:bCs w:val="false"/>
+                <w:i w:val="false"/>
+                <w:iCs w:val="false"/>
+                <w:color w:val="000000"/>
+                <w:sz w:val="18"/>
+                <w:szCs w:val="18"/>
+              </w:rPr>
+              <w:t xml:space="preserve">i) appreciate the role of wave physics in modern technology and its contribution to communication and health services in Kenya.</w:t>
+            </w:r>
+          </w:p>
+        </w:tc>
+      </w:tr>
+      <w:tr>
+        <w:tc>
+          <w:tcPr>
+            <w:tcW w:type="dxa" w:w="3000"/>
+            <w:shd w:fill="D5E8F0" w:color="auto" w:val="clear"/>
+            <w:tcMar>
+              <w:top w:type="dxa" w:w="60"/>
+              <w:left w:type="dxa" w:w="120"/>
+              <w:bottom w:type="dxa" w:w="60"/>
+              <w:right w:type="dxa" w:w="120"/>
+            </w:tcMar>
+            <w:vAlign w:val="top"/>
+          </w:tcPr>
+          <w:p>
+            <w:pPr>
+              <w:spacing w:after="40" w:before="0"/>
+              <w:jc w:val="left"/>
+            </w:pPr>
+            <w:r>
+              <w:rPr>
+                <w:rFonts w:ascii="Arial" w:cs="Arial" w:eastAsia="Arial" w:hAnsi="Arial"/>
+                <w:b/>
+                <w:bCs/>
+                <w:i w:val="false"/>
+                <w:iCs w:val="false"/>
+                <w:color w:val="000000"/>
+                <w:sz w:val="18"/>
+                <w:szCs w:val="18"/>
+              </w:rPr>
+              <w:t xml:space="preserve">Core Competencies</w:t>
+            </w:r>
+          </w:p>
+        </w:tc>
+        <w:tc>
+          <w:tcPr>
+            <w:tcW w:type="dxa" w:w="10680"/>
+            <w:shd w:fill="FFFFFF" w:color="auto" w:val="clear"/>
+            <w:tcMar>
+              <w:top w:type="dxa" w:w="60"/>
+              <w:left w:type="dxa" w:w="120"/>
+              <w:bottom w:type="dxa" w:w="60"/>
+              <w:right w:type="dxa" w:w="120"/>
+            </w:tcMar>
+            <w:vAlign w:val="top"/>
+          </w:tcPr>
+          <w:p>
+            <w:pPr>
+              <w:spacing w:after="30" w:before="0"/>
+              <w:ind w:left="360" w:hanging="180"/>
+              <w:jc w:val="left"/>
+            </w:pPr>
+            <w:r>
+              <w:rPr>
+                <w:rFonts w:ascii="Arial" w:cs="Arial" w:eastAsia="Arial" w:hAnsi="Arial"/>
+                <w:b w:val="false"/>
+                <w:bCs w:val="false"/>
+                <w:i w:val="false"/>
+                <w:iCs w:val="false"/>
+                <w:color w:val="000000"/>
+                <w:sz w:val="18"/>
+                <w:szCs w:val="18"/>
+              </w:rPr>
+              <w:t xml:space="preserve">–  Communication and Collaboration: Learners work in pairs and small groups during PhET simulations (Wave Interference, Bending Light) and peer-discussion activities to compare predictions, share observations, and co-construct explanations of wave behaviour; teamwork is central to model-building and DQB contributions.</w:t>
+            </w:r>
+          </w:p>
+          <w:p>
+            <w:pPr>
+              <w:spacing w:after="30" w:before="0"/>
+              <w:ind w:left="360" w:hanging="180"/>
+              <w:jc w:val="left"/>
+            </w:pPr>
+            <w:r>
+              <w:rPr>
+                <w:rFonts w:ascii="Arial" w:cs="Arial" w:eastAsia="Arial" w:hAnsi="Arial"/>
+                <w:b w:val="false"/>
+                <w:bCs w:val="false"/>
+                <w:i w:val="false"/>
+                <w:iCs w:val="false"/>
+                <w:color w:val="000000"/>
+                <w:sz w:val="18"/>
+                <w:szCs w:val="18"/>
+              </w:rPr>
+              <w:t xml:space="preserve">–  Critical Thinking and Problem Solving: Learners analyse wave diagrams, interpret simulation outputs, and apply the wave equation v = fλ to solve multi-step problems; they evaluate competing explanations for phenomena such as why a matatu's horn sounds different as it passes.</w:t>
+            </w:r>
+          </w:p>
+          <w:p>
+            <w:pPr>
+              <w:spacing w:after="30" w:before="0"/>
+              <w:ind w:left="360" w:hanging="180"/>
+              <w:jc w:val="left"/>
+            </w:pPr>
+            <w:r>
+              <w:rPr>
+                <w:rFonts w:ascii="Arial" w:cs="Arial" w:eastAsia="Arial" w:hAnsi="Arial"/>
+                <w:b w:val="false"/>
+                <w:bCs w:val="false"/>
+                <w:i w:val="false"/>
+                <w:iCs w:val="false"/>
+                <w:color w:val="000000"/>
+                <w:sz w:val="18"/>
+                <w:szCs w:val="18"/>
+              </w:rPr>
+              <w:t xml:space="preserve">–  Learning to Learn: Learners reflect on their pre-instruction predictions against observed evidence in each lesson cycle, revise their conceptual models iteratively, and self-monitor understanding by updating the Driving Question Board throughout the unit.</w:t>
+            </w:r>
+          </w:p>
+          <w:p>
+            <w:pPr>
+              <w:spacing w:after="30" w:before="0"/>
+              <w:ind w:left="360" w:hanging="180"/>
+              <w:jc w:val="left"/>
+            </w:pPr>
+            <w:r>
+              <w:rPr>
+                <w:rFonts w:ascii="Arial" w:cs="Arial" w:eastAsia="Arial" w:hAnsi="Arial"/>
+                <w:b w:val="false"/>
+                <w:bCs w:val="false"/>
+                <w:i w:val="false"/>
+                <w:iCs w:val="false"/>
+                <w:color w:val="000000"/>
+                <w:sz w:val="18"/>
+                <w:szCs w:val="18"/>
+              </w:rPr>
+              <w:t xml:space="preserve">–  Digital Literacy: Learners interact with PhET simulations (Wave Interference, Bending Light, Standing Waves on a String) and curated Khan Academy and YouTube resources to gather evidence; they practise navigating and interpreting digital scientific tools.</w:t>
+            </w:r>
+          </w:p>
+          <w:p>
+            <w:pPr>
+              <w:spacing w:after="30" w:before="0"/>
+              <w:ind w:left="360" w:hanging="180"/>
+              <w:jc w:val="left"/>
+            </w:pPr>
+            <w:r>
+              <w:rPr>
+                <w:rFonts w:ascii="Arial" w:cs="Arial" w:eastAsia="Arial" w:hAnsi="Arial"/>
+                <w:b w:val="false"/>
+                <w:bCs w:val="false"/>
+                <w:i w:val="false"/>
+                <w:iCs w:val="false"/>
+                <w:color w:val="000000"/>
+                <w:sz w:val="18"/>
+                <w:szCs w:val="18"/>
+              </w:rPr>
+              <w:t xml:space="preserve">–  Creativity and Imagination: Learners design and present annotated wave-property models using local contexts (e.g., sound waves at a Nairobi matatu stage, light through a glass of water) and propose creative applications of wave modulation in Kenya's communication landscape.</w:t>
+            </w:r>
+          </w:p>
+        </w:tc>
+      </w:tr>
+      <w:tr>
+        <w:tc>
+          <w:tcPr>
+            <w:tcW w:type="dxa" w:w="3000"/>
+            <w:shd w:fill="E2EFDA" w:color="auto" w:val="clear"/>
+            <w:tcMar>
+              <w:top w:type="dxa" w:w="60"/>
+              <w:left w:type="dxa" w:w="120"/>
+              <w:bottom w:type="dxa" w:w="60"/>
+              <w:right w:type="dxa" w:w="120"/>
+            </w:tcMar>
+            <w:vAlign w:val="top"/>
+          </w:tcPr>
+          <w:p>
+            <w:pPr>
+              <w:spacing w:after="40" w:before="0"/>
+              <w:jc w:val="left"/>
+            </w:pPr>
+            <w:r>
+              <w:rPr>
+                <w:rFonts w:ascii="Arial" w:cs="Arial" w:eastAsia="Arial" w:hAnsi="Arial"/>
+                <w:b/>
+                <w:bCs/>
+                <w:i w:val="false"/>
+                <w:iCs w:val="false"/>
+                <w:color w:val="000000"/>
+                <w:sz w:val="18"/>
+                <w:szCs w:val="18"/>
+              </w:rPr>
+              <w:t xml:space="preserve">Core Values</w:t>
+            </w:r>
+          </w:p>
+        </w:tc>
+        <w:tc>
+          <w:tcPr>
+            <w:tcW w:type="dxa" w:w="10680"/>
+            <w:shd w:fill="FFFFFF" w:color="auto" w:val="clear"/>
+            <w:tcMar>
+              <w:top w:type="dxa" w:w="60"/>
+              <w:left w:type="dxa" w:w="120"/>
+              <w:bottom w:type="dxa" w:w="60"/>
+              <w:right w:type="dxa" w:w="120"/>
+            </w:tcMar>
+            <w:vAlign w:val="top"/>
+          </w:tcPr>
+          <w:p>
+            <w:pPr>
+              <w:spacing w:after="30" w:before="0"/>
+              <w:ind w:left="360" w:hanging="180"/>
+              <w:jc w:val="left"/>
+            </w:pPr>
+            <w:r>
+              <w:rPr>
+                <w:rFonts w:ascii="Arial" w:cs="Arial" w:eastAsia="Arial" w:hAnsi="Arial"/>
+                <w:b w:val="false"/>
+                <w:bCs w:val="false"/>
+                <w:i w:val="false"/>
+                <w:iCs w:val="false"/>
+                <w:color w:val="000000"/>
+                <w:sz w:val="18"/>
+                <w:szCs w:val="18"/>
+              </w:rPr>
+              <w:t xml:space="preserve">–  Responsibility: Learners take individual accountability for recording accurate data during simulations and experiments, contributing fairly to group model-building tasks, and maintaining a reliable Driving Question Board that reflects the class's growing understanding.</w:t>
+            </w:r>
+          </w:p>
+          <w:p>
+            <w:pPr>
+              <w:spacing w:after="30" w:before="0"/>
+              <w:ind w:left="360" w:hanging="180"/>
+              <w:jc w:val="left"/>
+            </w:pPr>
+            <w:r>
+              <w:rPr>
+                <w:rFonts w:ascii="Arial" w:cs="Arial" w:eastAsia="Arial" w:hAnsi="Arial"/>
+                <w:b w:val="false"/>
+                <w:bCs w:val="false"/>
+                <w:i w:val="false"/>
+                <w:iCs w:val="false"/>
+                <w:color w:val="000000"/>
+                <w:sz w:val="18"/>
+                <w:szCs w:val="18"/>
+              </w:rPr>
+              <w:t xml:space="preserve">–  Respect: Learners demonstrate open-mindedness by listening to peers' alternative explanations during sensemaking discussions and appreciating diverse predictions on the DQB before consensus is reached.</w:t>
+            </w:r>
+          </w:p>
+          <w:p>
+            <w:pPr>
+              <w:spacing w:after="30" w:before="0"/>
+              <w:ind w:left="360" w:hanging="180"/>
+              <w:jc w:val="left"/>
+            </w:pPr>
+            <w:r>
+              <w:rPr>
+                <w:rFonts w:ascii="Arial" w:cs="Arial" w:eastAsia="Arial" w:hAnsi="Arial"/>
+                <w:b w:val="false"/>
+                <w:bCs w:val="false"/>
+                <w:i w:val="false"/>
+                <w:iCs w:val="false"/>
+                <w:color w:val="000000"/>
+                <w:sz w:val="18"/>
+                <w:szCs w:val="18"/>
+              </w:rPr>
+              <w:t xml:space="preserve">–  Unity: Learners collaborate across gender and ability lines during group investigation tasks, recognising that understanding wave physics — foundational to Kenya's communication infrastructure — requires collective effort.</w:t>
+            </w:r>
+          </w:p>
+          <w:p>
+            <w:pPr>
+              <w:spacing w:after="30" w:before="0"/>
+              <w:ind w:left="360" w:hanging="180"/>
+              <w:jc w:val="left"/>
+            </w:pPr>
+            <w:r>
+              <w:rPr>
+                <w:rFonts w:ascii="Arial" w:cs="Arial" w:eastAsia="Arial" w:hAnsi="Arial"/>
+                <w:b w:val="false"/>
+                <w:bCs w:val="false"/>
+                <w:i w:val="false"/>
+                <w:iCs w:val="false"/>
+                <w:color w:val="000000"/>
+                <w:sz w:val="18"/>
+                <w:szCs w:val="18"/>
+              </w:rPr>
+              <w:t xml:space="preserve">–  Social Justice: Learners explore how equitable access to FM radio and mobile communication (both wave-based technologies) affects rural and urban communities across Kenya, connecting physics to real societal impact.</w:t>
+            </w:r>
+          </w:p>
+        </w:tc>
+      </w:tr>
+      <w:tr>
+        <w:tc>
+          <w:tcPr>
+            <w:tcW w:type="dxa" w:w="3000"/>
+            <w:shd w:fill="D5E8F0" w:color="auto" w:val="clear"/>
+            <w:tcMar>
+              <w:top w:type="dxa" w:w="60"/>
+              <w:left w:type="dxa" w:w="120"/>
+              <w:bottom w:type="dxa" w:w="60"/>
+              <w:right w:type="dxa" w:w="120"/>
+            </w:tcMar>
+            <w:vAlign w:val="top"/>
+          </w:tcPr>
+          <w:p>
+            <w:pPr>
+              <w:spacing w:after="40" w:before="0"/>
+              <w:jc w:val="left"/>
+            </w:pPr>
+            <w:r>
+              <w:rPr>
+                <w:rFonts w:ascii="Arial" w:cs="Arial" w:eastAsia="Arial" w:hAnsi="Arial"/>
+                <w:b/>
+                <w:bCs/>
+                <w:i w:val="false"/>
+                <w:iCs w:val="false"/>
+                <w:color w:val="000000"/>
+                <w:sz w:val="18"/>
+                <w:szCs w:val="18"/>
+              </w:rPr>
+              <w:t xml:space="preserve">Science &amp; Engineering Practices</w:t>
+            </w:r>
+          </w:p>
+        </w:tc>
+        <w:tc>
+          <w:tcPr>
+            <w:tcW w:type="dxa" w:w="10680"/>
+            <w:shd w:fill="FFFFFF" w:color="auto" w:val="clear"/>
+            <w:tcMar>
+              <w:top w:type="dxa" w:w="60"/>
+              <w:left w:type="dxa" w:w="120"/>
+              <w:bottom w:type="dxa" w:w="60"/>
+              <w:right w:type="dxa" w:w="120"/>
+            </w:tcMar>
+            <w:vAlign w:val="top"/>
+          </w:tcPr>
+          <w:p>
+            <w:pPr>
+              <w:spacing w:after="30" w:before="0"/>
+              <w:ind w:left="360" w:hanging="180"/>
+              <w:jc w:val="left"/>
+            </w:pPr>
+            <w:r>
+              <w:rPr>
+                <w:rFonts w:ascii="Arial" w:cs="Arial" w:eastAsia="Arial" w:hAnsi="Arial"/>
+                <w:b w:val="false"/>
+                <w:bCs w:val="false"/>
+                <w:i w:val="false"/>
+                <w:iCs w:val="false"/>
+                <w:color w:val="000000"/>
+                <w:sz w:val="18"/>
+                <w:szCs w:val="18"/>
+              </w:rPr>
+              <w:t xml:space="preserve">–  SEP 1 — Asking Questions and Defining Problems: Learners generate and refine questions for the Driving Question Board in every lesson, starting from the anchoring phenomenon of the matatu horn and radio signal to drive sustained inquiry throughout the unit.</w:t>
+            </w:r>
+          </w:p>
+          <w:p>
+            <w:pPr>
+              <w:spacing w:after="30" w:before="0"/>
+              <w:ind w:left="360" w:hanging="180"/>
+              <w:jc w:val="left"/>
+            </w:pPr>
+            <w:r>
+              <w:rPr>
+                <w:rFonts w:ascii="Arial" w:cs="Arial" w:eastAsia="Arial" w:hAnsi="Arial"/>
+                <w:b w:val="false"/>
+                <w:bCs w:val="false"/>
+                <w:i w:val="false"/>
+                <w:iCs w:val="false"/>
+                <w:color w:val="000000"/>
+                <w:sz w:val="18"/>
+                <w:szCs w:val="18"/>
+              </w:rPr>
+              <w:t xml:space="preserve">–  SEP 2 — Developing and Using Models: Learners iteratively build and revise wave-property models (ray diagrams, wavefront sketches, standing-wave string diagrams) across all 12 lessons, culminating in a comprehensive annotated model.</w:t>
+            </w:r>
+          </w:p>
+          <w:p>
+            <w:pPr>
+              <w:spacing w:after="30" w:before="0"/>
+              <w:ind w:left="360" w:hanging="180"/>
+              <w:jc w:val="left"/>
+            </w:pPr>
+            <w:r>
+              <w:rPr>
+                <w:rFonts w:ascii="Arial" w:cs="Arial" w:eastAsia="Arial" w:hAnsi="Arial"/>
+                <w:b w:val="false"/>
+                <w:bCs w:val="false"/>
+                <w:i w:val="false"/>
+                <w:iCs w:val="false"/>
+                <w:color w:val="000000"/>
+                <w:sz w:val="18"/>
+                <w:szCs w:val="18"/>
+              </w:rPr>
+              <w:t xml:space="preserve">–  SEP 3 — Planning and Carrying Out Investigations: Learners design observation protocols within PhET simulations (e.g., systematically varying gap width to observe diffraction, changing frequency to observe standing-wave harmonics) and record structured data.</w:t>
+            </w:r>
+          </w:p>
+          <w:p>
+            <w:pPr>
+              <w:spacing w:after="30" w:before="0"/>
+              <w:ind w:left="360" w:hanging="180"/>
+              <w:jc w:val="left"/>
+            </w:pPr>
+            <w:r>
+              <w:rPr>
+                <w:rFonts w:ascii="Arial" w:cs="Arial" w:eastAsia="Arial" w:hAnsi="Arial"/>
+                <w:b w:val="false"/>
+                <w:bCs w:val="false"/>
+                <w:i w:val="false"/>
+                <w:iCs w:val="false"/>
+                <w:color w:val="000000"/>
+                <w:sz w:val="18"/>
+                <w:szCs w:val="18"/>
+              </w:rPr>
+              <w:t xml:space="preserve">–  SEP 4 — Analysing and Interpreting Data: Learners extract wave measurements (amplitude, wavelength, frequency) from simulation screenshots and YouTube demonstrations, graph relationships (v vs. f), and interpret patterns.</w:t>
+            </w:r>
+          </w:p>
+          <w:p>
+            <w:pPr>
+              <w:spacing w:after="30" w:before="0"/>
+              <w:ind w:left="360" w:hanging="180"/>
+              <w:jc w:val="left"/>
+            </w:pPr>
+            <w:r>
+              <w:rPr>
+                <w:rFonts w:ascii="Arial" w:cs="Arial" w:eastAsia="Arial" w:hAnsi="Arial"/>
+                <w:b w:val="false"/>
+                <w:bCs w:val="false"/>
+                <w:i w:val="false"/>
+                <w:iCs w:val="false"/>
+                <w:color w:val="000000"/>
+                <w:sz w:val="18"/>
+                <w:szCs w:val="18"/>
+              </w:rPr>
+              <w:t xml:space="preserve">–  SEP 6 — Constructing Explanations: Learners write evidence-based explanations for each wave phenomenon (reflection, refraction, diffraction, interference, Doppler) tying back to the anchoring phenomenon and supporting phenomena.</w:t>
+            </w:r>
+          </w:p>
+          <w:p>
+            <w:pPr>
+              <w:spacing w:after="30" w:before="0"/>
+              <w:ind w:left="360" w:hanging="180"/>
+              <w:jc w:val="left"/>
+            </w:pPr>
+            <w:r>
+              <w:rPr>
+                <w:rFonts w:ascii="Arial" w:cs="Arial" w:eastAsia="Arial" w:hAnsi="Arial"/>
+                <w:b w:val="false"/>
+                <w:bCs w:val="false"/>
+                <w:i w:val="false"/>
+                <w:iCs w:val="false"/>
+                <w:color w:val="000000"/>
+                <w:sz w:val="18"/>
+                <w:szCs w:val="18"/>
+              </w:rPr>
+              <w:t xml:space="preserve">–  SEP 8 — Obtaining, Evaluating, and Communicating Information: Learners critically evaluate Khan Academy and YouTube resources for accuracy, extract key information on the Doppler Effect and FM modulation, and communicate findings through annotated diagrams and class presentations.</w:t>
+            </w:r>
+          </w:p>
+        </w:tc>
+      </w:tr>
+      <w:tr>
+        <w:tc>
+          <w:tcPr>
+            <w:tcW w:type="dxa" w:w="3000"/>
+            <w:shd w:fill="FCE4D6" w:color="auto" w:val="clear"/>
+            <w:tcMar>
+              <w:top w:type="dxa" w:w="60"/>
+              <w:left w:type="dxa" w:w="120"/>
+              <w:bottom w:type="dxa" w:w="60"/>
+              <w:right w:type="dxa" w:w="120"/>
+            </w:tcMar>
+            <w:vAlign w:val="top"/>
+          </w:tcPr>
+          <w:p>
+            <w:pPr>
+              <w:spacing w:after="40" w:before="0"/>
+              <w:jc w:val="left"/>
+            </w:pPr>
+            <w:r>
+              <w:rPr>
+                <w:rFonts w:ascii="Arial" w:cs="Arial" w:eastAsia="Arial" w:hAnsi="Arial"/>
+                <w:b/>
+                <w:bCs/>
+                <w:i w:val="false"/>
+                <w:iCs w:val="false"/>
+                <w:color w:val="000000"/>
+                <w:sz w:val="18"/>
+                <w:szCs w:val="18"/>
+              </w:rPr>
+              <w:t xml:space="preserve">Pertinent &amp; Contemporary Issues (PCIs)</w:t>
+            </w:r>
+          </w:p>
+        </w:tc>
+        <w:tc>
+          <w:tcPr>
+            <w:tcW w:type="dxa" w:w="10680"/>
+            <w:shd w:fill="FFFFFF" w:color="auto" w:val="clear"/>
+            <w:tcMar>
+              <w:top w:type="dxa" w:w="60"/>
+              <w:left w:type="dxa" w:w="120"/>
+              <w:bottom w:type="dxa" w:w="60"/>
+              <w:right w:type="dxa" w:w="120"/>
+            </w:tcMar>
+            <w:vAlign w:val="top"/>
+          </w:tcPr>
+          <w:p>
+            <w:pPr>
+              <w:spacing w:after="30" w:before="0"/>
+              <w:ind w:left="360" w:hanging="180"/>
+              <w:jc w:val="left"/>
+            </w:pPr>
+            <w:r>
+              <w:rPr>
+                <w:rFonts w:ascii="Arial" w:cs="Arial" w:eastAsia="Arial" w:hAnsi="Arial"/>
+                <w:b w:val="false"/>
+                <w:bCs w:val="false"/>
+                <w:i w:val="false"/>
+                <w:iCs w:val="false"/>
+                <w:color w:val="000000"/>
+                <w:sz w:val="18"/>
+                <w:szCs w:val="18"/>
+              </w:rPr>
+              <w:t xml:space="preserve">–  Life Skills Education (Communication): Learners practise effective verbal and written scientific communication when presenting wave-property explanations and DQB contributions, building skills applicable beyond the classroom.</w:t>
+            </w:r>
+          </w:p>
+          <w:p>
+            <w:pPr>
+              <w:spacing w:after="30" w:before="0"/>
+              <w:ind w:left="360" w:hanging="180"/>
+              <w:jc w:val="left"/>
+            </w:pPr>
+            <w:r>
+              <w:rPr>
+                <w:rFonts w:ascii="Arial" w:cs="Arial" w:eastAsia="Arial" w:hAnsi="Arial"/>
+                <w:b w:val="false"/>
+                <w:bCs w:val="false"/>
+                <w:i w:val="false"/>
+                <w:iCs w:val="false"/>
+                <w:color w:val="000000"/>
+                <w:sz w:val="18"/>
+                <w:szCs w:val="18"/>
+              </w:rPr>
+              <w:t xml:space="preserve">–  Environmental Education: The unit's exploration of the greenhouse effect connection (electromagnetic wave absorption by CO₂) and the use of sonar in monitoring Lake Victoria fish populations raises learners' awareness of how wave physics intersects with Kenya's environmental challenges.</w:t>
+            </w:r>
+          </w:p>
+          <w:p>
+            <w:pPr>
+              <w:spacing w:after="30" w:before="0"/>
+              <w:ind w:left="360" w:hanging="180"/>
+              <w:jc w:val="left"/>
+            </w:pPr>
+            <w:r>
+              <w:rPr>
+                <w:rFonts w:ascii="Arial" w:cs="Arial" w:eastAsia="Arial" w:hAnsi="Arial"/>
+                <w:b w:val="false"/>
+                <w:bCs w:val="false"/>
+                <w:i w:val="false"/>
+                <w:iCs w:val="false"/>
+                <w:color w:val="000000"/>
+                <w:sz w:val="18"/>
+                <w:szCs w:val="18"/>
+              </w:rPr>
+              <w:t xml:space="preserve">–  Social Cohesion and Values: Group investigation activities are structured to ensure equitable participation across gender, linking to Kenya's national goal of closing the gender gap in STEM fields — mirroring the approach in Sub-Strand 1.1.</w:t>
+            </w:r>
+          </w:p>
+          <w:p>
+            <w:pPr>
+              <w:spacing w:after="30" w:before="0"/>
+              <w:ind w:left="360" w:hanging="180"/>
+              <w:jc w:val="left"/>
+            </w:pPr>
+            <w:r>
+              <w:rPr>
+                <w:rFonts w:ascii="Arial" w:cs="Arial" w:eastAsia="Arial" w:hAnsi="Arial"/>
+                <w:b w:val="false"/>
+                <w:bCs w:val="false"/>
+                <w:i w:val="false"/>
+                <w:iCs w:val="false"/>
+                <w:color w:val="000000"/>
+                <w:sz w:val="18"/>
+                <w:szCs w:val="18"/>
+              </w:rPr>
+              <w:t xml:space="preserve">–  Citizenship: Learners examine how FM radio broadcasting reaches remote areas of the Rift Valley, Turkana, and the Coast, discussing the role of wave-based communication technology in civic participation and access to information for all Kenyans.</w:t>
+            </w:r>
+          </w:p>
+          <w:p>
+            <w:pPr>
+              <w:spacing w:after="30" w:before="0"/>
+              <w:ind w:left="360" w:hanging="180"/>
+              <w:jc w:val="left"/>
+            </w:pPr>
+            <w:r>
+              <w:rPr>
+                <w:rFonts w:ascii="Arial" w:cs="Arial" w:eastAsia="Arial" w:hAnsi="Arial"/>
+                <w:b w:val="false"/>
+                <w:bCs w:val="false"/>
+                <w:i w:val="false"/>
+                <w:iCs w:val="false"/>
+                <w:color w:val="000000"/>
+                <w:sz w:val="18"/>
+                <w:szCs w:val="18"/>
+              </w:rPr>
+              <w:t xml:space="preserve">–  Safety: Learners observe safe laboratory and digital-device practices during simulation sessions, and discuss safety implications of high-frequency wave exposure (e.g., mobile phone radiation awareness).</w:t>
+            </w:r>
+          </w:p>
+        </w:tc>
+      </w:tr>
+      <w:tr>
+        <w:tc>
+          <w:tcPr>
+            <w:tcW w:type="dxa" w:w="3000"/>
+            <w:shd w:fill="D9EEF1" w:color="auto" w:val="clear"/>
+            <w:tcMar>
+              <w:top w:type="dxa" w:w="60"/>
+              <w:left w:type="dxa" w:w="120"/>
+              <w:bottom w:type="dxa" w:w="60"/>
+              <w:right w:type="dxa" w:w="120"/>
+            </w:tcMar>
+            <w:vAlign w:val="top"/>
+          </w:tcPr>
+          <w:p>
+            <w:pPr>
+              <w:spacing w:after="40" w:before="0"/>
+              <w:jc w:val="left"/>
+            </w:pPr>
+            <w:r>
+              <w:rPr>
+                <w:rFonts w:ascii="Arial" w:cs="Arial" w:eastAsia="Arial" w:hAnsi="Arial"/>
+                <w:b/>
+                <w:bCs/>
+                <w:i w:val="false"/>
+                <w:iCs w:val="false"/>
+                <w:color w:val="000000"/>
+                <w:sz w:val="18"/>
+                <w:szCs w:val="18"/>
+              </w:rPr>
+              <w:t xml:space="preserve">Career Connections</w:t>
+            </w:r>
+          </w:p>
+        </w:tc>
+        <w:tc>
+          <w:tcPr>
+            <w:tcW w:type="dxa" w:w="10680"/>
+            <w:shd w:fill="FFFFFF" w:color="auto" w:val="clear"/>
+            <w:tcMar>
+              <w:top w:type="dxa" w:w="60"/>
+              <w:left w:type="dxa" w:w="120"/>
+              <w:bottom w:type="dxa" w:w="60"/>
+              <w:right w:type="dxa" w:w="120"/>
+            </w:tcMar>
+            <w:vAlign w:val="top"/>
+          </w:tcPr>
+          <w:p>
+            <w:pPr>
+              <w:spacing w:after="30" w:before="0"/>
+              <w:ind w:left="360" w:hanging="180"/>
+              <w:jc w:val="left"/>
+            </w:pPr>
+            <w:r>
+              <w:rPr>
+                <w:rFonts w:ascii="Arial" w:cs="Arial" w:eastAsia="Arial" w:hAnsi="Arial"/>
+                <w:b w:val="false"/>
+                <w:bCs w:val="false"/>
+                <w:i w:val="false"/>
+                <w:iCs w:val="false"/>
+                <w:color w:val="000000"/>
+                <w:sz w:val="18"/>
+                <w:szCs w:val="18"/>
+              </w:rPr>
+              <w:t xml:space="preserve">–  Telecommunications Engineer: Understanding wave properties (frequency, wavelength, modulation) is foundational for designing Kenya's mobile and FM radio networks, including Safaricom and KBC infrastructure.</w:t>
+            </w:r>
+          </w:p>
+          <w:p>
+            <w:pPr>
+              <w:spacing w:after="30" w:before="0"/>
+              <w:ind w:left="360" w:hanging="180"/>
+              <w:jc w:val="left"/>
+            </w:pPr>
+            <w:r>
+              <w:rPr>
+                <w:rFonts w:ascii="Arial" w:cs="Arial" w:eastAsia="Arial" w:hAnsi="Arial"/>
+                <w:b w:val="false"/>
+                <w:bCs w:val="false"/>
+                <w:i w:val="false"/>
+                <w:iCs w:val="false"/>
+                <w:color w:val="000000"/>
+                <w:sz w:val="18"/>
+                <w:szCs w:val="18"/>
+              </w:rPr>
+              <w:t xml:space="preserve">–  Medical Sonographer / Radiologist: The Doppler Effect and ultrasound applications connect directly to careers in Kenya's growing healthcare sector, including use of ultrasound at hospitals in Nairobi, Mombasa, and Kisumu.</w:t>
+            </w:r>
+          </w:p>
+          <w:p>
+            <w:pPr>
+              <w:spacing w:after="30" w:before="0"/>
+              <w:ind w:left="360" w:hanging="180"/>
+              <w:jc w:val="left"/>
+            </w:pPr>
+            <w:r>
+              <w:rPr>
+                <w:rFonts w:ascii="Arial" w:cs="Arial" w:eastAsia="Arial" w:hAnsi="Arial"/>
+                <w:b w:val="false"/>
+                <w:bCs w:val="false"/>
+                <w:i w:val="false"/>
+                <w:iCs w:val="false"/>
+                <w:color w:val="000000"/>
+                <w:sz w:val="18"/>
+                <w:szCs w:val="18"/>
+              </w:rPr>
+              <w:t xml:space="preserve">–  Meteorologist: Kenya Meteorological Department scientists apply the Doppler radar principle to track rainfall patterns over the Rift Valley and Lake Victoria basin.</w:t>
+            </w:r>
+          </w:p>
+          <w:p>
+            <w:pPr>
+              <w:spacing w:after="30" w:before="0"/>
+              <w:ind w:left="360" w:hanging="180"/>
+              <w:jc w:val="left"/>
+            </w:pPr>
+            <w:r>
+              <w:rPr>
+                <w:rFonts w:ascii="Arial" w:cs="Arial" w:eastAsia="Arial" w:hAnsi="Arial"/>
+                <w:b w:val="false"/>
+                <w:bCs w:val="false"/>
+                <w:i w:val="false"/>
+                <w:iCs w:val="false"/>
+                <w:color w:val="000000"/>
+                <w:sz w:val="18"/>
+                <w:szCs w:val="18"/>
+              </w:rPr>
+              <w:t xml:space="preserve">–  Marine / Fisheries Scientist: Sonar technology — based on wave reflection — is used in Lake Victoria to locate fish schools, supporting Kenya's fisheries industry.</w:t>
+            </w:r>
+          </w:p>
+          <w:p>
+            <w:pPr>
+              <w:spacing w:after="30" w:before="0"/>
+              <w:ind w:left="360" w:hanging="180"/>
+              <w:jc w:val="left"/>
+            </w:pPr>
+            <w:r>
+              <w:rPr>
+                <w:rFonts w:ascii="Arial" w:cs="Arial" w:eastAsia="Arial" w:hAnsi="Arial"/>
+                <w:b w:val="false"/>
+                <w:bCs w:val="false"/>
+                <w:i w:val="false"/>
+                <w:iCs w:val="false"/>
+                <w:color w:val="000000"/>
+                <w:sz w:val="18"/>
+                <w:szCs w:val="18"/>
+              </w:rPr>
+              <w:t xml:space="preserve">–  Broadcast Journalist / Media Technologist: FM and AM modulation principles underpin careers in Kenya's vibrant radio and television broadcast industry (KBC, Radio Citizen, Kiss FM).</w:t>
+            </w:r>
+          </w:p>
+          <w:p>
+            <w:pPr>
+              <w:spacing w:after="30" w:before="0"/>
+              <w:ind w:left="360" w:hanging="180"/>
+              <w:jc w:val="left"/>
+            </w:pPr>
+            <w:r>
+              <w:rPr>
+                <w:rFonts w:ascii="Arial" w:cs="Arial" w:eastAsia="Arial" w:hAnsi="Arial"/>
+                <w:b w:val="false"/>
+                <w:bCs w:val="false"/>
+                <w:i w:val="false"/>
+                <w:iCs w:val="false"/>
+                <w:color w:val="000000"/>
+                <w:sz w:val="18"/>
+                <w:szCs w:val="18"/>
+              </w:rPr>
+              <w:t xml:space="preserve">–  Architect / Acoustical Engineer: Knowledge of wave reflection, diffraction, and interference is applied in designing performance halls, mosques, and churches with good acoustics in Kenyan cities.</w:t>
+            </w:r>
+          </w:p>
+          <w:p>
+            <w:pPr>
+              <w:spacing w:after="30" w:before="0"/>
+              <w:ind w:left="360" w:hanging="180"/>
+              <w:jc w:val="left"/>
+            </w:pPr>
+            <w:r>
+              <w:rPr>
+                <w:rFonts w:ascii="Arial" w:cs="Arial" w:eastAsia="Arial" w:hAnsi="Arial"/>
+                <w:b w:val="false"/>
+                <w:bCs w:val="false"/>
+                <w:i w:val="false"/>
+                <w:iCs w:val="false"/>
+                <w:color w:val="000000"/>
+                <w:sz w:val="18"/>
+                <w:szCs w:val="18"/>
+              </w:rPr>
+              <w:t xml:space="preserve">–  Optometrist / Optical Engineer: Refraction, total internal reflection, and fibre optics underpin careers in eye care and data communication infrastructure across Kenya.</w:t>
+            </w:r>
+          </w:p>
+        </w:tc>
+      </w:tr>
+      <w:tr>
+        <w:tc>
+          <w:tcPr>
+            <w:tcW w:type="dxa" w:w="3000"/>
+            <w:shd w:fill="D5E8F0" w:color="auto" w:val="clear"/>
+            <w:tcMar>
+              <w:top w:type="dxa" w:w="60"/>
+              <w:left w:type="dxa" w:w="120"/>
+              <w:bottom w:type="dxa" w:w="60"/>
+              <w:right w:type="dxa" w:w="120"/>
+            </w:tcMar>
+            <w:vAlign w:val="top"/>
+          </w:tcPr>
+          <w:p>
+            <w:pPr>
+              <w:spacing w:after="40" w:before="0"/>
+              <w:jc w:val="left"/>
+            </w:pPr>
+            <w:r>
+              <w:rPr>
+                <w:rFonts w:ascii="Arial" w:cs="Arial" w:eastAsia="Arial" w:hAnsi="Arial"/>
+                <w:b/>
+                <w:bCs/>
+                <w:i w:val="false"/>
+                <w:iCs w:val="false"/>
+                <w:color w:val="000000"/>
+                <w:sz w:val="18"/>
+                <w:szCs w:val="18"/>
+              </w:rPr>
+              <w:t xml:space="preserve">Focus for Lessons</w:t>
+            </w:r>
+          </w:p>
+        </w:tc>
+        <w:tc>
+          <w:tcPr>
+            <w:tcW w:type="dxa" w:w="10680"/>
+            <w:shd w:fill="FFFFFF" w:color="auto" w:val="clear"/>
+            <w:tcMar>
+              <w:top w:type="dxa" w:w="60"/>
+              <w:left w:type="dxa" w:w="120"/>
+              <w:bottom w:type="dxa" w:w="60"/>
+              <w:right w:type="dxa" w:w="120"/>
+            </w:tcMar>
+            <w:vAlign w:val="top"/>
+          </w:tcPr>
+          <w:p>
+            <w:pPr>
+              <w:spacing w:after="40" w:before="0"/>
+              <w:jc w:val="left"/>
+            </w:pPr>
+            <w:r>
+              <w:rPr>
+                <w:rFonts w:ascii="Arial" w:cs="Arial" w:eastAsia="Arial" w:hAnsi="Arial"/>
+                <w:b w:val="false"/>
+                <w:bCs w:val="false"/>
+                <w:i w:val="false"/>
+                <w:iCs w:val="false"/>
+                <w:color w:val="000000"/>
+                <w:sz w:val="18"/>
+                <w:szCs w:val="18"/>
+              </w:rPr>
+              <w:t xml:space="preserve">This unit investigates the fundamental properties of waves — mechanical and electromagnetic — through an inquiry-driven, phenomenon-anchored approach rooted in everyday Kenyan experiences. Beginning with the puzzling observation that a matatu's hooting horn sounds different as it approaches versus recedes, and that Nairobi FM radio signals fade in certain buildings, learners systematically explore wave characteristics, behaviours (reflection, refraction, diffraction, interference), standing waves, the Doppler Effect, and modulation. Throughout the 12 lessons, learners use PhET simulations, curated YouTube demonstrations, and Khan Academy resources as primary evidence-gathering tools, building and refining an annotated wave-property model that grows lesson by lesson. The unit balances quantitative problem-solving (v = fλ, Snell's Law, refractive index) with qualitative sensemaking, ensuring learners can both calculate and explain wave phenomena in authentic Kenyan contexts.</w:t>
+            </w:r>
+          </w:p>
+        </w:tc>
+      </w:tr>
+      <w:tr>
+        <w:tc>
+          <w:tcPr>
+            <w:tcW w:type="dxa" w:w="3000"/>
+            <w:shd w:fill="EAD1F5" w:color="auto" w:val="clear"/>
+            <w:tcMar>
+              <w:top w:type="dxa" w:w="60"/>
+              <w:left w:type="dxa" w:w="120"/>
+              <w:bottom w:type="dxa" w:w="60"/>
+              <w:right w:type="dxa" w:w="120"/>
+            </w:tcMar>
+            <w:vAlign w:val="top"/>
+          </w:tcPr>
+          <w:p>
+            <w:pPr>
+              <w:spacing w:after="40" w:before="0"/>
+              <w:jc w:val="left"/>
+            </w:pPr>
+            <w:r>
+              <w:rPr>
+                <w:rFonts w:ascii="Arial" w:cs="Arial" w:eastAsia="Arial" w:hAnsi="Arial"/>
+                <w:b/>
+                <w:bCs/>
+                <w:i w:val="false"/>
+                <w:iCs w:val="false"/>
+                <w:color w:val="000000"/>
+                <w:sz w:val="18"/>
+                <w:szCs w:val="18"/>
+              </w:rPr>
+              <w:t xml:space="preserve">Driving Question / Key Inquiry Questions</w:t>
+            </w:r>
+          </w:p>
+        </w:tc>
+        <w:tc>
+          <w:tcPr>
+            <w:tcW w:type="dxa" w:w="10680"/>
+            <w:shd w:fill="FFFFFF" w:color="auto" w:val="clear"/>
+            <w:tcMar>
+              <w:top w:type="dxa" w:w="60"/>
+              <w:left w:type="dxa" w:w="120"/>
+              <w:bottom w:type="dxa" w:w="60"/>
+              <w:right w:type="dxa" w:w="120"/>
+            </w:tcMar>
+            <w:vAlign w:val="top"/>
+          </w:tcPr>
+          <w:p>
+            <w:pPr>
+              <w:spacing w:after="40" w:before="0"/>
+              <w:jc w:val="left"/>
+            </w:pPr>
+            <w:r>
+              <w:rPr>
+                <w:rFonts w:ascii="Arial" w:cs="Arial" w:eastAsia="Arial" w:hAnsi="Arial"/>
+                <w:b w:val="false"/>
+                <w:bCs w:val="false"/>
+                <w:i w:val="false"/>
+                <w:iCs w:val="false"/>
+                <w:color w:val="000000"/>
+                <w:sz w:val="18"/>
+                <w:szCs w:val="18"/>
+              </w:rPr>
+              <w:t xml:space="preserve">DRIVING QUESTION: "Why does the matatu's horn change pitch as it passes, and why does the FM radio signal disappear inside the Kabete tunnel — and what do these two mysteries reveal about how ALL waves behave?"</w:t>
+            </w:r>
+          </w:p>
+          <w:p>
+            <w:pPr>
+              <w:spacing w:after="40" w:before="0"/>
+              <w:jc w:val="left"/>
+            </w:pPr>
+            <w:r>
+              <w:rPr>
+                <w:rFonts w:ascii="Arial" w:cs="Arial" w:eastAsia="Arial" w:hAnsi="Arial"/>
+                <w:b w:val="false"/>
+                <w:bCs w:val="false"/>
+                <w:i w:val="false"/>
+                <w:iCs w:val="false"/>
+                <w:color w:val="000000"/>
+                <w:sz w:val="18"/>
+                <w:szCs w:val="18"/>
+              </w:rPr>
+              <w:t xml:space="preserve"/>
+            </w:r>
+          </w:p>
+          <w:p>
+            <w:pPr>
+              <w:spacing w:after="40" w:before="0"/>
+              <w:jc w:val="left"/>
+            </w:pPr>
+            <w:r>
+              <w:rPr>
+                <w:rFonts w:ascii="Arial" w:cs="Arial" w:eastAsia="Arial" w:hAnsi="Arial"/>
+                <w:b w:val="false"/>
+                <w:bCs w:val="false"/>
+                <w:i w:val="false"/>
+                <w:iCs w:val="false"/>
+                <w:color w:val="000000"/>
+                <w:sz w:val="18"/>
+                <w:szCs w:val="18"/>
+              </w:rPr>
+              <w:t xml:space="preserve">KICD KEY INQUIRY QUESTIONS:</w:t>
+            </w:r>
+          </w:p>
+          <w:p>
+            <w:pPr>
+              <w:spacing w:after="40" w:before="0"/>
+              <w:jc w:val="left"/>
+            </w:pPr>
+            <w:r>
+              <w:rPr>
+                <w:rFonts w:ascii="Arial" w:cs="Arial" w:eastAsia="Arial" w:hAnsi="Arial"/>
+                <w:b w:val="false"/>
+                <w:bCs w:val="false"/>
+                <w:i w:val="false"/>
+                <w:iCs w:val="false"/>
+                <w:color w:val="000000"/>
+                <w:sz w:val="18"/>
+                <w:szCs w:val="18"/>
+              </w:rPr>
+              <w:t xml:space="preserve">1. What are the properties of waves?</w:t>
+            </w:r>
+          </w:p>
+          <w:p>
+            <w:pPr>
+              <w:spacing w:after="40" w:before="0"/>
+              <w:jc w:val="left"/>
+            </w:pPr>
+            <w:r>
+              <w:rPr>
+                <w:rFonts w:ascii="Arial" w:cs="Arial" w:eastAsia="Arial" w:hAnsi="Arial"/>
+                <w:b w:val="false"/>
+                <w:bCs w:val="false"/>
+                <w:i w:val="false"/>
+                <w:iCs w:val="false"/>
+                <w:color w:val="000000"/>
+                <w:sz w:val="18"/>
+                <w:szCs w:val="18"/>
+              </w:rPr>
+              <w:t xml:space="preserve">2. How do waves behave in different media and under different conditions?</w:t>
+            </w:r>
+          </w:p>
+        </w:tc>
+      </w:tr>
+      <w:tr>
+        <w:tc>
+          <w:tcPr>
+            <w:tcW w:type="dxa" w:w="3000"/>
+            <w:shd w:fill="EAD1F5" w:color="auto" w:val="clear"/>
+            <w:tcMar>
+              <w:top w:type="dxa" w:w="60"/>
+              <w:left w:type="dxa" w:w="120"/>
+              <w:bottom w:type="dxa" w:w="60"/>
+              <w:right w:type="dxa" w:w="120"/>
+            </w:tcMar>
+            <w:vAlign w:val="top"/>
+          </w:tcPr>
+          <w:p>
+            <w:pPr>
+              <w:spacing w:after="40" w:before="0"/>
+              <w:jc w:val="left"/>
+            </w:pPr>
+            <w:r>
+              <w:rPr>
+                <w:rFonts w:ascii="Arial" w:cs="Arial" w:eastAsia="Arial" w:hAnsi="Arial"/>
+                <w:b/>
+                <w:bCs/>
+                <w:i w:val="false"/>
+                <w:iCs w:val="false"/>
+                <w:color w:val="000000"/>
+                <w:sz w:val="18"/>
+                <w:szCs w:val="18"/>
+              </w:rPr>
+              <w:t xml:space="preserve">Anchoring Phenomenon</w:t>
+            </w:r>
+          </w:p>
+        </w:tc>
+        <w:tc>
+          <w:tcPr>
+            <w:tcW w:type="dxa" w:w="10680"/>
+            <w:shd w:fill="FFFFFF" w:color="auto" w:val="clear"/>
+            <w:tcMar>
+              <w:top w:type="dxa" w:w="60"/>
+              <w:left w:type="dxa" w:w="120"/>
+              <w:bottom w:type="dxa" w:w="60"/>
+              <w:right w:type="dxa" w:w="120"/>
+            </w:tcMar>
+            <w:vAlign w:val="top"/>
+          </w:tcPr>
+          <w:p>
+            <w:pPr>
+              <w:spacing w:after="40" w:before="0"/>
+              <w:jc w:val="left"/>
+            </w:pPr>
+            <w:r>
+              <w:rPr>
+                <w:rFonts w:ascii="Arial" w:cs="Arial" w:eastAsia="Arial" w:hAnsi="Arial"/>
+                <w:b w:val="false"/>
+                <w:bCs w:val="false"/>
+                <w:i w:val="false"/>
+                <w:iCs w:val="false"/>
+                <w:color w:val="000000"/>
+                <w:sz w:val="18"/>
+                <w:szCs w:val="18"/>
+              </w:rPr>
+              <w:t xml:space="preserve">ANCHORING PHENOMENON — "The Disappearing Matatu Horn and the Fading Radio Signal"</w:t>
+            </w:r>
+          </w:p>
+          <w:p>
+            <w:pPr>
+              <w:spacing w:after="40" w:before="0"/>
+              <w:jc w:val="left"/>
+            </w:pPr>
+            <w:r>
+              <w:rPr>
+                <w:rFonts w:ascii="Arial" w:cs="Arial" w:eastAsia="Arial" w:hAnsi="Arial"/>
+                <w:b w:val="false"/>
+                <w:bCs w:val="false"/>
+                <w:i w:val="false"/>
+                <w:iCs w:val="false"/>
+                <w:color w:val="000000"/>
+                <w:sz w:val="18"/>
+                <w:szCs w:val="18"/>
+              </w:rPr>
+              <w:t xml:space="preserve"/>
+            </w:r>
+          </w:p>
+          <w:p>
+            <w:pPr>
+              <w:spacing w:after="40" w:before="0"/>
+              <w:jc w:val="left"/>
+            </w:pPr>
+            <w:r>
+              <w:rPr>
+                <w:rFonts w:ascii="Arial" w:cs="Arial" w:eastAsia="Arial" w:hAnsi="Arial"/>
+                <w:b w:val="false"/>
+                <w:bCs w:val="false"/>
+                <w:i w:val="false"/>
+                <w:iCs w:val="false"/>
+                <w:color w:val="000000"/>
+                <w:sz w:val="18"/>
+                <w:szCs w:val="18"/>
+              </w:rPr>
+              <w:t xml:space="preserve">A Form 4 student travelling from Nakuru to Nairobi notices two puzzling things on the same journey: (1) As a matatu travelling in the opposite direction passes at high speed on the Nakuru–Nairobi highway, its horn sounds noticeably higher-pitched as it approaches and then suddenly drops to a lower pitch as it moves away — yet the driver of the matatu is not changing the horn at all. (2) When the student's bus enters the long Kabete underpass on the outskirts of Nairobi, the FM radio signal (tuned to Classic 105, 105.2 MHz) cuts out almost completely, but the AM radio signal on the same receiver stays audible — even though both are broadcast from the same city. These two observations — a shifting pitch and a selective signal blackout — seem completely unrelated, yet both can be fully explained by the same underlying set of wave properties. Students find this puzzling because sound and radio waves seem like very different things, and it is not obvious why motion should change pitch, or why one type of radio wave passes through a tunnel while another does not. The anchoring phenomenon drives the unit-long investigation: what properties do all waves share, and how do those properties explain everything from the sound of a matatu horn to the reach of a rural FM station in Turkana County?</w:t>
+            </w:r>
+          </w:p>
+        </w:tc>
+      </w:tr>
+      <w:tr>
+        <w:tc>
+          <w:tcPr>
+            <w:tcW w:type="dxa" w:w="3000"/>
+            <w:shd w:fill="D9EEF1" w:color="auto" w:val="clear"/>
+            <w:tcMar>
+              <w:top w:type="dxa" w:w="60"/>
+              <w:left w:type="dxa" w:w="120"/>
+              <w:bottom w:type="dxa" w:w="60"/>
+              <w:right w:type="dxa" w:w="120"/>
+            </w:tcMar>
+            <w:vAlign w:val="top"/>
+          </w:tcPr>
+          <w:p>
+            <w:pPr>
+              <w:spacing w:after="40" w:before="0"/>
+              <w:jc w:val="left"/>
+            </w:pPr>
+            <w:r>
+              <w:rPr>
+                <w:rFonts w:ascii="Arial" w:cs="Arial" w:eastAsia="Arial" w:hAnsi="Arial"/>
+                <w:b/>
+                <w:bCs/>
+                <w:i w:val="false"/>
+                <w:iCs w:val="false"/>
+                <w:color w:val="000000"/>
+                <w:sz w:val="18"/>
+                <w:szCs w:val="18"/>
+              </w:rPr>
+              <w:t xml:space="preserve">Storyline Thread</w:t>
+            </w:r>
+          </w:p>
+        </w:tc>
+        <w:tc>
+          <w:tcPr>
+            <w:tcW w:type="dxa" w:w="10680"/>
+            <w:shd w:fill="FFFFFF" w:color="auto" w:val="clear"/>
+            <w:tcMar>
+              <w:top w:type="dxa" w:w="60"/>
+              <w:left w:type="dxa" w:w="120"/>
+              <w:bottom w:type="dxa" w:w="60"/>
+              <w:right w:type="dxa" w:w="120"/>
+            </w:tcMar>
+            <w:vAlign w:val="top"/>
+          </w:tcPr>
+          <w:p>
+            <w:pPr>
+              <w:spacing w:after="40" w:before="0"/>
+              <w:jc w:val="left"/>
+            </w:pPr>
+            <w:r>
+              <w:rPr>
+                <w:rFonts w:ascii="Arial" w:cs="Arial" w:eastAsia="Arial" w:hAnsi="Arial"/>
+                <w:b w:val="false"/>
+                <w:bCs w:val="false"/>
+                <w:i w:val="false"/>
+                <w:iCs w:val="false"/>
+                <w:color w:val="000000"/>
+                <w:sz w:val="18"/>
+                <w:szCs w:val="18"/>
+              </w:rPr>
+              <w:t xml:space="preserve">Lesson 1 — PREDICT: Anchoring Phenomenon Launch — "The Matatu Horn and the Fading Radio"</w:t>
+            </w:r>
+          </w:p>
+          <w:p>
+            <w:pPr>
+              <w:spacing w:after="40" w:before="0"/>
+              <w:jc w:val="left"/>
+            </w:pPr>
+            <w:r>
+              <w:rPr>
+                <w:rFonts w:ascii="Arial" w:cs="Arial" w:eastAsia="Arial" w:hAnsi="Arial"/>
+                <w:b w:val="false"/>
+                <w:bCs w:val="false"/>
+                <w:i w:val="false"/>
+                <w:iCs w:val="false"/>
+                <w:color w:val="000000"/>
+                <w:sz w:val="18"/>
+                <w:szCs w:val="18"/>
+              </w:rPr>
+              <w:t xml:space="preserve">Students listen to an audio clip of the Doppler shift (matatu horn) and hear the contrasting AM/FM tunnel scenario. They record written predictions: What is a wave? Why might pitch change with motion? Why might FM fade but AM survive in a tunnel? The Driving Question Board is introduced and populated with initial student questions. Teacher elicits prior knowledge of waves from everyday life (ocean waves at Mombasa, sound at a football match in Kasarani Stadium).</w:t>
+            </w:r>
+          </w:p>
+          <w:p>
+            <w:pPr>
+              <w:spacing w:after="40" w:before="0"/>
+              <w:jc w:val="left"/>
+            </w:pPr>
+            <w:r>
+              <w:rPr>
+                <w:rFonts w:ascii="Arial" w:cs="Arial" w:eastAsia="Arial" w:hAnsi="Arial"/>
+                <w:b w:val="false"/>
+                <w:bCs w:val="false"/>
+                <w:i w:val="false"/>
+                <w:iCs w:val="false"/>
+                <w:color w:val="000000"/>
+                <w:sz w:val="18"/>
+                <w:szCs w:val="18"/>
+              </w:rPr>
+              <w:t xml:space="preserve"/>
+            </w:r>
+          </w:p>
+          <w:p>
+            <w:pPr>
+              <w:spacing w:after="40" w:before="0"/>
+              <w:jc w:val="left"/>
+            </w:pPr>
+            <w:r>
+              <w:rPr>
+                <w:rFonts w:ascii="Arial" w:cs="Arial" w:eastAsia="Arial" w:hAnsi="Arial"/>
+                <w:b w:val="false"/>
+                <w:bCs w:val="false"/>
+                <w:i w:val="false"/>
+                <w:iCs w:val="false"/>
+                <w:color w:val="000000"/>
+                <w:sz w:val="18"/>
+                <w:szCs w:val="18"/>
+              </w:rPr>
+              <w:t xml:space="preserve">Lesson 2 — OBSERVE/EXPLAIN: Nature and Types of Waves</w:t>
+            </w:r>
+          </w:p>
+          <w:p>
+            <w:pPr>
+              <w:spacing w:after="40" w:before="0"/>
+              <w:jc w:val="left"/>
+            </w:pPr>
+            <w:r>
+              <w:rPr>
+                <w:rFonts w:ascii="Arial" w:cs="Arial" w:eastAsia="Arial" w:hAnsi="Arial"/>
+                <w:b w:val="false"/>
+                <w:bCs w:val="false"/>
+                <w:i w:val="false"/>
+                <w:iCs w:val="false"/>
+                <w:color w:val="000000"/>
+                <w:sz w:val="18"/>
+                <w:szCs w:val="18"/>
+              </w:rPr>
+              <w:t xml:space="preserve">Students use PhET: Wave on a String to observe transverse waves, then a slinky demonstration for longitudinal waves. They identify amplitude, wavelength, frequency, period, and wave speed from the simulation. Key vocabulary is established. Students begin populating their first wave-property diagram model. Connection to anchoring phenomenon: Is the matatu horn a transverse or longitudinal wave? What about the FM radio signal?</w:t>
+            </w:r>
+          </w:p>
+          <w:p>
+            <w:pPr>
+              <w:spacing w:after="40" w:before="0"/>
+              <w:jc w:val="left"/>
+            </w:pPr>
+            <w:r>
+              <w:rPr>
+                <w:rFonts w:ascii="Arial" w:cs="Arial" w:eastAsia="Arial" w:hAnsi="Arial"/>
+                <w:b w:val="false"/>
+                <w:bCs w:val="false"/>
+                <w:i w:val="false"/>
+                <w:iCs w:val="false"/>
+                <w:color w:val="000000"/>
+                <w:sz w:val="18"/>
+                <w:szCs w:val="18"/>
+              </w:rPr>
+              <w:t xml:space="preserve"/>
+            </w:r>
+          </w:p>
+          <w:p>
+            <w:pPr>
+              <w:spacing w:after="40" w:before="0"/>
+              <w:jc w:val="left"/>
+            </w:pPr>
+            <w:r>
+              <w:rPr>
+                <w:rFonts w:ascii="Arial" w:cs="Arial" w:eastAsia="Arial" w:hAnsi="Arial"/>
+                <w:b w:val="false"/>
+                <w:bCs w:val="false"/>
+                <w:i w:val="false"/>
+                <w:iCs w:val="false"/>
+                <w:color w:val="000000"/>
+                <w:sz w:val="18"/>
+                <w:szCs w:val="18"/>
+              </w:rPr>
+              <w:t xml:space="preserve">Lesson 3 — OBSERVE/EXPLAIN: The Wave Equation v = fλ</w:t>
+            </w:r>
+          </w:p>
+          <w:p>
+            <w:pPr>
+              <w:spacing w:after="40" w:before="0"/>
+              <w:jc w:val="left"/>
+            </w:pPr>
+            <w:r>
+              <w:rPr>
+                <w:rFonts w:ascii="Arial" w:cs="Arial" w:eastAsia="Arial" w:hAnsi="Arial"/>
+                <w:b w:val="false"/>
+                <w:bCs w:val="false"/>
+                <w:i w:val="false"/>
+                <w:iCs w:val="false"/>
+                <w:color w:val="000000"/>
+                <w:sz w:val="18"/>
+                <w:szCs w:val="18"/>
+              </w:rPr>
+              <w:t xml:space="preserve">Students gather quantitative data from PhET: Wave on a String (measuring wavelength and frequency at constant speed). They derive v = fλ empirically before the equation is formalised. Worked problems use Kenyan contexts: "Classic 105 FM broadcasts at 105.2 MHz — what is the wavelength of its signal?" and "A fisherman's sonar on Lake Victoria emits a pulse at 40 kHz — what is its wavelength in water?" Students solve problems individually and in pairs.</w:t>
+            </w:r>
+          </w:p>
+          <w:p>
+            <w:pPr>
+              <w:spacing w:after="40" w:before="0"/>
+              <w:jc w:val="left"/>
+            </w:pPr>
+            <w:r>
+              <w:rPr>
+                <w:rFonts w:ascii="Arial" w:cs="Arial" w:eastAsia="Arial" w:hAnsi="Arial"/>
+                <w:b w:val="false"/>
+                <w:bCs w:val="false"/>
+                <w:i w:val="false"/>
+                <w:iCs w:val="false"/>
+                <w:color w:val="000000"/>
+                <w:sz w:val="18"/>
+                <w:szCs w:val="18"/>
+              </w:rPr>
+              <w:t xml:space="preserve"/>
+            </w:r>
+          </w:p>
+          <w:p>
+            <w:pPr>
+              <w:spacing w:after="40" w:before="0"/>
+              <w:jc w:val="left"/>
+            </w:pPr>
+            <w:r>
+              <w:rPr>
+                <w:rFonts w:ascii="Arial" w:cs="Arial" w:eastAsia="Arial" w:hAnsi="Arial"/>
+                <w:b w:val="false"/>
+                <w:bCs w:val="false"/>
+                <w:i w:val="false"/>
+                <w:iCs w:val="false"/>
+                <w:color w:val="000000"/>
+                <w:sz w:val="18"/>
+                <w:szCs w:val="18"/>
+              </w:rPr>
+              <w:t xml:space="preserve">Lesson 4 — OBSERVE/EXPLAIN: Rectilinear Propagation and Reflection of Waves</w:t>
+            </w:r>
+          </w:p>
+          <w:p>
+            <w:pPr>
+              <w:spacing w:after="40" w:before="0"/>
+              <w:jc w:val="left"/>
+            </w:pPr>
+            <w:r>
+              <w:rPr>
+                <w:rFonts w:ascii="Arial" w:cs="Arial" w:eastAsia="Arial" w:hAnsi="Arial"/>
+                <w:b w:val="false"/>
+                <w:bCs w:val="false"/>
+                <w:i w:val="false"/>
+                <w:iCs w:val="false"/>
+                <w:color w:val="000000"/>
+                <w:sz w:val="18"/>
+                <w:szCs w:val="18"/>
+              </w:rPr>
+              <w:t xml:space="preserve">Students use PhET: Geometric Optics (ray model) and a YouTube reflection demonstration to investigate rectilinear propagation and the laws of reflection. They construct ray diagrams for plane mirrors and curved reflectors. Connection to supporting phenomenon 2 (sharp shadow edges). DQB updated: "If light travels in straight lines, how does it bend in a glass of water?" — setting up Lesson 5.</w:t>
+            </w:r>
+          </w:p>
+          <w:p>
+            <w:pPr>
+              <w:spacing w:after="40" w:before="0"/>
+              <w:jc w:val="left"/>
+            </w:pPr>
+            <w:r>
+              <w:rPr>
+                <w:rFonts w:ascii="Arial" w:cs="Arial" w:eastAsia="Arial" w:hAnsi="Arial"/>
+                <w:b w:val="false"/>
+                <w:bCs w:val="false"/>
+                <w:i w:val="false"/>
+                <w:iCs w:val="false"/>
+                <w:color w:val="000000"/>
+                <w:sz w:val="18"/>
+                <w:szCs w:val="18"/>
+              </w:rPr>
+              <w:t xml:space="preserve"/>
+            </w:r>
+          </w:p>
+          <w:p>
+            <w:pPr>
+              <w:spacing w:after="40" w:before="0"/>
+              <w:jc w:val="left"/>
+            </w:pPr>
+            <w:r>
+              <w:rPr>
+                <w:rFonts w:ascii="Arial" w:cs="Arial" w:eastAsia="Arial" w:hAnsi="Arial"/>
+                <w:b w:val="false"/>
+                <w:bCs w:val="false"/>
+                <w:i w:val="false"/>
+                <w:iCs w:val="false"/>
+                <w:color w:val="000000"/>
+                <w:sz w:val="18"/>
+                <w:szCs w:val="18"/>
+              </w:rPr>
+              <w:t xml:space="preserve">Lesson 5 — OBSERVE/EXPLAIN: Refraction and Snell's Law</w:t>
+            </w:r>
+          </w:p>
+          <w:p>
+            <w:pPr>
+              <w:spacing w:after="40" w:before="0"/>
+              <w:jc w:val="left"/>
+            </w:pPr>
+            <w:r>
+              <w:rPr>
+                <w:rFonts w:ascii="Arial" w:cs="Arial" w:eastAsia="Arial" w:hAnsi="Arial"/>
+                <w:b w:val="false"/>
+                <w:bCs w:val="false"/>
+                <w:i w:val="false"/>
+                <w:iCs w:val="false"/>
+                <w:color w:val="000000"/>
+                <w:sz w:val="18"/>
+                <w:szCs w:val="18"/>
+              </w:rPr>
+              <w:t xml:space="preserve">Students use PhET: Bending Light to investigate how light bends at a water–air or glass–air boundary. They measure angles of incidence and refraction, tabulate sinθᵢ / sinθᵣ values, and derive the refractive index n empirically. Snell's Law is formalised. Total internal reflection is demonstrated. Connection to supporting phenomenon 1 (bent straw at school canteen). Careers link: fibre-optic cables carrying internet signals to Mombasa via the TEAMS undersea cable.</w:t>
+            </w:r>
+          </w:p>
+          <w:p>
+            <w:pPr>
+              <w:spacing w:after="40" w:before="0"/>
+              <w:jc w:val="left"/>
+            </w:pPr>
+            <w:r>
+              <w:rPr>
+                <w:rFonts w:ascii="Arial" w:cs="Arial" w:eastAsia="Arial" w:hAnsi="Arial"/>
+                <w:b w:val="false"/>
+                <w:bCs w:val="false"/>
+                <w:i w:val="false"/>
+                <w:iCs w:val="false"/>
+                <w:color w:val="000000"/>
+                <w:sz w:val="18"/>
+                <w:szCs w:val="18"/>
+              </w:rPr>
+              <w:t xml:space="preserve"/>
+            </w:r>
+          </w:p>
+          <w:p>
+            <w:pPr>
+              <w:spacing w:after="40" w:before="0"/>
+              <w:jc w:val="left"/>
+            </w:pPr>
+            <w:r>
+              <w:rPr>
+                <w:rFonts w:ascii="Arial" w:cs="Arial" w:eastAsia="Arial" w:hAnsi="Arial"/>
+                <w:b w:val="false"/>
+                <w:bCs w:val="false"/>
+                <w:i w:val="false"/>
+                <w:iCs w:val="false"/>
+                <w:color w:val="000000"/>
+                <w:sz w:val="18"/>
+                <w:szCs w:val="18"/>
+              </w:rPr>
+              <w:t xml:space="preserve">Lesson 6 — OBSERVE/EXPLAIN: Diffraction of Waves</w:t>
+            </w:r>
+          </w:p>
+          <w:p>
+            <w:pPr>
+              <w:spacing w:after="40" w:before="0"/>
+              <w:jc w:val="left"/>
+            </w:pPr>
+            <w:r>
+              <w:rPr>
+                <w:rFonts w:ascii="Arial" w:cs="Arial" w:eastAsia="Arial" w:hAnsi="Arial"/>
+                <w:b w:val="false"/>
+                <w:bCs w:val="false"/>
+                <w:i w:val="false"/>
+                <w:iCs w:val="false"/>
+                <w:color w:val="000000"/>
+                <w:sz w:val="18"/>
+                <w:szCs w:val="18"/>
+              </w:rPr>
+              <w:t xml:space="preserve">Students use PhET: Wave Interference (set to single slit / double slit) to systematically vary gap width and observe the spreading of waves. They record that wider gaps produce less diffraction, and that longer wavelengths diffract more. Connection to anchoring phenomenon: FM waves (shorter wavelength) diffract less around the tunnel walls than AM waves (longer wavelength) — first partial explanation of the radio mystery is constructed. DQB updated with new evidence.</w:t>
+            </w:r>
+          </w:p>
+          <w:p>
+            <w:pPr>
+              <w:spacing w:after="40" w:before="0"/>
+              <w:jc w:val="left"/>
+            </w:pPr>
+            <w:r>
+              <w:rPr>
+                <w:rFonts w:ascii="Arial" w:cs="Arial" w:eastAsia="Arial" w:hAnsi="Arial"/>
+                <w:b w:val="false"/>
+                <w:bCs w:val="false"/>
+                <w:i w:val="false"/>
+                <w:iCs w:val="false"/>
+                <w:color w:val="000000"/>
+                <w:sz w:val="18"/>
+                <w:szCs w:val="18"/>
+              </w:rPr>
+              <w:t xml:space="preserve"/>
+            </w:r>
+          </w:p>
+          <w:p>
+            <w:pPr>
+              <w:spacing w:after="40" w:before="0"/>
+              <w:jc w:val="left"/>
+            </w:pPr>
+            <w:r>
+              <w:rPr>
+                <w:rFonts w:ascii="Arial" w:cs="Arial" w:eastAsia="Arial" w:hAnsi="Arial"/>
+                <w:b w:val="false"/>
+                <w:bCs w:val="false"/>
+                <w:i w:val="false"/>
+                <w:iCs w:val="false"/>
+                <w:color w:val="000000"/>
+                <w:sz w:val="18"/>
+                <w:szCs w:val="18"/>
+              </w:rPr>
+              <w:t xml:space="preserve">Lesson 7 — OBSERVE/EXPLAIN: Interference of Waves</w:t>
+            </w:r>
+          </w:p>
+          <w:p>
+            <w:pPr>
+              <w:spacing w:after="40" w:before="0"/>
+              <w:jc w:val="left"/>
+            </w:pPr>
+            <w:r>
+              <w:rPr>
+                <w:rFonts w:ascii="Arial" w:cs="Arial" w:eastAsia="Arial" w:hAnsi="Arial"/>
+                <w:b w:val="false"/>
+                <w:bCs w:val="false"/>
+                <w:i w:val="false"/>
+                <w:iCs w:val="false"/>
+                <w:color w:val="000000"/>
+                <w:sz w:val="18"/>
+                <w:szCs w:val="18"/>
+              </w:rPr>
+              <w:t xml:space="preserve">Students continue with PhET: Wave Interference (double-source mode) to observe constructive and destructive interference patterns. They identify nodal and antinodal lines, relate path difference to superposition. Connection to supporting phenomenon 3 (soap bubble colours). Students sketch their first interference pattern diagram and add it to their growing model. Teacher cold-calls 4 students to explain: "Where is constructive interference happening, and why?"</w:t>
+            </w:r>
+          </w:p>
+          <w:p>
+            <w:pPr>
+              <w:spacing w:after="40" w:before="0"/>
+              <w:jc w:val="left"/>
+            </w:pPr>
+            <w:r>
+              <w:rPr>
+                <w:rFonts w:ascii="Arial" w:cs="Arial" w:eastAsia="Arial" w:hAnsi="Arial"/>
+                <w:b w:val="false"/>
+                <w:bCs w:val="false"/>
+                <w:i w:val="false"/>
+                <w:iCs w:val="false"/>
+                <w:color w:val="000000"/>
+                <w:sz w:val="18"/>
+                <w:szCs w:val="18"/>
+              </w:rPr>
+              <w:t xml:space="preserve"/>
+            </w:r>
+          </w:p>
+          <w:p>
+            <w:pPr>
+              <w:spacing w:after="40" w:before="0"/>
+              <w:jc w:val="left"/>
+            </w:pPr>
+            <w:r>
+              <w:rPr>
+                <w:rFonts w:ascii="Arial" w:cs="Arial" w:eastAsia="Arial" w:hAnsi="Arial"/>
+                <w:b w:val="false"/>
+                <w:bCs w:val="false"/>
+                <w:i w:val="false"/>
+                <w:iCs w:val="false"/>
+                <w:color w:val="000000"/>
+                <w:sz w:val="18"/>
+                <w:szCs w:val="18"/>
+              </w:rPr>
+              <w:t xml:space="preserve">Lesson 8 — OBSERVE/EXPLAIN: Standing Waves</w:t>
+            </w:r>
+          </w:p>
+          <w:p>
+            <w:pPr>
+              <w:spacing w:after="40" w:before="0"/>
+              <w:jc w:val="left"/>
+            </w:pPr>
+            <w:r>
+              <w:rPr>
+                <w:rFonts w:ascii="Arial" w:cs="Arial" w:eastAsia="Arial" w:hAnsi="Arial"/>
+                <w:b w:val="false"/>
+                <w:bCs w:val="false"/>
+                <w:i w:val="false"/>
+                <w:iCs w:val="false"/>
+                <w:color w:val="000000"/>
+                <w:sz w:val="18"/>
+                <w:szCs w:val="18"/>
+              </w:rPr>
+              <w:t xml:space="preserve">Students use PhET: Standing Waves on a String to observe how standing waves form, identify nodes and antinodes, and explore harmonics (1st, 2nd, 3rd). They connect standing wave patterns to the guitar-string supporting phenomenon (Lesson intro). Students calculate the wavelength of each harmonic for a string of fixed length. DQB question addressed: "Why does the guitar string vibrate in sections?" — model updated with standing-wave diagram.</w:t>
+            </w:r>
+          </w:p>
+          <w:p>
+            <w:pPr>
+              <w:spacing w:after="40" w:before="0"/>
+              <w:jc w:val="left"/>
+            </w:pPr>
+            <w:r>
+              <w:rPr>
+                <w:rFonts w:ascii="Arial" w:cs="Arial" w:eastAsia="Arial" w:hAnsi="Arial"/>
+                <w:b w:val="false"/>
+                <w:bCs w:val="false"/>
+                <w:i w:val="false"/>
+                <w:iCs w:val="false"/>
+                <w:color w:val="000000"/>
+                <w:sz w:val="18"/>
+                <w:szCs w:val="18"/>
+              </w:rPr>
+              <w:t xml:space="preserve"/>
+            </w:r>
+          </w:p>
+          <w:p>
+            <w:pPr>
+              <w:spacing w:after="40" w:before="0"/>
+              <w:jc w:val="left"/>
+            </w:pPr>
+            <w:r>
+              <w:rPr>
+                <w:rFonts w:ascii="Arial" w:cs="Arial" w:eastAsia="Arial" w:hAnsi="Arial"/>
+                <w:b w:val="false"/>
+                <w:bCs w:val="false"/>
+                <w:i w:val="false"/>
+                <w:iCs w:val="false"/>
+                <w:color w:val="000000"/>
+                <w:sz w:val="18"/>
+                <w:szCs w:val="18"/>
+              </w:rPr>
+              <w:t xml:space="preserve">Lesson 9 — OBSERVE/EXPLAIN: The Doppler Effect</w:t>
+            </w:r>
+          </w:p>
+          <w:p>
+            <w:pPr>
+              <w:spacing w:after="40" w:before="0"/>
+              <w:jc w:val="left"/>
+            </w:pPr>
+            <w:r>
+              <w:rPr>
+                <w:rFonts w:ascii="Arial" w:cs="Arial" w:eastAsia="Arial" w:hAnsi="Arial"/>
+                <w:b w:val="false"/>
+                <w:bCs w:val="false"/>
+                <w:i w:val="false"/>
+                <w:iCs w:val="false"/>
+                <w:color w:val="000000"/>
+                <w:sz w:val="18"/>
+                <w:szCs w:val="18"/>
+              </w:rPr>
+              <w:t xml:space="preserve">Students watch a YouTube Doppler Effect demonstration (car horn passing a stationary microphone, visualised on an oscilloscope). They use Khan Academy: Doppler Effect reading/video as a follow-up. Students qualitatively explain the pitch shift using wavefront compression/stretching diagrams. They then apply the Doppler formula to a Kenyan traffic scenario ("A traffic officer uses a radar gun on the Thika Superhighway — the car is travelling at 120 km/h…"). This lesson directly resolves the first part of the anchoring phenomenon: the matatu horn mystery is explained.</w:t>
+            </w:r>
+          </w:p>
+          <w:p>
+            <w:pPr>
+              <w:spacing w:after="40" w:before="0"/>
+              <w:jc w:val="left"/>
+            </w:pPr>
+            <w:r>
+              <w:rPr>
+                <w:rFonts w:ascii="Arial" w:cs="Arial" w:eastAsia="Arial" w:hAnsi="Arial"/>
+                <w:b w:val="false"/>
+                <w:bCs w:val="false"/>
+                <w:i w:val="false"/>
+                <w:iCs w:val="false"/>
+                <w:color w:val="000000"/>
+                <w:sz w:val="18"/>
+                <w:szCs w:val="18"/>
+              </w:rPr>
+              <w:t xml:space="preserve"/>
+            </w:r>
+          </w:p>
+          <w:p>
+            <w:pPr>
+              <w:spacing w:after="40" w:before="0"/>
+              <w:jc w:val="left"/>
+            </w:pPr>
+            <w:r>
+              <w:rPr>
+                <w:rFonts w:ascii="Arial" w:cs="Arial" w:eastAsia="Arial" w:hAnsi="Arial"/>
+                <w:b w:val="false"/>
+                <w:bCs w:val="false"/>
+                <w:i w:val="false"/>
+                <w:iCs w:val="false"/>
+                <w:color w:val="000000"/>
+                <w:sz w:val="18"/>
+                <w:szCs w:val="18"/>
+              </w:rPr>
+              <w:t xml:space="preserve">Lesson 10 — OBSERVE/EXPLAIN: Wave Modulation — AM and FM</w:t>
+            </w:r>
+          </w:p>
+          <w:p>
+            <w:pPr>
+              <w:spacing w:after="40" w:before="0"/>
+              <w:jc w:val="left"/>
+            </w:pPr>
+            <w:r>
+              <w:rPr>
+                <w:rFonts w:ascii="Arial" w:cs="Arial" w:eastAsia="Arial" w:hAnsi="Arial"/>
+                <w:b w:val="false"/>
+                <w:bCs w:val="false"/>
+                <w:i w:val="false"/>
+                <w:iCs w:val="false"/>
+                <w:color w:val="000000"/>
+                <w:sz w:val="18"/>
+                <w:szCs w:val="18"/>
+              </w:rPr>
+              <w:t xml:space="preserve">Students use the Khan Academy: FM Modulation resource and a curated YouTube clip on AM vs FM broadcasting. They compare amplitude modulation (AM, longer wavelength, better diffraction around hills and into tunnels) and frequency modulation (FM, higher frequency, higher fidelity, shorter wavelength, less diffraction). Students draw annotated comparison diagrams. This lesson fully resolves the second part of the anchoring phenomenon: why FM fades in the Kabete tunnel but AM does not. DQB is largely answered; students reflect on how far their understanding has grown.</w:t>
+            </w:r>
+          </w:p>
+          <w:p>
+            <w:pPr>
+              <w:spacing w:after="40" w:before="0"/>
+              <w:jc w:val="left"/>
+            </w:pPr>
+            <w:r>
+              <w:rPr>
+                <w:rFonts w:ascii="Arial" w:cs="Arial" w:eastAsia="Arial" w:hAnsi="Arial"/>
+                <w:b w:val="false"/>
+                <w:bCs w:val="false"/>
+                <w:i w:val="false"/>
+                <w:iCs w:val="false"/>
+                <w:color w:val="000000"/>
+                <w:sz w:val="18"/>
+                <w:szCs w:val="18"/>
+              </w:rPr>
+              <w:t xml:space="preserve"/>
+            </w:r>
+          </w:p>
+          <w:p>
+            <w:pPr>
+              <w:spacing w:after="40" w:before="0"/>
+              <w:jc w:val="left"/>
+            </w:pPr>
+            <w:r>
+              <w:rPr>
+                <w:rFonts w:ascii="Arial" w:cs="Arial" w:eastAsia="Arial" w:hAnsi="Arial"/>
+                <w:b w:val="false"/>
+                <w:bCs w:val="false"/>
+                <w:i w:val="false"/>
+                <w:iCs w:val="false"/>
+                <w:color w:val="000000"/>
+                <w:sz w:val="18"/>
+                <w:szCs w:val="18"/>
+              </w:rPr>
+              <w:t xml:space="preserve">Lesson 11 — MODEL BUILDING: Cumulative Model Revision and Application</w:t>
+            </w:r>
+          </w:p>
+          <w:p>
+            <w:pPr>
+              <w:spacing w:after="40" w:before="0"/>
+              <w:jc w:val="left"/>
+            </w:pPr>
+            <w:r>
+              <w:rPr>
+                <w:rFonts w:ascii="Arial" w:cs="Arial" w:eastAsia="Arial" w:hAnsi="Arial"/>
+                <w:b w:val="false"/>
+                <w:bCs w:val="false"/>
+                <w:i w:val="false"/>
+                <w:iCs w:val="false"/>
+                <w:color w:val="000000"/>
+                <w:sz w:val="18"/>
+                <w:szCs w:val="18"/>
+              </w:rPr>
+              <w:t xml:space="preserve">Students compile all diagrams, wave-property tables, ray diagrams, interference patterns, standing-wave sketches, Doppler diagrams, and AM/FM comparison sketches into one comprehensive annotated Unit Model poster (individual or pair). They must explicitly connect each wave property to at least one Kenyan real-world application and label how it relates to either the anchoring or a supporting phenomenon. Teacher circulates and provides structured feedback using a model-quality rubric.</w:t>
+            </w:r>
+          </w:p>
+          <w:p>
+            <w:pPr>
+              <w:spacing w:after="40" w:before="0"/>
+              <w:jc w:val="left"/>
+            </w:pPr>
+            <w:r>
+              <w:rPr>
+                <w:rFonts w:ascii="Arial" w:cs="Arial" w:eastAsia="Arial" w:hAnsi="Arial"/>
+                <w:b w:val="false"/>
+                <w:bCs w:val="false"/>
+                <w:i w:val="false"/>
+                <w:iCs w:val="false"/>
+                <w:color w:val="000000"/>
+                <w:sz w:val="18"/>
+                <w:szCs w:val="18"/>
+              </w:rPr>
+              <w:t xml:space="preserve"/>
+            </w:r>
+          </w:p>
+          <w:p>
+            <w:pPr>
+              <w:spacing w:after="40" w:before="0"/>
+              <w:jc w:val="left"/>
+            </w:pPr>
+            <w:r>
+              <w:rPr>
+                <w:rFonts w:ascii="Arial" w:cs="Arial" w:eastAsia="Arial" w:hAnsi="Arial"/>
+                <w:b w:val="false"/>
+                <w:bCs w:val="false"/>
+                <w:i w:val="false"/>
+                <w:iCs w:val="false"/>
+                <w:color w:val="000000"/>
+                <w:sz w:val="18"/>
+                <w:szCs w:val="18"/>
+              </w:rPr>
+              <w:t xml:space="preserve">Lesson 12 — ASSESS and REFLECT: DQB Resolution, Presentations, and Unit Consolidation</w:t>
+            </w:r>
+          </w:p>
+          <w:p>
+            <w:pPr>
+              <w:spacing w:after="40" w:before="0"/>
+              <w:jc w:val="left"/>
+            </w:pPr>
+            <w:r>
+              <w:rPr>
+                <w:rFonts w:ascii="Arial" w:cs="Arial" w:eastAsia="Arial" w:hAnsi="Arial"/>
+                <w:b w:val="false"/>
+                <w:bCs w:val="false"/>
+                <w:i w:val="false"/>
+                <w:iCs w:val="false"/>
+                <w:color w:val="000000"/>
+                <w:sz w:val="18"/>
+                <w:szCs w:val="18"/>
+              </w:rPr>
+              <w:t xml:space="preserve">Students present their models to the class in a gallery walk format. Peers use sticky notes to give "one star, one question" feedback. The full Driving Question Board is revisited — every original student question is addressed collaboratively. A short formative written assessment (10 questions: 5 calculation, 5 explanation) checks mastery of v = fλ, Snell's Law, diffraction, Doppler, and modulation. Lesson closes with a careers spotlight: students share which wave-related career (sonographer, telecom engineer, meteorologist, broadcast journalist) they found most relevant to their own interests and why.</w:t>
+            </w:r>
+          </w:p>
+        </w:tc>
+      </w:tr>
+      <w:tr>
+        <w:tc>
+          <w:tcPr>
+            <w:tcW w:type="dxa" w:w="3000"/>
+            <w:shd w:fill="EAD1F5" w:color="auto" w:val="clear"/>
+            <w:tcMar>
+              <w:top w:type="dxa" w:w="60"/>
+              <w:left w:type="dxa" w:w="120"/>
+              <w:bottom w:type="dxa" w:w="60"/>
+              <w:right w:type="dxa" w:w="120"/>
+            </w:tcMar>
+            <w:vAlign w:val="top"/>
+          </w:tcPr>
+          <w:p>
+            <w:pPr>
+              <w:spacing w:after="40" w:before="0"/>
+              <w:jc w:val="left"/>
+            </w:pPr>
+            <w:r>
+              <w:rPr>
+                <w:rFonts w:ascii="Arial" w:cs="Arial" w:eastAsia="Arial" w:hAnsi="Arial"/>
+                <w:b/>
+                <w:bCs/>
+                <w:i w:val="false"/>
+                <w:iCs w:val="false"/>
+                <w:color w:val="000000"/>
+                <w:sz w:val="18"/>
+                <w:szCs w:val="18"/>
+              </w:rPr>
+              <w:t xml:space="preserve">Supporting Phenomena</w:t>
+            </w:r>
+          </w:p>
+        </w:tc>
+        <w:tc>
+          <w:tcPr>
+            <w:tcW w:type="dxa" w:w="10680"/>
+            <w:shd w:fill="FFFFFF" w:color="auto" w:val="clear"/>
+            <w:tcMar>
+              <w:top w:type="dxa" w:w="60"/>
+              <w:left w:type="dxa" w:w="120"/>
+              <w:bottom w:type="dxa" w:w="60"/>
+              <w:right w:type="dxa" w:w="120"/>
+            </w:tcMar>
+            <w:vAlign w:val="top"/>
+          </w:tcPr>
+          <w:p>
+            <w:pPr>
+              <w:spacing w:after="30" w:before="0"/>
+              <w:ind w:left="360" w:hanging="180"/>
+              <w:jc w:val="left"/>
+            </w:pPr>
+            <w:r>
+              <w:rPr>
+                <w:rFonts w:ascii="Arial" w:cs="Arial" w:eastAsia="Arial" w:hAnsi="Arial"/>
+                <w:b w:val="false"/>
+                <w:bCs w:val="false"/>
+                <w:i w:val="false"/>
+                <w:iCs w:val="false"/>
+                <w:color w:val="000000"/>
+                <w:sz w:val="18"/>
+                <w:szCs w:val="18"/>
+              </w:rPr>
+              <w:t xml:space="preserve">–  SUPPORTING PHENOMENON 1 — "The Bent Straw in a Glass of Water": A student at a Nairobi school canteen notices that a straw in a glass of water appears sharply bent at the water surface, even though the straw is perfectly straight. This drives investigation of refraction and Snell's Law, connecting to fibre-optic cables and total internal reflection.</w:t>
+            </w:r>
+          </w:p>
+          <w:p>
+            <w:pPr>
+              <w:spacing w:after="30" w:before="0"/>
+              <w:ind w:left="360" w:hanging="180"/>
+              <w:jc w:val="left"/>
+            </w:pPr>
+            <w:r>
+              <w:rPr>
+                <w:rFonts w:ascii="Arial" w:cs="Arial" w:eastAsia="Arial" w:hAnsi="Arial"/>
+                <w:b w:val="false"/>
+                <w:bCs w:val="false"/>
+                <w:i w:val="false"/>
+                <w:iCs w:val="false"/>
+                <w:color w:val="000000"/>
+                <w:sz w:val="18"/>
+                <w:szCs w:val="18"/>
+              </w:rPr>
+              <w:t xml:space="preserve">–  SUPPORTING PHENOMENON 2 — "Shadows and Sharp Edges vs. Fuzzy Edges": When a student holds a hand near a bright torch (mkono wa tochi) in a dark room, the shadow on the wall has a sharp edge — but when sound from outside the classroom goes around the corner of a building, it can still be heard clearly. This contrast drives investigation of diffraction: why do sound waves bend around corners but light waves (seemingly) do not?</w:t>
+            </w:r>
+          </w:p>
+          <w:p>
+            <w:pPr>
+              <w:spacing w:after="30" w:before="0"/>
+              <w:ind w:left="360" w:hanging="180"/>
+              <w:jc w:val="left"/>
+            </w:pPr>
+            <w:r>
+              <w:rPr>
+                <w:rFonts w:ascii="Arial" w:cs="Arial" w:eastAsia="Arial" w:hAnsi="Arial"/>
+                <w:b w:val="false"/>
+                <w:bCs w:val="false"/>
+                <w:i w:val="false"/>
+                <w:iCs w:val="false"/>
+                <w:color w:val="000000"/>
+                <w:sz w:val="18"/>
+                <w:szCs w:val="18"/>
+              </w:rPr>
+              <w:t xml:space="preserve">–  SUPPORTING PHENOMENON 3 — "Coloured Bands on a Soap Bubble": Children blowing soap bubbles (povu la sabuni) at a Kisumu market notice swirling rainbow colours on the bubble surface — colours that shift and disappear as the bubble pops. This drives investigation of wave interference (constructive and destructive superposition of light waves) and the concept of path difference.</w:t>
+            </w:r>
+          </w:p>
+          <w:p>
+            <w:pPr>
+              <w:spacing w:after="30" w:before="0"/>
+              <w:ind w:left="360" w:hanging="180"/>
+              <w:jc w:val="left"/>
+            </w:pPr>
+            <w:r>
+              <w:rPr>
+                <w:rFonts w:ascii="Arial" w:cs="Arial" w:eastAsia="Arial" w:hAnsi="Arial"/>
+                <w:b w:val="false"/>
+                <w:bCs w:val="false"/>
+                <w:i w:val="false"/>
+                <w:iCs w:val="false"/>
+                <w:color w:val="000000"/>
+                <w:sz w:val="18"/>
+                <w:szCs w:val="18"/>
+              </w:rPr>
+              <w:t xml:space="preserve">–  SUPPORTING PHENOMENON 4 — "The Guitar String that Hums at One Pitch but Vibrates in Sections": A student playing a guitar (gitaa) at a school concert in Eldoret notices that plucking the same string at different points produces different, purer tones, and that the string appears to vibrate in distinct sections with still points in between. This drives investigation of standing waves, nodes, antinodes, and harmonics.</w:t>
+            </w:r>
+          </w:p>
+        </w:tc>
+      </w:tr>
+    </w:tbl>
+    <w:p>
+      <w:pPr>
+        <w:spacing w:after="120"/>
+      </w:pPr>
+      <w:r>
+        <w:t xml:space="preserve"/>
       </w:r>
     </w:p>
     <w:p>
@@ -150,7 +2999,7 @@
         </w:rPr>
         <w:t xml:space="preserve">© 2026 SeaVuria and ARES. This work is licensed under a </w:t>
       </w:r>
-      <w:hyperlink w:history="1" r:id="rIdk0lxyqaq3_ey-seq-acmo">
+      <w:hyperlink w:history="1" r:id="rIdat7mmd6fthyw0fjr8oxmq">
         <w:r>
           <w:rPr>
             <w:rFonts w:ascii="Arial" w:cs="Arial" w:eastAsia="Arial" w:hAnsi="Arial"/>
@@ -170,7 +3019,7 @@
         </w:rPr>
         <w:t xml:space="preserve"> (</w:t>
       </w:r>
-      <w:hyperlink w:history="1" r:id="rIdyprqstlxedobo9pmumihg">
+      <w:hyperlink w:history="1" r:id="rIdhos115kdplg-aocabevu9">
         <w:r>
           <w:rPr>
             <w:rFonts w:ascii="Arial" w:cs="Arial" w:eastAsia="Arial" w:hAnsi="Arial"/>
@@ -190,7 +3039,7 @@
         </w:rPr>
         <w:t xml:space="preserve">). To view a copy of this license, visit </w:t>
       </w:r>
-      <w:hyperlink w:history="1" r:id="rId-8chc-dbexrjvn8cz8rzz">
+      <w:hyperlink w:history="1" r:id="rIdxflr-a4i6pnlbqiqxhkz_">
         <w:r>
           <w:rPr>
             <w:rFonts w:ascii="Arial" w:cs="Arial" w:eastAsia="Arial" w:hAnsi="Arial"/>
@@ -209,2855 +3058,6 @@
           <w:szCs w:val="17"/>
         </w:rPr>
         <w:t xml:space="preserve">. You are free to copy, redistribute, and adapt this material in any medium or format, provided appropriate credit is given and the material is not used for commercial purposes. KICD learning outcomes and curriculum designations reproduced here for alignment purposes remain the property of KICD and are not covered by this license. Linked external resources (e.g. CK-12, Khan Academy, PhET) are subject to their own licenses.</w:t>
-      </w:r>
-    </w:p>
-    <w:p>
-      <w:pPr>
-        <w:spacing w:after="120"/>
-      </w:pPr>
-      <w:r>
-        <w:t xml:space="preserve"/>
-      </w:r>
-    </w:p>
-    <w:tbl>
-      <w:tblPr>
-        <w:tblW w:type="dxa" w:w="13680"/>
-        <w:tblBorders>
-          <w:top w:val="single" w:color="AAAAAA" w:sz="4"/>
-          <w:left w:val="single" w:color="AAAAAA" w:sz="4"/>
-          <w:bottom w:val="single" w:color="AAAAAA" w:sz="4"/>
-          <w:right w:val="single" w:color="AAAAAA" w:sz="4"/>
-          <w:insideH w:val="single" w:color="auto" w:sz="4"/>
-          <w:insideV w:val="single" w:color="auto" w:sz="4"/>
-        </w:tblBorders>
-        <w:tblLayout w:type="fixed"/>
-      </w:tblPr>
-      <w:tblGrid>
-        <w:gridCol w:w="3000"/>
-        <w:gridCol w:w="10680"/>
-      </w:tblGrid>
-      <w:tr>
-        <w:tc>
-          <w:tcPr>
-            <w:tcW w:type="dxa" w:w="13680"/>
-            <w:gridSpan w:val="2"/>
-            <w:shd w:fill="1F3864" w:color="auto" w:val="clear"/>
-            <w:tcMar>
-              <w:top w:type="dxa" w:w="60"/>
-              <w:left w:type="dxa" w:w="120"/>
-              <w:bottom w:type="dxa" w:w="60"/>
-              <w:right w:type="dxa" w:w="120"/>
-            </w:tcMar>
-            <w:vAlign w:val="top"/>
-          </w:tcPr>
-          <w:p>
-            <w:pPr>
-              <w:spacing w:after="40" w:before="0"/>
-              <w:jc w:val="center"/>
-            </w:pPr>
-            <w:r>
-              <w:rPr>
-                <w:rFonts w:ascii="Arial" w:cs="Arial" w:eastAsia="Arial" w:hAnsi="Arial"/>
-                <w:b/>
-                <w:bCs/>
-                <w:i w:val="false"/>
-                <w:iCs w:val="false"/>
-                <w:color w:val="FFFFFF"/>
-                <w:sz w:val="22"/>
-                <w:szCs w:val="22"/>
-              </w:rPr>
-              <w:t xml:space="preserve">SUB-STRAND OVERVIEW</w:t>
-            </w:r>
-          </w:p>
-        </w:tc>
-      </w:tr>
-      <w:tr>
-        <w:tc>
-          <w:tcPr>
-            <w:tcW w:type="dxa" w:w="3000"/>
-            <w:shd w:fill="D5E8F0" w:color="auto" w:val="clear"/>
-            <w:tcMar>
-              <w:top w:type="dxa" w:w="60"/>
-              <w:left w:type="dxa" w:w="120"/>
-              <w:bottom w:type="dxa" w:w="60"/>
-              <w:right w:type="dxa" w:w="120"/>
-            </w:tcMar>
-            <w:vAlign w:val="top"/>
-          </w:tcPr>
-          <w:p>
-            <w:pPr>
-              <w:spacing w:after="40" w:before="0"/>
-              <w:jc w:val="left"/>
-            </w:pPr>
-            <w:r>
-              <w:rPr>
-                <w:rFonts w:ascii="Arial" w:cs="Arial" w:eastAsia="Arial" w:hAnsi="Arial"/>
-                <w:b/>
-                <w:bCs/>
-                <w:i w:val="false"/>
-                <w:iCs w:val="false"/>
-                <w:color w:val="000000"/>
-                <w:sz w:val="18"/>
-                <w:szCs w:val="18"/>
-              </w:rPr>
-              <w:t xml:space="preserve">Grade Level</w:t>
-            </w:r>
-          </w:p>
-        </w:tc>
-        <w:tc>
-          <w:tcPr>
-            <w:tcW w:type="dxa" w:w="10680"/>
-            <w:shd w:fill="FFFFFF" w:color="auto" w:val="clear"/>
-            <w:tcMar>
-              <w:top w:type="dxa" w:w="60"/>
-              <w:left w:type="dxa" w:w="120"/>
-              <w:bottom w:type="dxa" w:w="60"/>
-              <w:right w:type="dxa" w:w="120"/>
-            </w:tcMar>
-            <w:vAlign w:val="top"/>
-          </w:tcPr>
-          <w:p>
-            <w:pPr>
-              <w:spacing w:after="40" w:before="0"/>
-              <w:jc w:val="left"/>
-            </w:pPr>
-            <w:r>
-              <w:rPr>
-                <w:rFonts w:ascii="Arial" w:cs="Arial" w:eastAsia="Arial" w:hAnsi="Arial"/>
-                <w:b w:val="false"/>
-                <w:bCs w:val="false"/>
-                <w:i w:val="false"/>
-                <w:iCs w:val="false"/>
-                <w:color w:val="000000"/>
-                <w:sz w:val="18"/>
-                <w:szCs w:val="18"/>
-              </w:rPr>
-              <w:t xml:space="preserve">10</w:t>
-            </w:r>
-          </w:p>
-        </w:tc>
-      </w:tr>
-      <w:tr>
-        <w:tc>
-          <w:tcPr>
-            <w:tcW w:type="dxa" w:w="3000"/>
-            <w:shd w:fill="D5E8F0" w:color="auto" w:val="clear"/>
-            <w:tcMar>
-              <w:top w:type="dxa" w:w="60"/>
-              <w:left w:type="dxa" w:w="120"/>
-              <w:bottom w:type="dxa" w:w="60"/>
-              <w:right w:type="dxa" w:w="120"/>
-            </w:tcMar>
-            <w:vAlign w:val="top"/>
-          </w:tcPr>
-          <w:p>
-            <w:pPr>
-              <w:spacing w:after="40" w:before="0"/>
-              <w:jc w:val="left"/>
-            </w:pPr>
-            <w:r>
-              <w:rPr>
-                <w:rFonts w:ascii="Arial" w:cs="Arial" w:eastAsia="Arial" w:hAnsi="Arial"/>
-                <w:b/>
-                <w:bCs/>
-                <w:i w:val="false"/>
-                <w:iCs w:val="false"/>
-                <w:color w:val="000000"/>
-                <w:sz w:val="18"/>
-                <w:szCs w:val="18"/>
-              </w:rPr>
-              <w:t xml:space="preserve">Subject</w:t>
-            </w:r>
-          </w:p>
-        </w:tc>
-        <w:tc>
-          <w:tcPr>
-            <w:tcW w:type="dxa" w:w="10680"/>
-            <w:shd w:fill="FFFFFF" w:color="auto" w:val="clear"/>
-            <w:tcMar>
-              <w:top w:type="dxa" w:w="60"/>
-              <w:left w:type="dxa" w:w="120"/>
-              <w:bottom w:type="dxa" w:w="60"/>
-              <w:right w:type="dxa" w:w="120"/>
-            </w:tcMar>
-            <w:vAlign w:val="top"/>
-          </w:tcPr>
-          <w:p>
-            <w:pPr>
-              <w:spacing w:after="40" w:before="0"/>
-              <w:jc w:val="left"/>
-            </w:pPr>
-            <w:r>
-              <w:rPr>
-                <w:rFonts w:ascii="Arial" w:cs="Arial" w:eastAsia="Arial" w:hAnsi="Arial"/>
-                <w:b w:val="false"/>
-                <w:bCs w:val="false"/>
-                <w:i w:val="false"/>
-                <w:iCs w:val="false"/>
-                <w:color w:val="000000"/>
-                <w:sz w:val="18"/>
-                <w:szCs w:val="18"/>
-              </w:rPr>
-              <w:t xml:space="preserve">Physics</w:t>
-            </w:r>
-          </w:p>
-        </w:tc>
-      </w:tr>
-      <w:tr>
-        <w:tc>
-          <w:tcPr>
-            <w:tcW w:type="dxa" w:w="3000"/>
-            <w:shd w:fill="D5E8F0" w:color="auto" w:val="clear"/>
-            <w:tcMar>
-              <w:top w:type="dxa" w:w="60"/>
-              <w:left w:type="dxa" w:w="120"/>
-              <w:bottom w:type="dxa" w:w="60"/>
-              <w:right w:type="dxa" w:w="120"/>
-            </w:tcMar>
-            <w:vAlign w:val="top"/>
-          </w:tcPr>
-          <w:p>
-            <w:pPr>
-              <w:spacing w:after="40" w:before="0"/>
-              <w:jc w:val="left"/>
-            </w:pPr>
-            <w:r>
-              <w:rPr>
-                <w:rFonts w:ascii="Arial" w:cs="Arial" w:eastAsia="Arial" w:hAnsi="Arial"/>
-                <w:b/>
-                <w:bCs/>
-                <w:i w:val="false"/>
-                <w:iCs w:val="false"/>
-                <w:color w:val="000000"/>
-                <w:sz w:val="18"/>
-                <w:szCs w:val="18"/>
-              </w:rPr>
-              <w:t xml:space="preserve">Strand</w:t>
-            </w:r>
-          </w:p>
-        </w:tc>
-        <w:tc>
-          <w:tcPr>
-            <w:tcW w:type="dxa" w:w="10680"/>
-            <w:shd w:fill="FFFFFF" w:color="auto" w:val="clear"/>
-            <w:tcMar>
-              <w:top w:type="dxa" w:w="60"/>
-              <w:left w:type="dxa" w:w="120"/>
-              <w:bottom w:type="dxa" w:w="60"/>
-              <w:right w:type="dxa" w:w="120"/>
-            </w:tcMar>
-            <w:vAlign w:val="top"/>
-          </w:tcPr>
-          <w:p>
-            <w:pPr>
-              <w:spacing w:after="40" w:before="0"/>
-              <w:jc w:val="left"/>
-            </w:pPr>
-            <w:r>
-              <w:rPr>
-                <w:rFonts w:ascii="Arial" w:cs="Arial" w:eastAsia="Arial" w:hAnsi="Arial"/>
-                <w:b w:val="false"/>
-                <w:bCs w:val="false"/>
-                <w:i w:val="false"/>
-                <w:iCs w:val="false"/>
-                <w:color w:val="000000"/>
-                <w:sz w:val="18"/>
-                <w:szCs w:val="18"/>
-              </w:rPr>
-              <w:t xml:space="preserve">Strand 2.0: Waves and the Electromagnetic Spectrum</w:t>
-            </w:r>
-          </w:p>
-        </w:tc>
-      </w:tr>
-      <w:tr>
-        <w:tc>
-          <w:tcPr>
-            <w:tcW w:type="dxa" w:w="3000"/>
-            <w:shd w:fill="D5E8F0" w:color="auto" w:val="clear"/>
-            <w:tcMar>
-              <w:top w:type="dxa" w:w="60"/>
-              <w:left w:type="dxa" w:w="120"/>
-              <w:bottom w:type="dxa" w:w="60"/>
-              <w:right w:type="dxa" w:w="120"/>
-            </w:tcMar>
-            <w:vAlign w:val="top"/>
-          </w:tcPr>
-          <w:p>
-            <w:pPr>
-              <w:spacing w:after="40" w:before="0"/>
-              <w:jc w:val="left"/>
-            </w:pPr>
-            <w:r>
-              <w:rPr>
-                <w:rFonts w:ascii="Arial" w:cs="Arial" w:eastAsia="Arial" w:hAnsi="Arial"/>
-                <w:b/>
-                <w:bCs/>
-                <w:i w:val="false"/>
-                <w:iCs w:val="false"/>
-                <w:color w:val="000000"/>
-                <w:sz w:val="18"/>
-                <w:szCs w:val="18"/>
-              </w:rPr>
-              <w:t xml:space="preserve">Sub-Strand</w:t>
-            </w:r>
-          </w:p>
-        </w:tc>
-        <w:tc>
-          <w:tcPr>
-            <w:tcW w:type="dxa" w:w="10680"/>
-            <w:shd w:fill="FFFFFF" w:color="auto" w:val="clear"/>
-            <w:tcMar>
-              <w:top w:type="dxa" w:w="60"/>
-              <w:left w:type="dxa" w:w="120"/>
-              <w:bottom w:type="dxa" w:w="60"/>
-              <w:right w:type="dxa" w:w="120"/>
-            </w:tcMar>
-            <w:vAlign w:val="top"/>
-          </w:tcPr>
-          <w:p>
-            <w:pPr>
-              <w:spacing w:after="40" w:before="0"/>
-              <w:jc w:val="left"/>
-            </w:pPr>
-            <w:r>
-              <w:rPr>
-                <w:rFonts w:ascii="Arial" w:cs="Arial" w:eastAsia="Arial" w:hAnsi="Arial"/>
-                <w:b w:val="false"/>
-                <w:bCs w:val="false"/>
-                <w:i w:val="false"/>
-                <w:iCs w:val="false"/>
-                <w:color w:val="000000"/>
-                <w:sz w:val="18"/>
-                <w:szCs w:val="18"/>
-              </w:rPr>
-              <w:t xml:space="preserve">Sub-Strand 2.1: Properties of Waves</w:t>
-            </w:r>
-          </w:p>
-        </w:tc>
-      </w:tr>
-      <w:tr>
-        <w:tc>
-          <w:tcPr>
-            <w:tcW w:type="dxa" w:w="3000"/>
-            <w:shd w:fill="D5E8F0" w:color="auto" w:val="clear"/>
-            <w:tcMar>
-              <w:top w:type="dxa" w:w="60"/>
-              <w:left w:type="dxa" w:w="120"/>
-              <w:bottom w:type="dxa" w:w="60"/>
-              <w:right w:type="dxa" w:w="120"/>
-            </w:tcMar>
-            <w:vAlign w:val="top"/>
-          </w:tcPr>
-          <w:p>
-            <w:pPr>
-              <w:spacing w:after="40" w:before="0"/>
-              <w:jc w:val="left"/>
-            </w:pPr>
-            <w:r>
-              <w:rPr>
-                <w:rFonts w:ascii="Arial" w:cs="Arial" w:eastAsia="Arial" w:hAnsi="Arial"/>
-                <w:b/>
-                <w:bCs/>
-                <w:i w:val="false"/>
-                <w:iCs w:val="false"/>
-                <w:color w:val="000000"/>
-                <w:sz w:val="18"/>
-                <w:szCs w:val="18"/>
-              </w:rPr>
-              <w:t xml:space="preserve">Total Duration</w:t>
-            </w:r>
-          </w:p>
-        </w:tc>
-        <w:tc>
-          <w:tcPr>
-            <w:tcW w:type="dxa" w:w="10680"/>
-            <w:shd w:fill="FFFFFF" w:color="auto" w:val="clear"/>
-            <w:tcMar>
-              <w:top w:type="dxa" w:w="60"/>
-              <w:left w:type="dxa" w:w="120"/>
-              <w:bottom w:type="dxa" w:w="60"/>
-              <w:right w:type="dxa" w:w="120"/>
-            </w:tcMar>
-            <w:vAlign w:val="top"/>
-          </w:tcPr>
-          <w:p>
-            <w:pPr>
-              <w:spacing w:after="40" w:before="0"/>
-              <w:jc w:val="left"/>
-            </w:pPr>
-            <w:r>
-              <w:rPr>
-                <w:rFonts w:ascii="Arial" w:cs="Arial" w:eastAsia="Arial" w:hAnsi="Arial"/>
-                <w:b w:val="false"/>
-                <w:bCs w:val="false"/>
-                <w:i w:val="false"/>
-                <w:iCs w:val="false"/>
-                <w:color w:val="000000"/>
-                <w:sz w:val="18"/>
-                <w:szCs w:val="18"/>
-              </w:rPr>
-              <w:t xml:space="preserve">12 lessons × 40 minutes = 480 minutes total</w:t>
-            </w:r>
-          </w:p>
-        </w:tc>
-      </w:tr>
-      <w:tr>
-        <w:tc>
-          <w:tcPr>
-            <w:tcW w:type="dxa" w:w="3000"/>
-            <w:shd w:fill="D5E8F0" w:color="auto" w:val="clear"/>
-            <w:tcMar>
-              <w:top w:type="dxa" w:w="60"/>
-              <w:left w:type="dxa" w:w="120"/>
-              <w:bottom w:type="dxa" w:w="60"/>
-              <w:right w:type="dxa" w:w="120"/>
-            </w:tcMar>
-            <w:vAlign w:val="top"/>
-          </w:tcPr>
-          <w:p>
-            <w:pPr>
-              <w:spacing w:after="40" w:before="0"/>
-              <w:jc w:val="left"/>
-            </w:pPr>
-            <w:r>
-              <w:rPr>
-                <w:rFonts w:ascii="Arial" w:cs="Arial" w:eastAsia="Arial" w:hAnsi="Arial"/>
-                <w:b/>
-                <w:bCs/>
-                <w:i w:val="false"/>
-                <w:iCs w:val="false"/>
-                <w:color w:val="000000"/>
-                <w:sz w:val="18"/>
-                <w:szCs w:val="18"/>
-              </w:rPr>
-              <w:t xml:space="preserve">Sub-Strand Content</w:t>
-            </w:r>
-          </w:p>
-        </w:tc>
-        <w:tc>
-          <w:tcPr>
-            <w:tcW w:type="dxa" w:w="10680"/>
-            <w:shd w:fill="FFFFFF" w:color="auto" w:val="clear"/>
-            <w:tcMar>
-              <w:top w:type="dxa" w:w="60"/>
-              <w:left w:type="dxa" w:w="120"/>
-              <w:bottom w:type="dxa" w:w="60"/>
-              <w:right w:type="dxa" w:w="120"/>
-            </w:tcMar>
-            <w:vAlign w:val="top"/>
-          </w:tcPr>
-          <w:p>
-            <w:pPr>
-              <w:spacing w:after="30" w:before="0"/>
-              <w:ind w:left="360" w:hanging="180"/>
-              <w:jc w:val="left"/>
-            </w:pPr>
-            <w:r>
-              <w:rPr>
-                <w:rFonts w:ascii="Arial" w:cs="Arial" w:eastAsia="Arial" w:hAnsi="Arial"/>
-                <w:b w:val="false"/>
-                <w:bCs w:val="false"/>
-                <w:i w:val="false"/>
-                <w:iCs w:val="false"/>
-                <w:color w:val="000000"/>
-                <w:sz w:val="18"/>
-                <w:szCs w:val="18"/>
-              </w:rPr>
-              <w:t xml:space="preserve">–  Nature of waves: transverse and longitudinal waves, mechanical and electromagnetic waves</w:t>
-            </w:r>
-          </w:p>
-          <w:p>
-            <w:pPr>
-              <w:spacing w:after="30" w:before="0"/>
-              <w:ind w:left="360" w:hanging="180"/>
-              <w:jc w:val="left"/>
-            </w:pPr>
-            <w:r>
-              <w:rPr>
-                <w:rFonts w:ascii="Arial" w:cs="Arial" w:eastAsia="Arial" w:hAnsi="Arial"/>
-                <w:b w:val="false"/>
-                <w:bCs w:val="false"/>
-                <w:i w:val="false"/>
-                <w:iCs w:val="false"/>
-                <w:color w:val="000000"/>
-                <w:sz w:val="18"/>
-                <w:szCs w:val="18"/>
-              </w:rPr>
-              <w:t xml:space="preserve">–  Wave properties: amplitude, wavelength, frequency, period, and wave speed</w:t>
-            </w:r>
-          </w:p>
-          <w:p>
-            <w:pPr>
-              <w:spacing w:after="30" w:before="0"/>
-              <w:ind w:left="360" w:hanging="180"/>
-              <w:jc w:val="left"/>
-            </w:pPr>
-            <w:r>
-              <w:rPr>
-                <w:rFonts w:ascii="Arial" w:cs="Arial" w:eastAsia="Arial" w:hAnsi="Arial"/>
-                <w:b w:val="false"/>
-                <w:bCs w:val="false"/>
-                <w:i w:val="false"/>
-                <w:iCs w:val="false"/>
-                <w:color w:val="000000"/>
-                <w:sz w:val="18"/>
-                <w:szCs w:val="18"/>
-              </w:rPr>
-              <w:t xml:space="preserve">–  The wave equation: v = fλ and its application to solve problems</w:t>
-            </w:r>
-          </w:p>
-          <w:p>
-            <w:pPr>
-              <w:spacing w:after="30" w:before="0"/>
-              <w:ind w:left="360" w:hanging="180"/>
-              <w:jc w:val="left"/>
-            </w:pPr>
-            <w:r>
-              <w:rPr>
-                <w:rFonts w:ascii="Arial" w:cs="Arial" w:eastAsia="Arial" w:hAnsi="Arial"/>
-                <w:b w:val="false"/>
-                <w:bCs w:val="false"/>
-                <w:i w:val="false"/>
-                <w:iCs w:val="false"/>
-                <w:color w:val="000000"/>
-                <w:sz w:val="18"/>
-                <w:szCs w:val="18"/>
-              </w:rPr>
-              <w:t xml:space="preserve">–  Rectilinear propagation of waves (light rays travelling in straight lines)</w:t>
-            </w:r>
-          </w:p>
-          <w:p>
-            <w:pPr>
-              <w:spacing w:after="30" w:before="0"/>
-              <w:ind w:left="360" w:hanging="180"/>
-              <w:jc w:val="left"/>
-            </w:pPr>
-            <w:r>
-              <w:rPr>
-                <w:rFonts w:ascii="Arial" w:cs="Arial" w:eastAsia="Arial" w:hAnsi="Arial"/>
-                <w:b w:val="false"/>
-                <w:bCs w:val="false"/>
-                <w:i w:val="false"/>
-                <w:iCs w:val="false"/>
-                <w:color w:val="000000"/>
-                <w:sz w:val="18"/>
-                <w:szCs w:val="18"/>
-              </w:rPr>
-              <w:t xml:space="preserve">–  Reflection of waves: laws of reflection, plane mirrors, curved reflectors</w:t>
-            </w:r>
-          </w:p>
-          <w:p>
-            <w:pPr>
-              <w:spacing w:after="30" w:before="0"/>
-              <w:ind w:left="360" w:hanging="180"/>
-              <w:jc w:val="left"/>
-            </w:pPr>
-            <w:r>
-              <w:rPr>
-                <w:rFonts w:ascii="Arial" w:cs="Arial" w:eastAsia="Arial" w:hAnsi="Arial"/>
-                <w:b w:val="false"/>
-                <w:bCs w:val="false"/>
-                <w:i w:val="false"/>
-                <w:iCs w:val="false"/>
-                <w:color w:val="000000"/>
-                <w:sz w:val="18"/>
-                <w:szCs w:val="18"/>
-              </w:rPr>
-              <w:t xml:space="preserve">–  Refraction of waves: Snell's Law, refractive index, critical angle, and total internal reflection</w:t>
-            </w:r>
-          </w:p>
-          <w:p>
-            <w:pPr>
-              <w:spacing w:after="30" w:before="0"/>
-              <w:ind w:left="360" w:hanging="180"/>
-              <w:jc w:val="left"/>
-            </w:pPr>
-            <w:r>
-              <w:rPr>
-                <w:rFonts w:ascii="Arial" w:cs="Arial" w:eastAsia="Arial" w:hAnsi="Arial"/>
-                <w:b w:val="false"/>
-                <w:bCs w:val="false"/>
-                <w:i w:val="false"/>
-                <w:iCs w:val="false"/>
-                <w:color w:val="000000"/>
-                <w:sz w:val="18"/>
-                <w:szCs w:val="18"/>
-              </w:rPr>
-              <w:t xml:space="preserve">–  Diffraction of waves: behaviour of waves passing through gaps and around obstacles</w:t>
-            </w:r>
-          </w:p>
-          <w:p>
-            <w:pPr>
-              <w:spacing w:after="30" w:before="0"/>
-              <w:ind w:left="360" w:hanging="180"/>
-              <w:jc w:val="left"/>
-            </w:pPr>
-            <w:r>
-              <w:rPr>
-                <w:rFonts w:ascii="Arial" w:cs="Arial" w:eastAsia="Arial" w:hAnsi="Arial"/>
-                <w:b w:val="false"/>
-                <w:bCs w:val="false"/>
-                <w:i w:val="false"/>
-                <w:iCs w:val="false"/>
-                <w:color w:val="000000"/>
-                <w:sz w:val="18"/>
-                <w:szCs w:val="18"/>
-              </w:rPr>
-              <w:t xml:space="preserve">–  Interference of waves: constructive and destructive interference, superposition principle</w:t>
-            </w:r>
-          </w:p>
-          <w:p>
-            <w:pPr>
-              <w:spacing w:after="30" w:before="0"/>
-              <w:ind w:left="360" w:hanging="180"/>
-              <w:jc w:val="left"/>
-            </w:pPr>
-            <w:r>
-              <w:rPr>
-                <w:rFonts w:ascii="Arial" w:cs="Arial" w:eastAsia="Arial" w:hAnsi="Arial"/>
-                <w:b w:val="false"/>
-                <w:bCs w:val="false"/>
-                <w:i w:val="false"/>
-                <w:iCs w:val="false"/>
-                <w:color w:val="000000"/>
-                <w:sz w:val="18"/>
-                <w:szCs w:val="18"/>
-              </w:rPr>
-              <w:t xml:space="preserve">–  Standing (stationary) waves: nodes, antinodes, harmonics on a string</w:t>
-            </w:r>
-          </w:p>
-          <w:p>
-            <w:pPr>
-              <w:spacing w:after="30" w:before="0"/>
-              <w:ind w:left="360" w:hanging="180"/>
-              <w:jc w:val="left"/>
-            </w:pPr>
-            <w:r>
-              <w:rPr>
-                <w:rFonts w:ascii="Arial" w:cs="Arial" w:eastAsia="Arial" w:hAnsi="Arial"/>
-                <w:b w:val="false"/>
-                <w:bCs w:val="false"/>
-                <w:i w:val="false"/>
-                <w:iCs w:val="false"/>
-                <w:color w:val="000000"/>
-                <w:sz w:val="18"/>
-                <w:szCs w:val="18"/>
-              </w:rPr>
-              <w:t xml:space="preserve">–  The Doppler Effect: change in observed frequency due to relative motion of source and observer</w:t>
-            </w:r>
-          </w:p>
-          <w:p>
-            <w:pPr>
-              <w:spacing w:after="30" w:before="0"/>
-              <w:ind w:left="360" w:hanging="180"/>
-              <w:jc w:val="left"/>
-            </w:pPr>
-            <w:r>
-              <w:rPr>
-                <w:rFonts w:ascii="Arial" w:cs="Arial" w:eastAsia="Arial" w:hAnsi="Arial"/>
-                <w:b w:val="false"/>
-                <w:bCs w:val="false"/>
-                <w:i w:val="false"/>
-                <w:iCs w:val="false"/>
-                <w:color w:val="000000"/>
-                <w:sz w:val="18"/>
-                <w:szCs w:val="18"/>
-              </w:rPr>
-              <w:t xml:space="preserve">–  Wave modulation: amplitude modulation (AM) and frequency modulation (FM) in communication</w:t>
-            </w:r>
-          </w:p>
-          <w:p>
-            <w:pPr>
-              <w:spacing w:after="30" w:before="0"/>
-              <w:ind w:left="360" w:hanging="180"/>
-              <w:jc w:val="left"/>
-            </w:pPr>
-            <w:r>
-              <w:rPr>
-                <w:rFonts w:ascii="Arial" w:cs="Arial" w:eastAsia="Arial" w:hAnsi="Arial"/>
-                <w:b w:val="false"/>
-                <w:bCs w:val="false"/>
-                <w:i w:val="false"/>
-                <w:iCs w:val="false"/>
-                <w:color w:val="000000"/>
-                <w:sz w:val="18"/>
-                <w:szCs w:val="18"/>
-              </w:rPr>
-              <w:t xml:space="preserve">–  Applications of wave properties: sonar, ultrasound imaging, radio broadcasting, fibre optics</w:t>
-            </w:r>
-          </w:p>
-        </w:tc>
-      </w:tr>
-      <w:tr>
-        <w:tc>
-          <w:tcPr>
-            <w:tcW w:type="dxa" w:w="3000"/>
-            <w:shd w:fill="D5E8F0" w:color="auto" w:val="clear"/>
-            <w:tcMar>
-              <w:top w:type="dxa" w:w="60"/>
-              <w:left w:type="dxa" w:w="120"/>
-              <w:bottom w:type="dxa" w:w="60"/>
-              <w:right w:type="dxa" w:w="120"/>
-            </w:tcMar>
-            <w:vAlign w:val="top"/>
-          </w:tcPr>
-          <w:p>
-            <w:pPr>
-              <w:spacing w:after="40" w:before="0"/>
-              <w:jc w:val="left"/>
-            </w:pPr>
-            <w:r>
-              <w:rPr>
-                <w:rFonts w:ascii="Arial" w:cs="Arial" w:eastAsia="Arial" w:hAnsi="Arial"/>
-                <w:b/>
-                <w:bCs/>
-                <w:i w:val="false"/>
-                <w:iCs w:val="false"/>
-                <w:color w:val="000000"/>
-                <w:sz w:val="18"/>
-                <w:szCs w:val="18"/>
-              </w:rPr>
-              <w:t xml:space="preserve">Learning Outcomes</w:t>
-            </w:r>
-          </w:p>
-        </w:tc>
-        <w:tc>
-          <w:tcPr>
-            <w:tcW w:type="dxa" w:w="10680"/>
-            <w:shd w:fill="FFFFFF" w:color="auto" w:val="clear"/>
-            <w:tcMar>
-              <w:top w:type="dxa" w:w="60"/>
-              <w:left w:type="dxa" w:w="120"/>
-              <w:bottom w:type="dxa" w:w="60"/>
-              <w:right w:type="dxa" w:w="120"/>
-            </w:tcMar>
-            <w:vAlign w:val="top"/>
-          </w:tcPr>
-          <w:p>
-            <w:pPr>
-              <w:spacing w:after="40" w:before="0"/>
-              <w:jc w:val="left"/>
-            </w:pPr>
-            <w:r>
-              <w:rPr>
-                <w:rFonts w:ascii="Arial" w:cs="Arial" w:eastAsia="Arial" w:hAnsi="Arial"/>
-                <w:b w:val="false"/>
-                <w:bCs w:val="false"/>
-                <w:i w:val="false"/>
-                <w:iCs w:val="false"/>
-                <w:color w:val="000000"/>
-                <w:sz w:val="18"/>
-                <w:szCs w:val="18"/>
-              </w:rPr>
-              <w:t xml:space="preserve">By the end of the sub-strand, the learner should be able to:</w:t>
-            </w:r>
-          </w:p>
-          <w:p>
-            <w:pPr>
-              <w:spacing w:after="40" w:before="0"/>
-              <w:jc w:val="left"/>
-            </w:pPr>
-            <w:r>
-              <w:rPr>
-                <w:rFonts w:ascii="Arial" w:cs="Arial" w:eastAsia="Arial" w:hAnsi="Arial"/>
-                <w:b w:val="false"/>
-                <w:bCs w:val="false"/>
-                <w:i w:val="false"/>
-                <w:iCs w:val="false"/>
-                <w:color w:val="000000"/>
-                <w:sz w:val="18"/>
-                <w:szCs w:val="18"/>
-              </w:rPr>
-              <w:t xml:space="preserve">a) distinguish between transverse and longitudinal waves and give examples of each from everyday Kenyan contexts,</w:t>
-            </w:r>
-          </w:p>
-          <w:p>
-            <w:pPr>
-              <w:spacing w:after="40" w:before="0"/>
-              <w:jc w:val="left"/>
-            </w:pPr>
-            <w:r>
-              <w:rPr>
-                <w:rFonts w:ascii="Arial" w:cs="Arial" w:eastAsia="Arial" w:hAnsi="Arial"/>
-                <w:b w:val="false"/>
-                <w:bCs w:val="false"/>
-                <w:i w:val="false"/>
-                <w:iCs w:val="false"/>
-                <w:color w:val="000000"/>
-                <w:sz w:val="18"/>
-                <w:szCs w:val="18"/>
-              </w:rPr>
-              <w:t xml:space="preserve">b) identify and describe wave properties — amplitude, wavelength, frequency, period, and speed — using diagrams and measurements,</w:t>
-            </w:r>
-          </w:p>
-          <w:p>
-            <w:pPr>
-              <w:spacing w:after="40" w:before="0"/>
-              <w:jc w:val="left"/>
-            </w:pPr>
-            <w:r>
-              <w:rPr>
-                <w:rFonts w:ascii="Arial" w:cs="Arial" w:eastAsia="Arial" w:hAnsi="Arial"/>
-                <w:b w:val="false"/>
-                <w:bCs w:val="false"/>
-                <w:i w:val="false"/>
-                <w:iCs w:val="false"/>
-                <w:color w:val="000000"/>
-                <w:sz w:val="18"/>
-                <w:szCs w:val="18"/>
-              </w:rPr>
-              <w:t xml:space="preserve">c) apply the wave equation v = fλ to solve quantitative problems involving wave speed, frequency, and wavelength,</w:t>
-            </w:r>
-          </w:p>
-          <w:p>
-            <w:pPr>
-              <w:spacing w:after="40" w:before="0"/>
-              <w:jc w:val="left"/>
-            </w:pPr>
-            <w:r>
-              <w:rPr>
-                <w:rFonts w:ascii="Arial" w:cs="Arial" w:eastAsia="Arial" w:hAnsi="Arial"/>
-                <w:b w:val="false"/>
-                <w:bCs w:val="false"/>
-                <w:i w:val="false"/>
-                <w:iCs w:val="false"/>
-                <w:color w:val="000000"/>
-                <w:sz w:val="18"/>
-                <w:szCs w:val="18"/>
-              </w:rPr>
-              <w:t xml:space="preserve">d) investigate and explain the phenomena of reflection, refraction, diffraction, and interference of waves with reference to experimental evidence,</w:t>
-            </w:r>
-          </w:p>
-          <w:p>
-            <w:pPr>
-              <w:spacing w:after="40" w:before="0"/>
-              <w:jc w:val="left"/>
-            </w:pPr>
-            <w:r>
-              <w:rPr>
-                <w:rFonts w:ascii="Arial" w:cs="Arial" w:eastAsia="Arial" w:hAnsi="Arial"/>
-                <w:b w:val="false"/>
-                <w:bCs w:val="false"/>
-                <w:i w:val="false"/>
-                <w:iCs w:val="false"/>
-                <w:color w:val="000000"/>
-                <w:sz w:val="18"/>
-                <w:szCs w:val="18"/>
-              </w:rPr>
-              <w:t xml:space="preserve">e) explain the formation of standing waves and identify nodes and antinodes on a vibrating string,</w:t>
-            </w:r>
-          </w:p>
-          <w:p>
-            <w:pPr>
-              <w:spacing w:after="40" w:before="0"/>
-              <w:jc w:val="left"/>
-            </w:pPr>
-            <w:r>
-              <w:rPr>
-                <w:rFonts w:ascii="Arial" w:cs="Arial" w:eastAsia="Arial" w:hAnsi="Arial"/>
-                <w:b w:val="false"/>
-                <w:bCs w:val="false"/>
-                <w:i w:val="false"/>
-                <w:iCs w:val="false"/>
-                <w:color w:val="000000"/>
-                <w:sz w:val="18"/>
-                <w:szCs w:val="18"/>
-              </w:rPr>
-              <w:t xml:space="preserve">f) describe the Doppler Effect and explain its application in medicine (ultrasound), meteorology, and traffic enforcement,</w:t>
-            </w:r>
-          </w:p>
-          <w:p>
-            <w:pPr>
-              <w:spacing w:after="40" w:before="0"/>
-              <w:jc w:val="left"/>
-            </w:pPr>
-            <w:r>
-              <w:rPr>
-                <w:rFonts w:ascii="Arial" w:cs="Arial" w:eastAsia="Arial" w:hAnsi="Arial"/>
-                <w:b w:val="false"/>
-                <w:bCs w:val="false"/>
-                <w:i w:val="false"/>
-                <w:iCs w:val="false"/>
-                <w:color w:val="000000"/>
-                <w:sz w:val="18"/>
-                <w:szCs w:val="18"/>
-              </w:rPr>
-              <w:t xml:space="preserve">g) explain the principles of AM and FM modulation and their role in radio communication in Kenya,</w:t>
-            </w:r>
-          </w:p>
-          <w:p>
-            <w:pPr>
-              <w:spacing w:after="40" w:before="0"/>
-              <w:jc w:val="left"/>
-            </w:pPr>
-            <w:r>
-              <w:rPr>
-                <w:rFonts w:ascii="Arial" w:cs="Arial" w:eastAsia="Arial" w:hAnsi="Arial"/>
-                <w:b w:val="false"/>
-                <w:bCs w:val="false"/>
-                <w:i w:val="false"/>
-                <w:iCs w:val="false"/>
-                <w:color w:val="000000"/>
-                <w:sz w:val="18"/>
-                <w:szCs w:val="18"/>
-              </w:rPr>
-              <w:t xml:space="preserve">h) evaluate real-world applications of wave properties including sonar, fibre optics, and ultrasound imaging,</w:t>
-            </w:r>
-          </w:p>
-          <w:p>
-            <w:pPr>
-              <w:spacing w:after="40" w:before="0"/>
-              <w:jc w:val="left"/>
-            </w:pPr>
-            <w:r>
-              <w:rPr>
-                <w:rFonts w:ascii="Arial" w:cs="Arial" w:eastAsia="Arial" w:hAnsi="Arial"/>
-                <w:b w:val="false"/>
-                <w:bCs w:val="false"/>
-                <w:i w:val="false"/>
-                <w:iCs w:val="false"/>
-                <w:color w:val="000000"/>
-                <w:sz w:val="18"/>
-                <w:szCs w:val="18"/>
-              </w:rPr>
-              <w:t xml:space="preserve">i) appreciate the role of wave physics in modern technology and its contribution to communication and health services in Kenya.</w:t>
-            </w:r>
-          </w:p>
-        </w:tc>
-      </w:tr>
-      <w:tr>
-        <w:tc>
-          <w:tcPr>
-            <w:tcW w:type="dxa" w:w="3000"/>
-            <w:shd w:fill="D5E8F0" w:color="auto" w:val="clear"/>
-            <w:tcMar>
-              <w:top w:type="dxa" w:w="60"/>
-              <w:left w:type="dxa" w:w="120"/>
-              <w:bottom w:type="dxa" w:w="60"/>
-              <w:right w:type="dxa" w:w="120"/>
-            </w:tcMar>
-            <w:vAlign w:val="top"/>
-          </w:tcPr>
-          <w:p>
-            <w:pPr>
-              <w:spacing w:after="40" w:before="0"/>
-              <w:jc w:val="left"/>
-            </w:pPr>
-            <w:r>
-              <w:rPr>
-                <w:rFonts w:ascii="Arial" w:cs="Arial" w:eastAsia="Arial" w:hAnsi="Arial"/>
-                <w:b/>
-                <w:bCs/>
-                <w:i w:val="false"/>
-                <w:iCs w:val="false"/>
-                <w:color w:val="000000"/>
-                <w:sz w:val="18"/>
-                <w:szCs w:val="18"/>
-              </w:rPr>
-              <w:t xml:space="preserve">Core Competencies</w:t>
-            </w:r>
-          </w:p>
-        </w:tc>
-        <w:tc>
-          <w:tcPr>
-            <w:tcW w:type="dxa" w:w="10680"/>
-            <w:shd w:fill="FFFFFF" w:color="auto" w:val="clear"/>
-            <w:tcMar>
-              <w:top w:type="dxa" w:w="60"/>
-              <w:left w:type="dxa" w:w="120"/>
-              <w:bottom w:type="dxa" w:w="60"/>
-              <w:right w:type="dxa" w:w="120"/>
-            </w:tcMar>
-            <w:vAlign w:val="top"/>
-          </w:tcPr>
-          <w:p>
-            <w:pPr>
-              <w:spacing w:after="30" w:before="0"/>
-              <w:ind w:left="360" w:hanging="180"/>
-              <w:jc w:val="left"/>
-            </w:pPr>
-            <w:r>
-              <w:rPr>
-                <w:rFonts w:ascii="Arial" w:cs="Arial" w:eastAsia="Arial" w:hAnsi="Arial"/>
-                <w:b w:val="false"/>
-                <w:bCs w:val="false"/>
-                <w:i w:val="false"/>
-                <w:iCs w:val="false"/>
-                <w:color w:val="000000"/>
-                <w:sz w:val="18"/>
-                <w:szCs w:val="18"/>
-              </w:rPr>
-              <w:t xml:space="preserve">–  Communication and Collaboration: Learners work in pairs and small groups during PhET simulations (Wave Interference, Bending Light) and peer-discussion activities to compare predictions, share observations, and co-construct explanations of wave behaviour; teamwork is central to model-building and DQB contributions.</w:t>
-            </w:r>
-          </w:p>
-          <w:p>
-            <w:pPr>
-              <w:spacing w:after="30" w:before="0"/>
-              <w:ind w:left="360" w:hanging="180"/>
-              <w:jc w:val="left"/>
-            </w:pPr>
-            <w:r>
-              <w:rPr>
-                <w:rFonts w:ascii="Arial" w:cs="Arial" w:eastAsia="Arial" w:hAnsi="Arial"/>
-                <w:b w:val="false"/>
-                <w:bCs w:val="false"/>
-                <w:i w:val="false"/>
-                <w:iCs w:val="false"/>
-                <w:color w:val="000000"/>
-                <w:sz w:val="18"/>
-                <w:szCs w:val="18"/>
-              </w:rPr>
-              <w:t xml:space="preserve">–  Critical Thinking and Problem Solving: Learners analyse wave diagrams, interpret simulation outputs, and apply the wave equation v = fλ to solve multi-step problems; they evaluate competing explanations for phenomena such as why a matatu's horn sounds different as it passes.</w:t>
-            </w:r>
-          </w:p>
-          <w:p>
-            <w:pPr>
-              <w:spacing w:after="30" w:before="0"/>
-              <w:ind w:left="360" w:hanging="180"/>
-              <w:jc w:val="left"/>
-            </w:pPr>
-            <w:r>
-              <w:rPr>
-                <w:rFonts w:ascii="Arial" w:cs="Arial" w:eastAsia="Arial" w:hAnsi="Arial"/>
-                <w:b w:val="false"/>
-                <w:bCs w:val="false"/>
-                <w:i w:val="false"/>
-                <w:iCs w:val="false"/>
-                <w:color w:val="000000"/>
-                <w:sz w:val="18"/>
-                <w:szCs w:val="18"/>
-              </w:rPr>
-              <w:t xml:space="preserve">–  Learning to Learn: Learners reflect on their pre-instruction predictions against observed evidence in each lesson cycle, revise their conceptual models iteratively, and self-monitor understanding by updating the Driving Question Board throughout the unit.</w:t>
-            </w:r>
-          </w:p>
-          <w:p>
-            <w:pPr>
-              <w:spacing w:after="30" w:before="0"/>
-              <w:ind w:left="360" w:hanging="180"/>
-              <w:jc w:val="left"/>
-            </w:pPr>
-            <w:r>
-              <w:rPr>
-                <w:rFonts w:ascii="Arial" w:cs="Arial" w:eastAsia="Arial" w:hAnsi="Arial"/>
-                <w:b w:val="false"/>
-                <w:bCs w:val="false"/>
-                <w:i w:val="false"/>
-                <w:iCs w:val="false"/>
-                <w:color w:val="000000"/>
-                <w:sz w:val="18"/>
-                <w:szCs w:val="18"/>
-              </w:rPr>
-              <w:t xml:space="preserve">–  Digital Literacy: Learners interact with PhET simulations (Wave Interference, Bending Light, Standing Waves on a String) and curated Khan Academy and YouTube resources to gather evidence; they practise navigating and interpreting digital scientific tools.</w:t>
-            </w:r>
-          </w:p>
-          <w:p>
-            <w:pPr>
-              <w:spacing w:after="30" w:before="0"/>
-              <w:ind w:left="360" w:hanging="180"/>
-              <w:jc w:val="left"/>
-            </w:pPr>
-            <w:r>
-              <w:rPr>
-                <w:rFonts w:ascii="Arial" w:cs="Arial" w:eastAsia="Arial" w:hAnsi="Arial"/>
-                <w:b w:val="false"/>
-                <w:bCs w:val="false"/>
-                <w:i w:val="false"/>
-                <w:iCs w:val="false"/>
-                <w:color w:val="000000"/>
-                <w:sz w:val="18"/>
-                <w:szCs w:val="18"/>
-              </w:rPr>
-              <w:t xml:space="preserve">–  Creativity and Imagination: Learners design and present annotated wave-property models using local contexts (e.g., sound waves at a Nairobi matatu stage, light through a glass of water) and propose creative applications of wave modulation in Kenya's communication landscape.</w:t>
-            </w:r>
-          </w:p>
-        </w:tc>
-      </w:tr>
-      <w:tr>
-        <w:tc>
-          <w:tcPr>
-            <w:tcW w:type="dxa" w:w="3000"/>
-            <w:shd w:fill="E2EFDA" w:color="auto" w:val="clear"/>
-            <w:tcMar>
-              <w:top w:type="dxa" w:w="60"/>
-              <w:left w:type="dxa" w:w="120"/>
-              <w:bottom w:type="dxa" w:w="60"/>
-              <w:right w:type="dxa" w:w="120"/>
-            </w:tcMar>
-            <w:vAlign w:val="top"/>
-          </w:tcPr>
-          <w:p>
-            <w:pPr>
-              <w:spacing w:after="40" w:before="0"/>
-              <w:jc w:val="left"/>
-            </w:pPr>
-            <w:r>
-              <w:rPr>
-                <w:rFonts w:ascii="Arial" w:cs="Arial" w:eastAsia="Arial" w:hAnsi="Arial"/>
-                <w:b/>
-                <w:bCs/>
-                <w:i w:val="false"/>
-                <w:iCs w:val="false"/>
-                <w:color w:val="000000"/>
-                <w:sz w:val="18"/>
-                <w:szCs w:val="18"/>
-              </w:rPr>
-              <w:t xml:space="preserve">Core Values</w:t>
-            </w:r>
-          </w:p>
-        </w:tc>
-        <w:tc>
-          <w:tcPr>
-            <w:tcW w:type="dxa" w:w="10680"/>
-            <w:shd w:fill="FFFFFF" w:color="auto" w:val="clear"/>
-            <w:tcMar>
-              <w:top w:type="dxa" w:w="60"/>
-              <w:left w:type="dxa" w:w="120"/>
-              <w:bottom w:type="dxa" w:w="60"/>
-              <w:right w:type="dxa" w:w="120"/>
-            </w:tcMar>
-            <w:vAlign w:val="top"/>
-          </w:tcPr>
-          <w:p>
-            <w:pPr>
-              <w:spacing w:after="30" w:before="0"/>
-              <w:ind w:left="360" w:hanging="180"/>
-              <w:jc w:val="left"/>
-            </w:pPr>
-            <w:r>
-              <w:rPr>
-                <w:rFonts w:ascii="Arial" w:cs="Arial" w:eastAsia="Arial" w:hAnsi="Arial"/>
-                <w:b w:val="false"/>
-                <w:bCs w:val="false"/>
-                <w:i w:val="false"/>
-                <w:iCs w:val="false"/>
-                <w:color w:val="000000"/>
-                <w:sz w:val="18"/>
-                <w:szCs w:val="18"/>
-              </w:rPr>
-              <w:t xml:space="preserve">–  Responsibility: Learners take individual accountability for recording accurate data during simulations and experiments, contributing fairly to group model-building tasks, and maintaining a reliable Driving Question Board that reflects the class's growing understanding.</w:t>
-            </w:r>
-          </w:p>
-          <w:p>
-            <w:pPr>
-              <w:spacing w:after="30" w:before="0"/>
-              <w:ind w:left="360" w:hanging="180"/>
-              <w:jc w:val="left"/>
-            </w:pPr>
-            <w:r>
-              <w:rPr>
-                <w:rFonts w:ascii="Arial" w:cs="Arial" w:eastAsia="Arial" w:hAnsi="Arial"/>
-                <w:b w:val="false"/>
-                <w:bCs w:val="false"/>
-                <w:i w:val="false"/>
-                <w:iCs w:val="false"/>
-                <w:color w:val="000000"/>
-                <w:sz w:val="18"/>
-                <w:szCs w:val="18"/>
-              </w:rPr>
-              <w:t xml:space="preserve">–  Respect: Learners demonstrate open-mindedness by listening to peers' alternative explanations during sensemaking discussions and appreciating diverse predictions on the DQB before consensus is reached.</w:t>
-            </w:r>
-          </w:p>
-          <w:p>
-            <w:pPr>
-              <w:spacing w:after="30" w:before="0"/>
-              <w:ind w:left="360" w:hanging="180"/>
-              <w:jc w:val="left"/>
-            </w:pPr>
-            <w:r>
-              <w:rPr>
-                <w:rFonts w:ascii="Arial" w:cs="Arial" w:eastAsia="Arial" w:hAnsi="Arial"/>
-                <w:b w:val="false"/>
-                <w:bCs w:val="false"/>
-                <w:i w:val="false"/>
-                <w:iCs w:val="false"/>
-                <w:color w:val="000000"/>
-                <w:sz w:val="18"/>
-                <w:szCs w:val="18"/>
-              </w:rPr>
-              <w:t xml:space="preserve">–  Unity: Learners collaborate across gender and ability lines during group investigation tasks, recognising that understanding wave physics — foundational to Kenya's communication infrastructure — requires collective effort.</w:t>
-            </w:r>
-          </w:p>
-          <w:p>
-            <w:pPr>
-              <w:spacing w:after="30" w:before="0"/>
-              <w:ind w:left="360" w:hanging="180"/>
-              <w:jc w:val="left"/>
-            </w:pPr>
-            <w:r>
-              <w:rPr>
-                <w:rFonts w:ascii="Arial" w:cs="Arial" w:eastAsia="Arial" w:hAnsi="Arial"/>
-                <w:b w:val="false"/>
-                <w:bCs w:val="false"/>
-                <w:i w:val="false"/>
-                <w:iCs w:val="false"/>
-                <w:color w:val="000000"/>
-                <w:sz w:val="18"/>
-                <w:szCs w:val="18"/>
-              </w:rPr>
-              <w:t xml:space="preserve">–  Social Justice: Learners explore how equitable access to FM radio and mobile communication (both wave-based technologies) affects rural and urban communities across Kenya, connecting physics to real societal impact.</w:t>
-            </w:r>
-          </w:p>
-        </w:tc>
-      </w:tr>
-      <w:tr>
-        <w:tc>
-          <w:tcPr>
-            <w:tcW w:type="dxa" w:w="3000"/>
-            <w:shd w:fill="D5E8F0" w:color="auto" w:val="clear"/>
-            <w:tcMar>
-              <w:top w:type="dxa" w:w="60"/>
-              <w:left w:type="dxa" w:w="120"/>
-              <w:bottom w:type="dxa" w:w="60"/>
-              <w:right w:type="dxa" w:w="120"/>
-            </w:tcMar>
-            <w:vAlign w:val="top"/>
-          </w:tcPr>
-          <w:p>
-            <w:pPr>
-              <w:spacing w:after="40" w:before="0"/>
-              <w:jc w:val="left"/>
-            </w:pPr>
-            <w:r>
-              <w:rPr>
-                <w:rFonts w:ascii="Arial" w:cs="Arial" w:eastAsia="Arial" w:hAnsi="Arial"/>
-                <w:b/>
-                <w:bCs/>
-                <w:i w:val="false"/>
-                <w:iCs w:val="false"/>
-                <w:color w:val="000000"/>
-                <w:sz w:val="18"/>
-                <w:szCs w:val="18"/>
-              </w:rPr>
-              <w:t xml:space="preserve">Science &amp; Engineering Practices</w:t>
-            </w:r>
-          </w:p>
-        </w:tc>
-        <w:tc>
-          <w:tcPr>
-            <w:tcW w:type="dxa" w:w="10680"/>
-            <w:shd w:fill="FFFFFF" w:color="auto" w:val="clear"/>
-            <w:tcMar>
-              <w:top w:type="dxa" w:w="60"/>
-              <w:left w:type="dxa" w:w="120"/>
-              <w:bottom w:type="dxa" w:w="60"/>
-              <w:right w:type="dxa" w:w="120"/>
-            </w:tcMar>
-            <w:vAlign w:val="top"/>
-          </w:tcPr>
-          <w:p>
-            <w:pPr>
-              <w:spacing w:after="30" w:before="0"/>
-              <w:ind w:left="360" w:hanging="180"/>
-              <w:jc w:val="left"/>
-            </w:pPr>
-            <w:r>
-              <w:rPr>
-                <w:rFonts w:ascii="Arial" w:cs="Arial" w:eastAsia="Arial" w:hAnsi="Arial"/>
-                <w:b w:val="false"/>
-                <w:bCs w:val="false"/>
-                <w:i w:val="false"/>
-                <w:iCs w:val="false"/>
-                <w:color w:val="000000"/>
-                <w:sz w:val="18"/>
-                <w:szCs w:val="18"/>
-              </w:rPr>
-              <w:t xml:space="preserve">–  SEP 1 — Asking Questions and Defining Problems: Learners generate and refine questions for the Driving Question Board in every lesson, starting from the anchoring phenomenon of the matatu horn and radio signal to drive sustained inquiry throughout the unit.</w:t>
-            </w:r>
-          </w:p>
-          <w:p>
-            <w:pPr>
-              <w:spacing w:after="30" w:before="0"/>
-              <w:ind w:left="360" w:hanging="180"/>
-              <w:jc w:val="left"/>
-            </w:pPr>
-            <w:r>
-              <w:rPr>
-                <w:rFonts w:ascii="Arial" w:cs="Arial" w:eastAsia="Arial" w:hAnsi="Arial"/>
-                <w:b w:val="false"/>
-                <w:bCs w:val="false"/>
-                <w:i w:val="false"/>
-                <w:iCs w:val="false"/>
-                <w:color w:val="000000"/>
-                <w:sz w:val="18"/>
-                <w:szCs w:val="18"/>
-              </w:rPr>
-              <w:t xml:space="preserve">–  SEP 2 — Developing and Using Models: Learners iteratively build and revise wave-property models (ray diagrams, wavefront sketches, standing-wave string diagrams) across all 12 lessons, culminating in a comprehensive annotated model.</w:t>
-            </w:r>
-          </w:p>
-          <w:p>
-            <w:pPr>
-              <w:spacing w:after="30" w:before="0"/>
-              <w:ind w:left="360" w:hanging="180"/>
-              <w:jc w:val="left"/>
-            </w:pPr>
-            <w:r>
-              <w:rPr>
-                <w:rFonts w:ascii="Arial" w:cs="Arial" w:eastAsia="Arial" w:hAnsi="Arial"/>
-                <w:b w:val="false"/>
-                <w:bCs w:val="false"/>
-                <w:i w:val="false"/>
-                <w:iCs w:val="false"/>
-                <w:color w:val="000000"/>
-                <w:sz w:val="18"/>
-                <w:szCs w:val="18"/>
-              </w:rPr>
-              <w:t xml:space="preserve">–  SEP 3 — Planning and Carrying Out Investigations: Learners design observation protocols within PhET simulations (e.g., systematically varying gap width to observe diffraction, changing frequency to observe standing-wave harmonics) and record structured data.</w:t>
-            </w:r>
-          </w:p>
-          <w:p>
-            <w:pPr>
-              <w:spacing w:after="30" w:before="0"/>
-              <w:ind w:left="360" w:hanging="180"/>
-              <w:jc w:val="left"/>
-            </w:pPr>
-            <w:r>
-              <w:rPr>
-                <w:rFonts w:ascii="Arial" w:cs="Arial" w:eastAsia="Arial" w:hAnsi="Arial"/>
-                <w:b w:val="false"/>
-                <w:bCs w:val="false"/>
-                <w:i w:val="false"/>
-                <w:iCs w:val="false"/>
-                <w:color w:val="000000"/>
-                <w:sz w:val="18"/>
-                <w:szCs w:val="18"/>
-              </w:rPr>
-              <w:t xml:space="preserve">–  SEP 4 — Analysing and Interpreting Data: Learners extract wave measurements (amplitude, wavelength, frequency) from simulation screenshots and YouTube demonstrations, graph relationships (v vs. f), and interpret patterns.</w:t>
-            </w:r>
-          </w:p>
-          <w:p>
-            <w:pPr>
-              <w:spacing w:after="30" w:before="0"/>
-              <w:ind w:left="360" w:hanging="180"/>
-              <w:jc w:val="left"/>
-            </w:pPr>
-            <w:r>
-              <w:rPr>
-                <w:rFonts w:ascii="Arial" w:cs="Arial" w:eastAsia="Arial" w:hAnsi="Arial"/>
-                <w:b w:val="false"/>
-                <w:bCs w:val="false"/>
-                <w:i w:val="false"/>
-                <w:iCs w:val="false"/>
-                <w:color w:val="000000"/>
-                <w:sz w:val="18"/>
-                <w:szCs w:val="18"/>
-              </w:rPr>
-              <w:t xml:space="preserve">–  SEP 6 — Constructing Explanations: Learners write evidence-based explanations for each wave phenomenon (reflection, refraction, diffraction, interference, Doppler) tying back to the anchoring phenomenon and supporting phenomena.</w:t>
-            </w:r>
-          </w:p>
-          <w:p>
-            <w:pPr>
-              <w:spacing w:after="30" w:before="0"/>
-              <w:ind w:left="360" w:hanging="180"/>
-              <w:jc w:val="left"/>
-            </w:pPr>
-            <w:r>
-              <w:rPr>
-                <w:rFonts w:ascii="Arial" w:cs="Arial" w:eastAsia="Arial" w:hAnsi="Arial"/>
-                <w:b w:val="false"/>
-                <w:bCs w:val="false"/>
-                <w:i w:val="false"/>
-                <w:iCs w:val="false"/>
-                <w:color w:val="000000"/>
-                <w:sz w:val="18"/>
-                <w:szCs w:val="18"/>
-              </w:rPr>
-              <w:t xml:space="preserve">–  SEP 8 — Obtaining, Evaluating, and Communicating Information: Learners critically evaluate Khan Academy and YouTube resources for accuracy, extract key information on the Doppler Effect and FM modulation, and communicate findings through annotated diagrams and class presentations.</w:t>
-            </w:r>
-          </w:p>
-        </w:tc>
-      </w:tr>
-      <w:tr>
-        <w:tc>
-          <w:tcPr>
-            <w:tcW w:type="dxa" w:w="3000"/>
-            <w:shd w:fill="FCE4D6" w:color="auto" w:val="clear"/>
-            <w:tcMar>
-              <w:top w:type="dxa" w:w="60"/>
-              <w:left w:type="dxa" w:w="120"/>
-              <w:bottom w:type="dxa" w:w="60"/>
-              <w:right w:type="dxa" w:w="120"/>
-            </w:tcMar>
-            <w:vAlign w:val="top"/>
-          </w:tcPr>
-          <w:p>
-            <w:pPr>
-              <w:spacing w:after="40" w:before="0"/>
-              <w:jc w:val="left"/>
-            </w:pPr>
-            <w:r>
-              <w:rPr>
-                <w:rFonts w:ascii="Arial" w:cs="Arial" w:eastAsia="Arial" w:hAnsi="Arial"/>
-                <w:b/>
-                <w:bCs/>
-                <w:i w:val="false"/>
-                <w:iCs w:val="false"/>
-                <w:color w:val="000000"/>
-                <w:sz w:val="18"/>
-                <w:szCs w:val="18"/>
-              </w:rPr>
-              <w:t xml:space="preserve">Pertinent &amp; Contemporary Issues (PCIs)</w:t>
-            </w:r>
-          </w:p>
-        </w:tc>
-        <w:tc>
-          <w:tcPr>
-            <w:tcW w:type="dxa" w:w="10680"/>
-            <w:shd w:fill="FFFFFF" w:color="auto" w:val="clear"/>
-            <w:tcMar>
-              <w:top w:type="dxa" w:w="60"/>
-              <w:left w:type="dxa" w:w="120"/>
-              <w:bottom w:type="dxa" w:w="60"/>
-              <w:right w:type="dxa" w:w="120"/>
-            </w:tcMar>
-            <w:vAlign w:val="top"/>
-          </w:tcPr>
-          <w:p>
-            <w:pPr>
-              <w:spacing w:after="30" w:before="0"/>
-              <w:ind w:left="360" w:hanging="180"/>
-              <w:jc w:val="left"/>
-            </w:pPr>
-            <w:r>
-              <w:rPr>
-                <w:rFonts w:ascii="Arial" w:cs="Arial" w:eastAsia="Arial" w:hAnsi="Arial"/>
-                <w:b w:val="false"/>
-                <w:bCs w:val="false"/>
-                <w:i w:val="false"/>
-                <w:iCs w:val="false"/>
-                <w:color w:val="000000"/>
-                <w:sz w:val="18"/>
-                <w:szCs w:val="18"/>
-              </w:rPr>
-              <w:t xml:space="preserve">–  Life Skills Education (Communication): Learners practise effective verbal and written scientific communication when presenting wave-property explanations and DQB contributions, building skills applicable beyond the classroom.</w:t>
-            </w:r>
-          </w:p>
-          <w:p>
-            <w:pPr>
-              <w:spacing w:after="30" w:before="0"/>
-              <w:ind w:left="360" w:hanging="180"/>
-              <w:jc w:val="left"/>
-            </w:pPr>
-            <w:r>
-              <w:rPr>
-                <w:rFonts w:ascii="Arial" w:cs="Arial" w:eastAsia="Arial" w:hAnsi="Arial"/>
-                <w:b w:val="false"/>
-                <w:bCs w:val="false"/>
-                <w:i w:val="false"/>
-                <w:iCs w:val="false"/>
-                <w:color w:val="000000"/>
-                <w:sz w:val="18"/>
-                <w:szCs w:val="18"/>
-              </w:rPr>
-              <w:t xml:space="preserve">–  Environmental Education: The unit's exploration of the greenhouse effect connection (electromagnetic wave absorption by CO₂) and the use of sonar in monitoring Lake Victoria fish populations raises learners' awareness of how wave physics intersects with Kenya's environmental challenges.</w:t>
-            </w:r>
-          </w:p>
-          <w:p>
-            <w:pPr>
-              <w:spacing w:after="30" w:before="0"/>
-              <w:ind w:left="360" w:hanging="180"/>
-              <w:jc w:val="left"/>
-            </w:pPr>
-            <w:r>
-              <w:rPr>
-                <w:rFonts w:ascii="Arial" w:cs="Arial" w:eastAsia="Arial" w:hAnsi="Arial"/>
-                <w:b w:val="false"/>
-                <w:bCs w:val="false"/>
-                <w:i w:val="false"/>
-                <w:iCs w:val="false"/>
-                <w:color w:val="000000"/>
-                <w:sz w:val="18"/>
-                <w:szCs w:val="18"/>
-              </w:rPr>
-              <w:t xml:space="preserve">–  Social Cohesion and Values: Group investigation activities are structured to ensure equitable participation across gender, linking to Kenya's national goal of closing the gender gap in STEM fields — mirroring the approach in Sub-Strand 1.1.</w:t>
-            </w:r>
-          </w:p>
-          <w:p>
-            <w:pPr>
-              <w:spacing w:after="30" w:before="0"/>
-              <w:ind w:left="360" w:hanging="180"/>
-              <w:jc w:val="left"/>
-            </w:pPr>
-            <w:r>
-              <w:rPr>
-                <w:rFonts w:ascii="Arial" w:cs="Arial" w:eastAsia="Arial" w:hAnsi="Arial"/>
-                <w:b w:val="false"/>
-                <w:bCs w:val="false"/>
-                <w:i w:val="false"/>
-                <w:iCs w:val="false"/>
-                <w:color w:val="000000"/>
-                <w:sz w:val="18"/>
-                <w:szCs w:val="18"/>
-              </w:rPr>
-              <w:t xml:space="preserve">–  Citizenship: Learners examine how FM radio broadcasting reaches remote areas of the Rift Valley, Turkana, and the Coast, discussing the role of wave-based communication technology in civic participation and access to information for all Kenyans.</w:t>
-            </w:r>
-          </w:p>
-          <w:p>
-            <w:pPr>
-              <w:spacing w:after="30" w:before="0"/>
-              <w:ind w:left="360" w:hanging="180"/>
-              <w:jc w:val="left"/>
-            </w:pPr>
-            <w:r>
-              <w:rPr>
-                <w:rFonts w:ascii="Arial" w:cs="Arial" w:eastAsia="Arial" w:hAnsi="Arial"/>
-                <w:b w:val="false"/>
-                <w:bCs w:val="false"/>
-                <w:i w:val="false"/>
-                <w:iCs w:val="false"/>
-                <w:color w:val="000000"/>
-                <w:sz w:val="18"/>
-                <w:szCs w:val="18"/>
-              </w:rPr>
-              <w:t xml:space="preserve">–  Safety: Learners observe safe laboratory and digital-device practices during simulation sessions, and discuss safety implications of high-frequency wave exposure (e.g., mobile phone radiation awareness).</w:t>
-            </w:r>
-          </w:p>
-        </w:tc>
-      </w:tr>
-      <w:tr>
-        <w:tc>
-          <w:tcPr>
-            <w:tcW w:type="dxa" w:w="3000"/>
-            <w:shd w:fill="D9EEF1" w:color="auto" w:val="clear"/>
-            <w:tcMar>
-              <w:top w:type="dxa" w:w="60"/>
-              <w:left w:type="dxa" w:w="120"/>
-              <w:bottom w:type="dxa" w:w="60"/>
-              <w:right w:type="dxa" w:w="120"/>
-            </w:tcMar>
-            <w:vAlign w:val="top"/>
-          </w:tcPr>
-          <w:p>
-            <w:pPr>
-              <w:spacing w:after="40" w:before="0"/>
-              <w:jc w:val="left"/>
-            </w:pPr>
-            <w:r>
-              <w:rPr>
-                <w:rFonts w:ascii="Arial" w:cs="Arial" w:eastAsia="Arial" w:hAnsi="Arial"/>
-                <w:b/>
-                <w:bCs/>
-                <w:i w:val="false"/>
-                <w:iCs w:val="false"/>
-                <w:color w:val="000000"/>
-                <w:sz w:val="18"/>
-                <w:szCs w:val="18"/>
-              </w:rPr>
-              <w:t xml:space="preserve">Career Connections</w:t>
-            </w:r>
-          </w:p>
-        </w:tc>
-        <w:tc>
-          <w:tcPr>
-            <w:tcW w:type="dxa" w:w="10680"/>
-            <w:shd w:fill="FFFFFF" w:color="auto" w:val="clear"/>
-            <w:tcMar>
-              <w:top w:type="dxa" w:w="60"/>
-              <w:left w:type="dxa" w:w="120"/>
-              <w:bottom w:type="dxa" w:w="60"/>
-              <w:right w:type="dxa" w:w="120"/>
-            </w:tcMar>
-            <w:vAlign w:val="top"/>
-          </w:tcPr>
-          <w:p>
-            <w:pPr>
-              <w:spacing w:after="30" w:before="0"/>
-              <w:ind w:left="360" w:hanging="180"/>
-              <w:jc w:val="left"/>
-            </w:pPr>
-            <w:r>
-              <w:rPr>
-                <w:rFonts w:ascii="Arial" w:cs="Arial" w:eastAsia="Arial" w:hAnsi="Arial"/>
-                <w:b w:val="false"/>
-                <w:bCs w:val="false"/>
-                <w:i w:val="false"/>
-                <w:iCs w:val="false"/>
-                <w:color w:val="000000"/>
-                <w:sz w:val="18"/>
-                <w:szCs w:val="18"/>
-              </w:rPr>
-              <w:t xml:space="preserve">–  Telecommunications Engineer: Understanding wave properties (frequency, wavelength, modulation) is foundational for designing Kenya's mobile and FM radio networks, including Safaricom and KBC infrastructure.</w:t>
-            </w:r>
-          </w:p>
-          <w:p>
-            <w:pPr>
-              <w:spacing w:after="30" w:before="0"/>
-              <w:ind w:left="360" w:hanging="180"/>
-              <w:jc w:val="left"/>
-            </w:pPr>
-            <w:r>
-              <w:rPr>
-                <w:rFonts w:ascii="Arial" w:cs="Arial" w:eastAsia="Arial" w:hAnsi="Arial"/>
-                <w:b w:val="false"/>
-                <w:bCs w:val="false"/>
-                <w:i w:val="false"/>
-                <w:iCs w:val="false"/>
-                <w:color w:val="000000"/>
-                <w:sz w:val="18"/>
-                <w:szCs w:val="18"/>
-              </w:rPr>
-              <w:t xml:space="preserve">–  Medical Sonographer / Radiologist: The Doppler Effect and ultrasound applications connect directly to careers in Kenya's growing healthcare sector, including use of ultrasound at hospitals in Nairobi, Mombasa, and Kisumu.</w:t>
-            </w:r>
-          </w:p>
-          <w:p>
-            <w:pPr>
-              <w:spacing w:after="30" w:before="0"/>
-              <w:ind w:left="360" w:hanging="180"/>
-              <w:jc w:val="left"/>
-            </w:pPr>
-            <w:r>
-              <w:rPr>
-                <w:rFonts w:ascii="Arial" w:cs="Arial" w:eastAsia="Arial" w:hAnsi="Arial"/>
-                <w:b w:val="false"/>
-                <w:bCs w:val="false"/>
-                <w:i w:val="false"/>
-                <w:iCs w:val="false"/>
-                <w:color w:val="000000"/>
-                <w:sz w:val="18"/>
-                <w:szCs w:val="18"/>
-              </w:rPr>
-              <w:t xml:space="preserve">–  Meteorologist: Kenya Meteorological Department scientists apply the Doppler radar principle to track rainfall patterns over the Rift Valley and Lake Victoria basin.</w:t>
-            </w:r>
-          </w:p>
-          <w:p>
-            <w:pPr>
-              <w:spacing w:after="30" w:before="0"/>
-              <w:ind w:left="360" w:hanging="180"/>
-              <w:jc w:val="left"/>
-            </w:pPr>
-            <w:r>
-              <w:rPr>
-                <w:rFonts w:ascii="Arial" w:cs="Arial" w:eastAsia="Arial" w:hAnsi="Arial"/>
-                <w:b w:val="false"/>
-                <w:bCs w:val="false"/>
-                <w:i w:val="false"/>
-                <w:iCs w:val="false"/>
-                <w:color w:val="000000"/>
-                <w:sz w:val="18"/>
-                <w:szCs w:val="18"/>
-              </w:rPr>
-              <w:t xml:space="preserve">–  Marine / Fisheries Scientist: Sonar technology — based on wave reflection — is used in Lake Victoria to locate fish schools, supporting Kenya's fisheries industry.</w:t>
-            </w:r>
-          </w:p>
-          <w:p>
-            <w:pPr>
-              <w:spacing w:after="30" w:before="0"/>
-              <w:ind w:left="360" w:hanging="180"/>
-              <w:jc w:val="left"/>
-            </w:pPr>
-            <w:r>
-              <w:rPr>
-                <w:rFonts w:ascii="Arial" w:cs="Arial" w:eastAsia="Arial" w:hAnsi="Arial"/>
-                <w:b w:val="false"/>
-                <w:bCs w:val="false"/>
-                <w:i w:val="false"/>
-                <w:iCs w:val="false"/>
-                <w:color w:val="000000"/>
-                <w:sz w:val="18"/>
-                <w:szCs w:val="18"/>
-              </w:rPr>
-              <w:t xml:space="preserve">–  Broadcast Journalist / Media Technologist: FM and AM modulation principles underpin careers in Kenya's vibrant radio and television broadcast industry (KBC, Radio Citizen, Kiss FM).</w:t>
-            </w:r>
-          </w:p>
-          <w:p>
-            <w:pPr>
-              <w:spacing w:after="30" w:before="0"/>
-              <w:ind w:left="360" w:hanging="180"/>
-              <w:jc w:val="left"/>
-            </w:pPr>
-            <w:r>
-              <w:rPr>
-                <w:rFonts w:ascii="Arial" w:cs="Arial" w:eastAsia="Arial" w:hAnsi="Arial"/>
-                <w:b w:val="false"/>
-                <w:bCs w:val="false"/>
-                <w:i w:val="false"/>
-                <w:iCs w:val="false"/>
-                <w:color w:val="000000"/>
-                <w:sz w:val="18"/>
-                <w:szCs w:val="18"/>
-              </w:rPr>
-              <w:t xml:space="preserve">–  Architect / Acoustical Engineer: Knowledge of wave reflection, diffraction, and interference is applied in designing performance halls, mosques, and churches with good acoustics in Kenyan cities.</w:t>
-            </w:r>
-          </w:p>
-          <w:p>
-            <w:pPr>
-              <w:spacing w:after="30" w:before="0"/>
-              <w:ind w:left="360" w:hanging="180"/>
-              <w:jc w:val="left"/>
-            </w:pPr>
-            <w:r>
-              <w:rPr>
-                <w:rFonts w:ascii="Arial" w:cs="Arial" w:eastAsia="Arial" w:hAnsi="Arial"/>
-                <w:b w:val="false"/>
-                <w:bCs w:val="false"/>
-                <w:i w:val="false"/>
-                <w:iCs w:val="false"/>
-                <w:color w:val="000000"/>
-                <w:sz w:val="18"/>
-                <w:szCs w:val="18"/>
-              </w:rPr>
-              <w:t xml:space="preserve">–  Optometrist / Optical Engineer: Refraction, total internal reflection, and fibre optics underpin careers in eye care and data communication infrastructure across Kenya.</w:t>
-            </w:r>
-          </w:p>
-        </w:tc>
-      </w:tr>
-      <w:tr>
-        <w:tc>
-          <w:tcPr>
-            <w:tcW w:type="dxa" w:w="3000"/>
-            <w:shd w:fill="D5E8F0" w:color="auto" w:val="clear"/>
-            <w:tcMar>
-              <w:top w:type="dxa" w:w="60"/>
-              <w:left w:type="dxa" w:w="120"/>
-              <w:bottom w:type="dxa" w:w="60"/>
-              <w:right w:type="dxa" w:w="120"/>
-            </w:tcMar>
-            <w:vAlign w:val="top"/>
-          </w:tcPr>
-          <w:p>
-            <w:pPr>
-              <w:spacing w:after="40" w:before="0"/>
-              <w:jc w:val="left"/>
-            </w:pPr>
-            <w:r>
-              <w:rPr>
-                <w:rFonts w:ascii="Arial" w:cs="Arial" w:eastAsia="Arial" w:hAnsi="Arial"/>
-                <w:b/>
-                <w:bCs/>
-                <w:i w:val="false"/>
-                <w:iCs w:val="false"/>
-                <w:color w:val="000000"/>
-                <w:sz w:val="18"/>
-                <w:szCs w:val="18"/>
-              </w:rPr>
-              <w:t xml:space="preserve">Focus for Lessons</w:t>
-            </w:r>
-          </w:p>
-        </w:tc>
-        <w:tc>
-          <w:tcPr>
-            <w:tcW w:type="dxa" w:w="10680"/>
-            <w:shd w:fill="FFFFFF" w:color="auto" w:val="clear"/>
-            <w:tcMar>
-              <w:top w:type="dxa" w:w="60"/>
-              <w:left w:type="dxa" w:w="120"/>
-              <w:bottom w:type="dxa" w:w="60"/>
-              <w:right w:type="dxa" w:w="120"/>
-            </w:tcMar>
-            <w:vAlign w:val="top"/>
-          </w:tcPr>
-          <w:p>
-            <w:pPr>
-              <w:spacing w:after="40" w:before="0"/>
-              <w:jc w:val="left"/>
-            </w:pPr>
-            <w:r>
-              <w:rPr>
-                <w:rFonts w:ascii="Arial" w:cs="Arial" w:eastAsia="Arial" w:hAnsi="Arial"/>
-                <w:b w:val="false"/>
-                <w:bCs w:val="false"/>
-                <w:i w:val="false"/>
-                <w:iCs w:val="false"/>
-                <w:color w:val="000000"/>
-                <w:sz w:val="18"/>
-                <w:szCs w:val="18"/>
-              </w:rPr>
-              <w:t xml:space="preserve">This unit investigates the fundamental properties of waves — mechanical and electromagnetic — through an inquiry-driven, phenomenon-anchored approach rooted in everyday Kenyan experiences. Beginning with the puzzling observation that a matatu's hooting horn sounds different as it approaches versus recedes, and that Nairobi FM radio signals fade in certain buildings, learners systematically explore wave characteristics, behaviours (reflection, refraction, diffraction, interference), standing waves, the Doppler Effect, and modulation. Throughout the 12 lessons, learners use PhET simulations, curated YouTube demonstrations, and Khan Academy resources as primary evidence-gathering tools, building and refining an annotated wave-property model that grows lesson by lesson. The unit balances quantitative problem-solving (v = fλ, Snell's Law, refractive index) with qualitative sensemaking, ensuring learners can both calculate and explain wave phenomena in authentic Kenyan contexts.</w:t>
-            </w:r>
-          </w:p>
-        </w:tc>
-      </w:tr>
-      <w:tr>
-        <w:tc>
-          <w:tcPr>
-            <w:tcW w:type="dxa" w:w="3000"/>
-            <w:shd w:fill="EAD1F5" w:color="auto" w:val="clear"/>
-            <w:tcMar>
-              <w:top w:type="dxa" w:w="60"/>
-              <w:left w:type="dxa" w:w="120"/>
-              <w:bottom w:type="dxa" w:w="60"/>
-              <w:right w:type="dxa" w:w="120"/>
-            </w:tcMar>
-            <w:vAlign w:val="top"/>
-          </w:tcPr>
-          <w:p>
-            <w:pPr>
-              <w:spacing w:after="40" w:before="0"/>
-              <w:jc w:val="left"/>
-            </w:pPr>
-            <w:r>
-              <w:rPr>
-                <w:rFonts w:ascii="Arial" w:cs="Arial" w:eastAsia="Arial" w:hAnsi="Arial"/>
-                <w:b/>
-                <w:bCs/>
-                <w:i w:val="false"/>
-                <w:iCs w:val="false"/>
-                <w:color w:val="000000"/>
-                <w:sz w:val="18"/>
-                <w:szCs w:val="18"/>
-              </w:rPr>
-              <w:t xml:space="preserve">Driving Question / Key Inquiry Questions</w:t>
-            </w:r>
-          </w:p>
-        </w:tc>
-        <w:tc>
-          <w:tcPr>
-            <w:tcW w:type="dxa" w:w="10680"/>
-            <w:shd w:fill="FFFFFF" w:color="auto" w:val="clear"/>
-            <w:tcMar>
-              <w:top w:type="dxa" w:w="60"/>
-              <w:left w:type="dxa" w:w="120"/>
-              <w:bottom w:type="dxa" w:w="60"/>
-              <w:right w:type="dxa" w:w="120"/>
-            </w:tcMar>
-            <w:vAlign w:val="top"/>
-          </w:tcPr>
-          <w:p>
-            <w:pPr>
-              <w:spacing w:after="40" w:before="0"/>
-              <w:jc w:val="left"/>
-            </w:pPr>
-            <w:r>
-              <w:rPr>
-                <w:rFonts w:ascii="Arial" w:cs="Arial" w:eastAsia="Arial" w:hAnsi="Arial"/>
-                <w:b w:val="false"/>
-                <w:bCs w:val="false"/>
-                <w:i w:val="false"/>
-                <w:iCs w:val="false"/>
-                <w:color w:val="000000"/>
-                <w:sz w:val="18"/>
-                <w:szCs w:val="18"/>
-              </w:rPr>
-              <w:t xml:space="preserve">DRIVING QUESTION: "Why does the matatu's horn change pitch as it passes, and why does the FM radio signal disappear inside the Kabete tunnel — and what do these two mysteries reveal about how ALL waves behave?"</w:t>
-            </w:r>
-          </w:p>
-          <w:p>
-            <w:pPr>
-              <w:spacing w:after="40" w:before="0"/>
-              <w:jc w:val="left"/>
-            </w:pPr>
-            <w:r>
-              <w:rPr>
-                <w:rFonts w:ascii="Arial" w:cs="Arial" w:eastAsia="Arial" w:hAnsi="Arial"/>
-                <w:b w:val="false"/>
-                <w:bCs w:val="false"/>
-                <w:i w:val="false"/>
-                <w:iCs w:val="false"/>
-                <w:color w:val="000000"/>
-                <w:sz w:val="18"/>
-                <w:szCs w:val="18"/>
-              </w:rPr>
-              <w:t xml:space="preserve"/>
-            </w:r>
-          </w:p>
-          <w:p>
-            <w:pPr>
-              <w:spacing w:after="40" w:before="0"/>
-              <w:jc w:val="left"/>
-            </w:pPr>
-            <w:r>
-              <w:rPr>
-                <w:rFonts w:ascii="Arial" w:cs="Arial" w:eastAsia="Arial" w:hAnsi="Arial"/>
-                <w:b w:val="false"/>
-                <w:bCs w:val="false"/>
-                <w:i w:val="false"/>
-                <w:iCs w:val="false"/>
-                <w:color w:val="000000"/>
-                <w:sz w:val="18"/>
-                <w:szCs w:val="18"/>
-              </w:rPr>
-              <w:t xml:space="preserve">KICD KEY INQUIRY QUESTIONS:</w:t>
-            </w:r>
-          </w:p>
-          <w:p>
-            <w:pPr>
-              <w:spacing w:after="40" w:before="0"/>
-              <w:jc w:val="left"/>
-            </w:pPr>
-            <w:r>
-              <w:rPr>
-                <w:rFonts w:ascii="Arial" w:cs="Arial" w:eastAsia="Arial" w:hAnsi="Arial"/>
-                <w:b w:val="false"/>
-                <w:bCs w:val="false"/>
-                <w:i w:val="false"/>
-                <w:iCs w:val="false"/>
-                <w:color w:val="000000"/>
-                <w:sz w:val="18"/>
-                <w:szCs w:val="18"/>
-              </w:rPr>
-              <w:t xml:space="preserve">1. What are the properties of waves?</w:t>
-            </w:r>
-          </w:p>
-          <w:p>
-            <w:pPr>
-              <w:spacing w:after="40" w:before="0"/>
-              <w:jc w:val="left"/>
-            </w:pPr>
-            <w:r>
-              <w:rPr>
-                <w:rFonts w:ascii="Arial" w:cs="Arial" w:eastAsia="Arial" w:hAnsi="Arial"/>
-                <w:b w:val="false"/>
-                <w:bCs w:val="false"/>
-                <w:i w:val="false"/>
-                <w:iCs w:val="false"/>
-                <w:color w:val="000000"/>
-                <w:sz w:val="18"/>
-                <w:szCs w:val="18"/>
-              </w:rPr>
-              <w:t xml:space="preserve">2. How do waves behave in different media and under different conditions?</w:t>
-            </w:r>
-          </w:p>
-        </w:tc>
-      </w:tr>
-      <w:tr>
-        <w:tc>
-          <w:tcPr>
-            <w:tcW w:type="dxa" w:w="3000"/>
-            <w:shd w:fill="EAD1F5" w:color="auto" w:val="clear"/>
-            <w:tcMar>
-              <w:top w:type="dxa" w:w="60"/>
-              <w:left w:type="dxa" w:w="120"/>
-              <w:bottom w:type="dxa" w:w="60"/>
-              <w:right w:type="dxa" w:w="120"/>
-            </w:tcMar>
-            <w:vAlign w:val="top"/>
-          </w:tcPr>
-          <w:p>
-            <w:pPr>
-              <w:spacing w:after="40" w:before="0"/>
-              <w:jc w:val="left"/>
-            </w:pPr>
-            <w:r>
-              <w:rPr>
-                <w:rFonts w:ascii="Arial" w:cs="Arial" w:eastAsia="Arial" w:hAnsi="Arial"/>
-                <w:b/>
-                <w:bCs/>
-                <w:i w:val="false"/>
-                <w:iCs w:val="false"/>
-                <w:color w:val="000000"/>
-                <w:sz w:val="18"/>
-                <w:szCs w:val="18"/>
-              </w:rPr>
-              <w:t xml:space="preserve">Anchoring Phenomenon</w:t>
-            </w:r>
-          </w:p>
-        </w:tc>
-        <w:tc>
-          <w:tcPr>
-            <w:tcW w:type="dxa" w:w="10680"/>
-            <w:shd w:fill="FFFFFF" w:color="auto" w:val="clear"/>
-            <w:tcMar>
-              <w:top w:type="dxa" w:w="60"/>
-              <w:left w:type="dxa" w:w="120"/>
-              <w:bottom w:type="dxa" w:w="60"/>
-              <w:right w:type="dxa" w:w="120"/>
-            </w:tcMar>
-            <w:vAlign w:val="top"/>
-          </w:tcPr>
-          <w:p>
-            <w:pPr>
-              <w:spacing w:after="40" w:before="0"/>
-              <w:jc w:val="left"/>
-            </w:pPr>
-            <w:r>
-              <w:rPr>
-                <w:rFonts w:ascii="Arial" w:cs="Arial" w:eastAsia="Arial" w:hAnsi="Arial"/>
-                <w:b w:val="false"/>
-                <w:bCs w:val="false"/>
-                <w:i w:val="false"/>
-                <w:iCs w:val="false"/>
-                <w:color w:val="000000"/>
-                <w:sz w:val="18"/>
-                <w:szCs w:val="18"/>
-              </w:rPr>
-              <w:t xml:space="preserve">ANCHORING PHENOMENON — "The Disappearing Matatu Horn and the Fading Radio Signal"</w:t>
-            </w:r>
-          </w:p>
-          <w:p>
-            <w:pPr>
-              <w:spacing w:after="40" w:before="0"/>
-              <w:jc w:val="left"/>
-            </w:pPr>
-            <w:r>
-              <w:rPr>
-                <w:rFonts w:ascii="Arial" w:cs="Arial" w:eastAsia="Arial" w:hAnsi="Arial"/>
-                <w:b w:val="false"/>
-                <w:bCs w:val="false"/>
-                <w:i w:val="false"/>
-                <w:iCs w:val="false"/>
-                <w:color w:val="000000"/>
-                <w:sz w:val="18"/>
-                <w:szCs w:val="18"/>
-              </w:rPr>
-              <w:t xml:space="preserve"/>
-            </w:r>
-          </w:p>
-          <w:p>
-            <w:pPr>
-              <w:spacing w:after="40" w:before="0"/>
-              <w:jc w:val="left"/>
-            </w:pPr>
-            <w:r>
-              <w:rPr>
-                <w:rFonts w:ascii="Arial" w:cs="Arial" w:eastAsia="Arial" w:hAnsi="Arial"/>
-                <w:b w:val="false"/>
-                <w:bCs w:val="false"/>
-                <w:i w:val="false"/>
-                <w:iCs w:val="false"/>
-                <w:color w:val="000000"/>
-                <w:sz w:val="18"/>
-                <w:szCs w:val="18"/>
-              </w:rPr>
-              <w:t xml:space="preserve">A Form 4 student travelling from Nakuru to Nairobi notices two puzzling things on the same journey: (1) As a matatu travelling in the opposite direction passes at high speed on the Nakuru–Nairobi highway, its horn sounds noticeably higher-pitched as it approaches and then suddenly drops to a lower pitch as it moves away — yet the driver of the matatu is not changing the horn at all. (2) When the student's bus enters the long Kabete underpass on the outskirts of Nairobi, the FM radio signal (tuned to Classic 105, 105.2 MHz) cuts out almost completely, but the AM radio signal on the same receiver stays audible — even though both are broadcast from the same city. These two observations — a shifting pitch and a selective signal blackout — seem completely unrelated, yet both can be fully explained by the same underlying set of wave properties. Students find this puzzling because sound and radio waves seem like very different things, and it is not obvious why motion should change pitch, or why one type of radio wave passes through a tunnel while another does not. The anchoring phenomenon drives the unit-long investigation: what properties do all waves share, and how do those properties explain everything from the sound of a matatu horn to the reach of a rural FM station in Turkana County?</w:t>
-            </w:r>
-          </w:p>
-        </w:tc>
-      </w:tr>
-      <w:tr>
-        <w:tc>
-          <w:tcPr>
-            <w:tcW w:type="dxa" w:w="3000"/>
-            <w:shd w:fill="D9EEF1" w:color="auto" w:val="clear"/>
-            <w:tcMar>
-              <w:top w:type="dxa" w:w="60"/>
-              <w:left w:type="dxa" w:w="120"/>
-              <w:bottom w:type="dxa" w:w="60"/>
-              <w:right w:type="dxa" w:w="120"/>
-            </w:tcMar>
-            <w:vAlign w:val="top"/>
-          </w:tcPr>
-          <w:p>
-            <w:pPr>
-              <w:spacing w:after="40" w:before="0"/>
-              <w:jc w:val="left"/>
-            </w:pPr>
-            <w:r>
-              <w:rPr>
-                <w:rFonts w:ascii="Arial" w:cs="Arial" w:eastAsia="Arial" w:hAnsi="Arial"/>
-                <w:b/>
-                <w:bCs/>
-                <w:i w:val="false"/>
-                <w:iCs w:val="false"/>
-                <w:color w:val="000000"/>
-                <w:sz w:val="18"/>
-                <w:szCs w:val="18"/>
-              </w:rPr>
-              <w:t xml:space="preserve">Storyline Thread</w:t>
-            </w:r>
-          </w:p>
-        </w:tc>
-        <w:tc>
-          <w:tcPr>
-            <w:tcW w:type="dxa" w:w="10680"/>
-            <w:shd w:fill="FFFFFF" w:color="auto" w:val="clear"/>
-            <w:tcMar>
-              <w:top w:type="dxa" w:w="60"/>
-              <w:left w:type="dxa" w:w="120"/>
-              <w:bottom w:type="dxa" w:w="60"/>
-              <w:right w:type="dxa" w:w="120"/>
-            </w:tcMar>
-            <w:vAlign w:val="top"/>
-          </w:tcPr>
-          <w:p>
-            <w:pPr>
-              <w:spacing w:after="40" w:before="0"/>
-              <w:jc w:val="left"/>
-            </w:pPr>
-            <w:r>
-              <w:rPr>
-                <w:rFonts w:ascii="Arial" w:cs="Arial" w:eastAsia="Arial" w:hAnsi="Arial"/>
-                <w:b w:val="false"/>
-                <w:bCs w:val="false"/>
-                <w:i w:val="false"/>
-                <w:iCs w:val="false"/>
-                <w:color w:val="000000"/>
-                <w:sz w:val="18"/>
-                <w:szCs w:val="18"/>
-              </w:rPr>
-              <w:t xml:space="preserve">Lesson 1 — PREDICT: Anchoring Phenomenon Launch — "The Matatu Horn and the Fading Radio"</w:t>
-            </w:r>
-          </w:p>
-          <w:p>
-            <w:pPr>
-              <w:spacing w:after="40" w:before="0"/>
-              <w:jc w:val="left"/>
-            </w:pPr>
-            <w:r>
-              <w:rPr>
-                <w:rFonts w:ascii="Arial" w:cs="Arial" w:eastAsia="Arial" w:hAnsi="Arial"/>
-                <w:b w:val="false"/>
-                <w:bCs w:val="false"/>
-                <w:i w:val="false"/>
-                <w:iCs w:val="false"/>
-                <w:color w:val="000000"/>
-                <w:sz w:val="18"/>
-                <w:szCs w:val="18"/>
-              </w:rPr>
-              <w:t xml:space="preserve">Students listen to an audio clip of the Doppler shift (matatu horn) and hear the contrasting AM/FM tunnel scenario. They record written predictions: What is a wave? Why might pitch change with motion? Why might FM fade but AM survive in a tunnel? The Driving Question Board is introduced and populated with initial student questions. Teacher elicits prior knowledge of waves from everyday life (ocean waves at Mombasa, sound at a football match in Kasarani Stadium).</w:t>
-            </w:r>
-          </w:p>
-          <w:p>
-            <w:pPr>
-              <w:spacing w:after="40" w:before="0"/>
-              <w:jc w:val="left"/>
-            </w:pPr>
-            <w:r>
-              <w:rPr>
-                <w:rFonts w:ascii="Arial" w:cs="Arial" w:eastAsia="Arial" w:hAnsi="Arial"/>
-                <w:b w:val="false"/>
-                <w:bCs w:val="false"/>
-                <w:i w:val="false"/>
-                <w:iCs w:val="false"/>
-                <w:color w:val="000000"/>
-                <w:sz w:val="18"/>
-                <w:szCs w:val="18"/>
-              </w:rPr>
-              <w:t xml:space="preserve"/>
-            </w:r>
-          </w:p>
-          <w:p>
-            <w:pPr>
-              <w:spacing w:after="40" w:before="0"/>
-              <w:jc w:val="left"/>
-            </w:pPr>
-            <w:r>
-              <w:rPr>
-                <w:rFonts w:ascii="Arial" w:cs="Arial" w:eastAsia="Arial" w:hAnsi="Arial"/>
-                <w:b w:val="false"/>
-                <w:bCs w:val="false"/>
-                <w:i w:val="false"/>
-                <w:iCs w:val="false"/>
-                <w:color w:val="000000"/>
-                <w:sz w:val="18"/>
-                <w:szCs w:val="18"/>
-              </w:rPr>
-              <w:t xml:space="preserve">Lesson 2 — OBSERVE/EXPLAIN: Nature and Types of Waves</w:t>
-            </w:r>
-          </w:p>
-          <w:p>
-            <w:pPr>
-              <w:spacing w:after="40" w:before="0"/>
-              <w:jc w:val="left"/>
-            </w:pPr>
-            <w:r>
-              <w:rPr>
-                <w:rFonts w:ascii="Arial" w:cs="Arial" w:eastAsia="Arial" w:hAnsi="Arial"/>
-                <w:b w:val="false"/>
-                <w:bCs w:val="false"/>
-                <w:i w:val="false"/>
-                <w:iCs w:val="false"/>
-                <w:color w:val="000000"/>
-                <w:sz w:val="18"/>
-                <w:szCs w:val="18"/>
-              </w:rPr>
-              <w:t xml:space="preserve">Students use PhET: Wave on a String to observe transverse waves, then a slinky demonstration for longitudinal waves. They identify amplitude, wavelength, frequency, period, and wave speed from the simulation. Key vocabulary is established. Students begin populating their first wave-property diagram model. Connection to anchoring phenomenon: Is the matatu horn a transverse or longitudinal wave? What about the FM radio signal?</w:t>
-            </w:r>
-          </w:p>
-          <w:p>
-            <w:pPr>
-              <w:spacing w:after="40" w:before="0"/>
-              <w:jc w:val="left"/>
-            </w:pPr>
-            <w:r>
-              <w:rPr>
-                <w:rFonts w:ascii="Arial" w:cs="Arial" w:eastAsia="Arial" w:hAnsi="Arial"/>
-                <w:b w:val="false"/>
-                <w:bCs w:val="false"/>
-                <w:i w:val="false"/>
-                <w:iCs w:val="false"/>
-                <w:color w:val="000000"/>
-                <w:sz w:val="18"/>
-                <w:szCs w:val="18"/>
-              </w:rPr>
-              <w:t xml:space="preserve"/>
-            </w:r>
-          </w:p>
-          <w:p>
-            <w:pPr>
-              <w:spacing w:after="40" w:before="0"/>
-              <w:jc w:val="left"/>
-            </w:pPr>
-            <w:r>
-              <w:rPr>
-                <w:rFonts w:ascii="Arial" w:cs="Arial" w:eastAsia="Arial" w:hAnsi="Arial"/>
-                <w:b w:val="false"/>
-                <w:bCs w:val="false"/>
-                <w:i w:val="false"/>
-                <w:iCs w:val="false"/>
-                <w:color w:val="000000"/>
-                <w:sz w:val="18"/>
-                <w:szCs w:val="18"/>
-              </w:rPr>
-              <w:t xml:space="preserve">Lesson 3 — OBSERVE/EXPLAIN: The Wave Equation v = fλ</w:t>
-            </w:r>
-          </w:p>
-          <w:p>
-            <w:pPr>
-              <w:spacing w:after="40" w:before="0"/>
-              <w:jc w:val="left"/>
-            </w:pPr>
-            <w:r>
-              <w:rPr>
-                <w:rFonts w:ascii="Arial" w:cs="Arial" w:eastAsia="Arial" w:hAnsi="Arial"/>
-                <w:b w:val="false"/>
-                <w:bCs w:val="false"/>
-                <w:i w:val="false"/>
-                <w:iCs w:val="false"/>
-                <w:color w:val="000000"/>
-                <w:sz w:val="18"/>
-                <w:szCs w:val="18"/>
-              </w:rPr>
-              <w:t xml:space="preserve">Students gather quantitative data from PhET: Wave on a String (measuring wavelength and frequency at constant speed). They derive v = fλ empirically before the equation is formalised. Worked problems use Kenyan contexts: "Classic 105 FM broadcasts at 105.2 MHz — what is the wavelength of its signal?" and "A fisherman's sonar on Lake Victoria emits a pulse at 40 kHz — what is its wavelength in water?" Students solve problems individually and in pairs.</w:t>
-            </w:r>
-          </w:p>
-          <w:p>
-            <w:pPr>
-              <w:spacing w:after="40" w:before="0"/>
-              <w:jc w:val="left"/>
-            </w:pPr>
-            <w:r>
-              <w:rPr>
-                <w:rFonts w:ascii="Arial" w:cs="Arial" w:eastAsia="Arial" w:hAnsi="Arial"/>
-                <w:b w:val="false"/>
-                <w:bCs w:val="false"/>
-                <w:i w:val="false"/>
-                <w:iCs w:val="false"/>
-                <w:color w:val="000000"/>
-                <w:sz w:val="18"/>
-                <w:szCs w:val="18"/>
-              </w:rPr>
-              <w:t xml:space="preserve"/>
-            </w:r>
-          </w:p>
-          <w:p>
-            <w:pPr>
-              <w:spacing w:after="40" w:before="0"/>
-              <w:jc w:val="left"/>
-            </w:pPr>
-            <w:r>
-              <w:rPr>
-                <w:rFonts w:ascii="Arial" w:cs="Arial" w:eastAsia="Arial" w:hAnsi="Arial"/>
-                <w:b w:val="false"/>
-                <w:bCs w:val="false"/>
-                <w:i w:val="false"/>
-                <w:iCs w:val="false"/>
-                <w:color w:val="000000"/>
-                <w:sz w:val="18"/>
-                <w:szCs w:val="18"/>
-              </w:rPr>
-              <w:t xml:space="preserve">Lesson 4 — OBSERVE/EXPLAIN: Rectilinear Propagation and Reflection of Waves</w:t>
-            </w:r>
-          </w:p>
-          <w:p>
-            <w:pPr>
-              <w:spacing w:after="40" w:before="0"/>
-              <w:jc w:val="left"/>
-            </w:pPr>
-            <w:r>
-              <w:rPr>
-                <w:rFonts w:ascii="Arial" w:cs="Arial" w:eastAsia="Arial" w:hAnsi="Arial"/>
-                <w:b w:val="false"/>
-                <w:bCs w:val="false"/>
-                <w:i w:val="false"/>
-                <w:iCs w:val="false"/>
-                <w:color w:val="000000"/>
-                <w:sz w:val="18"/>
-                <w:szCs w:val="18"/>
-              </w:rPr>
-              <w:t xml:space="preserve">Students use PhET: Geometric Optics (ray model) and a YouTube reflection demonstration to investigate rectilinear propagation and the laws of reflection. They construct ray diagrams for plane mirrors and curved reflectors. Connection to supporting phenomenon 2 (sharp shadow edges). DQB updated: "If light travels in straight lines, how does it bend in a glass of water?" — setting up Lesson 5.</w:t>
-            </w:r>
-          </w:p>
-          <w:p>
-            <w:pPr>
-              <w:spacing w:after="40" w:before="0"/>
-              <w:jc w:val="left"/>
-            </w:pPr>
-            <w:r>
-              <w:rPr>
-                <w:rFonts w:ascii="Arial" w:cs="Arial" w:eastAsia="Arial" w:hAnsi="Arial"/>
-                <w:b w:val="false"/>
-                <w:bCs w:val="false"/>
-                <w:i w:val="false"/>
-                <w:iCs w:val="false"/>
-                <w:color w:val="000000"/>
-                <w:sz w:val="18"/>
-                <w:szCs w:val="18"/>
-              </w:rPr>
-              <w:t xml:space="preserve"/>
-            </w:r>
-          </w:p>
-          <w:p>
-            <w:pPr>
-              <w:spacing w:after="40" w:before="0"/>
-              <w:jc w:val="left"/>
-            </w:pPr>
-            <w:r>
-              <w:rPr>
-                <w:rFonts w:ascii="Arial" w:cs="Arial" w:eastAsia="Arial" w:hAnsi="Arial"/>
-                <w:b w:val="false"/>
-                <w:bCs w:val="false"/>
-                <w:i w:val="false"/>
-                <w:iCs w:val="false"/>
-                <w:color w:val="000000"/>
-                <w:sz w:val="18"/>
-                <w:szCs w:val="18"/>
-              </w:rPr>
-              <w:t xml:space="preserve">Lesson 5 — OBSERVE/EXPLAIN: Refraction and Snell's Law</w:t>
-            </w:r>
-          </w:p>
-          <w:p>
-            <w:pPr>
-              <w:spacing w:after="40" w:before="0"/>
-              <w:jc w:val="left"/>
-            </w:pPr>
-            <w:r>
-              <w:rPr>
-                <w:rFonts w:ascii="Arial" w:cs="Arial" w:eastAsia="Arial" w:hAnsi="Arial"/>
-                <w:b w:val="false"/>
-                <w:bCs w:val="false"/>
-                <w:i w:val="false"/>
-                <w:iCs w:val="false"/>
-                <w:color w:val="000000"/>
-                <w:sz w:val="18"/>
-                <w:szCs w:val="18"/>
-              </w:rPr>
-              <w:t xml:space="preserve">Students use PhET: Bending Light to investigate how light bends at a water–air or glass–air boundary. They measure angles of incidence and refraction, tabulate sinθᵢ / sinθᵣ values, and derive the refractive index n empirically. Snell's Law is formalised. Total internal reflection is demonstrated. Connection to supporting phenomenon 1 (bent straw at school canteen). Careers link: fibre-optic cables carrying internet signals to Mombasa via the TEAMS undersea cable.</w:t>
-            </w:r>
-          </w:p>
-          <w:p>
-            <w:pPr>
-              <w:spacing w:after="40" w:before="0"/>
-              <w:jc w:val="left"/>
-            </w:pPr>
-            <w:r>
-              <w:rPr>
-                <w:rFonts w:ascii="Arial" w:cs="Arial" w:eastAsia="Arial" w:hAnsi="Arial"/>
-                <w:b w:val="false"/>
-                <w:bCs w:val="false"/>
-                <w:i w:val="false"/>
-                <w:iCs w:val="false"/>
-                <w:color w:val="000000"/>
-                <w:sz w:val="18"/>
-                <w:szCs w:val="18"/>
-              </w:rPr>
-              <w:t xml:space="preserve"/>
-            </w:r>
-          </w:p>
-          <w:p>
-            <w:pPr>
-              <w:spacing w:after="40" w:before="0"/>
-              <w:jc w:val="left"/>
-            </w:pPr>
-            <w:r>
-              <w:rPr>
-                <w:rFonts w:ascii="Arial" w:cs="Arial" w:eastAsia="Arial" w:hAnsi="Arial"/>
-                <w:b w:val="false"/>
-                <w:bCs w:val="false"/>
-                <w:i w:val="false"/>
-                <w:iCs w:val="false"/>
-                <w:color w:val="000000"/>
-                <w:sz w:val="18"/>
-                <w:szCs w:val="18"/>
-              </w:rPr>
-              <w:t xml:space="preserve">Lesson 6 — OBSERVE/EXPLAIN: Diffraction of Waves</w:t>
-            </w:r>
-          </w:p>
-          <w:p>
-            <w:pPr>
-              <w:spacing w:after="40" w:before="0"/>
-              <w:jc w:val="left"/>
-            </w:pPr>
-            <w:r>
-              <w:rPr>
-                <w:rFonts w:ascii="Arial" w:cs="Arial" w:eastAsia="Arial" w:hAnsi="Arial"/>
-                <w:b w:val="false"/>
-                <w:bCs w:val="false"/>
-                <w:i w:val="false"/>
-                <w:iCs w:val="false"/>
-                <w:color w:val="000000"/>
-                <w:sz w:val="18"/>
-                <w:szCs w:val="18"/>
-              </w:rPr>
-              <w:t xml:space="preserve">Students use PhET: Wave Interference (set to single slit / double slit) to systematically vary gap width and observe the spreading of waves. They record that wider gaps produce less diffraction, and that longer wavelengths diffract more. Connection to anchoring phenomenon: FM waves (shorter wavelength) diffract less around the tunnel walls than AM waves (longer wavelength) — first partial explanation of the radio mystery is constructed. DQB updated with new evidence.</w:t>
-            </w:r>
-          </w:p>
-          <w:p>
-            <w:pPr>
-              <w:spacing w:after="40" w:before="0"/>
-              <w:jc w:val="left"/>
-            </w:pPr>
-            <w:r>
-              <w:rPr>
-                <w:rFonts w:ascii="Arial" w:cs="Arial" w:eastAsia="Arial" w:hAnsi="Arial"/>
-                <w:b w:val="false"/>
-                <w:bCs w:val="false"/>
-                <w:i w:val="false"/>
-                <w:iCs w:val="false"/>
-                <w:color w:val="000000"/>
-                <w:sz w:val="18"/>
-                <w:szCs w:val="18"/>
-              </w:rPr>
-              <w:t xml:space="preserve"/>
-            </w:r>
-          </w:p>
-          <w:p>
-            <w:pPr>
-              <w:spacing w:after="40" w:before="0"/>
-              <w:jc w:val="left"/>
-            </w:pPr>
-            <w:r>
-              <w:rPr>
-                <w:rFonts w:ascii="Arial" w:cs="Arial" w:eastAsia="Arial" w:hAnsi="Arial"/>
-                <w:b w:val="false"/>
-                <w:bCs w:val="false"/>
-                <w:i w:val="false"/>
-                <w:iCs w:val="false"/>
-                <w:color w:val="000000"/>
-                <w:sz w:val="18"/>
-                <w:szCs w:val="18"/>
-              </w:rPr>
-              <w:t xml:space="preserve">Lesson 7 — OBSERVE/EXPLAIN: Interference of Waves</w:t>
-            </w:r>
-          </w:p>
-          <w:p>
-            <w:pPr>
-              <w:spacing w:after="40" w:before="0"/>
-              <w:jc w:val="left"/>
-            </w:pPr>
-            <w:r>
-              <w:rPr>
-                <w:rFonts w:ascii="Arial" w:cs="Arial" w:eastAsia="Arial" w:hAnsi="Arial"/>
-                <w:b w:val="false"/>
-                <w:bCs w:val="false"/>
-                <w:i w:val="false"/>
-                <w:iCs w:val="false"/>
-                <w:color w:val="000000"/>
-                <w:sz w:val="18"/>
-                <w:szCs w:val="18"/>
-              </w:rPr>
-              <w:t xml:space="preserve">Students continue with PhET: Wave Interference (double-source mode) to observe constructive and destructive interference patterns. They identify nodal and antinodal lines, relate path difference to superposition. Connection to supporting phenomenon 3 (soap bubble colours). Students sketch their first interference pattern diagram and add it to their growing model. Teacher cold-calls 4 students to explain: "Where is constructive interference happening, and why?"</w:t>
-            </w:r>
-          </w:p>
-          <w:p>
-            <w:pPr>
-              <w:spacing w:after="40" w:before="0"/>
-              <w:jc w:val="left"/>
-            </w:pPr>
-            <w:r>
-              <w:rPr>
-                <w:rFonts w:ascii="Arial" w:cs="Arial" w:eastAsia="Arial" w:hAnsi="Arial"/>
-                <w:b w:val="false"/>
-                <w:bCs w:val="false"/>
-                <w:i w:val="false"/>
-                <w:iCs w:val="false"/>
-                <w:color w:val="000000"/>
-                <w:sz w:val="18"/>
-                <w:szCs w:val="18"/>
-              </w:rPr>
-              <w:t xml:space="preserve"/>
-            </w:r>
-          </w:p>
-          <w:p>
-            <w:pPr>
-              <w:spacing w:after="40" w:before="0"/>
-              <w:jc w:val="left"/>
-            </w:pPr>
-            <w:r>
-              <w:rPr>
-                <w:rFonts w:ascii="Arial" w:cs="Arial" w:eastAsia="Arial" w:hAnsi="Arial"/>
-                <w:b w:val="false"/>
-                <w:bCs w:val="false"/>
-                <w:i w:val="false"/>
-                <w:iCs w:val="false"/>
-                <w:color w:val="000000"/>
-                <w:sz w:val="18"/>
-                <w:szCs w:val="18"/>
-              </w:rPr>
-              <w:t xml:space="preserve">Lesson 8 — OBSERVE/EXPLAIN: Standing Waves</w:t>
-            </w:r>
-          </w:p>
-          <w:p>
-            <w:pPr>
-              <w:spacing w:after="40" w:before="0"/>
-              <w:jc w:val="left"/>
-            </w:pPr>
-            <w:r>
-              <w:rPr>
-                <w:rFonts w:ascii="Arial" w:cs="Arial" w:eastAsia="Arial" w:hAnsi="Arial"/>
-                <w:b w:val="false"/>
-                <w:bCs w:val="false"/>
-                <w:i w:val="false"/>
-                <w:iCs w:val="false"/>
-                <w:color w:val="000000"/>
-                <w:sz w:val="18"/>
-                <w:szCs w:val="18"/>
-              </w:rPr>
-              <w:t xml:space="preserve">Students use PhET: Standing Waves on a String to observe how standing waves form, identify nodes and antinodes, and explore harmonics (1st, 2nd, 3rd). They connect standing wave patterns to the guitar-string supporting phenomenon (Lesson intro). Students calculate the wavelength of each harmonic for a string of fixed length. DQB question addressed: "Why does the guitar string vibrate in sections?" — model updated with standing-wave diagram.</w:t>
-            </w:r>
-          </w:p>
-          <w:p>
-            <w:pPr>
-              <w:spacing w:after="40" w:before="0"/>
-              <w:jc w:val="left"/>
-            </w:pPr>
-            <w:r>
-              <w:rPr>
-                <w:rFonts w:ascii="Arial" w:cs="Arial" w:eastAsia="Arial" w:hAnsi="Arial"/>
-                <w:b w:val="false"/>
-                <w:bCs w:val="false"/>
-                <w:i w:val="false"/>
-                <w:iCs w:val="false"/>
-                <w:color w:val="000000"/>
-                <w:sz w:val="18"/>
-                <w:szCs w:val="18"/>
-              </w:rPr>
-              <w:t xml:space="preserve"/>
-            </w:r>
-          </w:p>
-          <w:p>
-            <w:pPr>
-              <w:spacing w:after="40" w:before="0"/>
-              <w:jc w:val="left"/>
-            </w:pPr>
-            <w:r>
-              <w:rPr>
-                <w:rFonts w:ascii="Arial" w:cs="Arial" w:eastAsia="Arial" w:hAnsi="Arial"/>
-                <w:b w:val="false"/>
-                <w:bCs w:val="false"/>
-                <w:i w:val="false"/>
-                <w:iCs w:val="false"/>
-                <w:color w:val="000000"/>
-                <w:sz w:val="18"/>
-                <w:szCs w:val="18"/>
-              </w:rPr>
-              <w:t xml:space="preserve">Lesson 9 — OBSERVE/EXPLAIN: The Doppler Effect</w:t>
-            </w:r>
-          </w:p>
-          <w:p>
-            <w:pPr>
-              <w:spacing w:after="40" w:before="0"/>
-              <w:jc w:val="left"/>
-            </w:pPr>
-            <w:r>
-              <w:rPr>
-                <w:rFonts w:ascii="Arial" w:cs="Arial" w:eastAsia="Arial" w:hAnsi="Arial"/>
-                <w:b w:val="false"/>
-                <w:bCs w:val="false"/>
-                <w:i w:val="false"/>
-                <w:iCs w:val="false"/>
-                <w:color w:val="000000"/>
-                <w:sz w:val="18"/>
-                <w:szCs w:val="18"/>
-              </w:rPr>
-              <w:t xml:space="preserve">Students watch a YouTube Doppler Effect demonstration (car horn passing a stationary microphone, visualised on an oscilloscope). They use Khan Academy: Doppler Effect reading/video as a follow-up. Students qualitatively explain the pitch shift using wavefront compression/stretching diagrams. They then apply the Doppler formula to a Kenyan traffic scenario ("A traffic officer uses a radar gun on the Thika Superhighway — the car is travelling at 120 km/h…"). This lesson directly resolves the first part of the anchoring phenomenon: the matatu horn mystery is explained.</w:t>
-            </w:r>
-          </w:p>
-          <w:p>
-            <w:pPr>
-              <w:spacing w:after="40" w:before="0"/>
-              <w:jc w:val="left"/>
-            </w:pPr>
-            <w:r>
-              <w:rPr>
-                <w:rFonts w:ascii="Arial" w:cs="Arial" w:eastAsia="Arial" w:hAnsi="Arial"/>
-                <w:b w:val="false"/>
-                <w:bCs w:val="false"/>
-                <w:i w:val="false"/>
-                <w:iCs w:val="false"/>
-                <w:color w:val="000000"/>
-                <w:sz w:val="18"/>
-                <w:szCs w:val="18"/>
-              </w:rPr>
-              <w:t xml:space="preserve"/>
-            </w:r>
-          </w:p>
-          <w:p>
-            <w:pPr>
-              <w:spacing w:after="40" w:before="0"/>
-              <w:jc w:val="left"/>
-            </w:pPr>
-            <w:r>
-              <w:rPr>
-                <w:rFonts w:ascii="Arial" w:cs="Arial" w:eastAsia="Arial" w:hAnsi="Arial"/>
-                <w:b w:val="false"/>
-                <w:bCs w:val="false"/>
-                <w:i w:val="false"/>
-                <w:iCs w:val="false"/>
-                <w:color w:val="000000"/>
-                <w:sz w:val="18"/>
-                <w:szCs w:val="18"/>
-              </w:rPr>
-              <w:t xml:space="preserve">Lesson 10 — OBSERVE/EXPLAIN: Wave Modulation — AM and FM</w:t>
-            </w:r>
-          </w:p>
-          <w:p>
-            <w:pPr>
-              <w:spacing w:after="40" w:before="0"/>
-              <w:jc w:val="left"/>
-            </w:pPr>
-            <w:r>
-              <w:rPr>
-                <w:rFonts w:ascii="Arial" w:cs="Arial" w:eastAsia="Arial" w:hAnsi="Arial"/>
-                <w:b w:val="false"/>
-                <w:bCs w:val="false"/>
-                <w:i w:val="false"/>
-                <w:iCs w:val="false"/>
-                <w:color w:val="000000"/>
-                <w:sz w:val="18"/>
-                <w:szCs w:val="18"/>
-              </w:rPr>
-              <w:t xml:space="preserve">Students use the Khan Academy: FM Modulation resource and a curated YouTube clip on AM vs FM broadcasting. They compare amplitude modulation (AM, longer wavelength, better diffraction around hills and into tunnels) and frequency modulation (FM, higher frequency, higher fidelity, shorter wavelength, less diffraction). Students draw annotated comparison diagrams. This lesson fully resolves the second part of the anchoring phenomenon: why FM fades in the Kabete tunnel but AM does not. DQB is largely answered; students reflect on how far their understanding has grown.</w:t>
-            </w:r>
-          </w:p>
-          <w:p>
-            <w:pPr>
-              <w:spacing w:after="40" w:before="0"/>
-              <w:jc w:val="left"/>
-            </w:pPr>
-            <w:r>
-              <w:rPr>
-                <w:rFonts w:ascii="Arial" w:cs="Arial" w:eastAsia="Arial" w:hAnsi="Arial"/>
-                <w:b w:val="false"/>
-                <w:bCs w:val="false"/>
-                <w:i w:val="false"/>
-                <w:iCs w:val="false"/>
-                <w:color w:val="000000"/>
-                <w:sz w:val="18"/>
-                <w:szCs w:val="18"/>
-              </w:rPr>
-              <w:t xml:space="preserve"/>
-            </w:r>
-          </w:p>
-          <w:p>
-            <w:pPr>
-              <w:spacing w:after="40" w:before="0"/>
-              <w:jc w:val="left"/>
-            </w:pPr>
-            <w:r>
-              <w:rPr>
-                <w:rFonts w:ascii="Arial" w:cs="Arial" w:eastAsia="Arial" w:hAnsi="Arial"/>
-                <w:b w:val="false"/>
-                <w:bCs w:val="false"/>
-                <w:i w:val="false"/>
-                <w:iCs w:val="false"/>
-                <w:color w:val="000000"/>
-                <w:sz w:val="18"/>
-                <w:szCs w:val="18"/>
-              </w:rPr>
-              <w:t xml:space="preserve">Lesson 11 — MODEL BUILDING: Cumulative Model Revision and Application</w:t>
-            </w:r>
-          </w:p>
-          <w:p>
-            <w:pPr>
-              <w:spacing w:after="40" w:before="0"/>
-              <w:jc w:val="left"/>
-            </w:pPr>
-            <w:r>
-              <w:rPr>
-                <w:rFonts w:ascii="Arial" w:cs="Arial" w:eastAsia="Arial" w:hAnsi="Arial"/>
-                <w:b w:val="false"/>
-                <w:bCs w:val="false"/>
-                <w:i w:val="false"/>
-                <w:iCs w:val="false"/>
-                <w:color w:val="000000"/>
-                <w:sz w:val="18"/>
-                <w:szCs w:val="18"/>
-              </w:rPr>
-              <w:t xml:space="preserve">Students compile all diagrams, wave-property tables, ray diagrams, interference patterns, standing-wave sketches, Doppler diagrams, and AM/FM comparison sketches into one comprehensive annotated Unit Model poster (individual or pair). They must explicitly connect each wave property to at least one Kenyan real-world application and label how it relates to either the anchoring or a supporting phenomenon. Teacher circulates and provides structured feedback using a model-quality rubric.</w:t>
-            </w:r>
-          </w:p>
-          <w:p>
-            <w:pPr>
-              <w:spacing w:after="40" w:before="0"/>
-              <w:jc w:val="left"/>
-            </w:pPr>
-            <w:r>
-              <w:rPr>
-                <w:rFonts w:ascii="Arial" w:cs="Arial" w:eastAsia="Arial" w:hAnsi="Arial"/>
-                <w:b w:val="false"/>
-                <w:bCs w:val="false"/>
-                <w:i w:val="false"/>
-                <w:iCs w:val="false"/>
-                <w:color w:val="000000"/>
-                <w:sz w:val="18"/>
-                <w:szCs w:val="18"/>
-              </w:rPr>
-              <w:t xml:space="preserve"/>
-            </w:r>
-          </w:p>
-          <w:p>
-            <w:pPr>
-              <w:spacing w:after="40" w:before="0"/>
-              <w:jc w:val="left"/>
-            </w:pPr>
-            <w:r>
-              <w:rPr>
-                <w:rFonts w:ascii="Arial" w:cs="Arial" w:eastAsia="Arial" w:hAnsi="Arial"/>
-                <w:b w:val="false"/>
-                <w:bCs w:val="false"/>
-                <w:i w:val="false"/>
-                <w:iCs w:val="false"/>
-                <w:color w:val="000000"/>
-                <w:sz w:val="18"/>
-                <w:szCs w:val="18"/>
-              </w:rPr>
-              <w:t xml:space="preserve">Lesson 12 — ASSESS and REFLECT: DQB Resolution, Presentations, and Unit Consolidation</w:t>
-            </w:r>
-          </w:p>
-          <w:p>
-            <w:pPr>
-              <w:spacing w:after="40" w:before="0"/>
-              <w:jc w:val="left"/>
-            </w:pPr>
-            <w:r>
-              <w:rPr>
-                <w:rFonts w:ascii="Arial" w:cs="Arial" w:eastAsia="Arial" w:hAnsi="Arial"/>
-                <w:b w:val="false"/>
-                <w:bCs w:val="false"/>
-                <w:i w:val="false"/>
-                <w:iCs w:val="false"/>
-                <w:color w:val="000000"/>
-                <w:sz w:val="18"/>
-                <w:szCs w:val="18"/>
-              </w:rPr>
-              <w:t xml:space="preserve">Students present their models to the class in a gallery walk format. Peers use sticky notes to give "one star, one question" feedback. The full Driving Question Board is revisited — every original student question is addressed collaboratively. A short formative written assessment (10 questions: 5 calculation, 5 explanation) checks mastery of v = fλ, Snell's Law, diffraction, Doppler, and modulation. Lesson closes with a careers spotlight: students share which wave-related career (sonographer, telecom engineer, meteorologist, broadcast journalist) they found most relevant to their own interests and why.</w:t>
-            </w:r>
-          </w:p>
-        </w:tc>
-      </w:tr>
-      <w:tr>
-        <w:tc>
-          <w:tcPr>
-            <w:tcW w:type="dxa" w:w="3000"/>
-            <w:shd w:fill="EAD1F5" w:color="auto" w:val="clear"/>
-            <w:tcMar>
-              <w:top w:type="dxa" w:w="60"/>
-              <w:left w:type="dxa" w:w="120"/>
-              <w:bottom w:type="dxa" w:w="60"/>
-              <w:right w:type="dxa" w:w="120"/>
-            </w:tcMar>
-            <w:vAlign w:val="top"/>
-          </w:tcPr>
-          <w:p>
-            <w:pPr>
-              <w:spacing w:after="40" w:before="0"/>
-              <w:jc w:val="left"/>
-            </w:pPr>
-            <w:r>
-              <w:rPr>
-                <w:rFonts w:ascii="Arial" w:cs="Arial" w:eastAsia="Arial" w:hAnsi="Arial"/>
-                <w:b/>
-                <w:bCs/>
-                <w:i w:val="false"/>
-                <w:iCs w:val="false"/>
-                <w:color w:val="000000"/>
-                <w:sz w:val="18"/>
-                <w:szCs w:val="18"/>
-              </w:rPr>
-              <w:t xml:space="preserve">Supporting Phenomena</w:t>
-            </w:r>
-          </w:p>
-        </w:tc>
-        <w:tc>
-          <w:tcPr>
-            <w:tcW w:type="dxa" w:w="10680"/>
-            <w:shd w:fill="FFFFFF" w:color="auto" w:val="clear"/>
-            <w:tcMar>
-              <w:top w:type="dxa" w:w="60"/>
-              <w:left w:type="dxa" w:w="120"/>
-              <w:bottom w:type="dxa" w:w="60"/>
-              <w:right w:type="dxa" w:w="120"/>
-            </w:tcMar>
-            <w:vAlign w:val="top"/>
-          </w:tcPr>
-          <w:p>
-            <w:pPr>
-              <w:spacing w:after="30" w:before="0"/>
-              <w:ind w:left="360" w:hanging="180"/>
-              <w:jc w:val="left"/>
-            </w:pPr>
-            <w:r>
-              <w:rPr>
-                <w:rFonts w:ascii="Arial" w:cs="Arial" w:eastAsia="Arial" w:hAnsi="Arial"/>
-                <w:b w:val="false"/>
-                <w:bCs w:val="false"/>
-                <w:i w:val="false"/>
-                <w:iCs w:val="false"/>
-                <w:color w:val="000000"/>
-                <w:sz w:val="18"/>
-                <w:szCs w:val="18"/>
-              </w:rPr>
-              <w:t xml:space="preserve">–  SUPPORTING PHENOMENON 1 — "The Bent Straw in a Glass of Water": A student at a Nairobi school canteen notices that a straw in a glass of water appears sharply bent at the water surface, even though the straw is perfectly straight. This drives investigation of refraction and Snell's Law, connecting to fibre-optic cables and total internal reflection.</w:t>
-            </w:r>
-          </w:p>
-          <w:p>
-            <w:pPr>
-              <w:spacing w:after="30" w:before="0"/>
-              <w:ind w:left="360" w:hanging="180"/>
-              <w:jc w:val="left"/>
-            </w:pPr>
-            <w:r>
-              <w:rPr>
-                <w:rFonts w:ascii="Arial" w:cs="Arial" w:eastAsia="Arial" w:hAnsi="Arial"/>
-                <w:b w:val="false"/>
-                <w:bCs w:val="false"/>
-                <w:i w:val="false"/>
-                <w:iCs w:val="false"/>
-                <w:color w:val="000000"/>
-                <w:sz w:val="18"/>
-                <w:szCs w:val="18"/>
-              </w:rPr>
-              <w:t xml:space="preserve">–  SUPPORTING PHENOMENON 2 — "Shadows and Sharp Edges vs. Fuzzy Edges": When a student holds a hand near a bright torch (mkono wa tochi) in a dark room, the shadow on the wall has a sharp edge — but when sound from outside the classroom goes around the corner of a building, it can still be heard clearly. This contrast drives investigation of diffraction: why do sound waves bend around corners but light waves (seemingly) do not?</w:t>
-            </w:r>
-          </w:p>
-          <w:p>
-            <w:pPr>
-              <w:spacing w:after="30" w:before="0"/>
-              <w:ind w:left="360" w:hanging="180"/>
-              <w:jc w:val="left"/>
-            </w:pPr>
-            <w:r>
-              <w:rPr>
-                <w:rFonts w:ascii="Arial" w:cs="Arial" w:eastAsia="Arial" w:hAnsi="Arial"/>
-                <w:b w:val="false"/>
-                <w:bCs w:val="false"/>
-                <w:i w:val="false"/>
-                <w:iCs w:val="false"/>
-                <w:color w:val="000000"/>
-                <w:sz w:val="18"/>
-                <w:szCs w:val="18"/>
-              </w:rPr>
-              <w:t xml:space="preserve">–  SUPPORTING PHENOMENON 3 — "Coloured Bands on a Soap Bubble": Children blowing soap bubbles (povu la sabuni) at a Kisumu market notice swirling rainbow colours on the bubble surface — colours that shift and disappear as the bubble pops. This drives investigation of wave interference (constructive and destructive superposition of light waves) and the concept of path difference.</w:t>
-            </w:r>
-          </w:p>
-          <w:p>
-            <w:pPr>
-              <w:spacing w:after="30" w:before="0"/>
-              <w:ind w:left="360" w:hanging="180"/>
-              <w:jc w:val="left"/>
-            </w:pPr>
-            <w:r>
-              <w:rPr>
-                <w:rFonts w:ascii="Arial" w:cs="Arial" w:eastAsia="Arial" w:hAnsi="Arial"/>
-                <w:b w:val="false"/>
-                <w:bCs w:val="false"/>
-                <w:i w:val="false"/>
-                <w:iCs w:val="false"/>
-                <w:color w:val="000000"/>
-                <w:sz w:val="18"/>
-                <w:szCs w:val="18"/>
-              </w:rPr>
-              <w:t xml:space="preserve">–  SUPPORTING PHENOMENON 4 — "The Guitar String that Hums at One Pitch but Vibrates in Sections": A student playing a guitar (gitaa) at a school concert in Eldoret notices that plucking the same string at different points produces different, purer tones, and that the string appears to vibrate in distinct sections with still points in between. This drives investigation of standing waves, nodes, antinodes, and harmonics.</w:t>
-            </w:r>
-          </w:p>
-        </w:tc>
-      </w:tr>
-    </w:tbl>
-    <w:p>
-      <w:pPr>
-        <w:spacing w:after="120"/>
-      </w:pPr>
-      <w:r>
-        <w:t xml:space="preserve"/>
       </w:r>
     </w:p>
     <w:p>
@@ -4051,7 +4051,7 @@
             <w:pPr>
               <w:spacing w:after="20" w:before="0"/>
             </w:pPr>
-            <w:hyperlink w:history="1" r:id="rIdleuyphgt07sjhcg4n984h">
+            <w:hyperlink w:history="1" r:id="rIdrfmp8b6pbgglre7sfav_d">
               <w:r>
                 <w:rPr>
                   <w:rFonts w:ascii="Arial" w:cs="Arial" w:eastAsia="Arial" w:hAnsi="Arial"/>
@@ -4084,7 +4084,7 @@
               <w:spacing w:after="10" w:before="0"/>
               <w:ind w:left="120"/>
             </w:pPr>
-            <w:hyperlink w:history="1" r:id="rId-few9cviplqniucxzgv1u">
+            <w:hyperlink w:history="1" r:id="rId58fgipk9avf_fzeb0k0f0">
               <w:r>
                 <w:rPr>
                   <w:rFonts w:ascii="Arial" w:cs="Arial" w:eastAsia="Arial" w:hAnsi="Arial"/>
@@ -4129,7 +4129,7 @@
             <w:pPr>
               <w:spacing w:after="20" w:before="0"/>
             </w:pPr>
-            <w:hyperlink w:history="1" r:id="rId4pvflhlhgbd4fph2pjjzv">
+            <w:hyperlink w:history="1" r:id="rIdrz1aoujq7bmaxfgwuqwrn">
               <w:r>
                 <w:rPr>
                   <w:rFonts w:ascii="Arial" w:cs="Arial" w:eastAsia="Arial" w:hAnsi="Arial"/>
@@ -4162,7 +4162,7 @@
               <w:spacing w:after="10" w:before="0"/>
               <w:ind w:left="120"/>
             </w:pPr>
-            <w:hyperlink w:history="1" r:id="rIdjvpqdnhixnrxey2zi7e4r">
+            <w:hyperlink w:history="1" r:id="rIdzvisxbiooz2mfv2wyfv3o">
               <w:r>
                 <w:rPr>
                   <w:rFonts w:ascii="Arial" w:cs="Arial" w:eastAsia="Arial" w:hAnsi="Arial"/>
@@ -4509,7 +4509,7 @@
             <w:pPr>
               <w:spacing w:after="20" w:before="0"/>
             </w:pPr>
-            <w:hyperlink w:history="1" r:id="rIdw3lajbd9akdswsm6hp86z">
+            <w:hyperlink w:history="1" r:id="rIdvobiwmfw731gvpguqsbxs">
               <w:r>
                 <w:rPr>
                   <w:rFonts w:ascii="Arial" w:cs="Arial" w:eastAsia="Arial" w:hAnsi="Arial"/>
@@ -4542,7 +4542,7 @@
               <w:spacing w:after="10" w:before="0"/>
               <w:ind w:left="120"/>
             </w:pPr>
-            <w:hyperlink w:history="1" r:id="rIdjspdvwrpafzefjnise44b">
+            <w:hyperlink w:history="1" r:id="rIdw0emjkcjedi0clfci0sdc">
               <w:r>
                 <w:rPr>
                   <w:rFonts w:ascii="Arial" w:cs="Arial" w:eastAsia="Arial" w:hAnsi="Arial"/>
@@ -4587,7 +4587,7 @@
             <w:pPr>
               <w:spacing w:after="20" w:before="0"/>
             </w:pPr>
-            <w:hyperlink w:history="1" r:id="rIdcihbf5j5pcmuch1turyg-">
+            <w:hyperlink w:history="1" r:id="rId74cm27vdtqimjew2mwnqo">
               <w:r>
                 <w:rPr>
                   <w:rFonts w:ascii="Arial" w:cs="Arial" w:eastAsia="Arial" w:hAnsi="Arial"/>
@@ -4620,7 +4620,7 @@
               <w:spacing w:after="10" w:before="0"/>
               <w:ind w:left="120"/>
             </w:pPr>
-            <w:hyperlink w:history="1" r:id="rIdfzqpovieburjodlo71m8o">
+            <w:hyperlink w:history="1" r:id="rIdrvdmdkdyxe6wunrdl0_y3">
               <w:r>
                 <w:rPr>
                   <w:rFonts w:ascii="Arial" w:cs="Arial" w:eastAsia="Arial" w:hAnsi="Arial"/>
@@ -4967,7 +4967,7 @@
             <w:pPr>
               <w:spacing w:after="20" w:before="0"/>
             </w:pPr>
-            <w:hyperlink w:history="1" r:id="rIdbqawesa-7vsb0lz58c8z7">
+            <w:hyperlink w:history="1" r:id="rId73boihkbbwfigiwxle5bl">
               <w:r>
                 <w:rPr>
                   <w:rFonts w:ascii="Arial" w:cs="Arial" w:eastAsia="Arial" w:hAnsi="Arial"/>
@@ -5000,7 +5000,7 @@
               <w:spacing w:after="10" w:before="0"/>
               <w:ind w:left="120"/>
             </w:pPr>
-            <w:hyperlink w:history="1" r:id="rIdkp_fgdkmsbqgzjl6sqztj">
+            <w:hyperlink w:history="1" r:id="rIdr-w69c6mwfimaghi2oqes">
               <w:r>
                 <w:rPr>
                   <w:rFonts w:ascii="Arial" w:cs="Arial" w:eastAsia="Arial" w:hAnsi="Arial"/>
@@ -5045,7 +5045,7 @@
             <w:pPr>
               <w:spacing w:after="20" w:before="0"/>
             </w:pPr>
-            <w:hyperlink w:history="1" r:id="rId_ug1vbqadcohtj7b22px_">
+            <w:hyperlink w:history="1" r:id="rIdaghjh7x-nmdyxnrjzjqdp">
               <w:r>
                 <w:rPr>
                   <w:rFonts w:ascii="Arial" w:cs="Arial" w:eastAsia="Arial" w:hAnsi="Arial"/>
@@ -5078,7 +5078,7 @@
               <w:spacing w:after="10" w:before="0"/>
               <w:ind w:left="120"/>
             </w:pPr>
-            <w:hyperlink w:history="1" r:id="rIdhsky2remwpozwhum6lmce">
+            <w:hyperlink w:history="1" r:id="rIdf3xr5izmg3xyxocxfrpgb">
               <w:r>
                 <w:rPr>
                   <w:rFonts w:ascii="Arial" w:cs="Arial" w:eastAsia="Arial" w:hAnsi="Arial"/>
@@ -5425,7 +5425,7 @@
             <w:pPr>
               <w:spacing w:after="20" w:before="0"/>
             </w:pPr>
-            <w:hyperlink w:history="1" r:id="rIdn6kz0-xcvq5kwm_-zel-m">
+            <w:hyperlink w:history="1" r:id="rIdu-d2xykitv2rfflske0fv">
               <w:r>
                 <w:rPr>
                   <w:rFonts w:ascii="Arial" w:cs="Arial" w:eastAsia="Arial" w:hAnsi="Arial"/>
@@ -5458,7 +5458,7 @@
               <w:spacing w:after="10" w:before="0"/>
               <w:ind w:left="120"/>
             </w:pPr>
-            <w:hyperlink w:history="1" r:id="rIdvcy5b9zfjuujpfmlqlw6m">
+            <w:hyperlink w:history="1" r:id="rIdzybd04hpnakh92zmdfp5-">
               <w:r>
                 <w:rPr>
                   <w:rFonts w:ascii="Arial" w:cs="Arial" w:eastAsia="Arial" w:hAnsi="Arial"/>
@@ -5503,7 +5503,7 @@
             <w:pPr>
               <w:spacing w:after="20" w:before="0"/>
             </w:pPr>
-            <w:hyperlink w:history="1" r:id="rIdmthrv0id2sn-emwlmxixg">
+            <w:hyperlink w:history="1" r:id="rIdvwp0lvgwigjmovyyi60zq">
               <w:r>
                 <w:rPr>
                   <w:rFonts w:ascii="Arial" w:cs="Arial" w:eastAsia="Arial" w:hAnsi="Arial"/>
@@ -5536,7 +5536,7 @@
               <w:spacing w:after="10" w:before="0"/>
               <w:ind w:left="120"/>
             </w:pPr>
-            <w:hyperlink w:history="1" r:id="rIdvwxbz5qckswkyr6sqkmog">
+            <w:hyperlink w:history="1" r:id="rIdw7fdojd3oz0yf1lumbf6u">
               <w:r>
                 <w:rPr>
                   <w:rFonts w:ascii="Arial" w:cs="Arial" w:eastAsia="Arial" w:hAnsi="Arial"/>
@@ -5921,7 +5921,7 @@
             <w:pPr>
               <w:spacing w:after="20" w:before="0"/>
             </w:pPr>
-            <w:hyperlink w:history="1" r:id="rIdqkwsg4uz6k4gfmaf-wcu1">
+            <w:hyperlink w:history="1" r:id="rIdqmxo221fhupprhg4gp7nv">
               <w:r>
                 <w:rPr>
                   <w:rFonts w:ascii="Arial" w:cs="Arial" w:eastAsia="Arial" w:hAnsi="Arial"/>
@@ -5954,7 +5954,7 @@
               <w:spacing w:after="10" w:before="0"/>
               <w:ind w:left="120"/>
             </w:pPr>
-            <w:hyperlink w:history="1" r:id="rIdtidhk4iturei8esq86ibr">
+            <w:hyperlink w:history="1" r:id="rIdehkdxbhczf2g5f1ev0nok">
               <w:r>
                 <w:rPr>
                   <w:rFonts w:ascii="Arial" w:cs="Arial" w:eastAsia="Arial" w:hAnsi="Arial"/>
@@ -5999,7 +5999,7 @@
             <w:pPr>
               <w:spacing w:after="20" w:before="0"/>
             </w:pPr>
-            <w:hyperlink w:history="1" r:id="rId9yh873cukj0didzjk7xhl">
+            <w:hyperlink w:history="1" r:id="rIdyifb4wqzztm5pzmnc1b47">
               <w:r>
                 <w:rPr>
                   <w:rFonts w:ascii="Arial" w:cs="Arial" w:eastAsia="Arial" w:hAnsi="Arial"/>
@@ -6032,7 +6032,7 @@
               <w:spacing w:after="10" w:before="0"/>
               <w:ind w:left="120"/>
             </w:pPr>
-            <w:hyperlink w:history="1" r:id="rIdbsdtyflvjwakdrj_65h7u">
+            <w:hyperlink w:history="1" r:id="rIdo8hwtjvbuwski6wiz8q6o">
               <w:r>
                 <w:rPr>
                   <w:rFonts w:ascii="Arial" w:cs="Arial" w:eastAsia="Arial" w:hAnsi="Arial"/>
@@ -6658,7 +6658,7 @@
         </w:rPr>
         <w:t xml:space="preserve">© 2026 SeaVuria and ARES. Aligned with KICD objectives. Developed by SeaVuria; technical implementation by ARES (with AI assistance from Claude). Licensed under </w:t>
       </w:r>
-      <w:hyperlink w:history="1" r:id="rIdppzj6uine2xhr17bagu4r">
+      <w:hyperlink w:history="1" r:id="rIdiaefbeupu9nevypcv825j">
         <w:r>
           <w:rPr>
             <w:rFonts w:ascii="Arial" w:cs="Arial" w:eastAsia="Arial" w:hAnsi="Arial"/>
@@ -6679,7 +6679,7 @@
         </w:rPr>
         <w:t xml:space="preserve"> (</w:t>
       </w:r>
-      <w:hyperlink w:history="1" r:id="rId3nejgzcnh0lmou2gudm6t">
+      <w:hyperlink w:history="1" r:id="rIdizltwoh5uvtbwad40ohrj">
         <w:r>
           <w:rPr>
             <w:rFonts w:ascii="Arial" w:cs="Arial" w:eastAsia="Arial" w:hAnsi="Arial"/>
@@ -7692,7 +7692,7 @@
             <w:pPr>
               <w:spacing w:after="20" w:before="0"/>
             </w:pPr>
-            <w:hyperlink w:history="1" r:id="rIdia0grinwn3heq_mywir_q">
+            <w:hyperlink w:history="1" r:id="rIdgeqw8tfib2csxl7wgpktc">
               <w:r>
                 <w:rPr>
                   <w:rFonts w:ascii="Arial" w:cs="Arial" w:eastAsia="Arial" w:hAnsi="Arial"/>
@@ -7725,7 +7725,7 @@
               <w:spacing w:after="10" w:before="0"/>
               <w:ind w:left="120"/>
             </w:pPr>
-            <w:hyperlink w:history="1" r:id="rIdulq2bldnn11wivf7igcx9">
+            <w:hyperlink w:history="1" r:id="rIdjbswboe8tynh_ggrctwew">
               <w:r>
                 <w:rPr>
                   <w:rFonts w:ascii="Arial" w:cs="Arial" w:eastAsia="Arial" w:hAnsi="Arial"/>
@@ -7770,7 +7770,7 @@
             <w:pPr>
               <w:spacing w:after="20" w:before="0"/>
             </w:pPr>
-            <w:hyperlink w:history="1" r:id="rIdzlrsri0niz8ohdxaeecbd">
+            <w:hyperlink w:history="1" r:id="rIdjcca7pacqawc-pzkzjfku">
               <w:r>
                 <w:rPr>
                   <w:rFonts w:ascii="Arial" w:cs="Arial" w:eastAsia="Arial" w:hAnsi="Arial"/>
@@ -7803,7 +7803,7 @@
               <w:spacing w:after="10" w:before="0"/>
               <w:ind w:left="120"/>
             </w:pPr>
-            <w:hyperlink w:history="1" r:id="rIdmvplc--wrq8deojxoyb71">
+            <w:hyperlink w:history="1" r:id="rIdnnn9yxwtd0hklfijwyv0l">
               <w:r>
                 <w:rPr>
                   <w:rFonts w:ascii="Arial" w:cs="Arial" w:eastAsia="Arial" w:hAnsi="Arial"/>
@@ -7998,7 +7998,7 @@
             <w:pPr>
               <w:spacing w:after="20" w:before="0"/>
             </w:pPr>
-            <w:hyperlink w:history="1" r:id="rId2dnsstji5n0sdilkhwnq8">
+            <w:hyperlink w:history="1" r:id="rIdngjtkdktssn1izzjqpg3g">
               <w:r>
                 <w:rPr>
                   <w:rFonts w:ascii="Arial" w:cs="Arial" w:eastAsia="Arial" w:hAnsi="Arial"/>
@@ -8031,7 +8031,7 @@
               <w:spacing w:after="10" w:before="0"/>
               <w:ind w:left="120"/>
             </w:pPr>
-            <w:hyperlink w:history="1" r:id="rIdstmzdsz1vo3jowtrx78i-">
+            <w:hyperlink w:history="1" r:id="rIdws0oi7sfivxkxlkxwcih2">
               <w:r>
                 <w:rPr>
                   <w:rFonts w:ascii="Arial" w:cs="Arial" w:eastAsia="Arial" w:hAnsi="Arial"/>
@@ -8076,7 +8076,7 @@
             <w:pPr>
               <w:spacing w:after="20" w:before="0"/>
             </w:pPr>
-            <w:hyperlink w:history="1" r:id="rIdmbm19fwhfkrb2ohzqrdf-">
+            <w:hyperlink w:history="1" r:id="rIdscjqxrapidfpo6i4q-x3c">
               <w:r>
                 <w:rPr>
                   <w:rFonts w:ascii="Arial" w:cs="Arial" w:eastAsia="Arial" w:hAnsi="Arial"/>
@@ -8109,7 +8109,7 @@
               <w:spacing w:after="10" w:before="0"/>
               <w:ind w:left="120"/>
             </w:pPr>
-            <w:hyperlink w:history="1" r:id="rIdczubo2eagbxhhbrc_w7yi">
+            <w:hyperlink w:history="1" r:id="rIdu-8q9xsprk8wuewgf1vz0">
               <w:r>
                 <w:rPr>
                   <w:rFonts w:ascii="Arial" w:cs="Arial" w:eastAsia="Arial" w:hAnsi="Arial"/>
@@ -8304,7 +8304,7 @@
             <w:pPr>
               <w:spacing w:after="20" w:before="0"/>
             </w:pPr>
-            <w:hyperlink w:history="1" r:id="rIdxxqpas27gt2awtkexsqyr">
+            <w:hyperlink w:history="1" r:id="rIdqqsgmnp1puygaqj1m91dh">
               <w:r>
                 <w:rPr>
                   <w:rFonts w:ascii="Arial" w:cs="Arial" w:eastAsia="Arial" w:hAnsi="Arial"/>
@@ -8337,7 +8337,7 @@
               <w:spacing w:after="10" w:before="0"/>
               <w:ind w:left="120"/>
             </w:pPr>
-            <w:hyperlink w:history="1" r:id="rIdod9ayo59_3sachhrlrph2">
+            <w:hyperlink w:history="1" r:id="rIdw2hu8lairlt4j-deejinm">
               <w:r>
                 <w:rPr>
                   <w:rFonts w:ascii="Arial" w:cs="Arial" w:eastAsia="Arial" w:hAnsi="Arial"/>
@@ -8382,7 +8382,7 @@
             <w:pPr>
               <w:spacing w:after="20" w:before="0"/>
             </w:pPr>
-            <w:hyperlink w:history="1" r:id="rId8_ojdhablkvdwm3su58p6">
+            <w:hyperlink w:history="1" r:id="rIdflbvqpfkhm3ljpkev7-7k">
               <w:r>
                 <w:rPr>
                   <w:rFonts w:ascii="Arial" w:cs="Arial" w:eastAsia="Arial" w:hAnsi="Arial"/>
@@ -8415,7 +8415,7 @@
               <w:spacing w:after="10" w:before="0"/>
               <w:ind w:left="120"/>
             </w:pPr>
-            <w:hyperlink w:history="1" r:id="rIdpbw9zjawmr3d0nwuxhxkh">
+            <w:hyperlink w:history="1" r:id="rIdyhkfxpk8zoshbpapwgig0">
               <w:r>
                 <w:rPr>
                   <w:rFonts w:ascii="Arial" w:cs="Arial" w:eastAsia="Arial" w:hAnsi="Arial"/>
@@ -8610,7 +8610,7 @@
             <w:pPr>
               <w:spacing w:after="20" w:before="0"/>
             </w:pPr>
-            <w:hyperlink w:history="1" r:id="rIdziyifi9y4wiwyvpkmc79l">
+            <w:hyperlink w:history="1" r:id="rIdoukypvnpoylhjzorlm2rr">
               <w:r>
                 <w:rPr>
                   <w:rFonts w:ascii="Arial" w:cs="Arial" w:eastAsia="Arial" w:hAnsi="Arial"/>
@@ -8643,7 +8643,7 @@
               <w:spacing w:after="10" w:before="0"/>
               <w:ind w:left="120"/>
             </w:pPr>
-            <w:hyperlink w:history="1" r:id="rId_heacbarakamh-umavc0d">
+            <w:hyperlink w:history="1" r:id="rIdyxqhqc3v4g4xzqdzb1eub">
               <w:r>
                 <w:rPr>
                   <w:rFonts w:ascii="Arial" w:cs="Arial" w:eastAsia="Arial" w:hAnsi="Arial"/>
@@ -8688,7 +8688,7 @@
             <w:pPr>
               <w:spacing w:after="20" w:before="0"/>
             </w:pPr>
-            <w:hyperlink w:history="1" r:id="rIdanm9vdnjydiqch-ebsnrx">
+            <w:hyperlink w:history="1" r:id="rIdbla2zkd-hv58-8m7daegx">
               <w:r>
                 <w:rPr>
                   <w:rFonts w:ascii="Arial" w:cs="Arial" w:eastAsia="Arial" w:hAnsi="Arial"/>
@@ -8721,7 +8721,7 @@
               <w:spacing w:after="10" w:before="0"/>
               <w:ind w:left="120"/>
             </w:pPr>
-            <w:hyperlink w:history="1" r:id="rIdklxcolwnaeoqst6jcttz2">
+            <w:hyperlink w:history="1" r:id="rId77vi1jueu6uibjzvj_klz">
               <w:r>
                 <w:rPr>
                   <w:rFonts w:ascii="Arial" w:cs="Arial" w:eastAsia="Arial" w:hAnsi="Arial"/>
@@ -8916,7 +8916,7 @@
             <w:pPr>
               <w:spacing w:after="20" w:before="0"/>
             </w:pPr>
-            <w:hyperlink w:history="1" r:id="rIdgula6ylowfu27-avr9fz7">
+            <w:hyperlink w:history="1" r:id="rIdzhnjzky1dqthblaxygfx3">
               <w:r>
                 <w:rPr>
                   <w:rFonts w:ascii="Arial" w:cs="Arial" w:eastAsia="Arial" w:hAnsi="Arial"/>
@@ -8949,7 +8949,7 @@
               <w:spacing w:after="10" w:before="0"/>
               <w:ind w:left="120"/>
             </w:pPr>
-            <w:hyperlink w:history="1" r:id="rIdggu8zumzxovndvg-06r13">
+            <w:hyperlink w:history="1" r:id="rId3bmryx9pruvrq2sg28ktc">
               <w:r>
                 <w:rPr>
                   <w:rFonts w:ascii="Arial" w:cs="Arial" w:eastAsia="Arial" w:hAnsi="Arial"/>
@@ -8994,7 +8994,7 @@
             <w:pPr>
               <w:spacing w:after="20" w:before="0"/>
             </w:pPr>
-            <w:hyperlink w:history="1" r:id="rId1-fghwyrnxfko3svk6esl">
+            <w:hyperlink w:history="1" r:id="rIdwctcsbjyxzab_sd9xhkt-">
               <w:r>
                 <w:rPr>
                   <w:rFonts w:ascii="Arial" w:cs="Arial" w:eastAsia="Arial" w:hAnsi="Arial"/>
@@ -9027,7 +9027,7 @@
               <w:spacing w:after="10" w:before="0"/>
               <w:ind w:left="120"/>
             </w:pPr>
-            <w:hyperlink w:history="1" r:id="rIdkpnnuvr89ncr44tymhwdc">
+            <w:hyperlink w:history="1" r:id="rId8oeknpgalfkiiqovt-zed">
               <w:r>
                 <w:rPr>
                   <w:rFonts w:ascii="Arial" w:cs="Arial" w:eastAsia="Arial" w:hAnsi="Arial"/>
@@ -9634,7 +9634,7 @@
         </w:rPr>
         <w:t xml:space="preserve">© 2026 SeaVuria and ARES. Aligned with KICD objectives. Developed by SeaVuria; technical implementation by ARES (with AI assistance from Claude). Licensed under </w:t>
       </w:r>
-      <w:hyperlink w:history="1" r:id="rIdr0vzlzhdrdmal3nydhg37">
+      <w:hyperlink w:history="1" r:id="rId_zzz5cflyt48o0htm0ycf">
         <w:r>
           <w:rPr>
             <w:rFonts w:ascii="Arial" w:cs="Arial" w:eastAsia="Arial" w:hAnsi="Arial"/>
@@ -9655,7 +9655,7 @@
         </w:rPr>
         <w:t xml:space="preserve"> (</w:t>
       </w:r>
-      <w:hyperlink w:history="1" r:id="rIduxoymfi4gziyiw_whxqtg">
+      <w:hyperlink w:history="1" r:id="rIdsx5pkxkmu_ign3imoryop">
         <w:r>
           <w:rPr>
             <w:rFonts w:ascii="Arial" w:cs="Arial" w:eastAsia="Arial" w:hAnsi="Arial"/>
@@ -10668,7 +10668,7 @@
             <w:pPr>
               <w:spacing w:after="20" w:before="0"/>
             </w:pPr>
-            <w:hyperlink w:history="1" r:id="rId08ijqekf-2fchsh_2n7w9">
+            <w:hyperlink w:history="1" r:id="rIdscvmyprbx3osjfog2zcgq">
               <w:r>
                 <w:rPr>
                   <w:rFonts w:ascii="Arial" w:cs="Arial" w:eastAsia="Arial" w:hAnsi="Arial"/>
@@ -10701,7 +10701,7 @@
               <w:spacing w:after="10" w:before="0"/>
               <w:ind w:left="120"/>
             </w:pPr>
-            <w:hyperlink w:history="1" r:id="rIdpwlajjnvjcp5qfdh24hmd">
+            <w:hyperlink w:history="1" r:id="rIdo-dao-vdgr_heimp3asbk">
               <w:r>
                 <w:rPr>
                   <w:rFonts w:ascii="Arial" w:cs="Arial" w:eastAsia="Arial" w:hAnsi="Arial"/>
@@ -10746,7 +10746,7 @@
             <w:pPr>
               <w:spacing w:after="20" w:before="0"/>
             </w:pPr>
-            <w:hyperlink w:history="1" r:id="rIdg9gzns3uwc_kcqymaqv8r">
+            <w:hyperlink w:history="1" r:id="rIdl_54jncgttyqoilvpnmde">
               <w:r>
                 <w:rPr>
                   <w:rFonts w:ascii="Arial" w:cs="Arial" w:eastAsia="Arial" w:hAnsi="Arial"/>
@@ -10779,7 +10779,7 @@
               <w:spacing w:after="10" w:before="0"/>
               <w:ind w:left="120"/>
             </w:pPr>
-            <w:hyperlink w:history="1" r:id="rIde-teaxpw7lwj4-e34hlgf">
+            <w:hyperlink w:history="1" r:id="rIdy-rb3opxtamg0wr_4wpza">
               <w:r>
                 <w:rPr>
                   <w:rFonts w:ascii="Arial" w:cs="Arial" w:eastAsia="Arial" w:hAnsi="Arial"/>
@@ -10974,7 +10974,7 @@
             <w:pPr>
               <w:spacing w:after="20" w:before="0"/>
             </w:pPr>
-            <w:hyperlink w:history="1" r:id="rIdxmjlmew3aokazdyouhdqd">
+            <w:hyperlink w:history="1" r:id="rId9vytssdoung54tlfwmrh1">
               <w:r>
                 <w:rPr>
                   <w:rFonts w:ascii="Arial" w:cs="Arial" w:eastAsia="Arial" w:hAnsi="Arial"/>
@@ -11007,7 +11007,7 @@
               <w:spacing w:after="10" w:before="0"/>
               <w:ind w:left="120"/>
             </w:pPr>
-            <w:hyperlink w:history="1" r:id="rIdjli9q92g1ehlcmukrw3kq">
+            <w:hyperlink w:history="1" r:id="rIdsdyjx_v96ug5rbxqwwlss">
               <w:r>
                 <w:rPr>
                   <w:rFonts w:ascii="Arial" w:cs="Arial" w:eastAsia="Arial" w:hAnsi="Arial"/>
@@ -11052,7 +11052,7 @@
             <w:pPr>
               <w:spacing w:after="20" w:before="0"/>
             </w:pPr>
-            <w:hyperlink w:history="1" r:id="rIdboufjrmb246wp3r9u9327">
+            <w:hyperlink w:history="1" r:id="rIdeoiojyo_kqvcft7cjsa0c">
               <w:r>
                 <w:rPr>
                   <w:rFonts w:ascii="Arial" w:cs="Arial" w:eastAsia="Arial" w:hAnsi="Arial"/>
@@ -11085,7 +11085,7 @@
               <w:spacing w:after="10" w:before="0"/>
               <w:ind w:left="120"/>
             </w:pPr>
-            <w:hyperlink w:history="1" r:id="rIdlgbmuqzjkcq63pveizrfe">
+            <w:hyperlink w:history="1" r:id="rIdv3incrk8ddl25ccwg7zi9">
               <w:r>
                 <w:rPr>
                   <w:rFonts w:ascii="Arial" w:cs="Arial" w:eastAsia="Arial" w:hAnsi="Arial"/>
@@ -11280,7 +11280,7 @@
             <w:pPr>
               <w:spacing w:after="20" w:before="0"/>
             </w:pPr>
-            <w:hyperlink w:history="1" r:id="rIdx_rki1iuzs0mx4-fsat2n">
+            <w:hyperlink w:history="1" r:id="rIdbvnxrsw-7zj4yup53y67l">
               <w:r>
                 <w:rPr>
                   <w:rFonts w:ascii="Arial" w:cs="Arial" w:eastAsia="Arial" w:hAnsi="Arial"/>
@@ -11313,7 +11313,7 @@
               <w:spacing w:after="10" w:before="0"/>
               <w:ind w:left="120"/>
             </w:pPr>
-            <w:hyperlink w:history="1" r:id="rIdao9jgi9vlp0lsdsuvrlzx">
+            <w:hyperlink w:history="1" r:id="rId_dk-fs67mpjgrywsefgmr">
               <w:r>
                 <w:rPr>
                   <w:rFonts w:ascii="Arial" w:cs="Arial" w:eastAsia="Arial" w:hAnsi="Arial"/>
@@ -11358,7 +11358,7 @@
             <w:pPr>
               <w:spacing w:after="20" w:before="0"/>
             </w:pPr>
-            <w:hyperlink w:history="1" r:id="rIdecipyaf3ucyr_mvogpzqk">
+            <w:hyperlink w:history="1" r:id="rId70lvwkxqpchbx7rinnh3s">
               <w:r>
                 <w:rPr>
                   <w:rFonts w:ascii="Arial" w:cs="Arial" w:eastAsia="Arial" w:hAnsi="Arial"/>
@@ -11391,7 +11391,7 @@
               <w:spacing w:after="10" w:before="0"/>
               <w:ind w:left="120"/>
             </w:pPr>
-            <w:hyperlink w:history="1" r:id="rIdknf2wiuacz7r8uzfyvspr">
+            <w:hyperlink w:history="1" r:id="rIdfqys2pbdqucv4mct9fhlp">
               <w:r>
                 <w:rPr>
                   <w:rFonts w:ascii="Arial" w:cs="Arial" w:eastAsia="Arial" w:hAnsi="Arial"/>
@@ -11586,7 +11586,7 @@
             <w:pPr>
               <w:spacing w:after="20" w:before="0"/>
             </w:pPr>
-            <w:hyperlink w:history="1" r:id="rId3ewpvq4lrxheegshkz5bz">
+            <w:hyperlink w:history="1" r:id="rId3aouotdfp1iyti8gihb1b">
               <w:r>
                 <w:rPr>
                   <w:rFonts w:ascii="Arial" w:cs="Arial" w:eastAsia="Arial" w:hAnsi="Arial"/>
@@ -11619,7 +11619,7 @@
               <w:spacing w:after="10" w:before="0"/>
               <w:ind w:left="120"/>
             </w:pPr>
-            <w:hyperlink w:history="1" r:id="rId08o4khiitpw7dtuxggzpu">
+            <w:hyperlink w:history="1" r:id="rIdlk6jzgri_fdkckdpbyx3e">
               <w:r>
                 <w:rPr>
                   <w:rFonts w:ascii="Arial" w:cs="Arial" w:eastAsia="Arial" w:hAnsi="Arial"/>
@@ -11664,7 +11664,7 @@
             <w:pPr>
               <w:spacing w:after="20" w:before="0"/>
             </w:pPr>
-            <w:hyperlink w:history="1" r:id="rIdw-ji48xooimnac5rzn9ol">
+            <w:hyperlink w:history="1" r:id="rId-1tvzap0zgojquwtshzx5">
               <w:r>
                 <w:rPr>
                   <w:rFonts w:ascii="Arial" w:cs="Arial" w:eastAsia="Arial" w:hAnsi="Arial"/>
@@ -11697,7 +11697,7 @@
               <w:spacing w:after="10" w:before="0"/>
               <w:ind w:left="120"/>
             </w:pPr>
-            <w:hyperlink w:history="1" r:id="rIdoyiobhvrtpxqutdm98qa2">
+            <w:hyperlink w:history="1" r:id="rId8m4kiq-cwc0zw2krf2iey">
               <w:r>
                 <w:rPr>
                   <w:rFonts w:ascii="Arial" w:cs="Arial" w:eastAsia="Arial" w:hAnsi="Arial"/>
@@ -11892,7 +11892,7 @@
             <w:pPr>
               <w:spacing w:after="20" w:before="0"/>
             </w:pPr>
-            <w:hyperlink w:history="1" r:id="rIdjyj250iajgkrbz8a7qsdr">
+            <w:hyperlink w:history="1" r:id="rIdmvih6uw8tg5e4b3x3s07g">
               <w:r>
                 <w:rPr>
                   <w:rFonts w:ascii="Arial" w:cs="Arial" w:eastAsia="Arial" w:hAnsi="Arial"/>
@@ -11925,7 +11925,7 @@
               <w:spacing w:after="10" w:before="0"/>
               <w:ind w:left="120"/>
             </w:pPr>
-            <w:hyperlink w:history="1" r:id="rIdvyuryazy0ta9kf7s8sce_">
+            <w:hyperlink w:history="1" r:id="rIdjm3ex_60i8xm6xpaqpr5x">
               <w:r>
                 <w:rPr>
                   <w:rFonts w:ascii="Arial" w:cs="Arial" w:eastAsia="Arial" w:hAnsi="Arial"/>
@@ -11970,7 +11970,7 @@
             <w:pPr>
               <w:spacing w:after="20" w:before="0"/>
             </w:pPr>
-            <w:hyperlink w:history="1" r:id="rIdvxelw4xfozorqmcly6dyj">
+            <w:hyperlink w:history="1" r:id="rIdwey5sb4qdzebwxkehwqop">
               <w:r>
                 <w:rPr>
                   <w:rFonts w:ascii="Arial" w:cs="Arial" w:eastAsia="Arial" w:hAnsi="Arial"/>
@@ -12003,7 +12003,7 @@
               <w:spacing w:after="10" w:before="0"/>
               <w:ind w:left="120"/>
             </w:pPr>
-            <w:hyperlink w:history="1" r:id="rIdzbojtbvf-ebszcjxvzyzh">
+            <w:hyperlink w:history="1" r:id="rIdbay_upw0snl_g0uqs5i2x">
               <w:r>
                 <w:rPr>
                   <w:rFonts w:ascii="Arial" w:cs="Arial" w:eastAsia="Arial" w:hAnsi="Arial"/>
@@ -12515,7 +12515,7 @@
         </w:rPr>
         <w:t xml:space="preserve">© 2026 SeaVuria and ARES. Aligned with KICD objectives. Developed by SeaVuria; technical implementation by ARES (with AI assistance from Claude). Licensed under </w:t>
       </w:r>
-      <w:hyperlink w:history="1" r:id="rIddjizfzox1vmgv1c6x4mq3">
+      <w:hyperlink w:history="1" r:id="rIddchee3tqd3ekkau49bk82">
         <w:r>
           <w:rPr>
             <w:rFonts w:ascii="Arial" w:cs="Arial" w:eastAsia="Arial" w:hAnsi="Arial"/>
@@ -12536,7 +12536,7 @@
         </w:rPr>
         <w:t xml:space="preserve"> (</w:t>
       </w:r>
-      <w:hyperlink w:history="1" r:id="rId-6_6gsd_mbejyc1fh9kve">
+      <w:hyperlink w:history="1" r:id="rIdiqa0jo8hhnfou4sw6srn3">
         <w:r>
           <w:rPr>
             <w:rFonts w:ascii="Arial" w:cs="Arial" w:eastAsia="Arial" w:hAnsi="Arial"/>
@@ -13549,7 +13549,7 @@
             <w:pPr>
               <w:spacing w:after="20" w:before="0"/>
             </w:pPr>
-            <w:hyperlink w:history="1" r:id="rId0oiar6emf69g6xirlpeve">
+            <w:hyperlink w:history="1" r:id="rId4euoheehumbyy_vsxbjfu">
               <w:r>
                 <w:rPr>
                   <w:rFonts w:ascii="Arial" w:cs="Arial" w:eastAsia="Arial" w:hAnsi="Arial"/>
@@ -13582,7 +13582,7 @@
               <w:spacing w:after="10" w:before="0"/>
               <w:ind w:left="120"/>
             </w:pPr>
-            <w:hyperlink w:history="1" r:id="rIdx2dtgcoajame5fwyo-s-d">
+            <w:hyperlink w:history="1" r:id="rId_jesvwjybtzxdss7-9da_">
               <w:r>
                 <w:rPr>
                   <w:rFonts w:ascii="Arial" w:cs="Arial" w:eastAsia="Arial" w:hAnsi="Arial"/>
@@ -13627,7 +13627,7 @@
             <w:pPr>
               <w:spacing w:after="20" w:before="0"/>
             </w:pPr>
-            <w:hyperlink w:history="1" r:id="rIdgnurhpixbzsdld46b4169">
+            <w:hyperlink w:history="1" r:id="rIdpr0kww_mf7m-5k0_msixg">
               <w:r>
                 <w:rPr>
                   <w:rFonts w:ascii="Arial" w:cs="Arial" w:eastAsia="Arial" w:hAnsi="Arial"/>
@@ -13660,7 +13660,7 @@
               <w:spacing w:after="10" w:before="0"/>
               <w:ind w:left="120"/>
             </w:pPr>
-            <w:hyperlink w:history="1" r:id="rIds9e7uwqk6i4v0o3azmww3">
+            <w:hyperlink w:history="1" r:id="rId8ewvjbzl1f1sgne6uo4lp">
               <w:r>
                 <w:rPr>
                   <w:rFonts w:ascii="Arial" w:cs="Arial" w:eastAsia="Arial" w:hAnsi="Arial"/>
@@ -13855,7 +13855,7 @@
             <w:pPr>
               <w:spacing w:after="20" w:before="0"/>
             </w:pPr>
-            <w:hyperlink w:history="1" r:id="rId1pl1hx4puxc-xat7_nc2-">
+            <w:hyperlink w:history="1" r:id="rIdk6-h75ck339ffbe03ovzd">
               <w:r>
                 <w:rPr>
                   <w:rFonts w:ascii="Arial" w:cs="Arial" w:eastAsia="Arial" w:hAnsi="Arial"/>
@@ -13888,7 +13888,7 @@
               <w:spacing w:after="10" w:before="0"/>
               <w:ind w:left="120"/>
             </w:pPr>
-            <w:hyperlink w:history="1" r:id="rIdrpdqgpsgogri1nfua6yzx">
+            <w:hyperlink w:history="1" r:id="rId0b4qjevpz1apgh1c2a69z">
               <w:r>
                 <w:rPr>
                   <w:rFonts w:ascii="Arial" w:cs="Arial" w:eastAsia="Arial" w:hAnsi="Arial"/>
@@ -13933,7 +13933,7 @@
             <w:pPr>
               <w:spacing w:after="20" w:before="0"/>
             </w:pPr>
-            <w:hyperlink w:history="1" r:id="rIdodzmkvergvcf7qxa_ttff">
+            <w:hyperlink w:history="1" r:id="rIdky462egoygvanl4_f2700">
               <w:r>
                 <w:rPr>
                   <w:rFonts w:ascii="Arial" w:cs="Arial" w:eastAsia="Arial" w:hAnsi="Arial"/>
@@ -13966,7 +13966,7 @@
               <w:spacing w:after="10" w:before="0"/>
               <w:ind w:left="120"/>
             </w:pPr>
-            <w:hyperlink w:history="1" r:id="rIdqlt6f_bmrfvt5xjb6-d0b">
+            <w:hyperlink w:history="1" r:id="rIduf8eyzxhg4utg1dbkopfo">
               <w:r>
                 <w:rPr>
                   <w:rFonts w:ascii="Arial" w:cs="Arial" w:eastAsia="Arial" w:hAnsi="Arial"/>
@@ -14161,7 +14161,7 @@
             <w:pPr>
               <w:spacing w:after="20" w:before="0"/>
             </w:pPr>
-            <w:hyperlink w:history="1" r:id="rId0xrdmjzvtrkrsz7ihcxml">
+            <w:hyperlink w:history="1" r:id="rIduvzimnlqwujhclm6pizn4">
               <w:r>
                 <w:rPr>
                   <w:rFonts w:ascii="Arial" w:cs="Arial" w:eastAsia="Arial" w:hAnsi="Arial"/>
@@ -14194,7 +14194,7 @@
               <w:spacing w:after="10" w:before="0"/>
               <w:ind w:left="120"/>
             </w:pPr>
-            <w:hyperlink w:history="1" r:id="rIdedt8mqzchexedl2epd6g0">
+            <w:hyperlink w:history="1" r:id="rId4udnhxtos5urdujxzmafk">
               <w:r>
                 <w:rPr>
                   <w:rFonts w:ascii="Arial" w:cs="Arial" w:eastAsia="Arial" w:hAnsi="Arial"/>
@@ -14239,7 +14239,7 @@
             <w:pPr>
               <w:spacing w:after="20" w:before="0"/>
             </w:pPr>
-            <w:hyperlink w:history="1" r:id="rIdsrarzfoblp3dtirhol8hn">
+            <w:hyperlink w:history="1" r:id="rIdk6weupcuvjjjctarbugkl">
               <w:r>
                 <w:rPr>
                   <w:rFonts w:ascii="Arial" w:cs="Arial" w:eastAsia="Arial" w:hAnsi="Arial"/>
@@ -14272,7 +14272,7 @@
               <w:spacing w:after="10" w:before="0"/>
               <w:ind w:left="120"/>
             </w:pPr>
-            <w:hyperlink w:history="1" r:id="rId2dv7sq-wko9h7vpdtv-x7">
+            <w:hyperlink w:history="1" r:id="rIdkmwiv0osngowhbcmviblq">
               <w:r>
                 <w:rPr>
                   <w:rFonts w:ascii="Arial" w:cs="Arial" w:eastAsia="Arial" w:hAnsi="Arial"/>
@@ -14467,7 +14467,7 @@
             <w:pPr>
               <w:spacing w:after="20" w:before="0"/>
             </w:pPr>
-            <w:hyperlink w:history="1" r:id="rId3rbxld19tfkjrcw57lxni">
+            <w:hyperlink w:history="1" r:id="rIdbokofa2ei7e1kche8gzkl">
               <w:r>
                 <w:rPr>
                   <w:rFonts w:ascii="Arial" w:cs="Arial" w:eastAsia="Arial" w:hAnsi="Arial"/>
@@ -14500,7 +14500,7 @@
               <w:spacing w:after="10" w:before="0"/>
               <w:ind w:left="120"/>
             </w:pPr>
-            <w:hyperlink w:history="1" r:id="rIdxpbeyn35kyhafi01za9ia">
+            <w:hyperlink w:history="1" r:id="rIdqy89kjaymwetdnyaru3ps">
               <w:r>
                 <w:rPr>
                   <w:rFonts w:ascii="Arial" w:cs="Arial" w:eastAsia="Arial" w:hAnsi="Arial"/>
@@ -14545,7 +14545,7 @@
             <w:pPr>
               <w:spacing w:after="20" w:before="0"/>
             </w:pPr>
-            <w:hyperlink w:history="1" r:id="rIdiz64rjz8rppghb6jleetz">
+            <w:hyperlink w:history="1" r:id="rId6gt7eb0qk833t9magsvp-">
               <w:r>
                 <w:rPr>
                   <w:rFonts w:ascii="Arial" w:cs="Arial" w:eastAsia="Arial" w:hAnsi="Arial"/>
@@ -14578,7 +14578,7 @@
               <w:spacing w:after="10" w:before="0"/>
               <w:ind w:left="120"/>
             </w:pPr>
-            <w:hyperlink w:history="1" r:id="rIdp-f1mzgwwdoxylwgqmurp">
+            <w:hyperlink w:history="1" r:id="rIdpnkue1qt3uxuwayyew5t9">
               <w:r>
                 <w:rPr>
                   <w:rFonts w:ascii="Arial" w:cs="Arial" w:eastAsia="Arial" w:hAnsi="Arial"/>
@@ -14773,7 +14773,7 @@
             <w:pPr>
               <w:spacing w:after="20" w:before="0"/>
             </w:pPr>
-            <w:hyperlink w:history="1" r:id="rIdpiohcip8fq5xr15jxd7nx">
+            <w:hyperlink w:history="1" r:id="rIdeuipjo-hg2sqnwq3o-bfs">
               <w:r>
                 <w:rPr>
                   <w:rFonts w:ascii="Arial" w:cs="Arial" w:eastAsia="Arial" w:hAnsi="Arial"/>
@@ -14806,7 +14806,7 @@
               <w:spacing w:after="10" w:before="0"/>
               <w:ind w:left="120"/>
             </w:pPr>
-            <w:hyperlink w:history="1" r:id="rId5blxka4by0ntd3hdknzdi">
+            <w:hyperlink w:history="1" r:id="rIdtpy5gloam7-w9bzpp7xq_">
               <w:r>
                 <w:rPr>
                   <w:rFonts w:ascii="Arial" w:cs="Arial" w:eastAsia="Arial" w:hAnsi="Arial"/>
@@ -14851,7 +14851,7 @@
             <w:pPr>
               <w:spacing w:after="20" w:before="0"/>
             </w:pPr>
-            <w:hyperlink w:history="1" r:id="rIdsrsszpaeviyraqrqwadys">
+            <w:hyperlink w:history="1" r:id="rIdsyq03otjjhrzlshsl8pzu">
               <w:r>
                 <w:rPr>
                   <w:rFonts w:ascii="Arial" w:cs="Arial" w:eastAsia="Arial" w:hAnsi="Arial"/>
@@ -14884,7 +14884,7 @@
               <w:spacing w:after="10" w:before="0"/>
               <w:ind w:left="120"/>
             </w:pPr>
-            <w:hyperlink w:history="1" r:id="rIdz8nsjmrt2hxesyyqqta4s">
+            <w:hyperlink w:history="1" r:id="rIdfbrppy0pcbqjk26mjbgy3">
               <w:r>
                 <w:rPr>
                   <w:rFonts w:ascii="Arial" w:cs="Arial" w:eastAsia="Arial" w:hAnsi="Arial"/>
@@ -15396,7 +15396,7 @@
         </w:rPr>
         <w:t xml:space="preserve">© 2026 SeaVuria and ARES. Aligned with KICD objectives. Developed by SeaVuria; technical implementation by ARES (with AI assistance from Claude). Licensed under </w:t>
       </w:r>
-      <w:hyperlink w:history="1" r:id="rIdb11kxpw9b31z_uwdquw3i">
+      <w:hyperlink w:history="1" r:id="rIdzknrckvakp-ll97khpbwd">
         <w:r>
           <w:rPr>
             <w:rFonts w:ascii="Arial" w:cs="Arial" w:eastAsia="Arial" w:hAnsi="Arial"/>
@@ -15417,7 +15417,7 @@
         </w:rPr>
         <w:t xml:space="preserve"> (</w:t>
       </w:r>
-      <w:hyperlink w:history="1" r:id="rIdd71sviilczies57vnhezv">
+      <w:hyperlink w:history="1" r:id="rIdstqb6ouvahaofm8vlzdu6">
         <w:r>
           <w:rPr>
             <w:rFonts w:ascii="Arial" w:cs="Arial" w:eastAsia="Arial" w:hAnsi="Arial"/>
@@ -16430,7 +16430,7 @@
             <w:pPr>
               <w:spacing w:after="20" w:before="0"/>
             </w:pPr>
-            <w:hyperlink w:history="1" r:id="rIdmolcv8obfazya42ptbb10">
+            <w:hyperlink w:history="1" r:id="rIdxlcqwyskqycnj-zo6zy0h">
               <w:r>
                 <w:rPr>
                   <w:rFonts w:ascii="Arial" w:cs="Arial" w:eastAsia="Arial" w:hAnsi="Arial"/>
@@ -16463,7 +16463,7 @@
               <w:spacing w:after="10" w:before="0"/>
               <w:ind w:left="120"/>
             </w:pPr>
-            <w:hyperlink w:history="1" r:id="rIdvryydon_upvbrziuwfkkz">
+            <w:hyperlink w:history="1" r:id="rIdnfeadbopaoajyfi15nbgz">
               <w:r>
                 <w:rPr>
                   <w:rFonts w:ascii="Arial" w:cs="Arial" w:eastAsia="Arial" w:hAnsi="Arial"/>
@@ -16508,7 +16508,7 @@
             <w:pPr>
               <w:spacing w:after="20" w:before="0"/>
             </w:pPr>
-            <w:hyperlink w:history="1" r:id="rIdfrel2e-uqzu4tzqro0lcc">
+            <w:hyperlink w:history="1" r:id="rIdy2cua67bc2ljtswsbnvjp">
               <w:r>
                 <w:rPr>
                   <w:rFonts w:ascii="Arial" w:cs="Arial" w:eastAsia="Arial" w:hAnsi="Arial"/>
@@ -16541,7 +16541,7 @@
               <w:spacing w:after="10" w:before="0"/>
               <w:ind w:left="120"/>
             </w:pPr>
-            <w:hyperlink w:history="1" r:id="rId8luz6y2jky1vdxzs-ky0l">
+            <w:hyperlink w:history="1" r:id="rIdf424dfodayqnbusb5-i5_">
               <w:r>
                 <w:rPr>
                   <w:rFonts w:ascii="Arial" w:cs="Arial" w:eastAsia="Arial" w:hAnsi="Arial"/>
@@ -16736,7 +16736,7 @@
             <w:pPr>
               <w:spacing w:after="20" w:before="0"/>
             </w:pPr>
-            <w:hyperlink w:history="1" r:id="rIdum6ytbyheb-reqr3h08il">
+            <w:hyperlink w:history="1" r:id="rIdxrfiyqng0rlgpzyqof0gu">
               <w:r>
                 <w:rPr>
                   <w:rFonts w:ascii="Arial" w:cs="Arial" w:eastAsia="Arial" w:hAnsi="Arial"/>
@@ -16769,7 +16769,7 @@
               <w:spacing w:after="10" w:before="0"/>
               <w:ind w:left="120"/>
             </w:pPr>
-            <w:hyperlink w:history="1" r:id="rId22dewwesh10nzxyzjqstj">
+            <w:hyperlink w:history="1" r:id="rIdsgk_gwikugtnjw897dxcp">
               <w:r>
                 <w:rPr>
                   <w:rFonts w:ascii="Arial" w:cs="Arial" w:eastAsia="Arial" w:hAnsi="Arial"/>
@@ -16814,7 +16814,7 @@
             <w:pPr>
               <w:spacing w:after="20" w:before="0"/>
             </w:pPr>
-            <w:hyperlink w:history="1" r:id="rIdlqgusc1olp9bnrsk3t3tm">
+            <w:hyperlink w:history="1" r:id="rIdm4hjbn9fatyjd9hkweqx_">
               <w:r>
                 <w:rPr>
                   <w:rFonts w:ascii="Arial" w:cs="Arial" w:eastAsia="Arial" w:hAnsi="Arial"/>
@@ -16847,7 +16847,7 @@
               <w:spacing w:after="10" w:before="0"/>
               <w:ind w:left="120"/>
             </w:pPr>
-            <w:hyperlink w:history="1" r:id="rIdagmfaat0aj-xhzgopu6mw">
+            <w:hyperlink w:history="1" r:id="rIdcuenirfd9dvfe0vkeihu4">
               <w:r>
                 <w:rPr>
                   <w:rFonts w:ascii="Arial" w:cs="Arial" w:eastAsia="Arial" w:hAnsi="Arial"/>
@@ -17042,7 +17042,7 @@
             <w:pPr>
               <w:spacing w:after="20" w:before="0"/>
             </w:pPr>
-            <w:hyperlink w:history="1" r:id="rIdhynpm58sxwz5zuu0anise">
+            <w:hyperlink w:history="1" r:id="rIdbeovxm1ezdngzr0kc_cu8">
               <w:r>
                 <w:rPr>
                   <w:rFonts w:ascii="Arial" w:cs="Arial" w:eastAsia="Arial" w:hAnsi="Arial"/>
@@ -17075,7 +17075,7 @@
               <w:spacing w:after="10" w:before="0"/>
               <w:ind w:left="120"/>
             </w:pPr>
-            <w:hyperlink w:history="1" r:id="rIdnkdk7wx0hej5lenfu5cox">
+            <w:hyperlink w:history="1" r:id="rIdqvdwjlib8dpbkqkh7yq8w">
               <w:r>
                 <w:rPr>
                   <w:rFonts w:ascii="Arial" w:cs="Arial" w:eastAsia="Arial" w:hAnsi="Arial"/>
@@ -17120,7 +17120,7 @@
             <w:pPr>
               <w:spacing w:after="20" w:before="0"/>
             </w:pPr>
-            <w:hyperlink w:history="1" r:id="rIdeq1ce7zbvnjg5rspohsjx">
+            <w:hyperlink w:history="1" r:id="rIdylgj52ulnou1evdkqxtn8">
               <w:r>
                 <w:rPr>
                   <w:rFonts w:ascii="Arial" w:cs="Arial" w:eastAsia="Arial" w:hAnsi="Arial"/>
@@ -17153,7 +17153,7 @@
               <w:spacing w:after="10" w:before="0"/>
               <w:ind w:left="120"/>
             </w:pPr>
-            <w:hyperlink w:history="1" r:id="rId0lt9mtsdoyehuj9rm2gh2">
+            <w:hyperlink w:history="1" r:id="rIde-6jj8_cexnyztds1l_nn">
               <w:r>
                 <w:rPr>
                   <w:rFonts w:ascii="Arial" w:cs="Arial" w:eastAsia="Arial" w:hAnsi="Arial"/>
@@ -17348,7 +17348,7 @@
             <w:pPr>
               <w:spacing w:after="20" w:before="0"/>
             </w:pPr>
-            <w:hyperlink w:history="1" r:id="rIdbywqwofbryepzoo1-s684">
+            <w:hyperlink w:history="1" r:id="rIdvldd8ylg1m7hbwuhi6jzd">
               <w:r>
                 <w:rPr>
                   <w:rFonts w:ascii="Arial" w:cs="Arial" w:eastAsia="Arial" w:hAnsi="Arial"/>
@@ -17381,7 +17381,7 @@
               <w:spacing w:after="10" w:before="0"/>
               <w:ind w:left="120"/>
             </w:pPr>
-            <w:hyperlink w:history="1" r:id="rIdfpjpvb1sb8yuqgb5j3pdg">
+            <w:hyperlink w:history="1" r:id="rIdzdixragb71r6bqwm_q4hf">
               <w:r>
                 <w:rPr>
                   <w:rFonts w:ascii="Arial" w:cs="Arial" w:eastAsia="Arial" w:hAnsi="Arial"/>
@@ -17426,7 +17426,7 @@
             <w:pPr>
               <w:spacing w:after="20" w:before="0"/>
             </w:pPr>
-            <w:hyperlink w:history="1" r:id="rId9xfn_zt6h91xsj33fpqrp">
+            <w:hyperlink w:history="1" r:id="rId5yjmnv2m2-hhqzkzev_ny">
               <w:r>
                 <w:rPr>
                   <w:rFonts w:ascii="Arial" w:cs="Arial" w:eastAsia="Arial" w:hAnsi="Arial"/>
@@ -17459,7 +17459,7 @@
               <w:spacing w:after="10" w:before="0"/>
               <w:ind w:left="120"/>
             </w:pPr>
-            <w:hyperlink w:history="1" r:id="rIdmmosja5h3n2wj-4gvx1ru">
+            <w:hyperlink w:history="1" r:id="rIdmvtcg1bchzyjtxluqvxf6">
               <w:r>
                 <w:rPr>
                   <w:rFonts w:ascii="Arial" w:cs="Arial" w:eastAsia="Arial" w:hAnsi="Arial"/>
@@ -17654,7 +17654,7 @@
             <w:pPr>
               <w:spacing w:after="20" w:before="0"/>
             </w:pPr>
-            <w:hyperlink w:history="1" r:id="rIdgv0nmpvugdads0d7lfkmc">
+            <w:hyperlink w:history="1" r:id="rIdsuir-0n3ewdih5bju9-qp">
               <w:r>
                 <w:rPr>
                   <w:rFonts w:ascii="Arial" w:cs="Arial" w:eastAsia="Arial" w:hAnsi="Arial"/>
@@ -17687,7 +17687,7 @@
               <w:spacing w:after="10" w:before="0"/>
               <w:ind w:left="120"/>
             </w:pPr>
-            <w:hyperlink w:history="1" r:id="rId7czdig9xtb9yrlhhez7xt">
+            <w:hyperlink w:history="1" r:id="rIdrur07iyst5qhd2ippdngv">
               <w:r>
                 <w:rPr>
                   <w:rFonts w:ascii="Arial" w:cs="Arial" w:eastAsia="Arial" w:hAnsi="Arial"/>
@@ -17732,7 +17732,7 @@
             <w:pPr>
               <w:spacing w:after="20" w:before="0"/>
             </w:pPr>
-            <w:hyperlink w:history="1" r:id="rIdaxmdtbwuqt3qjmdquwejj">
+            <w:hyperlink w:history="1" r:id="rIde8fjroctxl-zmtsqw6l6g">
               <w:r>
                 <w:rPr>
                   <w:rFonts w:ascii="Arial" w:cs="Arial" w:eastAsia="Arial" w:hAnsi="Arial"/>
@@ -17765,7 +17765,7 @@
               <w:spacing w:after="10" w:before="0"/>
               <w:ind w:left="120"/>
             </w:pPr>
-            <w:hyperlink w:history="1" r:id="rIdtv4ru98jvyzpnygffwewc">
+            <w:hyperlink w:history="1" r:id="rId6w-saamyytzwehf6movgo">
               <w:r>
                 <w:rPr>
                   <w:rFonts w:ascii="Arial" w:cs="Arial" w:eastAsia="Arial" w:hAnsi="Arial"/>
@@ -18277,7 +18277,7 @@
         </w:rPr>
         <w:t xml:space="preserve">© 2026 SeaVuria and ARES. Aligned with KICD objectives. Developed by SeaVuria; technical implementation by ARES (with AI assistance from Claude). Licensed under </w:t>
       </w:r>
-      <w:hyperlink w:history="1" r:id="rIdb-dcxttblqmnrklo1ngy7">
+      <w:hyperlink w:history="1" r:id="rIdj6bjifjv7t995m5oen8kd">
         <w:r>
           <w:rPr>
             <w:rFonts w:ascii="Arial" w:cs="Arial" w:eastAsia="Arial" w:hAnsi="Arial"/>
@@ -18298,7 +18298,7 @@
         </w:rPr>
         <w:t xml:space="preserve"> (</w:t>
       </w:r>
-      <w:hyperlink w:history="1" r:id="rIdr6jusd12bcb4yrzspkumn">
+      <w:hyperlink w:history="1" r:id="rId7sj46a_4vvg0jpd1qovpo">
         <w:r>
           <w:rPr>
             <w:rFonts w:ascii="Arial" w:cs="Arial" w:eastAsia="Arial" w:hAnsi="Arial"/>
@@ -19311,7 +19311,7 @@
             <w:pPr>
               <w:spacing w:after="20" w:before="0"/>
             </w:pPr>
-            <w:hyperlink w:history="1" r:id="rIdqecsw2jtpjswerkblxhyd">
+            <w:hyperlink w:history="1" r:id="rIdzwffwzqzud6-iwnisbxk8">
               <w:r>
                 <w:rPr>
                   <w:rFonts w:ascii="Arial" w:cs="Arial" w:eastAsia="Arial" w:hAnsi="Arial"/>
@@ -19344,7 +19344,7 @@
               <w:spacing w:after="10" w:before="0"/>
               <w:ind w:left="120"/>
             </w:pPr>
-            <w:hyperlink w:history="1" r:id="rIdtagwvnuwe-cox0cfx_bvz">
+            <w:hyperlink w:history="1" r:id="rId2sj2nsaz2xwsj28ovl-_4">
               <w:r>
                 <w:rPr>
                   <w:rFonts w:ascii="Arial" w:cs="Arial" w:eastAsia="Arial" w:hAnsi="Arial"/>
@@ -19389,7 +19389,7 @@
             <w:pPr>
               <w:spacing w:after="20" w:before="0"/>
             </w:pPr>
-            <w:hyperlink w:history="1" r:id="rIdrchh-zsljwit1a__8j6mt">
+            <w:hyperlink w:history="1" r:id="rId4toczliyczpek_k1aephg">
               <w:r>
                 <w:rPr>
                   <w:rFonts w:ascii="Arial" w:cs="Arial" w:eastAsia="Arial" w:hAnsi="Arial"/>
@@ -19422,7 +19422,7 @@
               <w:spacing w:after="10" w:before="0"/>
               <w:ind w:left="120"/>
             </w:pPr>
-            <w:hyperlink w:history="1" r:id="rId8nsh8xswzj_ty-r2bu8zx">
+            <w:hyperlink w:history="1" r:id="rIdtjlgcporxbw0t_geigk2v">
               <w:r>
                 <w:rPr>
                   <w:rFonts w:ascii="Arial" w:cs="Arial" w:eastAsia="Arial" w:hAnsi="Arial"/>
@@ -19617,7 +19617,7 @@
             <w:pPr>
               <w:spacing w:after="20" w:before="0"/>
             </w:pPr>
-            <w:hyperlink w:history="1" r:id="rId_-xx0dmgotlf3nfzxbcba">
+            <w:hyperlink w:history="1" r:id="rId1oyzkdqx1yj8n9b8p8nm5">
               <w:r>
                 <w:rPr>
                   <w:rFonts w:ascii="Arial" w:cs="Arial" w:eastAsia="Arial" w:hAnsi="Arial"/>
@@ -19650,7 +19650,7 @@
               <w:spacing w:after="10" w:before="0"/>
               <w:ind w:left="120"/>
             </w:pPr>
-            <w:hyperlink w:history="1" r:id="rIdhrdhizghxbzcgg64szfpx">
+            <w:hyperlink w:history="1" r:id="rIdqr7-pcm10rr1tddw0rqwn">
               <w:r>
                 <w:rPr>
                   <w:rFonts w:ascii="Arial" w:cs="Arial" w:eastAsia="Arial" w:hAnsi="Arial"/>
@@ -19695,7 +19695,7 @@
             <w:pPr>
               <w:spacing w:after="20" w:before="0"/>
             </w:pPr>
-            <w:hyperlink w:history="1" r:id="rIdrlzd7boylgnrvfqkzmp9o">
+            <w:hyperlink w:history="1" r:id="rIdzf-bdcqrkavwukwwzyr00">
               <w:r>
                 <w:rPr>
                   <w:rFonts w:ascii="Arial" w:cs="Arial" w:eastAsia="Arial" w:hAnsi="Arial"/>
@@ -19728,7 +19728,7 @@
               <w:spacing w:after="10" w:before="0"/>
               <w:ind w:left="120"/>
             </w:pPr>
-            <w:hyperlink w:history="1" r:id="rIdn4cbbpbtujtpriiltdxqg">
+            <w:hyperlink w:history="1" r:id="rIdnhph52nw_qxlr5y66na31">
               <w:r>
                 <w:rPr>
                   <w:rFonts w:ascii="Arial" w:cs="Arial" w:eastAsia="Arial" w:hAnsi="Arial"/>
@@ -19923,7 +19923,7 @@
             <w:pPr>
               <w:spacing w:after="20" w:before="0"/>
             </w:pPr>
-            <w:hyperlink w:history="1" r:id="rIdw_xfsmh7kxvtuiba2vexc">
+            <w:hyperlink w:history="1" r:id="rId-c8whq00qlgt2mym1-a7b">
               <w:r>
                 <w:rPr>
                   <w:rFonts w:ascii="Arial" w:cs="Arial" w:eastAsia="Arial" w:hAnsi="Arial"/>
@@ -19956,7 +19956,7 @@
               <w:spacing w:after="10" w:before="0"/>
               <w:ind w:left="120"/>
             </w:pPr>
-            <w:hyperlink w:history="1" r:id="rId7itzcinqupzu5rgsopdda">
+            <w:hyperlink w:history="1" r:id="rIdz9gnjidlnivj20t1ejodc">
               <w:r>
                 <w:rPr>
                   <w:rFonts w:ascii="Arial" w:cs="Arial" w:eastAsia="Arial" w:hAnsi="Arial"/>
@@ -20001,7 +20001,7 @@
             <w:pPr>
               <w:spacing w:after="20" w:before="0"/>
             </w:pPr>
-            <w:hyperlink w:history="1" r:id="rIdyjz9z5dli8mo6-q-2age7">
+            <w:hyperlink w:history="1" r:id="rIdy3a3tdjxk4g_nmxzfz8uo">
               <w:r>
                 <w:rPr>
                   <w:rFonts w:ascii="Arial" w:cs="Arial" w:eastAsia="Arial" w:hAnsi="Arial"/>
@@ -20034,7 +20034,7 @@
               <w:spacing w:after="10" w:before="0"/>
               <w:ind w:left="120"/>
             </w:pPr>
-            <w:hyperlink w:history="1" r:id="rIdqujnkdl2dgkvfg16iiqiq">
+            <w:hyperlink w:history="1" r:id="rIdhruqzimfo7owytogw67th">
               <w:r>
                 <w:rPr>
                   <w:rFonts w:ascii="Arial" w:cs="Arial" w:eastAsia="Arial" w:hAnsi="Arial"/>
@@ -20229,7 +20229,7 @@
             <w:pPr>
               <w:spacing w:after="20" w:before="0"/>
             </w:pPr>
-            <w:hyperlink w:history="1" r:id="rIdn_jnhgg52esa7lnifi5de">
+            <w:hyperlink w:history="1" r:id="rIdideca7-9zb96ws1gjgyso">
               <w:r>
                 <w:rPr>
                   <w:rFonts w:ascii="Arial" w:cs="Arial" w:eastAsia="Arial" w:hAnsi="Arial"/>
@@ -20262,7 +20262,7 @@
               <w:spacing w:after="10" w:before="0"/>
               <w:ind w:left="120"/>
             </w:pPr>
-            <w:hyperlink w:history="1" r:id="rIdy8ezgprnb4mxkminsm-gi">
+            <w:hyperlink w:history="1" r:id="rIdqrqftbddytkpoom2pz5wn">
               <w:r>
                 <w:rPr>
                   <w:rFonts w:ascii="Arial" w:cs="Arial" w:eastAsia="Arial" w:hAnsi="Arial"/>
@@ -20307,7 +20307,7 @@
             <w:pPr>
               <w:spacing w:after="20" w:before="0"/>
             </w:pPr>
-            <w:hyperlink w:history="1" r:id="rIdzr38uhaqqim7wywrf_fjl">
+            <w:hyperlink w:history="1" r:id="rIddc5fwdcnun2nqmcxp_87q">
               <w:r>
                 <w:rPr>
                   <w:rFonts w:ascii="Arial" w:cs="Arial" w:eastAsia="Arial" w:hAnsi="Arial"/>
@@ -20340,7 +20340,7 @@
               <w:spacing w:after="10" w:before="0"/>
               <w:ind w:left="120"/>
             </w:pPr>
-            <w:hyperlink w:history="1" r:id="rIdalsrkodxypvqmaq0umsh-">
+            <w:hyperlink w:history="1" r:id="rIdnyuke6zis8uwzaoy7yom_">
               <w:r>
                 <w:rPr>
                   <w:rFonts w:ascii="Arial" w:cs="Arial" w:eastAsia="Arial" w:hAnsi="Arial"/>
@@ -20535,7 +20535,7 @@
             <w:pPr>
               <w:spacing w:after="20" w:before="0"/>
             </w:pPr>
-            <w:hyperlink w:history="1" r:id="rIdh9vm9zkfnztqevs0-azq8">
+            <w:hyperlink w:history="1" r:id="rIdcymkryxvm_0kagcjozyrz">
               <w:r>
                 <w:rPr>
                   <w:rFonts w:ascii="Arial" w:cs="Arial" w:eastAsia="Arial" w:hAnsi="Arial"/>
@@ -20568,7 +20568,7 @@
               <w:spacing w:after="10" w:before="0"/>
               <w:ind w:left="120"/>
             </w:pPr>
-            <w:hyperlink w:history="1" r:id="rIdpj2svtvoxmktujj8jgpq4">
+            <w:hyperlink w:history="1" r:id="rIdrrxopcgg57e4knx6rm5ko">
               <w:r>
                 <w:rPr>
                   <w:rFonts w:ascii="Arial" w:cs="Arial" w:eastAsia="Arial" w:hAnsi="Arial"/>
@@ -20613,7 +20613,7 @@
             <w:pPr>
               <w:spacing w:after="20" w:before="0"/>
             </w:pPr>
-            <w:hyperlink w:history="1" r:id="rIdutbkb0temewtr5yomn0-z">
+            <w:hyperlink w:history="1" r:id="rIdxohwtpmopc_c06w1-csrm">
               <w:r>
                 <w:rPr>
                   <w:rFonts w:ascii="Arial" w:cs="Arial" w:eastAsia="Arial" w:hAnsi="Arial"/>
@@ -20646,7 +20646,7 @@
               <w:spacing w:after="10" w:before="0"/>
               <w:ind w:left="120"/>
             </w:pPr>
-            <w:hyperlink w:history="1" r:id="rIdobpwsujxxcycpqg6dbkgo">
+            <w:hyperlink w:history="1" r:id="rIdsnsaagp8bq-1wrsv6bgr4">
               <w:r>
                 <w:rPr>
                   <w:rFonts w:ascii="Arial" w:cs="Arial" w:eastAsia="Arial" w:hAnsi="Arial"/>
@@ -21158,7 +21158,7 @@
         </w:rPr>
         <w:t xml:space="preserve">© 2026 SeaVuria and ARES. Aligned with KICD objectives. Developed by SeaVuria; technical implementation by ARES (with AI assistance from Claude). Licensed under </w:t>
       </w:r>
-      <w:hyperlink w:history="1" r:id="rIdxlwiwxoblu_ogiwwphopl">
+      <w:hyperlink w:history="1" r:id="rIdcmrjtph5kep32kjegdaax">
         <w:r>
           <w:rPr>
             <w:rFonts w:ascii="Arial" w:cs="Arial" w:eastAsia="Arial" w:hAnsi="Arial"/>
@@ -21179,7 +21179,7 @@
         </w:rPr>
         <w:t xml:space="preserve"> (</w:t>
       </w:r>
-      <w:hyperlink w:history="1" r:id="rIdgdm4ghbrqtlqcxkhmuqrr">
+      <w:hyperlink w:history="1" r:id="rIdo_bqskmkzspupbc6mpr5m">
         <w:r>
           <w:rPr>
             <w:rFonts w:ascii="Arial" w:cs="Arial" w:eastAsia="Arial" w:hAnsi="Arial"/>
@@ -22192,7 +22192,7 @@
             <w:pPr>
               <w:spacing w:after="20" w:before="0"/>
             </w:pPr>
-            <w:hyperlink w:history="1" r:id="rIdsynrxelemuobpcoofblsz">
+            <w:hyperlink w:history="1" r:id="rIdge8nlr3j_agxq2muepdni">
               <w:r>
                 <w:rPr>
                   <w:rFonts w:ascii="Arial" w:cs="Arial" w:eastAsia="Arial" w:hAnsi="Arial"/>
@@ -22225,7 +22225,7 @@
               <w:spacing w:after="10" w:before="0"/>
               <w:ind w:left="120"/>
             </w:pPr>
-            <w:hyperlink w:history="1" r:id="rIdmxlni8l790uoxzuzchfqh">
+            <w:hyperlink w:history="1" r:id="rIdacgvpziu7kyzbf_bpncn8">
               <w:r>
                 <w:rPr>
                   <w:rFonts w:ascii="Arial" w:cs="Arial" w:eastAsia="Arial" w:hAnsi="Arial"/>
@@ -22270,7 +22270,7 @@
             <w:pPr>
               <w:spacing w:after="20" w:before="0"/>
             </w:pPr>
-            <w:hyperlink w:history="1" r:id="rIdoxrwcvfefk_kgggk6_ubt">
+            <w:hyperlink w:history="1" r:id="rIdcnkf2ie1zgzyldcz5kcvs">
               <w:r>
                 <w:rPr>
                   <w:rFonts w:ascii="Arial" w:cs="Arial" w:eastAsia="Arial" w:hAnsi="Arial"/>
@@ -22303,7 +22303,7 @@
               <w:spacing w:after="10" w:before="0"/>
               <w:ind w:left="120"/>
             </w:pPr>
-            <w:hyperlink w:history="1" r:id="rIduia_4r7welo_rgedauh2i">
+            <w:hyperlink w:history="1" r:id="rId6dujcfmndwi27ddhx0hjq">
               <w:r>
                 <w:rPr>
                   <w:rFonts w:ascii="Arial" w:cs="Arial" w:eastAsia="Arial" w:hAnsi="Arial"/>
@@ -22498,7 +22498,7 @@
             <w:pPr>
               <w:spacing w:after="20" w:before="0"/>
             </w:pPr>
-            <w:hyperlink w:history="1" r:id="rIdjutubo0a4e11ytprpbdyu">
+            <w:hyperlink w:history="1" r:id="rIdh6xq28izlbr2cbgztuefx">
               <w:r>
                 <w:rPr>
                   <w:rFonts w:ascii="Arial" w:cs="Arial" w:eastAsia="Arial" w:hAnsi="Arial"/>
@@ -22531,7 +22531,7 @@
               <w:spacing w:after="10" w:before="0"/>
               <w:ind w:left="120"/>
             </w:pPr>
-            <w:hyperlink w:history="1" r:id="rIdtqeqhdt1rq1g0z61qwtw_">
+            <w:hyperlink w:history="1" r:id="rIdsivowr243quah3bmzq56d">
               <w:r>
                 <w:rPr>
                   <w:rFonts w:ascii="Arial" w:cs="Arial" w:eastAsia="Arial" w:hAnsi="Arial"/>
@@ -22576,7 +22576,7 @@
             <w:pPr>
               <w:spacing w:after="20" w:before="0"/>
             </w:pPr>
-            <w:hyperlink w:history="1" r:id="rIdvxziqmyqf5_pohunpg_q4">
+            <w:hyperlink w:history="1" r:id="rIdmqjzdlpaiapjaiwwfnklg">
               <w:r>
                 <w:rPr>
                   <w:rFonts w:ascii="Arial" w:cs="Arial" w:eastAsia="Arial" w:hAnsi="Arial"/>
@@ -22609,7 +22609,7 @@
               <w:spacing w:after="10" w:before="0"/>
               <w:ind w:left="120"/>
             </w:pPr>
-            <w:hyperlink w:history="1" r:id="rIdiwlyrxdmhi06tjft8sdjh">
+            <w:hyperlink w:history="1" r:id="rIdh38rjsvlogspxsyeoyd7r">
               <w:r>
                 <w:rPr>
                   <w:rFonts w:ascii="Arial" w:cs="Arial" w:eastAsia="Arial" w:hAnsi="Arial"/>
@@ -22804,7 +22804,7 @@
             <w:pPr>
               <w:spacing w:after="20" w:before="0"/>
             </w:pPr>
-            <w:hyperlink w:history="1" r:id="rIds4bex994s-dwftzgqhhx_">
+            <w:hyperlink w:history="1" r:id="rId8l8yvzn8elwt4kfq9pzv3">
               <w:r>
                 <w:rPr>
                   <w:rFonts w:ascii="Arial" w:cs="Arial" w:eastAsia="Arial" w:hAnsi="Arial"/>
@@ -22837,7 +22837,7 @@
               <w:spacing w:after="10" w:before="0"/>
               <w:ind w:left="120"/>
             </w:pPr>
-            <w:hyperlink w:history="1" r:id="rIdnhoubzy_asj1tjn81ne33">
+            <w:hyperlink w:history="1" r:id="rIdacenvp2ek-ppw4gssdl6e">
               <w:r>
                 <w:rPr>
                   <w:rFonts w:ascii="Arial" w:cs="Arial" w:eastAsia="Arial" w:hAnsi="Arial"/>
@@ -22882,7 +22882,7 @@
             <w:pPr>
               <w:spacing w:after="20" w:before="0"/>
             </w:pPr>
-            <w:hyperlink w:history="1" r:id="rIdos0vvnmczpar5-g5yhyca">
+            <w:hyperlink w:history="1" r:id="rIdqdw9bnldpgdz0isvf5hbx">
               <w:r>
                 <w:rPr>
                   <w:rFonts w:ascii="Arial" w:cs="Arial" w:eastAsia="Arial" w:hAnsi="Arial"/>
@@ -22915,7 +22915,7 @@
               <w:spacing w:after="10" w:before="0"/>
               <w:ind w:left="120"/>
             </w:pPr>
-            <w:hyperlink w:history="1" r:id="rIdvma_4qbfiq_8g__sytj9f">
+            <w:hyperlink w:history="1" r:id="rId0zqxhemtxcr9jjjrlmrid">
               <w:r>
                 <w:rPr>
                   <w:rFonts w:ascii="Arial" w:cs="Arial" w:eastAsia="Arial" w:hAnsi="Arial"/>
@@ -23110,7 +23110,7 @@
             <w:pPr>
               <w:spacing w:after="20" w:before="0"/>
             </w:pPr>
-            <w:hyperlink w:history="1" r:id="rIdolq1p00hf4mhwqfwh5ton">
+            <w:hyperlink w:history="1" r:id="rIdv1nzrxpe360vrn6soplgd">
               <w:r>
                 <w:rPr>
                   <w:rFonts w:ascii="Arial" w:cs="Arial" w:eastAsia="Arial" w:hAnsi="Arial"/>
@@ -23143,7 +23143,7 @@
               <w:spacing w:after="10" w:before="0"/>
               <w:ind w:left="120"/>
             </w:pPr>
-            <w:hyperlink w:history="1" r:id="rIdsslvyypplfxjb-gkpzfit">
+            <w:hyperlink w:history="1" r:id="rId8y0o4o_y99gbggkqex1ul">
               <w:r>
                 <w:rPr>
                   <w:rFonts w:ascii="Arial" w:cs="Arial" w:eastAsia="Arial" w:hAnsi="Arial"/>
@@ -23188,7 +23188,7 @@
             <w:pPr>
               <w:spacing w:after="20" w:before="0"/>
             </w:pPr>
-            <w:hyperlink w:history="1" r:id="rIdqskl6opstrxi3g0weagrr">
+            <w:hyperlink w:history="1" r:id="rIdgewlp_n21txgqxbnndrta">
               <w:r>
                 <w:rPr>
                   <w:rFonts w:ascii="Arial" w:cs="Arial" w:eastAsia="Arial" w:hAnsi="Arial"/>
@@ -23221,7 +23221,7 @@
               <w:spacing w:after="10" w:before="0"/>
               <w:ind w:left="120"/>
             </w:pPr>
-            <w:hyperlink w:history="1" r:id="rIdupshs6oorozcg5udxka_t">
+            <w:hyperlink w:history="1" r:id="rId0mn4k7g0fwevosto26doq">
               <w:r>
                 <w:rPr>
                   <w:rFonts w:ascii="Arial" w:cs="Arial" w:eastAsia="Arial" w:hAnsi="Arial"/>
@@ -23416,7 +23416,7 @@
             <w:pPr>
               <w:spacing w:after="20" w:before="0"/>
             </w:pPr>
-            <w:hyperlink w:history="1" r:id="rId1drby56t-sja-ebw3wnv1">
+            <w:hyperlink w:history="1" r:id="rId2ykju3rmjnvhqhgnkjcti">
               <w:r>
                 <w:rPr>
                   <w:rFonts w:ascii="Arial" w:cs="Arial" w:eastAsia="Arial" w:hAnsi="Arial"/>
@@ -23449,7 +23449,7 @@
               <w:spacing w:after="10" w:before="0"/>
               <w:ind w:left="120"/>
             </w:pPr>
-            <w:hyperlink w:history="1" r:id="rIdxyhqy6otuxacrcygzesi4">
+            <w:hyperlink w:history="1" r:id="rIdm4fji1ie-nss5vwivgllr">
               <w:r>
                 <w:rPr>
                   <w:rFonts w:ascii="Arial" w:cs="Arial" w:eastAsia="Arial" w:hAnsi="Arial"/>
@@ -23494,7 +23494,7 @@
             <w:pPr>
               <w:spacing w:after="20" w:before="0"/>
             </w:pPr>
-            <w:hyperlink w:history="1" r:id="rIdi9vdb_lujseb_aejqv0sm">
+            <w:hyperlink w:history="1" r:id="rId5s2p6xndmzgx6zrugndet">
               <w:r>
                 <w:rPr>
                   <w:rFonts w:ascii="Arial" w:cs="Arial" w:eastAsia="Arial" w:hAnsi="Arial"/>
@@ -23527,7 +23527,7 @@
               <w:spacing w:after="10" w:before="0"/>
               <w:ind w:left="120"/>
             </w:pPr>
-            <w:hyperlink w:history="1" r:id="rIdofhqqzoxt9fbqbpkumeqy">
+            <w:hyperlink w:history="1" r:id="rIdcwsn_mck78nc5z_etv552">
               <w:r>
                 <w:rPr>
                   <w:rFonts w:ascii="Arial" w:cs="Arial" w:eastAsia="Arial" w:hAnsi="Arial"/>
@@ -24039,7 +24039,7 @@
         </w:rPr>
         <w:t xml:space="preserve">© 2026 SeaVuria and ARES. Aligned with KICD objectives. Developed by SeaVuria; technical implementation by ARES (with AI assistance from Claude). Licensed under </w:t>
       </w:r>
-      <w:hyperlink w:history="1" r:id="rId6ng52k6f9gtf7z5x4up2_">
+      <w:hyperlink w:history="1" r:id="rIdk-2vq3bcoltzqiai_e1ad">
         <w:r>
           <w:rPr>
             <w:rFonts w:ascii="Arial" w:cs="Arial" w:eastAsia="Arial" w:hAnsi="Arial"/>
@@ -24060,7 +24060,7 @@
         </w:rPr>
         <w:t xml:space="preserve"> (</w:t>
       </w:r>
-      <w:hyperlink w:history="1" r:id="rId7eioipmwn0q5jhf3euxcw">
+      <w:hyperlink w:history="1" r:id="rIdpe_trb60ohisy1onecgnu">
         <w:r>
           <w:rPr>
             <w:rFonts w:ascii="Arial" w:cs="Arial" w:eastAsia="Arial" w:hAnsi="Arial"/>
@@ -25073,7 +25073,7 @@
             <w:pPr>
               <w:spacing w:after="20" w:before="0"/>
             </w:pPr>
-            <w:hyperlink w:history="1" r:id="rIdwzdqwm-zlxuqu_d_k3e_c">
+            <w:hyperlink w:history="1" r:id="rIdx0wreixfhaegvjqhumk1k">
               <w:r>
                 <w:rPr>
                   <w:rFonts w:ascii="Arial" w:cs="Arial" w:eastAsia="Arial" w:hAnsi="Arial"/>
@@ -25106,7 +25106,7 @@
               <w:spacing w:after="10" w:before="0"/>
               <w:ind w:left="120"/>
             </w:pPr>
-            <w:hyperlink w:history="1" r:id="rIdmibuacd3x6nkn2h7jwepw">
+            <w:hyperlink w:history="1" r:id="rId5uedm8a0qilujubwjebp-">
               <w:r>
                 <w:rPr>
                   <w:rFonts w:ascii="Arial" w:cs="Arial" w:eastAsia="Arial" w:hAnsi="Arial"/>
@@ -25151,7 +25151,7 @@
             <w:pPr>
               <w:spacing w:after="20" w:before="0"/>
             </w:pPr>
-            <w:hyperlink w:history="1" r:id="rIdbb6lxs9ypb9iaiabla4fs">
+            <w:hyperlink w:history="1" r:id="rIdrwftsm04fahgqiehjzhpi">
               <w:r>
                 <w:rPr>
                   <w:rFonts w:ascii="Arial" w:cs="Arial" w:eastAsia="Arial" w:hAnsi="Arial"/>
@@ -25184,7 +25184,7 @@
               <w:spacing w:after="10" w:before="0"/>
               <w:ind w:left="120"/>
             </w:pPr>
-            <w:hyperlink w:history="1" r:id="rIdc8s9jpxjzc0picem4q2gw">
+            <w:hyperlink w:history="1" r:id="rIdeaaflzju9fpxgtzeg-kqa">
               <w:r>
                 <w:rPr>
                   <w:rFonts w:ascii="Arial" w:cs="Arial" w:eastAsia="Arial" w:hAnsi="Arial"/>
@@ -25379,7 +25379,7 @@
             <w:pPr>
               <w:spacing w:after="20" w:before="0"/>
             </w:pPr>
-            <w:hyperlink w:history="1" r:id="rIdiigm7syta84_sxhvxibcl">
+            <w:hyperlink w:history="1" r:id="rIdpblf3fnuwed1t61fuis0s">
               <w:r>
                 <w:rPr>
                   <w:rFonts w:ascii="Arial" w:cs="Arial" w:eastAsia="Arial" w:hAnsi="Arial"/>
@@ -25412,7 +25412,7 @@
               <w:spacing w:after="10" w:before="0"/>
               <w:ind w:left="120"/>
             </w:pPr>
-            <w:hyperlink w:history="1" r:id="rId3iknvcjq7otvxvfq1kxii">
+            <w:hyperlink w:history="1" r:id="rIdyyhmmxuv0b_axrf9w9luw">
               <w:r>
                 <w:rPr>
                   <w:rFonts w:ascii="Arial" w:cs="Arial" w:eastAsia="Arial" w:hAnsi="Arial"/>
@@ -25457,7 +25457,7 @@
             <w:pPr>
               <w:spacing w:after="20" w:before="0"/>
             </w:pPr>
-            <w:hyperlink w:history="1" r:id="rIdmhnmnq1bdcgdag3hbuj1s">
+            <w:hyperlink w:history="1" r:id="rId3zaj2gx1qhr91or3facjp">
               <w:r>
                 <w:rPr>
                   <w:rFonts w:ascii="Arial" w:cs="Arial" w:eastAsia="Arial" w:hAnsi="Arial"/>
@@ -25490,7 +25490,7 @@
               <w:spacing w:after="10" w:before="0"/>
               <w:ind w:left="120"/>
             </w:pPr>
-            <w:hyperlink w:history="1" r:id="rId40wzz9qgs_oez4djisynm">
+            <w:hyperlink w:history="1" r:id="rIdq1tpb3pcc6l1am2hclapz">
               <w:r>
                 <w:rPr>
                   <w:rFonts w:ascii="Arial" w:cs="Arial" w:eastAsia="Arial" w:hAnsi="Arial"/>
@@ -25685,7 +25685,7 @@
             <w:pPr>
               <w:spacing w:after="20" w:before="0"/>
             </w:pPr>
-            <w:hyperlink w:history="1" r:id="rId0nhqa4qud9p_db4qk6upk">
+            <w:hyperlink w:history="1" r:id="rIdiql3wnyopcxmrq_yofnhi">
               <w:r>
                 <w:rPr>
                   <w:rFonts w:ascii="Arial" w:cs="Arial" w:eastAsia="Arial" w:hAnsi="Arial"/>
@@ -25718,7 +25718,7 @@
               <w:spacing w:after="10" w:before="0"/>
               <w:ind w:left="120"/>
             </w:pPr>
-            <w:hyperlink w:history="1" r:id="rIdw3vxprcjf0f1saysud4hj">
+            <w:hyperlink w:history="1" r:id="rIdrbyz1asqhginau9rd4_1d">
               <w:r>
                 <w:rPr>
                   <w:rFonts w:ascii="Arial" w:cs="Arial" w:eastAsia="Arial" w:hAnsi="Arial"/>
@@ -25763,7 +25763,7 @@
             <w:pPr>
               <w:spacing w:after="20" w:before="0"/>
             </w:pPr>
-            <w:hyperlink w:history="1" r:id="rIdmluapuaqdcr4jbrvu3klz">
+            <w:hyperlink w:history="1" r:id="rIdfbrb38iqfdun3ibetv4en">
               <w:r>
                 <w:rPr>
                   <w:rFonts w:ascii="Arial" w:cs="Arial" w:eastAsia="Arial" w:hAnsi="Arial"/>
@@ -25796,7 +25796,7 @@
               <w:spacing w:after="10" w:before="0"/>
               <w:ind w:left="120"/>
             </w:pPr>
-            <w:hyperlink w:history="1" r:id="rId-mcx9mno_xdgjklhjjjim">
+            <w:hyperlink w:history="1" r:id="rIdjjjoce3ftvb6dxedruxnq">
               <w:r>
                 <w:rPr>
                   <w:rFonts w:ascii="Arial" w:cs="Arial" w:eastAsia="Arial" w:hAnsi="Arial"/>
@@ -25991,7 +25991,7 @@
             <w:pPr>
               <w:spacing w:after="20" w:before="0"/>
             </w:pPr>
-            <w:hyperlink w:history="1" r:id="rIdnsll3whc6kjdi8nripjsf">
+            <w:hyperlink w:history="1" r:id="rId5evzmiu58g8ywdi1tznqz">
               <w:r>
                 <w:rPr>
                   <w:rFonts w:ascii="Arial" w:cs="Arial" w:eastAsia="Arial" w:hAnsi="Arial"/>
@@ -26024,7 +26024,7 @@
               <w:spacing w:after="10" w:before="0"/>
               <w:ind w:left="120"/>
             </w:pPr>
-            <w:hyperlink w:history="1" r:id="rIdyyypstux-p4lysmyw9xk4">
+            <w:hyperlink w:history="1" r:id="rIdbepl8mbypk9wch_5fqw43">
               <w:r>
                 <w:rPr>
                   <w:rFonts w:ascii="Arial" w:cs="Arial" w:eastAsia="Arial" w:hAnsi="Arial"/>
@@ -26069,7 +26069,7 @@
             <w:pPr>
               <w:spacing w:after="20" w:before="0"/>
             </w:pPr>
-            <w:hyperlink w:history="1" r:id="rIdi2wlt74me_e8qbxepfedq">
+            <w:hyperlink w:history="1" r:id="rIdegzkxvqlewa_qouiyaiur">
               <w:r>
                 <w:rPr>
                   <w:rFonts w:ascii="Arial" w:cs="Arial" w:eastAsia="Arial" w:hAnsi="Arial"/>
@@ -26102,7 +26102,7 @@
               <w:spacing w:after="10" w:before="0"/>
               <w:ind w:left="120"/>
             </w:pPr>
-            <w:hyperlink w:history="1" r:id="rIds83_qd69nrnk-czk5m8b6">
+            <w:hyperlink w:history="1" r:id="rIdfghnagmjbmkt2v7vxabju">
               <w:r>
                 <w:rPr>
                   <w:rFonts w:ascii="Arial" w:cs="Arial" w:eastAsia="Arial" w:hAnsi="Arial"/>
@@ -26297,7 +26297,7 @@
             <w:pPr>
               <w:spacing w:after="20" w:before="0"/>
             </w:pPr>
-            <w:hyperlink w:history="1" r:id="rIdppntqlawoq4hwfgovhl-y">
+            <w:hyperlink w:history="1" r:id="rIdtpefnd9p43ueru_fldcsa">
               <w:r>
                 <w:rPr>
                   <w:rFonts w:ascii="Arial" w:cs="Arial" w:eastAsia="Arial" w:hAnsi="Arial"/>
@@ -26330,7 +26330,7 @@
               <w:spacing w:after="10" w:before="0"/>
               <w:ind w:left="120"/>
             </w:pPr>
-            <w:hyperlink w:history="1" r:id="rIdxhzl_4oylyhccxli2__rx">
+            <w:hyperlink w:history="1" r:id="rIdflf6yow6cshbpubbqdvqs">
               <w:r>
                 <w:rPr>
                   <w:rFonts w:ascii="Arial" w:cs="Arial" w:eastAsia="Arial" w:hAnsi="Arial"/>
@@ -26375,7 +26375,7 @@
             <w:pPr>
               <w:spacing w:after="20" w:before="0"/>
             </w:pPr>
-            <w:hyperlink w:history="1" r:id="rIdg7amvspxfd2vs_vza541z">
+            <w:hyperlink w:history="1" r:id="rIdjavztynwt5i5gai4gv6e3">
               <w:r>
                 <w:rPr>
                   <w:rFonts w:ascii="Arial" w:cs="Arial" w:eastAsia="Arial" w:hAnsi="Arial"/>
@@ -26408,7 +26408,7 @@
               <w:spacing w:after="10" w:before="0"/>
               <w:ind w:left="120"/>
             </w:pPr>
-            <w:hyperlink w:history="1" r:id="rIdtltr8rz39flij04ybk4k-">
+            <w:hyperlink w:history="1" r:id="rIdkg4bfcu-1q-i2n3hxbgkm">
               <w:r>
                 <w:rPr>
                   <w:rFonts w:ascii="Arial" w:cs="Arial" w:eastAsia="Arial" w:hAnsi="Arial"/>
@@ -26920,7 +26920,7 @@
         </w:rPr>
         <w:t xml:space="preserve">© 2026 SeaVuria and ARES. Aligned with KICD objectives. Developed by SeaVuria; technical implementation by ARES (with AI assistance from Claude). Licensed under </w:t>
       </w:r>
-      <w:hyperlink w:history="1" r:id="rIdyrx4laqa6_bcyrlo1nvms">
+      <w:hyperlink w:history="1" r:id="rIdxcizzkrqnofup3fpfidsm">
         <w:r>
           <w:rPr>
             <w:rFonts w:ascii="Arial" w:cs="Arial" w:eastAsia="Arial" w:hAnsi="Arial"/>
@@ -26941,7 +26941,7 @@
         </w:rPr>
         <w:t xml:space="preserve"> (</w:t>
       </w:r>
-      <w:hyperlink w:history="1" r:id="rId0ycumj2rdcb7q5hqmulri">
+      <w:hyperlink w:history="1" r:id="rIdfdizpaifuvhpoil_kthkv">
         <w:r>
           <w:rPr>
             <w:rFonts w:ascii="Arial" w:cs="Arial" w:eastAsia="Arial" w:hAnsi="Arial"/>
@@ -27954,7 +27954,7 @@
             <w:pPr>
               <w:spacing w:after="20" w:before="0"/>
             </w:pPr>
-            <w:hyperlink w:history="1" r:id="rId7a5wxnk3a29n7894uqheg">
+            <w:hyperlink w:history="1" r:id="rId-4bsne6_unrybo2h82jyp">
               <w:r>
                 <w:rPr>
                   <w:rFonts w:ascii="Arial" w:cs="Arial" w:eastAsia="Arial" w:hAnsi="Arial"/>
@@ -27987,7 +27987,7 @@
               <w:spacing w:after="10" w:before="0"/>
               <w:ind w:left="120"/>
             </w:pPr>
-            <w:hyperlink w:history="1" r:id="rId8vpk2xw1-icsrqvefipx2">
+            <w:hyperlink w:history="1" r:id="rIdmtbsfakeze4yhmbh4pnlu">
               <w:r>
                 <w:rPr>
                   <w:rFonts w:ascii="Arial" w:cs="Arial" w:eastAsia="Arial" w:hAnsi="Arial"/>
@@ -28032,7 +28032,7 @@
             <w:pPr>
               <w:spacing w:after="20" w:before="0"/>
             </w:pPr>
-            <w:hyperlink w:history="1" r:id="rIdzui6hhjma1b9qjufwpc8t">
+            <w:hyperlink w:history="1" r:id="rIdnkpady6qqjboujt_xqhko">
               <w:r>
                 <w:rPr>
                   <w:rFonts w:ascii="Arial" w:cs="Arial" w:eastAsia="Arial" w:hAnsi="Arial"/>
@@ -28065,7 +28065,7 @@
               <w:spacing w:after="10" w:before="0"/>
               <w:ind w:left="120"/>
             </w:pPr>
-            <w:hyperlink w:history="1" r:id="rIdbpzvh09d8p5a9wulpszyh">
+            <w:hyperlink w:history="1" r:id="rIdddek7fd6qhmi-v9l_7wxq">
               <w:r>
                 <w:rPr>
                   <w:rFonts w:ascii="Arial" w:cs="Arial" w:eastAsia="Arial" w:hAnsi="Arial"/>
@@ -28260,7 +28260,7 @@
             <w:pPr>
               <w:spacing w:after="20" w:before="0"/>
             </w:pPr>
-            <w:hyperlink w:history="1" r:id="rId-qxu2qjlwgck8vvhwiry9">
+            <w:hyperlink w:history="1" r:id="rIdye1-df1nfcrim3tbnrnwu">
               <w:r>
                 <w:rPr>
                   <w:rFonts w:ascii="Arial" w:cs="Arial" w:eastAsia="Arial" w:hAnsi="Arial"/>
@@ -28293,7 +28293,7 @@
               <w:spacing w:after="10" w:before="0"/>
               <w:ind w:left="120"/>
             </w:pPr>
-            <w:hyperlink w:history="1" r:id="rId_4ak1zhvipbtxdobtswg6">
+            <w:hyperlink w:history="1" r:id="rIdwq6vf9hkrbshetjhc86fh">
               <w:r>
                 <w:rPr>
                   <w:rFonts w:ascii="Arial" w:cs="Arial" w:eastAsia="Arial" w:hAnsi="Arial"/>
@@ -28338,7 +28338,7 @@
             <w:pPr>
               <w:spacing w:after="20" w:before="0"/>
             </w:pPr>
-            <w:hyperlink w:history="1" r:id="rId5ycwdmleof8kby07lpwep">
+            <w:hyperlink w:history="1" r:id="rIdolkcegmrf5tumsehazbzz">
               <w:r>
                 <w:rPr>
                   <w:rFonts w:ascii="Arial" w:cs="Arial" w:eastAsia="Arial" w:hAnsi="Arial"/>
@@ -28371,7 +28371,7 @@
               <w:spacing w:after="10" w:before="0"/>
               <w:ind w:left="120"/>
             </w:pPr>
-            <w:hyperlink w:history="1" r:id="rIdjxoj9jv8jhisk2nr4jo_s">
+            <w:hyperlink w:history="1" r:id="rIdkp-x8-fdw89afee38chio">
               <w:r>
                 <w:rPr>
                   <w:rFonts w:ascii="Arial" w:cs="Arial" w:eastAsia="Arial" w:hAnsi="Arial"/>
@@ -28566,7 +28566,7 @@
             <w:pPr>
               <w:spacing w:after="20" w:before="0"/>
             </w:pPr>
-            <w:hyperlink w:history="1" r:id="rIdrdz06lwsiee_uk0fc_08d">
+            <w:hyperlink w:history="1" r:id="rIdo6hv9_gkn9wuucbbm8fk2">
               <w:r>
                 <w:rPr>
                   <w:rFonts w:ascii="Arial" w:cs="Arial" w:eastAsia="Arial" w:hAnsi="Arial"/>
@@ -28599,7 +28599,7 @@
               <w:spacing w:after="10" w:before="0"/>
               <w:ind w:left="120"/>
             </w:pPr>
-            <w:hyperlink w:history="1" r:id="rIdb4kv2zhgeyubjyqjeqfc_">
+            <w:hyperlink w:history="1" r:id="rIdbuioqdfjz0r89i48e-g1a">
               <w:r>
                 <w:rPr>
                   <w:rFonts w:ascii="Arial" w:cs="Arial" w:eastAsia="Arial" w:hAnsi="Arial"/>
@@ -28644,7 +28644,7 @@
             <w:pPr>
               <w:spacing w:after="20" w:before="0"/>
             </w:pPr>
-            <w:hyperlink w:history="1" r:id="rIdkib5iaijwrecbigoetnjd">
+            <w:hyperlink w:history="1" r:id="rIdol-sekccmp1bsqupur9hj">
               <w:r>
                 <w:rPr>
                   <w:rFonts w:ascii="Arial" w:cs="Arial" w:eastAsia="Arial" w:hAnsi="Arial"/>
@@ -28677,7 +28677,7 @@
               <w:spacing w:after="10" w:before="0"/>
               <w:ind w:left="120"/>
             </w:pPr>
-            <w:hyperlink w:history="1" r:id="rIdzs2-cyrvqal4he3ixaw9o">
+            <w:hyperlink w:history="1" r:id="rIdug9td02k59dd_wqcl882m">
               <w:r>
                 <w:rPr>
                   <w:rFonts w:ascii="Arial" w:cs="Arial" w:eastAsia="Arial" w:hAnsi="Arial"/>
@@ -28872,7 +28872,7 @@
             <w:pPr>
               <w:spacing w:after="20" w:before="0"/>
             </w:pPr>
-            <w:hyperlink w:history="1" r:id="rId68trlix84hkl-v1brekjb">
+            <w:hyperlink w:history="1" r:id="rIdq7nuf6gpnqmbcojmm64zy">
               <w:r>
                 <w:rPr>
                   <w:rFonts w:ascii="Arial" w:cs="Arial" w:eastAsia="Arial" w:hAnsi="Arial"/>
@@ -28905,7 +28905,7 @@
               <w:spacing w:after="10" w:before="0"/>
               <w:ind w:left="120"/>
             </w:pPr>
-            <w:hyperlink w:history="1" r:id="rIdxo2lbsnipkqpszcfbb1fx">
+            <w:hyperlink w:history="1" r:id="rIdkpbbq8lkv84oufb6eakfi">
               <w:r>
                 <w:rPr>
                   <w:rFonts w:ascii="Arial" w:cs="Arial" w:eastAsia="Arial" w:hAnsi="Arial"/>
@@ -28950,7 +28950,7 @@
             <w:pPr>
               <w:spacing w:after="20" w:before="0"/>
             </w:pPr>
-            <w:hyperlink w:history="1" r:id="rIdyqqkznjgsm4zcdqqnnp5e">
+            <w:hyperlink w:history="1" r:id="rIdvtgends180wx48ykk36lc">
               <w:r>
                 <w:rPr>
                   <w:rFonts w:ascii="Arial" w:cs="Arial" w:eastAsia="Arial" w:hAnsi="Arial"/>
@@ -28983,7 +28983,7 @@
               <w:spacing w:after="10" w:before="0"/>
               <w:ind w:left="120"/>
             </w:pPr>
-            <w:hyperlink w:history="1" r:id="rIdqdehwyjuekmbmo2xmepyh">
+            <w:hyperlink w:history="1" r:id="rIdptl2q7zba3kkzhwut8rmu">
               <w:r>
                 <w:rPr>
                   <w:rFonts w:ascii="Arial" w:cs="Arial" w:eastAsia="Arial" w:hAnsi="Arial"/>
@@ -29178,7 +29178,7 @@
             <w:pPr>
               <w:spacing w:after="20" w:before="0"/>
             </w:pPr>
-            <w:hyperlink w:history="1" r:id="rIdjbe05rroitcj18w6xdigq">
+            <w:hyperlink w:history="1" r:id="rIdyzesz_p9eu2whqfr5xqyw">
               <w:r>
                 <w:rPr>
                   <w:rFonts w:ascii="Arial" w:cs="Arial" w:eastAsia="Arial" w:hAnsi="Arial"/>
@@ -29211,7 +29211,7 @@
               <w:spacing w:after="10" w:before="0"/>
               <w:ind w:left="120"/>
             </w:pPr>
-            <w:hyperlink w:history="1" r:id="rIdj4prcwkzvpuinfm4dszdc">
+            <w:hyperlink w:history="1" r:id="rIdctcgebk_untxtypt-bzyo">
               <w:r>
                 <w:rPr>
                   <w:rFonts w:ascii="Arial" w:cs="Arial" w:eastAsia="Arial" w:hAnsi="Arial"/>
@@ -29256,7 +29256,7 @@
             <w:pPr>
               <w:spacing w:after="20" w:before="0"/>
             </w:pPr>
-            <w:hyperlink w:history="1" r:id="rIdai7o_-rdk_mu6onezjgir">
+            <w:hyperlink w:history="1" r:id="rIdyc6ja-llcfuywmu-hzor0">
               <w:r>
                 <w:rPr>
                   <w:rFonts w:ascii="Arial" w:cs="Arial" w:eastAsia="Arial" w:hAnsi="Arial"/>
@@ -29289,7 +29289,7 @@
               <w:spacing w:after="10" w:before="0"/>
               <w:ind w:left="120"/>
             </w:pPr>
-            <w:hyperlink w:history="1" r:id="rIdjgd9h8its3gj9xpqeihby">
+            <w:hyperlink w:history="1" r:id="rId_ziuez8tzhdpaaw3essrm">
               <w:r>
                 <w:rPr>
                   <w:rFonts w:ascii="Arial" w:cs="Arial" w:eastAsia="Arial" w:hAnsi="Arial"/>
@@ -29801,7 +29801,7 @@
         </w:rPr>
         <w:t xml:space="preserve">© 2026 SeaVuria and ARES. Aligned with KICD objectives. Developed by SeaVuria; technical implementation by ARES (with AI assistance from Claude). Licensed under </w:t>
       </w:r>
-      <w:hyperlink w:history="1" r:id="rId_hh7k6bdjiugprp78zrcf">
+      <w:hyperlink w:history="1" r:id="rIdrmpcni-gkhxe4-8pyha6b">
         <w:r>
           <w:rPr>
             <w:rFonts w:ascii="Arial" w:cs="Arial" w:eastAsia="Arial" w:hAnsi="Arial"/>
@@ -29822,7 +29822,7 @@
         </w:rPr>
         <w:t xml:space="preserve"> (</w:t>
       </w:r>
-      <w:hyperlink w:history="1" r:id="rIdtaytpl-p9c2colbedtmzm">
+      <w:hyperlink w:history="1" r:id="rIdpmhl7glyee14ggtsimf1w">
         <w:r>
           <w:rPr>
             <w:rFonts w:ascii="Arial" w:cs="Arial" w:eastAsia="Arial" w:hAnsi="Arial"/>
@@ -30835,7 +30835,7 @@
             <w:pPr>
               <w:spacing w:after="20" w:before="0"/>
             </w:pPr>
-            <w:hyperlink w:history="1" r:id="rIdqrahmto3vemwbyxznyvnu">
+            <w:hyperlink w:history="1" r:id="rIdeagv7csfcvrjbyyiwniwo">
               <w:r>
                 <w:rPr>
                   <w:rFonts w:ascii="Arial" w:cs="Arial" w:eastAsia="Arial" w:hAnsi="Arial"/>
@@ -30868,7 +30868,7 @@
               <w:spacing w:after="10" w:before="0"/>
               <w:ind w:left="120"/>
             </w:pPr>
-            <w:hyperlink w:history="1" r:id="rIduk9nnaeqhwzzar1mdmu_q">
+            <w:hyperlink w:history="1" r:id="rId0-cqavmlkfywqnknjj-68">
               <w:r>
                 <w:rPr>
                   <w:rFonts w:ascii="Arial" w:cs="Arial" w:eastAsia="Arial" w:hAnsi="Arial"/>
@@ -30913,7 +30913,7 @@
             <w:pPr>
               <w:spacing w:after="20" w:before="0"/>
             </w:pPr>
-            <w:hyperlink w:history="1" r:id="rIdlb1l6k59fy2tn5xb5dejm">
+            <w:hyperlink w:history="1" r:id="rIdez0xr9xkzwmil4nlgx_rk">
               <w:r>
                 <w:rPr>
                   <w:rFonts w:ascii="Arial" w:cs="Arial" w:eastAsia="Arial" w:hAnsi="Arial"/>
@@ -30946,7 +30946,7 @@
               <w:spacing w:after="10" w:before="0"/>
               <w:ind w:left="120"/>
             </w:pPr>
-            <w:hyperlink w:history="1" r:id="rIdnqvem6h-mgotpflqwwrbg">
+            <w:hyperlink w:history="1" r:id="rIds1rpkcqq9004yv-2sfcmk">
               <w:r>
                 <w:rPr>
                   <w:rFonts w:ascii="Arial" w:cs="Arial" w:eastAsia="Arial" w:hAnsi="Arial"/>
@@ -31141,7 +31141,7 @@
             <w:pPr>
               <w:spacing w:after="20" w:before="0"/>
             </w:pPr>
-            <w:hyperlink w:history="1" r:id="rIdm7ovpnqkebthi4tomi3ez">
+            <w:hyperlink w:history="1" r:id="rIdkyqj9ywqlfa46urvlytcu">
               <w:r>
                 <w:rPr>
                   <w:rFonts w:ascii="Arial" w:cs="Arial" w:eastAsia="Arial" w:hAnsi="Arial"/>
@@ -31174,7 +31174,7 @@
               <w:spacing w:after="10" w:before="0"/>
               <w:ind w:left="120"/>
             </w:pPr>
-            <w:hyperlink w:history="1" r:id="rIdzdb6qkxr3zzxixxgfllno">
+            <w:hyperlink w:history="1" r:id="rIdauvurm_fztj8rq702h8l4">
               <w:r>
                 <w:rPr>
                   <w:rFonts w:ascii="Arial" w:cs="Arial" w:eastAsia="Arial" w:hAnsi="Arial"/>
@@ -31219,7 +31219,7 @@
             <w:pPr>
               <w:spacing w:after="20" w:before="0"/>
             </w:pPr>
-            <w:hyperlink w:history="1" r:id="rIdpeffelmgny3eiaj4vx0jo">
+            <w:hyperlink w:history="1" r:id="rIdvujma4jhzbyirlbi4qhde">
               <w:r>
                 <w:rPr>
                   <w:rFonts w:ascii="Arial" w:cs="Arial" w:eastAsia="Arial" w:hAnsi="Arial"/>
@@ -31252,7 +31252,7 @@
               <w:spacing w:after="10" w:before="0"/>
               <w:ind w:left="120"/>
             </w:pPr>
-            <w:hyperlink w:history="1" r:id="rIdvxwssgsczy0c3l63uait9">
+            <w:hyperlink w:history="1" r:id="rIds7d8x2cnrc9noeoyzfi7g">
               <w:r>
                 <w:rPr>
                   <w:rFonts w:ascii="Arial" w:cs="Arial" w:eastAsia="Arial" w:hAnsi="Arial"/>
@@ -31447,7 +31447,7 @@
             <w:pPr>
               <w:spacing w:after="20" w:before="0"/>
             </w:pPr>
-            <w:hyperlink w:history="1" r:id="rIdmsf0cqdibrwxbzzksvifs">
+            <w:hyperlink w:history="1" r:id="rId1-cayunx1mw2j9nahanlw">
               <w:r>
                 <w:rPr>
                   <w:rFonts w:ascii="Arial" w:cs="Arial" w:eastAsia="Arial" w:hAnsi="Arial"/>
@@ -31480,7 +31480,7 @@
               <w:spacing w:after="10" w:before="0"/>
               <w:ind w:left="120"/>
             </w:pPr>
-            <w:hyperlink w:history="1" r:id="rId3uip-itgkeq_a4ewkktex">
+            <w:hyperlink w:history="1" r:id="rIdlpb0i6vdoffdq_znpmu1p">
               <w:r>
                 <w:rPr>
                   <w:rFonts w:ascii="Arial" w:cs="Arial" w:eastAsia="Arial" w:hAnsi="Arial"/>
@@ -31525,7 +31525,7 @@
             <w:pPr>
               <w:spacing w:after="20" w:before="0"/>
             </w:pPr>
-            <w:hyperlink w:history="1" r:id="rIddrzzix-_ygaurcikxctkn">
+            <w:hyperlink w:history="1" r:id="rIdzgqcwjt53baplb8y1ozgm">
               <w:r>
                 <w:rPr>
                   <w:rFonts w:ascii="Arial" w:cs="Arial" w:eastAsia="Arial" w:hAnsi="Arial"/>
@@ -31558,7 +31558,7 @@
               <w:spacing w:after="10" w:before="0"/>
               <w:ind w:left="120"/>
             </w:pPr>
-            <w:hyperlink w:history="1" r:id="rIdr7xeru91_f5vsasblge_r">
+            <w:hyperlink w:history="1" r:id="rId57owovx1gzsadbk1cmi0b">
               <w:r>
                 <w:rPr>
                   <w:rFonts w:ascii="Arial" w:cs="Arial" w:eastAsia="Arial" w:hAnsi="Arial"/>
@@ -31753,7 +31753,7 @@
             <w:pPr>
               <w:spacing w:after="20" w:before="0"/>
             </w:pPr>
-            <w:hyperlink w:history="1" r:id="rIdqwvhhq4rqikqlewpkv2yj">
+            <w:hyperlink w:history="1" r:id="rIdqjy8krv5nk1b_vgkmg_la">
               <w:r>
                 <w:rPr>
                   <w:rFonts w:ascii="Arial" w:cs="Arial" w:eastAsia="Arial" w:hAnsi="Arial"/>
@@ -31786,7 +31786,7 @@
               <w:spacing w:after="10" w:before="0"/>
               <w:ind w:left="120"/>
             </w:pPr>
-            <w:hyperlink w:history="1" r:id="rIdt146-xctrryu95vnatulg">
+            <w:hyperlink w:history="1" r:id="rIdstupifvuvt2s_s2xzdwdt">
               <w:r>
                 <w:rPr>
                   <w:rFonts w:ascii="Arial" w:cs="Arial" w:eastAsia="Arial" w:hAnsi="Arial"/>
@@ -31831,7 +31831,7 @@
             <w:pPr>
               <w:spacing w:after="20" w:before="0"/>
             </w:pPr>
-            <w:hyperlink w:history="1" r:id="rId41oe9o9vua0ri3idrhgw7">
+            <w:hyperlink w:history="1" r:id="rIdqmtccua4vqhkpuqcm4u5v">
               <w:r>
                 <w:rPr>
                   <w:rFonts w:ascii="Arial" w:cs="Arial" w:eastAsia="Arial" w:hAnsi="Arial"/>
@@ -31864,7 +31864,7 @@
               <w:spacing w:after="10" w:before="0"/>
               <w:ind w:left="120"/>
             </w:pPr>
-            <w:hyperlink w:history="1" r:id="rIdyexrzzm-xxsp70wqoq0db">
+            <w:hyperlink w:history="1" r:id="rId-czt6wom1f0cligprms7q">
               <w:r>
                 <w:rPr>
                   <w:rFonts w:ascii="Arial" w:cs="Arial" w:eastAsia="Arial" w:hAnsi="Arial"/>
@@ -32059,7 +32059,7 @@
             <w:pPr>
               <w:spacing w:after="20" w:before="0"/>
             </w:pPr>
-            <w:hyperlink w:history="1" r:id="rIdwtyl6puduo_gc61n-pax7">
+            <w:hyperlink w:history="1" r:id="rId8ojde8daf8cgpsc06l8fd">
               <w:r>
                 <w:rPr>
                   <w:rFonts w:ascii="Arial" w:cs="Arial" w:eastAsia="Arial" w:hAnsi="Arial"/>
@@ -32092,7 +32092,7 @@
               <w:spacing w:after="10" w:before="0"/>
               <w:ind w:left="120"/>
             </w:pPr>
-            <w:hyperlink w:history="1" r:id="rIdvze6btb1vxu6pjyo0g_j_">
+            <w:hyperlink w:history="1" r:id="rIdb6i5xdg3dahv42pwr9pqu">
               <w:r>
                 <w:rPr>
                   <w:rFonts w:ascii="Arial" w:cs="Arial" w:eastAsia="Arial" w:hAnsi="Arial"/>
@@ -32137,7 +32137,7 @@
             <w:pPr>
               <w:spacing w:after="20" w:before="0"/>
             </w:pPr>
-            <w:hyperlink w:history="1" r:id="rId6kmwcw6m7_e8zf8qrl6wd">
+            <w:hyperlink w:history="1" r:id="rIdltpxfpef41kwwouwdbywu">
               <w:r>
                 <w:rPr>
                   <w:rFonts w:ascii="Arial" w:cs="Arial" w:eastAsia="Arial" w:hAnsi="Arial"/>
@@ -32170,7 +32170,7 @@
               <w:spacing w:after="10" w:before="0"/>
               <w:ind w:left="120"/>
             </w:pPr>
-            <w:hyperlink w:history="1" r:id="rIdamtkkg7b3d2cutlydxxyw">
+            <w:hyperlink w:history="1" r:id="rId_vcbleivuw6zeo8kqpnc2">
               <w:r>
                 <w:rPr>
                   <w:rFonts w:ascii="Arial" w:cs="Arial" w:eastAsia="Arial" w:hAnsi="Arial"/>
@@ -32682,7 +32682,7 @@
         </w:rPr>
         <w:t xml:space="preserve">© 2026 SeaVuria and ARES. Aligned with KICD objectives. Developed by SeaVuria; technical implementation by ARES (with AI assistance from Claude). Licensed under </w:t>
       </w:r>
-      <w:hyperlink w:history="1" r:id="rId5nlelacufrqaetsgrqqbp">
+      <w:hyperlink w:history="1" r:id="rId8borq3gqif1z5qvzenurd">
         <w:r>
           <w:rPr>
             <w:rFonts w:ascii="Arial" w:cs="Arial" w:eastAsia="Arial" w:hAnsi="Arial"/>
@@ -32703,7 +32703,7 @@
         </w:rPr>
         <w:t xml:space="preserve"> (</w:t>
       </w:r>
-      <w:hyperlink w:history="1" r:id="rIdxtwa8vvsy8a15qvxfufi5">
+      <w:hyperlink w:history="1" r:id="rId_blepsw1qwe2tyl5cq6pk">
         <w:r>
           <w:rPr>
             <w:rFonts w:ascii="Arial" w:cs="Arial" w:eastAsia="Arial" w:hAnsi="Arial"/>
@@ -33716,7 +33716,7 @@
             <w:pPr>
               <w:spacing w:after="20" w:before="0"/>
             </w:pPr>
-            <w:hyperlink w:history="1" r:id="rIdx8rimk6bqrmefgmcczbi3">
+            <w:hyperlink w:history="1" r:id="rIdcgvem7wqlmwfrywsvqjwg">
               <w:r>
                 <w:rPr>
                   <w:rFonts w:ascii="Arial" w:cs="Arial" w:eastAsia="Arial" w:hAnsi="Arial"/>
@@ -33749,7 +33749,7 @@
               <w:spacing w:after="10" w:before="0"/>
               <w:ind w:left="120"/>
             </w:pPr>
-            <w:hyperlink w:history="1" r:id="rIdzohzochfjcg5zx1scugrc">
+            <w:hyperlink w:history="1" r:id="rId43okfmfhr_yvaft0mkgjp">
               <w:r>
                 <w:rPr>
                   <w:rFonts w:ascii="Arial" w:cs="Arial" w:eastAsia="Arial" w:hAnsi="Arial"/>
@@ -33794,7 +33794,7 @@
             <w:pPr>
               <w:spacing w:after="20" w:before="0"/>
             </w:pPr>
-            <w:hyperlink w:history="1" r:id="rId6lbyofc9_rotne31snrxz">
+            <w:hyperlink w:history="1" r:id="rIdd7qycsasawueov3ifv2qa">
               <w:r>
                 <w:rPr>
                   <w:rFonts w:ascii="Arial" w:cs="Arial" w:eastAsia="Arial" w:hAnsi="Arial"/>
@@ -33827,7 +33827,7 @@
               <w:spacing w:after="10" w:before="0"/>
               <w:ind w:left="120"/>
             </w:pPr>
-            <w:hyperlink w:history="1" r:id="rIdrjv09_hahooz11fmh15yp">
+            <w:hyperlink w:history="1" r:id="rIdwvnikylm6sxem6ka-tzws">
               <w:r>
                 <w:rPr>
                   <w:rFonts w:ascii="Arial" w:cs="Arial" w:eastAsia="Arial" w:hAnsi="Arial"/>
@@ -34022,7 +34022,7 @@
             <w:pPr>
               <w:spacing w:after="20" w:before="0"/>
             </w:pPr>
-            <w:hyperlink w:history="1" r:id="rId0w0tnoajvirb1p42gy76r">
+            <w:hyperlink w:history="1" r:id="rIdxmg1vneozsz7-hwxwu6us">
               <w:r>
                 <w:rPr>
                   <w:rFonts w:ascii="Arial" w:cs="Arial" w:eastAsia="Arial" w:hAnsi="Arial"/>
@@ -34055,7 +34055,7 @@
               <w:spacing w:after="10" w:before="0"/>
               <w:ind w:left="120"/>
             </w:pPr>
-            <w:hyperlink w:history="1" r:id="rIdbldpt0ou6tcka3wwnhix2">
+            <w:hyperlink w:history="1" r:id="rIdt5uix5gwl8_ye2e_yxrwc">
               <w:r>
                 <w:rPr>
                   <w:rFonts w:ascii="Arial" w:cs="Arial" w:eastAsia="Arial" w:hAnsi="Arial"/>
@@ -34100,7 +34100,7 @@
             <w:pPr>
               <w:spacing w:after="20" w:before="0"/>
             </w:pPr>
-            <w:hyperlink w:history="1" r:id="rIdf9nawuyczw5jpbv0bcihv">
+            <w:hyperlink w:history="1" r:id="rIdlk24p4wnfsax0apnrpejh">
               <w:r>
                 <w:rPr>
                   <w:rFonts w:ascii="Arial" w:cs="Arial" w:eastAsia="Arial" w:hAnsi="Arial"/>
@@ -34133,7 +34133,7 @@
               <w:spacing w:after="10" w:before="0"/>
               <w:ind w:left="120"/>
             </w:pPr>
-            <w:hyperlink w:history="1" r:id="rIdbiiotqnrfhp1ovwv32qzu">
+            <w:hyperlink w:history="1" r:id="rIdxps6fxpafzm2l8bhqcak7">
               <w:r>
                 <w:rPr>
                   <w:rFonts w:ascii="Arial" w:cs="Arial" w:eastAsia="Arial" w:hAnsi="Arial"/>
@@ -34328,7 +34328,7 @@
             <w:pPr>
               <w:spacing w:after="20" w:before="0"/>
             </w:pPr>
-            <w:hyperlink w:history="1" r:id="rId2lkb1_0iammc84mg24ne4">
+            <w:hyperlink w:history="1" r:id="rIdz5_lfg-kg8nncjfrnsko3">
               <w:r>
                 <w:rPr>
                   <w:rFonts w:ascii="Arial" w:cs="Arial" w:eastAsia="Arial" w:hAnsi="Arial"/>
@@ -34361,7 +34361,7 @@
               <w:spacing w:after="10" w:before="0"/>
               <w:ind w:left="120"/>
             </w:pPr>
-            <w:hyperlink w:history="1" r:id="rIdiew7qnzznxoauqsnemg8h">
+            <w:hyperlink w:history="1" r:id="rId3hbipftppwshq_erl5fzy">
               <w:r>
                 <w:rPr>
                   <w:rFonts w:ascii="Arial" w:cs="Arial" w:eastAsia="Arial" w:hAnsi="Arial"/>
@@ -34406,7 +34406,7 @@
             <w:pPr>
               <w:spacing w:after="20" w:before="0"/>
             </w:pPr>
-            <w:hyperlink w:history="1" r:id="rIdy1k8pjzygdq1g8gcktsis">
+            <w:hyperlink w:history="1" r:id="rId30bzojfm6eas6g23tezn_">
               <w:r>
                 <w:rPr>
                   <w:rFonts w:ascii="Arial" w:cs="Arial" w:eastAsia="Arial" w:hAnsi="Arial"/>
@@ -34439,7 +34439,7 @@
               <w:spacing w:after="10" w:before="0"/>
               <w:ind w:left="120"/>
             </w:pPr>
-            <w:hyperlink w:history="1" r:id="rIdehj0hpu-qpqrk0ie67r6i">
+            <w:hyperlink w:history="1" r:id="rIdkiu0io5dy_6slwd8befc7">
               <w:r>
                 <w:rPr>
                   <w:rFonts w:ascii="Arial" w:cs="Arial" w:eastAsia="Arial" w:hAnsi="Arial"/>
@@ -34634,7 +34634,7 @@
             <w:pPr>
               <w:spacing w:after="20" w:before="0"/>
             </w:pPr>
-            <w:hyperlink w:history="1" r:id="rIdywrjja8faid37up7x_u_q">
+            <w:hyperlink w:history="1" r:id="rIdt4ygxzlvdj6yaprgvcxss">
               <w:r>
                 <w:rPr>
                   <w:rFonts w:ascii="Arial" w:cs="Arial" w:eastAsia="Arial" w:hAnsi="Arial"/>
@@ -34667,7 +34667,7 @@
               <w:spacing w:after="10" w:before="0"/>
               <w:ind w:left="120"/>
             </w:pPr>
-            <w:hyperlink w:history="1" r:id="rIdmeahlqpwzjga8ixd0y02k">
+            <w:hyperlink w:history="1" r:id="rIdxzgbdgynjkgcx5aij_qki">
               <w:r>
                 <w:rPr>
                   <w:rFonts w:ascii="Arial" w:cs="Arial" w:eastAsia="Arial" w:hAnsi="Arial"/>
@@ -34712,7 +34712,7 @@
             <w:pPr>
               <w:spacing w:after="20" w:before="0"/>
             </w:pPr>
-            <w:hyperlink w:history="1" r:id="rIdjdj5imegxognippwjlfxh">
+            <w:hyperlink w:history="1" r:id="rIdqu1ucfo2uo0fx3yc3mawy">
               <w:r>
                 <w:rPr>
                   <w:rFonts w:ascii="Arial" w:cs="Arial" w:eastAsia="Arial" w:hAnsi="Arial"/>
@@ -34745,7 +34745,7 @@
               <w:spacing w:after="10" w:before="0"/>
               <w:ind w:left="120"/>
             </w:pPr>
-            <w:hyperlink w:history="1" r:id="rIdiacylnyody4yjh95gt3r5">
+            <w:hyperlink w:history="1" r:id="rIdoysgq2nx3hk4tlqbul1p_">
               <w:r>
                 <w:rPr>
                   <w:rFonts w:ascii="Arial" w:cs="Arial" w:eastAsia="Arial" w:hAnsi="Arial"/>
@@ -34940,7 +34940,7 @@
             <w:pPr>
               <w:spacing w:after="20" w:before="0"/>
             </w:pPr>
-            <w:hyperlink w:history="1" r:id="rIdbkfxbcgg0ddj188m0zokd">
+            <w:hyperlink w:history="1" r:id="rId2ag_qrpx5zolpqzrmshhw">
               <w:r>
                 <w:rPr>
                   <w:rFonts w:ascii="Arial" w:cs="Arial" w:eastAsia="Arial" w:hAnsi="Arial"/>
@@ -34973,7 +34973,7 @@
               <w:spacing w:after="10" w:before="0"/>
               <w:ind w:left="120"/>
             </w:pPr>
-            <w:hyperlink w:history="1" r:id="rIdvsxjlqgdiwe137sxdicsf">
+            <w:hyperlink w:history="1" r:id="rIdmdardaxybbktycsyo3jlh">
               <w:r>
                 <w:rPr>
                   <w:rFonts w:ascii="Arial" w:cs="Arial" w:eastAsia="Arial" w:hAnsi="Arial"/>
@@ -35018,7 +35018,7 @@
             <w:pPr>
               <w:spacing w:after="20" w:before="0"/>
             </w:pPr>
-            <w:hyperlink w:history="1" r:id="rIdx3i52nvmic6jhi76_e7vc">
+            <w:hyperlink w:history="1" r:id="rIdtvxhgwvzcpzsg2zuzalay">
               <w:r>
                 <w:rPr>
                   <w:rFonts w:ascii="Arial" w:cs="Arial" w:eastAsia="Arial" w:hAnsi="Arial"/>
@@ -35051,7 +35051,7 @@
               <w:spacing w:after="10" w:before="0"/>
               <w:ind w:left="120"/>
             </w:pPr>
-            <w:hyperlink w:history="1" r:id="rIdzlu30wmvgptxkxnh0ddi8">
+            <w:hyperlink w:history="1" r:id="rIdt7ca2ocitmqu2wiupuh2r">
               <w:r>
                 <w:rPr>
                   <w:rFonts w:ascii="Arial" w:cs="Arial" w:eastAsia="Arial" w:hAnsi="Arial"/>
@@ -35563,7 +35563,7 @@
         </w:rPr>
         <w:t xml:space="preserve">© 2026 SeaVuria and ARES. Aligned with KICD objectives. Developed by SeaVuria; technical implementation by ARES (with AI assistance from Claude). Licensed under </w:t>
       </w:r>
-      <w:hyperlink w:history="1" r:id="rId6vpes60zpmat8izorn78w">
+      <w:hyperlink w:history="1" r:id="rIdn7xxhdlpdhe6uylge6llk">
         <w:r>
           <w:rPr>
             <w:rFonts w:ascii="Arial" w:cs="Arial" w:eastAsia="Arial" w:hAnsi="Arial"/>
@@ -35584,7 +35584,7 @@
         </w:rPr>
         <w:t xml:space="preserve"> (</w:t>
       </w:r>
-      <w:hyperlink w:history="1" r:id="rIdqllieat9c3rcco_43yrtu">
+      <w:hyperlink w:history="1" r:id="rId52wnzdwtegkt3ihoztdmr">
         <w:r>
           <w:rPr>
             <w:rFonts w:ascii="Arial" w:cs="Arial" w:eastAsia="Arial" w:hAnsi="Arial"/>
@@ -36597,7 +36597,7 @@
             <w:pPr>
               <w:spacing w:after="20" w:before="0"/>
             </w:pPr>
-            <w:hyperlink w:history="1" r:id="rIdrhh0n5lfsvpip5fukrgdo">
+            <w:hyperlink w:history="1" r:id="rId3w5c2wa25vh4aojkir93b">
               <w:r>
                 <w:rPr>
                   <w:rFonts w:ascii="Arial" w:cs="Arial" w:eastAsia="Arial" w:hAnsi="Arial"/>
@@ -36630,7 +36630,7 @@
               <w:spacing w:after="10" w:before="0"/>
               <w:ind w:left="120"/>
             </w:pPr>
-            <w:hyperlink w:history="1" r:id="rId3za79aldzlfjurdnnpw_p">
+            <w:hyperlink w:history="1" r:id="rIdzjdydecmp4wyxkpry-zzv">
               <w:r>
                 <w:rPr>
                   <w:rFonts w:ascii="Arial" w:cs="Arial" w:eastAsia="Arial" w:hAnsi="Arial"/>
@@ -36675,7 +36675,7 @@
             <w:pPr>
               <w:spacing w:after="20" w:before="0"/>
             </w:pPr>
-            <w:hyperlink w:history="1" r:id="rIdhu_67lfi3ggoii6enjz_w">
+            <w:hyperlink w:history="1" r:id="rId9k3qew05t5p6xraoplxfr">
               <w:r>
                 <w:rPr>
                   <w:rFonts w:ascii="Arial" w:cs="Arial" w:eastAsia="Arial" w:hAnsi="Arial"/>
@@ -36708,7 +36708,7 @@
               <w:spacing w:after="10" w:before="0"/>
               <w:ind w:left="120"/>
             </w:pPr>
-            <w:hyperlink w:history="1" r:id="rIdtlvejqwjhohfywzk4nlpr">
+            <w:hyperlink w:history="1" r:id="rIdkskqynvdlpbyexun6pzvh">
               <w:r>
                 <w:rPr>
                   <w:rFonts w:ascii="Arial" w:cs="Arial" w:eastAsia="Arial" w:hAnsi="Arial"/>
@@ -36903,7 +36903,7 @@
             <w:pPr>
               <w:spacing w:after="20" w:before="0"/>
             </w:pPr>
-            <w:hyperlink w:history="1" r:id="rIdl0lg2kd7pzdmcty0fw3-l">
+            <w:hyperlink w:history="1" r:id="rIdkq_lb6ldjem1tpereafaz">
               <w:r>
                 <w:rPr>
                   <w:rFonts w:ascii="Arial" w:cs="Arial" w:eastAsia="Arial" w:hAnsi="Arial"/>
@@ -36936,7 +36936,7 @@
               <w:spacing w:after="10" w:before="0"/>
               <w:ind w:left="120"/>
             </w:pPr>
-            <w:hyperlink w:history="1" r:id="rIdefk5cepynbzzyxpxwtqkw">
+            <w:hyperlink w:history="1" r:id="rIdmog1xnar7zll9ycwhiool">
               <w:r>
                 <w:rPr>
                   <w:rFonts w:ascii="Arial" w:cs="Arial" w:eastAsia="Arial" w:hAnsi="Arial"/>
@@ -36981,7 +36981,7 @@
             <w:pPr>
               <w:spacing w:after="20" w:before="0"/>
             </w:pPr>
-            <w:hyperlink w:history="1" r:id="rId9xovx651tfjgjivozxtx5">
+            <w:hyperlink w:history="1" r:id="rIdc6mbidhq9zf05k_9-o7il">
               <w:r>
                 <w:rPr>
                   <w:rFonts w:ascii="Arial" w:cs="Arial" w:eastAsia="Arial" w:hAnsi="Arial"/>
@@ -37014,7 +37014,7 @@
               <w:spacing w:after="10" w:before="0"/>
               <w:ind w:left="120"/>
             </w:pPr>
-            <w:hyperlink w:history="1" r:id="rIdo2-tcy9pxlmgxdwzfjrgv">
+            <w:hyperlink w:history="1" r:id="rIdanslc50czgmuynip0f6nh">
               <w:r>
                 <w:rPr>
                   <w:rFonts w:ascii="Arial" w:cs="Arial" w:eastAsia="Arial" w:hAnsi="Arial"/>
@@ -37209,7 +37209,7 @@
             <w:pPr>
               <w:spacing w:after="20" w:before="0"/>
             </w:pPr>
-            <w:hyperlink w:history="1" r:id="rIdpg-wosrbs8s72h_qess7r">
+            <w:hyperlink w:history="1" r:id="rIdq01-l4va4rson8nk8a2mn">
               <w:r>
                 <w:rPr>
                   <w:rFonts w:ascii="Arial" w:cs="Arial" w:eastAsia="Arial" w:hAnsi="Arial"/>
@@ -37242,7 +37242,7 @@
               <w:spacing w:after="10" w:before="0"/>
               <w:ind w:left="120"/>
             </w:pPr>
-            <w:hyperlink w:history="1" r:id="rIdaiq3x_inu8dl7utirpty6">
+            <w:hyperlink w:history="1" r:id="rIdi-9jvmbsidhv-wtlucfq2">
               <w:r>
                 <w:rPr>
                   <w:rFonts w:ascii="Arial" w:cs="Arial" w:eastAsia="Arial" w:hAnsi="Arial"/>
@@ -37287,7 +37287,7 @@
             <w:pPr>
               <w:spacing w:after="20" w:before="0"/>
             </w:pPr>
-            <w:hyperlink w:history="1" r:id="rIddgwwbczme5rpnelkezd9n">
+            <w:hyperlink w:history="1" r:id="rIdyyibe-z6gkp2lpatlara1">
               <w:r>
                 <w:rPr>
                   <w:rFonts w:ascii="Arial" w:cs="Arial" w:eastAsia="Arial" w:hAnsi="Arial"/>
@@ -37320,7 +37320,7 @@
               <w:spacing w:after="10" w:before="0"/>
               <w:ind w:left="120"/>
             </w:pPr>
-            <w:hyperlink w:history="1" r:id="rId5mrjpno_b1xvnj8c48vsq">
+            <w:hyperlink w:history="1" r:id="rIdapi5fkfuthffs-h7hlplu">
               <w:r>
                 <w:rPr>
                   <w:rFonts w:ascii="Arial" w:cs="Arial" w:eastAsia="Arial" w:hAnsi="Arial"/>
@@ -37515,7 +37515,7 @@
             <w:pPr>
               <w:spacing w:after="20" w:before="0"/>
             </w:pPr>
-            <w:hyperlink w:history="1" r:id="rId6rh6vhyeqytnddh1kxcux">
+            <w:hyperlink w:history="1" r:id="rIdtezh-if013vkyt3ymdlzq">
               <w:r>
                 <w:rPr>
                   <w:rFonts w:ascii="Arial" w:cs="Arial" w:eastAsia="Arial" w:hAnsi="Arial"/>
@@ -37548,7 +37548,7 @@
               <w:spacing w:after="10" w:before="0"/>
               <w:ind w:left="120"/>
             </w:pPr>
-            <w:hyperlink w:history="1" r:id="rId6sqi3goinx6_rtrkvpubq">
+            <w:hyperlink w:history="1" r:id="rIdhm_juvsp3gqmbtv1vkcps">
               <w:r>
                 <w:rPr>
                   <w:rFonts w:ascii="Arial" w:cs="Arial" w:eastAsia="Arial" w:hAnsi="Arial"/>
@@ -37593,7 +37593,7 @@
             <w:pPr>
               <w:spacing w:after="20" w:before="0"/>
             </w:pPr>
-            <w:hyperlink w:history="1" r:id="rIdkg0_nsuljw_l2ubhmmjr8">
+            <w:hyperlink w:history="1" r:id="rIdfc2bggskt9qgtv2yjy1xm">
               <w:r>
                 <w:rPr>
                   <w:rFonts w:ascii="Arial" w:cs="Arial" w:eastAsia="Arial" w:hAnsi="Arial"/>
@@ -37626,7 +37626,7 @@
               <w:spacing w:after="10" w:before="0"/>
               <w:ind w:left="120"/>
             </w:pPr>
-            <w:hyperlink w:history="1" r:id="rIdypzxrsbif-fvrurqpbiii">
+            <w:hyperlink w:history="1" r:id="rIds5-839n4y9onzqzela5b-">
               <w:r>
                 <w:rPr>
                   <w:rFonts w:ascii="Arial" w:cs="Arial" w:eastAsia="Arial" w:hAnsi="Arial"/>
@@ -37821,7 +37821,7 @@
             <w:pPr>
               <w:spacing w:after="20" w:before="0"/>
             </w:pPr>
-            <w:hyperlink w:history="1" r:id="rIdddtswn_tsfb6f7svefbo4">
+            <w:hyperlink w:history="1" r:id="rIddtccgaugazkymes4mu5qb">
               <w:r>
                 <w:rPr>
                   <w:rFonts w:ascii="Arial" w:cs="Arial" w:eastAsia="Arial" w:hAnsi="Arial"/>
@@ -37854,7 +37854,7 @@
               <w:spacing w:after="10" w:before="0"/>
               <w:ind w:left="120"/>
             </w:pPr>
-            <w:hyperlink w:history="1" r:id="rIdtlz4_m8xaos-7j-6_x1se">
+            <w:hyperlink w:history="1" r:id="rIdo-nskvb6unqq88dqr3loe">
               <w:r>
                 <w:rPr>
                   <w:rFonts w:ascii="Arial" w:cs="Arial" w:eastAsia="Arial" w:hAnsi="Arial"/>
@@ -37899,7 +37899,7 @@
             <w:pPr>
               <w:spacing w:after="20" w:before="0"/>
             </w:pPr>
-            <w:hyperlink w:history="1" r:id="rIdxak3fqajjvvdndgabp-xo">
+            <w:hyperlink w:history="1" r:id="rIdmyz9evxlry8x3xnhnwwtw">
               <w:r>
                 <w:rPr>
                   <w:rFonts w:ascii="Arial" w:cs="Arial" w:eastAsia="Arial" w:hAnsi="Arial"/>
@@ -37932,7 +37932,7 @@
               <w:spacing w:after="10" w:before="0"/>
               <w:ind w:left="120"/>
             </w:pPr>
-            <w:hyperlink w:history="1" r:id="rId_p4rw0dxtfxk_eqk8gkpa">
+            <w:hyperlink w:history="1" r:id="rId72h-xocw0_2glslwhfznd">
               <w:r>
                 <w:rPr>
                   <w:rFonts w:ascii="Arial" w:cs="Arial" w:eastAsia="Arial" w:hAnsi="Arial"/>
@@ -38672,7 +38672,7 @@
         </w:rPr>
         <w:t xml:space="preserve">© 2026 SeaVuria and ARES. Aligned with KICD objectives. Developed by SeaVuria; technical implementation by ARES (with AI assistance from Claude). Licensed under </w:t>
       </w:r>
-      <w:hyperlink w:history="1" r:id="rIdg3i1ad3kwphosbo4h12p1">
+      <w:hyperlink w:history="1" r:id="rIdjsslvkcp8av8hbwin12or">
         <w:r>
           <w:rPr>
             <w:rFonts w:ascii="Arial" w:cs="Arial" w:eastAsia="Arial" w:hAnsi="Arial"/>
@@ -38693,7 +38693,7 @@
         </w:rPr>
         <w:t xml:space="preserve"> (</w:t>
       </w:r>
-      <w:hyperlink w:history="1" r:id="rIdtjzyxeqy5ixr9gm_8jm2g">
+      <w:hyperlink w:history="1" r:id="rIdu4-pc2ymcvafyja3syimm">
         <w:r>
           <w:rPr>
             <w:rFonts w:ascii="Arial" w:cs="Arial" w:eastAsia="Arial" w:hAnsi="Arial"/>

--- a/data/outputs/v2/Physics/SS2.1_Properties_of_Waves/Physics_Properties_of_Waves_CBE_LessonSequence.docx
+++ b/data/outputs/v2/Physics/SS2.1_Properties_of_Waves/Physics_Properties_of_Waves_CBE_LessonSequence.docx
@@ -2999,7 +2999,7 @@
         </w:rPr>
         <w:t xml:space="preserve">© 2026 SeaVuria and ARES. This work is licensed under a </w:t>
       </w:r>
-      <w:hyperlink w:history="1" r:id="rIdieapwwysyv9n7fuoo0nlh">
+      <w:hyperlink w:history="1" r:id="rIdbutysigy6_hw-tmmerj7x">
         <w:r>
           <w:rPr>
             <w:rFonts w:ascii="Arial" w:cs="Arial" w:eastAsia="Arial" w:hAnsi="Arial"/>
@@ -3019,7 +3019,7 @@
         </w:rPr>
         <w:t xml:space="preserve"> (</w:t>
       </w:r>
-      <w:hyperlink w:history="1" r:id="rIdw2mcd7hortvxhkcefvczq">
+      <w:hyperlink w:history="1" r:id="rIdwt6mpy5n7-p4fudvqttwa">
         <w:r>
           <w:rPr>
             <w:rFonts w:ascii="Arial" w:cs="Arial" w:eastAsia="Arial" w:hAnsi="Arial"/>
@@ -3039,7 +3039,7 @@
         </w:rPr>
         <w:t xml:space="preserve">). To view a copy of this license, visit </w:t>
       </w:r>
-      <w:hyperlink w:history="1" r:id="rIdldxngenf5ur8yzjf0wung">
+      <w:hyperlink w:history="1" r:id="rIdknkndfs7rcj_66go3vqmr">
         <w:r>
           <w:rPr>
             <w:rFonts w:ascii="Arial" w:cs="Arial" w:eastAsia="Arial" w:hAnsi="Arial"/>
@@ -4051,7 +4051,7 @@
             <w:pPr>
               <w:spacing w:after="20" w:before="0"/>
             </w:pPr>
-            <w:hyperlink w:history="1" r:id="rIdr0jnesdtemgffn_is9eha">
+            <w:hyperlink w:history="1" r:id="rIdfxgaysccgjj-scnyqdbck">
               <w:r>
                 <w:rPr>
                   <w:rFonts w:ascii="Arial" w:cs="Arial" w:eastAsia="Arial" w:hAnsi="Arial"/>
@@ -4084,7 +4084,7 @@
               <w:spacing w:after="10" w:before="0"/>
               <w:ind w:left="120"/>
             </w:pPr>
-            <w:hyperlink w:history="1" r:id="rIdodp95bbz5eh1c0h3tmgke">
+            <w:hyperlink w:history="1" r:id="rIdtiebtzrdv2bzbnnz5fjvf">
               <w:r>
                 <w:rPr>
                   <w:rFonts w:ascii="Arial" w:cs="Arial" w:eastAsia="Arial" w:hAnsi="Arial"/>
@@ -4129,7 +4129,7 @@
             <w:pPr>
               <w:spacing w:after="20" w:before="0"/>
             </w:pPr>
-            <w:hyperlink w:history="1" r:id="rIdcifv_wjyd9ez4rd1gt9pb">
+            <w:hyperlink w:history="1" r:id="rId0zgyhwuf9wza3fpkejnr5">
               <w:r>
                 <w:rPr>
                   <w:rFonts w:ascii="Arial" w:cs="Arial" w:eastAsia="Arial" w:hAnsi="Arial"/>
@@ -4162,7 +4162,7 @@
               <w:spacing w:after="10" w:before="0"/>
               <w:ind w:left="120"/>
             </w:pPr>
-            <w:hyperlink w:history="1" r:id="rIdnril1-a1fvypvzbhrqwmd">
+            <w:hyperlink w:history="1" r:id="rIdtumzn4qvbdux9lto5ejlc">
               <w:r>
                 <w:rPr>
                   <w:rFonts w:ascii="Arial" w:cs="Arial" w:eastAsia="Arial" w:hAnsi="Arial"/>
@@ -4509,7 +4509,7 @@
             <w:pPr>
               <w:spacing w:after="20" w:before="0"/>
             </w:pPr>
-            <w:hyperlink w:history="1" r:id="rIdwqrd6pwm-wcys2qzevkol">
+            <w:hyperlink w:history="1" r:id="rIducpnrbvlkf21w-j-nsz-v">
               <w:r>
                 <w:rPr>
                   <w:rFonts w:ascii="Arial" w:cs="Arial" w:eastAsia="Arial" w:hAnsi="Arial"/>
@@ -4542,7 +4542,7 @@
               <w:spacing w:after="10" w:before="0"/>
               <w:ind w:left="120"/>
             </w:pPr>
-            <w:hyperlink w:history="1" r:id="rIdi1dz1iv05g9edc3r5ymjq">
+            <w:hyperlink w:history="1" r:id="rIdiyxksghy0up6v1aoosttj">
               <w:r>
                 <w:rPr>
                   <w:rFonts w:ascii="Arial" w:cs="Arial" w:eastAsia="Arial" w:hAnsi="Arial"/>
@@ -4587,7 +4587,7 @@
             <w:pPr>
               <w:spacing w:after="20" w:before="0"/>
             </w:pPr>
-            <w:hyperlink w:history="1" r:id="rIdfrbefrtxlwudufn-o2oyp">
+            <w:hyperlink w:history="1" r:id="rId1ywxu1lfhyzlbssfgggfd">
               <w:r>
                 <w:rPr>
                   <w:rFonts w:ascii="Arial" w:cs="Arial" w:eastAsia="Arial" w:hAnsi="Arial"/>
@@ -4620,7 +4620,7 @@
               <w:spacing w:after="10" w:before="0"/>
               <w:ind w:left="120"/>
             </w:pPr>
-            <w:hyperlink w:history="1" r:id="rIdyiux-ay4ylgcvwhvfvaca">
+            <w:hyperlink w:history="1" r:id="rIdaljtqhgnierwqiyajx9fi">
               <w:r>
                 <w:rPr>
                   <w:rFonts w:ascii="Arial" w:cs="Arial" w:eastAsia="Arial" w:hAnsi="Arial"/>
@@ -4967,7 +4967,7 @@
             <w:pPr>
               <w:spacing w:after="20" w:before="0"/>
             </w:pPr>
-            <w:hyperlink w:history="1" r:id="rId1ijou3anng1tbdbsfdkyu">
+            <w:hyperlink w:history="1" r:id="rIduh1wqune0alkqma75voi6">
               <w:r>
                 <w:rPr>
                   <w:rFonts w:ascii="Arial" w:cs="Arial" w:eastAsia="Arial" w:hAnsi="Arial"/>
@@ -5000,7 +5000,7 @@
               <w:spacing w:after="10" w:before="0"/>
               <w:ind w:left="120"/>
             </w:pPr>
-            <w:hyperlink w:history="1" r:id="rId2e1mfahm7lybjhfpo9yhu">
+            <w:hyperlink w:history="1" r:id="rIdkp7fwmj5gtk70zvi6fvhc">
               <w:r>
                 <w:rPr>
                   <w:rFonts w:ascii="Arial" w:cs="Arial" w:eastAsia="Arial" w:hAnsi="Arial"/>
@@ -5045,7 +5045,7 @@
             <w:pPr>
               <w:spacing w:after="20" w:before="0"/>
             </w:pPr>
-            <w:hyperlink w:history="1" r:id="rIduri0gzsmdae85y-18t_tn">
+            <w:hyperlink w:history="1" r:id="rId40grylqh-7pwqaz0nxlgq">
               <w:r>
                 <w:rPr>
                   <w:rFonts w:ascii="Arial" w:cs="Arial" w:eastAsia="Arial" w:hAnsi="Arial"/>
@@ -5078,7 +5078,7 @@
               <w:spacing w:after="10" w:before="0"/>
               <w:ind w:left="120"/>
             </w:pPr>
-            <w:hyperlink w:history="1" r:id="rIdjuabvex-v0vtop30cccvz">
+            <w:hyperlink w:history="1" r:id="rIdnx3ntsdma8orekvnmo5am">
               <w:r>
                 <w:rPr>
                   <w:rFonts w:ascii="Arial" w:cs="Arial" w:eastAsia="Arial" w:hAnsi="Arial"/>
@@ -5425,7 +5425,7 @@
             <w:pPr>
               <w:spacing w:after="20" w:before="0"/>
             </w:pPr>
-            <w:hyperlink w:history="1" r:id="rIdl2r1uckxfnr2-2mkddtvu">
+            <w:hyperlink w:history="1" r:id="rIdo0-ntvai_nx6vmjehxn0w">
               <w:r>
                 <w:rPr>
                   <w:rFonts w:ascii="Arial" w:cs="Arial" w:eastAsia="Arial" w:hAnsi="Arial"/>
@@ -5458,7 +5458,7 @@
               <w:spacing w:after="10" w:before="0"/>
               <w:ind w:left="120"/>
             </w:pPr>
-            <w:hyperlink w:history="1" r:id="rId0ztnil8xov3zrleztubmt">
+            <w:hyperlink w:history="1" r:id="rId4o2_5b1uuek7ycts94jgu">
               <w:r>
                 <w:rPr>
                   <w:rFonts w:ascii="Arial" w:cs="Arial" w:eastAsia="Arial" w:hAnsi="Arial"/>
@@ -5503,7 +5503,7 @@
             <w:pPr>
               <w:spacing w:after="20" w:before="0"/>
             </w:pPr>
-            <w:hyperlink w:history="1" r:id="rIdflbuzforuvp_vvvy-n6di">
+            <w:hyperlink w:history="1" r:id="rIdlb2ljppamlpruzcfkw2pg">
               <w:r>
                 <w:rPr>
                   <w:rFonts w:ascii="Arial" w:cs="Arial" w:eastAsia="Arial" w:hAnsi="Arial"/>
@@ -5536,7 +5536,7 @@
               <w:spacing w:after="10" w:before="0"/>
               <w:ind w:left="120"/>
             </w:pPr>
-            <w:hyperlink w:history="1" r:id="rIdzmdwd49iylafzkdjnzeph">
+            <w:hyperlink w:history="1" r:id="rIdekpsrh9dv_3j3fgdstd-6">
               <w:r>
                 <w:rPr>
                   <w:rFonts w:ascii="Arial" w:cs="Arial" w:eastAsia="Arial" w:hAnsi="Arial"/>
@@ -5921,7 +5921,7 @@
             <w:pPr>
               <w:spacing w:after="20" w:before="0"/>
             </w:pPr>
-            <w:hyperlink w:history="1" r:id="rId13fnew8ytimd-_gq9btic">
+            <w:hyperlink w:history="1" r:id="rId5ufjokmkcvuabfshcl91e">
               <w:r>
                 <w:rPr>
                   <w:rFonts w:ascii="Arial" w:cs="Arial" w:eastAsia="Arial" w:hAnsi="Arial"/>
@@ -5970,7 +5970,7 @@
               <w:spacing w:after="10" w:before="0"/>
               <w:ind w:left="120"/>
             </w:pPr>
-            <w:hyperlink w:history="1" r:id="rIdkfincqfu1sadwbasu3a_f">
+            <w:hyperlink w:history="1" r:id="rId5o335trzz670qpnzqht24">
               <w:r>
                 <w:rPr>
                   <w:rFonts w:ascii="Arial" w:cs="Arial" w:eastAsia="Arial" w:hAnsi="Arial"/>
@@ -6015,7 +6015,7 @@
             <w:pPr>
               <w:spacing w:after="20" w:before="0"/>
             </w:pPr>
-            <w:hyperlink w:history="1" r:id="rId7ka7cuxkkebnu_wexth-f">
+            <w:hyperlink w:history="1" r:id="rIdn5ozhi5op9rwnqwgxnh3f">
               <w:r>
                 <w:rPr>
                   <w:rFonts w:ascii="Arial" w:cs="Arial" w:eastAsia="Arial" w:hAnsi="Arial"/>
@@ -6048,7 +6048,7 @@
               <w:spacing w:after="10" w:before="0"/>
               <w:ind w:left="120"/>
             </w:pPr>
-            <w:hyperlink w:history="1" r:id="rIde2xkduub3ptpypei5rz-f">
+            <w:hyperlink w:history="1" r:id="rIdqhbdusaiwyhwkagfh_lx9">
               <w:r>
                 <w:rPr>
                   <w:rFonts w:ascii="Arial" w:cs="Arial" w:eastAsia="Arial" w:hAnsi="Arial"/>
@@ -6674,7 +6674,7 @@
         </w:rPr>
         <w:t xml:space="preserve">© 2026 SeaVuria and ARES. Aligned with KICD objectives. Developed by SeaVuria; technical implementation by ARES (with AI assistance from Claude). Licensed under </w:t>
       </w:r>
-      <w:hyperlink w:history="1" r:id="rIdk6mwfggsucv9gq-jpoob-">
+      <w:hyperlink w:history="1" r:id="rIdhpempwr-gtngqwzfe-b67">
         <w:r>
           <w:rPr>
             <w:rFonts w:ascii="Arial" w:cs="Arial" w:eastAsia="Arial" w:hAnsi="Arial"/>
@@ -6695,7 +6695,7 @@
         </w:rPr>
         <w:t xml:space="preserve"> (</w:t>
       </w:r>
-      <w:hyperlink w:history="1" r:id="rId5z2soxw5cdz3thshav6r_">
+      <w:hyperlink w:history="1" r:id="rIdm5nlqwwdys9b5oflcdwao">
         <w:r>
           <w:rPr>
             <w:rFonts w:ascii="Arial" w:cs="Arial" w:eastAsia="Arial" w:hAnsi="Arial"/>
@@ -7708,7 +7708,7 @@
             <w:pPr>
               <w:spacing w:after="20" w:before="0"/>
             </w:pPr>
-            <w:hyperlink w:history="1" r:id="rIdyhtm6mjrw90e8ae26vld6">
+            <w:hyperlink w:history="1" r:id="rIdp2gklsh6e4lmvrr_eva8y">
               <w:r>
                 <w:rPr>
                   <w:rFonts w:ascii="Arial" w:cs="Arial" w:eastAsia="Arial" w:hAnsi="Arial"/>
@@ -7741,7 +7741,7 @@
               <w:spacing w:after="10" w:before="0"/>
               <w:ind w:left="120"/>
             </w:pPr>
-            <w:hyperlink w:history="1" r:id="rIdpd-6uiycz_ewr0gnp6je9">
+            <w:hyperlink w:history="1" r:id="rIdryqkqwgaxcwpueotblknf">
               <w:r>
                 <w:rPr>
                   <w:rFonts w:ascii="Arial" w:cs="Arial" w:eastAsia="Arial" w:hAnsi="Arial"/>
@@ -7786,7 +7786,7 @@
             <w:pPr>
               <w:spacing w:after="20" w:before="0"/>
             </w:pPr>
-            <w:hyperlink w:history="1" r:id="rIdwca5qmg4pylgkf1nclvej">
+            <w:hyperlink w:history="1" r:id="rIdafcnz-jv10xyjq2trjrjx">
               <w:r>
                 <w:rPr>
                   <w:rFonts w:ascii="Arial" w:cs="Arial" w:eastAsia="Arial" w:hAnsi="Arial"/>
@@ -7819,7 +7819,7 @@
               <w:spacing w:after="10" w:before="0"/>
               <w:ind w:left="120"/>
             </w:pPr>
-            <w:hyperlink w:history="1" r:id="rIdrshsfg_dhtr-o5tpkqrni">
+            <w:hyperlink w:history="1" r:id="rIdadbv70hzqwhaqxxbcf32m">
               <w:r>
                 <w:rPr>
                   <w:rFonts w:ascii="Arial" w:cs="Arial" w:eastAsia="Arial" w:hAnsi="Arial"/>
@@ -8014,7 +8014,7 @@
             <w:pPr>
               <w:spacing w:after="20" w:before="0"/>
             </w:pPr>
-            <w:hyperlink w:history="1" r:id="rId5k7grrcvtlwde9n5j9pqu">
+            <w:hyperlink w:history="1" r:id="rIddqp19edg1nbaslb5-qum-">
               <w:r>
                 <w:rPr>
                   <w:rFonts w:ascii="Arial" w:cs="Arial" w:eastAsia="Arial" w:hAnsi="Arial"/>
@@ -8047,7 +8047,7 @@
               <w:spacing w:after="10" w:before="0"/>
               <w:ind w:left="120"/>
             </w:pPr>
-            <w:hyperlink w:history="1" r:id="rIdmhkshjciem9jkjlme2gbo">
+            <w:hyperlink w:history="1" r:id="rIdvnikun7lwbehr2pepizzb">
               <w:r>
                 <w:rPr>
                   <w:rFonts w:ascii="Arial" w:cs="Arial" w:eastAsia="Arial" w:hAnsi="Arial"/>
@@ -8092,7 +8092,7 @@
             <w:pPr>
               <w:spacing w:after="20" w:before="0"/>
             </w:pPr>
-            <w:hyperlink w:history="1" r:id="rIdajfhqczhsflf5bkzcowdt">
+            <w:hyperlink w:history="1" r:id="rIdkdrvhp3rfypbao_c_osuf">
               <w:r>
                 <w:rPr>
                   <w:rFonts w:ascii="Arial" w:cs="Arial" w:eastAsia="Arial" w:hAnsi="Arial"/>
@@ -8125,7 +8125,7 @@
               <w:spacing w:after="10" w:before="0"/>
               <w:ind w:left="120"/>
             </w:pPr>
-            <w:hyperlink w:history="1" r:id="rIddwsiy4qvlbz4fanf8rm8p">
+            <w:hyperlink w:history="1" r:id="rId0i6tht97sjjw1yxyay7n4">
               <w:r>
                 <w:rPr>
                   <w:rFonts w:ascii="Arial" w:cs="Arial" w:eastAsia="Arial" w:hAnsi="Arial"/>
@@ -8320,7 +8320,7 @@
             <w:pPr>
               <w:spacing w:after="20" w:before="0"/>
             </w:pPr>
-            <w:hyperlink w:history="1" r:id="rIdgiljfacrcwnmjlnxdnr7a">
+            <w:hyperlink w:history="1" r:id="rId5pqzobkdmnaktc-k_cx8-">
               <w:r>
                 <w:rPr>
                   <w:rFonts w:ascii="Arial" w:cs="Arial" w:eastAsia="Arial" w:hAnsi="Arial"/>
@@ -8369,7 +8369,7 @@
               <w:spacing w:after="10" w:before="0"/>
               <w:ind w:left="120"/>
             </w:pPr>
-            <w:hyperlink w:history="1" r:id="rIdco5dayjk4jaxnk53ua90a">
+            <w:hyperlink w:history="1" r:id="rId-vm6x_pi24mcccgnlp1fa">
               <w:r>
                 <w:rPr>
                   <w:rFonts w:ascii="Arial" w:cs="Arial" w:eastAsia="Arial" w:hAnsi="Arial"/>
@@ -8414,7 +8414,7 @@
             <w:pPr>
               <w:spacing w:after="20" w:before="0"/>
             </w:pPr>
-            <w:hyperlink w:history="1" r:id="rIdyuan4rh4kc_0eadlgun1_">
+            <w:hyperlink w:history="1" r:id="rId_keuz4u8qfeutu_lkucd4">
               <w:r>
                 <w:rPr>
                   <w:rFonts w:ascii="Arial" w:cs="Arial" w:eastAsia="Arial" w:hAnsi="Arial"/>
@@ -8447,7 +8447,7 @@
               <w:spacing w:after="10" w:before="0"/>
               <w:ind w:left="120"/>
             </w:pPr>
-            <w:hyperlink w:history="1" r:id="rIdgos9qo4m5xkuo-wrr7czh">
+            <w:hyperlink w:history="1" r:id="rIdbmq6qputk0kp9mufhxvi5">
               <w:r>
                 <w:rPr>
                   <w:rFonts w:ascii="Arial" w:cs="Arial" w:eastAsia="Arial" w:hAnsi="Arial"/>
@@ -8642,7 +8642,7 @@
             <w:pPr>
               <w:spacing w:after="20" w:before="0"/>
             </w:pPr>
-            <w:hyperlink w:history="1" r:id="rIdezwhzbmkivwo-yv73vbq-">
+            <w:hyperlink w:history="1" r:id="rIdoerlaqnsli_w1ly7otitw">
               <w:r>
                 <w:rPr>
                   <w:rFonts w:ascii="Arial" w:cs="Arial" w:eastAsia="Arial" w:hAnsi="Arial"/>
@@ -8691,7 +8691,7 @@
               <w:spacing w:after="10" w:before="0"/>
               <w:ind w:left="120"/>
             </w:pPr>
-            <w:hyperlink w:history="1" r:id="rId4y4pdbwkdajouupdeebfa">
+            <w:hyperlink w:history="1" r:id="rIdizdzj_1ibr3yhngftc2i1">
               <w:r>
                 <w:rPr>
                   <w:rFonts w:ascii="Arial" w:cs="Arial" w:eastAsia="Arial" w:hAnsi="Arial"/>
@@ -8736,7 +8736,7 @@
             <w:pPr>
               <w:spacing w:after="20" w:before="0"/>
             </w:pPr>
-            <w:hyperlink w:history="1" r:id="rIdqt0poqdhhxsvf5ymcwjbs">
+            <w:hyperlink w:history="1" r:id="rIdyuiontq7zv7fneofu3bjd">
               <w:r>
                 <w:rPr>
                   <w:rFonts w:ascii="Arial" w:cs="Arial" w:eastAsia="Arial" w:hAnsi="Arial"/>
@@ -8769,7 +8769,7 @@
               <w:spacing w:after="10" w:before="0"/>
               <w:ind w:left="120"/>
             </w:pPr>
-            <w:hyperlink w:history="1" r:id="rIdmv46eegyqex8cpjxzumcm">
+            <w:hyperlink w:history="1" r:id="rIdgazit58zfoh-gfoyhvwbf">
               <w:r>
                 <w:rPr>
                   <w:rFonts w:ascii="Arial" w:cs="Arial" w:eastAsia="Arial" w:hAnsi="Arial"/>
@@ -8964,7 +8964,7 @@
             <w:pPr>
               <w:spacing w:after="20" w:before="0"/>
             </w:pPr>
-            <w:hyperlink w:history="1" r:id="rIdjfritw6f4ezpqp-agpkcy">
+            <w:hyperlink w:history="1" r:id="rId05mzzfuodpnjztkcculqu">
               <w:r>
                 <w:rPr>
                   <w:rFonts w:ascii="Arial" w:cs="Arial" w:eastAsia="Arial" w:hAnsi="Arial"/>
@@ -9013,7 +9013,7 @@
               <w:spacing w:after="10" w:before="0"/>
               <w:ind w:left="120"/>
             </w:pPr>
-            <w:hyperlink w:history="1" r:id="rIdwod1jm-jrij0_wdoj-o9r">
+            <w:hyperlink w:history="1" r:id="rIdx6tqqqtsl_bgr1isb-wj1">
               <w:r>
                 <w:rPr>
                   <w:rFonts w:ascii="Arial" w:cs="Arial" w:eastAsia="Arial" w:hAnsi="Arial"/>
@@ -9058,7 +9058,7 @@
             <w:pPr>
               <w:spacing w:after="20" w:before="0"/>
             </w:pPr>
-            <w:hyperlink w:history="1" r:id="rId8hbjclwyuiehgzk7dascd">
+            <w:hyperlink w:history="1" r:id="rIdtndswqr3oceti8cgy4l-w">
               <w:r>
                 <w:rPr>
                   <w:rFonts w:ascii="Arial" w:cs="Arial" w:eastAsia="Arial" w:hAnsi="Arial"/>
@@ -9107,7 +9107,7 @@
               <w:spacing w:after="10" w:before="0"/>
               <w:ind w:left="120"/>
             </w:pPr>
-            <w:hyperlink w:history="1" r:id="rId-mh_rnfqx2cxveh9zm6l9">
+            <w:hyperlink w:history="1" r:id="rId3jyz4xdajqirrs8e28mfh">
               <w:r>
                 <w:rPr>
                   <w:rFonts w:ascii="Arial" w:cs="Arial" w:eastAsia="Arial" w:hAnsi="Arial"/>
@@ -9714,7 +9714,7 @@
         </w:rPr>
         <w:t xml:space="preserve">© 2026 SeaVuria and ARES. Aligned with KICD objectives. Developed by SeaVuria; technical implementation by ARES (with AI assistance from Claude). Licensed under </w:t>
       </w:r>
-      <w:hyperlink w:history="1" r:id="rIdoqq2ggnhgp1cpgdnczt1_">
+      <w:hyperlink w:history="1" r:id="rIdbmgxvspxo5yqrkpzzutal">
         <w:r>
           <w:rPr>
             <w:rFonts w:ascii="Arial" w:cs="Arial" w:eastAsia="Arial" w:hAnsi="Arial"/>
@@ -9735,7 +9735,7 @@
         </w:rPr>
         <w:t xml:space="preserve"> (</w:t>
       </w:r>
-      <w:hyperlink w:history="1" r:id="rIdejmjswbo3hsmef9t2tzev">
+      <w:hyperlink w:history="1" r:id="rId66gonakd1gxan4qv2noh_">
         <w:r>
           <w:rPr>
             <w:rFonts w:ascii="Arial" w:cs="Arial" w:eastAsia="Arial" w:hAnsi="Arial"/>
@@ -10748,7 +10748,7 @@
             <w:pPr>
               <w:spacing w:after="20" w:before="0"/>
             </w:pPr>
-            <w:hyperlink w:history="1" r:id="rIdx4j7sdj6vv1cpg1hwdz2l">
+            <w:hyperlink w:history="1" r:id="rIdximtlxayq4b80hjo3nsod">
               <w:r>
                 <w:rPr>
                   <w:rFonts w:ascii="Arial" w:cs="Arial" w:eastAsia="Arial" w:hAnsi="Arial"/>
@@ -10781,7 +10781,7 @@
               <w:spacing w:after="10" w:before="0"/>
               <w:ind w:left="120"/>
             </w:pPr>
-            <w:hyperlink w:history="1" r:id="rIdqastvkcdh8crug9sxjf8f">
+            <w:hyperlink w:history="1" r:id="rIdd1kqwer5irbzwtqi2holj">
               <w:r>
                 <w:rPr>
                   <w:rFonts w:ascii="Arial" w:cs="Arial" w:eastAsia="Arial" w:hAnsi="Arial"/>
@@ -10826,7 +10826,7 @@
             <w:pPr>
               <w:spacing w:after="20" w:before="0"/>
             </w:pPr>
-            <w:hyperlink w:history="1" r:id="rIdcixa1n7ibuhabx9k9yjob">
+            <w:hyperlink w:history="1" r:id="rIdq0nuqyjbaoxwvr1kmlysy">
               <w:r>
                 <w:rPr>
                   <w:rFonts w:ascii="Arial" w:cs="Arial" w:eastAsia="Arial" w:hAnsi="Arial"/>
@@ -10859,7 +10859,7 @@
               <w:spacing w:after="10" w:before="0"/>
               <w:ind w:left="120"/>
             </w:pPr>
-            <w:hyperlink w:history="1" r:id="rId2tnjecywqpkakvyzbqqdm">
+            <w:hyperlink w:history="1" r:id="rId0sqrqn07whof73nqhnbxi">
               <w:r>
                 <w:rPr>
                   <w:rFonts w:ascii="Arial" w:cs="Arial" w:eastAsia="Arial" w:hAnsi="Arial"/>
@@ -11054,7 +11054,7 @@
             <w:pPr>
               <w:spacing w:after="20" w:before="0"/>
             </w:pPr>
-            <w:hyperlink w:history="1" r:id="rIdoyva96da3lb0mgr8vf0e3">
+            <w:hyperlink w:history="1" r:id="rId63ly0eypni-kqq4vedi2b">
               <w:r>
                 <w:rPr>
                   <w:rFonts w:ascii="Arial" w:cs="Arial" w:eastAsia="Arial" w:hAnsi="Arial"/>
@@ -11087,7 +11087,7 @@
               <w:spacing w:after="10" w:before="0"/>
               <w:ind w:left="120"/>
             </w:pPr>
-            <w:hyperlink w:history="1" r:id="rIdoyffhdl7ye0kijym8puo9">
+            <w:hyperlink w:history="1" r:id="rIdm35zxlei8wg9si-uetjk9">
               <w:r>
                 <w:rPr>
                   <w:rFonts w:ascii="Arial" w:cs="Arial" w:eastAsia="Arial" w:hAnsi="Arial"/>
@@ -11132,7 +11132,7 @@
             <w:pPr>
               <w:spacing w:after="20" w:before="0"/>
             </w:pPr>
-            <w:hyperlink w:history="1" r:id="rIdz1qnoimxlnjgkitnp27va">
+            <w:hyperlink w:history="1" r:id="rId4oh0kve3weibx7lil0kvj">
               <w:r>
                 <w:rPr>
                   <w:rFonts w:ascii="Arial" w:cs="Arial" w:eastAsia="Arial" w:hAnsi="Arial"/>
@@ -11165,7 +11165,7 @@
               <w:spacing w:after="10" w:before="0"/>
               <w:ind w:left="120"/>
             </w:pPr>
-            <w:hyperlink w:history="1" r:id="rId2quqiplqoo5bzt94ooqat">
+            <w:hyperlink w:history="1" r:id="rIdfhjsdjqt4mmb6x-vbd4j5">
               <w:r>
                 <w:rPr>
                   <w:rFonts w:ascii="Arial" w:cs="Arial" w:eastAsia="Arial" w:hAnsi="Arial"/>
@@ -11360,7 +11360,7 @@
             <w:pPr>
               <w:spacing w:after="20" w:before="0"/>
             </w:pPr>
-            <w:hyperlink w:history="1" r:id="rId3apq-wxms9q3vazhjfvgx">
+            <w:hyperlink w:history="1" r:id="rIddsrzcd4zowqhuath92huq">
               <w:r>
                 <w:rPr>
                   <w:rFonts w:ascii="Arial" w:cs="Arial" w:eastAsia="Arial" w:hAnsi="Arial"/>
@@ -11393,7 +11393,7 @@
               <w:spacing w:after="10" w:before="0"/>
               <w:ind w:left="120"/>
             </w:pPr>
-            <w:hyperlink w:history="1" r:id="rIdlegwlcjyj6fj_t2npx7zq">
+            <w:hyperlink w:history="1" r:id="rIdt_zuozwmz6u_dr2k9edob">
               <w:r>
                 <w:rPr>
                   <w:rFonts w:ascii="Arial" w:cs="Arial" w:eastAsia="Arial" w:hAnsi="Arial"/>
@@ -11438,7 +11438,7 @@
             <w:pPr>
               <w:spacing w:after="20" w:before="0"/>
             </w:pPr>
-            <w:hyperlink w:history="1" r:id="rIdukjpzsgdphnq6_oqyl31z">
+            <w:hyperlink w:history="1" r:id="rIdajl__aj5l4xtq8b3pedy2">
               <w:r>
                 <w:rPr>
                   <w:rFonts w:ascii="Arial" w:cs="Arial" w:eastAsia="Arial" w:hAnsi="Arial"/>
@@ -11471,7 +11471,7 @@
               <w:spacing w:after="10" w:before="0"/>
               <w:ind w:left="120"/>
             </w:pPr>
-            <w:hyperlink w:history="1" r:id="rIdjw0ouboxq76cswfq2rj2j">
+            <w:hyperlink w:history="1" r:id="rIdnz292ocyrfgwvs5b8c84g">
               <w:r>
                 <w:rPr>
                   <w:rFonts w:ascii="Arial" w:cs="Arial" w:eastAsia="Arial" w:hAnsi="Arial"/>
@@ -11666,7 +11666,7 @@
             <w:pPr>
               <w:spacing w:after="20" w:before="0"/>
             </w:pPr>
-            <w:hyperlink w:history="1" r:id="rIdqylpd8gtqb13anf90dxhq">
+            <w:hyperlink w:history="1" r:id="rIdscyiu8fqvgn08xe88k5zr">
               <w:r>
                 <w:rPr>
                   <w:rFonts w:ascii="Arial" w:cs="Arial" w:eastAsia="Arial" w:hAnsi="Arial"/>
@@ -11699,7 +11699,7 @@
               <w:spacing w:after="10" w:before="0"/>
               <w:ind w:left="120"/>
             </w:pPr>
-            <w:hyperlink w:history="1" r:id="rIdixu_zqeiehl6at3y2-e9s">
+            <w:hyperlink w:history="1" r:id="rIdh758xs8fgy1_bkxmgl7mz">
               <w:r>
                 <w:rPr>
                   <w:rFonts w:ascii="Arial" w:cs="Arial" w:eastAsia="Arial" w:hAnsi="Arial"/>
@@ -11744,7 +11744,7 @@
             <w:pPr>
               <w:spacing w:after="20" w:before="0"/>
             </w:pPr>
-            <w:hyperlink w:history="1" r:id="rId9svyjb-klnxehrfquvul7">
+            <w:hyperlink w:history="1" r:id="rIdfrm7qowpqwvohxewb2pc4">
               <w:r>
                 <w:rPr>
                   <w:rFonts w:ascii="Arial" w:cs="Arial" w:eastAsia="Arial" w:hAnsi="Arial"/>
@@ -11777,7 +11777,7 @@
               <w:spacing w:after="10" w:before="0"/>
               <w:ind w:left="120"/>
             </w:pPr>
-            <w:hyperlink w:history="1" r:id="rId76vygtczonva-tlnsoj12">
+            <w:hyperlink w:history="1" r:id="rId-ots7d-qw6nx8lyumbotd">
               <w:r>
                 <w:rPr>
                   <w:rFonts w:ascii="Arial" w:cs="Arial" w:eastAsia="Arial" w:hAnsi="Arial"/>
@@ -11972,7 +11972,7 @@
             <w:pPr>
               <w:spacing w:after="20" w:before="0"/>
             </w:pPr>
-            <w:hyperlink w:history="1" r:id="rId5ku0bwkhlcrmqpvmjfwro">
+            <w:hyperlink w:history="1" r:id="rIdusmgppfxdevmjlfaphdni">
               <w:r>
                 <w:rPr>
                   <w:rFonts w:ascii="Arial" w:cs="Arial" w:eastAsia="Arial" w:hAnsi="Arial"/>
@@ -12021,7 +12021,7 @@
               <w:spacing w:after="10" w:before="0"/>
               <w:ind w:left="120"/>
             </w:pPr>
-            <w:hyperlink w:history="1" r:id="rId5xqml0kpxsrkdk1bl8i0x">
+            <w:hyperlink w:history="1" r:id="rIdbv9lx9ike4mwxxmvlwqa3">
               <w:r>
                 <w:rPr>
                   <w:rFonts w:ascii="Arial" w:cs="Arial" w:eastAsia="Arial" w:hAnsi="Arial"/>
@@ -12066,7 +12066,7 @@
             <w:pPr>
               <w:spacing w:after="20" w:before="0"/>
             </w:pPr>
-            <w:hyperlink w:history="1" r:id="rId1kt5siusdjkbvfxayi3cl">
+            <w:hyperlink w:history="1" r:id="rIdiyoph3unwphdqa1z85ulf">
               <w:r>
                 <w:rPr>
                   <w:rFonts w:ascii="Arial" w:cs="Arial" w:eastAsia="Arial" w:hAnsi="Arial"/>
@@ -12099,7 +12099,7 @@
               <w:spacing w:after="10" w:before="0"/>
               <w:ind w:left="120"/>
             </w:pPr>
-            <w:hyperlink w:history="1" r:id="rIdviqgp1hdqfv-dofopq-sn">
+            <w:hyperlink w:history="1" r:id="rIdst9emkhbmhttljz30ii1j">
               <w:r>
                 <w:rPr>
                   <w:rFonts w:ascii="Arial" w:cs="Arial" w:eastAsia="Arial" w:hAnsi="Arial"/>
@@ -12611,7 +12611,7 @@
         </w:rPr>
         <w:t xml:space="preserve">© 2026 SeaVuria and ARES. Aligned with KICD objectives. Developed by SeaVuria; technical implementation by ARES (with AI assistance from Claude). Licensed under </w:t>
       </w:r>
-      <w:hyperlink w:history="1" r:id="rId6ya1mzlygrmnsvimepjd9">
+      <w:hyperlink w:history="1" r:id="rIdhpu4uuhoyo3ci8uxpdflb">
         <w:r>
           <w:rPr>
             <w:rFonts w:ascii="Arial" w:cs="Arial" w:eastAsia="Arial" w:hAnsi="Arial"/>
@@ -12632,7 +12632,7 @@
         </w:rPr>
         <w:t xml:space="preserve"> (</w:t>
       </w:r>
-      <w:hyperlink w:history="1" r:id="rIdu1flfvh0by0dabdnuh8f5">
+      <w:hyperlink w:history="1" r:id="rIdmmcixtztjkplbrsdk5evp">
         <w:r>
           <w:rPr>
             <w:rFonts w:ascii="Arial" w:cs="Arial" w:eastAsia="Arial" w:hAnsi="Arial"/>
@@ -13645,7 +13645,7 @@
             <w:pPr>
               <w:spacing w:after="20" w:before="0"/>
             </w:pPr>
-            <w:hyperlink w:history="1" r:id="rId_qv3ym-vtcupubrofwbz1">
+            <w:hyperlink w:history="1" r:id="rIdbzjia8jpgq5cnd5gkuexc">
               <w:r>
                 <w:rPr>
                   <w:rFonts w:ascii="Arial" w:cs="Arial" w:eastAsia="Arial" w:hAnsi="Arial"/>
@@ -13678,7 +13678,7 @@
               <w:spacing w:after="10" w:before="0"/>
               <w:ind w:left="120"/>
             </w:pPr>
-            <w:hyperlink w:history="1" r:id="rIddotacsaqfi2eigrz1mwzz">
+            <w:hyperlink w:history="1" r:id="rIdfal5rjnvuoxlflfe-ljdy">
               <w:r>
                 <w:rPr>
                   <w:rFonts w:ascii="Arial" w:cs="Arial" w:eastAsia="Arial" w:hAnsi="Arial"/>
@@ -13723,7 +13723,7 @@
             <w:pPr>
               <w:spacing w:after="20" w:before="0"/>
             </w:pPr>
-            <w:hyperlink w:history="1" r:id="rIdylmn_bwujhijogaxkwzc8">
+            <w:hyperlink w:history="1" r:id="rIdsruynzjzj-nkf41twtrhp">
               <w:r>
                 <w:rPr>
                   <w:rFonts w:ascii="Arial" w:cs="Arial" w:eastAsia="Arial" w:hAnsi="Arial"/>
@@ -13756,7 +13756,7 @@
               <w:spacing w:after="10" w:before="0"/>
               <w:ind w:left="120"/>
             </w:pPr>
-            <w:hyperlink w:history="1" r:id="rIdcj_ohu17sxir5nmwd1tir">
+            <w:hyperlink w:history="1" r:id="rIdg-rs_bpayltbjfhybvjmt">
               <w:r>
                 <w:rPr>
                   <w:rFonts w:ascii="Arial" w:cs="Arial" w:eastAsia="Arial" w:hAnsi="Arial"/>
@@ -13951,7 +13951,7 @@
             <w:pPr>
               <w:spacing w:after="20" w:before="0"/>
             </w:pPr>
-            <w:hyperlink w:history="1" r:id="rId6hh2u2bttpe9rvivrbc7j">
+            <w:hyperlink w:history="1" r:id="rIduxlgp2fr4tvjinkxyziby">
               <w:r>
                 <w:rPr>
                   <w:rFonts w:ascii="Arial" w:cs="Arial" w:eastAsia="Arial" w:hAnsi="Arial"/>
@@ -13984,7 +13984,7 @@
               <w:spacing w:after="10" w:before="0"/>
               <w:ind w:left="120"/>
             </w:pPr>
-            <w:hyperlink w:history="1" r:id="rIdacaqabkxj-r1kbi1pghip">
+            <w:hyperlink w:history="1" r:id="rIdtpgrlvkgg_nf4rccjwm9a">
               <w:r>
                 <w:rPr>
                   <w:rFonts w:ascii="Arial" w:cs="Arial" w:eastAsia="Arial" w:hAnsi="Arial"/>
@@ -14029,7 +14029,7 @@
             <w:pPr>
               <w:spacing w:after="20" w:before="0"/>
             </w:pPr>
-            <w:hyperlink w:history="1" r:id="rIdvfzzz4ohmssmgpcfgnrwy">
+            <w:hyperlink w:history="1" r:id="rIdy5wemgphc7xbpcwajsyh5">
               <w:r>
                 <w:rPr>
                   <w:rFonts w:ascii="Arial" w:cs="Arial" w:eastAsia="Arial" w:hAnsi="Arial"/>
@@ -14062,7 +14062,7 @@
               <w:spacing w:after="10" w:before="0"/>
               <w:ind w:left="120"/>
             </w:pPr>
-            <w:hyperlink w:history="1" r:id="rIductulqxpd-uiw_vvsfnit">
+            <w:hyperlink w:history="1" r:id="rIdlvgx6uau35eb8ajum30-_">
               <w:r>
                 <w:rPr>
                   <w:rFonts w:ascii="Arial" w:cs="Arial" w:eastAsia="Arial" w:hAnsi="Arial"/>
@@ -14257,7 +14257,7 @@
             <w:pPr>
               <w:spacing w:after="20" w:before="0"/>
             </w:pPr>
-            <w:hyperlink w:history="1" r:id="rIdjvoshffdjoil_7-noj_kz">
+            <w:hyperlink w:history="1" r:id="rIdgon2kzojhc9kf9dwcdsmq">
               <w:r>
                 <w:rPr>
                   <w:rFonts w:ascii="Arial" w:cs="Arial" w:eastAsia="Arial" w:hAnsi="Arial"/>
@@ -14290,7 +14290,7 @@
               <w:spacing w:after="10" w:before="0"/>
               <w:ind w:left="120"/>
             </w:pPr>
-            <w:hyperlink w:history="1" r:id="rIdce4unyjo6itme6yh3wppg">
+            <w:hyperlink w:history="1" r:id="rId1myyllsr3aiocrzbh5cjh">
               <w:r>
                 <w:rPr>
                   <w:rFonts w:ascii="Arial" w:cs="Arial" w:eastAsia="Arial" w:hAnsi="Arial"/>
@@ -14335,7 +14335,7 @@
             <w:pPr>
               <w:spacing w:after="20" w:before="0"/>
             </w:pPr>
-            <w:hyperlink w:history="1" r:id="rId0gam7ca8nn67te842_fx3">
+            <w:hyperlink w:history="1" r:id="rIdmfhid3l7v-r39zwzt8ia9">
               <w:r>
                 <w:rPr>
                   <w:rFonts w:ascii="Arial" w:cs="Arial" w:eastAsia="Arial" w:hAnsi="Arial"/>
@@ -14368,7 +14368,7 @@
               <w:spacing w:after="10" w:before="0"/>
               <w:ind w:left="120"/>
             </w:pPr>
-            <w:hyperlink w:history="1" r:id="rIdj2mmytsroabqm3towldfr">
+            <w:hyperlink w:history="1" r:id="rIdy8feal3wcbobrqjc68awb">
               <w:r>
                 <w:rPr>
                   <w:rFonts w:ascii="Arial" w:cs="Arial" w:eastAsia="Arial" w:hAnsi="Arial"/>
@@ -14563,7 +14563,7 @@
             <w:pPr>
               <w:spacing w:after="20" w:before="0"/>
             </w:pPr>
-            <w:hyperlink w:history="1" r:id="rIdw7try2aeajapfquazen7x">
+            <w:hyperlink w:history="1" r:id="rIdgbjtxonjd68gqgn5sctia">
               <w:r>
                 <w:rPr>
                   <w:rFonts w:ascii="Arial" w:cs="Arial" w:eastAsia="Arial" w:hAnsi="Arial"/>
@@ -14596,7 +14596,7 @@
               <w:spacing w:after="10" w:before="0"/>
               <w:ind w:left="120"/>
             </w:pPr>
-            <w:hyperlink w:history="1" r:id="rIddh1l0v05ri7t7ptkw2yad">
+            <w:hyperlink w:history="1" r:id="rIdf5gc0n5dznfddtolkekq3">
               <w:r>
                 <w:rPr>
                   <w:rFonts w:ascii="Arial" w:cs="Arial" w:eastAsia="Arial" w:hAnsi="Arial"/>
@@ -14641,7 +14641,7 @@
             <w:pPr>
               <w:spacing w:after="20" w:before="0"/>
             </w:pPr>
-            <w:hyperlink w:history="1" r:id="rIdqmeapkuijtwb5whi7scab">
+            <w:hyperlink w:history="1" r:id="rIdanl69q-8xcjj_j0uwaonv">
               <w:r>
                 <w:rPr>
                   <w:rFonts w:ascii="Arial" w:cs="Arial" w:eastAsia="Arial" w:hAnsi="Arial"/>
@@ -14674,7 +14674,7 @@
               <w:spacing w:after="10" w:before="0"/>
               <w:ind w:left="120"/>
             </w:pPr>
-            <w:hyperlink w:history="1" r:id="rIdz2jcbph0g_abhplonqsvg">
+            <w:hyperlink w:history="1" r:id="rIdd7tzxyv6rcsn02bxqtxbq">
               <w:r>
                 <w:rPr>
                   <w:rFonts w:ascii="Arial" w:cs="Arial" w:eastAsia="Arial" w:hAnsi="Arial"/>
@@ -14869,7 +14869,7 @@
             <w:pPr>
               <w:spacing w:after="20" w:before="0"/>
             </w:pPr>
-            <w:hyperlink w:history="1" r:id="rIdoabllyt3ao-von-bayrfs">
+            <w:hyperlink w:history="1" r:id="rIdj22njqwufbez8u3eaezpn">
               <w:r>
                 <w:rPr>
                   <w:rFonts w:ascii="Arial" w:cs="Arial" w:eastAsia="Arial" w:hAnsi="Arial"/>
@@ -14902,7 +14902,7 @@
               <w:spacing w:after="10" w:before="0"/>
               <w:ind w:left="120"/>
             </w:pPr>
-            <w:hyperlink w:history="1" r:id="rIdx139jgdg3icivlugwiwjo">
+            <w:hyperlink w:history="1" r:id="rIdokh6n6qqkgf_3e1ir6n_g">
               <w:r>
                 <w:rPr>
                   <w:rFonts w:ascii="Arial" w:cs="Arial" w:eastAsia="Arial" w:hAnsi="Arial"/>
@@ -14947,7 +14947,7 @@
             <w:pPr>
               <w:spacing w:after="20" w:before="0"/>
             </w:pPr>
-            <w:hyperlink w:history="1" r:id="rIdmevxwphltsjzy3fjjmxxh">
+            <w:hyperlink w:history="1" r:id="rIdivp0fod-uattchajgjdrq">
               <w:r>
                 <w:rPr>
                   <w:rFonts w:ascii="Arial" w:cs="Arial" w:eastAsia="Arial" w:hAnsi="Arial"/>
@@ -14980,7 +14980,7 @@
               <w:spacing w:after="10" w:before="0"/>
               <w:ind w:left="120"/>
             </w:pPr>
-            <w:hyperlink w:history="1" r:id="rId52r703sekc__iuh8hfkxd">
+            <w:hyperlink w:history="1" r:id="rIdvcmwz1yognd40ygub_cyf">
               <w:r>
                 <w:rPr>
                   <w:rFonts w:ascii="Arial" w:cs="Arial" w:eastAsia="Arial" w:hAnsi="Arial"/>
@@ -15492,7 +15492,7 @@
         </w:rPr>
         <w:t xml:space="preserve">© 2026 SeaVuria and ARES. Aligned with KICD objectives. Developed by SeaVuria; technical implementation by ARES (with AI assistance from Claude). Licensed under </w:t>
       </w:r>
-      <w:hyperlink w:history="1" r:id="rIdfk5wv-evfldij9gjj-wst">
+      <w:hyperlink w:history="1" r:id="rIdwn9qehsbj7trrnhse9n84">
         <w:r>
           <w:rPr>
             <w:rFonts w:ascii="Arial" w:cs="Arial" w:eastAsia="Arial" w:hAnsi="Arial"/>
@@ -15513,7 +15513,7 @@
         </w:rPr>
         <w:t xml:space="preserve"> (</w:t>
       </w:r>
-      <w:hyperlink w:history="1" r:id="rId4uottresnubhiaiscyjhb">
+      <w:hyperlink w:history="1" r:id="rId5vhj7wsg_9zvwsbcgkgev">
         <w:r>
           <w:rPr>
             <w:rFonts w:ascii="Arial" w:cs="Arial" w:eastAsia="Arial" w:hAnsi="Arial"/>
@@ -16526,7 +16526,7 @@
             <w:pPr>
               <w:spacing w:after="20" w:before="0"/>
             </w:pPr>
-            <w:hyperlink w:history="1" r:id="rId-qtmeynmnyp6z9kc9tcyh">
+            <w:hyperlink w:history="1" r:id="rIdtvv5ki64gkeqbt-5tijmp">
               <w:r>
                 <w:rPr>
                   <w:rFonts w:ascii="Arial" w:cs="Arial" w:eastAsia="Arial" w:hAnsi="Arial"/>
@@ -16559,7 +16559,7 @@
               <w:spacing w:after="10" w:before="0"/>
               <w:ind w:left="120"/>
             </w:pPr>
-            <w:hyperlink w:history="1" r:id="rId0juj9_juaajoaq3u1ytp4">
+            <w:hyperlink w:history="1" r:id="rIdxo4vkhs2djrp7m6qiim--">
               <w:r>
                 <w:rPr>
                   <w:rFonts w:ascii="Arial" w:cs="Arial" w:eastAsia="Arial" w:hAnsi="Arial"/>
@@ -16604,7 +16604,7 @@
             <w:pPr>
               <w:spacing w:after="20" w:before="0"/>
             </w:pPr>
-            <w:hyperlink w:history="1" r:id="rIdspcznljgxrf47xscieel0">
+            <w:hyperlink w:history="1" r:id="rIdnnwqgwtdf51j68nre6jad">
               <w:r>
                 <w:rPr>
                   <w:rFonts w:ascii="Arial" w:cs="Arial" w:eastAsia="Arial" w:hAnsi="Arial"/>
@@ -16637,7 +16637,7 @@
               <w:spacing w:after="10" w:before="0"/>
               <w:ind w:left="120"/>
             </w:pPr>
-            <w:hyperlink w:history="1" r:id="rIdmk3ag6arov9hyqhbgngcz">
+            <w:hyperlink w:history="1" r:id="rIdrnvnszatxe06wiry4bqi5">
               <w:r>
                 <w:rPr>
                   <w:rFonts w:ascii="Arial" w:cs="Arial" w:eastAsia="Arial" w:hAnsi="Arial"/>
@@ -16832,7 +16832,7 @@
             <w:pPr>
               <w:spacing w:after="20" w:before="0"/>
             </w:pPr>
-            <w:hyperlink w:history="1" r:id="rIdnzjvgse_zapf4qsidjnaf">
+            <w:hyperlink w:history="1" r:id="rIdrxioanat1bo0-rbmf1kir">
               <w:r>
                 <w:rPr>
                   <w:rFonts w:ascii="Arial" w:cs="Arial" w:eastAsia="Arial" w:hAnsi="Arial"/>
@@ -16865,7 +16865,7 @@
               <w:spacing w:after="10" w:before="0"/>
               <w:ind w:left="120"/>
             </w:pPr>
-            <w:hyperlink w:history="1" r:id="rIdux315alqtvjlkbtq-yx1u">
+            <w:hyperlink w:history="1" r:id="rIdfzfbgvgqasxw-e5ihouhl">
               <w:r>
                 <w:rPr>
                   <w:rFonts w:ascii="Arial" w:cs="Arial" w:eastAsia="Arial" w:hAnsi="Arial"/>
@@ -16910,7 +16910,7 @@
             <w:pPr>
               <w:spacing w:after="20" w:before="0"/>
             </w:pPr>
-            <w:hyperlink w:history="1" r:id="rIda-hiqewdiyax4g2jsndhv">
+            <w:hyperlink w:history="1" r:id="rIdsv0cpb0avgnue8_uelv7k">
               <w:r>
                 <w:rPr>
                   <w:rFonts w:ascii="Arial" w:cs="Arial" w:eastAsia="Arial" w:hAnsi="Arial"/>
@@ -16943,7 +16943,7 @@
               <w:spacing w:after="10" w:before="0"/>
               <w:ind w:left="120"/>
             </w:pPr>
-            <w:hyperlink w:history="1" r:id="rIdiwibwxbajc8gyspgd0ffr">
+            <w:hyperlink w:history="1" r:id="rId8jtoymphyhds_pdpwkyaq">
               <w:r>
                 <w:rPr>
                   <w:rFonts w:ascii="Arial" w:cs="Arial" w:eastAsia="Arial" w:hAnsi="Arial"/>
@@ -17138,7 +17138,7 @@
             <w:pPr>
               <w:spacing w:after="20" w:before="0"/>
             </w:pPr>
-            <w:hyperlink w:history="1" r:id="rIduwumdxwucgznzg2dqpuxw">
+            <w:hyperlink w:history="1" r:id="rIdenrizetwzwefsyoi6gfux">
               <w:r>
                 <w:rPr>
                   <w:rFonts w:ascii="Arial" w:cs="Arial" w:eastAsia="Arial" w:hAnsi="Arial"/>
@@ -17171,7 +17171,7 @@
               <w:spacing w:after="10" w:before="0"/>
               <w:ind w:left="120"/>
             </w:pPr>
-            <w:hyperlink w:history="1" r:id="rIdajfzkenhqtvrt5wd314eq">
+            <w:hyperlink w:history="1" r:id="rIdeizbtgkbtlbivqeroc-mg">
               <w:r>
                 <w:rPr>
                   <w:rFonts w:ascii="Arial" w:cs="Arial" w:eastAsia="Arial" w:hAnsi="Arial"/>
@@ -17216,7 +17216,7 @@
             <w:pPr>
               <w:spacing w:after="20" w:before="0"/>
             </w:pPr>
-            <w:hyperlink w:history="1" r:id="rIddtb_tuqp4un-gltgc62y1">
+            <w:hyperlink w:history="1" r:id="rIdfomghzanapvufgjuhdq4h">
               <w:r>
                 <w:rPr>
                   <w:rFonts w:ascii="Arial" w:cs="Arial" w:eastAsia="Arial" w:hAnsi="Arial"/>
@@ -17249,7 +17249,7 @@
               <w:spacing w:after="10" w:before="0"/>
               <w:ind w:left="120"/>
             </w:pPr>
-            <w:hyperlink w:history="1" r:id="rIda9ulf9fbrc6vhnujsj-vz">
+            <w:hyperlink w:history="1" r:id="rIdiv0wg9vlwans_fprcdw8j">
               <w:r>
                 <w:rPr>
                   <w:rFonts w:ascii="Arial" w:cs="Arial" w:eastAsia="Arial" w:hAnsi="Arial"/>
@@ -17444,7 +17444,7 @@
             <w:pPr>
               <w:spacing w:after="20" w:before="0"/>
             </w:pPr>
-            <w:hyperlink w:history="1" r:id="rIdm77ptuodyrequffzjefrs">
+            <w:hyperlink w:history="1" r:id="rIdbajj5xeg3ge_mgdywwupc">
               <w:r>
                 <w:rPr>
                   <w:rFonts w:ascii="Arial" w:cs="Arial" w:eastAsia="Arial" w:hAnsi="Arial"/>
@@ -17477,7 +17477,7 @@
               <w:spacing w:after="10" w:before="0"/>
               <w:ind w:left="120"/>
             </w:pPr>
-            <w:hyperlink w:history="1" r:id="rIdnbhvg-w7nhlk305v4cmt9">
+            <w:hyperlink w:history="1" r:id="rIdpantyjx6vkkziygloq5bd">
               <w:r>
                 <w:rPr>
                   <w:rFonts w:ascii="Arial" w:cs="Arial" w:eastAsia="Arial" w:hAnsi="Arial"/>
@@ -17522,7 +17522,7 @@
             <w:pPr>
               <w:spacing w:after="20" w:before="0"/>
             </w:pPr>
-            <w:hyperlink w:history="1" r:id="rIdkiq1xwp2j7y6nzlwifpdo">
+            <w:hyperlink w:history="1" r:id="rIdgn--ehwpswanxjyy5h-ms">
               <w:r>
                 <w:rPr>
                   <w:rFonts w:ascii="Arial" w:cs="Arial" w:eastAsia="Arial" w:hAnsi="Arial"/>
@@ -17555,7 +17555,7 @@
               <w:spacing w:after="10" w:before="0"/>
               <w:ind w:left="120"/>
             </w:pPr>
-            <w:hyperlink w:history="1" r:id="rIdpbue06wz5mkvugtxftp3w">
+            <w:hyperlink w:history="1" r:id="rIdtse5wcsunodofpzmej7rg">
               <w:r>
                 <w:rPr>
                   <w:rFonts w:ascii="Arial" w:cs="Arial" w:eastAsia="Arial" w:hAnsi="Arial"/>
@@ -17750,7 +17750,7 @@
             <w:pPr>
               <w:spacing w:after="20" w:before="0"/>
             </w:pPr>
-            <w:hyperlink w:history="1" r:id="rIdqtu8apzod1e8g7fd8nazc">
+            <w:hyperlink w:history="1" r:id="rIdtj5_xtmrom_y12drcx94p">
               <w:r>
                 <w:rPr>
                   <w:rFonts w:ascii="Arial" w:cs="Arial" w:eastAsia="Arial" w:hAnsi="Arial"/>
@@ -17799,7 +17799,7 @@
               <w:spacing w:after="10" w:before="0"/>
               <w:ind w:left="120"/>
             </w:pPr>
-            <w:hyperlink w:history="1" r:id="rIdbzhgthfouwerlwslds_lx">
+            <w:hyperlink w:history="1" r:id="rIds_lueuicg8g4jtelw7kdg">
               <w:r>
                 <w:rPr>
                   <w:rFonts w:ascii="Arial" w:cs="Arial" w:eastAsia="Arial" w:hAnsi="Arial"/>
@@ -17844,7 +17844,7 @@
             <w:pPr>
               <w:spacing w:after="20" w:before="0"/>
             </w:pPr>
-            <w:hyperlink w:history="1" r:id="rIdisbthe2wi77t6vccnlmsy">
+            <w:hyperlink w:history="1" r:id="rIdccrl31jflxrti8qcogztg">
               <w:r>
                 <w:rPr>
                   <w:rFonts w:ascii="Arial" w:cs="Arial" w:eastAsia="Arial" w:hAnsi="Arial"/>
@@ -17877,7 +17877,7 @@
               <w:spacing w:after="10" w:before="0"/>
               <w:ind w:left="120"/>
             </w:pPr>
-            <w:hyperlink w:history="1" r:id="rIdp3ajswtdahalbvv6ittbd">
+            <w:hyperlink w:history="1" r:id="rIdbc_ii2pcnyuzs0zduq0vo">
               <w:r>
                 <w:rPr>
                   <w:rFonts w:ascii="Arial" w:cs="Arial" w:eastAsia="Arial" w:hAnsi="Arial"/>
@@ -18389,7 +18389,7 @@
         </w:rPr>
         <w:t xml:space="preserve">© 2026 SeaVuria and ARES. Aligned with KICD objectives. Developed by SeaVuria; technical implementation by ARES (with AI assistance from Claude). Licensed under </w:t>
       </w:r>
-      <w:hyperlink w:history="1" r:id="rIdfxdtgekoubwway6bvse2m">
+      <w:hyperlink w:history="1" r:id="rIdvgvbadrm4tjam_o4iifqo">
         <w:r>
           <w:rPr>
             <w:rFonts w:ascii="Arial" w:cs="Arial" w:eastAsia="Arial" w:hAnsi="Arial"/>
@@ -18410,7 +18410,7 @@
         </w:rPr>
         <w:t xml:space="preserve"> (</w:t>
       </w:r>
-      <w:hyperlink w:history="1" r:id="rIdz_qjexqkyy8eb9tijob1q">
+      <w:hyperlink w:history="1" r:id="rIdxrnoh9f7ob3f9vdifpsgv">
         <w:r>
           <w:rPr>
             <w:rFonts w:ascii="Arial" w:cs="Arial" w:eastAsia="Arial" w:hAnsi="Arial"/>
@@ -19423,7 +19423,7 @@
             <w:pPr>
               <w:spacing w:after="20" w:before="0"/>
             </w:pPr>
-            <w:hyperlink w:history="1" r:id="rId-dcko1qerwidllr5f1uuo">
+            <w:hyperlink w:history="1" r:id="rIdxncyrqsk00tcwzeqyasm_">
               <w:r>
                 <w:rPr>
                   <w:rFonts w:ascii="Arial" w:cs="Arial" w:eastAsia="Arial" w:hAnsi="Arial"/>
@@ -19456,7 +19456,7 @@
               <w:spacing w:after="10" w:before="0"/>
               <w:ind w:left="120"/>
             </w:pPr>
-            <w:hyperlink w:history="1" r:id="rIdf_yqcauje9wgdlou0hlle">
+            <w:hyperlink w:history="1" r:id="rIdmvsochgtio8db8xtguoq8">
               <w:r>
                 <w:rPr>
                   <w:rFonts w:ascii="Arial" w:cs="Arial" w:eastAsia="Arial" w:hAnsi="Arial"/>
@@ -19501,7 +19501,7 @@
             <w:pPr>
               <w:spacing w:after="20" w:before="0"/>
             </w:pPr>
-            <w:hyperlink w:history="1" r:id="rIdnhlwlp7md5c-3rus53z_5">
+            <w:hyperlink w:history="1" r:id="rIdpxd-oglrb2bv0ao0zhkvn">
               <w:r>
                 <w:rPr>
                   <w:rFonts w:ascii="Arial" w:cs="Arial" w:eastAsia="Arial" w:hAnsi="Arial"/>
@@ -19534,7 +19534,7 @@
               <w:spacing w:after="10" w:before="0"/>
               <w:ind w:left="120"/>
             </w:pPr>
-            <w:hyperlink w:history="1" r:id="rId6iumgdhan1z7zdwbiftfi">
+            <w:hyperlink w:history="1" r:id="rIdaraakmxjmzbxt7i1rcozs">
               <w:r>
                 <w:rPr>
                   <w:rFonts w:ascii="Arial" w:cs="Arial" w:eastAsia="Arial" w:hAnsi="Arial"/>
@@ -19729,7 +19729,7 @@
             <w:pPr>
               <w:spacing w:after="20" w:before="0"/>
             </w:pPr>
-            <w:hyperlink w:history="1" r:id="rIdpxl6_vndxqrpbhibskvh9">
+            <w:hyperlink w:history="1" r:id="rId3gikndivmwm-7vuqtanch">
               <w:r>
                 <w:rPr>
                   <w:rFonts w:ascii="Arial" w:cs="Arial" w:eastAsia="Arial" w:hAnsi="Arial"/>
@@ -19762,7 +19762,7 @@
               <w:spacing w:after="10" w:before="0"/>
               <w:ind w:left="120"/>
             </w:pPr>
-            <w:hyperlink w:history="1" r:id="rIdq1o7d-buqjshjikt6nw9f">
+            <w:hyperlink w:history="1" r:id="rIdwwwsq5qb_hkla-29kbedg">
               <w:r>
                 <w:rPr>
                   <w:rFonts w:ascii="Arial" w:cs="Arial" w:eastAsia="Arial" w:hAnsi="Arial"/>
@@ -19807,7 +19807,7 @@
             <w:pPr>
               <w:spacing w:after="20" w:before="0"/>
             </w:pPr>
-            <w:hyperlink w:history="1" r:id="rIdofnnyktw5sbom5-mckbnf">
+            <w:hyperlink w:history="1" r:id="rIdb7srpixqo7om2d76nuksv">
               <w:r>
                 <w:rPr>
                   <w:rFonts w:ascii="Arial" w:cs="Arial" w:eastAsia="Arial" w:hAnsi="Arial"/>
@@ -19840,7 +19840,7 @@
               <w:spacing w:after="10" w:before="0"/>
               <w:ind w:left="120"/>
             </w:pPr>
-            <w:hyperlink w:history="1" r:id="rId-eolqwniez5fqvlyiw9un">
+            <w:hyperlink w:history="1" r:id="rIdd8q1oi6wb7wu04661pmlo">
               <w:r>
                 <w:rPr>
                   <w:rFonts w:ascii="Arial" w:cs="Arial" w:eastAsia="Arial" w:hAnsi="Arial"/>
@@ -20035,7 +20035,7 @@
             <w:pPr>
               <w:spacing w:after="20" w:before="0"/>
             </w:pPr>
-            <w:hyperlink w:history="1" r:id="rIdw0v2rfixmuevgrl1egvhl">
+            <w:hyperlink w:history="1" r:id="rId2xzfajurdbt_t78hun2uq">
               <w:r>
                 <w:rPr>
                   <w:rFonts w:ascii="Arial" w:cs="Arial" w:eastAsia="Arial" w:hAnsi="Arial"/>
@@ -20084,7 +20084,7 @@
               <w:spacing w:after="10" w:before="0"/>
               <w:ind w:left="120"/>
             </w:pPr>
-            <w:hyperlink w:history="1" r:id="rIdjiihs0rqqybemzfodptxy">
+            <w:hyperlink w:history="1" r:id="rIdkbo4pv4diqapvdiulkabw">
               <w:r>
                 <w:rPr>
                   <w:rFonts w:ascii="Arial" w:cs="Arial" w:eastAsia="Arial" w:hAnsi="Arial"/>
@@ -20129,7 +20129,7 @@
             <w:pPr>
               <w:spacing w:after="20" w:before="0"/>
             </w:pPr>
-            <w:hyperlink w:history="1" r:id="rIdigznvovcnnr2ki_s44vat">
+            <w:hyperlink w:history="1" r:id="rIdyjemtl5bbgyloplsh0fqq">
               <w:r>
                 <w:rPr>
                   <w:rFonts w:ascii="Arial" w:cs="Arial" w:eastAsia="Arial" w:hAnsi="Arial"/>
@@ -20178,7 +20178,7 @@
               <w:spacing w:after="10" w:before="0"/>
               <w:ind w:left="120"/>
             </w:pPr>
-            <w:hyperlink w:history="1" r:id="rIdftyouzkiwdefhbl8kelf5">
+            <w:hyperlink w:history="1" r:id="rIdex34qslzfcuf7r79nukqi">
               <w:r>
                 <w:rPr>
                   <w:rFonts w:ascii="Arial" w:cs="Arial" w:eastAsia="Arial" w:hAnsi="Arial"/>
@@ -20373,7 +20373,7 @@
             <w:pPr>
               <w:spacing w:after="20" w:before="0"/>
             </w:pPr>
-            <w:hyperlink w:history="1" r:id="rIdkaad6rrp_evn7nlgqcvcu">
+            <w:hyperlink w:history="1" r:id="rIdar0xhq_0fjyirorotkjt_">
               <w:r>
                 <w:rPr>
                   <w:rFonts w:ascii="Arial" w:cs="Arial" w:eastAsia="Arial" w:hAnsi="Arial"/>
@@ -20422,7 +20422,7 @@
               <w:spacing w:after="10" w:before="0"/>
               <w:ind w:left="120"/>
             </w:pPr>
-            <w:hyperlink w:history="1" r:id="rIduazo2copj26ecaasv1skw">
+            <w:hyperlink w:history="1" r:id="rIdezbfie-qdgmyxfho8dfrx">
               <w:r>
                 <w:rPr>
                   <w:rFonts w:ascii="Arial" w:cs="Arial" w:eastAsia="Arial" w:hAnsi="Arial"/>
@@ -20467,7 +20467,7 @@
             <w:pPr>
               <w:spacing w:after="20" w:before="0"/>
             </w:pPr>
-            <w:hyperlink w:history="1" r:id="rIdascldent_06syiuxkibfa">
+            <w:hyperlink w:history="1" r:id="rIdfnfcpilylgkcgb1cz_3oo">
               <w:r>
                 <w:rPr>
                   <w:rFonts w:ascii="Arial" w:cs="Arial" w:eastAsia="Arial" w:hAnsi="Arial"/>
@@ -20516,7 +20516,7 @@
               <w:spacing w:after="10" w:before="0"/>
               <w:ind w:left="120"/>
             </w:pPr>
-            <w:hyperlink w:history="1" r:id="rIdxg3me_urwsx8iasrrj-jc">
+            <w:hyperlink w:history="1" r:id="rId7vwj9h61zhqjweylymdxl">
               <w:r>
                 <w:rPr>
                   <w:rFonts w:ascii="Arial" w:cs="Arial" w:eastAsia="Arial" w:hAnsi="Arial"/>
@@ -20711,7 +20711,7 @@
             <w:pPr>
               <w:spacing w:after="20" w:before="0"/>
             </w:pPr>
-            <w:hyperlink w:history="1" r:id="rIdas8qg9f4i53kuaggodxoh">
+            <w:hyperlink w:history="1" r:id="rIdm9vooqjcgbwleegb0ud8h">
               <w:r>
                 <w:rPr>
                   <w:rFonts w:ascii="Arial" w:cs="Arial" w:eastAsia="Arial" w:hAnsi="Arial"/>
@@ -20760,7 +20760,7 @@
               <w:spacing w:after="10" w:before="0"/>
               <w:ind w:left="120"/>
             </w:pPr>
-            <w:hyperlink w:history="1" r:id="rIdxerqf9fk8yrpxnb5ay9zq">
+            <w:hyperlink w:history="1" r:id="rIdnv89mzaeg89wkucc7__mx">
               <w:r>
                 <w:rPr>
                   <w:rFonts w:ascii="Arial" w:cs="Arial" w:eastAsia="Arial" w:hAnsi="Arial"/>
@@ -20805,7 +20805,7 @@
             <w:pPr>
               <w:spacing w:after="20" w:before="0"/>
             </w:pPr>
-            <w:hyperlink w:history="1" r:id="rId141y9ko24mgnhdn4n68jp">
+            <w:hyperlink w:history="1" r:id="rIdmdlrlnwegaqk6el7ffhu6">
               <w:r>
                 <w:rPr>
                   <w:rFonts w:ascii="Arial" w:cs="Arial" w:eastAsia="Arial" w:hAnsi="Arial"/>
@@ -20854,7 +20854,7 @@
               <w:spacing w:after="10" w:before="0"/>
               <w:ind w:left="120"/>
             </w:pPr>
-            <w:hyperlink w:history="1" r:id="rIdsdjsogrtmmz6vfhdcrnts">
+            <w:hyperlink w:history="1" r:id="rIdugslsmag2ryf0cbxbmmlv">
               <w:r>
                 <w:rPr>
                   <w:rFonts w:ascii="Arial" w:cs="Arial" w:eastAsia="Arial" w:hAnsi="Arial"/>
@@ -21366,7 +21366,7 @@
         </w:rPr>
         <w:t xml:space="preserve">© 2026 SeaVuria and ARES. Aligned with KICD objectives. Developed by SeaVuria; technical implementation by ARES (with AI assistance from Claude). Licensed under </w:t>
       </w:r>
-      <w:hyperlink w:history="1" r:id="rIde7ju1uce6vo1nshkdohme">
+      <w:hyperlink w:history="1" r:id="rIdu7dubznc575dn3p7dqurh">
         <w:r>
           <w:rPr>
             <w:rFonts w:ascii="Arial" w:cs="Arial" w:eastAsia="Arial" w:hAnsi="Arial"/>
@@ -21387,7 +21387,7 @@
         </w:rPr>
         <w:t xml:space="preserve"> (</w:t>
       </w:r>
-      <w:hyperlink w:history="1" r:id="rId5jngioukm5owo0we-uz8b">
+      <w:hyperlink w:history="1" r:id="rIdt2ijqxzrimt27ammglvpv">
         <w:r>
           <w:rPr>
             <w:rFonts w:ascii="Arial" w:cs="Arial" w:eastAsia="Arial" w:hAnsi="Arial"/>
@@ -22400,7 +22400,7 @@
             <w:pPr>
               <w:spacing w:after="20" w:before="0"/>
             </w:pPr>
-            <w:hyperlink w:history="1" r:id="rIdc-xubj0oqximg_llkzmfx">
+            <w:hyperlink w:history="1" r:id="rIdthb6j25bqwqcd_0ybfe_2">
               <w:r>
                 <w:rPr>
                   <w:rFonts w:ascii="Arial" w:cs="Arial" w:eastAsia="Arial" w:hAnsi="Arial"/>
@@ -22433,7 +22433,7 @@
               <w:spacing w:after="10" w:before="0"/>
               <w:ind w:left="120"/>
             </w:pPr>
-            <w:hyperlink w:history="1" r:id="rIdxm-1zprep8pvc8c0tsvug">
+            <w:hyperlink w:history="1" r:id="rIdho9qecw_9kfobjdgovy8-">
               <w:r>
                 <w:rPr>
                   <w:rFonts w:ascii="Arial" w:cs="Arial" w:eastAsia="Arial" w:hAnsi="Arial"/>
@@ -22478,7 +22478,7 @@
             <w:pPr>
               <w:spacing w:after="20" w:before="0"/>
             </w:pPr>
-            <w:hyperlink w:history="1" r:id="rIduwla4vn0m4z4ih7cdkyig">
+            <w:hyperlink w:history="1" r:id="rIdcppmxxxlwh53-tol_938u">
               <w:r>
                 <w:rPr>
                   <w:rFonts w:ascii="Arial" w:cs="Arial" w:eastAsia="Arial" w:hAnsi="Arial"/>
@@ -22511,7 +22511,7 @@
               <w:spacing w:after="10" w:before="0"/>
               <w:ind w:left="120"/>
             </w:pPr>
-            <w:hyperlink w:history="1" r:id="rIdmltppa098j0j5kdienkam">
+            <w:hyperlink w:history="1" r:id="rIdlhjhijdefb4v05es8nzej">
               <w:r>
                 <w:rPr>
                   <w:rFonts w:ascii="Arial" w:cs="Arial" w:eastAsia="Arial" w:hAnsi="Arial"/>
@@ -22706,7 +22706,7 @@
             <w:pPr>
               <w:spacing w:after="20" w:before="0"/>
             </w:pPr>
-            <w:hyperlink w:history="1" r:id="rIdzbeuvyhdzi1kt4dpmyoas">
+            <w:hyperlink w:history="1" r:id="rIdqgqj4mulzjtwc4ibldax2">
               <w:r>
                 <w:rPr>
                   <w:rFonts w:ascii="Arial" w:cs="Arial" w:eastAsia="Arial" w:hAnsi="Arial"/>
@@ -22739,7 +22739,7 @@
               <w:spacing w:after="10" w:before="0"/>
               <w:ind w:left="120"/>
             </w:pPr>
-            <w:hyperlink w:history="1" r:id="rIdaqwjl4gyr45clw0osozpe">
+            <w:hyperlink w:history="1" r:id="rId9jbxpgpa7gubi4l6ellba">
               <w:r>
                 <w:rPr>
                   <w:rFonts w:ascii="Arial" w:cs="Arial" w:eastAsia="Arial" w:hAnsi="Arial"/>
@@ -22784,7 +22784,7 @@
             <w:pPr>
               <w:spacing w:after="20" w:before="0"/>
             </w:pPr>
-            <w:hyperlink w:history="1" r:id="rIdbiz-843njk3fcnm0qrved">
+            <w:hyperlink w:history="1" r:id="rIdfvm7lmmgdj68d3ia6qgqh">
               <w:r>
                 <w:rPr>
                   <w:rFonts w:ascii="Arial" w:cs="Arial" w:eastAsia="Arial" w:hAnsi="Arial"/>
@@ -22817,7 +22817,7 @@
               <w:spacing w:after="10" w:before="0"/>
               <w:ind w:left="120"/>
             </w:pPr>
-            <w:hyperlink w:history="1" r:id="rIdsldcq9_lhx8ur6hkqc7hu">
+            <w:hyperlink w:history="1" r:id="rIdeb7cdbtye5zkra-ieiisu">
               <w:r>
                 <w:rPr>
                   <w:rFonts w:ascii="Arial" w:cs="Arial" w:eastAsia="Arial" w:hAnsi="Arial"/>
@@ -23012,7 +23012,7 @@
             <w:pPr>
               <w:spacing w:after="20" w:before="0"/>
             </w:pPr>
-            <w:hyperlink w:history="1" r:id="rIdepnbf0jxl0-guh0sjgpto">
+            <w:hyperlink w:history="1" r:id="rIdzmkne7j5njpc2-ljfdxf-">
               <w:r>
                 <w:rPr>
                   <w:rFonts w:ascii="Arial" w:cs="Arial" w:eastAsia="Arial" w:hAnsi="Arial"/>
@@ -23061,7 +23061,7 @@
               <w:spacing w:after="10" w:before="0"/>
               <w:ind w:left="120"/>
             </w:pPr>
-            <w:hyperlink w:history="1" r:id="rIdyixthl8f9i-0wm9luzfrz">
+            <w:hyperlink w:history="1" r:id="rIdovmpw2uu8k2syqycblcmm">
               <w:r>
                 <w:rPr>
                   <w:rFonts w:ascii="Arial" w:cs="Arial" w:eastAsia="Arial" w:hAnsi="Arial"/>
@@ -23106,7 +23106,7 @@
             <w:pPr>
               <w:spacing w:after="20" w:before="0"/>
             </w:pPr>
-            <w:hyperlink w:history="1" r:id="rIdlb7azgdozpu1klf82f4oc">
+            <w:hyperlink w:history="1" r:id="rIdwshkrijygisdmrhgxyxsx">
               <w:r>
                 <w:rPr>
                   <w:rFonts w:ascii="Arial" w:cs="Arial" w:eastAsia="Arial" w:hAnsi="Arial"/>
@@ -23139,7 +23139,7 @@
               <w:spacing w:after="10" w:before="0"/>
               <w:ind w:left="120"/>
             </w:pPr>
-            <w:hyperlink w:history="1" r:id="rIdw-aws1nxoovs9z9flgpqc">
+            <w:hyperlink w:history="1" r:id="rIdnpzj-ooldkuyenmjf_qqf">
               <w:r>
                 <w:rPr>
                   <w:rFonts w:ascii="Arial" w:cs="Arial" w:eastAsia="Arial" w:hAnsi="Arial"/>
@@ -23334,7 +23334,7 @@
             <w:pPr>
               <w:spacing w:after="20" w:before="0"/>
             </w:pPr>
-            <w:hyperlink w:history="1" r:id="rId6h3q58lllqmt0a466t5bu">
+            <w:hyperlink w:history="1" r:id="rIdlkulvbtgdtkfbymoyvxfc">
               <w:r>
                 <w:rPr>
                   <w:rFonts w:ascii="Arial" w:cs="Arial" w:eastAsia="Arial" w:hAnsi="Arial"/>
@@ -23383,7 +23383,7 @@
               <w:spacing w:after="10" w:before="0"/>
               <w:ind w:left="120"/>
             </w:pPr>
-            <w:hyperlink w:history="1" r:id="rIdweogydewe1hve3fscuutf">
+            <w:hyperlink w:history="1" r:id="rId5faq001hdnwtwwxzxvy0l">
               <w:r>
                 <w:rPr>
                   <w:rFonts w:ascii="Arial" w:cs="Arial" w:eastAsia="Arial" w:hAnsi="Arial"/>
@@ -23428,7 +23428,7 @@
             <w:pPr>
               <w:spacing w:after="20" w:before="0"/>
             </w:pPr>
-            <w:hyperlink w:history="1" r:id="rIdlizxaiolcrv__c2-k8pcp">
+            <w:hyperlink w:history="1" r:id="rIdae5y3eeec1dxpdvuej_do">
               <w:r>
                 <w:rPr>
                   <w:rFonts w:ascii="Arial" w:cs="Arial" w:eastAsia="Arial" w:hAnsi="Arial"/>
@@ -23461,7 +23461,7 @@
               <w:spacing w:after="10" w:before="0"/>
               <w:ind w:left="120"/>
             </w:pPr>
-            <w:hyperlink w:history="1" r:id="rIdr1iqzk6xtlerw3m5xv9gk">
+            <w:hyperlink w:history="1" r:id="rIdzmh_qddrcunvumdyjo_wx">
               <w:r>
                 <w:rPr>
                   <w:rFonts w:ascii="Arial" w:cs="Arial" w:eastAsia="Arial" w:hAnsi="Arial"/>
@@ -23656,7 +23656,7 @@
             <w:pPr>
               <w:spacing w:after="20" w:before="0"/>
             </w:pPr>
-            <w:hyperlink w:history="1" r:id="rIdoce86rx2n90yvle8qrimz">
+            <w:hyperlink w:history="1" r:id="rIdebtpkwc-f7ew9j9xeyzsk">
               <w:r>
                 <w:rPr>
                   <w:rFonts w:ascii="Arial" w:cs="Arial" w:eastAsia="Arial" w:hAnsi="Arial"/>
@@ -23705,7 +23705,7 @@
               <w:spacing w:after="10" w:before="0"/>
               <w:ind w:left="120"/>
             </w:pPr>
-            <w:hyperlink w:history="1" r:id="rIdlurzlp49pabpn0gklcplz">
+            <w:hyperlink w:history="1" r:id="rIdfhnkzn2tvgcsbhhot2xrc">
               <w:r>
                 <w:rPr>
                   <w:rFonts w:ascii="Arial" w:cs="Arial" w:eastAsia="Arial" w:hAnsi="Arial"/>
@@ -23750,7 +23750,7 @@
             <w:pPr>
               <w:spacing w:after="20" w:before="0"/>
             </w:pPr>
-            <w:hyperlink w:history="1" r:id="rIdesegqbkwag-avut3fixug">
+            <w:hyperlink w:history="1" r:id="rIdwv4zgmbzzpoymm2uxj9hh">
               <w:r>
                 <w:rPr>
                   <w:rFonts w:ascii="Arial" w:cs="Arial" w:eastAsia="Arial" w:hAnsi="Arial"/>
@@ -23783,7 +23783,7 @@
               <w:spacing w:after="10" w:before="0"/>
               <w:ind w:left="120"/>
             </w:pPr>
-            <w:hyperlink w:history="1" r:id="rIdwlusi_05knhcsihqb6uuz">
+            <w:hyperlink w:history="1" r:id="rIdaeax-_x5idlrexfe_qx4l">
               <w:r>
                 <w:rPr>
                   <w:rFonts w:ascii="Arial" w:cs="Arial" w:eastAsia="Arial" w:hAnsi="Arial"/>
@@ -24295,7 +24295,7 @@
         </w:rPr>
         <w:t xml:space="preserve">© 2026 SeaVuria and ARES. Aligned with KICD objectives. Developed by SeaVuria; technical implementation by ARES (with AI assistance from Claude). Licensed under </w:t>
       </w:r>
-      <w:hyperlink w:history="1" r:id="rIduqvflr9gcyb7qln0yb9xa">
+      <w:hyperlink w:history="1" r:id="rIdt48h2aputchvrs48n8xmx">
         <w:r>
           <w:rPr>
             <w:rFonts w:ascii="Arial" w:cs="Arial" w:eastAsia="Arial" w:hAnsi="Arial"/>
@@ -24316,7 +24316,7 @@
         </w:rPr>
         <w:t xml:space="preserve"> (</w:t>
       </w:r>
-      <w:hyperlink w:history="1" r:id="rId4ff3qh9fwgbjkuijmdpuy">
+      <w:hyperlink w:history="1" r:id="rIducbl6qvpzckltezoiufy8">
         <w:r>
           <w:rPr>
             <w:rFonts w:ascii="Arial" w:cs="Arial" w:eastAsia="Arial" w:hAnsi="Arial"/>
@@ -25329,7 +25329,7 @@
             <w:pPr>
               <w:spacing w:after="20" w:before="0"/>
             </w:pPr>
-            <w:hyperlink w:history="1" r:id="rIdrin6vkpexsemvnuzlbnfb">
+            <w:hyperlink w:history="1" r:id="rIdejfxbsd_hk-zkexkijs6o">
               <w:r>
                 <w:rPr>
                   <w:rFonts w:ascii="Arial" w:cs="Arial" w:eastAsia="Arial" w:hAnsi="Arial"/>
@@ -25362,7 +25362,7 @@
               <w:spacing w:after="10" w:before="0"/>
               <w:ind w:left="120"/>
             </w:pPr>
-            <w:hyperlink w:history="1" r:id="rId7-yiekoqpzi142zaxp7dl">
+            <w:hyperlink w:history="1" r:id="rIduveovbhai3x63frrxveyg">
               <w:r>
                 <w:rPr>
                   <w:rFonts w:ascii="Arial" w:cs="Arial" w:eastAsia="Arial" w:hAnsi="Arial"/>
@@ -25407,7 +25407,7 @@
             <w:pPr>
               <w:spacing w:after="20" w:before="0"/>
             </w:pPr>
-            <w:hyperlink w:history="1" r:id="rIdy4b9pnb4fslx94ts2keet">
+            <w:hyperlink w:history="1" r:id="rId7ixwatxmhhtvbhvyruzem">
               <w:r>
                 <w:rPr>
                   <w:rFonts w:ascii="Arial" w:cs="Arial" w:eastAsia="Arial" w:hAnsi="Arial"/>
@@ -25440,7 +25440,7 @@
               <w:spacing w:after="10" w:before="0"/>
               <w:ind w:left="120"/>
             </w:pPr>
-            <w:hyperlink w:history="1" r:id="rIdyv3fagvh9ca-r__yv-nt1">
+            <w:hyperlink w:history="1" r:id="rIdacy97bvjnh55aj_r4d-im">
               <w:r>
                 <w:rPr>
                   <w:rFonts w:ascii="Arial" w:cs="Arial" w:eastAsia="Arial" w:hAnsi="Arial"/>
@@ -25635,7 +25635,7 @@
             <w:pPr>
               <w:spacing w:after="20" w:before="0"/>
             </w:pPr>
-            <w:hyperlink w:history="1" r:id="rIdp__8_ncqhjp2w7vnom3fb">
+            <w:hyperlink w:history="1" r:id="rIdne_b1e11y1mzubhqq42se">
               <w:r>
                 <w:rPr>
                   <w:rFonts w:ascii="Arial" w:cs="Arial" w:eastAsia="Arial" w:hAnsi="Arial"/>
@@ -25668,7 +25668,7 @@
               <w:spacing w:after="10" w:before="0"/>
               <w:ind w:left="120"/>
             </w:pPr>
-            <w:hyperlink w:history="1" r:id="rIdfw8scruknnnmzuunmvnrj">
+            <w:hyperlink w:history="1" r:id="rId6jqgh0dt57xy3eyqgji6z">
               <w:r>
                 <w:rPr>
                   <w:rFonts w:ascii="Arial" w:cs="Arial" w:eastAsia="Arial" w:hAnsi="Arial"/>
@@ -25713,7 +25713,7 @@
             <w:pPr>
               <w:spacing w:after="20" w:before="0"/>
             </w:pPr>
-            <w:hyperlink w:history="1" r:id="rIdoyv5rxnkhhryscst-sz0v">
+            <w:hyperlink w:history="1" r:id="rIdcedlkhczrbt6g3dkxu1-e">
               <w:r>
                 <w:rPr>
                   <w:rFonts w:ascii="Arial" w:cs="Arial" w:eastAsia="Arial" w:hAnsi="Arial"/>
@@ -25746,7 +25746,7 @@
               <w:spacing w:after="10" w:before="0"/>
               <w:ind w:left="120"/>
             </w:pPr>
-            <w:hyperlink w:history="1" r:id="rIdj71r_yburex7wl7ykv5ad">
+            <w:hyperlink w:history="1" r:id="rIdhb97lbqduu_pzern0xr7s">
               <w:r>
                 <w:rPr>
                   <w:rFonts w:ascii="Arial" w:cs="Arial" w:eastAsia="Arial" w:hAnsi="Arial"/>
@@ -25941,7 +25941,7 @@
             <w:pPr>
               <w:spacing w:after="20" w:before="0"/>
             </w:pPr>
-            <w:hyperlink w:history="1" r:id="rIdxkic1a9fg9wtsdpgue-w9">
+            <w:hyperlink w:history="1" r:id="rIdvoasmclpafhqcj6scnz_n">
               <w:r>
                 <w:rPr>
                   <w:rFonts w:ascii="Arial" w:cs="Arial" w:eastAsia="Arial" w:hAnsi="Arial"/>
@@ -25990,7 +25990,7 @@
               <w:spacing w:after="10" w:before="0"/>
               <w:ind w:left="120"/>
             </w:pPr>
-            <w:hyperlink w:history="1" r:id="rIdv5pjkw4n73ckkdyutjtyu">
+            <w:hyperlink w:history="1" r:id="rId263aifllhxjszdo5batqq">
               <w:r>
                 <w:rPr>
                   <w:rFonts w:ascii="Arial" w:cs="Arial" w:eastAsia="Arial" w:hAnsi="Arial"/>
@@ -26035,7 +26035,7 @@
             <w:pPr>
               <w:spacing w:after="20" w:before="0"/>
             </w:pPr>
-            <w:hyperlink w:history="1" r:id="rIdlkwe0qnu1y7f9knizqosq">
+            <w:hyperlink w:history="1" r:id="rId90mgyi3_92iszdfur8ibj">
               <w:r>
                 <w:rPr>
                   <w:rFonts w:ascii="Arial" w:cs="Arial" w:eastAsia="Arial" w:hAnsi="Arial"/>
@@ -26084,7 +26084,7 @@
               <w:spacing w:after="10" w:before="0"/>
               <w:ind w:left="120"/>
             </w:pPr>
-            <w:hyperlink w:history="1" r:id="rId1kiemej3qbuzglw2qxmsm">
+            <w:hyperlink w:history="1" r:id="rIdhjzigxhdjfyhhs8negjjn">
               <w:r>
                 <w:rPr>
                   <w:rFonts w:ascii="Arial" w:cs="Arial" w:eastAsia="Arial" w:hAnsi="Arial"/>
@@ -26279,7 +26279,7 @@
             <w:pPr>
               <w:spacing w:after="20" w:before="0"/>
             </w:pPr>
-            <w:hyperlink w:history="1" r:id="rIdhpqad5cjkic2vtdifg2i1">
+            <w:hyperlink w:history="1" r:id="rId1fwyl0clywju8op1nazl8">
               <w:r>
                 <w:rPr>
                   <w:rFonts w:ascii="Arial" w:cs="Arial" w:eastAsia="Arial" w:hAnsi="Arial"/>
@@ -26328,7 +26328,7 @@
               <w:spacing w:after="10" w:before="0"/>
               <w:ind w:left="120"/>
             </w:pPr>
-            <w:hyperlink w:history="1" r:id="rIdy6xope5u7nhmqiosjepom">
+            <w:hyperlink w:history="1" r:id="rIdnz-k9wwiduyn2cqi4g_uf">
               <w:r>
                 <w:rPr>
                   <w:rFonts w:ascii="Arial" w:cs="Arial" w:eastAsia="Arial" w:hAnsi="Arial"/>
@@ -26373,7 +26373,7 @@
             <w:pPr>
               <w:spacing w:after="20" w:before="0"/>
             </w:pPr>
-            <w:hyperlink w:history="1" r:id="rIdyhxwd1jl1wsmo2wvprkkr">
+            <w:hyperlink w:history="1" r:id="rIdiiwic9aarjsbp7xkndspr">
               <w:r>
                 <w:rPr>
                   <w:rFonts w:ascii="Arial" w:cs="Arial" w:eastAsia="Arial" w:hAnsi="Arial"/>
@@ -26406,7 +26406,7 @@
               <w:spacing w:after="10" w:before="0"/>
               <w:ind w:left="120"/>
             </w:pPr>
-            <w:hyperlink w:history="1" r:id="rIdcs9ajfydpv41gzy9tueae">
+            <w:hyperlink w:history="1" r:id="rIdc7bdv26xt9pohmqzkk-si">
               <w:r>
                 <w:rPr>
                   <w:rFonts w:ascii="Arial" w:cs="Arial" w:eastAsia="Arial" w:hAnsi="Arial"/>
@@ -26601,7 +26601,7 @@
             <w:pPr>
               <w:spacing w:after="20" w:before="0"/>
             </w:pPr>
-            <w:hyperlink w:history="1" r:id="rId7o6alioiuub4av0xj9ikh">
+            <w:hyperlink w:history="1" r:id="rIdln1yyp3yzkzsoq8gppiuc">
               <w:r>
                 <w:rPr>
                   <w:rFonts w:ascii="Arial" w:cs="Arial" w:eastAsia="Arial" w:hAnsi="Arial"/>
@@ -26650,7 +26650,7 @@
               <w:spacing w:after="10" w:before="0"/>
               <w:ind w:left="120"/>
             </w:pPr>
-            <w:hyperlink w:history="1" r:id="rIdarjoyfjbo4zbd2z9imz3b">
+            <w:hyperlink w:history="1" r:id="rIdgybdri_px443m6qcvmjz6">
               <w:r>
                 <w:rPr>
                   <w:rFonts w:ascii="Arial" w:cs="Arial" w:eastAsia="Arial" w:hAnsi="Arial"/>
@@ -26695,7 +26695,7 @@
             <w:pPr>
               <w:spacing w:after="20" w:before="0"/>
             </w:pPr>
-            <w:hyperlink w:history="1" r:id="rIdrxflwphopitrrajrbxlan">
+            <w:hyperlink w:history="1" r:id="rIdxcrsmooxr-t61plqj-fwu">
               <w:r>
                 <w:rPr>
                   <w:rFonts w:ascii="Arial" w:cs="Arial" w:eastAsia="Arial" w:hAnsi="Arial"/>
@@ -26728,7 +26728,7 @@
               <w:spacing w:after="10" w:before="0"/>
               <w:ind w:left="120"/>
             </w:pPr>
-            <w:hyperlink w:history="1" r:id="rIdueqqxwwjky9fchelrxv6j">
+            <w:hyperlink w:history="1" r:id="rIdbkeitnubecpk4ibekcmhv">
               <w:r>
                 <w:rPr>
                   <w:rFonts w:ascii="Arial" w:cs="Arial" w:eastAsia="Arial" w:hAnsi="Arial"/>
@@ -27240,7 +27240,7 @@
         </w:rPr>
         <w:t xml:space="preserve">© 2026 SeaVuria and ARES. Aligned with KICD objectives. Developed by SeaVuria; technical implementation by ARES (with AI assistance from Claude). Licensed under </w:t>
       </w:r>
-      <w:hyperlink w:history="1" r:id="rIdzvygziglhdlld5j5hwth1">
+      <w:hyperlink w:history="1" r:id="rIdqp2fmg065ryzgu8tvz09y">
         <w:r>
           <w:rPr>
             <w:rFonts w:ascii="Arial" w:cs="Arial" w:eastAsia="Arial" w:hAnsi="Arial"/>
@@ -27261,7 +27261,7 @@
         </w:rPr>
         <w:t xml:space="preserve"> (</w:t>
       </w:r>
-      <w:hyperlink w:history="1" r:id="rId_dn8oebflu0l2cdhrbgns">
+      <w:hyperlink w:history="1" r:id="rIdf6lpnxzq0eh8mge5t3y3a">
         <w:r>
           <w:rPr>
             <w:rFonts w:ascii="Arial" w:cs="Arial" w:eastAsia="Arial" w:hAnsi="Arial"/>
@@ -28274,7 +28274,7 @@
             <w:pPr>
               <w:spacing w:after="20" w:before="0"/>
             </w:pPr>
-            <w:hyperlink w:history="1" r:id="rId-f-lgtjifod2exbujs56p">
+            <w:hyperlink w:history="1" r:id="rIdgtkfjclt0cnm83arg_lk1">
               <w:r>
                 <w:rPr>
                   <w:rFonts w:ascii="Arial" w:cs="Arial" w:eastAsia="Arial" w:hAnsi="Arial"/>
@@ -28307,7 +28307,7 @@
               <w:spacing w:after="10" w:before="0"/>
               <w:ind w:left="120"/>
             </w:pPr>
-            <w:hyperlink w:history="1" r:id="rIdg-s3xc5rlzuz4lftsrz75">
+            <w:hyperlink w:history="1" r:id="rIdhr55azsfddy6py5vf-bc7">
               <w:r>
                 <w:rPr>
                   <w:rFonts w:ascii="Arial" w:cs="Arial" w:eastAsia="Arial" w:hAnsi="Arial"/>
@@ -28352,7 +28352,7 @@
             <w:pPr>
               <w:spacing w:after="20" w:before="0"/>
             </w:pPr>
-            <w:hyperlink w:history="1" r:id="rIdnhdx5p-xpg_biz-f7vwuq">
+            <w:hyperlink w:history="1" r:id="rId4dl-xxxdlwip6-e7lqpzf">
               <w:r>
                 <w:rPr>
                   <w:rFonts w:ascii="Arial" w:cs="Arial" w:eastAsia="Arial" w:hAnsi="Arial"/>
@@ -28385,7 +28385,7 @@
               <w:spacing w:after="10" w:before="0"/>
               <w:ind w:left="120"/>
             </w:pPr>
-            <w:hyperlink w:history="1" r:id="rIdxqhbih3v0dpadtfpre1lx">
+            <w:hyperlink w:history="1" r:id="rIdcou5yothdkk1b8_znvfcj">
               <w:r>
                 <w:rPr>
                   <w:rFonts w:ascii="Arial" w:cs="Arial" w:eastAsia="Arial" w:hAnsi="Arial"/>
@@ -28580,7 +28580,7 @@
             <w:pPr>
               <w:spacing w:after="20" w:before="0"/>
             </w:pPr>
-            <w:hyperlink w:history="1" r:id="rIdhogqwi7z7gvkkcusb_vu9">
+            <w:hyperlink w:history="1" r:id="rIdpi8tq_vpvzgujodrpqjyv">
               <w:r>
                 <w:rPr>
                   <w:rFonts w:ascii="Arial" w:cs="Arial" w:eastAsia="Arial" w:hAnsi="Arial"/>
@@ -28613,7 +28613,7 @@
               <w:spacing w:after="10" w:before="0"/>
               <w:ind w:left="120"/>
             </w:pPr>
-            <w:hyperlink w:history="1" r:id="rIdp-1uz5vcaf3ppwx_ywni9">
+            <w:hyperlink w:history="1" r:id="rIdgarkpb5etwxnofipa6kv7">
               <w:r>
                 <w:rPr>
                   <w:rFonts w:ascii="Arial" w:cs="Arial" w:eastAsia="Arial" w:hAnsi="Arial"/>
@@ -28658,7 +28658,7 @@
             <w:pPr>
               <w:spacing w:after="20" w:before="0"/>
             </w:pPr>
-            <w:hyperlink w:history="1" r:id="rIdgxdaz1fnqiauhvvwic73t">
+            <w:hyperlink w:history="1" r:id="rId3uyj2f8lbabwlamme7j4l">
               <w:r>
                 <w:rPr>
                   <w:rFonts w:ascii="Arial" w:cs="Arial" w:eastAsia="Arial" w:hAnsi="Arial"/>
@@ -28691,7 +28691,7 @@
               <w:spacing w:after="10" w:before="0"/>
               <w:ind w:left="120"/>
             </w:pPr>
-            <w:hyperlink w:history="1" r:id="rIdmhwgtwmjgk4k3tjecwcay">
+            <w:hyperlink w:history="1" r:id="rId2t6v_jixvkk1xroahjsln">
               <w:r>
                 <w:rPr>
                   <w:rFonts w:ascii="Arial" w:cs="Arial" w:eastAsia="Arial" w:hAnsi="Arial"/>
@@ -28886,7 +28886,7 @@
             <w:pPr>
               <w:spacing w:after="20" w:before="0"/>
             </w:pPr>
-            <w:hyperlink w:history="1" r:id="rIdst7rh0wzsvb0etbzu_bxp">
+            <w:hyperlink w:history="1" r:id="rIdf3aylmujtpwd8uk5rmqsj">
               <w:r>
                 <w:rPr>
                   <w:rFonts w:ascii="Arial" w:cs="Arial" w:eastAsia="Arial" w:hAnsi="Arial"/>
@@ -28919,7 +28919,7 @@
               <w:spacing w:after="10" w:before="0"/>
               <w:ind w:left="120"/>
             </w:pPr>
-            <w:hyperlink w:history="1" r:id="rIdtuxuzasa0m7caldhprdzw">
+            <w:hyperlink w:history="1" r:id="rIdovvi_sngguyx1qlukenew">
               <w:r>
                 <w:rPr>
                   <w:rFonts w:ascii="Arial" w:cs="Arial" w:eastAsia="Arial" w:hAnsi="Arial"/>
@@ -28964,7 +28964,7 @@
             <w:pPr>
               <w:spacing w:after="20" w:before="0"/>
             </w:pPr>
-            <w:hyperlink w:history="1" r:id="rIdxan53rpsp3yetje-w_mfo">
+            <w:hyperlink w:history="1" r:id="rId-pkswzcuyngg6ukfrrdlw">
               <w:r>
                 <w:rPr>
                   <w:rFonts w:ascii="Arial" w:cs="Arial" w:eastAsia="Arial" w:hAnsi="Arial"/>
@@ -28997,7 +28997,7 @@
               <w:spacing w:after="10" w:before="0"/>
               <w:ind w:left="120"/>
             </w:pPr>
-            <w:hyperlink w:history="1" r:id="rIdw7awo7ptzlwzylcaoj21i">
+            <w:hyperlink w:history="1" r:id="rIdkpanfqg6schny6moaujz_">
               <w:r>
                 <w:rPr>
                   <w:rFonts w:ascii="Arial" w:cs="Arial" w:eastAsia="Arial" w:hAnsi="Arial"/>
@@ -29192,7 +29192,7 @@
             <w:pPr>
               <w:spacing w:after="20" w:before="0"/>
             </w:pPr>
-            <w:hyperlink w:history="1" r:id="rIdbbvplfaqr-sayvtmzg_bg">
+            <w:hyperlink w:history="1" r:id="rId5xoxojfrllw5mndbevthp">
               <w:r>
                 <w:rPr>
                   <w:rFonts w:ascii="Arial" w:cs="Arial" w:eastAsia="Arial" w:hAnsi="Arial"/>
@@ -29225,7 +29225,7 @@
               <w:spacing w:after="10" w:before="0"/>
               <w:ind w:left="120"/>
             </w:pPr>
-            <w:hyperlink w:history="1" r:id="rIdttqpdpcsndo9ttqxkp6gr">
+            <w:hyperlink w:history="1" r:id="rIdbscy7e-ndsofxfbgromeo">
               <w:r>
                 <w:rPr>
                   <w:rFonts w:ascii="Arial" w:cs="Arial" w:eastAsia="Arial" w:hAnsi="Arial"/>
@@ -29270,7 +29270,7 @@
             <w:pPr>
               <w:spacing w:after="20" w:before="0"/>
             </w:pPr>
-            <w:hyperlink w:history="1" r:id="rIdgh6bc2jygqeiql3y8oxkp">
+            <w:hyperlink w:history="1" r:id="rIdh9gphmj35gfzzbw63kvyz">
               <w:r>
                 <w:rPr>
                   <w:rFonts w:ascii="Arial" w:cs="Arial" w:eastAsia="Arial" w:hAnsi="Arial"/>
@@ -29303,7 +29303,7 @@
               <w:spacing w:after="10" w:before="0"/>
               <w:ind w:left="120"/>
             </w:pPr>
-            <w:hyperlink w:history="1" r:id="rIdna6qbaj1xcw-j3td78ffh">
+            <w:hyperlink w:history="1" r:id="rId-ddrsj11cdu4rpgssedq9">
               <w:r>
                 <w:rPr>
                   <w:rFonts w:ascii="Arial" w:cs="Arial" w:eastAsia="Arial" w:hAnsi="Arial"/>
@@ -29498,7 +29498,7 @@
             <w:pPr>
               <w:spacing w:after="20" w:before="0"/>
             </w:pPr>
-            <w:hyperlink w:history="1" r:id="rIdx6krgq2-condr5ycezkob">
+            <w:hyperlink w:history="1" r:id="rIdmgz53vdy1u_1yakzok42u">
               <w:r>
                 <w:rPr>
                   <w:rFonts w:ascii="Arial" w:cs="Arial" w:eastAsia="Arial" w:hAnsi="Arial"/>
@@ -29547,7 +29547,7 @@
               <w:spacing w:after="10" w:before="0"/>
               <w:ind w:left="120"/>
             </w:pPr>
-            <w:hyperlink w:history="1" r:id="rIdlhy8-2m2gogtyozhuaogu">
+            <w:hyperlink w:history="1" r:id="rId1fsb6yqmt0tmb2a85jh_g">
               <w:r>
                 <w:rPr>
                   <w:rFonts w:ascii="Arial" w:cs="Arial" w:eastAsia="Arial" w:hAnsi="Arial"/>
@@ -29592,7 +29592,7 @@
             <w:pPr>
               <w:spacing w:after="20" w:before="0"/>
             </w:pPr>
-            <w:hyperlink w:history="1" r:id="rIdxtmeypessvclxqyblekmz">
+            <w:hyperlink w:history="1" r:id="rIdkaup-ubmk7flipmhuaukh">
               <w:r>
                 <w:rPr>
                   <w:rFonts w:ascii="Arial" w:cs="Arial" w:eastAsia="Arial" w:hAnsi="Arial"/>
@@ -29625,7 +29625,7 @@
               <w:spacing w:after="10" w:before="0"/>
               <w:ind w:left="120"/>
             </w:pPr>
-            <w:hyperlink w:history="1" r:id="rIdo5s1hqirwupjaizk59dqi">
+            <w:hyperlink w:history="1" r:id="rIdn_lvklqulimqs_igthzwd">
               <w:r>
                 <w:rPr>
                   <w:rFonts w:ascii="Arial" w:cs="Arial" w:eastAsia="Arial" w:hAnsi="Arial"/>
@@ -30137,7 +30137,7 @@
         </w:rPr>
         <w:t xml:space="preserve">© 2026 SeaVuria and ARES. Aligned with KICD objectives. Developed by SeaVuria; technical implementation by ARES (with AI assistance from Claude). Licensed under </w:t>
       </w:r>
-      <w:hyperlink w:history="1" r:id="rIdtrv72rcmrbiu3up3y2vhm">
+      <w:hyperlink w:history="1" r:id="rIdiempye_h-2q_dakijs-ui">
         <w:r>
           <w:rPr>
             <w:rFonts w:ascii="Arial" w:cs="Arial" w:eastAsia="Arial" w:hAnsi="Arial"/>
@@ -30158,7 +30158,7 @@
         </w:rPr>
         <w:t xml:space="preserve"> (</w:t>
       </w:r>
-      <w:hyperlink w:history="1" r:id="rIdvrg6vanmhgt4posbe_wvv">
+      <w:hyperlink w:history="1" r:id="rIdgr62ojeqbigeuxbk5zlg7">
         <w:r>
           <w:rPr>
             <w:rFonts w:ascii="Arial" w:cs="Arial" w:eastAsia="Arial" w:hAnsi="Arial"/>
@@ -31171,7 +31171,7 @@
             <w:pPr>
               <w:spacing w:after="20" w:before="0"/>
             </w:pPr>
-            <w:hyperlink w:history="1" r:id="rIdtlyv_ftjiuouxrjzbcayb">
+            <w:hyperlink w:history="1" r:id="rIdpur0aovr0az0fyyycvxhj">
               <w:r>
                 <w:rPr>
                   <w:rFonts w:ascii="Arial" w:cs="Arial" w:eastAsia="Arial" w:hAnsi="Arial"/>
@@ -31204,7 +31204,7 @@
               <w:spacing w:after="10" w:before="0"/>
               <w:ind w:left="120"/>
             </w:pPr>
-            <w:hyperlink w:history="1" r:id="rIda4udol4ddsszw7ciyspym">
+            <w:hyperlink w:history="1" r:id="rIdcjd8ktfnzd91wdc8ilrgo">
               <w:r>
                 <w:rPr>
                   <w:rFonts w:ascii="Arial" w:cs="Arial" w:eastAsia="Arial" w:hAnsi="Arial"/>
@@ -31249,7 +31249,7 @@
             <w:pPr>
               <w:spacing w:after="20" w:before="0"/>
             </w:pPr>
-            <w:hyperlink w:history="1" r:id="rIdfjh1gnobuc5l35uu1htbc">
+            <w:hyperlink w:history="1" r:id="rIdomgqffmup9jryxrfvxo1s">
               <w:r>
                 <w:rPr>
                   <w:rFonts w:ascii="Arial" w:cs="Arial" w:eastAsia="Arial" w:hAnsi="Arial"/>
@@ -31282,7 +31282,7 @@
               <w:spacing w:after="10" w:before="0"/>
               <w:ind w:left="120"/>
             </w:pPr>
-            <w:hyperlink w:history="1" r:id="rIdkhjlqnrgaxb0vimrfglaq">
+            <w:hyperlink w:history="1" r:id="rIddb34ifpfkx2rtuxgddabg">
               <w:r>
                 <w:rPr>
                   <w:rFonts w:ascii="Arial" w:cs="Arial" w:eastAsia="Arial" w:hAnsi="Arial"/>
@@ -31477,7 +31477,7 @@
             <w:pPr>
               <w:spacing w:after="20" w:before="0"/>
             </w:pPr>
-            <w:hyperlink w:history="1" r:id="rId8ayvn0bmulljraplzltgh">
+            <w:hyperlink w:history="1" r:id="rIdnrgpoo77tlm3ocjsaurvd">
               <w:r>
                 <w:rPr>
                   <w:rFonts w:ascii="Arial" w:cs="Arial" w:eastAsia="Arial" w:hAnsi="Arial"/>
@@ -31510,7 +31510,7 @@
               <w:spacing w:after="10" w:before="0"/>
               <w:ind w:left="120"/>
             </w:pPr>
-            <w:hyperlink w:history="1" r:id="rIdevloq67hrc0u9tey54pj0">
+            <w:hyperlink w:history="1" r:id="rId8huwbhnoas-ij-hsdcez0">
               <w:r>
                 <w:rPr>
                   <w:rFonts w:ascii="Arial" w:cs="Arial" w:eastAsia="Arial" w:hAnsi="Arial"/>
@@ -31555,7 +31555,7 @@
             <w:pPr>
               <w:spacing w:after="20" w:before="0"/>
             </w:pPr>
-            <w:hyperlink w:history="1" r:id="rIdv8htforg78dssgcesrjjc">
+            <w:hyperlink w:history="1" r:id="rIdjny4fn9qo4zeekkqh8hg_">
               <w:r>
                 <w:rPr>
                   <w:rFonts w:ascii="Arial" w:cs="Arial" w:eastAsia="Arial" w:hAnsi="Arial"/>
@@ -31588,7 +31588,7 @@
               <w:spacing w:after="10" w:before="0"/>
               <w:ind w:left="120"/>
             </w:pPr>
-            <w:hyperlink w:history="1" r:id="rIdmyeomak7z5kvq6mbh0bhu">
+            <w:hyperlink w:history="1" r:id="rIdo2sz75mvrijcekydik29a">
               <w:r>
                 <w:rPr>
                   <w:rFonts w:ascii="Arial" w:cs="Arial" w:eastAsia="Arial" w:hAnsi="Arial"/>
@@ -31783,7 +31783,7 @@
             <w:pPr>
               <w:spacing w:after="20" w:before="0"/>
             </w:pPr>
-            <w:hyperlink w:history="1" r:id="rId46c0rf4wmm1lkomhaxbur">
+            <w:hyperlink w:history="1" r:id="rIds5mdyajnsbp6hef8ljrot">
               <w:r>
                 <w:rPr>
                   <w:rFonts w:ascii="Arial" w:cs="Arial" w:eastAsia="Arial" w:hAnsi="Arial"/>
@@ -31816,7 +31816,7 @@
               <w:spacing w:after="10" w:before="0"/>
               <w:ind w:left="120"/>
             </w:pPr>
-            <w:hyperlink w:history="1" r:id="rIdf_gu0yjn6sak4ztnlcjba">
+            <w:hyperlink w:history="1" r:id="rIdprwenhrtgunyfb1uqbdxc">
               <w:r>
                 <w:rPr>
                   <w:rFonts w:ascii="Arial" w:cs="Arial" w:eastAsia="Arial" w:hAnsi="Arial"/>
@@ -31861,7 +31861,7 @@
             <w:pPr>
               <w:spacing w:after="20" w:before="0"/>
             </w:pPr>
-            <w:hyperlink w:history="1" r:id="rIdsrcu2beu5p0e38cgifptl">
+            <w:hyperlink w:history="1" r:id="rId4ojvyc-o8ssaft3gsftsx">
               <w:r>
                 <w:rPr>
                   <w:rFonts w:ascii="Arial" w:cs="Arial" w:eastAsia="Arial" w:hAnsi="Arial"/>
@@ -31894,7 +31894,7 @@
               <w:spacing w:after="10" w:before="0"/>
               <w:ind w:left="120"/>
             </w:pPr>
-            <w:hyperlink w:history="1" r:id="rId4zjfqpmthq-9p_eafiyl5">
+            <w:hyperlink w:history="1" r:id="rIdtvxcp6kellj3gda3mdf-r">
               <w:r>
                 <w:rPr>
                   <w:rFonts w:ascii="Arial" w:cs="Arial" w:eastAsia="Arial" w:hAnsi="Arial"/>
@@ -32089,7 +32089,7 @@
             <w:pPr>
               <w:spacing w:after="20" w:before="0"/>
             </w:pPr>
-            <w:hyperlink w:history="1" r:id="rId5qyw797abett_gar4wswu">
+            <w:hyperlink w:history="1" r:id="rIdfmgjjmlnjwtldwdsv8ok-">
               <w:r>
                 <w:rPr>
                   <w:rFonts w:ascii="Arial" w:cs="Arial" w:eastAsia="Arial" w:hAnsi="Arial"/>
@@ -32122,7 +32122,7 @@
               <w:spacing w:after="10" w:before="0"/>
               <w:ind w:left="120"/>
             </w:pPr>
-            <w:hyperlink w:history="1" r:id="rIddcauamfq81ml0wg-tb5w2">
+            <w:hyperlink w:history="1" r:id="rIda3fbbpfsixgwbxxtdutfu">
               <w:r>
                 <w:rPr>
                   <w:rFonts w:ascii="Arial" w:cs="Arial" w:eastAsia="Arial" w:hAnsi="Arial"/>
@@ -32167,7 +32167,7 @@
             <w:pPr>
               <w:spacing w:after="20" w:before="0"/>
             </w:pPr>
-            <w:hyperlink w:history="1" r:id="rIdt2jlerdojjyysv1fnnoqf">
+            <w:hyperlink w:history="1" r:id="rIdwkem6pl022lmkj8aigbct">
               <w:r>
                 <w:rPr>
                   <w:rFonts w:ascii="Arial" w:cs="Arial" w:eastAsia="Arial" w:hAnsi="Arial"/>
@@ -32200,7 +32200,7 @@
               <w:spacing w:after="10" w:before="0"/>
               <w:ind w:left="120"/>
             </w:pPr>
-            <w:hyperlink w:history="1" r:id="rIdwoudfnidd9ohskv8k7d7n">
+            <w:hyperlink w:history="1" r:id="rIddmj-hdmyud3sgjkhalqzf">
               <w:r>
                 <w:rPr>
                   <w:rFonts w:ascii="Arial" w:cs="Arial" w:eastAsia="Arial" w:hAnsi="Arial"/>
@@ -32395,7 +32395,7 @@
             <w:pPr>
               <w:spacing w:after="20" w:before="0"/>
             </w:pPr>
-            <w:hyperlink w:history="1" r:id="rId3xdgdg_id2hhjcy1_gkrz">
+            <w:hyperlink w:history="1" r:id="rIds8w0ssqfhy0vup5rjh83y">
               <w:r>
                 <w:rPr>
                   <w:rFonts w:ascii="Arial" w:cs="Arial" w:eastAsia="Arial" w:hAnsi="Arial"/>
@@ -32428,7 +32428,7 @@
               <w:spacing w:after="10" w:before="0"/>
               <w:ind w:left="120"/>
             </w:pPr>
-            <w:hyperlink w:history="1" r:id="rIdsbvmkiifqyxjkmeyv4kkj">
+            <w:hyperlink w:history="1" r:id="rIdymrp_r3knzridr5zqe4j1">
               <w:r>
                 <w:rPr>
                   <w:rFonts w:ascii="Arial" w:cs="Arial" w:eastAsia="Arial" w:hAnsi="Arial"/>
@@ -32473,7 +32473,7 @@
             <w:pPr>
               <w:spacing w:after="20" w:before="0"/>
             </w:pPr>
-            <w:hyperlink w:history="1" r:id="rIdpt4d9dmy33ryujp0w7n21">
+            <w:hyperlink w:history="1" r:id="rIdr86iz_20yqujma9bhzr2i">
               <w:r>
                 <w:rPr>
                   <w:rFonts w:ascii="Arial" w:cs="Arial" w:eastAsia="Arial" w:hAnsi="Arial"/>
@@ -32506,7 +32506,7 @@
               <w:spacing w:after="10" w:before="0"/>
               <w:ind w:left="120"/>
             </w:pPr>
-            <w:hyperlink w:history="1" r:id="rIdh2tz3q0e9pocprzv5ebge">
+            <w:hyperlink w:history="1" r:id="rIdj68e9yg6ire9edcq-_lgu">
               <w:r>
                 <w:rPr>
                   <w:rFonts w:ascii="Arial" w:cs="Arial" w:eastAsia="Arial" w:hAnsi="Arial"/>
@@ -33018,7 +33018,7 @@
         </w:rPr>
         <w:t xml:space="preserve">© 2026 SeaVuria and ARES. Aligned with KICD objectives. Developed by SeaVuria; technical implementation by ARES (with AI assistance from Claude). Licensed under </w:t>
       </w:r>
-      <w:hyperlink w:history="1" r:id="rIdfzjz8amaqwm2uagjhz4ip">
+      <w:hyperlink w:history="1" r:id="rIdeglb38of-citvesn-vbh2">
         <w:r>
           <w:rPr>
             <w:rFonts w:ascii="Arial" w:cs="Arial" w:eastAsia="Arial" w:hAnsi="Arial"/>
@@ -33039,7 +33039,7 @@
         </w:rPr>
         <w:t xml:space="preserve"> (</w:t>
       </w:r>
-      <w:hyperlink w:history="1" r:id="rIdu7uh4womdiecywsv45-hn">
+      <w:hyperlink w:history="1" r:id="rIdembxppnk_bobr8fpu_t3k">
         <w:r>
           <w:rPr>
             <w:rFonts w:ascii="Arial" w:cs="Arial" w:eastAsia="Arial" w:hAnsi="Arial"/>
@@ -34052,7 +34052,7 @@
             <w:pPr>
               <w:spacing w:after="20" w:before="0"/>
             </w:pPr>
-            <w:hyperlink w:history="1" r:id="rId5a3awexb3ayrfzhuz-owz">
+            <w:hyperlink w:history="1" r:id="rIdns8aenvp_pb5kshwq_lto">
               <w:r>
                 <w:rPr>
                   <w:rFonts w:ascii="Arial" w:cs="Arial" w:eastAsia="Arial" w:hAnsi="Arial"/>
@@ -34085,7 +34085,7 @@
               <w:spacing w:after="10" w:before="0"/>
               <w:ind w:left="120"/>
             </w:pPr>
-            <w:hyperlink w:history="1" r:id="rIdzrezh8lu9z94_im59fxap">
+            <w:hyperlink w:history="1" r:id="rId_irbb9szof7vqscnnxzgw">
               <w:r>
                 <w:rPr>
                   <w:rFonts w:ascii="Arial" w:cs="Arial" w:eastAsia="Arial" w:hAnsi="Arial"/>
@@ -34130,7 +34130,7 @@
             <w:pPr>
               <w:spacing w:after="20" w:before="0"/>
             </w:pPr>
-            <w:hyperlink w:history="1" r:id="rIdxrh0_w5zkwewy-vevlffh">
+            <w:hyperlink w:history="1" r:id="rId_zctqqzecmwnjzyamibcy">
               <w:r>
                 <w:rPr>
                   <w:rFonts w:ascii="Arial" w:cs="Arial" w:eastAsia="Arial" w:hAnsi="Arial"/>
@@ -34163,7 +34163,7 @@
               <w:spacing w:after="10" w:before="0"/>
               <w:ind w:left="120"/>
             </w:pPr>
-            <w:hyperlink w:history="1" r:id="rIddlgxy5cewgbaguwnvcivg">
+            <w:hyperlink w:history="1" r:id="rId17s0lgoy48hnoz_1_7eua">
               <w:r>
                 <w:rPr>
                   <w:rFonts w:ascii="Arial" w:cs="Arial" w:eastAsia="Arial" w:hAnsi="Arial"/>
@@ -34358,7 +34358,7 @@
             <w:pPr>
               <w:spacing w:after="20" w:before="0"/>
             </w:pPr>
-            <w:hyperlink w:history="1" r:id="rIdqr5wnr4zhtccwm0fo9pi0">
+            <w:hyperlink w:history="1" r:id="rId_jneyqe4rg-cqh-yhg5j6">
               <w:r>
                 <w:rPr>
                   <w:rFonts w:ascii="Arial" w:cs="Arial" w:eastAsia="Arial" w:hAnsi="Arial"/>
@@ -34391,7 +34391,7 @@
               <w:spacing w:after="10" w:before="0"/>
               <w:ind w:left="120"/>
             </w:pPr>
-            <w:hyperlink w:history="1" r:id="rIdsbb8q7zeenl4gap_gf4ca">
+            <w:hyperlink w:history="1" r:id="rIdcjd1sleveadtdjh4tnvrp">
               <w:r>
                 <w:rPr>
                   <w:rFonts w:ascii="Arial" w:cs="Arial" w:eastAsia="Arial" w:hAnsi="Arial"/>
@@ -34436,7 +34436,7 @@
             <w:pPr>
               <w:spacing w:after="20" w:before="0"/>
             </w:pPr>
-            <w:hyperlink w:history="1" r:id="rId1jwi6aaw39wa7u_hsdjf6">
+            <w:hyperlink w:history="1" r:id="rIdrc5kn7mjwpv3l3roe8068">
               <w:r>
                 <w:rPr>
                   <w:rFonts w:ascii="Arial" w:cs="Arial" w:eastAsia="Arial" w:hAnsi="Arial"/>
@@ -34469,7 +34469,7 @@
               <w:spacing w:after="10" w:before="0"/>
               <w:ind w:left="120"/>
             </w:pPr>
-            <w:hyperlink w:history="1" r:id="rId3mzu2jn-hgfmenkbij0r1">
+            <w:hyperlink w:history="1" r:id="rIdu_ilttt8tk6ckvbaqnnmr">
               <w:r>
                 <w:rPr>
                   <w:rFonts w:ascii="Arial" w:cs="Arial" w:eastAsia="Arial" w:hAnsi="Arial"/>
@@ -34664,7 +34664,7 @@
             <w:pPr>
               <w:spacing w:after="20" w:before="0"/>
             </w:pPr>
-            <w:hyperlink w:history="1" r:id="rIdhpc6hah_tz-xn0tchewqq">
+            <w:hyperlink w:history="1" r:id="rId4wpe3mrfaefxqlp5sjvlf">
               <w:r>
                 <w:rPr>
                   <w:rFonts w:ascii="Arial" w:cs="Arial" w:eastAsia="Arial" w:hAnsi="Arial"/>
@@ -34713,7 +34713,7 @@
               <w:spacing w:after="10" w:before="0"/>
               <w:ind w:left="120"/>
             </w:pPr>
-            <w:hyperlink w:history="1" r:id="rIdmofxpvvwd5iu8auxx5hxo">
+            <w:hyperlink w:history="1" r:id="rId-dkszbcy6f3xw6auqfjzx">
               <w:r>
                 <w:rPr>
                   <w:rFonts w:ascii="Arial" w:cs="Arial" w:eastAsia="Arial" w:hAnsi="Arial"/>
@@ -34758,7 +34758,7 @@
             <w:pPr>
               <w:spacing w:after="20" w:before="0"/>
             </w:pPr>
-            <w:hyperlink w:history="1" r:id="rIdfepk8aetzxzorf-qbirdx">
+            <w:hyperlink w:history="1" r:id="rIdsjp6qtpwrge3lpxqthpuq">
               <w:r>
                 <w:rPr>
                   <w:rFonts w:ascii="Arial" w:cs="Arial" w:eastAsia="Arial" w:hAnsi="Arial"/>
@@ -34791,7 +34791,7 @@
               <w:spacing w:after="10" w:before="0"/>
               <w:ind w:left="120"/>
             </w:pPr>
-            <w:hyperlink w:history="1" r:id="rIddn-vq_vuk7jyxvp_bgcg6">
+            <w:hyperlink w:history="1" r:id="rIdfczxsa3ktkwfo3-3ghdxw">
               <w:r>
                 <w:rPr>
                   <w:rFonts w:ascii="Arial" w:cs="Arial" w:eastAsia="Arial" w:hAnsi="Arial"/>
@@ -34986,7 +34986,7 @@
             <w:pPr>
               <w:spacing w:after="20" w:before="0"/>
             </w:pPr>
-            <w:hyperlink w:history="1" r:id="rIdxiue0f23dzsfwrbuflgt8">
+            <w:hyperlink w:history="1" r:id="rIdauzkjlja15kz6zztgug9y">
               <w:r>
                 <w:rPr>
                   <w:rFonts w:ascii="Arial" w:cs="Arial" w:eastAsia="Arial" w:hAnsi="Arial"/>
@@ -35035,7 +35035,7 @@
               <w:spacing w:after="10" w:before="0"/>
               <w:ind w:left="120"/>
             </w:pPr>
-            <w:hyperlink w:history="1" r:id="rIdupbpggto3mclh_swjaupi">
+            <w:hyperlink w:history="1" r:id="rIdrh-hxruzv2nyofdjikll_">
               <w:r>
                 <w:rPr>
                   <w:rFonts w:ascii="Arial" w:cs="Arial" w:eastAsia="Arial" w:hAnsi="Arial"/>
@@ -35080,7 +35080,7 @@
             <w:pPr>
               <w:spacing w:after="20" w:before="0"/>
             </w:pPr>
-            <w:hyperlink w:history="1" r:id="rIdvxhgmdwqd-rspswxt_hp8">
+            <w:hyperlink w:history="1" r:id="rIddngun9vwahpnpvytty7ho">
               <w:r>
                 <w:rPr>
                   <w:rFonts w:ascii="Arial" w:cs="Arial" w:eastAsia="Arial" w:hAnsi="Arial"/>
@@ -35113,7 +35113,7 @@
               <w:spacing w:after="10" w:before="0"/>
               <w:ind w:left="120"/>
             </w:pPr>
-            <w:hyperlink w:history="1" r:id="rIdrensdcsntiuanutyopiwk">
+            <w:hyperlink w:history="1" r:id="rIdylcccp8n9g7rkq-nblyw_">
               <w:r>
                 <w:rPr>
                   <w:rFonts w:ascii="Arial" w:cs="Arial" w:eastAsia="Arial" w:hAnsi="Arial"/>
@@ -35308,7 +35308,7 @@
             <w:pPr>
               <w:spacing w:after="20" w:before="0"/>
             </w:pPr>
-            <w:hyperlink w:history="1" r:id="rId8ftonu29wjjjawszxwcl0">
+            <w:hyperlink w:history="1" r:id="rIdov8tuzpxwosta1vgbovnm">
               <w:r>
                 <w:rPr>
                   <w:rFonts w:ascii="Arial" w:cs="Arial" w:eastAsia="Arial" w:hAnsi="Arial"/>
@@ -35357,7 +35357,7 @@
               <w:spacing w:after="10" w:before="0"/>
               <w:ind w:left="120"/>
             </w:pPr>
-            <w:hyperlink w:history="1" r:id="rIdhikezzoksk08ehss0fjep">
+            <w:hyperlink w:history="1" r:id="rIdhjanvwmu41ov7fde9pi-k">
               <w:r>
                 <w:rPr>
                   <w:rFonts w:ascii="Arial" w:cs="Arial" w:eastAsia="Arial" w:hAnsi="Arial"/>
@@ -35402,7 +35402,7 @@
             <w:pPr>
               <w:spacing w:after="20" w:before="0"/>
             </w:pPr>
-            <w:hyperlink w:history="1" r:id="rIdn9nw55cpayygb-krioz9w">
+            <w:hyperlink w:history="1" r:id="rIddptfelffbzflabtdc-shf">
               <w:r>
                 <w:rPr>
                   <w:rFonts w:ascii="Arial" w:cs="Arial" w:eastAsia="Arial" w:hAnsi="Arial"/>
@@ -35435,7 +35435,7 @@
               <w:spacing w:after="10" w:before="0"/>
               <w:ind w:left="120"/>
             </w:pPr>
-            <w:hyperlink w:history="1" r:id="rIdsvtxt-ljzp7m7_httmjha">
+            <w:hyperlink w:history="1" r:id="rIdbe9jh6avimmhas0t8-nyi">
               <w:r>
                 <w:rPr>
                   <w:rFonts w:ascii="Arial" w:cs="Arial" w:eastAsia="Arial" w:hAnsi="Arial"/>
@@ -35947,7 +35947,7 @@
         </w:rPr>
         <w:t xml:space="preserve">© 2026 SeaVuria and ARES. Aligned with KICD objectives. Developed by SeaVuria; technical implementation by ARES (with AI assistance from Claude). Licensed under </w:t>
       </w:r>
-      <w:hyperlink w:history="1" r:id="rIdxcmizc5tomlw-_a28aipj">
+      <w:hyperlink w:history="1" r:id="rId-oyxz_snt3u7o_t5ob1jd">
         <w:r>
           <w:rPr>
             <w:rFonts w:ascii="Arial" w:cs="Arial" w:eastAsia="Arial" w:hAnsi="Arial"/>
@@ -35968,7 +35968,7 @@
         </w:rPr>
         <w:t xml:space="preserve"> (</w:t>
       </w:r>
-      <w:hyperlink w:history="1" r:id="rIdmrnahxpd1rpsfzqykyvsf">
+      <w:hyperlink w:history="1" r:id="rIdnrxp1w5wceiywbjcmellu">
         <w:r>
           <w:rPr>
             <w:rFonts w:ascii="Arial" w:cs="Arial" w:eastAsia="Arial" w:hAnsi="Arial"/>
@@ -36981,7 +36981,7 @@
             <w:pPr>
               <w:spacing w:after="20" w:before="0"/>
             </w:pPr>
-            <w:hyperlink w:history="1" r:id="rId7damnuh-p6xxinabzrwqz">
+            <w:hyperlink w:history="1" r:id="rIdhse7ydn8l_iwsw6xrpdt3">
               <w:r>
                 <w:rPr>
                   <w:rFonts w:ascii="Arial" w:cs="Arial" w:eastAsia="Arial" w:hAnsi="Arial"/>
@@ -37014,7 +37014,7 @@
               <w:spacing w:after="10" w:before="0"/>
               <w:ind w:left="120"/>
             </w:pPr>
-            <w:hyperlink w:history="1" r:id="rIdzbjw73clbsqh-k-o5h5q7">
+            <w:hyperlink w:history="1" r:id="rId0ygqps2xzv2vwpggr9myn">
               <w:r>
                 <w:rPr>
                   <w:rFonts w:ascii="Arial" w:cs="Arial" w:eastAsia="Arial" w:hAnsi="Arial"/>
@@ -37059,7 +37059,7 @@
             <w:pPr>
               <w:spacing w:after="20" w:before="0"/>
             </w:pPr>
-            <w:hyperlink w:history="1" r:id="rIdq-nrzu6svrsuyo9xxilup">
+            <w:hyperlink w:history="1" r:id="rId5z37sgy-fx3hzqse87v_3">
               <w:r>
                 <w:rPr>
                   <w:rFonts w:ascii="Arial" w:cs="Arial" w:eastAsia="Arial" w:hAnsi="Arial"/>
@@ -37092,7 +37092,7 @@
               <w:spacing w:after="10" w:before="0"/>
               <w:ind w:left="120"/>
             </w:pPr>
-            <w:hyperlink w:history="1" r:id="rIdtbpcts6rftyrrw1mywpvv">
+            <w:hyperlink w:history="1" r:id="rId5dgeo6rks8gubxk03rqpl">
               <w:r>
                 <w:rPr>
                   <w:rFonts w:ascii="Arial" w:cs="Arial" w:eastAsia="Arial" w:hAnsi="Arial"/>
@@ -37287,7 +37287,7 @@
             <w:pPr>
               <w:spacing w:after="20" w:before="0"/>
             </w:pPr>
-            <w:hyperlink w:history="1" r:id="rIdetuy1dtcyduhb5mmvwc9a">
+            <w:hyperlink w:history="1" r:id="rIdvtftzkwia4ay1th-iu3l9">
               <w:r>
                 <w:rPr>
                   <w:rFonts w:ascii="Arial" w:cs="Arial" w:eastAsia="Arial" w:hAnsi="Arial"/>
@@ -37320,7 +37320,7 @@
               <w:spacing w:after="10" w:before="0"/>
               <w:ind w:left="120"/>
             </w:pPr>
-            <w:hyperlink w:history="1" r:id="rIde7bnzvlaf59_le2kbacc3">
+            <w:hyperlink w:history="1" r:id="rIda5oseralaatdkxo862ffm">
               <w:r>
                 <w:rPr>
                   <w:rFonts w:ascii="Arial" w:cs="Arial" w:eastAsia="Arial" w:hAnsi="Arial"/>
@@ -37365,7 +37365,7 @@
             <w:pPr>
               <w:spacing w:after="20" w:before="0"/>
             </w:pPr>
-            <w:hyperlink w:history="1" r:id="rId0fei4dspiiqc5mtijddto">
+            <w:hyperlink w:history="1" r:id="rIdti-zcwn-f0llqwuroifhg">
               <w:r>
                 <w:rPr>
                   <w:rFonts w:ascii="Arial" w:cs="Arial" w:eastAsia="Arial" w:hAnsi="Arial"/>
@@ -37398,7 +37398,7 @@
               <w:spacing w:after="10" w:before="0"/>
               <w:ind w:left="120"/>
             </w:pPr>
-            <w:hyperlink w:history="1" r:id="rId2agutc5ppqqmpj6yoc3zv">
+            <w:hyperlink w:history="1" r:id="rIdzezxueod4okgpq4i2jj72">
               <w:r>
                 <w:rPr>
                   <w:rFonts w:ascii="Arial" w:cs="Arial" w:eastAsia="Arial" w:hAnsi="Arial"/>
@@ -37593,7 +37593,7 @@
             <w:pPr>
               <w:spacing w:after="20" w:before="0"/>
             </w:pPr>
-            <w:hyperlink w:history="1" r:id="rIdjakw95e8cxyqch5gi3avo">
+            <w:hyperlink w:history="1" r:id="rIdpjeyra9glxy_r6_fyhv55">
               <w:r>
                 <w:rPr>
                   <w:rFonts w:ascii="Arial" w:cs="Arial" w:eastAsia="Arial" w:hAnsi="Arial"/>
@@ -37626,7 +37626,7 @@
               <w:spacing w:after="10" w:before="0"/>
               <w:ind w:left="120"/>
             </w:pPr>
-            <w:hyperlink w:history="1" r:id="rIdutdvjdknsxaokbajs2ikf">
+            <w:hyperlink w:history="1" r:id="rIdtcrtq-f6hidox3ofpmq2v">
               <w:r>
                 <w:rPr>
                   <w:rFonts w:ascii="Arial" w:cs="Arial" w:eastAsia="Arial" w:hAnsi="Arial"/>
@@ -37671,7 +37671,7 @@
             <w:pPr>
               <w:spacing w:after="20" w:before="0"/>
             </w:pPr>
-            <w:hyperlink w:history="1" r:id="rIdlrbzv2zf8xyr3rb-f9tau">
+            <w:hyperlink w:history="1" r:id="rIdgoztv_4fburt8c9idc0-7">
               <w:r>
                 <w:rPr>
                   <w:rFonts w:ascii="Arial" w:cs="Arial" w:eastAsia="Arial" w:hAnsi="Arial"/>
@@ -37704,7 +37704,7 @@
               <w:spacing w:after="10" w:before="0"/>
               <w:ind w:left="120"/>
             </w:pPr>
-            <w:hyperlink w:history="1" r:id="rIdyw7mt28pa1mz0v1bdot_r">
+            <w:hyperlink w:history="1" r:id="rId1oyv6wubotlhdlkam-djd">
               <w:r>
                 <w:rPr>
                   <w:rFonts w:ascii="Arial" w:cs="Arial" w:eastAsia="Arial" w:hAnsi="Arial"/>
@@ -37899,7 +37899,7 @@
             <w:pPr>
               <w:spacing w:after="20" w:before="0"/>
             </w:pPr>
-            <w:hyperlink w:history="1" r:id="rIdvdwdpl4g485mrpavjcwdt">
+            <w:hyperlink w:history="1" r:id="rIdffhcif6rvq5zdfrvwdn1o">
               <w:r>
                 <w:rPr>
                   <w:rFonts w:ascii="Arial" w:cs="Arial" w:eastAsia="Arial" w:hAnsi="Arial"/>
@@ -37932,7 +37932,7 @@
               <w:spacing w:after="10" w:before="0"/>
               <w:ind w:left="120"/>
             </w:pPr>
-            <w:hyperlink w:history="1" r:id="rIdgsqzvt_9qmvvdatqlqxs1">
+            <w:hyperlink w:history="1" r:id="rIdq5f6-tjq6mcozg11ujscl">
               <w:r>
                 <w:rPr>
                   <w:rFonts w:ascii="Arial" w:cs="Arial" w:eastAsia="Arial" w:hAnsi="Arial"/>
@@ -37977,7 +37977,7 @@
             <w:pPr>
               <w:spacing w:after="20" w:before="0"/>
             </w:pPr>
-            <w:hyperlink w:history="1" r:id="rId83bacpebn8mybetbhce3f">
+            <w:hyperlink w:history="1" r:id="rIdfzhtnjfpgsd-8zuhi2dmq">
               <w:r>
                 <w:rPr>
                   <w:rFonts w:ascii="Arial" w:cs="Arial" w:eastAsia="Arial" w:hAnsi="Arial"/>
@@ -38010,7 +38010,7 @@
               <w:spacing w:after="10" w:before="0"/>
               <w:ind w:left="120"/>
             </w:pPr>
-            <w:hyperlink w:history="1" r:id="rIdp9kfhjhlqz04xulltx0r6">
+            <w:hyperlink w:history="1" r:id="rIdvrlk8ha7u3ndoaii_tewi">
               <w:r>
                 <w:rPr>
                   <w:rFonts w:ascii="Arial" w:cs="Arial" w:eastAsia="Arial" w:hAnsi="Arial"/>
@@ -38205,7 +38205,7 @@
             <w:pPr>
               <w:spacing w:after="20" w:before="0"/>
             </w:pPr>
-            <w:hyperlink w:history="1" r:id="rId-whoab3irchjcbahbusxi">
+            <w:hyperlink w:history="1" r:id="rIdsmd3lh2o-2aphon4-0jnk">
               <w:r>
                 <w:rPr>
                   <w:rFonts w:ascii="Arial" w:cs="Arial" w:eastAsia="Arial" w:hAnsi="Arial"/>
@@ -38238,7 +38238,7 @@
               <w:spacing w:after="10" w:before="0"/>
               <w:ind w:left="120"/>
             </w:pPr>
-            <w:hyperlink w:history="1" r:id="rIdw2bo8ydryhc3suev3nobl">
+            <w:hyperlink w:history="1" r:id="rId_ha5xv310jzecudjotnc8">
               <w:r>
                 <w:rPr>
                   <w:rFonts w:ascii="Arial" w:cs="Arial" w:eastAsia="Arial" w:hAnsi="Arial"/>
@@ -38283,7 +38283,7 @@
             <w:pPr>
               <w:spacing w:after="20" w:before="0"/>
             </w:pPr>
-            <w:hyperlink w:history="1" r:id="rIdpwdvvdtlqkporejx1t-w1">
+            <w:hyperlink w:history="1" r:id="rIdwsetivx7_chqskgxcgaj-">
               <w:r>
                 <w:rPr>
                   <w:rFonts w:ascii="Arial" w:cs="Arial" w:eastAsia="Arial" w:hAnsi="Arial"/>
@@ -38332,7 +38332,7 @@
               <w:spacing w:after="10" w:before="0"/>
               <w:ind w:left="120"/>
             </w:pPr>
-            <w:hyperlink w:history="1" r:id="rIdr2cxykwcb2nb47bdrobjz">
+            <w:hyperlink w:history="1" r:id="rIdaxhbk2oxtnnner245cquu">
               <w:r>
                 <w:rPr>
                   <w:rFonts w:ascii="Arial" w:cs="Arial" w:eastAsia="Arial" w:hAnsi="Arial"/>
@@ -39072,7 +39072,7 @@
         </w:rPr>
         <w:t xml:space="preserve">© 2026 SeaVuria and ARES. Aligned with KICD objectives. Developed by SeaVuria; technical implementation by ARES (with AI assistance from Claude). Licensed under </w:t>
       </w:r>
-      <w:hyperlink w:history="1" r:id="rIdoopmzal_jehtbeq81i2h1">
+      <w:hyperlink w:history="1" r:id="rIdqlp9gqnmq7j9gdzneatsg">
         <w:r>
           <w:rPr>
             <w:rFonts w:ascii="Arial" w:cs="Arial" w:eastAsia="Arial" w:hAnsi="Arial"/>
@@ -39093,7 +39093,7 @@
         </w:rPr>
         <w:t xml:space="preserve"> (</w:t>
       </w:r>
-      <w:hyperlink w:history="1" r:id="rIdexjeu96fdebhgkqgexfgi">
+      <w:hyperlink w:history="1" r:id="rIdqz5ezfdh-ofx7g-go8ulz">
         <w:r>
           <w:rPr>
             <w:rFonts w:ascii="Arial" w:cs="Arial" w:eastAsia="Arial" w:hAnsi="Arial"/>

--- a/data/outputs/v2/Physics/SS2.1_Properties_of_Waves/Physics_Properties_of_Waves_CBE_LessonSequence.docx
+++ b/data/outputs/v2/Physics/SS2.1_Properties_of_Waves/Physics_Properties_of_Waves_CBE_LessonSequence.docx
@@ -2999,7 +2999,7 @@
         </w:rPr>
         <w:t xml:space="preserve">© 2026 SeaVuria and ARES. This work is licensed under a </w:t>
       </w:r>
-      <w:hyperlink w:history="1" r:id="rIdbutysigy6_hw-tmmerj7x">
+      <w:hyperlink w:history="1" r:id="rIdr64pafwqjcmdstg46jl_3">
         <w:r>
           <w:rPr>
             <w:rFonts w:ascii="Arial" w:cs="Arial" w:eastAsia="Arial" w:hAnsi="Arial"/>
@@ -3019,7 +3019,7 @@
         </w:rPr>
         <w:t xml:space="preserve"> (</w:t>
       </w:r>
-      <w:hyperlink w:history="1" r:id="rIdwt6mpy5n7-p4fudvqttwa">
+      <w:hyperlink w:history="1" r:id="rIdj1cnwhtrz7c4kz71he-m-">
         <w:r>
           <w:rPr>
             <w:rFonts w:ascii="Arial" w:cs="Arial" w:eastAsia="Arial" w:hAnsi="Arial"/>
@@ -3039,7 +3039,7 @@
         </w:rPr>
         <w:t xml:space="preserve">). To view a copy of this license, visit </w:t>
       </w:r>
-      <w:hyperlink w:history="1" r:id="rIdknkndfs7rcj_66go3vqmr">
+      <w:hyperlink w:history="1" r:id="rIdlyxttn8yot16k10t7vhox">
         <w:r>
           <w:rPr>
             <w:rFonts w:ascii="Arial" w:cs="Arial" w:eastAsia="Arial" w:hAnsi="Arial"/>
@@ -4051,7 +4051,7 @@
             <w:pPr>
               <w:spacing w:after="20" w:before="0"/>
             </w:pPr>
-            <w:hyperlink w:history="1" r:id="rIdfxgaysccgjj-scnyqdbck">
+            <w:hyperlink w:history="1" r:id="rIdeo6p8wgzyk-4ppspa0mkk">
               <w:r>
                 <w:rPr>
                   <w:rFonts w:ascii="Arial" w:cs="Arial" w:eastAsia="Arial" w:hAnsi="Arial"/>
@@ -4084,7 +4084,7 @@
               <w:spacing w:after="10" w:before="0"/>
               <w:ind w:left="120"/>
             </w:pPr>
-            <w:hyperlink w:history="1" r:id="rIdtiebtzrdv2bzbnnz5fjvf">
+            <w:hyperlink w:history="1" r:id="rId0ruemoqjsjshru6j9ppko">
               <w:r>
                 <w:rPr>
                   <w:rFonts w:ascii="Arial" w:cs="Arial" w:eastAsia="Arial" w:hAnsi="Arial"/>
@@ -4129,7 +4129,7 @@
             <w:pPr>
               <w:spacing w:after="20" w:before="0"/>
             </w:pPr>
-            <w:hyperlink w:history="1" r:id="rId0zgyhwuf9wza3fpkejnr5">
+            <w:hyperlink w:history="1" r:id="rIdxrts-krta12pxa6swpo9s">
               <w:r>
                 <w:rPr>
                   <w:rFonts w:ascii="Arial" w:cs="Arial" w:eastAsia="Arial" w:hAnsi="Arial"/>
@@ -4162,7 +4162,7 @@
               <w:spacing w:after="10" w:before="0"/>
               <w:ind w:left="120"/>
             </w:pPr>
-            <w:hyperlink w:history="1" r:id="rIdtumzn4qvbdux9lto5ejlc">
+            <w:hyperlink w:history="1" r:id="rIduo4bzix4035qb4wmz8rxc">
               <w:r>
                 <w:rPr>
                   <w:rFonts w:ascii="Arial" w:cs="Arial" w:eastAsia="Arial" w:hAnsi="Arial"/>
@@ -4509,7 +4509,7 @@
             <w:pPr>
               <w:spacing w:after="20" w:before="0"/>
             </w:pPr>
-            <w:hyperlink w:history="1" r:id="rIducpnrbvlkf21w-j-nsz-v">
+            <w:hyperlink w:history="1" r:id="rIdarv7g3zq6apoeol1rj5ss">
               <w:r>
                 <w:rPr>
                   <w:rFonts w:ascii="Arial" w:cs="Arial" w:eastAsia="Arial" w:hAnsi="Arial"/>
@@ -4542,7 +4542,7 @@
               <w:spacing w:after="10" w:before="0"/>
               <w:ind w:left="120"/>
             </w:pPr>
-            <w:hyperlink w:history="1" r:id="rIdiyxksghy0up6v1aoosttj">
+            <w:hyperlink w:history="1" r:id="rIdgpdrgxwqymait21bmsgnb">
               <w:r>
                 <w:rPr>
                   <w:rFonts w:ascii="Arial" w:cs="Arial" w:eastAsia="Arial" w:hAnsi="Arial"/>
@@ -4587,7 +4587,7 @@
             <w:pPr>
               <w:spacing w:after="20" w:before="0"/>
             </w:pPr>
-            <w:hyperlink w:history="1" r:id="rId1ywxu1lfhyzlbssfgggfd">
+            <w:hyperlink w:history="1" r:id="rIdub619dzw6es1yvbmrl1ec">
               <w:r>
                 <w:rPr>
                   <w:rFonts w:ascii="Arial" w:cs="Arial" w:eastAsia="Arial" w:hAnsi="Arial"/>
@@ -4620,7 +4620,7 @@
               <w:spacing w:after="10" w:before="0"/>
               <w:ind w:left="120"/>
             </w:pPr>
-            <w:hyperlink w:history="1" r:id="rIdaljtqhgnierwqiyajx9fi">
+            <w:hyperlink w:history="1" r:id="rIdwd7nj5dxdotvttvwli6ro">
               <w:r>
                 <w:rPr>
                   <w:rFonts w:ascii="Arial" w:cs="Arial" w:eastAsia="Arial" w:hAnsi="Arial"/>
@@ -4967,7 +4967,7 @@
             <w:pPr>
               <w:spacing w:after="20" w:before="0"/>
             </w:pPr>
-            <w:hyperlink w:history="1" r:id="rIduh1wqune0alkqma75voi6">
+            <w:hyperlink w:history="1" r:id="rIdvudkr1pwv0vhoc06a-obw">
               <w:r>
                 <w:rPr>
                   <w:rFonts w:ascii="Arial" w:cs="Arial" w:eastAsia="Arial" w:hAnsi="Arial"/>
@@ -5000,7 +5000,7 @@
               <w:spacing w:after="10" w:before="0"/>
               <w:ind w:left="120"/>
             </w:pPr>
-            <w:hyperlink w:history="1" r:id="rIdkp7fwmj5gtk70zvi6fvhc">
+            <w:hyperlink w:history="1" r:id="rIddt_n4madmcf2yib7xv8tq">
               <w:r>
                 <w:rPr>
                   <w:rFonts w:ascii="Arial" w:cs="Arial" w:eastAsia="Arial" w:hAnsi="Arial"/>
@@ -5045,7 +5045,7 @@
             <w:pPr>
               <w:spacing w:after="20" w:before="0"/>
             </w:pPr>
-            <w:hyperlink w:history="1" r:id="rId40grylqh-7pwqaz0nxlgq">
+            <w:hyperlink w:history="1" r:id="rIdaecjl5fapqm8u21mvf137">
               <w:r>
                 <w:rPr>
                   <w:rFonts w:ascii="Arial" w:cs="Arial" w:eastAsia="Arial" w:hAnsi="Arial"/>
@@ -5078,7 +5078,7 @@
               <w:spacing w:after="10" w:before="0"/>
               <w:ind w:left="120"/>
             </w:pPr>
-            <w:hyperlink w:history="1" r:id="rIdnx3ntsdma8orekvnmo5am">
+            <w:hyperlink w:history="1" r:id="rIdawrumdeltb32c7tdtjh3v">
               <w:r>
                 <w:rPr>
                   <w:rFonts w:ascii="Arial" w:cs="Arial" w:eastAsia="Arial" w:hAnsi="Arial"/>
@@ -5425,7 +5425,7 @@
             <w:pPr>
               <w:spacing w:after="20" w:before="0"/>
             </w:pPr>
-            <w:hyperlink w:history="1" r:id="rIdo0-ntvai_nx6vmjehxn0w">
+            <w:hyperlink w:history="1" r:id="rIdlwiax-dq5gj1onhenvnqv">
               <w:r>
                 <w:rPr>
                   <w:rFonts w:ascii="Arial" w:cs="Arial" w:eastAsia="Arial" w:hAnsi="Arial"/>
@@ -5458,7 +5458,7 @@
               <w:spacing w:after="10" w:before="0"/>
               <w:ind w:left="120"/>
             </w:pPr>
-            <w:hyperlink w:history="1" r:id="rId4o2_5b1uuek7ycts94jgu">
+            <w:hyperlink w:history="1" r:id="rIdv6uk4_ee_fczes9uua23w">
               <w:r>
                 <w:rPr>
                   <w:rFonts w:ascii="Arial" w:cs="Arial" w:eastAsia="Arial" w:hAnsi="Arial"/>
@@ -5503,7 +5503,7 @@
             <w:pPr>
               <w:spacing w:after="20" w:before="0"/>
             </w:pPr>
-            <w:hyperlink w:history="1" r:id="rIdlb2ljppamlpruzcfkw2pg">
+            <w:hyperlink w:history="1" r:id="rIdrpfzivhfivgk-gvzqi0dq">
               <w:r>
                 <w:rPr>
                   <w:rFonts w:ascii="Arial" w:cs="Arial" w:eastAsia="Arial" w:hAnsi="Arial"/>
@@ -5536,7 +5536,7 @@
               <w:spacing w:after="10" w:before="0"/>
               <w:ind w:left="120"/>
             </w:pPr>
-            <w:hyperlink w:history="1" r:id="rIdekpsrh9dv_3j3fgdstd-6">
+            <w:hyperlink w:history="1" r:id="rId7ph_kj01p45p21ctcldmp">
               <w:r>
                 <w:rPr>
                   <w:rFonts w:ascii="Arial" w:cs="Arial" w:eastAsia="Arial" w:hAnsi="Arial"/>
@@ -5921,7 +5921,7 @@
             <w:pPr>
               <w:spacing w:after="20" w:before="0"/>
             </w:pPr>
-            <w:hyperlink w:history="1" r:id="rId5ufjokmkcvuabfshcl91e">
+            <w:hyperlink w:history="1" r:id="rIdbpwi0pouj8-a65p57laaw">
               <w:r>
                 <w:rPr>
                   <w:rFonts w:ascii="Arial" w:cs="Arial" w:eastAsia="Arial" w:hAnsi="Arial"/>
@@ -5970,7 +5970,7 @@
               <w:spacing w:after="10" w:before="0"/>
               <w:ind w:left="120"/>
             </w:pPr>
-            <w:hyperlink w:history="1" r:id="rId5o335trzz670qpnzqht24">
+            <w:hyperlink w:history="1" r:id="rId-cs6w-7hrwfn8uv0aovmq">
               <w:r>
                 <w:rPr>
                   <w:rFonts w:ascii="Arial" w:cs="Arial" w:eastAsia="Arial" w:hAnsi="Arial"/>
@@ -6015,7 +6015,7 @@
             <w:pPr>
               <w:spacing w:after="20" w:before="0"/>
             </w:pPr>
-            <w:hyperlink w:history="1" r:id="rIdn5ozhi5op9rwnqwgxnh3f">
+            <w:hyperlink w:history="1" r:id="rIdsyvjwmkby1ijmwpljgz-l">
               <w:r>
                 <w:rPr>
                   <w:rFonts w:ascii="Arial" w:cs="Arial" w:eastAsia="Arial" w:hAnsi="Arial"/>
@@ -6048,7 +6048,7 @@
               <w:spacing w:after="10" w:before="0"/>
               <w:ind w:left="120"/>
             </w:pPr>
-            <w:hyperlink w:history="1" r:id="rIdqhbdusaiwyhwkagfh_lx9">
+            <w:hyperlink w:history="1" r:id="rIdipmpe8olvuxohzmqsq8kq">
               <w:r>
                 <w:rPr>
                   <w:rFonts w:ascii="Arial" w:cs="Arial" w:eastAsia="Arial" w:hAnsi="Arial"/>
@@ -6674,7 +6674,7 @@
         </w:rPr>
         <w:t xml:space="preserve">© 2026 SeaVuria and ARES. Aligned with KICD objectives. Developed by SeaVuria; technical implementation by ARES (with AI assistance from Claude). Licensed under </w:t>
       </w:r>
-      <w:hyperlink w:history="1" r:id="rIdhpempwr-gtngqwzfe-b67">
+      <w:hyperlink w:history="1" r:id="rIdzzt1brymcnxyniq3du9l1">
         <w:r>
           <w:rPr>
             <w:rFonts w:ascii="Arial" w:cs="Arial" w:eastAsia="Arial" w:hAnsi="Arial"/>
@@ -6695,7 +6695,7 @@
         </w:rPr>
         <w:t xml:space="preserve"> (</w:t>
       </w:r>
-      <w:hyperlink w:history="1" r:id="rIdm5nlqwwdys9b5oflcdwao">
+      <w:hyperlink w:history="1" r:id="rIdgsg7o3wczdfgw_kt_2dso">
         <w:r>
           <w:rPr>
             <w:rFonts w:ascii="Arial" w:cs="Arial" w:eastAsia="Arial" w:hAnsi="Arial"/>
@@ -7708,7 +7708,7 @@
             <w:pPr>
               <w:spacing w:after="20" w:before="0"/>
             </w:pPr>
-            <w:hyperlink w:history="1" r:id="rIdp2gklsh6e4lmvrr_eva8y">
+            <w:hyperlink w:history="1" r:id="rIdxx1znzbhtaknwn31_aeqj">
               <w:r>
                 <w:rPr>
                   <w:rFonts w:ascii="Arial" w:cs="Arial" w:eastAsia="Arial" w:hAnsi="Arial"/>
@@ -7741,7 +7741,7 @@
               <w:spacing w:after="10" w:before="0"/>
               <w:ind w:left="120"/>
             </w:pPr>
-            <w:hyperlink w:history="1" r:id="rIdryqkqwgaxcwpueotblknf">
+            <w:hyperlink w:history="1" r:id="rIdauo5gd4o65bekbsyd3kaa">
               <w:r>
                 <w:rPr>
                   <w:rFonts w:ascii="Arial" w:cs="Arial" w:eastAsia="Arial" w:hAnsi="Arial"/>
@@ -7786,7 +7786,7 @@
             <w:pPr>
               <w:spacing w:after="20" w:before="0"/>
             </w:pPr>
-            <w:hyperlink w:history="1" r:id="rIdafcnz-jv10xyjq2trjrjx">
+            <w:hyperlink w:history="1" r:id="rIdhmjes_7yt68ke8muwjs_t">
               <w:r>
                 <w:rPr>
                   <w:rFonts w:ascii="Arial" w:cs="Arial" w:eastAsia="Arial" w:hAnsi="Arial"/>
@@ -7819,7 +7819,7 @@
               <w:spacing w:after="10" w:before="0"/>
               <w:ind w:left="120"/>
             </w:pPr>
-            <w:hyperlink w:history="1" r:id="rIdadbv70hzqwhaqxxbcf32m">
+            <w:hyperlink w:history="1" r:id="rId-wkbc3vjfbj3l2qaowp5g">
               <w:r>
                 <w:rPr>
                   <w:rFonts w:ascii="Arial" w:cs="Arial" w:eastAsia="Arial" w:hAnsi="Arial"/>
@@ -8014,7 +8014,7 @@
             <w:pPr>
               <w:spacing w:after="20" w:before="0"/>
             </w:pPr>
-            <w:hyperlink w:history="1" r:id="rIddqp19edg1nbaslb5-qum-">
+            <w:hyperlink w:history="1" r:id="rId6u-af7sdv8mkyenohvwxe">
               <w:r>
                 <w:rPr>
                   <w:rFonts w:ascii="Arial" w:cs="Arial" w:eastAsia="Arial" w:hAnsi="Arial"/>
@@ -8047,7 +8047,7 @@
               <w:spacing w:after="10" w:before="0"/>
               <w:ind w:left="120"/>
             </w:pPr>
-            <w:hyperlink w:history="1" r:id="rIdvnikun7lwbehr2pepizzb">
+            <w:hyperlink w:history="1" r:id="rId8zhg6x6uydqxg6chfb5wn">
               <w:r>
                 <w:rPr>
                   <w:rFonts w:ascii="Arial" w:cs="Arial" w:eastAsia="Arial" w:hAnsi="Arial"/>
@@ -8092,7 +8092,7 @@
             <w:pPr>
               <w:spacing w:after="20" w:before="0"/>
             </w:pPr>
-            <w:hyperlink w:history="1" r:id="rIdkdrvhp3rfypbao_c_osuf">
+            <w:hyperlink w:history="1" r:id="rIdtfdqaw7f2x4gpcvey1i3u">
               <w:r>
                 <w:rPr>
                   <w:rFonts w:ascii="Arial" w:cs="Arial" w:eastAsia="Arial" w:hAnsi="Arial"/>
@@ -8125,7 +8125,7 @@
               <w:spacing w:after="10" w:before="0"/>
               <w:ind w:left="120"/>
             </w:pPr>
-            <w:hyperlink w:history="1" r:id="rId0i6tht97sjjw1yxyay7n4">
+            <w:hyperlink w:history="1" r:id="rIdp4jxkxvpg2zxwfgjyr0lg">
               <w:r>
                 <w:rPr>
                   <w:rFonts w:ascii="Arial" w:cs="Arial" w:eastAsia="Arial" w:hAnsi="Arial"/>
@@ -8320,7 +8320,7 @@
             <w:pPr>
               <w:spacing w:after="20" w:before="0"/>
             </w:pPr>
-            <w:hyperlink w:history="1" r:id="rId5pqzobkdmnaktc-k_cx8-">
+            <w:hyperlink w:history="1" r:id="rIdmfeqgzuhwtraeji8saqdb">
               <w:r>
                 <w:rPr>
                   <w:rFonts w:ascii="Arial" w:cs="Arial" w:eastAsia="Arial" w:hAnsi="Arial"/>
@@ -8369,7 +8369,7 @@
               <w:spacing w:after="10" w:before="0"/>
               <w:ind w:left="120"/>
             </w:pPr>
-            <w:hyperlink w:history="1" r:id="rId-vm6x_pi24mcccgnlp1fa">
+            <w:hyperlink w:history="1" r:id="rIdkpfaxyp_ry69zhdlouir9">
               <w:r>
                 <w:rPr>
                   <w:rFonts w:ascii="Arial" w:cs="Arial" w:eastAsia="Arial" w:hAnsi="Arial"/>
@@ -8414,7 +8414,7 @@
             <w:pPr>
               <w:spacing w:after="20" w:before="0"/>
             </w:pPr>
-            <w:hyperlink w:history="1" r:id="rId_keuz4u8qfeutu_lkucd4">
+            <w:hyperlink w:history="1" r:id="rId9xgnq10zyrjoffnob1hw0">
               <w:r>
                 <w:rPr>
                   <w:rFonts w:ascii="Arial" w:cs="Arial" w:eastAsia="Arial" w:hAnsi="Arial"/>
@@ -8447,7 +8447,7 @@
               <w:spacing w:after="10" w:before="0"/>
               <w:ind w:left="120"/>
             </w:pPr>
-            <w:hyperlink w:history="1" r:id="rIdbmq6qputk0kp9mufhxvi5">
+            <w:hyperlink w:history="1" r:id="rIdmjrhvf7hmgfc2srcrsyof">
               <w:r>
                 <w:rPr>
                   <w:rFonts w:ascii="Arial" w:cs="Arial" w:eastAsia="Arial" w:hAnsi="Arial"/>
@@ -8642,7 +8642,7 @@
             <w:pPr>
               <w:spacing w:after="20" w:before="0"/>
             </w:pPr>
-            <w:hyperlink w:history="1" r:id="rIdoerlaqnsli_w1ly7otitw">
+            <w:hyperlink w:history="1" r:id="rId9medemny0yxtfrbqd0o5r">
               <w:r>
                 <w:rPr>
                   <w:rFonts w:ascii="Arial" w:cs="Arial" w:eastAsia="Arial" w:hAnsi="Arial"/>
@@ -8691,7 +8691,7 @@
               <w:spacing w:after="10" w:before="0"/>
               <w:ind w:left="120"/>
             </w:pPr>
-            <w:hyperlink w:history="1" r:id="rIdizdzj_1ibr3yhngftc2i1">
+            <w:hyperlink w:history="1" r:id="rIddtihnsoej91_rvd0dq4ap">
               <w:r>
                 <w:rPr>
                   <w:rFonts w:ascii="Arial" w:cs="Arial" w:eastAsia="Arial" w:hAnsi="Arial"/>
@@ -8736,7 +8736,7 @@
             <w:pPr>
               <w:spacing w:after="20" w:before="0"/>
             </w:pPr>
-            <w:hyperlink w:history="1" r:id="rIdyuiontq7zv7fneofu3bjd">
+            <w:hyperlink w:history="1" r:id="rIdnxsijmxuufyskd9m-zw8f">
               <w:r>
                 <w:rPr>
                   <w:rFonts w:ascii="Arial" w:cs="Arial" w:eastAsia="Arial" w:hAnsi="Arial"/>
@@ -8769,7 +8769,7 @@
               <w:spacing w:after="10" w:before="0"/>
               <w:ind w:left="120"/>
             </w:pPr>
-            <w:hyperlink w:history="1" r:id="rIdgazit58zfoh-gfoyhvwbf">
+            <w:hyperlink w:history="1" r:id="rIdkvvdn573-34gsqsmzphza">
               <w:r>
                 <w:rPr>
                   <w:rFonts w:ascii="Arial" w:cs="Arial" w:eastAsia="Arial" w:hAnsi="Arial"/>
@@ -8964,7 +8964,7 @@
             <w:pPr>
               <w:spacing w:after="20" w:before="0"/>
             </w:pPr>
-            <w:hyperlink w:history="1" r:id="rId05mzzfuodpnjztkcculqu">
+            <w:hyperlink w:history="1" r:id="rIdib7dabldq4duzar1jt2kv">
               <w:r>
                 <w:rPr>
                   <w:rFonts w:ascii="Arial" w:cs="Arial" w:eastAsia="Arial" w:hAnsi="Arial"/>
@@ -9013,7 +9013,7 @@
               <w:spacing w:after="10" w:before="0"/>
               <w:ind w:left="120"/>
             </w:pPr>
-            <w:hyperlink w:history="1" r:id="rIdx6tqqqtsl_bgr1isb-wj1">
+            <w:hyperlink w:history="1" r:id="rIdlq7nlbsuolprlhu14kggu">
               <w:r>
                 <w:rPr>
                   <w:rFonts w:ascii="Arial" w:cs="Arial" w:eastAsia="Arial" w:hAnsi="Arial"/>
@@ -9058,7 +9058,7 @@
             <w:pPr>
               <w:spacing w:after="20" w:before="0"/>
             </w:pPr>
-            <w:hyperlink w:history="1" r:id="rIdtndswqr3oceti8cgy4l-w">
+            <w:hyperlink w:history="1" r:id="rIdj-tsdw_jmcf94pwyuvula">
               <w:r>
                 <w:rPr>
                   <w:rFonts w:ascii="Arial" w:cs="Arial" w:eastAsia="Arial" w:hAnsi="Arial"/>
@@ -9107,7 +9107,7 @@
               <w:spacing w:after="10" w:before="0"/>
               <w:ind w:left="120"/>
             </w:pPr>
-            <w:hyperlink w:history="1" r:id="rId3jyz4xdajqirrs8e28mfh">
+            <w:hyperlink w:history="1" r:id="rIdoyn-a4wdaxm1myj2cfjge">
               <w:r>
                 <w:rPr>
                   <w:rFonts w:ascii="Arial" w:cs="Arial" w:eastAsia="Arial" w:hAnsi="Arial"/>
@@ -9714,7 +9714,7 @@
         </w:rPr>
         <w:t xml:space="preserve">© 2026 SeaVuria and ARES. Aligned with KICD objectives. Developed by SeaVuria; technical implementation by ARES (with AI assistance from Claude). Licensed under </w:t>
       </w:r>
-      <w:hyperlink w:history="1" r:id="rIdbmgxvspxo5yqrkpzzutal">
+      <w:hyperlink w:history="1" r:id="rIdouvjb37si-zxrbk43en33">
         <w:r>
           <w:rPr>
             <w:rFonts w:ascii="Arial" w:cs="Arial" w:eastAsia="Arial" w:hAnsi="Arial"/>
@@ -9735,7 +9735,7 @@
         </w:rPr>
         <w:t xml:space="preserve"> (</w:t>
       </w:r>
-      <w:hyperlink w:history="1" r:id="rId66gonakd1gxan4qv2noh_">
+      <w:hyperlink w:history="1" r:id="rIdglwti6rhy3wpzesitticq">
         <w:r>
           <w:rPr>
             <w:rFonts w:ascii="Arial" w:cs="Arial" w:eastAsia="Arial" w:hAnsi="Arial"/>
@@ -10748,7 +10748,7 @@
             <w:pPr>
               <w:spacing w:after="20" w:before="0"/>
             </w:pPr>
-            <w:hyperlink w:history="1" r:id="rIdximtlxayq4b80hjo3nsod">
+            <w:hyperlink w:history="1" r:id="rId2d2j3sfrwl3l9s9yf8qnj">
               <w:r>
                 <w:rPr>
                   <w:rFonts w:ascii="Arial" w:cs="Arial" w:eastAsia="Arial" w:hAnsi="Arial"/>
@@ -10781,7 +10781,7 @@
               <w:spacing w:after="10" w:before="0"/>
               <w:ind w:left="120"/>
             </w:pPr>
-            <w:hyperlink w:history="1" r:id="rIdd1kqwer5irbzwtqi2holj">
+            <w:hyperlink w:history="1" r:id="rIdjl0rsvynukxzsnnpndbli">
               <w:r>
                 <w:rPr>
                   <w:rFonts w:ascii="Arial" w:cs="Arial" w:eastAsia="Arial" w:hAnsi="Arial"/>
@@ -10826,7 +10826,7 @@
             <w:pPr>
               <w:spacing w:after="20" w:before="0"/>
             </w:pPr>
-            <w:hyperlink w:history="1" r:id="rIdq0nuqyjbaoxwvr1kmlysy">
+            <w:hyperlink w:history="1" r:id="rIdtpolfw3xky-rvktbvcebg">
               <w:r>
                 <w:rPr>
                   <w:rFonts w:ascii="Arial" w:cs="Arial" w:eastAsia="Arial" w:hAnsi="Arial"/>
@@ -10859,7 +10859,7 @@
               <w:spacing w:after="10" w:before="0"/>
               <w:ind w:left="120"/>
             </w:pPr>
-            <w:hyperlink w:history="1" r:id="rId0sqrqn07whof73nqhnbxi">
+            <w:hyperlink w:history="1" r:id="rIdi2764pqd0_h6ma-unrrxw">
               <w:r>
                 <w:rPr>
                   <w:rFonts w:ascii="Arial" w:cs="Arial" w:eastAsia="Arial" w:hAnsi="Arial"/>
@@ -11054,7 +11054,7 @@
             <w:pPr>
               <w:spacing w:after="20" w:before="0"/>
             </w:pPr>
-            <w:hyperlink w:history="1" r:id="rId63ly0eypni-kqq4vedi2b">
+            <w:hyperlink w:history="1" r:id="rIdycrqevdskutn8wmjyziiv">
               <w:r>
                 <w:rPr>
                   <w:rFonts w:ascii="Arial" w:cs="Arial" w:eastAsia="Arial" w:hAnsi="Arial"/>
@@ -11087,7 +11087,7 @@
               <w:spacing w:after="10" w:before="0"/>
               <w:ind w:left="120"/>
             </w:pPr>
-            <w:hyperlink w:history="1" r:id="rIdm35zxlei8wg9si-uetjk9">
+            <w:hyperlink w:history="1" r:id="rIdeoy-etbjogo5nz2ce-8zy">
               <w:r>
                 <w:rPr>
                   <w:rFonts w:ascii="Arial" w:cs="Arial" w:eastAsia="Arial" w:hAnsi="Arial"/>
@@ -11132,7 +11132,7 @@
             <w:pPr>
               <w:spacing w:after="20" w:before="0"/>
             </w:pPr>
-            <w:hyperlink w:history="1" r:id="rId4oh0kve3weibx7lil0kvj">
+            <w:hyperlink w:history="1" r:id="rId-o1n_c4hdk8f4alu_ue2u">
               <w:r>
                 <w:rPr>
                   <w:rFonts w:ascii="Arial" w:cs="Arial" w:eastAsia="Arial" w:hAnsi="Arial"/>
@@ -11165,7 +11165,7 @@
               <w:spacing w:after="10" w:before="0"/>
               <w:ind w:left="120"/>
             </w:pPr>
-            <w:hyperlink w:history="1" r:id="rIdfhjsdjqt4mmb6x-vbd4j5">
+            <w:hyperlink w:history="1" r:id="rIdekpau98qbb3fzond7hg5n">
               <w:r>
                 <w:rPr>
                   <w:rFonts w:ascii="Arial" w:cs="Arial" w:eastAsia="Arial" w:hAnsi="Arial"/>
@@ -11360,7 +11360,7 @@
             <w:pPr>
               <w:spacing w:after="20" w:before="0"/>
             </w:pPr>
-            <w:hyperlink w:history="1" r:id="rIddsrzcd4zowqhuath92huq">
+            <w:hyperlink w:history="1" r:id="rIdb6wr7upv4b6bygyz-vz_f">
               <w:r>
                 <w:rPr>
                   <w:rFonts w:ascii="Arial" w:cs="Arial" w:eastAsia="Arial" w:hAnsi="Arial"/>
@@ -11393,7 +11393,7 @@
               <w:spacing w:after="10" w:before="0"/>
               <w:ind w:left="120"/>
             </w:pPr>
-            <w:hyperlink w:history="1" r:id="rIdt_zuozwmz6u_dr2k9edob">
+            <w:hyperlink w:history="1" r:id="rId76tixw3gnqd8cd8lmmuiv">
               <w:r>
                 <w:rPr>
                   <w:rFonts w:ascii="Arial" w:cs="Arial" w:eastAsia="Arial" w:hAnsi="Arial"/>
@@ -11438,7 +11438,7 @@
             <w:pPr>
               <w:spacing w:after="20" w:before="0"/>
             </w:pPr>
-            <w:hyperlink w:history="1" r:id="rIdajl__aj5l4xtq8b3pedy2">
+            <w:hyperlink w:history="1" r:id="rIdoxzqlgrr-n_ztd2lw2oth">
               <w:r>
                 <w:rPr>
                   <w:rFonts w:ascii="Arial" w:cs="Arial" w:eastAsia="Arial" w:hAnsi="Arial"/>
@@ -11471,7 +11471,7 @@
               <w:spacing w:after="10" w:before="0"/>
               <w:ind w:left="120"/>
             </w:pPr>
-            <w:hyperlink w:history="1" r:id="rIdnz292ocyrfgwvs5b8c84g">
+            <w:hyperlink w:history="1" r:id="rIdpfnoupjwdpsqzijrzzk7d">
               <w:r>
                 <w:rPr>
                   <w:rFonts w:ascii="Arial" w:cs="Arial" w:eastAsia="Arial" w:hAnsi="Arial"/>
@@ -11666,7 +11666,7 @@
             <w:pPr>
               <w:spacing w:after="20" w:before="0"/>
             </w:pPr>
-            <w:hyperlink w:history="1" r:id="rIdscyiu8fqvgn08xe88k5zr">
+            <w:hyperlink w:history="1" r:id="rIdpbnutqrldzc9q8propjwj">
               <w:r>
                 <w:rPr>
                   <w:rFonts w:ascii="Arial" w:cs="Arial" w:eastAsia="Arial" w:hAnsi="Arial"/>
@@ -11699,7 +11699,7 @@
               <w:spacing w:after="10" w:before="0"/>
               <w:ind w:left="120"/>
             </w:pPr>
-            <w:hyperlink w:history="1" r:id="rIdh758xs8fgy1_bkxmgl7mz">
+            <w:hyperlink w:history="1" r:id="rIdduwj4k1ludalal7zpnjkz">
               <w:r>
                 <w:rPr>
                   <w:rFonts w:ascii="Arial" w:cs="Arial" w:eastAsia="Arial" w:hAnsi="Arial"/>
@@ -11744,7 +11744,7 @@
             <w:pPr>
               <w:spacing w:after="20" w:before="0"/>
             </w:pPr>
-            <w:hyperlink w:history="1" r:id="rIdfrm7qowpqwvohxewb2pc4">
+            <w:hyperlink w:history="1" r:id="rIdti4cdifxu7s-cfgczl5vi">
               <w:r>
                 <w:rPr>
                   <w:rFonts w:ascii="Arial" w:cs="Arial" w:eastAsia="Arial" w:hAnsi="Arial"/>
@@ -11777,7 +11777,7 @@
               <w:spacing w:after="10" w:before="0"/>
               <w:ind w:left="120"/>
             </w:pPr>
-            <w:hyperlink w:history="1" r:id="rId-ots7d-qw6nx8lyumbotd">
+            <w:hyperlink w:history="1" r:id="rIdusyxw0fcxkauv1jemd-db">
               <w:r>
                 <w:rPr>
                   <w:rFonts w:ascii="Arial" w:cs="Arial" w:eastAsia="Arial" w:hAnsi="Arial"/>
@@ -11972,7 +11972,7 @@
             <w:pPr>
               <w:spacing w:after="20" w:before="0"/>
             </w:pPr>
-            <w:hyperlink w:history="1" r:id="rIdusmgppfxdevmjlfaphdni">
+            <w:hyperlink w:history="1" r:id="rIdmb-ubqxczp_t-pvvwduc6">
               <w:r>
                 <w:rPr>
                   <w:rFonts w:ascii="Arial" w:cs="Arial" w:eastAsia="Arial" w:hAnsi="Arial"/>
@@ -12021,7 +12021,7 @@
               <w:spacing w:after="10" w:before="0"/>
               <w:ind w:left="120"/>
             </w:pPr>
-            <w:hyperlink w:history="1" r:id="rIdbv9lx9ike4mwxxmvlwqa3">
+            <w:hyperlink w:history="1" r:id="rId8gqf-yvk8doa-iuvquauw">
               <w:r>
                 <w:rPr>
                   <w:rFonts w:ascii="Arial" w:cs="Arial" w:eastAsia="Arial" w:hAnsi="Arial"/>
@@ -12066,7 +12066,7 @@
             <w:pPr>
               <w:spacing w:after="20" w:before="0"/>
             </w:pPr>
-            <w:hyperlink w:history="1" r:id="rIdiyoph3unwphdqa1z85ulf">
+            <w:hyperlink w:history="1" r:id="rIdziiiqv4ri-mggoc58hppn">
               <w:r>
                 <w:rPr>
                   <w:rFonts w:ascii="Arial" w:cs="Arial" w:eastAsia="Arial" w:hAnsi="Arial"/>
@@ -12099,7 +12099,7 @@
               <w:spacing w:after="10" w:before="0"/>
               <w:ind w:left="120"/>
             </w:pPr>
-            <w:hyperlink w:history="1" r:id="rIdst9emkhbmhttljz30ii1j">
+            <w:hyperlink w:history="1" r:id="rIdcu2gkandjl536jwpbbpxd">
               <w:r>
                 <w:rPr>
                   <w:rFonts w:ascii="Arial" w:cs="Arial" w:eastAsia="Arial" w:hAnsi="Arial"/>
@@ -12611,7 +12611,7 @@
         </w:rPr>
         <w:t xml:space="preserve">© 2026 SeaVuria and ARES. Aligned with KICD objectives. Developed by SeaVuria; technical implementation by ARES (with AI assistance from Claude). Licensed under </w:t>
       </w:r>
-      <w:hyperlink w:history="1" r:id="rIdhpu4uuhoyo3ci8uxpdflb">
+      <w:hyperlink w:history="1" r:id="rIdfp9k-z9ueeugabyyy9rih">
         <w:r>
           <w:rPr>
             <w:rFonts w:ascii="Arial" w:cs="Arial" w:eastAsia="Arial" w:hAnsi="Arial"/>
@@ -12632,7 +12632,7 @@
         </w:rPr>
         <w:t xml:space="preserve"> (</w:t>
       </w:r>
-      <w:hyperlink w:history="1" r:id="rIdmmcixtztjkplbrsdk5evp">
+      <w:hyperlink w:history="1" r:id="rIdiswvfh_djhvetwvvikuq_">
         <w:r>
           <w:rPr>
             <w:rFonts w:ascii="Arial" w:cs="Arial" w:eastAsia="Arial" w:hAnsi="Arial"/>
@@ -13645,7 +13645,7 @@
             <w:pPr>
               <w:spacing w:after="20" w:before="0"/>
             </w:pPr>
-            <w:hyperlink w:history="1" r:id="rIdbzjia8jpgq5cnd5gkuexc">
+            <w:hyperlink w:history="1" r:id="rIdzmmm5n89_x_hebsjbi40p">
               <w:r>
                 <w:rPr>
                   <w:rFonts w:ascii="Arial" w:cs="Arial" w:eastAsia="Arial" w:hAnsi="Arial"/>
@@ -13678,7 +13678,7 @@
               <w:spacing w:after="10" w:before="0"/>
               <w:ind w:left="120"/>
             </w:pPr>
-            <w:hyperlink w:history="1" r:id="rIdfal5rjnvuoxlflfe-ljdy">
+            <w:hyperlink w:history="1" r:id="rIdvji4qzlnc29vppja0k81i">
               <w:r>
                 <w:rPr>
                   <w:rFonts w:ascii="Arial" w:cs="Arial" w:eastAsia="Arial" w:hAnsi="Arial"/>
@@ -13723,7 +13723,7 @@
             <w:pPr>
               <w:spacing w:after="20" w:before="0"/>
             </w:pPr>
-            <w:hyperlink w:history="1" r:id="rIdsruynzjzj-nkf41twtrhp">
+            <w:hyperlink w:history="1" r:id="rIdzdd1oauwli6yk50fhs2nz">
               <w:r>
                 <w:rPr>
                   <w:rFonts w:ascii="Arial" w:cs="Arial" w:eastAsia="Arial" w:hAnsi="Arial"/>
@@ -13756,7 +13756,7 @@
               <w:spacing w:after="10" w:before="0"/>
               <w:ind w:left="120"/>
             </w:pPr>
-            <w:hyperlink w:history="1" r:id="rIdg-rs_bpayltbjfhybvjmt">
+            <w:hyperlink w:history="1" r:id="rIdhc8e7t6m7izomvbclhuft">
               <w:r>
                 <w:rPr>
                   <w:rFonts w:ascii="Arial" w:cs="Arial" w:eastAsia="Arial" w:hAnsi="Arial"/>
@@ -13951,7 +13951,7 @@
             <w:pPr>
               <w:spacing w:after="20" w:before="0"/>
             </w:pPr>
-            <w:hyperlink w:history="1" r:id="rIduxlgp2fr4tvjinkxyziby">
+            <w:hyperlink w:history="1" r:id="rId5b6d6pzwpz7yuhiu8nhnb">
               <w:r>
                 <w:rPr>
                   <w:rFonts w:ascii="Arial" w:cs="Arial" w:eastAsia="Arial" w:hAnsi="Arial"/>
@@ -13984,7 +13984,7 @@
               <w:spacing w:after="10" w:before="0"/>
               <w:ind w:left="120"/>
             </w:pPr>
-            <w:hyperlink w:history="1" r:id="rIdtpgrlvkgg_nf4rccjwm9a">
+            <w:hyperlink w:history="1" r:id="rIdkkxtemh-f4k0tym4dl_fi">
               <w:r>
                 <w:rPr>
                   <w:rFonts w:ascii="Arial" w:cs="Arial" w:eastAsia="Arial" w:hAnsi="Arial"/>
@@ -14029,7 +14029,7 @@
             <w:pPr>
               <w:spacing w:after="20" w:before="0"/>
             </w:pPr>
-            <w:hyperlink w:history="1" r:id="rIdy5wemgphc7xbpcwajsyh5">
+            <w:hyperlink w:history="1" r:id="rIdaaxm_eq_eptwhgd3zevzr">
               <w:r>
                 <w:rPr>
                   <w:rFonts w:ascii="Arial" w:cs="Arial" w:eastAsia="Arial" w:hAnsi="Arial"/>
@@ -14062,7 +14062,7 @@
               <w:spacing w:after="10" w:before="0"/>
               <w:ind w:left="120"/>
             </w:pPr>
-            <w:hyperlink w:history="1" r:id="rIdlvgx6uau35eb8ajum30-_">
+            <w:hyperlink w:history="1" r:id="rIdxvg_auwaxixyp22zjc_-5">
               <w:r>
                 <w:rPr>
                   <w:rFonts w:ascii="Arial" w:cs="Arial" w:eastAsia="Arial" w:hAnsi="Arial"/>
@@ -14257,7 +14257,7 @@
             <w:pPr>
               <w:spacing w:after="20" w:before="0"/>
             </w:pPr>
-            <w:hyperlink w:history="1" r:id="rIdgon2kzojhc9kf9dwcdsmq">
+            <w:hyperlink w:history="1" r:id="rIdrbek3dimjv732n9aqomlo">
               <w:r>
                 <w:rPr>
                   <w:rFonts w:ascii="Arial" w:cs="Arial" w:eastAsia="Arial" w:hAnsi="Arial"/>
@@ -14290,7 +14290,7 @@
               <w:spacing w:after="10" w:before="0"/>
               <w:ind w:left="120"/>
             </w:pPr>
-            <w:hyperlink w:history="1" r:id="rId1myyllsr3aiocrzbh5cjh">
+            <w:hyperlink w:history="1" r:id="rIdlcm9g8mb6ly0imbrmglxi">
               <w:r>
                 <w:rPr>
                   <w:rFonts w:ascii="Arial" w:cs="Arial" w:eastAsia="Arial" w:hAnsi="Arial"/>
@@ -14335,7 +14335,7 @@
             <w:pPr>
               <w:spacing w:after="20" w:before="0"/>
             </w:pPr>
-            <w:hyperlink w:history="1" r:id="rIdmfhid3l7v-r39zwzt8ia9">
+            <w:hyperlink w:history="1" r:id="rIdnzcnzylnc03d1foqu99zx">
               <w:r>
                 <w:rPr>
                   <w:rFonts w:ascii="Arial" w:cs="Arial" w:eastAsia="Arial" w:hAnsi="Arial"/>
@@ -14368,7 +14368,7 @@
               <w:spacing w:after="10" w:before="0"/>
               <w:ind w:left="120"/>
             </w:pPr>
-            <w:hyperlink w:history="1" r:id="rIdy8feal3wcbobrqjc68awb">
+            <w:hyperlink w:history="1" r:id="rIdtdk63uzcjmiza9ml5tjbh">
               <w:r>
                 <w:rPr>
                   <w:rFonts w:ascii="Arial" w:cs="Arial" w:eastAsia="Arial" w:hAnsi="Arial"/>
@@ -14563,7 +14563,7 @@
             <w:pPr>
               <w:spacing w:after="20" w:before="0"/>
             </w:pPr>
-            <w:hyperlink w:history="1" r:id="rIdgbjtxonjd68gqgn5sctia">
+            <w:hyperlink w:history="1" r:id="rIdx67z-7t87_gkgjbs9pn04">
               <w:r>
                 <w:rPr>
                   <w:rFonts w:ascii="Arial" w:cs="Arial" w:eastAsia="Arial" w:hAnsi="Arial"/>
@@ -14596,7 +14596,7 @@
               <w:spacing w:after="10" w:before="0"/>
               <w:ind w:left="120"/>
             </w:pPr>
-            <w:hyperlink w:history="1" r:id="rIdf5gc0n5dznfddtolkekq3">
+            <w:hyperlink w:history="1" r:id="rIdcwfezwu3ihmgjq7wtb90a">
               <w:r>
                 <w:rPr>
                   <w:rFonts w:ascii="Arial" w:cs="Arial" w:eastAsia="Arial" w:hAnsi="Arial"/>
@@ -14641,7 +14641,7 @@
             <w:pPr>
               <w:spacing w:after="20" w:before="0"/>
             </w:pPr>
-            <w:hyperlink w:history="1" r:id="rIdanl69q-8xcjj_j0uwaonv">
+            <w:hyperlink w:history="1" r:id="rIdiuqhmlkyw64upxp3e8iwh">
               <w:r>
                 <w:rPr>
                   <w:rFonts w:ascii="Arial" w:cs="Arial" w:eastAsia="Arial" w:hAnsi="Arial"/>
@@ -14674,7 +14674,7 @@
               <w:spacing w:after="10" w:before="0"/>
               <w:ind w:left="120"/>
             </w:pPr>
-            <w:hyperlink w:history="1" r:id="rIdd7tzxyv6rcsn02bxqtxbq">
+            <w:hyperlink w:history="1" r:id="rId8qju1jr7hxt-x3l0921wn">
               <w:r>
                 <w:rPr>
                   <w:rFonts w:ascii="Arial" w:cs="Arial" w:eastAsia="Arial" w:hAnsi="Arial"/>
@@ -14869,7 +14869,7 @@
             <w:pPr>
               <w:spacing w:after="20" w:before="0"/>
             </w:pPr>
-            <w:hyperlink w:history="1" r:id="rIdj22njqwufbez8u3eaezpn">
+            <w:hyperlink w:history="1" r:id="rIdspjgjsedgzmx9nyeenksd">
               <w:r>
                 <w:rPr>
                   <w:rFonts w:ascii="Arial" w:cs="Arial" w:eastAsia="Arial" w:hAnsi="Arial"/>
@@ -14902,7 +14902,7 @@
               <w:spacing w:after="10" w:before="0"/>
               <w:ind w:left="120"/>
             </w:pPr>
-            <w:hyperlink w:history="1" r:id="rIdokh6n6qqkgf_3e1ir6n_g">
+            <w:hyperlink w:history="1" r:id="rIdppkbdzgir87n6lh2iaxcf">
               <w:r>
                 <w:rPr>
                   <w:rFonts w:ascii="Arial" w:cs="Arial" w:eastAsia="Arial" w:hAnsi="Arial"/>
@@ -14947,7 +14947,7 @@
             <w:pPr>
               <w:spacing w:after="20" w:before="0"/>
             </w:pPr>
-            <w:hyperlink w:history="1" r:id="rIdivp0fod-uattchajgjdrq">
+            <w:hyperlink w:history="1" r:id="rIdvfefbzej8cazr0vwgzs4m">
               <w:r>
                 <w:rPr>
                   <w:rFonts w:ascii="Arial" w:cs="Arial" w:eastAsia="Arial" w:hAnsi="Arial"/>
@@ -14980,7 +14980,7 @@
               <w:spacing w:after="10" w:before="0"/>
               <w:ind w:left="120"/>
             </w:pPr>
-            <w:hyperlink w:history="1" r:id="rIdvcmwz1yognd40ygub_cyf">
+            <w:hyperlink w:history="1" r:id="rIdlox8-o2hgdy9ls1cyekqc">
               <w:r>
                 <w:rPr>
                   <w:rFonts w:ascii="Arial" w:cs="Arial" w:eastAsia="Arial" w:hAnsi="Arial"/>
@@ -15492,7 +15492,7 @@
         </w:rPr>
         <w:t xml:space="preserve">© 2026 SeaVuria and ARES. Aligned with KICD objectives. Developed by SeaVuria; technical implementation by ARES (with AI assistance from Claude). Licensed under </w:t>
       </w:r>
-      <w:hyperlink w:history="1" r:id="rIdwn9qehsbj7trrnhse9n84">
+      <w:hyperlink w:history="1" r:id="rIdvoa3i-kq5e4op5sysdptd">
         <w:r>
           <w:rPr>
             <w:rFonts w:ascii="Arial" w:cs="Arial" w:eastAsia="Arial" w:hAnsi="Arial"/>
@@ -15513,7 +15513,7 @@
         </w:rPr>
         <w:t xml:space="preserve"> (</w:t>
       </w:r>
-      <w:hyperlink w:history="1" r:id="rId5vhj7wsg_9zvwsbcgkgev">
+      <w:hyperlink w:history="1" r:id="rIdbzi9z4jyjhhwa6zho2inb">
         <w:r>
           <w:rPr>
             <w:rFonts w:ascii="Arial" w:cs="Arial" w:eastAsia="Arial" w:hAnsi="Arial"/>
@@ -16526,7 +16526,7 @@
             <w:pPr>
               <w:spacing w:after="20" w:before="0"/>
             </w:pPr>
-            <w:hyperlink w:history="1" r:id="rIdtvv5ki64gkeqbt-5tijmp">
+            <w:hyperlink w:history="1" r:id="rId62hr266xv-3trcpmixofx">
               <w:r>
                 <w:rPr>
                   <w:rFonts w:ascii="Arial" w:cs="Arial" w:eastAsia="Arial" w:hAnsi="Arial"/>
@@ -16559,7 +16559,7 @@
               <w:spacing w:after="10" w:before="0"/>
               <w:ind w:left="120"/>
             </w:pPr>
-            <w:hyperlink w:history="1" r:id="rIdxo4vkhs2djrp7m6qiim--">
+            <w:hyperlink w:history="1" r:id="rId2bk05gvuf5rbmi4kpkqtg">
               <w:r>
                 <w:rPr>
                   <w:rFonts w:ascii="Arial" w:cs="Arial" w:eastAsia="Arial" w:hAnsi="Arial"/>
@@ -16604,7 +16604,7 @@
             <w:pPr>
               <w:spacing w:after="20" w:before="0"/>
             </w:pPr>
-            <w:hyperlink w:history="1" r:id="rIdnnwqgwtdf51j68nre6jad">
+            <w:hyperlink w:history="1" r:id="rIddf60tvesw7mkmt5oac6fk">
               <w:r>
                 <w:rPr>
                   <w:rFonts w:ascii="Arial" w:cs="Arial" w:eastAsia="Arial" w:hAnsi="Arial"/>
@@ -16637,7 +16637,7 @@
               <w:spacing w:after="10" w:before="0"/>
               <w:ind w:left="120"/>
             </w:pPr>
-            <w:hyperlink w:history="1" r:id="rIdrnvnszatxe06wiry4bqi5">
+            <w:hyperlink w:history="1" r:id="rIdqxogp-wyfwvkolfxe-lrw">
               <w:r>
                 <w:rPr>
                   <w:rFonts w:ascii="Arial" w:cs="Arial" w:eastAsia="Arial" w:hAnsi="Arial"/>
@@ -16832,7 +16832,7 @@
             <w:pPr>
               <w:spacing w:after="20" w:before="0"/>
             </w:pPr>
-            <w:hyperlink w:history="1" r:id="rIdrxioanat1bo0-rbmf1kir">
+            <w:hyperlink w:history="1" r:id="rIdphmpmc5vjq5fgztuboihn">
               <w:r>
                 <w:rPr>
                   <w:rFonts w:ascii="Arial" w:cs="Arial" w:eastAsia="Arial" w:hAnsi="Arial"/>
@@ -16865,7 +16865,7 @@
               <w:spacing w:after="10" w:before="0"/>
               <w:ind w:left="120"/>
             </w:pPr>
-            <w:hyperlink w:history="1" r:id="rIdfzfbgvgqasxw-e5ihouhl">
+            <w:hyperlink w:history="1" r:id="rIdv3xs49fjqav0xlfda3myz">
               <w:r>
                 <w:rPr>
                   <w:rFonts w:ascii="Arial" w:cs="Arial" w:eastAsia="Arial" w:hAnsi="Arial"/>
@@ -16910,7 +16910,7 @@
             <w:pPr>
               <w:spacing w:after="20" w:before="0"/>
             </w:pPr>
-            <w:hyperlink w:history="1" r:id="rIdsv0cpb0avgnue8_uelv7k">
+            <w:hyperlink w:history="1" r:id="rIdtmolcwgxw2jyokwlrxrnk">
               <w:r>
                 <w:rPr>
                   <w:rFonts w:ascii="Arial" w:cs="Arial" w:eastAsia="Arial" w:hAnsi="Arial"/>
@@ -16943,7 +16943,7 @@
               <w:spacing w:after="10" w:before="0"/>
               <w:ind w:left="120"/>
             </w:pPr>
-            <w:hyperlink w:history="1" r:id="rId8jtoymphyhds_pdpwkyaq">
+            <w:hyperlink w:history="1" r:id="rIdfluh_y6f8ebtrqyvbfcet">
               <w:r>
                 <w:rPr>
                   <w:rFonts w:ascii="Arial" w:cs="Arial" w:eastAsia="Arial" w:hAnsi="Arial"/>
@@ -17138,7 +17138,7 @@
             <w:pPr>
               <w:spacing w:after="20" w:before="0"/>
             </w:pPr>
-            <w:hyperlink w:history="1" r:id="rIdenrizetwzwefsyoi6gfux">
+            <w:hyperlink w:history="1" r:id="rIdza5a_hxkyxsp3enmwdsu4">
               <w:r>
                 <w:rPr>
                   <w:rFonts w:ascii="Arial" w:cs="Arial" w:eastAsia="Arial" w:hAnsi="Arial"/>
@@ -17171,7 +17171,7 @@
               <w:spacing w:after="10" w:before="0"/>
               <w:ind w:left="120"/>
             </w:pPr>
-            <w:hyperlink w:history="1" r:id="rIdeizbtgkbtlbivqeroc-mg">
+            <w:hyperlink w:history="1" r:id="rIdsf5h91zrpcbnraareimig">
               <w:r>
                 <w:rPr>
                   <w:rFonts w:ascii="Arial" w:cs="Arial" w:eastAsia="Arial" w:hAnsi="Arial"/>
@@ -17216,7 +17216,7 @@
             <w:pPr>
               <w:spacing w:after="20" w:before="0"/>
             </w:pPr>
-            <w:hyperlink w:history="1" r:id="rIdfomghzanapvufgjuhdq4h">
+            <w:hyperlink w:history="1" r:id="rId7zsfsxcwx-cpofikw67z-">
               <w:r>
                 <w:rPr>
                   <w:rFonts w:ascii="Arial" w:cs="Arial" w:eastAsia="Arial" w:hAnsi="Arial"/>
@@ -17249,7 +17249,7 @@
               <w:spacing w:after="10" w:before="0"/>
               <w:ind w:left="120"/>
             </w:pPr>
-            <w:hyperlink w:history="1" r:id="rIdiv0wg9vlwans_fprcdw8j">
+            <w:hyperlink w:history="1" r:id="rIdzutln-arijvv-uub_s3fv">
               <w:r>
                 <w:rPr>
                   <w:rFonts w:ascii="Arial" w:cs="Arial" w:eastAsia="Arial" w:hAnsi="Arial"/>
@@ -17444,7 +17444,7 @@
             <w:pPr>
               <w:spacing w:after="20" w:before="0"/>
             </w:pPr>
-            <w:hyperlink w:history="1" r:id="rIdbajj5xeg3ge_mgdywwupc">
+            <w:hyperlink w:history="1" r:id="rIdgqtk1xlrtjc7jc6kohq5u">
               <w:r>
                 <w:rPr>
                   <w:rFonts w:ascii="Arial" w:cs="Arial" w:eastAsia="Arial" w:hAnsi="Arial"/>
@@ -17477,7 +17477,7 @@
               <w:spacing w:after="10" w:before="0"/>
               <w:ind w:left="120"/>
             </w:pPr>
-            <w:hyperlink w:history="1" r:id="rIdpantyjx6vkkziygloq5bd">
+            <w:hyperlink w:history="1" r:id="rIdvfacywxub2rsmjdc__hd8">
               <w:r>
                 <w:rPr>
                   <w:rFonts w:ascii="Arial" w:cs="Arial" w:eastAsia="Arial" w:hAnsi="Arial"/>
@@ -17522,7 +17522,7 @@
             <w:pPr>
               <w:spacing w:after="20" w:before="0"/>
             </w:pPr>
-            <w:hyperlink w:history="1" r:id="rIdgn--ehwpswanxjyy5h-ms">
+            <w:hyperlink w:history="1" r:id="rIdxp5m8jfbwucsp14aqait9">
               <w:r>
                 <w:rPr>
                   <w:rFonts w:ascii="Arial" w:cs="Arial" w:eastAsia="Arial" w:hAnsi="Arial"/>
@@ -17555,7 +17555,7 @@
               <w:spacing w:after="10" w:before="0"/>
               <w:ind w:left="120"/>
             </w:pPr>
-            <w:hyperlink w:history="1" r:id="rIdtse5wcsunodofpzmej7rg">
+            <w:hyperlink w:history="1" r:id="rIdbrz8orv0ioxq_tmykf6a6">
               <w:r>
                 <w:rPr>
                   <w:rFonts w:ascii="Arial" w:cs="Arial" w:eastAsia="Arial" w:hAnsi="Arial"/>
@@ -17750,7 +17750,7 @@
             <w:pPr>
               <w:spacing w:after="20" w:before="0"/>
             </w:pPr>
-            <w:hyperlink w:history="1" r:id="rIdtj5_xtmrom_y12drcx94p">
+            <w:hyperlink w:history="1" r:id="rId53aevb_5kajpvnnbs_8tj">
               <w:r>
                 <w:rPr>
                   <w:rFonts w:ascii="Arial" w:cs="Arial" w:eastAsia="Arial" w:hAnsi="Arial"/>
@@ -17799,7 +17799,7 @@
               <w:spacing w:after="10" w:before="0"/>
               <w:ind w:left="120"/>
             </w:pPr>
-            <w:hyperlink w:history="1" r:id="rIds_lueuicg8g4jtelw7kdg">
+            <w:hyperlink w:history="1" r:id="rId8ijgv2dqoma3picmil8jc">
               <w:r>
                 <w:rPr>
                   <w:rFonts w:ascii="Arial" w:cs="Arial" w:eastAsia="Arial" w:hAnsi="Arial"/>
@@ -17844,7 +17844,7 @@
             <w:pPr>
               <w:spacing w:after="20" w:before="0"/>
             </w:pPr>
-            <w:hyperlink w:history="1" r:id="rIdccrl31jflxrti8qcogztg">
+            <w:hyperlink w:history="1" r:id="rId1uz01sagaalggruxzshga">
               <w:r>
                 <w:rPr>
                   <w:rFonts w:ascii="Arial" w:cs="Arial" w:eastAsia="Arial" w:hAnsi="Arial"/>
@@ -17877,7 +17877,7 @@
               <w:spacing w:after="10" w:before="0"/>
               <w:ind w:left="120"/>
             </w:pPr>
-            <w:hyperlink w:history="1" r:id="rIdbc_ii2pcnyuzs0zduq0vo">
+            <w:hyperlink w:history="1" r:id="rIdh8qqyhjxbim825b1nohpd">
               <w:r>
                 <w:rPr>
                   <w:rFonts w:ascii="Arial" w:cs="Arial" w:eastAsia="Arial" w:hAnsi="Arial"/>
@@ -18389,7 +18389,7 @@
         </w:rPr>
         <w:t xml:space="preserve">© 2026 SeaVuria and ARES. Aligned with KICD objectives. Developed by SeaVuria; technical implementation by ARES (with AI assistance from Claude). Licensed under </w:t>
       </w:r>
-      <w:hyperlink w:history="1" r:id="rIdvgvbadrm4tjam_o4iifqo">
+      <w:hyperlink w:history="1" r:id="rIdk8p1fy6a23igde9qzkvtt">
         <w:r>
           <w:rPr>
             <w:rFonts w:ascii="Arial" w:cs="Arial" w:eastAsia="Arial" w:hAnsi="Arial"/>
@@ -18410,7 +18410,7 @@
         </w:rPr>
         <w:t xml:space="preserve"> (</w:t>
       </w:r>
-      <w:hyperlink w:history="1" r:id="rIdxrnoh9f7ob3f9vdifpsgv">
+      <w:hyperlink w:history="1" r:id="rIdf5thf-l0t66euqa7inm7t">
         <w:r>
           <w:rPr>
             <w:rFonts w:ascii="Arial" w:cs="Arial" w:eastAsia="Arial" w:hAnsi="Arial"/>
@@ -19423,7 +19423,7 @@
             <w:pPr>
               <w:spacing w:after="20" w:before="0"/>
             </w:pPr>
-            <w:hyperlink w:history="1" r:id="rIdxncyrqsk00tcwzeqyasm_">
+            <w:hyperlink w:history="1" r:id="rIdiuwbgkykt2ympjmwrkkzu">
               <w:r>
                 <w:rPr>
                   <w:rFonts w:ascii="Arial" w:cs="Arial" w:eastAsia="Arial" w:hAnsi="Arial"/>
@@ -19456,7 +19456,7 @@
               <w:spacing w:after="10" w:before="0"/>
               <w:ind w:left="120"/>
             </w:pPr>
-            <w:hyperlink w:history="1" r:id="rIdmvsochgtio8db8xtguoq8">
+            <w:hyperlink w:history="1" r:id="rId_cmtsgfbihrgt2mkb2-ul">
               <w:r>
                 <w:rPr>
                   <w:rFonts w:ascii="Arial" w:cs="Arial" w:eastAsia="Arial" w:hAnsi="Arial"/>
@@ -19501,7 +19501,7 @@
             <w:pPr>
               <w:spacing w:after="20" w:before="0"/>
             </w:pPr>
-            <w:hyperlink w:history="1" r:id="rIdpxd-oglrb2bv0ao0zhkvn">
+            <w:hyperlink w:history="1" r:id="rIdhji0krfkaxgmel4ht8vgs">
               <w:r>
                 <w:rPr>
                   <w:rFonts w:ascii="Arial" w:cs="Arial" w:eastAsia="Arial" w:hAnsi="Arial"/>
@@ -19534,7 +19534,7 @@
               <w:spacing w:after="10" w:before="0"/>
               <w:ind w:left="120"/>
             </w:pPr>
-            <w:hyperlink w:history="1" r:id="rIdaraakmxjmzbxt7i1rcozs">
+            <w:hyperlink w:history="1" r:id="rId_-uojdpjsvlwayqc6irp9">
               <w:r>
                 <w:rPr>
                   <w:rFonts w:ascii="Arial" w:cs="Arial" w:eastAsia="Arial" w:hAnsi="Arial"/>
@@ -19729,7 +19729,7 @@
             <w:pPr>
               <w:spacing w:after="20" w:before="0"/>
             </w:pPr>
-            <w:hyperlink w:history="1" r:id="rId3gikndivmwm-7vuqtanch">
+            <w:hyperlink w:history="1" r:id="rIdmutmm3u_namm2qvx9a-uh">
               <w:r>
                 <w:rPr>
                   <w:rFonts w:ascii="Arial" w:cs="Arial" w:eastAsia="Arial" w:hAnsi="Arial"/>
@@ -19762,7 +19762,7 @@
               <w:spacing w:after="10" w:before="0"/>
               <w:ind w:left="120"/>
             </w:pPr>
-            <w:hyperlink w:history="1" r:id="rIdwwwsq5qb_hkla-29kbedg">
+            <w:hyperlink w:history="1" r:id="rId89p1quhruigigvggvqcfn">
               <w:r>
                 <w:rPr>
                   <w:rFonts w:ascii="Arial" w:cs="Arial" w:eastAsia="Arial" w:hAnsi="Arial"/>
@@ -19807,7 +19807,7 @@
             <w:pPr>
               <w:spacing w:after="20" w:before="0"/>
             </w:pPr>
-            <w:hyperlink w:history="1" r:id="rIdb7srpixqo7om2d76nuksv">
+            <w:hyperlink w:history="1" r:id="rIdg_swzki8lamssx_5cal2g">
               <w:r>
                 <w:rPr>
                   <w:rFonts w:ascii="Arial" w:cs="Arial" w:eastAsia="Arial" w:hAnsi="Arial"/>
@@ -19840,7 +19840,7 @@
               <w:spacing w:after="10" w:before="0"/>
               <w:ind w:left="120"/>
             </w:pPr>
-            <w:hyperlink w:history="1" r:id="rIdd8q1oi6wb7wu04661pmlo">
+            <w:hyperlink w:history="1" r:id="rIdzg7sbzg7l2usd8-trinwo">
               <w:r>
                 <w:rPr>
                   <w:rFonts w:ascii="Arial" w:cs="Arial" w:eastAsia="Arial" w:hAnsi="Arial"/>
@@ -20035,7 +20035,7 @@
             <w:pPr>
               <w:spacing w:after="20" w:before="0"/>
             </w:pPr>
-            <w:hyperlink w:history="1" r:id="rId2xzfajurdbt_t78hun2uq">
+            <w:hyperlink w:history="1" r:id="rIdvdckpdwwdbylkdpgogycu">
               <w:r>
                 <w:rPr>
                   <w:rFonts w:ascii="Arial" w:cs="Arial" w:eastAsia="Arial" w:hAnsi="Arial"/>
@@ -20084,7 +20084,7 @@
               <w:spacing w:after="10" w:before="0"/>
               <w:ind w:left="120"/>
             </w:pPr>
-            <w:hyperlink w:history="1" r:id="rIdkbo4pv4diqapvdiulkabw">
+            <w:hyperlink w:history="1" r:id="rIdwxwz0dlxvhwgnebrt_kxo">
               <w:r>
                 <w:rPr>
                   <w:rFonts w:ascii="Arial" w:cs="Arial" w:eastAsia="Arial" w:hAnsi="Arial"/>
@@ -20129,7 +20129,7 @@
             <w:pPr>
               <w:spacing w:after="20" w:before="0"/>
             </w:pPr>
-            <w:hyperlink w:history="1" r:id="rIdyjemtl5bbgyloplsh0fqq">
+            <w:hyperlink w:history="1" r:id="rIdam9tbtpmovqtdkfyefovm">
               <w:r>
                 <w:rPr>
                   <w:rFonts w:ascii="Arial" w:cs="Arial" w:eastAsia="Arial" w:hAnsi="Arial"/>
@@ -20178,7 +20178,7 @@
               <w:spacing w:after="10" w:before="0"/>
               <w:ind w:left="120"/>
             </w:pPr>
-            <w:hyperlink w:history="1" r:id="rIdex34qslzfcuf7r79nukqi">
+            <w:hyperlink w:history="1" r:id="rIdh5erftt9mrdnug341ukcz">
               <w:r>
                 <w:rPr>
                   <w:rFonts w:ascii="Arial" w:cs="Arial" w:eastAsia="Arial" w:hAnsi="Arial"/>
@@ -20373,7 +20373,7 @@
             <w:pPr>
               <w:spacing w:after="20" w:before="0"/>
             </w:pPr>
-            <w:hyperlink w:history="1" r:id="rIdar0xhq_0fjyirorotkjt_">
+            <w:hyperlink w:history="1" r:id="rIdefxovobzug5ijkmgeohq5">
               <w:r>
                 <w:rPr>
                   <w:rFonts w:ascii="Arial" w:cs="Arial" w:eastAsia="Arial" w:hAnsi="Arial"/>
@@ -20422,7 +20422,7 @@
               <w:spacing w:after="10" w:before="0"/>
               <w:ind w:left="120"/>
             </w:pPr>
-            <w:hyperlink w:history="1" r:id="rIdezbfie-qdgmyxfho8dfrx">
+            <w:hyperlink w:history="1" r:id="rIdjsi14dmn3cdkry0iolzyw">
               <w:r>
                 <w:rPr>
                   <w:rFonts w:ascii="Arial" w:cs="Arial" w:eastAsia="Arial" w:hAnsi="Arial"/>
@@ -20467,7 +20467,7 @@
             <w:pPr>
               <w:spacing w:after="20" w:before="0"/>
             </w:pPr>
-            <w:hyperlink w:history="1" r:id="rIdfnfcpilylgkcgb1cz_3oo">
+            <w:hyperlink w:history="1" r:id="rIdgb3zn0dfirycpskkkqk4v">
               <w:r>
                 <w:rPr>
                   <w:rFonts w:ascii="Arial" w:cs="Arial" w:eastAsia="Arial" w:hAnsi="Arial"/>
@@ -20516,7 +20516,7 @@
               <w:spacing w:after="10" w:before="0"/>
               <w:ind w:left="120"/>
             </w:pPr>
-            <w:hyperlink w:history="1" r:id="rId7vwj9h61zhqjweylymdxl">
+            <w:hyperlink w:history="1" r:id="rIdp4n85qcabpystxehhjk6p">
               <w:r>
                 <w:rPr>
                   <w:rFonts w:ascii="Arial" w:cs="Arial" w:eastAsia="Arial" w:hAnsi="Arial"/>
@@ -20711,7 +20711,7 @@
             <w:pPr>
               <w:spacing w:after="20" w:before="0"/>
             </w:pPr>
-            <w:hyperlink w:history="1" r:id="rIdm9vooqjcgbwleegb0ud8h">
+            <w:hyperlink w:history="1" r:id="rIdvgq5ybmywjdictiqjra7t">
               <w:r>
                 <w:rPr>
                   <w:rFonts w:ascii="Arial" w:cs="Arial" w:eastAsia="Arial" w:hAnsi="Arial"/>
@@ -20760,7 +20760,7 @@
               <w:spacing w:after="10" w:before="0"/>
               <w:ind w:left="120"/>
             </w:pPr>
-            <w:hyperlink w:history="1" r:id="rIdnv89mzaeg89wkucc7__mx">
+            <w:hyperlink w:history="1" r:id="rIdebxab-_zfwn2ce8ekwnkv">
               <w:r>
                 <w:rPr>
                   <w:rFonts w:ascii="Arial" w:cs="Arial" w:eastAsia="Arial" w:hAnsi="Arial"/>
@@ -20805,7 +20805,7 @@
             <w:pPr>
               <w:spacing w:after="20" w:before="0"/>
             </w:pPr>
-            <w:hyperlink w:history="1" r:id="rIdmdlrlnwegaqk6el7ffhu6">
+            <w:hyperlink w:history="1" r:id="rId5uuq0qhwi3drsn85creed">
               <w:r>
                 <w:rPr>
                   <w:rFonts w:ascii="Arial" w:cs="Arial" w:eastAsia="Arial" w:hAnsi="Arial"/>
@@ -20854,7 +20854,7 @@
               <w:spacing w:after="10" w:before="0"/>
               <w:ind w:left="120"/>
             </w:pPr>
-            <w:hyperlink w:history="1" r:id="rIdugslsmag2ryf0cbxbmmlv">
+            <w:hyperlink w:history="1" r:id="rIdlef-6yzbmmfjkzimmujkq">
               <w:r>
                 <w:rPr>
                   <w:rFonts w:ascii="Arial" w:cs="Arial" w:eastAsia="Arial" w:hAnsi="Arial"/>
@@ -21366,7 +21366,7 @@
         </w:rPr>
         <w:t xml:space="preserve">© 2026 SeaVuria and ARES. Aligned with KICD objectives. Developed by SeaVuria; technical implementation by ARES (with AI assistance from Claude). Licensed under </w:t>
       </w:r>
-      <w:hyperlink w:history="1" r:id="rIdu7dubznc575dn3p7dqurh">
+      <w:hyperlink w:history="1" r:id="rIdbfhuxkix37svw0_c4v4ha">
         <w:r>
           <w:rPr>
             <w:rFonts w:ascii="Arial" w:cs="Arial" w:eastAsia="Arial" w:hAnsi="Arial"/>
@@ -21387,7 +21387,7 @@
         </w:rPr>
         <w:t xml:space="preserve"> (</w:t>
       </w:r>
-      <w:hyperlink w:history="1" r:id="rIdt2ijqxzrimt27ammglvpv">
+      <w:hyperlink w:history="1" r:id="rIdyuzertd_ylxmetpsodwzv">
         <w:r>
           <w:rPr>
             <w:rFonts w:ascii="Arial" w:cs="Arial" w:eastAsia="Arial" w:hAnsi="Arial"/>
@@ -22400,7 +22400,7 @@
             <w:pPr>
               <w:spacing w:after="20" w:before="0"/>
             </w:pPr>
-            <w:hyperlink w:history="1" r:id="rIdthb6j25bqwqcd_0ybfe_2">
+            <w:hyperlink w:history="1" r:id="rId-l0ne9dqllyxduxykw_kn">
               <w:r>
                 <w:rPr>
                   <w:rFonts w:ascii="Arial" w:cs="Arial" w:eastAsia="Arial" w:hAnsi="Arial"/>
@@ -22433,7 +22433,7 @@
               <w:spacing w:after="10" w:before="0"/>
               <w:ind w:left="120"/>
             </w:pPr>
-            <w:hyperlink w:history="1" r:id="rIdho9qecw_9kfobjdgovy8-">
+            <w:hyperlink w:history="1" r:id="rIda1y6afnc6g194i3ryplgt">
               <w:r>
                 <w:rPr>
                   <w:rFonts w:ascii="Arial" w:cs="Arial" w:eastAsia="Arial" w:hAnsi="Arial"/>
@@ -22478,7 +22478,7 @@
             <w:pPr>
               <w:spacing w:after="20" w:before="0"/>
             </w:pPr>
-            <w:hyperlink w:history="1" r:id="rIdcppmxxxlwh53-tol_938u">
+            <w:hyperlink w:history="1" r:id="rIde2e3p4hrigpu3oscnfwuh">
               <w:r>
                 <w:rPr>
                   <w:rFonts w:ascii="Arial" w:cs="Arial" w:eastAsia="Arial" w:hAnsi="Arial"/>
@@ -22511,7 +22511,7 @@
               <w:spacing w:after="10" w:before="0"/>
               <w:ind w:left="120"/>
             </w:pPr>
-            <w:hyperlink w:history="1" r:id="rIdlhjhijdefb4v05es8nzej">
+            <w:hyperlink w:history="1" r:id="rIdg1iigd8y1_hna7onvjar8">
               <w:r>
                 <w:rPr>
                   <w:rFonts w:ascii="Arial" w:cs="Arial" w:eastAsia="Arial" w:hAnsi="Arial"/>
@@ -22706,7 +22706,7 @@
             <w:pPr>
               <w:spacing w:after="20" w:before="0"/>
             </w:pPr>
-            <w:hyperlink w:history="1" r:id="rIdqgqj4mulzjtwc4ibldax2">
+            <w:hyperlink w:history="1" r:id="rIdxk76a5qnp2vtidiudsedo">
               <w:r>
                 <w:rPr>
                   <w:rFonts w:ascii="Arial" w:cs="Arial" w:eastAsia="Arial" w:hAnsi="Arial"/>
@@ -22739,7 +22739,7 @@
               <w:spacing w:after="10" w:before="0"/>
               <w:ind w:left="120"/>
             </w:pPr>
-            <w:hyperlink w:history="1" r:id="rId9jbxpgpa7gubi4l6ellba">
+            <w:hyperlink w:history="1" r:id="rIdjr1yd69epqgdaso-37tdr">
               <w:r>
                 <w:rPr>
                   <w:rFonts w:ascii="Arial" w:cs="Arial" w:eastAsia="Arial" w:hAnsi="Arial"/>
@@ -22784,7 +22784,7 @@
             <w:pPr>
               <w:spacing w:after="20" w:before="0"/>
             </w:pPr>
-            <w:hyperlink w:history="1" r:id="rIdfvm7lmmgdj68d3ia6qgqh">
+            <w:hyperlink w:history="1" r:id="rIdhyyeqwjwbillroiowhd3_">
               <w:r>
                 <w:rPr>
                   <w:rFonts w:ascii="Arial" w:cs="Arial" w:eastAsia="Arial" w:hAnsi="Arial"/>
@@ -22817,7 +22817,7 @@
               <w:spacing w:after="10" w:before="0"/>
               <w:ind w:left="120"/>
             </w:pPr>
-            <w:hyperlink w:history="1" r:id="rIdeb7cdbtye5zkra-ieiisu">
+            <w:hyperlink w:history="1" r:id="rIdsqhxnc-eh_uyr3bljvxka">
               <w:r>
                 <w:rPr>
                   <w:rFonts w:ascii="Arial" w:cs="Arial" w:eastAsia="Arial" w:hAnsi="Arial"/>
@@ -23012,7 +23012,7 @@
             <w:pPr>
               <w:spacing w:after="20" w:before="0"/>
             </w:pPr>
-            <w:hyperlink w:history="1" r:id="rIdzmkne7j5njpc2-ljfdxf-">
+            <w:hyperlink w:history="1" r:id="rIdzxpdhfwrpb7nwkfjkoo6d">
               <w:r>
                 <w:rPr>
                   <w:rFonts w:ascii="Arial" w:cs="Arial" w:eastAsia="Arial" w:hAnsi="Arial"/>
@@ -23061,7 +23061,7 @@
               <w:spacing w:after="10" w:before="0"/>
               <w:ind w:left="120"/>
             </w:pPr>
-            <w:hyperlink w:history="1" r:id="rIdovmpw2uu8k2syqycblcmm">
+            <w:hyperlink w:history="1" r:id="rIdzktegdfi97w1rt-qu6s5v">
               <w:r>
                 <w:rPr>
                   <w:rFonts w:ascii="Arial" w:cs="Arial" w:eastAsia="Arial" w:hAnsi="Arial"/>
@@ -23106,7 +23106,7 @@
             <w:pPr>
               <w:spacing w:after="20" w:before="0"/>
             </w:pPr>
-            <w:hyperlink w:history="1" r:id="rIdwshkrijygisdmrhgxyxsx">
+            <w:hyperlink w:history="1" r:id="rIdzh6mlmy5ew1vlw2uy8d8f">
               <w:r>
                 <w:rPr>
                   <w:rFonts w:ascii="Arial" w:cs="Arial" w:eastAsia="Arial" w:hAnsi="Arial"/>
@@ -23139,7 +23139,7 @@
               <w:spacing w:after="10" w:before="0"/>
               <w:ind w:left="120"/>
             </w:pPr>
-            <w:hyperlink w:history="1" r:id="rIdnpzj-ooldkuyenmjf_qqf">
+            <w:hyperlink w:history="1" r:id="rId1-n6tdu8zxg0a_njnpkmf">
               <w:r>
                 <w:rPr>
                   <w:rFonts w:ascii="Arial" w:cs="Arial" w:eastAsia="Arial" w:hAnsi="Arial"/>
@@ -23334,7 +23334,7 @@
             <w:pPr>
               <w:spacing w:after="20" w:before="0"/>
             </w:pPr>
-            <w:hyperlink w:history="1" r:id="rIdlkulvbtgdtkfbymoyvxfc">
+            <w:hyperlink w:history="1" r:id="rIdljiqkfvodfakmiz2vln-h">
               <w:r>
                 <w:rPr>
                   <w:rFonts w:ascii="Arial" w:cs="Arial" w:eastAsia="Arial" w:hAnsi="Arial"/>
@@ -23383,7 +23383,7 @@
               <w:spacing w:after="10" w:before="0"/>
               <w:ind w:left="120"/>
             </w:pPr>
-            <w:hyperlink w:history="1" r:id="rId5faq001hdnwtwwxzxvy0l">
+            <w:hyperlink w:history="1" r:id="rIdcem6t9xl4haqxo7jzfuxk">
               <w:r>
                 <w:rPr>
                   <w:rFonts w:ascii="Arial" w:cs="Arial" w:eastAsia="Arial" w:hAnsi="Arial"/>
@@ -23428,7 +23428,7 @@
             <w:pPr>
               <w:spacing w:after="20" w:before="0"/>
             </w:pPr>
-            <w:hyperlink w:history="1" r:id="rIdae5y3eeec1dxpdvuej_do">
+            <w:hyperlink w:history="1" r:id="rIdhn7ubrlqdooqihn9nnsdl">
               <w:r>
                 <w:rPr>
                   <w:rFonts w:ascii="Arial" w:cs="Arial" w:eastAsia="Arial" w:hAnsi="Arial"/>
@@ -23461,7 +23461,7 @@
               <w:spacing w:after="10" w:before="0"/>
               <w:ind w:left="120"/>
             </w:pPr>
-            <w:hyperlink w:history="1" r:id="rIdzmh_qddrcunvumdyjo_wx">
+            <w:hyperlink w:history="1" r:id="rIdvelw4uzfn5rl7grwc9dgr">
               <w:r>
                 <w:rPr>
                   <w:rFonts w:ascii="Arial" w:cs="Arial" w:eastAsia="Arial" w:hAnsi="Arial"/>
@@ -23656,7 +23656,7 @@
             <w:pPr>
               <w:spacing w:after="20" w:before="0"/>
             </w:pPr>
-            <w:hyperlink w:history="1" r:id="rIdebtpkwc-f7ew9j9xeyzsk">
+            <w:hyperlink w:history="1" r:id="rIdn9qnmcreqs6wbby0lhp5b">
               <w:r>
                 <w:rPr>
                   <w:rFonts w:ascii="Arial" w:cs="Arial" w:eastAsia="Arial" w:hAnsi="Arial"/>
@@ -23705,7 +23705,7 @@
               <w:spacing w:after="10" w:before="0"/>
               <w:ind w:left="120"/>
             </w:pPr>
-            <w:hyperlink w:history="1" r:id="rIdfhnkzn2tvgcsbhhot2xrc">
+            <w:hyperlink w:history="1" r:id="rIdyjzmih2eo-5msfajzh40p">
               <w:r>
                 <w:rPr>
                   <w:rFonts w:ascii="Arial" w:cs="Arial" w:eastAsia="Arial" w:hAnsi="Arial"/>
@@ -23750,7 +23750,7 @@
             <w:pPr>
               <w:spacing w:after="20" w:before="0"/>
             </w:pPr>
-            <w:hyperlink w:history="1" r:id="rIdwv4zgmbzzpoymm2uxj9hh">
+            <w:hyperlink w:history="1" r:id="rId1xqemc11nystguxk6gcdu">
               <w:r>
                 <w:rPr>
                   <w:rFonts w:ascii="Arial" w:cs="Arial" w:eastAsia="Arial" w:hAnsi="Arial"/>
@@ -23783,7 +23783,7 @@
               <w:spacing w:after="10" w:before="0"/>
               <w:ind w:left="120"/>
             </w:pPr>
-            <w:hyperlink w:history="1" r:id="rIdaeax-_x5idlrexfe_qx4l">
+            <w:hyperlink w:history="1" r:id="rIda3w5wsxl17vkgdgqvujil">
               <w:r>
                 <w:rPr>
                   <w:rFonts w:ascii="Arial" w:cs="Arial" w:eastAsia="Arial" w:hAnsi="Arial"/>
@@ -24295,7 +24295,7 @@
         </w:rPr>
         <w:t xml:space="preserve">© 2026 SeaVuria and ARES. Aligned with KICD objectives. Developed by SeaVuria; technical implementation by ARES (with AI assistance from Claude). Licensed under </w:t>
       </w:r>
-      <w:hyperlink w:history="1" r:id="rIdt48h2aputchvrs48n8xmx">
+      <w:hyperlink w:history="1" r:id="rId3j47mrodyqbjgvr73ty1q">
         <w:r>
           <w:rPr>
             <w:rFonts w:ascii="Arial" w:cs="Arial" w:eastAsia="Arial" w:hAnsi="Arial"/>
@@ -24316,7 +24316,7 @@
         </w:rPr>
         <w:t xml:space="preserve"> (</w:t>
       </w:r>
-      <w:hyperlink w:history="1" r:id="rIducbl6qvpzckltezoiufy8">
+      <w:hyperlink w:history="1" r:id="rIdh0v4jynggki8oqt1cy7th">
         <w:r>
           <w:rPr>
             <w:rFonts w:ascii="Arial" w:cs="Arial" w:eastAsia="Arial" w:hAnsi="Arial"/>
@@ -25329,7 +25329,7 @@
             <w:pPr>
               <w:spacing w:after="20" w:before="0"/>
             </w:pPr>
-            <w:hyperlink w:history="1" r:id="rIdejfxbsd_hk-zkexkijs6o">
+            <w:hyperlink w:history="1" r:id="rIdok5zxrqzawfjqykjjjyek">
               <w:r>
                 <w:rPr>
                   <w:rFonts w:ascii="Arial" w:cs="Arial" w:eastAsia="Arial" w:hAnsi="Arial"/>
@@ -25362,7 +25362,7 @@
               <w:spacing w:after="10" w:before="0"/>
               <w:ind w:left="120"/>
             </w:pPr>
-            <w:hyperlink w:history="1" r:id="rIduveovbhai3x63frrxveyg">
+            <w:hyperlink w:history="1" r:id="rIdncz9zok9ktqmyad-au9js">
               <w:r>
                 <w:rPr>
                   <w:rFonts w:ascii="Arial" w:cs="Arial" w:eastAsia="Arial" w:hAnsi="Arial"/>
@@ -25407,7 +25407,7 @@
             <w:pPr>
               <w:spacing w:after="20" w:before="0"/>
             </w:pPr>
-            <w:hyperlink w:history="1" r:id="rId7ixwatxmhhtvbhvyruzem">
+            <w:hyperlink w:history="1" r:id="rIdhubtala6xsm5cfn3xwprj">
               <w:r>
                 <w:rPr>
                   <w:rFonts w:ascii="Arial" w:cs="Arial" w:eastAsia="Arial" w:hAnsi="Arial"/>
@@ -25440,7 +25440,7 @@
               <w:spacing w:after="10" w:before="0"/>
               <w:ind w:left="120"/>
             </w:pPr>
-            <w:hyperlink w:history="1" r:id="rIdacy97bvjnh55aj_r4d-im">
+            <w:hyperlink w:history="1" r:id="rIdcky3vjzigpkhjbnyle38n">
               <w:r>
                 <w:rPr>
                   <w:rFonts w:ascii="Arial" w:cs="Arial" w:eastAsia="Arial" w:hAnsi="Arial"/>
@@ -25635,7 +25635,7 @@
             <w:pPr>
               <w:spacing w:after="20" w:before="0"/>
             </w:pPr>
-            <w:hyperlink w:history="1" r:id="rIdne_b1e11y1mzubhqq42se">
+            <w:hyperlink w:history="1" r:id="rIdn5nazmcnkd8jm32zqwtjv">
               <w:r>
                 <w:rPr>
                   <w:rFonts w:ascii="Arial" w:cs="Arial" w:eastAsia="Arial" w:hAnsi="Arial"/>
@@ -25668,7 +25668,7 @@
               <w:spacing w:after="10" w:before="0"/>
               <w:ind w:left="120"/>
             </w:pPr>
-            <w:hyperlink w:history="1" r:id="rId6jqgh0dt57xy3eyqgji6z">
+            <w:hyperlink w:history="1" r:id="rIdaeuk6pj2y7z8g5migoirf">
               <w:r>
                 <w:rPr>
                   <w:rFonts w:ascii="Arial" w:cs="Arial" w:eastAsia="Arial" w:hAnsi="Arial"/>
@@ -25713,7 +25713,7 @@
             <w:pPr>
               <w:spacing w:after="20" w:before="0"/>
             </w:pPr>
-            <w:hyperlink w:history="1" r:id="rIdcedlkhczrbt6g3dkxu1-e">
+            <w:hyperlink w:history="1" r:id="rIdatf5b7flfudp7xydr-1ly">
               <w:r>
                 <w:rPr>
                   <w:rFonts w:ascii="Arial" w:cs="Arial" w:eastAsia="Arial" w:hAnsi="Arial"/>
@@ -25746,7 +25746,7 @@
               <w:spacing w:after="10" w:before="0"/>
               <w:ind w:left="120"/>
             </w:pPr>
-            <w:hyperlink w:history="1" r:id="rIdhb97lbqduu_pzern0xr7s">
+            <w:hyperlink w:history="1" r:id="rIdr16tajrxub2x6e9clegra">
               <w:r>
                 <w:rPr>
                   <w:rFonts w:ascii="Arial" w:cs="Arial" w:eastAsia="Arial" w:hAnsi="Arial"/>
@@ -25941,7 +25941,7 @@
             <w:pPr>
               <w:spacing w:after="20" w:before="0"/>
             </w:pPr>
-            <w:hyperlink w:history="1" r:id="rIdvoasmclpafhqcj6scnz_n">
+            <w:hyperlink w:history="1" r:id="rIdadepvyrqibi8whfmjbozk">
               <w:r>
                 <w:rPr>
                   <w:rFonts w:ascii="Arial" w:cs="Arial" w:eastAsia="Arial" w:hAnsi="Arial"/>
@@ -25990,7 +25990,7 @@
               <w:spacing w:after="10" w:before="0"/>
               <w:ind w:left="120"/>
             </w:pPr>
-            <w:hyperlink w:history="1" r:id="rId263aifllhxjszdo5batqq">
+            <w:hyperlink w:history="1" r:id="rId9mosvq5kcif_eamhmlala">
               <w:r>
                 <w:rPr>
                   <w:rFonts w:ascii="Arial" w:cs="Arial" w:eastAsia="Arial" w:hAnsi="Arial"/>
@@ -26035,7 +26035,7 @@
             <w:pPr>
               <w:spacing w:after="20" w:before="0"/>
             </w:pPr>
-            <w:hyperlink w:history="1" r:id="rId90mgyi3_92iszdfur8ibj">
+            <w:hyperlink w:history="1" r:id="rIdddyekxrkeer85mmhvs_vu">
               <w:r>
                 <w:rPr>
                   <w:rFonts w:ascii="Arial" w:cs="Arial" w:eastAsia="Arial" w:hAnsi="Arial"/>
@@ -26084,7 +26084,7 @@
               <w:spacing w:after="10" w:before="0"/>
               <w:ind w:left="120"/>
             </w:pPr>
-            <w:hyperlink w:history="1" r:id="rIdhjzigxhdjfyhhs8negjjn">
+            <w:hyperlink w:history="1" r:id="rId5ntqgmtuxlesz8tk4vvhw">
               <w:r>
                 <w:rPr>
                   <w:rFonts w:ascii="Arial" w:cs="Arial" w:eastAsia="Arial" w:hAnsi="Arial"/>
@@ -26190,7 +26190,7 @@
                 <w:sz w:val="18"/>
                 <w:szCs w:val="18"/>
               </w:rPr>
-              <w:t xml:space="preserve">The side-by-side harmonic diagram and the step-by-step derivation connect the visual pattern from the simulation to the algebraic formula. Problem B deliberately links standing waves to the FM antenna, advancing the narrative toward the full resolution of the anchoring phenomenon in Lesson 10. This cross-lesson coherence reinforces that the unit is building one unified explanation, not isolated topics.</w:t>
+              <w:t xml:space="preserve">The side-by-side harmonic diagram and the step-by-step derivation connect the visual pattern from the simulation to the algebraic formula. Problem B deliberately links standing waves to the FM antenna, advancing the narrative toward the full resolution of the anchoring phenomenon in Lesson 12. This cross-lesson coherence reinforces that the unit is building one unified explanation, not isolated topics.</w:t>
             </w:r>
           </w:p>
         </w:tc>
@@ -26279,7 +26279,7 @@
             <w:pPr>
               <w:spacing w:after="20" w:before="0"/>
             </w:pPr>
-            <w:hyperlink w:history="1" r:id="rId1fwyl0clywju8op1nazl8">
+            <w:hyperlink w:history="1" r:id="rIdtqjpkc6u4aebqw7smvcbg">
               <w:r>
                 <w:rPr>
                   <w:rFonts w:ascii="Arial" w:cs="Arial" w:eastAsia="Arial" w:hAnsi="Arial"/>
@@ -26328,7 +26328,7 @@
               <w:spacing w:after="10" w:before="0"/>
               <w:ind w:left="120"/>
             </w:pPr>
-            <w:hyperlink w:history="1" r:id="rIdnz-k9wwiduyn2cqi4g_uf">
+            <w:hyperlink w:history="1" r:id="rIdaa8fhfrfngljkm1udktx_">
               <w:r>
                 <w:rPr>
                   <w:rFonts w:ascii="Arial" w:cs="Arial" w:eastAsia="Arial" w:hAnsi="Arial"/>
@@ -26373,7 +26373,7 @@
             <w:pPr>
               <w:spacing w:after="20" w:before="0"/>
             </w:pPr>
-            <w:hyperlink w:history="1" r:id="rIdiiwic9aarjsbp7xkndspr">
+            <w:hyperlink w:history="1" r:id="rId-pjerzlm8wcyyfi0rzujv">
               <w:r>
                 <w:rPr>
                   <w:rFonts w:ascii="Arial" w:cs="Arial" w:eastAsia="Arial" w:hAnsi="Arial"/>
@@ -26406,7 +26406,7 @@
               <w:spacing w:after="10" w:before="0"/>
               <w:ind w:left="120"/>
             </w:pPr>
-            <w:hyperlink w:history="1" r:id="rIdc7bdv26xt9pohmqzkk-si">
+            <w:hyperlink w:history="1" r:id="rIdhdaxwc6gmz9b_dwyvaa8z">
               <w:r>
                 <w:rPr>
                   <w:rFonts w:ascii="Arial" w:cs="Arial" w:eastAsia="Arial" w:hAnsi="Arial"/>
@@ -26601,7 +26601,7 @@
             <w:pPr>
               <w:spacing w:after="20" w:before="0"/>
             </w:pPr>
-            <w:hyperlink w:history="1" r:id="rIdln1yyp3yzkzsoq8gppiuc">
+            <w:hyperlink w:history="1" r:id="rIdxsbd0o26hibh6q3v1trd8">
               <w:r>
                 <w:rPr>
                   <w:rFonts w:ascii="Arial" w:cs="Arial" w:eastAsia="Arial" w:hAnsi="Arial"/>
@@ -26650,7 +26650,7 @@
               <w:spacing w:after="10" w:before="0"/>
               <w:ind w:left="120"/>
             </w:pPr>
-            <w:hyperlink w:history="1" r:id="rIdgybdri_px443m6qcvmjz6">
+            <w:hyperlink w:history="1" r:id="rIdlpzicdjk1dnhmnwffdkei">
               <w:r>
                 <w:rPr>
                   <w:rFonts w:ascii="Arial" w:cs="Arial" w:eastAsia="Arial" w:hAnsi="Arial"/>
@@ -26695,7 +26695,7 @@
             <w:pPr>
               <w:spacing w:after="20" w:before="0"/>
             </w:pPr>
-            <w:hyperlink w:history="1" r:id="rIdxcrsmooxr-t61plqj-fwu">
+            <w:hyperlink w:history="1" r:id="rIdnfehhvwn57zrzxtlf5y86">
               <w:r>
                 <w:rPr>
                   <w:rFonts w:ascii="Arial" w:cs="Arial" w:eastAsia="Arial" w:hAnsi="Arial"/>
@@ -26728,7 +26728,7 @@
               <w:spacing w:after="10" w:before="0"/>
               <w:ind w:left="120"/>
             </w:pPr>
-            <w:hyperlink w:history="1" r:id="rIdbkeitnubecpk4ibekcmhv">
+            <w:hyperlink w:history="1" r:id="rId8nzhahoph1s6vevi3-dcb">
               <w:r>
                 <w:rPr>
                   <w:rFonts w:ascii="Arial" w:cs="Arial" w:eastAsia="Arial" w:hAnsi="Arial"/>
@@ -27240,7 +27240,7 @@
         </w:rPr>
         <w:t xml:space="preserve">© 2026 SeaVuria and ARES. Aligned with KICD objectives. Developed by SeaVuria; technical implementation by ARES (with AI assistance from Claude). Licensed under </w:t>
       </w:r>
-      <w:hyperlink w:history="1" r:id="rIdqp2fmg065ryzgu8tvz09y">
+      <w:hyperlink w:history="1" r:id="rIdh9mq6-bbiohzui5-kqykc">
         <w:r>
           <w:rPr>
             <w:rFonts w:ascii="Arial" w:cs="Arial" w:eastAsia="Arial" w:hAnsi="Arial"/>
@@ -27261,7 +27261,7 @@
         </w:rPr>
         <w:t xml:space="preserve"> (</w:t>
       </w:r>
-      <w:hyperlink w:history="1" r:id="rIdf6lpnxzq0eh8mge5t3y3a">
+      <w:hyperlink w:history="1" r:id="rIdgop_cgpzygtgfzdxhpxgq">
         <w:r>
           <w:rPr>
             <w:rFonts w:ascii="Arial" w:cs="Arial" w:eastAsia="Arial" w:hAnsi="Arial"/>
@@ -28274,7 +28274,7 @@
             <w:pPr>
               <w:spacing w:after="20" w:before="0"/>
             </w:pPr>
-            <w:hyperlink w:history="1" r:id="rIdgtkfjclt0cnm83arg_lk1">
+            <w:hyperlink w:history="1" r:id="rIdi-8uikd9crlexbr8b5eww">
               <w:r>
                 <w:rPr>
                   <w:rFonts w:ascii="Arial" w:cs="Arial" w:eastAsia="Arial" w:hAnsi="Arial"/>
@@ -28307,7 +28307,7 @@
               <w:spacing w:after="10" w:before="0"/>
               <w:ind w:left="120"/>
             </w:pPr>
-            <w:hyperlink w:history="1" r:id="rIdhr55azsfddy6py5vf-bc7">
+            <w:hyperlink w:history="1" r:id="rIdgo6kj4pcb5umbuv63cv0i">
               <w:r>
                 <w:rPr>
                   <w:rFonts w:ascii="Arial" w:cs="Arial" w:eastAsia="Arial" w:hAnsi="Arial"/>
@@ -28352,7 +28352,7 @@
             <w:pPr>
               <w:spacing w:after="20" w:before="0"/>
             </w:pPr>
-            <w:hyperlink w:history="1" r:id="rId4dl-xxxdlwip6-e7lqpzf">
+            <w:hyperlink w:history="1" r:id="rId2rqet5h1qitv_qwej3xku">
               <w:r>
                 <w:rPr>
                   <w:rFonts w:ascii="Arial" w:cs="Arial" w:eastAsia="Arial" w:hAnsi="Arial"/>
@@ -28385,7 +28385,7 @@
               <w:spacing w:after="10" w:before="0"/>
               <w:ind w:left="120"/>
             </w:pPr>
-            <w:hyperlink w:history="1" r:id="rIdcou5yothdkk1b8_znvfcj">
+            <w:hyperlink w:history="1" r:id="rIdtjvri_hbjaonfanteh_lm">
               <w:r>
                 <w:rPr>
                   <w:rFonts w:ascii="Arial" w:cs="Arial" w:eastAsia="Arial" w:hAnsi="Arial"/>
@@ -28580,7 +28580,7 @@
             <w:pPr>
               <w:spacing w:after="20" w:before="0"/>
             </w:pPr>
-            <w:hyperlink w:history="1" r:id="rIdpi8tq_vpvzgujodrpqjyv">
+            <w:hyperlink w:history="1" r:id="rIdao_thsx40s_y7ob7fhg5o">
               <w:r>
                 <w:rPr>
                   <w:rFonts w:ascii="Arial" w:cs="Arial" w:eastAsia="Arial" w:hAnsi="Arial"/>
@@ -28613,7 +28613,7 @@
               <w:spacing w:after="10" w:before="0"/>
               <w:ind w:left="120"/>
             </w:pPr>
-            <w:hyperlink w:history="1" r:id="rIdgarkpb5etwxnofipa6kv7">
+            <w:hyperlink w:history="1" r:id="rId_rbyzegiopjh4uipehq_k">
               <w:r>
                 <w:rPr>
                   <w:rFonts w:ascii="Arial" w:cs="Arial" w:eastAsia="Arial" w:hAnsi="Arial"/>
@@ -28658,7 +28658,7 @@
             <w:pPr>
               <w:spacing w:after="20" w:before="0"/>
             </w:pPr>
-            <w:hyperlink w:history="1" r:id="rId3uyj2f8lbabwlamme7j4l">
+            <w:hyperlink w:history="1" r:id="rIdbobkofhhimvbq9li4u7dr">
               <w:r>
                 <w:rPr>
                   <w:rFonts w:ascii="Arial" w:cs="Arial" w:eastAsia="Arial" w:hAnsi="Arial"/>
@@ -28691,7 +28691,7 @@
               <w:spacing w:after="10" w:before="0"/>
               <w:ind w:left="120"/>
             </w:pPr>
-            <w:hyperlink w:history="1" r:id="rId2t6v_jixvkk1xroahjsln">
+            <w:hyperlink w:history="1" r:id="rIdvracrerusbt9ty4fhoq9c">
               <w:r>
                 <w:rPr>
                   <w:rFonts w:ascii="Arial" w:cs="Arial" w:eastAsia="Arial" w:hAnsi="Arial"/>
@@ -28886,7 +28886,7 @@
             <w:pPr>
               <w:spacing w:after="20" w:before="0"/>
             </w:pPr>
-            <w:hyperlink w:history="1" r:id="rIdf3aylmujtpwd8uk5rmqsj">
+            <w:hyperlink w:history="1" r:id="rIdt-fsgkuqyne2yzve_qm0l">
               <w:r>
                 <w:rPr>
                   <w:rFonts w:ascii="Arial" w:cs="Arial" w:eastAsia="Arial" w:hAnsi="Arial"/>
@@ -28919,7 +28919,7 @@
               <w:spacing w:after="10" w:before="0"/>
               <w:ind w:left="120"/>
             </w:pPr>
-            <w:hyperlink w:history="1" r:id="rIdovvi_sngguyx1qlukenew">
+            <w:hyperlink w:history="1" r:id="rIdb9mdodax-xmxm6drett0q">
               <w:r>
                 <w:rPr>
                   <w:rFonts w:ascii="Arial" w:cs="Arial" w:eastAsia="Arial" w:hAnsi="Arial"/>
@@ -28964,7 +28964,7 @@
             <w:pPr>
               <w:spacing w:after="20" w:before="0"/>
             </w:pPr>
-            <w:hyperlink w:history="1" r:id="rId-pkswzcuyngg6ukfrrdlw">
+            <w:hyperlink w:history="1" r:id="rIdavbgqwbbot06gxviysuav">
               <w:r>
                 <w:rPr>
                   <w:rFonts w:ascii="Arial" w:cs="Arial" w:eastAsia="Arial" w:hAnsi="Arial"/>
@@ -28997,7 +28997,7 @@
               <w:spacing w:after="10" w:before="0"/>
               <w:ind w:left="120"/>
             </w:pPr>
-            <w:hyperlink w:history="1" r:id="rIdkpanfqg6schny6moaujz_">
+            <w:hyperlink w:history="1" r:id="rIdz2zkl1g4kfk2qjxpuyotq">
               <w:r>
                 <w:rPr>
                   <w:rFonts w:ascii="Arial" w:cs="Arial" w:eastAsia="Arial" w:hAnsi="Arial"/>
@@ -29192,7 +29192,7 @@
             <w:pPr>
               <w:spacing w:after="20" w:before="0"/>
             </w:pPr>
-            <w:hyperlink w:history="1" r:id="rId5xoxojfrllw5mndbevthp">
+            <w:hyperlink w:history="1" r:id="rIdur_jt1z96xey1tbb5jrkp">
               <w:r>
                 <w:rPr>
                   <w:rFonts w:ascii="Arial" w:cs="Arial" w:eastAsia="Arial" w:hAnsi="Arial"/>
@@ -29225,7 +29225,7 @@
               <w:spacing w:after="10" w:before="0"/>
               <w:ind w:left="120"/>
             </w:pPr>
-            <w:hyperlink w:history="1" r:id="rIdbscy7e-ndsofxfbgromeo">
+            <w:hyperlink w:history="1" r:id="rIdo2fuq0rseb-2cbdvvoho4">
               <w:r>
                 <w:rPr>
                   <w:rFonts w:ascii="Arial" w:cs="Arial" w:eastAsia="Arial" w:hAnsi="Arial"/>
@@ -29270,7 +29270,7 @@
             <w:pPr>
               <w:spacing w:after="20" w:before="0"/>
             </w:pPr>
-            <w:hyperlink w:history="1" r:id="rIdh9gphmj35gfzzbw63kvyz">
+            <w:hyperlink w:history="1" r:id="rIdndc7iv57r-phpqqaajsnc">
               <w:r>
                 <w:rPr>
                   <w:rFonts w:ascii="Arial" w:cs="Arial" w:eastAsia="Arial" w:hAnsi="Arial"/>
@@ -29303,7 +29303,7 @@
               <w:spacing w:after="10" w:before="0"/>
               <w:ind w:left="120"/>
             </w:pPr>
-            <w:hyperlink w:history="1" r:id="rId-ddrsj11cdu4rpgssedq9">
+            <w:hyperlink w:history="1" r:id="rIdpyaoy6rdavmukncfms9k-">
               <w:r>
                 <w:rPr>
                   <w:rFonts w:ascii="Arial" w:cs="Arial" w:eastAsia="Arial" w:hAnsi="Arial"/>
@@ -29498,7 +29498,7 @@
             <w:pPr>
               <w:spacing w:after="20" w:before="0"/>
             </w:pPr>
-            <w:hyperlink w:history="1" r:id="rIdmgz53vdy1u_1yakzok42u">
+            <w:hyperlink w:history="1" r:id="rIddbizoobsxbuhxvsxanrmv">
               <w:r>
                 <w:rPr>
                   <w:rFonts w:ascii="Arial" w:cs="Arial" w:eastAsia="Arial" w:hAnsi="Arial"/>
@@ -29547,7 +29547,7 @@
               <w:spacing w:after="10" w:before="0"/>
               <w:ind w:left="120"/>
             </w:pPr>
-            <w:hyperlink w:history="1" r:id="rId1fsb6yqmt0tmb2a85jh_g">
+            <w:hyperlink w:history="1" r:id="rIdeionvdwtfgiam3mkyiy5l">
               <w:r>
                 <w:rPr>
                   <w:rFonts w:ascii="Arial" w:cs="Arial" w:eastAsia="Arial" w:hAnsi="Arial"/>
@@ -29592,7 +29592,7 @@
             <w:pPr>
               <w:spacing w:after="20" w:before="0"/>
             </w:pPr>
-            <w:hyperlink w:history="1" r:id="rIdkaup-ubmk7flipmhuaukh">
+            <w:hyperlink w:history="1" r:id="rId6qtxfmzrcdczp_huyd_ji">
               <w:r>
                 <w:rPr>
                   <w:rFonts w:ascii="Arial" w:cs="Arial" w:eastAsia="Arial" w:hAnsi="Arial"/>
@@ -29625,7 +29625,7 @@
               <w:spacing w:after="10" w:before="0"/>
               <w:ind w:left="120"/>
             </w:pPr>
-            <w:hyperlink w:history="1" r:id="rIdn_lvklqulimqs_igthzwd">
+            <w:hyperlink w:history="1" r:id="rIdzffg5_dvrahpue4qxwfip">
               <w:r>
                 <w:rPr>
                   <w:rFonts w:ascii="Arial" w:cs="Arial" w:eastAsia="Arial" w:hAnsi="Arial"/>
@@ -29667,7 +29667,7 @@
                 <w:sz w:val="18"/>
                 <w:szCs w:val="18"/>
               </w:rPr>
-              <w:t xml:space="preserve">Students retrieve their cumulative wave model diagram, which they have been revising since Lesson 1. This diagram shows the Nakuru–Nairobi highway scene (Doppler effect annotations) and the Kabete tunnel scene (reflection and refraction annotations added in earlier lessons). Today, students add TWO new annotated layers to the tunnel scene: (1) DIFFRACTION LAYER — at the tunnel mouth, students draw wavefronts for FM (tightly spaced, λ ≈ 2.85 m) and AM (widely spaced, λ ≈ 529 m) waves arriving at the tunnel opening (~8 m wide). They annotate: 'FM: gap ≈ 1.4λ → limited diffraction, weak signal inside' and 'AM: gap ≈ 0.013λ → strong diffraction, signal bends into tunnel.' (2) INTERFERENCE LAYER — inside the tunnel, students draw incoming FM wavefronts and reflected FM wavefronts from the tunnel walls converging. They mark two or three 'X' points labelled 'Destructive interference → FM dead-zone' and one or two '★' points labelled 'Constructive interference → FM hot-spot.' Students write a two-sentence model caption: 'This model shows that the FM blackout is caused by two compounding effects: [sentence 1 — diffraction]. [sentence 2 — interference].' Final 2 minutes: pair-share model diagrams for peer feedback using the prompt 'One thing I see clearly / One thing that needs a label.'</w:t>
+              <w:t xml:space="preserve">Students retrieve their cumulative wave model diagram, which they have been revising since Lesson 1. This diagram shows the Nakuru–Nairobi highway scene (Doppler effect annotations) and the Kabete tunnel scene (reflection and refraction annotations added in earlier lessons). Today, students add TWO new annotated layers to the tunnel scene: (1) DIFFRACTION LAYER — at the tunnel mouth, students draw wavefronts for FM (tightly spaced, λ ≈ 2.85 m) and AM (widely spaced, λ ≈ 529 m) waves arriving at the tunnel opening (~8 m wide). They annotate: 'FM: gap ≈ 2.8λ → limited diffraction, weak signal inside' and 'AM: gap ≈ 0.015λ → strong diffraction, signal bends into tunnel.' (2) INTERFERENCE LAYER — inside the tunnel, students draw incoming FM wavefronts and reflected FM wavefronts from the tunnel walls converging. They mark two or three 'X' points labelled 'Destructive interference → FM dead-zone' and one or two '★' points labelled 'Constructive interference → FM hot-spot.' Students write a two-sentence model caption: 'This model shows that the FM blackout is caused by two compounding effects: [sentence 1 — diffraction]. [sentence 2 — interference].' Final 2 minutes: pair-share model diagrams for peer feedback using the prompt 'One thing I see clearly / One thing that needs a label.'</w:t>
             </w:r>
           </w:p>
         </w:tc>
@@ -29699,7 +29699,7 @@
                 <w:sz w:val="18"/>
                 <w:szCs w:val="18"/>
               </w:rPr>
-              <w:t xml:space="preserve">SAY: 'Get out your cumulative model diagrams. You are adding two new layers today — diffraction at the tunnel mouth and interference inside the tunnel. Use the wavelength values we calculated: FM ≈ 2.85 m, AM ≈ 300 m, tunnel mouth ≈ 4 m. You have 7 minutes.' Circulate and prompt: 'Show me where the dead-zones would be — mark them with an X.' If a student draws FM and AM identically, ask: 'The tunnel mouth is 4 metres. The FM wavelength is 2.85 metres. The AM wavelength is 300 metres. Which one fits through the gap more easily in terms of diffraction?' [WAIT 12 s]. At 7 minutes, SAY: 'Pair-share — 90 seconds. Use the feedback prompt on the board: one thing clear, one thing needing a label.' Close with: 'Your model now explains five of the six wave behaviours we have studied. One more lesson on resonance and stationary waves, and your model will be complete.'</w:t>
+              <w:t xml:space="preserve">SAY: 'Get out your cumulative model diagrams. You are adding two new layers today — diffraction at the tunnel mouth and interference inside the tunnel. Use the wavelength values we calculated: FM ≈ 2.85 m, AM ≈ 529 m, tunnel mouth ≈ 8 m. You have 7 minutes.' Circulate and prompt: 'Show me where the dead-zones would be — mark them with an X.' If a student draws FM and AM identically, ask: 'The tunnel mouth is 8 metres. The FM wavelength is 2.85 metres. The AM wavelength is 529 metres. Which one fits through the gap more easily in terms of diffraction?' [WAIT 12 s]. At 7 minutes, SAY: 'Pair-share — 90 seconds. Use the feedback prompt on the board: one thing clear, one thing needing a label.' Close with: 'Your model now explains five of the six wave behaviours we have studied. One more lesson on resonance and stationary waves, and your model will be complete.'</w:t>
             </w:r>
           </w:p>
         </w:tc>
@@ -30137,7 +30137,7 @@
         </w:rPr>
         <w:t xml:space="preserve">© 2026 SeaVuria and ARES. Aligned with KICD objectives. Developed by SeaVuria; technical implementation by ARES (with AI assistance from Claude). Licensed under </w:t>
       </w:r>
-      <w:hyperlink w:history="1" r:id="rIdiempye_h-2q_dakijs-ui">
+      <w:hyperlink w:history="1" r:id="rIdqk8bahfjnfywjix6wf0_r">
         <w:r>
           <w:rPr>
             <w:rFonts w:ascii="Arial" w:cs="Arial" w:eastAsia="Arial" w:hAnsi="Arial"/>
@@ -30158,7 +30158,7 @@
         </w:rPr>
         <w:t xml:space="preserve"> (</w:t>
       </w:r>
-      <w:hyperlink w:history="1" r:id="rIdgr62ojeqbigeuxbk5zlg7">
+      <w:hyperlink w:history="1" r:id="rIdgcddkdwvyycwrorj9h4k9">
         <w:r>
           <w:rPr>
             <w:rFonts w:ascii="Arial" w:cs="Arial" w:eastAsia="Arial" w:hAnsi="Arial"/>
@@ -31171,7 +31171,7 @@
             <w:pPr>
               <w:spacing w:after="20" w:before="0"/>
             </w:pPr>
-            <w:hyperlink w:history="1" r:id="rIdpur0aovr0az0fyyycvxhj">
+            <w:hyperlink w:history="1" r:id="rId-2t-otjepfytgkeo0hnk0">
               <w:r>
                 <w:rPr>
                   <w:rFonts w:ascii="Arial" w:cs="Arial" w:eastAsia="Arial" w:hAnsi="Arial"/>
@@ -31204,7 +31204,7 @@
               <w:spacing w:after="10" w:before="0"/>
               <w:ind w:left="120"/>
             </w:pPr>
-            <w:hyperlink w:history="1" r:id="rIdcjd8ktfnzd91wdc8ilrgo">
+            <w:hyperlink w:history="1" r:id="rIds9jjvgdkh7b1lgnb2i9gs">
               <w:r>
                 <w:rPr>
                   <w:rFonts w:ascii="Arial" w:cs="Arial" w:eastAsia="Arial" w:hAnsi="Arial"/>
@@ -31249,7 +31249,7 @@
             <w:pPr>
               <w:spacing w:after="20" w:before="0"/>
             </w:pPr>
-            <w:hyperlink w:history="1" r:id="rIdomgqffmup9jryxrfvxo1s">
+            <w:hyperlink w:history="1" r:id="rIdje-rwfqybclfxrnbmfn9o">
               <w:r>
                 <w:rPr>
                   <w:rFonts w:ascii="Arial" w:cs="Arial" w:eastAsia="Arial" w:hAnsi="Arial"/>
@@ -31282,7 +31282,7 @@
               <w:spacing w:after="10" w:before="0"/>
               <w:ind w:left="120"/>
             </w:pPr>
-            <w:hyperlink w:history="1" r:id="rIddb34ifpfkx2rtuxgddabg">
+            <w:hyperlink w:history="1" r:id="rIdrs0_su8e3gyvtzmhbd_2y">
               <w:r>
                 <w:rPr>
                   <w:rFonts w:ascii="Arial" w:cs="Arial" w:eastAsia="Arial" w:hAnsi="Arial"/>
@@ -31477,7 +31477,7 @@
             <w:pPr>
               <w:spacing w:after="20" w:before="0"/>
             </w:pPr>
-            <w:hyperlink w:history="1" r:id="rIdnrgpoo77tlm3ocjsaurvd">
+            <w:hyperlink w:history="1" r:id="rIdxhv3b7tr3imd6ppgtvymn">
               <w:r>
                 <w:rPr>
                   <w:rFonts w:ascii="Arial" w:cs="Arial" w:eastAsia="Arial" w:hAnsi="Arial"/>
@@ -31510,7 +31510,7 @@
               <w:spacing w:after="10" w:before="0"/>
               <w:ind w:left="120"/>
             </w:pPr>
-            <w:hyperlink w:history="1" r:id="rId8huwbhnoas-ij-hsdcez0">
+            <w:hyperlink w:history="1" r:id="rIdbdjs0namjigl0tagvv6yp">
               <w:r>
                 <w:rPr>
                   <w:rFonts w:ascii="Arial" w:cs="Arial" w:eastAsia="Arial" w:hAnsi="Arial"/>
@@ -31555,7 +31555,7 @@
             <w:pPr>
               <w:spacing w:after="20" w:before="0"/>
             </w:pPr>
-            <w:hyperlink w:history="1" r:id="rIdjny4fn9qo4zeekkqh8hg_">
+            <w:hyperlink w:history="1" r:id="rIdcxel2ra8huicynkghwkyc">
               <w:r>
                 <w:rPr>
                   <w:rFonts w:ascii="Arial" w:cs="Arial" w:eastAsia="Arial" w:hAnsi="Arial"/>
@@ -31588,7 +31588,7 @@
               <w:spacing w:after="10" w:before="0"/>
               <w:ind w:left="120"/>
             </w:pPr>
-            <w:hyperlink w:history="1" r:id="rIdo2sz75mvrijcekydik29a">
+            <w:hyperlink w:history="1" r:id="rIdztgn6gxax3u_buqiklyf0">
               <w:r>
                 <w:rPr>
                   <w:rFonts w:ascii="Arial" w:cs="Arial" w:eastAsia="Arial" w:hAnsi="Arial"/>
@@ -31783,7 +31783,7 @@
             <w:pPr>
               <w:spacing w:after="20" w:before="0"/>
             </w:pPr>
-            <w:hyperlink w:history="1" r:id="rIds5mdyajnsbp6hef8ljrot">
+            <w:hyperlink w:history="1" r:id="rIdwwjxy251gct6wphidjvph">
               <w:r>
                 <w:rPr>
                   <w:rFonts w:ascii="Arial" w:cs="Arial" w:eastAsia="Arial" w:hAnsi="Arial"/>
@@ -31816,7 +31816,7 @@
               <w:spacing w:after="10" w:before="0"/>
               <w:ind w:left="120"/>
             </w:pPr>
-            <w:hyperlink w:history="1" r:id="rIdprwenhrtgunyfb1uqbdxc">
+            <w:hyperlink w:history="1" r:id="rIdivi7zl1ezuwrnlnk1s2wh">
               <w:r>
                 <w:rPr>
                   <w:rFonts w:ascii="Arial" w:cs="Arial" w:eastAsia="Arial" w:hAnsi="Arial"/>
@@ -31861,7 +31861,7 @@
             <w:pPr>
               <w:spacing w:after="20" w:before="0"/>
             </w:pPr>
-            <w:hyperlink w:history="1" r:id="rId4ojvyc-o8ssaft3gsftsx">
+            <w:hyperlink w:history="1" r:id="rIdj27nnru4robd5u6jq3nbx">
               <w:r>
                 <w:rPr>
                   <w:rFonts w:ascii="Arial" w:cs="Arial" w:eastAsia="Arial" w:hAnsi="Arial"/>
@@ -31894,7 +31894,7 @@
               <w:spacing w:after="10" w:before="0"/>
               <w:ind w:left="120"/>
             </w:pPr>
-            <w:hyperlink w:history="1" r:id="rIdtvxcp6kellj3gda3mdf-r">
+            <w:hyperlink w:history="1" r:id="rIdnrwfkhiu2vdvbpaau_tmj">
               <w:r>
                 <w:rPr>
                   <w:rFonts w:ascii="Arial" w:cs="Arial" w:eastAsia="Arial" w:hAnsi="Arial"/>
@@ -32089,7 +32089,7 @@
             <w:pPr>
               <w:spacing w:after="20" w:before="0"/>
             </w:pPr>
-            <w:hyperlink w:history="1" r:id="rIdfmgjjmlnjwtldwdsv8ok-">
+            <w:hyperlink w:history="1" r:id="rIdoa2ko_shpy0gol7lxanqb">
               <w:r>
                 <w:rPr>
                   <w:rFonts w:ascii="Arial" w:cs="Arial" w:eastAsia="Arial" w:hAnsi="Arial"/>
@@ -32122,7 +32122,7 @@
               <w:spacing w:after="10" w:before="0"/>
               <w:ind w:left="120"/>
             </w:pPr>
-            <w:hyperlink w:history="1" r:id="rIda3fbbpfsixgwbxxtdutfu">
+            <w:hyperlink w:history="1" r:id="rIdhrq4-p-9av6wr0ajpvc5a">
               <w:r>
                 <w:rPr>
                   <w:rFonts w:ascii="Arial" w:cs="Arial" w:eastAsia="Arial" w:hAnsi="Arial"/>
@@ -32167,7 +32167,7 @@
             <w:pPr>
               <w:spacing w:after="20" w:before="0"/>
             </w:pPr>
-            <w:hyperlink w:history="1" r:id="rIdwkem6pl022lmkj8aigbct">
+            <w:hyperlink w:history="1" r:id="rIdfigd20y-z7xsfhiaqkhkc">
               <w:r>
                 <w:rPr>
                   <w:rFonts w:ascii="Arial" w:cs="Arial" w:eastAsia="Arial" w:hAnsi="Arial"/>
@@ -32200,7 +32200,7 @@
               <w:spacing w:after="10" w:before="0"/>
               <w:ind w:left="120"/>
             </w:pPr>
-            <w:hyperlink w:history="1" r:id="rIddmj-hdmyud3sgjkhalqzf">
+            <w:hyperlink w:history="1" r:id="rIdqye5vg9lymnepflsu9lkm">
               <w:r>
                 <w:rPr>
                   <w:rFonts w:ascii="Arial" w:cs="Arial" w:eastAsia="Arial" w:hAnsi="Arial"/>
@@ -32242,7 +32242,7 @@
                 <w:sz w:val="18"/>
                 <w:szCs w:val="18"/>
               </w:rPr>
-              <w:t xml:space="preserve">The teacher returns the class's attention to the two-part Driving Question displayed on the wall: 'Why does the matatu horn change pitch as it passes, and why does the FM radio signal disappear inside the Kabete tunnel?' Students individually write on a sticky note (or an index card if sticky notes are unavailable) one new piece of evidence from today's lesson that helps answer the TUNNEL part of the DQ. They place it under the 'TUNNEL' column of the DQB. The class then does a 3-minute 'gallery walk' of the DQB — silently reading new cards added today and placing a tick (✓) on any card whose idea they agree with. The teacher facilitates a 5-minute whole-class discussion to consolidate: 'We now know that waves bend AND can be totally internally reflected at boundaries. How does this add to our model of why FM signals struggle in the Kabete tunnel?' Students are prompted to connect today's lesson to previous evidence: diffraction (Lesson 8), wavelength and wave speed (Lesson 6), and the Doppler effect (Lesson 9). The updated class model is voiced aloud by a student volunteer and written as a 'Model Statement' on the board.</w:t>
+              <w:t xml:space="preserve">The teacher returns the class's attention to the two-part Driving Question displayed on the wall: 'Why does the matatu horn change pitch as it passes, and why does the FM radio signal disappear inside the Kabete tunnel?' Students individually write on a sticky note (or an index card if sticky notes are unavailable) one new piece of evidence from today's lesson that helps answer the TUNNEL part of the DQ. They place it under the 'TUNNEL' column of the DQB. The class then does a 3-minute 'gallery walk' of the DQB — silently reading new cards added today and placing a tick (✓) on any card whose idea they agree with. The teacher facilitates a 5-minute whole-class discussion to consolidate: 'We now know that waves bend AND can be totally internally reflected at boundaries. How does this add to our model of why FM signals struggle in the Kabete tunnel?' Students are prompted to connect today's lesson to previous evidence: diffraction (Lessons 6 and 9), wavelength and wave speed (Lessons 3 and 5), and the Doppler effect (Lesson 9). The updated class model is voiced aloud by a student volunteer and written as a 'Model Statement' on the board.</w:t>
             </w:r>
           </w:p>
         </w:tc>
@@ -32395,7 +32395,7 @@
             <w:pPr>
               <w:spacing w:after="20" w:before="0"/>
             </w:pPr>
-            <w:hyperlink w:history="1" r:id="rIds8w0ssqfhy0vup5rjh83y">
+            <w:hyperlink w:history="1" r:id="rIdwdgws16vsgczqytfukty1">
               <w:r>
                 <w:rPr>
                   <w:rFonts w:ascii="Arial" w:cs="Arial" w:eastAsia="Arial" w:hAnsi="Arial"/>
@@ -32428,7 +32428,7 @@
               <w:spacing w:after="10" w:before="0"/>
               <w:ind w:left="120"/>
             </w:pPr>
-            <w:hyperlink w:history="1" r:id="rIdymrp_r3knzridr5zqe4j1">
+            <w:hyperlink w:history="1" r:id="rIdd8uwtd-ng2wafhj9brslg">
               <w:r>
                 <w:rPr>
                   <w:rFonts w:ascii="Arial" w:cs="Arial" w:eastAsia="Arial" w:hAnsi="Arial"/>
@@ -32473,7 +32473,7 @@
             <w:pPr>
               <w:spacing w:after="20" w:before="0"/>
             </w:pPr>
-            <w:hyperlink w:history="1" r:id="rIdr86iz_20yqujma9bhzr2i">
+            <w:hyperlink w:history="1" r:id="rIdv4lurff_fnlolrfgvnsu-">
               <w:r>
                 <w:rPr>
                   <w:rFonts w:ascii="Arial" w:cs="Arial" w:eastAsia="Arial" w:hAnsi="Arial"/>
@@ -32506,7 +32506,7 @@
               <w:spacing w:after="10" w:before="0"/>
               <w:ind w:left="120"/>
             </w:pPr>
-            <w:hyperlink w:history="1" r:id="rIdj68e9yg6ire9edcq-_lgu">
+            <w:hyperlink w:history="1" r:id="rId2nvjmoartb7iwr1glo0mq">
               <w:r>
                 <w:rPr>
                   <w:rFonts w:ascii="Arial" w:cs="Arial" w:eastAsia="Arial" w:hAnsi="Arial"/>
@@ -32580,7 +32580,7 @@
                 <w:sz w:val="18"/>
                 <w:szCs w:val="18"/>
               </w:rPr>
-              <w:t xml:space="preserve">1. Say: 'Open your cumulative model to the Kabete tunnel half. You are going to add ONE new layer today using what you discovered about refraction and TIR. You have 10 minutes.' Display the model prompt on the projector: 'Draw the tunnel cross-section. Show a wave ray hitting the boundary. Label: angle of incidence, critical angle, refracted ray or TIR. Add a note: WHY is FM more affected than AM?' 2. Circulate — target the FM vs AM annotation: 'FM has a shorter wavelength than AM. How does that affect how much it diffracts around the tunnel opening? We explored diffraction in Lesson 8 — connect those ideas.' [wait 10 seconds for student to think before offering a hint.] 3. With 3 minutes remaining, say: 'Finish your diagram and write your Model Reflection sentence. Be honest about what you still do not understand.' 4. Cold-call 3 students to read their Model Reflection sentences. For each 'still have a question about' clause, write the question on a 'Parking Lot' section of the whiteboard: 'That is an excellent question for Lesson 11.' 5. Summarise: 'Today we moved from a bent straw at the canteen to Snell's Law to fibre-optic cables carrying internet to Mombasa. All of it — the same physics. Waves bend at boundaries. And sometimes they cannot cross at all.' 6. Assign exit task: students photograph their updated cumulative model with a school device (or the teacher photographs selected models to display at the start of Lesson 11).</w:t>
+              <w:t xml:space="preserve">1. Say: 'Open your cumulative model to the Kabete tunnel half. You are going to add ONE new layer today using what you discovered about refraction and TIR. You have 10 minutes.' Display the model prompt on the projector: 'Draw the tunnel cross-section. Show a wave ray hitting the boundary. Label: angle of incidence, critical angle, refracted ray or TIR. Add a note: WHY is FM more affected than AM?' 2. Circulate — target the FM vs AM annotation: 'FM has a shorter wavelength than AM. How does that affect how much it diffracts around the tunnel opening? We explored diffraction in Lessons 6 and 9 — connect those ideas.' [wait 10 seconds for student to think before offering a hint.] 3. With 3 minutes remaining, say: 'Finish your diagram and write your Model Reflection sentence. Be honest about what you still do not understand.' 4. Cold-call 3 students to read their Model Reflection sentences. For each 'still have a question about' clause, write the question on a 'Parking Lot' section of the whiteboard: 'That is an excellent question for Lesson 11.' 5. Summarise: 'Today we moved from a bent straw at the canteen to Snell's Law to fibre-optic cables carrying internet to Mombasa. All of it — the same physics. Waves bend at boundaries. And sometimes they cannot cross at all.' 6. Assign exit task: students photograph their updated cumulative model with a school device (or the teacher photographs selected models to display at the start of Lesson 11).</w:t>
             </w:r>
           </w:p>
         </w:tc>
@@ -33018,7 +33018,7 @@
         </w:rPr>
         <w:t xml:space="preserve">© 2026 SeaVuria and ARES. Aligned with KICD objectives. Developed by SeaVuria; technical implementation by ARES (with AI assistance from Claude). Licensed under </w:t>
       </w:r>
-      <w:hyperlink w:history="1" r:id="rIdeglb38of-citvesn-vbh2">
+      <w:hyperlink w:history="1" r:id="rIdciiswa_qfztwauhqavlxu">
         <w:r>
           <w:rPr>
             <w:rFonts w:ascii="Arial" w:cs="Arial" w:eastAsia="Arial" w:hAnsi="Arial"/>
@@ -33039,7 +33039,7 @@
         </w:rPr>
         <w:t xml:space="preserve"> (</w:t>
       </w:r>
-      <w:hyperlink w:history="1" r:id="rIdembxppnk_bobr8fpu_t3k">
+      <w:hyperlink w:history="1" r:id="rIdhma8p9ggsqkvkvhmfe05q">
         <w:r>
           <w:rPr>
             <w:rFonts w:ascii="Arial" w:cs="Arial" w:eastAsia="Arial" w:hAnsi="Arial"/>
@@ -34052,7 +34052,7 @@
             <w:pPr>
               <w:spacing w:after="20" w:before="0"/>
             </w:pPr>
-            <w:hyperlink w:history="1" r:id="rIdns8aenvp_pb5kshwq_lto">
+            <w:hyperlink w:history="1" r:id="rIdykhk8izs-gndws3xt73wb">
               <w:r>
                 <w:rPr>
                   <w:rFonts w:ascii="Arial" w:cs="Arial" w:eastAsia="Arial" w:hAnsi="Arial"/>
@@ -34085,7 +34085,7 @@
               <w:spacing w:after="10" w:before="0"/>
               <w:ind w:left="120"/>
             </w:pPr>
-            <w:hyperlink w:history="1" r:id="rId_irbb9szof7vqscnnxzgw">
+            <w:hyperlink w:history="1" r:id="rIddr-kcviuaqs2pd1fd2y5i">
               <w:r>
                 <w:rPr>
                   <w:rFonts w:ascii="Arial" w:cs="Arial" w:eastAsia="Arial" w:hAnsi="Arial"/>
@@ -34130,7 +34130,7 @@
             <w:pPr>
               <w:spacing w:after="20" w:before="0"/>
             </w:pPr>
-            <w:hyperlink w:history="1" r:id="rId_zctqqzecmwnjzyamibcy">
+            <w:hyperlink w:history="1" r:id="rIdpexo9xb-mzae8vq6xcrnk">
               <w:r>
                 <w:rPr>
                   <w:rFonts w:ascii="Arial" w:cs="Arial" w:eastAsia="Arial" w:hAnsi="Arial"/>
@@ -34163,7 +34163,7 @@
               <w:spacing w:after="10" w:before="0"/>
               <w:ind w:left="120"/>
             </w:pPr>
-            <w:hyperlink w:history="1" r:id="rId17s0lgoy48hnoz_1_7eua">
+            <w:hyperlink w:history="1" r:id="rIdool3jdqycaawdbdoliqqr">
               <w:r>
                 <w:rPr>
                   <w:rFonts w:ascii="Arial" w:cs="Arial" w:eastAsia="Arial" w:hAnsi="Arial"/>
@@ -34358,7 +34358,7 @@
             <w:pPr>
               <w:spacing w:after="20" w:before="0"/>
             </w:pPr>
-            <w:hyperlink w:history="1" r:id="rId_jneyqe4rg-cqh-yhg5j6">
+            <w:hyperlink w:history="1" r:id="rIdhysj5qwd0da6brw70zcjh">
               <w:r>
                 <w:rPr>
                   <w:rFonts w:ascii="Arial" w:cs="Arial" w:eastAsia="Arial" w:hAnsi="Arial"/>
@@ -34391,7 +34391,7 @@
               <w:spacing w:after="10" w:before="0"/>
               <w:ind w:left="120"/>
             </w:pPr>
-            <w:hyperlink w:history="1" r:id="rIdcjd1sleveadtdjh4tnvrp">
+            <w:hyperlink w:history="1" r:id="rIdof6h1cephgfjesyliz4jc">
               <w:r>
                 <w:rPr>
                   <w:rFonts w:ascii="Arial" w:cs="Arial" w:eastAsia="Arial" w:hAnsi="Arial"/>
@@ -34436,7 +34436,7 @@
             <w:pPr>
               <w:spacing w:after="20" w:before="0"/>
             </w:pPr>
-            <w:hyperlink w:history="1" r:id="rIdrc5kn7mjwpv3l3roe8068">
+            <w:hyperlink w:history="1" r:id="rIdzvy5a-jmhc6gslktmduoq">
               <w:r>
                 <w:rPr>
                   <w:rFonts w:ascii="Arial" w:cs="Arial" w:eastAsia="Arial" w:hAnsi="Arial"/>
@@ -34469,7 +34469,7 @@
               <w:spacing w:after="10" w:before="0"/>
               <w:ind w:left="120"/>
             </w:pPr>
-            <w:hyperlink w:history="1" r:id="rIdu_ilttt8tk6ckvbaqnnmr">
+            <w:hyperlink w:history="1" r:id="rIdsvdft_cn1cunrykiiddis">
               <w:r>
                 <w:rPr>
                   <w:rFonts w:ascii="Arial" w:cs="Arial" w:eastAsia="Arial" w:hAnsi="Arial"/>
@@ -34664,7 +34664,7 @@
             <w:pPr>
               <w:spacing w:after="20" w:before="0"/>
             </w:pPr>
-            <w:hyperlink w:history="1" r:id="rId4wpe3mrfaefxqlp5sjvlf">
+            <w:hyperlink w:history="1" r:id="rIddqcm3rdru57spqouf2mnu">
               <w:r>
                 <w:rPr>
                   <w:rFonts w:ascii="Arial" w:cs="Arial" w:eastAsia="Arial" w:hAnsi="Arial"/>
@@ -34713,7 +34713,7 @@
               <w:spacing w:after="10" w:before="0"/>
               <w:ind w:left="120"/>
             </w:pPr>
-            <w:hyperlink w:history="1" r:id="rId-dkszbcy6f3xw6auqfjzx">
+            <w:hyperlink w:history="1" r:id="rIdkhbofugjykzsnczsr6ihh">
               <w:r>
                 <w:rPr>
                   <w:rFonts w:ascii="Arial" w:cs="Arial" w:eastAsia="Arial" w:hAnsi="Arial"/>
@@ -34758,7 +34758,7 @@
             <w:pPr>
               <w:spacing w:after="20" w:before="0"/>
             </w:pPr>
-            <w:hyperlink w:history="1" r:id="rIdsjp6qtpwrge3lpxqthpuq">
+            <w:hyperlink w:history="1" r:id="rId8jcc5y0xj-1bxwaarv77c">
               <w:r>
                 <w:rPr>
                   <w:rFonts w:ascii="Arial" w:cs="Arial" w:eastAsia="Arial" w:hAnsi="Arial"/>
@@ -34791,7 +34791,7 @@
               <w:spacing w:after="10" w:before="0"/>
               <w:ind w:left="120"/>
             </w:pPr>
-            <w:hyperlink w:history="1" r:id="rIdfczxsa3ktkwfo3-3ghdxw">
+            <w:hyperlink w:history="1" r:id="rIdgjgupszn-ktyuxx6kewmn">
               <w:r>
                 <w:rPr>
                   <w:rFonts w:ascii="Arial" w:cs="Arial" w:eastAsia="Arial" w:hAnsi="Arial"/>
@@ -34897,7 +34897,7 @@
                 <w:sz w:val="18"/>
                 <w:szCs w:val="18"/>
               </w:rPr>
-              <w:t xml:space="preserve">Annotation + Graded Application (CER — Claim, Evidence, Reasoning): The 3-symbol annotation builds metacognitive awareness of what is genuinely new versus confirmed predictions. The three graded problems use an explicit Claim-Evidence-Reasoning structure in Problem 3, requiring students to synthesise resonance (Lesson 11) with diffraction (Lesson 10) to construct a multi-mechanism explanation of the tunnel phenomenon — moving from single-concept recall to integrated scientific explanation.</w:t>
+              <w:t xml:space="preserve">Annotation + Graded Application (CER — Claim, Evidence, Reasoning): The 3-symbol annotation builds metacognitive awareness of what is genuinely new versus confirmed predictions. The three graded problems use an explicit Claim-Evidence-Reasoning structure in Problem 3, requiring students to synthesise resonance (Lesson 11) with diffraction (Lessons 6 and 9) to construct a multi-mechanism explanation of the tunnel phenomenon — moving from single-concept recall to integrated scientific explanation.</w:t>
             </w:r>
           </w:p>
         </w:tc>
@@ -34986,7 +34986,7 @@
             <w:pPr>
               <w:spacing w:after="20" w:before="0"/>
             </w:pPr>
-            <w:hyperlink w:history="1" r:id="rIdauzkjlja15kz6zztgug9y">
+            <w:hyperlink w:history="1" r:id="rIdqnvhi_fz-cvn00hpoai1l">
               <w:r>
                 <w:rPr>
                   <w:rFonts w:ascii="Arial" w:cs="Arial" w:eastAsia="Arial" w:hAnsi="Arial"/>
@@ -35035,7 +35035,7 @@
               <w:spacing w:after="10" w:before="0"/>
               <w:ind w:left="120"/>
             </w:pPr>
-            <w:hyperlink w:history="1" r:id="rIdrh-hxruzv2nyofdjikll_">
+            <w:hyperlink w:history="1" r:id="rIdkpqutt3z_rhfiftwopfhk">
               <w:r>
                 <w:rPr>
                   <w:rFonts w:ascii="Arial" w:cs="Arial" w:eastAsia="Arial" w:hAnsi="Arial"/>
@@ -35080,7 +35080,7 @@
             <w:pPr>
               <w:spacing w:after="20" w:before="0"/>
             </w:pPr>
-            <w:hyperlink w:history="1" r:id="rIddngun9vwahpnpvytty7ho">
+            <w:hyperlink w:history="1" r:id="rIdxyj73bexo17k4hrxaxnkq">
               <w:r>
                 <w:rPr>
                   <w:rFonts w:ascii="Arial" w:cs="Arial" w:eastAsia="Arial" w:hAnsi="Arial"/>
@@ -35113,7 +35113,7 @@
               <w:spacing w:after="10" w:before="0"/>
               <w:ind w:left="120"/>
             </w:pPr>
-            <w:hyperlink w:history="1" r:id="rIdylcccp8n9g7rkq-nblyw_">
+            <w:hyperlink w:history="1" r:id="rId-o3woqc-l1eqwhrlnzlxy">
               <w:r>
                 <w:rPr>
                   <w:rFonts w:ascii="Arial" w:cs="Arial" w:eastAsia="Arial" w:hAnsi="Arial"/>
@@ -35308,7 +35308,7 @@
             <w:pPr>
               <w:spacing w:after="20" w:before="0"/>
             </w:pPr>
-            <w:hyperlink w:history="1" r:id="rIdov8tuzpxwosta1vgbovnm">
+            <w:hyperlink w:history="1" r:id="rIdp4tjf44ba4bgu1x5qvic3">
               <w:r>
                 <w:rPr>
                   <w:rFonts w:ascii="Arial" w:cs="Arial" w:eastAsia="Arial" w:hAnsi="Arial"/>
@@ -35357,7 +35357,7 @@
               <w:spacing w:after="10" w:before="0"/>
               <w:ind w:left="120"/>
             </w:pPr>
-            <w:hyperlink w:history="1" r:id="rIdhjanvwmu41ov7fde9pi-k">
+            <w:hyperlink w:history="1" r:id="rIdt0mp9ioz6tunb8im_wptj">
               <w:r>
                 <w:rPr>
                   <w:rFonts w:ascii="Arial" w:cs="Arial" w:eastAsia="Arial" w:hAnsi="Arial"/>
@@ -35402,7 +35402,7 @@
             <w:pPr>
               <w:spacing w:after="20" w:before="0"/>
             </w:pPr>
-            <w:hyperlink w:history="1" r:id="rIddptfelffbzflabtdc-shf">
+            <w:hyperlink w:history="1" r:id="rIdgpmvs3nphjslz-af0gcpm">
               <w:r>
                 <w:rPr>
                   <w:rFonts w:ascii="Arial" w:cs="Arial" w:eastAsia="Arial" w:hAnsi="Arial"/>
@@ -35435,7 +35435,7 @@
               <w:spacing w:after="10" w:before="0"/>
               <w:ind w:left="120"/>
             </w:pPr>
-            <w:hyperlink w:history="1" r:id="rIdbe9jh6avimmhas0t8-nyi">
+            <w:hyperlink w:history="1" r:id="rIdwhf2sgkqp88bh6ua5ca3c">
               <w:r>
                 <w:rPr>
                   <w:rFonts w:ascii="Arial" w:cs="Arial" w:eastAsia="Arial" w:hAnsi="Arial"/>
@@ -35477,7 +35477,7 @@
                 <w:sz w:val="18"/>
                 <w:szCs w:val="18"/>
               </w:rPr>
-              <w:t xml:space="preserve">Students retrieve their Cumulative Wave Behaviour Model — a diagram they have been building since Lesson 1. Today they add a new section: 'Resonance and Stationary Waves in the Kabete Tunnel.' They must draw: (1) A top-down outline of the Kabete tunnel (~120 m long, labelled); (2) An FM wave (λ ≈ 2.85 m, Classic 105) entering the tunnel — show the standing wave pattern that forms if L = nλ/2 is satisfied, label nodes and antinodes; (3) An AM wave (λ ≈ 529 m, KBC 567 kHz) entering the tunnel — show why no standing wave can form (wavelength &gt;&gt; tunnel length); (4) An annotation connecting today's lesson to Lesson 10 (diffraction): 'AM also survives because its long wavelength diffracts around the tunnel entrance — see Lesson 6 diagram.' Students who finish early add a fifth element: a matatu horn scenario showing Doppler shift combined with resonance in an observer's ear canal (~2.5 cm, resonant frequency ~3400 Hz — near the horn's pitch).</w:t>
+              <w:t xml:space="preserve">Students retrieve their Cumulative Wave Behaviour Model — a diagram they have been building since Lesson 1. Today they add a new section: 'Resonance and Stationary Waves in the Kabete Tunnel.' They must draw: (1) A top-down outline of the Kabete tunnel (~120 m long, labelled); (2) An FM wave (λ ≈ 2.85 m, Classic 105) entering the tunnel — show the standing wave pattern that forms if L = nλ/2 is satisfied, label nodes and antinodes; (3) An AM wave (λ ≈ 529 m, KBC 567 kHz) entering the tunnel — show why no standing wave can form (wavelength &gt;&gt; tunnel length); (4) An annotation connecting today's lesson to Lessons 6 and 9 (diffraction): 'AM also survives because its long wavelength diffracts around the tunnel entrance — see Lesson 6 diagram.' Students who finish early add a fifth element: a matatu horn scenario showing Doppler shift combined with resonance in an observer's ear canal (~2.5 cm, resonant frequency ~3400 Hz — near the horn's pitch).</w:t>
             </w:r>
           </w:p>
         </w:tc>
@@ -35541,7 +35541,7 @@
                 <w:sz w:val="18"/>
                 <w:szCs w:val="18"/>
               </w:rPr>
-              <w:t xml:space="preserve">Cumulative Model Revision (Mechanism-to-Phenomenon Mapping): The cumulative model is the primary sensemaking artefact of the unit. Each lesson adds one new explanatory mechanism. By requiring students to draw both the FM and AM wave scenarios in the same tunnel diagram, and to cross-reference Lesson 10 (diffraction), the model-building phase operationalises integration of multiple wave behaviours. The 'early-finisher' extension links resonance back to the Doppler shift (Lesson 7), rewarding students who pursue deeper connections.</w:t>
+              <w:t xml:space="preserve">Cumulative Model Revision (Mechanism-to-Phenomenon Mapping): The cumulative model is the primary sensemaking artefact of the unit. Each lesson adds one new explanatory mechanism. By requiring students to draw both the FM and AM wave scenarios in the same tunnel diagram, and to cross-reference Lessons 6 and 9 (diffraction), the model-building phase operationalises integration of multiple wave behaviours. The 'early-finisher' extension links resonance back to the Doppler shift (Lesson 7), rewarding students who pursue deeper connections.</w:t>
             </w:r>
           </w:p>
         </w:tc>
@@ -35573,7 +35573,7 @@
                 <w:sz w:val="18"/>
                 <w:szCs w:val="18"/>
               </w:rPr>
-              <w:t xml:space="preserve">Collect or photograph student models at the end of the lesson. Evaluate against three criteria: (1) ACCURACY — does the FM wave diagram show a standing wave pattern with nodes at the tunnel walls? Does the AM diagram correctly show no standing wave? (2) LABELLING — are nodes, antinodes, wavelengths, and frequencies labelled? (3) INTEGRATION — is there an explicit written link to diffraction (Lesson 10)? Students meeting all three criteria are on track for Lesson 12's final synthesis. Students missing criterion 3 (integration) receive a targeted prompt at the start of Lesson 12: 'Look at your Lesson 6 model. How does the wavelength of AM compare to the tunnel entrance width? What does that tell you about diffraction?'</w:t>
+              <w:t xml:space="preserve">Collect or photograph student models at the end of the lesson. Evaluate against three criteria: (1) ACCURACY — does the FM wave diagram show a standing wave pattern with nodes at the tunnel walls? Does the AM diagram correctly show no standing wave? (2) LABELLING — are nodes, antinodes, wavelengths, and frequencies labelled? (3) INTEGRATION — is there an explicit written link to diffraction (Lessons 6 and 9)? Students meeting all three criteria are on track for Lesson 12's final synthesis. Students missing criterion 3 (integration) receive a targeted prompt at the start of Lesson 12: 'Look at your Lesson 6 model. How does the wavelength of AM compare to the tunnel entrance width? What does that tell you about diffraction?'</w:t>
             </w:r>
           </w:p>
         </w:tc>
@@ -35947,7 +35947,7 @@
         </w:rPr>
         <w:t xml:space="preserve">© 2026 SeaVuria and ARES. Aligned with KICD objectives. Developed by SeaVuria; technical implementation by ARES (with AI assistance from Claude). Licensed under </w:t>
       </w:r>
-      <w:hyperlink w:history="1" r:id="rId-oyxz_snt3u7o_t5ob1jd">
+      <w:hyperlink w:history="1" r:id="rIden4dbl5ykjamkjehd0usr">
         <w:r>
           <w:rPr>
             <w:rFonts w:ascii="Arial" w:cs="Arial" w:eastAsia="Arial" w:hAnsi="Arial"/>
@@ -35968,7 +35968,7 @@
         </w:rPr>
         <w:t xml:space="preserve"> (</w:t>
       </w:r>
-      <w:hyperlink w:history="1" r:id="rIdnrxp1w5wceiywbjcmellu">
+      <w:hyperlink w:history="1" r:id="rIdq59ewr7qjxft2cgqp23ur">
         <w:r>
           <w:rPr>
             <w:rFonts w:ascii="Arial" w:cs="Arial" w:eastAsia="Arial" w:hAnsi="Arial"/>
@@ -36981,7 +36981,7 @@
             <w:pPr>
               <w:spacing w:after="20" w:before="0"/>
             </w:pPr>
-            <w:hyperlink w:history="1" r:id="rIdhse7ydn8l_iwsw6xrpdt3">
+            <w:hyperlink w:history="1" r:id="rId1lmjuqse2-xesnuggnkie">
               <w:r>
                 <w:rPr>
                   <w:rFonts w:ascii="Arial" w:cs="Arial" w:eastAsia="Arial" w:hAnsi="Arial"/>
@@ -37014,7 +37014,7 @@
               <w:spacing w:after="10" w:before="0"/>
               <w:ind w:left="120"/>
             </w:pPr>
-            <w:hyperlink w:history="1" r:id="rId0ygqps2xzv2vwpggr9myn">
+            <w:hyperlink w:history="1" r:id="rIdoxujhogw9ykbttnyngvxw">
               <w:r>
                 <w:rPr>
                   <w:rFonts w:ascii="Arial" w:cs="Arial" w:eastAsia="Arial" w:hAnsi="Arial"/>
@@ -37059,7 +37059,7 @@
             <w:pPr>
               <w:spacing w:after="20" w:before="0"/>
             </w:pPr>
-            <w:hyperlink w:history="1" r:id="rId5z37sgy-fx3hzqse87v_3">
+            <w:hyperlink w:history="1" r:id="rId_znw49dop3rp_tdv-tp_g">
               <w:r>
                 <w:rPr>
                   <w:rFonts w:ascii="Arial" w:cs="Arial" w:eastAsia="Arial" w:hAnsi="Arial"/>
@@ -37092,7 +37092,7 @@
               <w:spacing w:after="10" w:before="0"/>
               <w:ind w:left="120"/>
             </w:pPr>
-            <w:hyperlink w:history="1" r:id="rId5dgeo6rks8gubxk03rqpl">
+            <w:hyperlink w:history="1" r:id="rIdscv7_faw9lcjtbevzzd0y">
               <w:r>
                 <w:rPr>
                   <w:rFonts w:ascii="Arial" w:cs="Arial" w:eastAsia="Arial" w:hAnsi="Arial"/>
@@ -37287,7 +37287,7 @@
             <w:pPr>
               <w:spacing w:after="20" w:before="0"/>
             </w:pPr>
-            <w:hyperlink w:history="1" r:id="rIdvtftzkwia4ay1th-iu3l9">
+            <w:hyperlink w:history="1" r:id="rIde9a4idc2iw-vmza5viu9u">
               <w:r>
                 <w:rPr>
                   <w:rFonts w:ascii="Arial" w:cs="Arial" w:eastAsia="Arial" w:hAnsi="Arial"/>
@@ -37320,7 +37320,7 @@
               <w:spacing w:after="10" w:before="0"/>
               <w:ind w:left="120"/>
             </w:pPr>
-            <w:hyperlink w:history="1" r:id="rIda5oseralaatdkxo862ffm">
+            <w:hyperlink w:history="1" r:id="rIdypv9msco6imyunttg0jez">
               <w:r>
                 <w:rPr>
                   <w:rFonts w:ascii="Arial" w:cs="Arial" w:eastAsia="Arial" w:hAnsi="Arial"/>
@@ -37365,7 +37365,7 @@
             <w:pPr>
               <w:spacing w:after="20" w:before="0"/>
             </w:pPr>
-            <w:hyperlink w:history="1" r:id="rIdti-zcwn-f0llqwuroifhg">
+            <w:hyperlink w:history="1" r:id="rIdy_fk48nfxumxddllarsv1">
               <w:r>
                 <w:rPr>
                   <w:rFonts w:ascii="Arial" w:cs="Arial" w:eastAsia="Arial" w:hAnsi="Arial"/>
@@ -37398,7 +37398,7 @@
               <w:spacing w:after="10" w:before="0"/>
               <w:ind w:left="120"/>
             </w:pPr>
-            <w:hyperlink w:history="1" r:id="rIdzezxueod4okgpq4i2jj72">
+            <w:hyperlink w:history="1" r:id="rIdnmjwmqycdbmtz35lxwvr4">
               <w:r>
                 <w:rPr>
                   <w:rFonts w:ascii="Arial" w:cs="Arial" w:eastAsia="Arial" w:hAnsi="Arial"/>
@@ -37593,7 +37593,7 @@
             <w:pPr>
               <w:spacing w:after="20" w:before="0"/>
             </w:pPr>
-            <w:hyperlink w:history="1" r:id="rIdpjeyra9glxy_r6_fyhv55">
+            <w:hyperlink w:history="1" r:id="rIdqmgmjnweeb95zbpc4mctc">
               <w:r>
                 <w:rPr>
                   <w:rFonts w:ascii="Arial" w:cs="Arial" w:eastAsia="Arial" w:hAnsi="Arial"/>
@@ -37626,7 +37626,7 @@
               <w:spacing w:after="10" w:before="0"/>
               <w:ind w:left="120"/>
             </w:pPr>
-            <w:hyperlink w:history="1" r:id="rIdtcrtq-f6hidox3ofpmq2v">
+            <w:hyperlink w:history="1" r:id="rId2ljl4awkdvm1wjddjps16">
               <w:r>
                 <w:rPr>
                   <w:rFonts w:ascii="Arial" w:cs="Arial" w:eastAsia="Arial" w:hAnsi="Arial"/>
@@ -37671,7 +37671,7 @@
             <w:pPr>
               <w:spacing w:after="20" w:before="0"/>
             </w:pPr>
-            <w:hyperlink w:history="1" r:id="rIdgoztv_4fburt8c9idc0-7">
+            <w:hyperlink w:history="1" r:id="rIdqztsnhpaj6qkcqtyrotwd">
               <w:r>
                 <w:rPr>
                   <w:rFonts w:ascii="Arial" w:cs="Arial" w:eastAsia="Arial" w:hAnsi="Arial"/>
@@ -37704,7 +37704,7 @@
               <w:spacing w:after="10" w:before="0"/>
               <w:ind w:left="120"/>
             </w:pPr>
-            <w:hyperlink w:history="1" r:id="rId1oyv6wubotlhdlkam-djd">
+            <w:hyperlink w:history="1" r:id="rIdnkraao9osf_kvv_fwzhcv">
               <w:r>
                 <w:rPr>
                   <w:rFonts w:ascii="Arial" w:cs="Arial" w:eastAsia="Arial" w:hAnsi="Arial"/>
@@ -37899,7 +37899,7 @@
             <w:pPr>
               <w:spacing w:after="20" w:before="0"/>
             </w:pPr>
-            <w:hyperlink w:history="1" r:id="rIdffhcif6rvq5zdfrvwdn1o">
+            <w:hyperlink w:history="1" r:id="rIdmxvsjtbq7dyxdp6yw5yvj">
               <w:r>
                 <w:rPr>
                   <w:rFonts w:ascii="Arial" w:cs="Arial" w:eastAsia="Arial" w:hAnsi="Arial"/>
@@ -37932,7 +37932,7 @@
               <w:spacing w:after="10" w:before="0"/>
               <w:ind w:left="120"/>
             </w:pPr>
-            <w:hyperlink w:history="1" r:id="rIdq5f6-tjq6mcozg11ujscl">
+            <w:hyperlink w:history="1" r:id="rIdrpe-ibrolxvk4o90h8sfx">
               <w:r>
                 <w:rPr>
                   <w:rFonts w:ascii="Arial" w:cs="Arial" w:eastAsia="Arial" w:hAnsi="Arial"/>
@@ -37977,7 +37977,7 @@
             <w:pPr>
               <w:spacing w:after="20" w:before="0"/>
             </w:pPr>
-            <w:hyperlink w:history="1" r:id="rIdfzhtnjfpgsd-8zuhi2dmq">
+            <w:hyperlink w:history="1" r:id="rIdwswnenljbqpj_aq-v257l">
               <w:r>
                 <w:rPr>
                   <w:rFonts w:ascii="Arial" w:cs="Arial" w:eastAsia="Arial" w:hAnsi="Arial"/>
@@ -38010,7 +38010,7 @@
               <w:spacing w:after="10" w:before="0"/>
               <w:ind w:left="120"/>
             </w:pPr>
-            <w:hyperlink w:history="1" r:id="rIdvrlk8ha7u3ndoaii_tewi">
+            <w:hyperlink w:history="1" r:id="rIdssrz8fj0vuw_1ezmmayiv">
               <w:r>
                 <w:rPr>
                   <w:rFonts w:ascii="Arial" w:cs="Arial" w:eastAsia="Arial" w:hAnsi="Arial"/>
@@ -38205,7 +38205,7 @@
             <w:pPr>
               <w:spacing w:after="20" w:before="0"/>
             </w:pPr>
-            <w:hyperlink w:history="1" r:id="rIdsmd3lh2o-2aphon4-0jnk">
+            <w:hyperlink w:history="1" r:id="rIdvekksb-hdfdmiebtcqym1">
               <w:r>
                 <w:rPr>
                   <w:rFonts w:ascii="Arial" w:cs="Arial" w:eastAsia="Arial" w:hAnsi="Arial"/>
@@ -38238,7 +38238,7 @@
               <w:spacing w:after="10" w:before="0"/>
               <w:ind w:left="120"/>
             </w:pPr>
-            <w:hyperlink w:history="1" r:id="rId_ha5xv310jzecudjotnc8">
+            <w:hyperlink w:history="1" r:id="rIdw7n7kxyakkthujmzue1a0">
               <w:r>
                 <w:rPr>
                   <w:rFonts w:ascii="Arial" w:cs="Arial" w:eastAsia="Arial" w:hAnsi="Arial"/>
@@ -38283,7 +38283,7 @@
             <w:pPr>
               <w:spacing w:after="20" w:before="0"/>
             </w:pPr>
-            <w:hyperlink w:history="1" r:id="rIdwsetivx7_chqskgxcgaj-">
+            <w:hyperlink w:history="1" r:id="rId3qeddqtrmzli4zv1_cbkc">
               <w:r>
                 <w:rPr>
                   <w:rFonts w:ascii="Arial" w:cs="Arial" w:eastAsia="Arial" w:hAnsi="Arial"/>
@@ -38332,7 +38332,7 @@
               <w:spacing w:after="10" w:before="0"/>
               <w:ind w:left="120"/>
             </w:pPr>
-            <w:hyperlink w:history="1" r:id="rIdaxhbk2oxtnnner245cquu">
+            <w:hyperlink w:history="1" r:id="rIdewmipb8h4ozyqxkz3p3wf">
               <w:r>
                 <w:rPr>
                   <w:rFonts w:ascii="Arial" w:cs="Arial" w:eastAsia="Arial" w:hAnsi="Arial"/>
@@ -39072,7 +39072,7 @@
         </w:rPr>
         <w:t xml:space="preserve">© 2026 SeaVuria and ARES. Aligned with KICD objectives. Developed by SeaVuria; technical implementation by ARES (with AI assistance from Claude). Licensed under </w:t>
       </w:r>
-      <w:hyperlink w:history="1" r:id="rIdqlp9gqnmq7j9gdzneatsg">
+      <w:hyperlink w:history="1" r:id="rIdqsvw0z-ga_wyoxdzdl11k">
         <w:r>
           <w:rPr>
             <w:rFonts w:ascii="Arial" w:cs="Arial" w:eastAsia="Arial" w:hAnsi="Arial"/>
@@ -39093,7 +39093,7 @@
         </w:rPr>
         <w:t xml:space="preserve"> (</w:t>
       </w:r>
-      <w:hyperlink w:history="1" r:id="rIdqz5ezfdh-ofx7g-go8ulz">
+      <w:hyperlink w:history="1" r:id="rIdbqkjm_owxvpbd3gpocoz6">
         <w:r>
           <w:rPr>
             <w:rFonts w:ascii="Arial" w:cs="Arial" w:eastAsia="Arial" w:hAnsi="Arial"/>

--- a/data/outputs/v2/Physics/SS2.1_Properties_of_Waves/Physics_Properties_of_Waves_CBE_LessonSequence.docx
+++ b/data/outputs/v2/Physics/SS2.1_Properties_of_Waves/Physics_Properties_of_Waves_CBE_LessonSequence.docx
@@ -4,6 +4,7 @@
   <w:body>
     <w:p>
       <w:pPr>
+        <w:keepNext w:val="false"/>
         <w:spacing w:after="30" w:before="0"/>
         <w:jc w:val="center"/>
       </w:pPr>
@@ -23,6 +24,7 @@
     </w:p>
     <w:p>
       <w:pPr>
+        <w:keepNext w:val="false"/>
         <w:spacing w:after="60" w:before="0"/>
         <w:jc w:val="center"/>
       </w:pPr>
@@ -81,6 +83,7 @@
           </w:tcPr>
           <w:p>
             <w:pPr>
+              <w:keepNext w:val="false"/>
               <w:spacing w:after="40" w:before="0"/>
               <w:jc w:val="center"/>
             </w:pPr>
@@ -115,6 +118,7 @@
           </w:tcPr>
           <w:p>
             <w:pPr>
+              <w:keepNext w:val="false"/>
               <w:spacing w:after="40" w:before="0"/>
               <w:jc w:val="left"/>
             </w:pPr>
@@ -147,6 +151,7 @@
           </w:tcPr>
           <w:p>
             <w:pPr>
+              <w:keepNext w:val="false"/>
               <w:spacing w:after="40" w:before="0"/>
               <w:jc w:val="left"/>
             </w:pPr>
@@ -181,6 +186,7 @@
           </w:tcPr>
           <w:p>
             <w:pPr>
+              <w:keepNext w:val="false"/>
               <w:spacing w:after="40" w:before="0"/>
               <w:jc w:val="left"/>
             </w:pPr>
@@ -213,6 +219,7 @@
           </w:tcPr>
           <w:p>
             <w:pPr>
+              <w:keepNext w:val="false"/>
               <w:spacing w:after="40" w:before="0"/>
               <w:jc w:val="left"/>
             </w:pPr>
@@ -247,6 +254,7 @@
           </w:tcPr>
           <w:p>
             <w:pPr>
+              <w:keepNext w:val="false"/>
               <w:spacing w:after="40" w:before="0"/>
               <w:jc w:val="left"/>
             </w:pPr>
@@ -279,6 +287,7 @@
           </w:tcPr>
           <w:p>
             <w:pPr>
+              <w:keepNext w:val="false"/>
               <w:spacing w:after="40" w:before="0"/>
               <w:jc w:val="left"/>
             </w:pPr>
@@ -313,6 +322,7 @@
           </w:tcPr>
           <w:p>
             <w:pPr>
+              <w:keepNext w:val="false"/>
               <w:spacing w:after="40" w:before="0"/>
               <w:jc w:val="left"/>
             </w:pPr>
@@ -345,6 +355,7 @@
           </w:tcPr>
           <w:p>
             <w:pPr>
+              <w:keepNext w:val="false"/>
               <w:spacing w:after="40" w:before="0"/>
               <w:jc w:val="left"/>
             </w:pPr>
@@ -379,6 +390,7 @@
           </w:tcPr>
           <w:p>
             <w:pPr>
+              <w:keepNext w:val="false"/>
               <w:spacing w:after="40" w:before="0"/>
               <w:jc w:val="left"/>
             </w:pPr>
@@ -411,6 +423,7 @@
           </w:tcPr>
           <w:p>
             <w:pPr>
+              <w:keepNext w:val="false"/>
               <w:spacing w:after="40" w:before="0"/>
               <w:jc w:val="left"/>
             </w:pPr>
@@ -445,6 +458,7 @@
           </w:tcPr>
           <w:p>
             <w:pPr>
+              <w:keepNext w:val="false"/>
               <w:spacing w:after="40" w:before="0"/>
               <w:jc w:val="left"/>
             </w:pPr>
@@ -672,6 +686,7 @@
           </w:tcPr>
           <w:p>
             <w:pPr>
+              <w:keepNext w:val="false"/>
               <w:spacing w:after="40" w:before="0"/>
               <w:jc w:val="left"/>
             </w:pPr>
@@ -704,6 +719,7 @@
           </w:tcPr>
           <w:p>
             <w:pPr>
+              <w:keepNext w:val="false"/>
               <w:spacing w:after="40" w:before="0"/>
               <w:jc w:val="left"/>
             </w:pPr>
@@ -723,6 +739,7 @@
           </w:p>
           <w:p>
             <w:pPr>
+              <w:keepNext w:val="false"/>
               <w:spacing w:after="40" w:before="0"/>
               <w:jc w:val="left"/>
             </w:pPr>
@@ -742,6 +759,7 @@
           </w:p>
           <w:p>
             <w:pPr>
+              <w:keepNext w:val="false"/>
               <w:spacing w:after="40" w:before="0"/>
               <w:jc w:val="left"/>
             </w:pPr>
@@ -761,6 +779,7 @@
           </w:p>
           <w:p>
             <w:pPr>
+              <w:keepNext w:val="false"/>
               <w:spacing w:after="40" w:before="0"/>
               <w:jc w:val="left"/>
             </w:pPr>
@@ -780,6 +799,7 @@
           </w:p>
           <w:p>
             <w:pPr>
+              <w:keepNext w:val="false"/>
               <w:spacing w:after="40" w:before="0"/>
               <w:jc w:val="left"/>
             </w:pPr>
@@ -799,6 +819,7 @@
           </w:p>
           <w:p>
             <w:pPr>
+              <w:keepNext w:val="false"/>
               <w:spacing w:after="40" w:before="0"/>
               <w:jc w:val="left"/>
             </w:pPr>
@@ -818,6 +839,7 @@
           </w:p>
           <w:p>
             <w:pPr>
+              <w:keepNext w:val="false"/>
               <w:spacing w:after="40" w:before="0"/>
               <w:jc w:val="left"/>
             </w:pPr>
@@ -837,6 +859,7 @@
           </w:p>
           <w:p>
             <w:pPr>
+              <w:keepNext w:val="false"/>
               <w:spacing w:after="40" w:before="0"/>
               <w:jc w:val="left"/>
             </w:pPr>
@@ -856,6 +879,7 @@
           </w:p>
           <w:p>
             <w:pPr>
+              <w:keepNext w:val="false"/>
               <w:spacing w:after="40" w:before="0"/>
               <w:jc w:val="left"/>
             </w:pPr>
@@ -875,6 +899,7 @@
           </w:p>
           <w:p>
             <w:pPr>
+              <w:keepNext w:val="false"/>
               <w:spacing w:after="40" w:before="0"/>
               <w:jc w:val="left"/>
             </w:pPr>
@@ -894,6 +919,7 @@
           </w:p>
           <w:p>
             <w:pPr>
+              <w:keepNext w:val="false"/>
               <w:spacing w:after="40" w:before="0"/>
               <w:jc w:val="left"/>
             </w:pPr>
@@ -928,6 +954,7 @@
           </w:tcPr>
           <w:p>
             <w:pPr>
+              <w:keepNext w:val="false"/>
               <w:spacing w:after="40" w:before="0"/>
               <w:jc w:val="left"/>
             </w:pPr>
@@ -1075,6 +1102,7 @@
           </w:tcPr>
           <w:p>
             <w:pPr>
+              <w:keepNext w:val="false"/>
               <w:spacing w:after="40" w:before="0"/>
               <w:jc w:val="left"/>
             </w:pPr>
@@ -1202,6 +1230,7 @@
           </w:tcPr>
           <w:p>
             <w:pPr>
+              <w:keepNext w:val="false"/>
               <w:spacing w:after="40" w:before="0"/>
               <w:jc w:val="left"/>
             </w:pPr>
@@ -1409,6 +1438,7 @@
           </w:tcPr>
           <w:p>
             <w:pPr>
+              <w:keepNext w:val="false"/>
               <w:spacing w:after="40" w:before="0"/>
               <w:jc w:val="left"/>
             </w:pPr>
@@ -1536,6 +1566,7 @@
           </w:tcPr>
           <w:p>
             <w:pPr>
+              <w:keepNext w:val="false"/>
               <w:spacing w:after="40" w:before="0"/>
               <w:jc w:val="left"/>
             </w:pPr>
@@ -1723,6 +1754,7 @@
           </w:tcPr>
           <w:p>
             <w:pPr>
+              <w:keepNext w:val="false"/>
               <w:spacing w:after="40" w:before="0"/>
               <w:jc w:val="left"/>
             </w:pPr>
@@ -1755,6 +1787,7 @@
           </w:tcPr>
           <w:p>
             <w:pPr>
+              <w:keepNext w:val="false"/>
               <w:spacing w:after="40" w:before="0"/>
               <w:jc w:val="left"/>
             </w:pPr>
@@ -1789,6 +1822,7 @@
           </w:tcPr>
           <w:p>
             <w:pPr>
+              <w:keepNext w:val="false"/>
               <w:spacing w:after="40" w:before="0"/>
               <w:jc w:val="left"/>
             </w:pPr>
@@ -1821,6 +1855,7 @@
           </w:tcPr>
           <w:p>
             <w:pPr>
+              <w:keepNext w:val="false"/>
               <w:spacing w:after="40" w:before="0"/>
               <w:jc w:val="left"/>
             </w:pPr>
@@ -1840,6 +1875,7 @@
           </w:p>
           <w:p>
             <w:pPr>
+              <w:keepNext w:val="false"/>
               <w:spacing w:after="40" w:before="0"/>
               <w:jc w:val="left"/>
             </w:pPr>
@@ -1859,6 +1895,7 @@
           </w:p>
           <w:p>
             <w:pPr>
+              <w:keepNext w:val="false"/>
               <w:spacing w:after="40" w:before="0"/>
               <w:jc w:val="left"/>
             </w:pPr>
@@ -1878,6 +1915,7 @@
           </w:p>
           <w:p>
             <w:pPr>
+              <w:keepNext w:val="false"/>
               <w:spacing w:after="40" w:before="0"/>
               <w:jc w:val="left"/>
             </w:pPr>
@@ -1897,6 +1935,7 @@
           </w:p>
           <w:p>
             <w:pPr>
+              <w:keepNext w:val="false"/>
               <w:spacing w:after="40" w:before="0"/>
               <w:jc w:val="left"/>
             </w:pPr>
@@ -1931,6 +1970,7 @@
           </w:tcPr>
           <w:p>
             <w:pPr>
+              <w:keepNext w:val="false"/>
               <w:spacing w:after="40" w:before="0"/>
               <w:jc w:val="left"/>
             </w:pPr>
@@ -1963,6 +2003,7 @@
           </w:tcPr>
           <w:p>
             <w:pPr>
+              <w:keepNext w:val="false"/>
               <w:spacing w:after="40" w:before="0"/>
               <w:jc w:val="left"/>
             </w:pPr>
@@ -1997,6 +2038,7 @@
           </w:tcPr>
           <w:p>
             <w:pPr>
+              <w:keepNext w:val="false"/>
               <w:spacing w:after="40" w:before="0"/>
               <w:jc w:val="left"/>
             </w:pPr>
@@ -2029,6 +2071,7 @@
           </w:tcPr>
           <w:p>
             <w:pPr>
+              <w:keepNext w:val="false"/>
               <w:spacing w:after="40" w:before="0"/>
               <w:jc w:val="left"/>
             </w:pPr>
@@ -2048,6 +2091,7 @@
           </w:p>
           <w:p>
             <w:pPr>
+              <w:keepNext w:val="false"/>
               <w:spacing w:after="40" w:before="0"/>
               <w:jc w:val="left"/>
             </w:pPr>
@@ -2067,6 +2111,7 @@
           </w:p>
           <w:p>
             <w:pPr>
+              <w:keepNext w:val="false"/>
               <w:spacing w:after="40" w:before="0"/>
               <w:jc w:val="left"/>
             </w:pPr>
@@ -2086,6 +2131,7 @@
           </w:p>
           <w:p>
             <w:pPr>
+              <w:keepNext w:val="false"/>
               <w:spacing w:after="40" w:before="0"/>
               <w:jc w:val="left"/>
             </w:pPr>
@@ -2105,6 +2151,7 @@
           </w:p>
           <w:p>
             <w:pPr>
+              <w:keepNext w:val="false"/>
               <w:spacing w:after="40" w:before="0"/>
               <w:jc w:val="left"/>
             </w:pPr>
@@ -2124,6 +2171,7 @@
           </w:p>
           <w:p>
             <w:pPr>
+              <w:keepNext w:val="false"/>
               <w:spacing w:after="40" w:before="0"/>
               <w:jc w:val="left"/>
             </w:pPr>
@@ -2143,6 +2191,7 @@
           </w:p>
           <w:p>
             <w:pPr>
+              <w:keepNext w:val="false"/>
               <w:spacing w:after="40" w:before="0"/>
               <w:jc w:val="left"/>
             </w:pPr>
@@ -2162,6 +2211,7 @@
           </w:p>
           <w:p>
             <w:pPr>
+              <w:keepNext w:val="false"/>
               <w:spacing w:after="40" w:before="0"/>
               <w:jc w:val="left"/>
             </w:pPr>
@@ -2181,6 +2231,7 @@
           </w:p>
           <w:p>
             <w:pPr>
+              <w:keepNext w:val="false"/>
               <w:spacing w:after="40" w:before="0"/>
               <w:jc w:val="left"/>
             </w:pPr>
@@ -2200,6 +2251,7 @@
           </w:p>
           <w:p>
             <w:pPr>
+              <w:keepNext w:val="false"/>
               <w:spacing w:after="40" w:before="0"/>
               <w:jc w:val="left"/>
             </w:pPr>
@@ -2219,6 +2271,7 @@
           </w:p>
           <w:p>
             <w:pPr>
+              <w:keepNext w:val="false"/>
               <w:spacing w:after="40" w:before="0"/>
               <w:jc w:val="left"/>
             </w:pPr>
@@ -2238,6 +2291,7 @@
           </w:p>
           <w:p>
             <w:pPr>
+              <w:keepNext w:val="false"/>
               <w:spacing w:after="40" w:before="0"/>
               <w:jc w:val="left"/>
             </w:pPr>
@@ -2272,6 +2326,7 @@
           </w:tcPr>
           <w:p>
             <w:pPr>
+              <w:keepNext w:val="false"/>
               <w:spacing w:after="40" w:before="0"/>
               <w:jc w:val="left"/>
             </w:pPr>
@@ -2563,7 +2618,7 @@
         </w:rPr>
         <w:t xml:space="preserve">© 2026 SeaVuria and ARES. This work is licensed under a </w:t>
       </w:r>
-      <w:hyperlink w:history="1" r:id="rIdn_yuja9w4ujomq7v4nyst">
+      <w:hyperlink w:history="1" r:id="rId8ekct_cvo13-46nb3zozy">
         <w:r>
           <w:rPr>
             <w:rFonts w:ascii="Arial" w:cs="Arial" w:eastAsia="Arial" w:hAnsi="Arial"/>
@@ -2583,7 +2638,7 @@
         </w:rPr>
         <w:t xml:space="preserve"> (</w:t>
       </w:r>
-      <w:hyperlink w:history="1" r:id="rIdiqdwjo1jebyo2g3yk_mvg">
+      <w:hyperlink w:history="1" r:id="rIdvrikyd8t7htjpsajoztf_">
         <w:r>
           <w:rPr>
             <w:rFonts w:ascii="Arial" w:cs="Arial" w:eastAsia="Arial" w:hAnsi="Arial"/>
@@ -2603,7 +2658,7 @@
         </w:rPr>
         <w:t xml:space="preserve">). To view a copy of this license, visit </w:t>
       </w:r>
-      <w:hyperlink w:history="1" r:id="rIdqjf1mas_ds5wpuegwo57i">
+      <w:hyperlink w:history="1" r:id="rIdakqhs0uxylu5-smf88fh-">
         <w:r>
           <w:rPr>
             <w:rFonts w:ascii="Arial" w:cs="Arial" w:eastAsia="Arial" w:hAnsi="Arial"/>
@@ -2662,6 +2717,7 @@
           </w:tcPr>
           <w:p>
             <w:pPr>
+              <w:keepNext w:val="false"/>
               <w:spacing w:after="40" w:before="0"/>
               <w:jc w:val="center"/>
             </w:pPr>
@@ -2697,6 +2753,7 @@
           </w:tcPr>
           <w:p>
             <w:pPr>
+              <w:keepNext w:val="false"/>
               <w:spacing w:after="40" w:before="0"/>
               <w:jc w:val="center"/>
             </w:pPr>
@@ -2731,6 +2788,7 @@
           </w:tcPr>
           <w:p>
             <w:pPr>
+              <w:keepNext w:val="false"/>
               <w:spacing w:after="40" w:before="0"/>
               <w:jc w:val="left"/>
             </w:pPr>
@@ -2763,6 +2821,7 @@
           </w:tcPr>
           <w:p>
             <w:pPr>
+              <w:keepNext w:val="false"/>
               <w:spacing w:after="40" w:before="0"/>
               <w:jc w:val="left"/>
             </w:pPr>
@@ -2797,6 +2856,7 @@
           </w:tcPr>
           <w:p>
             <w:pPr>
+              <w:keepNext w:val="false"/>
               <w:spacing w:after="40" w:before="0"/>
               <w:jc w:val="left"/>
             </w:pPr>
@@ -2829,6 +2889,7 @@
           </w:tcPr>
           <w:p>
             <w:pPr>
+              <w:keepNext w:val="false"/>
               <w:spacing w:after="40" w:before="0"/>
               <w:jc w:val="left"/>
             </w:pPr>
@@ -2863,6 +2924,7 @@
           </w:tcPr>
           <w:p>
             <w:pPr>
+              <w:keepNext w:val="false"/>
               <w:spacing w:after="40" w:before="0"/>
               <w:jc w:val="left"/>
             </w:pPr>
@@ -2895,6 +2957,7 @@
           </w:tcPr>
           <w:p>
             <w:pPr>
+              <w:keepNext w:val="false"/>
               <w:spacing w:after="40" w:before="0"/>
               <w:jc w:val="left"/>
             </w:pPr>
@@ -2929,6 +2992,7 @@
           </w:tcPr>
           <w:p>
             <w:pPr>
+              <w:keepNext w:val="false"/>
               <w:spacing w:after="40" w:before="0"/>
               <w:jc w:val="left"/>
             </w:pPr>
@@ -2961,6 +3025,7 @@
           </w:tcPr>
           <w:p>
             <w:pPr>
+              <w:keepNext w:val="false"/>
               <w:spacing w:after="40" w:before="0"/>
               <w:jc w:val="left"/>
             </w:pPr>
@@ -2995,6 +3060,7 @@
           </w:tcPr>
           <w:p>
             <w:pPr>
+              <w:keepNext w:val="false"/>
               <w:spacing w:after="40" w:before="0"/>
               <w:jc w:val="left"/>
             </w:pPr>
@@ -3027,6 +3093,7 @@
           </w:tcPr>
           <w:p>
             <w:pPr>
+              <w:keepNext w:val="false"/>
               <w:spacing w:after="40" w:before="0"/>
               <w:jc w:val="left"/>
             </w:pPr>
@@ -3061,6 +3128,7 @@
           </w:tcPr>
           <w:p>
             <w:pPr>
+              <w:keepNext w:val="false"/>
               <w:spacing w:after="40" w:before="0"/>
               <w:jc w:val="left"/>
             </w:pPr>
@@ -3093,6 +3161,7 @@
           </w:tcPr>
           <w:p>
             <w:pPr>
+              <w:keepNext w:val="false"/>
               <w:spacing w:after="40" w:before="0"/>
               <w:jc w:val="left"/>
             </w:pPr>
@@ -3127,6 +3196,7 @@
           </w:tcPr>
           <w:p>
             <w:pPr>
+              <w:keepNext w:val="false"/>
               <w:spacing w:after="40" w:before="0"/>
               <w:jc w:val="left"/>
             </w:pPr>
@@ -3159,6 +3229,7 @@
           </w:tcPr>
           <w:p>
             <w:pPr>
+              <w:keepNext w:val="false"/>
               <w:spacing w:after="40" w:before="0"/>
               <w:jc w:val="left"/>
             </w:pPr>
@@ -3193,6 +3264,7 @@
           </w:tcPr>
           <w:p>
             <w:pPr>
+              <w:keepNext w:val="false"/>
               <w:spacing w:after="40" w:before="0"/>
               <w:jc w:val="left"/>
             </w:pPr>
@@ -3225,6 +3297,7 @@
           </w:tcPr>
           <w:p>
             <w:pPr>
+              <w:keepNext w:val="false"/>
               <w:spacing w:after="40" w:before="0"/>
               <w:jc w:val="left"/>
             </w:pPr>
@@ -3284,6 +3357,7 @@
           </w:tcPr>
           <w:p>
             <w:pPr>
+              <w:keepNext w:val="false"/>
               <w:spacing w:after="40" w:before="0"/>
               <w:jc w:val="center"/>
             </w:pPr>
@@ -3318,6 +3392,7 @@
           </w:tcPr>
           <w:p>
             <w:pPr>
+              <w:keepNext w:val="false"/>
               <w:spacing w:after="40" w:before="0"/>
               <w:jc w:val="left"/>
             </w:pPr>
@@ -3382,6 +3457,7 @@
           </w:tcPr>
           <w:p>
             <w:pPr>
+              <w:keepNext w:val="false"/>
               <w:spacing w:after="40" w:before="0"/>
               <w:jc w:val="center"/>
             </w:pPr>
@@ -3416,6 +3492,7 @@
           </w:tcPr>
           <w:p>
             <w:pPr>
+              <w:keepNext w:val="false"/>
               <w:spacing w:after="40" w:before="0"/>
               <w:jc w:val="left"/>
             </w:pPr>
@@ -3448,6 +3525,7 @@
           </w:tcPr>
           <w:p>
             <w:pPr>
+              <w:keepNext w:val="false"/>
               <w:spacing w:after="40" w:before="0"/>
               <w:jc w:val="left"/>
             </w:pPr>
@@ -3480,6 +3558,7 @@
           </w:tcPr>
           <w:p>
             <w:pPr>
+              <w:keepNext w:val="false"/>
               <w:spacing w:after="40" w:before="0"/>
               <w:jc w:val="left"/>
             </w:pPr>
@@ -3512,6 +3591,7 @@
           </w:tcPr>
           <w:p>
             <w:pPr>
+              <w:keepNext w:val="false"/>
               <w:spacing w:after="40" w:before="0"/>
               <w:jc w:val="left"/>
             </w:pPr>
@@ -3544,6 +3624,7 @@
           </w:tcPr>
           <w:p>
             <w:pPr>
+              <w:keepNext w:val="false"/>
               <w:spacing w:after="40" w:before="0"/>
               <w:jc w:val="left"/>
             </w:pPr>
@@ -3578,6 +3659,7 @@
           </w:tcPr>
           <w:p>
             <w:pPr>
+              <w:keepNext w:val="false"/>
               <w:spacing w:after="40" w:before="0"/>
               <w:jc w:val="left"/>
             </w:pPr>
@@ -3615,7 +3697,7 @@
             <w:pPr>
               <w:spacing w:after="20" w:before="0"/>
             </w:pPr>
-            <w:hyperlink w:history="1" r:id="rIdvw3mpegwfgu0lynfilow_">
+            <w:hyperlink w:history="1" r:id="rIdhs8lyqowc0rgr_2uvk-sy">
               <w:r>
                 <w:rPr>
                   <w:rFonts w:ascii="Arial" w:cs="Arial" w:eastAsia="Arial" w:hAnsi="Arial"/>
@@ -3648,7 +3730,7 @@
               <w:spacing w:after="10" w:before="0"/>
               <w:ind w:left="120"/>
             </w:pPr>
-            <w:hyperlink w:history="1" r:id="rIdnb_yxpxinigv6lahcjjxq">
+            <w:hyperlink w:history="1" r:id="rIdlx3hg8rbmwf4dqbhzl63w">
               <w:r>
                 <w:rPr>
                   <w:rFonts w:ascii="Arial" w:cs="Arial" w:eastAsia="Arial" w:hAnsi="Arial"/>
@@ -3693,7 +3775,7 @@
             <w:pPr>
               <w:spacing w:after="20" w:before="0"/>
             </w:pPr>
-            <w:hyperlink w:history="1" r:id="rIdpdxvsndedbmaemuioryjq">
+            <w:hyperlink w:history="1" r:id="rIdeh0itxhx0aqzysqzhmkxi">
               <w:r>
                 <w:rPr>
                   <w:rFonts w:ascii="Arial" w:cs="Arial" w:eastAsia="Arial" w:hAnsi="Arial"/>
@@ -3726,7 +3808,7 @@
               <w:spacing w:after="10" w:before="0"/>
               <w:ind w:left="120"/>
             </w:pPr>
-            <w:hyperlink w:history="1" r:id="rIdq-1aos71gm20ua4nn25ko">
+            <w:hyperlink w:history="1" r:id="rIdi_epsvjropkn2ycpkjm6h">
               <w:r>
                 <w:rPr>
                   <w:rFonts w:ascii="Arial" w:cs="Arial" w:eastAsia="Arial" w:hAnsi="Arial"/>
@@ -3754,6 +3836,7 @@
           </w:tcPr>
           <w:p>
             <w:pPr>
+              <w:keepNext w:val="false"/>
               <w:spacing w:after="40" w:before="0"/>
               <w:jc w:val="left"/>
             </w:pPr>
@@ -3786,6 +3869,7 @@
           </w:tcPr>
           <w:p>
             <w:pPr>
+              <w:keepNext w:val="false"/>
               <w:spacing w:after="40" w:before="0"/>
               <w:jc w:val="left"/>
             </w:pPr>
@@ -3818,6 +3902,7 @@
           </w:tcPr>
           <w:p>
             <w:pPr>
+              <w:keepNext w:val="false"/>
               <w:spacing w:after="40" w:before="0"/>
               <w:jc w:val="left"/>
             </w:pPr>
@@ -3850,6 +3935,7 @@
           </w:tcPr>
           <w:p>
             <w:pPr>
+              <w:keepNext w:val="false"/>
               <w:spacing w:after="40" w:before="0"/>
               <w:jc w:val="left"/>
             </w:pPr>
@@ -3884,6 +3970,7 @@
           </w:tcPr>
           <w:p>
             <w:pPr>
+              <w:keepNext w:val="false"/>
               <w:spacing w:after="40" w:before="0"/>
               <w:jc w:val="left"/>
             </w:pPr>
@@ -3921,7 +4008,7 @@
             <w:pPr>
               <w:spacing w:after="20" w:before="0"/>
             </w:pPr>
-            <w:hyperlink w:history="1" r:id="rIdcranauosfqywtymfk1ggk">
+            <w:hyperlink w:history="1" r:id="rIdchxwd6ar_um7ijk6yfqdz">
               <w:r>
                 <w:rPr>
                   <w:rFonts w:ascii="Arial" w:cs="Arial" w:eastAsia="Arial" w:hAnsi="Arial"/>
@@ -3954,7 +4041,7 @@
               <w:spacing w:after="10" w:before="0"/>
               <w:ind w:left="120"/>
             </w:pPr>
-            <w:hyperlink w:history="1" r:id="rIdknxyvcrbxoh9_vijges1r">
+            <w:hyperlink w:history="1" r:id="rIdvtvjpkokct_9fnwmk_nru">
               <w:r>
                 <w:rPr>
                   <w:rFonts w:ascii="Arial" w:cs="Arial" w:eastAsia="Arial" w:hAnsi="Arial"/>
@@ -3999,7 +4086,7 @@
             <w:pPr>
               <w:spacing w:after="20" w:before="0"/>
             </w:pPr>
-            <w:hyperlink w:history="1" r:id="rIdn1y2ncbdljqzmjqosuwgj">
+            <w:hyperlink w:history="1" r:id="rId8gytpbjizxy-lrmh_b9f4">
               <w:r>
                 <w:rPr>
                   <w:rFonts w:ascii="Arial" w:cs="Arial" w:eastAsia="Arial" w:hAnsi="Arial"/>
@@ -4032,7 +4119,7 @@
               <w:spacing w:after="10" w:before="0"/>
               <w:ind w:left="120"/>
             </w:pPr>
-            <w:hyperlink w:history="1" r:id="rIdjnsjjybyuihebo4_vepxd">
+            <w:hyperlink w:history="1" r:id="rIdsgjvn4clpmxfw0348peft">
               <w:r>
                 <w:rPr>
                   <w:rFonts w:ascii="Arial" w:cs="Arial" w:eastAsia="Arial" w:hAnsi="Arial"/>
@@ -4060,6 +4147,7 @@
           </w:tcPr>
           <w:p>
             <w:pPr>
+              <w:keepNext w:val="false"/>
               <w:spacing w:after="40" w:before="0"/>
               <w:jc w:val="left"/>
             </w:pPr>
@@ -4092,6 +4180,7 @@
           </w:tcPr>
           <w:p>
             <w:pPr>
+              <w:keepNext w:val="false"/>
               <w:spacing w:after="40" w:before="0"/>
               <w:jc w:val="left"/>
             </w:pPr>
@@ -4124,6 +4213,7 @@
           </w:tcPr>
           <w:p>
             <w:pPr>
+              <w:keepNext w:val="false"/>
               <w:spacing w:after="40" w:before="0"/>
               <w:jc w:val="left"/>
             </w:pPr>
@@ -4156,6 +4246,7 @@
           </w:tcPr>
           <w:p>
             <w:pPr>
+              <w:keepNext w:val="false"/>
               <w:spacing w:after="40" w:before="0"/>
               <w:jc w:val="left"/>
             </w:pPr>
@@ -4190,6 +4281,7 @@
           </w:tcPr>
           <w:p>
             <w:pPr>
+              <w:keepNext w:val="false"/>
               <w:spacing w:after="40" w:before="0"/>
               <w:jc w:val="left"/>
             </w:pPr>
@@ -4227,7 +4319,7 @@
             <w:pPr>
               <w:spacing w:after="20" w:before="0"/>
             </w:pPr>
-            <w:hyperlink w:history="1" r:id="rId3zotp-uj73b4z9qt3aox2">
+            <w:hyperlink w:history="1" r:id="rIdb4-9w_rlckufeadtfj87x">
               <w:r>
                 <w:rPr>
                   <w:rFonts w:ascii="Arial" w:cs="Arial" w:eastAsia="Arial" w:hAnsi="Arial"/>
@@ -4276,7 +4368,7 @@
               <w:spacing w:after="10" w:before="0"/>
               <w:ind w:left="120"/>
             </w:pPr>
-            <w:hyperlink w:history="1" r:id="rId4wi0ajesu-lafqcf3_bb4">
+            <w:hyperlink w:history="1" r:id="rIdbpccv-w2wu_cn22-bddkw">
               <w:r>
                 <w:rPr>
                   <w:rFonts w:ascii="Arial" w:cs="Arial" w:eastAsia="Arial" w:hAnsi="Arial"/>
@@ -4321,7 +4413,7 @@
             <w:pPr>
               <w:spacing w:after="20" w:before="0"/>
             </w:pPr>
-            <w:hyperlink w:history="1" r:id="rIdsgwb0qy1lvocvwsb5owdf">
+            <w:hyperlink w:history="1" r:id="rIdi9rgjzulzcqgubfkknjhe">
               <w:r>
                 <w:rPr>
                   <w:rFonts w:ascii="Arial" w:cs="Arial" w:eastAsia="Arial" w:hAnsi="Arial"/>
@@ -4354,7 +4446,7 @@
               <w:spacing w:after="10" w:before="0"/>
               <w:ind w:left="120"/>
             </w:pPr>
-            <w:hyperlink w:history="1" r:id="rIdinmdvdmkw3h14_uo9qqh6">
+            <w:hyperlink w:history="1" r:id="rId3rjzxeem_sglo7cgq2iwt">
               <w:r>
                 <w:rPr>
                   <w:rFonts w:ascii="Arial" w:cs="Arial" w:eastAsia="Arial" w:hAnsi="Arial"/>
@@ -4382,6 +4474,7 @@
           </w:tcPr>
           <w:p>
             <w:pPr>
+              <w:keepNext w:val="false"/>
               <w:spacing w:after="40" w:before="0"/>
               <w:jc w:val="left"/>
             </w:pPr>
@@ -4414,6 +4507,7 @@
           </w:tcPr>
           <w:p>
             <w:pPr>
+              <w:keepNext w:val="false"/>
               <w:spacing w:after="40" w:before="0"/>
               <w:jc w:val="left"/>
             </w:pPr>
@@ -4446,6 +4540,7 @@
           </w:tcPr>
           <w:p>
             <w:pPr>
+              <w:keepNext w:val="false"/>
               <w:spacing w:after="40" w:before="0"/>
               <w:jc w:val="left"/>
             </w:pPr>
@@ -4478,6 +4573,7 @@
           </w:tcPr>
           <w:p>
             <w:pPr>
+              <w:keepNext w:val="false"/>
               <w:spacing w:after="40" w:before="0"/>
               <w:jc w:val="left"/>
             </w:pPr>
@@ -4512,6 +4608,7 @@
           </w:tcPr>
           <w:p>
             <w:pPr>
+              <w:keepNext w:val="false"/>
               <w:spacing w:after="40" w:before="0"/>
               <w:jc w:val="left"/>
             </w:pPr>
@@ -4549,7 +4646,7 @@
             <w:pPr>
               <w:spacing w:after="20" w:before="0"/>
             </w:pPr>
-            <w:hyperlink w:history="1" r:id="rIdjj28_wvpd2nsfftirmy3y">
+            <w:hyperlink w:history="1" r:id="rIdri50y4fxq5yvyw4tfy3bo">
               <w:r>
                 <w:rPr>
                   <w:rFonts w:ascii="Arial" w:cs="Arial" w:eastAsia="Arial" w:hAnsi="Arial"/>
@@ -4598,7 +4695,7 @@
               <w:spacing w:after="10" w:before="0"/>
               <w:ind w:left="120"/>
             </w:pPr>
-            <w:hyperlink w:history="1" r:id="rId1po_de2jrboa7usuj_dbt">
+            <w:hyperlink w:history="1" r:id="rIdol0nrhxonlwvkl1rlowud">
               <w:r>
                 <w:rPr>
                   <w:rFonts w:ascii="Arial" w:cs="Arial" w:eastAsia="Arial" w:hAnsi="Arial"/>
@@ -4643,7 +4740,7 @@
             <w:pPr>
               <w:spacing w:after="20" w:before="0"/>
             </w:pPr>
-            <w:hyperlink w:history="1" r:id="rIdw1bx3y4tjnhny9cregg_g">
+            <w:hyperlink w:history="1" r:id="rIdt0ahcfon6ycumulch5yvi">
               <w:r>
                 <w:rPr>
                   <w:rFonts w:ascii="Arial" w:cs="Arial" w:eastAsia="Arial" w:hAnsi="Arial"/>
@@ -4676,7 +4773,7 @@
               <w:spacing w:after="10" w:before="0"/>
               <w:ind w:left="120"/>
             </w:pPr>
-            <w:hyperlink w:history="1" r:id="rIdp2qbqy_axouzdhfjxvqib">
+            <w:hyperlink w:history="1" r:id="rIdtoncb_f6hv5u5yec8quji">
               <w:r>
                 <w:rPr>
                   <w:rFonts w:ascii="Arial" w:cs="Arial" w:eastAsia="Arial" w:hAnsi="Arial"/>
@@ -4704,6 +4801,7 @@
           </w:tcPr>
           <w:p>
             <w:pPr>
+              <w:keepNext w:val="false"/>
               <w:spacing w:after="40" w:before="0"/>
               <w:jc w:val="left"/>
             </w:pPr>
@@ -4736,6 +4834,7 @@
           </w:tcPr>
           <w:p>
             <w:pPr>
+              <w:keepNext w:val="false"/>
               <w:spacing w:after="40" w:before="0"/>
               <w:jc w:val="left"/>
             </w:pPr>
@@ -4768,6 +4867,7 @@
           </w:tcPr>
           <w:p>
             <w:pPr>
+              <w:keepNext w:val="false"/>
               <w:spacing w:after="40" w:before="0"/>
               <w:jc w:val="left"/>
             </w:pPr>
@@ -4800,6 +4900,7 @@
           </w:tcPr>
           <w:p>
             <w:pPr>
+              <w:keepNext w:val="false"/>
               <w:spacing w:after="40" w:before="0"/>
               <w:jc w:val="left"/>
             </w:pPr>
@@ -4834,6 +4935,7 @@
           </w:tcPr>
           <w:p>
             <w:pPr>
+              <w:keepNext w:val="false"/>
               <w:spacing w:after="40" w:before="0"/>
               <w:jc w:val="left"/>
             </w:pPr>
@@ -4871,7 +4973,7 @@
             <w:pPr>
               <w:spacing w:after="20" w:before="0"/>
             </w:pPr>
-            <w:hyperlink w:history="1" r:id="rId8poto-ciknqxtme7sxlmi">
+            <w:hyperlink w:history="1" r:id="rIdet9rpqu1ovv4z9oswkdnq">
               <w:r>
                 <w:rPr>
                   <w:rFonts w:ascii="Arial" w:cs="Arial" w:eastAsia="Arial" w:hAnsi="Arial"/>
@@ -4920,7 +5022,7 @@
               <w:spacing w:after="10" w:before="0"/>
               <w:ind w:left="120"/>
             </w:pPr>
-            <w:hyperlink w:history="1" r:id="rIdv7rqxhviywtvumeizv3xn">
+            <w:hyperlink w:history="1" r:id="rIda13tjv_velb1wosncnysg">
               <w:r>
                 <w:rPr>
                   <w:rFonts w:ascii="Arial" w:cs="Arial" w:eastAsia="Arial" w:hAnsi="Arial"/>
@@ -4965,7 +5067,7 @@
             <w:pPr>
               <w:spacing w:after="20" w:before="0"/>
             </w:pPr>
-            <w:hyperlink w:history="1" r:id="rId8ctdgujrcc57ku4incovp">
+            <w:hyperlink w:history="1" r:id="rIdxvxiz7zm-lebfspo8fkwk">
               <w:r>
                 <w:rPr>
                   <w:rFonts w:ascii="Arial" w:cs="Arial" w:eastAsia="Arial" w:hAnsi="Arial"/>
@@ -4998,7 +5100,7 @@
               <w:spacing w:after="10" w:before="0"/>
               <w:ind w:left="120"/>
             </w:pPr>
-            <w:hyperlink w:history="1" r:id="rIdkbk9igqezlqecehnpt39x">
+            <w:hyperlink w:history="1" r:id="rIdvtspewov_zpsql2yoljhm">
               <w:r>
                 <w:rPr>
                   <w:rFonts w:ascii="Arial" w:cs="Arial" w:eastAsia="Arial" w:hAnsi="Arial"/>
@@ -5026,6 +5128,7 @@
           </w:tcPr>
           <w:p>
             <w:pPr>
+              <w:keepNext w:val="false"/>
               <w:spacing w:after="40" w:before="0"/>
               <w:jc w:val="left"/>
             </w:pPr>
@@ -5058,6 +5161,7 @@
           </w:tcPr>
           <w:p>
             <w:pPr>
+              <w:keepNext w:val="false"/>
               <w:spacing w:after="40" w:before="0"/>
               <w:jc w:val="left"/>
             </w:pPr>
@@ -5090,6 +5194,7 @@
           </w:tcPr>
           <w:p>
             <w:pPr>
+              <w:keepNext w:val="false"/>
               <w:spacing w:after="40" w:before="0"/>
               <w:jc w:val="left"/>
             </w:pPr>
@@ -5122,6 +5227,7 @@
           </w:tcPr>
           <w:p>
             <w:pPr>
+              <w:keepNext w:val="false"/>
               <w:spacing w:after="40" w:before="0"/>
               <w:jc w:val="left"/>
             </w:pPr>
@@ -5181,6 +5287,7 @@
           </w:tcPr>
           <w:p>
             <w:pPr>
+              <w:keepNext w:val="false"/>
               <w:spacing w:after="40" w:before="0"/>
               <w:jc w:val="center"/>
             </w:pPr>
@@ -5215,6 +5322,7 @@
           </w:tcPr>
           <w:p>
             <w:pPr>
+              <w:keepNext w:val="false"/>
               <w:spacing w:after="40" w:before="0"/>
               <w:jc w:val="left"/>
             </w:pPr>
@@ -5276,6 +5384,7 @@
           </w:tcPr>
           <w:p>
             <w:pPr>
+              <w:keepNext w:val="false"/>
               <w:spacing w:after="40" w:before="0"/>
               <w:jc w:val="center"/>
             </w:pPr>
@@ -5310,6 +5419,7 @@
           </w:tcPr>
           <w:p>
             <w:pPr>
+              <w:keepNext w:val="false"/>
               <w:spacing w:after="40" w:before="0"/>
               <w:jc w:val="left"/>
             </w:pPr>
@@ -5342,6 +5452,7 @@
           </w:tcPr>
           <w:p>
             <w:pPr>
+              <w:keepNext w:val="false"/>
               <w:spacing w:after="40" w:before="0"/>
               <w:jc w:val="left"/>
             </w:pPr>
@@ -5376,6 +5487,7 @@
           </w:tcPr>
           <w:p>
             <w:pPr>
+              <w:keepNext w:val="false"/>
               <w:spacing w:after="40" w:before="0"/>
               <w:jc w:val="left"/>
             </w:pPr>
@@ -5408,6 +5520,7 @@
           </w:tcPr>
           <w:p>
             <w:pPr>
+              <w:keepNext w:val="false"/>
               <w:spacing w:after="40" w:before="0"/>
               <w:jc w:val="left"/>
             </w:pPr>
@@ -5442,6 +5555,7 @@
           </w:tcPr>
           <w:p>
             <w:pPr>
+              <w:keepNext w:val="false"/>
               <w:spacing w:after="40" w:before="0"/>
               <w:jc w:val="left"/>
             </w:pPr>
@@ -5474,6 +5588,7 @@
           </w:tcPr>
           <w:p>
             <w:pPr>
+              <w:keepNext w:val="false"/>
               <w:spacing w:after="40" w:before="0"/>
               <w:jc w:val="left"/>
             </w:pPr>
@@ -5510,7 +5625,7 @@
         </w:rPr>
         <w:t xml:space="preserve">© 2026 SeaVuria and ARES. Aligned with KICD objectives. Developed by SeaVuria; technical implementation by ARES (with AI assistance from Claude). Licensed under </w:t>
       </w:r>
-      <w:hyperlink w:history="1" r:id="rIdju48o7-a71ek2txlbn310">
+      <w:hyperlink w:history="1" r:id="rIdj-goznyl-qv5qbhzapufy">
         <w:r>
           <w:rPr>
             <w:rFonts w:ascii="Arial" w:cs="Arial" w:eastAsia="Arial" w:hAnsi="Arial"/>
@@ -5531,7 +5646,7 @@
         </w:rPr>
         <w:t xml:space="preserve"> (</w:t>
       </w:r>
-      <w:hyperlink w:history="1" r:id="rIdkrhcwcy4zd8ffjejzmzs4">
+      <w:hyperlink w:history="1" r:id="rId2bynea3eunvtyrgpgfsz6">
         <w:r>
           <w:rPr>
             <w:rFonts w:ascii="Arial" w:cs="Arial" w:eastAsia="Arial" w:hAnsi="Arial"/>
@@ -5591,6 +5706,7 @@
           </w:tcPr>
           <w:p>
             <w:pPr>
+              <w:keepNext w:val="false"/>
               <w:spacing w:after="40" w:before="0"/>
               <w:jc w:val="center"/>
             </w:pPr>
@@ -5626,6 +5742,7 @@
           </w:tcPr>
           <w:p>
             <w:pPr>
+              <w:keepNext w:val="false"/>
               <w:spacing w:after="40" w:before="0"/>
               <w:jc w:val="center"/>
             </w:pPr>
@@ -5660,6 +5777,7 @@
           </w:tcPr>
           <w:p>
             <w:pPr>
+              <w:keepNext w:val="false"/>
               <w:spacing w:after="40" w:before="0"/>
               <w:jc w:val="left"/>
             </w:pPr>
@@ -5692,6 +5810,7 @@
           </w:tcPr>
           <w:p>
             <w:pPr>
+              <w:keepNext w:val="false"/>
               <w:spacing w:after="40" w:before="0"/>
               <w:jc w:val="left"/>
             </w:pPr>
@@ -5726,6 +5845,7 @@
           </w:tcPr>
           <w:p>
             <w:pPr>
+              <w:keepNext w:val="false"/>
               <w:spacing w:after="40" w:before="0"/>
               <w:jc w:val="left"/>
             </w:pPr>
@@ -5758,6 +5878,7 @@
           </w:tcPr>
           <w:p>
             <w:pPr>
+              <w:keepNext w:val="false"/>
               <w:spacing w:after="40" w:before="0"/>
               <w:jc w:val="left"/>
             </w:pPr>
@@ -5792,6 +5913,7 @@
           </w:tcPr>
           <w:p>
             <w:pPr>
+              <w:keepNext w:val="false"/>
               <w:spacing w:after="40" w:before="0"/>
               <w:jc w:val="left"/>
             </w:pPr>
@@ -5824,6 +5946,7 @@
           </w:tcPr>
           <w:p>
             <w:pPr>
+              <w:keepNext w:val="false"/>
               <w:spacing w:after="40" w:before="0"/>
               <w:jc w:val="left"/>
             </w:pPr>
@@ -5858,6 +5981,7 @@
           </w:tcPr>
           <w:p>
             <w:pPr>
+              <w:keepNext w:val="false"/>
               <w:spacing w:after="40" w:before="0"/>
               <w:jc w:val="left"/>
             </w:pPr>
@@ -5890,6 +6014,7 @@
           </w:tcPr>
           <w:p>
             <w:pPr>
+              <w:keepNext w:val="false"/>
               <w:spacing w:after="40" w:before="0"/>
               <w:jc w:val="left"/>
             </w:pPr>
@@ -5924,6 +6049,7 @@
           </w:tcPr>
           <w:p>
             <w:pPr>
+              <w:keepNext w:val="false"/>
               <w:spacing w:after="40" w:before="0"/>
               <w:jc w:val="left"/>
             </w:pPr>
@@ -5956,6 +6082,7 @@
           </w:tcPr>
           <w:p>
             <w:pPr>
+              <w:keepNext w:val="false"/>
               <w:spacing w:after="40" w:before="0"/>
               <w:jc w:val="left"/>
             </w:pPr>
@@ -5990,6 +6117,7 @@
           </w:tcPr>
           <w:p>
             <w:pPr>
+              <w:keepNext w:val="false"/>
               <w:spacing w:after="40" w:before="0"/>
               <w:jc w:val="left"/>
             </w:pPr>
@@ -6022,6 +6150,7 @@
           </w:tcPr>
           <w:p>
             <w:pPr>
+              <w:keepNext w:val="false"/>
               <w:spacing w:after="40" w:before="0"/>
               <w:jc w:val="left"/>
             </w:pPr>
@@ -6056,6 +6185,7 @@
           </w:tcPr>
           <w:p>
             <w:pPr>
+              <w:keepNext w:val="false"/>
               <w:spacing w:after="40" w:before="0"/>
               <w:jc w:val="left"/>
             </w:pPr>
@@ -6088,6 +6218,7 @@
           </w:tcPr>
           <w:p>
             <w:pPr>
+              <w:keepNext w:val="false"/>
               <w:spacing w:after="40" w:before="0"/>
               <w:jc w:val="left"/>
             </w:pPr>
@@ -6122,6 +6253,7 @@
           </w:tcPr>
           <w:p>
             <w:pPr>
+              <w:keepNext w:val="false"/>
               <w:spacing w:after="40" w:before="0"/>
               <w:jc w:val="left"/>
             </w:pPr>
@@ -6154,6 +6286,7 @@
           </w:tcPr>
           <w:p>
             <w:pPr>
+              <w:keepNext w:val="false"/>
               <w:spacing w:after="40" w:before="0"/>
               <w:jc w:val="left"/>
             </w:pPr>
@@ -6213,6 +6346,7 @@
           </w:tcPr>
           <w:p>
             <w:pPr>
+              <w:keepNext w:val="false"/>
               <w:spacing w:after="40" w:before="0"/>
               <w:jc w:val="center"/>
             </w:pPr>
@@ -6247,6 +6381,7 @@
           </w:tcPr>
           <w:p>
             <w:pPr>
+              <w:keepNext w:val="false"/>
               <w:spacing w:after="40" w:before="0"/>
               <w:jc w:val="left"/>
             </w:pPr>
@@ -6311,6 +6446,7 @@
           </w:tcPr>
           <w:p>
             <w:pPr>
+              <w:keepNext w:val="false"/>
               <w:spacing w:after="40" w:before="0"/>
               <w:jc w:val="center"/>
             </w:pPr>
@@ -6345,6 +6481,7 @@
           </w:tcPr>
           <w:p>
             <w:pPr>
+              <w:keepNext w:val="false"/>
               <w:spacing w:after="40" w:before="0"/>
               <w:jc w:val="left"/>
             </w:pPr>
@@ -6377,6 +6514,7 @@
           </w:tcPr>
           <w:p>
             <w:pPr>
+              <w:keepNext w:val="false"/>
               <w:spacing w:after="40" w:before="0"/>
               <w:jc w:val="left"/>
             </w:pPr>
@@ -6409,6 +6547,7 @@
           </w:tcPr>
           <w:p>
             <w:pPr>
+              <w:keepNext w:val="false"/>
               <w:spacing w:after="40" w:before="0"/>
               <w:jc w:val="left"/>
             </w:pPr>
@@ -6441,6 +6580,7 @@
           </w:tcPr>
           <w:p>
             <w:pPr>
+              <w:keepNext w:val="false"/>
               <w:spacing w:after="40" w:before="0"/>
               <w:jc w:val="left"/>
             </w:pPr>
@@ -6473,6 +6613,7 @@
           </w:tcPr>
           <w:p>
             <w:pPr>
+              <w:keepNext w:val="false"/>
               <w:spacing w:after="40" w:before="0"/>
               <w:jc w:val="left"/>
             </w:pPr>
@@ -6507,6 +6648,7 @@
           </w:tcPr>
           <w:p>
             <w:pPr>
+              <w:keepNext w:val="false"/>
               <w:spacing w:after="40" w:before="0"/>
               <w:jc w:val="left"/>
             </w:pPr>
@@ -6544,7 +6686,7 @@
             <w:pPr>
               <w:spacing w:after="20" w:before="0"/>
             </w:pPr>
-            <w:hyperlink w:history="1" r:id="rIdl9f5df4cytt3h3uevjkm5">
+            <w:hyperlink w:history="1" r:id="rId0yl2-9iipw0p7d1_anavf">
               <w:r>
                 <w:rPr>
                   <w:rFonts w:ascii="Arial" w:cs="Arial" w:eastAsia="Arial" w:hAnsi="Arial"/>
@@ -6593,7 +6735,7 @@
               <w:spacing w:after="10" w:before="0"/>
               <w:ind w:left="120"/>
             </w:pPr>
-            <w:hyperlink w:history="1" r:id="rIdqet9-ghlnhhtpjjxmkd7v">
+            <w:hyperlink w:history="1" r:id="rId96_ua-kfhtm7vb-5s69jx">
               <w:r>
                 <w:rPr>
                   <w:rFonts w:ascii="Arial" w:cs="Arial" w:eastAsia="Arial" w:hAnsi="Arial"/>
@@ -6638,7 +6780,7 @@
             <w:pPr>
               <w:spacing w:after="20" w:before="0"/>
             </w:pPr>
-            <w:hyperlink w:history="1" r:id="rIdlsd2cptgskeo3jsoginvp">
+            <w:hyperlink w:history="1" r:id="rIdfhfdd2xwb9meni8y93umj">
               <w:r>
                 <w:rPr>
                   <w:rFonts w:ascii="Arial" w:cs="Arial" w:eastAsia="Arial" w:hAnsi="Arial"/>
@@ -6687,7 +6829,7 @@
               <w:spacing w:after="10" w:before="0"/>
               <w:ind w:left="120"/>
             </w:pPr>
-            <w:hyperlink w:history="1" r:id="rIdcqusmhhy7ketindpqtbtj">
+            <w:hyperlink w:history="1" r:id="rIdpztr98axhtyknkoynmlny">
               <w:r>
                 <w:rPr>
                   <w:rFonts w:ascii="Arial" w:cs="Arial" w:eastAsia="Arial" w:hAnsi="Arial"/>
@@ -6715,6 +6857,7 @@
           </w:tcPr>
           <w:p>
             <w:pPr>
+              <w:keepNext w:val="false"/>
               <w:spacing w:after="40" w:before="0"/>
               <w:jc w:val="left"/>
             </w:pPr>
@@ -6747,6 +6890,7 @@
           </w:tcPr>
           <w:p>
             <w:pPr>
+              <w:keepNext w:val="false"/>
               <w:spacing w:after="40" w:before="0"/>
               <w:jc w:val="left"/>
             </w:pPr>
@@ -6779,6 +6923,7 @@
           </w:tcPr>
           <w:p>
             <w:pPr>
+              <w:keepNext w:val="false"/>
               <w:spacing w:after="40" w:before="0"/>
               <w:jc w:val="left"/>
             </w:pPr>
@@ -6811,6 +6956,7 @@
           </w:tcPr>
           <w:p>
             <w:pPr>
+              <w:keepNext w:val="false"/>
               <w:spacing w:after="40" w:before="0"/>
               <w:jc w:val="left"/>
             </w:pPr>
@@ -6845,6 +6991,7 @@
           </w:tcPr>
           <w:p>
             <w:pPr>
+              <w:keepNext w:val="false"/>
               <w:spacing w:after="40" w:before="0"/>
               <w:jc w:val="left"/>
             </w:pPr>
@@ -6882,7 +7029,7 @@
             <w:pPr>
               <w:spacing w:after="20" w:before="0"/>
             </w:pPr>
-            <w:hyperlink w:history="1" r:id="rId8oggu_hb__tcfwpffyzm4">
+            <w:hyperlink w:history="1" r:id="rIdqvtcxwh5vvqvp25sjq4jx">
               <w:r>
                 <w:rPr>
                   <w:rFonts w:ascii="Arial" w:cs="Arial" w:eastAsia="Arial" w:hAnsi="Arial"/>
@@ -6931,7 +7078,7 @@
               <w:spacing w:after="10" w:before="0"/>
               <w:ind w:left="120"/>
             </w:pPr>
-            <w:hyperlink w:history="1" r:id="rIdbqbc5tq5kpvvmlcweigld">
+            <w:hyperlink w:history="1" r:id="rIdqjesgle-jpnypezwvunp3">
               <w:r>
                 <w:rPr>
                   <w:rFonts w:ascii="Arial" w:cs="Arial" w:eastAsia="Arial" w:hAnsi="Arial"/>
@@ -6976,7 +7123,7 @@
             <w:pPr>
               <w:spacing w:after="20" w:before="0"/>
             </w:pPr>
-            <w:hyperlink w:history="1" r:id="rIdku6awdnfmu-l_8g6vfg4v">
+            <w:hyperlink w:history="1" r:id="rIdbwpxvmsghufzgf-trlcxg">
               <w:r>
                 <w:rPr>
                   <w:rFonts w:ascii="Arial" w:cs="Arial" w:eastAsia="Arial" w:hAnsi="Arial"/>
@@ -7025,7 +7172,7 @@
               <w:spacing w:after="10" w:before="0"/>
               <w:ind w:left="120"/>
             </w:pPr>
-            <w:hyperlink w:history="1" r:id="rId5qz5z_aussd3-q4meufgz">
+            <w:hyperlink w:history="1" r:id="rIdz5q3kr2coyhp8dgunvc4h">
               <w:r>
                 <w:rPr>
                   <w:rFonts w:ascii="Arial" w:cs="Arial" w:eastAsia="Arial" w:hAnsi="Arial"/>
@@ -7053,6 +7200,7 @@
           </w:tcPr>
           <w:p>
             <w:pPr>
+              <w:keepNext w:val="false"/>
               <w:spacing w:after="40" w:before="0"/>
               <w:jc w:val="left"/>
             </w:pPr>
@@ -7085,6 +7233,7 @@
           </w:tcPr>
           <w:p>
             <w:pPr>
+              <w:keepNext w:val="false"/>
               <w:spacing w:after="40" w:before="0"/>
               <w:jc w:val="left"/>
             </w:pPr>
@@ -7117,6 +7266,7 @@
           </w:tcPr>
           <w:p>
             <w:pPr>
+              <w:keepNext w:val="false"/>
               <w:spacing w:after="40" w:before="0"/>
               <w:jc w:val="left"/>
             </w:pPr>
@@ -7149,6 +7299,7 @@
           </w:tcPr>
           <w:p>
             <w:pPr>
+              <w:keepNext w:val="false"/>
               <w:spacing w:after="40" w:before="0"/>
               <w:jc w:val="left"/>
             </w:pPr>
@@ -7183,6 +7334,7 @@
           </w:tcPr>
           <w:p>
             <w:pPr>
+              <w:keepNext w:val="false"/>
               <w:spacing w:after="40" w:before="0"/>
               <w:jc w:val="left"/>
             </w:pPr>
@@ -7220,7 +7372,7 @@
             <w:pPr>
               <w:spacing w:after="20" w:before="0"/>
             </w:pPr>
-            <w:hyperlink w:history="1" r:id="rIdgoygj7typkotvaj9yoalz">
+            <w:hyperlink w:history="1" r:id="rIdl2rhpeinixo_okrm_n80d">
               <w:r>
                 <w:rPr>
                   <w:rFonts w:ascii="Arial" w:cs="Arial" w:eastAsia="Arial" w:hAnsi="Arial"/>
@@ -7269,7 +7421,7 @@
               <w:spacing w:after="10" w:before="0"/>
               <w:ind w:left="120"/>
             </w:pPr>
-            <w:hyperlink w:history="1" r:id="rIdlxylzjc-chprci_7h5ztn">
+            <w:hyperlink w:history="1" r:id="rIdj0dcrtazlffdtasqffesv">
               <w:r>
                 <w:rPr>
                   <w:rFonts w:ascii="Arial" w:cs="Arial" w:eastAsia="Arial" w:hAnsi="Arial"/>
@@ -7314,7 +7466,7 @@
             <w:pPr>
               <w:spacing w:after="20" w:before="0"/>
             </w:pPr>
-            <w:hyperlink w:history="1" r:id="rIdvt8idnspnadassassfjzv">
+            <w:hyperlink w:history="1" r:id="rIdtkorh8jp4nq311cerbklg">
               <w:r>
                 <w:rPr>
                   <w:rFonts w:ascii="Arial" w:cs="Arial" w:eastAsia="Arial" w:hAnsi="Arial"/>
@@ -7363,7 +7515,7 @@
               <w:spacing w:after="10" w:before="0"/>
               <w:ind w:left="120"/>
             </w:pPr>
-            <w:hyperlink w:history="1" r:id="rIdu8_x2n8k2r2jo4pfecrvs">
+            <w:hyperlink w:history="1" r:id="rId3soxholm4h_7oxtq1bosu">
               <w:r>
                 <w:rPr>
                   <w:rFonts w:ascii="Arial" w:cs="Arial" w:eastAsia="Arial" w:hAnsi="Arial"/>
@@ -7391,6 +7543,7 @@
           </w:tcPr>
           <w:p>
             <w:pPr>
+              <w:keepNext w:val="false"/>
               <w:spacing w:after="40" w:before="0"/>
               <w:jc w:val="left"/>
             </w:pPr>
@@ -7423,6 +7576,7 @@
           </w:tcPr>
           <w:p>
             <w:pPr>
+              <w:keepNext w:val="false"/>
               <w:spacing w:after="40" w:before="0"/>
               <w:jc w:val="left"/>
             </w:pPr>
@@ -7455,6 +7609,7 @@
           </w:tcPr>
           <w:p>
             <w:pPr>
+              <w:keepNext w:val="false"/>
               <w:spacing w:after="40" w:before="0"/>
               <w:jc w:val="left"/>
             </w:pPr>
@@ -7487,6 +7642,7 @@
           </w:tcPr>
           <w:p>
             <w:pPr>
+              <w:keepNext w:val="false"/>
               <w:spacing w:after="40" w:before="0"/>
               <w:jc w:val="left"/>
             </w:pPr>
@@ -7521,6 +7677,7 @@
           </w:tcPr>
           <w:p>
             <w:pPr>
+              <w:keepNext w:val="false"/>
               <w:spacing w:after="40" w:before="0"/>
               <w:jc w:val="left"/>
             </w:pPr>
@@ -7558,7 +7715,7 @@
             <w:pPr>
               <w:spacing w:after="20" w:before="0"/>
             </w:pPr>
-            <w:hyperlink w:history="1" r:id="rId1j2zeojd5ddig2dm60xmx">
+            <w:hyperlink w:history="1" r:id="rIdrawc0fzboeehtxfzf_3xt">
               <w:r>
                 <w:rPr>
                   <w:rFonts w:ascii="Arial" w:cs="Arial" w:eastAsia="Arial" w:hAnsi="Arial"/>
@@ -7607,7 +7764,7 @@
               <w:spacing w:after="10" w:before="0"/>
               <w:ind w:left="120"/>
             </w:pPr>
-            <w:hyperlink w:history="1" r:id="rIdasa31ihvrtgikacq0rdfq">
+            <w:hyperlink w:history="1" r:id="rIdjtuhhqa9mc0nxgyuxu9sa">
               <w:r>
                 <w:rPr>
                   <w:rFonts w:ascii="Arial" w:cs="Arial" w:eastAsia="Arial" w:hAnsi="Arial"/>
@@ -7652,7 +7809,7 @@
             <w:pPr>
               <w:spacing w:after="20" w:before="0"/>
             </w:pPr>
-            <w:hyperlink w:history="1" r:id="rIdpfhxlmm3ofbzeekyf54xe">
+            <w:hyperlink w:history="1" r:id="rIdcezuila6qzuzn1ubjc68x">
               <w:r>
                 <w:rPr>
                   <w:rFonts w:ascii="Arial" w:cs="Arial" w:eastAsia="Arial" w:hAnsi="Arial"/>
@@ -7701,7 +7858,7 @@
               <w:spacing w:after="10" w:before="0"/>
               <w:ind w:left="120"/>
             </w:pPr>
-            <w:hyperlink w:history="1" r:id="rId492x2u54d3fxwns1pmms0">
+            <w:hyperlink w:history="1" r:id="rIdk9d3rzqvyi-w161wlfkvv">
               <w:r>
                 <w:rPr>
                   <w:rFonts w:ascii="Arial" w:cs="Arial" w:eastAsia="Arial" w:hAnsi="Arial"/>
@@ -7729,6 +7886,7 @@
           </w:tcPr>
           <w:p>
             <w:pPr>
+              <w:keepNext w:val="false"/>
               <w:spacing w:after="40" w:before="0"/>
               <w:jc w:val="left"/>
             </w:pPr>
@@ -7761,6 +7919,7 @@
           </w:tcPr>
           <w:p>
             <w:pPr>
+              <w:keepNext w:val="false"/>
               <w:spacing w:after="40" w:before="0"/>
               <w:jc w:val="left"/>
             </w:pPr>
@@ -7793,6 +7952,7 @@
           </w:tcPr>
           <w:p>
             <w:pPr>
+              <w:keepNext w:val="false"/>
               <w:spacing w:after="40" w:before="0"/>
               <w:jc w:val="left"/>
             </w:pPr>
@@ -7825,6 +7985,7 @@
           </w:tcPr>
           <w:p>
             <w:pPr>
+              <w:keepNext w:val="false"/>
               <w:spacing w:after="40" w:before="0"/>
               <w:jc w:val="left"/>
             </w:pPr>
@@ -7859,6 +8020,7 @@
           </w:tcPr>
           <w:p>
             <w:pPr>
+              <w:keepNext w:val="false"/>
               <w:spacing w:after="40" w:before="0"/>
               <w:jc w:val="left"/>
             </w:pPr>
@@ -7896,7 +8058,7 @@
             <w:pPr>
               <w:spacing w:after="20" w:before="0"/>
             </w:pPr>
-            <w:hyperlink w:history="1" r:id="rIdlttofcyevj-8qha49g_sl">
+            <w:hyperlink w:history="1" r:id="rIdzj7chnbcmxjxlnd2nohos">
               <w:r>
                 <w:rPr>
                   <w:rFonts w:ascii="Arial" w:cs="Arial" w:eastAsia="Arial" w:hAnsi="Arial"/>
@@ -7945,7 +8107,7 @@
               <w:spacing w:after="10" w:before="0"/>
               <w:ind w:left="120"/>
             </w:pPr>
-            <w:hyperlink w:history="1" r:id="rIdtt0a6a2q2szomih1zo_f2">
+            <w:hyperlink w:history="1" r:id="rIduyvyqkj_nxwbi44e6yjnw">
               <w:r>
                 <w:rPr>
                   <w:rFonts w:ascii="Arial" w:cs="Arial" w:eastAsia="Arial" w:hAnsi="Arial"/>
@@ -7990,7 +8152,7 @@
             <w:pPr>
               <w:spacing w:after="20" w:before="0"/>
             </w:pPr>
-            <w:hyperlink w:history="1" r:id="rIdam39lf5ul7lmmdukfjfjm">
+            <w:hyperlink w:history="1" r:id="rId20iaes6iyksce_n4pzndj">
               <w:r>
                 <w:rPr>
                   <w:rFonts w:ascii="Arial" w:cs="Arial" w:eastAsia="Arial" w:hAnsi="Arial"/>
@@ -8039,7 +8201,7 @@
               <w:spacing w:after="10" w:before="0"/>
               <w:ind w:left="120"/>
             </w:pPr>
-            <w:hyperlink w:history="1" r:id="rIdwflx5d2a-juk7fc7fldqt">
+            <w:hyperlink w:history="1" r:id="rIdw_znpoi63s-kd3uyz8zdl">
               <w:r>
                 <w:rPr>
                   <w:rFonts w:ascii="Arial" w:cs="Arial" w:eastAsia="Arial" w:hAnsi="Arial"/>
@@ -8067,6 +8229,7 @@
           </w:tcPr>
           <w:p>
             <w:pPr>
+              <w:keepNext w:val="false"/>
               <w:spacing w:after="40" w:before="0"/>
               <w:jc w:val="left"/>
             </w:pPr>
@@ -8099,6 +8262,7 @@
           </w:tcPr>
           <w:p>
             <w:pPr>
+              <w:keepNext w:val="false"/>
               <w:spacing w:after="40" w:before="0"/>
               <w:jc w:val="left"/>
             </w:pPr>
@@ -8131,6 +8295,7 @@
           </w:tcPr>
           <w:p>
             <w:pPr>
+              <w:keepNext w:val="false"/>
               <w:spacing w:after="40" w:before="0"/>
               <w:jc w:val="left"/>
             </w:pPr>
@@ -8163,6 +8328,7 @@
           </w:tcPr>
           <w:p>
             <w:pPr>
+              <w:keepNext w:val="false"/>
               <w:spacing w:after="40" w:before="0"/>
               <w:jc w:val="left"/>
             </w:pPr>
@@ -8222,6 +8388,7 @@
           </w:tcPr>
           <w:p>
             <w:pPr>
+              <w:keepNext w:val="false"/>
               <w:spacing w:after="40" w:before="0"/>
               <w:jc w:val="center"/>
             </w:pPr>
@@ -8256,6 +8423,7 @@
           </w:tcPr>
           <w:p>
             <w:pPr>
+              <w:keepNext w:val="false"/>
               <w:spacing w:after="40" w:before="0"/>
               <w:jc w:val="left"/>
             </w:pPr>
@@ -8317,6 +8485,7 @@
           </w:tcPr>
           <w:p>
             <w:pPr>
+              <w:keepNext w:val="false"/>
               <w:spacing w:after="40" w:before="0"/>
               <w:jc w:val="center"/>
             </w:pPr>
@@ -8351,6 +8520,7 @@
           </w:tcPr>
           <w:p>
             <w:pPr>
+              <w:keepNext w:val="false"/>
               <w:spacing w:after="40" w:before="0"/>
               <w:jc w:val="left"/>
             </w:pPr>
@@ -8383,6 +8553,7 @@
           </w:tcPr>
           <w:p>
             <w:pPr>
+              <w:keepNext w:val="false"/>
               <w:spacing w:after="40" w:before="0"/>
               <w:jc w:val="left"/>
             </w:pPr>
@@ -8417,6 +8588,7 @@
           </w:tcPr>
           <w:p>
             <w:pPr>
+              <w:keepNext w:val="false"/>
               <w:spacing w:after="40" w:before="0"/>
               <w:jc w:val="left"/>
             </w:pPr>
@@ -8449,6 +8621,7 @@
           </w:tcPr>
           <w:p>
             <w:pPr>
+              <w:keepNext w:val="false"/>
               <w:spacing w:after="40" w:before="0"/>
               <w:jc w:val="left"/>
             </w:pPr>
@@ -8483,6 +8656,7 @@
           </w:tcPr>
           <w:p>
             <w:pPr>
+              <w:keepNext w:val="false"/>
               <w:spacing w:after="40" w:before="0"/>
               <w:jc w:val="left"/>
             </w:pPr>
@@ -8515,6 +8689,7 @@
           </w:tcPr>
           <w:p>
             <w:pPr>
+              <w:keepNext w:val="false"/>
               <w:spacing w:after="40" w:before="0"/>
               <w:jc w:val="left"/>
             </w:pPr>
@@ -8551,7 +8726,7 @@
         </w:rPr>
         <w:t xml:space="preserve">© 2026 SeaVuria and ARES. Aligned with KICD objectives. Developed by SeaVuria; technical implementation by ARES (with AI assistance from Claude). Licensed under </w:t>
       </w:r>
-      <w:hyperlink w:history="1" r:id="rIdyc9gu2_oer7mtfrx6c_0f">
+      <w:hyperlink w:history="1" r:id="rIdcsz8mrkzh2cktjmvr-bcb">
         <w:r>
           <w:rPr>
             <w:rFonts w:ascii="Arial" w:cs="Arial" w:eastAsia="Arial" w:hAnsi="Arial"/>
@@ -8572,7 +8747,7 @@
         </w:rPr>
         <w:t xml:space="preserve"> (</w:t>
       </w:r>
-      <w:hyperlink w:history="1" r:id="rIdyrxj6qwgcej6ioia-qh5r">
+      <w:hyperlink w:history="1" r:id="rIdxgaskmpdxtrcu7ial91bb">
         <w:r>
           <w:rPr>
             <w:rFonts w:ascii="Arial" w:cs="Arial" w:eastAsia="Arial" w:hAnsi="Arial"/>
@@ -8632,6 +8807,7 @@
           </w:tcPr>
           <w:p>
             <w:pPr>
+              <w:keepNext w:val="false"/>
               <w:spacing w:after="40" w:before="0"/>
               <w:jc w:val="center"/>
             </w:pPr>
@@ -8667,6 +8843,7 @@
           </w:tcPr>
           <w:p>
             <w:pPr>
+              <w:keepNext w:val="false"/>
               <w:spacing w:after="40" w:before="0"/>
               <w:jc w:val="center"/>
             </w:pPr>
@@ -8701,6 +8878,7 @@
           </w:tcPr>
           <w:p>
             <w:pPr>
+              <w:keepNext w:val="false"/>
               <w:spacing w:after="40" w:before="0"/>
               <w:jc w:val="left"/>
             </w:pPr>
@@ -8733,6 +8911,7 @@
           </w:tcPr>
           <w:p>
             <w:pPr>
+              <w:keepNext w:val="false"/>
               <w:spacing w:after="40" w:before="0"/>
               <w:jc w:val="left"/>
             </w:pPr>
@@ -8767,6 +8946,7 @@
           </w:tcPr>
           <w:p>
             <w:pPr>
+              <w:keepNext w:val="false"/>
               <w:spacing w:after="40" w:before="0"/>
               <w:jc w:val="left"/>
             </w:pPr>
@@ -8799,6 +8979,7 @@
           </w:tcPr>
           <w:p>
             <w:pPr>
+              <w:keepNext w:val="false"/>
               <w:spacing w:after="40" w:before="0"/>
               <w:jc w:val="left"/>
             </w:pPr>
@@ -8833,6 +9014,7 @@
           </w:tcPr>
           <w:p>
             <w:pPr>
+              <w:keepNext w:val="false"/>
               <w:spacing w:after="40" w:before="0"/>
               <w:jc w:val="left"/>
             </w:pPr>
@@ -8865,6 +9047,7 @@
           </w:tcPr>
           <w:p>
             <w:pPr>
+              <w:keepNext w:val="false"/>
               <w:spacing w:after="40" w:before="0"/>
               <w:jc w:val="left"/>
             </w:pPr>
@@ -8899,6 +9082,7 @@
           </w:tcPr>
           <w:p>
             <w:pPr>
+              <w:keepNext w:val="false"/>
               <w:spacing w:after="40" w:before="0"/>
               <w:jc w:val="left"/>
             </w:pPr>
@@ -8931,6 +9115,7 @@
           </w:tcPr>
           <w:p>
             <w:pPr>
+              <w:keepNext w:val="false"/>
               <w:spacing w:after="40" w:before="0"/>
               <w:jc w:val="left"/>
             </w:pPr>
@@ -8965,6 +9150,7 @@
           </w:tcPr>
           <w:p>
             <w:pPr>
+              <w:keepNext w:val="false"/>
               <w:spacing w:after="40" w:before="0"/>
               <w:jc w:val="left"/>
             </w:pPr>
@@ -8997,6 +9183,7 @@
           </w:tcPr>
           <w:p>
             <w:pPr>
+              <w:keepNext w:val="false"/>
               <w:spacing w:after="40" w:before="0"/>
               <w:jc w:val="left"/>
             </w:pPr>
@@ -9031,6 +9218,7 @@
           </w:tcPr>
           <w:p>
             <w:pPr>
+              <w:keepNext w:val="false"/>
               <w:spacing w:after="40" w:before="0"/>
               <w:jc w:val="left"/>
             </w:pPr>
@@ -9063,6 +9251,7 @@
           </w:tcPr>
           <w:p>
             <w:pPr>
+              <w:keepNext w:val="false"/>
               <w:spacing w:after="40" w:before="0"/>
               <w:jc w:val="left"/>
             </w:pPr>
@@ -9097,6 +9286,7 @@
           </w:tcPr>
           <w:p>
             <w:pPr>
+              <w:keepNext w:val="false"/>
               <w:spacing w:after="40" w:before="0"/>
               <w:jc w:val="left"/>
             </w:pPr>
@@ -9129,6 +9319,7 @@
           </w:tcPr>
           <w:p>
             <w:pPr>
+              <w:keepNext w:val="false"/>
               <w:spacing w:after="40" w:before="0"/>
               <w:jc w:val="left"/>
             </w:pPr>
@@ -9163,6 +9354,7 @@
           </w:tcPr>
           <w:p>
             <w:pPr>
+              <w:keepNext w:val="false"/>
               <w:spacing w:after="40" w:before="0"/>
               <w:jc w:val="left"/>
             </w:pPr>
@@ -9195,6 +9387,7 @@
           </w:tcPr>
           <w:p>
             <w:pPr>
+              <w:keepNext w:val="false"/>
               <w:spacing w:after="40" w:before="0"/>
               <w:jc w:val="left"/>
             </w:pPr>
@@ -9254,6 +9447,7 @@
           </w:tcPr>
           <w:p>
             <w:pPr>
+              <w:keepNext w:val="false"/>
               <w:spacing w:after="40" w:before="0"/>
               <w:jc w:val="center"/>
             </w:pPr>
@@ -9288,6 +9482,7 @@
           </w:tcPr>
           <w:p>
             <w:pPr>
+              <w:keepNext w:val="false"/>
               <w:spacing w:after="40" w:before="0"/>
               <w:jc w:val="left"/>
             </w:pPr>
@@ -9352,6 +9547,7 @@
           </w:tcPr>
           <w:p>
             <w:pPr>
+              <w:keepNext w:val="false"/>
               <w:spacing w:after="40" w:before="0"/>
               <w:jc w:val="center"/>
             </w:pPr>
@@ -9386,6 +9582,7 @@
           </w:tcPr>
           <w:p>
             <w:pPr>
+              <w:keepNext w:val="false"/>
               <w:spacing w:after="40" w:before="0"/>
               <w:jc w:val="left"/>
             </w:pPr>
@@ -9418,6 +9615,7 @@
           </w:tcPr>
           <w:p>
             <w:pPr>
+              <w:keepNext w:val="false"/>
               <w:spacing w:after="40" w:before="0"/>
               <w:jc w:val="left"/>
             </w:pPr>
@@ -9450,6 +9648,7 @@
           </w:tcPr>
           <w:p>
             <w:pPr>
+              <w:keepNext w:val="false"/>
               <w:spacing w:after="40" w:before="0"/>
               <w:jc w:val="left"/>
             </w:pPr>
@@ -9482,6 +9681,7 @@
           </w:tcPr>
           <w:p>
             <w:pPr>
+              <w:keepNext w:val="false"/>
               <w:spacing w:after="40" w:before="0"/>
               <w:jc w:val="left"/>
             </w:pPr>
@@ -9514,6 +9714,7 @@
           </w:tcPr>
           <w:p>
             <w:pPr>
+              <w:keepNext w:val="false"/>
               <w:spacing w:after="40" w:before="0"/>
               <w:jc w:val="left"/>
             </w:pPr>
@@ -9548,6 +9749,7 @@
           </w:tcPr>
           <w:p>
             <w:pPr>
+              <w:keepNext w:val="false"/>
               <w:spacing w:after="40" w:before="0"/>
               <w:jc w:val="left"/>
             </w:pPr>
@@ -9585,7 +9787,7 @@
             <w:pPr>
               <w:spacing w:after="20" w:before="0"/>
             </w:pPr>
-            <w:hyperlink w:history="1" r:id="rIdjg_qwwwxz5grfozt4xr9a">
+            <w:hyperlink w:history="1" r:id="rIdi3hyljfm7ke9jziegj5yx">
               <w:r>
                 <w:rPr>
                   <w:rFonts w:ascii="Arial" w:cs="Arial" w:eastAsia="Arial" w:hAnsi="Arial"/>
@@ -9618,7 +9820,7 @@
               <w:spacing w:after="10" w:before="0"/>
               <w:ind w:left="120"/>
             </w:pPr>
-            <w:hyperlink w:history="1" r:id="rIdyv4rpa1v4ad4i3s2qp6fc">
+            <w:hyperlink w:history="1" r:id="rIdd0dfwl_ykxrpo1t4b2evd">
               <w:r>
                 <w:rPr>
                   <w:rFonts w:ascii="Arial" w:cs="Arial" w:eastAsia="Arial" w:hAnsi="Arial"/>
@@ -9663,7 +9865,7 @@
             <w:pPr>
               <w:spacing w:after="20" w:before="0"/>
             </w:pPr>
-            <w:hyperlink w:history="1" r:id="rIdc9sfr70jkooevkyoaxvgw">
+            <w:hyperlink w:history="1" r:id="rIdvp-lb-2appv0t7ofiwr7f">
               <w:r>
                 <w:rPr>
                   <w:rFonts w:ascii="Arial" w:cs="Arial" w:eastAsia="Arial" w:hAnsi="Arial"/>
@@ -9696,7 +9898,7 @@
               <w:spacing w:after="10" w:before="0"/>
               <w:ind w:left="120"/>
             </w:pPr>
-            <w:hyperlink w:history="1" r:id="rIdptpoy-kgtjnrh8sbtf7eu">
+            <w:hyperlink w:history="1" r:id="rIddapghcw1aasi0wsadoquu">
               <w:r>
                 <w:rPr>
                   <w:rFonts w:ascii="Arial" w:cs="Arial" w:eastAsia="Arial" w:hAnsi="Arial"/>
@@ -9724,6 +9926,7 @@
           </w:tcPr>
           <w:p>
             <w:pPr>
+              <w:keepNext w:val="false"/>
               <w:spacing w:after="40" w:before="0"/>
               <w:jc w:val="left"/>
             </w:pPr>
@@ -9756,6 +9959,7 @@
           </w:tcPr>
           <w:p>
             <w:pPr>
+              <w:keepNext w:val="false"/>
               <w:spacing w:after="40" w:before="0"/>
               <w:jc w:val="left"/>
             </w:pPr>
@@ -9788,6 +9992,7 @@
           </w:tcPr>
           <w:p>
             <w:pPr>
+              <w:keepNext w:val="false"/>
               <w:spacing w:after="40" w:before="0"/>
               <w:jc w:val="left"/>
             </w:pPr>
@@ -9820,6 +10025,7 @@
           </w:tcPr>
           <w:p>
             <w:pPr>
+              <w:keepNext w:val="false"/>
               <w:spacing w:after="40" w:before="0"/>
               <w:jc w:val="left"/>
             </w:pPr>
@@ -9854,6 +10060,7 @@
           </w:tcPr>
           <w:p>
             <w:pPr>
+              <w:keepNext w:val="false"/>
               <w:spacing w:after="40" w:before="0"/>
               <w:jc w:val="left"/>
             </w:pPr>
@@ -9891,7 +10098,7 @@
             <w:pPr>
               <w:spacing w:after="20" w:before="0"/>
             </w:pPr>
-            <w:hyperlink w:history="1" r:id="rId0ewvtsdvit8ndczu6ujeg">
+            <w:hyperlink w:history="1" r:id="rIdz2g051naasso967wpy7vn">
               <w:r>
                 <w:rPr>
                   <w:rFonts w:ascii="Arial" w:cs="Arial" w:eastAsia="Arial" w:hAnsi="Arial"/>
@@ -9924,7 +10131,7 @@
               <w:spacing w:after="10" w:before="0"/>
               <w:ind w:left="120"/>
             </w:pPr>
-            <w:hyperlink w:history="1" r:id="rId5vuna2yzusx3iwxsk2_2a">
+            <w:hyperlink w:history="1" r:id="rIdrrvnmoqxeudlszknn0lsz">
               <w:r>
                 <w:rPr>
                   <w:rFonts w:ascii="Arial" w:cs="Arial" w:eastAsia="Arial" w:hAnsi="Arial"/>
@@ -9969,7 +10176,7 @@
             <w:pPr>
               <w:spacing w:after="20" w:before="0"/>
             </w:pPr>
-            <w:hyperlink w:history="1" r:id="rId9xdvrfnn8l5ah9nsezbhh">
+            <w:hyperlink w:history="1" r:id="rIdgt3yx-q9i0n5d1o3dvrru">
               <w:r>
                 <w:rPr>
                   <w:rFonts w:ascii="Arial" w:cs="Arial" w:eastAsia="Arial" w:hAnsi="Arial"/>
@@ -10002,7 +10209,7 @@
               <w:spacing w:after="10" w:before="0"/>
               <w:ind w:left="120"/>
             </w:pPr>
-            <w:hyperlink w:history="1" r:id="rId1gomhqtuowkb8h8rqlte7">
+            <w:hyperlink w:history="1" r:id="rIdfhu6sz9o6wrgcqptzwy_k">
               <w:r>
                 <w:rPr>
                   <w:rFonts w:ascii="Arial" w:cs="Arial" w:eastAsia="Arial" w:hAnsi="Arial"/>
@@ -10030,6 +10237,7 @@
           </w:tcPr>
           <w:p>
             <w:pPr>
+              <w:keepNext w:val="false"/>
               <w:spacing w:after="40" w:before="0"/>
               <w:jc w:val="left"/>
             </w:pPr>
@@ -10062,6 +10270,7 @@
           </w:tcPr>
           <w:p>
             <w:pPr>
+              <w:keepNext w:val="false"/>
               <w:spacing w:after="40" w:before="0"/>
               <w:jc w:val="left"/>
             </w:pPr>
@@ -10094,6 +10303,7 @@
           </w:tcPr>
           <w:p>
             <w:pPr>
+              <w:keepNext w:val="false"/>
               <w:spacing w:after="40" w:before="0"/>
               <w:jc w:val="left"/>
             </w:pPr>
@@ -10126,6 +10336,7 @@
           </w:tcPr>
           <w:p>
             <w:pPr>
+              <w:keepNext w:val="false"/>
               <w:spacing w:after="40" w:before="0"/>
               <w:jc w:val="left"/>
             </w:pPr>
@@ -10160,6 +10371,7 @@
           </w:tcPr>
           <w:p>
             <w:pPr>
+              <w:keepNext w:val="false"/>
               <w:spacing w:after="40" w:before="0"/>
               <w:jc w:val="left"/>
             </w:pPr>
@@ -10197,7 +10409,7 @@
             <w:pPr>
               <w:spacing w:after="20" w:before="0"/>
             </w:pPr>
-            <w:hyperlink w:history="1" r:id="rIdpzgigdintyuigl5zg3teo">
+            <w:hyperlink w:history="1" r:id="rId7tio3zztmuyrbn4lbxw7d">
               <w:r>
                 <w:rPr>
                   <w:rFonts w:ascii="Arial" w:cs="Arial" w:eastAsia="Arial" w:hAnsi="Arial"/>
@@ -10230,7 +10442,7 @@
               <w:spacing w:after="10" w:before="0"/>
               <w:ind w:left="120"/>
             </w:pPr>
-            <w:hyperlink w:history="1" r:id="rIdq4ejv6jhjpasgh2jwmlwd">
+            <w:hyperlink w:history="1" r:id="rId6zvwgevkqsdjd0_g1-aaf">
               <w:r>
                 <w:rPr>
                   <w:rFonts w:ascii="Arial" w:cs="Arial" w:eastAsia="Arial" w:hAnsi="Arial"/>
@@ -10275,7 +10487,7 @@
             <w:pPr>
               <w:spacing w:after="20" w:before="0"/>
             </w:pPr>
-            <w:hyperlink w:history="1" r:id="rIdxu51w2tictguwflvxvalm">
+            <w:hyperlink w:history="1" r:id="rIdi8ymcw0k0cq8gedxqzxc1">
               <w:r>
                 <w:rPr>
                   <w:rFonts w:ascii="Arial" w:cs="Arial" w:eastAsia="Arial" w:hAnsi="Arial"/>
@@ -10308,7 +10520,7 @@
               <w:spacing w:after="10" w:before="0"/>
               <w:ind w:left="120"/>
             </w:pPr>
-            <w:hyperlink w:history="1" r:id="rIdyhrtzzrpi3rzxoqukrigp">
+            <w:hyperlink w:history="1" r:id="rIddle6lyzdax9nnxvtxexhb">
               <w:r>
                 <w:rPr>
                   <w:rFonts w:ascii="Arial" w:cs="Arial" w:eastAsia="Arial" w:hAnsi="Arial"/>
@@ -10336,6 +10548,7 @@
           </w:tcPr>
           <w:p>
             <w:pPr>
+              <w:keepNext w:val="false"/>
               <w:spacing w:after="40" w:before="0"/>
               <w:jc w:val="left"/>
             </w:pPr>
@@ -10368,6 +10581,7 @@
           </w:tcPr>
           <w:p>
             <w:pPr>
+              <w:keepNext w:val="false"/>
               <w:spacing w:after="40" w:before="0"/>
               <w:jc w:val="left"/>
             </w:pPr>
@@ -10400,6 +10614,7 @@
           </w:tcPr>
           <w:p>
             <w:pPr>
+              <w:keepNext w:val="false"/>
               <w:spacing w:after="40" w:before="0"/>
               <w:jc w:val="left"/>
             </w:pPr>
@@ -10432,6 +10647,7 @@
           </w:tcPr>
           <w:p>
             <w:pPr>
+              <w:keepNext w:val="false"/>
               <w:spacing w:after="40" w:before="0"/>
               <w:jc w:val="left"/>
             </w:pPr>
@@ -10466,6 +10682,7 @@
           </w:tcPr>
           <w:p>
             <w:pPr>
+              <w:keepNext w:val="false"/>
               <w:spacing w:after="40" w:before="0"/>
               <w:jc w:val="left"/>
             </w:pPr>
@@ -10503,7 +10720,7 @@
             <w:pPr>
               <w:spacing w:after="20" w:before="0"/>
             </w:pPr>
-            <w:hyperlink w:history="1" r:id="rIdbhlmgocx8ekylt5eqqjok">
+            <w:hyperlink w:history="1" r:id="rId4f5luvvwlzwy6bjdglelc">
               <w:r>
                 <w:rPr>
                   <w:rFonts w:ascii="Arial" w:cs="Arial" w:eastAsia="Arial" w:hAnsi="Arial"/>
@@ -10536,7 +10753,7 @@
               <w:spacing w:after="10" w:before="0"/>
               <w:ind w:left="120"/>
             </w:pPr>
-            <w:hyperlink w:history="1" r:id="rId9oejtecsjwjkxjzw-7opa">
+            <w:hyperlink w:history="1" r:id="rIdpqdp_yggozdrks8qn2l1v">
               <w:r>
                 <w:rPr>
                   <w:rFonts w:ascii="Arial" w:cs="Arial" w:eastAsia="Arial" w:hAnsi="Arial"/>
@@ -10581,7 +10798,7 @@
             <w:pPr>
               <w:spacing w:after="20" w:before="0"/>
             </w:pPr>
-            <w:hyperlink w:history="1" r:id="rIdj46kyvsvi3k-oygtfvccl">
+            <w:hyperlink w:history="1" r:id="rId0ye4qkuh8pa73r2gzgwa1">
               <w:r>
                 <w:rPr>
                   <w:rFonts w:ascii="Arial" w:cs="Arial" w:eastAsia="Arial" w:hAnsi="Arial"/>
@@ -10614,7 +10831,7 @@
               <w:spacing w:after="10" w:before="0"/>
               <w:ind w:left="120"/>
             </w:pPr>
-            <w:hyperlink w:history="1" r:id="rIdefhedl1-fahh4e4gmezoq">
+            <w:hyperlink w:history="1" r:id="rIdgn3wc6b0zree0ujuq2upw">
               <w:r>
                 <w:rPr>
                   <w:rFonts w:ascii="Arial" w:cs="Arial" w:eastAsia="Arial" w:hAnsi="Arial"/>
@@ -10642,6 +10859,7 @@
           </w:tcPr>
           <w:p>
             <w:pPr>
+              <w:keepNext w:val="false"/>
               <w:spacing w:after="40" w:before="0"/>
               <w:jc w:val="left"/>
             </w:pPr>
@@ -10674,6 +10892,7 @@
           </w:tcPr>
           <w:p>
             <w:pPr>
+              <w:keepNext w:val="false"/>
               <w:spacing w:after="40" w:before="0"/>
               <w:jc w:val="left"/>
             </w:pPr>
@@ -10706,6 +10925,7 @@
           </w:tcPr>
           <w:p>
             <w:pPr>
+              <w:keepNext w:val="false"/>
               <w:spacing w:after="40" w:before="0"/>
               <w:jc w:val="left"/>
             </w:pPr>
@@ -10738,6 +10958,7 @@
           </w:tcPr>
           <w:p>
             <w:pPr>
+              <w:keepNext w:val="false"/>
               <w:spacing w:after="40" w:before="0"/>
               <w:jc w:val="left"/>
             </w:pPr>
@@ -10772,6 +10993,7 @@
           </w:tcPr>
           <w:p>
             <w:pPr>
+              <w:keepNext w:val="false"/>
               <w:spacing w:after="40" w:before="0"/>
               <w:jc w:val="left"/>
             </w:pPr>
@@ -10809,7 +11031,7 @@
             <w:pPr>
               <w:spacing w:after="20" w:before="0"/>
             </w:pPr>
-            <w:hyperlink w:history="1" r:id="rIdcr08hcljatpd6ppaj6upx">
+            <w:hyperlink w:history="1" r:id="rIdntkdu-xg_ueqb_ojmr5x4">
               <w:r>
                 <w:rPr>
                   <w:rFonts w:ascii="Arial" w:cs="Arial" w:eastAsia="Arial" w:hAnsi="Arial"/>
@@ -10858,7 +11080,7 @@
               <w:spacing w:after="10" w:before="0"/>
               <w:ind w:left="120"/>
             </w:pPr>
-            <w:hyperlink w:history="1" r:id="rId_hq-tapph9kbm6ah_yv2u">
+            <w:hyperlink w:history="1" r:id="rIdqydpe2pn4gyzp_7ogpqyh">
               <w:r>
                 <w:rPr>
                   <w:rFonts w:ascii="Arial" w:cs="Arial" w:eastAsia="Arial" w:hAnsi="Arial"/>
@@ -10903,7 +11125,7 @@
             <w:pPr>
               <w:spacing w:after="20" w:before="0"/>
             </w:pPr>
-            <w:hyperlink w:history="1" r:id="rIdm_jfeoyogsnw5xhest_r4">
+            <w:hyperlink w:history="1" r:id="rIdng-wcpyrlllgygt8wbwi0">
               <w:r>
                 <w:rPr>
                   <w:rFonts w:ascii="Arial" w:cs="Arial" w:eastAsia="Arial" w:hAnsi="Arial"/>
@@ -10936,7 +11158,7 @@
               <w:spacing w:after="10" w:before="0"/>
               <w:ind w:left="120"/>
             </w:pPr>
-            <w:hyperlink w:history="1" r:id="rIdhn_ilewfnozbkqc3cxsqt">
+            <w:hyperlink w:history="1" r:id="rId8hp0il5_b-sa8pjqcmqog">
               <w:r>
                 <w:rPr>
                   <w:rFonts w:ascii="Arial" w:cs="Arial" w:eastAsia="Arial" w:hAnsi="Arial"/>
@@ -10964,6 +11186,7 @@
           </w:tcPr>
           <w:p>
             <w:pPr>
+              <w:keepNext w:val="false"/>
               <w:spacing w:after="40" w:before="0"/>
               <w:jc w:val="left"/>
             </w:pPr>
@@ -10996,6 +11219,7 @@
           </w:tcPr>
           <w:p>
             <w:pPr>
+              <w:keepNext w:val="false"/>
               <w:spacing w:after="40" w:before="0"/>
               <w:jc w:val="left"/>
             </w:pPr>
@@ -11028,6 +11252,7 @@
           </w:tcPr>
           <w:p>
             <w:pPr>
+              <w:keepNext w:val="false"/>
               <w:spacing w:after="40" w:before="0"/>
               <w:jc w:val="left"/>
             </w:pPr>
@@ -11060,6 +11285,7 @@
           </w:tcPr>
           <w:p>
             <w:pPr>
+              <w:keepNext w:val="false"/>
               <w:spacing w:after="40" w:before="0"/>
               <w:jc w:val="left"/>
             </w:pPr>
@@ -11119,6 +11345,7 @@
           </w:tcPr>
           <w:p>
             <w:pPr>
+              <w:keepNext w:val="false"/>
               <w:spacing w:after="40" w:before="0"/>
               <w:jc w:val="center"/>
             </w:pPr>
@@ -11153,6 +11380,7 @@
           </w:tcPr>
           <w:p>
             <w:pPr>
+              <w:keepNext w:val="false"/>
               <w:spacing w:after="40" w:before="0"/>
               <w:jc w:val="left"/>
             </w:pPr>
@@ -11214,6 +11442,7 @@
           </w:tcPr>
           <w:p>
             <w:pPr>
+              <w:keepNext w:val="false"/>
               <w:spacing w:after="40" w:before="0"/>
               <w:jc w:val="center"/>
             </w:pPr>
@@ -11248,6 +11477,7 @@
           </w:tcPr>
           <w:p>
             <w:pPr>
+              <w:keepNext w:val="false"/>
               <w:spacing w:after="40" w:before="0"/>
               <w:jc w:val="left"/>
             </w:pPr>
@@ -11280,6 +11510,7 @@
           </w:tcPr>
           <w:p>
             <w:pPr>
+              <w:keepNext w:val="false"/>
               <w:spacing w:after="40" w:before="0"/>
               <w:jc w:val="left"/>
             </w:pPr>
@@ -11314,6 +11545,7 @@
           </w:tcPr>
           <w:p>
             <w:pPr>
+              <w:keepNext w:val="false"/>
               <w:spacing w:after="40" w:before="0"/>
               <w:jc w:val="left"/>
             </w:pPr>
@@ -11346,6 +11578,7 @@
           </w:tcPr>
           <w:p>
             <w:pPr>
+              <w:keepNext w:val="false"/>
               <w:spacing w:after="40" w:before="0"/>
               <w:jc w:val="left"/>
             </w:pPr>
@@ -11380,6 +11613,7 @@
           </w:tcPr>
           <w:p>
             <w:pPr>
+              <w:keepNext w:val="false"/>
               <w:spacing w:after="40" w:before="0"/>
               <w:jc w:val="left"/>
             </w:pPr>
@@ -11412,6 +11646,7 @@
           </w:tcPr>
           <w:p>
             <w:pPr>
+              <w:keepNext w:val="false"/>
               <w:spacing w:after="40" w:before="0"/>
               <w:jc w:val="left"/>
             </w:pPr>
@@ -11448,7 +11683,7 @@
         </w:rPr>
         <w:t xml:space="preserve">© 2026 SeaVuria and ARES. Aligned with KICD objectives. Developed by SeaVuria; technical implementation by ARES (with AI assistance from Claude). Licensed under </w:t>
       </w:r>
-      <w:hyperlink w:history="1" r:id="rIdfeywfupikl3xi1gxks84u">
+      <w:hyperlink w:history="1" r:id="rIdxpsjzpfeutgwsz2bbi0ky">
         <w:r>
           <w:rPr>
             <w:rFonts w:ascii="Arial" w:cs="Arial" w:eastAsia="Arial" w:hAnsi="Arial"/>
@@ -11469,7 +11704,7 @@
         </w:rPr>
         <w:t xml:space="preserve"> (</w:t>
       </w:r>
-      <w:hyperlink w:history="1" r:id="rIdlw__jky3k4al9rn-m4sjd">
+      <w:hyperlink w:history="1" r:id="rIdbjviyij5-_k439aukskm8">
         <w:r>
           <w:rPr>
             <w:rFonts w:ascii="Arial" w:cs="Arial" w:eastAsia="Arial" w:hAnsi="Arial"/>
@@ -11529,6 +11764,7 @@
           </w:tcPr>
           <w:p>
             <w:pPr>
+              <w:keepNext w:val="false"/>
               <w:spacing w:after="40" w:before="0"/>
               <w:jc w:val="center"/>
             </w:pPr>
@@ -11564,6 +11800,7 @@
           </w:tcPr>
           <w:p>
             <w:pPr>
+              <w:keepNext w:val="false"/>
               <w:spacing w:after="40" w:before="0"/>
               <w:jc w:val="center"/>
             </w:pPr>
@@ -11598,6 +11835,7 @@
           </w:tcPr>
           <w:p>
             <w:pPr>
+              <w:keepNext w:val="false"/>
               <w:spacing w:after="40" w:before="0"/>
               <w:jc w:val="left"/>
             </w:pPr>
@@ -11630,6 +11868,7 @@
           </w:tcPr>
           <w:p>
             <w:pPr>
+              <w:keepNext w:val="false"/>
               <w:spacing w:after="40" w:before="0"/>
               <w:jc w:val="left"/>
             </w:pPr>
@@ -11664,6 +11903,7 @@
           </w:tcPr>
           <w:p>
             <w:pPr>
+              <w:keepNext w:val="false"/>
               <w:spacing w:after="40" w:before="0"/>
               <w:jc w:val="left"/>
             </w:pPr>
@@ -11696,6 +11936,7 @@
           </w:tcPr>
           <w:p>
             <w:pPr>
+              <w:keepNext w:val="false"/>
               <w:spacing w:after="40" w:before="0"/>
               <w:jc w:val="left"/>
             </w:pPr>
@@ -11730,6 +11971,7 @@
           </w:tcPr>
           <w:p>
             <w:pPr>
+              <w:keepNext w:val="false"/>
               <w:spacing w:after="40" w:before="0"/>
               <w:jc w:val="left"/>
             </w:pPr>
@@ -11762,6 +12004,7 @@
           </w:tcPr>
           <w:p>
             <w:pPr>
+              <w:keepNext w:val="false"/>
               <w:spacing w:after="40" w:before="0"/>
               <w:jc w:val="left"/>
             </w:pPr>
@@ -11796,6 +12039,7 @@
           </w:tcPr>
           <w:p>
             <w:pPr>
+              <w:keepNext w:val="false"/>
               <w:spacing w:after="40" w:before="0"/>
               <w:jc w:val="left"/>
             </w:pPr>
@@ -11828,6 +12072,7 @@
           </w:tcPr>
           <w:p>
             <w:pPr>
+              <w:keepNext w:val="false"/>
               <w:spacing w:after="40" w:before="0"/>
               <w:jc w:val="left"/>
             </w:pPr>
@@ -11862,6 +12107,7 @@
           </w:tcPr>
           <w:p>
             <w:pPr>
+              <w:keepNext w:val="false"/>
               <w:spacing w:after="40" w:before="0"/>
               <w:jc w:val="left"/>
             </w:pPr>
@@ -11894,6 +12140,7 @@
           </w:tcPr>
           <w:p>
             <w:pPr>
+              <w:keepNext w:val="false"/>
               <w:spacing w:after="40" w:before="0"/>
               <w:jc w:val="left"/>
             </w:pPr>
@@ -11928,6 +12175,7 @@
           </w:tcPr>
           <w:p>
             <w:pPr>
+              <w:keepNext w:val="false"/>
               <w:spacing w:after="40" w:before="0"/>
               <w:jc w:val="left"/>
             </w:pPr>
@@ -11960,6 +12208,7 @@
           </w:tcPr>
           <w:p>
             <w:pPr>
+              <w:keepNext w:val="false"/>
               <w:spacing w:after="40" w:before="0"/>
               <w:jc w:val="left"/>
             </w:pPr>
@@ -11994,6 +12243,7 @@
           </w:tcPr>
           <w:p>
             <w:pPr>
+              <w:keepNext w:val="false"/>
               <w:spacing w:after="40" w:before="0"/>
               <w:jc w:val="left"/>
             </w:pPr>
@@ -12026,6 +12276,7 @@
           </w:tcPr>
           <w:p>
             <w:pPr>
+              <w:keepNext w:val="false"/>
               <w:spacing w:after="40" w:before="0"/>
               <w:jc w:val="left"/>
             </w:pPr>
@@ -12060,6 +12311,7 @@
           </w:tcPr>
           <w:p>
             <w:pPr>
+              <w:keepNext w:val="false"/>
               <w:spacing w:after="40" w:before="0"/>
               <w:jc w:val="left"/>
             </w:pPr>
@@ -12092,6 +12344,7 @@
           </w:tcPr>
           <w:p>
             <w:pPr>
+              <w:keepNext w:val="false"/>
               <w:spacing w:after="40" w:before="0"/>
               <w:jc w:val="left"/>
             </w:pPr>
@@ -12151,6 +12404,7 @@
           </w:tcPr>
           <w:p>
             <w:pPr>
+              <w:keepNext w:val="false"/>
               <w:spacing w:after="40" w:before="0"/>
               <w:jc w:val="center"/>
             </w:pPr>
@@ -12185,6 +12439,7 @@
           </w:tcPr>
           <w:p>
             <w:pPr>
+              <w:keepNext w:val="false"/>
               <w:spacing w:after="40" w:before="0"/>
               <w:jc w:val="left"/>
             </w:pPr>
@@ -12249,6 +12504,7 @@
           </w:tcPr>
           <w:p>
             <w:pPr>
+              <w:keepNext w:val="false"/>
               <w:spacing w:after="40" w:before="0"/>
               <w:jc w:val="center"/>
             </w:pPr>
@@ -12283,6 +12539,7 @@
           </w:tcPr>
           <w:p>
             <w:pPr>
+              <w:keepNext w:val="false"/>
               <w:spacing w:after="40" w:before="0"/>
               <w:jc w:val="left"/>
             </w:pPr>
@@ -12315,6 +12572,7 @@
           </w:tcPr>
           <w:p>
             <w:pPr>
+              <w:keepNext w:val="false"/>
               <w:spacing w:after="40" w:before="0"/>
               <w:jc w:val="left"/>
             </w:pPr>
@@ -12347,6 +12605,7 @@
           </w:tcPr>
           <w:p>
             <w:pPr>
+              <w:keepNext w:val="false"/>
               <w:spacing w:after="40" w:before="0"/>
               <w:jc w:val="left"/>
             </w:pPr>
@@ -12379,6 +12638,7 @@
           </w:tcPr>
           <w:p>
             <w:pPr>
+              <w:keepNext w:val="false"/>
               <w:spacing w:after="40" w:before="0"/>
               <w:jc w:val="left"/>
             </w:pPr>
@@ -12411,6 +12671,7 @@
           </w:tcPr>
           <w:p>
             <w:pPr>
+              <w:keepNext w:val="false"/>
               <w:spacing w:after="40" w:before="0"/>
               <w:jc w:val="left"/>
             </w:pPr>
@@ -12445,6 +12706,7 @@
           </w:tcPr>
           <w:p>
             <w:pPr>
+              <w:keepNext w:val="false"/>
               <w:spacing w:after="40" w:before="0"/>
               <w:jc w:val="left"/>
             </w:pPr>
@@ -12482,7 +12744,7 @@
             <w:pPr>
               <w:spacing w:after="20" w:before="0"/>
             </w:pPr>
-            <w:hyperlink w:history="1" r:id="rIdgrp6tq1xm8wdezwgtfi3m">
+            <w:hyperlink w:history="1" r:id="rIdcqzp6njewheemk57logid">
               <w:r>
                 <w:rPr>
                   <w:rFonts w:ascii="Arial" w:cs="Arial" w:eastAsia="Arial" w:hAnsi="Arial"/>
@@ -12515,7 +12777,7 @@
               <w:spacing w:after="10" w:before="0"/>
               <w:ind w:left="120"/>
             </w:pPr>
-            <w:hyperlink w:history="1" r:id="rIdsbhhfyonuu0fzomonyivg">
+            <w:hyperlink w:history="1" r:id="rIdxwaoumac5qvvuedwqdifb">
               <w:r>
                 <w:rPr>
                   <w:rFonts w:ascii="Arial" w:cs="Arial" w:eastAsia="Arial" w:hAnsi="Arial"/>
@@ -12560,7 +12822,7 @@
             <w:pPr>
               <w:spacing w:after="20" w:before="0"/>
             </w:pPr>
-            <w:hyperlink w:history="1" r:id="rIdvtfb7u0bpw6nibmkni0cx">
+            <w:hyperlink w:history="1" r:id="rIdqqzlym_9zhqv9tg5gmgza">
               <w:r>
                 <w:rPr>
                   <w:rFonts w:ascii="Arial" w:cs="Arial" w:eastAsia="Arial" w:hAnsi="Arial"/>
@@ -12593,7 +12855,7 @@
               <w:spacing w:after="10" w:before="0"/>
               <w:ind w:left="120"/>
             </w:pPr>
-            <w:hyperlink w:history="1" r:id="rIdp1z_9hkqbaw-4lfnebgnx">
+            <w:hyperlink w:history="1" r:id="rId-dtaqrz2vf9kfk72y3t6x">
               <w:r>
                 <w:rPr>
                   <w:rFonts w:ascii="Arial" w:cs="Arial" w:eastAsia="Arial" w:hAnsi="Arial"/>
@@ -12621,6 +12883,7 @@
           </w:tcPr>
           <w:p>
             <w:pPr>
+              <w:keepNext w:val="false"/>
               <w:spacing w:after="40" w:before="0"/>
               <w:jc w:val="left"/>
             </w:pPr>
@@ -12653,6 +12916,7 @@
           </w:tcPr>
           <w:p>
             <w:pPr>
+              <w:keepNext w:val="false"/>
               <w:spacing w:after="40" w:before="0"/>
               <w:jc w:val="left"/>
             </w:pPr>
@@ -12685,6 +12949,7 @@
           </w:tcPr>
           <w:p>
             <w:pPr>
+              <w:keepNext w:val="false"/>
               <w:spacing w:after="40" w:before="0"/>
               <w:jc w:val="left"/>
             </w:pPr>
@@ -12717,6 +12982,7 @@
           </w:tcPr>
           <w:p>
             <w:pPr>
+              <w:keepNext w:val="false"/>
               <w:spacing w:after="40" w:before="0"/>
               <w:jc w:val="left"/>
             </w:pPr>
@@ -12751,6 +13017,7 @@
           </w:tcPr>
           <w:p>
             <w:pPr>
+              <w:keepNext w:val="false"/>
               <w:spacing w:after="40" w:before="0"/>
               <w:jc w:val="left"/>
             </w:pPr>
@@ -12788,7 +13055,7 @@
             <w:pPr>
               <w:spacing w:after="20" w:before="0"/>
             </w:pPr>
-            <w:hyperlink w:history="1" r:id="rIdir-vdzwn1zatt4wdqag2g">
+            <w:hyperlink w:history="1" r:id="rIdzcwmbfsavopwekltjdr2a">
               <w:r>
                 <w:rPr>
                   <w:rFonts w:ascii="Arial" w:cs="Arial" w:eastAsia="Arial" w:hAnsi="Arial"/>
@@ -12821,7 +13088,7 @@
               <w:spacing w:after="10" w:before="0"/>
               <w:ind w:left="120"/>
             </w:pPr>
-            <w:hyperlink w:history="1" r:id="rIdqsgoer4gxrti7q8skhkji">
+            <w:hyperlink w:history="1" r:id="rId3mcoplh5aroli6vxd3mq3">
               <w:r>
                 <w:rPr>
                   <w:rFonts w:ascii="Arial" w:cs="Arial" w:eastAsia="Arial" w:hAnsi="Arial"/>
@@ -12866,7 +13133,7 @@
             <w:pPr>
               <w:spacing w:after="20" w:before="0"/>
             </w:pPr>
-            <w:hyperlink w:history="1" r:id="rIdygwgchhvtr_oixydrcdri">
+            <w:hyperlink w:history="1" r:id="rIdgtvl5bmi0nhsyprv-am5z">
               <w:r>
                 <w:rPr>
                   <w:rFonts w:ascii="Arial" w:cs="Arial" w:eastAsia="Arial" w:hAnsi="Arial"/>
@@ -12899,7 +13166,7 @@
               <w:spacing w:after="10" w:before="0"/>
               <w:ind w:left="120"/>
             </w:pPr>
-            <w:hyperlink w:history="1" r:id="rIdhvzbogygkt7cbk5la5laf">
+            <w:hyperlink w:history="1" r:id="rIdyhaqwqfpcjoef3efu1n_p">
               <w:r>
                 <w:rPr>
                   <w:rFonts w:ascii="Arial" w:cs="Arial" w:eastAsia="Arial" w:hAnsi="Arial"/>
@@ -12927,6 +13194,7 @@
           </w:tcPr>
           <w:p>
             <w:pPr>
+              <w:keepNext w:val="false"/>
               <w:spacing w:after="40" w:before="0"/>
               <w:jc w:val="left"/>
             </w:pPr>
@@ -12959,6 +13227,7 @@
           </w:tcPr>
           <w:p>
             <w:pPr>
+              <w:keepNext w:val="false"/>
               <w:spacing w:after="40" w:before="0"/>
               <w:jc w:val="left"/>
             </w:pPr>
@@ -12991,6 +13260,7 @@
           </w:tcPr>
           <w:p>
             <w:pPr>
+              <w:keepNext w:val="false"/>
               <w:spacing w:after="40" w:before="0"/>
               <w:jc w:val="left"/>
             </w:pPr>
@@ -13023,6 +13293,7 @@
           </w:tcPr>
           <w:p>
             <w:pPr>
+              <w:keepNext w:val="false"/>
               <w:spacing w:after="40" w:before="0"/>
               <w:jc w:val="left"/>
             </w:pPr>
@@ -13057,6 +13328,7 @@
           </w:tcPr>
           <w:p>
             <w:pPr>
+              <w:keepNext w:val="false"/>
               <w:spacing w:after="40" w:before="0"/>
               <w:jc w:val="left"/>
             </w:pPr>
@@ -13094,7 +13366,7 @@
             <w:pPr>
               <w:spacing w:after="20" w:before="0"/>
             </w:pPr>
-            <w:hyperlink w:history="1" r:id="rIdjjlpma8n1e_9c3v0vgrel">
+            <w:hyperlink w:history="1" r:id="rIdqjbb_dzg4-xqljooahr0j">
               <w:r>
                 <w:rPr>
                   <w:rFonts w:ascii="Arial" w:cs="Arial" w:eastAsia="Arial" w:hAnsi="Arial"/>
@@ -13143,7 +13415,7 @@
               <w:spacing w:after="10" w:before="0"/>
               <w:ind w:left="120"/>
             </w:pPr>
-            <w:hyperlink w:history="1" r:id="rIdygpdcz5tblwgodq-hwcz5">
+            <w:hyperlink w:history="1" r:id="rIdpbkz7tbiz9wjlxgj_oyhr">
               <w:r>
                 <w:rPr>
                   <w:rFonts w:ascii="Arial" w:cs="Arial" w:eastAsia="Arial" w:hAnsi="Arial"/>
@@ -13188,7 +13460,7 @@
             <w:pPr>
               <w:spacing w:after="20" w:before="0"/>
             </w:pPr>
-            <w:hyperlink w:history="1" r:id="rIduxsefqmr4qb7mv4dwbfeo">
+            <w:hyperlink w:history="1" r:id="rIdpvlekicoa92znvq35-2r5">
               <w:r>
                 <w:rPr>
                   <w:rFonts w:ascii="Arial" w:cs="Arial" w:eastAsia="Arial" w:hAnsi="Arial"/>
@@ -13221,7 +13493,7 @@
               <w:spacing w:after="10" w:before="0"/>
               <w:ind w:left="120"/>
             </w:pPr>
-            <w:hyperlink w:history="1" r:id="rId4xhvkdhkqz7yigx5crldc">
+            <w:hyperlink w:history="1" r:id="rId1spf-y9nxy1vufrh7vvcs">
               <w:r>
                 <w:rPr>
                   <w:rFonts w:ascii="Arial" w:cs="Arial" w:eastAsia="Arial" w:hAnsi="Arial"/>
@@ -13249,6 +13521,7 @@
           </w:tcPr>
           <w:p>
             <w:pPr>
+              <w:keepNext w:val="false"/>
               <w:spacing w:after="40" w:before="0"/>
               <w:jc w:val="left"/>
             </w:pPr>
@@ -13281,6 +13554,7 @@
           </w:tcPr>
           <w:p>
             <w:pPr>
+              <w:keepNext w:val="false"/>
               <w:spacing w:after="40" w:before="0"/>
               <w:jc w:val="left"/>
             </w:pPr>
@@ -13313,6 +13587,7 @@
           </w:tcPr>
           <w:p>
             <w:pPr>
+              <w:keepNext w:val="false"/>
               <w:spacing w:after="40" w:before="0"/>
               <w:jc w:val="left"/>
             </w:pPr>
@@ -13345,6 +13620,7 @@
           </w:tcPr>
           <w:p>
             <w:pPr>
+              <w:keepNext w:val="false"/>
               <w:spacing w:after="40" w:before="0"/>
               <w:jc w:val="left"/>
             </w:pPr>
@@ -13379,6 +13655,7 @@
           </w:tcPr>
           <w:p>
             <w:pPr>
+              <w:keepNext w:val="false"/>
               <w:spacing w:after="40" w:before="0"/>
               <w:jc w:val="left"/>
             </w:pPr>
@@ -13416,7 +13693,7 @@
             <w:pPr>
               <w:spacing w:after="20" w:before="0"/>
             </w:pPr>
-            <w:hyperlink w:history="1" r:id="rIdapifbk89tk4sum1iwilr-">
+            <w:hyperlink w:history="1" r:id="rIdlcbpev_w-sch6qfkhqvrq">
               <w:r>
                 <w:rPr>
                   <w:rFonts w:ascii="Arial" w:cs="Arial" w:eastAsia="Arial" w:hAnsi="Arial"/>
@@ -13465,7 +13742,7 @@
               <w:spacing w:after="10" w:before="0"/>
               <w:ind w:left="120"/>
             </w:pPr>
-            <w:hyperlink w:history="1" r:id="rIdnowelbkeizt7m2oo6ci2-">
+            <w:hyperlink w:history="1" r:id="rIdyzuu7_dsah6nvhvfrxvgi">
               <w:r>
                 <w:rPr>
                   <w:rFonts w:ascii="Arial" w:cs="Arial" w:eastAsia="Arial" w:hAnsi="Arial"/>
@@ -13510,7 +13787,7 @@
             <w:pPr>
               <w:spacing w:after="20" w:before="0"/>
             </w:pPr>
-            <w:hyperlink w:history="1" r:id="rIdteibplpudewnyskzwusja">
+            <w:hyperlink w:history="1" r:id="rIdmygtric_s-qs7yn9a90no">
               <w:r>
                 <w:rPr>
                   <w:rFonts w:ascii="Arial" w:cs="Arial" w:eastAsia="Arial" w:hAnsi="Arial"/>
@@ -13543,7 +13820,7 @@
               <w:spacing w:after="10" w:before="0"/>
               <w:ind w:left="120"/>
             </w:pPr>
-            <w:hyperlink w:history="1" r:id="rIdel_dg2zh3frbe70drreln">
+            <w:hyperlink w:history="1" r:id="rIdtmnqurn-bljmpptzg7utx">
               <w:r>
                 <w:rPr>
                   <w:rFonts w:ascii="Arial" w:cs="Arial" w:eastAsia="Arial" w:hAnsi="Arial"/>
@@ -13571,6 +13848,7 @@
           </w:tcPr>
           <w:p>
             <w:pPr>
+              <w:keepNext w:val="false"/>
               <w:spacing w:after="40" w:before="0"/>
               <w:jc w:val="left"/>
             </w:pPr>
@@ -13603,6 +13881,7 @@
           </w:tcPr>
           <w:p>
             <w:pPr>
+              <w:keepNext w:val="false"/>
               <w:spacing w:after="40" w:before="0"/>
               <w:jc w:val="left"/>
             </w:pPr>
@@ -13635,6 +13914,7 @@
           </w:tcPr>
           <w:p>
             <w:pPr>
+              <w:keepNext w:val="false"/>
               <w:spacing w:after="40" w:before="0"/>
               <w:jc w:val="left"/>
             </w:pPr>
@@ -13667,6 +13947,7 @@
           </w:tcPr>
           <w:p>
             <w:pPr>
+              <w:keepNext w:val="false"/>
               <w:spacing w:after="40" w:before="0"/>
               <w:jc w:val="left"/>
             </w:pPr>
@@ -13701,6 +13982,7 @@
           </w:tcPr>
           <w:p>
             <w:pPr>
+              <w:keepNext w:val="false"/>
               <w:spacing w:after="40" w:before="0"/>
               <w:jc w:val="left"/>
             </w:pPr>
@@ -13738,7 +14020,7 @@
             <w:pPr>
               <w:spacing w:after="20" w:before="0"/>
             </w:pPr>
-            <w:hyperlink w:history="1" r:id="rIdj876zgyphnp5nvmjgnxj1">
+            <w:hyperlink w:history="1" r:id="rIdcectsjdfn0zsdbyast_aw">
               <w:r>
                 <w:rPr>
                   <w:rFonts w:ascii="Arial" w:cs="Arial" w:eastAsia="Arial" w:hAnsi="Arial"/>
@@ -13787,7 +14069,7 @@
               <w:spacing w:after="10" w:before="0"/>
               <w:ind w:left="120"/>
             </w:pPr>
-            <w:hyperlink w:history="1" r:id="rIdkirt83_s4yrinlf_kqfpr">
+            <w:hyperlink w:history="1" r:id="rIdtv7nznyl1gwolsxevo9ld">
               <w:r>
                 <w:rPr>
                   <w:rFonts w:ascii="Arial" w:cs="Arial" w:eastAsia="Arial" w:hAnsi="Arial"/>
@@ -13832,7 +14114,7 @@
             <w:pPr>
               <w:spacing w:after="20" w:before="0"/>
             </w:pPr>
-            <w:hyperlink w:history="1" r:id="rId9gdb1q-5mpsm8lgy1duel">
+            <w:hyperlink w:history="1" r:id="rIdb8oshfcrs2fggascvtvs3">
               <w:r>
                 <w:rPr>
                   <w:rFonts w:ascii="Arial" w:cs="Arial" w:eastAsia="Arial" w:hAnsi="Arial"/>
@@ -13865,7 +14147,7 @@
               <w:spacing w:after="10" w:before="0"/>
               <w:ind w:left="120"/>
             </w:pPr>
-            <w:hyperlink w:history="1" r:id="rId4x293ysph-mz2u75a_dyt">
+            <w:hyperlink w:history="1" r:id="rIdp5te9dkaeildnkmj3l9hb">
               <w:r>
                 <w:rPr>
                   <w:rFonts w:ascii="Arial" w:cs="Arial" w:eastAsia="Arial" w:hAnsi="Arial"/>
@@ -13893,6 +14175,7 @@
           </w:tcPr>
           <w:p>
             <w:pPr>
+              <w:keepNext w:val="false"/>
               <w:spacing w:after="40" w:before="0"/>
               <w:jc w:val="left"/>
             </w:pPr>
@@ -13925,6 +14208,7 @@
           </w:tcPr>
           <w:p>
             <w:pPr>
+              <w:keepNext w:val="false"/>
               <w:spacing w:after="40" w:before="0"/>
               <w:jc w:val="left"/>
             </w:pPr>
@@ -13957,6 +14241,7 @@
           </w:tcPr>
           <w:p>
             <w:pPr>
+              <w:keepNext w:val="false"/>
               <w:spacing w:after="40" w:before="0"/>
               <w:jc w:val="left"/>
             </w:pPr>
@@ -13989,6 +14274,7 @@
           </w:tcPr>
           <w:p>
             <w:pPr>
+              <w:keepNext w:val="false"/>
               <w:spacing w:after="40" w:before="0"/>
               <w:jc w:val="left"/>
             </w:pPr>
@@ -14048,6 +14334,7 @@
           </w:tcPr>
           <w:p>
             <w:pPr>
+              <w:keepNext w:val="false"/>
               <w:spacing w:after="40" w:before="0"/>
               <w:jc w:val="center"/>
             </w:pPr>
@@ -14082,6 +14369,7 @@
           </w:tcPr>
           <w:p>
             <w:pPr>
+              <w:keepNext w:val="false"/>
               <w:spacing w:after="40" w:before="0"/>
               <w:jc w:val="left"/>
             </w:pPr>
@@ -14143,6 +14431,7 @@
           </w:tcPr>
           <w:p>
             <w:pPr>
+              <w:keepNext w:val="false"/>
               <w:spacing w:after="40" w:before="0"/>
               <w:jc w:val="center"/>
             </w:pPr>
@@ -14177,6 +14466,7 @@
           </w:tcPr>
           <w:p>
             <w:pPr>
+              <w:keepNext w:val="false"/>
               <w:spacing w:after="40" w:before="0"/>
               <w:jc w:val="left"/>
             </w:pPr>
@@ -14209,6 +14499,7 @@
           </w:tcPr>
           <w:p>
             <w:pPr>
+              <w:keepNext w:val="false"/>
               <w:spacing w:after="40" w:before="0"/>
               <w:jc w:val="left"/>
             </w:pPr>
@@ -14243,6 +14534,7 @@
           </w:tcPr>
           <w:p>
             <w:pPr>
+              <w:keepNext w:val="false"/>
               <w:spacing w:after="40" w:before="0"/>
               <w:jc w:val="left"/>
             </w:pPr>
@@ -14275,6 +14567,7 @@
           </w:tcPr>
           <w:p>
             <w:pPr>
+              <w:keepNext w:val="false"/>
               <w:spacing w:after="40" w:before="0"/>
               <w:jc w:val="left"/>
             </w:pPr>
@@ -14309,6 +14602,7 @@
           </w:tcPr>
           <w:p>
             <w:pPr>
+              <w:keepNext w:val="false"/>
               <w:spacing w:after="40" w:before="0"/>
               <w:jc w:val="left"/>
             </w:pPr>
@@ -14341,6 +14635,7 @@
           </w:tcPr>
           <w:p>
             <w:pPr>
+              <w:keepNext w:val="false"/>
               <w:spacing w:after="40" w:before="0"/>
               <w:jc w:val="left"/>
             </w:pPr>
@@ -14377,7 +14672,7 @@
         </w:rPr>
         <w:t xml:space="preserve">© 2026 SeaVuria and ARES. Aligned with KICD objectives. Developed by SeaVuria; technical implementation by ARES (with AI assistance from Claude). Licensed under </w:t>
       </w:r>
-      <w:hyperlink w:history="1" r:id="rIdjrys5f57xf3ce_3slykde">
+      <w:hyperlink w:history="1" r:id="rIdldarsd7bu9ag0lh7l_vka">
         <w:r>
           <w:rPr>
             <w:rFonts w:ascii="Arial" w:cs="Arial" w:eastAsia="Arial" w:hAnsi="Arial"/>
@@ -14398,7 +14693,7 @@
         </w:rPr>
         <w:t xml:space="preserve"> (</w:t>
       </w:r>
-      <w:hyperlink w:history="1" r:id="rId8nnxrqgd34kc81j9vqej6">
+      <w:hyperlink w:history="1" r:id="rId7l0l2rkgmglhajrc-p4nb">
         <w:r>
           <w:rPr>
             <w:rFonts w:ascii="Arial" w:cs="Arial" w:eastAsia="Arial" w:hAnsi="Arial"/>
@@ -14458,6 +14753,7 @@
           </w:tcPr>
           <w:p>
             <w:pPr>
+              <w:keepNext w:val="false"/>
               <w:spacing w:after="40" w:before="0"/>
               <w:jc w:val="center"/>
             </w:pPr>
@@ -14493,6 +14789,7 @@
           </w:tcPr>
           <w:p>
             <w:pPr>
+              <w:keepNext w:val="false"/>
               <w:spacing w:after="40" w:before="0"/>
               <w:jc w:val="center"/>
             </w:pPr>
@@ -14527,6 +14824,7 @@
           </w:tcPr>
           <w:p>
             <w:pPr>
+              <w:keepNext w:val="false"/>
               <w:spacing w:after="40" w:before="0"/>
               <w:jc w:val="left"/>
             </w:pPr>
@@ -14559,6 +14857,7 @@
           </w:tcPr>
           <w:p>
             <w:pPr>
+              <w:keepNext w:val="false"/>
               <w:spacing w:after="40" w:before="0"/>
               <w:jc w:val="left"/>
             </w:pPr>
@@ -14593,6 +14892,7 @@
           </w:tcPr>
           <w:p>
             <w:pPr>
+              <w:keepNext w:val="false"/>
               <w:spacing w:after="40" w:before="0"/>
               <w:jc w:val="left"/>
             </w:pPr>
@@ -14625,6 +14925,7 @@
           </w:tcPr>
           <w:p>
             <w:pPr>
+              <w:keepNext w:val="false"/>
               <w:spacing w:after="40" w:before="0"/>
               <w:jc w:val="left"/>
             </w:pPr>
@@ -14659,6 +14960,7 @@
           </w:tcPr>
           <w:p>
             <w:pPr>
+              <w:keepNext w:val="false"/>
               <w:spacing w:after="40" w:before="0"/>
               <w:jc w:val="left"/>
             </w:pPr>
@@ -14691,6 +14993,7 @@
           </w:tcPr>
           <w:p>
             <w:pPr>
+              <w:keepNext w:val="false"/>
               <w:spacing w:after="40" w:before="0"/>
               <w:jc w:val="left"/>
             </w:pPr>
@@ -14725,6 +15028,7 @@
           </w:tcPr>
           <w:p>
             <w:pPr>
+              <w:keepNext w:val="false"/>
               <w:spacing w:after="40" w:before="0"/>
               <w:jc w:val="left"/>
             </w:pPr>
@@ -14757,6 +15061,7 @@
           </w:tcPr>
           <w:p>
             <w:pPr>
+              <w:keepNext w:val="false"/>
               <w:spacing w:after="40" w:before="0"/>
               <w:jc w:val="left"/>
             </w:pPr>
@@ -14791,6 +15096,7 @@
           </w:tcPr>
           <w:p>
             <w:pPr>
+              <w:keepNext w:val="false"/>
               <w:spacing w:after="40" w:before="0"/>
               <w:jc w:val="left"/>
             </w:pPr>
@@ -14823,6 +15129,7 @@
           </w:tcPr>
           <w:p>
             <w:pPr>
+              <w:keepNext w:val="false"/>
               <w:spacing w:after="40" w:before="0"/>
               <w:jc w:val="left"/>
             </w:pPr>
@@ -14857,6 +15164,7 @@
           </w:tcPr>
           <w:p>
             <w:pPr>
+              <w:keepNext w:val="false"/>
               <w:spacing w:after="40" w:before="0"/>
               <w:jc w:val="left"/>
             </w:pPr>
@@ -14889,6 +15197,7 @@
           </w:tcPr>
           <w:p>
             <w:pPr>
+              <w:keepNext w:val="false"/>
               <w:spacing w:after="40" w:before="0"/>
               <w:jc w:val="left"/>
             </w:pPr>
@@ -14923,6 +15232,7 @@
           </w:tcPr>
           <w:p>
             <w:pPr>
+              <w:keepNext w:val="false"/>
               <w:spacing w:after="40" w:before="0"/>
               <w:jc w:val="left"/>
             </w:pPr>
@@ -14955,6 +15265,7 @@
           </w:tcPr>
           <w:p>
             <w:pPr>
+              <w:keepNext w:val="false"/>
               <w:spacing w:after="40" w:before="0"/>
               <w:jc w:val="left"/>
             </w:pPr>
@@ -14989,6 +15300,7 @@
           </w:tcPr>
           <w:p>
             <w:pPr>
+              <w:keepNext w:val="false"/>
               <w:spacing w:after="40" w:before="0"/>
               <w:jc w:val="left"/>
             </w:pPr>
@@ -15021,6 +15333,7 @@
           </w:tcPr>
           <w:p>
             <w:pPr>
+              <w:keepNext w:val="false"/>
               <w:spacing w:after="40" w:before="0"/>
               <w:jc w:val="left"/>
             </w:pPr>
@@ -15080,6 +15393,7 @@
           </w:tcPr>
           <w:p>
             <w:pPr>
+              <w:keepNext w:val="false"/>
               <w:spacing w:after="40" w:before="0"/>
               <w:jc w:val="center"/>
             </w:pPr>
@@ -15114,6 +15428,7 @@
           </w:tcPr>
           <w:p>
             <w:pPr>
+              <w:keepNext w:val="false"/>
               <w:spacing w:after="40" w:before="0"/>
               <w:jc w:val="left"/>
             </w:pPr>
@@ -15178,6 +15493,7 @@
           </w:tcPr>
           <w:p>
             <w:pPr>
+              <w:keepNext w:val="false"/>
               <w:spacing w:after="40" w:before="0"/>
               <w:jc w:val="center"/>
             </w:pPr>
@@ -15212,6 +15528,7 @@
           </w:tcPr>
           <w:p>
             <w:pPr>
+              <w:keepNext w:val="false"/>
               <w:spacing w:after="40" w:before="0"/>
               <w:jc w:val="left"/>
             </w:pPr>
@@ -15244,6 +15561,7 @@
           </w:tcPr>
           <w:p>
             <w:pPr>
+              <w:keepNext w:val="false"/>
               <w:spacing w:after="40" w:before="0"/>
               <w:jc w:val="left"/>
             </w:pPr>
@@ -15276,6 +15594,7 @@
           </w:tcPr>
           <w:p>
             <w:pPr>
+              <w:keepNext w:val="false"/>
               <w:spacing w:after="40" w:before="0"/>
               <w:jc w:val="left"/>
             </w:pPr>
@@ -15308,6 +15627,7 @@
           </w:tcPr>
           <w:p>
             <w:pPr>
+              <w:keepNext w:val="false"/>
               <w:spacing w:after="40" w:before="0"/>
               <w:jc w:val="left"/>
             </w:pPr>
@@ -15340,6 +15660,7 @@
           </w:tcPr>
           <w:p>
             <w:pPr>
+              <w:keepNext w:val="false"/>
               <w:spacing w:after="40" w:before="0"/>
               <w:jc w:val="left"/>
             </w:pPr>
@@ -15374,6 +15695,7 @@
           </w:tcPr>
           <w:p>
             <w:pPr>
+              <w:keepNext w:val="false"/>
               <w:spacing w:after="40" w:before="0"/>
               <w:jc w:val="left"/>
             </w:pPr>
@@ -15411,7 +15733,7 @@
             <w:pPr>
               <w:spacing w:after="20" w:before="0"/>
             </w:pPr>
-            <w:hyperlink w:history="1" r:id="rId7lslbjphlq1ewmwfb33v8">
+            <w:hyperlink w:history="1" r:id="rIdkifdkcmfl69yeemzzx1kr">
               <w:r>
                 <w:rPr>
                   <w:rFonts w:ascii="Arial" w:cs="Arial" w:eastAsia="Arial" w:hAnsi="Arial"/>
@@ -15444,7 +15766,7 @@
               <w:spacing w:after="10" w:before="0"/>
               <w:ind w:left="120"/>
             </w:pPr>
-            <w:hyperlink w:history="1" r:id="rIdphci6ccwnm_m31kcul2oy">
+            <w:hyperlink w:history="1" r:id="rIdaz5wclnadaw1p7jtv5jqr">
               <w:r>
                 <w:rPr>
                   <w:rFonts w:ascii="Arial" w:cs="Arial" w:eastAsia="Arial" w:hAnsi="Arial"/>
@@ -15489,7 +15811,7 @@
             <w:pPr>
               <w:spacing w:after="20" w:before="0"/>
             </w:pPr>
-            <w:hyperlink w:history="1" r:id="rIdrpfgb4zeoqbxnd017yor3">
+            <w:hyperlink w:history="1" r:id="rIdanqqspoebwglexjett0p-">
               <w:r>
                 <w:rPr>
                   <w:rFonts w:ascii="Arial" w:cs="Arial" w:eastAsia="Arial" w:hAnsi="Arial"/>
@@ -15522,7 +15844,7 @@
               <w:spacing w:after="10" w:before="0"/>
               <w:ind w:left="120"/>
             </w:pPr>
-            <w:hyperlink w:history="1" r:id="rId_a3futx4iorapsr4z6mmx">
+            <w:hyperlink w:history="1" r:id="rIdhunxij8ujvep00ybnp4rl">
               <w:r>
                 <w:rPr>
                   <w:rFonts w:ascii="Arial" w:cs="Arial" w:eastAsia="Arial" w:hAnsi="Arial"/>
@@ -15550,6 +15872,7 @@
           </w:tcPr>
           <w:p>
             <w:pPr>
+              <w:keepNext w:val="false"/>
               <w:spacing w:after="40" w:before="0"/>
               <w:jc w:val="left"/>
             </w:pPr>
@@ -15582,6 +15905,7 @@
           </w:tcPr>
           <w:p>
             <w:pPr>
+              <w:keepNext w:val="false"/>
               <w:spacing w:after="40" w:before="0"/>
               <w:jc w:val="left"/>
             </w:pPr>
@@ -15614,6 +15938,7 @@
           </w:tcPr>
           <w:p>
             <w:pPr>
+              <w:keepNext w:val="false"/>
               <w:spacing w:after="40" w:before="0"/>
               <w:jc w:val="left"/>
             </w:pPr>
@@ -15646,6 +15971,7 @@
           </w:tcPr>
           <w:p>
             <w:pPr>
+              <w:keepNext w:val="false"/>
               <w:spacing w:after="40" w:before="0"/>
               <w:jc w:val="left"/>
             </w:pPr>
@@ -15680,6 +16006,7 @@
           </w:tcPr>
           <w:p>
             <w:pPr>
+              <w:keepNext w:val="false"/>
               <w:spacing w:after="40" w:before="0"/>
               <w:jc w:val="left"/>
             </w:pPr>
@@ -15717,7 +16044,7 @@
             <w:pPr>
               <w:spacing w:after="20" w:before="0"/>
             </w:pPr>
-            <w:hyperlink w:history="1" r:id="rIdvedk-5_d5f_mwrxkrh95m">
+            <w:hyperlink w:history="1" r:id="rIdnz42oneeh54fqwqay8wnl">
               <w:r>
                 <w:rPr>
                   <w:rFonts w:ascii="Arial" w:cs="Arial" w:eastAsia="Arial" w:hAnsi="Arial"/>
@@ -15750,7 +16077,7 @@
               <w:spacing w:after="10" w:before="0"/>
               <w:ind w:left="120"/>
             </w:pPr>
-            <w:hyperlink w:history="1" r:id="rIdgcn87uzbg6kxot8xmfnr5">
+            <w:hyperlink w:history="1" r:id="rIdwgpfninpvaqidw1gwc059">
               <w:r>
                 <w:rPr>
                   <w:rFonts w:ascii="Arial" w:cs="Arial" w:eastAsia="Arial" w:hAnsi="Arial"/>
@@ -15795,7 +16122,7 @@
             <w:pPr>
               <w:spacing w:after="20" w:before="0"/>
             </w:pPr>
-            <w:hyperlink w:history="1" r:id="rIdsbjnpdpb-0y29j8uslgcs">
+            <w:hyperlink w:history="1" r:id="rId1obulrbxznrvtn0q19ora">
               <w:r>
                 <w:rPr>
                   <w:rFonts w:ascii="Arial" w:cs="Arial" w:eastAsia="Arial" w:hAnsi="Arial"/>
@@ -15828,7 +16155,7 @@
               <w:spacing w:after="10" w:before="0"/>
               <w:ind w:left="120"/>
             </w:pPr>
-            <w:hyperlink w:history="1" r:id="rIdkuojk-fzwrr25u4k4jxlg">
+            <w:hyperlink w:history="1" r:id="rIdqrac91ozvhj3jtehmwynp">
               <w:r>
                 <w:rPr>
                   <w:rFonts w:ascii="Arial" w:cs="Arial" w:eastAsia="Arial" w:hAnsi="Arial"/>
@@ -15856,6 +16183,7 @@
           </w:tcPr>
           <w:p>
             <w:pPr>
+              <w:keepNext w:val="false"/>
               <w:spacing w:after="40" w:before="0"/>
               <w:jc w:val="left"/>
             </w:pPr>
@@ -15888,6 +16216,7 @@
           </w:tcPr>
           <w:p>
             <w:pPr>
+              <w:keepNext w:val="false"/>
               <w:spacing w:after="40" w:before="0"/>
               <w:jc w:val="left"/>
             </w:pPr>
@@ -15920,6 +16249,7 @@
           </w:tcPr>
           <w:p>
             <w:pPr>
+              <w:keepNext w:val="false"/>
               <w:spacing w:after="40" w:before="0"/>
               <w:jc w:val="left"/>
             </w:pPr>
@@ -15952,6 +16282,7 @@
           </w:tcPr>
           <w:p>
             <w:pPr>
+              <w:keepNext w:val="false"/>
               <w:spacing w:after="40" w:before="0"/>
               <w:jc w:val="left"/>
             </w:pPr>
@@ -15986,6 +16317,7 @@
           </w:tcPr>
           <w:p>
             <w:pPr>
+              <w:keepNext w:val="false"/>
               <w:spacing w:after="40" w:before="0"/>
               <w:jc w:val="left"/>
             </w:pPr>
@@ -16023,7 +16355,7 @@
             <w:pPr>
               <w:spacing w:after="20" w:before="0"/>
             </w:pPr>
-            <w:hyperlink w:history="1" r:id="rIdbiwa6elwky0onxx982dlu">
+            <w:hyperlink w:history="1" r:id="rIdk77yrdwvxtief_wy0ayi5">
               <w:r>
                 <w:rPr>
                   <w:rFonts w:ascii="Arial" w:cs="Arial" w:eastAsia="Arial" w:hAnsi="Arial"/>
@@ -16056,7 +16388,7 @@
               <w:spacing w:after="10" w:before="0"/>
               <w:ind w:left="120"/>
             </w:pPr>
-            <w:hyperlink w:history="1" r:id="rIdmjs8zl7izuxmpz-jfomdx">
+            <w:hyperlink w:history="1" r:id="rIdmw2bivld27pywgv9jfuma">
               <w:r>
                 <w:rPr>
                   <w:rFonts w:ascii="Arial" w:cs="Arial" w:eastAsia="Arial" w:hAnsi="Arial"/>
@@ -16101,7 +16433,7 @@
             <w:pPr>
               <w:spacing w:after="20" w:before="0"/>
             </w:pPr>
-            <w:hyperlink w:history="1" r:id="rIdff8j86sjq7szvo7uecewj">
+            <w:hyperlink w:history="1" r:id="rIdr_ara6xofqaytsowr60iw">
               <w:r>
                 <w:rPr>
                   <w:rFonts w:ascii="Arial" w:cs="Arial" w:eastAsia="Arial" w:hAnsi="Arial"/>
@@ -16134,7 +16466,7 @@
               <w:spacing w:after="10" w:before="0"/>
               <w:ind w:left="120"/>
             </w:pPr>
-            <w:hyperlink w:history="1" r:id="rId-81vrl97ckh3snhdx6uoj">
+            <w:hyperlink w:history="1" r:id="rId-0bwohjvkwbv5x3cc6tuq">
               <w:r>
                 <w:rPr>
                   <w:rFonts w:ascii="Arial" w:cs="Arial" w:eastAsia="Arial" w:hAnsi="Arial"/>
@@ -16162,6 +16494,7 @@
           </w:tcPr>
           <w:p>
             <w:pPr>
+              <w:keepNext w:val="false"/>
               <w:spacing w:after="40" w:before="0"/>
               <w:jc w:val="left"/>
             </w:pPr>
@@ -16194,6 +16527,7 @@
           </w:tcPr>
           <w:p>
             <w:pPr>
+              <w:keepNext w:val="false"/>
               <w:spacing w:after="40" w:before="0"/>
               <w:jc w:val="left"/>
             </w:pPr>
@@ -16226,6 +16560,7 @@
           </w:tcPr>
           <w:p>
             <w:pPr>
+              <w:keepNext w:val="false"/>
               <w:spacing w:after="40" w:before="0"/>
               <w:jc w:val="left"/>
             </w:pPr>
@@ -16258,6 +16593,7 @@
           </w:tcPr>
           <w:p>
             <w:pPr>
+              <w:keepNext w:val="false"/>
               <w:spacing w:after="40" w:before="0"/>
               <w:jc w:val="left"/>
             </w:pPr>
@@ -16292,6 +16628,7 @@
           </w:tcPr>
           <w:p>
             <w:pPr>
+              <w:keepNext w:val="false"/>
               <w:spacing w:after="40" w:before="0"/>
               <w:jc w:val="left"/>
             </w:pPr>
@@ -16329,7 +16666,7 @@
             <w:pPr>
               <w:spacing w:after="20" w:before="0"/>
             </w:pPr>
-            <w:hyperlink w:history="1" r:id="rIdkbzwbbt9jxy350iahvbjt">
+            <w:hyperlink w:history="1" r:id="rIdbstg_epewytpsgzhhgnqj">
               <w:r>
                 <w:rPr>
                   <w:rFonts w:ascii="Arial" w:cs="Arial" w:eastAsia="Arial" w:hAnsi="Arial"/>
@@ -16362,7 +16699,7 @@
               <w:spacing w:after="10" w:before="0"/>
               <w:ind w:left="120"/>
             </w:pPr>
-            <w:hyperlink w:history="1" r:id="rIdp1yx3tlmlrh7lczfycqu5">
+            <w:hyperlink w:history="1" r:id="rIdajjywzlb6zu2qjqoazm9q">
               <w:r>
                 <w:rPr>
                   <w:rFonts w:ascii="Arial" w:cs="Arial" w:eastAsia="Arial" w:hAnsi="Arial"/>
@@ -16407,7 +16744,7 @@
             <w:pPr>
               <w:spacing w:after="20" w:before="0"/>
             </w:pPr>
-            <w:hyperlink w:history="1" r:id="rIdaow6yub9jlkekh4qubdga">
+            <w:hyperlink w:history="1" r:id="rIdxv7twrgbsy7b7pols_eap">
               <w:r>
                 <w:rPr>
                   <w:rFonts w:ascii="Arial" w:cs="Arial" w:eastAsia="Arial" w:hAnsi="Arial"/>
@@ -16440,7 +16777,7 @@
               <w:spacing w:after="10" w:before="0"/>
               <w:ind w:left="120"/>
             </w:pPr>
-            <w:hyperlink w:history="1" r:id="rIdvqh4m2fdu9nn5aer6bmcm">
+            <w:hyperlink w:history="1" r:id="rIdeekbdjp4lh_nw33wejdrk">
               <w:r>
                 <w:rPr>
                   <w:rFonts w:ascii="Arial" w:cs="Arial" w:eastAsia="Arial" w:hAnsi="Arial"/>
@@ -16468,6 +16805,7 @@
           </w:tcPr>
           <w:p>
             <w:pPr>
+              <w:keepNext w:val="false"/>
               <w:spacing w:after="40" w:before="0"/>
               <w:jc w:val="left"/>
             </w:pPr>
@@ -16500,6 +16838,7 @@
           </w:tcPr>
           <w:p>
             <w:pPr>
+              <w:keepNext w:val="false"/>
               <w:spacing w:after="40" w:before="0"/>
               <w:jc w:val="left"/>
             </w:pPr>
@@ -16532,6 +16871,7 @@
           </w:tcPr>
           <w:p>
             <w:pPr>
+              <w:keepNext w:val="false"/>
               <w:spacing w:after="40" w:before="0"/>
               <w:jc w:val="left"/>
             </w:pPr>
@@ -16564,6 +16904,7 @@
           </w:tcPr>
           <w:p>
             <w:pPr>
+              <w:keepNext w:val="false"/>
               <w:spacing w:after="40" w:before="0"/>
               <w:jc w:val="left"/>
             </w:pPr>
@@ -16598,6 +16939,7 @@
           </w:tcPr>
           <w:p>
             <w:pPr>
+              <w:keepNext w:val="false"/>
               <w:spacing w:after="40" w:before="0"/>
               <w:jc w:val="left"/>
             </w:pPr>
@@ -16635,7 +16977,7 @@
             <w:pPr>
               <w:spacing w:after="20" w:before="0"/>
             </w:pPr>
-            <w:hyperlink w:history="1" r:id="rIdbmgxaukg5rnlwhryb1y14">
+            <w:hyperlink w:history="1" r:id="rIdonbps8sqyk4rjngxihlpr">
               <w:r>
                 <w:rPr>
                   <w:rFonts w:ascii="Arial" w:cs="Arial" w:eastAsia="Arial" w:hAnsi="Arial"/>
@@ -16668,7 +17010,7 @@
               <w:spacing w:after="10" w:before="0"/>
               <w:ind w:left="120"/>
             </w:pPr>
-            <w:hyperlink w:history="1" r:id="rIdym7pb4et5veo-chjrn4-k">
+            <w:hyperlink w:history="1" r:id="rIdzdul3knx0nbcpckdcxc1f">
               <w:r>
                 <w:rPr>
                   <w:rFonts w:ascii="Arial" w:cs="Arial" w:eastAsia="Arial" w:hAnsi="Arial"/>
@@ -16713,7 +17055,7 @@
             <w:pPr>
               <w:spacing w:after="20" w:before="0"/>
             </w:pPr>
-            <w:hyperlink w:history="1" r:id="rIdgil_twqfmbsa93guwh5zf">
+            <w:hyperlink w:history="1" r:id="rIdaie0z3i_0kgv4lp4dmamr">
               <w:r>
                 <w:rPr>
                   <w:rFonts w:ascii="Arial" w:cs="Arial" w:eastAsia="Arial" w:hAnsi="Arial"/>
@@ -16746,7 +17088,7 @@
               <w:spacing w:after="10" w:before="0"/>
               <w:ind w:left="120"/>
             </w:pPr>
-            <w:hyperlink w:history="1" r:id="rIdce5fgmpk9aofqfdgstpr3">
+            <w:hyperlink w:history="1" r:id="rId5g9lm6heg5ywhn7bpw2qw">
               <w:r>
                 <w:rPr>
                   <w:rFonts w:ascii="Arial" w:cs="Arial" w:eastAsia="Arial" w:hAnsi="Arial"/>
@@ -16774,6 +17116,7 @@
           </w:tcPr>
           <w:p>
             <w:pPr>
+              <w:keepNext w:val="false"/>
               <w:spacing w:after="40" w:before="0"/>
               <w:jc w:val="left"/>
             </w:pPr>
@@ -16806,6 +17149,7 @@
           </w:tcPr>
           <w:p>
             <w:pPr>
+              <w:keepNext w:val="false"/>
               <w:spacing w:after="40" w:before="0"/>
               <w:jc w:val="left"/>
             </w:pPr>
@@ -16838,6 +17182,7 @@
           </w:tcPr>
           <w:p>
             <w:pPr>
+              <w:keepNext w:val="false"/>
               <w:spacing w:after="40" w:before="0"/>
               <w:jc w:val="left"/>
             </w:pPr>
@@ -16870,6 +17215,7 @@
           </w:tcPr>
           <w:p>
             <w:pPr>
+              <w:keepNext w:val="false"/>
               <w:spacing w:after="40" w:before="0"/>
               <w:jc w:val="left"/>
             </w:pPr>
@@ -16929,6 +17275,7 @@
           </w:tcPr>
           <w:p>
             <w:pPr>
+              <w:keepNext w:val="false"/>
               <w:spacing w:after="40" w:before="0"/>
               <w:jc w:val="center"/>
             </w:pPr>
@@ -16963,6 +17310,7 @@
           </w:tcPr>
           <w:p>
             <w:pPr>
+              <w:keepNext w:val="false"/>
               <w:spacing w:after="40" w:before="0"/>
               <w:jc w:val="left"/>
             </w:pPr>
@@ -17024,6 +17372,7 @@
           </w:tcPr>
           <w:p>
             <w:pPr>
+              <w:keepNext w:val="false"/>
               <w:spacing w:after="40" w:before="0"/>
               <w:jc w:val="center"/>
             </w:pPr>
@@ -17058,6 +17407,7 @@
           </w:tcPr>
           <w:p>
             <w:pPr>
+              <w:keepNext w:val="false"/>
               <w:spacing w:after="40" w:before="0"/>
               <w:jc w:val="left"/>
             </w:pPr>
@@ -17090,6 +17440,7 @@
           </w:tcPr>
           <w:p>
             <w:pPr>
+              <w:keepNext w:val="false"/>
               <w:spacing w:after="40" w:before="0"/>
               <w:jc w:val="left"/>
             </w:pPr>
@@ -17124,6 +17475,7 @@
           </w:tcPr>
           <w:p>
             <w:pPr>
+              <w:keepNext w:val="false"/>
               <w:spacing w:after="40" w:before="0"/>
               <w:jc w:val="left"/>
             </w:pPr>
@@ -17156,6 +17508,7 @@
           </w:tcPr>
           <w:p>
             <w:pPr>
+              <w:keepNext w:val="false"/>
               <w:spacing w:after="40" w:before="0"/>
               <w:jc w:val="left"/>
             </w:pPr>
@@ -17190,6 +17543,7 @@
           </w:tcPr>
           <w:p>
             <w:pPr>
+              <w:keepNext w:val="false"/>
               <w:spacing w:after="40" w:before="0"/>
               <w:jc w:val="left"/>
             </w:pPr>
@@ -17222,6 +17576,7 @@
           </w:tcPr>
           <w:p>
             <w:pPr>
+              <w:keepNext w:val="false"/>
               <w:spacing w:after="40" w:before="0"/>
               <w:jc w:val="left"/>
             </w:pPr>
@@ -17258,7 +17613,7 @@
         </w:rPr>
         <w:t xml:space="preserve">© 2026 SeaVuria and ARES. Aligned with KICD objectives. Developed by SeaVuria; technical implementation by ARES (with AI assistance from Claude). Licensed under </w:t>
       </w:r>
-      <w:hyperlink w:history="1" r:id="rIdxrfevwxqqnaelltrrkgjp">
+      <w:hyperlink w:history="1" r:id="rIdch8f4hqousvivfilbra6h">
         <w:r>
           <w:rPr>
             <w:rFonts w:ascii="Arial" w:cs="Arial" w:eastAsia="Arial" w:hAnsi="Arial"/>
@@ -17279,7 +17634,7 @@
         </w:rPr>
         <w:t xml:space="preserve"> (</w:t>
       </w:r>
-      <w:hyperlink w:history="1" r:id="rIdz4os_hggive8xeon7pxs8">
+      <w:hyperlink w:history="1" r:id="rIdxwgmglda4zxwhb2gk11ns">
         <w:r>
           <w:rPr>
             <w:rFonts w:ascii="Arial" w:cs="Arial" w:eastAsia="Arial" w:hAnsi="Arial"/>
@@ -17339,6 +17694,7 @@
           </w:tcPr>
           <w:p>
             <w:pPr>
+              <w:keepNext w:val="false"/>
               <w:spacing w:after="40" w:before="0"/>
               <w:jc w:val="center"/>
             </w:pPr>
@@ -17374,6 +17730,7 @@
           </w:tcPr>
           <w:p>
             <w:pPr>
+              <w:keepNext w:val="false"/>
               <w:spacing w:after="40" w:before="0"/>
               <w:jc w:val="center"/>
             </w:pPr>
@@ -17408,6 +17765,7 @@
           </w:tcPr>
           <w:p>
             <w:pPr>
+              <w:keepNext w:val="false"/>
               <w:spacing w:after="40" w:before="0"/>
               <w:jc w:val="left"/>
             </w:pPr>
@@ -17440,6 +17798,7 @@
           </w:tcPr>
           <w:p>
             <w:pPr>
+              <w:keepNext w:val="false"/>
               <w:spacing w:after="40" w:before="0"/>
               <w:jc w:val="left"/>
             </w:pPr>
@@ -17474,6 +17833,7 @@
           </w:tcPr>
           <w:p>
             <w:pPr>
+              <w:keepNext w:val="false"/>
               <w:spacing w:after="40" w:before="0"/>
               <w:jc w:val="left"/>
             </w:pPr>
@@ -17506,6 +17866,7 @@
           </w:tcPr>
           <w:p>
             <w:pPr>
+              <w:keepNext w:val="false"/>
               <w:spacing w:after="40" w:before="0"/>
               <w:jc w:val="left"/>
             </w:pPr>
@@ -17540,6 +17901,7 @@
           </w:tcPr>
           <w:p>
             <w:pPr>
+              <w:keepNext w:val="false"/>
               <w:spacing w:after="40" w:before="0"/>
               <w:jc w:val="left"/>
             </w:pPr>
@@ -17572,6 +17934,7 @@
           </w:tcPr>
           <w:p>
             <w:pPr>
+              <w:keepNext w:val="false"/>
               <w:spacing w:after="40" w:before="0"/>
               <w:jc w:val="left"/>
             </w:pPr>
@@ -17606,6 +17969,7 @@
           </w:tcPr>
           <w:p>
             <w:pPr>
+              <w:keepNext w:val="false"/>
               <w:spacing w:after="40" w:before="0"/>
               <w:jc w:val="left"/>
             </w:pPr>
@@ -17638,6 +18002,7 @@
           </w:tcPr>
           <w:p>
             <w:pPr>
+              <w:keepNext w:val="false"/>
               <w:spacing w:after="40" w:before="0"/>
               <w:jc w:val="left"/>
             </w:pPr>
@@ -17672,6 +18037,7 @@
           </w:tcPr>
           <w:p>
             <w:pPr>
+              <w:keepNext w:val="false"/>
               <w:spacing w:after="40" w:before="0"/>
               <w:jc w:val="left"/>
             </w:pPr>
@@ -17704,6 +18070,7 @@
           </w:tcPr>
           <w:p>
             <w:pPr>
+              <w:keepNext w:val="false"/>
               <w:spacing w:after="40" w:before="0"/>
               <w:jc w:val="left"/>
             </w:pPr>
@@ -17738,6 +18105,7 @@
           </w:tcPr>
           <w:p>
             <w:pPr>
+              <w:keepNext w:val="false"/>
               <w:spacing w:after="40" w:before="0"/>
               <w:jc w:val="left"/>
             </w:pPr>
@@ -17770,6 +18138,7 @@
           </w:tcPr>
           <w:p>
             <w:pPr>
+              <w:keepNext w:val="false"/>
               <w:spacing w:after="40" w:before="0"/>
               <w:jc w:val="left"/>
             </w:pPr>
@@ -17804,6 +18173,7 @@
           </w:tcPr>
           <w:p>
             <w:pPr>
+              <w:keepNext w:val="false"/>
               <w:spacing w:after="40" w:before="0"/>
               <w:jc w:val="left"/>
             </w:pPr>
@@ -17836,6 +18206,7 @@
           </w:tcPr>
           <w:p>
             <w:pPr>
+              <w:keepNext w:val="false"/>
               <w:spacing w:after="40" w:before="0"/>
               <w:jc w:val="left"/>
             </w:pPr>
@@ -17870,6 +18241,7 @@
           </w:tcPr>
           <w:p>
             <w:pPr>
+              <w:keepNext w:val="false"/>
               <w:spacing w:after="40" w:before="0"/>
               <w:jc w:val="left"/>
             </w:pPr>
@@ -17902,6 +18274,7 @@
           </w:tcPr>
           <w:p>
             <w:pPr>
+              <w:keepNext w:val="false"/>
               <w:spacing w:after="40" w:before="0"/>
               <w:jc w:val="left"/>
             </w:pPr>
@@ -17961,6 +18334,7 @@
           </w:tcPr>
           <w:p>
             <w:pPr>
+              <w:keepNext w:val="false"/>
               <w:spacing w:after="40" w:before="0"/>
               <w:jc w:val="center"/>
             </w:pPr>
@@ -17995,6 +18369,7 @@
           </w:tcPr>
           <w:p>
             <w:pPr>
+              <w:keepNext w:val="false"/>
               <w:spacing w:after="40" w:before="0"/>
               <w:jc w:val="left"/>
             </w:pPr>
@@ -18059,6 +18434,7 @@
           </w:tcPr>
           <w:p>
             <w:pPr>
+              <w:keepNext w:val="false"/>
               <w:spacing w:after="40" w:before="0"/>
               <w:jc w:val="center"/>
             </w:pPr>
@@ -18093,6 +18469,7 @@
           </w:tcPr>
           <w:p>
             <w:pPr>
+              <w:keepNext w:val="false"/>
               <w:spacing w:after="40" w:before="0"/>
               <w:jc w:val="left"/>
             </w:pPr>
@@ -18125,6 +18502,7 @@
           </w:tcPr>
           <w:p>
             <w:pPr>
+              <w:keepNext w:val="false"/>
               <w:spacing w:after="40" w:before="0"/>
               <w:jc w:val="left"/>
             </w:pPr>
@@ -18157,6 +18535,7 @@
           </w:tcPr>
           <w:p>
             <w:pPr>
+              <w:keepNext w:val="false"/>
               <w:spacing w:after="40" w:before="0"/>
               <w:jc w:val="left"/>
             </w:pPr>
@@ -18189,6 +18568,7 @@
           </w:tcPr>
           <w:p>
             <w:pPr>
+              <w:keepNext w:val="false"/>
               <w:spacing w:after="40" w:before="0"/>
               <w:jc w:val="left"/>
             </w:pPr>
@@ -18221,6 +18601,7 @@
           </w:tcPr>
           <w:p>
             <w:pPr>
+              <w:keepNext w:val="false"/>
               <w:spacing w:after="40" w:before="0"/>
               <w:jc w:val="left"/>
             </w:pPr>
@@ -18255,6 +18636,7 @@
           </w:tcPr>
           <w:p>
             <w:pPr>
+              <w:keepNext w:val="false"/>
               <w:spacing w:after="40" w:before="0"/>
               <w:jc w:val="left"/>
             </w:pPr>
@@ -18292,7 +18674,7 @@
             <w:pPr>
               <w:spacing w:after="20" w:before="0"/>
             </w:pPr>
-            <w:hyperlink w:history="1" r:id="rId8jal0nbmspujyu69zopyz">
+            <w:hyperlink w:history="1" r:id="rIdbd80xaegv-setfz7pt965">
               <w:r>
                 <w:rPr>
                   <w:rFonts w:ascii="Arial" w:cs="Arial" w:eastAsia="Arial" w:hAnsi="Arial"/>
@@ -18325,7 +18707,7 @@
               <w:spacing w:after="10" w:before="0"/>
               <w:ind w:left="120"/>
             </w:pPr>
-            <w:hyperlink w:history="1" r:id="rId8hljtab8jvbwxzijg217e">
+            <w:hyperlink w:history="1" r:id="rIdhvxkv5ioqsdxqpfvfz7fm">
               <w:r>
                 <w:rPr>
                   <w:rFonts w:ascii="Arial" w:cs="Arial" w:eastAsia="Arial" w:hAnsi="Arial"/>
@@ -18370,7 +18752,7 @@
             <w:pPr>
               <w:spacing w:after="20" w:before="0"/>
             </w:pPr>
-            <w:hyperlink w:history="1" r:id="rId7nhx81szaulfavv3xz3to">
+            <w:hyperlink w:history="1" r:id="rIdqzhxexwdpqj1diq00c4hn">
               <w:r>
                 <w:rPr>
                   <w:rFonts w:ascii="Arial" w:cs="Arial" w:eastAsia="Arial" w:hAnsi="Arial"/>
@@ -18403,7 +18785,7 @@
               <w:spacing w:after="10" w:before="0"/>
               <w:ind w:left="120"/>
             </w:pPr>
-            <w:hyperlink w:history="1" r:id="rIdsrhmawnqxzndkziuu8igb">
+            <w:hyperlink w:history="1" r:id="rIdazzyl2pxlcra3pqlercby">
               <w:r>
                 <w:rPr>
                   <w:rFonts w:ascii="Arial" w:cs="Arial" w:eastAsia="Arial" w:hAnsi="Arial"/>
@@ -18431,6 +18813,7 @@
           </w:tcPr>
           <w:p>
             <w:pPr>
+              <w:keepNext w:val="false"/>
               <w:spacing w:after="40" w:before="0"/>
               <w:jc w:val="left"/>
             </w:pPr>
@@ -18463,6 +18846,7 @@
           </w:tcPr>
           <w:p>
             <w:pPr>
+              <w:keepNext w:val="false"/>
               <w:spacing w:after="40" w:before="0"/>
               <w:jc w:val="left"/>
             </w:pPr>
@@ -18495,6 +18879,7 @@
           </w:tcPr>
           <w:p>
             <w:pPr>
+              <w:keepNext w:val="false"/>
               <w:spacing w:after="40" w:before="0"/>
               <w:jc w:val="left"/>
             </w:pPr>
@@ -18527,6 +18912,7 @@
           </w:tcPr>
           <w:p>
             <w:pPr>
+              <w:keepNext w:val="false"/>
               <w:spacing w:after="40" w:before="0"/>
               <w:jc w:val="left"/>
             </w:pPr>
@@ -18561,6 +18947,7 @@
           </w:tcPr>
           <w:p>
             <w:pPr>
+              <w:keepNext w:val="false"/>
               <w:spacing w:after="40" w:before="0"/>
               <w:jc w:val="left"/>
             </w:pPr>
@@ -18598,7 +18985,7 @@
             <w:pPr>
               <w:spacing w:after="20" w:before="0"/>
             </w:pPr>
-            <w:hyperlink w:history="1" r:id="rIdeymwroyo8akfcpsfcciqj">
+            <w:hyperlink w:history="1" r:id="rIdlrw9obhcpz5lif1bpwgxn">
               <w:r>
                 <w:rPr>
                   <w:rFonts w:ascii="Arial" w:cs="Arial" w:eastAsia="Arial" w:hAnsi="Arial"/>
@@ -18631,7 +19018,7 @@
               <w:spacing w:after="10" w:before="0"/>
               <w:ind w:left="120"/>
             </w:pPr>
-            <w:hyperlink w:history="1" r:id="rIdwofey98nr5pio3uv3btxa">
+            <w:hyperlink w:history="1" r:id="rIds1g_8guh1m8bpluzc_aim">
               <w:r>
                 <w:rPr>
                   <w:rFonts w:ascii="Arial" w:cs="Arial" w:eastAsia="Arial" w:hAnsi="Arial"/>
@@ -18676,7 +19063,7 @@
             <w:pPr>
               <w:spacing w:after="20" w:before="0"/>
             </w:pPr>
-            <w:hyperlink w:history="1" r:id="rIdasxudppzfx0k6tdzkihbf">
+            <w:hyperlink w:history="1" r:id="rId2pmyu0o6rt4y3rtrzwkxq">
               <w:r>
                 <w:rPr>
                   <w:rFonts w:ascii="Arial" w:cs="Arial" w:eastAsia="Arial" w:hAnsi="Arial"/>
@@ -18709,7 +19096,7 @@
               <w:spacing w:after="10" w:before="0"/>
               <w:ind w:left="120"/>
             </w:pPr>
-            <w:hyperlink w:history="1" r:id="rIdz9qk_otvpd893gt95ivm5">
+            <w:hyperlink w:history="1" r:id="rIdg5lrdf9dsoc9rl8limf7t">
               <w:r>
                 <w:rPr>
                   <w:rFonts w:ascii="Arial" w:cs="Arial" w:eastAsia="Arial" w:hAnsi="Arial"/>
@@ -18737,6 +19124,7 @@
           </w:tcPr>
           <w:p>
             <w:pPr>
+              <w:keepNext w:val="false"/>
               <w:spacing w:after="40" w:before="0"/>
               <w:jc w:val="left"/>
             </w:pPr>
@@ -18769,6 +19157,7 @@
           </w:tcPr>
           <w:p>
             <w:pPr>
+              <w:keepNext w:val="false"/>
               <w:spacing w:after="40" w:before="0"/>
               <w:jc w:val="left"/>
             </w:pPr>
@@ -18801,6 +19190,7 @@
           </w:tcPr>
           <w:p>
             <w:pPr>
+              <w:keepNext w:val="false"/>
               <w:spacing w:after="40" w:before="0"/>
               <w:jc w:val="left"/>
             </w:pPr>
@@ -18833,6 +19223,7 @@
           </w:tcPr>
           <w:p>
             <w:pPr>
+              <w:keepNext w:val="false"/>
               <w:spacing w:after="40" w:before="0"/>
               <w:jc w:val="left"/>
             </w:pPr>
@@ -18867,6 +19258,7 @@
           </w:tcPr>
           <w:p>
             <w:pPr>
+              <w:keepNext w:val="false"/>
               <w:spacing w:after="40" w:before="0"/>
               <w:jc w:val="left"/>
             </w:pPr>
@@ -18904,7 +19296,7 @@
             <w:pPr>
               <w:spacing w:after="20" w:before="0"/>
             </w:pPr>
-            <w:hyperlink w:history="1" r:id="rIdyngnncisiilhf3d1edbck">
+            <w:hyperlink w:history="1" r:id="rId3fu3sc9cvonjo0sen9zf_">
               <w:r>
                 <w:rPr>
                   <w:rFonts w:ascii="Arial" w:cs="Arial" w:eastAsia="Arial" w:hAnsi="Arial"/>
@@ -18937,7 +19329,7 @@
               <w:spacing w:after="10" w:before="0"/>
               <w:ind w:left="120"/>
             </w:pPr>
-            <w:hyperlink w:history="1" r:id="rIdu2gpm1q1ys50f3utc0qix">
+            <w:hyperlink w:history="1" r:id="rIdnsiladpx2g-pqmxby1ekh">
               <w:r>
                 <w:rPr>
                   <w:rFonts w:ascii="Arial" w:cs="Arial" w:eastAsia="Arial" w:hAnsi="Arial"/>
@@ -18982,7 +19374,7 @@
             <w:pPr>
               <w:spacing w:after="20" w:before="0"/>
             </w:pPr>
-            <w:hyperlink w:history="1" r:id="rIdb5uhzn5avmk9n5v_ao8i4">
+            <w:hyperlink w:history="1" r:id="rIdcxzm8za-p-pvrwyknwbge">
               <w:r>
                 <w:rPr>
                   <w:rFonts w:ascii="Arial" w:cs="Arial" w:eastAsia="Arial" w:hAnsi="Arial"/>
@@ -19015,7 +19407,7 @@
               <w:spacing w:after="10" w:before="0"/>
               <w:ind w:left="120"/>
             </w:pPr>
-            <w:hyperlink w:history="1" r:id="rIdetqqc0izxyzaugnerhwui">
+            <w:hyperlink w:history="1" r:id="rId-v1d0dv-1w3-mfi8mfp6s">
               <w:r>
                 <w:rPr>
                   <w:rFonts w:ascii="Arial" w:cs="Arial" w:eastAsia="Arial" w:hAnsi="Arial"/>
@@ -19043,6 +19435,7 @@
           </w:tcPr>
           <w:p>
             <w:pPr>
+              <w:keepNext w:val="false"/>
               <w:spacing w:after="40" w:before="0"/>
               <w:jc w:val="left"/>
             </w:pPr>
@@ -19075,6 +19468,7 @@
           </w:tcPr>
           <w:p>
             <w:pPr>
+              <w:keepNext w:val="false"/>
               <w:spacing w:after="40" w:before="0"/>
               <w:jc w:val="left"/>
             </w:pPr>
@@ -19107,6 +19501,7 @@
           </w:tcPr>
           <w:p>
             <w:pPr>
+              <w:keepNext w:val="false"/>
               <w:spacing w:after="40" w:before="0"/>
               <w:jc w:val="left"/>
             </w:pPr>
@@ -19139,6 +19534,7 @@
           </w:tcPr>
           <w:p>
             <w:pPr>
+              <w:keepNext w:val="false"/>
               <w:spacing w:after="40" w:before="0"/>
               <w:jc w:val="left"/>
             </w:pPr>
@@ -19173,6 +19569,7 @@
           </w:tcPr>
           <w:p>
             <w:pPr>
+              <w:keepNext w:val="false"/>
               <w:spacing w:after="40" w:before="0"/>
               <w:jc w:val="left"/>
             </w:pPr>
@@ -19210,7 +19607,7 @@
             <w:pPr>
               <w:spacing w:after="20" w:before="0"/>
             </w:pPr>
-            <w:hyperlink w:history="1" r:id="rId83tz89xtnugetgxqlf8am">
+            <w:hyperlink w:history="1" r:id="rIdlz-xjyen46uyr49i5gwwa">
               <w:r>
                 <w:rPr>
                   <w:rFonts w:ascii="Arial" w:cs="Arial" w:eastAsia="Arial" w:hAnsi="Arial"/>
@@ -19243,7 +19640,7 @@
               <w:spacing w:after="10" w:before="0"/>
               <w:ind w:left="120"/>
             </w:pPr>
-            <w:hyperlink w:history="1" r:id="rIdrwc9pvly0ebafwz_dcb_p">
+            <w:hyperlink w:history="1" r:id="rIdnha45n7cgdmxmx9tkkbzl">
               <w:r>
                 <w:rPr>
                   <w:rFonts w:ascii="Arial" w:cs="Arial" w:eastAsia="Arial" w:hAnsi="Arial"/>
@@ -19288,7 +19685,7 @@
             <w:pPr>
               <w:spacing w:after="20" w:before="0"/>
             </w:pPr>
-            <w:hyperlink w:history="1" r:id="rId2dhvcgkcjbdzsaach9obo">
+            <w:hyperlink w:history="1" r:id="rIdjsxbfkzbhfk57xvolg6cl">
               <w:r>
                 <w:rPr>
                   <w:rFonts w:ascii="Arial" w:cs="Arial" w:eastAsia="Arial" w:hAnsi="Arial"/>
@@ -19321,7 +19718,7 @@
               <w:spacing w:after="10" w:before="0"/>
               <w:ind w:left="120"/>
             </w:pPr>
-            <w:hyperlink w:history="1" r:id="rIdp6x8yago_d-xesiefqg71">
+            <w:hyperlink w:history="1" r:id="rIdv7ox_gnsqlt8bewowiwtq">
               <w:r>
                 <w:rPr>
                   <w:rFonts w:ascii="Arial" w:cs="Arial" w:eastAsia="Arial" w:hAnsi="Arial"/>
@@ -19349,6 +19746,7 @@
           </w:tcPr>
           <w:p>
             <w:pPr>
+              <w:keepNext w:val="false"/>
               <w:spacing w:after="40" w:before="0"/>
               <w:jc w:val="left"/>
             </w:pPr>
@@ -19381,6 +19779,7 @@
           </w:tcPr>
           <w:p>
             <w:pPr>
+              <w:keepNext w:val="false"/>
               <w:spacing w:after="40" w:before="0"/>
               <w:jc w:val="left"/>
             </w:pPr>
@@ -19413,6 +19812,7 @@
           </w:tcPr>
           <w:p>
             <w:pPr>
+              <w:keepNext w:val="false"/>
               <w:spacing w:after="40" w:before="0"/>
               <w:jc w:val="left"/>
             </w:pPr>
@@ -19445,6 +19845,7 @@
           </w:tcPr>
           <w:p>
             <w:pPr>
+              <w:keepNext w:val="false"/>
               <w:spacing w:after="40" w:before="0"/>
               <w:jc w:val="left"/>
             </w:pPr>
@@ -19479,6 +19880,7 @@
           </w:tcPr>
           <w:p>
             <w:pPr>
+              <w:keepNext w:val="false"/>
               <w:spacing w:after="40" w:before="0"/>
               <w:jc w:val="left"/>
             </w:pPr>
@@ -19516,7 +19918,7 @@
             <w:pPr>
               <w:spacing w:after="20" w:before="0"/>
             </w:pPr>
-            <w:hyperlink w:history="1" r:id="rId0uztoehncgl9fzgtvq2ca">
+            <w:hyperlink w:history="1" r:id="rId7g2n8sar4doao4u1ybkje">
               <w:r>
                 <w:rPr>
                   <w:rFonts w:ascii="Arial" w:cs="Arial" w:eastAsia="Arial" w:hAnsi="Arial"/>
@@ -19549,7 +19951,7 @@
               <w:spacing w:after="10" w:before="0"/>
               <w:ind w:left="120"/>
             </w:pPr>
-            <w:hyperlink w:history="1" r:id="rIddleeuakkyuvv13ce8jr3g">
+            <w:hyperlink w:history="1" r:id="rIdxx7jzwkv6jth-szarozwy">
               <w:r>
                 <w:rPr>
                   <w:rFonts w:ascii="Arial" w:cs="Arial" w:eastAsia="Arial" w:hAnsi="Arial"/>
@@ -19594,7 +19996,7 @@
             <w:pPr>
               <w:spacing w:after="20" w:before="0"/>
             </w:pPr>
-            <w:hyperlink w:history="1" r:id="rId_-haeshuwudghyjpbtmrk">
+            <w:hyperlink w:history="1" r:id="rId6mzk8awc0ypfyeq8vzxhc">
               <w:r>
                 <w:rPr>
                   <w:rFonts w:ascii="Arial" w:cs="Arial" w:eastAsia="Arial" w:hAnsi="Arial"/>
@@ -19627,7 +20029,7 @@
               <w:spacing w:after="10" w:before="0"/>
               <w:ind w:left="120"/>
             </w:pPr>
-            <w:hyperlink w:history="1" r:id="rId38v--tyyjh-xz-tjzjwfv">
+            <w:hyperlink w:history="1" r:id="rIdgpxy2tugnlakztuwddvz6">
               <w:r>
                 <w:rPr>
                   <w:rFonts w:ascii="Arial" w:cs="Arial" w:eastAsia="Arial" w:hAnsi="Arial"/>
@@ -19655,6 +20057,7 @@
           </w:tcPr>
           <w:p>
             <w:pPr>
+              <w:keepNext w:val="false"/>
               <w:spacing w:after="40" w:before="0"/>
               <w:jc w:val="left"/>
             </w:pPr>
@@ -19687,6 +20090,7 @@
           </w:tcPr>
           <w:p>
             <w:pPr>
+              <w:keepNext w:val="false"/>
               <w:spacing w:after="40" w:before="0"/>
               <w:jc w:val="left"/>
             </w:pPr>
@@ -19719,6 +20123,7 @@
           </w:tcPr>
           <w:p>
             <w:pPr>
+              <w:keepNext w:val="false"/>
               <w:spacing w:after="40" w:before="0"/>
               <w:jc w:val="left"/>
             </w:pPr>
@@ -19751,6 +20156,7 @@
           </w:tcPr>
           <w:p>
             <w:pPr>
+              <w:keepNext w:val="false"/>
               <w:spacing w:after="40" w:before="0"/>
               <w:jc w:val="left"/>
             </w:pPr>
@@ -19810,6 +20216,7 @@
           </w:tcPr>
           <w:p>
             <w:pPr>
+              <w:keepNext w:val="false"/>
               <w:spacing w:after="40" w:before="0"/>
               <w:jc w:val="center"/>
             </w:pPr>
@@ -19844,6 +20251,7 @@
           </w:tcPr>
           <w:p>
             <w:pPr>
+              <w:keepNext w:val="false"/>
               <w:spacing w:after="40" w:before="0"/>
               <w:jc w:val="left"/>
             </w:pPr>
@@ -19905,6 +20313,7 @@
           </w:tcPr>
           <w:p>
             <w:pPr>
+              <w:keepNext w:val="false"/>
               <w:spacing w:after="40" w:before="0"/>
               <w:jc w:val="center"/>
             </w:pPr>
@@ -19939,6 +20348,7 @@
           </w:tcPr>
           <w:p>
             <w:pPr>
+              <w:keepNext w:val="false"/>
               <w:spacing w:after="40" w:before="0"/>
               <w:jc w:val="left"/>
             </w:pPr>
@@ -19971,6 +20381,7 @@
           </w:tcPr>
           <w:p>
             <w:pPr>
+              <w:keepNext w:val="false"/>
               <w:spacing w:after="40" w:before="0"/>
               <w:jc w:val="left"/>
             </w:pPr>
@@ -20005,6 +20416,7 @@
           </w:tcPr>
           <w:p>
             <w:pPr>
+              <w:keepNext w:val="false"/>
               <w:spacing w:after="40" w:before="0"/>
               <w:jc w:val="left"/>
             </w:pPr>
@@ -20037,6 +20449,7 @@
           </w:tcPr>
           <w:p>
             <w:pPr>
+              <w:keepNext w:val="false"/>
               <w:spacing w:after="40" w:before="0"/>
               <w:jc w:val="left"/>
             </w:pPr>
@@ -20071,6 +20484,7 @@
           </w:tcPr>
           <w:p>
             <w:pPr>
+              <w:keepNext w:val="false"/>
               <w:spacing w:after="40" w:before="0"/>
               <w:jc w:val="left"/>
             </w:pPr>
@@ -20103,6 +20517,7 @@
           </w:tcPr>
           <w:p>
             <w:pPr>
+              <w:keepNext w:val="false"/>
               <w:spacing w:after="40" w:before="0"/>
               <w:jc w:val="left"/>
             </w:pPr>
@@ -20139,7 +20554,7 @@
         </w:rPr>
         <w:t xml:space="preserve">© 2026 SeaVuria and ARES. Aligned with KICD objectives. Developed by SeaVuria; technical implementation by ARES (with AI assistance from Claude). Licensed under </w:t>
       </w:r>
-      <w:hyperlink w:history="1" r:id="rIdanl2qkx7mlhvrhjkktesh">
+      <w:hyperlink w:history="1" r:id="rIdyjfuwwx01h8aqljq4ffxq">
         <w:r>
           <w:rPr>
             <w:rFonts w:ascii="Arial" w:cs="Arial" w:eastAsia="Arial" w:hAnsi="Arial"/>
@@ -20160,7 +20575,7 @@
         </w:rPr>
         <w:t xml:space="preserve"> (</w:t>
       </w:r>
-      <w:hyperlink w:history="1" r:id="rIdmnte0sgzfow1jzgdumpzj">
+      <w:hyperlink w:history="1" r:id="rIdsoakacrmissaccmtefr-3">
         <w:r>
           <w:rPr>
             <w:rFonts w:ascii="Arial" w:cs="Arial" w:eastAsia="Arial" w:hAnsi="Arial"/>
@@ -20220,6 +20635,7 @@
           </w:tcPr>
           <w:p>
             <w:pPr>
+              <w:keepNext w:val="false"/>
               <w:spacing w:after="40" w:before="0"/>
               <w:jc w:val="center"/>
             </w:pPr>
@@ -20255,6 +20671,7 @@
           </w:tcPr>
           <w:p>
             <w:pPr>
+              <w:keepNext w:val="false"/>
               <w:spacing w:after="40" w:before="0"/>
               <w:jc w:val="center"/>
             </w:pPr>
@@ -20289,6 +20706,7 @@
           </w:tcPr>
           <w:p>
             <w:pPr>
+              <w:keepNext w:val="false"/>
               <w:spacing w:after="40" w:before="0"/>
               <w:jc w:val="left"/>
             </w:pPr>
@@ -20321,6 +20739,7 @@
           </w:tcPr>
           <w:p>
             <w:pPr>
+              <w:keepNext w:val="false"/>
               <w:spacing w:after="40" w:before="0"/>
               <w:jc w:val="left"/>
             </w:pPr>
@@ -20355,6 +20774,7 @@
           </w:tcPr>
           <w:p>
             <w:pPr>
+              <w:keepNext w:val="false"/>
               <w:spacing w:after="40" w:before="0"/>
               <w:jc w:val="left"/>
             </w:pPr>
@@ -20387,6 +20807,7 @@
           </w:tcPr>
           <w:p>
             <w:pPr>
+              <w:keepNext w:val="false"/>
               <w:spacing w:after="40" w:before="0"/>
               <w:jc w:val="left"/>
             </w:pPr>
@@ -20421,6 +20842,7 @@
           </w:tcPr>
           <w:p>
             <w:pPr>
+              <w:keepNext w:val="false"/>
               <w:spacing w:after="40" w:before="0"/>
               <w:jc w:val="left"/>
             </w:pPr>
@@ -20453,6 +20875,7 @@
           </w:tcPr>
           <w:p>
             <w:pPr>
+              <w:keepNext w:val="false"/>
               <w:spacing w:after="40" w:before="0"/>
               <w:jc w:val="left"/>
             </w:pPr>
@@ -20487,6 +20910,7 @@
           </w:tcPr>
           <w:p>
             <w:pPr>
+              <w:keepNext w:val="false"/>
               <w:spacing w:after="40" w:before="0"/>
               <w:jc w:val="left"/>
             </w:pPr>
@@ -20519,6 +20943,7 @@
           </w:tcPr>
           <w:p>
             <w:pPr>
+              <w:keepNext w:val="false"/>
               <w:spacing w:after="40" w:before="0"/>
               <w:jc w:val="left"/>
             </w:pPr>
@@ -20553,6 +20978,7 @@
           </w:tcPr>
           <w:p>
             <w:pPr>
+              <w:keepNext w:val="false"/>
               <w:spacing w:after="40" w:before="0"/>
               <w:jc w:val="left"/>
             </w:pPr>
@@ -20585,6 +21011,7 @@
           </w:tcPr>
           <w:p>
             <w:pPr>
+              <w:keepNext w:val="false"/>
               <w:spacing w:after="40" w:before="0"/>
               <w:jc w:val="left"/>
             </w:pPr>
@@ -20619,6 +21046,7 @@
           </w:tcPr>
           <w:p>
             <w:pPr>
+              <w:keepNext w:val="false"/>
               <w:spacing w:after="40" w:before="0"/>
               <w:jc w:val="left"/>
             </w:pPr>
@@ -20651,6 +21079,7 @@
           </w:tcPr>
           <w:p>
             <w:pPr>
+              <w:keepNext w:val="false"/>
               <w:spacing w:after="40" w:before="0"/>
               <w:jc w:val="left"/>
             </w:pPr>
@@ -20685,6 +21114,7 @@
           </w:tcPr>
           <w:p>
             <w:pPr>
+              <w:keepNext w:val="false"/>
               <w:spacing w:after="40" w:before="0"/>
               <w:jc w:val="left"/>
             </w:pPr>
@@ -20717,6 +21147,7 @@
           </w:tcPr>
           <w:p>
             <w:pPr>
+              <w:keepNext w:val="false"/>
               <w:spacing w:after="40" w:before="0"/>
               <w:jc w:val="left"/>
             </w:pPr>
@@ -20751,6 +21182,7 @@
           </w:tcPr>
           <w:p>
             <w:pPr>
+              <w:keepNext w:val="false"/>
               <w:spacing w:after="40" w:before="0"/>
               <w:jc w:val="left"/>
             </w:pPr>
@@ -20783,6 +21215,7 @@
           </w:tcPr>
           <w:p>
             <w:pPr>
+              <w:keepNext w:val="false"/>
               <w:spacing w:after="40" w:before="0"/>
               <w:jc w:val="left"/>
             </w:pPr>
@@ -20842,6 +21275,7 @@
           </w:tcPr>
           <w:p>
             <w:pPr>
+              <w:keepNext w:val="false"/>
               <w:spacing w:after="40" w:before="0"/>
               <w:jc w:val="center"/>
             </w:pPr>
@@ -20876,6 +21310,7 @@
           </w:tcPr>
           <w:p>
             <w:pPr>
+              <w:keepNext w:val="false"/>
               <w:spacing w:after="40" w:before="0"/>
               <w:jc w:val="left"/>
             </w:pPr>
@@ -20940,6 +21375,7 @@
           </w:tcPr>
           <w:p>
             <w:pPr>
+              <w:keepNext w:val="false"/>
               <w:spacing w:after="40" w:before="0"/>
               <w:jc w:val="center"/>
             </w:pPr>
@@ -20974,6 +21410,7 @@
           </w:tcPr>
           <w:p>
             <w:pPr>
+              <w:keepNext w:val="false"/>
               <w:spacing w:after="40" w:before="0"/>
               <w:jc w:val="left"/>
             </w:pPr>
@@ -21006,6 +21443,7 @@
           </w:tcPr>
           <w:p>
             <w:pPr>
+              <w:keepNext w:val="false"/>
               <w:spacing w:after="40" w:before="0"/>
               <w:jc w:val="left"/>
             </w:pPr>
@@ -21038,6 +21476,7 @@
           </w:tcPr>
           <w:p>
             <w:pPr>
+              <w:keepNext w:val="false"/>
               <w:spacing w:after="40" w:before="0"/>
               <w:jc w:val="left"/>
             </w:pPr>
@@ -21070,6 +21509,7 @@
           </w:tcPr>
           <w:p>
             <w:pPr>
+              <w:keepNext w:val="false"/>
               <w:spacing w:after="40" w:before="0"/>
               <w:jc w:val="left"/>
             </w:pPr>
@@ -21102,6 +21542,7 @@
           </w:tcPr>
           <w:p>
             <w:pPr>
+              <w:keepNext w:val="false"/>
               <w:spacing w:after="40" w:before="0"/>
               <w:jc w:val="left"/>
             </w:pPr>
@@ -21136,6 +21577,7 @@
           </w:tcPr>
           <w:p>
             <w:pPr>
+              <w:keepNext w:val="false"/>
               <w:spacing w:after="40" w:before="0"/>
               <w:jc w:val="left"/>
             </w:pPr>
@@ -21173,7 +21615,7 @@
             <w:pPr>
               <w:spacing w:after="20" w:before="0"/>
             </w:pPr>
-            <w:hyperlink w:history="1" r:id="rIdx7jhw8jjoq-rsco7bk9id">
+            <w:hyperlink w:history="1" r:id="rIdcq3n2rc5qi7woy0sfva6b">
               <w:r>
                 <w:rPr>
                   <w:rFonts w:ascii="Arial" w:cs="Arial" w:eastAsia="Arial" w:hAnsi="Arial"/>
@@ -21206,7 +21648,7 @@
               <w:spacing w:after="10" w:before="0"/>
               <w:ind w:left="120"/>
             </w:pPr>
-            <w:hyperlink w:history="1" r:id="rIdzhid94pgozr-aicezckep">
+            <w:hyperlink w:history="1" r:id="rIddf_2wifybvbdlcztfytmy">
               <w:r>
                 <w:rPr>
                   <w:rFonts w:ascii="Arial" w:cs="Arial" w:eastAsia="Arial" w:hAnsi="Arial"/>
@@ -21251,7 +21693,7 @@
             <w:pPr>
               <w:spacing w:after="20" w:before="0"/>
             </w:pPr>
-            <w:hyperlink w:history="1" r:id="rIdjlrtvesmbtnkyyhvjhkns">
+            <w:hyperlink w:history="1" r:id="rIduze1ykdsffjgc9sszgvhg">
               <w:r>
                 <w:rPr>
                   <w:rFonts w:ascii="Arial" w:cs="Arial" w:eastAsia="Arial" w:hAnsi="Arial"/>
@@ -21284,7 +21726,7 @@
               <w:spacing w:after="10" w:before="0"/>
               <w:ind w:left="120"/>
             </w:pPr>
-            <w:hyperlink w:history="1" r:id="rIdg1mm6vjqd08yvpe5d9a7k">
+            <w:hyperlink w:history="1" r:id="rIdj4jfkbotg9urg7mjmjtk6">
               <w:r>
                 <w:rPr>
                   <w:rFonts w:ascii="Arial" w:cs="Arial" w:eastAsia="Arial" w:hAnsi="Arial"/>
@@ -21312,6 +21754,7 @@
           </w:tcPr>
           <w:p>
             <w:pPr>
+              <w:keepNext w:val="false"/>
               <w:spacing w:after="40" w:before="0"/>
               <w:jc w:val="left"/>
             </w:pPr>
@@ -21344,6 +21787,7 @@
           </w:tcPr>
           <w:p>
             <w:pPr>
+              <w:keepNext w:val="false"/>
               <w:spacing w:after="40" w:before="0"/>
               <w:jc w:val="left"/>
             </w:pPr>
@@ -21376,6 +21820,7 @@
           </w:tcPr>
           <w:p>
             <w:pPr>
+              <w:keepNext w:val="false"/>
               <w:spacing w:after="40" w:before="0"/>
               <w:jc w:val="left"/>
             </w:pPr>
@@ -21408,6 +21853,7 @@
           </w:tcPr>
           <w:p>
             <w:pPr>
+              <w:keepNext w:val="false"/>
               <w:spacing w:after="40" w:before="0"/>
               <w:jc w:val="left"/>
             </w:pPr>
@@ -21442,6 +21888,7 @@
           </w:tcPr>
           <w:p>
             <w:pPr>
+              <w:keepNext w:val="false"/>
               <w:spacing w:after="40" w:before="0"/>
               <w:jc w:val="left"/>
             </w:pPr>
@@ -21479,7 +21926,7 @@
             <w:pPr>
               <w:spacing w:after="20" w:before="0"/>
             </w:pPr>
-            <w:hyperlink w:history="1" r:id="rIdslrzxa1sy2k8jx634nlbf">
+            <w:hyperlink w:history="1" r:id="rIdqvn6_fefrbekov9kvftcn">
               <w:r>
                 <w:rPr>
                   <w:rFonts w:ascii="Arial" w:cs="Arial" w:eastAsia="Arial" w:hAnsi="Arial"/>
@@ -21512,7 +21959,7 @@
               <w:spacing w:after="10" w:before="0"/>
               <w:ind w:left="120"/>
             </w:pPr>
-            <w:hyperlink w:history="1" r:id="rIdi9x9exwz-evldtecbw0xg">
+            <w:hyperlink w:history="1" r:id="rId8-npomsqqxjoq6mrqzrzo">
               <w:r>
                 <w:rPr>
                   <w:rFonts w:ascii="Arial" w:cs="Arial" w:eastAsia="Arial" w:hAnsi="Arial"/>
@@ -21557,7 +22004,7 @@
             <w:pPr>
               <w:spacing w:after="20" w:before="0"/>
             </w:pPr>
-            <w:hyperlink w:history="1" r:id="rIduuogzsku_9u9xtp_6gfjb">
+            <w:hyperlink w:history="1" r:id="rIdvw5zrkxnsctzio5d-f9rm">
               <w:r>
                 <w:rPr>
                   <w:rFonts w:ascii="Arial" w:cs="Arial" w:eastAsia="Arial" w:hAnsi="Arial"/>
@@ -21590,7 +22037,7 @@
               <w:spacing w:after="10" w:before="0"/>
               <w:ind w:left="120"/>
             </w:pPr>
-            <w:hyperlink w:history="1" r:id="rId0wwxgdwxx4-2zqcvepvh_">
+            <w:hyperlink w:history="1" r:id="rIdu1xcw6vwns4pp0kfi8bcx">
               <w:r>
                 <w:rPr>
                   <w:rFonts w:ascii="Arial" w:cs="Arial" w:eastAsia="Arial" w:hAnsi="Arial"/>
@@ -21618,6 +22065,7 @@
           </w:tcPr>
           <w:p>
             <w:pPr>
+              <w:keepNext w:val="false"/>
               <w:spacing w:after="40" w:before="0"/>
               <w:jc w:val="left"/>
             </w:pPr>
@@ -21650,6 +22098,7 @@
           </w:tcPr>
           <w:p>
             <w:pPr>
+              <w:keepNext w:val="false"/>
               <w:spacing w:after="40" w:before="0"/>
               <w:jc w:val="left"/>
             </w:pPr>
@@ -21682,6 +22131,7 @@
           </w:tcPr>
           <w:p>
             <w:pPr>
+              <w:keepNext w:val="false"/>
               <w:spacing w:after="40" w:before="0"/>
               <w:jc w:val="left"/>
             </w:pPr>
@@ -21714,6 +22164,7 @@
           </w:tcPr>
           <w:p>
             <w:pPr>
+              <w:keepNext w:val="false"/>
               <w:spacing w:after="40" w:before="0"/>
               <w:jc w:val="left"/>
             </w:pPr>
@@ -21748,6 +22199,7 @@
           </w:tcPr>
           <w:p>
             <w:pPr>
+              <w:keepNext w:val="false"/>
               <w:spacing w:after="40" w:before="0"/>
               <w:jc w:val="left"/>
             </w:pPr>
@@ -21785,7 +22237,7 @@
             <w:pPr>
               <w:spacing w:after="20" w:before="0"/>
             </w:pPr>
-            <w:hyperlink w:history="1" r:id="rIdzmk-w97dyqijnkctgxle2">
+            <w:hyperlink w:history="1" r:id="rIdw5bdgbcww19ob0m6f_wmf">
               <w:r>
                 <w:rPr>
                   <w:rFonts w:ascii="Arial" w:cs="Arial" w:eastAsia="Arial" w:hAnsi="Arial"/>
@@ -21834,7 +22286,7 @@
               <w:spacing w:after="10" w:before="0"/>
               <w:ind w:left="120"/>
             </w:pPr>
-            <w:hyperlink w:history="1" r:id="rIdkcsplkm9lrn0co1b_uojn">
+            <w:hyperlink w:history="1" r:id="rId_6m2so6zeiqjedu2rf1ao">
               <w:r>
                 <w:rPr>
                   <w:rFonts w:ascii="Arial" w:cs="Arial" w:eastAsia="Arial" w:hAnsi="Arial"/>
@@ -21879,7 +22331,7 @@
             <w:pPr>
               <w:spacing w:after="20" w:before="0"/>
             </w:pPr>
-            <w:hyperlink w:history="1" r:id="rIduhhwc6pfwtnwev4xubzxk">
+            <w:hyperlink w:history="1" r:id="rId43ae4_zhpwygiewtucckk">
               <w:r>
                 <w:rPr>
                   <w:rFonts w:ascii="Arial" w:cs="Arial" w:eastAsia="Arial" w:hAnsi="Arial"/>
@@ -21912,7 +22364,7 @@
               <w:spacing w:after="10" w:before="0"/>
               <w:ind w:left="120"/>
             </w:pPr>
-            <w:hyperlink w:history="1" r:id="rIdqkj26eckjs6rpusrxjcl9">
+            <w:hyperlink w:history="1" r:id="rIdfl4iuwjrjlmyf9dyaqumd">
               <w:r>
                 <w:rPr>
                   <w:rFonts w:ascii="Arial" w:cs="Arial" w:eastAsia="Arial" w:hAnsi="Arial"/>
@@ -21940,6 +22392,7 @@
           </w:tcPr>
           <w:p>
             <w:pPr>
+              <w:keepNext w:val="false"/>
               <w:spacing w:after="40" w:before="0"/>
               <w:jc w:val="left"/>
             </w:pPr>
@@ -21972,6 +22425,7 @@
           </w:tcPr>
           <w:p>
             <w:pPr>
+              <w:keepNext w:val="false"/>
               <w:spacing w:after="40" w:before="0"/>
               <w:jc w:val="left"/>
             </w:pPr>
@@ -22004,6 +22458,7 @@
           </w:tcPr>
           <w:p>
             <w:pPr>
+              <w:keepNext w:val="false"/>
               <w:spacing w:after="40" w:before="0"/>
               <w:jc w:val="left"/>
             </w:pPr>
@@ -22036,6 +22491,7 @@
           </w:tcPr>
           <w:p>
             <w:pPr>
+              <w:keepNext w:val="false"/>
               <w:spacing w:after="40" w:before="0"/>
               <w:jc w:val="left"/>
             </w:pPr>
@@ -22070,6 +22526,7 @@
           </w:tcPr>
           <w:p>
             <w:pPr>
+              <w:keepNext w:val="false"/>
               <w:spacing w:after="40" w:before="0"/>
               <w:jc w:val="left"/>
             </w:pPr>
@@ -22107,7 +22564,7 @@
             <w:pPr>
               <w:spacing w:after="20" w:before="0"/>
             </w:pPr>
-            <w:hyperlink w:history="1" r:id="rIdueynmemczxfolbf_bopyd">
+            <w:hyperlink w:history="1" r:id="rId7tm-vajgouxrxmzk9nadd">
               <w:r>
                 <w:rPr>
                   <w:rFonts w:ascii="Arial" w:cs="Arial" w:eastAsia="Arial" w:hAnsi="Arial"/>
@@ -22156,7 +22613,7 @@
               <w:spacing w:after="10" w:before="0"/>
               <w:ind w:left="120"/>
             </w:pPr>
-            <w:hyperlink w:history="1" r:id="rIdgj2yn1rx8dgolmgvmelrr">
+            <w:hyperlink w:history="1" r:id="rIdvnf6d8xv0y4m5gd-ohl8i">
               <w:r>
                 <w:rPr>
                   <w:rFonts w:ascii="Arial" w:cs="Arial" w:eastAsia="Arial" w:hAnsi="Arial"/>
@@ -22201,7 +22658,7 @@
             <w:pPr>
               <w:spacing w:after="20" w:before="0"/>
             </w:pPr>
-            <w:hyperlink w:history="1" r:id="rId3xyzpqcbepakhzctaapte">
+            <w:hyperlink w:history="1" r:id="rIdmlkm7rvb4pu0sgksz-cek">
               <w:r>
                 <w:rPr>
                   <w:rFonts w:ascii="Arial" w:cs="Arial" w:eastAsia="Arial" w:hAnsi="Arial"/>
@@ -22234,7 +22691,7 @@
               <w:spacing w:after="10" w:before="0"/>
               <w:ind w:left="120"/>
             </w:pPr>
-            <w:hyperlink w:history="1" r:id="rId-gdpbr9xykl7g9zidlvtx">
+            <w:hyperlink w:history="1" r:id="rIdbi47dlzigl7ig0bgmyhgf">
               <w:r>
                 <w:rPr>
                   <w:rFonts w:ascii="Arial" w:cs="Arial" w:eastAsia="Arial" w:hAnsi="Arial"/>
@@ -22262,6 +22719,7 @@
           </w:tcPr>
           <w:p>
             <w:pPr>
+              <w:keepNext w:val="false"/>
               <w:spacing w:after="40" w:before="0"/>
               <w:jc w:val="left"/>
             </w:pPr>
@@ -22294,6 +22752,7 @@
           </w:tcPr>
           <w:p>
             <w:pPr>
+              <w:keepNext w:val="false"/>
               <w:spacing w:after="40" w:before="0"/>
               <w:jc w:val="left"/>
             </w:pPr>
@@ -22326,6 +22785,7 @@
           </w:tcPr>
           <w:p>
             <w:pPr>
+              <w:keepNext w:val="false"/>
               <w:spacing w:after="40" w:before="0"/>
               <w:jc w:val="left"/>
             </w:pPr>
@@ -22358,6 +22818,7 @@
           </w:tcPr>
           <w:p>
             <w:pPr>
+              <w:keepNext w:val="false"/>
               <w:spacing w:after="40" w:before="0"/>
               <w:jc w:val="left"/>
             </w:pPr>
@@ -22392,6 +22853,7 @@
           </w:tcPr>
           <w:p>
             <w:pPr>
+              <w:keepNext w:val="false"/>
               <w:spacing w:after="40" w:before="0"/>
               <w:jc w:val="left"/>
             </w:pPr>
@@ -22429,7 +22891,7 @@
             <w:pPr>
               <w:spacing w:after="20" w:before="0"/>
             </w:pPr>
-            <w:hyperlink w:history="1" r:id="rIdtffyvfw7rsad0gou-fydj">
+            <w:hyperlink w:history="1" r:id="rId8gfy8vtzsutlc91lbkttf">
               <w:r>
                 <w:rPr>
                   <w:rFonts w:ascii="Arial" w:cs="Arial" w:eastAsia="Arial" w:hAnsi="Arial"/>
@@ -22478,7 +22940,7 @@
               <w:spacing w:after="10" w:before="0"/>
               <w:ind w:left="120"/>
             </w:pPr>
-            <w:hyperlink w:history="1" r:id="rIdy9q_snmr3eltqwlnsufdd">
+            <w:hyperlink w:history="1" r:id="rIdgodtpglg_qbfjmwcu_bpn">
               <w:r>
                 <w:rPr>
                   <w:rFonts w:ascii="Arial" w:cs="Arial" w:eastAsia="Arial" w:hAnsi="Arial"/>
@@ -22523,7 +22985,7 @@
             <w:pPr>
               <w:spacing w:after="20" w:before="0"/>
             </w:pPr>
-            <w:hyperlink w:history="1" r:id="rId5nth5fxabki-pswpdt2r0">
+            <w:hyperlink w:history="1" r:id="rId1yr5xw88tjfemn5w1ziv-">
               <w:r>
                 <w:rPr>
                   <w:rFonts w:ascii="Arial" w:cs="Arial" w:eastAsia="Arial" w:hAnsi="Arial"/>
@@ -22572,7 +23034,7 @@
               <w:spacing w:after="10" w:before="0"/>
               <w:ind w:left="120"/>
             </w:pPr>
-            <w:hyperlink w:history="1" r:id="rIdlrjlgws3r_uf7w0khuc6h">
+            <w:hyperlink w:history="1" r:id="rId-cuxy0vfrd_-z7il6icyw">
               <w:r>
                 <w:rPr>
                   <w:rFonts w:ascii="Arial" w:cs="Arial" w:eastAsia="Arial" w:hAnsi="Arial"/>
@@ -22600,6 +23062,7 @@
           </w:tcPr>
           <w:p>
             <w:pPr>
+              <w:keepNext w:val="false"/>
               <w:spacing w:after="40" w:before="0"/>
               <w:jc w:val="left"/>
             </w:pPr>
@@ -22632,6 +23095,7 @@
           </w:tcPr>
           <w:p>
             <w:pPr>
+              <w:keepNext w:val="false"/>
               <w:spacing w:after="40" w:before="0"/>
               <w:jc w:val="left"/>
             </w:pPr>
@@ -22664,6 +23128,7 @@
           </w:tcPr>
           <w:p>
             <w:pPr>
+              <w:keepNext w:val="false"/>
               <w:spacing w:after="40" w:before="0"/>
               <w:jc w:val="left"/>
             </w:pPr>
@@ -22696,6 +23161,7 @@
           </w:tcPr>
           <w:p>
             <w:pPr>
+              <w:keepNext w:val="false"/>
               <w:spacing w:after="40" w:before="0"/>
               <w:jc w:val="left"/>
             </w:pPr>
@@ -22755,6 +23221,7 @@
           </w:tcPr>
           <w:p>
             <w:pPr>
+              <w:keepNext w:val="false"/>
               <w:spacing w:after="40" w:before="0"/>
               <w:jc w:val="center"/>
             </w:pPr>
@@ -22789,6 +23256,7 @@
           </w:tcPr>
           <w:p>
             <w:pPr>
+              <w:keepNext w:val="false"/>
               <w:spacing w:after="40" w:before="0"/>
               <w:jc w:val="left"/>
             </w:pPr>
@@ -22850,6 +23318,7 @@
           </w:tcPr>
           <w:p>
             <w:pPr>
+              <w:keepNext w:val="false"/>
               <w:spacing w:after="40" w:before="0"/>
               <w:jc w:val="center"/>
             </w:pPr>
@@ -22884,6 +23353,7 @@
           </w:tcPr>
           <w:p>
             <w:pPr>
+              <w:keepNext w:val="false"/>
               <w:spacing w:after="40" w:before="0"/>
               <w:jc w:val="left"/>
             </w:pPr>
@@ -22916,6 +23386,7 @@
           </w:tcPr>
           <w:p>
             <w:pPr>
+              <w:keepNext w:val="false"/>
               <w:spacing w:after="40" w:before="0"/>
               <w:jc w:val="left"/>
             </w:pPr>
@@ -22950,6 +23421,7 @@
           </w:tcPr>
           <w:p>
             <w:pPr>
+              <w:keepNext w:val="false"/>
               <w:spacing w:after="40" w:before="0"/>
               <w:jc w:val="left"/>
             </w:pPr>
@@ -22982,6 +23454,7 @@
           </w:tcPr>
           <w:p>
             <w:pPr>
+              <w:keepNext w:val="false"/>
               <w:spacing w:after="40" w:before="0"/>
               <w:jc w:val="left"/>
             </w:pPr>
@@ -23016,6 +23489,7 @@
           </w:tcPr>
           <w:p>
             <w:pPr>
+              <w:keepNext w:val="false"/>
               <w:spacing w:after="40" w:before="0"/>
               <w:jc w:val="left"/>
             </w:pPr>
@@ -23048,6 +23522,7 @@
           </w:tcPr>
           <w:p>
             <w:pPr>
+              <w:keepNext w:val="false"/>
               <w:spacing w:after="40" w:before="0"/>
               <w:jc w:val="left"/>
             </w:pPr>
@@ -23084,7 +23559,7 @@
         </w:rPr>
         <w:t xml:space="preserve">© 2026 SeaVuria and ARES. Aligned with KICD objectives. Developed by SeaVuria; technical implementation by ARES (with AI assistance from Claude). Licensed under </w:t>
       </w:r>
-      <w:hyperlink w:history="1" r:id="rIds7vmg1an_jnn_q5kekhqj">
+      <w:hyperlink w:history="1" r:id="rIdgsz5qcz1-doejb0gnjdq5">
         <w:r>
           <w:rPr>
             <w:rFonts w:ascii="Arial" w:cs="Arial" w:eastAsia="Arial" w:hAnsi="Arial"/>
@@ -23105,7 +23580,7 @@
         </w:rPr>
         <w:t xml:space="preserve"> (</w:t>
       </w:r>
-      <w:hyperlink w:history="1" r:id="rId11bk8j3pfba5xspzzxjjq">
+      <w:hyperlink w:history="1" r:id="rId5vjbzievqooyveus-xjo3">
         <w:r>
           <w:rPr>
             <w:rFonts w:ascii="Arial" w:cs="Arial" w:eastAsia="Arial" w:hAnsi="Arial"/>
@@ -23165,6 +23640,7 @@
           </w:tcPr>
           <w:p>
             <w:pPr>
+              <w:keepNext w:val="false"/>
               <w:spacing w:after="40" w:before="0"/>
               <w:jc w:val="center"/>
             </w:pPr>
@@ -23200,6 +23676,7 @@
           </w:tcPr>
           <w:p>
             <w:pPr>
+              <w:keepNext w:val="false"/>
               <w:spacing w:after="40" w:before="0"/>
               <w:jc w:val="center"/>
             </w:pPr>
@@ -23234,6 +23711,7 @@
           </w:tcPr>
           <w:p>
             <w:pPr>
+              <w:keepNext w:val="false"/>
               <w:spacing w:after="40" w:before="0"/>
               <w:jc w:val="left"/>
             </w:pPr>
@@ -23266,6 +23744,7 @@
           </w:tcPr>
           <w:p>
             <w:pPr>
+              <w:keepNext w:val="false"/>
               <w:spacing w:after="40" w:before="0"/>
               <w:jc w:val="left"/>
             </w:pPr>
@@ -23300,6 +23779,7 @@
           </w:tcPr>
           <w:p>
             <w:pPr>
+              <w:keepNext w:val="false"/>
               <w:spacing w:after="40" w:before="0"/>
               <w:jc w:val="left"/>
             </w:pPr>
@@ -23332,6 +23812,7 @@
           </w:tcPr>
           <w:p>
             <w:pPr>
+              <w:keepNext w:val="false"/>
               <w:spacing w:after="40" w:before="0"/>
               <w:jc w:val="left"/>
             </w:pPr>
@@ -23366,6 +23847,7 @@
           </w:tcPr>
           <w:p>
             <w:pPr>
+              <w:keepNext w:val="false"/>
               <w:spacing w:after="40" w:before="0"/>
               <w:jc w:val="left"/>
             </w:pPr>
@@ -23398,6 +23880,7 @@
           </w:tcPr>
           <w:p>
             <w:pPr>
+              <w:keepNext w:val="false"/>
               <w:spacing w:after="40" w:before="0"/>
               <w:jc w:val="left"/>
             </w:pPr>
@@ -23432,6 +23915,7 @@
           </w:tcPr>
           <w:p>
             <w:pPr>
+              <w:keepNext w:val="false"/>
               <w:spacing w:after="40" w:before="0"/>
               <w:jc w:val="left"/>
             </w:pPr>
@@ -23464,6 +23948,7 @@
           </w:tcPr>
           <w:p>
             <w:pPr>
+              <w:keepNext w:val="false"/>
               <w:spacing w:after="40" w:before="0"/>
               <w:jc w:val="left"/>
             </w:pPr>
@@ -23498,6 +23983,7 @@
           </w:tcPr>
           <w:p>
             <w:pPr>
+              <w:keepNext w:val="false"/>
               <w:spacing w:after="40" w:before="0"/>
               <w:jc w:val="left"/>
             </w:pPr>
@@ -23530,6 +24016,7 @@
           </w:tcPr>
           <w:p>
             <w:pPr>
+              <w:keepNext w:val="false"/>
               <w:spacing w:after="40" w:before="0"/>
               <w:jc w:val="left"/>
             </w:pPr>
@@ -23564,6 +24051,7 @@
           </w:tcPr>
           <w:p>
             <w:pPr>
+              <w:keepNext w:val="false"/>
               <w:spacing w:after="40" w:before="0"/>
               <w:jc w:val="left"/>
             </w:pPr>
@@ -23596,6 +24084,7 @@
           </w:tcPr>
           <w:p>
             <w:pPr>
+              <w:keepNext w:val="false"/>
               <w:spacing w:after="40" w:before="0"/>
               <w:jc w:val="left"/>
             </w:pPr>
@@ -23630,6 +24119,7 @@
           </w:tcPr>
           <w:p>
             <w:pPr>
+              <w:keepNext w:val="false"/>
               <w:spacing w:after="40" w:before="0"/>
               <w:jc w:val="left"/>
             </w:pPr>
@@ -23662,6 +24152,7 @@
           </w:tcPr>
           <w:p>
             <w:pPr>
+              <w:keepNext w:val="false"/>
               <w:spacing w:after="40" w:before="0"/>
               <w:jc w:val="left"/>
             </w:pPr>
@@ -23696,6 +24187,7 @@
           </w:tcPr>
           <w:p>
             <w:pPr>
+              <w:keepNext w:val="false"/>
               <w:spacing w:after="40" w:before="0"/>
               <w:jc w:val="left"/>
             </w:pPr>
@@ -23728,6 +24220,7 @@
           </w:tcPr>
           <w:p>
             <w:pPr>
+              <w:keepNext w:val="false"/>
               <w:spacing w:after="40" w:before="0"/>
               <w:jc w:val="left"/>
             </w:pPr>
@@ -23787,6 +24280,7 @@
           </w:tcPr>
           <w:p>
             <w:pPr>
+              <w:keepNext w:val="false"/>
               <w:spacing w:after="40" w:before="0"/>
               <w:jc w:val="center"/>
             </w:pPr>
@@ -23821,6 +24315,7 @@
           </w:tcPr>
           <w:p>
             <w:pPr>
+              <w:keepNext w:val="false"/>
               <w:spacing w:after="40" w:before="0"/>
               <w:jc w:val="left"/>
             </w:pPr>
@@ -23885,6 +24380,7 @@
           </w:tcPr>
           <w:p>
             <w:pPr>
+              <w:keepNext w:val="false"/>
               <w:spacing w:after="40" w:before="0"/>
               <w:jc w:val="center"/>
             </w:pPr>
@@ -23919,6 +24415,7 @@
           </w:tcPr>
           <w:p>
             <w:pPr>
+              <w:keepNext w:val="false"/>
               <w:spacing w:after="40" w:before="0"/>
               <w:jc w:val="left"/>
             </w:pPr>
@@ -23951,6 +24448,7 @@
           </w:tcPr>
           <w:p>
             <w:pPr>
+              <w:keepNext w:val="false"/>
               <w:spacing w:after="40" w:before="0"/>
               <w:jc w:val="left"/>
             </w:pPr>
@@ -23983,6 +24481,7 @@
           </w:tcPr>
           <w:p>
             <w:pPr>
+              <w:keepNext w:val="false"/>
               <w:spacing w:after="40" w:before="0"/>
               <w:jc w:val="left"/>
             </w:pPr>
@@ -24015,6 +24514,7 @@
           </w:tcPr>
           <w:p>
             <w:pPr>
+              <w:keepNext w:val="false"/>
               <w:spacing w:after="40" w:before="0"/>
               <w:jc w:val="left"/>
             </w:pPr>
@@ -24047,6 +24547,7 @@
           </w:tcPr>
           <w:p>
             <w:pPr>
+              <w:keepNext w:val="false"/>
               <w:spacing w:after="40" w:before="0"/>
               <w:jc w:val="left"/>
             </w:pPr>
@@ -24081,6 +24582,7 @@
           </w:tcPr>
           <w:p>
             <w:pPr>
+              <w:keepNext w:val="false"/>
               <w:spacing w:after="40" w:before="0"/>
               <w:jc w:val="left"/>
             </w:pPr>
@@ -24118,7 +24620,7 @@
             <w:pPr>
               <w:spacing w:after="20" w:before="0"/>
             </w:pPr>
-            <w:hyperlink w:history="1" r:id="rId0cohy0duuladgtofuf-cq">
+            <w:hyperlink w:history="1" r:id="rId5e1jobcsaymcyjenflpnd">
               <w:r>
                 <w:rPr>
                   <w:rFonts w:ascii="Arial" w:cs="Arial" w:eastAsia="Arial" w:hAnsi="Arial"/>
@@ -24151,7 +24653,7 @@
               <w:spacing w:after="10" w:before="0"/>
               <w:ind w:left="120"/>
             </w:pPr>
-            <w:hyperlink w:history="1" r:id="rIdb4svjalp75lksgnm_dxyq">
+            <w:hyperlink w:history="1" r:id="rIdryjnqv3sqnelzrcvu-jcs">
               <w:r>
                 <w:rPr>
                   <w:rFonts w:ascii="Arial" w:cs="Arial" w:eastAsia="Arial" w:hAnsi="Arial"/>
@@ -24196,7 +24698,7 @@
             <w:pPr>
               <w:spacing w:after="20" w:before="0"/>
             </w:pPr>
-            <w:hyperlink w:history="1" r:id="rIdy9c1nius82wurke_em2rf">
+            <w:hyperlink w:history="1" r:id="rIduypiaskscph-9m9yyianr">
               <w:r>
                 <w:rPr>
                   <w:rFonts w:ascii="Arial" w:cs="Arial" w:eastAsia="Arial" w:hAnsi="Arial"/>
@@ -24229,7 +24731,7 @@
               <w:spacing w:after="10" w:before="0"/>
               <w:ind w:left="120"/>
             </w:pPr>
-            <w:hyperlink w:history="1" r:id="rIdf15i_6utdbwzrz1pldsg4">
+            <w:hyperlink w:history="1" r:id="rId-oz0-l6rlljyu7bkke5wo">
               <w:r>
                 <w:rPr>
                   <w:rFonts w:ascii="Arial" w:cs="Arial" w:eastAsia="Arial" w:hAnsi="Arial"/>
@@ -24257,6 +24759,7 @@
           </w:tcPr>
           <w:p>
             <w:pPr>
+              <w:keepNext w:val="false"/>
               <w:spacing w:after="40" w:before="0"/>
               <w:jc w:val="left"/>
             </w:pPr>
@@ -24289,6 +24792,7 @@
           </w:tcPr>
           <w:p>
             <w:pPr>
+              <w:keepNext w:val="false"/>
               <w:spacing w:after="40" w:before="0"/>
               <w:jc w:val="left"/>
             </w:pPr>
@@ -24321,6 +24825,7 @@
           </w:tcPr>
           <w:p>
             <w:pPr>
+              <w:keepNext w:val="false"/>
               <w:spacing w:after="40" w:before="0"/>
               <w:jc w:val="left"/>
             </w:pPr>
@@ -24353,6 +24858,7 @@
           </w:tcPr>
           <w:p>
             <w:pPr>
+              <w:keepNext w:val="false"/>
               <w:spacing w:after="40" w:before="0"/>
               <w:jc w:val="left"/>
             </w:pPr>
@@ -24387,6 +24893,7 @@
           </w:tcPr>
           <w:p>
             <w:pPr>
+              <w:keepNext w:val="false"/>
               <w:spacing w:after="40" w:before="0"/>
               <w:jc w:val="left"/>
             </w:pPr>
@@ -24424,7 +24931,7 @@
             <w:pPr>
               <w:spacing w:after="20" w:before="0"/>
             </w:pPr>
-            <w:hyperlink w:history="1" r:id="rIdu5ewmqwncnmbuxxkitmyu">
+            <w:hyperlink w:history="1" r:id="rId92mnkmquswaqb598e1pjb">
               <w:r>
                 <w:rPr>
                   <w:rFonts w:ascii="Arial" w:cs="Arial" w:eastAsia="Arial" w:hAnsi="Arial"/>
@@ -24457,7 +24964,7 @@
               <w:spacing w:after="10" w:before="0"/>
               <w:ind w:left="120"/>
             </w:pPr>
-            <w:hyperlink w:history="1" r:id="rIdiov0yo9fzk9bftm6cxqlf">
+            <w:hyperlink w:history="1" r:id="rIdaep971jv9b2o-6bqqmmwh">
               <w:r>
                 <w:rPr>
                   <w:rFonts w:ascii="Arial" w:cs="Arial" w:eastAsia="Arial" w:hAnsi="Arial"/>
@@ -24502,7 +25009,7 @@
             <w:pPr>
               <w:spacing w:after="20" w:before="0"/>
             </w:pPr>
-            <w:hyperlink w:history="1" r:id="rIdlnnbypzc4qmpxse1vjkre">
+            <w:hyperlink w:history="1" r:id="rIdkakmymephvmxnx7ojltsq">
               <w:r>
                 <w:rPr>
                   <w:rFonts w:ascii="Arial" w:cs="Arial" w:eastAsia="Arial" w:hAnsi="Arial"/>
@@ -24535,7 +25042,7 @@
               <w:spacing w:after="10" w:before="0"/>
               <w:ind w:left="120"/>
             </w:pPr>
-            <w:hyperlink w:history="1" r:id="rId0mlss9ytpmo-zbpcjwphn">
+            <w:hyperlink w:history="1" r:id="rIdztagpxdjpkf-eypy7mo5o">
               <w:r>
                 <w:rPr>
                   <w:rFonts w:ascii="Arial" w:cs="Arial" w:eastAsia="Arial" w:hAnsi="Arial"/>
@@ -24563,6 +25070,7 @@
           </w:tcPr>
           <w:p>
             <w:pPr>
+              <w:keepNext w:val="false"/>
               <w:spacing w:after="40" w:before="0"/>
               <w:jc w:val="left"/>
             </w:pPr>
@@ -24595,6 +25103,7 @@
           </w:tcPr>
           <w:p>
             <w:pPr>
+              <w:keepNext w:val="false"/>
               <w:spacing w:after="40" w:before="0"/>
               <w:jc w:val="left"/>
             </w:pPr>
@@ -24627,6 +25136,7 @@
           </w:tcPr>
           <w:p>
             <w:pPr>
+              <w:keepNext w:val="false"/>
               <w:spacing w:after="40" w:before="0"/>
               <w:jc w:val="left"/>
             </w:pPr>
@@ -24659,6 +25169,7 @@
           </w:tcPr>
           <w:p>
             <w:pPr>
+              <w:keepNext w:val="false"/>
               <w:spacing w:after="40" w:before="0"/>
               <w:jc w:val="left"/>
             </w:pPr>
@@ -24693,6 +25204,7 @@
           </w:tcPr>
           <w:p>
             <w:pPr>
+              <w:keepNext w:val="false"/>
               <w:spacing w:after="40" w:before="0"/>
               <w:jc w:val="left"/>
             </w:pPr>
@@ -24730,7 +25242,7 @@
             <w:pPr>
               <w:spacing w:after="20" w:before="0"/>
             </w:pPr>
-            <w:hyperlink w:history="1" r:id="rIdjhyp8m8hezgbcalfhaolj">
+            <w:hyperlink w:history="1" r:id="rIdiokmqr_7snjq6bww4ku8i">
               <w:r>
                 <w:rPr>
                   <w:rFonts w:ascii="Arial" w:cs="Arial" w:eastAsia="Arial" w:hAnsi="Arial"/>
@@ -24779,7 +25291,7 @@
               <w:spacing w:after="10" w:before="0"/>
               <w:ind w:left="120"/>
             </w:pPr>
-            <w:hyperlink w:history="1" r:id="rIdenbssizybbzlmjdryhagq">
+            <w:hyperlink w:history="1" r:id="rIdvlow95bsfrbzpv6lkyxau">
               <w:r>
                 <w:rPr>
                   <w:rFonts w:ascii="Arial" w:cs="Arial" w:eastAsia="Arial" w:hAnsi="Arial"/>
@@ -24824,7 +25336,7 @@
             <w:pPr>
               <w:spacing w:after="20" w:before="0"/>
             </w:pPr>
-            <w:hyperlink w:history="1" r:id="rIddbrixw4o1ffqwvvuqhlhq">
+            <w:hyperlink w:history="1" r:id="rIdfafqtcudcrvl1r2ukzzku">
               <w:r>
                 <w:rPr>
                   <w:rFonts w:ascii="Arial" w:cs="Arial" w:eastAsia="Arial" w:hAnsi="Arial"/>
@@ -24857,7 +25369,7 @@
               <w:spacing w:after="10" w:before="0"/>
               <w:ind w:left="120"/>
             </w:pPr>
-            <w:hyperlink w:history="1" r:id="rIdnua7s1mv298_gwcpd1hcv">
+            <w:hyperlink w:history="1" r:id="rIdihh0-cvl3whbrofklagdv">
               <w:r>
                 <w:rPr>
                   <w:rFonts w:ascii="Arial" w:cs="Arial" w:eastAsia="Arial" w:hAnsi="Arial"/>
@@ -24885,6 +25397,7 @@
           </w:tcPr>
           <w:p>
             <w:pPr>
+              <w:keepNext w:val="false"/>
               <w:spacing w:after="40" w:before="0"/>
               <w:jc w:val="left"/>
             </w:pPr>
@@ -24917,6 +25430,7 @@
           </w:tcPr>
           <w:p>
             <w:pPr>
+              <w:keepNext w:val="false"/>
               <w:spacing w:after="40" w:before="0"/>
               <w:jc w:val="left"/>
             </w:pPr>
@@ -24949,6 +25463,7 @@
           </w:tcPr>
           <w:p>
             <w:pPr>
+              <w:keepNext w:val="false"/>
               <w:spacing w:after="40" w:before="0"/>
               <w:jc w:val="left"/>
             </w:pPr>
@@ -24981,6 +25496,7 @@
           </w:tcPr>
           <w:p>
             <w:pPr>
+              <w:keepNext w:val="false"/>
               <w:spacing w:after="40" w:before="0"/>
               <w:jc w:val="left"/>
             </w:pPr>
@@ -25015,6 +25531,7 @@
           </w:tcPr>
           <w:p>
             <w:pPr>
+              <w:keepNext w:val="false"/>
               <w:spacing w:after="40" w:before="0"/>
               <w:jc w:val="left"/>
             </w:pPr>
@@ -25052,7 +25569,7 @@
             <w:pPr>
               <w:spacing w:after="20" w:before="0"/>
             </w:pPr>
-            <w:hyperlink w:history="1" r:id="rIdnxojsjxdrsuc_mk0ru3k2">
+            <w:hyperlink w:history="1" r:id="rIdihwt9kfleob9a50oxzv4t">
               <w:r>
                 <w:rPr>
                   <w:rFonts w:ascii="Arial" w:cs="Arial" w:eastAsia="Arial" w:hAnsi="Arial"/>
@@ -25101,7 +25618,7 @@
               <w:spacing w:after="10" w:before="0"/>
               <w:ind w:left="120"/>
             </w:pPr>
-            <w:hyperlink w:history="1" r:id="rIdmlpyxl6a6gj_57fage4mo">
+            <w:hyperlink w:history="1" r:id="rIdef14aqf5opi9_9s-brmvj">
               <w:r>
                 <w:rPr>
                   <w:rFonts w:ascii="Arial" w:cs="Arial" w:eastAsia="Arial" w:hAnsi="Arial"/>
@@ -25146,7 +25663,7 @@
             <w:pPr>
               <w:spacing w:after="20" w:before="0"/>
             </w:pPr>
-            <w:hyperlink w:history="1" r:id="rIdygpknnrybbxyu7jbawzfx">
+            <w:hyperlink w:history="1" r:id="rId5mfgnormxoi0wc_nyogli">
               <w:r>
                 <w:rPr>
                   <w:rFonts w:ascii="Arial" w:cs="Arial" w:eastAsia="Arial" w:hAnsi="Arial"/>
@@ -25179,7 +25696,7 @@
               <w:spacing w:after="10" w:before="0"/>
               <w:ind w:left="120"/>
             </w:pPr>
-            <w:hyperlink w:history="1" r:id="rIdbhkla3vm3okaxririwgfb">
+            <w:hyperlink w:history="1" r:id="rId8bxfaeuz-uruykhvzypop">
               <w:r>
                 <w:rPr>
                   <w:rFonts w:ascii="Arial" w:cs="Arial" w:eastAsia="Arial" w:hAnsi="Arial"/>
@@ -25207,6 +25724,7 @@
           </w:tcPr>
           <w:p>
             <w:pPr>
+              <w:keepNext w:val="false"/>
               <w:spacing w:after="40" w:before="0"/>
               <w:jc w:val="left"/>
             </w:pPr>
@@ -25239,6 +25757,7 @@
           </w:tcPr>
           <w:p>
             <w:pPr>
+              <w:keepNext w:val="false"/>
               <w:spacing w:after="40" w:before="0"/>
               <w:jc w:val="left"/>
             </w:pPr>
@@ -25271,6 +25790,7 @@
           </w:tcPr>
           <w:p>
             <w:pPr>
+              <w:keepNext w:val="false"/>
               <w:spacing w:after="40" w:before="0"/>
               <w:jc w:val="left"/>
             </w:pPr>
@@ -25303,6 +25823,7 @@
           </w:tcPr>
           <w:p>
             <w:pPr>
+              <w:keepNext w:val="false"/>
               <w:spacing w:after="40" w:before="0"/>
               <w:jc w:val="left"/>
             </w:pPr>
@@ -25337,6 +25858,7 @@
           </w:tcPr>
           <w:p>
             <w:pPr>
+              <w:keepNext w:val="false"/>
               <w:spacing w:after="40" w:before="0"/>
               <w:jc w:val="left"/>
             </w:pPr>
@@ -25374,7 +25896,7 @@
             <w:pPr>
               <w:spacing w:after="20" w:before="0"/>
             </w:pPr>
-            <w:hyperlink w:history="1" r:id="rId7v93rwcehoml4g0lldqru">
+            <w:hyperlink w:history="1" r:id="rIdubvczt8ubwhkjkl9ahqrs">
               <w:r>
                 <w:rPr>
                   <w:rFonts w:ascii="Arial" w:cs="Arial" w:eastAsia="Arial" w:hAnsi="Arial"/>
@@ -25423,7 +25945,7 @@
               <w:spacing w:after="10" w:before="0"/>
               <w:ind w:left="120"/>
             </w:pPr>
-            <w:hyperlink w:history="1" r:id="rId9tgdhpa6g1ptoosm0k1pz">
+            <w:hyperlink w:history="1" r:id="rIdrd9-pi_6ql6s6vth3co2j">
               <w:r>
                 <w:rPr>
                   <w:rFonts w:ascii="Arial" w:cs="Arial" w:eastAsia="Arial" w:hAnsi="Arial"/>
@@ -25468,7 +25990,7 @@
             <w:pPr>
               <w:spacing w:after="20" w:before="0"/>
             </w:pPr>
-            <w:hyperlink w:history="1" r:id="rIdyr59oja8duwcfs2bgofik">
+            <w:hyperlink w:history="1" r:id="rIdrrrgunp6xowdk68ew__4p">
               <w:r>
                 <w:rPr>
                   <w:rFonts w:ascii="Arial" w:cs="Arial" w:eastAsia="Arial" w:hAnsi="Arial"/>
@@ -25501,7 +26023,7 @@
               <w:spacing w:after="10" w:before="0"/>
               <w:ind w:left="120"/>
             </w:pPr>
-            <w:hyperlink w:history="1" r:id="rId9kugqtlanhhrgqslhot0u">
+            <w:hyperlink w:history="1" r:id="rIdbgwltfn72dsyn3d47dncu">
               <w:r>
                 <w:rPr>
                   <w:rFonts w:ascii="Arial" w:cs="Arial" w:eastAsia="Arial" w:hAnsi="Arial"/>
@@ -25529,6 +26051,7 @@
           </w:tcPr>
           <w:p>
             <w:pPr>
+              <w:keepNext w:val="false"/>
               <w:spacing w:after="40" w:before="0"/>
               <w:jc w:val="left"/>
             </w:pPr>
@@ -25561,6 +26084,7 @@
           </w:tcPr>
           <w:p>
             <w:pPr>
+              <w:keepNext w:val="false"/>
               <w:spacing w:after="40" w:before="0"/>
               <w:jc w:val="left"/>
             </w:pPr>
@@ -25593,6 +26117,7 @@
           </w:tcPr>
           <w:p>
             <w:pPr>
+              <w:keepNext w:val="false"/>
               <w:spacing w:after="40" w:before="0"/>
               <w:jc w:val="left"/>
             </w:pPr>
@@ -25625,6 +26150,7 @@
           </w:tcPr>
           <w:p>
             <w:pPr>
+              <w:keepNext w:val="false"/>
               <w:spacing w:after="40" w:before="0"/>
               <w:jc w:val="left"/>
             </w:pPr>
@@ -25684,6 +26210,7 @@
           </w:tcPr>
           <w:p>
             <w:pPr>
+              <w:keepNext w:val="false"/>
               <w:spacing w:after="40" w:before="0"/>
               <w:jc w:val="center"/>
             </w:pPr>
@@ -25718,6 +26245,7 @@
           </w:tcPr>
           <w:p>
             <w:pPr>
+              <w:keepNext w:val="false"/>
               <w:spacing w:after="40" w:before="0"/>
               <w:jc w:val="left"/>
             </w:pPr>
@@ -25779,6 +26307,7 @@
           </w:tcPr>
           <w:p>
             <w:pPr>
+              <w:keepNext w:val="false"/>
               <w:spacing w:after="40" w:before="0"/>
               <w:jc w:val="center"/>
             </w:pPr>
@@ -25813,6 +26342,7 @@
           </w:tcPr>
           <w:p>
             <w:pPr>
+              <w:keepNext w:val="false"/>
               <w:spacing w:after="40" w:before="0"/>
               <w:jc w:val="left"/>
             </w:pPr>
@@ -25845,6 +26375,7 @@
           </w:tcPr>
           <w:p>
             <w:pPr>
+              <w:keepNext w:val="false"/>
               <w:spacing w:after="40" w:before="0"/>
               <w:jc w:val="left"/>
             </w:pPr>
@@ -25879,6 +26410,7 @@
           </w:tcPr>
           <w:p>
             <w:pPr>
+              <w:keepNext w:val="false"/>
               <w:spacing w:after="40" w:before="0"/>
               <w:jc w:val="left"/>
             </w:pPr>
@@ -25911,6 +26443,7 @@
           </w:tcPr>
           <w:p>
             <w:pPr>
+              <w:keepNext w:val="false"/>
               <w:spacing w:after="40" w:before="0"/>
               <w:jc w:val="left"/>
             </w:pPr>
@@ -25945,6 +26478,7 @@
           </w:tcPr>
           <w:p>
             <w:pPr>
+              <w:keepNext w:val="false"/>
               <w:spacing w:after="40" w:before="0"/>
               <w:jc w:val="left"/>
             </w:pPr>
@@ -25977,6 +26511,7 @@
           </w:tcPr>
           <w:p>
             <w:pPr>
+              <w:keepNext w:val="false"/>
               <w:spacing w:after="40" w:before="0"/>
               <w:jc w:val="left"/>
             </w:pPr>
@@ -26013,7 +26548,7 @@
         </w:rPr>
         <w:t xml:space="preserve">© 2026 SeaVuria and ARES. Aligned with KICD objectives. Developed by SeaVuria; technical implementation by ARES (with AI assistance from Claude). Licensed under </w:t>
       </w:r>
-      <w:hyperlink w:history="1" r:id="rIdhgu36phli27f-extxlvfv">
+      <w:hyperlink w:history="1" r:id="rId-znoxn8a6ekeb0rebrcpo">
         <w:r>
           <w:rPr>
             <w:rFonts w:ascii="Arial" w:cs="Arial" w:eastAsia="Arial" w:hAnsi="Arial"/>
@@ -26034,7 +26569,7 @@
         </w:rPr>
         <w:t xml:space="preserve"> (</w:t>
       </w:r>
-      <w:hyperlink w:history="1" r:id="rIdv-jpo34x44jyyuwe-o0jg">
+      <w:hyperlink w:history="1" r:id="rIdpbfwbkgyptkow8p5fygek">
         <w:r>
           <w:rPr>
             <w:rFonts w:ascii="Arial" w:cs="Arial" w:eastAsia="Arial" w:hAnsi="Arial"/>
@@ -26094,6 +26629,7 @@
           </w:tcPr>
           <w:p>
             <w:pPr>
+              <w:keepNext w:val="false"/>
               <w:spacing w:after="40" w:before="0"/>
               <w:jc w:val="center"/>
             </w:pPr>
@@ -26129,6 +26665,7 @@
           </w:tcPr>
           <w:p>
             <w:pPr>
+              <w:keepNext w:val="false"/>
               <w:spacing w:after="40" w:before="0"/>
               <w:jc w:val="center"/>
             </w:pPr>
@@ -26163,6 +26700,7 @@
           </w:tcPr>
           <w:p>
             <w:pPr>
+              <w:keepNext w:val="false"/>
               <w:spacing w:after="40" w:before="0"/>
               <w:jc w:val="left"/>
             </w:pPr>
@@ -26195,6 +26733,7 @@
           </w:tcPr>
           <w:p>
             <w:pPr>
+              <w:keepNext w:val="false"/>
               <w:spacing w:after="40" w:before="0"/>
               <w:jc w:val="left"/>
             </w:pPr>
@@ -26229,6 +26768,7 @@
           </w:tcPr>
           <w:p>
             <w:pPr>
+              <w:keepNext w:val="false"/>
               <w:spacing w:after="40" w:before="0"/>
               <w:jc w:val="left"/>
             </w:pPr>
@@ -26261,6 +26801,7 @@
           </w:tcPr>
           <w:p>
             <w:pPr>
+              <w:keepNext w:val="false"/>
               <w:spacing w:after="40" w:before="0"/>
               <w:jc w:val="left"/>
             </w:pPr>
@@ -26295,6 +26836,7 @@
           </w:tcPr>
           <w:p>
             <w:pPr>
+              <w:keepNext w:val="false"/>
               <w:spacing w:after="40" w:before="0"/>
               <w:jc w:val="left"/>
             </w:pPr>
@@ -26327,6 +26869,7 @@
           </w:tcPr>
           <w:p>
             <w:pPr>
+              <w:keepNext w:val="false"/>
               <w:spacing w:after="40" w:before="0"/>
               <w:jc w:val="left"/>
             </w:pPr>
@@ -26361,6 +26904,7 @@
           </w:tcPr>
           <w:p>
             <w:pPr>
+              <w:keepNext w:val="false"/>
               <w:spacing w:after="40" w:before="0"/>
               <w:jc w:val="left"/>
             </w:pPr>
@@ -26393,6 +26937,7 @@
           </w:tcPr>
           <w:p>
             <w:pPr>
+              <w:keepNext w:val="false"/>
               <w:spacing w:after="40" w:before="0"/>
               <w:jc w:val="left"/>
             </w:pPr>
@@ -26427,6 +26972,7 @@
           </w:tcPr>
           <w:p>
             <w:pPr>
+              <w:keepNext w:val="false"/>
               <w:spacing w:after="40" w:before="0"/>
               <w:jc w:val="left"/>
             </w:pPr>
@@ -26459,6 +27005,7 @@
           </w:tcPr>
           <w:p>
             <w:pPr>
+              <w:keepNext w:val="false"/>
               <w:spacing w:after="40" w:before="0"/>
               <w:jc w:val="left"/>
             </w:pPr>
@@ -26493,6 +27040,7 @@
           </w:tcPr>
           <w:p>
             <w:pPr>
+              <w:keepNext w:val="false"/>
               <w:spacing w:after="40" w:before="0"/>
               <w:jc w:val="left"/>
             </w:pPr>
@@ -26525,6 +27073,7 @@
           </w:tcPr>
           <w:p>
             <w:pPr>
+              <w:keepNext w:val="false"/>
               <w:spacing w:after="40" w:before="0"/>
               <w:jc w:val="left"/>
             </w:pPr>
@@ -26559,6 +27108,7 @@
           </w:tcPr>
           <w:p>
             <w:pPr>
+              <w:keepNext w:val="false"/>
               <w:spacing w:after="40" w:before="0"/>
               <w:jc w:val="left"/>
             </w:pPr>
@@ -26591,6 +27141,7 @@
           </w:tcPr>
           <w:p>
             <w:pPr>
+              <w:keepNext w:val="false"/>
               <w:spacing w:after="40" w:before="0"/>
               <w:jc w:val="left"/>
             </w:pPr>
@@ -26625,6 +27176,7 @@
           </w:tcPr>
           <w:p>
             <w:pPr>
+              <w:keepNext w:val="false"/>
               <w:spacing w:after="40" w:before="0"/>
               <w:jc w:val="left"/>
             </w:pPr>
@@ -26657,6 +27209,7 @@
           </w:tcPr>
           <w:p>
             <w:pPr>
+              <w:keepNext w:val="false"/>
               <w:spacing w:after="40" w:before="0"/>
               <w:jc w:val="left"/>
             </w:pPr>
@@ -26716,6 +27269,7 @@
           </w:tcPr>
           <w:p>
             <w:pPr>
+              <w:keepNext w:val="false"/>
               <w:spacing w:after="40" w:before="0"/>
               <w:jc w:val="center"/>
             </w:pPr>
@@ -26750,6 +27304,7 @@
           </w:tcPr>
           <w:p>
             <w:pPr>
+              <w:keepNext w:val="false"/>
               <w:spacing w:after="40" w:before="0"/>
               <w:jc w:val="left"/>
             </w:pPr>
@@ -26814,6 +27369,7 @@
           </w:tcPr>
           <w:p>
             <w:pPr>
+              <w:keepNext w:val="false"/>
               <w:spacing w:after="40" w:before="0"/>
               <w:jc w:val="center"/>
             </w:pPr>
@@ -26848,6 +27404,7 @@
           </w:tcPr>
           <w:p>
             <w:pPr>
+              <w:keepNext w:val="false"/>
               <w:spacing w:after="40" w:before="0"/>
               <w:jc w:val="left"/>
             </w:pPr>
@@ -26880,6 +27437,7 @@
           </w:tcPr>
           <w:p>
             <w:pPr>
+              <w:keepNext w:val="false"/>
               <w:spacing w:after="40" w:before="0"/>
               <w:jc w:val="left"/>
             </w:pPr>
@@ -26912,6 +27470,7 @@
           </w:tcPr>
           <w:p>
             <w:pPr>
+              <w:keepNext w:val="false"/>
               <w:spacing w:after="40" w:before="0"/>
               <w:jc w:val="left"/>
             </w:pPr>
@@ -26944,6 +27503,7 @@
           </w:tcPr>
           <w:p>
             <w:pPr>
+              <w:keepNext w:val="false"/>
               <w:spacing w:after="40" w:before="0"/>
               <w:jc w:val="left"/>
             </w:pPr>
@@ -26976,6 +27536,7 @@
           </w:tcPr>
           <w:p>
             <w:pPr>
+              <w:keepNext w:val="false"/>
               <w:spacing w:after="40" w:before="0"/>
               <w:jc w:val="left"/>
             </w:pPr>
@@ -27010,6 +27571,7 @@
           </w:tcPr>
           <w:p>
             <w:pPr>
+              <w:keepNext w:val="false"/>
               <w:spacing w:after="40" w:before="0"/>
               <w:jc w:val="left"/>
             </w:pPr>
@@ -27047,7 +27609,7 @@
             <w:pPr>
               <w:spacing w:after="20" w:before="0"/>
             </w:pPr>
-            <w:hyperlink w:history="1" r:id="rIde-zhbgnzyayqdadcmgkh3">
+            <w:hyperlink w:history="1" r:id="rIdyxokibtrohadq70bwywk7">
               <w:r>
                 <w:rPr>
                   <w:rFonts w:ascii="Arial" w:cs="Arial" w:eastAsia="Arial" w:hAnsi="Arial"/>
@@ -27080,7 +27642,7 @@
               <w:spacing w:after="10" w:before="0"/>
               <w:ind w:left="120"/>
             </w:pPr>
-            <w:hyperlink w:history="1" r:id="rIddk3waykumwf0wm7yo28hb">
+            <w:hyperlink w:history="1" r:id="rId1_hjz8opu3dxbuniqk88q">
               <w:r>
                 <w:rPr>
                   <w:rFonts w:ascii="Arial" w:cs="Arial" w:eastAsia="Arial" w:hAnsi="Arial"/>
@@ -27142,7 +27704,7 @@
               <w:spacing w:after="10" w:before="0"/>
               <w:ind w:left="120"/>
             </w:pPr>
-            <w:hyperlink w:history="1" r:id="rIdyryeyfrsmrncxdkqrutxv">
+            <w:hyperlink w:history="1" r:id="rIdq9b8wsl35psyl3h0d-yyp">
               <w:r>
                 <w:rPr>
                   <w:rFonts w:ascii="Arial" w:cs="Arial" w:eastAsia="Arial" w:hAnsi="Arial"/>
@@ -27185,6 +27747,7 @@
           </w:tcPr>
           <w:p>
             <w:pPr>
+              <w:keepNext w:val="false"/>
               <w:spacing w:after="40" w:before="0"/>
               <w:jc w:val="left"/>
             </w:pPr>
@@ -27217,6 +27780,7 @@
           </w:tcPr>
           <w:p>
             <w:pPr>
+              <w:keepNext w:val="false"/>
               <w:spacing w:after="40" w:before="0"/>
               <w:jc w:val="left"/>
             </w:pPr>
@@ -27249,6 +27813,7 @@
           </w:tcPr>
           <w:p>
             <w:pPr>
+              <w:keepNext w:val="false"/>
               <w:spacing w:after="40" w:before="0"/>
               <w:jc w:val="left"/>
             </w:pPr>
@@ -27281,6 +27846,7 @@
           </w:tcPr>
           <w:p>
             <w:pPr>
+              <w:keepNext w:val="false"/>
               <w:spacing w:after="40" w:before="0"/>
               <w:jc w:val="left"/>
             </w:pPr>
@@ -27315,6 +27881,7 @@
           </w:tcPr>
           <w:p>
             <w:pPr>
+              <w:keepNext w:val="false"/>
               <w:spacing w:after="40" w:before="0"/>
               <w:jc w:val="left"/>
             </w:pPr>
@@ -27352,7 +27919,7 @@
             <w:pPr>
               <w:spacing w:after="20" w:before="0"/>
             </w:pPr>
-            <w:hyperlink w:history="1" r:id="rIdt_ghqhndfeqwxqicsrdwp">
+            <w:hyperlink w:history="1" r:id="rIdmmgl80xjlijmhd6lwmwra">
               <w:r>
                 <w:rPr>
                   <w:rFonts w:ascii="Arial" w:cs="Arial" w:eastAsia="Arial" w:hAnsi="Arial"/>
@@ -27385,7 +27952,7 @@
               <w:spacing w:after="10" w:before="0"/>
               <w:ind w:left="120"/>
             </w:pPr>
-            <w:hyperlink w:history="1" r:id="rId43lwiti2m4ucfz4mz2ehs">
+            <w:hyperlink w:history="1" r:id="rIdn5gyx2ceqqwznlssrs5u2">
               <w:r>
                 <w:rPr>
                   <w:rFonts w:ascii="Arial" w:cs="Arial" w:eastAsia="Arial" w:hAnsi="Arial"/>
@@ -27447,7 +28014,7 @@
               <w:spacing w:after="10" w:before="0"/>
               <w:ind w:left="120"/>
             </w:pPr>
-            <w:hyperlink w:history="1" r:id="rIdwyeg1yc6qabf37ecbvl3r">
+            <w:hyperlink w:history="1" r:id="rId4znbhqwm1kpy67tbmqxgo">
               <w:r>
                 <w:rPr>
                   <w:rFonts w:ascii="Arial" w:cs="Arial" w:eastAsia="Arial" w:hAnsi="Arial"/>
@@ -27490,6 +28057,7 @@
           </w:tcPr>
           <w:p>
             <w:pPr>
+              <w:keepNext w:val="false"/>
               <w:spacing w:after="40" w:before="0"/>
               <w:jc w:val="left"/>
             </w:pPr>
@@ -27522,6 +28090,7 @@
           </w:tcPr>
           <w:p>
             <w:pPr>
+              <w:keepNext w:val="false"/>
               <w:spacing w:after="40" w:before="0"/>
               <w:jc w:val="left"/>
             </w:pPr>
@@ -27554,6 +28123,7 @@
           </w:tcPr>
           <w:p>
             <w:pPr>
+              <w:keepNext w:val="false"/>
               <w:spacing w:after="40" w:before="0"/>
               <w:jc w:val="left"/>
             </w:pPr>
@@ -27586,6 +28156,7 @@
           </w:tcPr>
           <w:p>
             <w:pPr>
+              <w:keepNext w:val="false"/>
               <w:spacing w:after="40" w:before="0"/>
               <w:jc w:val="left"/>
             </w:pPr>
@@ -27620,6 +28191,7 @@
           </w:tcPr>
           <w:p>
             <w:pPr>
+              <w:keepNext w:val="false"/>
               <w:spacing w:after="40" w:before="0"/>
               <w:jc w:val="left"/>
             </w:pPr>
@@ -27657,7 +28229,7 @@
             <w:pPr>
               <w:spacing w:after="20" w:before="0"/>
             </w:pPr>
-            <w:hyperlink w:history="1" r:id="rIdt788yusl9w9gyjhzm2yyb">
+            <w:hyperlink w:history="1" r:id="rIdw-exjt7_7gumkwaxnkawv">
               <w:r>
                 <w:rPr>
                   <w:rFonts w:ascii="Arial" w:cs="Arial" w:eastAsia="Arial" w:hAnsi="Arial"/>
@@ -27706,7 +28278,7 @@
               <w:spacing w:after="10" w:before="0"/>
               <w:ind w:left="120"/>
             </w:pPr>
-            <w:hyperlink w:history="1" r:id="rIdd1niczmsb6hhahlvzfzwm">
+            <w:hyperlink w:history="1" r:id="rIdo4cdmr8gri_9e7fqo7vlt">
               <w:r>
                 <w:rPr>
                   <w:rFonts w:ascii="Arial" w:cs="Arial" w:eastAsia="Arial" w:hAnsi="Arial"/>
@@ -27768,7 +28340,7 @@
               <w:spacing w:after="10" w:before="0"/>
               <w:ind w:left="120"/>
             </w:pPr>
-            <w:hyperlink w:history="1" r:id="rIdroz9t8ryjisw_dnvpz8wd">
+            <w:hyperlink w:history="1" r:id="rIdusqikfzrebg9vii62sxxz">
               <w:r>
                 <w:rPr>
                   <w:rFonts w:ascii="Arial" w:cs="Arial" w:eastAsia="Arial" w:hAnsi="Arial"/>
@@ -27811,6 +28383,7 @@
           </w:tcPr>
           <w:p>
             <w:pPr>
+              <w:keepNext w:val="false"/>
               <w:spacing w:after="40" w:before="0"/>
               <w:jc w:val="left"/>
             </w:pPr>
@@ -27843,6 +28416,7 @@
           </w:tcPr>
           <w:p>
             <w:pPr>
+              <w:keepNext w:val="false"/>
               <w:spacing w:after="40" w:before="0"/>
               <w:jc w:val="left"/>
             </w:pPr>
@@ -27875,6 +28449,7 @@
           </w:tcPr>
           <w:p>
             <w:pPr>
+              <w:keepNext w:val="false"/>
               <w:spacing w:after="40" w:before="0"/>
               <w:jc w:val="left"/>
             </w:pPr>
@@ -27907,6 +28482,7 @@
           </w:tcPr>
           <w:p>
             <w:pPr>
+              <w:keepNext w:val="false"/>
               <w:spacing w:after="40" w:before="0"/>
               <w:jc w:val="left"/>
             </w:pPr>
@@ -27941,6 +28517,7 @@
           </w:tcPr>
           <w:p>
             <w:pPr>
+              <w:keepNext w:val="false"/>
               <w:spacing w:after="40" w:before="0"/>
               <w:jc w:val="left"/>
             </w:pPr>
@@ -27978,7 +28555,7 @@
             <w:pPr>
               <w:spacing w:after="20" w:before="0"/>
             </w:pPr>
-            <w:hyperlink w:history="1" r:id="rIdg53vuvywp1-v0xnl3gikn">
+            <w:hyperlink w:history="1" r:id="rIdsb1bs_omsio-8tkdffpta">
               <w:r>
                 <w:rPr>
                   <w:rFonts w:ascii="Arial" w:cs="Arial" w:eastAsia="Arial" w:hAnsi="Arial"/>
@@ -28027,7 +28604,7 @@
               <w:spacing w:after="10" w:before="0"/>
               <w:ind w:left="120"/>
             </w:pPr>
-            <w:hyperlink w:history="1" r:id="rIdkaya0hodi9j9jck9eztfu">
+            <w:hyperlink w:history="1" r:id="rIdv7cdbkxw0ir8gejujfrpw">
               <w:r>
                 <w:rPr>
                   <w:rFonts w:ascii="Arial" w:cs="Arial" w:eastAsia="Arial" w:hAnsi="Arial"/>
@@ -28089,7 +28666,7 @@
               <w:spacing w:after="10" w:before="0"/>
               <w:ind w:left="120"/>
             </w:pPr>
-            <w:hyperlink w:history="1" r:id="rIdgy5uforkhdpdbeuqz32zo">
+            <w:hyperlink w:history="1" r:id="rIdaspxj9q1dwmhuvnzes33q">
               <w:r>
                 <w:rPr>
                   <w:rFonts w:ascii="Arial" w:cs="Arial" w:eastAsia="Arial" w:hAnsi="Arial"/>
@@ -28132,6 +28709,7 @@
           </w:tcPr>
           <w:p>
             <w:pPr>
+              <w:keepNext w:val="false"/>
               <w:spacing w:after="40" w:before="0"/>
               <w:jc w:val="left"/>
             </w:pPr>
@@ -28164,6 +28742,7 @@
           </w:tcPr>
           <w:p>
             <w:pPr>
+              <w:keepNext w:val="false"/>
               <w:spacing w:after="40" w:before="0"/>
               <w:jc w:val="left"/>
             </w:pPr>
@@ -28196,6 +28775,7 @@
           </w:tcPr>
           <w:p>
             <w:pPr>
+              <w:keepNext w:val="false"/>
               <w:spacing w:after="40" w:before="0"/>
               <w:jc w:val="left"/>
             </w:pPr>
@@ -28228,6 +28808,7 @@
           </w:tcPr>
           <w:p>
             <w:pPr>
+              <w:keepNext w:val="false"/>
               <w:spacing w:after="40" w:before="0"/>
               <w:jc w:val="left"/>
             </w:pPr>
@@ -28262,6 +28843,7 @@
           </w:tcPr>
           <w:p>
             <w:pPr>
+              <w:keepNext w:val="false"/>
               <w:spacing w:after="40" w:before="0"/>
               <w:jc w:val="left"/>
             </w:pPr>
@@ -28299,7 +28881,7 @@
             <w:pPr>
               <w:spacing w:after="20" w:before="0"/>
             </w:pPr>
-            <w:hyperlink w:history="1" r:id="rIdpr9in5-89s2myaj1t2hlu">
+            <w:hyperlink w:history="1" r:id="rId8jibinpafbayvkvf92qxu">
               <w:r>
                 <w:rPr>
                   <w:rFonts w:ascii="Arial" w:cs="Arial" w:eastAsia="Arial" w:hAnsi="Arial"/>
@@ -28348,7 +28930,7 @@
               <w:spacing w:after="10" w:before="0"/>
               <w:ind w:left="120"/>
             </w:pPr>
-            <w:hyperlink w:history="1" r:id="rIdwsb1w8dw9hrraotlb_n4s">
+            <w:hyperlink w:history="1" r:id="rIdvz154u0r7mrwkebydyyks">
               <w:r>
                 <w:rPr>
                   <w:rFonts w:ascii="Arial" w:cs="Arial" w:eastAsia="Arial" w:hAnsi="Arial"/>
@@ -28410,7 +28992,7 @@
               <w:spacing w:after="10" w:before="0"/>
               <w:ind w:left="120"/>
             </w:pPr>
-            <w:hyperlink w:history="1" r:id="rIdkrmh1ayrxpq1jwcqronme">
+            <w:hyperlink w:history="1" r:id="rIdudtfv6-a-safd7yruv57c">
               <w:r>
                 <w:rPr>
                   <w:rFonts w:ascii="Arial" w:cs="Arial" w:eastAsia="Arial" w:hAnsi="Arial"/>
@@ -28453,6 +29035,7 @@
           </w:tcPr>
           <w:p>
             <w:pPr>
+              <w:keepNext w:val="false"/>
               <w:spacing w:after="40" w:before="0"/>
               <w:jc w:val="left"/>
             </w:pPr>
@@ -28485,6 +29068,7 @@
           </w:tcPr>
           <w:p>
             <w:pPr>
+              <w:keepNext w:val="false"/>
               <w:spacing w:after="40" w:before="0"/>
               <w:jc w:val="left"/>
             </w:pPr>
@@ -28517,6 +29101,7 @@
           </w:tcPr>
           <w:p>
             <w:pPr>
+              <w:keepNext w:val="false"/>
               <w:spacing w:after="40" w:before="0"/>
               <w:jc w:val="left"/>
             </w:pPr>
@@ -28549,6 +29134,7 @@
           </w:tcPr>
           <w:p>
             <w:pPr>
+              <w:keepNext w:val="false"/>
               <w:spacing w:after="40" w:before="0"/>
               <w:jc w:val="left"/>
             </w:pPr>
@@ -28608,6 +29194,7 @@
           </w:tcPr>
           <w:p>
             <w:pPr>
+              <w:keepNext w:val="false"/>
               <w:spacing w:after="40" w:before="0"/>
               <w:jc w:val="center"/>
             </w:pPr>
@@ -28642,6 +29229,7 @@
           </w:tcPr>
           <w:p>
             <w:pPr>
+              <w:keepNext w:val="false"/>
               <w:spacing w:after="40" w:before="0"/>
               <w:jc w:val="left"/>
             </w:pPr>
@@ -28703,6 +29291,7 @@
           </w:tcPr>
           <w:p>
             <w:pPr>
+              <w:keepNext w:val="false"/>
               <w:spacing w:after="40" w:before="0"/>
               <w:jc w:val="center"/>
             </w:pPr>
@@ -28737,6 +29326,7 @@
           </w:tcPr>
           <w:p>
             <w:pPr>
+              <w:keepNext w:val="false"/>
               <w:spacing w:after="40" w:before="0"/>
               <w:jc w:val="left"/>
             </w:pPr>
@@ -28769,6 +29359,7 @@
           </w:tcPr>
           <w:p>
             <w:pPr>
+              <w:keepNext w:val="false"/>
               <w:spacing w:after="40" w:before="0"/>
               <w:jc w:val="left"/>
             </w:pPr>
@@ -28803,6 +29394,7 @@
           </w:tcPr>
           <w:p>
             <w:pPr>
+              <w:keepNext w:val="false"/>
               <w:spacing w:after="40" w:before="0"/>
               <w:jc w:val="left"/>
             </w:pPr>
@@ -28835,6 +29427,7 @@
           </w:tcPr>
           <w:p>
             <w:pPr>
+              <w:keepNext w:val="false"/>
               <w:spacing w:after="40" w:before="0"/>
               <w:jc w:val="left"/>
             </w:pPr>
@@ -28869,6 +29462,7 @@
           </w:tcPr>
           <w:p>
             <w:pPr>
+              <w:keepNext w:val="false"/>
               <w:spacing w:after="40" w:before="0"/>
               <w:jc w:val="left"/>
             </w:pPr>
@@ -28901,6 +29495,7 @@
           </w:tcPr>
           <w:p>
             <w:pPr>
+              <w:keepNext w:val="false"/>
               <w:spacing w:after="40" w:before="0"/>
               <w:jc w:val="left"/>
             </w:pPr>
@@ -28937,7 +29532,7 @@
         </w:rPr>
         <w:t xml:space="preserve">© 2026 SeaVuria and ARES. Aligned with KICD objectives. Developed by SeaVuria; technical implementation by ARES (with AI assistance from Claude). Licensed under </w:t>
       </w:r>
-      <w:hyperlink w:history="1" r:id="rId3wry1eaaebbf873hghulv">
+      <w:hyperlink w:history="1" r:id="rIdlam5tggmomxpepae6da89">
         <w:r>
           <w:rPr>
             <w:rFonts w:ascii="Arial" w:cs="Arial" w:eastAsia="Arial" w:hAnsi="Arial"/>
@@ -28958,7 +29553,7 @@
         </w:rPr>
         <w:t xml:space="preserve"> (</w:t>
       </w:r>
-      <w:hyperlink w:history="1" r:id="rIdm5guuqjqbnrto4tkacgbi">
+      <w:hyperlink w:history="1" r:id="rIdauww92ysxac-lbopmw_u5">
         <w:r>
           <w:rPr>
             <w:rFonts w:ascii="Arial" w:cs="Arial" w:eastAsia="Arial" w:hAnsi="Arial"/>
@@ -29018,6 +29613,7 @@
           </w:tcPr>
           <w:p>
             <w:pPr>
+              <w:keepNext w:val="false"/>
               <w:spacing w:after="40" w:before="0"/>
               <w:jc w:val="center"/>
             </w:pPr>
@@ -29053,6 +29649,7 @@
           </w:tcPr>
           <w:p>
             <w:pPr>
+              <w:keepNext w:val="false"/>
               <w:spacing w:after="40" w:before="0"/>
               <w:jc w:val="center"/>
             </w:pPr>
@@ -29087,6 +29684,7 @@
           </w:tcPr>
           <w:p>
             <w:pPr>
+              <w:keepNext w:val="false"/>
               <w:spacing w:after="40" w:before="0"/>
               <w:jc w:val="left"/>
             </w:pPr>
@@ -29119,6 +29717,7 @@
           </w:tcPr>
           <w:p>
             <w:pPr>
+              <w:keepNext w:val="false"/>
               <w:spacing w:after="40" w:before="0"/>
               <w:jc w:val="left"/>
             </w:pPr>
@@ -29153,6 +29752,7 @@
           </w:tcPr>
           <w:p>
             <w:pPr>
+              <w:keepNext w:val="false"/>
               <w:spacing w:after="40" w:before="0"/>
               <w:jc w:val="left"/>
             </w:pPr>
@@ -29185,6 +29785,7 @@
           </w:tcPr>
           <w:p>
             <w:pPr>
+              <w:keepNext w:val="false"/>
               <w:spacing w:after="40" w:before="0"/>
               <w:jc w:val="left"/>
             </w:pPr>
@@ -29219,6 +29820,7 @@
           </w:tcPr>
           <w:p>
             <w:pPr>
+              <w:keepNext w:val="false"/>
               <w:spacing w:after="40" w:before="0"/>
               <w:jc w:val="left"/>
             </w:pPr>
@@ -29251,6 +29853,7 @@
           </w:tcPr>
           <w:p>
             <w:pPr>
+              <w:keepNext w:val="false"/>
               <w:spacing w:after="40" w:before="0"/>
               <w:jc w:val="left"/>
             </w:pPr>
@@ -29285,6 +29888,7 @@
           </w:tcPr>
           <w:p>
             <w:pPr>
+              <w:keepNext w:val="false"/>
               <w:spacing w:after="40" w:before="0"/>
               <w:jc w:val="left"/>
             </w:pPr>
@@ -29317,6 +29921,7 @@
           </w:tcPr>
           <w:p>
             <w:pPr>
+              <w:keepNext w:val="false"/>
               <w:spacing w:after="40" w:before="0"/>
               <w:jc w:val="left"/>
             </w:pPr>
@@ -29351,6 +29956,7 @@
           </w:tcPr>
           <w:p>
             <w:pPr>
+              <w:keepNext w:val="false"/>
               <w:spacing w:after="40" w:before="0"/>
               <w:jc w:val="left"/>
             </w:pPr>
@@ -29383,6 +29989,7 @@
           </w:tcPr>
           <w:p>
             <w:pPr>
+              <w:keepNext w:val="false"/>
               <w:spacing w:after="40" w:before="0"/>
               <w:jc w:val="left"/>
             </w:pPr>
@@ -29417,6 +30024,7 @@
           </w:tcPr>
           <w:p>
             <w:pPr>
+              <w:keepNext w:val="false"/>
               <w:spacing w:after="40" w:before="0"/>
               <w:jc w:val="left"/>
             </w:pPr>
@@ -29449,6 +30057,7 @@
           </w:tcPr>
           <w:p>
             <w:pPr>
+              <w:keepNext w:val="false"/>
               <w:spacing w:after="40" w:before="0"/>
               <w:jc w:val="left"/>
             </w:pPr>
@@ -29483,6 +30092,7 @@
           </w:tcPr>
           <w:p>
             <w:pPr>
+              <w:keepNext w:val="false"/>
               <w:spacing w:after="40" w:before="0"/>
               <w:jc w:val="left"/>
             </w:pPr>
@@ -29515,6 +30125,7 @@
           </w:tcPr>
           <w:p>
             <w:pPr>
+              <w:keepNext w:val="false"/>
               <w:spacing w:after="40" w:before="0"/>
               <w:jc w:val="left"/>
             </w:pPr>
@@ -29549,6 +30160,7 @@
           </w:tcPr>
           <w:p>
             <w:pPr>
+              <w:keepNext w:val="false"/>
               <w:spacing w:after="40" w:before="0"/>
               <w:jc w:val="left"/>
             </w:pPr>
@@ -29581,6 +30193,7 @@
           </w:tcPr>
           <w:p>
             <w:pPr>
+              <w:keepNext w:val="false"/>
               <w:spacing w:after="40" w:before="0"/>
               <w:jc w:val="left"/>
             </w:pPr>
@@ -29640,6 +30253,7 @@
           </w:tcPr>
           <w:p>
             <w:pPr>
+              <w:keepNext w:val="false"/>
               <w:spacing w:after="40" w:before="0"/>
               <w:jc w:val="center"/>
             </w:pPr>
@@ -29674,6 +30288,7 @@
           </w:tcPr>
           <w:p>
             <w:pPr>
+              <w:keepNext w:val="false"/>
               <w:spacing w:after="40" w:before="0"/>
               <w:jc w:val="left"/>
             </w:pPr>
@@ -29738,6 +30353,7 @@
           </w:tcPr>
           <w:p>
             <w:pPr>
+              <w:keepNext w:val="false"/>
               <w:spacing w:after="40" w:before="0"/>
               <w:jc w:val="center"/>
             </w:pPr>
@@ -29772,6 +30388,7 @@
           </w:tcPr>
           <w:p>
             <w:pPr>
+              <w:keepNext w:val="false"/>
               <w:spacing w:after="40" w:before="0"/>
               <w:jc w:val="left"/>
             </w:pPr>
@@ -29804,6 +30421,7 @@
           </w:tcPr>
           <w:p>
             <w:pPr>
+              <w:keepNext w:val="false"/>
               <w:spacing w:after="40" w:before="0"/>
               <w:jc w:val="left"/>
             </w:pPr>
@@ -29836,6 +30454,7 @@
           </w:tcPr>
           <w:p>
             <w:pPr>
+              <w:keepNext w:val="false"/>
               <w:spacing w:after="40" w:before="0"/>
               <w:jc w:val="left"/>
             </w:pPr>
@@ -29868,6 +30487,7 @@
           </w:tcPr>
           <w:p>
             <w:pPr>
+              <w:keepNext w:val="false"/>
               <w:spacing w:after="40" w:before="0"/>
               <w:jc w:val="left"/>
             </w:pPr>
@@ -29900,6 +30520,7 @@
           </w:tcPr>
           <w:p>
             <w:pPr>
+              <w:keepNext w:val="false"/>
               <w:spacing w:after="40" w:before="0"/>
               <w:jc w:val="left"/>
             </w:pPr>
@@ -29934,6 +30555,7 @@
           </w:tcPr>
           <w:p>
             <w:pPr>
+              <w:keepNext w:val="false"/>
               <w:spacing w:after="40" w:before="0"/>
               <w:jc w:val="left"/>
             </w:pPr>
@@ -29971,7 +30593,7 @@
             <w:pPr>
               <w:spacing w:after="20" w:before="0"/>
             </w:pPr>
-            <w:hyperlink w:history="1" r:id="rId3srsporjby3iiawvtsibz">
+            <w:hyperlink w:history="1" r:id="rIdbzwrm9cq8b9oqqoyd1inm">
               <w:r>
                 <w:rPr>
                   <w:rFonts w:ascii="Arial" w:cs="Arial" w:eastAsia="Arial" w:hAnsi="Arial"/>
@@ -30004,7 +30626,7 @@
               <w:spacing w:after="10" w:before="0"/>
               <w:ind w:left="120"/>
             </w:pPr>
-            <w:hyperlink w:history="1" r:id="rId1sfkn7q8z6autej-q83kj">
+            <w:hyperlink w:history="1" r:id="rIdppwcxczn8lufnkhqvgnkl">
               <w:r>
                 <w:rPr>
                   <w:rFonts w:ascii="Arial" w:cs="Arial" w:eastAsia="Arial" w:hAnsi="Arial"/>
@@ -30049,7 +30671,7 @@
             <w:pPr>
               <w:spacing w:after="20" w:before="0"/>
             </w:pPr>
-            <w:hyperlink w:history="1" r:id="rIdrusxd9djt2k6kykbpcjzn">
+            <w:hyperlink w:history="1" r:id="rIdp4awqlav7kjchckbpfytk">
               <w:r>
                 <w:rPr>
                   <w:rFonts w:ascii="Arial" w:cs="Arial" w:eastAsia="Arial" w:hAnsi="Arial"/>
@@ -30082,7 +30704,7 @@
               <w:spacing w:after="10" w:before="0"/>
               <w:ind w:left="120"/>
             </w:pPr>
-            <w:hyperlink w:history="1" r:id="rIdi1dgeakgfh26drvug7jwg">
+            <w:hyperlink w:history="1" r:id="rIdslvyoxf91agmtuinj8jtf">
               <w:r>
                 <w:rPr>
                   <w:rFonts w:ascii="Arial" w:cs="Arial" w:eastAsia="Arial" w:hAnsi="Arial"/>
@@ -30110,6 +30732,7 @@
           </w:tcPr>
           <w:p>
             <w:pPr>
+              <w:keepNext w:val="false"/>
               <w:spacing w:after="40" w:before="0"/>
               <w:jc w:val="left"/>
             </w:pPr>
@@ -30142,6 +30765,7 @@
           </w:tcPr>
           <w:p>
             <w:pPr>
+              <w:keepNext w:val="false"/>
               <w:spacing w:after="40" w:before="0"/>
               <w:jc w:val="left"/>
             </w:pPr>
@@ -30174,6 +30798,7 @@
           </w:tcPr>
           <w:p>
             <w:pPr>
+              <w:keepNext w:val="false"/>
               <w:spacing w:after="40" w:before="0"/>
               <w:jc w:val="left"/>
             </w:pPr>
@@ -30206,6 +30831,7 @@
           </w:tcPr>
           <w:p>
             <w:pPr>
+              <w:keepNext w:val="false"/>
               <w:spacing w:after="40" w:before="0"/>
               <w:jc w:val="left"/>
             </w:pPr>
@@ -30240,6 +30866,7 @@
           </w:tcPr>
           <w:p>
             <w:pPr>
+              <w:keepNext w:val="false"/>
               <w:spacing w:after="40" w:before="0"/>
               <w:jc w:val="left"/>
             </w:pPr>
@@ -30277,7 +30904,7 @@
             <w:pPr>
               <w:spacing w:after="20" w:before="0"/>
             </w:pPr>
-            <w:hyperlink w:history="1" r:id="rIdxdgjj3gdxayotuxdepapc">
+            <w:hyperlink w:history="1" r:id="rIdn0z5z9gek4p14ob2e7zqj">
               <w:r>
                 <w:rPr>
                   <w:rFonts w:ascii="Arial" w:cs="Arial" w:eastAsia="Arial" w:hAnsi="Arial"/>
@@ -30310,7 +30937,7 @@
               <w:spacing w:after="10" w:before="0"/>
               <w:ind w:left="120"/>
             </w:pPr>
-            <w:hyperlink w:history="1" r:id="rIdbslzqhkf5x9xhsxpjxtkd">
+            <w:hyperlink w:history="1" r:id="rId_df5qw7sdjefaqebyzyn3">
               <w:r>
                 <w:rPr>
                   <w:rFonts w:ascii="Arial" w:cs="Arial" w:eastAsia="Arial" w:hAnsi="Arial"/>
@@ -30355,7 +30982,7 @@
             <w:pPr>
               <w:spacing w:after="20" w:before="0"/>
             </w:pPr>
-            <w:hyperlink w:history="1" r:id="rId6sldtexgnubqvl17jfnf8">
+            <w:hyperlink w:history="1" r:id="rId8x9vyzgo-he4ir34ubu6t">
               <w:r>
                 <w:rPr>
                   <w:rFonts w:ascii="Arial" w:cs="Arial" w:eastAsia="Arial" w:hAnsi="Arial"/>
@@ -30388,7 +31015,7 @@
               <w:spacing w:after="10" w:before="0"/>
               <w:ind w:left="120"/>
             </w:pPr>
-            <w:hyperlink w:history="1" r:id="rIdoxf_llj9zf2dz0cxkxjkp">
+            <w:hyperlink w:history="1" r:id="rId0jzjq80wm29grhyfjm370">
               <w:r>
                 <w:rPr>
                   <w:rFonts w:ascii="Arial" w:cs="Arial" w:eastAsia="Arial" w:hAnsi="Arial"/>
@@ -30416,6 +31043,7 @@
           </w:tcPr>
           <w:p>
             <w:pPr>
+              <w:keepNext w:val="false"/>
               <w:spacing w:after="40" w:before="0"/>
               <w:jc w:val="left"/>
             </w:pPr>
@@ -30448,6 +31076,7 @@
           </w:tcPr>
           <w:p>
             <w:pPr>
+              <w:keepNext w:val="false"/>
               <w:spacing w:after="40" w:before="0"/>
               <w:jc w:val="left"/>
             </w:pPr>
@@ -30480,6 +31109,7 @@
           </w:tcPr>
           <w:p>
             <w:pPr>
+              <w:keepNext w:val="false"/>
               <w:spacing w:after="40" w:before="0"/>
               <w:jc w:val="left"/>
             </w:pPr>
@@ -30512,6 +31142,7 @@
           </w:tcPr>
           <w:p>
             <w:pPr>
+              <w:keepNext w:val="false"/>
               <w:spacing w:after="40" w:before="0"/>
               <w:jc w:val="left"/>
             </w:pPr>
@@ -30546,6 +31177,7 @@
           </w:tcPr>
           <w:p>
             <w:pPr>
+              <w:keepNext w:val="false"/>
               <w:spacing w:after="40" w:before="0"/>
               <w:jc w:val="left"/>
             </w:pPr>
@@ -30583,7 +31215,7 @@
             <w:pPr>
               <w:spacing w:after="20" w:before="0"/>
             </w:pPr>
-            <w:hyperlink w:history="1" r:id="rId8xyxy3r1r9rfmjxigpg1l">
+            <w:hyperlink w:history="1" r:id="rIdhbqiov4dl6sdy_n4qgoct">
               <w:r>
                 <w:rPr>
                   <w:rFonts w:ascii="Arial" w:cs="Arial" w:eastAsia="Arial" w:hAnsi="Arial"/>
@@ -30616,7 +31248,7 @@
               <w:spacing w:after="10" w:before="0"/>
               <w:ind w:left="120"/>
             </w:pPr>
-            <w:hyperlink w:history="1" r:id="rId6lkyrj4ienmciv74yw-4p">
+            <w:hyperlink w:history="1" r:id="rIdlnizcw8sbvpcyhy4ldavc">
               <w:r>
                 <w:rPr>
                   <w:rFonts w:ascii="Arial" w:cs="Arial" w:eastAsia="Arial" w:hAnsi="Arial"/>
@@ -30661,7 +31293,7 @@
             <w:pPr>
               <w:spacing w:after="20" w:before="0"/>
             </w:pPr>
-            <w:hyperlink w:history="1" r:id="rIdkznyoh77htzts1cyibfhd">
+            <w:hyperlink w:history="1" r:id="rIdtsihxfts4g0cp9y9vt4dl">
               <w:r>
                 <w:rPr>
                   <w:rFonts w:ascii="Arial" w:cs="Arial" w:eastAsia="Arial" w:hAnsi="Arial"/>
@@ -30694,7 +31326,7 @@
               <w:spacing w:after="10" w:before="0"/>
               <w:ind w:left="120"/>
             </w:pPr>
-            <w:hyperlink w:history="1" r:id="rIdthfkvvcby7jvzy2galtd6">
+            <w:hyperlink w:history="1" r:id="rIdfdt7hpoz-xgz4ish4a6tl">
               <w:r>
                 <w:rPr>
                   <w:rFonts w:ascii="Arial" w:cs="Arial" w:eastAsia="Arial" w:hAnsi="Arial"/>
@@ -30722,6 +31354,7 @@
           </w:tcPr>
           <w:p>
             <w:pPr>
+              <w:keepNext w:val="false"/>
               <w:spacing w:after="40" w:before="0"/>
               <w:jc w:val="left"/>
             </w:pPr>
@@ -30754,6 +31387,7 @@
           </w:tcPr>
           <w:p>
             <w:pPr>
+              <w:keepNext w:val="false"/>
               <w:spacing w:after="40" w:before="0"/>
               <w:jc w:val="left"/>
             </w:pPr>
@@ -30786,6 +31420,7 @@
           </w:tcPr>
           <w:p>
             <w:pPr>
+              <w:keepNext w:val="false"/>
               <w:spacing w:after="40" w:before="0"/>
               <w:jc w:val="left"/>
             </w:pPr>
@@ -30818,6 +31453,7 @@
           </w:tcPr>
           <w:p>
             <w:pPr>
+              <w:keepNext w:val="false"/>
               <w:spacing w:after="40" w:before="0"/>
               <w:jc w:val="left"/>
             </w:pPr>
@@ -30852,6 +31488,7 @@
           </w:tcPr>
           <w:p>
             <w:pPr>
+              <w:keepNext w:val="false"/>
               <w:spacing w:after="40" w:before="0"/>
               <w:jc w:val="left"/>
             </w:pPr>
@@ -30889,7 +31526,7 @@
             <w:pPr>
               <w:spacing w:after="20" w:before="0"/>
             </w:pPr>
-            <w:hyperlink w:history="1" r:id="rIdbu066r1-wybfoopp4azug">
+            <w:hyperlink w:history="1" r:id="rId0qmd1zwuwkkyummadqao4">
               <w:r>
                 <w:rPr>
                   <w:rFonts w:ascii="Arial" w:cs="Arial" w:eastAsia="Arial" w:hAnsi="Arial"/>
@@ -30922,7 +31559,7 @@
               <w:spacing w:after="10" w:before="0"/>
               <w:ind w:left="120"/>
             </w:pPr>
-            <w:hyperlink w:history="1" r:id="rIdedhdkcs7t7emgi_w2xdwc">
+            <w:hyperlink w:history="1" r:id="rIdvqqgavjz1oprqubjei3fg">
               <w:r>
                 <w:rPr>
                   <w:rFonts w:ascii="Arial" w:cs="Arial" w:eastAsia="Arial" w:hAnsi="Arial"/>
@@ -30967,7 +31604,7 @@
             <w:pPr>
               <w:spacing w:after="20" w:before="0"/>
             </w:pPr>
-            <w:hyperlink w:history="1" r:id="rIdmf71fw4kcwtydxq0muof1">
+            <w:hyperlink w:history="1" r:id="rIduzdhzryrmndun4j6lw-ti">
               <w:r>
                 <w:rPr>
                   <w:rFonts w:ascii="Arial" w:cs="Arial" w:eastAsia="Arial" w:hAnsi="Arial"/>
@@ -31000,7 +31637,7 @@
               <w:spacing w:after="10" w:before="0"/>
               <w:ind w:left="120"/>
             </w:pPr>
-            <w:hyperlink w:history="1" r:id="rIdxkin4itiwcnm4fhsoieac">
+            <w:hyperlink w:history="1" r:id="rIdoaamfll8lqqdb5y6gcazj">
               <w:r>
                 <w:rPr>
                   <w:rFonts w:ascii="Arial" w:cs="Arial" w:eastAsia="Arial" w:hAnsi="Arial"/>
@@ -31028,6 +31665,7 @@
           </w:tcPr>
           <w:p>
             <w:pPr>
+              <w:keepNext w:val="false"/>
               <w:spacing w:after="40" w:before="0"/>
               <w:jc w:val="left"/>
             </w:pPr>
@@ -31060,6 +31698,7 @@
           </w:tcPr>
           <w:p>
             <w:pPr>
+              <w:keepNext w:val="false"/>
               <w:spacing w:after="40" w:before="0"/>
               <w:jc w:val="left"/>
             </w:pPr>
@@ -31092,6 +31731,7 @@
           </w:tcPr>
           <w:p>
             <w:pPr>
+              <w:keepNext w:val="false"/>
               <w:spacing w:after="40" w:before="0"/>
               <w:jc w:val="left"/>
             </w:pPr>
@@ -31124,6 +31764,7 @@
           </w:tcPr>
           <w:p>
             <w:pPr>
+              <w:keepNext w:val="false"/>
               <w:spacing w:after="40" w:before="0"/>
               <w:jc w:val="left"/>
             </w:pPr>
@@ -31158,6 +31799,7 @@
           </w:tcPr>
           <w:p>
             <w:pPr>
+              <w:keepNext w:val="false"/>
               <w:spacing w:after="40" w:before="0"/>
               <w:jc w:val="left"/>
             </w:pPr>
@@ -31195,7 +31837,7 @@
             <w:pPr>
               <w:spacing w:after="20" w:before="0"/>
             </w:pPr>
-            <w:hyperlink w:history="1" r:id="rIdqipmxvtq0kgdvcvyp3l4v">
+            <w:hyperlink w:history="1" r:id="rIddy0omcuwo0wwdyzhhcj9e">
               <w:r>
                 <w:rPr>
                   <w:rFonts w:ascii="Arial" w:cs="Arial" w:eastAsia="Arial" w:hAnsi="Arial"/>
@@ -31244,7 +31886,7 @@
               <w:spacing w:after="10" w:before="0"/>
               <w:ind w:left="120"/>
             </w:pPr>
-            <w:hyperlink w:history="1" r:id="rId1hcqkd4v6l25egzvsyljz">
+            <w:hyperlink w:history="1" r:id="rIdb1vxoj__qk2jacajptdxi">
               <w:r>
                 <w:rPr>
                   <w:rFonts w:ascii="Arial" w:cs="Arial" w:eastAsia="Arial" w:hAnsi="Arial"/>
@@ -31289,7 +31931,7 @@
             <w:pPr>
               <w:spacing w:after="20" w:before="0"/>
             </w:pPr>
-            <w:hyperlink w:history="1" r:id="rId5bgehxrmjiqfrnia7mhv_">
+            <w:hyperlink w:history="1" r:id="rId5cajcpoiyyrteqhr0aoqy">
               <w:r>
                 <w:rPr>
                   <w:rFonts w:ascii="Arial" w:cs="Arial" w:eastAsia="Arial" w:hAnsi="Arial"/>
@@ -31338,7 +31980,7 @@
               <w:spacing w:after="10" w:before="0"/>
               <w:ind w:left="120"/>
             </w:pPr>
-            <w:hyperlink w:history="1" r:id="rIdavkzmixrgztbbh5q8voir">
+            <w:hyperlink w:history="1" r:id="rIdye81gcq2k9zu80kr4itc8">
               <w:r>
                 <w:rPr>
                   <w:rFonts w:ascii="Arial" w:cs="Arial" w:eastAsia="Arial" w:hAnsi="Arial"/>
@@ -31366,6 +32008,7 @@
           </w:tcPr>
           <w:p>
             <w:pPr>
+              <w:keepNext w:val="false"/>
               <w:spacing w:after="40" w:before="0"/>
               <w:jc w:val="left"/>
             </w:pPr>
@@ -31398,6 +32041,7 @@
           </w:tcPr>
           <w:p>
             <w:pPr>
+              <w:keepNext w:val="false"/>
               <w:spacing w:after="40" w:before="0"/>
               <w:jc w:val="left"/>
             </w:pPr>
@@ -31430,6 +32074,7 @@
           </w:tcPr>
           <w:p>
             <w:pPr>
+              <w:keepNext w:val="false"/>
               <w:spacing w:after="40" w:before="0"/>
               <w:jc w:val="left"/>
             </w:pPr>
@@ -31462,6 +32107,7 @@
           </w:tcPr>
           <w:p>
             <w:pPr>
+              <w:keepNext w:val="false"/>
               <w:spacing w:after="40" w:before="0"/>
               <w:jc w:val="left"/>
             </w:pPr>
@@ -31521,6 +32167,7 @@
           </w:tcPr>
           <w:p>
             <w:pPr>
+              <w:keepNext w:val="false"/>
               <w:spacing w:after="40" w:before="0"/>
               <w:jc w:val="center"/>
             </w:pPr>
@@ -31555,6 +32202,7 @@
           </w:tcPr>
           <w:p>
             <w:pPr>
+              <w:keepNext w:val="false"/>
               <w:spacing w:after="40" w:before="0"/>
               <w:jc w:val="left"/>
             </w:pPr>
@@ -31616,6 +32264,7 @@
           </w:tcPr>
           <w:p>
             <w:pPr>
+              <w:keepNext w:val="false"/>
               <w:spacing w:after="40" w:before="0"/>
               <w:jc w:val="center"/>
             </w:pPr>
@@ -31650,6 +32299,7 @@
           </w:tcPr>
           <w:p>
             <w:pPr>
+              <w:keepNext w:val="false"/>
               <w:spacing w:after="40" w:before="0"/>
               <w:jc w:val="left"/>
             </w:pPr>
@@ -31682,6 +32332,7 @@
           </w:tcPr>
           <w:p>
             <w:pPr>
+              <w:keepNext w:val="false"/>
               <w:spacing w:after="40" w:before="0"/>
               <w:jc w:val="left"/>
             </w:pPr>
@@ -31716,6 +32367,7 @@
           </w:tcPr>
           <w:p>
             <w:pPr>
+              <w:keepNext w:val="false"/>
               <w:spacing w:after="40" w:before="0"/>
               <w:jc w:val="left"/>
             </w:pPr>
@@ -31748,6 +32400,7 @@
           </w:tcPr>
           <w:p>
             <w:pPr>
+              <w:keepNext w:val="false"/>
               <w:spacing w:after="40" w:before="0"/>
               <w:jc w:val="left"/>
             </w:pPr>
@@ -31782,6 +32435,7 @@
           </w:tcPr>
           <w:p>
             <w:pPr>
+              <w:keepNext w:val="false"/>
               <w:spacing w:after="40" w:before="0"/>
               <w:jc w:val="left"/>
             </w:pPr>
@@ -31814,6 +32468,7 @@
           </w:tcPr>
           <w:p>
             <w:pPr>
+              <w:keepNext w:val="false"/>
               <w:spacing w:after="40" w:before="0"/>
               <w:jc w:val="left"/>
             </w:pPr>
@@ -31850,7 +32505,7 @@
         </w:rPr>
         <w:t xml:space="preserve">© 2026 SeaVuria and ARES. Aligned with KICD objectives. Developed by SeaVuria; technical implementation by ARES (with AI assistance from Claude). Licensed under </w:t>
       </w:r>
-      <w:hyperlink w:history="1" r:id="rId_3mcl1bjsgajdf3mwoadd">
+      <w:hyperlink w:history="1" r:id="rIdvyjdojashyno2ph7v15xd">
         <w:r>
           <w:rPr>
             <w:rFonts w:ascii="Arial" w:cs="Arial" w:eastAsia="Arial" w:hAnsi="Arial"/>
@@ -31871,7 +32526,7 @@
         </w:rPr>
         <w:t xml:space="preserve"> (</w:t>
       </w:r>
-      <w:hyperlink w:history="1" r:id="rIdpq-wimprehas1oqtcekas">
+      <w:hyperlink w:history="1" r:id="rIdsgyc4zzrc9_jyu6bpljof">
         <w:r>
           <w:rPr>
             <w:rFonts w:ascii="Arial" w:cs="Arial" w:eastAsia="Arial" w:hAnsi="Arial"/>
@@ -31931,6 +32586,7 @@
           </w:tcPr>
           <w:p>
             <w:pPr>
+              <w:keepNext w:val="false"/>
               <w:spacing w:after="40" w:before="0"/>
               <w:jc w:val="center"/>
             </w:pPr>
@@ -31966,6 +32622,7 @@
           </w:tcPr>
           <w:p>
             <w:pPr>
+              <w:keepNext w:val="false"/>
               <w:spacing w:after="40" w:before="0"/>
               <w:jc w:val="center"/>
             </w:pPr>
@@ -32000,6 +32657,7 @@
           </w:tcPr>
           <w:p>
             <w:pPr>
+              <w:keepNext w:val="false"/>
               <w:spacing w:after="40" w:before="0"/>
               <w:jc w:val="left"/>
             </w:pPr>
@@ -32032,6 +32690,7 @@
           </w:tcPr>
           <w:p>
             <w:pPr>
+              <w:keepNext w:val="false"/>
               <w:spacing w:after="40" w:before="0"/>
               <w:jc w:val="left"/>
             </w:pPr>
@@ -32066,6 +32725,7 @@
           </w:tcPr>
           <w:p>
             <w:pPr>
+              <w:keepNext w:val="false"/>
               <w:spacing w:after="40" w:before="0"/>
               <w:jc w:val="left"/>
             </w:pPr>
@@ -32098,6 +32758,7 @@
           </w:tcPr>
           <w:p>
             <w:pPr>
+              <w:keepNext w:val="false"/>
               <w:spacing w:after="40" w:before="0"/>
               <w:jc w:val="left"/>
             </w:pPr>
@@ -32132,6 +32793,7 @@
           </w:tcPr>
           <w:p>
             <w:pPr>
+              <w:keepNext w:val="false"/>
               <w:spacing w:after="40" w:before="0"/>
               <w:jc w:val="left"/>
             </w:pPr>
@@ -32164,6 +32826,7 @@
           </w:tcPr>
           <w:p>
             <w:pPr>
+              <w:keepNext w:val="false"/>
               <w:spacing w:after="40" w:before="0"/>
               <w:jc w:val="left"/>
             </w:pPr>
@@ -32198,6 +32861,7 @@
           </w:tcPr>
           <w:p>
             <w:pPr>
+              <w:keepNext w:val="false"/>
               <w:spacing w:after="40" w:before="0"/>
               <w:jc w:val="left"/>
             </w:pPr>
@@ -32230,6 +32894,7 @@
           </w:tcPr>
           <w:p>
             <w:pPr>
+              <w:keepNext w:val="false"/>
               <w:spacing w:after="40" w:before="0"/>
               <w:jc w:val="left"/>
             </w:pPr>
@@ -32264,6 +32929,7 @@
           </w:tcPr>
           <w:p>
             <w:pPr>
+              <w:keepNext w:val="false"/>
               <w:spacing w:after="40" w:before="0"/>
               <w:jc w:val="left"/>
             </w:pPr>
@@ -32296,6 +32962,7 @@
           </w:tcPr>
           <w:p>
             <w:pPr>
+              <w:keepNext w:val="false"/>
               <w:spacing w:after="40" w:before="0"/>
               <w:jc w:val="left"/>
             </w:pPr>
@@ -32330,6 +32997,7 @@
           </w:tcPr>
           <w:p>
             <w:pPr>
+              <w:keepNext w:val="false"/>
               <w:spacing w:after="40" w:before="0"/>
               <w:jc w:val="left"/>
             </w:pPr>
@@ -32362,6 +33030,7 @@
           </w:tcPr>
           <w:p>
             <w:pPr>
+              <w:keepNext w:val="false"/>
               <w:spacing w:after="40" w:before="0"/>
               <w:jc w:val="left"/>
             </w:pPr>
@@ -32396,6 +33065,7 @@
           </w:tcPr>
           <w:p>
             <w:pPr>
+              <w:keepNext w:val="false"/>
               <w:spacing w:after="40" w:before="0"/>
               <w:jc w:val="left"/>
             </w:pPr>
@@ -32428,6 +33098,7 @@
           </w:tcPr>
           <w:p>
             <w:pPr>
+              <w:keepNext w:val="false"/>
               <w:spacing w:after="40" w:before="0"/>
               <w:jc w:val="left"/>
             </w:pPr>
@@ -32462,6 +33133,7 @@
           </w:tcPr>
           <w:p>
             <w:pPr>
+              <w:keepNext w:val="false"/>
               <w:spacing w:after="40" w:before="0"/>
               <w:jc w:val="left"/>
             </w:pPr>
@@ -32494,6 +33166,7 @@
           </w:tcPr>
           <w:p>
             <w:pPr>
+              <w:keepNext w:val="false"/>
               <w:spacing w:after="40" w:before="0"/>
               <w:jc w:val="left"/>
             </w:pPr>
@@ -32553,6 +33226,7 @@
           </w:tcPr>
           <w:p>
             <w:pPr>
+              <w:keepNext w:val="false"/>
               <w:spacing w:after="40" w:before="0"/>
               <w:jc w:val="center"/>
             </w:pPr>
@@ -32587,6 +33261,7 @@
           </w:tcPr>
           <w:p>
             <w:pPr>
+              <w:keepNext w:val="false"/>
               <w:spacing w:after="40" w:before="0"/>
               <w:jc w:val="left"/>
             </w:pPr>
@@ -32651,6 +33326,7 @@
           </w:tcPr>
           <w:p>
             <w:pPr>
+              <w:keepNext w:val="false"/>
               <w:spacing w:after="40" w:before="0"/>
               <w:jc w:val="center"/>
             </w:pPr>
@@ -32685,6 +33361,7 @@
           </w:tcPr>
           <w:p>
             <w:pPr>
+              <w:keepNext w:val="false"/>
               <w:spacing w:after="40" w:before="0"/>
               <w:jc w:val="left"/>
             </w:pPr>
@@ -32717,6 +33394,7 @@
           </w:tcPr>
           <w:p>
             <w:pPr>
+              <w:keepNext w:val="false"/>
               <w:spacing w:after="40" w:before="0"/>
               <w:jc w:val="left"/>
             </w:pPr>
@@ -32749,6 +33427,7 @@
           </w:tcPr>
           <w:p>
             <w:pPr>
+              <w:keepNext w:val="false"/>
               <w:spacing w:after="40" w:before="0"/>
               <w:jc w:val="left"/>
             </w:pPr>
@@ -32781,6 +33460,7 @@
           </w:tcPr>
           <w:p>
             <w:pPr>
+              <w:keepNext w:val="false"/>
               <w:spacing w:after="40" w:before="0"/>
               <w:jc w:val="left"/>
             </w:pPr>
@@ -32813,6 +33493,7 @@
           </w:tcPr>
           <w:p>
             <w:pPr>
+              <w:keepNext w:val="false"/>
               <w:spacing w:after="40" w:before="0"/>
               <w:jc w:val="left"/>
             </w:pPr>
@@ -32847,6 +33528,7 @@
           </w:tcPr>
           <w:p>
             <w:pPr>
+              <w:keepNext w:val="false"/>
               <w:spacing w:after="40" w:before="0"/>
               <w:jc w:val="left"/>
             </w:pPr>
@@ -32884,7 +33566,7 @@
             <w:pPr>
               <w:spacing w:after="20" w:before="0"/>
             </w:pPr>
-            <w:hyperlink w:history="1" r:id="rIdgj4nuep_pe1khdhyxmxuk">
+            <w:hyperlink w:history="1" r:id="rIdytjnfdlctkbq9rgslztz8">
               <w:r>
                 <w:rPr>
                   <w:rFonts w:ascii="Arial" w:cs="Arial" w:eastAsia="Arial" w:hAnsi="Arial"/>
@@ -32917,7 +33599,7 @@
               <w:spacing w:after="10" w:before="0"/>
               <w:ind w:left="120"/>
             </w:pPr>
-            <w:hyperlink w:history="1" r:id="rIdcbs2ehe-ngdohxxztsooy">
+            <w:hyperlink w:history="1" r:id="rIdvqfe0zdar8yufqtpmytu3">
               <w:r>
                 <w:rPr>
                   <w:rFonts w:ascii="Arial" w:cs="Arial" w:eastAsia="Arial" w:hAnsi="Arial"/>
@@ -32962,7 +33644,7 @@
             <w:pPr>
               <w:spacing w:after="20" w:before="0"/>
             </w:pPr>
-            <w:hyperlink w:history="1" r:id="rId_uhnif3v9hwhxjpz3xt23">
+            <w:hyperlink w:history="1" r:id="rIdieybgjr1gf7aecqy-wsez">
               <w:r>
                 <w:rPr>
                   <w:rFonts w:ascii="Arial" w:cs="Arial" w:eastAsia="Arial" w:hAnsi="Arial"/>
@@ -32995,7 +33677,7 @@
               <w:spacing w:after="10" w:before="0"/>
               <w:ind w:left="120"/>
             </w:pPr>
-            <w:hyperlink w:history="1" r:id="rIdr7p8mporczhy-p-pj1xa5">
+            <w:hyperlink w:history="1" r:id="rIdodexydvnyqbt8xv26d3fx">
               <w:r>
                 <w:rPr>
                   <w:rFonts w:ascii="Arial" w:cs="Arial" w:eastAsia="Arial" w:hAnsi="Arial"/>
@@ -33023,6 +33705,7 @@
           </w:tcPr>
           <w:p>
             <w:pPr>
+              <w:keepNext w:val="false"/>
               <w:spacing w:after="40" w:before="0"/>
               <w:jc w:val="left"/>
             </w:pPr>
@@ -33055,6 +33738,7 @@
           </w:tcPr>
           <w:p>
             <w:pPr>
+              <w:keepNext w:val="false"/>
               <w:spacing w:after="40" w:before="0"/>
               <w:jc w:val="left"/>
             </w:pPr>
@@ -33087,6 +33771,7 @@
           </w:tcPr>
           <w:p>
             <w:pPr>
+              <w:keepNext w:val="false"/>
               <w:spacing w:after="40" w:before="0"/>
               <w:jc w:val="left"/>
             </w:pPr>
@@ -33119,6 +33804,7 @@
           </w:tcPr>
           <w:p>
             <w:pPr>
+              <w:keepNext w:val="false"/>
               <w:spacing w:after="40" w:before="0"/>
               <w:jc w:val="left"/>
             </w:pPr>
@@ -33153,6 +33839,7 @@
           </w:tcPr>
           <w:p>
             <w:pPr>
+              <w:keepNext w:val="false"/>
               <w:spacing w:after="40" w:before="0"/>
               <w:jc w:val="left"/>
             </w:pPr>
@@ -33190,7 +33877,7 @@
             <w:pPr>
               <w:spacing w:after="20" w:before="0"/>
             </w:pPr>
-            <w:hyperlink w:history="1" r:id="rId4bcdbykkbofa0tncuwuyj">
+            <w:hyperlink w:history="1" r:id="rIdghjp_xdo7kr_5bqovdr4v">
               <w:r>
                 <w:rPr>
                   <w:rFonts w:ascii="Arial" w:cs="Arial" w:eastAsia="Arial" w:hAnsi="Arial"/>
@@ -33223,7 +33910,7 @@
               <w:spacing w:after="10" w:before="0"/>
               <w:ind w:left="120"/>
             </w:pPr>
-            <w:hyperlink w:history="1" r:id="rIdv1ynqslmnf3eq6lathxl7">
+            <w:hyperlink w:history="1" r:id="rIdvsyzqy7hq6zjhsuzgputm">
               <w:r>
                 <w:rPr>
                   <w:rFonts w:ascii="Arial" w:cs="Arial" w:eastAsia="Arial" w:hAnsi="Arial"/>
@@ -33268,7 +33955,7 @@
             <w:pPr>
               <w:spacing w:after="20" w:before="0"/>
             </w:pPr>
-            <w:hyperlink w:history="1" r:id="rIdut5od5ege8pu0vcuxhe28">
+            <w:hyperlink w:history="1" r:id="rIdcraju5nml9gluj9hokjcj">
               <w:r>
                 <w:rPr>
                   <w:rFonts w:ascii="Arial" w:cs="Arial" w:eastAsia="Arial" w:hAnsi="Arial"/>
@@ -33301,7 +33988,7 @@
               <w:spacing w:after="10" w:before="0"/>
               <w:ind w:left="120"/>
             </w:pPr>
-            <w:hyperlink w:history="1" r:id="rIdkyzyhnamk2htmf3spryi0">
+            <w:hyperlink w:history="1" r:id="rIds2iaxnzajm8iiytc05zr0">
               <w:r>
                 <w:rPr>
                   <w:rFonts w:ascii="Arial" w:cs="Arial" w:eastAsia="Arial" w:hAnsi="Arial"/>
@@ -33329,6 +34016,7 @@
           </w:tcPr>
           <w:p>
             <w:pPr>
+              <w:keepNext w:val="false"/>
               <w:spacing w:after="40" w:before="0"/>
               <w:jc w:val="left"/>
             </w:pPr>
@@ -33361,6 +34049,7 @@
           </w:tcPr>
           <w:p>
             <w:pPr>
+              <w:keepNext w:val="false"/>
               <w:spacing w:after="40" w:before="0"/>
               <w:jc w:val="left"/>
             </w:pPr>
@@ -33393,6 +34082,7 @@
           </w:tcPr>
           <w:p>
             <w:pPr>
+              <w:keepNext w:val="false"/>
               <w:spacing w:after="40" w:before="0"/>
               <w:jc w:val="left"/>
             </w:pPr>
@@ -33425,6 +34115,7 @@
           </w:tcPr>
           <w:p>
             <w:pPr>
+              <w:keepNext w:val="false"/>
               <w:spacing w:after="40" w:before="0"/>
               <w:jc w:val="left"/>
             </w:pPr>
@@ -33459,6 +34150,7 @@
           </w:tcPr>
           <w:p>
             <w:pPr>
+              <w:keepNext w:val="false"/>
               <w:spacing w:after="40" w:before="0"/>
               <w:jc w:val="left"/>
             </w:pPr>
@@ -33496,7 +34188,7 @@
             <w:pPr>
               <w:spacing w:after="20" w:before="0"/>
             </w:pPr>
-            <w:hyperlink w:history="1" r:id="rIdha_u_fr8mwl62beqxbxgi">
+            <w:hyperlink w:history="1" r:id="rIdodt-xhnpv4ak78ghsgaxa">
               <w:r>
                 <w:rPr>
                   <w:rFonts w:ascii="Arial" w:cs="Arial" w:eastAsia="Arial" w:hAnsi="Arial"/>
@@ -33529,7 +34221,7 @@
               <w:spacing w:after="10" w:before="0"/>
               <w:ind w:left="120"/>
             </w:pPr>
-            <w:hyperlink w:history="1" r:id="rIdvbd-mkrvtfhjqujtdv9-v">
+            <w:hyperlink w:history="1" r:id="rIdyssutws79ixa5jdm4cuo7">
               <w:r>
                 <w:rPr>
                   <w:rFonts w:ascii="Arial" w:cs="Arial" w:eastAsia="Arial" w:hAnsi="Arial"/>
@@ -33574,7 +34266,7 @@
             <w:pPr>
               <w:spacing w:after="20" w:before="0"/>
             </w:pPr>
-            <w:hyperlink w:history="1" r:id="rIdjjzqibe2hmipkrbmucc5z">
+            <w:hyperlink w:history="1" r:id="rIdv4yyjwsoko-4sushde7pp">
               <w:r>
                 <w:rPr>
                   <w:rFonts w:ascii="Arial" w:cs="Arial" w:eastAsia="Arial" w:hAnsi="Arial"/>
@@ -33607,7 +34299,7 @@
               <w:spacing w:after="10" w:before="0"/>
               <w:ind w:left="120"/>
             </w:pPr>
-            <w:hyperlink w:history="1" r:id="rIdc8mx9tm42wrpafrclr-m1">
+            <w:hyperlink w:history="1" r:id="rIdeky8wdfmwflnb1m4lbrsi">
               <w:r>
                 <w:rPr>
                   <w:rFonts w:ascii="Arial" w:cs="Arial" w:eastAsia="Arial" w:hAnsi="Arial"/>
@@ -33635,6 +34327,7 @@
           </w:tcPr>
           <w:p>
             <w:pPr>
+              <w:keepNext w:val="false"/>
               <w:spacing w:after="40" w:before="0"/>
               <w:jc w:val="left"/>
             </w:pPr>
@@ -33667,6 +34360,7 @@
           </w:tcPr>
           <w:p>
             <w:pPr>
+              <w:keepNext w:val="false"/>
               <w:spacing w:after="40" w:before="0"/>
               <w:jc w:val="left"/>
             </w:pPr>
@@ -33699,6 +34393,7 @@
           </w:tcPr>
           <w:p>
             <w:pPr>
+              <w:keepNext w:val="false"/>
               <w:spacing w:after="40" w:before="0"/>
               <w:jc w:val="left"/>
             </w:pPr>
@@ -33731,6 +34426,7 @@
           </w:tcPr>
           <w:p>
             <w:pPr>
+              <w:keepNext w:val="false"/>
               <w:spacing w:after="40" w:before="0"/>
               <w:jc w:val="left"/>
             </w:pPr>
@@ -33765,6 +34461,7 @@
           </w:tcPr>
           <w:p>
             <w:pPr>
+              <w:keepNext w:val="false"/>
               <w:spacing w:after="40" w:before="0"/>
               <w:jc w:val="left"/>
             </w:pPr>
@@ -33802,7 +34499,7 @@
             <w:pPr>
               <w:spacing w:after="20" w:before="0"/>
             </w:pPr>
-            <w:hyperlink w:history="1" r:id="rIdyxdu_qghpr9d5tcqtivhg">
+            <w:hyperlink w:history="1" r:id="rIdxf62nvxdi6k_yr3kq11oe">
               <w:r>
                 <w:rPr>
                   <w:rFonts w:ascii="Arial" w:cs="Arial" w:eastAsia="Arial" w:hAnsi="Arial"/>
@@ -33835,7 +34532,7 @@
               <w:spacing w:after="10" w:before="0"/>
               <w:ind w:left="120"/>
             </w:pPr>
-            <w:hyperlink w:history="1" r:id="rIdmtcue4_bynk30hl7gnv9e">
+            <w:hyperlink w:history="1" r:id="rIdwtkoh-i5ix9qndzjhivkl">
               <w:r>
                 <w:rPr>
                   <w:rFonts w:ascii="Arial" w:cs="Arial" w:eastAsia="Arial" w:hAnsi="Arial"/>
@@ -33880,7 +34577,7 @@
             <w:pPr>
               <w:spacing w:after="20" w:before="0"/>
             </w:pPr>
-            <w:hyperlink w:history="1" r:id="rIdegbqqoch0ymxykjqihc5f">
+            <w:hyperlink w:history="1" r:id="rIdmzypkkknpb3klsg0g7sr6">
               <w:r>
                 <w:rPr>
                   <w:rFonts w:ascii="Arial" w:cs="Arial" w:eastAsia="Arial" w:hAnsi="Arial"/>
@@ -33913,7 +34610,7 @@
               <w:spacing w:after="10" w:before="0"/>
               <w:ind w:left="120"/>
             </w:pPr>
-            <w:hyperlink w:history="1" r:id="rIdfbc8c_asn7mzebzkxnolo">
+            <w:hyperlink w:history="1" r:id="rIds3er-31gmgprfcqjosxfg">
               <w:r>
                 <w:rPr>
                   <w:rFonts w:ascii="Arial" w:cs="Arial" w:eastAsia="Arial" w:hAnsi="Arial"/>
@@ -33941,6 +34638,7 @@
           </w:tcPr>
           <w:p>
             <w:pPr>
+              <w:keepNext w:val="false"/>
               <w:spacing w:after="40" w:before="0"/>
               <w:jc w:val="left"/>
             </w:pPr>
@@ -33973,6 +34671,7 @@
           </w:tcPr>
           <w:p>
             <w:pPr>
+              <w:keepNext w:val="false"/>
               <w:spacing w:after="40" w:before="0"/>
               <w:jc w:val="left"/>
             </w:pPr>
@@ -34005,6 +34704,7 @@
           </w:tcPr>
           <w:p>
             <w:pPr>
+              <w:keepNext w:val="false"/>
               <w:spacing w:after="40" w:before="0"/>
               <w:jc w:val="left"/>
             </w:pPr>
@@ -34037,6 +34737,7 @@
           </w:tcPr>
           <w:p>
             <w:pPr>
+              <w:keepNext w:val="false"/>
               <w:spacing w:after="40" w:before="0"/>
               <w:jc w:val="left"/>
             </w:pPr>
@@ -34071,6 +34772,7 @@
           </w:tcPr>
           <w:p>
             <w:pPr>
+              <w:keepNext w:val="false"/>
               <w:spacing w:after="40" w:before="0"/>
               <w:jc w:val="left"/>
             </w:pPr>
@@ -34108,7 +34810,7 @@
             <w:pPr>
               <w:spacing w:after="20" w:before="0"/>
             </w:pPr>
-            <w:hyperlink w:history="1" r:id="rIdeiuzsynkgfwwuqbr2ug2i">
+            <w:hyperlink w:history="1" r:id="rIdwcnyorsxm9yogcbdv1l4i">
               <w:r>
                 <w:rPr>
                   <w:rFonts w:ascii="Arial" w:cs="Arial" w:eastAsia="Arial" w:hAnsi="Arial"/>
@@ -34157,7 +34859,7 @@
               <w:spacing w:after="10" w:before="0"/>
               <w:ind w:left="120"/>
             </w:pPr>
-            <w:hyperlink w:history="1" r:id="rId5z6-juxddtq0jthxofbuk">
+            <w:hyperlink w:history="1" r:id="rIdfvr4r86_qvxygvmklkh1f">
               <w:r>
                 <w:rPr>
                   <w:rFonts w:ascii="Arial" w:cs="Arial" w:eastAsia="Arial" w:hAnsi="Arial"/>
@@ -34202,7 +34904,7 @@
             <w:pPr>
               <w:spacing w:after="20" w:before="0"/>
             </w:pPr>
-            <w:hyperlink w:history="1" r:id="rIdvvyxsho6zhjdha_tqtlzz">
+            <w:hyperlink w:history="1" r:id="rIdkblrwengfdkpri7jynan8">
               <w:r>
                 <w:rPr>
                   <w:rFonts w:ascii="Arial" w:cs="Arial" w:eastAsia="Arial" w:hAnsi="Arial"/>
@@ -34235,7 +34937,7 @@
               <w:spacing w:after="10" w:before="0"/>
               <w:ind w:left="120"/>
             </w:pPr>
-            <w:hyperlink w:history="1" r:id="rIdwuwxuteig7u5eedtxsuvp">
+            <w:hyperlink w:history="1" r:id="rId6bxum_ugk-yktilmsxvpi">
               <w:r>
                 <w:rPr>
                   <w:rFonts w:ascii="Arial" w:cs="Arial" w:eastAsia="Arial" w:hAnsi="Arial"/>
@@ -34263,6 +34965,7 @@
           </w:tcPr>
           <w:p>
             <w:pPr>
+              <w:keepNext w:val="false"/>
               <w:spacing w:after="40" w:before="0"/>
               <w:jc w:val="left"/>
             </w:pPr>
@@ -34295,6 +34998,7 @@
           </w:tcPr>
           <w:p>
             <w:pPr>
+              <w:keepNext w:val="false"/>
               <w:spacing w:after="40" w:before="0"/>
               <w:jc w:val="left"/>
             </w:pPr>
@@ -34327,6 +35031,7 @@
           </w:tcPr>
           <w:p>
             <w:pPr>
+              <w:keepNext w:val="false"/>
               <w:spacing w:after="40" w:before="0"/>
               <w:jc w:val="left"/>
             </w:pPr>
@@ -34359,6 +35064,7 @@
           </w:tcPr>
           <w:p>
             <w:pPr>
+              <w:keepNext w:val="false"/>
               <w:spacing w:after="40" w:before="0"/>
               <w:jc w:val="left"/>
             </w:pPr>
@@ -34418,6 +35124,7 @@
           </w:tcPr>
           <w:p>
             <w:pPr>
+              <w:keepNext w:val="false"/>
               <w:spacing w:after="40" w:before="0"/>
               <w:jc w:val="center"/>
             </w:pPr>
@@ -34452,6 +35159,7 @@
           </w:tcPr>
           <w:p>
             <w:pPr>
+              <w:keepNext w:val="false"/>
               <w:spacing w:after="40" w:before="0"/>
               <w:jc w:val="left"/>
             </w:pPr>
@@ -34513,6 +35221,7 @@
           </w:tcPr>
           <w:p>
             <w:pPr>
+              <w:keepNext w:val="false"/>
               <w:spacing w:after="40" w:before="0"/>
               <w:jc w:val="center"/>
             </w:pPr>
@@ -34547,6 +35256,7 @@
           </w:tcPr>
           <w:p>
             <w:pPr>
+              <w:keepNext w:val="false"/>
               <w:spacing w:after="40" w:before="0"/>
               <w:jc w:val="left"/>
             </w:pPr>
@@ -34579,6 +35289,7 @@
           </w:tcPr>
           <w:p>
             <w:pPr>
+              <w:keepNext w:val="false"/>
               <w:spacing w:after="40" w:before="0"/>
               <w:jc w:val="left"/>
             </w:pPr>
@@ -34613,6 +35324,7 @@
           </w:tcPr>
           <w:p>
             <w:pPr>
+              <w:keepNext w:val="false"/>
               <w:spacing w:after="40" w:before="0"/>
               <w:jc w:val="left"/>
             </w:pPr>
@@ -34645,6 +35357,7 @@
           </w:tcPr>
           <w:p>
             <w:pPr>
+              <w:keepNext w:val="false"/>
               <w:spacing w:after="40" w:before="0"/>
               <w:jc w:val="left"/>
             </w:pPr>
@@ -34679,6 +35392,7 @@
           </w:tcPr>
           <w:p>
             <w:pPr>
+              <w:keepNext w:val="false"/>
               <w:spacing w:after="40" w:before="0"/>
               <w:jc w:val="left"/>
             </w:pPr>
@@ -34711,6 +35425,7 @@
           </w:tcPr>
           <w:p>
             <w:pPr>
+              <w:keepNext w:val="false"/>
               <w:spacing w:after="40" w:before="0"/>
               <w:jc w:val="left"/>
             </w:pPr>
@@ -34747,7 +35462,7 @@
         </w:rPr>
         <w:t xml:space="preserve">© 2026 SeaVuria and ARES. Aligned with KICD objectives. Developed by SeaVuria; technical implementation by ARES (with AI assistance from Claude). Licensed under </w:t>
       </w:r>
-      <w:hyperlink w:history="1" r:id="rIdsdgogd94odpo2njfso9o0">
+      <w:hyperlink w:history="1" r:id="rIdqnainet6jfq6lpczx3v2x">
         <w:r>
           <w:rPr>
             <w:rFonts w:ascii="Arial" w:cs="Arial" w:eastAsia="Arial" w:hAnsi="Arial"/>
@@ -34768,7 +35483,7 @@
         </w:rPr>
         <w:t xml:space="preserve"> (</w:t>
       </w:r>
-      <w:hyperlink w:history="1" r:id="rIdzk-frv4fscasoapfhni3g">
+      <w:hyperlink w:history="1" r:id="rIdtrajbixgdaglv_tzbqzjy">
         <w:r>
           <w:rPr>
             <w:rFonts w:ascii="Arial" w:cs="Arial" w:eastAsia="Arial" w:hAnsi="Arial"/>
@@ -34828,6 +35543,7 @@
           </w:tcPr>
           <w:p>
             <w:pPr>
+              <w:keepNext w:val="false"/>
               <w:spacing w:after="40" w:before="0"/>
               <w:jc w:val="center"/>
             </w:pPr>
@@ -34863,6 +35579,7 @@
           </w:tcPr>
           <w:p>
             <w:pPr>
+              <w:keepNext w:val="false"/>
               <w:spacing w:after="40" w:before="0"/>
               <w:jc w:val="center"/>
             </w:pPr>
@@ -34897,6 +35614,7 @@
           </w:tcPr>
           <w:p>
             <w:pPr>
+              <w:keepNext w:val="false"/>
               <w:spacing w:after="40" w:before="0"/>
               <w:jc w:val="left"/>
             </w:pPr>
@@ -34929,6 +35647,7 @@
           </w:tcPr>
           <w:p>
             <w:pPr>
+              <w:keepNext w:val="false"/>
               <w:spacing w:after="40" w:before="0"/>
               <w:jc w:val="left"/>
             </w:pPr>
@@ -34963,6 +35682,7 @@
           </w:tcPr>
           <w:p>
             <w:pPr>
+              <w:keepNext w:val="false"/>
               <w:spacing w:after="40" w:before="0"/>
               <w:jc w:val="left"/>
             </w:pPr>
@@ -34995,6 +35715,7 @@
           </w:tcPr>
           <w:p>
             <w:pPr>
+              <w:keepNext w:val="false"/>
               <w:spacing w:after="40" w:before="0"/>
               <w:jc w:val="left"/>
             </w:pPr>
@@ -35029,6 +35750,7 @@
           </w:tcPr>
           <w:p>
             <w:pPr>
+              <w:keepNext w:val="false"/>
               <w:spacing w:after="40" w:before="0"/>
               <w:jc w:val="left"/>
             </w:pPr>
@@ -35061,6 +35783,7 @@
           </w:tcPr>
           <w:p>
             <w:pPr>
+              <w:keepNext w:val="false"/>
               <w:spacing w:after="40" w:before="0"/>
               <w:jc w:val="left"/>
             </w:pPr>
@@ -35095,6 +35818,7 @@
           </w:tcPr>
           <w:p>
             <w:pPr>
+              <w:keepNext w:val="false"/>
               <w:spacing w:after="40" w:before="0"/>
               <w:jc w:val="left"/>
             </w:pPr>
@@ -35127,6 +35851,7 @@
           </w:tcPr>
           <w:p>
             <w:pPr>
+              <w:keepNext w:val="false"/>
               <w:spacing w:after="40" w:before="0"/>
               <w:jc w:val="left"/>
             </w:pPr>
@@ -35161,6 +35886,7 @@
           </w:tcPr>
           <w:p>
             <w:pPr>
+              <w:keepNext w:val="false"/>
               <w:spacing w:after="40" w:before="0"/>
               <w:jc w:val="left"/>
             </w:pPr>
@@ -35193,6 +35919,7 @@
           </w:tcPr>
           <w:p>
             <w:pPr>
+              <w:keepNext w:val="false"/>
               <w:spacing w:after="40" w:before="0"/>
               <w:jc w:val="left"/>
             </w:pPr>
@@ -35227,6 +35954,7 @@
           </w:tcPr>
           <w:p>
             <w:pPr>
+              <w:keepNext w:val="false"/>
               <w:spacing w:after="40" w:before="0"/>
               <w:jc w:val="left"/>
             </w:pPr>
@@ -35259,6 +35987,7 @@
           </w:tcPr>
           <w:p>
             <w:pPr>
+              <w:keepNext w:val="false"/>
               <w:spacing w:after="40" w:before="0"/>
               <w:jc w:val="left"/>
             </w:pPr>
@@ -35293,6 +36022,7 @@
           </w:tcPr>
           <w:p>
             <w:pPr>
+              <w:keepNext w:val="false"/>
               <w:spacing w:after="40" w:before="0"/>
               <w:jc w:val="left"/>
             </w:pPr>
@@ -35325,6 +36055,7 @@
           </w:tcPr>
           <w:p>
             <w:pPr>
+              <w:keepNext w:val="false"/>
               <w:spacing w:after="40" w:before="0"/>
               <w:jc w:val="left"/>
             </w:pPr>
@@ -35359,6 +36090,7 @@
           </w:tcPr>
           <w:p>
             <w:pPr>
+              <w:keepNext w:val="false"/>
               <w:spacing w:after="40" w:before="0"/>
               <w:jc w:val="left"/>
             </w:pPr>
@@ -35391,6 +36123,7 @@
           </w:tcPr>
           <w:p>
             <w:pPr>
+              <w:keepNext w:val="false"/>
               <w:spacing w:after="40" w:before="0"/>
               <w:jc w:val="left"/>
             </w:pPr>
@@ -35450,6 +36183,7 @@
           </w:tcPr>
           <w:p>
             <w:pPr>
+              <w:keepNext w:val="false"/>
               <w:spacing w:after="40" w:before="0"/>
               <w:jc w:val="center"/>
             </w:pPr>
@@ -35484,6 +36218,7 @@
           </w:tcPr>
           <w:p>
             <w:pPr>
+              <w:keepNext w:val="false"/>
               <w:spacing w:after="40" w:before="0"/>
               <w:jc w:val="left"/>
             </w:pPr>
@@ -35548,6 +36283,7 @@
           </w:tcPr>
           <w:p>
             <w:pPr>
+              <w:keepNext w:val="false"/>
               <w:spacing w:after="40" w:before="0"/>
               <w:jc w:val="center"/>
             </w:pPr>
@@ -35582,6 +36318,7 @@
           </w:tcPr>
           <w:p>
             <w:pPr>
+              <w:keepNext w:val="false"/>
               <w:spacing w:after="40" w:before="0"/>
               <w:jc w:val="left"/>
             </w:pPr>
@@ -35614,6 +36351,7 @@
           </w:tcPr>
           <w:p>
             <w:pPr>
+              <w:keepNext w:val="false"/>
               <w:spacing w:after="40" w:before="0"/>
               <w:jc w:val="left"/>
             </w:pPr>
@@ -35646,6 +36384,7 @@
           </w:tcPr>
           <w:p>
             <w:pPr>
+              <w:keepNext w:val="false"/>
               <w:spacing w:after="40" w:before="0"/>
               <w:jc w:val="left"/>
             </w:pPr>
@@ -35678,6 +36417,7 @@
           </w:tcPr>
           <w:p>
             <w:pPr>
+              <w:keepNext w:val="false"/>
               <w:spacing w:after="40" w:before="0"/>
               <w:jc w:val="left"/>
             </w:pPr>
@@ -35710,6 +36450,7 @@
           </w:tcPr>
           <w:p>
             <w:pPr>
+              <w:keepNext w:val="false"/>
               <w:spacing w:after="40" w:before="0"/>
               <w:jc w:val="left"/>
             </w:pPr>
@@ -35744,6 +36485,7 @@
           </w:tcPr>
           <w:p>
             <w:pPr>
+              <w:keepNext w:val="false"/>
               <w:spacing w:after="40" w:before="0"/>
               <w:jc w:val="left"/>
             </w:pPr>
@@ -35781,7 +36523,7 @@
             <w:pPr>
               <w:spacing w:after="20" w:before="0"/>
             </w:pPr>
-            <w:hyperlink w:history="1" r:id="rIdnor3f7xansalgokmkikg_">
+            <w:hyperlink w:history="1" r:id="rIdgxeuzngdlwscvx0bniraq">
               <w:r>
                 <w:rPr>
                   <w:rFonts w:ascii="Arial" w:cs="Arial" w:eastAsia="Arial" w:hAnsi="Arial"/>
@@ -35830,7 +36572,7 @@
               <w:spacing w:after="10" w:before="0"/>
               <w:ind w:left="120"/>
             </w:pPr>
-            <w:hyperlink w:history="1" r:id="rIdf8zln9vt8zngaljyafeu_">
+            <w:hyperlink w:history="1" r:id="rId7y5avfwfclxlicyat3gld">
               <w:r>
                 <w:rPr>
                   <w:rFonts w:ascii="Arial" w:cs="Arial" w:eastAsia="Arial" w:hAnsi="Arial"/>
@@ -35875,7 +36617,7 @@
             <w:pPr>
               <w:spacing w:after="20" w:before="0"/>
             </w:pPr>
-            <w:hyperlink w:history="1" r:id="rIdicupg2zhaj_isuzkey0ho">
+            <w:hyperlink w:history="1" r:id="rIdsbilfpoxmikyqkqbqwl5b">
               <w:r>
                 <w:rPr>
                   <w:rFonts w:ascii="Arial" w:cs="Arial" w:eastAsia="Arial" w:hAnsi="Arial"/>
@@ -35924,7 +36666,7 @@
               <w:spacing w:after="10" w:before="0"/>
               <w:ind w:left="120"/>
             </w:pPr>
-            <w:hyperlink w:history="1" r:id="rIdlojsrmz6z2pudkmm7pxql">
+            <w:hyperlink w:history="1" r:id="rIdnnlnyt8wrhmp4muhp6d-u">
               <w:r>
                 <w:rPr>
                   <w:rFonts w:ascii="Arial" w:cs="Arial" w:eastAsia="Arial" w:hAnsi="Arial"/>
@@ -35952,6 +36694,7 @@
           </w:tcPr>
           <w:p>
             <w:pPr>
+              <w:keepNext w:val="false"/>
               <w:spacing w:after="40" w:before="0"/>
               <w:jc w:val="left"/>
             </w:pPr>
@@ -35984,6 +36727,7 @@
           </w:tcPr>
           <w:p>
             <w:pPr>
+              <w:keepNext w:val="false"/>
               <w:spacing w:after="40" w:before="0"/>
               <w:jc w:val="left"/>
             </w:pPr>
@@ -36016,6 +36760,7 @@
           </w:tcPr>
           <w:p>
             <w:pPr>
+              <w:keepNext w:val="false"/>
               <w:spacing w:after="40" w:before="0"/>
               <w:jc w:val="left"/>
             </w:pPr>
@@ -36048,6 +36793,7 @@
           </w:tcPr>
           <w:p>
             <w:pPr>
+              <w:keepNext w:val="false"/>
               <w:spacing w:after="40" w:before="0"/>
               <w:jc w:val="left"/>
             </w:pPr>
@@ -36082,6 +36828,7 @@
           </w:tcPr>
           <w:p>
             <w:pPr>
+              <w:keepNext w:val="false"/>
               <w:spacing w:after="40" w:before="0"/>
               <w:jc w:val="left"/>
             </w:pPr>
@@ -36119,7 +36866,7 @@
             <w:pPr>
               <w:spacing w:after="20" w:before="0"/>
             </w:pPr>
-            <w:hyperlink w:history="1" r:id="rIdrszsnhigizb6kjwnib4y2">
+            <w:hyperlink w:history="1" r:id="rIdltucufllbihw4q0myfsiv">
               <w:r>
                 <w:rPr>
                   <w:rFonts w:ascii="Arial" w:cs="Arial" w:eastAsia="Arial" w:hAnsi="Arial"/>
@@ -36168,7 +36915,7 @@
               <w:spacing w:after="10" w:before="0"/>
               <w:ind w:left="120"/>
             </w:pPr>
-            <w:hyperlink w:history="1" r:id="rIdsz-4r7fuaowbslvmgj3ld">
+            <w:hyperlink w:history="1" r:id="rIdvc3wztlpe0ybl5_kwebtu">
               <w:r>
                 <w:rPr>
                   <w:rFonts w:ascii="Arial" w:cs="Arial" w:eastAsia="Arial" w:hAnsi="Arial"/>
@@ -36213,7 +36960,7 @@
             <w:pPr>
               <w:spacing w:after="20" w:before="0"/>
             </w:pPr>
-            <w:hyperlink w:history="1" r:id="rIdtmr3e9rl5raaaohx5ng2s">
+            <w:hyperlink w:history="1" r:id="rIdjn_oo_l3esaks82z24qjl">
               <w:r>
                 <w:rPr>
                   <w:rFonts w:ascii="Arial" w:cs="Arial" w:eastAsia="Arial" w:hAnsi="Arial"/>
@@ -36262,7 +37009,7 @@
               <w:spacing w:after="10" w:before="0"/>
               <w:ind w:left="120"/>
             </w:pPr>
-            <w:hyperlink w:history="1" r:id="rIdswz33-5vaoim7y0gu8_dg">
+            <w:hyperlink w:history="1" r:id="rId_kj1nxjprjxlqcxyc1sxf">
               <w:r>
                 <w:rPr>
                   <w:rFonts w:ascii="Arial" w:cs="Arial" w:eastAsia="Arial" w:hAnsi="Arial"/>
@@ -36290,6 +37037,7 @@
           </w:tcPr>
           <w:p>
             <w:pPr>
+              <w:keepNext w:val="false"/>
               <w:spacing w:after="40" w:before="0"/>
               <w:jc w:val="left"/>
             </w:pPr>
@@ -36322,6 +37070,7 @@
           </w:tcPr>
           <w:p>
             <w:pPr>
+              <w:keepNext w:val="false"/>
               <w:spacing w:after="40" w:before="0"/>
               <w:jc w:val="left"/>
             </w:pPr>
@@ -36354,6 +37103,7 @@
           </w:tcPr>
           <w:p>
             <w:pPr>
+              <w:keepNext w:val="false"/>
               <w:spacing w:after="40" w:before="0"/>
               <w:jc w:val="left"/>
             </w:pPr>
@@ -36386,6 +37136,7 @@
           </w:tcPr>
           <w:p>
             <w:pPr>
+              <w:keepNext w:val="false"/>
               <w:spacing w:after="40" w:before="0"/>
               <w:jc w:val="left"/>
             </w:pPr>
@@ -36420,6 +37171,7 @@
           </w:tcPr>
           <w:p>
             <w:pPr>
+              <w:keepNext w:val="false"/>
               <w:spacing w:after="40" w:before="0"/>
               <w:jc w:val="left"/>
             </w:pPr>
@@ -36457,7 +37209,7 @@
             <w:pPr>
               <w:spacing w:after="20" w:before="0"/>
             </w:pPr>
-            <w:hyperlink w:history="1" r:id="rIdjjs4vdpmanpzynsnq5ykf">
+            <w:hyperlink w:history="1" r:id="rIdvp2jmcgt9z7ohcu5mkti9">
               <w:r>
                 <w:rPr>
                   <w:rFonts w:ascii="Arial" w:cs="Arial" w:eastAsia="Arial" w:hAnsi="Arial"/>
@@ -36506,7 +37258,7 @@
               <w:spacing w:after="10" w:before="0"/>
               <w:ind w:left="120"/>
             </w:pPr>
-            <w:hyperlink w:history="1" r:id="rIdu86lxemzhmobi0dspgpuv">
+            <w:hyperlink w:history="1" r:id="rId2lxph11xuqyddgq0-xe9n">
               <w:r>
                 <w:rPr>
                   <w:rFonts w:ascii="Arial" w:cs="Arial" w:eastAsia="Arial" w:hAnsi="Arial"/>
@@ -36551,7 +37303,7 @@
             <w:pPr>
               <w:spacing w:after="20" w:before="0"/>
             </w:pPr>
-            <w:hyperlink w:history="1" r:id="rIdftzgiqiboejy3fihadggb">
+            <w:hyperlink w:history="1" r:id="rIdbm_zav9mruteojshl71jn">
               <w:r>
                 <w:rPr>
                   <w:rFonts w:ascii="Arial" w:cs="Arial" w:eastAsia="Arial" w:hAnsi="Arial"/>
@@ -36600,7 +37352,7 @@
               <w:spacing w:after="10" w:before="0"/>
               <w:ind w:left="120"/>
             </w:pPr>
-            <w:hyperlink w:history="1" r:id="rIdsn72__yt4g3sgr5ltqxlq">
+            <w:hyperlink w:history="1" r:id="rIdyjph1dbgvuvuyicbo5ti4">
               <w:r>
                 <w:rPr>
                   <w:rFonts w:ascii="Arial" w:cs="Arial" w:eastAsia="Arial" w:hAnsi="Arial"/>
@@ -36628,6 +37380,7 @@
           </w:tcPr>
           <w:p>
             <w:pPr>
+              <w:keepNext w:val="false"/>
               <w:spacing w:after="40" w:before="0"/>
               <w:jc w:val="left"/>
             </w:pPr>
@@ -36660,6 +37413,7 @@
           </w:tcPr>
           <w:p>
             <w:pPr>
+              <w:keepNext w:val="false"/>
               <w:spacing w:after="40" w:before="0"/>
               <w:jc w:val="left"/>
             </w:pPr>
@@ -36692,6 +37446,7 @@
           </w:tcPr>
           <w:p>
             <w:pPr>
+              <w:keepNext w:val="false"/>
               <w:spacing w:after="40" w:before="0"/>
               <w:jc w:val="left"/>
             </w:pPr>
@@ -36724,6 +37479,7 @@
           </w:tcPr>
           <w:p>
             <w:pPr>
+              <w:keepNext w:val="false"/>
               <w:spacing w:after="40" w:before="0"/>
               <w:jc w:val="left"/>
             </w:pPr>
@@ -36758,6 +37514,7 @@
           </w:tcPr>
           <w:p>
             <w:pPr>
+              <w:keepNext w:val="false"/>
               <w:spacing w:after="40" w:before="0"/>
               <w:jc w:val="left"/>
             </w:pPr>
@@ -36795,7 +37552,7 @@
             <w:pPr>
               <w:spacing w:after="20" w:before="0"/>
             </w:pPr>
-            <w:hyperlink w:history="1" r:id="rIdftabo8ganeow6y7x5cdje">
+            <w:hyperlink w:history="1" r:id="rIdolorab4ddcfisgc10waub">
               <w:r>
                 <w:rPr>
                   <w:rFonts w:ascii="Arial" w:cs="Arial" w:eastAsia="Arial" w:hAnsi="Arial"/>
@@ -36844,7 +37601,7 @@
               <w:spacing w:after="10" w:before="0"/>
               <w:ind w:left="120"/>
             </w:pPr>
-            <w:hyperlink w:history="1" r:id="rIdanhijcwkfe34sicu54nfu">
+            <w:hyperlink w:history="1" r:id="rIdazequfdom77fw8meoqtwj">
               <w:r>
                 <w:rPr>
                   <w:rFonts w:ascii="Arial" w:cs="Arial" w:eastAsia="Arial" w:hAnsi="Arial"/>
@@ -36889,7 +37646,7 @@
             <w:pPr>
               <w:spacing w:after="20" w:before="0"/>
             </w:pPr>
-            <w:hyperlink w:history="1" r:id="rIdvfkdhmb2eedy4fa6ngn8m">
+            <w:hyperlink w:history="1" r:id="rIdv4s0szda4zr3v0ep7lw0z">
               <w:r>
                 <w:rPr>
                   <w:rFonts w:ascii="Arial" w:cs="Arial" w:eastAsia="Arial" w:hAnsi="Arial"/>
@@ -36938,7 +37695,7 @@
               <w:spacing w:after="10" w:before="0"/>
               <w:ind w:left="120"/>
             </w:pPr>
-            <w:hyperlink w:history="1" r:id="rIdypu9j9bib3graa2o7hp_o">
+            <w:hyperlink w:history="1" r:id="rIdqcmg5myfslm4r_4nb1f0_">
               <w:r>
                 <w:rPr>
                   <w:rFonts w:ascii="Arial" w:cs="Arial" w:eastAsia="Arial" w:hAnsi="Arial"/>
@@ -36966,6 +37723,7 @@
           </w:tcPr>
           <w:p>
             <w:pPr>
+              <w:keepNext w:val="false"/>
               <w:spacing w:after="40" w:before="0"/>
               <w:jc w:val="left"/>
             </w:pPr>
@@ -36998,6 +37756,7 @@
           </w:tcPr>
           <w:p>
             <w:pPr>
+              <w:keepNext w:val="false"/>
               <w:spacing w:after="40" w:before="0"/>
               <w:jc w:val="left"/>
             </w:pPr>
@@ -37030,6 +37789,7 @@
           </w:tcPr>
           <w:p>
             <w:pPr>
+              <w:keepNext w:val="false"/>
               <w:spacing w:after="40" w:before="0"/>
               <w:jc w:val="left"/>
             </w:pPr>
@@ -37062,6 +37822,7 @@
           </w:tcPr>
           <w:p>
             <w:pPr>
+              <w:keepNext w:val="false"/>
               <w:spacing w:after="40" w:before="0"/>
               <w:jc w:val="left"/>
             </w:pPr>
@@ -37096,6 +37857,7 @@
           </w:tcPr>
           <w:p>
             <w:pPr>
+              <w:keepNext w:val="false"/>
               <w:spacing w:after="40" w:before="0"/>
               <w:jc w:val="left"/>
             </w:pPr>
@@ -37133,7 +37895,7 @@
             <w:pPr>
               <w:spacing w:after="20" w:before="0"/>
             </w:pPr>
-            <w:hyperlink w:history="1" r:id="rId_ylqibkqgoqyxgf0j6fdv">
+            <w:hyperlink w:history="1" r:id="rIdutvr-mbqt3m4czqooj3hl">
               <w:r>
                 <w:rPr>
                   <w:rFonts w:ascii="Arial" w:cs="Arial" w:eastAsia="Arial" w:hAnsi="Arial"/>
@@ -37182,7 +37944,7 @@
               <w:spacing w:after="10" w:before="0"/>
               <w:ind w:left="120"/>
             </w:pPr>
-            <w:hyperlink w:history="1" r:id="rIdyjqg35fmcxpmwg42xlbsa">
+            <w:hyperlink w:history="1" r:id="rIdmwlxcma_yxoqcj_pgyhm-">
               <w:r>
                 <w:rPr>
                   <w:rFonts w:ascii="Arial" w:cs="Arial" w:eastAsia="Arial" w:hAnsi="Arial"/>
@@ -37227,7 +37989,7 @@
             <w:pPr>
               <w:spacing w:after="20" w:before="0"/>
             </w:pPr>
-            <w:hyperlink w:history="1" r:id="rIdeiw9s9tc_7-gjhlkaxxiu">
+            <w:hyperlink w:history="1" r:id="rIdgjxhezmnegqhpz0k8jrms">
               <w:r>
                 <w:rPr>
                   <w:rFonts w:ascii="Arial" w:cs="Arial" w:eastAsia="Arial" w:hAnsi="Arial"/>
@@ -37276,7 +38038,7 @@
               <w:spacing w:after="10" w:before="0"/>
               <w:ind w:left="120"/>
             </w:pPr>
-            <w:hyperlink w:history="1" r:id="rIdul5selqkpngbtaetjhfck">
+            <w:hyperlink w:history="1" r:id="rIdwbezwo4oi7dyq2oxhtzw9">
               <w:r>
                 <w:rPr>
                   <w:rFonts w:ascii="Arial" w:cs="Arial" w:eastAsia="Arial" w:hAnsi="Arial"/>
@@ -37304,6 +38066,7 @@
           </w:tcPr>
           <w:p>
             <w:pPr>
+              <w:keepNext w:val="false"/>
               <w:spacing w:after="40" w:before="0"/>
               <w:jc w:val="left"/>
             </w:pPr>
@@ -37336,6 +38099,7 @@
           </w:tcPr>
           <w:p>
             <w:pPr>
+              <w:keepNext w:val="false"/>
               <w:spacing w:after="40" w:before="0"/>
               <w:jc w:val="left"/>
             </w:pPr>
@@ -37368,6 +38132,7 @@
           </w:tcPr>
           <w:p>
             <w:pPr>
+              <w:keepNext w:val="false"/>
               <w:spacing w:after="40" w:before="0"/>
               <w:jc w:val="left"/>
             </w:pPr>
@@ -37400,6 +38165,7 @@
           </w:tcPr>
           <w:p>
             <w:pPr>
+              <w:keepNext w:val="false"/>
               <w:spacing w:after="40" w:before="0"/>
               <w:jc w:val="left"/>
             </w:pPr>
@@ -37459,6 +38225,7 @@
           </w:tcPr>
           <w:p>
             <w:pPr>
+              <w:keepNext w:val="false"/>
               <w:spacing w:after="40" w:before="0"/>
               <w:jc w:val="center"/>
             </w:pPr>
@@ -37493,6 +38260,7 @@
           </w:tcPr>
           <w:p>
             <w:pPr>
+              <w:keepNext w:val="false"/>
               <w:spacing w:after="40" w:before="0"/>
               <w:jc w:val="left"/>
             </w:pPr>
@@ -37554,6 +38322,7 @@
           </w:tcPr>
           <w:p>
             <w:pPr>
+              <w:keepNext w:val="false"/>
               <w:spacing w:after="40" w:before="0"/>
               <w:jc w:val="center"/>
             </w:pPr>
@@ -37588,6 +38357,7 @@
           </w:tcPr>
           <w:p>
             <w:pPr>
+              <w:keepNext w:val="false"/>
               <w:spacing w:after="40" w:before="0"/>
               <w:jc w:val="left"/>
             </w:pPr>
@@ -37620,6 +38390,7 @@
           </w:tcPr>
           <w:p>
             <w:pPr>
+              <w:keepNext w:val="false"/>
               <w:spacing w:after="40" w:before="0"/>
               <w:jc w:val="left"/>
             </w:pPr>
@@ -37654,6 +38425,7 @@
           </w:tcPr>
           <w:p>
             <w:pPr>
+              <w:keepNext w:val="false"/>
               <w:spacing w:after="40" w:before="0"/>
               <w:jc w:val="left"/>
             </w:pPr>
@@ -37686,6 +38458,7 @@
           </w:tcPr>
           <w:p>
             <w:pPr>
+              <w:keepNext w:val="false"/>
               <w:spacing w:after="40" w:before="0"/>
               <w:jc w:val="left"/>
             </w:pPr>
@@ -37720,6 +38493,7 @@
           </w:tcPr>
           <w:p>
             <w:pPr>
+              <w:keepNext w:val="false"/>
               <w:spacing w:after="40" w:before="0"/>
               <w:jc w:val="left"/>
             </w:pPr>
@@ -37752,6 +38526,7 @@
           </w:tcPr>
           <w:p>
             <w:pPr>
+              <w:keepNext w:val="false"/>
               <w:spacing w:after="40" w:before="0"/>
               <w:jc w:val="left"/>
             </w:pPr>
@@ -37788,7 +38563,7 @@
         </w:rPr>
         <w:t xml:space="preserve">© 2026 SeaVuria and ARES. Aligned with KICD objectives. Developed by SeaVuria; technical implementation by ARES (with AI assistance from Claude). Licensed under </w:t>
       </w:r>
-      <w:hyperlink w:history="1" r:id="rIdwvn9weufusblkzmdnp_k-">
+      <w:hyperlink w:history="1" r:id="rIdauyvavlo0f-vwzcosqipa">
         <w:r>
           <w:rPr>
             <w:rFonts w:ascii="Arial" w:cs="Arial" w:eastAsia="Arial" w:hAnsi="Arial"/>
@@ -37809,7 +38584,7 @@
         </w:rPr>
         <w:t xml:space="preserve"> (</w:t>
       </w:r>
-      <w:hyperlink w:history="1" r:id="rIdjpcby5q-cmlkrs5uk0eyq">
+      <w:hyperlink w:history="1" r:id="rIdyh6w-xhbwrdmyg1q7t9q-">
         <w:r>
           <w:rPr>
             <w:rFonts w:ascii="Arial" w:cs="Arial" w:eastAsia="Arial" w:hAnsi="Arial"/>
@@ -37870,6 +38645,7 @@
           </w:tcPr>
           <w:p>
             <w:pPr>
+              <w:keepNext w:val="false"/>
               <w:spacing w:after="40" w:before="0"/>
               <w:jc w:val="center"/>
             </w:pPr>
@@ -37904,6 +38680,7 @@
           </w:tcPr>
           <w:p>
             <w:pPr>
+              <w:keepNext w:val="false"/>
               <w:spacing w:after="40" w:before="0"/>
               <w:jc w:val="left"/>
             </w:pPr>
@@ -37936,6 +38713,7 @@
           </w:tcPr>
           <w:p>
             <w:pPr>
+              <w:keepNext w:val="false"/>
               <w:spacing w:after="40" w:before="0"/>
               <w:jc w:val="left"/>
             </w:pPr>
@@ -37968,6 +38746,7 @@
           </w:tcPr>
           <w:p>
             <w:pPr>
+              <w:keepNext w:val="false"/>
               <w:spacing w:after="40" w:before="0"/>
               <w:jc w:val="left"/>
             </w:pPr>
@@ -38002,6 +38781,7 @@
           </w:tcPr>
           <w:p>
             <w:pPr>
+              <w:keepNext w:val="false"/>
               <w:spacing w:after="40" w:before="0"/>
               <w:jc w:val="left"/>
             </w:pPr>
@@ -38034,6 +38814,7 @@
           </w:tcPr>
           <w:p>
             <w:pPr>
+              <w:keepNext w:val="false"/>
               <w:spacing w:after="40" w:before="0"/>
               <w:jc w:val="left"/>
             </w:pPr>
@@ -38066,6 +38847,7 @@
           </w:tcPr>
           <w:p>
             <w:pPr>
+              <w:keepNext w:val="false"/>
               <w:spacing w:after="40" w:before="0"/>
               <w:jc w:val="left"/>
             </w:pPr>
@@ -38100,6 +38882,7 @@
           </w:tcPr>
           <w:p>
             <w:pPr>
+              <w:keepNext w:val="false"/>
               <w:spacing w:after="40" w:before="0"/>
               <w:jc w:val="left"/>
             </w:pPr>
@@ -38132,6 +38915,7 @@
           </w:tcPr>
           <w:p>
             <w:pPr>
+              <w:keepNext w:val="false"/>
               <w:spacing w:after="40" w:before="0"/>
               <w:jc w:val="left"/>
             </w:pPr>
@@ -38164,6 +38948,7 @@
           </w:tcPr>
           <w:p>
             <w:pPr>
+              <w:keepNext w:val="false"/>
               <w:spacing w:after="40" w:before="0"/>
               <w:jc w:val="left"/>
             </w:pPr>
@@ -38198,6 +38983,7 @@
           </w:tcPr>
           <w:p>
             <w:pPr>
+              <w:keepNext w:val="false"/>
               <w:spacing w:after="40" w:before="0"/>
               <w:jc w:val="left"/>
             </w:pPr>
@@ -38230,6 +39016,7 @@
           </w:tcPr>
           <w:p>
             <w:pPr>
+              <w:keepNext w:val="false"/>
               <w:spacing w:after="40" w:before="0"/>
               <w:jc w:val="left"/>
             </w:pPr>
@@ -38262,6 +39049,7 @@
           </w:tcPr>
           <w:p>
             <w:pPr>
+              <w:keepNext w:val="false"/>
               <w:spacing w:after="40" w:before="0"/>
               <w:jc w:val="left"/>
             </w:pPr>

--- a/data/outputs/v2/Physics/SS2.1_Properties_of_Waves/Physics_Properties_of_Waves_CBE_LessonSequence.docx
+++ b/data/outputs/v2/Physics/SS2.1_Properties_of_Waves/Physics_Properties_of_Waves_CBE_LessonSequence.docx
@@ -2618,7 +2618,7 @@
         </w:rPr>
         <w:t xml:space="preserve">© 2026 SeaVuria and ARES. This work is licensed under a </w:t>
       </w:r>
-      <w:hyperlink w:history="1" r:id="rId8ekct_cvo13-46nb3zozy">
+      <w:hyperlink w:history="1" r:id="rIdvesrnlyarruck2mgowb_0">
         <w:r>
           <w:rPr>
             <w:rFonts w:ascii="Arial" w:cs="Arial" w:eastAsia="Arial" w:hAnsi="Arial"/>
@@ -2638,7 +2638,7 @@
         </w:rPr>
         <w:t xml:space="preserve"> (</w:t>
       </w:r>
-      <w:hyperlink w:history="1" r:id="rIdvrikyd8t7htjpsajoztf_">
+      <w:hyperlink w:history="1" r:id="rIdv7dzwe8jlklhixv6c5hgf">
         <w:r>
           <w:rPr>
             <w:rFonts w:ascii="Arial" w:cs="Arial" w:eastAsia="Arial" w:hAnsi="Arial"/>
@@ -2658,7 +2658,7 @@
         </w:rPr>
         <w:t xml:space="preserve">). To view a copy of this license, visit </w:t>
       </w:r>
-      <w:hyperlink w:history="1" r:id="rIdakqhs0uxylu5-smf88fh-">
+      <w:hyperlink w:history="1" r:id="rIdwikfdndknuii7rtpwsmhc">
         <w:r>
           <w:rPr>
             <w:rFonts w:ascii="Arial" w:cs="Arial" w:eastAsia="Arial" w:hAnsi="Arial"/>
@@ -3697,7 +3697,7 @@
             <w:pPr>
               <w:spacing w:after="20" w:before="0"/>
             </w:pPr>
-            <w:hyperlink w:history="1" r:id="rIdhs8lyqowc0rgr_2uvk-sy">
+            <w:hyperlink w:history="1" r:id="rId-s29f3fwkf4hw9td8lldf">
               <w:r>
                 <w:rPr>
                   <w:rFonts w:ascii="Arial" w:cs="Arial" w:eastAsia="Arial" w:hAnsi="Arial"/>
@@ -3730,7 +3730,7 @@
               <w:spacing w:after="10" w:before="0"/>
               <w:ind w:left="120"/>
             </w:pPr>
-            <w:hyperlink w:history="1" r:id="rIdlx3hg8rbmwf4dqbhzl63w">
+            <w:hyperlink w:history="1" r:id="rIdu7o94tpabb6lsmpuiz7kq">
               <w:r>
                 <w:rPr>
                   <w:rFonts w:ascii="Arial" w:cs="Arial" w:eastAsia="Arial" w:hAnsi="Arial"/>
@@ -3775,7 +3775,7 @@
             <w:pPr>
               <w:spacing w:after="20" w:before="0"/>
             </w:pPr>
-            <w:hyperlink w:history="1" r:id="rIdeh0itxhx0aqzysqzhmkxi">
+            <w:hyperlink w:history="1" r:id="rIdblfw7wgnn8c87zyewkrxg">
               <w:r>
                 <w:rPr>
                   <w:rFonts w:ascii="Arial" w:cs="Arial" w:eastAsia="Arial" w:hAnsi="Arial"/>
@@ -3808,7 +3808,7 @@
               <w:spacing w:after="10" w:before="0"/>
               <w:ind w:left="120"/>
             </w:pPr>
-            <w:hyperlink w:history="1" r:id="rIdi_epsvjropkn2ycpkjm6h">
+            <w:hyperlink w:history="1" r:id="rIdxymmny8pmgaeflnynjrn7">
               <w:r>
                 <w:rPr>
                   <w:rFonts w:ascii="Arial" w:cs="Arial" w:eastAsia="Arial" w:hAnsi="Arial"/>
@@ -4008,7 +4008,7 @@
             <w:pPr>
               <w:spacing w:after="20" w:before="0"/>
             </w:pPr>
-            <w:hyperlink w:history="1" r:id="rIdchxwd6ar_um7ijk6yfqdz">
+            <w:hyperlink w:history="1" r:id="rIdyzjn_dwlqtlggyluu8hvo">
               <w:r>
                 <w:rPr>
                   <w:rFonts w:ascii="Arial" w:cs="Arial" w:eastAsia="Arial" w:hAnsi="Arial"/>
@@ -4041,7 +4041,7 @@
               <w:spacing w:after="10" w:before="0"/>
               <w:ind w:left="120"/>
             </w:pPr>
-            <w:hyperlink w:history="1" r:id="rIdvtvjpkokct_9fnwmk_nru">
+            <w:hyperlink w:history="1" r:id="rIdag1lzlylw2oqyxxrwtd_u">
               <w:r>
                 <w:rPr>
                   <w:rFonts w:ascii="Arial" w:cs="Arial" w:eastAsia="Arial" w:hAnsi="Arial"/>
@@ -4086,7 +4086,7 @@
             <w:pPr>
               <w:spacing w:after="20" w:before="0"/>
             </w:pPr>
-            <w:hyperlink w:history="1" r:id="rId8gytpbjizxy-lrmh_b9f4">
+            <w:hyperlink w:history="1" r:id="rId7aplnfoqi-g91iark0av5">
               <w:r>
                 <w:rPr>
                   <w:rFonts w:ascii="Arial" w:cs="Arial" w:eastAsia="Arial" w:hAnsi="Arial"/>
@@ -4119,7 +4119,7 @@
               <w:spacing w:after="10" w:before="0"/>
               <w:ind w:left="120"/>
             </w:pPr>
-            <w:hyperlink w:history="1" r:id="rIdsgjvn4clpmxfw0348peft">
+            <w:hyperlink w:history="1" r:id="rId6bhsomhagsjssbbc0ezji">
               <w:r>
                 <w:rPr>
                   <w:rFonts w:ascii="Arial" w:cs="Arial" w:eastAsia="Arial" w:hAnsi="Arial"/>
@@ -4319,7 +4319,7 @@
             <w:pPr>
               <w:spacing w:after="20" w:before="0"/>
             </w:pPr>
-            <w:hyperlink w:history="1" r:id="rIdb4-9w_rlckufeadtfj87x">
+            <w:hyperlink w:history="1" r:id="rIddfuexdvhqyewjm4cu7idf">
               <w:r>
                 <w:rPr>
                   <w:rFonts w:ascii="Arial" w:cs="Arial" w:eastAsia="Arial" w:hAnsi="Arial"/>
@@ -4368,7 +4368,7 @@
               <w:spacing w:after="10" w:before="0"/>
               <w:ind w:left="120"/>
             </w:pPr>
-            <w:hyperlink w:history="1" r:id="rIdbpccv-w2wu_cn22-bddkw">
+            <w:hyperlink w:history="1" r:id="rIdobvfggbr-ccgiqd7v_scn">
               <w:r>
                 <w:rPr>
                   <w:rFonts w:ascii="Arial" w:cs="Arial" w:eastAsia="Arial" w:hAnsi="Arial"/>
@@ -4413,7 +4413,7 @@
             <w:pPr>
               <w:spacing w:after="20" w:before="0"/>
             </w:pPr>
-            <w:hyperlink w:history="1" r:id="rIdi9rgjzulzcqgubfkknjhe">
+            <w:hyperlink w:history="1" r:id="rIduqe_pa8ex4blhiez0ss5i">
               <w:r>
                 <w:rPr>
                   <w:rFonts w:ascii="Arial" w:cs="Arial" w:eastAsia="Arial" w:hAnsi="Arial"/>
@@ -4446,7 +4446,7 @@
               <w:spacing w:after="10" w:before="0"/>
               <w:ind w:left="120"/>
             </w:pPr>
-            <w:hyperlink w:history="1" r:id="rId3rjzxeem_sglo7cgq2iwt">
+            <w:hyperlink w:history="1" r:id="rIdrjkpk3ukbwraawncluqdy">
               <w:r>
                 <w:rPr>
                   <w:rFonts w:ascii="Arial" w:cs="Arial" w:eastAsia="Arial" w:hAnsi="Arial"/>
@@ -4646,7 +4646,7 @@
             <w:pPr>
               <w:spacing w:after="20" w:before="0"/>
             </w:pPr>
-            <w:hyperlink w:history="1" r:id="rIdri50y4fxq5yvyw4tfy3bo">
+            <w:hyperlink w:history="1" r:id="rIdujf0spr3dj0b2xifjyauz">
               <w:r>
                 <w:rPr>
                   <w:rFonts w:ascii="Arial" w:cs="Arial" w:eastAsia="Arial" w:hAnsi="Arial"/>
@@ -4695,7 +4695,7 @@
               <w:spacing w:after="10" w:before="0"/>
               <w:ind w:left="120"/>
             </w:pPr>
-            <w:hyperlink w:history="1" r:id="rIdol0nrhxonlwvkl1rlowud">
+            <w:hyperlink w:history="1" r:id="rIda6izsrfzfukaapwrdsliu">
               <w:r>
                 <w:rPr>
                   <w:rFonts w:ascii="Arial" w:cs="Arial" w:eastAsia="Arial" w:hAnsi="Arial"/>
@@ -4740,7 +4740,7 @@
             <w:pPr>
               <w:spacing w:after="20" w:before="0"/>
             </w:pPr>
-            <w:hyperlink w:history="1" r:id="rIdt0ahcfon6ycumulch5yvi">
+            <w:hyperlink w:history="1" r:id="rId_t-h375tqaas8awa-k19r">
               <w:r>
                 <w:rPr>
                   <w:rFonts w:ascii="Arial" w:cs="Arial" w:eastAsia="Arial" w:hAnsi="Arial"/>
@@ -4773,7 +4773,7 @@
               <w:spacing w:after="10" w:before="0"/>
               <w:ind w:left="120"/>
             </w:pPr>
-            <w:hyperlink w:history="1" r:id="rIdtoncb_f6hv5u5yec8quji">
+            <w:hyperlink w:history="1" r:id="rIdpzdghfb9neqa_wln53i5s">
               <w:r>
                 <w:rPr>
                   <w:rFonts w:ascii="Arial" w:cs="Arial" w:eastAsia="Arial" w:hAnsi="Arial"/>
@@ -4973,7 +4973,7 @@
             <w:pPr>
               <w:spacing w:after="20" w:before="0"/>
             </w:pPr>
-            <w:hyperlink w:history="1" r:id="rIdet9rpqu1ovv4z9oswkdnq">
+            <w:hyperlink w:history="1" r:id="rIdeptlws9jrjjmd-yewqx9j">
               <w:r>
                 <w:rPr>
                   <w:rFonts w:ascii="Arial" w:cs="Arial" w:eastAsia="Arial" w:hAnsi="Arial"/>
@@ -5022,7 +5022,7 @@
               <w:spacing w:after="10" w:before="0"/>
               <w:ind w:left="120"/>
             </w:pPr>
-            <w:hyperlink w:history="1" r:id="rIda13tjv_velb1wosncnysg">
+            <w:hyperlink w:history="1" r:id="rIdnxcaeu_yzjsu5wqqeepru">
               <w:r>
                 <w:rPr>
                   <w:rFonts w:ascii="Arial" w:cs="Arial" w:eastAsia="Arial" w:hAnsi="Arial"/>
@@ -5067,7 +5067,7 @@
             <w:pPr>
               <w:spacing w:after="20" w:before="0"/>
             </w:pPr>
-            <w:hyperlink w:history="1" r:id="rIdxvxiz7zm-lebfspo8fkwk">
+            <w:hyperlink w:history="1" r:id="rIdwlfucn5xzpi3esr6g4cmj">
               <w:r>
                 <w:rPr>
                   <w:rFonts w:ascii="Arial" w:cs="Arial" w:eastAsia="Arial" w:hAnsi="Arial"/>
@@ -5100,7 +5100,7 @@
               <w:spacing w:after="10" w:before="0"/>
               <w:ind w:left="120"/>
             </w:pPr>
-            <w:hyperlink w:history="1" r:id="rIdvtspewov_zpsql2yoljhm">
+            <w:hyperlink w:history="1" r:id="rIdkfoaaq1efklmafpcrg8l8">
               <w:r>
                 <w:rPr>
                   <w:rFonts w:ascii="Arial" w:cs="Arial" w:eastAsia="Arial" w:hAnsi="Arial"/>
@@ -5625,7 +5625,7 @@
         </w:rPr>
         <w:t xml:space="preserve">© 2026 SeaVuria and ARES. Aligned with KICD objectives. Developed by SeaVuria; technical implementation by ARES (with AI assistance from Claude). Licensed under </w:t>
       </w:r>
-      <w:hyperlink w:history="1" r:id="rIdj-goznyl-qv5qbhzapufy">
+      <w:hyperlink w:history="1" r:id="rId2d4um2kqatwa8emf7wsi7">
         <w:r>
           <w:rPr>
             <w:rFonts w:ascii="Arial" w:cs="Arial" w:eastAsia="Arial" w:hAnsi="Arial"/>
@@ -5646,7 +5646,7 @@
         </w:rPr>
         <w:t xml:space="preserve"> (</w:t>
       </w:r>
-      <w:hyperlink w:history="1" r:id="rId2bynea3eunvtyrgpgfsz6">
+      <w:hyperlink w:history="1" r:id="rIde8s1xixh2f5fasmttckwa">
         <w:r>
           <w:rPr>
             <w:rFonts w:ascii="Arial" w:cs="Arial" w:eastAsia="Arial" w:hAnsi="Arial"/>
@@ -6686,7 +6686,7 @@
             <w:pPr>
               <w:spacing w:after="20" w:before="0"/>
             </w:pPr>
-            <w:hyperlink w:history="1" r:id="rId0yl2-9iipw0p7d1_anavf">
+            <w:hyperlink w:history="1" r:id="rId7obklufzdwg32jcwhaye-">
               <w:r>
                 <w:rPr>
                   <w:rFonts w:ascii="Arial" w:cs="Arial" w:eastAsia="Arial" w:hAnsi="Arial"/>
@@ -6735,7 +6735,7 @@
               <w:spacing w:after="10" w:before="0"/>
               <w:ind w:left="120"/>
             </w:pPr>
-            <w:hyperlink w:history="1" r:id="rId96_ua-kfhtm7vb-5s69jx">
+            <w:hyperlink w:history="1" r:id="rIdtro2dln8abcyyulu_i11p">
               <w:r>
                 <w:rPr>
                   <w:rFonts w:ascii="Arial" w:cs="Arial" w:eastAsia="Arial" w:hAnsi="Arial"/>
@@ -6780,7 +6780,7 @@
             <w:pPr>
               <w:spacing w:after="20" w:before="0"/>
             </w:pPr>
-            <w:hyperlink w:history="1" r:id="rIdfhfdd2xwb9meni8y93umj">
+            <w:hyperlink w:history="1" r:id="rId673fhuqyx2kjtsgkhod0g">
               <w:r>
                 <w:rPr>
                   <w:rFonts w:ascii="Arial" w:cs="Arial" w:eastAsia="Arial" w:hAnsi="Arial"/>
@@ -6829,7 +6829,7 @@
               <w:spacing w:after="10" w:before="0"/>
               <w:ind w:left="120"/>
             </w:pPr>
-            <w:hyperlink w:history="1" r:id="rIdpztr98axhtyknkoynmlny">
+            <w:hyperlink w:history="1" r:id="rIdj523v5y11uoxnmbmrajkk">
               <w:r>
                 <w:rPr>
                   <w:rFonts w:ascii="Arial" w:cs="Arial" w:eastAsia="Arial" w:hAnsi="Arial"/>
@@ -7029,7 +7029,7 @@
             <w:pPr>
               <w:spacing w:after="20" w:before="0"/>
             </w:pPr>
-            <w:hyperlink w:history="1" r:id="rIdqvtcxwh5vvqvp25sjq4jx">
+            <w:hyperlink w:history="1" r:id="rIdvfuuaybvjegpol_4imsbe">
               <w:r>
                 <w:rPr>
                   <w:rFonts w:ascii="Arial" w:cs="Arial" w:eastAsia="Arial" w:hAnsi="Arial"/>
@@ -7078,7 +7078,7 @@
               <w:spacing w:after="10" w:before="0"/>
               <w:ind w:left="120"/>
             </w:pPr>
-            <w:hyperlink w:history="1" r:id="rIdqjesgle-jpnypezwvunp3">
+            <w:hyperlink w:history="1" r:id="rIdhpy_qvutymsjqrnpgyfpy">
               <w:r>
                 <w:rPr>
                   <w:rFonts w:ascii="Arial" w:cs="Arial" w:eastAsia="Arial" w:hAnsi="Arial"/>
@@ -7123,7 +7123,7 @@
             <w:pPr>
               <w:spacing w:after="20" w:before="0"/>
             </w:pPr>
-            <w:hyperlink w:history="1" r:id="rIdbwpxvmsghufzgf-trlcxg">
+            <w:hyperlink w:history="1" r:id="rIdzw4zp0wkzadvc6dvdx7dp">
               <w:r>
                 <w:rPr>
                   <w:rFonts w:ascii="Arial" w:cs="Arial" w:eastAsia="Arial" w:hAnsi="Arial"/>
@@ -7172,7 +7172,7 @@
               <w:spacing w:after="10" w:before="0"/>
               <w:ind w:left="120"/>
             </w:pPr>
-            <w:hyperlink w:history="1" r:id="rIdz5q3kr2coyhp8dgunvc4h">
+            <w:hyperlink w:history="1" r:id="rIdn5o00zczafvp_04mwbxgj">
               <w:r>
                 <w:rPr>
                   <w:rFonts w:ascii="Arial" w:cs="Arial" w:eastAsia="Arial" w:hAnsi="Arial"/>
@@ -7372,7 +7372,7 @@
             <w:pPr>
               <w:spacing w:after="20" w:before="0"/>
             </w:pPr>
-            <w:hyperlink w:history="1" r:id="rIdl2rhpeinixo_okrm_n80d">
+            <w:hyperlink w:history="1" r:id="rId7k-mosupinejzpawlmto_">
               <w:r>
                 <w:rPr>
                   <w:rFonts w:ascii="Arial" w:cs="Arial" w:eastAsia="Arial" w:hAnsi="Arial"/>
@@ -7421,7 +7421,7 @@
               <w:spacing w:after="10" w:before="0"/>
               <w:ind w:left="120"/>
             </w:pPr>
-            <w:hyperlink w:history="1" r:id="rIdj0dcrtazlffdtasqffesv">
+            <w:hyperlink w:history="1" r:id="rId_ir1tm6xzoezgj_hbb4m5">
               <w:r>
                 <w:rPr>
                   <w:rFonts w:ascii="Arial" w:cs="Arial" w:eastAsia="Arial" w:hAnsi="Arial"/>
@@ -7466,7 +7466,7 @@
             <w:pPr>
               <w:spacing w:after="20" w:before="0"/>
             </w:pPr>
-            <w:hyperlink w:history="1" r:id="rIdtkorh8jp4nq311cerbklg">
+            <w:hyperlink w:history="1" r:id="rId1zhnzfjtfwodfk5ye1ttn">
               <w:r>
                 <w:rPr>
                   <w:rFonts w:ascii="Arial" w:cs="Arial" w:eastAsia="Arial" w:hAnsi="Arial"/>
@@ -7515,7 +7515,7 @@
               <w:spacing w:after="10" w:before="0"/>
               <w:ind w:left="120"/>
             </w:pPr>
-            <w:hyperlink w:history="1" r:id="rId3soxholm4h_7oxtq1bosu">
+            <w:hyperlink w:history="1" r:id="rId1pe5gu0x7cikwfkhjxlwe">
               <w:r>
                 <w:rPr>
                   <w:rFonts w:ascii="Arial" w:cs="Arial" w:eastAsia="Arial" w:hAnsi="Arial"/>
@@ -7715,7 +7715,7 @@
             <w:pPr>
               <w:spacing w:after="20" w:before="0"/>
             </w:pPr>
-            <w:hyperlink w:history="1" r:id="rIdrawc0fzboeehtxfzf_3xt">
+            <w:hyperlink w:history="1" r:id="rId6tmzde8xqwqnjplxrvj2i">
               <w:r>
                 <w:rPr>
                   <w:rFonts w:ascii="Arial" w:cs="Arial" w:eastAsia="Arial" w:hAnsi="Arial"/>
@@ -7764,7 +7764,7 @@
               <w:spacing w:after="10" w:before="0"/>
               <w:ind w:left="120"/>
             </w:pPr>
-            <w:hyperlink w:history="1" r:id="rIdjtuhhqa9mc0nxgyuxu9sa">
+            <w:hyperlink w:history="1" r:id="rIdhsyrmxukintnmfudez2xx">
               <w:r>
                 <w:rPr>
                   <w:rFonts w:ascii="Arial" w:cs="Arial" w:eastAsia="Arial" w:hAnsi="Arial"/>
@@ -7809,7 +7809,7 @@
             <w:pPr>
               <w:spacing w:after="20" w:before="0"/>
             </w:pPr>
-            <w:hyperlink w:history="1" r:id="rIdcezuila6qzuzn1ubjc68x">
+            <w:hyperlink w:history="1" r:id="rIdm2ewfkqf0iw8qryxxxour">
               <w:r>
                 <w:rPr>
                   <w:rFonts w:ascii="Arial" w:cs="Arial" w:eastAsia="Arial" w:hAnsi="Arial"/>
@@ -7858,7 +7858,7 @@
               <w:spacing w:after="10" w:before="0"/>
               <w:ind w:left="120"/>
             </w:pPr>
-            <w:hyperlink w:history="1" r:id="rIdk9d3rzqvyi-w161wlfkvv">
+            <w:hyperlink w:history="1" r:id="rIdwssohmql6xg139rrtlm6s">
               <w:r>
                 <w:rPr>
                   <w:rFonts w:ascii="Arial" w:cs="Arial" w:eastAsia="Arial" w:hAnsi="Arial"/>
@@ -8058,7 +8058,7 @@
             <w:pPr>
               <w:spacing w:after="20" w:before="0"/>
             </w:pPr>
-            <w:hyperlink w:history="1" r:id="rIdzj7chnbcmxjxlnd2nohos">
+            <w:hyperlink w:history="1" r:id="rIdjhzsorhjxotl9141rblwd">
               <w:r>
                 <w:rPr>
                   <w:rFonts w:ascii="Arial" w:cs="Arial" w:eastAsia="Arial" w:hAnsi="Arial"/>
@@ -8107,7 +8107,7 @@
               <w:spacing w:after="10" w:before="0"/>
               <w:ind w:left="120"/>
             </w:pPr>
-            <w:hyperlink w:history="1" r:id="rIduyvyqkj_nxwbi44e6yjnw">
+            <w:hyperlink w:history="1" r:id="rIddea7ryktg8xvawphmdaoj">
               <w:r>
                 <w:rPr>
                   <w:rFonts w:ascii="Arial" w:cs="Arial" w:eastAsia="Arial" w:hAnsi="Arial"/>
@@ -8152,7 +8152,7 @@
             <w:pPr>
               <w:spacing w:after="20" w:before="0"/>
             </w:pPr>
-            <w:hyperlink w:history="1" r:id="rId20iaes6iyksce_n4pzndj">
+            <w:hyperlink w:history="1" r:id="rIdv9qksvy1wyhjztwcontkr">
               <w:r>
                 <w:rPr>
                   <w:rFonts w:ascii="Arial" w:cs="Arial" w:eastAsia="Arial" w:hAnsi="Arial"/>
@@ -8201,7 +8201,7 @@
               <w:spacing w:after="10" w:before="0"/>
               <w:ind w:left="120"/>
             </w:pPr>
-            <w:hyperlink w:history="1" r:id="rIdw_znpoi63s-kd3uyz8zdl">
+            <w:hyperlink w:history="1" r:id="rIdm04uqwnabodev-poqbken">
               <w:r>
                 <w:rPr>
                   <w:rFonts w:ascii="Arial" w:cs="Arial" w:eastAsia="Arial" w:hAnsi="Arial"/>
@@ -8726,7 +8726,7 @@
         </w:rPr>
         <w:t xml:space="preserve">© 2026 SeaVuria and ARES. Aligned with KICD objectives. Developed by SeaVuria; technical implementation by ARES (with AI assistance from Claude). Licensed under </w:t>
       </w:r>
-      <w:hyperlink w:history="1" r:id="rIdcsz8mrkzh2cktjmvr-bcb">
+      <w:hyperlink w:history="1" r:id="rIdfe-m24ucpxqc4f4hscxp1">
         <w:r>
           <w:rPr>
             <w:rFonts w:ascii="Arial" w:cs="Arial" w:eastAsia="Arial" w:hAnsi="Arial"/>
@@ -8747,7 +8747,7 @@
         </w:rPr>
         <w:t xml:space="preserve"> (</w:t>
       </w:r>
-      <w:hyperlink w:history="1" r:id="rIdxgaskmpdxtrcu7ial91bb">
+      <w:hyperlink w:history="1" r:id="rIdfl_xcz21pagq7wjmtitoj">
         <w:r>
           <w:rPr>
             <w:rFonts w:ascii="Arial" w:cs="Arial" w:eastAsia="Arial" w:hAnsi="Arial"/>
@@ -9787,7 +9787,7 @@
             <w:pPr>
               <w:spacing w:after="20" w:before="0"/>
             </w:pPr>
-            <w:hyperlink w:history="1" r:id="rIdi3hyljfm7ke9jziegj5yx">
+            <w:hyperlink w:history="1" r:id="rIdkze-pk7f1ionhu9ynp1ez">
               <w:r>
                 <w:rPr>
                   <w:rFonts w:ascii="Arial" w:cs="Arial" w:eastAsia="Arial" w:hAnsi="Arial"/>
@@ -9820,7 +9820,7 @@
               <w:spacing w:after="10" w:before="0"/>
               <w:ind w:left="120"/>
             </w:pPr>
-            <w:hyperlink w:history="1" r:id="rIdd0dfwl_ykxrpo1t4b2evd">
+            <w:hyperlink w:history="1" r:id="rIdtuisz6qvusoxcw5_djk_w">
               <w:r>
                 <w:rPr>
                   <w:rFonts w:ascii="Arial" w:cs="Arial" w:eastAsia="Arial" w:hAnsi="Arial"/>
@@ -9865,7 +9865,7 @@
             <w:pPr>
               <w:spacing w:after="20" w:before="0"/>
             </w:pPr>
-            <w:hyperlink w:history="1" r:id="rIdvp-lb-2appv0t7ofiwr7f">
+            <w:hyperlink w:history="1" r:id="rIdtdinhmgnax_mwhgu66wvf">
               <w:r>
                 <w:rPr>
                   <w:rFonts w:ascii="Arial" w:cs="Arial" w:eastAsia="Arial" w:hAnsi="Arial"/>
@@ -9898,7 +9898,7 @@
               <w:spacing w:after="10" w:before="0"/>
               <w:ind w:left="120"/>
             </w:pPr>
-            <w:hyperlink w:history="1" r:id="rIddapghcw1aasi0wsadoquu">
+            <w:hyperlink w:history="1" r:id="rId9jch5hcgnlsj3h9gn-z7h">
               <w:r>
                 <w:rPr>
                   <w:rFonts w:ascii="Arial" w:cs="Arial" w:eastAsia="Arial" w:hAnsi="Arial"/>
@@ -10098,7 +10098,7 @@
             <w:pPr>
               <w:spacing w:after="20" w:before="0"/>
             </w:pPr>
-            <w:hyperlink w:history="1" r:id="rIdz2g051naasso967wpy7vn">
+            <w:hyperlink w:history="1" r:id="rId4h275ogk8fk6crw75inl8">
               <w:r>
                 <w:rPr>
                   <w:rFonts w:ascii="Arial" w:cs="Arial" w:eastAsia="Arial" w:hAnsi="Arial"/>
@@ -10131,7 +10131,7 @@
               <w:spacing w:after="10" w:before="0"/>
               <w:ind w:left="120"/>
             </w:pPr>
-            <w:hyperlink w:history="1" r:id="rIdrrvnmoqxeudlszknn0lsz">
+            <w:hyperlink w:history="1" r:id="rId7h8hri9cznauf-01wq7k4">
               <w:r>
                 <w:rPr>
                   <w:rFonts w:ascii="Arial" w:cs="Arial" w:eastAsia="Arial" w:hAnsi="Arial"/>
@@ -10176,7 +10176,7 @@
             <w:pPr>
               <w:spacing w:after="20" w:before="0"/>
             </w:pPr>
-            <w:hyperlink w:history="1" r:id="rIdgt3yx-q9i0n5d1o3dvrru">
+            <w:hyperlink w:history="1" r:id="rIdv0mzbq_kkfucov5fh0gg_">
               <w:r>
                 <w:rPr>
                   <w:rFonts w:ascii="Arial" w:cs="Arial" w:eastAsia="Arial" w:hAnsi="Arial"/>
@@ -10209,7 +10209,7 @@
               <w:spacing w:after="10" w:before="0"/>
               <w:ind w:left="120"/>
             </w:pPr>
-            <w:hyperlink w:history="1" r:id="rIdfhu6sz9o6wrgcqptzwy_k">
+            <w:hyperlink w:history="1" r:id="rIdrkpmsasyxzd16awyz4rkq">
               <w:r>
                 <w:rPr>
                   <w:rFonts w:ascii="Arial" w:cs="Arial" w:eastAsia="Arial" w:hAnsi="Arial"/>
@@ -10409,7 +10409,7 @@
             <w:pPr>
               <w:spacing w:after="20" w:before="0"/>
             </w:pPr>
-            <w:hyperlink w:history="1" r:id="rId7tio3zztmuyrbn4lbxw7d">
+            <w:hyperlink w:history="1" r:id="rIddaehwqjr2wgfaktpo7r8o">
               <w:r>
                 <w:rPr>
                   <w:rFonts w:ascii="Arial" w:cs="Arial" w:eastAsia="Arial" w:hAnsi="Arial"/>
@@ -10442,7 +10442,7 @@
               <w:spacing w:after="10" w:before="0"/>
               <w:ind w:left="120"/>
             </w:pPr>
-            <w:hyperlink w:history="1" r:id="rId6zvwgevkqsdjd0_g1-aaf">
+            <w:hyperlink w:history="1" r:id="rIdl-mkjo2mbb1uteiyqg4rq">
               <w:r>
                 <w:rPr>
                   <w:rFonts w:ascii="Arial" w:cs="Arial" w:eastAsia="Arial" w:hAnsi="Arial"/>
@@ -10487,7 +10487,7 @@
             <w:pPr>
               <w:spacing w:after="20" w:before="0"/>
             </w:pPr>
-            <w:hyperlink w:history="1" r:id="rIdi8ymcw0k0cq8gedxqzxc1">
+            <w:hyperlink w:history="1" r:id="rIdm43hulfiofeswxofj8nof">
               <w:r>
                 <w:rPr>
                   <w:rFonts w:ascii="Arial" w:cs="Arial" w:eastAsia="Arial" w:hAnsi="Arial"/>
@@ -10520,7 +10520,7 @@
               <w:spacing w:after="10" w:before="0"/>
               <w:ind w:left="120"/>
             </w:pPr>
-            <w:hyperlink w:history="1" r:id="rIddle6lyzdax9nnxvtxexhb">
+            <w:hyperlink w:history="1" r:id="rIdi1ecqovmi8wiraedjtc_z">
               <w:r>
                 <w:rPr>
                   <w:rFonts w:ascii="Arial" w:cs="Arial" w:eastAsia="Arial" w:hAnsi="Arial"/>
@@ -10720,7 +10720,7 @@
             <w:pPr>
               <w:spacing w:after="20" w:before="0"/>
             </w:pPr>
-            <w:hyperlink w:history="1" r:id="rId4f5luvvwlzwy6bjdglelc">
+            <w:hyperlink w:history="1" r:id="rIdso9lphojf_8mw-rouep9a">
               <w:r>
                 <w:rPr>
                   <w:rFonts w:ascii="Arial" w:cs="Arial" w:eastAsia="Arial" w:hAnsi="Arial"/>
@@ -10753,7 +10753,7 @@
               <w:spacing w:after="10" w:before="0"/>
               <w:ind w:left="120"/>
             </w:pPr>
-            <w:hyperlink w:history="1" r:id="rIdpqdp_yggozdrks8qn2l1v">
+            <w:hyperlink w:history="1" r:id="rIduafyhp82zcnmseiqksu6w">
               <w:r>
                 <w:rPr>
                   <w:rFonts w:ascii="Arial" w:cs="Arial" w:eastAsia="Arial" w:hAnsi="Arial"/>
@@ -10798,7 +10798,7 @@
             <w:pPr>
               <w:spacing w:after="20" w:before="0"/>
             </w:pPr>
-            <w:hyperlink w:history="1" r:id="rId0ye4qkuh8pa73r2gzgwa1">
+            <w:hyperlink w:history="1" r:id="rIdygdlobrleusvpud9utvoi">
               <w:r>
                 <w:rPr>
                   <w:rFonts w:ascii="Arial" w:cs="Arial" w:eastAsia="Arial" w:hAnsi="Arial"/>
@@ -10831,7 +10831,7 @@
               <w:spacing w:after="10" w:before="0"/>
               <w:ind w:left="120"/>
             </w:pPr>
-            <w:hyperlink w:history="1" r:id="rIdgn3wc6b0zree0ujuq2upw">
+            <w:hyperlink w:history="1" r:id="rId6ifomajr438clu0hmjf96">
               <w:r>
                 <w:rPr>
                   <w:rFonts w:ascii="Arial" w:cs="Arial" w:eastAsia="Arial" w:hAnsi="Arial"/>
@@ -11031,7 +11031,7 @@
             <w:pPr>
               <w:spacing w:after="20" w:before="0"/>
             </w:pPr>
-            <w:hyperlink w:history="1" r:id="rIdntkdu-xg_ueqb_ojmr5x4">
+            <w:hyperlink w:history="1" r:id="rIdbd31pag0yw_ghspb7hcxh">
               <w:r>
                 <w:rPr>
                   <w:rFonts w:ascii="Arial" w:cs="Arial" w:eastAsia="Arial" w:hAnsi="Arial"/>
@@ -11080,7 +11080,7 @@
               <w:spacing w:after="10" w:before="0"/>
               <w:ind w:left="120"/>
             </w:pPr>
-            <w:hyperlink w:history="1" r:id="rIdqydpe2pn4gyzp_7ogpqyh">
+            <w:hyperlink w:history="1" r:id="rIdkvgj7of4ckdlnpwqvwshu">
               <w:r>
                 <w:rPr>
                   <w:rFonts w:ascii="Arial" w:cs="Arial" w:eastAsia="Arial" w:hAnsi="Arial"/>
@@ -11125,7 +11125,7 @@
             <w:pPr>
               <w:spacing w:after="20" w:before="0"/>
             </w:pPr>
-            <w:hyperlink w:history="1" r:id="rIdng-wcpyrlllgygt8wbwi0">
+            <w:hyperlink w:history="1" r:id="rIdtpmyfwupudvfa_nvxsvdr">
               <w:r>
                 <w:rPr>
                   <w:rFonts w:ascii="Arial" w:cs="Arial" w:eastAsia="Arial" w:hAnsi="Arial"/>
@@ -11158,7 +11158,7 @@
               <w:spacing w:after="10" w:before="0"/>
               <w:ind w:left="120"/>
             </w:pPr>
-            <w:hyperlink w:history="1" r:id="rId8hp0il5_b-sa8pjqcmqog">
+            <w:hyperlink w:history="1" r:id="rIdmsc0rzqay-kjgyqafvk08">
               <w:r>
                 <w:rPr>
                   <w:rFonts w:ascii="Arial" w:cs="Arial" w:eastAsia="Arial" w:hAnsi="Arial"/>
@@ -11683,7 +11683,7 @@
         </w:rPr>
         <w:t xml:space="preserve">© 2026 SeaVuria and ARES. Aligned with KICD objectives. Developed by SeaVuria; technical implementation by ARES (with AI assistance from Claude). Licensed under </w:t>
       </w:r>
-      <w:hyperlink w:history="1" r:id="rIdxpsjzpfeutgwsz2bbi0ky">
+      <w:hyperlink w:history="1" r:id="rIdmmvyxwc-jzwf1jh4tvxu9">
         <w:r>
           <w:rPr>
             <w:rFonts w:ascii="Arial" w:cs="Arial" w:eastAsia="Arial" w:hAnsi="Arial"/>
@@ -11704,7 +11704,7 @@
         </w:rPr>
         <w:t xml:space="preserve"> (</w:t>
       </w:r>
-      <w:hyperlink w:history="1" r:id="rIdbjviyij5-_k439aukskm8">
+      <w:hyperlink w:history="1" r:id="rIdj-dljrpszs3nldxocijcg">
         <w:r>
           <w:rPr>
             <w:rFonts w:ascii="Arial" w:cs="Arial" w:eastAsia="Arial" w:hAnsi="Arial"/>
@@ -12744,7 +12744,7 @@
             <w:pPr>
               <w:spacing w:after="20" w:before="0"/>
             </w:pPr>
-            <w:hyperlink w:history="1" r:id="rIdcqzp6njewheemk57logid">
+            <w:hyperlink w:history="1" r:id="rIdq6tlrhlb0vplobyltfbid">
               <w:r>
                 <w:rPr>
                   <w:rFonts w:ascii="Arial" w:cs="Arial" w:eastAsia="Arial" w:hAnsi="Arial"/>
@@ -12777,7 +12777,7 @@
               <w:spacing w:after="10" w:before="0"/>
               <w:ind w:left="120"/>
             </w:pPr>
-            <w:hyperlink w:history="1" r:id="rIdxwaoumac5qvvuedwqdifb">
+            <w:hyperlink w:history="1" r:id="rIdmadh6lhemldjhs860bir7">
               <w:r>
                 <w:rPr>
                   <w:rFonts w:ascii="Arial" w:cs="Arial" w:eastAsia="Arial" w:hAnsi="Arial"/>
@@ -12822,7 +12822,7 @@
             <w:pPr>
               <w:spacing w:after="20" w:before="0"/>
             </w:pPr>
-            <w:hyperlink w:history="1" r:id="rIdqqzlym_9zhqv9tg5gmgza">
+            <w:hyperlink w:history="1" r:id="rIdathhgvr7fdptg589nkcae">
               <w:r>
                 <w:rPr>
                   <w:rFonts w:ascii="Arial" w:cs="Arial" w:eastAsia="Arial" w:hAnsi="Arial"/>
@@ -12855,7 +12855,7 @@
               <w:spacing w:after="10" w:before="0"/>
               <w:ind w:left="120"/>
             </w:pPr>
-            <w:hyperlink w:history="1" r:id="rId-dtaqrz2vf9kfk72y3t6x">
+            <w:hyperlink w:history="1" r:id="rIde4sw2u1_s7cjvvxet0v89">
               <w:r>
                 <w:rPr>
                   <w:rFonts w:ascii="Arial" w:cs="Arial" w:eastAsia="Arial" w:hAnsi="Arial"/>
@@ -13055,7 +13055,7 @@
             <w:pPr>
               <w:spacing w:after="20" w:before="0"/>
             </w:pPr>
-            <w:hyperlink w:history="1" r:id="rIdzcwmbfsavopwekltjdr2a">
+            <w:hyperlink w:history="1" r:id="rIdj3ipdycc7mszu88xoafzj">
               <w:r>
                 <w:rPr>
                   <w:rFonts w:ascii="Arial" w:cs="Arial" w:eastAsia="Arial" w:hAnsi="Arial"/>
@@ -13088,7 +13088,7 @@
               <w:spacing w:after="10" w:before="0"/>
               <w:ind w:left="120"/>
             </w:pPr>
-            <w:hyperlink w:history="1" r:id="rId3mcoplh5aroli6vxd3mq3">
+            <w:hyperlink w:history="1" r:id="rId9ukzl0lwxjm67gzqd6goj">
               <w:r>
                 <w:rPr>
                   <w:rFonts w:ascii="Arial" w:cs="Arial" w:eastAsia="Arial" w:hAnsi="Arial"/>
@@ -13133,7 +13133,7 @@
             <w:pPr>
               <w:spacing w:after="20" w:before="0"/>
             </w:pPr>
-            <w:hyperlink w:history="1" r:id="rIdgtvl5bmi0nhsyprv-am5z">
+            <w:hyperlink w:history="1" r:id="rIdalcjoguogaawdi26eofmd">
               <w:r>
                 <w:rPr>
                   <w:rFonts w:ascii="Arial" w:cs="Arial" w:eastAsia="Arial" w:hAnsi="Arial"/>
@@ -13166,7 +13166,7 @@
               <w:spacing w:after="10" w:before="0"/>
               <w:ind w:left="120"/>
             </w:pPr>
-            <w:hyperlink w:history="1" r:id="rIdyhaqwqfpcjoef3efu1n_p">
+            <w:hyperlink w:history="1" r:id="rIdrnbnle-l8jgmwzj8j5j_x">
               <w:r>
                 <w:rPr>
                   <w:rFonts w:ascii="Arial" w:cs="Arial" w:eastAsia="Arial" w:hAnsi="Arial"/>
@@ -13366,7 +13366,7 @@
             <w:pPr>
               <w:spacing w:after="20" w:before="0"/>
             </w:pPr>
-            <w:hyperlink w:history="1" r:id="rIdqjbb_dzg4-xqljooahr0j">
+            <w:hyperlink w:history="1" r:id="rIdfckdip_ahzywsguwian02">
               <w:r>
                 <w:rPr>
                   <w:rFonts w:ascii="Arial" w:cs="Arial" w:eastAsia="Arial" w:hAnsi="Arial"/>
@@ -13415,7 +13415,7 @@
               <w:spacing w:after="10" w:before="0"/>
               <w:ind w:left="120"/>
             </w:pPr>
-            <w:hyperlink w:history="1" r:id="rIdpbkz7tbiz9wjlxgj_oyhr">
+            <w:hyperlink w:history="1" r:id="rIdrsioyb2fyop1axts1z96u">
               <w:r>
                 <w:rPr>
                   <w:rFonts w:ascii="Arial" w:cs="Arial" w:eastAsia="Arial" w:hAnsi="Arial"/>
@@ -13460,7 +13460,7 @@
             <w:pPr>
               <w:spacing w:after="20" w:before="0"/>
             </w:pPr>
-            <w:hyperlink w:history="1" r:id="rIdpvlekicoa92znvq35-2r5">
+            <w:hyperlink w:history="1" r:id="rId1vfr7y4th58gwhe0njs3j">
               <w:r>
                 <w:rPr>
                   <w:rFonts w:ascii="Arial" w:cs="Arial" w:eastAsia="Arial" w:hAnsi="Arial"/>
@@ -13493,7 +13493,7 @@
               <w:spacing w:after="10" w:before="0"/>
               <w:ind w:left="120"/>
             </w:pPr>
-            <w:hyperlink w:history="1" r:id="rId1spf-y9nxy1vufrh7vvcs">
+            <w:hyperlink w:history="1" r:id="rIdrtnlk_ofd8ru8kdgc3xzc">
               <w:r>
                 <w:rPr>
                   <w:rFonts w:ascii="Arial" w:cs="Arial" w:eastAsia="Arial" w:hAnsi="Arial"/>
@@ -13693,7 +13693,7 @@
             <w:pPr>
               <w:spacing w:after="20" w:before="0"/>
             </w:pPr>
-            <w:hyperlink w:history="1" r:id="rIdlcbpev_w-sch6qfkhqvrq">
+            <w:hyperlink w:history="1" r:id="rIddrc1ks2yfaau9ply44a77">
               <w:r>
                 <w:rPr>
                   <w:rFonts w:ascii="Arial" w:cs="Arial" w:eastAsia="Arial" w:hAnsi="Arial"/>
@@ -13742,7 +13742,7 @@
               <w:spacing w:after="10" w:before="0"/>
               <w:ind w:left="120"/>
             </w:pPr>
-            <w:hyperlink w:history="1" r:id="rIdyzuu7_dsah6nvhvfrxvgi">
+            <w:hyperlink w:history="1" r:id="rIdeta0obivnp6mf5hbzlnwd">
               <w:r>
                 <w:rPr>
                   <w:rFonts w:ascii="Arial" w:cs="Arial" w:eastAsia="Arial" w:hAnsi="Arial"/>
@@ -13787,7 +13787,7 @@
             <w:pPr>
               <w:spacing w:after="20" w:before="0"/>
             </w:pPr>
-            <w:hyperlink w:history="1" r:id="rIdmygtric_s-qs7yn9a90no">
+            <w:hyperlink w:history="1" r:id="rIdn_qgft-x4bbhx3gkdtrzk">
               <w:r>
                 <w:rPr>
                   <w:rFonts w:ascii="Arial" w:cs="Arial" w:eastAsia="Arial" w:hAnsi="Arial"/>
@@ -13820,7 +13820,7 @@
               <w:spacing w:after="10" w:before="0"/>
               <w:ind w:left="120"/>
             </w:pPr>
-            <w:hyperlink w:history="1" r:id="rIdtmnqurn-bljmpptzg7utx">
+            <w:hyperlink w:history="1" r:id="rIdhkkgq6lesd9mkuabjmtbt">
               <w:r>
                 <w:rPr>
                   <w:rFonts w:ascii="Arial" w:cs="Arial" w:eastAsia="Arial" w:hAnsi="Arial"/>
@@ -14020,7 +14020,7 @@
             <w:pPr>
               <w:spacing w:after="20" w:before="0"/>
             </w:pPr>
-            <w:hyperlink w:history="1" r:id="rIdcectsjdfn0zsdbyast_aw">
+            <w:hyperlink w:history="1" r:id="rIdubhwywtb1cwbxqpyfista">
               <w:r>
                 <w:rPr>
                   <w:rFonts w:ascii="Arial" w:cs="Arial" w:eastAsia="Arial" w:hAnsi="Arial"/>
@@ -14069,7 +14069,7 @@
               <w:spacing w:after="10" w:before="0"/>
               <w:ind w:left="120"/>
             </w:pPr>
-            <w:hyperlink w:history="1" r:id="rIdtv7nznyl1gwolsxevo9ld">
+            <w:hyperlink w:history="1" r:id="rIdjmnjdq4-anekzsljpoxfo">
               <w:r>
                 <w:rPr>
                   <w:rFonts w:ascii="Arial" w:cs="Arial" w:eastAsia="Arial" w:hAnsi="Arial"/>
@@ -14114,7 +14114,7 @@
             <w:pPr>
               <w:spacing w:after="20" w:before="0"/>
             </w:pPr>
-            <w:hyperlink w:history="1" r:id="rIdb8oshfcrs2fggascvtvs3">
+            <w:hyperlink w:history="1" r:id="rIdrb71g4makz7nclqnlpko2">
               <w:r>
                 <w:rPr>
                   <w:rFonts w:ascii="Arial" w:cs="Arial" w:eastAsia="Arial" w:hAnsi="Arial"/>
@@ -14147,7 +14147,7 @@
               <w:spacing w:after="10" w:before="0"/>
               <w:ind w:left="120"/>
             </w:pPr>
-            <w:hyperlink w:history="1" r:id="rIdp5te9dkaeildnkmj3l9hb">
+            <w:hyperlink w:history="1" r:id="rIdmaroagjl6zjjshddjn6-a">
               <w:r>
                 <w:rPr>
                   <w:rFonts w:ascii="Arial" w:cs="Arial" w:eastAsia="Arial" w:hAnsi="Arial"/>
@@ -14672,7 +14672,7 @@
         </w:rPr>
         <w:t xml:space="preserve">© 2026 SeaVuria and ARES. Aligned with KICD objectives. Developed by SeaVuria; technical implementation by ARES (with AI assistance from Claude). Licensed under </w:t>
       </w:r>
-      <w:hyperlink w:history="1" r:id="rIdldarsd7bu9ag0lh7l_vka">
+      <w:hyperlink w:history="1" r:id="rId-favoc0ujpwodeqhmns8b">
         <w:r>
           <w:rPr>
             <w:rFonts w:ascii="Arial" w:cs="Arial" w:eastAsia="Arial" w:hAnsi="Arial"/>
@@ -14693,7 +14693,7 @@
         </w:rPr>
         <w:t xml:space="preserve"> (</w:t>
       </w:r>
-      <w:hyperlink w:history="1" r:id="rId7l0l2rkgmglhajrc-p4nb">
+      <w:hyperlink w:history="1" r:id="rIddhtrruedzrs_cyk_n0_rf">
         <w:r>
           <w:rPr>
             <w:rFonts w:ascii="Arial" w:cs="Arial" w:eastAsia="Arial" w:hAnsi="Arial"/>
@@ -15733,7 +15733,7 @@
             <w:pPr>
               <w:spacing w:after="20" w:before="0"/>
             </w:pPr>
-            <w:hyperlink w:history="1" r:id="rIdkifdkcmfl69yeemzzx1kr">
+            <w:hyperlink w:history="1" r:id="rIdnddulo0w506wmqxdl3pt8">
               <w:r>
                 <w:rPr>
                   <w:rFonts w:ascii="Arial" w:cs="Arial" w:eastAsia="Arial" w:hAnsi="Arial"/>
@@ -15766,7 +15766,7 @@
               <w:spacing w:after="10" w:before="0"/>
               <w:ind w:left="120"/>
             </w:pPr>
-            <w:hyperlink w:history="1" r:id="rIdaz5wclnadaw1p7jtv5jqr">
+            <w:hyperlink w:history="1" r:id="rIdsmakmcpxkjz5evf-tlm4b">
               <w:r>
                 <w:rPr>
                   <w:rFonts w:ascii="Arial" w:cs="Arial" w:eastAsia="Arial" w:hAnsi="Arial"/>
@@ -15811,7 +15811,7 @@
             <w:pPr>
               <w:spacing w:after="20" w:before="0"/>
             </w:pPr>
-            <w:hyperlink w:history="1" r:id="rIdanqqspoebwglexjett0p-">
+            <w:hyperlink w:history="1" r:id="rIdg7rqhx9jeozodrsa7cl1s">
               <w:r>
                 <w:rPr>
                   <w:rFonts w:ascii="Arial" w:cs="Arial" w:eastAsia="Arial" w:hAnsi="Arial"/>
@@ -15844,7 +15844,7 @@
               <w:spacing w:after="10" w:before="0"/>
               <w:ind w:left="120"/>
             </w:pPr>
-            <w:hyperlink w:history="1" r:id="rIdhunxij8ujvep00ybnp4rl">
+            <w:hyperlink w:history="1" r:id="rIdlahpuyxop_yj8uvwzz7j8">
               <w:r>
                 <w:rPr>
                   <w:rFonts w:ascii="Arial" w:cs="Arial" w:eastAsia="Arial" w:hAnsi="Arial"/>
@@ -16044,7 +16044,7 @@
             <w:pPr>
               <w:spacing w:after="20" w:before="0"/>
             </w:pPr>
-            <w:hyperlink w:history="1" r:id="rIdnz42oneeh54fqwqay8wnl">
+            <w:hyperlink w:history="1" r:id="rIdkkpzuw3ozapnocub9x950">
               <w:r>
                 <w:rPr>
                   <w:rFonts w:ascii="Arial" w:cs="Arial" w:eastAsia="Arial" w:hAnsi="Arial"/>
@@ -16077,7 +16077,7 @@
               <w:spacing w:after="10" w:before="0"/>
               <w:ind w:left="120"/>
             </w:pPr>
-            <w:hyperlink w:history="1" r:id="rIdwgpfninpvaqidw1gwc059">
+            <w:hyperlink w:history="1" r:id="rId3ichq50ovgyezaynid4s_">
               <w:r>
                 <w:rPr>
                   <w:rFonts w:ascii="Arial" w:cs="Arial" w:eastAsia="Arial" w:hAnsi="Arial"/>
@@ -16122,7 +16122,7 @@
             <w:pPr>
               <w:spacing w:after="20" w:before="0"/>
             </w:pPr>
-            <w:hyperlink w:history="1" r:id="rId1obulrbxznrvtn0q19ora">
+            <w:hyperlink w:history="1" r:id="rIdfst2uat1-qxkd63ucjvwi">
               <w:r>
                 <w:rPr>
                   <w:rFonts w:ascii="Arial" w:cs="Arial" w:eastAsia="Arial" w:hAnsi="Arial"/>
@@ -16155,7 +16155,7 @@
               <w:spacing w:after="10" w:before="0"/>
               <w:ind w:left="120"/>
             </w:pPr>
-            <w:hyperlink w:history="1" r:id="rIdqrac91ozvhj3jtehmwynp">
+            <w:hyperlink w:history="1" r:id="rIdcalaadf46bgtvldq2hjlj">
               <w:r>
                 <w:rPr>
                   <w:rFonts w:ascii="Arial" w:cs="Arial" w:eastAsia="Arial" w:hAnsi="Arial"/>
@@ -16355,7 +16355,7 @@
             <w:pPr>
               <w:spacing w:after="20" w:before="0"/>
             </w:pPr>
-            <w:hyperlink w:history="1" r:id="rIdk77yrdwvxtief_wy0ayi5">
+            <w:hyperlink w:history="1" r:id="rIdosrvbh69tkje43at6h6qc">
               <w:r>
                 <w:rPr>
                   <w:rFonts w:ascii="Arial" w:cs="Arial" w:eastAsia="Arial" w:hAnsi="Arial"/>
@@ -16388,7 +16388,7 @@
               <w:spacing w:after="10" w:before="0"/>
               <w:ind w:left="120"/>
             </w:pPr>
-            <w:hyperlink w:history="1" r:id="rIdmw2bivld27pywgv9jfuma">
+            <w:hyperlink w:history="1" r:id="rIdrzklutgjqamvspghk3vsu">
               <w:r>
                 <w:rPr>
                   <w:rFonts w:ascii="Arial" w:cs="Arial" w:eastAsia="Arial" w:hAnsi="Arial"/>
@@ -16433,7 +16433,7 @@
             <w:pPr>
               <w:spacing w:after="20" w:before="0"/>
             </w:pPr>
-            <w:hyperlink w:history="1" r:id="rIdr_ara6xofqaytsowr60iw">
+            <w:hyperlink w:history="1" r:id="rIduur3_r5cqp6jazd_qy6cm">
               <w:r>
                 <w:rPr>
                   <w:rFonts w:ascii="Arial" w:cs="Arial" w:eastAsia="Arial" w:hAnsi="Arial"/>
@@ -16466,7 +16466,7 @@
               <w:spacing w:after="10" w:before="0"/>
               <w:ind w:left="120"/>
             </w:pPr>
-            <w:hyperlink w:history="1" r:id="rId-0bwohjvkwbv5x3cc6tuq">
+            <w:hyperlink w:history="1" r:id="rIdlwkrza9ct4uhnldmf2qok">
               <w:r>
                 <w:rPr>
                   <w:rFonts w:ascii="Arial" w:cs="Arial" w:eastAsia="Arial" w:hAnsi="Arial"/>
@@ -16666,7 +16666,7 @@
             <w:pPr>
               <w:spacing w:after="20" w:before="0"/>
             </w:pPr>
-            <w:hyperlink w:history="1" r:id="rIdbstg_epewytpsgzhhgnqj">
+            <w:hyperlink w:history="1" r:id="rIdswyoc9ij80xae055d4k0x">
               <w:r>
                 <w:rPr>
                   <w:rFonts w:ascii="Arial" w:cs="Arial" w:eastAsia="Arial" w:hAnsi="Arial"/>
@@ -16699,7 +16699,7 @@
               <w:spacing w:after="10" w:before="0"/>
               <w:ind w:left="120"/>
             </w:pPr>
-            <w:hyperlink w:history="1" r:id="rIdajjywzlb6zu2qjqoazm9q">
+            <w:hyperlink w:history="1" r:id="rId9uunlujcaypk9gl3fvcpb">
               <w:r>
                 <w:rPr>
                   <w:rFonts w:ascii="Arial" w:cs="Arial" w:eastAsia="Arial" w:hAnsi="Arial"/>
@@ -16744,7 +16744,7 @@
             <w:pPr>
               <w:spacing w:after="20" w:before="0"/>
             </w:pPr>
-            <w:hyperlink w:history="1" r:id="rIdxv7twrgbsy7b7pols_eap">
+            <w:hyperlink w:history="1" r:id="rIdmf-j2bfnvoic6xuh_a3eo">
               <w:r>
                 <w:rPr>
                   <w:rFonts w:ascii="Arial" w:cs="Arial" w:eastAsia="Arial" w:hAnsi="Arial"/>
@@ -16777,7 +16777,7 @@
               <w:spacing w:after="10" w:before="0"/>
               <w:ind w:left="120"/>
             </w:pPr>
-            <w:hyperlink w:history="1" r:id="rIdeekbdjp4lh_nw33wejdrk">
+            <w:hyperlink w:history="1" r:id="rId-k4bp0vo27k0na_meza2l">
               <w:r>
                 <w:rPr>
                   <w:rFonts w:ascii="Arial" w:cs="Arial" w:eastAsia="Arial" w:hAnsi="Arial"/>
@@ -16977,7 +16977,7 @@
             <w:pPr>
               <w:spacing w:after="20" w:before="0"/>
             </w:pPr>
-            <w:hyperlink w:history="1" r:id="rIdonbps8sqyk4rjngxihlpr">
+            <w:hyperlink w:history="1" r:id="rIdlt0fcl5boij_mdfmc5pcq">
               <w:r>
                 <w:rPr>
                   <w:rFonts w:ascii="Arial" w:cs="Arial" w:eastAsia="Arial" w:hAnsi="Arial"/>
@@ -17010,7 +17010,7 @@
               <w:spacing w:after="10" w:before="0"/>
               <w:ind w:left="120"/>
             </w:pPr>
-            <w:hyperlink w:history="1" r:id="rIdzdul3knx0nbcpckdcxc1f">
+            <w:hyperlink w:history="1" r:id="rIdgvnd0asjh4mldb1y0d9vm">
               <w:r>
                 <w:rPr>
                   <w:rFonts w:ascii="Arial" w:cs="Arial" w:eastAsia="Arial" w:hAnsi="Arial"/>
@@ -17055,7 +17055,7 @@
             <w:pPr>
               <w:spacing w:after="20" w:before="0"/>
             </w:pPr>
-            <w:hyperlink w:history="1" r:id="rIdaie0z3i_0kgv4lp4dmamr">
+            <w:hyperlink w:history="1" r:id="rIdq0eiwmsjzxukvjwm0cpjq">
               <w:r>
                 <w:rPr>
                   <w:rFonts w:ascii="Arial" w:cs="Arial" w:eastAsia="Arial" w:hAnsi="Arial"/>
@@ -17088,7 +17088,7 @@
               <w:spacing w:after="10" w:before="0"/>
               <w:ind w:left="120"/>
             </w:pPr>
-            <w:hyperlink w:history="1" r:id="rId5g9lm6heg5ywhn7bpw2qw">
+            <w:hyperlink w:history="1" r:id="rIdx-ld8k82xlqqd7nmrf2gw">
               <w:r>
                 <w:rPr>
                   <w:rFonts w:ascii="Arial" w:cs="Arial" w:eastAsia="Arial" w:hAnsi="Arial"/>
@@ -17613,7 +17613,7 @@
         </w:rPr>
         <w:t xml:space="preserve">© 2026 SeaVuria and ARES. Aligned with KICD objectives. Developed by SeaVuria; technical implementation by ARES (with AI assistance from Claude). Licensed under </w:t>
       </w:r>
-      <w:hyperlink w:history="1" r:id="rIdch8f4hqousvivfilbra6h">
+      <w:hyperlink w:history="1" r:id="rIdmibqgi_-pffypvow0um6n">
         <w:r>
           <w:rPr>
             <w:rFonts w:ascii="Arial" w:cs="Arial" w:eastAsia="Arial" w:hAnsi="Arial"/>
@@ -17634,7 +17634,7 @@
         </w:rPr>
         <w:t xml:space="preserve"> (</w:t>
       </w:r>
-      <w:hyperlink w:history="1" r:id="rIdxwgmglda4zxwhb2gk11ns">
+      <w:hyperlink w:history="1" r:id="rIdw_s30mvtltpiolftlhmsu">
         <w:r>
           <w:rPr>
             <w:rFonts w:ascii="Arial" w:cs="Arial" w:eastAsia="Arial" w:hAnsi="Arial"/>
@@ -18674,7 +18674,7 @@
             <w:pPr>
               <w:spacing w:after="20" w:before="0"/>
             </w:pPr>
-            <w:hyperlink w:history="1" r:id="rIdbd80xaegv-setfz7pt965">
+            <w:hyperlink w:history="1" r:id="rIdb-zq69ljglwbx9di_wbhw">
               <w:r>
                 <w:rPr>
                   <w:rFonts w:ascii="Arial" w:cs="Arial" w:eastAsia="Arial" w:hAnsi="Arial"/>
@@ -18707,7 +18707,7 @@
               <w:spacing w:after="10" w:before="0"/>
               <w:ind w:left="120"/>
             </w:pPr>
-            <w:hyperlink w:history="1" r:id="rIdhvxkv5ioqsdxqpfvfz7fm">
+            <w:hyperlink w:history="1" r:id="rIdvqrcjpbh5zkh2vhmz40c1">
               <w:r>
                 <w:rPr>
                   <w:rFonts w:ascii="Arial" w:cs="Arial" w:eastAsia="Arial" w:hAnsi="Arial"/>
@@ -18752,7 +18752,7 @@
             <w:pPr>
               <w:spacing w:after="20" w:before="0"/>
             </w:pPr>
-            <w:hyperlink w:history="1" r:id="rIdqzhxexwdpqj1diq00c4hn">
+            <w:hyperlink w:history="1" r:id="rIdshpaxh1cm1u6hbbusiylw">
               <w:r>
                 <w:rPr>
                   <w:rFonts w:ascii="Arial" w:cs="Arial" w:eastAsia="Arial" w:hAnsi="Arial"/>
@@ -18785,7 +18785,7 @@
               <w:spacing w:after="10" w:before="0"/>
               <w:ind w:left="120"/>
             </w:pPr>
-            <w:hyperlink w:history="1" r:id="rIdazzyl2pxlcra3pqlercby">
+            <w:hyperlink w:history="1" r:id="rIdcbcegu2_65jwv-cxwq3fs">
               <w:r>
                 <w:rPr>
                   <w:rFonts w:ascii="Arial" w:cs="Arial" w:eastAsia="Arial" w:hAnsi="Arial"/>
@@ -18985,7 +18985,7 @@
             <w:pPr>
               <w:spacing w:after="20" w:before="0"/>
             </w:pPr>
-            <w:hyperlink w:history="1" r:id="rIdlrw9obhcpz5lif1bpwgxn">
+            <w:hyperlink w:history="1" r:id="rIduogzjim5tirecbpoyebhb">
               <w:r>
                 <w:rPr>
                   <w:rFonts w:ascii="Arial" w:cs="Arial" w:eastAsia="Arial" w:hAnsi="Arial"/>
@@ -19018,7 +19018,7 @@
               <w:spacing w:after="10" w:before="0"/>
               <w:ind w:left="120"/>
             </w:pPr>
-            <w:hyperlink w:history="1" r:id="rIds1g_8guh1m8bpluzc_aim">
+            <w:hyperlink w:history="1" r:id="rIdpt7qjspygswozv12oet8h">
               <w:r>
                 <w:rPr>
                   <w:rFonts w:ascii="Arial" w:cs="Arial" w:eastAsia="Arial" w:hAnsi="Arial"/>
@@ -19063,7 +19063,7 @@
             <w:pPr>
               <w:spacing w:after="20" w:before="0"/>
             </w:pPr>
-            <w:hyperlink w:history="1" r:id="rId2pmyu0o6rt4y3rtrzwkxq">
+            <w:hyperlink w:history="1" r:id="rIdtalnb2eqnyyb7ozi_cxgf">
               <w:r>
                 <w:rPr>
                   <w:rFonts w:ascii="Arial" w:cs="Arial" w:eastAsia="Arial" w:hAnsi="Arial"/>
@@ -19096,7 +19096,7 @@
               <w:spacing w:after="10" w:before="0"/>
               <w:ind w:left="120"/>
             </w:pPr>
-            <w:hyperlink w:history="1" r:id="rIdg5lrdf9dsoc9rl8limf7t">
+            <w:hyperlink w:history="1" r:id="rIdq8km0-dz9jthpn9zudnlv">
               <w:r>
                 <w:rPr>
                   <w:rFonts w:ascii="Arial" w:cs="Arial" w:eastAsia="Arial" w:hAnsi="Arial"/>
@@ -19296,7 +19296,7 @@
             <w:pPr>
               <w:spacing w:after="20" w:before="0"/>
             </w:pPr>
-            <w:hyperlink w:history="1" r:id="rId3fu3sc9cvonjo0sen9zf_">
+            <w:hyperlink w:history="1" r:id="rId8hgscu8rfjml1pgiie0my">
               <w:r>
                 <w:rPr>
                   <w:rFonts w:ascii="Arial" w:cs="Arial" w:eastAsia="Arial" w:hAnsi="Arial"/>
@@ -19329,7 +19329,7 @@
               <w:spacing w:after="10" w:before="0"/>
               <w:ind w:left="120"/>
             </w:pPr>
-            <w:hyperlink w:history="1" r:id="rIdnsiladpx2g-pqmxby1ekh">
+            <w:hyperlink w:history="1" r:id="rIdbwulc-jcauvkkpbtlriaj">
               <w:r>
                 <w:rPr>
                   <w:rFonts w:ascii="Arial" w:cs="Arial" w:eastAsia="Arial" w:hAnsi="Arial"/>
@@ -19374,7 +19374,7 @@
             <w:pPr>
               <w:spacing w:after="20" w:before="0"/>
             </w:pPr>
-            <w:hyperlink w:history="1" r:id="rIdcxzm8za-p-pvrwyknwbge">
+            <w:hyperlink w:history="1" r:id="rIdnl3y-1aojm2jhvfawmpad">
               <w:r>
                 <w:rPr>
                   <w:rFonts w:ascii="Arial" w:cs="Arial" w:eastAsia="Arial" w:hAnsi="Arial"/>
@@ -19407,7 +19407,7 @@
               <w:spacing w:after="10" w:before="0"/>
               <w:ind w:left="120"/>
             </w:pPr>
-            <w:hyperlink w:history="1" r:id="rId-v1d0dv-1w3-mfi8mfp6s">
+            <w:hyperlink w:history="1" r:id="rIdsroe-wbssaeew9iwdudf7">
               <w:r>
                 <w:rPr>
                   <w:rFonts w:ascii="Arial" w:cs="Arial" w:eastAsia="Arial" w:hAnsi="Arial"/>
@@ -19607,7 +19607,7 @@
             <w:pPr>
               <w:spacing w:after="20" w:before="0"/>
             </w:pPr>
-            <w:hyperlink w:history="1" r:id="rIdlz-xjyen46uyr49i5gwwa">
+            <w:hyperlink w:history="1" r:id="rIdzryznxlmci9wm2epe-leo">
               <w:r>
                 <w:rPr>
                   <w:rFonts w:ascii="Arial" w:cs="Arial" w:eastAsia="Arial" w:hAnsi="Arial"/>
@@ -19640,7 +19640,7 @@
               <w:spacing w:after="10" w:before="0"/>
               <w:ind w:left="120"/>
             </w:pPr>
-            <w:hyperlink w:history="1" r:id="rIdnha45n7cgdmxmx9tkkbzl">
+            <w:hyperlink w:history="1" r:id="rId53xzojlqesrfnzwieznnz">
               <w:r>
                 <w:rPr>
                   <w:rFonts w:ascii="Arial" w:cs="Arial" w:eastAsia="Arial" w:hAnsi="Arial"/>
@@ -19685,7 +19685,7 @@
             <w:pPr>
               <w:spacing w:after="20" w:before="0"/>
             </w:pPr>
-            <w:hyperlink w:history="1" r:id="rIdjsxbfkzbhfk57xvolg6cl">
+            <w:hyperlink w:history="1" r:id="rIdypjjvkod7pnjk1jqvu0ew">
               <w:r>
                 <w:rPr>
                   <w:rFonts w:ascii="Arial" w:cs="Arial" w:eastAsia="Arial" w:hAnsi="Arial"/>
@@ -19718,7 +19718,7 @@
               <w:spacing w:after="10" w:before="0"/>
               <w:ind w:left="120"/>
             </w:pPr>
-            <w:hyperlink w:history="1" r:id="rIdv7ox_gnsqlt8bewowiwtq">
+            <w:hyperlink w:history="1" r:id="rIdw_boq9yupnx2cwz9ceqax">
               <w:r>
                 <w:rPr>
                   <w:rFonts w:ascii="Arial" w:cs="Arial" w:eastAsia="Arial" w:hAnsi="Arial"/>
@@ -19918,7 +19918,7 @@
             <w:pPr>
               <w:spacing w:after="20" w:before="0"/>
             </w:pPr>
-            <w:hyperlink w:history="1" r:id="rId7g2n8sar4doao4u1ybkje">
+            <w:hyperlink w:history="1" r:id="rIdbufbunodshkl9pxqcd2-y">
               <w:r>
                 <w:rPr>
                   <w:rFonts w:ascii="Arial" w:cs="Arial" w:eastAsia="Arial" w:hAnsi="Arial"/>
@@ -19951,7 +19951,7 @@
               <w:spacing w:after="10" w:before="0"/>
               <w:ind w:left="120"/>
             </w:pPr>
-            <w:hyperlink w:history="1" r:id="rIdxx7jzwkv6jth-szarozwy">
+            <w:hyperlink w:history="1" r:id="rIdqn7dw62unkhonrzefw6tr">
               <w:r>
                 <w:rPr>
                   <w:rFonts w:ascii="Arial" w:cs="Arial" w:eastAsia="Arial" w:hAnsi="Arial"/>
@@ -19996,7 +19996,7 @@
             <w:pPr>
               <w:spacing w:after="20" w:before="0"/>
             </w:pPr>
-            <w:hyperlink w:history="1" r:id="rId6mzk8awc0ypfyeq8vzxhc">
+            <w:hyperlink w:history="1" r:id="rIdtytyonq0fidc9_6zqd003">
               <w:r>
                 <w:rPr>
                   <w:rFonts w:ascii="Arial" w:cs="Arial" w:eastAsia="Arial" w:hAnsi="Arial"/>
@@ -20029,7 +20029,7 @@
               <w:spacing w:after="10" w:before="0"/>
               <w:ind w:left="120"/>
             </w:pPr>
-            <w:hyperlink w:history="1" r:id="rIdgpxy2tugnlakztuwddvz6">
+            <w:hyperlink w:history="1" r:id="rIdj4hwtfcnfcb883a4vbj88">
               <w:r>
                 <w:rPr>
                   <w:rFonts w:ascii="Arial" w:cs="Arial" w:eastAsia="Arial" w:hAnsi="Arial"/>
@@ -20554,7 +20554,7 @@
         </w:rPr>
         <w:t xml:space="preserve">© 2026 SeaVuria and ARES. Aligned with KICD objectives. Developed by SeaVuria; technical implementation by ARES (with AI assistance from Claude). Licensed under </w:t>
       </w:r>
-      <w:hyperlink w:history="1" r:id="rIdyjfuwwx01h8aqljq4ffxq">
+      <w:hyperlink w:history="1" r:id="rIdbaaj2cz7pbaq_avyd2trz">
         <w:r>
           <w:rPr>
             <w:rFonts w:ascii="Arial" w:cs="Arial" w:eastAsia="Arial" w:hAnsi="Arial"/>
@@ -20575,7 +20575,7 @@
         </w:rPr>
         <w:t xml:space="preserve"> (</w:t>
       </w:r>
-      <w:hyperlink w:history="1" r:id="rIdsoakacrmissaccmtefr-3">
+      <w:hyperlink w:history="1" r:id="rIdhxqkxbsazkpuf2tv7qprp">
         <w:r>
           <w:rPr>
             <w:rFonts w:ascii="Arial" w:cs="Arial" w:eastAsia="Arial" w:hAnsi="Arial"/>
@@ -21615,7 +21615,7 @@
             <w:pPr>
               <w:spacing w:after="20" w:before="0"/>
             </w:pPr>
-            <w:hyperlink w:history="1" r:id="rIdcq3n2rc5qi7woy0sfva6b">
+            <w:hyperlink w:history="1" r:id="rIdn8smpe4cb3oquj25ffion">
               <w:r>
                 <w:rPr>
                   <w:rFonts w:ascii="Arial" w:cs="Arial" w:eastAsia="Arial" w:hAnsi="Arial"/>
@@ -21648,7 +21648,7 @@
               <w:spacing w:after="10" w:before="0"/>
               <w:ind w:left="120"/>
             </w:pPr>
-            <w:hyperlink w:history="1" r:id="rIddf_2wifybvbdlcztfytmy">
+            <w:hyperlink w:history="1" r:id="rId1nkfxrp56vlagkhgjrc-b">
               <w:r>
                 <w:rPr>
                   <w:rFonts w:ascii="Arial" w:cs="Arial" w:eastAsia="Arial" w:hAnsi="Arial"/>
@@ -21693,7 +21693,7 @@
             <w:pPr>
               <w:spacing w:after="20" w:before="0"/>
             </w:pPr>
-            <w:hyperlink w:history="1" r:id="rIduze1ykdsffjgc9sszgvhg">
+            <w:hyperlink w:history="1" r:id="rIdzuhbktvwfww-bh8ikqmft">
               <w:r>
                 <w:rPr>
                   <w:rFonts w:ascii="Arial" w:cs="Arial" w:eastAsia="Arial" w:hAnsi="Arial"/>
@@ -21726,7 +21726,7 @@
               <w:spacing w:after="10" w:before="0"/>
               <w:ind w:left="120"/>
             </w:pPr>
-            <w:hyperlink w:history="1" r:id="rIdj4jfkbotg9urg7mjmjtk6">
+            <w:hyperlink w:history="1" r:id="rIdggoob822k9pgdeowtutu2">
               <w:r>
                 <w:rPr>
                   <w:rFonts w:ascii="Arial" w:cs="Arial" w:eastAsia="Arial" w:hAnsi="Arial"/>
@@ -21926,7 +21926,7 @@
             <w:pPr>
               <w:spacing w:after="20" w:before="0"/>
             </w:pPr>
-            <w:hyperlink w:history="1" r:id="rIdqvn6_fefrbekov9kvftcn">
+            <w:hyperlink w:history="1" r:id="rIdd5sqa95tsa0o8ej1tiy6e">
               <w:r>
                 <w:rPr>
                   <w:rFonts w:ascii="Arial" w:cs="Arial" w:eastAsia="Arial" w:hAnsi="Arial"/>
@@ -21959,7 +21959,7 @@
               <w:spacing w:after="10" w:before="0"/>
               <w:ind w:left="120"/>
             </w:pPr>
-            <w:hyperlink w:history="1" r:id="rId8-npomsqqxjoq6mrqzrzo">
+            <w:hyperlink w:history="1" r:id="rIdao8cp8rtr8vpkv1ejuppo">
               <w:r>
                 <w:rPr>
                   <w:rFonts w:ascii="Arial" w:cs="Arial" w:eastAsia="Arial" w:hAnsi="Arial"/>
@@ -22004,7 +22004,7 @@
             <w:pPr>
               <w:spacing w:after="20" w:before="0"/>
             </w:pPr>
-            <w:hyperlink w:history="1" r:id="rIdvw5zrkxnsctzio5d-f9rm">
+            <w:hyperlink w:history="1" r:id="rIdt5vvhdl0m39_btpcsd_ol">
               <w:r>
                 <w:rPr>
                   <w:rFonts w:ascii="Arial" w:cs="Arial" w:eastAsia="Arial" w:hAnsi="Arial"/>
@@ -22037,7 +22037,7 @@
               <w:spacing w:after="10" w:before="0"/>
               <w:ind w:left="120"/>
             </w:pPr>
-            <w:hyperlink w:history="1" r:id="rIdu1xcw6vwns4pp0kfi8bcx">
+            <w:hyperlink w:history="1" r:id="rIdinmmaadqr14x7ly7whgxv">
               <w:r>
                 <w:rPr>
                   <w:rFonts w:ascii="Arial" w:cs="Arial" w:eastAsia="Arial" w:hAnsi="Arial"/>
@@ -22237,7 +22237,7 @@
             <w:pPr>
               <w:spacing w:after="20" w:before="0"/>
             </w:pPr>
-            <w:hyperlink w:history="1" r:id="rIdw5bdgbcww19ob0m6f_wmf">
+            <w:hyperlink w:history="1" r:id="rIdxwjwmcralolawn9rt4-1y">
               <w:r>
                 <w:rPr>
                   <w:rFonts w:ascii="Arial" w:cs="Arial" w:eastAsia="Arial" w:hAnsi="Arial"/>
@@ -22286,7 +22286,7 @@
               <w:spacing w:after="10" w:before="0"/>
               <w:ind w:left="120"/>
             </w:pPr>
-            <w:hyperlink w:history="1" r:id="rId_6m2so6zeiqjedu2rf1ao">
+            <w:hyperlink w:history="1" r:id="rIdl5as_o-uiaakf2uom29b2">
               <w:r>
                 <w:rPr>
                   <w:rFonts w:ascii="Arial" w:cs="Arial" w:eastAsia="Arial" w:hAnsi="Arial"/>
@@ -22331,7 +22331,7 @@
             <w:pPr>
               <w:spacing w:after="20" w:before="0"/>
             </w:pPr>
-            <w:hyperlink w:history="1" r:id="rId43ae4_zhpwygiewtucckk">
+            <w:hyperlink w:history="1" r:id="rIdiuvvsnmtyz-r02gjiw3it">
               <w:r>
                 <w:rPr>
                   <w:rFonts w:ascii="Arial" w:cs="Arial" w:eastAsia="Arial" w:hAnsi="Arial"/>
@@ -22364,7 +22364,7 @@
               <w:spacing w:after="10" w:before="0"/>
               <w:ind w:left="120"/>
             </w:pPr>
-            <w:hyperlink w:history="1" r:id="rIdfl4iuwjrjlmyf9dyaqumd">
+            <w:hyperlink w:history="1" r:id="rIdme4xvqfi1qbgohhkl40ai">
               <w:r>
                 <w:rPr>
                   <w:rFonts w:ascii="Arial" w:cs="Arial" w:eastAsia="Arial" w:hAnsi="Arial"/>
@@ -22564,7 +22564,7 @@
             <w:pPr>
               <w:spacing w:after="20" w:before="0"/>
             </w:pPr>
-            <w:hyperlink w:history="1" r:id="rId7tm-vajgouxrxmzk9nadd">
+            <w:hyperlink w:history="1" r:id="rIdi58yphsxejtyulxd2zy-l">
               <w:r>
                 <w:rPr>
                   <w:rFonts w:ascii="Arial" w:cs="Arial" w:eastAsia="Arial" w:hAnsi="Arial"/>
@@ -22613,7 +22613,7 @@
               <w:spacing w:after="10" w:before="0"/>
               <w:ind w:left="120"/>
             </w:pPr>
-            <w:hyperlink w:history="1" r:id="rIdvnf6d8xv0y4m5gd-ohl8i">
+            <w:hyperlink w:history="1" r:id="rIddch38oz2r-pehutukvyio">
               <w:r>
                 <w:rPr>
                   <w:rFonts w:ascii="Arial" w:cs="Arial" w:eastAsia="Arial" w:hAnsi="Arial"/>
@@ -22658,7 +22658,7 @@
             <w:pPr>
               <w:spacing w:after="20" w:before="0"/>
             </w:pPr>
-            <w:hyperlink w:history="1" r:id="rIdmlkm7rvb4pu0sgksz-cek">
+            <w:hyperlink w:history="1" r:id="rIdjd_wgcnkoc2dv70-fld5j">
               <w:r>
                 <w:rPr>
                   <w:rFonts w:ascii="Arial" w:cs="Arial" w:eastAsia="Arial" w:hAnsi="Arial"/>
@@ -22691,7 +22691,7 @@
               <w:spacing w:after="10" w:before="0"/>
               <w:ind w:left="120"/>
             </w:pPr>
-            <w:hyperlink w:history="1" r:id="rIdbi47dlzigl7ig0bgmyhgf">
+            <w:hyperlink w:history="1" r:id="rIdatoqtympxwedpphyse6cq">
               <w:r>
                 <w:rPr>
                   <w:rFonts w:ascii="Arial" w:cs="Arial" w:eastAsia="Arial" w:hAnsi="Arial"/>
@@ -22891,7 +22891,7 @@
             <w:pPr>
               <w:spacing w:after="20" w:before="0"/>
             </w:pPr>
-            <w:hyperlink w:history="1" r:id="rId8gfy8vtzsutlc91lbkttf">
+            <w:hyperlink w:history="1" r:id="rIdmjlwridekiqgggfvhwxfe">
               <w:r>
                 <w:rPr>
                   <w:rFonts w:ascii="Arial" w:cs="Arial" w:eastAsia="Arial" w:hAnsi="Arial"/>
@@ -22940,7 +22940,7 @@
               <w:spacing w:after="10" w:before="0"/>
               <w:ind w:left="120"/>
             </w:pPr>
-            <w:hyperlink w:history="1" r:id="rIdgodtpglg_qbfjmwcu_bpn">
+            <w:hyperlink w:history="1" r:id="rIdaqfisyynzik_-s5zbqwxj">
               <w:r>
                 <w:rPr>
                   <w:rFonts w:ascii="Arial" w:cs="Arial" w:eastAsia="Arial" w:hAnsi="Arial"/>
@@ -22985,7 +22985,7 @@
             <w:pPr>
               <w:spacing w:after="20" w:before="0"/>
             </w:pPr>
-            <w:hyperlink w:history="1" r:id="rId1yr5xw88tjfemn5w1ziv-">
+            <w:hyperlink w:history="1" r:id="rIdnpdzgcmvjhdpicneqp8nk">
               <w:r>
                 <w:rPr>
                   <w:rFonts w:ascii="Arial" w:cs="Arial" w:eastAsia="Arial" w:hAnsi="Arial"/>
@@ -23034,7 +23034,7 @@
               <w:spacing w:after="10" w:before="0"/>
               <w:ind w:left="120"/>
             </w:pPr>
-            <w:hyperlink w:history="1" r:id="rId-cuxy0vfrd_-z7il6icyw">
+            <w:hyperlink w:history="1" r:id="rIdvodie7foetil9xemmvjys">
               <w:r>
                 <w:rPr>
                   <w:rFonts w:ascii="Arial" w:cs="Arial" w:eastAsia="Arial" w:hAnsi="Arial"/>
@@ -23559,7 +23559,7 @@
         </w:rPr>
         <w:t xml:space="preserve">© 2026 SeaVuria and ARES. Aligned with KICD objectives. Developed by SeaVuria; technical implementation by ARES (with AI assistance from Claude). Licensed under </w:t>
       </w:r>
-      <w:hyperlink w:history="1" r:id="rIdgsz5qcz1-doejb0gnjdq5">
+      <w:hyperlink w:history="1" r:id="rId0dteukkaqpjx8l7hjcfts">
         <w:r>
           <w:rPr>
             <w:rFonts w:ascii="Arial" w:cs="Arial" w:eastAsia="Arial" w:hAnsi="Arial"/>
@@ -23580,7 +23580,7 @@
         </w:rPr>
         <w:t xml:space="preserve"> (</w:t>
       </w:r>
-      <w:hyperlink w:history="1" r:id="rId5vjbzievqooyveus-xjo3">
+      <w:hyperlink w:history="1" r:id="rIdzuba5qwernkg8h0udjgml">
         <w:r>
           <w:rPr>
             <w:rFonts w:ascii="Arial" w:cs="Arial" w:eastAsia="Arial" w:hAnsi="Arial"/>
@@ -24620,7 +24620,7 @@
             <w:pPr>
               <w:spacing w:after="20" w:before="0"/>
             </w:pPr>
-            <w:hyperlink w:history="1" r:id="rId5e1jobcsaymcyjenflpnd">
+            <w:hyperlink w:history="1" r:id="rIdf2wxzvokdoblssibogta-">
               <w:r>
                 <w:rPr>
                   <w:rFonts w:ascii="Arial" w:cs="Arial" w:eastAsia="Arial" w:hAnsi="Arial"/>
@@ -24653,7 +24653,7 @@
               <w:spacing w:after="10" w:before="0"/>
               <w:ind w:left="120"/>
             </w:pPr>
-            <w:hyperlink w:history="1" r:id="rIdryjnqv3sqnelzrcvu-jcs">
+            <w:hyperlink w:history="1" r:id="rIdi4ik-bh74qi0bgts-jzs4">
               <w:r>
                 <w:rPr>
                   <w:rFonts w:ascii="Arial" w:cs="Arial" w:eastAsia="Arial" w:hAnsi="Arial"/>
@@ -24698,7 +24698,7 @@
             <w:pPr>
               <w:spacing w:after="20" w:before="0"/>
             </w:pPr>
-            <w:hyperlink w:history="1" r:id="rIduypiaskscph-9m9yyianr">
+            <w:hyperlink w:history="1" r:id="rIdnfh9aycxh_3reu1fwisy-">
               <w:r>
                 <w:rPr>
                   <w:rFonts w:ascii="Arial" w:cs="Arial" w:eastAsia="Arial" w:hAnsi="Arial"/>
@@ -24731,7 +24731,7 @@
               <w:spacing w:after="10" w:before="0"/>
               <w:ind w:left="120"/>
             </w:pPr>
-            <w:hyperlink w:history="1" r:id="rId-oz0-l6rlljyu7bkke5wo">
+            <w:hyperlink w:history="1" r:id="rIdt60saiduzuiliyesx3whe">
               <w:r>
                 <w:rPr>
                   <w:rFonts w:ascii="Arial" w:cs="Arial" w:eastAsia="Arial" w:hAnsi="Arial"/>
@@ -24931,7 +24931,7 @@
             <w:pPr>
               <w:spacing w:after="20" w:before="0"/>
             </w:pPr>
-            <w:hyperlink w:history="1" r:id="rId92mnkmquswaqb598e1pjb">
+            <w:hyperlink w:history="1" r:id="rIdaz7l8u8ojxsy7igblg0ha">
               <w:r>
                 <w:rPr>
                   <w:rFonts w:ascii="Arial" w:cs="Arial" w:eastAsia="Arial" w:hAnsi="Arial"/>
@@ -24964,7 +24964,7 @@
               <w:spacing w:after="10" w:before="0"/>
               <w:ind w:left="120"/>
             </w:pPr>
-            <w:hyperlink w:history="1" r:id="rIdaep971jv9b2o-6bqqmmwh">
+            <w:hyperlink w:history="1" r:id="rIdfd_i4yiayjqy2sf3ch76s">
               <w:r>
                 <w:rPr>
                   <w:rFonts w:ascii="Arial" w:cs="Arial" w:eastAsia="Arial" w:hAnsi="Arial"/>
@@ -25009,7 +25009,7 @@
             <w:pPr>
               <w:spacing w:after="20" w:before="0"/>
             </w:pPr>
-            <w:hyperlink w:history="1" r:id="rIdkakmymephvmxnx7ojltsq">
+            <w:hyperlink w:history="1" r:id="rId92qo1jdfbd4j20bomcw85">
               <w:r>
                 <w:rPr>
                   <w:rFonts w:ascii="Arial" w:cs="Arial" w:eastAsia="Arial" w:hAnsi="Arial"/>
@@ -25042,7 +25042,7 @@
               <w:spacing w:after="10" w:before="0"/>
               <w:ind w:left="120"/>
             </w:pPr>
-            <w:hyperlink w:history="1" r:id="rIdztagpxdjpkf-eypy7mo5o">
+            <w:hyperlink w:history="1" r:id="rIdv-uu8lqyopaxuigjatsiv">
               <w:r>
                 <w:rPr>
                   <w:rFonts w:ascii="Arial" w:cs="Arial" w:eastAsia="Arial" w:hAnsi="Arial"/>
@@ -25242,7 +25242,7 @@
             <w:pPr>
               <w:spacing w:after="20" w:before="0"/>
             </w:pPr>
-            <w:hyperlink w:history="1" r:id="rIdiokmqr_7snjq6bww4ku8i">
+            <w:hyperlink w:history="1" r:id="rIdztwalrn7dpog0r6wlblmi">
               <w:r>
                 <w:rPr>
                   <w:rFonts w:ascii="Arial" w:cs="Arial" w:eastAsia="Arial" w:hAnsi="Arial"/>
@@ -25291,7 +25291,7 @@
               <w:spacing w:after="10" w:before="0"/>
               <w:ind w:left="120"/>
             </w:pPr>
-            <w:hyperlink w:history="1" r:id="rIdvlow95bsfrbzpv6lkyxau">
+            <w:hyperlink w:history="1" r:id="rIdzhoi2moilpn3jza_eqkrj">
               <w:r>
                 <w:rPr>
                   <w:rFonts w:ascii="Arial" w:cs="Arial" w:eastAsia="Arial" w:hAnsi="Arial"/>
@@ -25336,7 +25336,7 @@
             <w:pPr>
               <w:spacing w:after="20" w:before="0"/>
             </w:pPr>
-            <w:hyperlink w:history="1" r:id="rIdfafqtcudcrvl1r2ukzzku">
+            <w:hyperlink w:history="1" r:id="rIded7axrfy4ky5a3mnwx6fh">
               <w:r>
                 <w:rPr>
                   <w:rFonts w:ascii="Arial" w:cs="Arial" w:eastAsia="Arial" w:hAnsi="Arial"/>
@@ -25369,7 +25369,7 @@
               <w:spacing w:after="10" w:before="0"/>
               <w:ind w:left="120"/>
             </w:pPr>
-            <w:hyperlink w:history="1" r:id="rIdihh0-cvl3whbrofklagdv">
+            <w:hyperlink w:history="1" r:id="rId5ofwiubak7jnfabwxqogb">
               <w:r>
                 <w:rPr>
                   <w:rFonts w:ascii="Arial" w:cs="Arial" w:eastAsia="Arial" w:hAnsi="Arial"/>
@@ -25569,7 +25569,7 @@
             <w:pPr>
               <w:spacing w:after="20" w:before="0"/>
             </w:pPr>
-            <w:hyperlink w:history="1" r:id="rIdihwt9kfleob9a50oxzv4t">
+            <w:hyperlink w:history="1" r:id="rIdabfgm-zpeu81b7i-tjhrr">
               <w:r>
                 <w:rPr>
                   <w:rFonts w:ascii="Arial" w:cs="Arial" w:eastAsia="Arial" w:hAnsi="Arial"/>
@@ -25618,7 +25618,7 @@
               <w:spacing w:after="10" w:before="0"/>
               <w:ind w:left="120"/>
             </w:pPr>
-            <w:hyperlink w:history="1" r:id="rIdef14aqf5opi9_9s-brmvj">
+            <w:hyperlink w:history="1" r:id="rIdmg1ebzolseo2c6hkiw0v8">
               <w:r>
                 <w:rPr>
                   <w:rFonts w:ascii="Arial" w:cs="Arial" w:eastAsia="Arial" w:hAnsi="Arial"/>
@@ -25663,7 +25663,7 @@
             <w:pPr>
               <w:spacing w:after="20" w:before="0"/>
             </w:pPr>
-            <w:hyperlink w:history="1" r:id="rId5mfgnormxoi0wc_nyogli">
+            <w:hyperlink w:history="1" r:id="rIdiihp6itzbazwqp7qu0sax">
               <w:r>
                 <w:rPr>
                   <w:rFonts w:ascii="Arial" w:cs="Arial" w:eastAsia="Arial" w:hAnsi="Arial"/>
@@ -25696,7 +25696,7 @@
               <w:spacing w:after="10" w:before="0"/>
               <w:ind w:left="120"/>
             </w:pPr>
-            <w:hyperlink w:history="1" r:id="rId8bxfaeuz-uruykhvzypop">
+            <w:hyperlink w:history="1" r:id="rIdf2vxmn4dijl3mjcubcojy">
               <w:r>
                 <w:rPr>
                   <w:rFonts w:ascii="Arial" w:cs="Arial" w:eastAsia="Arial" w:hAnsi="Arial"/>
@@ -25896,7 +25896,7 @@
             <w:pPr>
               <w:spacing w:after="20" w:before="0"/>
             </w:pPr>
-            <w:hyperlink w:history="1" r:id="rIdubvczt8ubwhkjkl9ahqrs">
+            <w:hyperlink w:history="1" r:id="rIdthpabjmttpgvecokjqh3x">
               <w:r>
                 <w:rPr>
                   <w:rFonts w:ascii="Arial" w:cs="Arial" w:eastAsia="Arial" w:hAnsi="Arial"/>
@@ -25945,7 +25945,7 @@
               <w:spacing w:after="10" w:before="0"/>
               <w:ind w:left="120"/>
             </w:pPr>
-            <w:hyperlink w:history="1" r:id="rIdrd9-pi_6ql6s6vth3co2j">
+            <w:hyperlink w:history="1" r:id="rIdsvq9w41eohhithsrqyy1l">
               <w:r>
                 <w:rPr>
                   <w:rFonts w:ascii="Arial" w:cs="Arial" w:eastAsia="Arial" w:hAnsi="Arial"/>
@@ -25990,7 +25990,7 @@
             <w:pPr>
               <w:spacing w:after="20" w:before="0"/>
             </w:pPr>
-            <w:hyperlink w:history="1" r:id="rIdrrrgunp6xowdk68ew__4p">
+            <w:hyperlink w:history="1" r:id="rIdhfzcpup-oti4lawqtgv3m">
               <w:r>
                 <w:rPr>
                   <w:rFonts w:ascii="Arial" w:cs="Arial" w:eastAsia="Arial" w:hAnsi="Arial"/>
@@ -26023,7 +26023,7 @@
               <w:spacing w:after="10" w:before="0"/>
               <w:ind w:left="120"/>
             </w:pPr>
-            <w:hyperlink w:history="1" r:id="rIdbgwltfn72dsyn3d47dncu">
+            <w:hyperlink w:history="1" r:id="rIdv0j20vcv1soh9tomk1jjw">
               <w:r>
                 <w:rPr>
                   <w:rFonts w:ascii="Arial" w:cs="Arial" w:eastAsia="Arial" w:hAnsi="Arial"/>
@@ -26548,7 +26548,7 @@
         </w:rPr>
         <w:t xml:space="preserve">© 2026 SeaVuria and ARES. Aligned with KICD objectives. Developed by SeaVuria; technical implementation by ARES (with AI assistance from Claude). Licensed under </w:t>
       </w:r>
-      <w:hyperlink w:history="1" r:id="rId-znoxn8a6ekeb0rebrcpo">
+      <w:hyperlink w:history="1" r:id="rId0cvarbk7mwkh6ig2ylg3r">
         <w:r>
           <w:rPr>
             <w:rFonts w:ascii="Arial" w:cs="Arial" w:eastAsia="Arial" w:hAnsi="Arial"/>
@@ -26569,7 +26569,7 @@
         </w:rPr>
         <w:t xml:space="preserve"> (</w:t>
       </w:r>
-      <w:hyperlink w:history="1" r:id="rIdpbfwbkgyptkow8p5fygek">
+      <w:hyperlink w:history="1" r:id="rIdzsjb2elstvif6z1gknjxt">
         <w:r>
           <w:rPr>
             <w:rFonts w:ascii="Arial" w:cs="Arial" w:eastAsia="Arial" w:hAnsi="Arial"/>
@@ -27609,7 +27609,7 @@
             <w:pPr>
               <w:spacing w:after="20" w:before="0"/>
             </w:pPr>
-            <w:hyperlink w:history="1" r:id="rIdyxokibtrohadq70bwywk7">
+            <w:hyperlink w:history="1" r:id="rIdmjhuezogjlisjbcxctcuy">
               <w:r>
                 <w:rPr>
                   <w:rFonts w:ascii="Arial" w:cs="Arial" w:eastAsia="Arial" w:hAnsi="Arial"/>
@@ -27642,7 +27642,7 @@
               <w:spacing w:after="10" w:before="0"/>
               <w:ind w:left="120"/>
             </w:pPr>
-            <w:hyperlink w:history="1" r:id="rId1_hjz8opu3dxbuniqk88q">
+            <w:hyperlink w:history="1" r:id="rId_k-q8cgwhcd0vsk3hxjmd">
               <w:r>
                 <w:rPr>
                   <w:rFonts w:ascii="Arial" w:cs="Arial" w:eastAsia="Arial" w:hAnsi="Arial"/>
@@ -27704,7 +27704,7 @@
               <w:spacing w:after="10" w:before="0"/>
               <w:ind w:left="120"/>
             </w:pPr>
-            <w:hyperlink w:history="1" r:id="rIdq9b8wsl35psyl3h0d-yyp">
+            <w:hyperlink w:history="1" r:id="rId6ppfrqly5zpaxypakiblz">
               <w:r>
                 <w:rPr>
                   <w:rFonts w:ascii="Arial" w:cs="Arial" w:eastAsia="Arial" w:hAnsi="Arial"/>
@@ -27919,7 +27919,7 @@
             <w:pPr>
               <w:spacing w:after="20" w:before="0"/>
             </w:pPr>
-            <w:hyperlink w:history="1" r:id="rIdmmgl80xjlijmhd6lwmwra">
+            <w:hyperlink w:history="1" r:id="rIdtvlvkl9eaj96is9opafxs">
               <w:r>
                 <w:rPr>
                   <w:rFonts w:ascii="Arial" w:cs="Arial" w:eastAsia="Arial" w:hAnsi="Arial"/>
@@ -27952,7 +27952,7 @@
               <w:spacing w:after="10" w:before="0"/>
               <w:ind w:left="120"/>
             </w:pPr>
-            <w:hyperlink w:history="1" r:id="rIdn5gyx2ceqqwznlssrs5u2">
+            <w:hyperlink w:history="1" r:id="rId3rwoq3xkl3qg8cjlobutz">
               <w:r>
                 <w:rPr>
                   <w:rFonts w:ascii="Arial" w:cs="Arial" w:eastAsia="Arial" w:hAnsi="Arial"/>
@@ -28014,7 +28014,7 @@
               <w:spacing w:after="10" w:before="0"/>
               <w:ind w:left="120"/>
             </w:pPr>
-            <w:hyperlink w:history="1" r:id="rId4znbhqwm1kpy67tbmqxgo">
+            <w:hyperlink w:history="1" r:id="rIdsdhoyd1jgdooqimrx3-ke">
               <w:r>
                 <w:rPr>
                   <w:rFonts w:ascii="Arial" w:cs="Arial" w:eastAsia="Arial" w:hAnsi="Arial"/>
@@ -28229,7 +28229,7 @@
             <w:pPr>
               <w:spacing w:after="20" w:before="0"/>
             </w:pPr>
-            <w:hyperlink w:history="1" r:id="rIdw-exjt7_7gumkwaxnkawv">
+            <w:hyperlink w:history="1" r:id="rIds_sixmjgivtea4-5imrhd">
               <w:r>
                 <w:rPr>
                   <w:rFonts w:ascii="Arial" w:cs="Arial" w:eastAsia="Arial" w:hAnsi="Arial"/>
@@ -28278,7 +28278,7 @@
               <w:spacing w:after="10" w:before="0"/>
               <w:ind w:left="120"/>
             </w:pPr>
-            <w:hyperlink w:history="1" r:id="rIdo4cdmr8gri_9e7fqo7vlt">
+            <w:hyperlink w:history="1" r:id="rIdwo2ilr_cmedaxjjye6mqn">
               <w:r>
                 <w:rPr>
                   <w:rFonts w:ascii="Arial" w:cs="Arial" w:eastAsia="Arial" w:hAnsi="Arial"/>
@@ -28340,7 +28340,7 @@
               <w:spacing w:after="10" w:before="0"/>
               <w:ind w:left="120"/>
             </w:pPr>
-            <w:hyperlink w:history="1" r:id="rIdusqikfzrebg9vii62sxxz">
+            <w:hyperlink w:history="1" r:id="rIdbueihzf9kshagurqxqqet">
               <w:r>
                 <w:rPr>
                   <w:rFonts w:ascii="Arial" w:cs="Arial" w:eastAsia="Arial" w:hAnsi="Arial"/>
@@ -28555,7 +28555,7 @@
             <w:pPr>
               <w:spacing w:after="20" w:before="0"/>
             </w:pPr>
-            <w:hyperlink w:history="1" r:id="rIdsb1bs_omsio-8tkdffpta">
+            <w:hyperlink w:history="1" r:id="rId69ma4dqi8bdecloicsrkw">
               <w:r>
                 <w:rPr>
                   <w:rFonts w:ascii="Arial" w:cs="Arial" w:eastAsia="Arial" w:hAnsi="Arial"/>
@@ -28604,7 +28604,7 @@
               <w:spacing w:after="10" w:before="0"/>
               <w:ind w:left="120"/>
             </w:pPr>
-            <w:hyperlink w:history="1" r:id="rIdv7cdbkxw0ir8gejujfrpw">
+            <w:hyperlink w:history="1" r:id="rIdhhdojviiubrdzsjtvkt08">
               <w:r>
                 <w:rPr>
                   <w:rFonts w:ascii="Arial" w:cs="Arial" w:eastAsia="Arial" w:hAnsi="Arial"/>
@@ -28666,7 +28666,7 @@
               <w:spacing w:after="10" w:before="0"/>
               <w:ind w:left="120"/>
             </w:pPr>
-            <w:hyperlink w:history="1" r:id="rIdaspxj9q1dwmhuvnzes33q">
+            <w:hyperlink w:history="1" r:id="rIdwlp-xo6uyiv4jlmnabhco">
               <w:r>
                 <w:rPr>
                   <w:rFonts w:ascii="Arial" w:cs="Arial" w:eastAsia="Arial" w:hAnsi="Arial"/>
@@ -28881,7 +28881,7 @@
             <w:pPr>
               <w:spacing w:after="20" w:before="0"/>
             </w:pPr>
-            <w:hyperlink w:history="1" r:id="rId8jibinpafbayvkvf92qxu">
+            <w:hyperlink w:history="1" r:id="rIdtfexyd5dpx1mzeyhvciof">
               <w:r>
                 <w:rPr>
                   <w:rFonts w:ascii="Arial" w:cs="Arial" w:eastAsia="Arial" w:hAnsi="Arial"/>
@@ -28930,7 +28930,7 @@
               <w:spacing w:after="10" w:before="0"/>
               <w:ind w:left="120"/>
             </w:pPr>
-            <w:hyperlink w:history="1" r:id="rIdvz154u0r7mrwkebydyyks">
+            <w:hyperlink w:history="1" r:id="rId7zs7rj3m-vi2zg3antwwd">
               <w:r>
                 <w:rPr>
                   <w:rFonts w:ascii="Arial" w:cs="Arial" w:eastAsia="Arial" w:hAnsi="Arial"/>
@@ -28992,7 +28992,7 @@
               <w:spacing w:after="10" w:before="0"/>
               <w:ind w:left="120"/>
             </w:pPr>
-            <w:hyperlink w:history="1" r:id="rIdudtfv6-a-safd7yruv57c">
+            <w:hyperlink w:history="1" r:id="rIdvdngeu9txvi3cmw6hjwbb">
               <w:r>
                 <w:rPr>
                   <w:rFonts w:ascii="Arial" w:cs="Arial" w:eastAsia="Arial" w:hAnsi="Arial"/>
@@ -29532,7 +29532,7 @@
         </w:rPr>
         <w:t xml:space="preserve">© 2026 SeaVuria and ARES. Aligned with KICD objectives. Developed by SeaVuria; technical implementation by ARES (with AI assistance from Claude). Licensed under </w:t>
       </w:r>
-      <w:hyperlink w:history="1" r:id="rIdlam5tggmomxpepae6da89">
+      <w:hyperlink w:history="1" r:id="rIdjimsrixev9xutkq6ue9sm">
         <w:r>
           <w:rPr>
             <w:rFonts w:ascii="Arial" w:cs="Arial" w:eastAsia="Arial" w:hAnsi="Arial"/>
@@ -29553,7 +29553,7 @@
         </w:rPr>
         <w:t xml:space="preserve"> (</w:t>
       </w:r>
-      <w:hyperlink w:history="1" r:id="rIdauww92ysxac-lbopmw_u5">
+      <w:hyperlink w:history="1" r:id="rIddubwiib1ecxnhjyduaaoj">
         <w:r>
           <w:rPr>
             <w:rFonts w:ascii="Arial" w:cs="Arial" w:eastAsia="Arial" w:hAnsi="Arial"/>
@@ -30593,7 +30593,7 @@
             <w:pPr>
               <w:spacing w:after="20" w:before="0"/>
             </w:pPr>
-            <w:hyperlink w:history="1" r:id="rIdbzwrm9cq8b9oqqoyd1inm">
+            <w:hyperlink w:history="1" r:id="rIdeburzhwtv2uwpq2swqlkk">
               <w:r>
                 <w:rPr>
                   <w:rFonts w:ascii="Arial" w:cs="Arial" w:eastAsia="Arial" w:hAnsi="Arial"/>
@@ -30626,7 +30626,7 @@
               <w:spacing w:after="10" w:before="0"/>
               <w:ind w:left="120"/>
             </w:pPr>
-            <w:hyperlink w:history="1" r:id="rIdppwcxczn8lufnkhqvgnkl">
+            <w:hyperlink w:history="1" r:id="rIdnzmhdvdzhvgvtbffxpqkn">
               <w:r>
                 <w:rPr>
                   <w:rFonts w:ascii="Arial" w:cs="Arial" w:eastAsia="Arial" w:hAnsi="Arial"/>
@@ -30671,7 +30671,7 @@
             <w:pPr>
               <w:spacing w:after="20" w:before="0"/>
             </w:pPr>
-            <w:hyperlink w:history="1" r:id="rIdp4awqlav7kjchckbpfytk">
+            <w:hyperlink w:history="1" r:id="rIdtv_3pmllie-pv8onebrjw">
               <w:r>
                 <w:rPr>
                   <w:rFonts w:ascii="Arial" w:cs="Arial" w:eastAsia="Arial" w:hAnsi="Arial"/>
@@ -30704,7 +30704,7 @@
               <w:spacing w:after="10" w:before="0"/>
               <w:ind w:left="120"/>
             </w:pPr>
-            <w:hyperlink w:history="1" r:id="rIdslvyoxf91agmtuinj8jtf">
+            <w:hyperlink w:history="1" r:id="rIdgzw4x3vtabxpuutl9rhwk">
               <w:r>
                 <w:rPr>
                   <w:rFonts w:ascii="Arial" w:cs="Arial" w:eastAsia="Arial" w:hAnsi="Arial"/>
@@ -30904,7 +30904,7 @@
             <w:pPr>
               <w:spacing w:after="20" w:before="0"/>
             </w:pPr>
-            <w:hyperlink w:history="1" r:id="rIdn0z5z9gek4p14ob2e7zqj">
+            <w:hyperlink w:history="1" r:id="rIdwjauytldg6oauh8nvhsrh">
               <w:r>
                 <w:rPr>
                   <w:rFonts w:ascii="Arial" w:cs="Arial" w:eastAsia="Arial" w:hAnsi="Arial"/>
@@ -30937,7 +30937,7 @@
               <w:spacing w:after="10" w:before="0"/>
               <w:ind w:left="120"/>
             </w:pPr>
-            <w:hyperlink w:history="1" r:id="rId_df5qw7sdjefaqebyzyn3">
+            <w:hyperlink w:history="1" r:id="rIdnyhwlktllfvfcipmzfasj">
               <w:r>
                 <w:rPr>
                   <w:rFonts w:ascii="Arial" w:cs="Arial" w:eastAsia="Arial" w:hAnsi="Arial"/>
@@ -30982,7 +30982,7 @@
             <w:pPr>
               <w:spacing w:after="20" w:before="0"/>
             </w:pPr>
-            <w:hyperlink w:history="1" r:id="rId8x9vyzgo-he4ir34ubu6t">
+            <w:hyperlink w:history="1" r:id="rIdv1v4j1xjygyslcxwrj5wc">
               <w:r>
                 <w:rPr>
                   <w:rFonts w:ascii="Arial" w:cs="Arial" w:eastAsia="Arial" w:hAnsi="Arial"/>
@@ -31015,7 +31015,7 @@
               <w:spacing w:after="10" w:before="0"/>
               <w:ind w:left="120"/>
             </w:pPr>
-            <w:hyperlink w:history="1" r:id="rId0jzjq80wm29grhyfjm370">
+            <w:hyperlink w:history="1" r:id="rId2pcmwlpx_whqofa4fxdnt">
               <w:r>
                 <w:rPr>
                   <w:rFonts w:ascii="Arial" w:cs="Arial" w:eastAsia="Arial" w:hAnsi="Arial"/>
@@ -31215,7 +31215,7 @@
             <w:pPr>
               <w:spacing w:after="20" w:before="0"/>
             </w:pPr>
-            <w:hyperlink w:history="1" r:id="rIdhbqiov4dl6sdy_n4qgoct">
+            <w:hyperlink w:history="1" r:id="rIdzwjli-7_2ldny3yi06u99">
               <w:r>
                 <w:rPr>
                   <w:rFonts w:ascii="Arial" w:cs="Arial" w:eastAsia="Arial" w:hAnsi="Arial"/>
@@ -31248,7 +31248,7 @@
               <w:spacing w:after="10" w:before="0"/>
               <w:ind w:left="120"/>
             </w:pPr>
-            <w:hyperlink w:history="1" r:id="rIdlnizcw8sbvpcyhy4ldavc">
+            <w:hyperlink w:history="1" r:id="rIdaapcwrh2xsmjk6nyc6ijk">
               <w:r>
                 <w:rPr>
                   <w:rFonts w:ascii="Arial" w:cs="Arial" w:eastAsia="Arial" w:hAnsi="Arial"/>
@@ -31293,7 +31293,7 @@
             <w:pPr>
               <w:spacing w:after="20" w:before="0"/>
             </w:pPr>
-            <w:hyperlink w:history="1" r:id="rIdtsihxfts4g0cp9y9vt4dl">
+            <w:hyperlink w:history="1" r:id="rIdhexffwasmpttnnas2r45l">
               <w:r>
                 <w:rPr>
                   <w:rFonts w:ascii="Arial" w:cs="Arial" w:eastAsia="Arial" w:hAnsi="Arial"/>
@@ -31326,7 +31326,7 @@
               <w:spacing w:after="10" w:before="0"/>
               <w:ind w:left="120"/>
             </w:pPr>
-            <w:hyperlink w:history="1" r:id="rIdfdt7hpoz-xgz4ish4a6tl">
+            <w:hyperlink w:history="1" r:id="rIdukwuc9o8merc2-8zexhlf">
               <w:r>
                 <w:rPr>
                   <w:rFonts w:ascii="Arial" w:cs="Arial" w:eastAsia="Arial" w:hAnsi="Arial"/>
@@ -31526,7 +31526,7 @@
             <w:pPr>
               <w:spacing w:after="20" w:before="0"/>
             </w:pPr>
-            <w:hyperlink w:history="1" r:id="rId0qmd1zwuwkkyummadqao4">
+            <w:hyperlink w:history="1" r:id="rIdfeojs0qwcv_wwptghdpja">
               <w:r>
                 <w:rPr>
                   <w:rFonts w:ascii="Arial" w:cs="Arial" w:eastAsia="Arial" w:hAnsi="Arial"/>
@@ -31559,7 +31559,7 @@
               <w:spacing w:after="10" w:before="0"/>
               <w:ind w:left="120"/>
             </w:pPr>
-            <w:hyperlink w:history="1" r:id="rIdvqqgavjz1oprqubjei3fg">
+            <w:hyperlink w:history="1" r:id="rIdgcfyxwv3la3o8_lliocxv">
               <w:r>
                 <w:rPr>
                   <w:rFonts w:ascii="Arial" w:cs="Arial" w:eastAsia="Arial" w:hAnsi="Arial"/>
@@ -31604,7 +31604,7 @@
             <w:pPr>
               <w:spacing w:after="20" w:before="0"/>
             </w:pPr>
-            <w:hyperlink w:history="1" r:id="rIduzdhzryrmndun4j6lw-ti">
+            <w:hyperlink w:history="1" r:id="rIdpywvyacxzv6mdzdbsrbbw">
               <w:r>
                 <w:rPr>
                   <w:rFonts w:ascii="Arial" w:cs="Arial" w:eastAsia="Arial" w:hAnsi="Arial"/>
@@ -31637,7 +31637,7 @@
               <w:spacing w:after="10" w:before="0"/>
               <w:ind w:left="120"/>
             </w:pPr>
-            <w:hyperlink w:history="1" r:id="rIdoaamfll8lqqdb5y6gcazj">
+            <w:hyperlink w:history="1" r:id="rIdwr7qq1xgj17qcynd4tll2">
               <w:r>
                 <w:rPr>
                   <w:rFonts w:ascii="Arial" w:cs="Arial" w:eastAsia="Arial" w:hAnsi="Arial"/>
@@ -31837,7 +31837,7 @@
             <w:pPr>
               <w:spacing w:after="20" w:before="0"/>
             </w:pPr>
-            <w:hyperlink w:history="1" r:id="rIddy0omcuwo0wwdyzhhcj9e">
+            <w:hyperlink w:history="1" r:id="rIdugsf6fk090gq_rvrfdlcc">
               <w:r>
                 <w:rPr>
                   <w:rFonts w:ascii="Arial" w:cs="Arial" w:eastAsia="Arial" w:hAnsi="Arial"/>
@@ -31886,7 +31886,7 @@
               <w:spacing w:after="10" w:before="0"/>
               <w:ind w:left="120"/>
             </w:pPr>
-            <w:hyperlink w:history="1" r:id="rIdb1vxoj__qk2jacajptdxi">
+            <w:hyperlink w:history="1" r:id="rIdpidpvzdehpzhl5094wyqr">
               <w:r>
                 <w:rPr>
                   <w:rFonts w:ascii="Arial" w:cs="Arial" w:eastAsia="Arial" w:hAnsi="Arial"/>
@@ -31931,7 +31931,7 @@
             <w:pPr>
               <w:spacing w:after="20" w:before="0"/>
             </w:pPr>
-            <w:hyperlink w:history="1" r:id="rId5cajcpoiyyrteqhr0aoqy">
+            <w:hyperlink w:history="1" r:id="rIdjzvul1wbendgwnhg7vl-q">
               <w:r>
                 <w:rPr>
                   <w:rFonts w:ascii="Arial" w:cs="Arial" w:eastAsia="Arial" w:hAnsi="Arial"/>
@@ -31980,7 +31980,7 @@
               <w:spacing w:after="10" w:before="0"/>
               <w:ind w:left="120"/>
             </w:pPr>
-            <w:hyperlink w:history="1" r:id="rIdye81gcq2k9zu80kr4itc8">
+            <w:hyperlink w:history="1" r:id="rIdga24xsva42whoozjmsy5y">
               <w:r>
                 <w:rPr>
                   <w:rFonts w:ascii="Arial" w:cs="Arial" w:eastAsia="Arial" w:hAnsi="Arial"/>
@@ -32505,7 +32505,7 @@
         </w:rPr>
         <w:t xml:space="preserve">© 2026 SeaVuria and ARES. Aligned with KICD objectives. Developed by SeaVuria; technical implementation by ARES (with AI assistance from Claude). Licensed under </w:t>
       </w:r>
-      <w:hyperlink w:history="1" r:id="rIdvyjdojashyno2ph7v15xd">
+      <w:hyperlink w:history="1" r:id="rIdso29twoqmsiu9tibmf5bd">
         <w:r>
           <w:rPr>
             <w:rFonts w:ascii="Arial" w:cs="Arial" w:eastAsia="Arial" w:hAnsi="Arial"/>
@@ -32526,7 +32526,7 @@
         </w:rPr>
         <w:t xml:space="preserve"> (</w:t>
       </w:r>
-      <w:hyperlink w:history="1" r:id="rIdsgyc4zzrc9_jyu6bpljof">
+      <w:hyperlink w:history="1" r:id="rIdurkbs_dhndylnshthoat4">
         <w:r>
           <w:rPr>
             <w:rFonts w:ascii="Arial" w:cs="Arial" w:eastAsia="Arial" w:hAnsi="Arial"/>
@@ -33566,7 +33566,7 @@
             <w:pPr>
               <w:spacing w:after="20" w:before="0"/>
             </w:pPr>
-            <w:hyperlink w:history="1" r:id="rIdytjnfdlctkbq9rgslztz8">
+            <w:hyperlink w:history="1" r:id="rIdrsqnn1wzktxq5l7hfkv6q">
               <w:r>
                 <w:rPr>
                   <w:rFonts w:ascii="Arial" w:cs="Arial" w:eastAsia="Arial" w:hAnsi="Arial"/>
@@ -33599,7 +33599,7 @@
               <w:spacing w:after="10" w:before="0"/>
               <w:ind w:left="120"/>
             </w:pPr>
-            <w:hyperlink w:history="1" r:id="rIdvqfe0zdar8yufqtpmytu3">
+            <w:hyperlink w:history="1" r:id="rId5x1t824nf18stcklmsd6u">
               <w:r>
                 <w:rPr>
                   <w:rFonts w:ascii="Arial" w:cs="Arial" w:eastAsia="Arial" w:hAnsi="Arial"/>
@@ -33644,7 +33644,7 @@
             <w:pPr>
               <w:spacing w:after="20" w:before="0"/>
             </w:pPr>
-            <w:hyperlink w:history="1" r:id="rIdieybgjr1gf7aecqy-wsez">
+            <w:hyperlink w:history="1" r:id="rIdlcsfylyxtcaeujuqwocfo">
               <w:r>
                 <w:rPr>
                   <w:rFonts w:ascii="Arial" w:cs="Arial" w:eastAsia="Arial" w:hAnsi="Arial"/>
@@ -33677,7 +33677,7 @@
               <w:spacing w:after="10" w:before="0"/>
               <w:ind w:left="120"/>
             </w:pPr>
-            <w:hyperlink w:history="1" r:id="rIdodexydvnyqbt8xv26d3fx">
+            <w:hyperlink w:history="1" r:id="rIdv4typdcmievauxvb_ftv7">
               <w:r>
                 <w:rPr>
                   <w:rFonts w:ascii="Arial" w:cs="Arial" w:eastAsia="Arial" w:hAnsi="Arial"/>
@@ -33877,7 +33877,7 @@
             <w:pPr>
               <w:spacing w:after="20" w:before="0"/>
             </w:pPr>
-            <w:hyperlink w:history="1" r:id="rIdghjp_xdo7kr_5bqovdr4v">
+            <w:hyperlink w:history="1" r:id="rId1ymnev0dchqxuopie3-lo">
               <w:r>
                 <w:rPr>
                   <w:rFonts w:ascii="Arial" w:cs="Arial" w:eastAsia="Arial" w:hAnsi="Arial"/>
@@ -33910,7 +33910,7 @@
               <w:spacing w:after="10" w:before="0"/>
               <w:ind w:left="120"/>
             </w:pPr>
-            <w:hyperlink w:history="1" r:id="rIdvsyzqy7hq6zjhsuzgputm">
+            <w:hyperlink w:history="1" r:id="rIdeuvoij7zz4ja0v1evmdmq">
               <w:r>
                 <w:rPr>
                   <w:rFonts w:ascii="Arial" w:cs="Arial" w:eastAsia="Arial" w:hAnsi="Arial"/>
@@ -33955,7 +33955,7 @@
             <w:pPr>
               <w:spacing w:after="20" w:before="0"/>
             </w:pPr>
-            <w:hyperlink w:history="1" r:id="rIdcraju5nml9gluj9hokjcj">
+            <w:hyperlink w:history="1" r:id="rIddygyxk-l8r4dd4ndiqq8v">
               <w:r>
                 <w:rPr>
                   <w:rFonts w:ascii="Arial" w:cs="Arial" w:eastAsia="Arial" w:hAnsi="Arial"/>
@@ -33988,7 +33988,7 @@
               <w:spacing w:after="10" w:before="0"/>
               <w:ind w:left="120"/>
             </w:pPr>
-            <w:hyperlink w:history="1" r:id="rIds2iaxnzajm8iiytc05zr0">
+            <w:hyperlink w:history="1" r:id="rIdkhee3pae9_r1erlp-dyif">
               <w:r>
                 <w:rPr>
                   <w:rFonts w:ascii="Arial" w:cs="Arial" w:eastAsia="Arial" w:hAnsi="Arial"/>
@@ -34188,7 +34188,7 @@
             <w:pPr>
               <w:spacing w:after="20" w:before="0"/>
             </w:pPr>
-            <w:hyperlink w:history="1" r:id="rIdodt-xhnpv4ak78ghsgaxa">
+            <w:hyperlink w:history="1" r:id="rIdtu53hwophoru4ecuou6fu">
               <w:r>
                 <w:rPr>
                   <w:rFonts w:ascii="Arial" w:cs="Arial" w:eastAsia="Arial" w:hAnsi="Arial"/>
@@ -34221,7 +34221,7 @@
               <w:spacing w:after="10" w:before="0"/>
               <w:ind w:left="120"/>
             </w:pPr>
-            <w:hyperlink w:history="1" r:id="rIdyssutws79ixa5jdm4cuo7">
+            <w:hyperlink w:history="1" r:id="rIdni1cyvc4kpuurkhgwje1t">
               <w:r>
                 <w:rPr>
                   <w:rFonts w:ascii="Arial" w:cs="Arial" w:eastAsia="Arial" w:hAnsi="Arial"/>
@@ -34266,7 +34266,7 @@
             <w:pPr>
               <w:spacing w:after="20" w:before="0"/>
             </w:pPr>
-            <w:hyperlink w:history="1" r:id="rIdv4yyjwsoko-4sushde7pp">
+            <w:hyperlink w:history="1" r:id="rIdkiv00bdozmbwagzj3lpo-">
               <w:r>
                 <w:rPr>
                   <w:rFonts w:ascii="Arial" w:cs="Arial" w:eastAsia="Arial" w:hAnsi="Arial"/>
@@ -34299,7 +34299,7 @@
               <w:spacing w:after="10" w:before="0"/>
               <w:ind w:left="120"/>
             </w:pPr>
-            <w:hyperlink w:history="1" r:id="rIdeky8wdfmwflnb1m4lbrsi">
+            <w:hyperlink w:history="1" r:id="rIdnlshxmzaqbbfnajkv99wv">
               <w:r>
                 <w:rPr>
                   <w:rFonts w:ascii="Arial" w:cs="Arial" w:eastAsia="Arial" w:hAnsi="Arial"/>
@@ -34499,7 +34499,7 @@
             <w:pPr>
               <w:spacing w:after="20" w:before="0"/>
             </w:pPr>
-            <w:hyperlink w:history="1" r:id="rIdxf62nvxdi6k_yr3kq11oe">
+            <w:hyperlink w:history="1" r:id="rIdkye8ixrnlvltunqrrr5p4">
               <w:r>
                 <w:rPr>
                   <w:rFonts w:ascii="Arial" w:cs="Arial" w:eastAsia="Arial" w:hAnsi="Arial"/>
@@ -34532,7 +34532,7 @@
               <w:spacing w:after="10" w:before="0"/>
               <w:ind w:left="120"/>
             </w:pPr>
-            <w:hyperlink w:history="1" r:id="rIdwtkoh-i5ix9qndzjhivkl">
+            <w:hyperlink w:history="1" r:id="rIdjc3zxttspxhulopovcsnl">
               <w:r>
                 <w:rPr>
                   <w:rFonts w:ascii="Arial" w:cs="Arial" w:eastAsia="Arial" w:hAnsi="Arial"/>
@@ -34577,7 +34577,7 @@
             <w:pPr>
               <w:spacing w:after="20" w:before="0"/>
             </w:pPr>
-            <w:hyperlink w:history="1" r:id="rIdmzypkkknpb3klsg0g7sr6">
+            <w:hyperlink w:history="1" r:id="rIdce7mpju3iskxxoqeuakkg">
               <w:r>
                 <w:rPr>
                   <w:rFonts w:ascii="Arial" w:cs="Arial" w:eastAsia="Arial" w:hAnsi="Arial"/>
@@ -34610,7 +34610,7 @@
               <w:spacing w:after="10" w:before="0"/>
               <w:ind w:left="120"/>
             </w:pPr>
-            <w:hyperlink w:history="1" r:id="rIds3er-31gmgprfcqjosxfg">
+            <w:hyperlink w:history="1" r:id="rIdrhtbhidykfi5pkwdnnrix">
               <w:r>
                 <w:rPr>
                   <w:rFonts w:ascii="Arial" w:cs="Arial" w:eastAsia="Arial" w:hAnsi="Arial"/>
@@ -34810,7 +34810,7 @@
             <w:pPr>
               <w:spacing w:after="20" w:before="0"/>
             </w:pPr>
-            <w:hyperlink w:history="1" r:id="rIdwcnyorsxm9yogcbdv1l4i">
+            <w:hyperlink w:history="1" r:id="rIdziimng341bw_glzdglosy">
               <w:r>
                 <w:rPr>
                   <w:rFonts w:ascii="Arial" w:cs="Arial" w:eastAsia="Arial" w:hAnsi="Arial"/>
@@ -34859,7 +34859,7 @@
               <w:spacing w:after="10" w:before="0"/>
               <w:ind w:left="120"/>
             </w:pPr>
-            <w:hyperlink w:history="1" r:id="rIdfvr4r86_qvxygvmklkh1f">
+            <w:hyperlink w:history="1" r:id="rId1zp38hqnbwfwqsngog83r">
               <w:r>
                 <w:rPr>
                   <w:rFonts w:ascii="Arial" w:cs="Arial" w:eastAsia="Arial" w:hAnsi="Arial"/>
@@ -34904,7 +34904,7 @@
             <w:pPr>
               <w:spacing w:after="20" w:before="0"/>
             </w:pPr>
-            <w:hyperlink w:history="1" r:id="rIdkblrwengfdkpri7jynan8">
+            <w:hyperlink w:history="1" r:id="rIdlqj9o6n-jr0ucepb3vebf">
               <w:r>
                 <w:rPr>
                   <w:rFonts w:ascii="Arial" w:cs="Arial" w:eastAsia="Arial" w:hAnsi="Arial"/>
@@ -34937,7 +34937,7 @@
               <w:spacing w:after="10" w:before="0"/>
               <w:ind w:left="120"/>
             </w:pPr>
-            <w:hyperlink w:history="1" r:id="rId6bxum_ugk-yktilmsxvpi">
+            <w:hyperlink w:history="1" r:id="rIdosd3w--t2qo2fgpiilgzy">
               <w:r>
                 <w:rPr>
                   <w:rFonts w:ascii="Arial" w:cs="Arial" w:eastAsia="Arial" w:hAnsi="Arial"/>
@@ -35462,7 +35462,7 @@
         </w:rPr>
         <w:t xml:space="preserve">© 2026 SeaVuria and ARES. Aligned with KICD objectives. Developed by SeaVuria; technical implementation by ARES (with AI assistance from Claude). Licensed under </w:t>
       </w:r>
-      <w:hyperlink w:history="1" r:id="rIdqnainet6jfq6lpczx3v2x">
+      <w:hyperlink w:history="1" r:id="rIdxtkoukxz7wqkrf8zw0bnz">
         <w:r>
           <w:rPr>
             <w:rFonts w:ascii="Arial" w:cs="Arial" w:eastAsia="Arial" w:hAnsi="Arial"/>
@@ -35483,7 +35483,7 @@
         </w:rPr>
         <w:t xml:space="preserve"> (</w:t>
       </w:r>
-      <w:hyperlink w:history="1" r:id="rIdtrajbixgdaglv_tzbqzjy">
+      <w:hyperlink w:history="1" r:id="rId2y9dcefp9co1y0qxvorao">
         <w:r>
           <w:rPr>
             <w:rFonts w:ascii="Arial" w:cs="Arial" w:eastAsia="Arial" w:hAnsi="Arial"/>
@@ -36523,7 +36523,7 @@
             <w:pPr>
               <w:spacing w:after="20" w:before="0"/>
             </w:pPr>
-            <w:hyperlink w:history="1" r:id="rIdgxeuzngdlwscvx0bniraq">
+            <w:hyperlink w:history="1" r:id="rIdfvbn6cgqbqpgj3zund-cu">
               <w:r>
                 <w:rPr>
                   <w:rFonts w:ascii="Arial" w:cs="Arial" w:eastAsia="Arial" w:hAnsi="Arial"/>
@@ -36572,7 +36572,7 @@
               <w:spacing w:after="10" w:before="0"/>
               <w:ind w:left="120"/>
             </w:pPr>
-            <w:hyperlink w:history="1" r:id="rId7y5avfwfclxlicyat3gld">
+            <w:hyperlink w:history="1" r:id="rIdrtkv1k_s5kqodcduxbizs">
               <w:r>
                 <w:rPr>
                   <w:rFonts w:ascii="Arial" w:cs="Arial" w:eastAsia="Arial" w:hAnsi="Arial"/>
@@ -36617,7 +36617,7 @@
             <w:pPr>
               <w:spacing w:after="20" w:before="0"/>
             </w:pPr>
-            <w:hyperlink w:history="1" r:id="rIdsbilfpoxmikyqkqbqwl5b">
+            <w:hyperlink w:history="1" r:id="rIdtvup7gztuqxa8mrqtqtle">
               <w:r>
                 <w:rPr>
                   <w:rFonts w:ascii="Arial" w:cs="Arial" w:eastAsia="Arial" w:hAnsi="Arial"/>
@@ -36666,7 +36666,7 @@
               <w:spacing w:after="10" w:before="0"/>
               <w:ind w:left="120"/>
             </w:pPr>
-            <w:hyperlink w:history="1" r:id="rIdnnlnyt8wrhmp4muhp6d-u">
+            <w:hyperlink w:history="1" r:id="rIdv63awg6gdy7aqzfpkgj7-">
               <w:r>
                 <w:rPr>
                   <w:rFonts w:ascii="Arial" w:cs="Arial" w:eastAsia="Arial" w:hAnsi="Arial"/>
@@ -36866,7 +36866,7 @@
             <w:pPr>
               <w:spacing w:after="20" w:before="0"/>
             </w:pPr>
-            <w:hyperlink w:history="1" r:id="rIdltucufllbihw4q0myfsiv">
+            <w:hyperlink w:history="1" r:id="rId_z6tyvylerkyl6uzgyk0_">
               <w:r>
                 <w:rPr>
                   <w:rFonts w:ascii="Arial" w:cs="Arial" w:eastAsia="Arial" w:hAnsi="Arial"/>
@@ -36915,7 +36915,7 @@
               <w:spacing w:after="10" w:before="0"/>
               <w:ind w:left="120"/>
             </w:pPr>
-            <w:hyperlink w:history="1" r:id="rIdvc3wztlpe0ybl5_kwebtu">
+            <w:hyperlink w:history="1" r:id="rIdmjo3rc-lh538kb1wzqgcu">
               <w:r>
                 <w:rPr>
                   <w:rFonts w:ascii="Arial" w:cs="Arial" w:eastAsia="Arial" w:hAnsi="Arial"/>
@@ -36960,7 +36960,7 @@
             <w:pPr>
               <w:spacing w:after="20" w:before="0"/>
             </w:pPr>
-            <w:hyperlink w:history="1" r:id="rIdjn_oo_l3esaks82z24qjl">
+            <w:hyperlink w:history="1" r:id="rId8j_k5yxmjylmllif6m3wr">
               <w:r>
                 <w:rPr>
                   <w:rFonts w:ascii="Arial" w:cs="Arial" w:eastAsia="Arial" w:hAnsi="Arial"/>
@@ -37009,7 +37009,7 @@
               <w:spacing w:after="10" w:before="0"/>
               <w:ind w:left="120"/>
             </w:pPr>
-            <w:hyperlink w:history="1" r:id="rId_kj1nxjprjxlqcxyc1sxf">
+            <w:hyperlink w:history="1" r:id="rId3knfjzilrkawrfpk5_pir">
               <w:r>
                 <w:rPr>
                   <w:rFonts w:ascii="Arial" w:cs="Arial" w:eastAsia="Arial" w:hAnsi="Arial"/>
@@ -37209,7 +37209,7 @@
             <w:pPr>
               <w:spacing w:after="20" w:before="0"/>
             </w:pPr>
-            <w:hyperlink w:history="1" r:id="rIdvp2jmcgt9z7ohcu5mkti9">
+            <w:hyperlink w:history="1" r:id="rIdxzfrhjmuhzfirbrbpnfax">
               <w:r>
                 <w:rPr>
                   <w:rFonts w:ascii="Arial" w:cs="Arial" w:eastAsia="Arial" w:hAnsi="Arial"/>
@@ -37258,7 +37258,7 @@
               <w:spacing w:after="10" w:before="0"/>
               <w:ind w:left="120"/>
             </w:pPr>
-            <w:hyperlink w:history="1" r:id="rId2lxph11xuqyddgq0-xe9n">
+            <w:hyperlink w:history="1" r:id="rIdjhegefw9htxarqtdjf1bd">
               <w:r>
                 <w:rPr>
                   <w:rFonts w:ascii="Arial" w:cs="Arial" w:eastAsia="Arial" w:hAnsi="Arial"/>
@@ -37303,7 +37303,7 @@
             <w:pPr>
               <w:spacing w:after="20" w:before="0"/>
             </w:pPr>
-            <w:hyperlink w:history="1" r:id="rIdbm_zav9mruteojshl71jn">
+            <w:hyperlink w:history="1" r:id="rIdqivvbi6ukklujh38nzyc6">
               <w:r>
                 <w:rPr>
                   <w:rFonts w:ascii="Arial" w:cs="Arial" w:eastAsia="Arial" w:hAnsi="Arial"/>
@@ -37352,7 +37352,7 @@
               <w:spacing w:after="10" w:before="0"/>
               <w:ind w:left="120"/>
             </w:pPr>
-            <w:hyperlink w:history="1" r:id="rIdyjph1dbgvuvuyicbo5ti4">
+            <w:hyperlink w:history="1" r:id="rIdr00tsyz9jwaneu5evtw7i">
               <w:r>
                 <w:rPr>
                   <w:rFonts w:ascii="Arial" w:cs="Arial" w:eastAsia="Arial" w:hAnsi="Arial"/>
@@ -37552,7 +37552,7 @@
             <w:pPr>
               <w:spacing w:after="20" w:before="0"/>
             </w:pPr>
-            <w:hyperlink w:history="1" r:id="rIdolorab4ddcfisgc10waub">
+            <w:hyperlink w:history="1" r:id="rIdk6x1csoh0pe471oyw_pnk">
               <w:r>
                 <w:rPr>
                   <w:rFonts w:ascii="Arial" w:cs="Arial" w:eastAsia="Arial" w:hAnsi="Arial"/>
@@ -37601,7 +37601,7 @@
               <w:spacing w:after="10" w:before="0"/>
               <w:ind w:left="120"/>
             </w:pPr>
-            <w:hyperlink w:history="1" r:id="rIdazequfdom77fw8meoqtwj">
+            <w:hyperlink w:history="1" r:id="rId6kom1dmk7gctkc0sixscn">
               <w:r>
                 <w:rPr>
                   <w:rFonts w:ascii="Arial" w:cs="Arial" w:eastAsia="Arial" w:hAnsi="Arial"/>
@@ -37646,7 +37646,7 @@
             <w:pPr>
               <w:spacing w:after="20" w:before="0"/>
             </w:pPr>
-            <w:hyperlink w:history="1" r:id="rIdv4s0szda4zr3v0ep7lw0z">
+            <w:hyperlink w:history="1" r:id="rIduskpwrcp4idb5ietxrjhm">
               <w:r>
                 <w:rPr>
                   <w:rFonts w:ascii="Arial" w:cs="Arial" w:eastAsia="Arial" w:hAnsi="Arial"/>
@@ -37695,7 +37695,7 @@
               <w:spacing w:after="10" w:before="0"/>
               <w:ind w:left="120"/>
             </w:pPr>
-            <w:hyperlink w:history="1" r:id="rIdqcmg5myfslm4r_4nb1f0_">
+            <w:hyperlink w:history="1" r:id="rId0gzzl9_nwphsinueipmf1">
               <w:r>
                 <w:rPr>
                   <w:rFonts w:ascii="Arial" w:cs="Arial" w:eastAsia="Arial" w:hAnsi="Arial"/>
@@ -37895,7 +37895,7 @@
             <w:pPr>
               <w:spacing w:after="20" w:before="0"/>
             </w:pPr>
-            <w:hyperlink w:history="1" r:id="rIdutvr-mbqt3m4czqooj3hl">
+            <w:hyperlink w:history="1" r:id="rIdnzeefu36ao9sacv0arih6">
               <w:r>
                 <w:rPr>
                   <w:rFonts w:ascii="Arial" w:cs="Arial" w:eastAsia="Arial" w:hAnsi="Arial"/>
@@ -37944,7 +37944,7 @@
               <w:spacing w:after="10" w:before="0"/>
               <w:ind w:left="120"/>
             </w:pPr>
-            <w:hyperlink w:history="1" r:id="rIdmwlxcma_yxoqcj_pgyhm-">
+            <w:hyperlink w:history="1" r:id="rIdoryo5lj-97f0c10_mmbaj">
               <w:r>
                 <w:rPr>
                   <w:rFonts w:ascii="Arial" w:cs="Arial" w:eastAsia="Arial" w:hAnsi="Arial"/>
@@ -37989,7 +37989,7 @@
             <w:pPr>
               <w:spacing w:after="20" w:before="0"/>
             </w:pPr>
-            <w:hyperlink w:history="1" r:id="rIdgjxhezmnegqhpz0k8jrms">
+            <w:hyperlink w:history="1" r:id="rIdolpihnuop_vfql-lni2kl">
               <w:r>
                 <w:rPr>
                   <w:rFonts w:ascii="Arial" w:cs="Arial" w:eastAsia="Arial" w:hAnsi="Arial"/>
@@ -38038,7 +38038,7 @@
               <w:spacing w:after="10" w:before="0"/>
               <w:ind w:left="120"/>
             </w:pPr>
-            <w:hyperlink w:history="1" r:id="rIdwbezwo4oi7dyq2oxhtzw9">
+            <w:hyperlink w:history="1" r:id="rIdlndvo-8go80be82teefwm">
               <w:r>
                 <w:rPr>
                   <w:rFonts w:ascii="Arial" w:cs="Arial" w:eastAsia="Arial" w:hAnsi="Arial"/>
@@ -38563,7 +38563,7 @@
         </w:rPr>
         <w:t xml:space="preserve">© 2026 SeaVuria and ARES. Aligned with KICD objectives. Developed by SeaVuria; technical implementation by ARES (with AI assistance from Claude). Licensed under </w:t>
       </w:r>
-      <w:hyperlink w:history="1" r:id="rIdauyvavlo0f-vwzcosqipa">
+      <w:hyperlink w:history="1" r:id="rIdo8ny-lobhauzztpqadhmz">
         <w:r>
           <w:rPr>
             <w:rFonts w:ascii="Arial" w:cs="Arial" w:eastAsia="Arial" w:hAnsi="Arial"/>
@@ -38584,7 +38584,7 @@
         </w:rPr>
         <w:t xml:space="preserve"> (</w:t>
       </w:r>
-      <w:hyperlink w:history="1" r:id="rIdyh6w-xhbwrdmyg1q7t9q-">
+      <w:hyperlink w:history="1" r:id="rIdyvbsf-hnbwzukak_-m6rl">
         <w:r>
           <w:rPr>
             <w:rFonts w:ascii="Arial" w:cs="Arial" w:eastAsia="Arial" w:hAnsi="Arial"/>
